--- a/src/Layers/W1/BaseApp/Sales/Reports/SalespersonCommissionBody.docx
+++ b/src/Layers/W1/BaseApp/Sales/Reports/SalespersonCommissionBody.docx
@@ -1,14 +1,2463 @@
 
 <file path=word/document.xml><?xml version="1.0" encoding="utf-8"?>
-<w:document xmlns:wpc="http://schemas.microsoft.com/office/word/2010/wordprocessingCanvas" xmlns:mc="http://schemas.openxmlformats.org/markup-compatibility/2006" xmlns:o="urn:schemas-microsoft-com:office:office" xmlns:r="http://schemas.openxmlformats.org/officeDocument/2006/relationships" xmlns:m="http://schemas.openxmlformats.org/officeDocument/2006/math" xmlns:v="urn:schemas-microsoft-com:vml" xmlns:wp14="http://schemas.microsoft.com/office/word/2010/wordprocessingDrawing" xmlns:wp="http://schemas.openxmlformats.org/drawingml/2006/wordprocessingDrawing" xmlns:w10="urn:schemas-microsoft-com:office:word" xmlns:w="http://schemas.openxmlformats.org/wordprocessingml/2006/main" xmlns:w14="http://schemas.microsoft.com/office/word/2010/wordml" xmlns:w15="http://schemas.microsoft.com/office/word/2012/wordml" xmlns:wpg="http://schemas.microsoft.com/office/word/2010/wordprocessingGroup" xmlns:wpi="http://schemas.microsoft.com/office/word/2010/wordprocessingInk" xmlns:wne="http://schemas.microsoft.com/office/word/2006/wordml" xmlns:wps="http://schemas.microsoft.com/office/word/2010/wordprocessingShape" mc:Ignorable="w14 w15 wp14">
+<w:document xmlns:wpc="http://schemas.microsoft.com/office/word/2010/wordprocessingCanvas" xmlns:cx="http://schemas.microsoft.com/office/drawing/2014/chartex" xmlns:cx1="http://schemas.microsoft.com/office/drawing/2015/9/8/chartex" xmlns:cx2="http://schemas.microsoft.com/office/drawing/2015/10/21/chartex" xmlns:cx3="http://schemas.microsoft.com/office/drawing/2016/5/9/chartex" xmlns:cx4="http://schemas.microsoft.com/office/drawing/2016/5/10/chartex" xmlns:cx5="http://schemas.microsoft.com/office/drawing/2016/5/11/chartex" xmlns:cx6="http://schemas.microsoft.com/office/drawing/2016/5/12/chartex" xmlns:cx7="http://schemas.microsoft.com/office/drawing/2016/5/13/chartex" xmlns:cx8="http://schemas.microsoft.com/office/drawing/2016/5/14/chartex" xmlns:mc="http://schemas.openxmlformats.org/markup-compatibility/2006" xmlns:aink="http://schemas.microsoft.com/office/drawing/2016/ink" xmlns:am3d="http://schemas.microsoft.com/office/drawing/2017/model3d" xmlns:o="urn:schemas-microsoft-com:office:office" xmlns:oel="http://schemas.microsoft.com/office/2019/extlst" xmlns:r="http://schemas.openxmlformats.org/officeDocument/2006/relationships" xmlns:m="http://schemas.openxmlformats.org/officeDocument/2006/math" xmlns:v="urn:schemas-microsoft-com:vml" xmlns:wp14="http://schemas.microsoft.com/office/word/2010/wordprocessingDrawing" xmlns:wp="http://schemas.openxmlformats.org/drawingml/2006/wordprocessingDrawing" xmlns:w10="urn:schemas-microsoft-com:office:word" xmlns:w="http://schemas.openxmlformats.org/wordprocessingml/2006/main" xmlns:w14="http://schemas.microsoft.com/office/word/2010/wordml" xmlns:w15="http://schemas.microsoft.com/office/word/2012/wordml" xmlns:w16cex="http://schemas.microsoft.com/office/word/2018/wordml/cex" xmlns:w16cid="http://schemas.microsoft.com/office/word/2016/wordml/cid" xmlns:w16="http://schemas.microsoft.com/office/word/2018/wordml" xmlns:w16du="http://schemas.microsoft.com/office/word/2023/wordml/word16du" xmlns:w16sdtdh="http://schemas.microsoft.com/office/word/2020/wordml/sdtdatahash" xmlns:w16sdtfl="http://schemas.microsoft.com/office/word/2024/wordml/sdtformatlock" xmlns:w16se="http://schemas.microsoft.com/office/word/2015/wordml/symex" xmlns:wpg="http://schemas.microsoft.com/office/word/2010/wordprocessingGroup" xmlns:wpi="http://schemas.microsoft.com/office/word/2010/wordprocessingInk" xmlns:wne="http://schemas.microsoft.com/office/word/2006/wordml" xmlns:wps="http://schemas.microsoft.com/office/word/2010/wordprocessingShape" mc:Ignorable="w14 w15 w16se w16cid w16 w16cex w16sdtdh w16sdtfl w16du wp14">
   <w:body>
+    <w:tbl>
+      <w:tblPr>
+        <w:tblStyle w:val="PlainTable1"/>
+        <w:tblW w:w="15422" w:type="dxa"/>
+        <w:tblBorders>
+          <w:top w:val="none" w:color="auto" w:sz="0" w:space="0"/>
+          <w:left w:val="none" w:color="auto" w:sz="0" w:space="0"/>
+          <w:bottom w:val="none" w:color="auto" w:sz="0" w:space="0"/>
+          <w:right w:val="none" w:color="auto" w:sz="0" w:space="0"/>
+          <w:insideH w:val="none" w:color="auto" w:sz="0" w:space="0"/>
+          <w:insideV w:val="none" w:color="auto" w:sz="0" w:space="0"/>
+        </w:tblBorders>
+        <w:tblLayout w:type="fixed"/>
+        <w:tblLook w:val="04A0" w:firstRow="1" w:lastRow="0" w:firstColumn="1" w:lastColumn="0" w:noHBand="0" w:noVBand="1"/>
+      </w:tblPr>
+      <w:tblGrid>
+        <w:gridCol w:w="1252"/>
+        <w:gridCol w:w="1808"/>
+        <w:gridCol w:w="1710"/>
+        <w:gridCol w:w="1483"/>
+        <w:gridCol w:w="1458"/>
+        <w:gridCol w:w="1458"/>
+        <w:gridCol w:w="2085"/>
+        <w:gridCol w:w="2083"/>
+        <w:gridCol w:w="2085"/>
+      </w:tblGrid>
+      <w:tr>
+        <w:trPr>
+          <w:cnfStyle w:val="100000000000" w:firstRow="1" w:lastRow="0" w:firstColumn="0" w:lastColumn="0" w:oddVBand="0" w:evenVBand="0" w:oddHBand="0" w:evenHBand="0" w:firstRowFirstColumn="0" w:firstRowLastColumn="0" w:lastRowFirstColumn="0" w:lastRowLastColumn="0"/>
+          <w:trHeight w:val="490"/>
+          <w:tblHeader/>
+        </w:trPr>
+        <w:tc>
+          <w:tcPr>
+            <w:cnfStyle w:val="001000000000" w:firstRow="0" w:lastRow="0" w:firstColumn="1" w:lastColumn="0" w:oddVBand="0" w:evenVBand="0" w:oddHBand="0" w:evenHBand="0" w:firstRowFirstColumn="0" w:firstRowLastColumn="0" w:lastRowFirstColumn="0" w:lastRowLastColumn="0"/>
+            <w:tcW w:w="1252" w:type="dxa"/>
+            <w:tcBorders>
+              <w:bottom w:val="single" w:color="auto" w:sz="4" w:space="0"/>
+            </w:tcBorders>
+          </w:tcPr>
+          <w:sdt>
+            <w:sdtPr>
+              <w:rPr>
+                <w:rFonts w:ascii="Segoe UI Semibold" w:hAnsi="Segoe UI Semibold" w:cs="Segoe UI Semibold"/>
+                <w:sz w:val="22"/>
+                <w:szCs w:val="22"/>
+              </w:rPr>
+              <w:alias w:val="#Nav: /Labels/PostingDateLabel"/>
+              <w:tag w:val="#Nav: Salesperson_Commission/115"/>
+              <w:id w:val="303831789"/>
+              <w:placeholder>
+                <w:docPart w:val="536DCC6143E040A4A4E6F268AE35F587"/>
+              </w:placeholder>
+              <w:dataBinding w:prefixMappings="xmlns:ns0='urn:microsoft-dynamics-nav/reports/Salesperson_Commission/115/'" w:xpath="/ns0:NavWordReportXmlPart[1]/ns0:Labels[1]/ns0:PostingDateLabel[1]" w:storeItemID="{79D6D75F-D29A-40D3-A819-B215617F17D6}"/>
+              <w:text/>
+            </w:sdtPr>
+            <w:sdtContent>
+              <w:p>
+                <w:pPr>
+                  <w:pStyle w:val="Heading2"/>
+                  <w:spacing w:before="160" w:after="80"/>
+                  <w:rPr>
+                    <w:rFonts w:ascii="Segoe UI Semibold" w:hAnsi="Segoe UI Semibold" w:cs="Segoe UI Semibold"/>
+                    <w:b w:val="0"/>
+                    <w:bCs w:val="0"/>
+                    <w:sz w:val="22"/>
+                    <w:szCs w:val="22"/>
+                  </w:rPr>
+                </w:pPr>
+                <w:proofErr w:type="spellStart"/>
+                <w:r>
+                  <w:rPr>
+                    <w:rFonts w:ascii="Segoe UI Semibold" w:hAnsi="Segoe UI Semibold" w:cs="Segoe UI Semibold"/>
+                    <w:b w:val="0"/>
+                    <w:bCs w:val="0"/>
+                    <w:sz w:val="22"/>
+                    <w:szCs w:val="22"/>
+                  </w:rPr>
+                  <w:t>PostingDateLabel</w:t>
+                </w:r>
+                <w:proofErr w:type="spellEnd"/>
+              </w:p>
+            </w:sdtContent>
+          </w:sdt>
+        </w:tc>
+        <w:sdt>
+          <w:sdtPr>
+            <w:rPr>
+              <w:rFonts w:ascii="Segoe UI Semibold" w:hAnsi="Segoe UI Semibold" w:cs="Segoe UI Semibold"/>
+              <w:sz w:val="22"/>
+              <w:szCs w:val="22"/>
+            </w:rPr>
+            <w:alias w:val="#Nav: /Labels/DocumentNoLabel"/>
+            <w:tag w:val="#Nav: Salesperson_Commission/115"/>
+            <w:id w:val="-2026703501"/>
+            <w:placeholder>
+              <w:docPart w:val="536DCC6143E040A4A4E6F268AE35F587"/>
+            </w:placeholder>
+            <w:dataBinding w:prefixMappings="xmlns:ns0='urn:microsoft-dynamics-nav/reports/Salesperson_Commission/115/'" w:xpath="/ns0:NavWordReportXmlPart[1]/ns0:Labels[1]/ns0:DocumentNoLabel[1]" w:storeItemID="{79D6D75F-D29A-40D3-A819-B215617F17D6}"/>
+            <w:text/>
+          </w:sdtPr>
+          <w:sdtContent>
+            <w:tc>
+              <w:tcPr>
+                <w:tcW w:w="1808" w:type="dxa"/>
+                <w:tcBorders>
+                  <w:bottom w:val="single" w:color="auto" w:sz="4" w:space="0"/>
+                </w:tcBorders>
+              </w:tcPr>
+              <w:p>
+                <w:pPr>
+                  <w:pStyle w:val="Heading2"/>
+                  <w:spacing w:before="160" w:after="80"/>
+                  <w:cnfStyle w:val="100000000000" w:firstRow="1" w:lastRow="0" w:firstColumn="0" w:lastColumn="0" w:oddVBand="0" w:evenVBand="0" w:oddHBand="0" w:evenHBand="0" w:firstRowFirstColumn="0" w:firstRowLastColumn="0" w:lastRowFirstColumn="0" w:lastRowLastColumn="0"/>
+                  <w:rPr>
+                    <w:rFonts w:ascii="Segoe UI Semibold" w:hAnsi="Segoe UI Semibold" w:cs="Segoe UI Semibold"/>
+                    <w:b w:val="0"/>
+                    <w:bCs w:val="0"/>
+                    <w:sz w:val="22"/>
+                    <w:szCs w:val="22"/>
+                  </w:rPr>
+                </w:pPr>
+                <w:proofErr w:type="spellStart"/>
+                <w:r>
+                  <w:rPr>
+                    <w:rFonts w:ascii="Segoe UI Semibold" w:hAnsi="Segoe UI Semibold" w:cs="Segoe UI Semibold"/>
+                    <w:b w:val="0"/>
+                    <w:bCs w:val="0"/>
+                    <w:sz w:val="22"/>
+                    <w:szCs w:val="22"/>
+                  </w:rPr>
+                  <w:t>DocumentNoLabel</w:t>
+                </w:r>
+                <w:proofErr w:type="spellEnd"/>
+              </w:p>
+            </w:tc>
+          </w:sdtContent>
+        </w:sdt>
+        <w:sdt>
+          <w:sdtPr>
+            <w:rPr>
+              <w:rFonts w:ascii="Segoe UI Semibold" w:hAnsi="Segoe UI Semibold" w:cs="Segoe UI Semibold"/>
+              <w:sz w:val="22"/>
+              <w:szCs w:val="22"/>
+            </w:rPr>
+            <w:alias w:val="#Nav: /Labels/CustomerNoLabel"/>
+            <w:tag w:val="#Nav: Salesperson_Commission/115"/>
+            <w:id w:val="101691727"/>
+            <w:placeholder>
+              <w:docPart w:val="536DCC6143E040A4A4E6F268AE35F587"/>
+            </w:placeholder>
+            <w:dataBinding w:prefixMappings="xmlns:ns0='urn:microsoft-dynamics-nav/reports/Salesperson_Commission/115/'" w:xpath="/ns0:NavWordReportXmlPart[1]/ns0:Labels[1]/ns0:CustomerNoLabel[1]" w:storeItemID="{79D6D75F-D29A-40D3-A819-B215617F17D6}"/>
+            <w:text/>
+          </w:sdtPr>
+          <w:sdtContent>
+            <w:tc>
+              <w:tcPr>
+                <w:tcW w:w="1710" w:type="dxa"/>
+                <w:tcBorders>
+                  <w:bottom w:val="single" w:color="auto" w:sz="4" w:space="0"/>
+                </w:tcBorders>
+              </w:tcPr>
+              <w:p>
+                <w:pPr>
+                  <w:pStyle w:val="Heading2"/>
+                  <w:spacing w:before="160" w:after="80"/>
+                  <w:cnfStyle w:val="100000000000" w:firstRow="1" w:lastRow="0" w:firstColumn="0" w:lastColumn="0" w:oddVBand="0" w:evenVBand="0" w:oddHBand="0" w:evenHBand="0" w:firstRowFirstColumn="0" w:firstRowLastColumn="0" w:lastRowFirstColumn="0" w:lastRowLastColumn="0"/>
+                  <w:rPr>
+                    <w:rFonts w:ascii="Segoe UI Semibold" w:hAnsi="Segoe UI Semibold" w:cs="Segoe UI Semibold"/>
+                    <w:b w:val="0"/>
+                    <w:bCs w:val="0"/>
+                    <w:sz w:val="22"/>
+                    <w:szCs w:val="22"/>
+                  </w:rPr>
+                </w:pPr>
+                <w:proofErr w:type="spellStart"/>
+                <w:r>
+                  <w:rPr>
+                    <w:rFonts w:ascii="Segoe UI Semibold" w:hAnsi="Segoe UI Semibold" w:cs="Segoe UI Semibold"/>
+                    <w:b w:val="0"/>
+                    <w:bCs w:val="0"/>
+                    <w:sz w:val="22"/>
+                    <w:szCs w:val="22"/>
+                  </w:rPr>
+                  <w:t>CustomerNoLabel</w:t>
+                </w:r>
+                <w:proofErr w:type="spellEnd"/>
+              </w:p>
+            </w:tc>
+          </w:sdtContent>
+        </w:sdt>
+        <w:sdt>
+          <w:sdtPr>
+            <w:rPr>
+              <w:rFonts w:ascii="Segoe UI Semibold" w:hAnsi="Segoe UI Semibold" w:cs="Segoe UI Semibold"/>
+              <w:sz w:val="22"/>
+              <w:szCs w:val="22"/>
+            </w:rPr>
+            <w:alias w:val="#Nav: /Labels/SalesLabel"/>
+            <w:tag w:val="#Nav: Salesperson_Commission/115"/>
+            <w:id w:val="451670437"/>
+            <w:placeholder>
+              <w:docPart w:val="536DCC6143E040A4A4E6F268AE35F587"/>
+            </w:placeholder>
+            <w:dataBinding w:prefixMappings="xmlns:ns0='urn:microsoft-dynamics-nav/reports/Salesperson_Commission/115/'" w:xpath="/ns0:NavWordReportXmlPart[1]/ns0:Labels[1]/ns0:SalesLabel[1]" w:storeItemID="{79D6D75F-D29A-40D3-A819-B215617F17D6}"/>
+            <w:text/>
+          </w:sdtPr>
+          <w:sdtContent>
+            <w:tc>
+              <w:tcPr>
+                <w:tcW w:w="1483" w:type="dxa"/>
+                <w:tcBorders>
+                  <w:bottom w:val="single" w:color="auto" w:sz="4" w:space="0"/>
+                </w:tcBorders>
+              </w:tcPr>
+              <w:p>
+                <w:pPr>
+                  <w:pStyle w:val="Heading2"/>
+                  <w:spacing w:before="160" w:after="80"/>
+                  <w:jc w:val="right"/>
+                  <w:cnfStyle w:val="100000000000" w:firstRow="1" w:lastRow="0" w:firstColumn="0" w:lastColumn="0" w:oddVBand="0" w:evenVBand="0" w:oddHBand="0" w:evenHBand="0" w:firstRowFirstColumn="0" w:firstRowLastColumn="0" w:lastRowFirstColumn="0" w:lastRowLastColumn="0"/>
+                  <w:rPr>
+                    <w:rFonts w:ascii="Segoe UI Semibold" w:hAnsi="Segoe UI Semibold" w:cs="Segoe UI Semibold"/>
+                    <w:b w:val="0"/>
+                    <w:bCs w:val="0"/>
+                    <w:sz w:val="22"/>
+                    <w:szCs w:val="22"/>
+                  </w:rPr>
+                </w:pPr>
+                <w:proofErr w:type="spellStart"/>
+                <w:r>
+                  <w:rPr>
+                    <w:rFonts w:ascii="Segoe UI Semibold" w:hAnsi="Segoe UI Semibold" w:cs="Segoe UI Semibold"/>
+                    <w:b w:val="0"/>
+                    <w:bCs w:val="0"/>
+                    <w:sz w:val="22"/>
+                    <w:szCs w:val="22"/>
+                  </w:rPr>
+                  <w:t>SalesLabel</w:t>
+                </w:r>
+                <w:proofErr w:type="spellEnd"/>
+              </w:p>
+            </w:tc>
+          </w:sdtContent>
+        </w:sdt>
+        <w:sdt>
+          <w:sdtPr>
+            <w:rPr>
+              <w:rFonts w:ascii="Segoe UI Semibold" w:hAnsi="Segoe UI Semibold" w:cs="Segoe UI Semibold"/>
+              <w:sz w:val="22"/>
+              <w:szCs w:val="22"/>
+            </w:rPr>
+            <w:alias w:val="#Nav: /Labels/ProfitLabel"/>
+            <w:tag w:val="#Nav: Salesperson_Commission/115"/>
+            <w:id w:val="-1885702458"/>
+            <w:placeholder>
+              <w:docPart w:val="536DCC6143E040A4A4E6F268AE35F587"/>
+            </w:placeholder>
+            <w:dataBinding w:prefixMappings="xmlns:ns0='urn:microsoft-dynamics-nav/reports/Salesperson_Commission/115/'" w:xpath="/ns0:NavWordReportXmlPart[1]/ns0:Labels[1]/ns0:ProfitLabel[1]" w:storeItemID="{79D6D75F-D29A-40D3-A819-B215617F17D6}"/>
+            <w:text/>
+          </w:sdtPr>
+          <w:sdtContent>
+            <w:tc>
+              <w:tcPr>
+                <w:tcW w:w="1458" w:type="dxa"/>
+                <w:tcBorders>
+                  <w:bottom w:val="single" w:color="auto" w:sz="4" w:space="0"/>
+                </w:tcBorders>
+              </w:tcPr>
+              <w:p>
+                <w:pPr>
+                  <w:pStyle w:val="Heading2"/>
+                  <w:spacing w:before="160" w:after="80"/>
+                  <w:jc w:val="right"/>
+                  <w:cnfStyle w:val="100000000000" w:firstRow="1" w:lastRow="0" w:firstColumn="0" w:lastColumn="0" w:oddVBand="0" w:evenVBand="0" w:oddHBand="0" w:evenHBand="0" w:firstRowFirstColumn="0" w:firstRowLastColumn="0" w:lastRowFirstColumn="0" w:lastRowLastColumn="0"/>
+                  <w:rPr>
+                    <w:rFonts w:ascii="Segoe UI Semibold" w:hAnsi="Segoe UI Semibold" w:cs="Segoe UI Semibold"/>
+                    <w:b w:val="0"/>
+                    <w:bCs w:val="0"/>
+                    <w:sz w:val="22"/>
+                    <w:szCs w:val="22"/>
+                  </w:rPr>
+                </w:pPr>
+                <w:proofErr w:type="spellStart"/>
+                <w:r>
+                  <w:rPr>
+                    <w:rFonts w:ascii="Segoe UI Semibold" w:hAnsi="Segoe UI Semibold" w:cs="Segoe UI Semibold"/>
+                    <w:b w:val="0"/>
+                    <w:bCs w:val="0"/>
+                    <w:sz w:val="22"/>
+                    <w:szCs w:val="22"/>
+                  </w:rPr>
+                  <w:t>ProfitLabel</w:t>
+                </w:r>
+                <w:proofErr w:type="spellEnd"/>
+              </w:p>
+            </w:tc>
+          </w:sdtContent>
+        </w:sdt>
+        <w:sdt>
+          <w:sdtPr>
+            <w:rPr>
+              <w:rFonts w:ascii="Segoe UI Semibold" w:hAnsi="Segoe UI Semibold" w:cs="Segoe UI Semibold"/>
+              <w:sz w:val="22"/>
+              <w:szCs w:val="22"/>
+            </w:rPr>
+            <w:alias w:val="#Nav: /Labels/AdjustedProfitLabel"/>
+            <w:tag w:val="#Nav: Salesperson_Commission/115"/>
+            <w:id w:val="-941377493"/>
+            <w:placeholder>
+              <w:docPart w:val="536DCC6143E040A4A4E6F268AE35F587"/>
+            </w:placeholder>
+            <w:dataBinding w:prefixMappings="xmlns:ns0='urn:microsoft-dynamics-nav/reports/Salesperson_Commission/115/'" w:xpath="/ns0:NavWordReportXmlPart[1]/ns0:Labels[1]/ns0:AdjustedProfitLabel[1]" w:storeItemID="{79D6D75F-D29A-40D3-A819-B215617F17D6}"/>
+            <w:text/>
+          </w:sdtPr>
+          <w:sdtContent>
+            <w:tc>
+              <w:tcPr>
+                <w:tcW w:w="1458" w:type="dxa"/>
+                <w:tcBorders>
+                  <w:bottom w:val="single" w:color="auto" w:sz="4" w:space="0"/>
+                </w:tcBorders>
+              </w:tcPr>
+              <w:p>
+                <w:pPr>
+                  <w:pStyle w:val="Heading2"/>
+                  <w:spacing w:before="160" w:after="80"/>
+                  <w:jc w:val="right"/>
+                  <w:cnfStyle w:val="100000000000" w:firstRow="1" w:lastRow="0" w:firstColumn="0" w:lastColumn="0" w:oddVBand="0" w:evenVBand="0" w:oddHBand="0" w:evenHBand="0" w:firstRowFirstColumn="0" w:firstRowLastColumn="0" w:lastRowFirstColumn="0" w:lastRowLastColumn="0"/>
+                  <w:rPr>
+                    <w:rFonts w:ascii="Segoe UI Semibold" w:hAnsi="Segoe UI Semibold" w:cs="Segoe UI Semibold"/>
+                    <w:b w:val="0"/>
+                    <w:bCs w:val="0"/>
+                    <w:sz w:val="22"/>
+                    <w:szCs w:val="22"/>
+                  </w:rPr>
+                </w:pPr>
+                <w:proofErr w:type="spellStart"/>
+                <w:r>
+                  <w:rPr>
+                    <w:rFonts w:ascii="Segoe UI Semibold" w:hAnsi="Segoe UI Semibold" w:cs="Segoe UI Semibold"/>
+                    <w:b w:val="0"/>
+                    <w:bCs w:val="0"/>
+                    <w:sz w:val="22"/>
+                    <w:szCs w:val="22"/>
+                  </w:rPr>
+                  <w:t>AdjustedProfitLabel</w:t>
+                </w:r>
+                <w:proofErr w:type="spellEnd"/>
+              </w:p>
+            </w:tc>
+          </w:sdtContent>
+        </w:sdt>
+        <w:sdt>
+          <w:sdtPr>
+            <w:rPr>
+              <w:rFonts w:ascii="Segoe UI Semibold" w:hAnsi="Segoe UI Semibold" w:cs="Segoe UI Semibold"/>
+              <w:sz w:val="22"/>
+              <w:szCs w:val="22"/>
+            </w:rPr>
+            <w:alias w:val="#Nav: /Labels/SalesCommissionLabel"/>
+            <w:tag w:val="#Nav: Salesperson_Commission/115"/>
+            <w:id w:val="-481777198"/>
+            <w:placeholder>
+              <w:docPart w:val="DefaultPlaceholder_-1854013440"/>
+            </w:placeholder>
+            <w:dataBinding w:prefixMappings="xmlns:ns0='urn:microsoft-dynamics-nav/reports/Salesperson_Commission/115/'" w:xpath="/ns0:NavWordReportXmlPart[1]/ns0:Labels[1]/ns0:SalesCommissionLabel[1]" w:storeItemID="{79D6D75F-D29A-40D3-A819-B215617F17D6}"/>
+            <w:text/>
+          </w:sdtPr>
+          <w:sdtContent>
+            <w:tc>
+              <w:tcPr>
+                <w:tcW w:w="2085" w:type="dxa"/>
+                <w:tcBorders>
+                  <w:bottom w:val="single" w:color="auto" w:sz="4" w:space="0"/>
+                </w:tcBorders>
+              </w:tcPr>
+              <w:p>
+                <w:pPr>
+                  <w:pStyle w:val="Heading2"/>
+                  <w:spacing w:before="160" w:after="80"/>
+                  <w:jc w:val="right"/>
+                  <w:cnfStyle w:val="100000000000" w:firstRow="1" w:lastRow="0" w:firstColumn="0" w:lastColumn="0" w:oddVBand="0" w:evenVBand="0" w:oddHBand="0" w:evenHBand="0" w:firstRowFirstColumn="0" w:firstRowLastColumn="0" w:lastRowFirstColumn="0" w:lastRowLastColumn="0"/>
+                  <w:rPr>
+                    <w:rFonts w:ascii="Segoe UI Semibold" w:hAnsi="Segoe UI Semibold" w:cs="Segoe UI Semibold"/>
+                    <w:b w:val="0"/>
+                    <w:bCs w:val="0"/>
+                    <w:sz w:val="22"/>
+                    <w:szCs w:val="22"/>
+                  </w:rPr>
+                </w:pPr>
+                <w:proofErr w:type="spellStart"/>
+                <w:r>
+                  <w:rPr>
+                    <w:rFonts w:ascii="Segoe UI Semibold" w:hAnsi="Segoe UI Semibold" w:cs="Segoe UI Semibold"/>
+                    <w:b w:val="0"/>
+                    <w:bCs w:val="0"/>
+                    <w:sz w:val="22"/>
+                    <w:szCs w:val="22"/>
+                  </w:rPr>
+                  <w:t>SalesCommissionLabel</w:t>
+                </w:r>
+                <w:proofErr w:type="spellEnd"/>
+              </w:p>
+            </w:tc>
+          </w:sdtContent>
+        </w:sdt>
+        <w:sdt>
+          <w:sdtPr>
+            <w:rPr>
+              <w:rFonts w:ascii="Segoe UI Semibold" w:hAnsi="Segoe UI Semibold" w:cs="Segoe UI Semibold"/>
+              <w:sz w:val="22"/>
+              <w:szCs w:val="22"/>
+            </w:rPr>
+            <w:alias w:val="#Nav: /Labels/ProfitCommissionLabel"/>
+            <w:tag w:val="#Nav: Salesperson_Commission/115"/>
+            <w:id w:val="-1498642658"/>
+            <w:placeholder>
+              <w:docPart w:val="536DCC6143E040A4A4E6F268AE35F587"/>
+            </w:placeholder>
+            <w:dataBinding w:prefixMappings="xmlns:ns0='urn:microsoft-dynamics-nav/reports/Salesperson_Commission/115/'" w:xpath="/ns0:NavWordReportXmlPart[1]/ns0:Labels[1]/ns0:ProfitCommissionLabel[1]" w:storeItemID="{79D6D75F-D29A-40D3-A819-B215617F17D6}"/>
+            <w:text/>
+          </w:sdtPr>
+          <w:sdtContent>
+            <w:tc>
+              <w:tcPr>
+                <w:tcW w:w="2083" w:type="dxa"/>
+                <w:tcBorders>
+                  <w:bottom w:val="single" w:color="auto" w:sz="4" w:space="0"/>
+                </w:tcBorders>
+              </w:tcPr>
+              <w:p>
+                <w:pPr>
+                  <w:pStyle w:val="Heading2"/>
+                  <w:spacing w:before="160" w:after="80"/>
+                  <w:jc w:val="right"/>
+                  <w:cnfStyle w:val="100000000000" w:firstRow="1" w:lastRow="0" w:firstColumn="0" w:lastColumn="0" w:oddVBand="0" w:evenVBand="0" w:oddHBand="0" w:evenHBand="0" w:firstRowFirstColumn="0" w:firstRowLastColumn="0" w:lastRowFirstColumn="0" w:lastRowLastColumn="0"/>
+                  <w:rPr>
+                    <w:rFonts w:ascii="Segoe UI Semibold" w:hAnsi="Segoe UI Semibold" w:cs="Segoe UI Semibold"/>
+                    <w:b w:val="0"/>
+                    <w:bCs w:val="0"/>
+                    <w:sz w:val="22"/>
+                    <w:szCs w:val="22"/>
+                  </w:rPr>
+                </w:pPr>
+                <w:proofErr w:type="spellStart"/>
+                <w:r>
+                  <w:rPr>
+                    <w:rFonts w:ascii="Segoe UI Semibold" w:hAnsi="Segoe UI Semibold" w:cs="Segoe UI Semibold"/>
+                    <w:b w:val="0"/>
+                    <w:bCs w:val="0"/>
+                    <w:sz w:val="22"/>
+                    <w:szCs w:val="22"/>
+                  </w:rPr>
+                  <w:t>ProfitCommissionLabel</w:t>
+                </w:r>
+                <w:proofErr w:type="spellEnd"/>
+              </w:p>
+            </w:tc>
+          </w:sdtContent>
+        </w:sdt>
+        <w:sdt>
+          <w:sdtPr>
+            <w:rPr>
+              <w:rFonts w:ascii="Segoe UI Semibold" w:hAnsi="Segoe UI Semibold" w:cs="Segoe UI Semibold"/>
+              <w:sz w:val="22"/>
+              <w:szCs w:val="22"/>
+            </w:rPr>
+            <w:alias w:val="#Nav: /Labels/AdjustedProfitCommissionLabel"/>
+            <w:tag w:val="#Nav: Salesperson_Commission/115"/>
+            <w:id w:val="-1080205050"/>
+            <w:placeholder>
+              <w:docPart w:val="DefaultPlaceholder_-1854013440"/>
+            </w:placeholder>
+            <w:dataBinding w:prefixMappings="xmlns:ns0='urn:microsoft-dynamics-nav/reports/Salesperson_Commission/115/'" w:xpath="/ns0:NavWordReportXmlPart[1]/ns0:Labels[1]/ns0:AdjustedProfitCommissionLabel[1]" w:storeItemID="{79D6D75F-D29A-40D3-A819-B215617F17D6}"/>
+            <w:text/>
+          </w:sdtPr>
+          <w:sdtContent>
+            <w:tc>
+              <w:tcPr>
+                <w:tcW w:w="2085" w:type="dxa"/>
+                <w:tcBorders>
+                  <w:bottom w:val="single" w:color="auto" w:sz="4" w:space="0"/>
+                </w:tcBorders>
+              </w:tcPr>
+              <w:p>
+                <w:pPr>
+                  <w:pStyle w:val="Heading2"/>
+                  <w:spacing w:before="160" w:after="80"/>
+                  <w:jc w:val="right"/>
+                  <w:cnfStyle w:val="100000000000" w:firstRow="1" w:lastRow="0" w:firstColumn="0" w:lastColumn="0" w:oddVBand="0" w:evenVBand="0" w:oddHBand="0" w:evenHBand="0" w:firstRowFirstColumn="0" w:firstRowLastColumn="0" w:lastRowFirstColumn="0" w:lastRowLastColumn="0"/>
+                  <w:rPr>
+                    <w:rFonts w:ascii="Segoe UI Semibold" w:hAnsi="Segoe UI Semibold" w:cs="Segoe UI Semibold"/>
+                    <w:b w:val="0"/>
+                    <w:bCs w:val="0"/>
+                    <w:sz w:val="22"/>
+                    <w:szCs w:val="22"/>
+                  </w:rPr>
+                </w:pPr>
+                <w:proofErr w:type="spellStart"/>
+                <w:r>
+                  <w:rPr>
+                    <w:rFonts w:ascii="Segoe UI Semibold" w:hAnsi="Segoe UI Semibold" w:cs="Segoe UI Semibold"/>
+                    <w:b w:val="0"/>
+                    <w:bCs w:val="0"/>
+                    <w:sz w:val="22"/>
+                    <w:szCs w:val="22"/>
+                  </w:rPr>
+                  <w:t>AdjustedProfitCommissionLabel</w:t>
+                </w:r>
+                <w:proofErr w:type="spellEnd"/>
+              </w:p>
+            </w:tc>
+          </w:sdtContent>
+        </w:sdt>
+      </w:tr>
+      <w:sdt>
+        <w:sdtPr>
+          <w:rPr>
+            <w:rFonts w:ascii="Segoe UI Semibold" w:hAnsi="Segoe UI Semibold" w:cs="Segoe UI Semibold" w:eastAsiaTheme="minorEastAsia"/>
+            <w:b w:val="0"/>
+            <w:bCs w:val="0"/>
+            <w:color w:val="auto"/>
+            <w:sz w:val="22"/>
+            <w:szCs w:val="22"/>
+          </w:rPr>
+          <w:alias w:val="#Nav: /Salesperson_Purchaser"/>
+          <w:tag w:val="#Nav: Salesperson_Commission/115"/>
+          <w:id w:val="-983697511"/>
+          <w15:dataBinding w:prefixMappings="xmlns:ns0='urn:microsoft-dynamics-nav/reports/Salesperson_Commission/115/'" w:xpath="/ns0:NavWordReportXmlPart[1]/ns0:Salesperson_Purchaser" w:storeItemID="{79D6D75F-D29A-40D3-A819-B215617F17D6}"/>
+          <w15:repeatingSection/>
+        </w:sdtPr>
+        <w:sdtContent>
+          <w:sdt>
+            <w:sdtPr>
+              <w:rPr>
+                <w:rFonts w:ascii="Segoe UI Semibold" w:hAnsi="Segoe UI Semibold" w:cs="Segoe UI Semibold" w:eastAsiaTheme="minorEastAsia"/>
+                <w:b w:val="0"/>
+                <w:bCs w:val="0"/>
+                <w:color w:val="auto"/>
+                <w:sz w:val="22"/>
+                <w:szCs w:val="22"/>
+              </w:rPr>
+              <w:id w:val="1499934152"/>
+              <w:placeholder>
+                <w:docPart w:val="DefaultPlaceholder_-1854013435"/>
+              </w:placeholder>
+              <w15:repeatingSectionItem/>
+            </w:sdtPr>
+            <w:sdtContent>
+              <w:tr>
+                <w:trPr>
+                  <w:cnfStyle w:val="000000100000" w:firstRow="0" w:lastRow="0" w:firstColumn="0" w:lastColumn="0" w:oddVBand="0" w:evenVBand="0" w:oddHBand="1" w:evenHBand="0" w:firstRowFirstColumn="0" w:firstRowLastColumn="0" w:lastRowFirstColumn="0" w:lastRowLastColumn="0"/>
+                  <w:trHeight w:val="490"/>
+                </w:trPr>
+                <w:sdt>
+                  <w:sdtPr>
+                    <w:rPr>
+                      <w:rFonts w:ascii="Segoe UI Semibold" w:hAnsi="Segoe UI Semibold" w:cs="Segoe UI Semibold" w:eastAsiaTheme="minorEastAsia"/>
+                      <w:b w:val="0"/>
+                      <w:bCs w:val="0"/>
+                      <w:color w:val="auto"/>
+                      <w:sz w:val="22"/>
+                      <w:szCs w:val="22"/>
+                    </w:rPr>
+                    <w:alias w:val="Hide Table Row If Empty"/>
+                    <w:tag w:val="#BC:HideTableRowIfEmpty"/>
+                    <w:id w:val="-392738406"/>
+                    <w:placeholder>
+                      <w:docPart w:val="472A6E72487B48CF8460CAA0E2656BBE"/>
+                    </w:placeholder>
+                    <w15:color w:val="FFA500"/>
+                  </w:sdtPr>
+                  <w:sdtEndPr>
+                    <w:rPr>
+                      <w:rFonts w:eastAsiaTheme="majorEastAsia"/>
+                      <w:b/>
+                      <w:bCs/>
+                      <w:color w:val="0F4761" w:themeColor="accent1" w:themeShade="BF"/>
+                    </w:rPr>
+                  </w:sdtEndPr>
+                  <w:sdtContent>
+                    <w:sdt>
+                      <w:sdtPr>
+                        <w:rPr>
+                          <w:rFonts w:ascii="Segoe UI Semibold" w:hAnsi="Segoe UI Semibold" w:cs="Segoe UI Semibold" w:eastAsiaTheme="minorEastAsia"/>
+                          <w:b w:val="0"/>
+                          <w:bCs w:val="0"/>
+                          <w:color w:val="auto"/>
+                          <w:sz w:val="22"/>
+                          <w:szCs w:val="22"/>
+                        </w:rPr>
+                        <w:alias w:val="#Nav: /Salesperson_Purchaser/Cust_Ledger_Entry/SalespersonPurchaser_Code"/>
+                        <w:tag w:val="#Nav: Salesperson_Commission/115"/>
+                        <w:id w:val="-1216735289"/>
+                        <w:placeholder>
+                          <w:docPart w:val="DefaultPlaceholder_-1854013440"/>
+                        </w:placeholder>
+                        <w:dataBinding w:prefixMappings="xmlns:ns0='urn:microsoft-dynamics-nav/reports/Salesperson_Commission/115/'" w:xpath="/ns0:NavWordReportXmlPart[1]/ns0:Salesperson_Purchaser[1]/ns0:Cust_Ledger_Entry[1]/ns0:SalespersonPurchaser_Code[1]" w:storeItemID="{79D6D75F-D29A-40D3-A819-B215617F17D6}"/>
+                        <w:text/>
+                      </w:sdtPr>
+                      <w:sdtEndPr>
+                        <w:rPr>
+                          <w:rFonts w:eastAsiaTheme="majorEastAsia"/>
+                          <w:b/>
+                          <w:bCs/>
+                          <w:color w:val="0F4761" w:themeColor="accent1" w:themeShade="BF"/>
+                        </w:rPr>
+                      </w:sdtEndPr>
+                      <w:sdtContent>
+                        <w:tc>
+                          <w:tcPr>
+                            <w:cnfStyle w:val="001000000000" w:firstRow="0" w:lastRow="0" w:firstColumn="1" w:lastColumn="0" w:oddVBand="0" w:evenVBand="0" w:oddHBand="0" w:evenHBand="0" w:firstRowFirstColumn="0" w:firstRowLastColumn="0" w:lastRowFirstColumn="0" w:lastRowLastColumn="0"/>
+                            <w:tcW w:w="1252" w:type="dxa"/>
+                            <w:shd w:val="clear" w:color="auto" w:fill="auto"/>
+                            <w:vAlign w:val="center"/>
+                          </w:tcPr>
+                          <w:p>
+                            <w:pPr>
+                              <w:pStyle w:val="Heading2"/>
+                              <w:spacing w:before="160" w:after="80"/>
+                              <w:rPr>
+                                <w:rFonts w:ascii="Segoe UI Semibold" w:hAnsi="Segoe UI Semibold" w:cs="Segoe UI Semibold"/>
+                                <w:b w:val="0"/>
+                                <w:bCs w:val="0"/>
+                                <w:sz w:val="22"/>
+                                <w:szCs w:val="22"/>
+                              </w:rPr>
+                            </w:pPr>
+                            <w:proofErr w:type="spellStart"/>
+                            <w:r>
+                              <w:rPr>
+                                <w:rFonts w:ascii="Segoe UI Semibold" w:hAnsi="Segoe UI Semibold" w:cs="Segoe UI Semibold"/>
+                                <w:b w:val="0"/>
+                                <w:bCs w:val="0"/>
+                                <w:sz w:val="22"/>
+                                <w:szCs w:val="22"/>
+                              </w:rPr>
+                              <w:t>SalespersonPurchaser_Code</w:t>
+                            </w:r>
+                            <w:proofErr w:type="spellEnd"/>
+                          </w:p>
+                        </w:tc>
+                      </w:sdtContent>
+                    </w:sdt>
+                  </w:sdtContent>
+                </w:sdt>
+                <w:sdt>
+                  <w:sdtPr>
+                    <w:rPr>
+                      <w:rFonts w:ascii="Segoe UI Semibold" w:hAnsi="Segoe UI Semibold" w:cs="Segoe UI Semibold"/>
+                      <w:sz w:val="22"/>
+                      <w:szCs w:val="22"/>
+                    </w:rPr>
+                    <w:alias w:val="#Nav: /Salesperson_Purchaser/Cust_Ledger_Entry/Salesperson_Purchaser__Name"/>
+                    <w:tag w:val="#Nav: Salesperson_Commission/115"/>
+                    <w:id w:val="-793745667"/>
+                    <w:placeholder>
+                      <w:docPart w:val="DefaultPlaceholder_-1854013440"/>
+                    </w:placeholder>
+                    <w:dataBinding w:prefixMappings="xmlns:ns0='urn:microsoft-dynamics-nav/reports/Salesperson_Commission/115/'" w:xpath="/ns0:NavWordReportXmlPart[1]/ns0:Salesperson_Purchaser[1]/ns0:Cust_Ledger_Entry[1]/ns0:Salesperson_Purchaser__Name[1]" w:storeItemID="{79D6D75F-D29A-40D3-A819-B215617F17D6}"/>
+                    <w:text/>
+                  </w:sdtPr>
+                  <w:sdtContent>
+                    <w:tc>
+                      <w:tcPr>
+                        <w:tcW w:w="1808" w:type="dxa"/>
+                        <w:shd w:val="clear" w:color="auto" w:fill="auto"/>
+                        <w:vAlign w:val="center"/>
+                      </w:tcPr>
+                      <w:p>
+                        <w:pPr>
+                          <w:pStyle w:val="Heading2"/>
+                          <w:spacing w:before="160" w:after="80"/>
+                          <w:cnfStyle w:val="000000100000" w:firstRow="0" w:lastRow="0" w:firstColumn="0" w:lastColumn="0" w:oddVBand="0" w:evenVBand="0" w:oddHBand="1" w:evenHBand="0" w:firstRowFirstColumn="0" w:firstRowLastColumn="0" w:lastRowFirstColumn="0" w:lastRowLastColumn="0"/>
+                          <w:rPr>
+                            <w:rFonts w:ascii="Segoe UI Semibold" w:hAnsi="Segoe UI Semibold" w:cs="Segoe UI Semibold"/>
+                            <w:sz w:val="22"/>
+                            <w:szCs w:val="22"/>
+                          </w:rPr>
+                        </w:pPr>
+                        <w:proofErr w:type="spellStart"/>
+                        <w:r>
+                          <w:rPr>
+                            <w:rFonts w:ascii="Segoe UI Semibold" w:hAnsi="Segoe UI Semibold" w:cs="Segoe UI Semibold"/>
+                            <w:sz w:val="22"/>
+                            <w:szCs w:val="22"/>
+                          </w:rPr>
+                          <w:t>Salesperson_Purchaser__Name</w:t>
+                        </w:r>
+                        <w:proofErr w:type="spellEnd"/>
+                      </w:p>
+                    </w:tc>
+                  </w:sdtContent>
+                </w:sdt>
+                <w:sdt>
+                  <w:sdtPr>
+                    <w:rPr>
+                      <w:rFonts w:ascii="Segoe UI Semibold" w:hAnsi="Segoe UI Semibold" w:cs="Segoe UI Semibold"/>
+                      <w:sz w:val="22"/>
+                      <w:szCs w:val="22"/>
+                    </w:rPr>
+                    <w:alias w:val="#Nav: /Labels/CommissionPercentLabel"/>
+                    <w:tag w:val="#Nav: Salesperson_Commission/115"/>
+                    <w:id w:val="-1468813492"/>
+                    <w:placeholder>
+                      <w:docPart w:val="DefaultPlaceholder_-1854013440"/>
+                    </w:placeholder>
+                    <w:dataBinding w:prefixMappings="xmlns:ns0='urn:microsoft-dynamics-nav/reports/Salesperson_Commission/115/'" w:xpath="/ns0:NavWordReportXmlPart[1]/ns0:Labels[1]/ns0:CommissionPercentLabel[1]" w:storeItemID="{79D6D75F-D29A-40D3-A819-B215617F17D6}"/>
+                    <w:text/>
+                  </w:sdtPr>
+                  <w:sdtContent>
+                    <w:tc>
+                      <w:tcPr>
+                        <w:tcW w:w="1710" w:type="dxa"/>
+                        <w:shd w:val="clear" w:color="auto" w:fill="auto"/>
+                        <w:vAlign w:val="center"/>
+                      </w:tcPr>
+                      <w:p>
+                        <w:pPr>
+                          <w:pStyle w:val="Heading2"/>
+                          <w:spacing w:before="160" w:after="80"/>
+                          <w:cnfStyle w:val="000000100000" w:firstRow="0" w:lastRow="0" w:firstColumn="0" w:lastColumn="0" w:oddVBand="0" w:evenVBand="0" w:oddHBand="1" w:evenHBand="0" w:firstRowFirstColumn="0" w:firstRowLastColumn="0" w:lastRowFirstColumn="0" w:lastRowLastColumn="0"/>
+                          <w:rPr>
+                            <w:rFonts w:ascii="Segoe UI Semibold" w:hAnsi="Segoe UI Semibold" w:cs="Segoe UI Semibold"/>
+                            <w:sz w:val="22"/>
+                            <w:szCs w:val="22"/>
+                          </w:rPr>
+                        </w:pPr>
+                        <w:proofErr w:type="spellStart"/>
+                        <w:r>
+                          <w:rPr>
+                            <w:rFonts w:ascii="Segoe UI Semibold" w:hAnsi="Segoe UI Semibold" w:cs="Segoe UI Semibold"/>
+                            <w:sz w:val="22"/>
+                            <w:szCs w:val="22"/>
+                          </w:rPr>
+                          <w:t>CommissionPercentLabel</w:t>
+                        </w:r>
+                        <w:proofErr w:type="spellEnd"/>
+                      </w:p>
+                    </w:tc>
+                  </w:sdtContent>
+                </w:sdt>
+                <w:tc>
+                  <w:tcPr>
+                    <w:tcW w:w="1483" w:type="dxa"/>
+                    <w:shd w:val="clear" w:color="auto" w:fill="auto"/>
+                    <w:vAlign w:val="center"/>
+                  </w:tcPr>
+                  <w:sdt>
+                    <w:sdtPr>
+                      <w:rPr>
+                        <w:rFonts w:ascii="Segoe UI Semibold" w:hAnsi="Segoe UI Semibold" w:cs="Segoe UI Semibold"/>
+                        <w:sz w:val="22"/>
+                        <w:szCs w:val="22"/>
+                      </w:rPr>
+                      <w:alias w:val="#Nav: /Salesperson_Purchaser/Salesperson_Purchaser__Commission___"/>
+                      <w:tag w:val="#Nav: Salesperson_Commission/115"/>
+                      <w:id w:val="1569299432"/>
+                      <w:placeholder>
+                        <w:docPart w:val="DefaultPlaceholder_-1854013440"/>
+                      </w:placeholder>
+                      <w:dataBinding w:prefixMappings="xmlns:ns0='urn:microsoft-dynamics-nav/reports/Salesperson_Commission/115/'" w:xpath="/ns0:NavWordReportXmlPart[1]/ns0:Salesperson_Purchaser[1]/ns0:Salesperson_Purchaser__Commission___[1]" w:storeItemID="{79D6D75F-D29A-40D3-A819-B215617F17D6}"/>
+                      <w:text/>
+                    </w:sdtPr>
+                    <w:sdtContent>
+                      <w:p>
+                        <w:pPr>
+                          <w:pStyle w:val="Heading2"/>
+                          <w:spacing w:before="160" w:after="80"/>
+                          <w:jc w:val="right"/>
+                          <w:cnfStyle w:val="000000100000" w:firstRow="0" w:lastRow="0" w:firstColumn="0" w:lastColumn="0" w:oddVBand="0" w:evenVBand="0" w:oddHBand="1" w:evenHBand="0" w:firstRowFirstColumn="0" w:firstRowLastColumn="0" w:lastRowFirstColumn="0" w:lastRowLastColumn="0"/>
+                          <w:rPr>
+                            <w:rFonts w:ascii="Segoe UI Semibold" w:hAnsi="Segoe UI Semibold" w:cs="Segoe UI Semibold"/>
+                            <w:sz w:val="22"/>
+                            <w:szCs w:val="22"/>
+                          </w:rPr>
+                        </w:pPr>
+                        <w:proofErr w:type="spellStart"/>
+                        <w:r>
+                          <w:rPr>
+                            <w:rFonts w:ascii="Segoe UI Semibold" w:hAnsi="Segoe UI Semibold" w:cs="Segoe UI Semibold"/>
+                            <w:sz w:val="22"/>
+                            <w:szCs w:val="22"/>
+                          </w:rPr>
+                          <w:t>Salesperson_Purchaser__Commission</w:t>
+                        </w:r>
+                        <w:proofErr w:type="spellEnd"/>
+                        <w:r>
+                          <w:rPr>
+                            <w:rFonts w:ascii="Segoe UI Semibold" w:hAnsi="Segoe UI Semibold" w:cs="Segoe UI Semibold"/>
+                            <w:sz w:val="22"/>
+                            <w:szCs w:val="22"/>
+                          </w:rPr>
+                          <w:t>___</w:t>
+                        </w:r>
+                      </w:p>
+                    </w:sdtContent>
+                  </w:sdt>
+                </w:tc>
+                <w:tc>
+                  <w:tcPr>
+                    <w:tcW w:w="1458" w:type="dxa"/>
+                    <w:shd w:val="clear" w:color="auto" w:fill="auto"/>
+                  </w:tcPr>
+                  <w:p>
+                    <w:pPr>
+                      <w:spacing w:before="160" w:after="80"/>
+                      <w:jc w:val="right"/>
+                      <w:cnfStyle w:val="000000100000" w:firstRow="0" w:lastRow="0" w:firstColumn="0" w:lastColumn="0" w:oddVBand="0" w:evenVBand="0" w:oddHBand="1" w:evenHBand="0" w:firstRowFirstColumn="0" w:firstRowLastColumn="0" w:lastRowFirstColumn="0" w:lastRowLastColumn="0"/>
+                      <w:rPr>
+                        <w:rFonts w:ascii="Segoe UI Semibold" w:hAnsi="Segoe UI Semibold" w:cs="Segoe UI Semibold"/>
+                        <w:sz w:val="22"/>
+                        <w:szCs w:val="22"/>
+                      </w:rPr>
+                    </w:pPr>
+                  </w:p>
+                </w:tc>
+                <w:tc>
+                  <w:tcPr>
+                    <w:tcW w:w="1458" w:type="dxa"/>
+                    <w:shd w:val="clear" w:color="auto" w:fill="auto"/>
+                  </w:tcPr>
+                  <w:p>
+                    <w:pPr>
+                      <w:spacing w:before="160" w:after="80"/>
+                      <w:cnfStyle w:val="000000100000" w:firstRow="0" w:lastRow="0" w:firstColumn="0" w:lastColumn="0" w:oddVBand="0" w:evenVBand="0" w:oddHBand="1" w:evenHBand="0" w:firstRowFirstColumn="0" w:firstRowLastColumn="0" w:lastRowFirstColumn="0" w:lastRowLastColumn="0"/>
+                      <w:rPr>
+                        <w:rFonts w:ascii="Segoe UI Semibold" w:hAnsi="Segoe UI Semibold" w:cs="Segoe UI Semibold"/>
+                        <w:sz w:val="22"/>
+                        <w:szCs w:val="22"/>
+                      </w:rPr>
+                    </w:pPr>
+                  </w:p>
+                </w:tc>
+                <w:tc>
+                  <w:tcPr>
+                    <w:tcW w:w="2085" w:type="dxa"/>
+                    <w:shd w:val="clear" w:color="auto" w:fill="auto"/>
+                  </w:tcPr>
+                  <w:p>
+                    <w:pPr>
+                      <w:spacing w:before="160" w:after="80"/>
+                      <w:cnfStyle w:val="000000100000" w:firstRow="0" w:lastRow="0" w:firstColumn="0" w:lastColumn="0" w:oddVBand="0" w:evenVBand="0" w:oddHBand="1" w:evenHBand="0" w:firstRowFirstColumn="0" w:firstRowLastColumn="0" w:lastRowFirstColumn="0" w:lastRowLastColumn="0"/>
+                      <w:rPr>
+                        <w:rFonts w:ascii="Segoe UI Semibold" w:hAnsi="Segoe UI Semibold" w:cs="Segoe UI Semibold"/>
+                        <w:sz w:val="22"/>
+                        <w:szCs w:val="22"/>
+                      </w:rPr>
+                    </w:pPr>
+                  </w:p>
+                </w:tc>
+                <w:tc>
+                  <w:tcPr>
+                    <w:tcW w:w="2083" w:type="dxa"/>
+                    <w:shd w:val="clear" w:color="auto" w:fill="auto"/>
+                  </w:tcPr>
+                  <w:p>
+                    <w:pPr>
+                      <w:spacing w:before="160" w:after="80"/>
+                      <w:cnfStyle w:val="000000100000" w:firstRow="0" w:lastRow="0" w:firstColumn="0" w:lastColumn="0" w:oddVBand="0" w:evenVBand="0" w:oddHBand="1" w:evenHBand="0" w:firstRowFirstColumn="0" w:firstRowLastColumn="0" w:lastRowFirstColumn="0" w:lastRowLastColumn="0"/>
+                      <w:rPr>
+                        <w:rFonts w:ascii="Segoe UI Semibold" w:hAnsi="Segoe UI Semibold" w:cs="Segoe UI Semibold"/>
+                        <w:sz w:val="22"/>
+                        <w:szCs w:val="22"/>
+                      </w:rPr>
+                    </w:pPr>
+                  </w:p>
+                </w:tc>
+                <w:tc>
+                  <w:tcPr>
+                    <w:tcW w:w="2085" w:type="dxa"/>
+                    <w:shd w:val="clear" w:color="auto" w:fill="auto"/>
+                  </w:tcPr>
+                  <w:p>
+                    <w:pPr>
+                      <w:spacing w:before="160" w:after="80"/>
+                      <w:cnfStyle w:val="000000100000" w:firstRow="0" w:lastRow="0" w:firstColumn="0" w:lastColumn="0" w:oddVBand="0" w:evenVBand="0" w:oddHBand="1" w:evenHBand="0" w:firstRowFirstColumn="0" w:firstRowLastColumn="0" w:lastRowFirstColumn="0" w:lastRowLastColumn="0"/>
+                      <w:rPr>
+                        <w:rFonts w:ascii="Segoe UI Semibold" w:hAnsi="Segoe UI Semibold" w:cs="Segoe UI Semibold"/>
+                        <w:sz w:val="22"/>
+                        <w:szCs w:val="22"/>
+                      </w:rPr>
+                    </w:pPr>
+                  </w:p>
+                </w:tc>
+              </w:tr>
+              <w:sdt>
+                <w:sdtPr>
+                  <w:rPr>
+                    <w:rFonts w:cs="Segoe UI"/>
+                    <w:b w:val="0"/>
+                    <w:bCs w:val="0"/>
+                    <w:sz w:val="22"/>
+                    <w:szCs w:val="22"/>
+                  </w:rPr>
+                  <w:alias w:val="#Nav: /Salesperson_Purchaser/Cust_Ledger_Entry"/>
+                  <w:tag w:val="#Nav: Salesperson_Commission/115"/>
+                  <w:id w:val="473570130"/>
+                  <w15:dataBinding w:prefixMappings="xmlns:ns0='urn:microsoft-dynamics-nav/reports/Salesperson_Commission/115/'" w:xpath="/ns0:NavWordReportXmlPart[1]/ns0:Salesperson_Purchaser[1]/ns0:Cust_Ledger_Entry" w:storeItemID="{79D6D75F-D29A-40D3-A819-B215617F17D6}"/>
+                  <w15:repeatingSection/>
+                </w:sdtPr>
+                <w:sdtContent>
+                  <w:sdt>
+                    <w:sdtPr>
+                      <w:rPr>
+                        <w:rFonts w:cs="Segoe UI"/>
+                        <w:b w:val="0"/>
+                        <w:bCs w:val="0"/>
+                        <w:sz w:val="22"/>
+                        <w:szCs w:val="22"/>
+                      </w:rPr>
+                      <w:id w:val="260580415"/>
+                      <w:placeholder>
+                        <w:docPart w:val="DefaultPlaceholder_-1854013435"/>
+                      </w:placeholder>
+                      <w15:repeatingSectionItem/>
+                    </w:sdtPr>
+                    <w:sdtContent>
+                      <w:tr>
+                        <w:trPr>
+                          <w:trHeight w:val="490"/>
+                        </w:trPr>
+                        <w:tc>
+                          <w:tcPr>
+                            <w:cnfStyle w:val="001000000000" w:firstRow="0" w:lastRow="0" w:firstColumn="1" w:lastColumn="0" w:oddVBand="0" w:evenVBand="0" w:oddHBand="0" w:evenHBand="0" w:firstRowFirstColumn="0" w:firstRowLastColumn="0" w:lastRowFirstColumn="0" w:lastRowLastColumn="0"/>
+                            <w:tcW w:w="1252" w:type="dxa"/>
+                            <w:vAlign w:val="center"/>
+                          </w:tcPr>
+                          <w:sdt>
+                            <w:sdtPr>
+                              <w:rPr>
+                                <w:rFonts w:cs="Segoe UI"/>
+                                <w:sz w:val="22"/>
+                                <w:szCs w:val="22"/>
+                              </w:rPr>
+                              <w:alias w:val="#Nav: /Salesperson_Purchaser/Cust_Ledger_Entry/Cust__Ledger_Entry__Posting_Date_"/>
+                              <w:tag w:val="#Nav: Salesperson_Commission/115"/>
+                              <w:id w:val="-1356805038"/>
+                              <w:placeholder>
+                                <w:docPart w:val="14AFCE12967A4FEAB712D4384DF4A6EC"/>
+                              </w:placeholder>
+                              <w:dataBinding w:prefixMappings="xmlns:ns0='urn:microsoft-dynamics-nav/reports/Salesperson_Commission/115/'" w:xpath="/ns0:NavWordReportXmlPart[1]/ns0:Salesperson_Purchaser[1]/ns0:Cust_Ledger_Entry[1]/ns0:Cust__Ledger_Entry__Posting_Date_[1]" w:storeItemID="{79D6D75F-D29A-40D3-A819-B215617F17D6}"/>
+                              <w:text/>
+                            </w:sdtPr>
+                            <w:sdtContent>
+                              <w:p>
+                                <w:pPr>
+                                  <w:rPr>
+                                    <w:rFonts w:cs="Segoe UI"/>
+                                    <w:b w:val="0"/>
+                                    <w:bCs w:val="0"/>
+                                    <w:sz w:val="22"/>
+                                    <w:szCs w:val="22"/>
+                                  </w:rPr>
+                                </w:pPr>
+                                <w:r>
+                                  <w:rPr>
+                                    <w:rFonts w:cs="Segoe UI"/>
+                                    <w:b w:val="0"/>
+                                    <w:bCs w:val="0"/>
+                                    <w:sz w:val="22"/>
+                                    <w:szCs w:val="22"/>
+                                  </w:rPr>
+                                  <w:t>Cust__Ledger_Entry__</w:t>
+                                </w:r>
+                                <w:proofErr w:type="spellStart"/>
+                                <w:r>
+                                  <w:rPr>
+                                    <w:rFonts w:cs="Segoe UI"/>
+                                    <w:b w:val="0"/>
+                                    <w:bCs w:val="0"/>
+                                    <w:sz w:val="22"/>
+                                    <w:szCs w:val="22"/>
+                                  </w:rPr>
+                                  <w:t>Posting_Date</w:t>
+                                </w:r>
+                                <w:proofErr w:type="spellEnd"/>
+                                <w:r>
+                                  <w:rPr>
+                                    <w:rFonts w:cs="Segoe UI"/>
+                                    <w:b w:val="0"/>
+                                    <w:bCs w:val="0"/>
+                                    <w:sz w:val="22"/>
+                                    <w:szCs w:val="22"/>
+                                  </w:rPr>
+                                  <w:t>_</w:t>
+                                </w:r>
+                              </w:p>
+                            </w:sdtContent>
+                          </w:sdt>
+                        </w:tc>
+                        <w:sdt>
+                          <w:sdtPr>
+                            <w:rPr>
+                              <w:rFonts w:cs="Segoe UI"/>
+                              <w:sz w:val="22"/>
+                              <w:szCs w:val="22"/>
+                            </w:rPr>
+                            <w:alias w:val="#Nav: /Salesperson_Purchaser/Cust_Ledger_Entry/Cust__Ledger_Entry__Document_No__"/>
+                            <w:tag w:val="#Nav: Salesperson_Commission/115"/>
+                            <w:id w:val="1257477019"/>
+                            <w:placeholder>
+                              <w:docPart w:val="14AFCE12967A4FEAB712D4384DF4A6EC"/>
+                            </w:placeholder>
+                            <w:dataBinding w:prefixMappings="xmlns:ns0='urn:microsoft-dynamics-nav/reports/Salesperson_Commission/115/'" w:xpath="/ns0:NavWordReportXmlPart[1]/ns0:Salesperson_Purchaser[1]/ns0:Cust_Ledger_Entry[1]/ns0:Cust__Ledger_Entry__Document_No__[1]" w:storeItemID="{79D6D75F-D29A-40D3-A819-B215617F17D6}"/>
+                            <w:text/>
+                          </w:sdtPr>
+                          <w:sdtContent>
+                            <w:tc>
+                              <w:tcPr>
+                                <w:tcW w:w="1808" w:type="dxa"/>
+                                <w:vAlign w:val="center"/>
+                              </w:tcPr>
+                              <w:p>
+                                <w:pPr>
+                                  <w:cnfStyle w:val="000000000000" w:firstRow="0" w:lastRow="0" w:firstColumn="0" w:lastColumn="0" w:oddVBand="0" w:evenVBand="0" w:oddHBand="0" w:evenHBand="0" w:firstRowFirstColumn="0" w:firstRowLastColumn="0" w:lastRowFirstColumn="0" w:lastRowLastColumn="0"/>
+                                  <w:rPr>
+                                    <w:rFonts w:cs="Segoe UI"/>
+                                    <w:sz w:val="22"/>
+                                    <w:szCs w:val="22"/>
+                                  </w:rPr>
+                                </w:pPr>
+                                <w:r>
+                                  <w:rPr>
+                                    <w:rFonts w:cs="Segoe UI"/>
+                                    <w:sz w:val="22"/>
+                                    <w:szCs w:val="22"/>
+                                  </w:rPr>
+                                  <w:t>Cust__Ledger_Entry__</w:t>
+                                </w:r>
+                                <w:proofErr w:type="spellStart"/>
+                                <w:r>
+                                  <w:rPr>
+                                    <w:rFonts w:cs="Segoe UI"/>
+                                    <w:sz w:val="22"/>
+                                    <w:szCs w:val="22"/>
+                                  </w:rPr>
+                                  <w:t>Document_No</w:t>
+                                </w:r>
+                                <w:proofErr w:type="spellEnd"/>
+                                <w:r>
+                                  <w:rPr>
+                                    <w:rFonts w:cs="Segoe UI"/>
+                                    <w:sz w:val="22"/>
+                                    <w:szCs w:val="22"/>
+                                  </w:rPr>
+                                  <w:t>__</w:t>
+                                </w:r>
+                              </w:p>
+                            </w:tc>
+                          </w:sdtContent>
+                        </w:sdt>
+                        <w:sdt>
+                          <w:sdtPr>
+                            <w:rPr>
+                              <w:rFonts w:cs="Segoe UI"/>
+                              <w:sz w:val="22"/>
+                              <w:szCs w:val="22"/>
+                            </w:rPr>
+                            <w:alias w:val="#Nav: /Salesperson_Purchaser/Cust_Ledger_Entry/Cust__Ledger_Entry__Customer_No__"/>
+                            <w:tag w:val="#Nav: Salesperson_Commission/115"/>
+                            <w:id w:val="-899899298"/>
+                            <w:placeholder>
+                              <w:docPart w:val="14AFCE12967A4FEAB712D4384DF4A6EC"/>
+                            </w:placeholder>
+                            <w:dataBinding w:prefixMappings="xmlns:ns0='urn:microsoft-dynamics-nav/reports/Salesperson_Commission/115/'" w:xpath="/ns0:NavWordReportXmlPart[1]/ns0:Salesperson_Purchaser[1]/ns0:Cust_Ledger_Entry[1]/ns0:Cust__Ledger_Entry__Customer_No__[1]" w:storeItemID="{79D6D75F-D29A-40D3-A819-B215617F17D6}"/>
+                            <w:text/>
+                          </w:sdtPr>
+                          <w:sdtContent>
+                            <w:tc>
+                              <w:tcPr>
+                                <w:tcW w:w="1710" w:type="dxa"/>
+                                <w:vAlign w:val="center"/>
+                              </w:tcPr>
+                              <w:p>
+                                <w:pPr>
+                                  <w:cnfStyle w:val="000000000000" w:firstRow="0" w:lastRow="0" w:firstColumn="0" w:lastColumn="0" w:oddVBand="0" w:evenVBand="0" w:oddHBand="0" w:evenHBand="0" w:firstRowFirstColumn="0" w:firstRowLastColumn="0" w:lastRowFirstColumn="0" w:lastRowLastColumn="0"/>
+                                  <w:rPr>
+                                    <w:rFonts w:cs="Segoe UI"/>
+                                    <w:sz w:val="22"/>
+                                    <w:szCs w:val="22"/>
+                                  </w:rPr>
+                                </w:pPr>
+                                <w:r>
+                                  <w:rPr>
+                                    <w:rFonts w:cs="Segoe UI"/>
+                                    <w:sz w:val="22"/>
+                                    <w:szCs w:val="22"/>
+                                  </w:rPr>
+                                  <w:t>Cust__Ledger_Entry__</w:t>
+                                </w:r>
+                                <w:proofErr w:type="spellStart"/>
+                                <w:r>
+                                  <w:rPr>
+                                    <w:rFonts w:cs="Segoe UI"/>
+                                    <w:sz w:val="22"/>
+                                    <w:szCs w:val="22"/>
+                                  </w:rPr>
+                                  <w:t>Customer_No</w:t>
+                                </w:r>
+                                <w:proofErr w:type="spellEnd"/>
+                                <w:r>
+                                  <w:rPr>
+                                    <w:rFonts w:cs="Segoe UI"/>
+                                    <w:sz w:val="22"/>
+                                    <w:szCs w:val="22"/>
+                                  </w:rPr>
+                                  <w:t>__</w:t>
+                                </w:r>
+                              </w:p>
+                            </w:tc>
+                          </w:sdtContent>
+                        </w:sdt>
+                        <w:sdt>
+                          <w:sdtPr>
+                            <w:rPr>
+                              <w:rFonts w:cs="Segoe UI"/>
+                              <w:sz w:val="22"/>
+                              <w:szCs w:val="22"/>
+                            </w:rPr>
+                            <w:alias w:val="#Nav: /Salesperson_Purchaser/Cust_Ledger_Entry/Cust__Ledger_Entry__Sales__LCY__"/>
+                            <w:tag w:val="#Nav: Salesperson_Commission/115"/>
+                            <w:id w:val="-669487550"/>
+                            <w:placeholder>
+                              <w:docPart w:val="14AFCE12967A4FEAB712D4384DF4A6EC"/>
+                            </w:placeholder>
+                            <w:dataBinding w:prefixMappings="xmlns:ns0='urn:microsoft-dynamics-nav/reports/Salesperson_Commission/115/'" w:xpath="/ns0:NavWordReportXmlPart[1]/ns0:Salesperson_Purchaser[1]/ns0:Cust_Ledger_Entry[1]/ns0:Cust__Ledger_Entry__Sales__LCY__[1]" w:storeItemID="{79D6D75F-D29A-40D3-A819-B215617F17D6}"/>
+                            <w:text/>
+                          </w:sdtPr>
+                          <w:sdtContent>
+                            <w:tc>
+                              <w:tcPr>
+                                <w:tcW w:w="1483" w:type="dxa"/>
+                                <w:vAlign w:val="center"/>
+                              </w:tcPr>
+                              <w:p>
+                                <w:pPr>
+                                  <w:jc w:val="right"/>
+                                  <w:cnfStyle w:val="000000000000" w:firstRow="0" w:lastRow="0" w:firstColumn="0" w:lastColumn="0" w:oddVBand="0" w:evenVBand="0" w:oddHBand="0" w:evenHBand="0" w:firstRowFirstColumn="0" w:firstRowLastColumn="0" w:lastRowFirstColumn="0" w:lastRowLastColumn="0"/>
+                                  <w:rPr>
+                                    <w:rFonts w:cs="Segoe UI"/>
+                                    <w:sz w:val="22"/>
+                                    <w:szCs w:val="22"/>
+                                  </w:rPr>
+                                </w:pPr>
+                                <w:proofErr w:type="spellStart"/>
+                                <w:r>
+                                  <w:rPr>
+                                    <w:rFonts w:cs="Segoe UI"/>
+                                    <w:sz w:val="22"/>
+                                    <w:szCs w:val="22"/>
+                                  </w:rPr>
+                                  <w:t>Cust__Ledger_Entry__Sales__LCY</w:t>
+                                </w:r>
+                                <w:proofErr w:type="spellEnd"/>
+                                <w:r>
+                                  <w:rPr>
+                                    <w:rFonts w:cs="Segoe UI"/>
+                                    <w:sz w:val="22"/>
+                                    <w:szCs w:val="22"/>
+                                  </w:rPr>
+                                  <w:t>__</w:t>
+                                </w:r>
+                              </w:p>
+                            </w:tc>
+                          </w:sdtContent>
+                        </w:sdt>
+                        <w:sdt>
+                          <w:sdtPr>
+                            <w:rPr>
+                              <w:rFonts w:cs="Segoe UI"/>
+                              <w:sz w:val="22"/>
+                              <w:szCs w:val="22"/>
+                            </w:rPr>
+                            <w:alias w:val="#Nav: /Salesperson_Purchaser/Cust_Ledger_Entry/Cust__Ledger_Entry__Profit__LCY__"/>
+                            <w:tag w:val="#Nav: Salesperson_Commission/115"/>
+                            <w:id w:val="960996031"/>
+                            <w:placeholder>
+                              <w:docPart w:val="14AFCE12967A4FEAB712D4384DF4A6EC"/>
+                            </w:placeholder>
+                            <w:dataBinding w:prefixMappings="xmlns:ns0='urn:microsoft-dynamics-nav/reports/Salesperson_Commission/115/'" w:xpath="/ns0:NavWordReportXmlPart[1]/ns0:Salesperson_Purchaser[1]/ns0:Cust_Ledger_Entry[1]/ns0:Cust__Ledger_Entry__Profit__LCY__[1]" w:storeItemID="{79D6D75F-D29A-40D3-A819-B215617F17D6}"/>
+                            <w:text/>
+                          </w:sdtPr>
+                          <w:sdtContent>
+                            <w:tc>
+                              <w:tcPr>
+                                <w:tcW w:w="1458" w:type="dxa"/>
+                                <w:vAlign w:val="center"/>
+                              </w:tcPr>
+                              <w:p>
+                                <w:pPr>
+                                  <w:jc w:val="right"/>
+                                  <w:cnfStyle w:val="000000000000" w:firstRow="0" w:lastRow="0" w:firstColumn="0" w:lastColumn="0" w:oddVBand="0" w:evenVBand="0" w:oddHBand="0" w:evenHBand="0" w:firstRowFirstColumn="0" w:firstRowLastColumn="0" w:lastRowFirstColumn="0" w:lastRowLastColumn="0"/>
+                                  <w:rPr>
+                                    <w:rFonts w:cs="Segoe UI"/>
+                                    <w:sz w:val="22"/>
+                                    <w:szCs w:val="22"/>
+                                  </w:rPr>
+                                </w:pPr>
+                                <w:proofErr w:type="spellStart"/>
+                                <w:r>
+                                  <w:rPr>
+                                    <w:rFonts w:cs="Segoe UI"/>
+                                    <w:sz w:val="22"/>
+                                    <w:szCs w:val="22"/>
+                                  </w:rPr>
+                                  <w:t>Cust__Ledger_Entry__Profit__LCY</w:t>
+                                </w:r>
+                                <w:proofErr w:type="spellEnd"/>
+                                <w:r>
+                                  <w:rPr>
+                                    <w:rFonts w:cs="Segoe UI"/>
+                                    <w:sz w:val="22"/>
+                                    <w:szCs w:val="22"/>
+                                  </w:rPr>
+                                  <w:t>__</w:t>
+                                </w:r>
+                              </w:p>
+                            </w:tc>
+                          </w:sdtContent>
+                        </w:sdt>
+                        <w:sdt>
+                          <w:sdtPr>
+                            <w:rPr>
+                              <w:rFonts w:cs="Segoe UI"/>
+                              <w:sz w:val="22"/>
+                              <w:szCs w:val="22"/>
+                            </w:rPr>
+                            <w:alias w:val="#Nav: /Salesperson_Purchaser/Cust_Ledger_Entry/AdjProfit_Control39"/>
+                            <w:tag w:val="#Nav: Salesperson_Commission/115"/>
+                            <w:id w:val="1761791896"/>
+                            <w:placeholder>
+                              <w:docPart w:val="14AFCE12967A4FEAB712D4384DF4A6EC"/>
+                            </w:placeholder>
+                            <w:dataBinding w:prefixMappings="xmlns:ns0='urn:microsoft-dynamics-nav/reports/Salesperson_Commission/115/'" w:xpath="/ns0:NavWordReportXmlPart[1]/ns0:Salesperson_Purchaser[1]/ns0:Cust_Ledger_Entry[1]/ns0:AdjProfit_Control39[1]" w:storeItemID="{79D6D75F-D29A-40D3-A819-B215617F17D6}"/>
+                            <w:text/>
+                          </w:sdtPr>
+                          <w:sdtContent>
+                            <w:tc>
+                              <w:tcPr>
+                                <w:tcW w:w="1458" w:type="dxa"/>
+                                <w:vAlign w:val="center"/>
+                              </w:tcPr>
+                              <w:p>
+                                <w:pPr>
+                                  <w:jc w:val="right"/>
+                                  <w:cnfStyle w:val="000000000000" w:firstRow="0" w:lastRow="0" w:firstColumn="0" w:lastColumn="0" w:oddVBand="0" w:evenVBand="0" w:oddHBand="0" w:evenHBand="0" w:firstRowFirstColumn="0" w:firstRowLastColumn="0" w:lastRowFirstColumn="0" w:lastRowLastColumn="0"/>
+                                  <w:rPr>
+                                    <w:rFonts w:cs="Segoe UI"/>
+                                    <w:sz w:val="22"/>
+                                    <w:szCs w:val="22"/>
+                                  </w:rPr>
+                                </w:pPr>
+                                <w:r>
+                                  <w:rPr>
+                                    <w:rFonts w:cs="Segoe UI"/>
+                                    <w:sz w:val="22"/>
+                                    <w:szCs w:val="22"/>
+                                  </w:rPr>
+                                  <w:t>AdjProfit_Control39</w:t>
+                                </w:r>
+                              </w:p>
+                            </w:tc>
+                          </w:sdtContent>
+                        </w:sdt>
+                        <w:sdt>
+                          <w:sdtPr>
+                            <w:rPr>
+                              <w:rFonts w:cs="Segoe UI"/>
+                              <w:sz w:val="22"/>
+                              <w:szCs w:val="22"/>
+                            </w:rPr>
+                            <w:alias w:val="#Nav: /Salesperson_Purchaser/Cust_Ledger_Entry/SalesCommissionAmt_Control32"/>
+                            <w:tag w:val="#Nav: Salesperson_Commission/115"/>
+                            <w:id w:val="1199443908"/>
+                            <w:placeholder>
+                              <w:docPart w:val="14AFCE12967A4FEAB712D4384DF4A6EC"/>
+                            </w:placeholder>
+                            <w:dataBinding w:prefixMappings="xmlns:ns0='urn:microsoft-dynamics-nav/reports/Salesperson_Commission/115/'" w:xpath="/ns0:NavWordReportXmlPart[1]/ns0:Salesperson_Purchaser[1]/ns0:Cust_Ledger_Entry[1]/ns0:SalesCommissionAmt_Control32[1]" w:storeItemID="{79D6D75F-D29A-40D3-A819-B215617F17D6}"/>
+                            <w:text/>
+                          </w:sdtPr>
+                          <w:sdtContent>
+                            <w:tc>
+                              <w:tcPr>
+                                <w:tcW w:w="2085" w:type="dxa"/>
+                                <w:vAlign w:val="center"/>
+                              </w:tcPr>
+                              <w:p>
+                                <w:pPr>
+                                  <w:jc w:val="right"/>
+                                  <w:cnfStyle w:val="000000000000" w:firstRow="0" w:lastRow="0" w:firstColumn="0" w:lastColumn="0" w:oddVBand="0" w:evenVBand="0" w:oddHBand="0" w:evenHBand="0" w:firstRowFirstColumn="0" w:firstRowLastColumn="0" w:lastRowFirstColumn="0" w:lastRowLastColumn="0"/>
+                                  <w:rPr>
+                                    <w:rFonts w:cs="Segoe UI"/>
+                                    <w:sz w:val="22"/>
+                                    <w:szCs w:val="22"/>
+                                  </w:rPr>
+                                </w:pPr>
+                                <w:r>
+                                  <w:rPr>
+                                    <w:rFonts w:cs="Segoe UI"/>
+                                    <w:sz w:val="22"/>
+                                    <w:szCs w:val="22"/>
+                                  </w:rPr>
+                                  <w:t>SalesCommissionAmt_Control32</w:t>
+                                </w:r>
+                              </w:p>
+                            </w:tc>
+                          </w:sdtContent>
+                        </w:sdt>
+                        <w:sdt>
+                          <w:sdtPr>
+                            <w:rPr>
+                              <w:rFonts w:cs="Segoe UI"/>
+                              <w:sz w:val="22"/>
+                              <w:szCs w:val="22"/>
+                            </w:rPr>
+                            <w:alias w:val="#Nav: /Salesperson_Purchaser/Cust_Ledger_Entry/ProfitCommissionAmt_Control33"/>
+                            <w:tag w:val="#Nav: Salesperson_Commission/115"/>
+                            <w:id w:val="-425352844"/>
+                            <w:placeholder>
+                              <w:docPart w:val="14AFCE12967A4FEAB712D4384DF4A6EC"/>
+                            </w:placeholder>
+                            <w:dataBinding w:prefixMappings="xmlns:ns0='urn:microsoft-dynamics-nav/reports/Salesperson_Commission/115/'" w:xpath="/ns0:NavWordReportXmlPart[1]/ns0:Salesperson_Purchaser[1]/ns0:Cust_Ledger_Entry[1]/ns0:ProfitCommissionAmt_Control33[1]" w:storeItemID="{79D6D75F-D29A-40D3-A819-B215617F17D6}"/>
+                            <w:text/>
+                          </w:sdtPr>
+                          <w:sdtContent>
+                            <w:tc>
+                              <w:tcPr>
+                                <w:tcW w:w="2083" w:type="dxa"/>
+                                <w:vAlign w:val="center"/>
+                              </w:tcPr>
+                              <w:p>
+                                <w:pPr>
+                                  <w:jc w:val="right"/>
+                                  <w:cnfStyle w:val="000000000000" w:firstRow="0" w:lastRow="0" w:firstColumn="0" w:lastColumn="0" w:oddVBand="0" w:evenVBand="0" w:oddHBand="0" w:evenHBand="0" w:firstRowFirstColumn="0" w:firstRowLastColumn="0" w:lastRowFirstColumn="0" w:lastRowLastColumn="0"/>
+                                  <w:rPr>
+                                    <w:rFonts w:cs="Segoe UI"/>
+                                    <w:sz w:val="22"/>
+                                    <w:szCs w:val="22"/>
+                                  </w:rPr>
+                                </w:pPr>
+                                <w:r>
+                                  <w:rPr>
+                                    <w:rFonts w:cs="Segoe UI"/>
+                                    <w:sz w:val="22"/>
+                                    <w:szCs w:val="22"/>
+                                  </w:rPr>
+                                  <w:t>ProfitCommissionAmt_Control33</w:t>
+                                </w:r>
+                              </w:p>
+                            </w:tc>
+                          </w:sdtContent>
+                        </w:sdt>
+                        <w:sdt>
+                          <w:sdtPr>
+                            <w:rPr>
+                              <w:rFonts w:cs="Segoe UI"/>
+                              <w:sz w:val="22"/>
+                              <w:szCs w:val="22"/>
+                            </w:rPr>
+                            <w:alias w:val="#Nav: /Salesperson_Purchaser/Cust_Ledger_Entry/AdjProfitCommissionAmt_Control45"/>
+                            <w:tag w:val="#Nav: Salesperson_Commission/115"/>
+                            <w:id w:val="2066443022"/>
+                            <w:placeholder>
+                              <w:docPart w:val="14AFCE12967A4FEAB712D4384DF4A6EC"/>
+                            </w:placeholder>
+                            <w:dataBinding w:prefixMappings="xmlns:ns0='urn:microsoft-dynamics-nav/reports/Salesperson_Commission/115/'" w:xpath="/ns0:NavWordReportXmlPart[1]/ns0:Salesperson_Purchaser[1]/ns0:Cust_Ledger_Entry[1]/ns0:AdjProfitCommissionAmt_Control45[1]" w:storeItemID="{79D6D75F-D29A-40D3-A819-B215617F17D6}"/>
+                            <w:text/>
+                          </w:sdtPr>
+                          <w:sdtContent>
+                            <w:tc>
+                              <w:tcPr>
+                                <w:tcW w:w="2085" w:type="dxa"/>
+                                <w:vAlign w:val="center"/>
+                              </w:tcPr>
+                              <w:p>
+                                <w:pPr>
+                                  <w:jc w:val="right"/>
+                                  <w:cnfStyle w:val="000000000000" w:firstRow="0" w:lastRow="0" w:firstColumn="0" w:lastColumn="0" w:oddVBand="0" w:evenVBand="0" w:oddHBand="0" w:evenHBand="0" w:firstRowFirstColumn="0" w:firstRowLastColumn="0" w:lastRowFirstColumn="0" w:lastRowLastColumn="0"/>
+                                  <w:rPr>
+                                    <w:rFonts w:cs="Segoe UI"/>
+                                    <w:sz w:val="22"/>
+                                    <w:szCs w:val="22"/>
+                                  </w:rPr>
+                                </w:pPr>
+                                <w:r>
+                                  <w:rPr>
+                                    <w:rFonts w:cs="Segoe UI"/>
+                                    <w:sz w:val="22"/>
+                                    <w:szCs w:val="22"/>
+                                  </w:rPr>
+                                  <w:t>AdjProfitCommissionAmt_Control45</w:t>
+                                </w:r>
+                              </w:p>
+                            </w:tc>
+                          </w:sdtContent>
+                        </w:sdt>
+                      </w:tr>
+                    </w:sdtContent>
+                  </w:sdt>
+                </w:sdtContent>
+              </w:sdt>
+              <w:tr>
+                <w:trPr>
+                  <w:cnfStyle w:val="000000100000" w:firstRow="0" w:lastRow="0" w:firstColumn="0" w:lastColumn="0" w:oddVBand="0" w:evenVBand="0" w:oddHBand="1" w:evenHBand="0" w:firstRowFirstColumn="0" w:firstRowLastColumn="0" w:lastRowFirstColumn="0" w:lastRowLastColumn="0"/>
+                  <w:trHeight w:val="113" w:hRule="exact"/>
+                </w:trPr>
+                <w:tc>
+                  <w:tcPr>
+                    <w:cnfStyle w:val="001000000000" w:firstRow="0" w:lastRow="0" w:firstColumn="1" w:lastColumn="0" w:oddVBand="0" w:evenVBand="0" w:oddHBand="0" w:evenHBand="0" w:firstRowFirstColumn="0" w:firstRowLastColumn="0" w:lastRowFirstColumn="0" w:lastRowLastColumn="0"/>
+                    <w:tcW w:w="1252" w:type="dxa"/>
+                    <w:tcBorders>
+                      <w:bottom w:val="single" w:color="auto" w:sz="4" w:space="0"/>
+                    </w:tcBorders>
+                    <w:shd w:val="clear" w:color="auto" w:fill="auto"/>
+                  </w:tcPr>
+                  <w:p>
+                    <w:pPr>
+                      <w:rPr>
+                        <w:rFonts w:ascii="Segoe UI" w:hAnsi="Segoe UI" w:cs="Segoe UI"/>
+                        <w:sz w:val="22"/>
+                        <w:szCs w:val="22"/>
+                      </w:rPr>
+                    </w:pPr>
+                  </w:p>
+                </w:tc>
+                <w:tc>
+                  <w:tcPr>
+                    <w:tcW w:w="1808" w:type="dxa"/>
+                    <w:tcBorders>
+                      <w:bottom w:val="single" w:color="auto" w:sz="4" w:space="0"/>
+                    </w:tcBorders>
+                    <w:shd w:val="clear" w:color="auto" w:fill="auto"/>
+                  </w:tcPr>
+                  <w:p>
+                    <w:pPr>
+                      <w:cnfStyle w:val="000000100000" w:firstRow="0" w:lastRow="0" w:firstColumn="0" w:lastColumn="0" w:oddVBand="0" w:evenVBand="0" w:oddHBand="1" w:evenHBand="0" w:firstRowFirstColumn="0" w:firstRowLastColumn="0" w:lastRowFirstColumn="0" w:lastRowLastColumn="0"/>
+                      <w:rPr>
+                        <w:rFonts w:ascii="Segoe UI" w:hAnsi="Segoe UI" w:cs="Segoe UI"/>
+                        <w:sz w:val="22"/>
+                        <w:szCs w:val="22"/>
+                      </w:rPr>
+                    </w:pPr>
+                  </w:p>
+                </w:tc>
+                <w:tc>
+                  <w:tcPr>
+                    <w:tcW w:w="1710" w:type="dxa"/>
+                    <w:tcBorders>
+                      <w:bottom w:val="single" w:color="auto" w:sz="4" w:space="0"/>
+                    </w:tcBorders>
+                    <w:shd w:val="clear" w:color="auto" w:fill="auto"/>
+                  </w:tcPr>
+                  <w:p>
+                    <w:pPr>
+                      <w:cnfStyle w:val="000000100000" w:firstRow="0" w:lastRow="0" w:firstColumn="0" w:lastColumn="0" w:oddVBand="0" w:evenVBand="0" w:oddHBand="1" w:evenHBand="0" w:firstRowFirstColumn="0" w:firstRowLastColumn="0" w:lastRowFirstColumn="0" w:lastRowLastColumn="0"/>
+                      <w:rPr>
+                        <w:rFonts w:ascii="Segoe UI" w:hAnsi="Segoe UI" w:cs="Segoe UI"/>
+                        <w:sz w:val="22"/>
+                        <w:szCs w:val="22"/>
+                      </w:rPr>
+                    </w:pPr>
+                  </w:p>
+                </w:tc>
+                <w:tc>
+                  <w:tcPr>
+                    <w:tcW w:w="1483" w:type="dxa"/>
+                    <w:tcBorders>
+                      <w:bottom w:val="single" w:color="auto" w:sz="4" w:space="0"/>
+                    </w:tcBorders>
+                    <w:shd w:val="clear" w:color="auto" w:fill="auto"/>
+                  </w:tcPr>
+                  <w:p>
+                    <w:pPr>
+                      <w:cnfStyle w:val="000000100000" w:firstRow="0" w:lastRow="0" w:firstColumn="0" w:lastColumn="0" w:oddVBand="0" w:evenVBand="0" w:oddHBand="1" w:evenHBand="0" w:firstRowFirstColumn="0" w:firstRowLastColumn="0" w:lastRowFirstColumn="0" w:lastRowLastColumn="0"/>
+                      <w:rPr>
+                        <w:rFonts w:ascii="Segoe UI" w:hAnsi="Segoe UI" w:cs="Segoe UI"/>
+                        <w:sz w:val="22"/>
+                        <w:szCs w:val="22"/>
+                      </w:rPr>
+                    </w:pPr>
+                  </w:p>
+                </w:tc>
+                <w:tc>
+                  <w:tcPr>
+                    <w:tcW w:w="1458" w:type="dxa"/>
+                    <w:tcBorders>
+                      <w:bottom w:val="single" w:color="auto" w:sz="4" w:space="0"/>
+                    </w:tcBorders>
+                    <w:shd w:val="clear" w:color="auto" w:fill="auto"/>
+                  </w:tcPr>
+                  <w:p>
+                    <w:pPr>
+                      <w:cnfStyle w:val="000000100000" w:firstRow="0" w:lastRow="0" w:firstColumn="0" w:lastColumn="0" w:oddVBand="0" w:evenVBand="0" w:oddHBand="1" w:evenHBand="0" w:firstRowFirstColumn="0" w:firstRowLastColumn="0" w:lastRowFirstColumn="0" w:lastRowLastColumn="0"/>
+                      <w:rPr>
+                        <w:rFonts w:ascii="Segoe UI" w:hAnsi="Segoe UI" w:cs="Segoe UI"/>
+                        <w:sz w:val="22"/>
+                        <w:szCs w:val="22"/>
+                      </w:rPr>
+                    </w:pPr>
+                  </w:p>
+                </w:tc>
+                <w:tc>
+                  <w:tcPr>
+                    <w:tcW w:w="1458" w:type="dxa"/>
+                    <w:tcBorders>
+                      <w:bottom w:val="single" w:color="auto" w:sz="4" w:space="0"/>
+                    </w:tcBorders>
+                    <w:shd w:val="clear" w:color="auto" w:fill="auto"/>
+                  </w:tcPr>
+                  <w:p>
+                    <w:pPr>
+                      <w:cnfStyle w:val="000000100000" w:firstRow="0" w:lastRow="0" w:firstColumn="0" w:lastColumn="0" w:oddVBand="0" w:evenVBand="0" w:oddHBand="1" w:evenHBand="0" w:firstRowFirstColumn="0" w:firstRowLastColumn="0" w:lastRowFirstColumn="0" w:lastRowLastColumn="0"/>
+                      <w:rPr>
+                        <w:rFonts w:ascii="Segoe UI" w:hAnsi="Segoe UI" w:cs="Segoe UI"/>
+                        <w:sz w:val="22"/>
+                        <w:szCs w:val="22"/>
+                      </w:rPr>
+                    </w:pPr>
+                  </w:p>
+                </w:tc>
+                <w:tc>
+                  <w:tcPr>
+                    <w:tcW w:w="2085" w:type="dxa"/>
+                    <w:tcBorders>
+                      <w:bottom w:val="single" w:color="auto" w:sz="4" w:space="0"/>
+                    </w:tcBorders>
+                    <w:shd w:val="clear" w:color="auto" w:fill="auto"/>
+                  </w:tcPr>
+                  <w:p>
+                    <w:pPr>
+                      <w:cnfStyle w:val="000000100000" w:firstRow="0" w:lastRow="0" w:firstColumn="0" w:lastColumn="0" w:oddVBand="0" w:evenVBand="0" w:oddHBand="1" w:evenHBand="0" w:firstRowFirstColumn="0" w:firstRowLastColumn="0" w:lastRowFirstColumn="0" w:lastRowLastColumn="0"/>
+                      <w:rPr>
+                        <w:rFonts w:ascii="Segoe UI" w:hAnsi="Segoe UI" w:cs="Segoe UI"/>
+                        <w:sz w:val="22"/>
+                        <w:szCs w:val="22"/>
+                      </w:rPr>
+                    </w:pPr>
+                  </w:p>
+                </w:tc>
+                <w:tc>
+                  <w:tcPr>
+                    <w:tcW w:w="2083" w:type="dxa"/>
+                    <w:tcBorders>
+                      <w:bottom w:val="single" w:color="auto" w:sz="4" w:space="0"/>
+                    </w:tcBorders>
+                    <w:shd w:val="clear" w:color="auto" w:fill="auto"/>
+                  </w:tcPr>
+                  <w:p>
+                    <w:pPr>
+                      <w:cnfStyle w:val="000000100000" w:firstRow="0" w:lastRow="0" w:firstColumn="0" w:lastColumn="0" w:oddVBand="0" w:evenVBand="0" w:oddHBand="1" w:evenHBand="0" w:firstRowFirstColumn="0" w:firstRowLastColumn="0" w:lastRowFirstColumn="0" w:lastRowLastColumn="0"/>
+                      <w:rPr>
+                        <w:rFonts w:ascii="Segoe UI" w:hAnsi="Segoe UI" w:cs="Segoe UI"/>
+                        <w:sz w:val="22"/>
+                        <w:szCs w:val="22"/>
+                      </w:rPr>
+                    </w:pPr>
+                  </w:p>
+                </w:tc>
+                <w:tc>
+                  <w:tcPr>
+                    <w:tcW w:w="2085" w:type="dxa"/>
+                    <w:tcBorders>
+                      <w:bottom w:val="single" w:color="auto" w:sz="4" w:space="0"/>
+                    </w:tcBorders>
+                    <w:shd w:val="clear" w:color="auto" w:fill="auto"/>
+                  </w:tcPr>
+                  <w:p>
+                    <w:pPr>
+                      <w:cnfStyle w:val="000000100000" w:firstRow="0" w:lastRow="0" w:firstColumn="0" w:lastColumn="0" w:oddVBand="0" w:evenVBand="0" w:oddHBand="1" w:evenHBand="0" w:firstRowFirstColumn="0" w:firstRowLastColumn="0" w:lastRowFirstColumn="0" w:lastRowLastColumn="0"/>
+                      <w:rPr>
+                        <w:rFonts w:ascii="Segoe UI" w:hAnsi="Segoe UI" w:cs="Segoe UI"/>
+                        <w:sz w:val="22"/>
+                        <w:szCs w:val="22"/>
+                      </w:rPr>
+                    </w:pPr>
+                  </w:p>
+                </w:tc>
+              </w:tr>
+              <w:tr>
+                <w:trPr>
+                  <w:trHeight w:val="490"/>
+                </w:trPr>
+                <w:tc>
+                  <w:tcPr>
+                    <w:cnfStyle w:val="001000000000" w:firstRow="0" w:lastRow="0" w:firstColumn="1" w:lastColumn="0" w:oddVBand="0" w:evenVBand="0" w:oddHBand="0" w:evenHBand="0" w:firstRowFirstColumn="0" w:firstRowLastColumn="0" w:lastRowFirstColumn="0" w:lastRowLastColumn="0"/>
+                    <w:tcW w:w="3060" w:type="dxa"/>
+                    <w:gridSpan w:val="2"/>
+                    <w:tcBorders>
+                      <w:top w:val="single" w:color="auto" w:sz="4" w:space="0"/>
+                      <w:bottom w:val="single" w:color="auto" w:sz="4" w:space="0"/>
+                    </w:tcBorders>
+                    <w:vAlign w:val="center"/>
+                  </w:tcPr>
+                  <w:sdt>
+                    <w:sdtPr>
+                      <w:rPr>
+                        <w:rFonts w:ascii="Segoe UI Semibold" w:hAnsi="Segoe UI Semibold" w:cs="Segoe UI Semibold"/>
+                        <w:sz w:val="22"/>
+                        <w:szCs w:val="22"/>
+                      </w:rPr>
+                      <w:alias w:val="#Nav: /Salesperson_Purchaser/Salesperson_Purchaser_Name"/>
+                      <w:tag w:val="#Nav: Salesperson_Commission/115"/>
+                      <w:id w:val="887532494"/>
+                      <w:placeholder>
+                        <w:docPart w:val="14AFCE12967A4FEAB712D4384DF4A6EC"/>
+                      </w:placeholder>
+                      <w:dataBinding w:prefixMappings="xmlns:ns0='urn:microsoft-dynamics-nav/reports/Salesperson_Commission/115/'" w:xpath="/ns0:NavWordReportXmlPart[1]/ns0:Salesperson_Purchaser[1]/ns0:Salesperson_Purchaser_Name[1]" w:storeItemID="{79D6D75F-D29A-40D3-A819-B215617F17D6}"/>
+                      <w:text/>
+                    </w:sdtPr>
+                    <w:sdtContent>
+                      <w:p>
+                        <w:pPr>
+                          <w:rPr>
+                            <w:rFonts w:ascii="Segoe UI Semibold" w:hAnsi="Segoe UI Semibold" w:cs="Segoe UI Semibold"/>
+                            <w:sz w:val="22"/>
+                            <w:szCs w:val="22"/>
+                          </w:rPr>
+                        </w:pPr>
+                        <w:proofErr w:type="spellStart"/>
+                        <w:r>
+                          <w:rPr>
+                            <w:rFonts w:ascii="Segoe UI Semibold" w:hAnsi="Segoe UI Semibold" w:cs="Segoe UI Semibold"/>
+                            <w:sz w:val="22"/>
+                            <w:szCs w:val="22"/>
+                          </w:rPr>
+                          <w:t>Salesperson_Purchaser_Name</w:t>
+                        </w:r>
+                        <w:proofErr w:type="spellEnd"/>
+                      </w:p>
+                    </w:sdtContent>
+                  </w:sdt>
+                </w:tc>
+                <w:tc>
+                  <w:tcPr>
+                    <w:tcW w:w="1710" w:type="dxa"/>
+                    <w:tcBorders>
+                      <w:top w:val="single" w:color="auto" w:sz="4" w:space="0"/>
+                      <w:bottom w:val="single" w:color="auto" w:sz="4" w:space="0"/>
+                    </w:tcBorders>
+                  </w:tcPr>
+                  <w:p>
+                    <w:pPr>
+                      <w:cnfStyle w:val="000000000000" w:firstRow="0" w:lastRow="0" w:firstColumn="0" w:lastColumn="0" w:oddVBand="0" w:evenVBand="0" w:oddHBand="0" w:evenHBand="0" w:firstRowFirstColumn="0" w:firstRowLastColumn="0" w:lastRowFirstColumn="0" w:lastRowLastColumn="0"/>
+                      <w:rPr>
+                        <w:rFonts w:ascii="Segoe UI Semibold" w:hAnsi="Segoe UI Semibold" w:cs="Segoe UI Semibold"/>
+                        <w:sz w:val="22"/>
+                        <w:szCs w:val="22"/>
+                      </w:rPr>
+                    </w:pPr>
+                  </w:p>
+                </w:tc>
+                <w:sdt>
+                  <w:sdtPr>
+                    <w:rPr>
+                      <w:rFonts w:ascii="Segoe UI Semibold" w:hAnsi="Segoe UI Semibold" w:cs="Segoe UI Semibold"/>
+                      <w:b/>
+                      <w:bCs/>
+                      <w:sz w:val="22"/>
+                      <w:szCs w:val="22"/>
+                    </w:rPr>
+                    <w:alias w:val="#Nav: /Salesperson_Purchaser/Subtotals/Subtotals_Sales"/>
+                    <w:tag w:val="#Nav: Salesperson_Commission/115"/>
+                    <w:id w:val="-731769453"/>
+                    <w:placeholder>
+                      <w:docPart w:val="DefaultPlaceholder_-1854013440"/>
+                    </w:placeholder>
+                    <w:dataBinding w:prefixMappings="xmlns:ns0='urn:microsoft-dynamics-nav/reports/Salesperson_Commission/115/'" w:xpath="/ns0:NavWordReportXmlPart[1]/ns0:Salesperson_Purchaser[1]/ns0:Subtotals[1]/ns0:Subtotals_Sales[1]" w:storeItemID="{79D6D75F-D29A-40D3-A819-B215617F17D6}"/>
+                    <w:text/>
+                  </w:sdtPr>
+                  <w:sdtContent>
+                    <w:tc>
+                      <w:tcPr>
+                        <w:tcW w:w="1483" w:type="dxa"/>
+                        <w:tcBorders>
+                          <w:top w:val="single" w:color="auto" w:sz="4" w:space="0"/>
+                          <w:bottom w:val="single" w:color="auto" w:sz="4" w:space="0"/>
+                        </w:tcBorders>
+                        <w:vAlign w:val="center"/>
+                      </w:tcPr>
+                      <w:p>
+                        <w:pPr>
+                          <w:jc w:val="right"/>
+                          <w:cnfStyle w:val="000000000000" w:firstRow="0" w:lastRow="0" w:firstColumn="0" w:lastColumn="0" w:oddVBand="0" w:evenVBand="0" w:oddHBand="0" w:evenHBand="0" w:firstRowFirstColumn="0" w:firstRowLastColumn="0" w:lastRowFirstColumn="0" w:lastRowLastColumn="0"/>
+                          <w:rPr>
+                            <w:rFonts w:ascii="Segoe UI Semibold" w:hAnsi="Segoe UI Semibold" w:cs="Segoe UI Semibold"/>
+                            <w:b/>
+                            <w:bCs/>
+                            <w:sz w:val="22"/>
+                            <w:szCs w:val="22"/>
+                          </w:rPr>
+                        </w:pPr>
+                        <w:proofErr w:type="spellStart"/>
+                        <w:r>
+                          <w:rPr>
+                            <w:rFonts w:ascii="Segoe UI Semibold" w:hAnsi="Segoe UI Semibold" w:cs="Segoe UI Semibold"/>
+                            <w:b/>
+                            <w:bCs/>
+                            <w:sz w:val="22"/>
+                            <w:szCs w:val="22"/>
+                          </w:rPr>
+                          <w:t>Subtotals_Sales</w:t>
+                        </w:r>
+                        <w:proofErr w:type="spellEnd"/>
+                      </w:p>
+                    </w:tc>
+                  </w:sdtContent>
+                </w:sdt>
+                <w:sdt>
+                  <w:sdtPr>
+                    <w:rPr>
+                      <w:rFonts w:ascii="Segoe UI Semibold" w:hAnsi="Segoe UI Semibold" w:cs="Segoe UI Semibold"/>
+                      <w:b/>
+                      <w:bCs/>
+                      <w:sz w:val="22"/>
+                      <w:szCs w:val="22"/>
+                    </w:rPr>
+                    <w:alias w:val="#Nav: /Salesperson_Purchaser/Subtotals/Subtotals_Profit"/>
+                    <w:tag w:val="#Nav: Salesperson_Commission/115"/>
+                    <w:id w:val="1207604024"/>
+                    <w:placeholder>
+                      <w:docPart w:val="DefaultPlaceholder_-1854013440"/>
+                    </w:placeholder>
+                    <w:dataBinding w:prefixMappings="xmlns:ns0='urn:microsoft-dynamics-nav/reports/Salesperson_Commission/115/'" w:xpath="/ns0:NavWordReportXmlPart[1]/ns0:Salesperson_Purchaser[1]/ns0:Subtotals[1]/ns0:Subtotals_Profit[1]" w:storeItemID="{79D6D75F-D29A-40D3-A819-B215617F17D6}"/>
+                    <w:text/>
+                  </w:sdtPr>
+                  <w:sdtContent>
+                    <w:tc>
+                      <w:tcPr>
+                        <w:tcW w:w="1458" w:type="dxa"/>
+                        <w:tcBorders>
+                          <w:top w:val="single" w:color="auto" w:sz="4" w:space="0"/>
+                          <w:bottom w:val="single" w:color="auto" w:sz="4" w:space="0"/>
+                        </w:tcBorders>
+                        <w:vAlign w:val="center"/>
+                      </w:tcPr>
+                      <w:p>
+                        <w:pPr>
+                          <w:jc w:val="right"/>
+                          <w:cnfStyle w:val="000000000000" w:firstRow="0" w:lastRow="0" w:firstColumn="0" w:lastColumn="0" w:oddVBand="0" w:evenVBand="0" w:oddHBand="0" w:evenHBand="0" w:firstRowFirstColumn="0" w:firstRowLastColumn="0" w:lastRowFirstColumn="0" w:lastRowLastColumn="0"/>
+                          <w:rPr>
+                            <w:rFonts w:ascii="Segoe UI Semibold" w:hAnsi="Segoe UI Semibold" w:cs="Segoe UI Semibold"/>
+                            <w:b/>
+                            <w:bCs/>
+                            <w:sz w:val="22"/>
+                            <w:szCs w:val="22"/>
+                          </w:rPr>
+                        </w:pPr>
+                        <w:proofErr w:type="spellStart"/>
+                        <w:r>
+                          <w:rPr>
+                            <w:rFonts w:ascii="Segoe UI Semibold" w:hAnsi="Segoe UI Semibold" w:cs="Segoe UI Semibold"/>
+                            <w:b/>
+                            <w:bCs/>
+                            <w:sz w:val="22"/>
+                            <w:szCs w:val="22"/>
+                          </w:rPr>
+                          <w:t>Subtotals_Profit</w:t>
+                        </w:r>
+                        <w:proofErr w:type="spellEnd"/>
+                      </w:p>
+                    </w:tc>
+                  </w:sdtContent>
+                </w:sdt>
+                <w:sdt>
+                  <w:sdtPr>
+                    <w:rPr>
+                      <w:rFonts w:ascii="Segoe UI Semibold" w:hAnsi="Segoe UI Semibold" w:cs="Segoe UI Semibold"/>
+                      <w:b/>
+                      <w:bCs/>
+                      <w:sz w:val="22"/>
+                      <w:szCs w:val="22"/>
+                    </w:rPr>
+                    <w:alias w:val="#Nav: /Salesperson_Purchaser/Subtotals/Subtotals_AdjProfit"/>
+                    <w:tag w:val="#Nav: Salesperson_Commission/115"/>
+                    <w:id w:val="-2064236192"/>
+                    <w:placeholder>
+                      <w:docPart w:val="DefaultPlaceholder_-1854013440"/>
+                    </w:placeholder>
+                    <w:dataBinding w:prefixMappings="xmlns:ns0='urn:microsoft-dynamics-nav/reports/Salesperson_Commission/115/'" w:xpath="/ns0:NavWordReportXmlPart[1]/ns0:Salesperson_Purchaser[1]/ns0:Subtotals[1]/ns0:Subtotals_AdjProfit[1]" w:storeItemID="{79D6D75F-D29A-40D3-A819-B215617F17D6}"/>
+                    <w:text/>
+                  </w:sdtPr>
+                  <w:sdtContent>
+                    <w:tc>
+                      <w:tcPr>
+                        <w:tcW w:w="1458" w:type="dxa"/>
+                        <w:tcBorders>
+                          <w:top w:val="single" w:color="auto" w:sz="4" w:space="0"/>
+                          <w:bottom w:val="single" w:color="auto" w:sz="4" w:space="0"/>
+                        </w:tcBorders>
+                        <w:vAlign w:val="center"/>
+                      </w:tcPr>
+                      <w:p>
+                        <w:pPr>
+                          <w:jc w:val="right"/>
+                          <w:cnfStyle w:val="000000000000" w:firstRow="0" w:lastRow="0" w:firstColumn="0" w:lastColumn="0" w:oddVBand="0" w:evenVBand="0" w:oddHBand="0" w:evenHBand="0" w:firstRowFirstColumn="0" w:firstRowLastColumn="0" w:lastRowFirstColumn="0" w:lastRowLastColumn="0"/>
+                          <w:rPr>
+                            <w:rFonts w:ascii="Segoe UI Semibold" w:hAnsi="Segoe UI Semibold" w:cs="Segoe UI Semibold"/>
+                            <w:b/>
+                            <w:bCs/>
+                            <w:sz w:val="22"/>
+                            <w:szCs w:val="22"/>
+                          </w:rPr>
+                        </w:pPr>
+                        <w:proofErr w:type="spellStart"/>
+                        <w:r>
+                          <w:rPr>
+                            <w:rFonts w:ascii="Segoe UI Semibold" w:hAnsi="Segoe UI Semibold" w:cs="Segoe UI Semibold"/>
+                            <w:b/>
+                            <w:bCs/>
+                            <w:sz w:val="22"/>
+                            <w:szCs w:val="22"/>
+                          </w:rPr>
+                          <w:t>Subtotals_AdjProfit</w:t>
+                        </w:r>
+                        <w:proofErr w:type="spellEnd"/>
+                      </w:p>
+                    </w:tc>
+                  </w:sdtContent>
+                </w:sdt>
+                <w:sdt>
+                  <w:sdtPr>
+                    <w:rPr>
+                      <w:rFonts w:ascii="Segoe UI Semibold" w:hAnsi="Segoe UI Semibold" w:cs="Segoe UI Semibold"/>
+                      <w:b/>
+                      <w:bCs/>
+                      <w:sz w:val="22"/>
+                      <w:szCs w:val="22"/>
+                    </w:rPr>
+                    <w:alias w:val="#Nav: /Salesperson_Purchaser/Subtotals/Subtotals_SalesCommission"/>
+                    <w:tag w:val="#Nav: Salesperson_Commission/115"/>
+                    <w:id w:val="484133361"/>
+                    <w:placeholder>
+                      <w:docPart w:val="DefaultPlaceholder_-1854013440"/>
+                    </w:placeholder>
+                    <w:dataBinding w:prefixMappings="xmlns:ns0='urn:microsoft-dynamics-nav/reports/Salesperson_Commission/115/'" w:xpath="/ns0:NavWordReportXmlPart[1]/ns0:Salesperson_Purchaser[1]/ns0:Subtotals[1]/ns0:Subtotals_SalesCommission[1]" w:storeItemID="{79D6D75F-D29A-40D3-A819-B215617F17D6}"/>
+                    <w:text/>
+                  </w:sdtPr>
+                  <w:sdtContent>
+                    <w:tc>
+                      <w:tcPr>
+                        <w:tcW w:w="2085" w:type="dxa"/>
+                        <w:tcBorders>
+                          <w:top w:val="single" w:color="auto" w:sz="4" w:space="0"/>
+                          <w:bottom w:val="single" w:color="auto" w:sz="4" w:space="0"/>
+                        </w:tcBorders>
+                        <w:vAlign w:val="center"/>
+                      </w:tcPr>
+                      <w:p>
+                        <w:pPr>
+                          <w:jc w:val="right"/>
+                          <w:cnfStyle w:val="000000000000" w:firstRow="0" w:lastRow="0" w:firstColumn="0" w:lastColumn="0" w:oddVBand="0" w:evenVBand="0" w:oddHBand="0" w:evenHBand="0" w:firstRowFirstColumn="0" w:firstRowLastColumn="0" w:lastRowFirstColumn="0" w:lastRowLastColumn="0"/>
+                          <w:rPr>
+                            <w:rFonts w:ascii="Segoe UI Semibold" w:hAnsi="Segoe UI Semibold" w:cs="Segoe UI Semibold"/>
+                            <w:b/>
+                            <w:bCs/>
+                            <w:sz w:val="22"/>
+                            <w:szCs w:val="22"/>
+                          </w:rPr>
+                        </w:pPr>
+                        <w:proofErr w:type="spellStart"/>
+                        <w:r>
+                          <w:rPr>
+                            <w:rFonts w:ascii="Segoe UI Semibold" w:hAnsi="Segoe UI Semibold" w:cs="Segoe UI Semibold"/>
+                            <w:b/>
+                            <w:bCs/>
+                            <w:sz w:val="22"/>
+                            <w:szCs w:val="22"/>
+                          </w:rPr>
+                          <w:t>Subtotals_SalesCommission</w:t>
+                        </w:r>
+                        <w:proofErr w:type="spellEnd"/>
+                      </w:p>
+                    </w:tc>
+                  </w:sdtContent>
+                </w:sdt>
+                <w:sdt>
+                  <w:sdtPr>
+                    <w:rPr>
+                      <w:rFonts w:ascii="Segoe UI Semibold" w:hAnsi="Segoe UI Semibold" w:cs="Segoe UI Semibold"/>
+                      <w:b/>
+                      <w:bCs/>
+                      <w:sz w:val="22"/>
+                      <w:szCs w:val="22"/>
+                    </w:rPr>
+                    <w:alias w:val="#Nav: /Salesperson_Purchaser/Subtotals/Subtotals_ProfitCommission"/>
+                    <w:tag w:val="#Nav: Salesperson_Commission/115"/>
+                    <w:id w:val="-1376308262"/>
+                    <w:placeholder>
+                      <w:docPart w:val="DefaultPlaceholder_-1854013440"/>
+                    </w:placeholder>
+                    <w:dataBinding w:prefixMappings="xmlns:ns0='urn:microsoft-dynamics-nav/reports/Salesperson_Commission/115/'" w:xpath="/ns0:NavWordReportXmlPart[1]/ns0:Salesperson_Purchaser[1]/ns0:Subtotals[1]/ns0:Subtotals_ProfitCommission[1]" w:storeItemID="{79D6D75F-D29A-40D3-A819-B215617F17D6}"/>
+                    <w:text/>
+                  </w:sdtPr>
+                  <w:sdtContent>
+                    <w:tc>
+                      <w:tcPr>
+                        <w:tcW w:w="2083" w:type="dxa"/>
+                        <w:tcBorders>
+                          <w:top w:val="single" w:color="auto" w:sz="4" w:space="0"/>
+                          <w:bottom w:val="single" w:color="auto" w:sz="4" w:space="0"/>
+                        </w:tcBorders>
+                        <w:vAlign w:val="center"/>
+                      </w:tcPr>
+                      <w:p>
+                        <w:pPr>
+                          <w:jc w:val="right"/>
+                          <w:cnfStyle w:val="000000000000" w:firstRow="0" w:lastRow="0" w:firstColumn="0" w:lastColumn="0" w:oddVBand="0" w:evenVBand="0" w:oddHBand="0" w:evenHBand="0" w:firstRowFirstColumn="0" w:firstRowLastColumn="0" w:lastRowFirstColumn="0" w:lastRowLastColumn="0"/>
+                          <w:rPr>
+                            <w:rFonts w:ascii="Segoe UI Semibold" w:hAnsi="Segoe UI Semibold" w:cs="Segoe UI Semibold"/>
+                            <w:b/>
+                            <w:bCs/>
+                            <w:sz w:val="22"/>
+                            <w:szCs w:val="22"/>
+                          </w:rPr>
+                        </w:pPr>
+                        <w:proofErr w:type="spellStart"/>
+                        <w:r>
+                          <w:rPr>
+                            <w:rFonts w:ascii="Segoe UI Semibold" w:hAnsi="Segoe UI Semibold" w:cs="Segoe UI Semibold"/>
+                            <w:b/>
+                            <w:bCs/>
+                            <w:sz w:val="22"/>
+                            <w:szCs w:val="22"/>
+                          </w:rPr>
+                          <w:t>Subtotals_ProfitCommission</w:t>
+                        </w:r>
+                        <w:proofErr w:type="spellEnd"/>
+                      </w:p>
+                    </w:tc>
+                  </w:sdtContent>
+                </w:sdt>
+                <w:sdt>
+                  <w:sdtPr>
+                    <w:rPr>
+                      <w:rFonts w:ascii="Segoe UI Semibold" w:hAnsi="Segoe UI Semibold" w:cs="Segoe UI Semibold"/>
+                      <w:b/>
+                      <w:bCs/>
+                      <w:sz w:val="22"/>
+                      <w:szCs w:val="22"/>
+                    </w:rPr>
+                    <w:alias w:val="#Nav: /Salesperson_Purchaser/Subtotals/Subtotals_AdjProfitCommission"/>
+                    <w:tag w:val="#Nav: Salesperson_Commission/115"/>
+                    <w:id w:val="412291003"/>
+                    <w:placeholder>
+                      <w:docPart w:val="DefaultPlaceholder_-1854013440"/>
+                    </w:placeholder>
+                    <w:dataBinding w:prefixMappings="xmlns:ns0='urn:microsoft-dynamics-nav/reports/Salesperson_Commission/115/'" w:xpath="/ns0:NavWordReportXmlPart[1]/ns0:Salesperson_Purchaser[1]/ns0:Subtotals[1]/ns0:Subtotals_AdjProfitCommission[1]" w:storeItemID="{79D6D75F-D29A-40D3-A819-B215617F17D6}"/>
+                    <w:text/>
+                  </w:sdtPr>
+                  <w:sdtContent>
+                    <w:tc>
+                      <w:tcPr>
+                        <w:tcW w:w="2085" w:type="dxa"/>
+                        <w:tcBorders>
+                          <w:top w:val="single" w:color="auto" w:sz="4" w:space="0"/>
+                          <w:bottom w:val="single" w:color="auto" w:sz="4" w:space="0"/>
+                        </w:tcBorders>
+                        <w:vAlign w:val="center"/>
+                      </w:tcPr>
+                      <w:p>
+                        <w:pPr>
+                          <w:jc w:val="right"/>
+                          <w:cnfStyle w:val="000000000000" w:firstRow="0" w:lastRow="0" w:firstColumn="0" w:lastColumn="0" w:oddVBand="0" w:evenVBand="0" w:oddHBand="0" w:evenHBand="0" w:firstRowFirstColumn="0" w:firstRowLastColumn="0" w:lastRowFirstColumn="0" w:lastRowLastColumn="0"/>
+                          <w:rPr>
+                            <w:rFonts w:ascii="Segoe UI Semibold" w:hAnsi="Segoe UI Semibold" w:cs="Segoe UI Semibold"/>
+                            <w:b/>
+                            <w:bCs/>
+                            <w:sz w:val="22"/>
+                            <w:szCs w:val="22"/>
+                          </w:rPr>
+                        </w:pPr>
+                        <w:proofErr w:type="spellStart"/>
+                        <w:r>
+                          <w:rPr>
+                            <w:rFonts w:ascii="Segoe UI Semibold" w:hAnsi="Segoe UI Semibold" w:cs="Segoe UI Semibold"/>
+                            <w:b/>
+                            <w:bCs/>
+                            <w:sz w:val="22"/>
+                            <w:szCs w:val="22"/>
+                          </w:rPr>
+                          <w:t>Subtotals_AdjProfitCommission</w:t>
+                        </w:r>
+                        <w:proofErr w:type="spellEnd"/>
+                      </w:p>
+                    </w:tc>
+                  </w:sdtContent>
+                </w:sdt>
+              </w:tr>
+            </w:sdtContent>
+          </w:sdt>
+        </w:sdtContent>
+      </w:sdt>
+    </w:tbl>
     <w:p>
-      <w:bookmarkStart w:name="_GoBack" w:id="0"/>
-      <w:bookmarkEnd w:id="0"/>
+      <w:pPr>
+        <w:spacing w:after="0"/>
+        <w:rPr>
+          <w:sz w:val="22"/>
+          <w:szCs w:val="22"/>
+        </w:rPr>
+      </w:pPr>
+    </w:p>
+    <w:tbl>
+      <w:tblPr>
+        <w:tblStyle w:val="PlainTable1"/>
+        <w:tblW w:w="15422" w:type="dxa"/>
+        <w:tblBorders>
+          <w:top w:val="none" w:color="auto" w:sz="0" w:space="0"/>
+          <w:left w:val="none" w:color="auto" w:sz="0" w:space="0"/>
+          <w:bottom w:val="none" w:color="auto" w:sz="0" w:space="0"/>
+          <w:right w:val="none" w:color="auto" w:sz="0" w:space="0"/>
+          <w:insideH w:val="none" w:color="auto" w:sz="0" w:space="0"/>
+          <w:insideV w:val="none" w:color="auto" w:sz="0" w:space="0"/>
+        </w:tblBorders>
+        <w:tblLayout w:type="fixed"/>
+        <w:tblLook w:val="04A0" w:firstRow="1" w:lastRow="0" w:firstColumn="1" w:lastColumn="0" w:noHBand="0" w:noVBand="1"/>
+      </w:tblPr>
+      <w:tblGrid>
+        <w:gridCol w:w="1252"/>
+        <w:gridCol w:w="1876"/>
+        <w:gridCol w:w="1667"/>
+        <w:gridCol w:w="1458"/>
+        <w:gridCol w:w="1458"/>
+        <w:gridCol w:w="1458"/>
+        <w:gridCol w:w="2085"/>
+        <w:gridCol w:w="2083"/>
+        <w:gridCol w:w="2085"/>
+      </w:tblGrid>
+      <w:tr>
+        <w:trPr>
+          <w:cnfStyle w:val="100000000000" w:firstRow="1" w:lastRow="0" w:firstColumn="0" w:lastColumn="0" w:oddVBand="0" w:evenVBand="0" w:oddHBand="0" w:evenHBand="0" w:firstRowFirstColumn="0" w:firstRowLastColumn="0" w:lastRowFirstColumn="0" w:lastRowLastColumn="0"/>
+          <w:trHeight w:val="567"/>
+        </w:trPr>
+        <w:sdt>
+          <w:sdtPr>
+            <w:rPr>
+              <w:rFonts w:ascii="Segoe UI Semibold" w:hAnsi="Segoe UI Semibold" w:cs="Segoe UI Semibold"/>
+              <w:sz w:val="22"/>
+              <w:szCs w:val="22"/>
+            </w:rPr>
+            <w:alias w:val="#Nav: /Labels/TotalsCaption"/>
+            <w:tag w:val="#Nav: Salesperson_Commission/115"/>
+            <w:id w:val="968545507"/>
+            <w:placeholder>
+              <w:docPart w:val="DefaultPlaceholder_-1854013440"/>
+            </w:placeholder>
+            <w:dataBinding w:prefixMappings="xmlns:ns0='urn:microsoft-dynamics-nav/reports/Salesperson_Commission/115/'" w:xpath="/ns0:NavWordReportXmlPart[1]/ns0:Labels[1]/ns0:TotalsCaption[1]" w:storeItemID="{79D6D75F-D29A-40D3-A819-B215617F17D6}"/>
+            <w:text/>
+          </w:sdtPr>
+          <w:sdtContent>
+            <w:tc>
+              <w:tcPr>
+                <w:cnfStyle w:val="001000000000" w:firstRow="0" w:lastRow="0" w:firstColumn="1" w:lastColumn="0" w:oddVBand="0" w:evenVBand="0" w:oddHBand="0" w:evenHBand="0" w:firstRowFirstColumn="0" w:firstRowLastColumn="0" w:lastRowFirstColumn="0" w:lastRowLastColumn="0"/>
+                <w:tcW w:w="851" w:type="dxa"/>
+                <w:tcBorders>
+                  <w:top w:val="single" w:color="auto" w:sz="4" w:space="0"/>
+                  <w:bottom w:val="single" w:color="auto" w:sz="4" w:space="0"/>
+                </w:tcBorders>
+                <w:vAlign w:val="center"/>
+              </w:tcPr>
+              <w:p>
+                <w:pPr>
+                  <w:spacing w:before="120" w:after="120"/>
+                  <w:rPr>
+                    <w:rFonts w:ascii="Segoe UI Semibold" w:hAnsi="Segoe UI Semibold" w:cs="Segoe UI Semibold"/>
+                    <w:sz w:val="22"/>
+                    <w:szCs w:val="22"/>
+                  </w:rPr>
+                </w:pPr>
+                <w:proofErr w:type="spellStart"/>
+                <w:r>
+                  <w:rPr>
+                    <w:rFonts w:ascii="Segoe UI Semibold" w:hAnsi="Segoe UI Semibold" w:cs="Segoe UI Semibold"/>
+                    <w:sz w:val="22"/>
+                    <w:szCs w:val="22"/>
+                  </w:rPr>
+                  <w:t>TotalsCaption</w:t>
+                </w:r>
+                <w:proofErr w:type="spellEnd"/>
+              </w:p>
+            </w:tc>
+          </w:sdtContent>
+        </w:sdt>
+        <w:tc>
+          <w:tcPr>
+            <w:tcW w:w="1276" w:type="dxa"/>
+            <w:tcBorders>
+              <w:top w:val="single" w:color="auto" w:sz="4" w:space="0"/>
+              <w:bottom w:val="single" w:color="auto" w:sz="4" w:space="0"/>
+            </w:tcBorders>
+          </w:tcPr>
+          <w:p>
+            <w:pPr>
+              <w:spacing w:before="120" w:after="120"/>
+              <w:cnfStyle w:val="100000000000" w:firstRow="1" w:lastRow="0" w:firstColumn="0" w:lastColumn="0" w:oddVBand="0" w:evenVBand="0" w:oddHBand="0" w:evenHBand="0" w:firstRowFirstColumn="0" w:firstRowLastColumn="0" w:lastRowFirstColumn="0" w:lastRowLastColumn="0"/>
+              <w:rPr>
+                <w:rFonts w:ascii="Segoe UI Semibold" w:hAnsi="Segoe UI Semibold" w:cs="Segoe UI Semibold"/>
+                <w:b w:val="0"/>
+                <w:bCs w:val="0"/>
+                <w:sz w:val="22"/>
+                <w:szCs w:val="22"/>
+              </w:rPr>
+            </w:pPr>
+          </w:p>
+        </w:tc>
+        <w:tc>
+          <w:tcPr>
+            <w:tcW w:w="1134" w:type="dxa"/>
+            <w:tcBorders>
+              <w:top w:val="single" w:color="auto" w:sz="4" w:space="0"/>
+              <w:bottom w:val="single" w:color="auto" w:sz="4" w:space="0"/>
+            </w:tcBorders>
+          </w:tcPr>
+          <w:p>
+            <w:pPr>
+              <w:spacing w:before="120" w:after="120"/>
+              <w:cnfStyle w:val="100000000000" w:firstRow="1" w:lastRow="0" w:firstColumn="0" w:lastColumn="0" w:oddVBand="0" w:evenVBand="0" w:oddHBand="0" w:evenHBand="0" w:firstRowFirstColumn="0" w:firstRowLastColumn="0" w:lastRowFirstColumn="0" w:lastRowLastColumn="0"/>
+              <w:rPr>
+                <w:rFonts w:ascii="Segoe UI Semibold" w:hAnsi="Segoe UI Semibold" w:cs="Segoe UI Semibold"/>
+                <w:sz w:val="22"/>
+                <w:szCs w:val="22"/>
+              </w:rPr>
+            </w:pPr>
+          </w:p>
+        </w:tc>
+        <w:sdt>
+          <w:sdtPr>
+            <w:rPr>
+              <w:rFonts w:ascii="Segoe UI Semibold" w:hAnsi="Segoe UI Semibold" w:cs="Segoe UI Semibold"/>
+              <w:sz w:val="22"/>
+              <w:szCs w:val="22"/>
+            </w:rPr>
+            <w:alias w:val="#Nav: /Totals/Totals_Sales"/>
+            <w:tag w:val="#Nav: Salesperson_Commission/115"/>
+            <w:id w:val="2138451167"/>
+            <w:placeholder>
+              <w:docPart w:val="DefaultPlaceholder_-1854013440"/>
+            </w:placeholder>
+            <w:dataBinding w:prefixMappings="xmlns:ns0='urn:microsoft-dynamics-nav/reports/Salesperson_Commission/115/'" w:xpath="/ns0:NavWordReportXmlPart[1]/ns0:Totals[1]/ns0:Totals_Sales[1]" w:storeItemID="{79D6D75F-D29A-40D3-A819-B215617F17D6}"/>
+            <w:text/>
+          </w:sdtPr>
+          <w:sdtContent>
+            <w:tc>
+              <w:tcPr>
+                <w:tcW w:w="992" w:type="dxa"/>
+                <w:tcBorders>
+                  <w:top w:val="single" w:color="auto" w:sz="4" w:space="0"/>
+                  <w:bottom w:val="single" w:color="auto" w:sz="4" w:space="0"/>
+                </w:tcBorders>
+                <w:vAlign w:val="center"/>
+              </w:tcPr>
+              <w:p>
+                <w:pPr>
+                  <w:spacing w:before="120" w:after="120"/>
+                  <w:jc w:val="right"/>
+                  <w:cnfStyle w:val="100000000000" w:firstRow="1" w:lastRow="0" w:firstColumn="0" w:lastColumn="0" w:oddVBand="0" w:evenVBand="0" w:oddHBand="0" w:evenHBand="0" w:firstRowFirstColumn="0" w:firstRowLastColumn="0" w:lastRowFirstColumn="0" w:lastRowLastColumn="0"/>
+                  <w:rPr>
+                    <w:rFonts w:ascii="Segoe UI Semibold" w:hAnsi="Segoe UI Semibold" w:cs="Segoe UI Semibold"/>
+                    <w:b w:val="0"/>
+                    <w:bCs w:val="0"/>
+                    <w:sz w:val="22"/>
+                    <w:szCs w:val="22"/>
+                  </w:rPr>
+                </w:pPr>
+                <w:proofErr w:type="spellStart"/>
+                <w:r>
+                  <w:rPr>
+                    <w:rFonts w:ascii="Segoe UI Semibold" w:hAnsi="Segoe UI Semibold" w:cs="Segoe UI Semibold"/>
+                    <w:sz w:val="22"/>
+                    <w:szCs w:val="22"/>
+                  </w:rPr>
+                  <w:t>Totals_Sales</w:t>
+                </w:r>
+                <w:proofErr w:type="spellEnd"/>
+              </w:p>
+            </w:tc>
+          </w:sdtContent>
+        </w:sdt>
+        <w:sdt>
+          <w:sdtPr>
+            <w:rPr>
+              <w:rFonts w:ascii="Segoe UI Semibold" w:hAnsi="Segoe UI Semibold" w:cs="Segoe UI Semibold"/>
+              <w:sz w:val="22"/>
+              <w:szCs w:val="22"/>
+            </w:rPr>
+            <w:alias w:val="#Nav: /Totals/Totals_Profit"/>
+            <w:tag w:val="#Nav: Salesperson_Commission/115"/>
+            <w:id w:val="1106469660"/>
+            <w:placeholder>
+              <w:docPart w:val="DefaultPlaceholder_-1854013440"/>
+            </w:placeholder>
+            <w:dataBinding w:prefixMappings="xmlns:ns0='urn:microsoft-dynamics-nav/reports/Salesperson_Commission/115/'" w:xpath="/ns0:NavWordReportXmlPart[1]/ns0:Totals[1]/ns0:Totals_Profit[1]" w:storeItemID="{79D6D75F-D29A-40D3-A819-B215617F17D6}"/>
+            <w:text/>
+          </w:sdtPr>
+          <w:sdtContent>
+            <w:tc>
+              <w:tcPr>
+                <w:tcW w:w="992" w:type="dxa"/>
+                <w:tcBorders>
+                  <w:top w:val="single" w:color="auto" w:sz="4" w:space="0"/>
+                  <w:bottom w:val="single" w:color="auto" w:sz="4" w:space="0"/>
+                </w:tcBorders>
+                <w:vAlign w:val="center"/>
+              </w:tcPr>
+              <w:p>
+                <w:pPr>
+                  <w:spacing w:before="120" w:after="120"/>
+                  <w:jc w:val="right"/>
+                  <w:cnfStyle w:val="100000000000" w:firstRow="1" w:lastRow="0" w:firstColumn="0" w:lastColumn="0" w:oddVBand="0" w:evenVBand="0" w:oddHBand="0" w:evenHBand="0" w:firstRowFirstColumn="0" w:firstRowLastColumn="0" w:lastRowFirstColumn="0" w:lastRowLastColumn="0"/>
+                  <w:rPr>
+                    <w:rFonts w:ascii="Segoe UI Semibold" w:hAnsi="Segoe UI Semibold" w:cs="Segoe UI Semibold"/>
+                    <w:b w:val="0"/>
+                    <w:bCs w:val="0"/>
+                    <w:sz w:val="22"/>
+                    <w:szCs w:val="22"/>
+                  </w:rPr>
+                </w:pPr>
+                <w:proofErr w:type="spellStart"/>
+                <w:r>
+                  <w:rPr>
+                    <w:rFonts w:ascii="Segoe UI Semibold" w:hAnsi="Segoe UI Semibold" w:cs="Segoe UI Semibold"/>
+                    <w:sz w:val="22"/>
+                    <w:szCs w:val="22"/>
+                  </w:rPr>
+                  <w:t>Totals_Profit</w:t>
+                </w:r>
+                <w:proofErr w:type="spellEnd"/>
+              </w:p>
+            </w:tc>
+          </w:sdtContent>
+        </w:sdt>
+        <w:sdt>
+          <w:sdtPr>
+            <w:rPr>
+              <w:rFonts w:ascii="Segoe UI Semibold" w:hAnsi="Segoe UI Semibold" w:cs="Segoe UI Semibold"/>
+              <w:sz w:val="22"/>
+              <w:szCs w:val="22"/>
+            </w:rPr>
+            <w:alias w:val="#Nav: /Totals/Totals_AdjProfit"/>
+            <w:tag w:val="#Nav: Salesperson_Commission/115"/>
+            <w:id w:val="2062752820"/>
+            <w:placeholder>
+              <w:docPart w:val="DefaultPlaceholder_-1854013440"/>
+            </w:placeholder>
+            <w:dataBinding w:prefixMappings="xmlns:ns0='urn:microsoft-dynamics-nav/reports/Salesperson_Commission/115/'" w:xpath="/ns0:NavWordReportXmlPart[1]/ns0:Totals[1]/ns0:Totals_AdjProfit[1]" w:storeItemID="{79D6D75F-D29A-40D3-A819-B215617F17D6}"/>
+            <w:text/>
+          </w:sdtPr>
+          <w:sdtContent>
+            <w:tc>
+              <w:tcPr>
+                <w:tcW w:w="992" w:type="dxa"/>
+                <w:tcBorders>
+                  <w:top w:val="single" w:color="auto" w:sz="4" w:space="0"/>
+                  <w:bottom w:val="single" w:color="auto" w:sz="4" w:space="0"/>
+                </w:tcBorders>
+                <w:vAlign w:val="center"/>
+              </w:tcPr>
+              <w:p>
+                <w:pPr>
+                  <w:spacing w:before="120" w:after="120"/>
+                  <w:jc w:val="right"/>
+                  <w:cnfStyle w:val="100000000000" w:firstRow="1" w:lastRow="0" w:firstColumn="0" w:lastColumn="0" w:oddVBand="0" w:evenVBand="0" w:oddHBand="0" w:evenHBand="0" w:firstRowFirstColumn="0" w:firstRowLastColumn="0" w:lastRowFirstColumn="0" w:lastRowLastColumn="0"/>
+                  <w:rPr>
+                    <w:rFonts w:ascii="Segoe UI Semibold" w:hAnsi="Segoe UI Semibold" w:cs="Segoe UI Semibold"/>
+                    <w:b w:val="0"/>
+                    <w:bCs w:val="0"/>
+                    <w:sz w:val="22"/>
+                    <w:szCs w:val="22"/>
+                  </w:rPr>
+                </w:pPr>
+                <w:r>
+                  <w:rPr>
+                    <w:rFonts w:ascii="Segoe UI Semibold" w:hAnsi="Segoe UI Semibold" w:cs="Segoe UI Semibold"/>
+                    <w:sz w:val="22"/>
+                    <w:szCs w:val="22"/>
+                  </w:rPr>
+                  <w:t>Totals_AdjProfit</w:t>
+                </w:r>
+              </w:p>
+            </w:tc>
+          </w:sdtContent>
+        </w:sdt>
+        <w:sdt>
+          <w:sdtPr>
+            <w:rPr>
+              <w:rFonts w:ascii="Segoe UI Semibold" w:hAnsi="Segoe UI Semibold" w:cs="Segoe UI Semibold"/>
+              <w:sz w:val="22"/>
+              <w:szCs w:val="22"/>
+            </w:rPr>
+            <w:alias w:val="#Nav: /Totals/Totals_SalesCommission"/>
+            <w:tag w:val="#Nav: Salesperson_Commission/115"/>
+            <w:id w:val="-1037499563"/>
+            <w:placeholder>
+              <w:docPart w:val="DefaultPlaceholder_-1854013440"/>
+            </w:placeholder>
+            <w:dataBinding w:prefixMappings="xmlns:ns0='urn:microsoft-dynamics-nav/reports/Salesperson_Commission/115/'" w:xpath="/ns0:NavWordReportXmlPart[1]/ns0:Totals[1]/ns0:Totals_SalesCommission[1]" w:storeItemID="{79D6D75F-D29A-40D3-A819-B215617F17D6}"/>
+            <w:text/>
+          </w:sdtPr>
+          <w:sdtContent>
+            <w:tc>
+              <w:tcPr>
+                <w:tcW w:w="1418" w:type="dxa"/>
+                <w:tcBorders>
+                  <w:top w:val="single" w:color="auto" w:sz="4" w:space="0"/>
+                  <w:bottom w:val="single" w:color="auto" w:sz="4" w:space="0"/>
+                </w:tcBorders>
+                <w:vAlign w:val="center"/>
+              </w:tcPr>
+              <w:p>
+                <w:pPr>
+                  <w:spacing w:before="120" w:after="120"/>
+                  <w:jc w:val="right"/>
+                  <w:cnfStyle w:val="100000000000" w:firstRow="1" w:lastRow="0" w:firstColumn="0" w:lastColumn="0" w:oddVBand="0" w:evenVBand="0" w:oddHBand="0" w:evenHBand="0" w:firstRowFirstColumn="0" w:firstRowLastColumn="0" w:lastRowFirstColumn="0" w:lastRowLastColumn="0"/>
+                  <w:rPr>
+                    <w:rFonts w:ascii="Segoe UI Semibold" w:hAnsi="Segoe UI Semibold" w:cs="Segoe UI Semibold"/>
+                    <w:b w:val="0"/>
+                    <w:bCs w:val="0"/>
+                    <w:sz w:val="22"/>
+                    <w:szCs w:val="22"/>
+                  </w:rPr>
+                </w:pPr>
+                <w:proofErr w:type="spellStart"/>
+                <w:r>
+                  <w:rPr>
+                    <w:rFonts w:ascii="Segoe UI Semibold" w:hAnsi="Segoe UI Semibold" w:cs="Segoe UI Semibold"/>
+                    <w:sz w:val="22"/>
+                    <w:szCs w:val="22"/>
+                  </w:rPr>
+                  <w:t>Totals_SalesCommission</w:t>
+                </w:r>
+                <w:proofErr w:type="spellEnd"/>
+              </w:p>
+            </w:tc>
+          </w:sdtContent>
+        </w:sdt>
+        <w:sdt>
+          <w:sdtPr>
+            <w:rPr>
+              <w:rFonts w:ascii="Segoe UI Semibold" w:hAnsi="Segoe UI Semibold" w:cs="Segoe UI Semibold"/>
+              <w:sz w:val="22"/>
+              <w:szCs w:val="22"/>
+            </w:rPr>
+            <w:alias w:val="#Nav: /Totals/Totals_ProfitCommission"/>
+            <w:tag w:val="#Nav: Salesperson_Commission/115"/>
+            <w:id w:val="1499311762"/>
+            <w:placeholder>
+              <w:docPart w:val="DefaultPlaceholder_-1854013440"/>
+            </w:placeholder>
+            <w:dataBinding w:prefixMappings="xmlns:ns0='urn:microsoft-dynamics-nav/reports/Salesperson_Commission/115/'" w:xpath="/ns0:NavWordReportXmlPart[1]/ns0:Totals[1]/ns0:Totals_ProfitCommission[1]" w:storeItemID="{79D6D75F-D29A-40D3-A819-B215617F17D6}"/>
+            <w:text/>
+          </w:sdtPr>
+          <w:sdtContent>
+            <w:tc>
+              <w:tcPr>
+                <w:tcW w:w="1417" w:type="dxa"/>
+                <w:tcBorders>
+                  <w:top w:val="single" w:color="auto" w:sz="4" w:space="0"/>
+                  <w:bottom w:val="single" w:color="auto" w:sz="4" w:space="0"/>
+                </w:tcBorders>
+                <w:vAlign w:val="center"/>
+              </w:tcPr>
+              <w:p>
+                <w:pPr>
+                  <w:spacing w:before="120" w:after="120"/>
+                  <w:jc w:val="right"/>
+                  <w:cnfStyle w:val="100000000000" w:firstRow="1" w:lastRow="0" w:firstColumn="0" w:lastColumn="0" w:oddVBand="0" w:evenVBand="0" w:oddHBand="0" w:evenHBand="0" w:firstRowFirstColumn="0" w:firstRowLastColumn="0" w:lastRowFirstColumn="0" w:lastRowLastColumn="0"/>
+                  <w:rPr>
+                    <w:rFonts w:ascii="Segoe UI Semibold" w:hAnsi="Segoe UI Semibold" w:cs="Segoe UI Semibold"/>
+                    <w:b w:val="0"/>
+                    <w:bCs w:val="0"/>
+                    <w:sz w:val="22"/>
+                    <w:szCs w:val="22"/>
+                  </w:rPr>
+                </w:pPr>
+                <w:proofErr w:type="spellStart"/>
+                <w:r>
+                  <w:rPr>
+                    <w:rFonts w:ascii="Segoe UI Semibold" w:hAnsi="Segoe UI Semibold" w:cs="Segoe UI Semibold"/>
+                    <w:sz w:val="22"/>
+                    <w:szCs w:val="22"/>
+                  </w:rPr>
+                  <w:t>Totals_ProfitCommission</w:t>
+                </w:r>
+                <w:proofErr w:type="spellEnd"/>
+              </w:p>
+            </w:tc>
+          </w:sdtContent>
+        </w:sdt>
+        <w:sdt>
+          <w:sdtPr>
+            <w:rPr>
+              <w:rFonts w:ascii="Segoe UI Semibold" w:hAnsi="Segoe UI Semibold" w:cs="Segoe UI Semibold"/>
+              <w:sz w:val="22"/>
+              <w:szCs w:val="22"/>
+            </w:rPr>
+            <w:alias w:val="#Nav: /Totals/Totals_AdjProfitCommission"/>
+            <w:tag w:val="#Nav: Salesperson_Commission/115"/>
+            <w:id w:val="-1566799544"/>
+            <w:placeholder>
+              <w:docPart w:val="DefaultPlaceholder_-1854013440"/>
+            </w:placeholder>
+            <w:dataBinding w:prefixMappings="xmlns:ns0='urn:microsoft-dynamics-nav/reports/Salesperson_Commission/115/'" w:xpath="/ns0:NavWordReportXmlPart[1]/ns0:Totals[1]/ns0:Totals_AdjProfitCommission[1]" w:storeItemID="{79D6D75F-D29A-40D3-A819-B215617F17D6}"/>
+            <w:text/>
+          </w:sdtPr>
+          <w:sdtContent>
+            <w:tc>
+              <w:tcPr>
+                <w:tcW w:w="1418" w:type="dxa"/>
+                <w:tcBorders>
+                  <w:top w:val="single" w:color="auto" w:sz="4" w:space="0"/>
+                  <w:bottom w:val="single" w:color="auto" w:sz="4" w:space="0"/>
+                </w:tcBorders>
+                <w:vAlign w:val="center"/>
+              </w:tcPr>
+              <w:p>
+                <w:pPr>
+                  <w:spacing w:before="120" w:after="120"/>
+                  <w:jc w:val="right"/>
+                  <w:cnfStyle w:val="100000000000" w:firstRow="1" w:lastRow="0" w:firstColumn="0" w:lastColumn="0" w:oddVBand="0" w:evenVBand="0" w:oddHBand="0" w:evenHBand="0" w:firstRowFirstColumn="0" w:firstRowLastColumn="0" w:lastRowFirstColumn="0" w:lastRowLastColumn="0"/>
+                  <w:rPr>
+                    <w:rFonts w:ascii="Segoe UI Semibold" w:hAnsi="Segoe UI Semibold" w:cs="Segoe UI Semibold"/>
+                    <w:b w:val="0"/>
+                    <w:bCs w:val="0"/>
+                    <w:sz w:val="22"/>
+                    <w:szCs w:val="22"/>
+                  </w:rPr>
+                </w:pPr>
+                <w:proofErr w:type="spellStart"/>
+                <w:r>
+                  <w:rPr>
+                    <w:rFonts w:ascii="Segoe UI Semibold" w:hAnsi="Segoe UI Semibold" w:cs="Segoe UI Semibold"/>
+                    <w:sz w:val="22"/>
+                    <w:szCs w:val="22"/>
+                  </w:rPr>
+                  <w:t>Totals_AdjProfitCommission</w:t>
+                </w:r>
+                <w:proofErr w:type="spellEnd"/>
+              </w:p>
+            </w:tc>
+          </w:sdtContent>
+        </w:sdt>
+      </w:tr>
+    </w:tbl>
+    <w:p>
+      <w:pPr>
+        <w:rPr>
+          <w:sz w:val="22"/>
+          <w:szCs w:val="22"/>
+        </w:rPr>
+      </w:pPr>
     </w:p>
     <w:sectPr>
-      <w:pgSz w:w="11906" w:h="16838"/>
-      <w:pgMar w:top="1701" w:right="1134" w:bottom="1701" w:left="1134" w:header="708" w:footer="708" w:gutter="0"/>
+      <w:pgSz w:w="16838" w:h="11906" w:orient="landscape"/>
+      <w:pgMar w:top="720" w:right="720" w:bottom="720" w:left="720" w:header="425" w:footer="708" w:gutter="0"/>
       <w:cols w:space="708"/>
       <w:docGrid w:linePitch="360"/>
     </w:sectPr>
@@ -16,7 +2465,1771 @@
 </w:document>
 </file>
 
-<file path=customXml/item.xml>��< ? x m l   v e r s i o n = " 1 . 0 "   e n c o d i n g = " u t f - 1 6 " ? > +<file path=word/endnotes.xml><?xml version="1.0" encoding="utf-8"?>
+<w:endnotes xmlns:wpc="http://schemas.microsoft.com/office/word/2010/wordprocessingCanvas" xmlns:cx="http://schemas.microsoft.com/office/drawing/2014/chartex" xmlns:cx1="http://schemas.microsoft.com/office/drawing/2015/9/8/chartex" xmlns:cx2="http://schemas.microsoft.com/office/drawing/2015/10/21/chartex" xmlns:cx3="http://schemas.microsoft.com/office/drawing/2016/5/9/chartex" xmlns:cx4="http://schemas.microsoft.com/office/drawing/2016/5/10/chartex" xmlns:cx5="http://schemas.microsoft.com/office/drawing/2016/5/11/chartex" xmlns:cx6="http://schemas.microsoft.com/office/drawing/2016/5/12/chartex" xmlns:cx7="http://schemas.microsoft.com/office/drawing/2016/5/13/chartex" xmlns:cx8="http://schemas.microsoft.com/office/drawing/2016/5/14/chartex" xmlns:mc="http://schemas.openxmlformats.org/markup-compatibility/2006" xmlns:aink="http://schemas.microsoft.com/office/drawing/2016/ink" xmlns:am3d="http://schemas.microsoft.com/office/drawing/2017/model3d" xmlns:o="urn:schemas-microsoft-com:office:office" xmlns:oel="http://schemas.microsoft.com/office/2019/extlst" xmlns:r="http://schemas.openxmlformats.org/officeDocument/2006/relationships" xmlns:m="http://schemas.openxmlformats.org/officeDocument/2006/math" xmlns:v="urn:schemas-microsoft-com:vml" xmlns:wp14="http://schemas.microsoft.com/office/word/2010/wordprocessingDrawing" xmlns:wp="http://schemas.openxmlformats.org/drawingml/2006/wordprocessingDrawing" xmlns:w10="urn:schemas-microsoft-com:office:word" xmlns:w="http://schemas.openxmlformats.org/wordprocessingml/2006/main" xmlns:w14="http://schemas.microsoft.com/office/word/2010/wordml" xmlns:w15="http://schemas.microsoft.com/office/word/2012/wordml" xmlns:w16cex="http://schemas.microsoft.com/office/word/2018/wordml/cex" xmlns:w16cid="http://schemas.microsoft.com/office/word/2016/wordml/cid" xmlns:w16="http://schemas.microsoft.com/office/word/2018/wordml" xmlns:w16du="http://schemas.microsoft.com/office/word/2023/wordml/word16du" xmlns:w16sdtdh="http://schemas.microsoft.com/office/word/2020/wordml/sdtdatahash" xmlns:w16sdtfl="http://schemas.microsoft.com/office/word/2024/wordml/sdtformatlock" xmlns:w16se="http://schemas.microsoft.com/office/word/2015/wordml/symex" xmlns:wpg="http://schemas.microsoft.com/office/word/2010/wordprocessingGroup" xmlns:wpi="http://schemas.microsoft.com/office/word/2010/wordprocessingInk" xmlns:wne="http://schemas.microsoft.com/office/word/2006/wordml" xmlns:wps="http://schemas.microsoft.com/office/word/2010/wordprocessingShape" mc:Ignorable="w14 w15 w16se w16cid w16 w16cex w16sdtdh w16sdtfl w16du wp14">
+  <w:endnote w:type="separator" w:id="-1">
+    <w:p>
+      <w:pPr>
+        <w:spacing w:after="0" w:line="240" w:lineRule="auto"/>
+      </w:pPr>
+      <w:r>
+        <w:separator/>
+      </w:r>
+    </w:p>
+  </w:endnote>
+  <w:endnote w:type="continuationSeparator" w:id="0">
+    <w:p>
+      <w:pPr>
+        <w:spacing w:after="0" w:line="240" w:lineRule="auto"/>
+      </w:pPr>
+      <w:r>
+        <w:continuationSeparator/>
+      </w:r>
+    </w:p>
+  </w:endnote>
+</w:endnotes>
+</file>
+
+<file path=word/footnotes.xml><?xml version="1.0" encoding="utf-8"?>
+<w:footnotes xmlns:wpc="http://schemas.microsoft.com/office/word/2010/wordprocessingCanvas" xmlns:cx="http://schemas.microsoft.com/office/drawing/2014/chartex" xmlns:cx1="http://schemas.microsoft.com/office/drawing/2015/9/8/chartex" xmlns:cx2="http://schemas.microsoft.com/office/drawing/2015/10/21/chartex" xmlns:cx3="http://schemas.microsoft.com/office/drawing/2016/5/9/chartex" xmlns:cx4="http://schemas.microsoft.com/office/drawing/2016/5/10/chartex" xmlns:cx5="http://schemas.microsoft.com/office/drawing/2016/5/11/chartex" xmlns:cx6="http://schemas.microsoft.com/office/drawing/2016/5/12/chartex" xmlns:cx7="http://schemas.microsoft.com/office/drawing/2016/5/13/chartex" xmlns:cx8="http://schemas.microsoft.com/office/drawing/2016/5/14/chartex" xmlns:mc="http://schemas.openxmlformats.org/markup-compatibility/2006" xmlns:aink="http://schemas.microsoft.com/office/drawing/2016/ink" xmlns:am3d="http://schemas.microsoft.com/office/drawing/2017/model3d" xmlns:o="urn:schemas-microsoft-com:office:office" xmlns:oel="http://schemas.microsoft.com/office/2019/extlst" xmlns:r="http://schemas.openxmlformats.org/officeDocument/2006/relationships" xmlns:m="http://schemas.openxmlformats.org/officeDocument/2006/math" xmlns:v="urn:schemas-microsoft-com:vml" xmlns:wp14="http://schemas.microsoft.com/office/word/2010/wordprocessingDrawing" xmlns:wp="http://schemas.openxmlformats.org/drawingml/2006/wordprocessingDrawing" xmlns:w10="urn:schemas-microsoft-com:office:word" xmlns:w="http://schemas.openxmlformats.org/wordprocessingml/2006/main" xmlns:w14="http://schemas.microsoft.com/office/word/2010/wordml" xmlns:w15="http://schemas.microsoft.com/office/word/2012/wordml" xmlns:w16cex="http://schemas.microsoft.com/office/word/2018/wordml/cex" xmlns:w16cid="http://schemas.microsoft.com/office/word/2016/wordml/cid" xmlns:w16="http://schemas.microsoft.com/office/word/2018/wordml" xmlns:w16du="http://schemas.microsoft.com/office/word/2023/wordml/word16du" xmlns:w16sdtdh="http://schemas.microsoft.com/office/word/2020/wordml/sdtdatahash" xmlns:w16sdtfl="http://schemas.microsoft.com/office/word/2024/wordml/sdtformatlock" xmlns:w16se="http://schemas.microsoft.com/office/word/2015/wordml/symex" xmlns:wpg="http://schemas.microsoft.com/office/word/2010/wordprocessingGroup" xmlns:wpi="http://schemas.microsoft.com/office/word/2010/wordprocessingInk" xmlns:wne="http://schemas.microsoft.com/office/word/2006/wordml" xmlns:wps="http://schemas.microsoft.com/office/word/2010/wordprocessingShape" mc:Ignorable="w14 w15 w16se w16cid w16 w16cex w16sdtdh w16sdtfl w16du wp14">
+  <w:footnote w:type="separator" w:id="-1">
+    <w:p>
+      <w:pPr>
+        <w:spacing w:after="0" w:line="240" w:lineRule="auto"/>
+      </w:pPr>
+      <w:r>
+        <w:separator/>
+      </w:r>
+    </w:p>
+  </w:footnote>
+  <w:footnote w:type="continuationSeparator" w:id="0">
+    <w:p>
+      <w:pPr>
+        <w:spacing w:after="0" w:line="240" w:lineRule="auto"/>
+      </w:pPr>
+      <w:r>
+        <w:continuationSeparator/>
+      </w:r>
+    </w:p>
+  </w:footnote>
+</w:footnotes>
+</file>
+
+<file path=word/styles.xml><?xml version="1.0" encoding="utf-8"?>
+<w:styles xmlns:mc="http://schemas.openxmlformats.org/markup-compatibility/2006" xmlns:r="http://schemas.openxmlformats.org/officeDocument/2006/relationships" xmlns:w="http://schemas.openxmlformats.org/wordprocessingml/2006/main" xmlns:w14="http://schemas.microsoft.com/office/word/2010/wordml" xmlns:w15="http://schemas.microsoft.com/office/word/2012/wordml" xmlns:w16cex="http://schemas.microsoft.com/office/word/2018/wordml/cex" xmlns:w16cid="http://schemas.microsoft.com/office/word/2016/wordml/cid" xmlns:w16="http://schemas.microsoft.com/office/word/2018/wordml" xmlns:w16du="http://schemas.microsoft.com/office/word/2023/wordml/word16du" xmlns:w16sdtdh="http://schemas.microsoft.com/office/word/2020/wordml/sdtdatahash" xmlns:w16sdtfl="http://schemas.microsoft.com/office/word/2024/wordml/sdtformatlock" xmlns:w16se="http://schemas.microsoft.com/office/word/2015/wordml/symex" mc:Ignorable="w14 w15 w16se w16cid w16 w16cex w16sdtdh w16sdtfl w16du">
+  <w:docDefaults>
+    <w:rPrDefault>
+      <w:rPr>
+        <w:rFonts w:asciiTheme="minorHAnsi" w:eastAsiaTheme="minorEastAsia" w:hAnsiTheme="minorHAnsi" w:cstheme="minorBidi"/>
+        <w:kern w:val="2"/>
+        <w:sz w:val="24"/>
+        <w:szCs w:val="24"/>
+        <w:lang w:val="en-AU" w:eastAsia="ja-JP" w:bidi="ar-SA"/>
+        <w14:ligatures w14:val="standardContextual"/>
+      </w:rPr>
+    </w:rPrDefault>
+    <w:pPrDefault>
+      <w:pPr>
+        <w:spacing w:after="160" w:line="278" w:lineRule="auto"/>
+      </w:pPr>
+    </w:pPrDefault>
+  </w:docDefaults>
+  <w:latentStyles w:defLockedState="0" w:defUIPriority="99" w:defSemiHidden="0" w:defUnhideWhenUsed="0" w:defQFormat="0" w:count="376">
+    <w:lsdException w:name="Normal" w:uiPriority="0" w:qFormat="1"/>
+    <w:lsdException w:name="heading 1" w:uiPriority="9" w:qFormat="1"/>
+    <w:lsdException w:name="heading 2" w:semiHidden="1" w:uiPriority="9" w:unhideWhenUsed="1" w:qFormat="1"/>
+    <w:lsdException w:name="heading 3" w:semiHidden="1" w:uiPriority="9" w:unhideWhenUsed="1" w:qFormat="1"/>
+    <w:lsdException w:name="heading 4" w:semiHidden="1" w:uiPriority="9" w:unhideWhenUsed="1" w:qFormat="1"/>
+    <w:lsdException w:name="heading 5" w:semiHidden="1" w:uiPriority="9" w:unhideWhenUsed="1" w:qFormat="1"/>
+    <w:lsdException w:name="heading 6" w:semiHidden="1" w:uiPriority="9" w:unhideWhenUsed="1" w:qFormat="1"/>
+    <w:lsdException w:name="heading 7" w:semiHidden="1" w:uiPriority="9" w:unhideWhenUsed="1" w:qFormat="1"/>
+    <w:lsdException w:name="heading 8" w:semiHidden="1" w:uiPriority="9" w:unhideWhenUsed="1" w:qFormat="1"/>
+    <w:lsdException w:name="heading 9" w:semiHidden="1" w:uiPriority="9" w:unhideWhenUsed="1" w:qFormat="1"/>
+    <w:lsdException w:name="index 1" w:semiHidden="1" w:unhideWhenUsed="1"/>
+    <w:lsdException w:name="index 2" w:semiHidden="1" w:unhideWhenUsed="1"/>
+    <w:lsdException w:name="index 3" w:semiHidden="1" w:unhideWhenUsed="1"/>
+    <w:lsdException w:name="index 4" w:semiHidden="1" w:unhideWhenUsed="1"/>
+    <w:lsdException w:name="index 5" w:semiHidden="1" w:unhideWhenUsed="1"/>
+    <w:lsdException w:name="index 6" w:semiHidden="1" w:unhideWhenUsed="1"/>
+    <w:lsdException w:name="index 7" w:semiHidden="1" w:unhideWhenUsed="1"/>
+    <w:lsdException w:name="index 8" w:semiHidden="1" w:unhideWhenUsed="1"/>
+    <w:lsdException w:name="index 9" w:semiHidden="1" w:unhideWhenUsed="1"/>
+    <w:lsdException w:name="toc 1" w:semiHidden="1" w:uiPriority="39" w:unhideWhenUsed="1"/>
+    <w:lsdException w:name="toc 2" w:semiHidden="1" w:uiPriority="39" w:unhideWhenUsed="1"/>
+    <w:lsdException w:name="toc 3" w:semiHidden="1" w:uiPriority="39" w:unhideWhenUsed="1"/>
+    <w:lsdException w:name="toc 4" w:semiHidden="1" w:uiPriority="39" w:unhideWhenUsed="1"/>
+    <w:lsdException w:name="toc 5" w:semiHidden="1" w:uiPriority="39" w:unhideWhenUsed="1"/>
+    <w:lsdException w:name="toc 6" w:semiHidden="1" w:uiPriority="39" w:unhideWhenUsed="1"/>
+    <w:lsdException w:name="toc 7" w:semiHidden="1" w:uiPriority="39" w:unhideWhenUsed="1"/>
+    <w:lsdException w:name="toc 8" w:semiHidden="1" w:uiPriority="39" w:unhideWhenUsed="1"/>
+    <w:lsdException w:name="toc 9" w:semiHidden="1" w:uiPriority="39" w:unhideWhenUsed="1"/>
+    <w:lsdException w:name="Normal Indent" w:semiHidden="1" w:unhideWhenUsed="1"/>
+    <w:lsdException w:name="footnote text" w:semiHidden="1" w:unhideWhenUsed="1"/>
+    <w:lsdException w:name="annotation text" w:semiHidden="1" w:unhideWhenUsed="1"/>
+    <w:lsdException w:name="header" w:semiHidden="1" w:unhideWhenUsed="1"/>
+    <w:lsdException w:name="footer" w:semiHidden="1" w:unhideWhenUsed="1"/>
+    <w:lsdException w:name="index heading" w:semiHidden="1" w:unhideWhenUsed="1"/>
+    <w:lsdException w:name="caption" w:semiHidden="1" w:uiPriority="35" w:unhideWhenUsed="1" w:qFormat="1"/>
+    <w:lsdException w:name="table of figures" w:semiHidden="1" w:unhideWhenUsed="1"/>
+    <w:lsdException w:name="envelope address" w:semiHidden="1" w:unhideWhenUsed="1"/>
+    <w:lsdException w:name="envelope return" w:semiHidden="1" w:unhideWhenUsed="1"/>
+    <w:lsdException w:name="footnote reference" w:semiHidden="1" w:unhideWhenUsed="1"/>
+    <w:lsdException w:name="annotation reference" w:semiHidden="1" w:unhideWhenUsed="1"/>
+    <w:lsdException w:name="line number" w:semiHidden="1" w:unhideWhenUsed="1"/>
+    <w:lsdException w:name="page number" w:semiHidden="1" w:unhideWhenUsed="1"/>
+    <w:lsdException w:name="endnote reference" w:semiHidden="1" w:unhideWhenUsed="1"/>
+    <w:lsdException w:name="endnote text" w:semiHidden="1" w:unhideWhenUsed="1"/>
+    <w:lsdException w:name="table of authorities" w:semiHidden="1" w:unhideWhenUsed="1"/>
+    <w:lsdException w:name="macro" w:semiHidden="1" w:unhideWhenUsed="1"/>
+    <w:lsdException w:name="toa heading" w:semiHidden="1" w:unhideWhenUsed="1"/>
+    <w:lsdException w:name="List" w:semiHidden="1" w:unhideWhenUsed="1"/>
+    <w:lsdException w:name="List Bullet" w:semiHidden="1" w:unhideWhenUsed="1"/>
+    <w:lsdException w:name="List Number" w:semiHidden="1" w:unhideWhenUsed="1"/>
+    <w:lsdException w:name="List 2" w:semiHidden="1" w:unhideWhenUsed="1"/>
+    <w:lsdException w:name="List 3" w:semiHidden="1" w:unhideWhenUsed="1"/>
+    <w:lsdException w:name="List 4" w:semiHidden="1" w:unhideWhenUsed="1"/>
+    <w:lsdException w:name="List 5" w:semiHidden="1" w:unhideWhenUsed="1"/>
+    <w:lsdException w:name="List Bullet 2" w:semiHidden="1" w:unhideWhenUsed="1"/>
+    <w:lsdException w:name="List Bullet 3" w:semiHidden="1" w:unhideWhenUsed="1"/>
+    <w:lsdException w:name="List Bullet 4" w:semiHidden="1" w:unhideWhenUsed="1"/>
+    <w:lsdException w:name="List Bullet 5" w:semiHidden="1" w:unhideWhenUsed="1"/>
+    <w:lsdException w:name="List Number 2" w:semiHidden="1" w:unhideWhenUsed="1"/>
+    <w:lsdException w:name="List Number 3" w:semiHidden="1" w:unhideWhenUsed="1"/>
+    <w:lsdException w:name="List Number 4" w:semiHidden="1" w:unhideWhenUsed="1"/>
+    <w:lsdException w:name="List Number 5" w:semiHidden="1" w:unhideWhenUsed="1"/>
+    <w:lsdException w:name="Title" w:uiPriority="10" w:qFormat="1"/>
+    <w:lsdException w:name="Closing" w:semiHidden="1" w:unhideWhenUsed="1"/>
+    <w:lsdException w:name="Signature" w:semiHidden="1" w:unhideWhenUsed="1"/>
+    <w:lsdException w:name="Default Paragraph Font" w:semiHidden="1" w:uiPriority="1" w:unhideWhenUsed="1"/>
+    <w:lsdException w:name="Body Text" w:semiHidden="1" w:unhideWhenUsed="1"/>
+    <w:lsdException w:name="Body Text Indent" w:semiHidden="1" w:unhideWhenUsed="1"/>
+    <w:lsdException w:name="List Continue" w:semiHidden="1" w:unhideWhenUsed="1"/>
+    <w:lsdException w:name="List Continue 2" w:semiHidden="1" w:unhideWhenUsed="1"/>
+    <w:lsdException w:name="List Continue 3" w:semiHidden="1" w:unhideWhenUsed="1"/>
+    <w:lsdException w:name="List Continue 4" w:semiHidden="1" w:unhideWhenUsed="1"/>
+    <w:lsdException w:name="List Continue 5" w:semiHidden="1" w:unhideWhenUsed="1"/>
+    <w:lsdException w:name="Message Header" w:semiHidden="1" w:unhideWhenUsed="1"/>
+    <w:lsdException w:name="Subtitle" w:uiPriority="11" w:qFormat="1"/>
+    <w:lsdException w:name="Salutation" w:semiHidden="1" w:unhideWhenUsed="1"/>
+    <w:lsdException w:name="Date" w:semiHidden="1" w:unhideWhenUsed="1"/>
+    <w:lsdException w:name="Body Text First Indent" w:semiHidden="1" w:unhideWhenUsed="1"/>
+    <w:lsdException w:name="Body Text First Indent 2" w:semiHidden="1" w:unhideWhenUsed="1"/>
+    <w:lsdException w:name="Note Heading" w:semiHidden="1" w:unhideWhenUsed="1"/>
+    <w:lsdException w:name="Body Text 2" w:semiHidden="1" w:unhideWhenUsed="1"/>
+    <w:lsdException w:name="Body Text 3" w:semiHidden="1" w:unhideWhenUsed="1"/>
+    <w:lsdException w:name="Body Text Indent 2" w:semiHidden="1" w:unhideWhenUsed="1"/>
+    <w:lsdException w:name="Body Text Indent 3" w:semiHidden="1" w:unhideWhenUsed="1"/>
+    <w:lsdException w:name="Block Text" w:semiHidden="1" w:unhideWhenUsed="1"/>
+    <w:lsdException w:name="Hyperlink" w:semiHidden="1" w:unhideWhenUsed="1"/>
+    <w:lsdException w:name="FollowedHyperlink" w:semiHidden="1" w:unhideWhenUsed="1"/>
+    <w:lsdException w:name="Strong" w:uiPriority="22" w:qFormat="1"/>
+    <w:lsdException w:name="Emphasis" w:uiPriority="20" w:qFormat="1"/>
+    <w:lsdException w:name="Document Map" w:semiHidden="1" w:unhideWhenUsed="1"/>
+    <w:lsdException w:name="Plain Text" w:semiHidden="1" w:unhideWhenUsed="1"/>
+    <w:lsdException w:name="E-mail Signature" w:semiHidden="1" w:unhideWhenUsed="1"/>
+    <w:lsdException w:name="HTML Top of Form" w:semiHidden="1" w:unhideWhenUsed="1"/>
+    <w:lsdException w:name="HTML Bottom of Form" w:semiHidden="1" w:unhideWhenUsed="1"/>
+    <w:lsdException w:name="Normal (Web)" w:semiHidden="1" w:unhideWhenUsed="1"/>
+    <w:lsdException w:name="HTML Acronym" w:semiHidden="1" w:unhideWhenUsed="1"/>
+    <w:lsdException w:name="HTML Address" w:semiHidden="1" w:unhideWhenUsed="1"/>
+    <w:lsdException w:name="HTML Cite" w:semiHidden="1" w:unhideWhenUsed="1"/>
+    <w:lsdException w:name="HTML Code" w:semiHidden="1" w:unhideWhenUsed="1"/>
+    <w:lsdException w:name="HTML Definition" w:semiHidden="1" w:unhideWhenUsed="1"/>
+    <w:lsdException w:name="HTML Keyboard" w:semiHidden="1" w:unhideWhenUsed="1"/>
+    <w:lsdException w:name="HTML Preformatted" w:semiHidden="1" w:unhideWhenUsed="1"/>
+    <w:lsdException w:name="HTML Sample" w:semiHidden="1" w:unhideWhenUsed="1"/>
+    <w:lsdException w:name="HTML Typewriter" w:semiHidden="1" w:unhideWhenUsed="1"/>
+    <w:lsdException w:name="HTML Variable" w:semiHidden="1" w:unhideWhenUsed="1"/>
+    <w:lsdException w:name="Normal Table" w:semiHidden="1" w:unhideWhenUsed="1"/>
+    <w:lsdException w:name="annotation subject" w:semiHidden="1" w:unhideWhenUsed="1"/>
+    <w:lsdException w:name="No List" w:semiHidden="1" w:unhideWhenUsed="1"/>
+    <w:lsdException w:name="Outline List 1" w:semiHidden="1" w:unhideWhenUsed="1"/>
+    <w:lsdException w:name="Outline List 2" w:semiHidden="1" w:unhideWhenUsed="1"/>
+    <w:lsdException w:name="Outline List 3" w:semiHidden="1" w:unhideWhenUsed="1"/>
+    <w:lsdException w:name="Table Simple 1" w:semiHidden="1" w:unhideWhenUsed="1"/>
+    <w:lsdException w:name="Table Simple 2" w:semiHidden="1" w:unhideWhenUsed="1"/>
+    <w:lsdException w:name="Table Simple 3" w:semiHidden="1" w:unhideWhenUsed="1"/>
+    <w:lsdException w:name="Table Classic 1" w:semiHidden="1" w:unhideWhenUsed="1"/>
+    <w:lsdException w:name="Table Classic 2" w:semiHidden="1" w:unhideWhenUsed="1"/>
+    <w:lsdException w:name="Table Classic 3" w:semiHidden="1" w:unhideWhenUsed="1"/>
+    <w:lsdException w:name="Table Classic 4" w:semiHidden="1" w:unhideWhenUsed="1"/>
+    <w:lsdException w:name="Table Colorful 1" w:semiHidden="1" w:unhideWhenUsed="1"/>
+    <w:lsdException w:name="Table Colorful 2" w:semiHidden="1" w:unhideWhenUsed="1"/>
+    <w:lsdException w:name="Table Colorful 3" w:semiHidden="1" w:unhideWhenUsed="1"/>
+    <w:lsdException w:name="Table Columns 1" w:semiHidden="1" w:unhideWhenUsed="1"/>
+    <w:lsdException w:name="Table Columns 2" w:semiHidden="1" w:unhideWhenUsed="1"/>
+    <w:lsdException w:name="Table Columns 3" w:semiHidden="1" w:unhideWhenUsed="1"/>
+    <w:lsdException w:name="Table Columns 4" w:semiHidden="1" w:unhideWhenUsed="1"/>
+    <w:lsdException w:name="Table Columns 5" w:semiHidden="1" w:unhideWhenUsed="1"/>
+    <w:lsdException w:name="Table Grid 1" w:semiHidden="1" w:unhideWhenUsed="1"/>
+    <w:lsdException w:name="Table Grid 2" w:semiHidden="1" w:unhideWhenUsed="1"/>
+    <w:lsdException w:name="Table Grid 3" w:semiHidden="1" w:unhideWhenUsed="1"/>
+    <w:lsdException w:name="Table Grid 4" w:semiHidden="1" w:unhideWhenUsed="1"/>
+    <w:lsdException w:name="Table Grid 5" w:semiHidden="1" w:unhideWhenUsed="1"/>
+    <w:lsdException w:name="Table Grid 6" w:semiHidden="1" w:unhideWhenUsed="1"/>
+    <w:lsdException w:name="Table Grid 7" w:semiHidden="1" w:unhideWhenUsed="1"/>
+    <w:lsdException w:name="Table Grid 8" w:semiHidden="1" w:unhideWhenUsed="1"/>
+    <w:lsdException w:name="Table List 1" w:semiHidden="1" w:unhideWhenUsed="1"/>
+    <w:lsdException w:name="Table List 2" w:semiHidden="1" w:unhideWhenUsed="1"/>
+    <w:lsdException w:name="Table List 3" w:semiHidden="1" w:unhideWhenUsed="1"/>
+    <w:lsdException w:name="Table List 4" w:semiHidden="1" w:unhideWhenUsed="1"/>
+    <w:lsdException w:name="Table List 5" w:semiHidden="1" w:unhideWhenUsed="1"/>
+    <w:lsdException w:name="Table List 6" w:semiHidden="1" w:unhideWhenUsed="1"/>
+    <w:lsdException w:name="Table List 7" w:semiHidden="1" w:unhideWhenUsed="1"/>
+    <w:lsdException w:name="Table List 8" w:semiHidden="1" w:unhideWhenUsed="1"/>
+    <w:lsdException w:name="Table 3D effects 1" w:semiHidden="1" w:unhideWhenUsed="1"/>
+    <w:lsdException w:name="Table 3D effects 2" w:semiHidden="1" w:unhideWhenUsed="1"/>
+    <w:lsdException w:name="Table 3D effects 3" w:semiHidden="1" w:unhideWhenUsed="1"/>
+    <w:lsdException w:name="Table Contemporary" w:semiHidden="1" w:unhideWhenUsed="1"/>
+    <w:lsdException w:name="Table Elegant" w:semiHidden="1" w:unhideWhenUsed="1"/>
+    <w:lsdException w:name="Table Professional" w:semiHidden="1" w:unhideWhenUsed="1"/>
+    <w:lsdException w:name="Table Subtle 1" w:semiHidden="1" w:unhideWhenUsed="1"/>
+    <w:lsdException w:name="Table Subtle 2" w:semiHidden="1" w:unhideWhenUsed="1"/>
+    <w:lsdException w:name="Table Web 1" w:semiHidden="1" w:unhideWhenUsed="1"/>
+    <w:lsdException w:name="Table Web 2" w:semiHidden="1" w:unhideWhenUsed="1"/>
+    <w:lsdException w:name="Table Web 3" w:semiHidden="1" w:unhideWhenUsed="1"/>
+    <w:lsdException w:name="Balloon Text" w:semiHidden="1" w:unhideWhenUsed="1"/>
+    <w:lsdException w:name="Table Grid" w:uiPriority="39"/>
+    <w:lsdException w:name="Table Theme" w:semiHidden="1" w:unhideWhenUsed="1"/>
+    <w:lsdException w:name="Placeholder Text" w:semiHidden="1"/>
+    <w:lsdException w:name="No Spacing" w:uiPriority="1" w:qFormat="1"/>
+    <w:lsdException w:name="Light Shading" w:uiPriority="60"/>
+    <w:lsdException w:name="Light List" w:uiPriority="61"/>
+    <w:lsdException w:name="Light Grid" w:uiPriority="62"/>
+    <w:lsdException w:name="Medium Shading 1" w:uiPriority="63"/>
+    <w:lsdException w:name="Medium Shading 2" w:uiPriority="64"/>
+    <w:lsdException w:name="Medium List 1" w:uiPriority="65"/>
+    <w:lsdException w:name="Medium List 2" w:uiPriority="66"/>
+    <w:lsdException w:name="Medium Grid 1" w:uiPriority="67"/>
+    <w:lsdException w:name="Medium Grid 2" w:uiPriority="68"/>
+    <w:lsdException w:name="Medium Grid 3" w:uiPriority="69"/>
+    <w:lsdException w:name="Dark List" w:uiPriority="70"/>
+    <w:lsdException w:name="Colorful Shading" w:uiPriority="71"/>
+    <w:lsdException w:name="Colorful List" w:uiPriority="72"/>
+    <w:lsdException w:name="Colorful Grid" w:uiPriority="73"/>
+    <w:lsdException w:name="Light Shading Accent 1" w:uiPriority="60"/>
+    <w:lsdException w:name="Light List Accent 1" w:uiPriority="61"/>
+    <w:lsdException w:name="Light Grid Accent 1" w:uiPriority="62"/>
+    <w:lsdException w:name="Medium Shading 1 Accent 1" w:uiPriority="63"/>
+    <w:lsdException w:name="Medium Shading 2 Accent 1" w:uiPriority="64"/>
+    <w:lsdException w:name="Medium List 1 Accent 1" w:uiPriority="65"/>
+    <w:lsdException w:name="Revision" w:semiHidden="1"/>
+    <w:lsdException w:name="List Paragraph" w:uiPriority="34" w:qFormat="1"/>
+    <w:lsdException w:name="Quote" w:uiPriority="29" w:qFormat="1"/>
+    <w:lsdException w:name="Intense Quote" w:uiPriority="30" w:qFormat="1"/>
+    <w:lsdException w:name="Medium List 2 Accent 1" w:uiPriority="66"/>
+    <w:lsdException w:name="Medium Grid 1 Accent 1" w:uiPriority="67"/>
+    <w:lsdException w:name="Medium Grid 2 Accent 1" w:uiPriority="68"/>
+    <w:lsdException w:name="Medium Grid 3 Accent 1" w:uiPriority="69"/>
+    <w:lsdException w:name="Dark List Accent 1" w:uiPriority="70"/>
+    <w:lsdException w:name="Colorful Shading Accent 1" w:uiPriority="71"/>
+    <w:lsdException w:name="Colorful List Accent 1" w:uiPriority="72"/>
+    <w:lsdException w:name="Colorful Grid Accent 1" w:uiPriority="73"/>
+    <w:lsdException w:name="Light Shading Accent 2" w:uiPriority="60"/>
+    <w:lsdException w:name="Light List Accent 2" w:uiPriority="61"/>
+    <w:lsdException w:name="Light Grid Accent 2" w:uiPriority="62"/>
+    <w:lsdException w:name="Medium Shading 1 Accent 2" w:uiPriority="63"/>
+    <w:lsdException w:name="Medium Shading 2 Accent 2" w:uiPriority="64"/>
+    <w:lsdException w:name="Medium List 1 Accent 2" w:uiPriority="65"/>
+    <w:lsdException w:name="Medium List 2 Accent 2" w:uiPriority="66"/>
+    <w:lsdException w:name="Medium Grid 1 Accent 2" w:uiPriority="67"/>
+    <w:lsdException w:name="Medium Grid 2 Accent 2" w:uiPriority="68"/>
+    <w:lsdException w:name="Medium Grid 3 Accent 2" w:uiPriority="69"/>
+    <w:lsdException w:name="Dark List Accent 2" w:uiPriority="70"/>
+    <w:lsdException w:name="Colorful Shading Accent 2" w:uiPriority="71"/>
+    <w:lsdException w:name="Colorful List Accent 2" w:uiPriority="72"/>
+    <w:lsdException w:name="Colorful Grid Accent 2" w:uiPriority="73"/>
+    <w:lsdException w:name="Light Shading Accent 3" w:uiPriority="60"/>
+    <w:lsdException w:name="Light List Accent 3" w:uiPriority="61"/>
+    <w:lsdException w:name="Light Grid Accent 3" w:uiPriority="62"/>
+    <w:lsdException w:name="Medium Shading 1 Accent 3" w:uiPriority="63"/>
+    <w:lsdException w:name="Medium Shading 2 Accent 3" w:uiPriority="64"/>
+    <w:lsdException w:name="Medium List 1 Accent 3" w:uiPriority="65"/>
+    <w:lsdException w:name="Medium List 2 Accent 3" w:uiPriority="66"/>
+    <w:lsdException w:name="Medium Grid 1 Accent 3" w:uiPriority="67"/>
+    <w:lsdException w:name="Medium Grid 2 Accent 3" w:uiPriority="68"/>
+    <w:lsdException w:name="Medium Grid 3 Accent 3" w:uiPriority="69"/>
+    <w:lsdException w:name="Dark List Accent 3" w:uiPriority="70"/>
+    <w:lsdException w:name="Colorful Shading Accent 3" w:uiPriority="71"/>
+    <w:lsdException w:name="Colorful List Accent 3" w:uiPriority="72"/>
+    <w:lsdException w:name="Colorful Grid Accent 3" w:uiPriority="73"/>
+    <w:lsdException w:name="Light Shading Accent 4" w:uiPriority="60"/>
+    <w:lsdException w:name="Light List Accent 4" w:uiPriority="61"/>
+    <w:lsdException w:name="Light Grid Accent 4" w:uiPriority="62"/>
+    <w:lsdException w:name="Medium Shading 1 Accent 4" w:uiPriority="63"/>
+    <w:lsdException w:name="Medium Shading 2 Accent 4" w:uiPriority="64"/>
+    <w:lsdException w:name="Medium List 1 Accent 4" w:uiPriority="65"/>
+    <w:lsdException w:name="Medium List 2 Accent 4" w:uiPriority="66"/>
+    <w:lsdException w:name="Medium Grid 1 Accent 4" w:uiPriority="67"/>
+    <w:lsdException w:name="Medium Grid 2 Accent 4" w:uiPriority="68"/>
+    <w:lsdException w:name="Medium Grid 3 Accent 4" w:uiPriority="69"/>
+    <w:lsdException w:name="Dark List Accent 4" w:uiPriority="70"/>
+    <w:lsdException w:name="Colorful Shading Accent 4" w:uiPriority="71"/>
+    <w:lsdException w:name="Colorful List Accent 4" w:uiPriority="72"/>
+    <w:lsdException w:name="Colorful Grid Accent 4" w:uiPriority="73"/>
+    <w:lsdException w:name="Light Shading Accent 5" w:uiPriority="60"/>
+    <w:lsdException w:name="Light List Accent 5" w:uiPriority="61"/>
+    <w:lsdException w:name="Light Grid Accent 5" w:uiPriority="62"/>
+    <w:lsdException w:name="Medium Shading 1 Accent 5" w:uiPriority="63"/>
+    <w:lsdException w:name="Medium Shading 2 Accent 5" w:uiPriority="64"/>
+    <w:lsdException w:name="Medium List 1 Accent 5" w:uiPriority="65"/>
+    <w:lsdException w:name="Medium List 2 Accent 5" w:uiPriority="66"/>
+    <w:lsdException w:name="Medium Grid 1 Accent 5" w:uiPriority="67"/>
+    <w:lsdException w:name="Medium Grid 2 Accent 5" w:uiPriority="68"/>
+    <w:lsdException w:name="Medium Grid 3 Accent 5" w:uiPriority="69"/>
+    <w:lsdException w:name="Dark List Accent 5" w:uiPriority="70"/>
+    <w:lsdException w:name="Colorful Shading Accent 5" w:uiPriority="71"/>
+    <w:lsdException w:name="Colorful List Accent 5" w:uiPriority="72"/>
+    <w:lsdException w:name="Colorful Grid Accent 5" w:uiPriority="73"/>
+    <w:lsdException w:name="Light Shading Accent 6" w:uiPriority="60"/>
+    <w:lsdException w:name="Light List Accent 6" w:uiPriority="61"/>
+    <w:lsdException w:name="Light Grid Accent 6" w:uiPriority="62"/>
+    <w:lsdException w:name="Medium Shading 1 Accent 6" w:uiPriority="63"/>
+    <w:lsdException w:name="Medium Shading 2 Accent 6" w:uiPriority="64"/>
+    <w:lsdException w:name="Medium List 1 Accent 6" w:uiPriority="65"/>
+    <w:lsdException w:name="Medium List 2 Accent 6" w:uiPriority="66"/>
+    <w:lsdException w:name="Medium Grid 1 Accent 6" w:uiPriority="67"/>
+    <w:lsdException w:name="Medium Grid 2 Accent 6" w:uiPriority="68"/>
+    <w:lsdException w:name="Medium Grid 3 Accent 6" w:uiPriority="69"/>
+    <w:lsdException w:name="Dark List Accent 6" w:uiPriority="70"/>
+    <w:lsdException w:name="Colorful Shading Accent 6" w:uiPriority="71"/>
+    <w:lsdException w:name="Colorful List Accent 6" w:uiPriority="72"/>
+    <w:lsdException w:name="Colorful Grid Accent 6" w:uiPriority="73"/>
+    <w:lsdException w:name="Subtle Emphasis" w:uiPriority="19" w:qFormat="1"/>
+    <w:lsdException w:name="Intense Emphasis" w:uiPriority="21" w:qFormat="1"/>
+    <w:lsdException w:name="Subtle Reference" w:uiPriority="31" w:qFormat="1"/>
+    <w:lsdException w:name="Intense Reference" w:uiPriority="32" w:qFormat="1"/>
+    <w:lsdException w:name="Book Title" w:uiPriority="33" w:qFormat="1"/>
+    <w:lsdException w:name="Bibliography" w:semiHidden="1" w:uiPriority="37" w:unhideWhenUsed="1"/>
+    <w:lsdException w:name="TOC Heading" w:semiHidden="1" w:uiPriority="39" w:unhideWhenUsed="1" w:qFormat="1"/>
+    <w:lsdException w:name="Plain Table 1" w:uiPriority="41"/>
+    <w:lsdException w:name="Plain Table 2" w:uiPriority="42"/>
+    <w:lsdException w:name="Plain Table 3" w:uiPriority="43"/>
+    <w:lsdException w:name="Plain Table 4" w:uiPriority="44"/>
+    <w:lsdException w:name="Plain Table 5" w:uiPriority="45"/>
+    <w:lsdException w:name="Grid Table Light" w:uiPriority="40"/>
+    <w:lsdException w:name="Grid Table 1 Light" w:uiPriority="46"/>
+    <w:lsdException w:name="Grid Table 2" w:uiPriority="47"/>
+    <w:lsdException w:name="Grid Table 3" w:uiPriority="48"/>
+    <w:lsdException w:name="Grid Table 4" w:uiPriority="49"/>
+    <w:lsdException w:name="Grid Table 5 Dark" w:uiPriority="50"/>
+    <w:lsdException w:name="Grid Table 6 Colorful" w:uiPriority="51"/>
+    <w:lsdException w:name="Grid Table 7 Colorful" w:uiPriority="52"/>
+    <w:lsdException w:name="Grid Table 1 Light Accent 1" w:uiPriority="46"/>
+    <w:lsdException w:name="Grid Table 2 Accent 1" w:uiPriority="47"/>
+    <w:lsdException w:name="Grid Table 3 Accent 1" w:uiPriority="48"/>
+    <w:lsdException w:name="Grid Table 4 Accent 1" w:uiPriority="49"/>
+    <w:lsdException w:name="Grid Table 5 Dark Accent 1" w:uiPriority="50"/>
+    <w:lsdException w:name="Grid Table 6 Colorful Accent 1" w:uiPriority="51"/>
+    <w:lsdException w:name="Grid Table 7 Colorful Accent 1" w:uiPriority="52"/>
+    <w:lsdException w:name="Grid Table 1 Light Accent 2" w:uiPriority="46"/>
+    <w:lsdException w:name="Grid Table 2 Accent 2" w:uiPriority="47"/>
+    <w:lsdException w:name="Grid Table 3 Accent 2" w:uiPriority="48"/>
+    <w:lsdException w:name="Grid Table 4 Accent 2" w:uiPriority="49"/>
+    <w:lsdException w:name="Grid Table 5 Dark Accent 2" w:uiPriority="50"/>
+    <w:lsdException w:name="Grid Table 6 Colorful Accent 2" w:uiPriority="51"/>
+    <w:lsdException w:name="Grid Table 7 Colorful Accent 2" w:uiPriority="52"/>
+    <w:lsdException w:name="Grid Table 1 Light Accent 3" w:uiPriority="46"/>
+    <w:lsdException w:name="Grid Table 2 Accent 3" w:uiPriority="47"/>
+    <w:lsdException w:name="Grid Table 3 Accent 3" w:uiPriority="48"/>
+    <w:lsdException w:name="Grid Table 4 Accent 3" w:uiPriority="49"/>
+    <w:lsdException w:name="Grid Table 5 Dark Accent 3" w:uiPriority="50"/>
+    <w:lsdException w:name="Grid Table 6 Colorful Accent 3" w:uiPriority="51"/>
+    <w:lsdException w:name="Grid Table 7 Colorful Accent 3" w:uiPriority="52"/>
+    <w:lsdException w:name="Grid Table 1 Light Accent 4" w:uiPriority="46"/>
+    <w:lsdException w:name="Grid Table 2 Accent 4" w:uiPriority="47"/>
+    <w:lsdException w:name="Grid Table 3 Accent 4" w:uiPriority="48"/>
+    <w:lsdException w:name="Grid Table 4 Accent 4" w:uiPriority="49"/>
+    <w:lsdException w:name="Grid Table 5 Dark Accent 4" w:uiPriority="50"/>
+    <w:lsdException w:name="Grid Table 6 Colorful Accent 4" w:uiPriority="51"/>
+    <w:lsdException w:name="Grid Table 7 Colorful Accent 4" w:uiPriority="52"/>
+    <w:lsdException w:name="Grid Table 1 Light Accent 5" w:uiPriority="46"/>
+    <w:lsdException w:name="Grid Table 2 Accent 5" w:uiPriority="47"/>
+    <w:lsdException w:name="Grid Table 3 Accent 5" w:uiPriority="48"/>
+    <w:lsdException w:name="Grid Table 4 Accent 5" w:uiPriority="49"/>
+    <w:lsdException w:name="Grid Table 5 Dark Accent 5" w:uiPriority="50"/>
+    <w:lsdException w:name="Grid Table 6 Colorful Accent 5" w:uiPriority="51"/>
+    <w:lsdException w:name="Grid Table 7 Colorful Accent 5" w:uiPriority="52"/>
+    <w:lsdException w:name="Grid Table 1 Light Accent 6" w:uiPriority="46"/>
+    <w:lsdException w:name="Grid Table 2 Accent 6" w:uiPriority="47"/>
+    <w:lsdException w:name="Grid Table 3 Accent 6" w:uiPriority="48"/>
+    <w:lsdException w:name="Grid Table 4 Accent 6" w:uiPriority="49"/>
+    <w:lsdException w:name="Grid Table 5 Dark Accent 6" w:uiPriority="50"/>
+    <w:lsdException w:name="Grid Table 6 Colorful Accent 6" w:uiPriority="51"/>
+    <w:lsdException w:name="Grid Table 7 Colorful Accent 6" w:uiPriority="52"/>
+    <w:lsdException w:name="List Table 1 Light" w:uiPriority="46"/>
+    <w:lsdException w:name="List Table 2" w:uiPriority="47"/>
+    <w:lsdException w:name="List Table 3" w:uiPriority="48"/>
+    <w:lsdException w:name="List Table 4" w:uiPriority="49"/>
+    <w:lsdException w:name="List Table 5 Dark" w:uiPriority="50"/>
+    <w:lsdException w:name="List Table 6 Colorful" w:uiPriority="51"/>
+    <w:lsdException w:name="List Table 7 Colorful" w:uiPriority="52"/>
+    <w:lsdException w:name="List Table 1 Light Accent 1" w:uiPriority="46"/>
+    <w:lsdException w:name="List Table 2 Accent 1" w:uiPriority="47"/>
+    <w:lsdException w:name="List Table 3 Accent 1" w:uiPriority="48"/>
+    <w:lsdException w:name="List Table 4 Accent 1" w:uiPriority="49"/>
+    <w:lsdException w:name="List Table 5 Dark Accent 1" w:uiPriority="50"/>
+    <w:lsdException w:name="List Table 6 Colorful Accent 1" w:uiPriority="51"/>
+    <w:lsdException w:name="List Table 7 Colorful Accent 1" w:uiPriority="52"/>
+    <w:lsdException w:name="List Table 1 Light Accent 2" w:uiPriority="46"/>
+    <w:lsdException w:name="List Table 2 Accent 2" w:uiPriority="47"/>
+    <w:lsdException w:name="List Table 3 Accent 2" w:uiPriority="48"/>
+    <w:lsdException w:name="List Table 4 Accent 2" w:uiPriority="49"/>
+    <w:lsdException w:name="List Table 5 Dark Accent 2" w:uiPriority="50"/>
+    <w:lsdException w:name="List Table 6 Colorful Accent 2" w:uiPriority="51"/>
+    <w:lsdException w:name="List Table 7 Colorful Accent 2" w:uiPriority="52"/>
+    <w:lsdException w:name="List Table 1 Light Accent 3" w:uiPriority="46"/>
+    <w:lsdException w:name="List Table 2 Accent 3" w:uiPriority="47"/>
+    <w:lsdException w:name="List Table 3 Accent 3" w:uiPriority="48"/>
+    <w:lsdException w:name="List Table 4 Accent 3" w:uiPriority="49"/>
+    <w:lsdException w:name="List Table 5 Dark Accent 3" w:uiPriority="50"/>
+    <w:lsdException w:name="List Table 6 Colorful Accent 3" w:uiPriority="51"/>
+    <w:lsdException w:name="List Table 7 Colorful Accent 3" w:uiPriority="52"/>
+    <w:lsdException w:name="List Table 1 Light Accent 4" w:uiPriority="46"/>
+    <w:lsdException w:name="List Table 2 Accent 4" w:uiPriority="47"/>
+    <w:lsdException w:name="List Table 3 Accent 4" w:uiPriority="48"/>
+    <w:lsdException w:name="List Table 4 Accent 4" w:uiPriority="49"/>
+    <w:lsdException w:name="List Table 5 Dark Accent 4" w:uiPriority="50"/>
+    <w:lsdException w:name="List Table 6 Colorful Accent 4" w:uiPriority="51"/>
+    <w:lsdException w:name="List Table 7 Colorful Accent 4" w:uiPriority="52"/>
+    <w:lsdException w:name="List Table 1 Light Accent 5" w:uiPriority="46"/>
+    <w:lsdException w:name="List Table 2 Accent 5" w:uiPriority="47"/>
+    <w:lsdException w:name="List Table 3 Accent 5" w:uiPriority="48"/>
+    <w:lsdException w:name="List Table 4 Accent 5" w:uiPriority="49"/>
+    <w:lsdException w:name="List Table 5 Dark Accent 5" w:uiPriority="50"/>
+    <w:lsdException w:name="List Table 6 Colorful Accent 5" w:uiPriority="51"/>
+    <w:lsdException w:name="List Table 7 Colorful Accent 5" w:uiPriority="52"/>
+    <w:lsdException w:name="List Table 1 Light Accent 6" w:uiPriority="46"/>
+    <w:lsdException w:name="List Table 2 Accent 6" w:uiPriority="47"/>
+    <w:lsdException w:name="List Table 3 Accent 6" w:uiPriority="48"/>
+    <w:lsdException w:name="List Table 4 Accent 6" w:uiPriority="49"/>
+    <w:lsdException w:name="List Table 5 Dark Accent 6" w:uiPriority="50"/>
+    <w:lsdException w:name="List Table 6 Colorful Accent 6" w:uiPriority="51"/>
+    <w:lsdException w:name="List Table 7 Colorful Accent 6" w:uiPriority="52"/>
+    <w:lsdException w:name="Mention" w:semiHidden="1" w:unhideWhenUsed="1"/>
+    <w:lsdException w:name="Smart Hyperlink" w:semiHidden="1" w:unhideWhenUsed="1"/>
+    <w:lsdException w:name="Hashtag" w:semiHidden="1" w:unhideWhenUsed="1"/>
+    <w:lsdException w:name="Unresolved Mention" w:semiHidden="1" w:unhideWhenUsed="1"/>
+    <w:lsdException w:name="Smart Link" w:semiHidden="1" w:unhideWhenUsed="1"/>
+  </w:latentStyles>
+  <w:style w:type="paragraph" w:default="1" w:styleId="Normal">
+    <w:name w:val="Normal"/>
+    <w:qFormat/>
+    <w:rsid w:val="00A25966"/>
+  </w:style>
+  <w:style w:type="paragraph" w:styleId="Heading2">
+    <w:name w:val="heading 2"/>
+    <w:basedOn w:val="Normal"/>
+    <w:next w:val="Normal"/>
+    <w:link w:val="Heading2Char"/>
+    <w:uiPriority w:val="9"/>
+    <w:unhideWhenUsed/>
+    <w:qFormat/>
+    <w:rsid w:val="00633FD8"/>
+    <w:pPr>
+      <w:keepNext/>
+      <w:keepLines/>
+      <w:spacing w:before="40" w:after="0"/>
+      <w:outlineLvl w:val="1"/>
+    </w:pPr>
+    <w:rPr>
+      <w:rFonts w:asciiTheme="majorHAnsi" w:eastAsiaTheme="majorEastAsia" w:hAnsiTheme="majorHAnsi" w:cstheme="majorBidi"/>
+      <w:color w:val="0F4761" w:themeColor="accent1" w:themeShade="BF"/>
+      <w:sz w:val="26"/>
+      <w:szCs w:val="26"/>
+    </w:rPr>
+  </w:style>
+  <w:style w:type="character" w:default="1" w:styleId="DefaultParagraphFont">
+    <w:name w:val="Default Paragraph Font"/>
+    <w:uiPriority w:val="1"/>
+    <w:semiHidden/>
+    <w:unhideWhenUsed/>
+  </w:style>
+  <w:style w:type="table" w:default="1" w:styleId="TableNormal">
+    <w:name w:val="Normal Table"/>
+    <w:uiPriority w:val="99"/>
+    <w:semiHidden/>
+    <w:unhideWhenUsed/>
+    <w:tblPr>
+      <w:tblInd w:w="0" w:type="dxa"/>
+      <w:tblCellMar>
+        <w:top w:w="0" w:type="dxa"/>
+        <w:left w:w="108" w:type="dxa"/>
+        <w:bottom w:w="0" w:type="dxa"/>
+        <w:right w:w="108" w:type="dxa"/>
+      </w:tblCellMar>
+    </w:tblPr>
+  </w:style>
+  <w:style w:type="numbering" w:default="1" w:styleId="NoList">
+    <w:name w:val="No List"/>
+    <w:uiPriority w:val="99"/>
+    <w:semiHidden/>
+    <w:unhideWhenUsed/>
+  </w:style>
+  <w:style w:type="paragraph" w:styleId="Header">
+    <w:name w:val="header"/>
+    <w:basedOn w:val="Normal"/>
+    <w:link w:val="HeaderChar"/>
+    <w:uiPriority w:val="99"/>
+    <w:unhideWhenUsed/>
+    <w:rsid w:val="00A25966"/>
+    <w:pPr>
+      <w:tabs>
+        <w:tab w:val="center" w:pos="4513"/>
+        <w:tab w:val="right" w:pos="9026"/>
+      </w:tabs>
+      <w:spacing w:after="0" w:line="240" w:lineRule="auto"/>
+    </w:pPr>
+  </w:style>
+  <w:style w:type="character" w:customStyle="1" w:styleId="HeaderChar">
+    <w:name w:val="Header Char"/>
+    <w:basedOn w:val="DefaultParagraphFont"/>
+    <w:link w:val="Header"/>
+    <w:uiPriority w:val="99"/>
+    <w:rsid w:val="00A25966"/>
+  </w:style>
+  <w:style w:type="paragraph" w:styleId="Footer">
+    <w:name w:val="footer"/>
+    <w:basedOn w:val="Normal"/>
+    <w:link w:val="FooterChar"/>
+    <w:uiPriority w:val="99"/>
+    <w:unhideWhenUsed/>
+    <w:rsid w:val="00A25966"/>
+    <w:pPr>
+      <w:tabs>
+        <w:tab w:val="center" w:pos="4513"/>
+        <w:tab w:val="right" w:pos="9026"/>
+      </w:tabs>
+      <w:spacing w:after="0" w:line="240" w:lineRule="auto"/>
+    </w:pPr>
+  </w:style>
+  <w:style w:type="character" w:customStyle="1" w:styleId="FooterChar">
+    <w:name w:val="Footer Char"/>
+    <w:basedOn w:val="DefaultParagraphFont"/>
+    <w:link w:val="Footer"/>
+    <w:uiPriority w:val="99"/>
+    <w:rsid w:val="00A25966"/>
+  </w:style>
+  <w:style w:type="table" w:styleId="TableGrid">
+    <w:name w:val="Table Grid"/>
+    <w:basedOn w:val="TableNormal"/>
+    <w:uiPriority w:val="39"/>
+    <w:rsid w:val="00A25966"/>
+    <w:pPr>
+      <w:spacing w:after="0" w:line="240" w:lineRule="auto"/>
+    </w:pPr>
+    <w:tblPr>
+      <w:tblBorders>
+        <w:top w:val="single" w:sz="4" w:space="0" w:color="auto"/>
+        <w:left w:val="single" w:sz="4" w:space="0" w:color="auto"/>
+        <w:bottom w:val="single" w:sz="4" w:space="0" w:color="auto"/>
+        <w:right w:val="single" w:sz="4" w:space="0" w:color="auto"/>
+        <w:insideH w:val="single" w:sz="4" w:space="0" w:color="auto"/>
+        <w:insideV w:val="single" w:sz="4" w:space="0" w:color="auto"/>
+      </w:tblBorders>
+    </w:tblPr>
+  </w:style>
+  <w:style w:type="table" w:styleId="PlainTable1">
+    <w:name w:val="Plain Table 1"/>
+    <w:basedOn w:val="TableNormal"/>
+    <w:uiPriority w:val="41"/>
+    <w:rsid w:val="00A25966"/>
+    <w:pPr>
+      <w:spacing w:after="0" w:line="240" w:lineRule="auto"/>
+    </w:pPr>
+    <w:tblPr>
+      <w:tblStyleRowBandSize w:val="1"/>
+      <w:tblStyleColBandSize w:val="1"/>
+      <w:tblBorders>
+        <w:top w:val="single" w:sz="4" w:space="0" w:color="BFBFBF" w:themeColor="background1" w:themeShade="BF"/>
+        <w:left w:val="single" w:sz="4" w:space="0" w:color="BFBFBF" w:themeColor="background1" w:themeShade="BF"/>
+        <w:bottom w:val="single" w:sz="4" w:space="0" w:color="BFBFBF" w:themeColor="background1" w:themeShade="BF"/>
+        <w:right w:val="single" w:sz="4" w:space="0" w:color="BFBFBF" w:themeColor="background1" w:themeShade="BF"/>
+        <w:insideH w:val="single" w:sz="4" w:space="0" w:color="BFBFBF" w:themeColor="background1" w:themeShade="BF"/>
+        <w:insideV w:val="single" w:sz="4" w:space="0" w:color="BFBFBF" w:themeColor="background1" w:themeShade="BF"/>
+      </w:tblBorders>
+    </w:tblPr>
+    <w:tblStylePr w:type="firstRow">
+      <w:rPr>
+        <w:b/>
+        <w:bCs/>
+      </w:rPr>
+    </w:tblStylePr>
+    <w:tblStylePr w:type="lastRow">
+      <w:rPr>
+        <w:b/>
+        <w:bCs/>
+      </w:rPr>
+      <w:tblPr/>
+      <w:tcPr>
+        <w:tcBorders>
+          <w:top w:val="double" w:sz="4" w:space="0" w:color="BFBFBF" w:themeColor="background1" w:themeShade="BF"/>
+        </w:tcBorders>
+      </w:tcPr>
+    </w:tblStylePr>
+    <w:tblStylePr w:type="firstCol">
+      <w:rPr>
+        <w:b/>
+        <w:bCs/>
+      </w:rPr>
+    </w:tblStylePr>
+    <w:tblStylePr w:type="lastCol">
+      <w:rPr>
+        <w:b/>
+        <w:bCs/>
+      </w:rPr>
+    </w:tblStylePr>
+    <w:tblStylePr w:type="band1Vert">
+      <w:tblPr/>
+      <w:tcPr>
+        <w:shd w:val="clear" w:color="auto" w:fill="F2F2F2" w:themeFill="background1" w:themeFillShade="F2"/>
+      </w:tcPr>
+    </w:tblStylePr>
+    <w:tblStylePr w:type="band1Horz">
+      <w:tblPr/>
+      <w:tcPr>
+        <w:shd w:val="clear" w:color="auto" w:fill="F2F2F2" w:themeFill="background1" w:themeFillShade="F2"/>
+      </w:tcPr>
+    </w:tblStylePr>
+  </w:style>
+  <w:style w:type="character" w:styleId="PlaceholderText">
+    <w:name w:val="Placeholder Text"/>
+    <w:basedOn w:val="DefaultParagraphFont"/>
+    <w:uiPriority w:val="99"/>
+    <w:semiHidden/>
+    <w:rsid w:val="00A25966"/>
+    <w:rPr>
+      <w:color w:val="666666"/>
+    </w:rPr>
+  </w:style>
+  <w:style w:type="character" w:customStyle="1" w:styleId="Heading2Char">
+    <w:name w:val="Heading 2 Char"/>
+    <w:basedOn w:val="DefaultParagraphFont"/>
+    <w:link w:val="Heading2"/>
+    <w:uiPriority w:val="9"/>
+    <w:rsid w:val="00633FD8"/>
+    <w:rPr>
+      <w:rFonts w:asciiTheme="majorHAnsi" w:eastAsiaTheme="majorEastAsia" w:hAnsiTheme="majorHAnsi" w:cstheme="majorBidi"/>
+      <w:color w:val="0F4761" w:themeColor="accent1" w:themeShade="BF"/>
+      <w:sz w:val="26"/>
+      <w:szCs w:val="26"/>
+    </w:rPr>
+  </w:style>
+</w:styles>
+</file>
+
+<file path=word/glossary/document.xml><?xml version="1.0" encoding="utf-8"?>
+<w:glossaryDocument xmlns:wpc="http://schemas.microsoft.com/office/word/2010/wordprocessingCanvas" xmlns:cx="http://schemas.microsoft.com/office/drawing/2014/chartex" xmlns:cx1="http://schemas.microsoft.com/office/drawing/2015/9/8/chartex" xmlns:cx2="http://schemas.microsoft.com/office/drawing/2015/10/21/chartex" xmlns:cx3="http://schemas.microsoft.com/office/drawing/2016/5/9/chartex" xmlns:cx4="http://schemas.microsoft.com/office/drawing/2016/5/10/chartex" xmlns:cx5="http://schemas.microsoft.com/office/drawing/2016/5/11/chartex" xmlns:cx6="http://schemas.microsoft.com/office/drawing/2016/5/12/chartex" xmlns:cx7="http://schemas.microsoft.com/office/drawing/2016/5/13/chartex" xmlns:cx8="http://schemas.microsoft.com/office/drawing/2016/5/14/chartex" xmlns:mc="http://schemas.openxmlformats.org/markup-compatibility/2006" xmlns:aink="http://schemas.microsoft.com/office/drawing/2016/ink" xmlns:am3d="http://schemas.microsoft.com/office/drawing/2017/model3d" xmlns:o="urn:schemas-microsoft-com:office:office" xmlns:oel="http://schemas.microsoft.com/office/2019/extlst" xmlns:r="http://schemas.openxmlformats.org/officeDocument/2006/relationships" xmlns:m="http://schemas.openxmlformats.org/officeDocument/2006/math" xmlns:v="urn:schemas-microsoft-com:vml" xmlns:wp14="http://schemas.microsoft.com/office/word/2010/wordprocessingDrawing" xmlns:wp="http://schemas.openxmlformats.org/drawingml/2006/wordprocessingDrawing" xmlns:w10="urn:schemas-microsoft-com:office:word" xmlns:w="http://schemas.openxmlformats.org/wordprocessingml/2006/main" xmlns:w14="http://schemas.microsoft.com/office/word/2010/wordml" xmlns:w15="http://schemas.microsoft.com/office/word/2012/wordml" xmlns:w16cex="http://schemas.microsoft.com/office/word/2018/wordml/cex" xmlns:w16cid="http://schemas.microsoft.com/office/word/2016/wordml/cid" xmlns:w16="http://schemas.microsoft.com/office/word/2018/wordml" xmlns:w16du="http://schemas.microsoft.com/office/word/2023/wordml/word16du" xmlns:w16sdtdh="http://schemas.microsoft.com/office/word/2020/wordml/sdtdatahash" xmlns:w16sdtfl="http://schemas.microsoft.com/office/word/2024/wordml/sdtformatlock" xmlns:w16se="http://schemas.microsoft.com/office/word/2015/wordml/symex" xmlns:wpg="http://schemas.microsoft.com/office/word/2010/wordprocessingGroup" xmlns:wpi="http://schemas.microsoft.com/office/word/2010/wordprocessingInk" xmlns:wne="http://schemas.microsoft.com/office/word/2006/wordml" xmlns:wps="http://schemas.microsoft.com/office/word/2010/wordprocessingShape" mc:Ignorable="w14 w15 w16se w16cid w16 w16cex w16sdtdh w16sdtfl w16du wp14">
+  <w:docParts>
+    <w:docPart>
+      <w:docPartPr>
+        <w:name w:val="DefaultPlaceholder_-1854013440"/>
+        <w:category>
+          <w:name w:val="General"/>
+          <w:gallery w:val="placeholder"/>
+        </w:category>
+        <w:types>
+          <w:type w:val="bbPlcHdr"/>
+        </w:types>
+        <w:behaviors>
+          <w:behavior w:val="content"/>
+        </w:behaviors>
+        <w:guid w:val="{ED28E9F3-0E89-4093-84FD-8BD803893805}"/>
+      </w:docPartPr>
+      <w:docPartBody>
+        <w:p>
+          <w:r>
+            <w:rPr>
+              <w:rStyle w:val="PlaceholderText"/>
+            </w:rPr>
+            <w:t>Click or tap here to enter text.</w:t>
+          </w:r>
+        </w:p>
+      </w:docPartBody>
+    </w:docPart>
+    <w:docPart>
+      <w:docPartPr>
+        <w:name w:val="536DCC6143E040A4A4E6F268AE35F587"/>
+        <w:category>
+          <w:name w:val="General"/>
+          <w:gallery w:val="placeholder"/>
+        </w:category>
+        <w:types>
+          <w:type w:val="bbPlcHdr"/>
+        </w:types>
+        <w:behaviors>
+          <w:behavior w:val="content"/>
+        </w:behaviors>
+        <w:guid w:val="{F5538DDF-D7F6-48A6-83BF-92BB7F988D89}"/>
+      </w:docPartPr>
+      <w:docPartBody>
+        <w:p>
+          <w:pPr>
+            <w:pStyle w:val="536DCC6143E040A4A4E6F268AE35F587"/>
+          </w:pPr>
+          <w:r>
+            <w:rPr>
+              <w:rStyle w:val="PlaceholderText"/>
+            </w:rPr>
+            <w:t>Click or tap here to enter text.</w:t>
+          </w:r>
+        </w:p>
+      </w:docPartBody>
+    </w:docPart>
+    <w:docPart>
+      <w:docPartPr>
+        <w:name w:val="14AFCE12967A4FEAB712D4384DF4A6EC"/>
+        <w:category>
+          <w:name w:val="General"/>
+          <w:gallery w:val="placeholder"/>
+        </w:category>
+        <w:types>
+          <w:type w:val="bbPlcHdr"/>
+        </w:types>
+        <w:behaviors>
+          <w:behavior w:val="content"/>
+        </w:behaviors>
+        <w:guid w:val="{87DDA533-FD0B-49EB-9374-E3EF0254CF1B}"/>
+      </w:docPartPr>
+      <w:docPartBody>
+        <w:p>
+          <w:pPr>
+            <w:pStyle w:val="14AFCE12967A4FEAB712D4384DF4A6EC"/>
+          </w:pPr>
+          <w:r>
+            <w:rPr>
+              <w:rStyle w:val="PlaceholderText"/>
+            </w:rPr>
+            <w:t>Click or tap here to enter text.</w:t>
+          </w:r>
+        </w:p>
+      </w:docPartBody>
+    </w:docPart>
+    <w:docPart>
+      <w:docPartPr>
+        <w:name w:val="DefaultPlaceholder_-1854013435"/>
+        <w:category>
+          <w:name w:val="General"/>
+          <w:gallery w:val="placeholder"/>
+        </w:category>
+        <w:types>
+          <w:type w:val="bbPlcHdr"/>
+        </w:types>
+        <w:behaviors>
+          <w:behavior w:val="content"/>
+        </w:behaviors>
+        <w:guid w:val="{BB73C24A-2E66-4C01-81BE-D485DBA59F3F}"/>
+      </w:docPartPr>
+      <w:docPartBody>
+        <w:p>
+          <w:r>
+            <w:rPr>
+              <w:rStyle w:val="PlaceholderText"/>
+            </w:rPr>
+            <w:t>Enter any content that you want to repeat, including other content controls. You can also insert this control around table rows in order to repeat parts of a table.</w:t>
+          </w:r>
+        </w:p>
+      </w:docPartBody>
+    </w:docPart>
+    <w:docPart>
+      <w:docPartPr>
+        <w:name w:val="472A6E72487B48CF8460CAA0E2656BBE"/>
+        <w:category>
+          <w:name w:val="General"/>
+          <w:gallery w:val="placeholder"/>
+        </w:category>
+        <w:types>
+          <w:type w:val="bbPlcHdr"/>
+        </w:types>
+        <w:behaviors>
+          <w:behavior w:val="content"/>
+        </w:behaviors>
+        <w:guid w:val="{52CB2D28-389D-413F-BD7D-C495A10A6FFF}"/>
+      </w:docPartPr>
+      <w:docPartBody>
+        <w:p>
+          <w:r>
+            <w:rPr>
+              <w:rStyle w:val="PlaceholderText"/>
+            </w:rPr>
+            <w:t>Insert a column here.</w:t>
+          </w:r>
+        </w:p>
+      </w:docPartBody>
+    </w:docPart>
+  </w:docParts>
+</w:glossaryDocument>
+</file>
+
+<file path=word/glossary/fontTable.xml><?xml version="1.0" encoding="utf-8"?>
+<w:fonts xmlns:mc="http://schemas.openxmlformats.org/markup-compatibility/2006" xmlns:r="http://schemas.openxmlformats.org/officeDocument/2006/relationships" xmlns:w="http://schemas.openxmlformats.org/wordprocessingml/2006/main" xmlns:w14="http://schemas.microsoft.com/office/word/2010/wordml" xmlns:w15="http://schemas.microsoft.com/office/word/2012/wordml" xmlns:w16cex="http://schemas.microsoft.com/office/word/2018/wordml/cex" xmlns:w16cid="http://schemas.microsoft.com/office/word/2016/wordml/cid" xmlns:w16="http://schemas.microsoft.com/office/word/2018/wordml" xmlns:w16du="http://schemas.microsoft.com/office/word/2023/wordml/word16du" xmlns:w16sdtdh="http://schemas.microsoft.com/office/word/2020/wordml/sdtdatahash" xmlns:w16sdtfl="http://schemas.microsoft.com/office/word/2024/wordml/sdtformatlock" xmlns:w16se="http://schemas.microsoft.com/office/word/2015/wordml/symex" mc:Ignorable="w14 w15 w16se w16cid w16 w16cex w16sdtdh w16sdtfl w16du">
+  <w:font w:name="Aptos">
+    <w:charset w:val="00"/>
+    <w:family w:val="swiss"/>
+    <w:pitch w:val="variable"/>
+    <w:sig w:usb0="20000287" w:usb1="00000003" w:usb2="00000000" w:usb3="00000000" w:csb0="0000019F" w:csb1="00000000"/>
+  </w:font>
+  <w:font w:name="Yu Mincho">
+    <w:charset w:val="80"/>
+    <w:family w:val="roman"/>
+    <w:pitch w:val="variable"/>
+    <w:sig w:usb0="800002E7" w:usb1="2AC7FCFF" w:usb2="00000012" w:usb3="00000000" w:csb0="0002009F" w:csb1="00000000"/>
+  </w:font>
+  <w:font w:name="Times New Roman">
+    <w:panose1 w:val="02020603050405020304"/>
+    <w:charset w:val="00"/>
+    <w:family w:val="roman"/>
+    <w:pitch w:val="variable"/>
+    <w:sig w:usb0="E0002EFF" w:usb1="C000785B" w:usb2="00000009" w:usb3="00000000" w:csb0="000001FF" w:csb1="00000000"/>
+  </w:font>
+  <w:font w:name="Aptos Display">
+    <w:charset w:val="00"/>
+    <w:family w:val="swiss"/>
+    <w:pitch w:val="variable"/>
+    <w:sig w:usb0="20000287" w:usb1="00000003" w:usb2="00000000" w:usb3="00000000" w:csb0="0000019F" w:csb1="00000000"/>
+  </w:font>
+  <w:font w:name="Yu Gothic Light">
+    <w:panose1 w:val="020B0300000000000000"/>
+    <w:charset w:val="80"/>
+    <w:family w:val="swiss"/>
+    <w:pitch w:val="variable"/>
+    <w:sig w:usb0="E00002FF" w:usb1="2AC7FDFF" w:usb2="00000016" w:usb3="00000000" w:csb0="0002009F" w:csb1="00000000"/>
+  </w:font>
+  <w:font w:name="Segoe UI Semibold">
+    <w:panose1 w:val="020B0702040204020203"/>
+    <w:charset w:val="00"/>
+    <w:family w:val="swiss"/>
+    <w:pitch w:val="variable"/>
+    <w:sig w:usb0="E4002EFF" w:usb1="C000E47F" w:usb2="00000009" w:usb3="00000000" w:csb0="000001FF" w:csb1="00000000"/>
+  </w:font>
+  <w:font w:name="Segoe UI">
+    <w:panose1 w:val="020B0502040204020203"/>
+    <w:charset w:val="00"/>
+    <w:family w:val="swiss"/>
+    <w:pitch w:val="variable"/>
+    <w:sig w:usb0="E4002EFF" w:usb1="C000E47F" w:usb2="00000009" w:usb3="00000000" w:csb0="000001FF" w:csb1="00000000"/>
+  </w:font>
+</w:fonts>
+</file>
+
+<file path=word/glossary/settings.xml><?xml version="1.0" encoding="utf-8"?>
+<w:settings xmlns:mc="http://schemas.openxmlformats.org/markup-compatibility/2006" xmlns:o="urn:schemas-microsoft-com:office:office" xmlns:r="http://schemas.openxmlformats.org/officeDocument/2006/relationships" xmlns:m="http://schemas.openxmlformats.org/officeDocument/2006/math" xmlns:v="urn:schemas-microsoft-com:vml" xmlns:w10="urn:schemas-microsoft-com:office:word" xmlns:w="http://schemas.openxmlformats.org/wordprocessingml/2006/main" xmlns:w14="http://schemas.microsoft.com/office/word/2010/wordml" xmlns:w15="http://schemas.microsoft.com/office/word/2012/wordml" xmlns:w16cex="http://schemas.microsoft.com/office/word/2018/wordml/cex" xmlns:w16cid="http://schemas.microsoft.com/office/word/2016/wordml/cid" xmlns:w16="http://schemas.microsoft.com/office/word/2018/wordml" xmlns:w16du="http://schemas.microsoft.com/office/word/2023/wordml/word16du" xmlns:w16sdtdh="http://schemas.microsoft.com/office/word/2020/wordml/sdtdatahash" xmlns:w16sdtfl="http://schemas.microsoft.com/office/word/2024/wordml/sdtformatlock" xmlns:w16se="http://schemas.microsoft.com/office/word/2015/wordml/symex" xmlns:sl="http://schemas.openxmlformats.org/schemaLibrary/2006/main" mc:Ignorable="w14 w15 w16se w16cid w16 w16cex w16sdtdh w16sdtfl w16du">
+  <w:view w:val="normal"/>
+  <w:defaultTabStop w:val="720"/>
+  <w:characterSpacingControl w:val="doNotCompress"/>
+  <w:compat>
+    <w:useFELayout/>
+    <w:compatSetting w:name="compatibilityMode" w:uri="http://schemas.microsoft.com/office/word" w:val="15"/>
+    <w:compatSetting w:name="overrideTableStyleFontSizeAndJustification" w:uri="http://schemas.microsoft.com/office/word" w:val="1"/>
+    <w:compatSetting w:name="enableOpenTypeFeatures" w:uri="http://schemas.microsoft.com/office/word" w:val="1"/>
+    <w:compatSetting w:name="doNotFlipMirrorIndents" w:uri="http://schemas.microsoft.com/office/word" w:val="1"/>
+    <w:compatSetting w:name="differentiateMultirowTableHeaders" w:uri="http://schemas.microsoft.com/office/word" w:val="1"/>
+    <w:compatSetting w:name="useWord2013TrackBottomHyphenation" w:uri="http://schemas.microsoft.com/office/word" w:val="0"/>
+  </w:compat>
+  <w:rsids>
+    <w:rsidRoot w:val="00A16A7F"/>
+    <w:rsid w:val="00040D00"/>
+    <w:rsid w:val="000A20F9"/>
+    <w:rsid w:val="000C69D0"/>
+    <w:rsid w:val="000D4DFB"/>
+    <w:rsid w:val="001037E6"/>
+    <w:rsid w:val="00110378"/>
+    <w:rsid w:val="0011553C"/>
+    <w:rsid w:val="001557A7"/>
+    <w:rsid w:val="00193CFB"/>
+    <w:rsid w:val="002409E2"/>
+    <w:rsid w:val="00280142"/>
+    <w:rsid w:val="002B3616"/>
+    <w:rsid w:val="002C2CD1"/>
+    <w:rsid w:val="002E7469"/>
+    <w:rsid w:val="002F56B1"/>
+    <w:rsid w:val="003009C4"/>
+    <w:rsid w:val="00334807"/>
+    <w:rsid w:val="003A1563"/>
+    <w:rsid w:val="003C0054"/>
+    <w:rsid w:val="003C7322"/>
+    <w:rsid w:val="003E2263"/>
+    <w:rsid w:val="003E32F1"/>
+    <w:rsid w:val="00402436"/>
+    <w:rsid w:val="00437FA3"/>
+    <w:rsid w:val="00464334"/>
+    <w:rsid w:val="004740A2"/>
+    <w:rsid w:val="00497669"/>
+    <w:rsid w:val="004F5E9C"/>
+    <w:rsid w:val="00501BF9"/>
+    <w:rsid w:val="0050467C"/>
+    <w:rsid w:val="005365CC"/>
+    <w:rsid w:val="005637DE"/>
+    <w:rsid w:val="005772E9"/>
+    <w:rsid w:val="005D020E"/>
+    <w:rsid w:val="005F5384"/>
+    <w:rsid w:val="006054B2"/>
+    <w:rsid w:val="00613425"/>
+    <w:rsid w:val="00622F36"/>
+    <w:rsid w:val="0065768B"/>
+    <w:rsid w:val="00734B5C"/>
+    <w:rsid w:val="007A75D3"/>
+    <w:rsid w:val="00843CE7"/>
+    <w:rsid w:val="0086264C"/>
+    <w:rsid w:val="008B5F38"/>
+    <w:rsid w:val="008D712F"/>
+    <w:rsid w:val="008F79AC"/>
+    <w:rsid w:val="009051A9"/>
+    <w:rsid w:val="0091315A"/>
+    <w:rsid w:val="009B3459"/>
+    <w:rsid w:val="009D3079"/>
+    <w:rsid w:val="009E275F"/>
+    <w:rsid w:val="009E28CB"/>
+    <w:rsid w:val="009F1A99"/>
+    <w:rsid w:val="00A116FC"/>
+    <w:rsid w:val="00A16A7F"/>
+    <w:rsid w:val="00A24265"/>
+    <w:rsid w:val="00A64A5A"/>
+    <w:rsid w:val="00A70AB6"/>
+    <w:rsid w:val="00A86E04"/>
+    <w:rsid w:val="00A90DDD"/>
+    <w:rsid w:val="00AB009F"/>
+    <w:rsid w:val="00B622A0"/>
+    <w:rsid w:val="00B937F1"/>
+    <w:rsid w:val="00BA0EB0"/>
+    <w:rsid w:val="00BC655A"/>
+    <w:rsid w:val="00C272FD"/>
+    <w:rsid w:val="00C6096F"/>
+    <w:rsid w:val="00C912C3"/>
+    <w:rsid w:val="00CD190F"/>
+    <w:rsid w:val="00CE4CE4"/>
+    <w:rsid w:val="00CF5F66"/>
+    <w:rsid w:val="00D130E8"/>
+    <w:rsid w:val="00D51815"/>
+    <w:rsid w:val="00D63BFA"/>
+    <w:rsid w:val="00D721BF"/>
+    <w:rsid w:val="00D819A3"/>
+    <w:rsid w:val="00D81EDE"/>
+    <w:rsid w:val="00DA2288"/>
+    <w:rsid w:val="00E43435"/>
+    <w:rsid w:val="00E65E69"/>
+    <w:rsid w:val="00E84E08"/>
+    <w:rsid w:val="00EE3028"/>
+    <w:rsid w:val="00EF2BBB"/>
+    <w:rsid w:val="00F667D6"/>
+    <w:rsid w:val="00F82C88"/>
+    <w:rsid w:val="00FA5F85"/>
+    <w:rsid w:val="00FD0E05"/>
+    <w:rsid w:val="00FD2FE9"/>
+  </w:rsids>
+  <m:mathPr>
+    <m:mathFont m:val="Cambria Math"/>
+    <m:brkBin m:val="before"/>
+    <m:brkBinSub m:val="--"/>
+    <m:smallFrac m:val="0"/>
+    <m:dispDef/>
+    <m:lMargin m:val="0"/>
+    <m:rMargin m:val="0"/>
+    <m:defJc m:val="centerGroup"/>
+    <m:wrapIndent m:val="1440"/>
+    <m:intLim m:val="subSup"/>
+    <m:naryLim m:val="undOvr"/>
+  </m:mathPr>
+  <w:themeFontLang w:val="en-AU" w:eastAsia="ja-JP"/>
+  <w:clrSchemeMapping w:bg1="light1" w:t1="dark1" w:bg2="light2" w:t2="dark2" w:accent1="accent1" w:accent2="accent2" w:accent3="accent3" w:accent4="accent4" w:accent5="accent5" w:accent6="accent6" w:hyperlink="hyperlink" w:followedHyperlink="followedHyperlink"/>
+  <w:decimalSymbol w:val=","/>
+  <w:listSeparator w:val=","/>
+  <w15:chartTrackingRefBased/>
+</w:settings>
+</file>
+
+<file path=word/glossary/styles.xml><?xml version="1.0" encoding="utf-8"?>
+<w:styles xmlns:mc="http://schemas.openxmlformats.org/markup-compatibility/2006" xmlns:r="http://schemas.openxmlformats.org/officeDocument/2006/relationships" xmlns:w="http://schemas.openxmlformats.org/wordprocessingml/2006/main" xmlns:w14="http://schemas.microsoft.com/office/word/2010/wordml" xmlns:w15="http://schemas.microsoft.com/office/word/2012/wordml" xmlns:w16cex="http://schemas.microsoft.com/office/word/2018/wordml/cex" xmlns:w16cid="http://schemas.microsoft.com/office/word/2016/wordml/cid" xmlns:w16="http://schemas.microsoft.com/office/word/2018/wordml" xmlns:w16du="http://schemas.microsoft.com/office/word/2023/wordml/word16du" xmlns:w16sdtdh="http://schemas.microsoft.com/office/word/2020/wordml/sdtdatahash" xmlns:w16sdtfl="http://schemas.microsoft.com/office/word/2024/wordml/sdtformatlock" xmlns:w16se="http://schemas.microsoft.com/office/word/2015/wordml/symex" mc:Ignorable="w14 w15 w16se w16cid w16 w16cex w16sdtdh w16sdtfl w16du">
+  <w:docDefaults>
+    <w:rPrDefault>
+      <w:rPr>
+        <w:rFonts w:asciiTheme="minorHAnsi" w:eastAsiaTheme="minorEastAsia" w:hAnsiTheme="minorHAnsi" w:cstheme="minorBidi"/>
+        <w:kern w:val="2"/>
+        <w:sz w:val="24"/>
+        <w:szCs w:val="24"/>
+        <w:lang w:val="en-AU" w:eastAsia="ja-JP" w:bidi="ar-SA"/>
+        <w14:ligatures w14:val="standardContextual"/>
+      </w:rPr>
+    </w:rPrDefault>
+    <w:pPrDefault>
+      <w:pPr>
+        <w:spacing w:after="160" w:line="278" w:lineRule="auto"/>
+      </w:pPr>
+    </w:pPrDefault>
+  </w:docDefaults>
+  <w:latentStyles w:defLockedState="0" w:defUIPriority="99" w:defSemiHidden="0" w:defUnhideWhenUsed="0" w:defQFormat="0" w:count="376">
+    <w:lsdException w:name="Normal" w:uiPriority="0" w:qFormat="1"/>
+    <w:lsdException w:name="heading 1" w:uiPriority="9" w:qFormat="1"/>
+    <w:lsdException w:name="heading 2" w:semiHidden="1" w:uiPriority="9" w:unhideWhenUsed="1" w:qFormat="1"/>
+    <w:lsdException w:name="heading 3" w:semiHidden="1" w:uiPriority="9" w:unhideWhenUsed="1" w:qFormat="1"/>
+    <w:lsdException w:name="heading 4" w:semiHidden="1" w:uiPriority="9" w:unhideWhenUsed="1" w:qFormat="1"/>
+    <w:lsdException w:name="heading 5" w:semiHidden="1" w:uiPriority="9" w:unhideWhenUsed="1" w:qFormat="1"/>
+    <w:lsdException w:name="heading 6" w:semiHidden="1" w:uiPriority="9" w:unhideWhenUsed="1" w:qFormat="1"/>
+    <w:lsdException w:name="heading 7" w:semiHidden="1" w:uiPriority="9" w:unhideWhenUsed="1" w:qFormat="1"/>
+    <w:lsdException w:name="heading 8" w:semiHidden="1" w:uiPriority="9" w:unhideWhenUsed="1" w:qFormat="1"/>
+    <w:lsdException w:name="heading 9" w:semiHidden="1" w:uiPriority="9" w:unhideWhenUsed="1" w:qFormat="1"/>
+    <w:lsdException w:name="index 1" w:semiHidden="1" w:unhideWhenUsed="1"/>
+    <w:lsdException w:name="index 2" w:semiHidden="1" w:unhideWhenUsed="1"/>
+    <w:lsdException w:name="index 3" w:semiHidden="1" w:unhideWhenUsed="1"/>
+    <w:lsdException w:name="index 4" w:semiHidden="1" w:unhideWhenUsed="1"/>
+    <w:lsdException w:name="index 5" w:semiHidden="1" w:unhideWhenUsed="1"/>
+    <w:lsdException w:name="index 6" w:semiHidden="1" w:unhideWhenUsed="1"/>
+    <w:lsdException w:name="index 7" w:semiHidden="1" w:unhideWhenUsed="1"/>
+    <w:lsdException w:name="index 8" w:semiHidden="1" w:unhideWhenUsed="1"/>
+    <w:lsdException w:name="index 9" w:semiHidden="1" w:unhideWhenUsed="1"/>
+    <w:lsdException w:name="toc 1" w:semiHidden="1" w:uiPriority="39" w:unhideWhenUsed="1"/>
+    <w:lsdException w:name="toc 2" w:semiHidden="1" w:uiPriority="39" w:unhideWhenUsed="1"/>
+    <w:lsdException w:name="toc 3" w:semiHidden="1" w:uiPriority="39" w:unhideWhenUsed="1"/>
+    <w:lsdException w:name="toc 4" w:semiHidden="1" w:uiPriority="39" w:unhideWhenUsed="1"/>
+    <w:lsdException w:name="toc 5" w:semiHidden="1" w:uiPriority="39" w:unhideWhenUsed="1"/>
+    <w:lsdException w:name="toc 6" w:semiHidden="1" w:uiPriority="39" w:unhideWhenUsed="1"/>
+    <w:lsdException w:name="toc 7" w:semiHidden="1" w:uiPriority="39" w:unhideWhenUsed="1"/>
+    <w:lsdException w:name="toc 8" w:semiHidden="1" w:uiPriority="39" w:unhideWhenUsed="1"/>
+    <w:lsdException w:name="toc 9" w:semiHidden="1" w:uiPriority="39" w:unhideWhenUsed="1"/>
+    <w:lsdException w:name="Normal Indent" w:semiHidden="1" w:unhideWhenUsed="1"/>
+    <w:lsdException w:name="footnote text" w:semiHidden="1" w:unhideWhenUsed="1"/>
+    <w:lsdException w:name="annotation text" w:semiHidden="1" w:unhideWhenUsed="1"/>
+    <w:lsdException w:name="header" w:semiHidden="1" w:unhideWhenUsed="1"/>
+    <w:lsdException w:name="footer" w:semiHidden="1" w:unhideWhenUsed="1"/>
+    <w:lsdException w:name="index heading" w:semiHidden="1" w:unhideWhenUsed="1"/>
+    <w:lsdException w:name="caption" w:semiHidden="1" w:uiPriority="35" w:unhideWhenUsed="1" w:qFormat="1"/>
+    <w:lsdException w:name="table of figures" w:semiHidden="1" w:unhideWhenUsed="1"/>
+    <w:lsdException w:name="envelope address" w:semiHidden="1" w:unhideWhenUsed="1"/>
+    <w:lsdException w:name="envelope return" w:semiHidden="1" w:unhideWhenUsed="1"/>
+    <w:lsdException w:name="footnote reference" w:semiHidden="1" w:unhideWhenUsed="1"/>
+    <w:lsdException w:name="annotation reference" w:semiHidden="1" w:unhideWhenUsed="1"/>
+    <w:lsdException w:name="line number" w:semiHidden="1" w:unhideWhenUsed="1"/>
+    <w:lsdException w:name="page number" w:semiHidden="1" w:unhideWhenUsed="1"/>
+    <w:lsdException w:name="endnote reference" w:semiHidden="1" w:unhideWhenUsed="1"/>
+    <w:lsdException w:name="endnote text" w:semiHidden="1" w:unhideWhenUsed="1"/>
+    <w:lsdException w:name="table of authorities" w:semiHidden="1" w:unhideWhenUsed="1"/>
+    <w:lsdException w:name="macro" w:semiHidden="1" w:unhideWhenUsed="1"/>
+    <w:lsdException w:name="toa heading" w:semiHidden="1" w:unhideWhenUsed="1"/>
+    <w:lsdException w:name="List" w:semiHidden="1" w:unhideWhenUsed="1"/>
+    <w:lsdException w:name="List Bullet" w:semiHidden="1" w:unhideWhenUsed="1"/>
+    <w:lsdException w:name="List Number" w:semiHidden="1" w:unhideWhenUsed="1"/>
+    <w:lsdException w:name="List 2" w:semiHidden="1" w:unhideWhenUsed="1"/>
+    <w:lsdException w:name="List 3" w:semiHidden="1" w:unhideWhenUsed="1"/>
+    <w:lsdException w:name="List 4" w:semiHidden="1" w:unhideWhenUsed="1"/>
+    <w:lsdException w:name="List 5" w:semiHidden="1" w:unhideWhenUsed="1"/>
+    <w:lsdException w:name="List Bullet 2" w:semiHidden="1" w:unhideWhenUsed="1"/>
+    <w:lsdException w:name="List Bullet 3" w:semiHidden="1" w:unhideWhenUsed="1"/>
+    <w:lsdException w:name="List Bullet 4" w:semiHidden="1" w:unhideWhenUsed="1"/>
+    <w:lsdException w:name="List Bullet 5" w:semiHidden="1" w:unhideWhenUsed="1"/>
+    <w:lsdException w:name="List Number 2" w:semiHidden="1" w:unhideWhenUsed="1"/>
+    <w:lsdException w:name="List Number 3" w:semiHidden="1" w:unhideWhenUsed="1"/>
+    <w:lsdException w:name="List Number 4" w:semiHidden="1" w:unhideWhenUsed="1"/>
+    <w:lsdException w:name="List Number 5" w:semiHidden="1" w:unhideWhenUsed="1"/>
+    <w:lsdException w:name="Title" w:uiPriority="10" w:qFormat="1"/>
+    <w:lsdException w:name="Closing" w:semiHidden="1" w:unhideWhenUsed="1"/>
+    <w:lsdException w:name="Signature" w:semiHidden="1" w:unhideWhenUsed="1"/>
+    <w:lsdException w:name="Default Paragraph Font" w:semiHidden="1" w:uiPriority="1" w:unhideWhenUsed="1"/>
+    <w:lsdException w:name="Body Text" w:semiHidden="1" w:unhideWhenUsed="1"/>
+    <w:lsdException w:name="Body Text Indent" w:semiHidden="1" w:unhideWhenUsed="1"/>
+    <w:lsdException w:name="List Continue" w:semiHidden="1" w:unhideWhenUsed="1"/>
+    <w:lsdException w:name="List Continue 2" w:semiHidden="1" w:unhideWhenUsed="1"/>
+    <w:lsdException w:name="List Continue 3" w:semiHidden="1" w:unhideWhenUsed="1"/>
+    <w:lsdException w:name="List Continue 4" w:semiHidden="1" w:unhideWhenUsed="1"/>
+    <w:lsdException w:name="List Continue 5" w:semiHidden="1" w:unhideWhenUsed="1"/>
+    <w:lsdException w:name="Message Header" w:semiHidden="1" w:unhideWhenUsed="1"/>
+    <w:lsdException w:name="Subtitle" w:uiPriority="11" w:qFormat="1"/>
+    <w:lsdException w:name="Salutation" w:semiHidden="1" w:unhideWhenUsed="1"/>
+    <w:lsdException w:name="Date" w:semiHidden="1" w:unhideWhenUsed="1"/>
+    <w:lsdException w:name="Body Text First Indent" w:semiHidden="1" w:unhideWhenUsed="1"/>
+    <w:lsdException w:name="Body Text First Indent 2" w:semiHidden="1" w:unhideWhenUsed="1"/>
+    <w:lsdException w:name="Note Heading" w:semiHidden="1" w:unhideWhenUsed="1"/>
+    <w:lsdException w:name="Body Text 2" w:semiHidden="1" w:unhideWhenUsed="1"/>
+    <w:lsdException w:name="Body Text 3" w:semiHidden="1" w:unhideWhenUsed="1"/>
+    <w:lsdException w:name="Body Text Indent 2" w:semiHidden="1" w:unhideWhenUsed="1"/>
+    <w:lsdException w:name="Body Text Indent 3" w:semiHidden="1" w:unhideWhenUsed="1"/>
+    <w:lsdException w:name="Block Text" w:semiHidden="1" w:unhideWhenUsed="1"/>
+    <w:lsdException w:name="Hyperlink" w:semiHidden="1" w:unhideWhenUsed="1"/>
+    <w:lsdException w:name="FollowedHyperlink" w:semiHidden="1" w:unhideWhenUsed="1"/>
+    <w:lsdException w:name="Strong" w:uiPriority="22" w:qFormat="1"/>
+    <w:lsdException w:name="Emphasis" w:uiPriority="20" w:qFormat="1"/>
+    <w:lsdException w:name="Document Map" w:semiHidden="1" w:unhideWhenUsed="1"/>
+    <w:lsdException w:name="Plain Text" w:semiHidden="1" w:unhideWhenUsed="1"/>
+    <w:lsdException w:name="E-mail Signature" w:semiHidden="1" w:unhideWhenUsed="1"/>
+    <w:lsdException w:name="HTML Top of Form" w:semiHidden="1" w:unhideWhenUsed="1"/>
+    <w:lsdException w:name="HTML Bottom of Form" w:semiHidden="1" w:unhideWhenUsed="1"/>
+    <w:lsdException w:name="Normal (Web)" w:semiHidden="1" w:unhideWhenUsed="1"/>
+    <w:lsdException w:name="HTML Acronym" w:semiHidden="1" w:unhideWhenUsed="1"/>
+    <w:lsdException w:name="HTML Address" w:semiHidden="1" w:unhideWhenUsed="1"/>
+    <w:lsdException w:name="HTML Cite" w:semiHidden="1" w:unhideWhenUsed="1"/>
+    <w:lsdException w:name="HTML Code" w:semiHidden="1" w:unhideWhenUsed="1"/>
+    <w:lsdException w:name="HTML Definition" w:semiHidden="1" w:unhideWhenUsed="1"/>
+    <w:lsdException w:name="HTML Keyboard" w:semiHidden="1" w:unhideWhenUsed="1"/>
+    <w:lsdException w:name="HTML Preformatted" w:semiHidden="1" w:unhideWhenUsed="1"/>
+    <w:lsdException w:name="HTML Sample" w:semiHidden="1" w:unhideWhenUsed="1"/>
+    <w:lsdException w:name="HTML Typewriter" w:semiHidden="1" w:unhideWhenUsed="1"/>
+    <w:lsdException w:name="HTML Variable" w:semiHidden="1" w:unhideWhenUsed="1"/>
+    <w:lsdException w:name="Normal Table" w:semiHidden="1" w:unhideWhenUsed="1"/>
+    <w:lsdException w:name="annotation subject" w:semiHidden="1" w:unhideWhenUsed="1"/>
+    <w:lsdException w:name="No List" w:semiHidden="1" w:unhideWhenUsed="1"/>
+    <w:lsdException w:name="Outline List 1" w:semiHidden="1" w:unhideWhenUsed="1"/>
+    <w:lsdException w:name="Outline List 2" w:semiHidden="1" w:unhideWhenUsed="1"/>
+    <w:lsdException w:name="Outline List 3" w:semiHidden="1" w:unhideWhenUsed="1"/>
+    <w:lsdException w:name="Table Simple 1" w:semiHidden="1" w:unhideWhenUsed="1"/>
+    <w:lsdException w:name="Table Simple 2" w:semiHidden="1" w:unhideWhenUsed="1"/>
+    <w:lsdException w:name="Table Simple 3" w:semiHidden="1" w:unhideWhenUsed="1"/>
+    <w:lsdException w:name="Table Classic 1" w:semiHidden="1" w:unhideWhenUsed="1"/>
+    <w:lsdException w:name="Table Classic 2" w:semiHidden="1" w:unhideWhenUsed="1"/>
+    <w:lsdException w:name="Table Classic 3" w:semiHidden="1" w:unhideWhenUsed="1"/>
+    <w:lsdException w:name="Table Classic 4" w:semiHidden="1" w:unhideWhenUsed="1"/>
+    <w:lsdException w:name="Table Colorful 1" w:semiHidden="1" w:unhideWhenUsed="1"/>
+    <w:lsdException w:name="Table Colorful 2" w:semiHidden="1" w:unhideWhenUsed="1"/>
+    <w:lsdException w:name="Table Colorful 3" w:semiHidden="1" w:unhideWhenUsed="1"/>
+    <w:lsdException w:name="Table Columns 1" w:semiHidden="1" w:unhideWhenUsed="1"/>
+    <w:lsdException w:name="Table Columns 2" w:semiHidden="1" w:unhideWhenUsed="1"/>
+    <w:lsdException w:name="Table Columns 3" w:semiHidden="1" w:unhideWhenUsed="1"/>
+    <w:lsdException w:name="Table Columns 4" w:semiHidden="1" w:unhideWhenUsed="1"/>
+    <w:lsdException w:name="Table Columns 5" w:semiHidden="1" w:unhideWhenUsed="1"/>
+    <w:lsdException w:name="Table Grid 1" w:semiHidden="1" w:unhideWhenUsed="1"/>
+    <w:lsdException w:name="Table Grid 2" w:semiHidden="1" w:unhideWhenUsed="1"/>
+    <w:lsdException w:name="Table Grid 3" w:semiHidden="1" w:unhideWhenUsed="1"/>
+    <w:lsdException w:name="Table Grid 4" w:semiHidden="1" w:unhideWhenUsed="1"/>
+    <w:lsdException w:name="Table Grid 5" w:semiHidden="1" w:unhideWhenUsed="1"/>
+    <w:lsdException w:name="Table Grid 6" w:semiHidden="1" w:unhideWhenUsed="1"/>
+    <w:lsdException w:name="Table Grid 7" w:semiHidden="1" w:unhideWhenUsed="1"/>
+    <w:lsdException w:name="Table Grid 8" w:semiHidden="1" w:unhideWhenUsed="1"/>
+    <w:lsdException w:name="Table List 1" w:semiHidden="1" w:unhideWhenUsed="1"/>
+    <w:lsdException w:name="Table List 2" w:semiHidden="1" w:unhideWhenUsed="1"/>
+    <w:lsdException w:name="Table List 3" w:semiHidden="1" w:unhideWhenUsed="1"/>
+    <w:lsdException w:name="Table List 4" w:semiHidden="1" w:unhideWhenUsed="1"/>
+    <w:lsdException w:name="Table List 5" w:semiHidden="1" w:unhideWhenUsed="1"/>
+    <w:lsdException w:name="Table List 6" w:semiHidden="1" w:unhideWhenUsed="1"/>
+    <w:lsdException w:name="Table List 7" w:semiHidden="1" w:unhideWhenUsed="1"/>
+    <w:lsdException w:name="Table List 8" w:semiHidden="1" w:unhideWhenUsed="1"/>
+    <w:lsdException w:name="Table 3D effects 1" w:semiHidden="1" w:unhideWhenUsed="1"/>
+    <w:lsdException w:name="Table 3D effects 2" w:semiHidden="1" w:unhideWhenUsed="1"/>
+    <w:lsdException w:name="Table 3D effects 3" w:semiHidden="1" w:unhideWhenUsed="1"/>
+    <w:lsdException w:name="Table Contemporary" w:semiHidden="1" w:unhideWhenUsed="1"/>
+    <w:lsdException w:name="Table Elegant" w:semiHidden="1" w:unhideWhenUsed="1"/>
+    <w:lsdException w:name="Table Professional" w:semiHidden="1" w:unhideWhenUsed="1"/>
+    <w:lsdException w:name="Table Subtle 1" w:semiHidden="1" w:unhideWhenUsed="1"/>
+    <w:lsdException w:name="Table Subtle 2" w:semiHidden="1" w:unhideWhenUsed="1"/>
+    <w:lsdException w:name="Table Web 1" w:semiHidden="1" w:unhideWhenUsed="1"/>
+    <w:lsdException w:name="Table Web 2" w:semiHidden="1" w:unhideWhenUsed="1"/>
+    <w:lsdException w:name="Table Web 3" w:semiHidden="1" w:unhideWhenUsed="1"/>
+    <w:lsdException w:name="Balloon Text" w:semiHidden="1" w:unhideWhenUsed="1"/>
+    <w:lsdException w:name="Table Grid" w:uiPriority="39"/>
+    <w:lsdException w:name="Table Theme" w:semiHidden="1" w:unhideWhenUsed="1"/>
+    <w:lsdException w:name="Placeholder Text" w:semiHidden="1"/>
+    <w:lsdException w:name="No Spacing" w:uiPriority="1" w:qFormat="1"/>
+    <w:lsdException w:name="Light Shading" w:uiPriority="60"/>
+    <w:lsdException w:name="Light List" w:uiPriority="61"/>
+    <w:lsdException w:name="Light Grid" w:uiPriority="62"/>
+    <w:lsdException w:name="Medium Shading 1" w:uiPriority="63"/>
+    <w:lsdException w:name="Medium Shading 2" w:uiPriority="64"/>
+    <w:lsdException w:name="Medium List 1" w:uiPriority="65"/>
+    <w:lsdException w:name="Medium List 2" w:uiPriority="66"/>
+    <w:lsdException w:name="Medium Grid 1" w:uiPriority="67"/>
+    <w:lsdException w:name="Medium Grid 2" w:uiPriority="68"/>
+    <w:lsdException w:name="Medium Grid 3" w:uiPriority="69"/>
+    <w:lsdException w:name="Dark List" w:uiPriority="70"/>
+    <w:lsdException w:name="Colorful Shading" w:uiPriority="71"/>
+    <w:lsdException w:name="Colorful List" w:uiPriority="72"/>
+    <w:lsdException w:name="Colorful Grid" w:uiPriority="73"/>
+    <w:lsdException w:name="Light Shading Accent 1" w:uiPriority="60"/>
+    <w:lsdException w:name="Light List Accent 1" w:uiPriority="61"/>
+    <w:lsdException w:name="Light Grid Accent 1" w:uiPriority="62"/>
+    <w:lsdException w:name="Medium Shading 1 Accent 1" w:uiPriority="63"/>
+    <w:lsdException w:name="Medium Shading 2 Accent 1" w:uiPriority="64"/>
+    <w:lsdException w:name="Medium List 1 Accent 1" w:uiPriority="65"/>
+    <w:lsdException w:name="Revision" w:semiHidden="1"/>
+    <w:lsdException w:name="List Paragraph" w:uiPriority="34" w:qFormat="1"/>
+    <w:lsdException w:name="Quote" w:uiPriority="29" w:qFormat="1"/>
+    <w:lsdException w:name="Intense Quote" w:uiPriority="30" w:qFormat="1"/>
+    <w:lsdException w:name="Medium List 2 Accent 1" w:uiPriority="66"/>
+    <w:lsdException w:name="Medium Grid 1 Accent 1" w:uiPriority="67"/>
+    <w:lsdException w:name="Medium Grid 2 Accent 1" w:uiPriority="68"/>
+    <w:lsdException w:name="Medium Grid 3 Accent 1" w:uiPriority="69"/>
+    <w:lsdException w:name="Dark List Accent 1" w:uiPriority="70"/>
+    <w:lsdException w:name="Colorful Shading Accent 1" w:uiPriority="71"/>
+    <w:lsdException w:name="Colorful List Accent 1" w:uiPriority="72"/>
+    <w:lsdException w:name="Colorful Grid Accent 1" w:uiPriority="73"/>
+    <w:lsdException w:name="Light Shading Accent 2" w:uiPriority="60"/>
+    <w:lsdException w:name="Light List Accent 2" w:uiPriority="61"/>
+    <w:lsdException w:name="Light Grid Accent 2" w:uiPriority="62"/>
+    <w:lsdException w:name="Medium Shading 1 Accent 2" w:uiPriority="63"/>
+    <w:lsdException w:name="Medium Shading 2 Accent 2" w:uiPriority="64"/>
+    <w:lsdException w:name="Medium List 1 Accent 2" w:uiPriority="65"/>
+    <w:lsdException w:name="Medium List 2 Accent 2" w:uiPriority="66"/>
+    <w:lsdException w:name="Medium Grid 1 Accent 2" w:uiPriority="67"/>
+    <w:lsdException w:name="Medium Grid 2 Accent 2" w:uiPriority="68"/>
+    <w:lsdException w:name="Medium Grid 3 Accent 2" w:uiPriority="69"/>
+    <w:lsdException w:name="Dark List Accent 2" w:uiPriority="70"/>
+    <w:lsdException w:name="Colorful Shading Accent 2" w:uiPriority="71"/>
+    <w:lsdException w:name="Colorful List Accent 2" w:uiPriority="72"/>
+    <w:lsdException w:name="Colorful Grid Accent 2" w:uiPriority="73"/>
+    <w:lsdException w:name="Light Shading Accent 3" w:uiPriority="60"/>
+    <w:lsdException w:name="Light List Accent 3" w:uiPriority="61"/>
+    <w:lsdException w:name="Light Grid Accent 3" w:uiPriority="62"/>
+    <w:lsdException w:name="Medium Shading 1 Accent 3" w:uiPriority="63"/>
+    <w:lsdException w:name="Medium Shading 2 Accent 3" w:uiPriority="64"/>
+    <w:lsdException w:name="Medium List 1 Accent 3" w:uiPriority="65"/>
+    <w:lsdException w:name="Medium List 2 Accent 3" w:uiPriority="66"/>
+    <w:lsdException w:name="Medium Grid 1 Accent 3" w:uiPriority="67"/>
+    <w:lsdException w:name="Medium Grid 2 Accent 3" w:uiPriority="68"/>
+    <w:lsdException w:name="Medium Grid 3 Accent 3" w:uiPriority="69"/>
+    <w:lsdException w:name="Dark List Accent 3" w:uiPriority="70"/>
+    <w:lsdException w:name="Colorful Shading Accent 3" w:uiPriority="71"/>
+    <w:lsdException w:name="Colorful List Accent 3" w:uiPriority="72"/>
+    <w:lsdException w:name="Colorful Grid Accent 3" w:uiPriority="73"/>
+    <w:lsdException w:name="Light Shading Accent 4" w:uiPriority="60"/>
+    <w:lsdException w:name="Light List Accent 4" w:uiPriority="61"/>
+    <w:lsdException w:name="Light Grid Accent 4" w:uiPriority="62"/>
+    <w:lsdException w:name="Medium Shading 1 Accent 4" w:uiPriority="63"/>
+    <w:lsdException w:name="Medium Shading 2 Accent 4" w:uiPriority="64"/>
+    <w:lsdException w:name="Medium List 1 Accent 4" w:uiPriority="65"/>
+    <w:lsdException w:name="Medium List 2 Accent 4" w:uiPriority="66"/>
+    <w:lsdException w:name="Medium Grid 1 Accent 4" w:uiPriority="67"/>
+    <w:lsdException w:name="Medium Grid 2 Accent 4" w:uiPriority="68"/>
+    <w:lsdException w:name="Medium Grid 3 Accent 4" w:uiPriority="69"/>
+    <w:lsdException w:name="Dark List Accent 4" w:uiPriority="70"/>
+    <w:lsdException w:name="Colorful Shading Accent 4" w:uiPriority="71"/>
+    <w:lsdException w:name="Colorful List Accent 4" w:uiPriority="72"/>
+    <w:lsdException w:name="Colorful Grid Accent 4" w:uiPriority="73"/>
+    <w:lsdException w:name="Light Shading Accent 5" w:uiPriority="60"/>
+    <w:lsdException w:name="Light List Accent 5" w:uiPriority="61"/>
+    <w:lsdException w:name="Light Grid Accent 5" w:uiPriority="62"/>
+    <w:lsdException w:name="Medium Shading 1 Accent 5" w:uiPriority="63"/>
+    <w:lsdException w:name="Medium Shading 2 Accent 5" w:uiPriority="64"/>
+    <w:lsdException w:name="Medium List 1 Accent 5" w:uiPriority="65"/>
+    <w:lsdException w:name="Medium List 2 Accent 5" w:uiPriority="66"/>
+    <w:lsdException w:name="Medium Grid 1 Accent 5" w:uiPriority="67"/>
+    <w:lsdException w:name="Medium Grid 2 Accent 5" w:uiPriority="68"/>
+    <w:lsdException w:name="Medium Grid 3 Accent 5" w:uiPriority="69"/>
+    <w:lsdException w:name="Dark List Accent 5" w:uiPriority="70"/>
+    <w:lsdException w:name="Colorful Shading Accent 5" w:uiPriority="71"/>
+    <w:lsdException w:name="Colorful List Accent 5" w:uiPriority="72"/>
+    <w:lsdException w:name="Colorful Grid Accent 5" w:uiPriority="73"/>
+    <w:lsdException w:name="Light Shading Accent 6" w:uiPriority="60"/>
+    <w:lsdException w:name="Light List Accent 6" w:uiPriority="61"/>
+    <w:lsdException w:name="Light Grid Accent 6" w:uiPriority="62"/>
+    <w:lsdException w:name="Medium Shading 1 Accent 6" w:uiPriority="63"/>
+    <w:lsdException w:name="Medium Shading 2 Accent 6" w:uiPriority="64"/>
+    <w:lsdException w:name="Medium List 1 Accent 6" w:uiPriority="65"/>
+    <w:lsdException w:name="Medium List 2 Accent 6" w:uiPriority="66"/>
+    <w:lsdException w:name="Medium Grid 1 Accent 6" w:uiPriority="67"/>
+    <w:lsdException w:name="Medium Grid 2 Accent 6" w:uiPriority="68"/>
+    <w:lsdException w:name="Medium Grid 3 Accent 6" w:uiPriority="69"/>
+    <w:lsdException w:name="Dark List Accent 6" w:uiPriority="70"/>
+    <w:lsdException w:name="Colorful Shading Accent 6" w:uiPriority="71"/>
+    <w:lsdException w:name="Colorful List Accent 6" w:uiPriority="72"/>
+    <w:lsdException w:name="Colorful Grid Accent 6" w:uiPriority="73"/>
+    <w:lsdException w:name="Subtle Emphasis" w:uiPriority="19" w:qFormat="1"/>
+    <w:lsdException w:name="Intense Emphasis" w:uiPriority="21" w:qFormat="1"/>
+    <w:lsdException w:name="Subtle Reference" w:uiPriority="31" w:qFormat="1"/>
+    <w:lsdException w:name="Intense Reference" w:uiPriority="32" w:qFormat="1"/>
+    <w:lsdException w:name="Book Title" w:uiPriority="33" w:qFormat="1"/>
+    <w:lsdException w:name="Bibliography" w:semiHidden="1" w:uiPriority="37" w:unhideWhenUsed="1"/>
+    <w:lsdException w:name="TOC Heading" w:semiHidden="1" w:uiPriority="39" w:unhideWhenUsed="1" w:qFormat="1"/>
+    <w:lsdException w:name="Plain Table 1" w:uiPriority="41"/>
+    <w:lsdException w:name="Plain Table 2" w:uiPriority="42"/>
+    <w:lsdException w:name="Plain Table 3" w:uiPriority="43"/>
+    <w:lsdException w:name="Plain Table 4" w:uiPriority="44"/>
+    <w:lsdException w:name="Plain Table 5" w:uiPriority="45"/>
+    <w:lsdException w:name="Grid Table Light" w:uiPriority="40"/>
+    <w:lsdException w:name="Grid Table 1 Light" w:uiPriority="46"/>
+    <w:lsdException w:name="Grid Table 2" w:uiPriority="47"/>
+    <w:lsdException w:name="Grid Table 3" w:uiPriority="48"/>
+    <w:lsdException w:name="Grid Table 4" w:uiPriority="49"/>
+    <w:lsdException w:name="Grid Table 5 Dark" w:uiPriority="50"/>
+    <w:lsdException w:name="Grid Table 6 Colorful" w:uiPriority="51"/>
+    <w:lsdException w:name="Grid Table 7 Colorful" w:uiPriority="52"/>
+    <w:lsdException w:name="Grid Table 1 Light Accent 1" w:uiPriority="46"/>
+    <w:lsdException w:name="Grid Table 2 Accent 1" w:uiPriority="47"/>
+    <w:lsdException w:name="Grid Table 3 Accent 1" w:uiPriority="48"/>
+    <w:lsdException w:name="Grid Table 4 Accent 1" w:uiPriority="49"/>
+    <w:lsdException w:name="Grid Table 5 Dark Accent 1" w:uiPriority="50"/>
+    <w:lsdException w:name="Grid Table 6 Colorful Accent 1" w:uiPriority="51"/>
+    <w:lsdException w:name="Grid Table 7 Colorful Accent 1" w:uiPriority="52"/>
+    <w:lsdException w:name="Grid Table 1 Light Accent 2" w:uiPriority="46"/>
+    <w:lsdException w:name="Grid Table 2 Accent 2" w:uiPriority="47"/>
+    <w:lsdException w:name="Grid Table 3 Accent 2" w:uiPriority="48"/>
+    <w:lsdException w:name="Grid Table 4 Accent 2" w:uiPriority="49"/>
+    <w:lsdException w:name="Grid Table 5 Dark Accent 2" w:uiPriority="50"/>
+    <w:lsdException w:name="Grid Table 6 Colorful Accent 2" w:uiPriority="51"/>
+    <w:lsdException w:name="Grid Table 7 Colorful Accent 2" w:uiPriority="52"/>
+    <w:lsdException w:name="Grid Table 1 Light Accent 3" w:uiPriority="46"/>
+    <w:lsdException w:name="Grid Table 2 Accent 3" w:uiPriority="47"/>
+    <w:lsdException w:name="Grid Table 3 Accent 3" w:uiPriority="48"/>
+    <w:lsdException w:name="Grid Table 4 Accent 3" w:uiPriority="49"/>
+    <w:lsdException w:name="Grid Table 5 Dark Accent 3" w:uiPriority="50"/>
+    <w:lsdException w:name="Grid Table 6 Colorful Accent 3" w:uiPriority="51"/>
+    <w:lsdException w:name="Grid Table 7 Colorful Accent 3" w:uiPriority="52"/>
+    <w:lsdException w:name="Grid Table 1 Light Accent 4" w:uiPriority="46"/>
+    <w:lsdException w:name="Grid Table 2 Accent 4" w:uiPriority="47"/>
+    <w:lsdException w:name="Grid Table 3 Accent 4" w:uiPriority="48"/>
+    <w:lsdException w:name="Grid Table 4 Accent 4" w:uiPriority="49"/>
+    <w:lsdException w:name="Grid Table 5 Dark Accent 4" w:uiPriority="50"/>
+    <w:lsdException w:name="Grid Table 6 Colorful Accent 4" w:uiPriority="51"/>
+    <w:lsdException w:name="Grid Table 7 Colorful Accent 4" w:uiPriority="52"/>
+    <w:lsdException w:name="Grid Table 1 Light Accent 5" w:uiPriority="46"/>
+    <w:lsdException w:name="Grid Table 2 Accent 5" w:uiPriority="47"/>
+    <w:lsdException w:name="Grid Table 3 Accent 5" w:uiPriority="48"/>
+    <w:lsdException w:name="Grid Table 4 Accent 5" w:uiPriority="49"/>
+    <w:lsdException w:name="Grid Table 5 Dark Accent 5" w:uiPriority="50"/>
+    <w:lsdException w:name="Grid Table 6 Colorful Accent 5" w:uiPriority="51"/>
+    <w:lsdException w:name="Grid Table 7 Colorful Accent 5" w:uiPriority="52"/>
+    <w:lsdException w:name="Grid Table 1 Light Accent 6" w:uiPriority="46"/>
+    <w:lsdException w:name="Grid Table 2 Accent 6" w:uiPriority="47"/>
+    <w:lsdException w:name="Grid Table 3 Accent 6" w:uiPriority="48"/>
+    <w:lsdException w:name="Grid Table 4 Accent 6" w:uiPriority="49"/>
+    <w:lsdException w:name="Grid Table 5 Dark Accent 6" w:uiPriority="50"/>
+    <w:lsdException w:name="Grid Table 6 Colorful Accent 6" w:uiPriority="51"/>
+    <w:lsdException w:name="Grid Table 7 Colorful Accent 6" w:uiPriority="52"/>
+    <w:lsdException w:name="List Table 1 Light" w:uiPriority="46"/>
+    <w:lsdException w:name="List Table 2" w:uiPriority="47"/>
+    <w:lsdException w:name="List Table 3" w:uiPriority="48"/>
+    <w:lsdException w:name="List Table 4" w:uiPriority="49"/>
+    <w:lsdException w:name="List Table 5 Dark" w:uiPriority="50"/>
+    <w:lsdException w:name="List Table 6 Colorful" w:uiPriority="51"/>
+    <w:lsdException w:name="List Table 7 Colorful" w:uiPriority="52"/>
+    <w:lsdException w:name="List Table 1 Light Accent 1" w:uiPriority="46"/>
+    <w:lsdException w:name="List Table 2 Accent 1" w:uiPriority="47"/>
+    <w:lsdException w:name="List Table 3 Accent 1" w:uiPriority="48"/>
+    <w:lsdException w:name="List Table 4 Accent 1" w:uiPriority="49"/>
+    <w:lsdException w:name="List Table 5 Dark Accent 1" w:uiPriority="50"/>
+    <w:lsdException w:name="List Table 6 Colorful Accent 1" w:uiPriority="51"/>
+    <w:lsdException w:name="List Table 7 Colorful Accent 1" w:uiPriority="52"/>
+    <w:lsdException w:name="List Table 1 Light Accent 2" w:uiPriority="46"/>
+    <w:lsdException w:name="List Table 2 Accent 2" w:uiPriority="47"/>
+    <w:lsdException w:name="List Table 3 Accent 2" w:uiPriority="48"/>
+    <w:lsdException w:name="List Table 4 Accent 2" w:uiPriority="49"/>
+    <w:lsdException w:name="List Table 5 Dark Accent 2" w:uiPriority="50"/>
+    <w:lsdException w:name="List Table 6 Colorful Accent 2" w:uiPriority="51"/>
+    <w:lsdException w:name="List Table 7 Colorful Accent 2" w:uiPriority="52"/>
+    <w:lsdException w:name="List Table 1 Light Accent 3" w:uiPriority="46"/>
+    <w:lsdException w:name="List Table 2 Accent 3" w:uiPriority="47"/>
+    <w:lsdException w:name="List Table 3 Accent 3" w:uiPriority="48"/>
+    <w:lsdException w:name="List Table 4 Accent 3" w:uiPriority="49"/>
+    <w:lsdException w:name="List Table 5 Dark Accent 3" w:uiPriority="50"/>
+    <w:lsdException w:name="List Table 6 Colorful Accent 3" w:uiPriority="51"/>
+    <w:lsdException w:name="List Table 7 Colorful Accent 3" w:uiPriority="52"/>
+    <w:lsdException w:name="List Table 1 Light Accent 4" w:uiPriority="46"/>
+    <w:lsdException w:name="List Table 2 Accent 4" w:uiPriority="47"/>
+    <w:lsdException w:name="List Table 3 Accent 4" w:uiPriority="48"/>
+    <w:lsdException w:name="List Table 4 Accent 4" w:uiPriority="49"/>
+    <w:lsdException w:name="List Table 5 Dark Accent 4" w:uiPriority="50"/>
+    <w:lsdException w:name="List Table 6 Colorful Accent 4" w:uiPriority="51"/>
+    <w:lsdException w:name="List Table 7 Colorful Accent 4" w:uiPriority="52"/>
+    <w:lsdException w:name="List Table 1 Light Accent 5" w:uiPriority="46"/>
+    <w:lsdException w:name="List Table 2 Accent 5" w:uiPriority="47"/>
+    <w:lsdException w:name="List Table 3 Accent 5" w:uiPriority="48"/>
+    <w:lsdException w:name="List Table 4 Accent 5" w:uiPriority="49"/>
+    <w:lsdException w:name="List Table 5 Dark Accent 5" w:uiPriority="50"/>
+    <w:lsdException w:name="List Table 6 Colorful Accent 5" w:uiPriority="51"/>
+    <w:lsdException w:name="List Table 7 Colorful Accent 5" w:uiPriority="52"/>
+    <w:lsdException w:name="List Table 1 Light Accent 6" w:uiPriority="46"/>
+    <w:lsdException w:name="List Table 2 Accent 6" w:uiPriority="47"/>
+    <w:lsdException w:name="List Table 3 Accent 6" w:uiPriority="48"/>
+    <w:lsdException w:name="List Table 4 Accent 6" w:uiPriority="49"/>
+    <w:lsdException w:name="List Table 5 Dark Accent 6" w:uiPriority="50"/>
+    <w:lsdException w:name="List Table 6 Colorful Accent 6" w:uiPriority="51"/>
+    <w:lsdException w:name="List Table 7 Colorful Accent 6" w:uiPriority="52"/>
+    <w:lsdException w:name="Mention" w:semiHidden="1" w:unhideWhenUsed="1"/>
+    <w:lsdException w:name="Smart Hyperlink" w:semiHidden="1" w:unhideWhenUsed="1"/>
+    <w:lsdException w:name="Hashtag" w:semiHidden="1" w:unhideWhenUsed="1"/>
+    <w:lsdException w:name="Unresolved Mention" w:semiHidden="1" w:unhideWhenUsed="1"/>
+    <w:lsdException w:name="Smart Link" w:semiHidden="1" w:unhideWhenUsed="1"/>
+  </w:latentStyles>
+  <w:style w:type="paragraph" w:default="1" w:styleId="Normal">
+    <w:name w:val="Normal"/>
+    <w:qFormat/>
+  </w:style>
+  <w:style w:type="character" w:default="1" w:styleId="DefaultParagraphFont">
+    <w:name w:val="Default Paragraph Font"/>
+    <w:uiPriority w:val="1"/>
+    <w:semiHidden/>
+    <w:unhideWhenUsed/>
+  </w:style>
+  <w:style w:type="table" w:default="1" w:styleId="TableNormal">
+    <w:name w:val="Normal Table"/>
+    <w:uiPriority w:val="99"/>
+    <w:semiHidden/>
+    <w:unhideWhenUsed/>
+    <w:tblPr>
+      <w:tblInd w:w="0" w:type="dxa"/>
+      <w:tblCellMar>
+        <w:top w:w="0" w:type="dxa"/>
+        <w:left w:w="108" w:type="dxa"/>
+        <w:bottom w:w="0" w:type="dxa"/>
+        <w:right w:w="108" w:type="dxa"/>
+      </w:tblCellMar>
+    </w:tblPr>
+  </w:style>
+  <w:style w:type="numbering" w:default="1" w:styleId="NoList">
+    <w:name w:val="No List"/>
+    <w:uiPriority w:val="99"/>
+    <w:semiHidden/>
+    <w:unhideWhenUsed/>
+  </w:style>
+  <w:style w:type="character" w:styleId="PlaceholderText">
+    <w:name w:val="Placeholder Text"/>
+    <w:basedOn w:val="DefaultParagraphFont"/>
+    <w:uiPriority w:val="99"/>
+    <w:semiHidden/>
+    <w:rsid w:val="00437FA3"/>
+    <w:rPr>
+      <w:color w:val="666666"/>
+    </w:rPr>
+  </w:style>
+  <w:style w:type="paragraph" w:customStyle="1" w:styleId="536DCC6143E040A4A4E6F268AE35F587">
+    <w:name w:val="536DCC6143E040A4A4E6F268AE35F587"/>
+    <w:rsid w:val="00A16A7F"/>
+  </w:style>
+  <w:style w:type="paragraph" w:customStyle="1" w:styleId="14AFCE12967A4FEAB712D4384DF4A6EC">
+    <w:name w:val="14AFCE12967A4FEAB712D4384DF4A6EC"/>
+    <w:rsid w:val="003009C4"/>
+  </w:style>
+</w:styles>
+</file>
+
+<file path=word/glossary/webSettings.xml><?xml version="1.0" encoding="utf-8"?>
+<w:webSettings xmlns:mc="http://schemas.openxmlformats.org/markup-compatibility/2006" xmlns:r="http://schemas.openxmlformats.org/officeDocument/2006/relationships" xmlns:w="http://schemas.openxmlformats.org/wordprocessingml/2006/main" xmlns:w14="http://schemas.microsoft.com/office/word/2010/wordml" xmlns:w15="http://schemas.microsoft.com/office/word/2012/wordml" xmlns:w16cex="http://schemas.microsoft.com/office/word/2018/wordml/cex" xmlns:w16cid="http://schemas.microsoft.com/office/word/2016/wordml/cid" xmlns:w16="http://schemas.microsoft.com/office/word/2018/wordml" xmlns:w16du="http://schemas.microsoft.com/office/word/2023/wordml/word16du" xmlns:w16sdtdh="http://schemas.microsoft.com/office/word/2020/wordml/sdtdatahash" xmlns:w16sdtfl="http://schemas.microsoft.com/office/word/2024/wordml/sdtformatlock" xmlns:w16se="http://schemas.microsoft.com/office/word/2015/wordml/symex" mc:Ignorable="w14 w15 w16se w16cid w16 w16cex w16sdtdh w16sdtfl w16du">
+  <w:optimizeForBrowser/>
+  <w:allowPNG/>
+</w:webSettings>
+</file>
+
+<file path=word/theme/theme1.xml><?xml version="1.0" encoding="utf-8"?>
+<a:theme xmlns:a="http://schemas.openxmlformats.org/drawingml/2006/main" name="Office Theme">
+  <a:themeElements>
+    <a:clrScheme name="Office">
+      <a:dk1>
+        <a:sysClr val="windowText" lastClr="000000"/>
+      </a:dk1>
+      <a:lt1>
+        <a:sysClr val="window" lastClr="FFFFFF"/>
+      </a:lt1>
+      <a:dk2>
+        <a:srgbClr val="0E2841"/>
+      </a:dk2>
+      <a:lt2>
+        <a:srgbClr val="E8E8E8"/>
+      </a:lt2>
+      <a:accent1>
+        <a:srgbClr val="156082"/>
+      </a:accent1>
+      <a:accent2>
+        <a:srgbClr val="E97132"/>
+      </a:accent2>
+      <a:accent3>
+        <a:srgbClr val="196B24"/>
+      </a:accent3>
+      <a:accent4>
+        <a:srgbClr val="0F9ED5"/>
+      </a:accent4>
+      <a:accent5>
+        <a:srgbClr val="A02B93"/>
+      </a:accent5>
+      <a:accent6>
+        <a:srgbClr val="4EA72E"/>
+      </a:accent6>
+      <a:hlink>
+        <a:srgbClr val="467886"/>
+      </a:hlink>
+      <a:folHlink>
+        <a:srgbClr val="96607D"/>
+      </a:folHlink>
+    </a:clrScheme>
+    <a:fontScheme name="Office">
+      <a:majorFont>
+        <a:latin typeface="Aptos Display" panose="02110004020202020204"/>
+        <a:ea typeface=""/>
+        <a:cs typeface=""/>
+        <a:font script="Jpan" typeface="游ゴシック Light"/>
+        <a:font script="Hang" typeface="맑은 고딕"/>
+        <a:font script="Hans" typeface="等线 Light"/>
+        <a:font script="Hant" typeface="新細明體"/>
+        <a:font script="Arab" typeface="Times New Roman"/>
+        <a:font script="Hebr" typeface="Times New Roman"/>
+        <a:font script="Thai" typeface="Angsana New"/>
+        <a:font script="Ethi" typeface="Nyala"/>
+        <a:font script="Beng" typeface="Vrinda"/>
+        <a:font script="Gujr" typeface="Shruti"/>
+        <a:font script="Khmr" typeface="MoolBoran"/>
+        <a:font script="Knda" typeface="Tunga"/>
+        <a:font script="Guru" typeface="Raavi"/>
+        <a:font script="Cans" typeface="Euphemia"/>
+        <a:font script="Cher" typeface="Plantagenet Cherokee"/>
+        <a:font script="Yiii" typeface="Microsoft Yi Baiti"/>
+        <a:font script="Tibt" typeface="Microsoft Himalaya"/>
+        <a:font script="Thaa" typeface="MV Boli"/>
+        <a:font script="Deva" typeface="Mangal"/>
+        <a:font script="Telu" typeface="Gautami"/>
+        <a:font script="Taml" typeface="Latha"/>
+        <a:font script="Syrc" typeface="Estrangelo Edessa"/>
+        <a:font script="Orya" typeface="Kalinga"/>
+        <a:font script="Mlym" typeface="Kartika"/>
+        <a:font script="Laoo" typeface="DokChampa"/>
+        <a:font script="Sinh" typeface="Iskoola Pota"/>
+        <a:font script="Mong" typeface="Mongolian Baiti"/>
+        <a:font script="Viet" typeface="Times New Roman"/>
+        <a:font script="Uigh" typeface="Microsoft Uighur"/>
+        <a:font script="Geor" typeface="Sylfaen"/>
+        <a:font script="Armn" typeface="Arial"/>
+        <a:font script="Bugi" typeface="Leelawadee UI"/>
+        <a:font script="Bopo" typeface="Microsoft JhengHei"/>
+        <a:font script="Java" typeface="Javanese Text"/>
+        <a:font script="Lisu" typeface="Segoe UI"/>
+        <a:font script="Mymr" typeface="Myanmar Text"/>
+        <a:font script="Nkoo" typeface="Ebrima"/>
+        <a:font script="Olck" typeface="Nirmala UI"/>
+        <a:font script="Osma" typeface="Ebrima"/>
+        <a:font script="Phag" typeface="Phagspa"/>
+        <a:font script="Syrn" typeface="Estrangelo Edessa"/>
+        <a:font script="Syrj" typeface="Estrangelo Edessa"/>
+        <a:font script="Syre" typeface="Estrangelo Edessa"/>
+        <a:font script="Sora" typeface="Nirmala UI"/>
+        <a:font script="Tale" typeface="Microsoft Tai Le"/>
+        <a:font script="Talu" typeface="Microsoft New Tai Lue"/>
+        <a:font script="Tfng" typeface="Ebrima"/>
+      </a:majorFont>
+      <a:minorFont>
+        <a:latin typeface="Aptos" panose="02110004020202020204"/>
+        <a:ea typeface=""/>
+        <a:cs typeface=""/>
+        <a:font script="Jpan" typeface="游明朝"/>
+        <a:font script="Hang" typeface="맑은 고딕"/>
+        <a:font script="Hans" typeface="等线"/>
+        <a:font script="Hant" typeface="新細明體"/>
+        <a:font script="Arab" typeface="Arial"/>
+        <a:font script="Hebr" typeface="Arial"/>
+        <a:font script="Thai" typeface="Cordia New"/>
+        <a:font script="Ethi" typeface="Nyala"/>
+        <a:font script="Beng" typeface="Vrinda"/>
+        <a:font script="Gujr" typeface="Shruti"/>
+        <a:font script="Khmr" typeface="DaunPenh"/>
+        <a:font script="Knda" typeface="Tunga"/>
+        <a:font script="Guru" typeface="Raavi"/>
+        <a:font script="Cans" typeface="Euphemia"/>
+        <a:font script="Cher" typeface="Plantagenet Cherokee"/>
+        <a:font script="Yiii" typeface="Microsoft Yi Baiti"/>
+        <a:font script="Tibt" typeface="Microsoft Himalaya"/>
+        <a:font script="Thaa" typeface="MV Boli"/>
+        <a:font script="Deva" typeface="Mangal"/>
+        <a:font script="Telu" typeface="Gautami"/>
+        <a:font script="Taml" typeface="Latha"/>
+        <a:font script="Syrc" typeface="Estrangelo Edessa"/>
+        <a:font script="Orya" typeface="Kalinga"/>
+        <a:font script="Mlym" typeface="Kartika"/>
+        <a:font script="Laoo" typeface="DokChampa"/>
+        <a:font script="Sinh" typeface="Iskoola Pota"/>
+        <a:font script="Mong" typeface="Mongolian Baiti"/>
+        <a:font script="Viet" typeface="Arial"/>
+        <a:font script="Uigh" typeface="Microsoft Uighur"/>
+        <a:font script="Geor" typeface="Sylfaen"/>
+        <a:font script="Armn" typeface="Arial"/>
+        <a:font script="Bugi" typeface="Leelawadee UI"/>
+        <a:font script="Bopo" typeface="Microsoft JhengHei"/>
+        <a:font script="Java" typeface="Javanese Text"/>
+        <a:font script="Lisu" typeface="Segoe UI"/>
+        <a:font script="Mymr" typeface="Myanmar Text"/>
+        <a:font script="Nkoo" typeface="Ebrima"/>
+        <a:font script="Olck" typeface="Nirmala UI"/>
+        <a:font script="Osma" typeface="Ebrima"/>
+        <a:font script="Phag" typeface="Phagspa"/>
+        <a:font script="Syrn" typeface="Estrangelo Edessa"/>
+        <a:font script="Syrj" typeface="Estrangelo Edessa"/>
+        <a:font script="Syre" typeface="Estrangelo Edessa"/>
+        <a:font script="Sora" typeface="Nirmala UI"/>
+        <a:font script="Tale" typeface="Microsoft Tai Le"/>
+        <a:font script="Talu" typeface="Microsoft New Tai Lue"/>
+        <a:font script="Tfng" typeface="Ebrima"/>
+      </a:minorFont>
+    </a:fontScheme>
+    <a:fmtScheme name="Office">
+      <a:fillStyleLst>
+        <a:solidFill>
+          <a:schemeClr val="phClr"/>
+        </a:solidFill>
+        <a:gradFill rotWithShape="1">
+          <a:gsLst>
+            <a:gs pos="0">
+              <a:schemeClr val="phClr">
+                <a:lumMod val="110000"/>
+                <a:satMod val="105000"/>
+                <a:tint val="67000"/>
+              </a:schemeClr>
+            </a:gs>
+            <a:gs pos="50000">
+              <a:schemeClr val="phClr">
+                <a:lumMod val="105000"/>
+                <a:satMod val="103000"/>
+                <a:tint val="73000"/>
+              </a:schemeClr>
+            </a:gs>
+            <a:gs pos="100000">
+              <a:schemeClr val="phClr">
+                <a:lumMod val="105000"/>
+                <a:satMod val="109000"/>
+                <a:tint val="81000"/>
+              </a:schemeClr>
+            </a:gs>
+          </a:gsLst>
+          <a:lin ang="5400000" scaled="0"/>
+        </a:gradFill>
+        <a:gradFill rotWithShape="1">
+          <a:gsLst>
+            <a:gs pos="0">
+              <a:schemeClr val="phClr">
+                <a:satMod val="103000"/>
+                <a:lumMod val="102000"/>
+                <a:tint val="94000"/>
+              </a:schemeClr>
+            </a:gs>
+            <a:gs pos="50000">
+              <a:schemeClr val="phClr">
+                <a:satMod val="110000"/>
+                <a:lumMod val="100000"/>
+                <a:shade val="100000"/>
+              </a:schemeClr>
+            </a:gs>
+            <a:gs pos="100000">
+              <a:schemeClr val="phClr">
+                <a:lumMod val="99000"/>
+                <a:satMod val="120000"/>
+                <a:shade val="78000"/>
+              </a:schemeClr>
+            </a:gs>
+          </a:gsLst>
+          <a:lin ang="5400000" scaled="0"/>
+        </a:gradFill>
+      </a:fillStyleLst>
+      <a:lnStyleLst>
+        <a:ln w="12700" cap="flat" cmpd="sng" algn="ctr">
+          <a:solidFill>
+            <a:schemeClr val="phClr"/>
+          </a:solidFill>
+          <a:prstDash val="solid"/>
+          <a:miter lim="800000"/>
+        </a:ln>
+        <a:ln w="19050" cap="flat" cmpd="sng" algn="ctr">
+          <a:solidFill>
+            <a:schemeClr val="phClr"/>
+          </a:solidFill>
+          <a:prstDash val="solid"/>
+          <a:miter lim="800000"/>
+        </a:ln>
+        <a:ln w="25400" cap="flat" cmpd="sng" algn="ctr">
+          <a:solidFill>
+            <a:schemeClr val="phClr"/>
+          </a:solidFill>
+          <a:prstDash val="solid"/>
+          <a:miter lim="800000"/>
+        </a:ln>
+      </a:lnStyleLst>
+      <a:effectStyleLst>
+        <a:effectStyle>
+          <a:effectLst/>
+        </a:effectStyle>
+        <a:effectStyle>
+          <a:effectLst/>
+        </a:effectStyle>
+        <a:effectStyle>
+          <a:effectLst>
+            <a:outerShdw blurRad="57150" dist="19050" dir="5400000" algn="ctr" rotWithShape="0">
+              <a:srgbClr val="000000">
+                <a:alpha val="63000"/>
+              </a:srgbClr>
+            </a:outerShdw>
+          </a:effectLst>
+        </a:effectStyle>
+      </a:effectStyleLst>
+      <a:bgFillStyleLst>
+        <a:solidFill>
+          <a:schemeClr val="phClr"/>
+        </a:solidFill>
+        <a:solidFill>
+          <a:schemeClr val="phClr">
+            <a:tint val="95000"/>
+            <a:satMod val="170000"/>
+          </a:schemeClr>
+        </a:solidFill>
+        <a:gradFill rotWithShape="1">
+          <a:gsLst>
+            <a:gs pos="0">
+              <a:schemeClr val="phClr">
+                <a:tint val="93000"/>
+                <a:satMod val="150000"/>
+                <a:shade val="98000"/>
+                <a:lumMod val="102000"/>
+              </a:schemeClr>
+            </a:gs>
+            <a:gs pos="50000">
+              <a:schemeClr val="phClr">
+                <a:tint val="98000"/>
+                <a:satMod val="130000"/>
+                <a:shade val="90000"/>
+                <a:lumMod val="103000"/>
+              </a:schemeClr>
+            </a:gs>
+            <a:gs pos="100000">
+              <a:schemeClr val="phClr">
+                <a:shade val="63000"/>
+                <a:satMod val="120000"/>
+              </a:schemeClr>
+            </a:gs>
+          </a:gsLst>
+          <a:lin ang="5400000" scaled="0"/>
+        </a:gradFill>
+      </a:bgFillStyleLst>
+    </a:fmtScheme>
+  </a:themeElements>
+  <a:objectDefaults>
+    <a:lnDef>
+      <a:spPr/>
+      <a:bodyPr/>
+      <a:lstStyle/>
+      <a:style>
+        <a:lnRef idx="2">
+          <a:schemeClr val="accent1"/>
+        </a:lnRef>
+        <a:fillRef idx="0">
+          <a:schemeClr val="accent1"/>
+        </a:fillRef>
+        <a:effectRef idx="1">
+          <a:schemeClr val="accent1"/>
+        </a:effectRef>
+        <a:fontRef idx="minor">
+          <a:schemeClr val="tx1"/>
+        </a:fontRef>
+      </a:style>
+    </a:lnDef>
+  </a:objectDefaults>
+  <a:extraClrSchemeLst/>
+  <a:extLst>
+    <a:ext uri="{05A4C25C-085E-4340-85A3-A5531E510DB2}">
+      <thm15:themeFamily xmlns:thm15="http://schemas.microsoft.com/office/thememl/2012/main" name="Office Theme" id="{2E142A2C-CD16-42D6-873A-C26D2A0506FA}" vid="{1BDDFF52-6CD6-40A5-AB3C-68EB2F1E4D0A}"/>
+    </a:ext>
+  </a:extLst>
+</a:theme>
+</file>
+
+<file path=word/webextensions/taskpanes.xml><?xml version="1.0" encoding="utf-8"?>
+<wetp:taskpanes xmlns:wetp="http://schemas.microsoft.com/office/webextensions/taskpanes/2010/11">
+  <wetp:taskpane dockstate="right" visibility="0" width="0" row="0">
+    <wetp:webextensionref xmlns:r="http://schemas.openxmlformats.org/officeDocument/2006/relationships" r:id="rId1"/>
+  </wetp:taskpane>
+</wetp:taskpanes>
+</file>
+
+<file path=word/webextensions/webextension1.xml><?xml version="1.0" encoding="utf-8"?>
+<we:webextension xmlns:we="http://schemas.microsoft.com/office/webextensions/webextension/2010/11" id="{84FA4A23-B517-4DA6-BDDC-3DA996B6E1E7}">
+  <we:reference id="wa200007356" version="1.0.0.2" store="en-US" storeType="OMEX"/>
+  <we:alternateReferences>
+    <we:reference id="wa200007356" version="1.0.0.2" store="wa200007356" storeType="OMEX"/>
+  </we:alternateReferences>
+  <we:properties/>
+  <we:bindings/>
+  <we:snapshot xmlns:r="http://schemas.openxmlformats.org/officeDocument/2006/relationships"/>
+</we:webextension>
+</file>
+
+<file path=customXml/item1.xml>��< ? x m l   v e r s i o n = " 1 . 0 "   e n c o d i n g = " u t f - 1 6 " ? >   
  < N a v W o r d R e p o r t X m l P a r t   x m l n s = " u r n : m i c r o s o f t - d y n a m i c s - n a v / r e p o r t s / S a l e s p e r s o n _ C o m m i s s i o n / 1 1 5 / " >   
@@ -750,4 +4963,26 @@
      < / T o t a l s >   
  < / N a v W o r d R e p o r t X m l P a r t > 
+</file>
+
+<file path=customXml/itemProps1.xml><?xml version="1.0" encoding="utf-8"?>
+<ds:datastoreItem xmlns:ds="http://schemas.openxmlformats.org/officeDocument/2006/customXml" ds:itemID="{79D6D75F-D29A-40D3-A819-B215617F17D6}">
+  <ds:schemaRefs>
+    <ds:schemaRef ds:uri="urn:microsoft-dynamics-nav/reports/Salesperson_Commission/115/"/>
+  </ds:schemaRefs>
+</ds:datastoreItem>
+</file>
+
+<file path=customXml/itemProps2.xml><?xml version="1.0" encoding="utf-8"?>
+<ds:datastoreItem xmlns:ds="http://schemas.openxmlformats.org/officeDocument/2006/customXml" ds:itemID="{A0CC7945-5283-4905-A71D-472246249B67}">
+  <ds:schemaRefs>
+    <ds:schemaRef ds:uri="urn:microsoft-dynamics-businesscentral/internal/extended/reports/Salesperson_Commission/115/"/>
+  </ds:schemaRefs>
+</ds:datastoreItem>
+</file>
+
+<file path=docMetadata/LabelInfo.xml><?xml version="1.0" encoding="utf-8"?>
+<clbl:labelList xmlns:clbl="http://schemas.microsoft.com/office/2020/mipLabelMetadata">
+  <clbl:label id="{85ca8af4-763a-45c2-80ae-a5ca1b80bddc}" enabled="1" method="Standard" siteId="{06cdaf09-14f0-4cd1-8ac0-7bfed707a82c}" contentBits="0" removed="0"/>
+</clbl:labelList>
 </file>
--- a/src/Layers/W1/BaseApp/Sales/Reports/SalespersonCommissionBody.docx
+++ b/src/Layers/W1/BaseApp/Sales/Reports/SalespersonCommissionBody.docx
@@ -1,85 +1,217 @@
 
 <file path=word/document.xml><?xml version="1.0" encoding="utf-8"?>
-<w:document xmlns:wpc="http://schemas.microsoft.com/office/word/2010/wordprocessingCanvas" xmlns:cx="http://schemas.microsoft.com/office/drawing/2014/chartex" xmlns:cx1="http://schemas.microsoft.com/office/drawing/2015/9/8/chartex" xmlns:cx2="http://schemas.microsoft.com/office/drawing/2015/10/21/chartex" xmlns:cx3="http://schemas.microsoft.com/office/drawing/2016/5/9/chartex" xmlns:cx4="http://schemas.microsoft.com/office/drawing/2016/5/10/chartex" xmlns:cx5="http://schemas.microsoft.com/office/drawing/2016/5/11/chartex" xmlns:cx6="http://schemas.microsoft.com/office/drawing/2016/5/12/chartex" xmlns:cx7="http://schemas.microsoft.com/office/drawing/2016/5/13/chartex" xmlns:cx8="http://schemas.microsoft.com/office/drawing/2016/5/14/chartex" xmlns:mc="http://schemas.openxmlformats.org/markup-compatibility/2006" xmlns:aink="http://schemas.microsoft.com/office/drawing/2016/ink" xmlns:am3d="http://schemas.microsoft.com/office/drawing/2017/model3d" xmlns:o="urn:schemas-microsoft-com:office:office" xmlns:oel="http://schemas.microsoft.com/office/2019/extlst" xmlns:r="http://schemas.openxmlformats.org/officeDocument/2006/relationships" xmlns:m="http://schemas.openxmlformats.org/officeDocument/2006/math" xmlns:v="urn:schemas-microsoft-com:vml" xmlns:wp14="http://schemas.microsoft.com/office/word/2010/wordprocessingDrawing" xmlns:wp="http://schemas.openxmlformats.org/drawingml/2006/wordprocessingDrawing" xmlns:w10="urn:schemas-microsoft-com:office:word" xmlns:w="http://schemas.openxmlformats.org/wordprocessingml/2006/main" xmlns:w14="http://schemas.microsoft.com/office/word/2010/wordml" xmlns:w15="http://schemas.microsoft.com/office/word/2012/wordml" xmlns:w16cex="http://schemas.microsoft.com/office/word/2018/wordml/cex" xmlns:w16cid="http://schemas.microsoft.com/office/word/2016/wordml/cid" xmlns:w16="http://schemas.microsoft.com/office/word/2018/wordml" xmlns:w16du="http://schemas.microsoft.com/office/word/2023/wordml/word16du" xmlns:w16sdtdh="http://schemas.microsoft.com/office/word/2020/wordml/sdtdatahash" xmlns:w16sdtfl="http://schemas.microsoft.com/office/word/2024/wordml/sdtformatlock" xmlns:w16se="http://schemas.microsoft.com/office/word/2015/wordml/symex" xmlns:wpg="http://schemas.microsoft.com/office/word/2010/wordprocessingGroup" xmlns:wpi="http://schemas.microsoft.com/office/word/2010/wordprocessingInk" xmlns:wne="http://schemas.microsoft.com/office/word/2006/wordml" xmlns:wps="http://schemas.microsoft.com/office/word/2010/wordprocessingShape" mc:Ignorable="w14 w15 w16se w16cid w16 w16cex w16sdtdh w16sdtfl w16du wp14">
+<w:document xmlns:wpc="http://schemas.microsoft.com/office/word/2010/wordprocessingCanvas" xmlns:cx="http://schemas.microsoft.com/office/drawing/2014/chartex" xmlns:cx1="http://schemas.microsoft.com/office/drawing/2015/9/8/chartex" xmlns:cx2="http://schemas.microsoft.com/office/drawing/2015/10/21/chartex" xmlns:cx3="http://schemas.microsoft.com/office/drawing/2016/5/9/chartex" xmlns:cx4="http://schemas.microsoft.com/office/drawing/2016/5/10/chartex" xmlns:cx5="http://schemas.microsoft.com/office/drawing/2016/5/11/chartex" xmlns:cx6="http://schemas.microsoft.com/office/drawing/2016/5/12/chartex" xmlns:cx7="http://schemas.microsoft.com/office/drawing/2016/5/13/chartex" xmlns:cx8="http://schemas.microsoft.com/office/drawing/2016/5/14/chartex" xmlns:mc="http://schemas.openxmlformats.org/markup-compatibility/2006" xmlns:aink="http://schemas.microsoft.com/office/drawing/2016/ink" xmlns:am3d="http://schemas.microsoft.com/office/drawing/2017/model3d" xmlns:o="urn:schemas-microsoft-com:office:office" xmlns:oel="http://schemas.microsoft.com/office/2019/extlst" xmlns:r="http://schemas.openxmlformats.org/officeDocument/2006/relationships" xmlns:m="http://schemas.openxmlformats.org/officeDocument/2006/math" xmlns:v="urn:schemas-microsoft-com:vml" xmlns:wp14="http://schemas.microsoft.com/office/word/2010/wordprocessingDrawing" xmlns:wp="http://schemas.openxmlformats.org/drawingml/2006/wordprocessingDrawing" xmlns:w10="urn:schemas-microsoft-com:office:word" xmlns:w="http://schemas.openxmlformats.org/wordprocessingml/2006/main" xmlns:w14="http://schemas.microsoft.com/office/word/2010/wordml" xmlns:w15="http://schemas.microsoft.com/office/word/2012/wordml" xmlns:w16cei="http://schemas.microsoft.com/office/word/2026/wordml/cei" xmlns:w16cex="http://schemas.microsoft.com/office/word/2018/wordml/cex" xmlns:w16cid="http://schemas.microsoft.com/office/word/2016/wordml/cid" xmlns:w16="http://schemas.microsoft.com/office/word/2018/wordml" xmlns:w16du="http://schemas.microsoft.com/office/word/2023/wordml/word16du" xmlns:w16sdtdh="http://schemas.microsoft.com/office/word/2020/wordml/sdtdatahash" xmlns:w16sdtfl="http://schemas.microsoft.com/office/word/2024/wordml/sdtformatlock" xmlns:w16se="http://schemas.microsoft.com/office/word/2015/wordml/symex" xmlns:wpg="http://schemas.microsoft.com/office/word/2010/wordprocessingGroup" xmlns:wpi="http://schemas.microsoft.com/office/word/2010/wordprocessingInk" xmlns:wne="http://schemas.microsoft.com/office/word/2006/wordml" xmlns:wps="http://schemas.microsoft.com/office/word/2010/wordprocessingShape" mc:Ignorable="w14 w15 w16se w16cid w16 w16cex w16sdtdh w16sdtfl w16du wp14">
   <w:body>
     <w:tbl>
       <w:tblPr>
-        <w:tblStyle w:val="PlainTable1"/>
-        <w:tblW w:w="15422" w:type="dxa"/>
-        <w:tblBorders>
-          <w:top w:val="none" w:color="auto" w:sz="0" w:space="0"/>
-          <w:left w:val="none" w:color="auto" w:sz="0" w:space="0"/>
-          <w:bottom w:val="none" w:color="auto" w:sz="0" w:space="0"/>
-          <w:right w:val="none" w:color="auto" w:sz="0" w:space="0"/>
-          <w:insideH w:val="none" w:color="auto" w:sz="0" w:space="0"/>
-          <w:insideV w:val="none" w:color="auto" w:sz="0" w:space="0"/>
-        </w:tblBorders>
-        <w:tblLayout w:type="fixed"/>
-        <w:tblLook w:val="04A0" w:firstRow="1" w:lastRow="0" w:firstColumn="1" w:lastColumn="0" w:noHBand="0" w:noVBand="1"/>
+        <w:tblStyle w:val="BCBlockTable"/>
+        <w:tblW w:w="5000" w:type="pct"/>
+        <w:tblLook w:val="0620" w:firstRow="1" w:lastRow="0" w:firstColumn="0" w:lastColumn="0" w:noHBand="1" w:noVBand="1"/>
+        <w:tblCaption w:val="Table 1"/>
+        <w:tblDescription w:val="Layout table. Used for positioning, not for tabular data."/>
       </w:tblPr>
       <w:tblGrid>
-        <w:gridCol w:w="1252"/>
-        <w:gridCol w:w="1808"/>
-        <w:gridCol w:w="1710"/>
-        <w:gridCol w:w="1483"/>
-        <w:gridCol w:w="1458"/>
-        <w:gridCol w:w="1458"/>
-        <w:gridCol w:w="2085"/>
-        <w:gridCol w:w="2083"/>
-        <w:gridCol w:w="2085"/>
+        <w:gridCol w:w="15398"/>
       </w:tblGrid>
       <w:tr>
         <w:trPr>
           <w:cnfStyle w:val="100000000000" w:firstRow="1" w:lastRow="0" w:firstColumn="0" w:lastColumn="0" w:oddVBand="0" w:evenVBand="0" w:oddHBand="0" w:evenHBand="0" w:firstRowFirstColumn="0" w:firstRowLastColumn="0" w:lastRowFirstColumn="0" w:lastRowLastColumn="0"/>
+          <w:cantSplit/>
+          <w:trHeight w:val="259"/>
+        </w:trPr>
+        <w:tc>
+          <w:tcPr>
+            <w:tcW w:w="5000" w:type="pct"/>
+          </w:tcPr>
+          <w:sdt>
+            <w:sdtPr>
+              <w:alias w:val="#Nav: /Salesperson_Purchaser/STRSUBSTNO_Text000_PeriodText_"/>
+              <w:tag w:val="#Nav: Salesperson_Sales_Statistics/114"/>
+              <w:id w:val="-1740623112"/>
+              <w:placeholder>
+                <w:docPart w:val="D4FA25303DEC43D187B714CD633DE2F0"/>
+              </w:placeholder>
+              <w:dataBinding w:prefixMappings="&lt;xmlns:ns0='urn:microsoft-dynamics-nav/reports/Salesperson_Sales_Statistics/114/' " w:xpath="/ns0:NavWordReportXmlPart[1]/ns0:Salesperson_Purchaser[1]/ns0:STRSUBSTNO_Text000_PeriodText_[1]" w:storeItemID="{5D4524CD-A282-4F19-BAEA-0AD6212CDB38}"/>
+              <w:text/>
+            </w:sdtPr>
+            <w:sdtContent>
+              <w:p>
+                <w:pPr>
+                  <w:pStyle w:val="BCLabel"/>
+                </w:pPr>
+                <w:r>
+                  <w:t>STRSUBSTNO_Text000_PeriodText_</w:t>
+                </w:r>
+              </w:p>
+            </w:sdtContent>
+          </w:sdt>
+        </w:tc>
+      </w:tr>
+      <w:tr>
+        <w:trPr>
+          <w:cantSplit/>
+          <w:trHeight w:val="245"/>
+        </w:trPr>
+        <w:sdt>
+          <w:sdtPr>
+            <w:alias w:val="All_amounts_are_in_LCYCaption"/>
+            <w:tag w:val="#BC:InsertDataItem,DataItems/Salesperson_Purchaser/All_amounts_are_in_LCYCaption"/>
+            <w:id w:val="1521658723"/>
+            <w:placeholder>
+              <w:docPart w:val="DefaultPlaceholder_-1854013440"/>
+            </w:placeholder>
+            <w15:color w:val="808080"/>
+            <w:text/>
+          </w:sdtPr>
+          <w:sdtContent>
+            <w:tc>
+              <w:tcPr>
+                <w:tcW w:w="5000" w:type="pct"/>
+              </w:tcPr>
+              <w:p>
+                <w:pPr>
+                  <w:pStyle w:val="NoSpacing"/>
+                </w:pPr>
+                <w:proofErr w:type="spellStart"/>
+                <w:r>
+                  <w:t>All_amounts_are_in_LCYCaption</w:t>
+                </w:r>
+                <w:proofErr w:type="spellEnd"/>
+              </w:p>
+            </w:tc>
+          </w:sdtContent>
+        </w:sdt>
+      </w:tr>
+      <w:tr>
+        <w:trPr>
+          <w:cantSplit/>
+          <w:trHeight w:val="245"/>
+        </w:trPr>
+        <w:sdt>
+          <w:sdtPr>
+            <w:alias w:val="#Nav: /Salesperson_Purchaser/Salesperson_Purchaser__TABLECAPTION__________SalespersonFilter"/>
+            <w:tag w:val="#Nav: Salesperson_Sales_Statistics/114"/>
+            <w:id w:val="-1840384346"/>
+            <w:placeholder>
+              <w:docPart w:val="0BEF831AB2A7410790A12753DF6D8424"/>
+            </w:placeholder>
+            <w:dataBinding w:prefixMappings="&lt;xmlns:ns0='urn:microsoft-dynamics-nav/reports/Salesperson_Sales_Statistics/114/' " w:xpath="/ns0:NavWordReportXmlPart[1]/ns0:Salesperson_Purchaser[1]/ns0:Salesperson_Purchaser__TABLECAPTION__________SalespersonFilter[1]" w:storeItemID="{5D4524CD-A282-4F19-BAEA-0AD6212CDB38}"/>
+            <w:text/>
+          </w:sdtPr>
+          <w:sdtContent>
+            <w:tc>
+              <w:tcPr>
+                <w:tcW w:w="5000" w:type="pct"/>
+              </w:tcPr>
+              <w:p>
+                <w:pPr>
+                  <w:pStyle w:val="NoSpacing"/>
+                </w:pPr>
+                <w:r>
+                  <w:t>Salesperson_Purchaser__TABLECAPTION__________</w:t>
+                </w:r>
+                <w:proofErr w:type="spellStart"/>
+                <w:r>
+                  <w:t>SalespersonFilter</w:t>
+                </w:r>
+                <w:proofErr w:type="spellEnd"/>
+              </w:p>
+            </w:tc>
+          </w:sdtContent>
+        </w:sdt>
+      </w:tr>
+      <w:tr>
+        <w:trPr>
+          <w:cantSplit/>
+          <w:trHeight w:val="245"/>
+        </w:trPr>
+        <w:sdt>
+          <w:sdtPr>
+            <w:alias w:val="#Nav: /Salesperson_Purchaser/Cust__Ledger_Entry__TABLECAPTION__________CustLedgEntryFilter"/>
+            <w:tag w:val="#Nav: Salesperson_Sales_Statistics/114"/>
+            <w:id w:val="1947655270"/>
+            <w:placeholder>
+              <w:docPart w:val="793DD4F9E4A244F6BC2FBD746EB895A8"/>
+            </w:placeholder>
+            <w:dataBinding w:prefixMappings="&lt;xmlns:ns0='urn:microsoft-dynamics-nav/reports/Salesperson_Sales_Statistics/114/' " w:xpath="/ns0:NavWordReportXmlPart[1]/ns0:Salesperson_Purchaser[1]/ns0:Cust__Ledger_Entry__TABLECAPTION__________CustLedgEntryFilter[1]" w:storeItemID="{5D4524CD-A282-4F19-BAEA-0AD6212CDB38}"/>
+            <w:text/>
+          </w:sdtPr>
+          <w:sdtContent>
+            <w:tc>
+              <w:tcPr>
+                <w:tcW w:w="5000" w:type="pct"/>
+              </w:tcPr>
+              <w:p>
+                <w:pPr>
+                  <w:pStyle w:val="NoSpacing"/>
+                </w:pPr>
+                <w:r>
+                  <w:t>Cust__Ledger_Entry__TABLECAPTION__________</w:t>
+                </w:r>
+                <w:proofErr w:type="spellStart"/>
+                <w:r>
+                  <w:t>CustLedgEntryFilter</w:t>
+                </w:r>
+                <w:proofErr w:type="spellEnd"/>
+              </w:p>
+            </w:tc>
+          </w:sdtContent>
+        </w:sdt>
+      </w:tr>
+    </w:tbl>
+    <w:p/>
+    <w:tbl>
+      <w:tblPr>
+        <w:tblStyle w:val="BCDataTable"/>
+        <w:tblW w:w="5000" w:type="pct"/>
+        <w:tblLook w:val="0460" w:firstRow="1" w:lastRow="1" w:firstColumn="0" w:lastColumn="0" w:noHBand="0" w:noVBand="1"/>
+        <w:tblCaption w:val="Table 2"/>
+        <w:tblDescription w:val="Document lines. Column headers in the first row."/>
+      </w:tblPr>
+      <w:tblGrid>
+        <w:gridCol w:w="1786"/>
+        <w:gridCol w:w="1892"/>
+        <w:gridCol w:w="1867"/>
+        <w:gridCol w:w="1917"/>
+        <w:gridCol w:w="1754"/>
+        <w:gridCol w:w="1072"/>
+        <w:gridCol w:w="1662"/>
+        <w:gridCol w:w="1655"/>
+        <w:gridCol w:w="1793"/>
+      </w:tblGrid>
+      <w:tr>
+        <w:trPr>
+          <w:cnfStyle w:val="100000000000" w:firstRow="1" w:lastRow="0" w:firstColumn="0" w:lastColumn="0" w:oddVBand="0" w:evenVBand="0" w:oddHBand="0" w:evenHBand="0" w:firstRowFirstColumn="0" w:firstRowLastColumn="0" w:lastRowFirstColumn="0" w:lastRowLastColumn="0"/>
+          <w:cantSplit/>
           <w:trHeight w:val="490"/>
           <w:tblHeader/>
         </w:trPr>
         <w:tc>
           <w:tcPr>
-            <w:cnfStyle w:val="001000000000" w:firstRow="0" w:lastRow="0" w:firstColumn="1" w:lastColumn="0" w:oddVBand="0" w:evenVBand="0" w:oddHBand="0" w:evenHBand="0" w:firstRowFirstColumn="0" w:firstRowLastColumn="0" w:lastRowFirstColumn="0" w:lastRowLastColumn="0"/>
-            <w:tcW w:w="1252" w:type="dxa"/>
+            <w:tcW w:w="406" w:type="pct"/>
             <w:tcBorders>
-              <w:bottom w:val="single" w:color="auto" w:sz="4" w:space="0"/>
+              <w:bottom w:val="single" w:sz="4" w:space="0" w:color="auto"/>
             </w:tcBorders>
           </w:tcPr>
           <w:sdt>
             <w:sdtPr>
-              <w:rPr>
-                <w:rFonts w:ascii="Segoe UI Semibold" w:hAnsi="Segoe UI Semibold" w:cs="Segoe UI Semibold"/>
-                <w:sz w:val="22"/>
-                <w:szCs w:val="22"/>
-              </w:rPr>
               <w:alias w:val="#Nav: /Labels/PostingDateLabel"/>
               <w:tag w:val="#Nav: Salesperson_Commission/115"/>
               <w:id w:val="303831789"/>
               <w:placeholder>
                 <w:docPart w:val="536DCC6143E040A4A4E6F268AE35F587"/>
               </w:placeholder>
-              <w:dataBinding w:prefixMappings="xmlns:ns0='urn:microsoft-dynamics-nav/reports/Salesperson_Commission/115/'" w:xpath="/ns0:NavWordReportXmlPart[1]/ns0:Labels[1]/ns0:PostingDateLabel[1]" w:storeItemID="{79D6D75F-D29A-40D3-A819-B215617F17D6}"/>
+              <w:dataBinding w:prefixMappings="&lt;xmlns:ns0='urn:microsoft-dynamics-nav/reports/Salesperson_Commission/115/' " w:xpath="/ns0:NavWordReportXmlPart[1]/ns0:Labels[1]/ns0:PostingDateLabel[1]" w:storeItemID="{79D6D75F-D29A-40D3-A819-B215617F17D6}"/>
               <w:text/>
             </w:sdtPr>
             <w:sdtContent>
               <w:p>
                 <w:pPr>
-                  <w:pStyle w:val="Heading2"/>
+                  <w:pStyle w:val="BCLabel"/>
                   <w:spacing w:before="160" w:after="80"/>
-                  <w:rPr>
-                    <w:rFonts w:ascii="Segoe UI Semibold" w:hAnsi="Segoe UI Semibold" w:cs="Segoe UI Semibold"/>
-                    <w:b w:val="0"/>
-                    <w:bCs w:val="0"/>
-                    <w:sz w:val="22"/>
-                    <w:szCs w:val="22"/>
-                  </w:rPr>
                 </w:pPr>
                 <w:proofErr w:type="spellStart"/>
                 <w:r>
-                  <w:rPr>
-                    <w:rFonts w:ascii="Segoe UI Semibold" w:hAnsi="Segoe UI Semibold" w:cs="Segoe UI Semibold"/>
-                    <w:b w:val="0"/>
-                    <w:bCs w:val="0"/>
-                    <w:sz w:val="22"/>
-                    <w:szCs w:val="22"/>
-                  </w:rPr>
                   <w:t>PostingDateLabel</w:t>
                 </w:r>
                 <w:proofErr w:type="spellEnd"/>
@@ -89,50 +221,30 @@
         </w:tc>
         <w:sdt>
           <w:sdtPr>
-            <w:rPr>
-              <w:rFonts w:ascii="Segoe UI Semibold" w:hAnsi="Segoe UI Semibold" w:cs="Segoe UI Semibold"/>
-              <w:sz w:val="22"/>
-              <w:szCs w:val="22"/>
-            </w:rPr>
             <w:alias w:val="#Nav: /Labels/DocumentNoLabel"/>
             <w:tag w:val="#Nav: Salesperson_Commission/115"/>
             <w:id w:val="-2026703501"/>
             <w:placeholder>
               <w:docPart w:val="536DCC6143E040A4A4E6F268AE35F587"/>
             </w:placeholder>
-            <w:dataBinding w:prefixMappings="xmlns:ns0='urn:microsoft-dynamics-nav/reports/Salesperson_Commission/115/'" w:xpath="/ns0:NavWordReportXmlPart[1]/ns0:Labels[1]/ns0:DocumentNoLabel[1]" w:storeItemID="{79D6D75F-D29A-40D3-A819-B215617F17D6}"/>
+            <w:dataBinding w:prefixMappings="&lt;xmlns:ns0='urn:microsoft-dynamics-nav/reports/Salesperson_Commission/115/' " w:xpath="/ns0:NavWordReportXmlPart[1]/ns0:Labels[1]/ns0:DocumentNoLabel[1]" w:storeItemID="{79D6D75F-D29A-40D3-A819-B215617F17D6}"/>
             <w:text/>
           </w:sdtPr>
           <w:sdtContent>
             <w:tc>
               <w:tcPr>
-                <w:tcW w:w="1808" w:type="dxa"/>
+                <w:tcW w:w="586" w:type="pct"/>
                 <w:tcBorders>
-                  <w:bottom w:val="single" w:color="auto" w:sz="4" w:space="0"/>
+                  <w:bottom w:val="single" w:sz="4" w:space="0" w:color="auto"/>
                 </w:tcBorders>
               </w:tcPr>
               <w:p>
                 <w:pPr>
-                  <w:pStyle w:val="Heading2"/>
+                  <w:pStyle w:val="BCLabel"/>
                   <w:spacing w:before="160" w:after="80"/>
-                  <w:cnfStyle w:val="100000000000" w:firstRow="1" w:lastRow="0" w:firstColumn="0" w:lastColumn="0" w:oddVBand="0" w:evenVBand="0" w:oddHBand="0" w:evenHBand="0" w:firstRowFirstColumn="0" w:firstRowLastColumn="0" w:lastRowFirstColumn="0" w:lastRowLastColumn="0"/>
-                  <w:rPr>
-                    <w:rFonts w:ascii="Segoe UI Semibold" w:hAnsi="Segoe UI Semibold" w:cs="Segoe UI Semibold"/>
-                    <w:b w:val="0"/>
-                    <w:bCs w:val="0"/>
-                    <w:sz w:val="22"/>
-                    <w:szCs w:val="22"/>
-                  </w:rPr>
                 </w:pPr>
                 <w:proofErr w:type="spellStart"/>
                 <w:r>
-                  <w:rPr>
-                    <w:rFonts w:ascii="Segoe UI Semibold" w:hAnsi="Segoe UI Semibold" w:cs="Segoe UI Semibold"/>
-                    <w:b w:val="0"/>
-                    <w:bCs w:val="0"/>
-                    <w:sz w:val="22"/>
-                    <w:szCs w:val="22"/>
-                  </w:rPr>
                   <w:t>DocumentNoLabel</w:t>
                 </w:r>
                 <w:proofErr w:type="spellEnd"/>
@@ -142,50 +254,30 @@
         </w:sdt>
         <w:sdt>
           <w:sdtPr>
-            <w:rPr>
-              <w:rFonts w:ascii="Segoe UI Semibold" w:hAnsi="Segoe UI Semibold" w:cs="Segoe UI Semibold"/>
-              <w:sz w:val="22"/>
-              <w:szCs w:val="22"/>
-            </w:rPr>
             <w:alias w:val="#Nav: /Labels/CustomerNoLabel"/>
             <w:tag w:val="#Nav: Salesperson_Commission/115"/>
             <w:id w:val="101691727"/>
             <w:placeholder>
               <w:docPart w:val="536DCC6143E040A4A4E6F268AE35F587"/>
             </w:placeholder>
-            <w:dataBinding w:prefixMappings="xmlns:ns0='urn:microsoft-dynamics-nav/reports/Salesperson_Commission/115/'" w:xpath="/ns0:NavWordReportXmlPart[1]/ns0:Labels[1]/ns0:CustomerNoLabel[1]" w:storeItemID="{79D6D75F-D29A-40D3-A819-B215617F17D6}"/>
+            <w:dataBinding w:prefixMappings="&lt;xmlns:ns0='urn:microsoft-dynamics-nav/reports/Salesperson_Commission/115/' " w:xpath="/ns0:NavWordReportXmlPart[1]/ns0:Labels[1]/ns0:CustomerNoLabel[1]" w:storeItemID="{79D6D75F-D29A-40D3-A819-B215617F17D6}"/>
             <w:text/>
           </w:sdtPr>
           <w:sdtContent>
             <w:tc>
               <w:tcPr>
-                <w:tcW w:w="1710" w:type="dxa"/>
+                <w:tcW w:w="554" w:type="pct"/>
                 <w:tcBorders>
-                  <w:bottom w:val="single" w:color="auto" w:sz="4" w:space="0"/>
+                  <w:bottom w:val="single" w:sz="4" w:space="0" w:color="auto"/>
                 </w:tcBorders>
               </w:tcPr>
               <w:p>
                 <w:pPr>
-                  <w:pStyle w:val="Heading2"/>
+                  <w:pStyle w:val="BCLabel"/>
                   <w:spacing w:before="160" w:after="80"/>
-                  <w:cnfStyle w:val="100000000000" w:firstRow="1" w:lastRow="0" w:firstColumn="0" w:lastColumn="0" w:oddVBand="0" w:evenVBand="0" w:oddHBand="0" w:evenHBand="0" w:firstRowFirstColumn="0" w:firstRowLastColumn="0" w:lastRowFirstColumn="0" w:lastRowLastColumn="0"/>
-                  <w:rPr>
-                    <w:rFonts w:ascii="Segoe UI Semibold" w:hAnsi="Segoe UI Semibold" w:cs="Segoe UI Semibold"/>
-                    <w:b w:val="0"/>
-                    <w:bCs w:val="0"/>
-                    <w:sz w:val="22"/>
-                    <w:szCs w:val="22"/>
-                  </w:rPr>
                 </w:pPr>
                 <w:proofErr w:type="spellStart"/>
                 <w:r>
-                  <w:rPr>
-                    <w:rFonts w:ascii="Segoe UI Semibold" w:hAnsi="Segoe UI Semibold" w:cs="Segoe UI Semibold"/>
-                    <w:b w:val="0"/>
-                    <w:bCs w:val="0"/>
-                    <w:sz w:val="22"/>
-                    <w:szCs w:val="22"/>
-                  </w:rPr>
                   <w:t>CustomerNoLabel</w:t>
                 </w:r>
                 <w:proofErr w:type="spellEnd"/>
@@ -195,51 +287,31 @@
         </w:sdt>
         <w:sdt>
           <w:sdtPr>
-            <w:rPr>
-              <w:rFonts w:ascii="Segoe UI Semibold" w:hAnsi="Segoe UI Semibold" w:cs="Segoe UI Semibold"/>
-              <w:sz w:val="22"/>
-              <w:szCs w:val="22"/>
-            </w:rPr>
             <w:alias w:val="#Nav: /Labels/SalesLabel"/>
             <w:tag w:val="#Nav: Salesperson_Commission/115"/>
             <w:id w:val="451670437"/>
             <w:placeholder>
               <w:docPart w:val="536DCC6143E040A4A4E6F268AE35F587"/>
             </w:placeholder>
-            <w:dataBinding w:prefixMappings="xmlns:ns0='urn:microsoft-dynamics-nav/reports/Salesperson_Commission/115/'" w:xpath="/ns0:NavWordReportXmlPart[1]/ns0:Labels[1]/ns0:SalesLabel[1]" w:storeItemID="{79D6D75F-D29A-40D3-A819-B215617F17D6}"/>
+            <w:dataBinding w:prefixMappings="&lt;xmlns:ns0='urn:microsoft-dynamics-nav/reports/Salesperson_Commission/115/' " w:xpath="/ns0:NavWordReportXmlPart[1]/ns0:Labels[1]/ns0:SalesLabel[1]" w:storeItemID="{79D6D75F-D29A-40D3-A819-B215617F17D6}"/>
             <w:text/>
           </w:sdtPr>
           <w:sdtContent>
             <w:tc>
               <w:tcPr>
-                <w:tcW w:w="1483" w:type="dxa"/>
+                <w:tcW w:w="481" w:type="pct"/>
                 <w:tcBorders>
-                  <w:bottom w:val="single" w:color="auto" w:sz="4" w:space="0"/>
+                  <w:bottom w:val="single" w:sz="4" w:space="0" w:color="auto"/>
                 </w:tcBorders>
               </w:tcPr>
               <w:p>
                 <w:pPr>
-                  <w:pStyle w:val="Heading2"/>
+                  <w:pStyle w:val="BCLabelNumber"/>
                   <w:spacing w:before="160" w:after="80"/>
                   <w:jc w:val="right"/>
-                  <w:cnfStyle w:val="100000000000" w:firstRow="1" w:lastRow="0" w:firstColumn="0" w:lastColumn="0" w:oddVBand="0" w:evenVBand="0" w:oddHBand="0" w:evenHBand="0" w:firstRowFirstColumn="0" w:firstRowLastColumn="0" w:lastRowFirstColumn="0" w:lastRowLastColumn="0"/>
-                  <w:rPr>
-                    <w:rFonts w:ascii="Segoe UI Semibold" w:hAnsi="Segoe UI Semibold" w:cs="Segoe UI Semibold"/>
-                    <w:b w:val="0"/>
-                    <w:bCs w:val="0"/>
-                    <w:sz w:val="22"/>
-                    <w:szCs w:val="22"/>
-                  </w:rPr>
                 </w:pPr>
                 <w:proofErr w:type="spellStart"/>
                 <w:r>
-                  <w:rPr>
-                    <w:rFonts w:ascii="Segoe UI Semibold" w:hAnsi="Segoe UI Semibold" w:cs="Segoe UI Semibold"/>
-                    <w:b w:val="0"/>
-                    <w:bCs w:val="0"/>
-                    <w:sz w:val="22"/>
-                    <w:szCs w:val="22"/>
-                  </w:rPr>
                   <w:t>SalesLabel</w:t>
                 </w:r>
                 <w:proofErr w:type="spellEnd"/>
@@ -249,51 +321,31 @@
         </w:sdt>
         <w:sdt>
           <w:sdtPr>
-            <w:rPr>
-              <w:rFonts w:ascii="Segoe UI Semibold" w:hAnsi="Segoe UI Semibold" w:cs="Segoe UI Semibold"/>
-              <w:sz w:val="22"/>
-              <w:szCs w:val="22"/>
-            </w:rPr>
             <w:alias w:val="#Nav: /Labels/ProfitLabel"/>
             <w:tag w:val="#Nav: Salesperson_Commission/115"/>
             <w:id w:val="-1885702458"/>
             <w:placeholder>
               <w:docPart w:val="536DCC6143E040A4A4E6F268AE35F587"/>
             </w:placeholder>
-            <w:dataBinding w:prefixMappings="xmlns:ns0='urn:microsoft-dynamics-nav/reports/Salesperson_Commission/115/'" w:xpath="/ns0:NavWordReportXmlPart[1]/ns0:Labels[1]/ns0:ProfitLabel[1]" w:storeItemID="{79D6D75F-D29A-40D3-A819-B215617F17D6}"/>
+            <w:dataBinding w:prefixMappings="&lt;xmlns:ns0='urn:microsoft-dynamics-nav/reports/Salesperson_Commission/115/' " w:xpath="/ns0:NavWordReportXmlPart[1]/ns0:Labels[1]/ns0:ProfitLabel[1]" w:storeItemID="{79D6D75F-D29A-40D3-A819-B215617F17D6}"/>
             <w:text/>
           </w:sdtPr>
           <w:sdtContent>
             <w:tc>
               <w:tcPr>
-                <w:tcW w:w="1458" w:type="dxa"/>
+                <w:tcW w:w="473" w:type="pct"/>
                 <w:tcBorders>
-                  <w:bottom w:val="single" w:color="auto" w:sz="4" w:space="0"/>
+                  <w:bottom w:val="single" w:sz="4" w:space="0" w:color="auto"/>
                 </w:tcBorders>
               </w:tcPr>
               <w:p>
                 <w:pPr>
-                  <w:pStyle w:val="Heading2"/>
+                  <w:pStyle w:val="BCLabelNumber"/>
                   <w:spacing w:before="160" w:after="80"/>
                   <w:jc w:val="right"/>
-                  <w:cnfStyle w:val="100000000000" w:firstRow="1" w:lastRow="0" w:firstColumn="0" w:lastColumn="0" w:oddVBand="0" w:evenVBand="0" w:oddHBand="0" w:evenHBand="0" w:firstRowFirstColumn="0" w:firstRowLastColumn="0" w:lastRowFirstColumn="0" w:lastRowLastColumn="0"/>
-                  <w:rPr>
-                    <w:rFonts w:ascii="Segoe UI Semibold" w:hAnsi="Segoe UI Semibold" w:cs="Segoe UI Semibold"/>
-                    <w:b w:val="0"/>
-                    <w:bCs w:val="0"/>
-                    <w:sz w:val="22"/>
-                    <w:szCs w:val="22"/>
-                  </w:rPr>
                 </w:pPr>
                 <w:proofErr w:type="spellStart"/>
                 <w:r>
-                  <w:rPr>
-                    <w:rFonts w:ascii="Segoe UI Semibold" w:hAnsi="Segoe UI Semibold" w:cs="Segoe UI Semibold"/>
-                    <w:b w:val="0"/>
-                    <w:bCs w:val="0"/>
-                    <w:sz w:val="22"/>
-                    <w:szCs w:val="22"/>
-                  </w:rPr>
                   <w:t>ProfitLabel</w:t>
                 </w:r>
                 <w:proofErr w:type="spellEnd"/>
@@ -303,51 +355,31 @@
         </w:sdt>
         <w:sdt>
           <w:sdtPr>
-            <w:rPr>
-              <w:rFonts w:ascii="Segoe UI Semibold" w:hAnsi="Segoe UI Semibold" w:cs="Segoe UI Semibold"/>
-              <w:sz w:val="22"/>
-              <w:szCs w:val="22"/>
-            </w:rPr>
             <w:alias w:val="#Nav: /Labels/AdjustedProfitLabel"/>
             <w:tag w:val="#Nav: Salesperson_Commission/115"/>
             <w:id w:val="-941377493"/>
             <w:placeholder>
               <w:docPart w:val="536DCC6143E040A4A4E6F268AE35F587"/>
             </w:placeholder>
-            <w:dataBinding w:prefixMappings="xmlns:ns0='urn:microsoft-dynamics-nav/reports/Salesperson_Commission/115/'" w:xpath="/ns0:NavWordReportXmlPart[1]/ns0:Labels[1]/ns0:AdjustedProfitLabel[1]" w:storeItemID="{79D6D75F-D29A-40D3-A819-B215617F17D6}"/>
+            <w:dataBinding w:prefixMappings="&lt;xmlns:ns0='urn:microsoft-dynamics-nav/reports/Salesperson_Commission/115/' " w:xpath="/ns0:NavWordReportXmlPart[1]/ns0:Labels[1]/ns0:AdjustedProfitLabel[1]" w:storeItemID="{79D6D75F-D29A-40D3-A819-B215617F17D6}"/>
             <w:text/>
           </w:sdtPr>
           <w:sdtContent>
             <w:tc>
               <w:tcPr>
-                <w:tcW w:w="1458" w:type="dxa"/>
+                <w:tcW w:w="473" w:type="pct"/>
                 <w:tcBorders>
-                  <w:bottom w:val="single" w:color="auto" w:sz="4" w:space="0"/>
+                  <w:bottom w:val="single" w:sz="4" w:space="0" w:color="auto"/>
                 </w:tcBorders>
               </w:tcPr>
               <w:p>
                 <w:pPr>
-                  <w:pStyle w:val="Heading2"/>
+                  <w:pStyle w:val="BCLabelNumber"/>
                   <w:spacing w:before="160" w:after="80"/>
                   <w:jc w:val="right"/>
-                  <w:cnfStyle w:val="100000000000" w:firstRow="1" w:lastRow="0" w:firstColumn="0" w:lastColumn="0" w:oddVBand="0" w:evenVBand="0" w:oddHBand="0" w:evenHBand="0" w:firstRowFirstColumn="0" w:firstRowLastColumn="0" w:lastRowFirstColumn="0" w:lastRowLastColumn="0"/>
-                  <w:rPr>
-                    <w:rFonts w:ascii="Segoe UI Semibold" w:hAnsi="Segoe UI Semibold" w:cs="Segoe UI Semibold"/>
-                    <w:b w:val="0"/>
-                    <w:bCs w:val="0"/>
-                    <w:sz w:val="22"/>
-                    <w:szCs w:val="22"/>
-                  </w:rPr>
                 </w:pPr>
                 <w:proofErr w:type="spellStart"/>
                 <w:r>
-                  <w:rPr>
-                    <w:rFonts w:ascii="Segoe UI Semibold" w:hAnsi="Segoe UI Semibold" w:cs="Segoe UI Semibold"/>
-                    <w:b w:val="0"/>
-                    <w:bCs w:val="0"/>
-                    <w:sz w:val="22"/>
-                    <w:szCs w:val="22"/>
-                  </w:rPr>
                   <w:t>AdjustedProfitLabel</w:t>
                 </w:r>
                 <w:proofErr w:type="spellEnd"/>
@@ -357,51 +389,31 @@
         </w:sdt>
         <w:sdt>
           <w:sdtPr>
-            <w:rPr>
-              <w:rFonts w:ascii="Segoe UI Semibold" w:hAnsi="Segoe UI Semibold" w:cs="Segoe UI Semibold"/>
-              <w:sz w:val="22"/>
-              <w:szCs w:val="22"/>
-            </w:rPr>
             <w:alias w:val="#Nav: /Labels/SalesCommissionLabel"/>
             <w:tag w:val="#Nav: Salesperson_Commission/115"/>
             <w:id w:val="-481777198"/>
             <w:placeholder>
               <w:docPart w:val="DefaultPlaceholder_-1854013440"/>
             </w:placeholder>
-            <w:dataBinding w:prefixMappings="xmlns:ns0='urn:microsoft-dynamics-nav/reports/Salesperson_Commission/115/'" w:xpath="/ns0:NavWordReportXmlPart[1]/ns0:Labels[1]/ns0:SalesCommissionLabel[1]" w:storeItemID="{79D6D75F-D29A-40D3-A819-B215617F17D6}"/>
+            <w:dataBinding w:prefixMappings="&lt;xmlns:ns0='urn:microsoft-dynamics-nav/reports/Salesperson_Commission/115/' " w:xpath="/ns0:NavWordReportXmlPart[1]/ns0:Labels[1]/ns0:SalesCommissionLabel[1]" w:storeItemID="{79D6D75F-D29A-40D3-A819-B215617F17D6}"/>
             <w:text/>
           </w:sdtPr>
           <w:sdtContent>
             <w:tc>
               <w:tcPr>
-                <w:tcW w:w="2085" w:type="dxa"/>
+                <w:tcW w:w="676" w:type="pct"/>
                 <w:tcBorders>
-                  <w:bottom w:val="single" w:color="auto" w:sz="4" w:space="0"/>
+                  <w:bottom w:val="single" w:sz="4" w:space="0" w:color="auto"/>
                 </w:tcBorders>
               </w:tcPr>
               <w:p>
                 <w:pPr>
-                  <w:pStyle w:val="Heading2"/>
+                  <w:pStyle w:val="BCLabelNumber"/>
                   <w:spacing w:before="160" w:after="80"/>
                   <w:jc w:val="right"/>
-                  <w:cnfStyle w:val="100000000000" w:firstRow="1" w:lastRow="0" w:firstColumn="0" w:lastColumn="0" w:oddVBand="0" w:evenVBand="0" w:oddHBand="0" w:evenHBand="0" w:firstRowFirstColumn="0" w:firstRowLastColumn="0" w:lastRowFirstColumn="0" w:lastRowLastColumn="0"/>
-                  <w:rPr>
-                    <w:rFonts w:ascii="Segoe UI Semibold" w:hAnsi="Segoe UI Semibold" w:cs="Segoe UI Semibold"/>
-                    <w:b w:val="0"/>
-                    <w:bCs w:val="0"/>
-                    <w:sz w:val="22"/>
-                    <w:szCs w:val="22"/>
-                  </w:rPr>
                 </w:pPr>
                 <w:proofErr w:type="spellStart"/>
                 <w:r>
-                  <w:rPr>
-                    <w:rFonts w:ascii="Segoe UI Semibold" w:hAnsi="Segoe UI Semibold" w:cs="Segoe UI Semibold"/>
-                    <w:b w:val="0"/>
-                    <w:bCs w:val="0"/>
-                    <w:sz w:val="22"/>
-                    <w:szCs w:val="22"/>
-                  </w:rPr>
                   <w:t>SalesCommissionLabel</w:t>
                 </w:r>
                 <w:proofErr w:type="spellEnd"/>
@@ -411,51 +423,31 @@
         </w:sdt>
         <w:sdt>
           <w:sdtPr>
-            <w:rPr>
-              <w:rFonts w:ascii="Segoe UI Semibold" w:hAnsi="Segoe UI Semibold" w:cs="Segoe UI Semibold"/>
-              <w:sz w:val="22"/>
-              <w:szCs w:val="22"/>
-            </w:rPr>
             <w:alias w:val="#Nav: /Labels/ProfitCommissionLabel"/>
             <w:tag w:val="#Nav: Salesperson_Commission/115"/>
             <w:id w:val="-1498642658"/>
             <w:placeholder>
               <w:docPart w:val="536DCC6143E040A4A4E6F268AE35F587"/>
             </w:placeholder>
-            <w:dataBinding w:prefixMappings="xmlns:ns0='urn:microsoft-dynamics-nav/reports/Salesperson_Commission/115/'" w:xpath="/ns0:NavWordReportXmlPart[1]/ns0:Labels[1]/ns0:ProfitCommissionLabel[1]" w:storeItemID="{79D6D75F-D29A-40D3-A819-B215617F17D6}"/>
+            <w:dataBinding w:prefixMappings="&lt;xmlns:ns0='urn:microsoft-dynamics-nav/reports/Salesperson_Commission/115/' " w:xpath="/ns0:NavWordReportXmlPart[1]/ns0:Labels[1]/ns0:ProfitCommissionLabel[1]" w:storeItemID="{79D6D75F-D29A-40D3-A819-B215617F17D6}"/>
             <w:text/>
           </w:sdtPr>
           <w:sdtContent>
             <w:tc>
               <w:tcPr>
-                <w:tcW w:w="2083" w:type="dxa"/>
+                <w:tcW w:w="675" w:type="pct"/>
                 <w:tcBorders>
-                  <w:bottom w:val="single" w:color="auto" w:sz="4" w:space="0"/>
+                  <w:bottom w:val="single" w:sz="4" w:space="0" w:color="auto"/>
                 </w:tcBorders>
               </w:tcPr>
               <w:p>
                 <w:pPr>
-                  <w:pStyle w:val="Heading2"/>
+                  <w:pStyle w:val="BCLabelNumber"/>
                   <w:spacing w:before="160" w:after="80"/>
                   <w:jc w:val="right"/>
-                  <w:cnfStyle w:val="100000000000" w:firstRow="1" w:lastRow="0" w:firstColumn="0" w:lastColumn="0" w:oddVBand="0" w:evenVBand="0" w:oddHBand="0" w:evenHBand="0" w:firstRowFirstColumn="0" w:firstRowLastColumn="0" w:lastRowFirstColumn="0" w:lastRowLastColumn="0"/>
-                  <w:rPr>
-                    <w:rFonts w:ascii="Segoe UI Semibold" w:hAnsi="Segoe UI Semibold" w:cs="Segoe UI Semibold"/>
-                    <w:b w:val="0"/>
-                    <w:bCs w:val="0"/>
-                    <w:sz w:val="22"/>
-                    <w:szCs w:val="22"/>
-                  </w:rPr>
                 </w:pPr>
                 <w:proofErr w:type="spellStart"/>
                 <w:r>
-                  <w:rPr>
-                    <w:rFonts w:ascii="Segoe UI Semibold" w:hAnsi="Segoe UI Semibold" w:cs="Segoe UI Semibold"/>
-                    <w:b w:val="0"/>
-                    <w:bCs w:val="0"/>
-                    <w:sz w:val="22"/>
-                    <w:szCs w:val="22"/>
-                  </w:rPr>
                   <w:t>ProfitCommissionLabel</w:t>
                 </w:r>
                 <w:proofErr w:type="spellEnd"/>
@@ -465,51 +457,31 @@
         </w:sdt>
         <w:sdt>
           <w:sdtPr>
-            <w:rPr>
-              <w:rFonts w:ascii="Segoe UI Semibold" w:hAnsi="Segoe UI Semibold" w:cs="Segoe UI Semibold"/>
-              <w:sz w:val="22"/>
-              <w:szCs w:val="22"/>
-            </w:rPr>
             <w:alias w:val="#Nav: /Labels/AdjustedProfitCommissionLabel"/>
             <w:tag w:val="#Nav: Salesperson_Commission/115"/>
             <w:id w:val="-1080205050"/>
             <w:placeholder>
               <w:docPart w:val="DefaultPlaceholder_-1854013440"/>
             </w:placeholder>
-            <w:dataBinding w:prefixMappings="xmlns:ns0='urn:microsoft-dynamics-nav/reports/Salesperson_Commission/115/'" w:xpath="/ns0:NavWordReportXmlPart[1]/ns0:Labels[1]/ns0:AdjustedProfitCommissionLabel[1]" w:storeItemID="{79D6D75F-D29A-40D3-A819-B215617F17D6}"/>
+            <w:dataBinding w:prefixMappings="&lt;xmlns:ns0='urn:microsoft-dynamics-nav/reports/Salesperson_Commission/115/' " w:xpath="/ns0:NavWordReportXmlPart[1]/ns0:Labels[1]/ns0:AdjustedProfitCommissionLabel[1]" w:storeItemID="{79D6D75F-D29A-40D3-A819-B215617F17D6}"/>
             <w:text/>
           </w:sdtPr>
           <w:sdtContent>
             <w:tc>
               <w:tcPr>
-                <w:tcW w:w="2085" w:type="dxa"/>
+                <w:tcW w:w="676" w:type="pct"/>
                 <w:tcBorders>
-                  <w:bottom w:val="single" w:color="auto" w:sz="4" w:space="0"/>
+                  <w:bottom w:val="single" w:sz="4" w:space="0" w:color="auto"/>
                 </w:tcBorders>
               </w:tcPr>
               <w:p>
                 <w:pPr>
-                  <w:pStyle w:val="Heading2"/>
+                  <w:pStyle w:val="BCLabelNumber"/>
                   <w:spacing w:before="160" w:after="80"/>
                   <w:jc w:val="right"/>
-                  <w:cnfStyle w:val="100000000000" w:firstRow="1" w:lastRow="0" w:firstColumn="0" w:lastColumn="0" w:oddVBand="0" w:evenVBand="0" w:oddHBand="0" w:evenHBand="0" w:firstRowFirstColumn="0" w:firstRowLastColumn="0" w:lastRowFirstColumn="0" w:lastRowLastColumn="0"/>
-                  <w:rPr>
-                    <w:rFonts w:ascii="Segoe UI Semibold" w:hAnsi="Segoe UI Semibold" w:cs="Segoe UI Semibold"/>
-                    <w:b w:val="0"/>
-                    <w:bCs w:val="0"/>
-                    <w:sz w:val="22"/>
-                    <w:szCs w:val="22"/>
-                  </w:rPr>
                 </w:pPr>
                 <w:proofErr w:type="spellStart"/>
                 <w:r>
-                  <w:rPr>
-                    <w:rFonts w:ascii="Segoe UI Semibold" w:hAnsi="Segoe UI Semibold" w:cs="Segoe UI Semibold"/>
-                    <w:b w:val="0"/>
-                    <w:bCs w:val="0"/>
-                    <w:sz w:val="22"/>
-                    <w:szCs w:val="22"/>
-                  </w:rPr>
                   <w:t>AdjustedProfitCommissionLabel</w:t>
                 </w:r>
                 <w:proofErr w:type="spellEnd"/>
@@ -521,29 +493,19 @@
       <w:sdt>
         <w:sdtPr>
           <w:rPr>
-            <w:rFonts w:ascii="Segoe UI Semibold" w:hAnsi="Segoe UI Semibold" w:cs="Segoe UI Semibold" w:eastAsiaTheme="minorEastAsia"/>
-            <w:b w:val="0"/>
-            <w:bCs w:val="0"/>
-            <w:color w:val="auto"/>
-            <w:sz w:val="22"/>
-            <w:szCs w:val="22"/>
+            <w14:numSpacing w14:val="tabular"/>
           </w:rPr>
           <w:alias w:val="#Nav: /Salesperson_Purchaser"/>
           <w:tag w:val="#Nav: Salesperson_Commission/115"/>
           <w:id w:val="-983697511"/>
-          <w15:dataBinding w:prefixMappings="xmlns:ns0='urn:microsoft-dynamics-nav/reports/Salesperson_Commission/115/'" w:xpath="/ns0:NavWordReportXmlPart[1]/ns0:Salesperson_Purchaser" w:storeItemID="{79D6D75F-D29A-40D3-A819-B215617F17D6}"/>
+          <w15:dataBinding w:prefixMappings="&lt;xmlns:ns0='urn:microsoft-dynamics-nav/reports/Salesperson_Commission/115/' " w:xpath="/ns0:NavWordReportXmlPart[1]/ns0:Salesperson_Purchaser" w:storeItemID="{79D6D75F-D29A-40D3-A819-B215617F17D6}"/>
           <w15:repeatingSection/>
         </w:sdtPr>
         <w:sdtContent>
           <w:sdt>
             <w:sdtPr>
               <w:rPr>
-                <w:rFonts w:ascii="Segoe UI Semibold" w:hAnsi="Segoe UI Semibold" w:cs="Segoe UI Semibold" w:eastAsiaTheme="minorEastAsia"/>
-                <w:b w:val="0"/>
-                <w:bCs w:val="0"/>
-                <w:color w:val="auto"/>
-                <w:sz w:val="22"/>
-                <w:szCs w:val="22"/>
+                <w14:numSpacing w14:val="tabular"/>
               </w:rPr>
               <w:id w:val="1499934152"/>
               <w:placeholder>
@@ -555,17 +517,13 @@
               <w:tr>
                 <w:trPr>
                   <w:cnfStyle w:val="000000100000" w:firstRow="0" w:lastRow="0" w:firstColumn="0" w:lastColumn="0" w:oddVBand="0" w:evenVBand="0" w:oddHBand="1" w:evenHBand="0" w:firstRowFirstColumn="0" w:firstRowLastColumn="0" w:lastRowFirstColumn="0" w:lastRowLastColumn="0"/>
+                  <w:cantSplit/>
                   <w:trHeight w:val="490"/>
                 </w:trPr>
                 <w:sdt>
                   <w:sdtPr>
                     <w:rPr>
-                      <w:rFonts w:ascii="Segoe UI Semibold" w:hAnsi="Segoe UI Semibold" w:cs="Segoe UI Semibold" w:eastAsiaTheme="minorEastAsia"/>
-                      <w:b w:val="0"/>
-                      <w:bCs w:val="0"/>
-                      <w:color w:val="auto"/>
-                      <w:sz w:val="22"/>
-                      <w:szCs w:val="22"/>
+                      <w14:numSpacing w14:val="tabular"/>
                     </w:rPr>
                     <w:alias w:val="Hide Table Row If Empty"/>
                     <w:tag w:val="#BC:HideTableRowIfEmpty"/>
@@ -577,22 +535,14 @@
                   </w:sdtPr>
                   <w:sdtEndPr>
                     <w:rPr>
-                      <w:rFonts w:eastAsiaTheme="majorEastAsia"/>
-                      <w:b/>
-                      <w:bCs/>
-                      <w:color w:val="0F4761" w:themeColor="accent1" w:themeShade="BF"/>
+                      <w14:numSpacing w14:val="default"/>
                     </w:rPr>
                   </w:sdtEndPr>
                   <w:sdtContent>
                     <w:sdt>
                       <w:sdtPr>
                         <w:rPr>
-                          <w:rFonts w:ascii="Segoe UI Semibold" w:hAnsi="Segoe UI Semibold" w:cs="Segoe UI Semibold" w:eastAsiaTheme="minorEastAsia"/>
-                          <w:b w:val="0"/>
-                          <w:bCs w:val="0"/>
-                          <w:color w:val="auto"/>
-                          <w:sz w:val="22"/>
-                          <w:szCs w:val="22"/>
+                          <w14:numSpacing w14:val="tabular"/>
                         </w:rPr>
                         <w:alias w:val="#Nav: /Salesperson_Purchaser/Cust_Ledger_Entry/SalespersonPurchaser_Code"/>
                         <w:tag w:val="#Nav: Salesperson_Commission/115"/>
@@ -600,46 +550,26 @@
                         <w:placeholder>
                           <w:docPart w:val="DefaultPlaceholder_-1854013440"/>
                         </w:placeholder>
-                        <w:dataBinding w:prefixMappings="xmlns:ns0='urn:microsoft-dynamics-nav/reports/Salesperson_Commission/115/'" w:xpath="/ns0:NavWordReportXmlPart[1]/ns0:Salesperson_Purchaser[1]/ns0:Cust_Ledger_Entry[1]/ns0:SalespersonPurchaser_Code[1]" w:storeItemID="{79D6D75F-D29A-40D3-A819-B215617F17D6}"/>
+                        <w:dataBinding w:prefixMappings="&lt;xmlns:ns0='urn:microsoft-dynamics-nav/reports/Salesperson_Commission/115/' " w:xpath="/ns0:NavWordReportXmlPart[1]/ns0:Salesperson_Purchaser[1]/ns0:Cust_Ledger_Entry[1]/ns0:SalespersonPurchaser_Code[1]" w:storeItemID="{79D6D75F-D29A-40D3-A819-B215617F17D6}"/>
                         <w:text/>
                       </w:sdtPr>
                       <w:sdtEndPr>
                         <w:rPr>
-                          <w:rFonts w:eastAsiaTheme="majorEastAsia"/>
-                          <w:b/>
-                          <w:bCs/>
-                          <w:color w:val="0F4761" w:themeColor="accent1" w:themeShade="BF"/>
+                          <w14:numSpacing w14:val="default"/>
                         </w:rPr>
                       </w:sdtEndPr>
                       <w:sdtContent>
                         <w:tc>
                           <w:tcPr>
-                            <w:cnfStyle w:val="001000000000" w:firstRow="0" w:lastRow="0" w:firstColumn="1" w:lastColumn="0" w:oddVBand="0" w:evenVBand="0" w:oddHBand="0" w:evenHBand="0" w:firstRowFirstColumn="0" w:firstRowLastColumn="0" w:lastRowFirstColumn="0" w:lastRowLastColumn="0"/>
-                            <w:tcW w:w="1252" w:type="dxa"/>
-                            <w:shd w:val="clear" w:color="auto" w:fill="auto"/>
-                            <w:vAlign w:val="center"/>
+                            <w:tcW w:w="406" w:type="pct"/>
                           </w:tcPr>
                           <w:p>
                             <w:pPr>
-                              <w:pStyle w:val="Heading2"/>
+                              <w:pStyle w:val="BCLabel"/>
                               <w:spacing w:before="160" w:after="80"/>
-                              <w:rPr>
-                                <w:rFonts w:ascii="Segoe UI Semibold" w:hAnsi="Segoe UI Semibold" w:cs="Segoe UI Semibold"/>
-                                <w:b w:val="0"/>
-                                <w:bCs w:val="0"/>
-                                <w:sz w:val="22"/>
-                                <w:szCs w:val="22"/>
-                              </w:rPr>
                             </w:pPr>
                             <w:proofErr w:type="spellStart"/>
                             <w:r>
-                              <w:rPr>
-                                <w:rFonts w:ascii="Segoe UI Semibold" w:hAnsi="Segoe UI Semibold" w:cs="Segoe UI Semibold"/>
-                                <w:b w:val="0"/>
-                                <w:bCs w:val="0"/>
-                                <w:sz w:val="22"/>
-                                <w:szCs w:val="22"/>
-                              </w:rPr>
                               <w:t>SalespersonPurchaser_Code</w:t>
                             </w:r>
                             <w:proofErr w:type="spellEnd"/>
@@ -651,45 +581,27 @@
                 </w:sdt>
                 <w:sdt>
                   <w:sdtPr>
-                    <w:rPr>
-                      <w:rFonts w:ascii="Segoe UI Semibold" w:hAnsi="Segoe UI Semibold" w:cs="Segoe UI Semibold"/>
-                      <w:sz w:val="22"/>
-                      <w:szCs w:val="22"/>
-                    </w:rPr>
                     <w:alias w:val="#Nav: /Salesperson_Purchaser/Cust_Ledger_Entry/Salesperson_Purchaser__Name"/>
                     <w:tag w:val="#Nav: Salesperson_Commission/115"/>
                     <w:id w:val="-793745667"/>
                     <w:placeholder>
                       <w:docPart w:val="DefaultPlaceholder_-1854013440"/>
                     </w:placeholder>
-                    <w:dataBinding w:prefixMappings="xmlns:ns0='urn:microsoft-dynamics-nav/reports/Salesperson_Commission/115/'" w:xpath="/ns0:NavWordReportXmlPart[1]/ns0:Salesperson_Purchaser[1]/ns0:Cust_Ledger_Entry[1]/ns0:Salesperson_Purchaser__Name[1]" w:storeItemID="{79D6D75F-D29A-40D3-A819-B215617F17D6}"/>
+                    <w:dataBinding w:prefixMappings="&lt;xmlns:ns0='urn:microsoft-dynamics-nav/reports/Salesperson_Commission/115/' " w:xpath="/ns0:NavWordReportXmlPart[1]/ns0:Salesperson_Purchaser[1]/ns0:Cust_Ledger_Entry[1]/ns0:Salesperson_Purchaser__Name[1]" w:storeItemID="{79D6D75F-D29A-40D3-A819-B215617F17D6}"/>
                     <w:text/>
                   </w:sdtPr>
                   <w:sdtContent>
                     <w:tc>
                       <w:tcPr>
-                        <w:tcW w:w="1808" w:type="dxa"/>
-                        <w:shd w:val="clear" w:color="auto" w:fill="auto"/>
-                        <w:vAlign w:val="center"/>
+                        <w:tcW w:w="586" w:type="pct"/>
                       </w:tcPr>
                       <w:p>
                         <w:pPr>
-                          <w:pStyle w:val="Heading2"/>
+                          <w:pStyle w:val="BCLabel"/>
                           <w:spacing w:before="160" w:after="80"/>
-                          <w:cnfStyle w:val="000000100000" w:firstRow="0" w:lastRow="0" w:firstColumn="0" w:lastColumn="0" w:oddVBand="0" w:evenVBand="0" w:oddHBand="1" w:evenHBand="0" w:firstRowFirstColumn="0" w:firstRowLastColumn="0" w:lastRowFirstColumn="0" w:lastRowLastColumn="0"/>
-                          <w:rPr>
-                            <w:rFonts w:ascii="Segoe UI Semibold" w:hAnsi="Segoe UI Semibold" w:cs="Segoe UI Semibold"/>
-                            <w:sz w:val="22"/>
-                            <w:szCs w:val="22"/>
-                          </w:rPr>
                         </w:pPr>
                         <w:proofErr w:type="spellStart"/>
                         <w:r>
-                          <w:rPr>
-                            <w:rFonts w:ascii="Segoe UI Semibold" w:hAnsi="Segoe UI Semibold" w:cs="Segoe UI Semibold"/>
-                            <w:sz w:val="22"/>
-                            <w:szCs w:val="22"/>
-                          </w:rPr>
                           <w:t>Salesperson_Purchaser__Name</w:t>
                         </w:r>
                         <w:proofErr w:type="spellEnd"/>
@@ -699,45 +611,27 @@
                 </w:sdt>
                 <w:sdt>
                   <w:sdtPr>
-                    <w:rPr>
-                      <w:rFonts w:ascii="Segoe UI Semibold" w:hAnsi="Segoe UI Semibold" w:cs="Segoe UI Semibold"/>
-                      <w:sz w:val="22"/>
-                      <w:szCs w:val="22"/>
-                    </w:rPr>
                     <w:alias w:val="#Nav: /Labels/CommissionPercentLabel"/>
                     <w:tag w:val="#Nav: Salesperson_Commission/115"/>
                     <w:id w:val="-1468813492"/>
                     <w:placeholder>
                       <w:docPart w:val="DefaultPlaceholder_-1854013440"/>
                     </w:placeholder>
-                    <w:dataBinding w:prefixMappings="xmlns:ns0='urn:microsoft-dynamics-nav/reports/Salesperson_Commission/115/'" w:xpath="/ns0:NavWordReportXmlPart[1]/ns0:Labels[1]/ns0:CommissionPercentLabel[1]" w:storeItemID="{79D6D75F-D29A-40D3-A819-B215617F17D6}"/>
+                    <w:dataBinding w:prefixMappings="&lt;xmlns:ns0='urn:microsoft-dynamics-nav/reports/Salesperson_Commission/115/' " w:xpath="/ns0:NavWordReportXmlPart[1]/ns0:Labels[1]/ns0:CommissionPercentLabel[1]" w:storeItemID="{79D6D75F-D29A-40D3-A819-B215617F17D6}"/>
                     <w:text/>
                   </w:sdtPr>
                   <w:sdtContent>
                     <w:tc>
                       <w:tcPr>
-                        <w:tcW w:w="1710" w:type="dxa"/>
-                        <w:shd w:val="clear" w:color="auto" w:fill="auto"/>
-                        <w:vAlign w:val="center"/>
+                        <w:tcW w:w="554" w:type="pct"/>
                       </w:tcPr>
                       <w:p>
                         <w:pPr>
-                          <w:pStyle w:val="Heading2"/>
+                          <w:pStyle w:val="BCLabel"/>
                           <w:spacing w:before="160" w:after="80"/>
-                          <w:cnfStyle w:val="000000100000" w:firstRow="0" w:lastRow="0" w:firstColumn="0" w:lastColumn="0" w:oddVBand="0" w:evenVBand="0" w:oddHBand="1" w:evenHBand="0" w:firstRowFirstColumn="0" w:firstRowLastColumn="0" w:lastRowFirstColumn="0" w:lastRowLastColumn="0"/>
-                          <w:rPr>
-                            <w:rFonts w:ascii="Segoe UI Semibold" w:hAnsi="Segoe UI Semibold" w:cs="Segoe UI Semibold"/>
-                            <w:sz w:val="22"/>
-                            <w:szCs w:val="22"/>
-                          </w:rPr>
                         </w:pPr>
                         <w:proofErr w:type="spellStart"/>
                         <w:r>
-                          <w:rPr>
-                            <w:rFonts w:ascii="Segoe UI Semibold" w:hAnsi="Segoe UI Semibold" w:cs="Segoe UI Semibold"/>
-                            <w:sz w:val="22"/>
-                            <w:szCs w:val="22"/>
-                          </w:rPr>
                           <w:t>CommissionPercentLabel</w:t>
                         </w:r>
                         <w:proofErr w:type="spellEnd"/>
@@ -747,55 +641,32 @@
                 </w:sdt>
                 <w:tc>
                   <w:tcPr>
-                    <w:tcW w:w="1483" w:type="dxa"/>
-                    <w:shd w:val="clear" w:color="auto" w:fill="auto"/>
-                    <w:vAlign w:val="center"/>
+                    <w:tcW w:w="481" w:type="pct"/>
                   </w:tcPr>
                   <w:sdt>
                     <w:sdtPr>
-                      <w:rPr>
-                        <w:rFonts w:ascii="Segoe UI Semibold" w:hAnsi="Segoe UI Semibold" w:cs="Segoe UI Semibold"/>
-                        <w:sz w:val="22"/>
-                        <w:szCs w:val="22"/>
-                      </w:rPr>
                       <w:alias w:val="#Nav: /Salesperson_Purchaser/Salesperson_Purchaser__Commission___"/>
                       <w:tag w:val="#Nav: Salesperson_Commission/115"/>
                       <w:id w:val="1569299432"/>
                       <w:placeholder>
                         <w:docPart w:val="DefaultPlaceholder_-1854013440"/>
                       </w:placeholder>
-                      <w:dataBinding w:prefixMappings="xmlns:ns0='urn:microsoft-dynamics-nav/reports/Salesperson_Commission/115/'" w:xpath="/ns0:NavWordReportXmlPart[1]/ns0:Salesperson_Purchaser[1]/ns0:Salesperson_Purchaser__Commission___[1]" w:storeItemID="{79D6D75F-D29A-40D3-A819-B215617F17D6}"/>
+                      <w:dataBinding w:prefixMappings="&lt;xmlns:ns0='urn:microsoft-dynamics-nav/reports/Salesperson_Commission/115/' " w:xpath="/ns0:NavWordReportXmlPart[1]/ns0:Salesperson_Purchaser[1]/ns0:Salesperson_Purchaser__Commission___[1]" w:storeItemID="{79D6D75F-D29A-40D3-A819-B215617F17D6}"/>
                       <w:text/>
                     </w:sdtPr>
                     <w:sdtContent>
                       <w:p>
                         <w:pPr>
-                          <w:pStyle w:val="Heading2"/>
+                          <w:pStyle w:val="BCLabelNumber"/>
                           <w:spacing w:before="160" w:after="80"/>
                           <w:jc w:val="right"/>
-                          <w:cnfStyle w:val="000000100000" w:firstRow="0" w:lastRow="0" w:firstColumn="0" w:lastColumn="0" w:oddVBand="0" w:evenVBand="0" w:oddHBand="1" w:evenHBand="0" w:firstRowFirstColumn="0" w:firstRowLastColumn="0" w:lastRowFirstColumn="0" w:lastRowLastColumn="0"/>
-                          <w:rPr>
-                            <w:rFonts w:ascii="Segoe UI Semibold" w:hAnsi="Segoe UI Semibold" w:cs="Segoe UI Semibold"/>
-                            <w:sz w:val="22"/>
-                            <w:szCs w:val="22"/>
-                          </w:rPr>
                         </w:pPr>
                         <w:proofErr w:type="spellStart"/>
                         <w:r>
-                          <w:rPr>
-                            <w:rFonts w:ascii="Segoe UI Semibold" w:hAnsi="Segoe UI Semibold" w:cs="Segoe UI Semibold"/>
-                            <w:sz w:val="22"/>
-                            <w:szCs w:val="22"/>
-                          </w:rPr>
                           <w:t>Salesperson_Purchaser__Commission</w:t>
                         </w:r>
                         <w:proofErr w:type="spellEnd"/>
                         <w:r>
-                          <w:rPr>
-                            <w:rFonts w:ascii="Segoe UI Semibold" w:hAnsi="Segoe UI Semibold" w:cs="Segoe UI Semibold"/>
-                            <w:sz w:val="22"/>
-                            <w:szCs w:val="22"/>
-                          </w:rPr>
                           <w:t>___</w:t>
                         </w:r>
                       </w:p>
@@ -804,87 +675,57 @@
                 </w:tc>
                 <w:tc>
                   <w:tcPr>
-                    <w:tcW w:w="1458" w:type="dxa"/>
-                    <w:shd w:val="clear" w:color="auto" w:fill="auto"/>
+                    <w:tcW w:w="473" w:type="pct"/>
                   </w:tcPr>
                   <w:p>
                     <w:pPr>
+                      <w:pStyle w:val="BCNumber"/>
                       <w:spacing w:before="160" w:after="80"/>
                       <w:jc w:val="right"/>
-                      <w:cnfStyle w:val="000000100000" w:firstRow="0" w:lastRow="0" w:firstColumn="0" w:lastColumn="0" w:oddVBand="0" w:evenVBand="0" w:oddHBand="1" w:evenHBand="0" w:firstRowFirstColumn="0" w:firstRowLastColumn="0" w:lastRowFirstColumn="0" w:lastRowLastColumn="0"/>
-                      <w:rPr>
-                        <w:rFonts w:ascii="Segoe UI Semibold" w:hAnsi="Segoe UI Semibold" w:cs="Segoe UI Semibold"/>
-                        <w:sz w:val="22"/>
-                        <w:szCs w:val="22"/>
-                      </w:rPr>
                     </w:pPr>
                   </w:p>
                 </w:tc>
                 <w:tc>
                   <w:tcPr>
-                    <w:tcW w:w="1458" w:type="dxa"/>
-                    <w:shd w:val="clear" w:color="auto" w:fill="auto"/>
+                    <w:tcW w:w="473" w:type="pct"/>
                   </w:tcPr>
                   <w:p>
                     <w:pPr>
+                      <w:pStyle w:val="NoSpacing"/>
                       <w:spacing w:before="160" w:after="80"/>
-                      <w:cnfStyle w:val="000000100000" w:firstRow="0" w:lastRow="0" w:firstColumn="0" w:lastColumn="0" w:oddVBand="0" w:evenVBand="0" w:oddHBand="1" w:evenHBand="0" w:firstRowFirstColumn="0" w:firstRowLastColumn="0" w:lastRowFirstColumn="0" w:lastRowLastColumn="0"/>
-                      <w:rPr>
-                        <w:rFonts w:ascii="Segoe UI Semibold" w:hAnsi="Segoe UI Semibold" w:cs="Segoe UI Semibold"/>
-                        <w:sz w:val="22"/>
-                        <w:szCs w:val="22"/>
-                      </w:rPr>
                     </w:pPr>
                   </w:p>
                 </w:tc>
                 <w:tc>
                   <w:tcPr>
-                    <w:tcW w:w="2085" w:type="dxa"/>
-                    <w:shd w:val="clear" w:color="auto" w:fill="auto"/>
+                    <w:tcW w:w="676" w:type="pct"/>
                   </w:tcPr>
                   <w:p>
                     <w:pPr>
+                      <w:pStyle w:val="NoSpacing"/>
                       <w:spacing w:before="160" w:after="80"/>
-                      <w:cnfStyle w:val="000000100000" w:firstRow="0" w:lastRow="0" w:firstColumn="0" w:lastColumn="0" w:oddVBand="0" w:evenVBand="0" w:oddHBand="1" w:evenHBand="0" w:firstRowFirstColumn="0" w:firstRowLastColumn="0" w:lastRowFirstColumn="0" w:lastRowLastColumn="0"/>
-                      <w:rPr>
-                        <w:rFonts w:ascii="Segoe UI Semibold" w:hAnsi="Segoe UI Semibold" w:cs="Segoe UI Semibold"/>
-                        <w:sz w:val="22"/>
-                        <w:szCs w:val="22"/>
-                      </w:rPr>
                     </w:pPr>
                   </w:p>
                 </w:tc>
                 <w:tc>
                   <w:tcPr>
-                    <w:tcW w:w="2083" w:type="dxa"/>
-                    <w:shd w:val="clear" w:color="auto" w:fill="auto"/>
+                    <w:tcW w:w="675" w:type="pct"/>
                   </w:tcPr>
                   <w:p>
                     <w:pPr>
+                      <w:pStyle w:val="NoSpacing"/>
                       <w:spacing w:before="160" w:after="80"/>
-                      <w:cnfStyle w:val="000000100000" w:firstRow="0" w:lastRow="0" w:firstColumn="0" w:lastColumn="0" w:oddVBand="0" w:evenVBand="0" w:oddHBand="1" w:evenHBand="0" w:firstRowFirstColumn="0" w:firstRowLastColumn="0" w:lastRowFirstColumn="0" w:lastRowLastColumn="0"/>
-                      <w:rPr>
-                        <w:rFonts w:ascii="Segoe UI Semibold" w:hAnsi="Segoe UI Semibold" w:cs="Segoe UI Semibold"/>
-                        <w:sz w:val="22"/>
-                        <w:szCs w:val="22"/>
-                      </w:rPr>
                     </w:pPr>
                   </w:p>
                 </w:tc>
                 <w:tc>
                   <w:tcPr>
-                    <w:tcW w:w="2085" w:type="dxa"/>
-                    <w:shd w:val="clear" w:color="auto" w:fill="auto"/>
+                    <w:tcW w:w="676" w:type="pct"/>
                   </w:tcPr>
                   <w:p>
                     <w:pPr>
+                      <w:pStyle w:val="NoSpacing"/>
                       <w:spacing w:before="160" w:after="80"/>
-                      <w:cnfStyle w:val="000000100000" w:firstRow="0" w:lastRow="0" w:firstColumn="0" w:lastColumn="0" w:oddVBand="0" w:evenVBand="0" w:oddHBand="1" w:evenHBand="0" w:firstRowFirstColumn="0" w:firstRowLastColumn="0" w:lastRowFirstColumn="0" w:lastRowLastColumn="0"/>
-                      <w:rPr>
-                        <w:rFonts w:ascii="Segoe UI Semibold" w:hAnsi="Segoe UI Semibold" w:cs="Segoe UI Semibold"/>
-                        <w:sz w:val="22"/>
-                        <w:szCs w:val="22"/>
-                      </w:rPr>
                     </w:pPr>
                   </w:p>
                 </w:tc>
@@ -892,27 +733,19 @@
               <w:sdt>
                 <w:sdtPr>
                   <w:rPr>
-                    <w:rFonts w:cs="Segoe UI"/>
-                    <w:b w:val="0"/>
-                    <w:bCs w:val="0"/>
-                    <w:sz w:val="22"/>
-                    <w:szCs w:val="22"/>
+                    <w14:numSpacing w14:val="tabular"/>
                   </w:rPr>
                   <w:alias w:val="#Nav: /Salesperson_Purchaser/Cust_Ledger_Entry"/>
                   <w:tag w:val="#Nav: Salesperson_Commission/115"/>
                   <w:id w:val="473570130"/>
-                  <w15:dataBinding w:prefixMappings="xmlns:ns0='urn:microsoft-dynamics-nav/reports/Salesperson_Commission/115/'" w:xpath="/ns0:NavWordReportXmlPart[1]/ns0:Salesperson_Purchaser[1]/ns0:Cust_Ledger_Entry" w:storeItemID="{79D6D75F-D29A-40D3-A819-B215617F17D6}"/>
+                  <w15:dataBinding w:prefixMappings="&lt;xmlns:ns0='urn:microsoft-dynamics-nav/reports/Salesperson_Commission/115/' " w:xpath="/ns0:NavWordReportXmlPart[1]/ns0:Salesperson_Purchaser[1]/ns0:Cust_Ledger_Entry" w:storeItemID="{79D6D75F-D29A-40D3-A819-B215617F17D6}"/>
                   <w15:repeatingSection/>
                 </w:sdtPr>
                 <w:sdtContent>
                   <w:sdt>
                     <w:sdtPr>
                       <w:rPr>
-                        <w:rFonts w:cs="Segoe UI"/>
-                        <w:b w:val="0"/>
-                        <w:bCs w:val="0"/>
-                        <w:sz w:val="22"/>
-                        <w:szCs w:val="22"/>
+                        <w14:numSpacing w14:val="tabular"/>
                       </w:rPr>
                       <w:id w:val="260580415"/>
                       <w:placeholder>
@@ -923,71 +756,39 @@
                     <w:sdtContent>
                       <w:tr>
                         <w:trPr>
+                          <w:cnfStyle w:val="000000010000" w:firstRow="0" w:lastRow="0" w:firstColumn="0" w:lastColumn="0" w:oddVBand="0" w:evenVBand="0" w:oddHBand="0" w:evenHBand="1" w:firstRowFirstColumn="0" w:firstRowLastColumn="0" w:lastRowFirstColumn="0" w:lastRowLastColumn="0"/>
+                          <w:cantSplit/>
                           <w:trHeight w:val="490"/>
                         </w:trPr>
                         <w:tc>
                           <w:tcPr>
-                            <w:cnfStyle w:val="001000000000" w:firstRow="0" w:lastRow="0" w:firstColumn="1" w:lastColumn="0" w:oddVBand="0" w:evenVBand="0" w:oddHBand="0" w:evenHBand="0" w:firstRowFirstColumn="0" w:firstRowLastColumn="0" w:lastRowFirstColumn="0" w:lastRowLastColumn="0"/>
-                            <w:tcW w:w="1252" w:type="dxa"/>
-                            <w:vAlign w:val="center"/>
+                            <w:tcW w:w="406" w:type="pct"/>
                           </w:tcPr>
                           <w:sdt>
                             <w:sdtPr>
-                              <w:rPr>
-                                <w:rFonts w:cs="Segoe UI"/>
-                                <w:sz w:val="22"/>
-                                <w:szCs w:val="22"/>
-                              </w:rPr>
                               <w:alias w:val="#Nav: /Salesperson_Purchaser/Cust_Ledger_Entry/Cust__Ledger_Entry__Posting_Date_"/>
                               <w:tag w:val="#Nav: Salesperson_Commission/115"/>
                               <w:id w:val="-1356805038"/>
                               <w:placeholder>
                                 <w:docPart w:val="14AFCE12967A4FEAB712D4384DF4A6EC"/>
                               </w:placeholder>
-                              <w:dataBinding w:prefixMappings="xmlns:ns0='urn:microsoft-dynamics-nav/reports/Salesperson_Commission/115/'" w:xpath="/ns0:NavWordReportXmlPart[1]/ns0:Salesperson_Purchaser[1]/ns0:Cust_Ledger_Entry[1]/ns0:Cust__Ledger_Entry__Posting_Date_[1]" w:storeItemID="{79D6D75F-D29A-40D3-A819-B215617F17D6}"/>
+                              <w:dataBinding w:prefixMappings="&lt;xmlns:ns0='urn:microsoft-dynamics-nav/reports/Salesperson_Commission/115/' " w:xpath="/ns0:NavWordReportXmlPart[1]/ns0:Salesperson_Purchaser[1]/ns0:Cust_Ledger_Entry[1]/ns0:Cust__Ledger_Entry__Posting_Date_[1]" w:storeItemID="{79D6D75F-D29A-40D3-A819-B215617F17D6}"/>
                               <w:text/>
                             </w:sdtPr>
                             <w:sdtContent>
                               <w:p>
                                 <w:pPr>
-                                  <w:rPr>
-                                    <w:rFonts w:cs="Segoe UI"/>
-                                    <w:b w:val="0"/>
-                                    <w:bCs w:val="0"/>
-                                    <w:sz w:val="22"/>
-                                    <w:szCs w:val="22"/>
-                                  </w:rPr>
+                                  <w:pStyle w:val="NoSpacing"/>
                                 </w:pPr>
                                 <w:r>
-                                  <w:rPr>
-                                    <w:rFonts w:cs="Segoe UI"/>
-                                    <w:b w:val="0"/>
-                                    <w:bCs w:val="0"/>
-                                    <w:sz w:val="22"/>
-                                    <w:szCs w:val="22"/>
-                                  </w:rPr>
                                   <w:t>Cust__Ledger_Entry__</w:t>
                                 </w:r>
                                 <w:proofErr w:type="spellStart"/>
                                 <w:r>
-                                  <w:rPr>
-                                    <w:rFonts w:cs="Segoe UI"/>
-                                    <w:b w:val="0"/>
-                                    <w:bCs w:val="0"/>
-                                    <w:sz w:val="22"/>
-                                    <w:szCs w:val="22"/>
-                                  </w:rPr>
                                   <w:t>Posting_Date</w:t>
                                 </w:r>
                                 <w:proofErr w:type="spellEnd"/>
                                 <w:r>
-                                  <w:rPr>
-                                    <w:rFonts w:cs="Segoe UI"/>
-                                    <w:b w:val="0"/>
-                                    <w:bCs w:val="0"/>
-                                    <w:sz w:val="22"/>
-                                    <w:szCs w:val="22"/>
-                                  </w:rPr>
                                   <w:t>_</w:t>
                                 </w:r>
                               </w:p>
@@ -996,59 +797,33 @@
                         </w:tc>
                         <w:sdt>
                           <w:sdtPr>
-                            <w:rPr>
-                              <w:rFonts w:cs="Segoe UI"/>
-                              <w:sz w:val="22"/>
-                              <w:szCs w:val="22"/>
-                            </w:rPr>
                             <w:alias w:val="#Nav: /Salesperson_Purchaser/Cust_Ledger_Entry/Cust__Ledger_Entry__Document_No__"/>
                             <w:tag w:val="#Nav: Salesperson_Commission/115"/>
                             <w:id w:val="1257477019"/>
                             <w:placeholder>
                               <w:docPart w:val="14AFCE12967A4FEAB712D4384DF4A6EC"/>
                             </w:placeholder>
-                            <w:dataBinding w:prefixMappings="xmlns:ns0='urn:microsoft-dynamics-nav/reports/Salesperson_Commission/115/'" w:xpath="/ns0:NavWordReportXmlPart[1]/ns0:Salesperson_Purchaser[1]/ns0:Cust_Ledger_Entry[1]/ns0:Cust__Ledger_Entry__Document_No__[1]" w:storeItemID="{79D6D75F-D29A-40D3-A819-B215617F17D6}"/>
+                            <w:dataBinding w:prefixMappings="&lt;xmlns:ns0='urn:microsoft-dynamics-nav/reports/Salesperson_Commission/115/' " w:xpath="/ns0:NavWordReportXmlPart[1]/ns0:Salesperson_Purchaser[1]/ns0:Cust_Ledger_Entry[1]/ns0:Cust__Ledger_Entry__Document_No__[1]" w:storeItemID="{79D6D75F-D29A-40D3-A819-B215617F17D6}"/>
                             <w:text/>
                           </w:sdtPr>
                           <w:sdtContent>
                             <w:tc>
                               <w:tcPr>
-                                <w:tcW w:w="1808" w:type="dxa"/>
-                                <w:vAlign w:val="center"/>
+                                <w:tcW w:w="586" w:type="pct"/>
                               </w:tcPr>
                               <w:p>
                                 <w:pPr>
-                                  <w:cnfStyle w:val="000000000000" w:firstRow="0" w:lastRow="0" w:firstColumn="0" w:lastColumn="0" w:oddVBand="0" w:evenVBand="0" w:oddHBand="0" w:evenHBand="0" w:firstRowFirstColumn="0" w:firstRowLastColumn="0" w:lastRowFirstColumn="0" w:lastRowLastColumn="0"/>
-                                  <w:rPr>
-                                    <w:rFonts w:cs="Segoe UI"/>
-                                    <w:sz w:val="22"/>
-                                    <w:szCs w:val="22"/>
-                                  </w:rPr>
+                                  <w:pStyle w:val="NoSpacing"/>
                                 </w:pPr>
                                 <w:r>
-                                  <w:rPr>
-                                    <w:rFonts w:cs="Segoe UI"/>
-                                    <w:sz w:val="22"/>
-                                    <w:szCs w:val="22"/>
-                                  </w:rPr>
                                   <w:t>Cust__Ledger_Entry__</w:t>
                                 </w:r>
                                 <w:proofErr w:type="spellStart"/>
                                 <w:r>
-                                  <w:rPr>
-                                    <w:rFonts w:cs="Segoe UI"/>
-                                    <w:sz w:val="22"/>
-                                    <w:szCs w:val="22"/>
-                                  </w:rPr>
                                   <w:t>Document_No</w:t>
                                 </w:r>
                                 <w:proofErr w:type="spellEnd"/>
                                 <w:r>
-                                  <w:rPr>
-                                    <w:rFonts w:cs="Segoe UI"/>
-                                    <w:sz w:val="22"/>
-                                    <w:szCs w:val="22"/>
-                                  </w:rPr>
                                   <w:t>__</w:t>
                                 </w:r>
                               </w:p>
@@ -1057,59 +832,33 @@
                         </w:sdt>
                         <w:sdt>
                           <w:sdtPr>
-                            <w:rPr>
-                              <w:rFonts w:cs="Segoe UI"/>
-                              <w:sz w:val="22"/>
-                              <w:szCs w:val="22"/>
-                            </w:rPr>
                             <w:alias w:val="#Nav: /Salesperson_Purchaser/Cust_Ledger_Entry/Cust__Ledger_Entry__Customer_No__"/>
                             <w:tag w:val="#Nav: Salesperson_Commission/115"/>
                             <w:id w:val="-899899298"/>
                             <w:placeholder>
                               <w:docPart w:val="14AFCE12967A4FEAB712D4384DF4A6EC"/>
                             </w:placeholder>
-                            <w:dataBinding w:prefixMappings="xmlns:ns0='urn:microsoft-dynamics-nav/reports/Salesperson_Commission/115/'" w:xpath="/ns0:NavWordReportXmlPart[1]/ns0:Salesperson_Purchaser[1]/ns0:Cust_Ledger_Entry[1]/ns0:Cust__Ledger_Entry__Customer_No__[1]" w:storeItemID="{79D6D75F-D29A-40D3-A819-B215617F17D6}"/>
+                            <w:dataBinding w:prefixMappings="&lt;xmlns:ns0='urn:microsoft-dynamics-nav/reports/Salesperson_Commission/115/' " w:xpath="/ns0:NavWordReportXmlPart[1]/ns0:Salesperson_Purchaser[1]/ns0:Cust_Ledger_Entry[1]/ns0:Cust__Ledger_Entry__Customer_No__[1]" w:storeItemID="{79D6D75F-D29A-40D3-A819-B215617F17D6}"/>
                             <w:text/>
                           </w:sdtPr>
                           <w:sdtContent>
                             <w:tc>
                               <w:tcPr>
-                                <w:tcW w:w="1710" w:type="dxa"/>
-                                <w:vAlign w:val="center"/>
+                                <w:tcW w:w="554" w:type="pct"/>
                               </w:tcPr>
                               <w:p>
                                 <w:pPr>
-                                  <w:cnfStyle w:val="000000000000" w:firstRow="0" w:lastRow="0" w:firstColumn="0" w:lastColumn="0" w:oddVBand="0" w:evenVBand="0" w:oddHBand="0" w:evenHBand="0" w:firstRowFirstColumn="0" w:firstRowLastColumn="0" w:lastRowFirstColumn="0" w:lastRowLastColumn="0"/>
-                                  <w:rPr>
-                                    <w:rFonts w:cs="Segoe UI"/>
-                                    <w:sz w:val="22"/>
-                                    <w:szCs w:val="22"/>
-                                  </w:rPr>
+                                  <w:pStyle w:val="NoSpacing"/>
                                 </w:pPr>
                                 <w:r>
-                                  <w:rPr>
-                                    <w:rFonts w:cs="Segoe UI"/>
-                                    <w:sz w:val="22"/>
-                                    <w:szCs w:val="22"/>
-                                  </w:rPr>
                                   <w:t>Cust__Ledger_Entry__</w:t>
                                 </w:r>
                                 <w:proofErr w:type="spellStart"/>
                                 <w:r>
-                                  <w:rPr>
-                                    <w:rFonts w:cs="Segoe UI"/>
-                                    <w:sz w:val="22"/>
-                                    <w:szCs w:val="22"/>
-                                  </w:rPr>
                                   <w:t>Customer_No</w:t>
                                 </w:r>
                                 <w:proofErr w:type="spellEnd"/>
                                 <w:r>
-                                  <w:rPr>
-                                    <w:rFonts w:cs="Segoe UI"/>
-                                    <w:sz w:val="22"/>
-                                    <w:szCs w:val="22"/>
-                                  </w:rPr>
                                   <w:t>__</w:t>
                                 </w:r>
                               </w:p>
@@ -1118,52 +867,31 @@
                         </w:sdt>
                         <w:sdt>
                           <w:sdtPr>
-                            <w:rPr>
-                              <w:rFonts w:cs="Segoe UI"/>
-                              <w:sz w:val="22"/>
-                              <w:szCs w:val="22"/>
-                            </w:rPr>
                             <w:alias w:val="#Nav: /Salesperson_Purchaser/Cust_Ledger_Entry/Cust__Ledger_Entry__Sales__LCY__"/>
                             <w:tag w:val="#Nav: Salesperson_Commission/115"/>
                             <w:id w:val="-669487550"/>
                             <w:placeholder>
                               <w:docPart w:val="14AFCE12967A4FEAB712D4384DF4A6EC"/>
                             </w:placeholder>
-                            <w:dataBinding w:prefixMappings="xmlns:ns0='urn:microsoft-dynamics-nav/reports/Salesperson_Commission/115/'" w:xpath="/ns0:NavWordReportXmlPart[1]/ns0:Salesperson_Purchaser[1]/ns0:Cust_Ledger_Entry[1]/ns0:Cust__Ledger_Entry__Sales__LCY__[1]" w:storeItemID="{79D6D75F-D29A-40D3-A819-B215617F17D6}"/>
+                            <w:dataBinding w:prefixMappings="&lt;xmlns:ns0='urn:microsoft-dynamics-nav/reports/Salesperson_Commission/115/' " w:xpath="/ns0:NavWordReportXmlPart[1]/ns0:Salesperson_Purchaser[1]/ns0:Cust_Ledger_Entry[1]/ns0:Cust__Ledger_Entry__Sales__LCY__[1]" w:storeItemID="{79D6D75F-D29A-40D3-A819-B215617F17D6}"/>
                             <w:text/>
                           </w:sdtPr>
                           <w:sdtContent>
                             <w:tc>
                               <w:tcPr>
-                                <w:tcW w:w="1483" w:type="dxa"/>
-                                <w:vAlign w:val="center"/>
+                                <w:tcW w:w="481" w:type="pct"/>
                               </w:tcPr>
                               <w:p>
                                 <w:pPr>
+                                  <w:pStyle w:val="BCNumber"/>
                                   <w:jc w:val="right"/>
-                                  <w:cnfStyle w:val="000000000000" w:firstRow="0" w:lastRow="0" w:firstColumn="0" w:lastColumn="0" w:oddVBand="0" w:evenVBand="0" w:oddHBand="0" w:evenHBand="0" w:firstRowFirstColumn="0" w:firstRowLastColumn="0" w:lastRowFirstColumn="0" w:lastRowLastColumn="0"/>
-                                  <w:rPr>
-                                    <w:rFonts w:cs="Segoe UI"/>
-                                    <w:sz w:val="22"/>
-                                    <w:szCs w:val="22"/>
-                                  </w:rPr>
                                 </w:pPr>
                                 <w:proofErr w:type="spellStart"/>
                                 <w:r>
-                                  <w:rPr>
-                                    <w:rFonts w:cs="Segoe UI"/>
-                                    <w:sz w:val="22"/>
-                                    <w:szCs w:val="22"/>
-                                  </w:rPr>
                                   <w:t>Cust__Ledger_Entry__Sales__LCY</w:t>
                                 </w:r>
                                 <w:proofErr w:type="spellEnd"/>
                                 <w:r>
-                                  <w:rPr>
-                                    <w:rFonts w:cs="Segoe UI"/>
-                                    <w:sz w:val="22"/>
-                                    <w:szCs w:val="22"/>
-                                  </w:rPr>
                                   <w:t>__</w:t>
                                 </w:r>
                               </w:p>
@@ -1172,52 +900,31 @@
                         </w:sdt>
                         <w:sdt>
                           <w:sdtPr>
-                            <w:rPr>
-                              <w:rFonts w:cs="Segoe UI"/>
-                              <w:sz w:val="22"/>
-                              <w:szCs w:val="22"/>
-                            </w:rPr>
                             <w:alias w:val="#Nav: /Salesperson_Purchaser/Cust_Ledger_Entry/Cust__Ledger_Entry__Profit__LCY__"/>
                             <w:tag w:val="#Nav: Salesperson_Commission/115"/>
                             <w:id w:val="960996031"/>
                             <w:placeholder>
                               <w:docPart w:val="14AFCE12967A4FEAB712D4384DF4A6EC"/>
                             </w:placeholder>
-                            <w:dataBinding w:prefixMappings="xmlns:ns0='urn:microsoft-dynamics-nav/reports/Salesperson_Commission/115/'" w:xpath="/ns0:NavWordReportXmlPart[1]/ns0:Salesperson_Purchaser[1]/ns0:Cust_Ledger_Entry[1]/ns0:Cust__Ledger_Entry__Profit__LCY__[1]" w:storeItemID="{79D6D75F-D29A-40D3-A819-B215617F17D6}"/>
+                            <w:dataBinding w:prefixMappings="&lt;xmlns:ns0='urn:microsoft-dynamics-nav/reports/Salesperson_Commission/115/' " w:xpath="/ns0:NavWordReportXmlPart[1]/ns0:Salesperson_Purchaser[1]/ns0:Cust_Ledger_Entry[1]/ns0:Cust__Ledger_Entry__Profit__LCY__[1]" w:storeItemID="{79D6D75F-D29A-40D3-A819-B215617F17D6}"/>
                             <w:text/>
                           </w:sdtPr>
                           <w:sdtContent>
                             <w:tc>
                               <w:tcPr>
-                                <w:tcW w:w="1458" w:type="dxa"/>
-                                <w:vAlign w:val="center"/>
+                                <w:tcW w:w="473" w:type="pct"/>
                               </w:tcPr>
                               <w:p>
                                 <w:pPr>
+                                  <w:pStyle w:val="BCNumber"/>
                                   <w:jc w:val="right"/>
-                                  <w:cnfStyle w:val="000000000000" w:firstRow="0" w:lastRow="0" w:firstColumn="0" w:lastColumn="0" w:oddVBand="0" w:evenVBand="0" w:oddHBand="0" w:evenHBand="0" w:firstRowFirstColumn="0" w:firstRowLastColumn="0" w:lastRowFirstColumn="0" w:lastRowLastColumn="0"/>
-                                  <w:rPr>
-                                    <w:rFonts w:cs="Segoe UI"/>
-                                    <w:sz w:val="22"/>
-                                    <w:szCs w:val="22"/>
-                                  </w:rPr>
                                 </w:pPr>
                                 <w:proofErr w:type="spellStart"/>
                                 <w:r>
-                                  <w:rPr>
-                                    <w:rFonts w:cs="Segoe UI"/>
-                                    <w:sz w:val="22"/>
-                                    <w:szCs w:val="22"/>
-                                  </w:rPr>
                                   <w:t>Cust__Ledger_Entry__Profit__LCY</w:t>
                                 </w:r>
                                 <w:proofErr w:type="spellEnd"/>
                                 <w:r>
-                                  <w:rPr>
-                                    <w:rFonts w:cs="Segoe UI"/>
-                                    <w:sz w:val="22"/>
-                                    <w:szCs w:val="22"/>
-                                  </w:rPr>
                                   <w:t>__</w:t>
                                 </w:r>
                               </w:p>
@@ -1226,42 +933,26 @@
                         </w:sdt>
                         <w:sdt>
                           <w:sdtPr>
-                            <w:rPr>
-                              <w:rFonts w:cs="Segoe UI"/>
-                              <w:sz w:val="22"/>
-                              <w:szCs w:val="22"/>
-                            </w:rPr>
                             <w:alias w:val="#Nav: /Salesperson_Purchaser/Cust_Ledger_Entry/AdjProfit_Control39"/>
                             <w:tag w:val="#Nav: Salesperson_Commission/115"/>
                             <w:id w:val="1761791896"/>
                             <w:placeholder>
                               <w:docPart w:val="14AFCE12967A4FEAB712D4384DF4A6EC"/>
                             </w:placeholder>
-                            <w:dataBinding w:prefixMappings="xmlns:ns0='urn:microsoft-dynamics-nav/reports/Salesperson_Commission/115/'" w:xpath="/ns0:NavWordReportXmlPart[1]/ns0:Salesperson_Purchaser[1]/ns0:Cust_Ledger_Entry[1]/ns0:AdjProfit_Control39[1]" w:storeItemID="{79D6D75F-D29A-40D3-A819-B215617F17D6}"/>
+                            <w:dataBinding w:prefixMappings="&lt;xmlns:ns0='urn:microsoft-dynamics-nav/reports/Salesperson_Commission/115/' " w:xpath="/ns0:NavWordReportXmlPart[1]/ns0:Salesperson_Purchaser[1]/ns0:Cust_Ledger_Entry[1]/ns0:AdjProfit_Control39[1]" w:storeItemID="{79D6D75F-D29A-40D3-A819-B215617F17D6}"/>
                             <w:text/>
                           </w:sdtPr>
                           <w:sdtContent>
                             <w:tc>
                               <w:tcPr>
-                                <w:tcW w:w="1458" w:type="dxa"/>
-                                <w:vAlign w:val="center"/>
+                                <w:tcW w:w="473" w:type="pct"/>
                               </w:tcPr>
                               <w:p>
                                 <w:pPr>
+                                  <w:pStyle w:val="BCNumber"/>
                                   <w:jc w:val="right"/>
-                                  <w:cnfStyle w:val="000000000000" w:firstRow="0" w:lastRow="0" w:firstColumn="0" w:lastColumn="0" w:oddVBand="0" w:evenVBand="0" w:oddHBand="0" w:evenHBand="0" w:firstRowFirstColumn="0" w:firstRowLastColumn="0" w:lastRowFirstColumn="0" w:lastRowLastColumn="0"/>
-                                  <w:rPr>
-                                    <w:rFonts w:cs="Segoe UI"/>
-                                    <w:sz w:val="22"/>
-                                    <w:szCs w:val="22"/>
-                                  </w:rPr>
                                 </w:pPr>
                                 <w:r>
-                                  <w:rPr>
-                                    <w:rFonts w:cs="Segoe UI"/>
-                                    <w:sz w:val="22"/>
-                                    <w:szCs w:val="22"/>
-                                  </w:rPr>
                                   <w:t>AdjProfit_Control39</w:t>
                                 </w:r>
                               </w:p>
@@ -1270,42 +961,26 @@
                         </w:sdt>
                         <w:sdt>
                           <w:sdtPr>
-                            <w:rPr>
-                              <w:rFonts w:cs="Segoe UI"/>
-                              <w:sz w:val="22"/>
-                              <w:szCs w:val="22"/>
-                            </w:rPr>
                             <w:alias w:val="#Nav: /Salesperson_Purchaser/Cust_Ledger_Entry/SalesCommissionAmt_Control32"/>
                             <w:tag w:val="#Nav: Salesperson_Commission/115"/>
                             <w:id w:val="1199443908"/>
                             <w:placeholder>
                               <w:docPart w:val="14AFCE12967A4FEAB712D4384DF4A6EC"/>
                             </w:placeholder>
-                            <w:dataBinding w:prefixMappings="xmlns:ns0='urn:microsoft-dynamics-nav/reports/Salesperson_Commission/115/'" w:xpath="/ns0:NavWordReportXmlPart[1]/ns0:Salesperson_Purchaser[1]/ns0:Cust_Ledger_Entry[1]/ns0:SalesCommissionAmt_Control32[1]" w:storeItemID="{79D6D75F-D29A-40D3-A819-B215617F17D6}"/>
+                            <w:dataBinding w:prefixMappings="&lt;xmlns:ns0='urn:microsoft-dynamics-nav/reports/Salesperson_Commission/115/' " w:xpath="/ns0:NavWordReportXmlPart[1]/ns0:Salesperson_Purchaser[1]/ns0:Cust_Ledger_Entry[1]/ns0:SalesCommissionAmt_Control32[1]" w:storeItemID="{79D6D75F-D29A-40D3-A819-B215617F17D6}"/>
                             <w:text/>
                           </w:sdtPr>
                           <w:sdtContent>
                             <w:tc>
                               <w:tcPr>
-                                <w:tcW w:w="2085" w:type="dxa"/>
-                                <w:vAlign w:val="center"/>
+                                <w:tcW w:w="676" w:type="pct"/>
                               </w:tcPr>
                               <w:p>
                                 <w:pPr>
+                                  <w:pStyle w:val="BCNumber"/>
                                   <w:jc w:val="right"/>
-                                  <w:cnfStyle w:val="000000000000" w:firstRow="0" w:lastRow="0" w:firstColumn="0" w:lastColumn="0" w:oddVBand="0" w:evenVBand="0" w:oddHBand="0" w:evenHBand="0" w:firstRowFirstColumn="0" w:firstRowLastColumn="0" w:lastRowFirstColumn="0" w:lastRowLastColumn="0"/>
-                                  <w:rPr>
-                                    <w:rFonts w:cs="Segoe UI"/>
-                                    <w:sz w:val="22"/>
-                                    <w:szCs w:val="22"/>
-                                  </w:rPr>
                                 </w:pPr>
                                 <w:r>
-                                  <w:rPr>
-                                    <w:rFonts w:cs="Segoe UI"/>
-                                    <w:sz w:val="22"/>
-                                    <w:szCs w:val="22"/>
-                                  </w:rPr>
                                   <w:t>SalesCommissionAmt_Control32</w:t>
                                 </w:r>
                               </w:p>
@@ -1314,42 +989,26 @@
                         </w:sdt>
                         <w:sdt>
                           <w:sdtPr>
-                            <w:rPr>
-                              <w:rFonts w:cs="Segoe UI"/>
-                              <w:sz w:val="22"/>
-                              <w:szCs w:val="22"/>
-                            </w:rPr>
                             <w:alias w:val="#Nav: /Salesperson_Purchaser/Cust_Ledger_Entry/ProfitCommissionAmt_Control33"/>
                             <w:tag w:val="#Nav: Salesperson_Commission/115"/>
                             <w:id w:val="-425352844"/>
                             <w:placeholder>
                               <w:docPart w:val="14AFCE12967A4FEAB712D4384DF4A6EC"/>
                             </w:placeholder>
-                            <w:dataBinding w:prefixMappings="xmlns:ns0='urn:microsoft-dynamics-nav/reports/Salesperson_Commission/115/'" w:xpath="/ns0:NavWordReportXmlPart[1]/ns0:Salesperson_Purchaser[1]/ns0:Cust_Ledger_Entry[1]/ns0:ProfitCommissionAmt_Control33[1]" w:storeItemID="{79D6D75F-D29A-40D3-A819-B215617F17D6}"/>
+                            <w:dataBinding w:prefixMappings="&lt;xmlns:ns0='urn:microsoft-dynamics-nav/reports/Salesperson_Commission/115/' " w:xpath="/ns0:NavWordReportXmlPart[1]/ns0:Salesperson_Purchaser[1]/ns0:Cust_Ledger_Entry[1]/ns0:ProfitCommissionAmt_Control33[1]" w:storeItemID="{79D6D75F-D29A-40D3-A819-B215617F17D6}"/>
                             <w:text/>
                           </w:sdtPr>
                           <w:sdtContent>
                             <w:tc>
                               <w:tcPr>
-                                <w:tcW w:w="2083" w:type="dxa"/>
-                                <w:vAlign w:val="center"/>
+                                <w:tcW w:w="675" w:type="pct"/>
                               </w:tcPr>
                               <w:p>
                                 <w:pPr>
+                                  <w:pStyle w:val="BCNumber"/>
                                   <w:jc w:val="right"/>
-                                  <w:cnfStyle w:val="000000000000" w:firstRow="0" w:lastRow="0" w:firstColumn="0" w:lastColumn="0" w:oddVBand="0" w:evenVBand="0" w:oddHBand="0" w:evenHBand="0" w:firstRowFirstColumn="0" w:firstRowLastColumn="0" w:lastRowFirstColumn="0" w:lastRowLastColumn="0"/>
-                                  <w:rPr>
-                                    <w:rFonts w:cs="Segoe UI"/>
-                                    <w:sz w:val="22"/>
-                                    <w:szCs w:val="22"/>
-                                  </w:rPr>
                                 </w:pPr>
                                 <w:r>
-                                  <w:rPr>
-                                    <w:rFonts w:cs="Segoe UI"/>
-                                    <w:sz w:val="22"/>
-                                    <w:szCs w:val="22"/>
-                                  </w:rPr>
                                   <w:t>ProfitCommissionAmt_Control33</w:t>
                                 </w:r>
                               </w:p>
@@ -1358,42 +1017,26 @@
                         </w:sdt>
                         <w:sdt>
                           <w:sdtPr>
-                            <w:rPr>
-                              <w:rFonts w:cs="Segoe UI"/>
-                              <w:sz w:val="22"/>
-                              <w:szCs w:val="22"/>
-                            </w:rPr>
                             <w:alias w:val="#Nav: /Salesperson_Purchaser/Cust_Ledger_Entry/AdjProfitCommissionAmt_Control45"/>
                             <w:tag w:val="#Nav: Salesperson_Commission/115"/>
                             <w:id w:val="2066443022"/>
                             <w:placeholder>
                               <w:docPart w:val="14AFCE12967A4FEAB712D4384DF4A6EC"/>
                             </w:placeholder>
-                            <w:dataBinding w:prefixMappings="xmlns:ns0='urn:microsoft-dynamics-nav/reports/Salesperson_Commission/115/'" w:xpath="/ns0:NavWordReportXmlPart[1]/ns0:Salesperson_Purchaser[1]/ns0:Cust_Ledger_Entry[1]/ns0:AdjProfitCommissionAmt_Control45[1]" w:storeItemID="{79D6D75F-D29A-40D3-A819-B215617F17D6}"/>
+                            <w:dataBinding w:prefixMappings="&lt;xmlns:ns0='urn:microsoft-dynamics-nav/reports/Salesperson_Commission/115/' " w:xpath="/ns0:NavWordReportXmlPart[1]/ns0:Salesperson_Purchaser[1]/ns0:Cust_Ledger_Entry[1]/ns0:AdjProfitCommissionAmt_Control45[1]" w:storeItemID="{79D6D75F-D29A-40D3-A819-B215617F17D6}"/>
                             <w:text/>
                           </w:sdtPr>
                           <w:sdtContent>
                             <w:tc>
                               <w:tcPr>
-                                <w:tcW w:w="2085" w:type="dxa"/>
-                                <w:vAlign w:val="center"/>
+                                <w:tcW w:w="676" w:type="pct"/>
                               </w:tcPr>
                               <w:p>
                                 <w:pPr>
+                                  <w:pStyle w:val="BCNumber"/>
                                   <w:jc w:val="right"/>
-                                  <w:cnfStyle w:val="000000000000" w:firstRow="0" w:lastRow="0" w:firstColumn="0" w:lastColumn="0" w:oddVBand="0" w:evenVBand="0" w:oddHBand="0" w:evenHBand="0" w:firstRowFirstColumn="0" w:firstRowLastColumn="0" w:lastRowFirstColumn="0" w:lastRowLastColumn="0"/>
-                                  <w:rPr>
-                                    <w:rFonts w:cs="Segoe UI"/>
-                                    <w:sz w:val="22"/>
-                                    <w:szCs w:val="22"/>
-                                  </w:rPr>
                                 </w:pPr>
                                 <w:r>
-                                  <w:rPr>
-                                    <w:rFonts w:cs="Segoe UI"/>
-                                    <w:sz w:val="22"/>
-                                    <w:szCs w:val="22"/>
-                                  </w:rPr>
                                   <w:t>AdjProfitCommissionAmt_Control45</w:t>
                                 </w:r>
                               </w:p>
@@ -1408,227 +1051,161 @@
               <w:tr>
                 <w:trPr>
                   <w:cnfStyle w:val="000000100000" w:firstRow="0" w:lastRow="0" w:firstColumn="0" w:lastColumn="0" w:oddVBand="0" w:evenVBand="0" w:oddHBand="1" w:evenHBand="0" w:firstRowFirstColumn="0" w:firstRowLastColumn="0" w:lastRowFirstColumn="0" w:lastRowLastColumn="0"/>
-                  <w:trHeight w:val="113" w:hRule="exact"/>
+                  <w:cantSplit/>
+                  <w:trHeight w:val="113"/>
                 </w:trPr>
                 <w:tc>
                   <w:tcPr>
-                    <w:cnfStyle w:val="001000000000" w:firstRow="0" w:lastRow="0" w:firstColumn="1" w:lastColumn="0" w:oddVBand="0" w:evenVBand="0" w:oddHBand="0" w:evenHBand="0" w:firstRowFirstColumn="0" w:firstRowLastColumn="0" w:lastRowFirstColumn="0" w:lastRowLastColumn="0"/>
-                    <w:tcW w:w="1252" w:type="dxa"/>
+                    <w:tcW w:w="406" w:type="pct"/>
                     <w:tcBorders>
-                      <w:bottom w:val="single" w:color="auto" w:sz="4" w:space="0"/>
+                      <w:bottom w:val="single" w:sz="4" w:space="0" w:color="auto"/>
                     </w:tcBorders>
-                    <w:shd w:val="clear" w:color="auto" w:fill="auto"/>
                   </w:tcPr>
                   <w:p>
                     <w:pPr>
-                      <w:rPr>
-                        <w:rFonts w:ascii="Segoe UI" w:hAnsi="Segoe UI" w:cs="Segoe UI"/>
-                        <w:sz w:val="22"/>
-                        <w:szCs w:val="22"/>
-                      </w:rPr>
+                      <w:pStyle w:val="NoSpacing"/>
                     </w:pPr>
                   </w:p>
                 </w:tc>
                 <w:tc>
                   <w:tcPr>
-                    <w:tcW w:w="1808" w:type="dxa"/>
+                    <w:tcW w:w="586" w:type="pct"/>
                     <w:tcBorders>
-                      <w:bottom w:val="single" w:color="auto" w:sz="4" w:space="0"/>
+                      <w:bottom w:val="single" w:sz="4" w:space="0" w:color="auto"/>
                     </w:tcBorders>
-                    <w:shd w:val="clear" w:color="auto" w:fill="auto"/>
                   </w:tcPr>
                   <w:p>
                     <w:pPr>
-                      <w:cnfStyle w:val="000000100000" w:firstRow="0" w:lastRow="0" w:firstColumn="0" w:lastColumn="0" w:oddVBand="0" w:evenVBand="0" w:oddHBand="1" w:evenHBand="0" w:firstRowFirstColumn="0" w:firstRowLastColumn="0" w:lastRowFirstColumn="0" w:lastRowLastColumn="0"/>
-                      <w:rPr>
-                        <w:rFonts w:ascii="Segoe UI" w:hAnsi="Segoe UI" w:cs="Segoe UI"/>
-                        <w:sz w:val="22"/>
-                        <w:szCs w:val="22"/>
-                      </w:rPr>
+                      <w:pStyle w:val="NoSpacing"/>
                     </w:pPr>
                   </w:p>
                 </w:tc>
                 <w:tc>
                   <w:tcPr>
-                    <w:tcW w:w="1710" w:type="dxa"/>
+                    <w:tcW w:w="554" w:type="pct"/>
                     <w:tcBorders>
-                      <w:bottom w:val="single" w:color="auto" w:sz="4" w:space="0"/>
+                      <w:bottom w:val="single" w:sz="4" w:space="0" w:color="auto"/>
                     </w:tcBorders>
-                    <w:shd w:val="clear" w:color="auto" w:fill="auto"/>
                   </w:tcPr>
                   <w:p>
                     <w:pPr>
-                      <w:cnfStyle w:val="000000100000" w:firstRow="0" w:lastRow="0" w:firstColumn="0" w:lastColumn="0" w:oddVBand="0" w:evenVBand="0" w:oddHBand="1" w:evenHBand="0" w:firstRowFirstColumn="0" w:firstRowLastColumn="0" w:lastRowFirstColumn="0" w:lastRowLastColumn="0"/>
-                      <w:rPr>
-                        <w:rFonts w:ascii="Segoe UI" w:hAnsi="Segoe UI" w:cs="Segoe UI"/>
-                        <w:sz w:val="22"/>
-                        <w:szCs w:val="22"/>
-                      </w:rPr>
+                      <w:pStyle w:val="NoSpacing"/>
                     </w:pPr>
                   </w:p>
                 </w:tc>
                 <w:tc>
                   <w:tcPr>
-                    <w:tcW w:w="1483" w:type="dxa"/>
+                    <w:tcW w:w="481" w:type="pct"/>
                     <w:tcBorders>
-                      <w:bottom w:val="single" w:color="auto" w:sz="4" w:space="0"/>
+                      <w:bottom w:val="single" w:sz="4" w:space="0" w:color="auto"/>
                     </w:tcBorders>
-                    <w:shd w:val="clear" w:color="auto" w:fill="auto"/>
                   </w:tcPr>
                   <w:p>
                     <w:pPr>
-                      <w:cnfStyle w:val="000000100000" w:firstRow="0" w:lastRow="0" w:firstColumn="0" w:lastColumn="0" w:oddVBand="0" w:evenVBand="0" w:oddHBand="1" w:evenHBand="0" w:firstRowFirstColumn="0" w:firstRowLastColumn="0" w:lastRowFirstColumn="0" w:lastRowLastColumn="0"/>
-                      <w:rPr>
-                        <w:rFonts w:ascii="Segoe UI" w:hAnsi="Segoe UI" w:cs="Segoe UI"/>
-                        <w:sz w:val="22"/>
-                        <w:szCs w:val="22"/>
-                      </w:rPr>
+                      <w:pStyle w:val="NoSpacing"/>
                     </w:pPr>
                   </w:p>
                 </w:tc>
                 <w:tc>
                   <w:tcPr>
-                    <w:tcW w:w="1458" w:type="dxa"/>
+                    <w:tcW w:w="473" w:type="pct"/>
                     <w:tcBorders>
-                      <w:bottom w:val="single" w:color="auto" w:sz="4" w:space="0"/>
+                      <w:bottom w:val="single" w:sz="4" w:space="0" w:color="auto"/>
                     </w:tcBorders>
-                    <w:shd w:val="clear" w:color="auto" w:fill="auto"/>
                   </w:tcPr>
                   <w:p>
                     <w:pPr>
-                      <w:cnfStyle w:val="000000100000" w:firstRow="0" w:lastRow="0" w:firstColumn="0" w:lastColumn="0" w:oddVBand="0" w:evenVBand="0" w:oddHBand="1" w:evenHBand="0" w:firstRowFirstColumn="0" w:firstRowLastColumn="0" w:lastRowFirstColumn="0" w:lastRowLastColumn="0"/>
-                      <w:rPr>
-                        <w:rFonts w:ascii="Segoe UI" w:hAnsi="Segoe UI" w:cs="Segoe UI"/>
-                        <w:sz w:val="22"/>
-                        <w:szCs w:val="22"/>
-                      </w:rPr>
+                      <w:pStyle w:val="NoSpacing"/>
                     </w:pPr>
                   </w:p>
                 </w:tc>
                 <w:tc>
                   <w:tcPr>
-                    <w:tcW w:w="1458" w:type="dxa"/>
+                    <w:tcW w:w="473" w:type="pct"/>
                     <w:tcBorders>
-                      <w:bottom w:val="single" w:color="auto" w:sz="4" w:space="0"/>
+                      <w:bottom w:val="single" w:sz="4" w:space="0" w:color="auto"/>
                     </w:tcBorders>
-                    <w:shd w:val="clear" w:color="auto" w:fill="auto"/>
                   </w:tcPr>
                   <w:p>
                     <w:pPr>
-                      <w:cnfStyle w:val="000000100000" w:firstRow="0" w:lastRow="0" w:firstColumn="0" w:lastColumn="0" w:oddVBand="0" w:evenVBand="0" w:oddHBand="1" w:evenHBand="0" w:firstRowFirstColumn="0" w:firstRowLastColumn="0" w:lastRowFirstColumn="0" w:lastRowLastColumn="0"/>
-                      <w:rPr>
-                        <w:rFonts w:ascii="Segoe UI" w:hAnsi="Segoe UI" w:cs="Segoe UI"/>
-                        <w:sz w:val="22"/>
-                        <w:szCs w:val="22"/>
-                      </w:rPr>
+                      <w:pStyle w:val="NoSpacing"/>
                     </w:pPr>
                   </w:p>
                 </w:tc>
                 <w:tc>
                   <w:tcPr>
-                    <w:tcW w:w="2085" w:type="dxa"/>
+                    <w:tcW w:w="676" w:type="pct"/>
                     <w:tcBorders>
-                      <w:bottom w:val="single" w:color="auto" w:sz="4" w:space="0"/>
+                      <w:bottom w:val="single" w:sz="4" w:space="0" w:color="auto"/>
                     </w:tcBorders>
-                    <w:shd w:val="clear" w:color="auto" w:fill="auto"/>
                   </w:tcPr>
                   <w:p>
                     <w:pPr>
-                      <w:cnfStyle w:val="000000100000" w:firstRow="0" w:lastRow="0" w:firstColumn="0" w:lastColumn="0" w:oddVBand="0" w:evenVBand="0" w:oddHBand="1" w:evenHBand="0" w:firstRowFirstColumn="0" w:firstRowLastColumn="0" w:lastRowFirstColumn="0" w:lastRowLastColumn="0"/>
-                      <w:rPr>
-                        <w:rFonts w:ascii="Segoe UI" w:hAnsi="Segoe UI" w:cs="Segoe UI"/>
-                        <w:sz w:val="22"/>
-                        <w:szCs w:val="22"/>
-                      </w:rPr>
+                      <w:pStyle w:val="NoSpacing"/>
                     </w:pPr>
                   </w:p>
                 </w:tc>
                 <w:tc>
                   <w:tcPr>
-                    <w:tcW w:w="2083" w:type="dxa"/>
+                    <w:tcW w:w="675" w:type="pct"/>
                     <w:tcBorders>
-                      <w:bottom w:val="single" w:color="auto" w:sz="4" w:space="0"/>
+                      <w:bottom w:val="single" w:sz="4" w:space="0" w:color="auto"/>
                     </w:tcBorders>
-                    <w:shd w:val="clear" w:color="auto" w:fill="auto"/>
                   </w:tcPr>
                   <w:p>
                     <w:pPr>
-                      <w:cnfStyle w:val="000000100000" w:firstRow="0" w:lastRow="0" w:firstColumn="0" w:lastColumn="0" w:oddVBand="0" w:evenVBand="0" w:oddHBand="1" w:evenHBand="0" w:firstRowFirstColumn="0" w:firstRowLastColumn="0" w:lastRowFirstColumn="0" w:lastRowLastColumn="0"/>
-                      <w:rPr>
-                        <w:rFonts w:ascii="Segoe UI" w:hAnsi="Segoe UI" w:cs="Segoe UI"/>
-                        <w:sz w:val="22"/>
-                        <w:szCs w:val="22"/>
-                      </w:rPr>
+                      <w:pStyle w:val="NoSpacing"/>
                     </w:pPr>
                   </w:p>
                 </w:tc>
                 <w:tc>
                   <w:tcPr>
-                    <w:tcW w:w="2085" w:type="dxa"/>
+                    <w:tcW w:w="676" w:type="pct"/>
                     <w:tcBorders>
-                      <w:bottom w:val="single" w:color="auto" w:sz="4" w:space="0"/>
+                      <w:bottom w:val="single" w:sz="4" w:space="0" w:color="auto"/>
                     </w:tcBorders>
-                    <w:shd w:val="clear" w:color="auto" w:fill="auto"/>
                   </w:tcPr>
                   <w:p>
                     <w:pPr>
-                      <w:cnfStyle w:val="000000100000" w:firstRow="0" w:lastRow="0" w:firstColumn="0" w:lastColumn="0" w:oddVBand="0" w:evenVBand="0" w:oddHBand="1" w:evenHBand="0" w:firstRowFirstColumn="0" w:firstRowLastColumn="0" w:lastRowFirstColumn="0" w:lastRowLastColumn="0"/>
-                      <w:rPr>
-                        <w:rFonts w:ascii="Segoe UI" w:hAnsi="Segoe UI" w:cs="Segoe UI"/>
-                        <w:sz w:val="22"/>
-                        <w:szCs w:val="22"/>
-                      </w:rPr>
+                      <w:pStyle w:val="NoSpacing"/>
                     </w:pPr>
                   </w:p>
                 </w:tc>
               </w:tr>
               <w:tr>
                 <w:trPr>
+                  <w:cnfStyle w:val="010000000000" w:firstRow="0" w:lastRow="1" w:firstColumn="0" w:lastColumn="0" w:oddVBand="0" w:evenVBand="0" w:oddHBand="0" w:evenHBand="0" w:firstRowFirstColumn="0" w:firstRowLastColumn="0" w:lastRowFirstColumn="0" w:lastRowLastColumn="0"/>
+                  <w:cantSplit/>
                   <w:trHeight w:val="490"/>
                 </w:trPr>
                 <w:tc>
                   <w:tcPr>
-                    <w:cnfStyle w:val="001000000000" w:firstRow="0" w:lastRow="0" w:firstColumn="1" w:lastColumn="0" w:oddVBand="0" w:evenVBand="0" w:oddHBand="0" w:evenHBand="0" w:firstRowFirstColumn="0" w:firstRowLastColumn="0" w:lastRowFirstColumn="0" w:lastRowLastColumn="0"/>
-                    <w:tcW w:w="3060" w:type="dxa"/>
+                    <w:tcW w:w="992" w:type="pct"/>
                     <w:gridSpan w:val="2"/>
                     <w:tcBorders>
-                      <w:top w:val="single" w:color="auto" w:sz="4" w:space="0"/>
-                      <w:bottom w:val="single" w:color="auto" w:sz="4" w:space="0"/>
+                      <w:top w:val="single" w:sz="4" w:space="0" w:color="auto"/>
+                      <w:bottom w:val="single" w:sz="4" w:space="0" w:color="auto"/>
                     </w:tcBorders>
-                    <w:vAlign w:val="center"/>
                   </w:tcPr>
                   <w:sdt>
                     <w:sdtPr>
-                      <w:rPr>
-                        <w:rFonts w:ascii="Segoe UI Semibold" w:hAnsi="Segoe UI Semibold" w:cs="Segoe UI Semibold"/>
-                        <w:sz w:val="22"/>
-                        <w:szCs w:val="22"/>
-                      </w:rPr>
                       <w:alias w:val="#Nav: /Salesperson_Purchaser/Salesperson_Purchaser_Name"/>
                       <w:tag w:val="#Nav: Salesperson_Commission/115"/>
                       <w:id w:val="887532494"/>
                       <w:placeholder>
                         <w:docPart w:val="14AFCE12967A4FEAB712D4384DF4A6EC"/>
                       </w:placeholder>
-                      <w:dataBinding w:prefixMappings="xmlns:ns0='urn:microsoft-dynamics-nav/reports/Salesperson_Commission/115/'" w:xpath="/ns0:NavWordReportXmlPart[1]/ns0:Salesperson_Purchaser[1]/ns0:Salesperson_Purchaser_Name[1]" w:storeItemID="{79D6D75F-D29A-40D3-A819-B215617F17D6}"/>
+                      <w:dataBinding w:prefixMappings="&lt;xmlns:ns0='urn:microsoft-dynamics-nav/reports/Salesperson_Commission/115/' " w:xpath="/ns0:NavWordReportXmlPart[1]/ns0:Salesperson_Purchaser[1]/ns0:Salesperson_Purchaser_Name[1]" w:storeItemID="{79D6D75F-D29A-40D3-A819-B215617F17D6}"/>
                       <w:text/>
                     </w:sdtPr>
                     <w:sdtContent>
                       <w:p>
                         <w:pPr>
-                          <w:rPr>
-                            <w:rFonts w:ascii="Segoe UI Semibold" w:hAnsi="Segoe UI Semibold" w:cs="Segoe UI Semibold"/>
-                            <w:sz w:val="22"/>
-                            <w:szCs w:val="22"/>
-                          </w:rPr>
+                          <w:pStyle w:val="BCLabel"/>
+                          <w:spacing w:before="160" w:after="80"/>
                         </w:pPr>
                         <w:proofErr w:type="spellStart"/>
                         <w:r>
-                          <w:rPr>
-                            <w:rFonts w:ascii="Segoe UI Semibold" w:hAnsi="Segoe UI Semibold" w:cs="Segoe UI Semibold"/>
-                            <w:sz w:val="22"/>
-                            <w:szCs w:val="22"/>
-                          </w:rPr>
                           <w:t>Salesperson_Purchaser_Name</w:t>
                         </w:r>
                         <w:proofErr w:type="spellEnd"/>
@@ -1638,72 +1215,47 @@
                 </w:tc>
                 <w:tc>
                   <w:tcPr>
-                    <w:tcW w:w="1710" w:type="dxa"/>
+                    <w:tcW w:w="554" w:type="pct"/>
                     <w:tcBorders>
-                      <w:top w:val="single" w:color="auto" w:sz="4" w:space="0"/>
-                      <w:bottom w:val="single" w:color="auto" w:sz="4" w:space="0"/>
+                      <w:top w:val="single" w:sz="4" w:space="0" w:color="auto"/>
+                      <w:bottom w:val="single" w:sz="4" w:space="0" w:color="auto"/>
                     </w:tcBorders>
                   </w:tcPr>
                   <w:p>
                     <w:pPr>
-                      <w:cnfStyle w:val="000000000000" w:firstRow="0" w:lastRow="0" w:firstColumn="0" w:lastColumn="0" w:oddVBand="0" w:evenVBand="0" w:oddHBand="0" w:evenHBand="0" w:firstRowFirstColumn="0" w:firstRowLastColumn="0" w:lastRowFirstColumn="0" w:lastRowLastColumn="0"/>
-                      <w:rPr>
-                        <w:rFonts w:ascii="Segoe UI Semibold" w:hAnsi="Segoe UI Semibold" w:cs="Segoe UI Semibold"/>
-                        <w:sz w:val="22"/>
-                        <w:szCs w:val="22"/>
-                      </w:rPr>
+                      <w:pStyle w:val="BCLabel"/>
+                      <w:spacing w:before="160" w:after="80"/>
                     </w:pPr>
                   </w:p>
                 </w:tc>
                 <w:sdt>
                   <w:sdtPr>
-                    <w:rPr>
-                      <w:rFonts w:ascii="Segoe UI Semibold" w:hAnsi="Segoe UI Semibold" w:cs="Segoe UI Semibold"/>
-                      <w:b/>
-                      <w:bCs/>
-                      <w:sz w:val="22"/>
-                      <w:szCs w:val="22"/>
-                    </w:rPr>
                     <w:alias w:val="#Nav: /Salesperson_Purchaser/Subtotals/Subtotals_Sales"/>
                     <w:tag w:val="#Nav: Salesperson_Commission/115"/>
                     <w:id w:val="-731769453"/>
                     <w:placeholder>
                       <w:docPart w:val="DefaultPlaceholder_-1854013440"/>
                     </w:placeholder>
-                    <w:dataBinding w:prefixMappings="xmlns:ns0='urn:microsoft-dynamics-nav/reports/Salesperson_Commission/115/'" w:xpath="/ns0:NavWordReportXmlPart[1]/ns0:Salesperson_Purchaser[1]/ns0:Subtotals[1]/ns0:Subtotals_Sales[1]" w:storeItemID="{79D6D75F-D29A-40D3-A819-B215617F17D6}"/>
+                    <w:dataBinding w:prefixMappings="&lt;xmlns:ns0='urn:microsoft-dynamics-nav/reports/Salesperson_Commission/115/' " w:xpath="/ns0:NavWordReportXmlPart[1]/ns0:Salesperson_Purchaser[1]/ns0:Subtotals[1]/ns0:Subtotals_Sales[1]" w:storeItemID="{79D6D75F-D29A-40D3-A819-B215617F17D6}"/>
                     <w:text/>
                   </w:sdtPr>
                   <w:sdtContent>
                     <w:tc>
                       <w:tcPr>
-                        <w:tcW w:w="1483" w:type="dxa"/>
+                        <w:tcW w:w="481" w:type="pct"/>
                         <w:tcBorders>
-                          <w:top w:val="single" w:color="auto" w:sz="4" w:space="0"/>
-                          <w:bottom w:val="single" w:color="auto" w:sz="4" w:space="0"/>
+                          <w:top w:val="single" w:sz="4" w:space="0" w:color="auto"/>
+                          <w:bottom w:val="single" w:sz="4" w:space="0" w:color="auto"/>
                         </w:tcBorders>
-                        <w:vAlign w:val="center"/>
                       </w:tcPr>
                       <w:p>
                         <w:pPr>
+                          <w:pStyle w:val="BCLabelNumber"/>
+                          <w:spacing w:before="160" w:after="80"/>
                           <w:jc w:val="right"/>
-                          <w:cnfStyle w:val="000000000000" w:firstRow="0" w:lastRow="0" w:firstColumn="0" w:lastColumn="0" w:oddVBand="0" w:evenVBand="0" w:oddHBand="0" w:evenHBand="0" w:firstRowFirstColumn="0" w:firstRowLastColumn="0" w:lastRowFirstColumn="0" w:lastRowLastColumn="0"/>
-                          <w:rPr>
-                            <w:rFonts w:ascii="Segoe UI Semibold" w:hAnsi="Segoe UI Semibold" w:cs="Segoe UI Semibold"/>
-                            <w:b/>
-                            <w:bCs/>
-                            <w:sz w:val="22"/>
-                            <w:szCs w:val="22"/>
-                          </w:rPr>
                         </w:pPr>
                         <w:proofErr w:type="spellStart"/>
                         <w:r>
-                          <w:rPr>
-                            <w:rFonts w:ascii="Segoe UI Semibold" w:hAnsi="Segoe UI Semibold" w:cs="Segoe UI Semibold"/>
-                            <w:b/>
-                            <w:bCs/>
-                            <w:sz w:val="22"/>
-                            <w:szCs w:val="22"/>
-                          </w:rPr>
                           <w:t>Subtotals_Sales</w:t>
                         </w:r>
                         <w:proofErr w:type="spellEnd"/>
@@ -1713,53 +1265,32 @@
                 </w:sdt>
                 <w:sdt>
                   <w:sdtPr>
-                    <w:rPr>
-                      <w:rFonts w:ascii="Segoe UI Semibold" w:hAnsi="Segoe UI Semibold" w:cs="Segoe UI Semibold"/>
-                      <w:b/>
-                      <w:bCs/>
-                      <w:sz w:val="22"/>
-                      <w:szCs w:val="22"/>
-                    </w:rPr>
                     <w:alias w:val="#Nav: /Salesperson_Purchaser/Subtotals/Subtotals_Profit"/>
                     <w:tag w:val="#Nav: Salesperson_Commission/115"/>
                     <w:id w:val="1207604024"/>
                     <w:placeholder>
                       <w:docPart w:val="DefaultPlaceholder_-1854013440"/>
                     </w:placeholder>
-                    <w:dataBinding w:prefixMappings="xmlns:ns0='urn:microsoft-dynamics-nav/reports/Salesperson_Commission/115/'" w:xpath="/ns0:NavWordReportXmlPart[1]/ns0:Salesperson_Purchaser[1]/ns0:Subtotals[1]/ns0:Subtotals_Profit[1]" w:storeItemID="{79D6D75F-D29A-40D3-A819-B215617F17D6}"/>
+                    <w:dataBinding w:prefixMappings="&lt;xmlns:ns0='urn:microsoft-dynamics-nav/reports/Salesperson_Commission/115/' " w:xpath="/ns0:NavWordReportXmlPart[1]/ns0:Salesperson_Purchaser[1]/ns0:Subtotals[1]/ns0:Subtotals_Profit[1]" w:storeItemID="{79D6D75F-D29A-40D3-A819-B215617F17D6}"/>
                     <w:text/>
                   </w:sdtPr>
                   <w:sdtContent>
                     <w:tc>
                       <w:tcPr>
-                        <w:tcW w:w="1458" w:type="dxa"/>
+                        <w:tcW w:w="473" w:type="pct"/>
                         <w:tcBorders>
-                          <w:top w:val="single" w:color="auto" w:sz="4" w:space="0"/>
-                          <w:bottom w:val="single" w:color="auto" w:sz="4" w:space="0"/>
+                          <w:top w:val="single" w:sz="4" w:space="0" w:color="auto"/>
+                          <w:bottom w:val="single" w:sz="4" w:space="0" w:color="auto"/>
                         </w:tcBorders>
-                        <w:vAlign w:val="center"/>
                       </w:tcPr>
                       <w:p>
                         <w:pPr>
+                          <w:pStyle w:val="BCLabelNumber"/>
+                          <w:spacing w:before="160" w:after="80"/>
                           <w:jc w:val="right"/>
-                          <w:cnfStyle w:val="000000000000" w:firstRow="0" w:lastRow="0" w:firstColumn="0" w:lastColumn="0" w:oddVBand="0" w:evenVBand="0" w:oddHBand="0" w:evenHBand="0" w:firstRowFirstColumn="0" w:firstRowLastColumn="0" w:lastRowFirstColumn="0" w:lastRowLastColumn="0"/>
-                          <w:rPr>
-                            <w:rFonts w:ascii="Segoe UI Semibold" w:hAnsi="Segoe UI Semibold" w:cs="Segoe UI Semibold"/>
-                            <w:b/>
-                            <w:bCs/>
-                            <w:sz w:val="22"/>
-                            <w:szCs w:val="22"/>
-                          </w:rPr>
                         </w:pPr>
                         <w:proofErr w:type="spellStart"/>
                         <w:r>
-                          <w:rPr>
-                            <w:rFonts w:ascii="Segoe UI Semibold" w:hAnsi="Segoe UI Semibold" w:cs="Segoe UI Semibold"/>
-                            <w:b/>
-                            <w:bCs/>
-                            <w:sz w:val="22"/>
-                            <w:szCs w:val="22"/>
-                          </w:rPr>
                           <w:t>Subtotals_Profit</w:t>
                         </w:r>
                         <w:proofErr w:type="spellEnd"/>
@@ -1769,53 +1300,32 @@
                 </w:sdt>
                 <w:sdt>
                   <w:sdtPr>
-                    <w:rPr>
-                      <w:rFonts w:ascii="Segoe UI Semibold" w:hAnsi="Segoe UI Semibold" w:cs="Segoe UI Semibold"/>
-                      <w:b/>
-                      <w:bCs/>
-                      <w:sz w:val="22"/>
-                      <w:szCs w:val="22"/>
-                    </w:rPr>
                     <w:alias w:val="#Nav: /Salesperson_Purchaser/Subtotals/Subtotals_AdjProfit"/>
                     <w:tag w:val="#Nav: Salesperson_Commission/115"/>
                     <w:id w:val="-2064236192"/>
                     <w:placeholder>
                       <w:docPart w:val="DefaultPlaceholder_-1854013440"/>
                     </w:placeholder>
-                    <w:dataBinding w:prefixMappings="xmlns:ns0='urn:microsoft-dynamics-nav/reports/Salesperson_Commission/115/'" w:xpath="/ns0:NavWordReportXmlPart[1]/ns0:Salesperson_Purchaser[1]/ns0:Subtotals[1]/ns0:Subtotals_AdjProfit[1]" w:storeItemID="{79D6D75F-D29A-40D3-A819-B215617F17D6}"/>
+                    <w:dataBinding w:prefixMappings="&lt;xmlns:ns0='urn:microsoft-dynamics-nav/reports/Salesperson_Commission/115/' " w:xpath="/ns0:NavWordReportXmlPart[1]/ns0:Salesperson_Purchaser[1]/ns0:Subtotals[1]/ns0:Subtotals_AdjProfit[1]" w:storeItemID="{79D6D75F-D29A-40D3-A819-B215617F17D6}"/>
                     <w:text/>
                   </w:sdtPr>
                   <w:sdtContent>
                     <w:tc>
                       <w:tcPr>
-                        <w:tcW w:w="1458" w:type="dxa"/>
+                        <w:tcW w:w="473" w:type="pct"/>
                         <w:tcBorders>
-                          <w:top w:val="single" w:color="auto" w:sz="4" w:space="0"/>
-                          <w:bottom w:val="single" w:color="auto" w:sz="4" w:space="0"/>
+                          <w:top w:val="single" w:sz="4" w:space="0" w:color="auto"/>
+                          <w:bottom w:val="single" w:sz="4" w:space="0" w:color="auto"/>
                         </w:tcBorders>
-                        <w:vAlign w:val="center"/>
                       </w:tcPr>
                       <w:p>
                         <w:pPr>
+                          <w:pStyle w:val="BCLabelNumber"/>
+                          <w:spacing w:before="160" w:after="80"/>
                           <w:jc w:val="right"/>
-                          <w:cnfStyle w:val="000000000000" w:firstRow="0" w:lastRow="0" w:firstColumn="0" w:lastColumn="0" w:oddVBand="0" w:evenVBand="0" w:oddHBand="0" w:evenHBand="0" w:firstRowFirstColumn="0" w:firstRowLastColumn="0" w:lastRowFirstColumn="0" w:lastRowLastColumn="0"/>
-                          <w:rPr>
-                            <w:rFonts w:ascii="Segoe UI Semibold" w:hAnsi="Segoe UI Semibold" w:cs="Segoe UI Semibold"/>
-                            <w:b/>
-                            <w:bCs/>
-                            <w:sz w:val="22"/>
-                            <w:szCs w:val="22"/>
-                          </w:rPr>
                         </w:pPr>
                         <w:proofErr w:type="spellStart"/>
                         <w:r>
-                          <w:rPr>
-                            <w:rFonts w:ascii="Segoe UI Semibold" w:hAnsi="Segoe UI Semibold" w:cs="Segoe UI Semibold"/>
-                            <w:b/>
-                            <w:bCs/>
-                            <w:sz w:val="22"/>
-                            <w:szCs w:val="22"/>
-                          </w:rPr>
                           <w:t>Subtotals_AdjProfit</w:t>
                         </w:r>
                         <w:proofErr w:type="spellEnd"/>
@@ -1825,53 +1335,32 @@
                 </w:sdt>
                 <w:sdt>
                   <w:sdtPr>
-                    <w:rPr>
-                      <w:rFonts w:ascii="Segoe UI Semibold" w:hAnsi="Segoe UI Semibold" w:cs="Segoe UI Semibold"/>
-                      <w:b/>
-                      <w:bCs/>
-                      <w:sz w:val="22"/>
-                      <w:szCs w:val="22"/>
-                    </w:rPr>
                     <w:alias w:val="#Nav: /Salesperson_Purchaser/Subtotals/Subtotals_SalesCommission"/>
                     <w:tag w:val="#Nav: Salesperson_Commission/115"/>
                     <w:id w:val="484133361"/>
                     <w:placeholder>
                       <w:docPart w:val="DefaultPlaceholder_-1854013440"/>
                     </w:placeholder>
-                    <w:dataBinding w:prefixMappings="xmlns:ns0='urn:microsoft-dynamics-nav/reports/Salesperson_Commission/115/'" w:xpath="/ns0:NavWordReportXmlPart[1]/ns0:Salesperson_Purchaser[1]/ns0:Subtotals[1]/ns0:Subtotals_SalesCommission[1]" w:storeItemID="{79D6D75F-D29A-40D3-A819-B215617F17D6}"/>
+                    <w:dataBinding w:prefixMappings="&lt;xmlns:ns0='urn:microsoft-dynamics-nav/reports/Salesperson_Commission/115/' " w:xpath="/ns0:NavWordReportXmlPart[1]/ns0:Salesperson_Purchaser[1]/ns0:Subtotals[1]/ns0:Subtotals_SalesCommission[1]" w:storeItemID="{79D6D75F-D29A-40D3-A819-B215617F17D6}"/>
                     <w:text/>
                   </w:sdtPr>
                   <w:sdtContent>
                     <w:tc>
                       <w:tcPr>
-                        <w:tcW w:w="2085" w:type="dxa"/>
+                        <w:tcW w:w="676" w:type="pct"/>
                         <w:tcBorders>
-                          <w:top w:val="single" w:color="auto" w:sz="4" w:space="0"/>
-                          <w:bottom w:val="single" w:color="auto" w:sz="4" w:space="0"/>
+                          <w:top w:val="single" w:sz="4" w:space="0" w:color="auto"/>
+                          <w:bottom w:val="single" w:sz="4" w:space="0" w:color="auto"/>
                         </w:tcBorders>
-                        <w:vAlign w:val="center"/>
                       </w:tcPr>
                       <w:p>
                         <w:pPr>
+                          <w:pStyle w:val="BCLabelNumber"/>
+                          <w:spacing w:before="160" w:after="80"/>
                           <w:jc w:val="right"/>
-                          <w:cnfStyle w:val="000000000000" w:firstRow="0" w:lastRow="0" w:firstColumn="0" w:lastColumn="0" w:oddVBand="0" w:evenVBand="0" w:oddHBand="0" w:evenHBand="0" w:firstRowFirstColumn="0" w:firstRowLastColumn="0" w:lastRowFirstColumn="0" w:lastRowLastColumn="0"/>
-                          <w:rPr>
-                            <w:rFonts w:ascii="Segoe UI Semibold" w:hAnsi="Segoe UI Semibold" w:cs="Segoe UI Semibold"/>
-                            <w:b/>
-                            <w:bCs/>
-                            <w:sz w:val="22"/>
-                            <w:szCs w:val="22"/>
-                          </w:rPr>
                         </w:pPr>
                         <w:proofErr w:type="spellStart"/>
                         <w:r>
-                          <w:rPr>
-                            <w:rFonts w:ascii="Segoe UI Semibold" w:hAnsi="Segoe UI Semibold" w:cs="Segoe UI Semibold"/>
-                            <w:b/>
-                            <w:bCs/>
-                            <w:sz w:val="22"/>
-                            <w:szCs w:val="22"/>
-                          </w:rPr>
                           <w:t>Subtotals_SalesCommission</w:t>
                         </w:r>
                         <w:proofErr w:type="spellEnd"/>
@@ -1881,53 +1370,32 @@
                 </w:sdt>
                 <w:sdt>
                   <w:sdtPr>
-                    <w:rPr>
-                      <w:rFonts w:ascii="Segoe UI Semibold" w:hAnsi="Segoe UI Semibold" w:cs="Segoe UI Semibold"/>
-                      <w:b/>
-                      <w:bCs/>
-                      <w:sz w:val="22"/>
-                      <w:szCs w:val="22"/>
-                    </w:rPr>
                     <w:alias w:val="#Nav: /Salesperson_Purchaser/Subtotals/Subtotals_ProfitCommission"/>
                     <w:tag w:val="#Nav: Salesperson_Commission/115"/>
                     <w:id w:val="-1376308262"/>
                     <w:placeholder>
                       <w:docPart w:val="DefaultPlaceholder_-1854013440"/>
                     </w:placeholder>
-                    <w:dataBinding w:prefixMappings="xmlns:ns0='urn:microsoft-dynamics-nav/reports/Salesperson_Commission/115/'" w:xpath="/ns0:NavWordReportXmlPart[1]/ns0:Salesperson_Purchaser[1]/ns0:Subtotals[1]/ns0:Subtotals_ProfitCommission[1]" w:storeItemID="{79D6D75F-D29A-40D3-A819-B215617F17D6}"/>
+                    <w:dataBinding w:prefixMappings="&lt;xmlns:ns0='urn:microsoft-dynamics-nav/reports/Salesperson_Commission/115/' " w:xpath="/ns0:NavWordReportXmlPart[1]/ns0:Salesperson_Purchaser[1]/ns0:Subtotals[1]/ns0:Subtotals_ProfitCommission[1]" w:storeItemID="{79D6D75F-D29A-40D3-A819-B215617F17D6}"/>
                     <w:text/>
                   </w:sdtPr>
                   <w:sdtContent>
                     <w:tc>
                       <w:tcPr>
-                        <w:tcW w:w="2083" w:type="dxa"/>
+                        <w:tcW w:w="675" w:type="pct"/>
                         <w:tcBorders>
-                          <w:top w:val="single" w:color="auto" w:sz="4" w:space="0"/>
-                          <w:bottom w:val="single" w:color="auto" w:sz="4" w:space="0"/>
+                          <w:top w:val="single" w:sz="4" w:space="0" w:color="auto"/>
+                          <w:bottom w:val="single" w:sz="4" w:space="0" w:color="auto"/>
                         </w:tcBorders>
-                        <w:vAlign w:val="center"/>
                       </w:tcPr>
                       <w:p>
                         <w:pPr>
+                          <w:pStyle w:val="BCLabelNumber"/>
+                          <w:spacing w:before="160" w:after="80"/>
                           <w:jc w:val="right"/>
-                          <w:cnfStyle w:val="000000000000" w:firstRow="0" w:lastRow="0" w:firstColumn="0" w:lastColumn="0" w:oddVBand="0" w:evenVBand="0" w:oddHBand="0" w:evenHBand="0" w:firstRowFirstColumn="0" w:firstRowLastColumn="0" w:lastRowFirstColumn="0" w:lastRowLastColumn="0"/>
-                          <w:rPr>
-                            <w:rFonts w:ascii="Segoe UI Semibold" w:hAnsi="Segoe UI Semibold" w:cs="Segoe UI Semibold"/>
-                            <w:b/>
-                            <w:bCs/>
-                            <w:sz w:val="22"/>
-                            <w:szCs w:val="22"/>
-                          </w:rPr>
                         </w:pPr>
                         <w:proofErr w:type="spellStart"/>
                         <w:r>
-                          <w:rPr>
-                            <w:rFonts w:ascii="Segoe UI Semibold" w:hAnsi="Segoe UI Semibold" w:cs="Segoe UI Semibold"/>
-                            <w:b/>
-                            <w:bCs/>
-                            <w:sz w:val="22"/>
-                            <w:szCs w:val="22"/>
-                          </w:rPr>
                           <w:t>Subtotals_ProfitCommission</w:t>
                         </w:r>
                         <w:proofErr w:type="spellEnd"/>
@@ -1937,53 +1405,32 @@
                 </w:sdt>
                 <w:sdt>
                   <w:sdtPr>
-                    <w:rPr>
-                      <w:rFonts w:ascii="Segoe UI Semibold" w:hAnsi="Segoe UI Semibold" w:cs="Segoe UI Semibold"/>
-                      <w:b/>
-                      <w:bCs/>
-                      <w:sz w:val="22"/>
-                      <w:szCs w:val="22"/>
-                    </w:rPr>
                     <w:alias w:val="#Nav: /Salesperson_Purchaser/Subtotals/Subtotals_AdjProfitCommission"/>
                     <w:tag w:val="#Nav: Salesperson_Commission/115"/>
                     <w:id w:val="412291003"/>
                     <w:placeholder>
                       <w:docPart w:val="DefaultPlaceholder_-1854013440"/>
                     </w:placeholder>
-                    <w:dataBinding w:prefixMappings="xmlns:ns0='urn:microsoft-dynamics-nav/reports/Salesperson_Commission/115/'" w:xpath="/ns0:NavWordReportXmlPart[1]/ns0:Salesperson_Purchaser[1]/ns0:Subtotals[1]/ns0:Subtotals_AdjProfitCommission[1]" w:storeItemID="{79D6D75F-D29A-40D3-A819-B215617F17D6}"/>
+                    <w:dataBinding w:prefixMappings="&lt;xmlns:ns0='urn:microsoft-dynamics-nav/reports/Salesperson_Commission/115/' " w:xpath="/ns0:NavWordReportXmlPart[1]/ns0:Salesperson_Purchaser[1]/ns0:Subtotals[1]/ns0:Subtotals_AdjProfitCommission[1]" w:storeItemID="{79D6D75F-D29A-40D3-A819-B215617F17D6}"/>
                     <w:text/>
                   </w:sdtPr>
                   <w:sdtContent>
                     <w:tc>
                       <w:tcPr>
-                        <w:tcW w:w="2085" w:type="dxa"/>
+                        <w:tcW w:w="676" w:type="pct"/>
                         <w:tcBorders>
-                          <w:top w:val="single" w:color="auto" w:sz="4" w:space="0"/>
-                          <w:bottom w:val="single" w:color="auto" w:sz="4" w:space="0"/>
+                          <w:top w:val="single" w:sz="4" w:space="0" w:color="auto"/>
+                          <w:bottom w:val="single" w:sz="4" w:space="0" w:color="auto"/>
                         </w:tcBorders>
-                        <w:vAlign w:val="center"/>
                       </w:tcPr>
                       <w:p>
                         <w:pPr>
+                          <w:pStyle w:val="BCLabelNumber"/>
+                          <w:spacing w:before="160" w:after="80"/>
                           <w:jc w:val="right"/>
-                          <w:cnfStyle w:val="000000000000" w:firstRow="0" w:lastRow="0" w:firstColumn="0" w:lastColumn="0" w:oddVBand="0" w:evenVBand="0" w:oddHBand="0" w:evenHBand="0" w:firstRowFirstColumn="0" w:firstRowLastColumn="0" w:lastRowFirstColumn="0" w:lastRowLastColumn="0"/>
-                          <w:rPr>
-                            <w:rFonts w:ascii="Segoe UI Semibold" w:hAnsi="Segoe UI Semibold" w:cs="Segoe UI Semibold"/>
-                            <w:b/>
-                            <w:bCs/>
-                            <w:sz w:val="22"/>
-                            <w:szCs w:val="22"/>
-                          </w:rPr>
                         </w:pPr>
                         <w:proofErr w:type="spellStart"/>
                         <w:r>
-                          <w:rPr>
-                            <w:rFonts w:ascii="Segoe UI Semibold" w:hAnsi="Segoe UI Semibold" w:cs="Segoe UI Semibold"/>
-                            <w:b/>
-                            <w:bCs/>
-                            <w:sz w:val="22"/>
-                            <w:szCs w:val="22"/>
-                          </w:rPr>
                           <w:t>Subtotals_AdjProfitCommission</w:t>
                         </w:r>
                         <w:proofErr w:type="spellEnd"/>
@@ -2000,86 +1447,61 @@
     <w:p>
       <w:pPr>
         <w:spacing w:after="0"/>
-        <w:rPr>
-          <w:sz w:val="22"/>
-          <w:szCs w:val="22"/>
-        </w:rPr>
       </w:pPr>
     </w:p>
     <w:tbl>
       <w:tblPr>
-        <w:tblStyle w:val="PlainTable1"/>
-        <w:tblW w:w="15422" w:type="dxa"/>
-        <w:tblBorders>
-          <w:top w:val="none" w:color="auto" w:sz="0" w:space="0"/>
-          <w:left w:val="none" w:color="auto" w:sz="0" w:space="0"/>
-          <w:bottom w:val="none" w:color="auto" w:sz="0" w:space="0"/>
-          <w:right w:val="none" w:color="auto" w:sz="0" w:space="0"/>
-          <w:insideH w:val="none" w:color="auto" w:sz="0" w:space="0"/>
-          <w:insideV w:val="none" w:color="auto" w:sz="0" w:space="0"/>
-        </w:tblBorders>
+        <w:tblStyle w:val="BCTotalsTable"/>
+        <w:tblW w:w="5000" w:type="pct"/>
         <w:tblLayout w:type="fixed"/>
-        <w:tblLook w:val="04A0" w:firstRow="1" w:lastRow="0" w:firstColumn="1" w:lastColumn="0" w:noHBand="0" w:noVBand="1"/>
+        <w:tblLook w:val="0640" w:firstRow="0" w:lastRow="1" w:firstColumn="0" w:lastColumn="0" w:noHBand="1" w:noVBand="1"/>
+        <w:tblCaption w:val="Table 3"/>
+        <w:tblDescription w:val="Document totals."/>
       </w:tblPr>
       <w:tblGrid>
-        <w:gridCol w:w="1252"/>
-        <w:gridCol w:w="1876"/>
-        <w:gridCol w:w="1667"/>
-        <w:gridCol w:w="1458"/>
-        <w:gridCol w:w="1458"/>
-        <w:gridCol w:w="1458"/>
-        <w:gridCol w:w="2085"/>
-        <w:gridCol w:w="2083"/>
-        <w:gridCol w:w="2085"/>
+        <w:gridCol w:w="1799"/>
+        <w:gridCol w:w="1889"/>
+        <w:gridCol w:w="1892"/>
+        <w:gridCol w:w="1891"/>
+        <w:gridCol w:w="1709"/>
+        <w:gridCol w:w="1170"/>
+        <w:gridCol w:w="1620"/>
+        <w:gridCol w:w="1620"/>
+        <w:gridCol w:w="1808"/>
       </w:tblGrid>
       <w:tr>
         <w:trPr>
-          <w:cnfStyle w:val="100000000000" w:firstRow="1" w:lastRow="0" w:firstColumn="0" w:lastColumn="0" w:oddVBand="0" w:evenVBand="0" w:oddHBand="0" w:evenHBand="0" w:firstRowFirstColumn="0" w:firstRowLastColumn="0" w:lastRowFirstColumn="0" w:lastRowLastColumn="0"/>
+          <w:cnfStyle w:val="010000000000" w:firstRow="0" w:lastRow="1" w:firstColumn="0" w:lastColumn="0" w:oddVBand="0" w:evenVBand="0" w:oddHBand="0" w:evenHBand="0" w:firstRowFirstColumn="0" w:firstRowLastColumn="0" w:lastRowFirstColumn="0" w:lastRowLastColumn="0"/>
+          <w:cantSplit/>
           <w:trHeight w:val="567"/>
         </w:trPr>
         <w:sdt>
           <w:sdtPr>
-            <w:rPr>
-              <w:rFonts w:ascii="Segoe UI Semibold" w:hAnsi="Segoe UI Semibold" w:cs="Segoe UI Semibold"/>
-              <w:sz w:val="22"/>
-              <w:szCs w:val="22"/>
-            </w:rPr>
             <w:alias w:val="#Nav: /Labels/TotalsCaption"/>
             <w:tag w:val="#Nav: Salesperson_Commission/115"/>
             <w:id w:val="968545507"/>
             <w:placeholder>
               <w:docPart w:val="DefaultPlaceholder_-1854013440"/>
             </w:placeholder>
-            <w:dataBinding w:prefixMappings="xmlns:ns0='urn:microsoft-dynamics-nav/reports/Salesperson_Commission/115/'" w:xpath="/ns0:NavWordReportXmlPart[1]/ns0:Labels[1]/ns0:TotalsCaption[1]" w:storeItemID="{79D6D75F-D29A-40D3-A819-B215617F17D6}"/>
+            <w:dataBinding w:prefixMappings="&lt;xmlns:ns0='urn:microsoft-dynamics-nav/reports/Salesperson_Commission/115/' " w:xpath="/ns0:NavWordReportXmlPart[1]/ns0:Labels[1]/ns0:TotalsCaption[1]" w:storeItemID="{79D6D75F-D29A-40D3-A819-B215617F17D6}"/>
             <w:text/>
           </w:sdtPr>
           <w:sdtContent>
             <w:tc>
               <w:tcPr>
-                <w:cnfStyle w:val="001000000000" w:firstRow="0" w:lastRow="0" w:firstColumn="1" w:lastColumn="0" w:oddVBand="0" w:evenVBand="0" w:oddHBand="0" w:evenHBand="0" w:firstRowFirstColumn="0" w:firstRowLastColumn="0" w:lastRowFirstColumn="0" w:lastRowLastColumn="0"/>
-                <w:tcW w:w="851" w:type="dxa"/>
+                <w:tcW w:w="584" w:type="pct"/>
                 <w:tcBorders>
-                  <w:top w:val="single" w:color="auto" w:sz="4" w:space="0"/>
-                  <w:bottom w:val="single" w:color="auto" w:sz="4" w:space="0"/>
+                  <w:top w:val="single" w:sz="4" w:space="0" w:color="auto"/>
+                  <w:bottom w:val="single" w:sz="4" w:space="0" w:color="auto"/>
                 </w:tcBorders>
-                <w:vAlign w:val="center"/>
               </w:tcPr>
               <w:p>
                 <w:pPr>
-                  <w:spacing w:before="120" w:after="120"/>
-                  <w:rPr>
-                    <w:rFonts w:ascii="Segoe UI Semibold" w:hAnsi="Segoe UI Semibold" w:cs="Segoe UI Semibold"/>
-                    <w:sz w:val="22"/>
-                    <w:szCs w:val="22"/>
-                  </w:rPr>
+                  <w:pStyle w:val="BCLabel"/>
+                  <w:spacing w:before="160" w:after="80"/>
                 </w:pPr>
                 <w:proofErr w:type="spellStart"/>
                 <w:r>
-                  <w:rPr>
-                    <w:rFonts w:ascii="Segoe UI Semibold" w:hAnsi="Segoe UI Semibold" w:cs="Segoe UI Semibold"/>
-                    <w:sz w:val="22"/>
-                    <w:szCs w:val="22"/>
-                  </w:rPr>
                   <w:t>TotalsCaption</w:t>
                 </w:r>
                 <w:proofErr w:type="spellEnd"/>
@@ -2089,92 +1511,62 @@
         </w:sdt>
         <w:tc>
           <w:tcPr>
-            <w:tcW w:w="1276" w:type="dxa"/>
+            <w:tcW w:w="613" w:type="pct"/>
             <w:tcBorders>
-              <w:top w:val="single" w:color="auto" w:sz="4" w:space="0"/>
-              <w:bottom w:val="single" w:color="auto" w:sz="4" w:space="0"/>
+              <w:top w:val="single" w:sz="4" w:space="0" w:color="auto"/>
+              <w:bottom w:val="single" w:sz="4" w:space="0" w:color="auto"/>
             </w:tcBorders>
           </w:tcPr>
           <w:p>
             <w:pPr>
+              <w:pStyle w:val="BCLabel"/>
               <w:spacing w:before="120" w:after="120"/>
-              <w:cnfStyle w:val="100000000000" w:firstRow="1" w:lastRow="0" w:firstColumn="0" w:lastColumn="0" w:oddVBand="0" w:evenVBand="0" w:oddHBand="0" w:evenHBand="0" w:firstRowFirstColumn="0" w:firstRowLastColumn="0" w:lastRowFirstColumn="0" w:lastRowLastColumn="0"/>
-              <w:rPr>
-                <w:rFonts w:ascii="Segoe UI Semibold" w:hAnsi="Segoe UI Semibold" w:cs="Segoe UI Semibold"/>
-                <w:b w:val="0"/>
-                <w:bCs w:val="0"/>
-                <w:sz w:val="22"/>
-                <w:szCs w:val="22"/>
-              </w:rPr>
             </w:pPr>
           </w:p>
         </w:tc>
         <w:tc>
           <w:tcPr>
-            <w:tcW w:w="1134" w:type="dxa"/>
+            <w:tcW w:w="614" w:type="pct"/>
             <w:tcBorders>
-              <w:top w:val="single" w:color="auto" w:sz="4" w:space="0"/>
-              <w:bottom w:val="single" w:color="auto" w:sz="4" w:space="0"/>
+              <w:top w:val="single" w:sz="4" w:space="0" w:color="auto"/>
+              <w:bottom w:val="single" w:sz="4" w:space="0" w:color="auto"/>
             </w:tcBorders>
           </w:tcPr>
           <w:p>
             <w:pPr>
+              <w:pStyle w:val="BCLabel"/>
               <w:spacing w:before="120" w:after="120"/>
-              <w:cnfStyle w:val="100000000000" w:firstRow="1" w:lastRow="0" w:firstColumn="0" w:lastColumn="0" w:oddVBand="0" w:evenVBand="0" w:oddHBand="0" w:evenHBand="0" w:firstRowFirstColumn="0" w:firstRowLastColumn="0" w:lastRowFirstColumn="0" w:lastRowLastColumn="0"/>
-              <w:rPr>
-                <w:rFonts w:ascii="Segoe UI Semibold" w:hAnsi="Segoe UI Semibold" w:cs="Segoe UI Semibold"/>
-                <w:sz w:val="22"/>
-                <w:szCs w:val="22"/>
-              </w:rPr>
             </w:pPr>
           </w:p>
         </w:tc>
         <w:sdt>
           <w:sdtPr>
-            <w:rPr>
-              <w:rFonts w:ascii="Segoe UI Semibold" w:hAnsi="Segoe UI Semibold" w:cs="Segoe UI Semibold"/>
-              <w:sz w:val="22"/>
-              <w:szCs w:val="22"/>
-            </w:rPr>
             <w:alias w:val="#Nav: /Totals/Totals_Sales"/>
             <w:tag w:val="#Nav: Salesperson_Commission/115"/>
             <w:id w:val="2138451167"/>
             <w:placeholder>
               <w:docPart w:val="DefaultPlaceholder_-1854013440"/>
             </w:placeholder>
-            <w:dataBinding w:prefixMappings="xmlns:ns0='urn:microsoft-dynamics-nav/reports/Salesperson_Commission/115/'" w:xpath="/ns0:NavWordReportXmlPart[1]/ns0:Totals[1]/ns0:Totals_Sales[1]" w:storeItemID="{79D6D75F-D29A-40D3-A819-B215617F17D6}"/>
+            <w:dataBinding w:prefixMappings="&lt;xmlns:ns0='urn:microsoft-dynamics-nav/reports/Salesperson_Commission/115/' " w:xpath="/ns0:NavWordReportXmlPart[1]/ns0:Totals[1]/ns0:Totals_Sales[1]" w:storeItemID="{79D6D75F-D29A-40D3-A819-B215617F17D6}"/>
             <w:text/>
           </w:sdtPr>
           <w:sdtContent>
             <w:tc>
               <w:tcPr>
-                <w:tcW w:w="992" w:type="dxa"/>
+                <w:tcW w:w="614" w:type="pct"/>
                 <w:tcBorders>
-                  <w:top w:val="single" w:color="auto" w:sz="4" w:space="0"/>
-                  <w:bottom w:val="single" w:color="auto" w:sz="4" w:space="0"/>
+                  <w:top w:val="single" w:sz="4" w:space="0" w:color="auto"/>
+                  <w:bottom w:val="single" w:sz="4" w:space="0" w:color="auto"/>
                 </w:tcBorders>
-                <w:vAlign w:val="center"/>
               </w:tcPr>
               <w:p>
                 <w:pPr>
-                  <w:spacing w:before="120" w:after="120"/>
+                  <w:pStyle w:val="BCLabelNumber"/>
+                  <w:spacing w:before="160" w:after="80"/>
                   <w:jc w:val="right"/>
-                  <w:cnfStyle w:val="100000000000" w:firstRow="1" w:lastRow="0" w:firstColumn="0" w:lastColumn="0" w:oddVBand="0" w:evenVBand="0" w:oddHBand="0" w:evenHBand="0" w:firstRowFirstColumn="0" w:firstRowLastColumn="0" w:lastRowFirstColumn="0" w:lastRowLastColumn="0"/>
-                  <w:rPr>
-                    <w:rFonts w:ascii="Segoe UI Semibold" w:hAnsi="Segoe UI Semibold" w:cs="Segoe UI Semibold"/>
-                    <w:b w:val="0"/>
-                    <w:bCs w:val="0"/>
-                    <w:sz w:val="22"/>
-                    <w:szCs w:val="22"/>
-                  </w:rPr>
                 </w:pPr>
                 <w:proofErr w:type="spellStart"/>
                 <w:r>
-                  <w:rPr>
-                    <w:rFonts w:ascii="Segoe UI Semibold" w:hAnsi="Segoe UI Semibold" w:cs="Segoe UI Semibold"/>
-                    <w:sz w:val="22"/>
-                    <w:szCs w:val="22"/>
-                  </w:rPr>
                   <w:t>Totals_Sales</w:t>
                 </w:r>
                 <w:proofErr w:type="spellEnd"/>
@@ -2184,50 +1576,32 @@
         </w:sdt>
         <w:sdt>
           <w:sdtPr>
-            <w:rPr>
-              <w:rFonts w:ascii="Segoe UI Semibold" w:hAnsi="Segoe UI Semibold" w:cs="Segoe UI Semibold"/>
-              <w:sz w:val="22"/>
-              <w:szCs w:val="22"/>
-            </w:rPr>
             <w:alias w:val="#Nav: /Totals/Totals_Profit"/>
             <w:tag w:val="#Nav: Salesperson_Commission/115"/>
             <w:id w:val="1106469660"/>
             <w:placeholder>
               <w:docPart w:val="DefaultPlaceholder_-1854013440"/>
             </w:placeholder>
-            <w:dataBinding w:prefixMappings="xmlns:ns0='urn:microsoft-dynamics-nav/reports/Salesperson_Commission/115/'" w:xpath="/ns0:NavWordReportXmlPart[1]/ns0:Totals[1]/ns0:Totals_Profit[1]" w:storeItemID="{79D6D75F-D29A-40D3-A819-B215617F17D6}"/>
+            <w:dataBinding w:prefixMappings="&lt;xmlns:ns0='urn:microsoft-dynamics-nav/reports/Salesperson_Commission/115/' " w:xpath="/ns0:NavWordReportXmlPart[1]/ns0:Totals[1]/ns0:Totals_Profit[1]" w:storeItemID="{79D6D75F-D29A-40D3-A819-B215617F17D6}"/>
             <w:text/>
           </w:sdtPr>
           <w:sdtContent>
             <w:tc>
               <w:tcPr>
-                <w:tcW w:w="992" w:type="dxa"/>
+                <w:tcW w:w="555" w:type="pct"/>
                 <w:tcBorders>
-                  <w:top w:val="single" w:color="auto" w:sz="4" w:space="0"/>
-                  <w:bottom w:val="single" w:color="auto" w:sz="4" w:space="0"/>
+                  <w:top w:val="single" w:sz="4" w:space="0" w:color="auto"/>
+                  <w:bottom w:val="single" w:sz="4" w:space="0" w:color="auto"/>
                 </w:tcBorders>
-                <w:vAlign w:val="center"/>
               </w:tcPr>
               <w:p>
                 <w:pPr>
-                  <w:spacing w:before="120" w:after="120"/>
+                  <w:pStyle w:val="BCLabelNumber"/>
+                  <w:spacing w:before="160" w:after="80"/>
                   <w:jc w:val="right"/>
-                  <w:cnfStyle w:val="100000000000" w:firstRow="1" w:lastRow="0" w:firstColumn="0" w:lastColumn="0" w:oddVBand="0" w:evenVBand="0" w:oddHBand="0" w:evenHBand="0" w:firstRowFirstColumn="0" w:firstRowLastColumn="0" w:lastRowFirstColumn="0" w:lastRowLastColumn="0"/>
-                  <w:rPr>
-                    <w:rFonts w:ascii="Segoe UI Semibold" w:hAnsi="Segoe UI Semibold" w:cs="Segoe UI Semibold"/>
-                    <w:b w:val="0"/>
-                    <w:bCs w:val="0"/>
-                    <w:sz w:val="22"/>
-                    <w:szCs w:val="22"/>
-                  </w:rPr>
                 </w:pPr>
                 <w:proofErr w:type="spellStart"/>
                 <w:r>
-                  <w:rPr>
-                    <w:rFonts w:ascii="Segoe UI Semibold" w:hAnsi="Segoe UI Semibold" w:cs="Segoe UI Semibold"/>
-                    <w:sz w:val="22"/>
-                    <w:szCs w:val="22"/>
-                  </w:rPr>
                   <w:t>Totals_Profit</w:t>
                 </w:r>
                 <w:proofErr w:type="spellEnd"/>
@@ -2237,49 +1611,31 @@
         </w:sdt>
         <w:sdt>
           <w:sdtPr>
-            <w:rPr>
-              <w:rFonts w:ascii="Segoe UI Semibold" w:hAnsi="Segoe UI Semibold" w:cs="Segoe UI Semibold"/>
-              <w:sz w:val="22"/>
-              <w:szCs w:val="22"/>
-            </w:rPr>
             <w:alias w:val="#Nav: /Totals/Totals_AdjProfit"/>
             <w:tag w:val="#Nav: Salesperson_Commission/115"/>
             <w:id w:val="2062752820"/>
             <w:placeholder>
               <w:docPart w:val="DefaultPlaceholder_-1854013440"/>
             </w:placeholder>
-            <w:dataBinding w:prefixMappings="xmlns:ns0='urn:microsoft-dynamics-nav/reports/Salesperson_Commission/115/'" w:xpath="/ns0:NavWordReportXmlPart[1]/ns0:Totals[1]/ns0:Totals_AdjProfit[1]" w:storeItemID="{79D6D75F-D29A-40D3-A819-B215617F17D6}"/>
+            <w:dataBinding w:prefixMappings="&lt;xmlns:ns0='urn:microsoft-dynamics-nav/reports/Salesperson_Commission/115/' " w:xpath="/ns0:NavWordReportXmlPart[1]/ns0:Totals[1]/ns0:Totals_AdjProfit[1]" w:storeItemID="{79D6D75F-D29A-40D3-A819-B215617F17D6}"/>
             <w:text/>
           </w:sdtPr>
           <w:sdtContent>
             <w:tc>
               <w:tcPr>
-                <w:tcW w:w="992" w:type="dxa"/>
+                <w:tcW w:w="380" w:type="pct"/>
                 <w:tcBorders>
-                  <w:top w:val="single" w:color="auto" w:sz="4" w:space="0"/>
-                  <w:bottom w:val="single" w:color="auto" w:sz="4" w:space="0"/>
+                  <w:top w:val="single" w:sz="4" w:space="0" w:color="auto"/>
+                  <w:bottom w:val="single" w:sz="4" w:space="0" w:color="auto"/>
                 </w:tcBorders>
-                <w:vAlign w:val="center"/>
               </w:tcPr>
               <w:p>
                 <w:pPr>
-                  <w:spacing w:before="120" w:after="120"/>
+                  <w:pStyle w:val="BCLabelNumber"/>
+                  <w:spacing w:before="160" w:after="80"/>
                   <w:jc w:val="right"/>
-                  <w:cnfStyle w:val="100000000000" w:firstRow="1" w:lastRow="0" w:firstColumn="0" w:lastColumn="0" w:oddVBand="0" w:evenVBand="0" w:oddHBand="0" w:evenHBand="0" w:firstRowFirstColumn="0" w:firstRowLastColumn="0" w:lastRowFirstColumn="0" w:lastRowLastColumn="0"/>
-                  <w:rPr>
-                    <w:rFonts w:ascii="Segoe UI Semibold" w:hAnsi="Segoe UI Semibold" w:cs="Segoe UI Semibold"/>
-                    <w:b w:val="0"/>
-                    <w:bCs w:val="0"/>
-                    <w:sz w:val="22"/>
-                    <w:szCs w:val="22"/>
-                  </w:rPr>
                 </w:pPr>
                 <w:r>
-                  <w:rPr>
-                    <w:rFonts w:ascii="Segoe UI Semibold" w:hAnsi="Segoe UI Semibold" w:cs="Segoe UI Semibold"/>
-                    <w:sz w:val="22"/>
-                    <w:szCs w:val="22"/>
-                  </w:rPr>
                   <w:t>Totals_AdjProfit</w:t>
                 </w:r>
               </w:p>
@@ -2288,50 +1644,32 @@
         </w:sdt>
         <w:sdt>
           <w:sdtPr>
-            <w:rPr>
-              <w:rFonts w:ascii="Segoe UI Semibold" w:hAnsi="Segoe UI Semibold" w:cs="Segoe UI Semibold"/>
-              <w:sz w:val="22"/>
-              <w:szCs w:val="22"/>
-            </w:rPr>
             <w:alias w:val="#Nav: /Totals/Totals_SalesCommission"/>
             <w:tag w:val="#Nav: Salesperson_Commission/115"/>
             <w:id w:val="-1037499563"/>
             <w:placeholder>
               <w:docPart w:val="DefaultPlaceholder_-1854013440"/>
             </w:placeholder>
-            <w:dataBinding w:prefixMappings="xmlns:ns0='urn:microsoft-dynamics-nav/reports/Salesperson_Commission/115/'" w:xpath="/ns0:NavWordReportXmlPart[1]/ns0:Totals[1]/ns0:Totals_SalesCommission[1]" w:storeItemID="{79D6D75F-D29A-40D3-A819-B215617F17D6}"/>
+            <w:dataBinding w:prefixMappings="&lt;xmlns:ns0='urn:microsoft-dynamics-nav/reports/Salesperson_Commission/115/' " w:xpath="/ns0:NavWordReportXmlPart[1]/ns0:Totals[1]/ns0:Totals_SalesCommission[1]" w:storeItemID="{79D6D75F-D29A-40D3-A819-B215617F17D6}"/>
             <w:text/>
           </w:sdtPr>
           <w:sdtContent>
             <w:tc>
               <w:tcPr>
-                <w:tcW w:w="1418" w:type="dxa"/>
+                <w:tcW w:w="526" w:type="pct"/>
                 <w:tcBorders>
-                  <w:top w:val="single" w:color="auto" w:sz="4" w:space="0"/>
-                  <w:bottom w:val="single" w:color="auto" w:sz="4" w:space="0"/>
+                  <w:top w:val="single" w:sz="4" w:space="0" w:color="auto"/>
+                  <w:bottom w:val="single" w:sz="4" w:space="0" w:color="auto"/>
                 </w:tcBorders>
-                <w:vAlign w:val="center"/>
               </w:tcPr>
               <w:p>
                 <w:pPr>
-                  <w:spacing w:before="120" w:after="120"/>
+                  <w:pStyle w:val="BCLabelNumber"/>
+                  <w:spacing w:before="160" w:after="80"/>
                   <w:jc w:val="right"/>
-                  <w:cnfStyle w:val="100000000000" w:firstRow="1" w:lastRow="0" w:firstColumn="0" w:lastColumn="0" w:oddVBand="0" w:evenVBand="0" w:oddHBand="0" w:evenHBand="0" w:firstRowFirstColumn="0" w:firstRowLastColumn="0" w:lastRowFirstColumn="0" w:lastRowLastColumn="0"/>
-                  <w:rPr>
-                    <w:rFonts w:ascii="Segoe UI Semibold" w:hAnsi="Segoe UI Semibold" w:cs="Segoe UI Semibold"/>
-                    <w:b w:val="0"/>
-                    <w:bCs w:val="0"/>
-                    <w:sz w:val="22"/>
-                    <w:szCs w:val="22"/>
-                  </w:rPr>
                 </w:pPr>
                 <w:proofErr w:type="spellStart"/>
                 <w:r>
-                  <w:rPr>
-                    <w:rFonts w:ascii="Segoe UI Semibold" w:hAnsi="Segoe UI Semibold" w:cs="Segoe UI Semibold"/>
-                    <w:sz w:val="22"/>
-                    <w:szCs w:val="22"/>
-                  </w:rPr>
                   <w:t>Totals_SalesCommission</w:t>
                 </w:r>
                 <w:proofErr w:type="spellEnd"/>
@@ -2341,50 +1679,32 @@
         </w:sdt>
         <w:sdt>
           <w:sdtPr>
-            <w:rPr>
-              <w:rFonts w:ascii="Segoe UI Semibold" w:hAnsi="Segoe UI Semibold" w:cs="Segoe UI Semibold"/>
-              <w:sz w:val="22"/>
-              <w:szCs w:val="22"/>
-            </w:rPr>
             <w:alias w:val="#Nav: /Totals/Totals_ProfitCommission"/>
             <w:tag w:val="#Nav: Salesperson_Commission/115"/>
             <w:id w:val="1499311762"/>
             <w:placeholder>
               <w:docPart w:val="DefaultPlaceholder_-1854013440"/>
             </w:placeholder>
-            <w:dataBinding w:prefixMappings="xmlns:ns0='urn:microsoft-dynamics-nav/reports/Salesperson_Commission/115/'" w:xpath="/ns0:NavWordReportXmlPart[1]/ns0:Totals[1]/ns0:Totals_ProfitCommission[1]" w:storeItemID="{79D6D75F-D29A-40D3-A819-B215617F17D6}"/>
+            <w:dataBinding w:prefixMappings="&lt;xmlns:ns0='urn:microsoft-dynamics-nav/reports/Salesperson_Commission/115/' " w:xpath="/ns0:NavWordReportXmlPart[1]/ns0:Totals[1]/ns0:Totals_ProfitCommission[1]" w:storeItemID="{79D6D75F-D29A-40D3-A819-B215617F17D6}"/>
             <w:text/>
           </w:sdtPr>
           <w:sdtContent>
             <w:tc>
               <w:tcPr>
-                <w:tcW w:w="1417" w:type="dxa"/>
+                <w:tcW w:w="526" w:type="pct"/>
                 <w:tcBorders>
-                  <w:top w:val="single" w:color="auto" w:sz="4" w:space="0"/>
-                  <w:bottom w:val="single" w:color="auto" w:sz="4" w:space="0"/>
+                  <w:top w:val="single" w:sz="4" w:space="0" w:color="auto"/>
+                  <w:bottom w:val="single" w:sz="4" w:space="0" w:color="auto"/>
                 </w:tcBorders>
-                <w:vAlign w:val="center"/>
               </w:tcPr>
               <w:p>
                 <w:pPr>
-                  <w:spacing w:before="120" w:after="120"/>
+                  <w:pStyle w:val="BCLabelNumber"/>
+                  <w:spacing w:before="160" w:after="80"/>
                   <w:jc w:val="right"/>
-                  <w:cnfStyle w:val="100000000000" w:firstRow="1" w:lastRow="0" w:firstColumn="0" w:lastColumn="0" w:oddVBand="0" w:evenVBand="0" w:oddHBand="0" w:evenHBand="0" w:firstRowFirstColumn="0" w:firstRowLastColumn="0" w:lastRowFirstColumn="0" w:lastRowLastColumn="0"/>
-                  <w:rPr>
-                    <w:rFonts w:ascii="Segoe UI Semibold" w:hAnsi="Segoe UI Semibold" w:cs="Segoe UI Semibold"/>
-                    <w:b w:val="0"/>
-                    <w:bCs w:val="0"/>
-                    <w:sz w:val="22"/>
-                    <w:szCs w:val="22"/>
-                  </w:rPr>
                 </w:pPr>
                 <w:proofErr w:type="spellStart"/>
                 <w:r>
-                  <w:rPr>
-                    <w:rFonts w:ascii="Segoe UI Semibold" w:hAnsi="Segoe UI Semibold" w:cs="Segoe UI Semibold"/>
-                    <w:sz w:val="22"/>
-                    <w:szCs w:val="22"/>
-                  </w:rPr>
                   <w:t>Totals_ProfitCommission</w:t>
                 </w:r>
                 <w:proofErr w:type="spellEnd"/>
@@ -2394,50 +1714,32 @@
         </w:sdt>
         <w:sdt>
           <w:sdtPr>
-            <w:rPr>
-              <w:rFonts w:ascii="Segoe UI Semibold" w:hAnsi="Segoe UI Semibold" w:cs="Segoe UI Semibold"/>
-              <w:sz w:val="22"/>
-              <w:szCs w:val="22"/>
-            </w:rPr>
             <w:alias w:val="#Nav: /Totals/Totals_AdjProfitCommission"/>
             <w:tag w:val="#Nav: Salesperson_Commission/115"/>
             <w:id w:val="-1566799544"/>
             <w:placeholder>
               <w:docPart w:val="DefaultPlaceholder_-1854013440"/>
             </w:placeholder>
-            <w:dataBinding w:prefixMappings="xmlns:ns0='urn:microsoft-dynamics-nav/reports/Salesperson_Commission/115/'" w:xpath="/ns0:NavWordReportXmlPart[1]/ns0:Totals[1]/ns0:Totals_AdjProfitCommission[1]" w:storeItemID="{79D6D75F-D29A-40D3-A819-B215617F17D6}"/>
+            <w:dataBinding w:prefixMappings="&lt;xmlns:ns0='urn:microsoft-dynamics-nav/reports/Salesperson_Commission/115/' " w:xpath="/ns0:NavWordReportXmlPart[1]/ns0:Totals[1]/ns0:Totals_AdjProfitCommission[1]" w:storeItemID="{79D6D75F-D29A-40D3-A819-B215617F17D6}"/>
             <w:text/>
           </w:sdtPr>
           <w:sdtContent>
             <w:tc>
               <w:tcPr>
-                <w:tcW w:w="1418" w:type="dxa"/>
+                <w:tcW w:w="587" w:type="pct"/>
                 <w:tcBorders>
-                  <w:top w:val="single" w:color="auto" w:sz="4" w:space="0"/>
-                  <w:bottom w:val="single" w:color="auto" w:sz="4" w:space="0"/>
+                  <w:top w:val="single" w:sz="4" w:space="0" w:color="auto"/>
+                  <w:bottom w:val="single" w:sz="4" w:space="0" w:color="auto"/>
                 </w:tcBorders>
-                <w:vAlign w:val="center"/>
               </w:tcPr>
               <w:p>
                 <w:pPr>
-                  <w:spacing w:before="120" w:after="120"/>
+                  <w:pStyle w:val="BCLabelNumber"/>
+                  <w:spacing w:before="160" w:after="80"/>
                   <w:jc w:val="right"/>
-                  <w:cnfStyle w:val="100000000000" w:firstRow="1" w:lastRow="0" w:firstColumn="0" w:lastColumn="0" w:oddVBand="0" w:evenVBand="0" w:oddHBand="0" w:evenHBand="0" w:firstRowFirstColumn="0" w:firstRowLastColumn="0" w:lastRowFirstColumn="0" w:lastRowLastColumn="0"/>
-                  <w:rPr>
-                    <w:rFonts w:ascii="Segoe UI Semibold" w:hAnsi="Segoe UI Semibold" w:cs="Segoe UI Semibold"/>
-                    <w:b w:val="0"/>
-                    <w:bCs w:val="0"/>
-                    <w:sz w:val="22"/>
-                    <w:szCs w:val="22"/>
-                  </w:rPr>
                 </w:pPr>
                 <w:proofErr w:type="spellStart"/>
                 <w:r>
-                  <w:rPr>
-                    <w:rFonts w:ascii="Segoe UI Semibold" w:hAnsi="Segoe UI Semibold" w:cs="Segoe UI Semibold"/>
-                    <w:sz w:val="22"/>
-                    <w:szCs w:val="22"/>
-                  </w:rPr>
                   <w:t>Totals_AdjProfitCommission</w:t>
                 </w:r>
                 <w:proofErr w:type="spellEnd"/>
@@ -2447,14 +1749,7 @@
         </w:sdt>
       </w:tr>
     </w:tbl>
-    <w:p>
-      <w:pPr>
-        <w:rPr>
-          <w:sz w:val="22"/>
-          <w:szCs w:val="22"/>
-        </w:rPr>
-      </w:pPr>
-    </w:p>
+    <w:p/>
     <w:sectPr>
       <w:pgSz w:w="16838" w:h="11906" w:orient="landscape"/>
       <w:pgMar w:top="720" w:right="720" w:bottom="720" w:left="720" w:header="425" w:footer="708" w:gutter="0"/>
@@ -2466,7 +1761,7 @@
 </file>
 
 <file path=word/endnotes.xml><?xml version="1.0" encoding="utf-8"?>
-<w:endnotes xmlns:wpc="http://schemas.microsoft.com/office/word/2010/wordprocessingCanvas" xmlns:cx="http://schemas.microsoft.com/office/drawing/2014/chartex" xmlns:cx1="http://schemas.microsoft.com/office/drawing/2015/9/8/chartex" xmlns:cx2="http://schemas.microsoft.com/office/drawing/2015/10/21/chartex" xmlns:cx3="http://schemas.microsoft.com/office/drawing/2016/5/9/chartex" xmlns:cx4="http://schemas.microsoft.com/office/drawing/2016/5/10/chartex" xmlns:cx5="http://schemas.microsoft.com/office/drawing/2016/5/11/chartex" xmlns:cx6="http://schemas.microsoft.com/office/drawing/2016/5/12/chartex" xmlns:cx7="http://schemas.microsoft.com/office/drawing/2016/5/13/chartex" xmlns:cx8="http://schemas.microsoft.com/office/drawing/2016/5/14/chartex" xmlns:mc="http://schemas.openxmlformats.org/markup-compatibility/2006" xmlns:aink="http://schemas.microsoft.com/office/drawing/2016/ink" xmlns:am3d="http://schemas.microsoft.com/office/drawing/2017/model3d" xmlns:o="urn:schemas-microsoft-com:office:office" xmlns:oel="http://schemas.microsoft.com/office/2019/extlst" xmlns:r="http://schemas.openxmlformats.org/officeDocument/2006/relationships" xmlns:m="http://schemas.openxmlformats.org/officeDocument/2006/math" xmlns:v="urn:schemas-microsoft-com:vml" xmlns:wp14="http://schemas.microsoft.com/office/word/2010/wordprocessingDrawing" xmlns:wp="http://schemas.openxmlformats.org/drawingml/2006/wordprocessingDrawing" xmlns:w10="urn:schemas-microsoft-com:office:word" xmlns:w="http://schemas.openxmlformats.org/wordprocessingml/2006/main" xmlns:w14="http://schemas.microsoft.com/office/word/2010/wordml" xmlns:w15="http://schemas.microsoft.com/office/word/2012/wordml" xmlns:w16cex="http://schemas.microsoft.com/office/word/2018/wordml/cex" xmlns:w16cid="http://schemas.microsoft.com/office/word/2016/wordml/cid" xmlns:w16="http://schemas.microsoft.com/office/word/2018/wordml" xmlns:w16du="http://schemas.microsoft.com/office/word/2023/wordml/word16du" xmlns:w16sdtdh="http://schemas.microsoft.com/office/word/2020/wordml/sdtdatahash" xmlns:w16sdtfl="http://schemas.microsoft.com/office/word/2024/wordml/sdtformatlock" xmlns:w16se="http://schemas.microsoft.com/office/word/2015/wordml/symex" xmlns:wpg="http://schemas.microsoft.com/office/word/2010/wordprocessingGroup" xmlns:wpi="http://schemas.microsoft.com/office/word/2010/wordprocessingInk" xmlns:wne="http://schemas.microsoft.com/office/word/2006/wordml" xmlns:wps="http://schemas.microsoft.com/office/word/2010/wordprocessingShape" mc:Ignorable="w14 w15 w16se w16cid w16 w16cex w16sdtdh w16sdtfl w16du wp14">
+<w:endnotes xmlns:wpc="http://schemas.microsoft.com/office/word/2010/wordprocessingCanvas" xmlns:cx="http://schemas.microsoft.com/office/drawing/2014/chartex" xmlns:cx1="http://schemas.microsoft.com/office/drawing/2015/9/8/chartex" xmlns:cx2="http://schemas.microsoft.com/office/drawing/2015/10/21/chartex" xmlns:cx3="http://schemas.microsoft.com/office/drawing/2016/5/9/chartex" xmlns:cx4="http://schemas.microsoft.com/office/drawing/2016/5/10/chartex" xmlns:cx5="http://schemas.microsoft.com/office/drawing/2016/5/11/chartex" xmlns:cx6="http://schemas.microsoft.com/office/drawing/2016/5/12/chartex" xmlns:cx7="http://schemas.microsoft.com/office/drawing/2016/5/13/chartex" xmlns:cx8="http://schemas.microsoft.com/office/drawing/2016/5/14/chartex" xmlns:mc="http://schemas.openxmlformats.org/markup-compatibility/2006" xmlns:aink="http://schemas.microsoft.com/office/drawing/2016/ink" xmlns:am3d="http://schemas.microsoft.com/office/drawing/2017/model3d" xmlns:o="urn:schemas-microsoft-com:office:office" xmlns:oel="http://schemas.microsoft.com/office/2019/extlst" xmlns:r="http://schemas.openxmlformats.org/officeDocument/2006/relationships" xmlns:m="http://schemas.openxmlformats.org/officeDocument/2006/math" xmlns:v="urn:schemas-microsoft-com:vml" xmlns:wp14="http://schemas.microsoft.com/office/word/2010/wordprocessingDrawing" xmlns:wp="http://schemas.openxmlformats.org/drawingml/2006/wordprocessingDrawing" xmlns:w10="urn:schemas-microsoft-com:office:word" xmlns:w="http://schemas.openxmlformats.org/wordprocessingml/2006/main" xmlns:w14="http://schemas.microsoft.com/office/word/2010/wordml" xmlns:w15="http://schemas.microsoft.com/office/word/2012/wordml" xmlns:w16cei="http://schemas.microsoft.com/office/word/2026/wordml/cei" xmlns:w16cex="http://schemas.microsoft.com/office/word/2018/wordml/cex" xmlns:w16cid="http://schemas.microsoft.com/office/word/2016/wordml/cid" xmlns:w16="http://schemas.microsoft.com/office/word/2018/wordml" xmlns:w16du="http://schemas.microsoft.com/office/word/2023/wordml/word16du" xmlns:w16sdtdh="http://schemas.microsoft.com/office/word/2020/wordml/sdtdatahash" xmlns:w16sdtfl="http://schemas.microsoft.com/office/word/2024/wordml/sdtformatlock" xmlns:w16se="http://schemas.microsoft.com/office/word/2015/wordml/symex" xmlns:wpg="http://schemas.microsoft.com/office/word/2010/wordprocessingGroup" xmlns:wpi="http://schemas.microsoft.com/office/word/2010/wordprocessingInk" xmlns:wne="http://schemas.microsoft.com/office/word/2006/wordml" xmlns:wps="http://schemas.microsoft.com/office/word/2010/wordprocessingShape" mc:Ignorable="w14 w15 w16se w16cid w16 w16cex w16sdtdh w16sdtfl w16du wp14">
   <w:endnote w:type="separator" w:id="-1">
     <w:p>
       <w:pPr>
@@ -2491,7 +1786,7 @@
 </file>
 
 <file path=word/footnotes.xml><?xml version="1.0" encoding="utf-8"?>
-<w:footnotes xmlns:wpc="http://schemas.microsoft.com/office/word/2010/wordprocessingCanvas" xmlns:cx="http://schemas.microsoft.com/office/drawing/2014/chartex" xmlns:cx1="http://schemas.microsoft.com/office/drawing/2015/9/8/chartex" xmlns:cx2="http://schemas.microsoft.com/office/drawing/2015/10/21/chartex" xmlns:cx3="http://schemas.microsoft.com/office/drawing/2016/5/9/chartex" xmlns:cx4="http://schemas.microsoft.com/office/drawing/2016/5/10/chartex" xmlns:cx5="http://schemas.microsoft.com/office/drawing/2016/5/11/chartex" xmlns:cx6="http://schemas.microsoft.com/office/drawing/2016/5/12/chartex" xmlns:cx7="http://schemas.microsoft.com/office/drawing/2016/5/13/chartex" xmlns:cx8="http://schemas.microsoft.com/office/drawing/2016/5/14/chartex" xmlns:mc="http://schemas.openxmlformats.org/markup-compatibility/2006" xmlns:aink="http://schemas.microsoft.com/office/drawing/2016/ink" xmlns:am3d="http://schemas.microsoft.com/office/drawing/2017/model3d" xmlns:o="urn:schemas-microsoft-com:office:office" xmlns:oel="http://schemas.microsoft.com/office/2019/extlst" xmlns:r="http://schemas.openxmlformats.org/officeDocument/2006/relationships" xmlns:m="http://schemas.openxmlformats.org/officeDocument/2006/math" xmlns:v="urn:schemas-microsoft-com:vml" xmlns:wp14="http://schemas.microsoft.com/office/word/2010/wordprocessingDrawing" xmlns:wp="http://schemas.openxmlformats.org/drawingml/2006/wordprocessingDrawing" xmlns:w10="urn:schemas-microsoft-com:office:word" xmlns:w="http://schemas.openxmlformats.org/wordprocessingml/2006/main" xmlns:w14="http://schemas.microsoft.com/office/word/2010/wordml" xmlns:w15="http://schemas.microsoft.com/office/word/2012/wordml" xmlns:w16cex="http://schemas.microsoft.com/office/word/2018/wordml/cex" xmlns:w16cid="http://schemas.microsoft.com/office/word/2016/wordml/cid" xmlns:w16="http://schemas.microsoft.com/office/word/2018/wordml" xmlns:w16du="http://schemas.microsoft.com/office/word/2023/wordml/word16du" xmlns:w16sdtdh="http://schemas.microsoft.com/office/word/2020/wordml/sdtdatahash" xmlns:w16sdtfl="http://schemas.microsoft.com/office/word/2024/wordml/sdtformatlock" xmlns:w16se="http://schemas.microsoft.com/office/word/2015/wordml/symex" xmlns:wpg="http://schemas.microsoft.com/office/word/2010/wordprocessingGroup" xmlns:wpi="http://schemas.microsoft.com/office/word/2010/wordprocessingInk" xmlns:wne="http://schemas.microsoft.com/office/word/2006/wordml" xmlns:wps="http://schemas.microsoft.com/office/word/2010/wordprocessingShape" mc:Ignorable="w14 w15 w16se w16cid w16 w16cex w16sdtdh w16sdtfl w16du wp14">
+<w:footnotes xmlns:wpc="http://schemas.microsoft.com/office/word/2010/wordprocessingCanvas" xmlns:cx="http://schemas.microsoft.com/office/drawing/2014/chartex" xmlns:cx1="http://schemas.microsoft.com/office/drawing/2015/9/8/chartex" xmlns:cx2="http://schemas.microsoft.com/office/drawing/2015/10/21/chartex" xmlns:cx3="http://schemas.microsoft.com/office/drawing/2016/5/9/chartex" xmlns:cx4="http://schemas.microsoft.com/office/drawing/2016/5/10/chartex" xmlns:cx5="http://schemas.microsoft.com/office/drawing/2016/5/11/chartex" xmlns:cx6="http://schemas.microsoft.com/office/drawing/2016/5/12/chartex" xmlns:cx7="http://schemas.microsoft.com/office/drawing/2016/5/13/chartex" xmlns:cx8="http://schemas.microsoft.com/office/drawing/2016/5/14/chartex" xmlns:mc="http://schemas.openxmlformats.org/markup-compatibility/2006" xmlns:aink="http://schemas.microsoft.com/office/drawing/2016/ink" xmlns:am3d="http://schemas.microsoft.com/office/drawing/2017/model3d" xmlns:o="urn:schemas-microsoft-com:office:office" xmlns:oel="http://schemas.microsoft.com/office/2019/extlst" xmlns:r="http://schemas.openxmlformats.org/officeDocument/2006/relationships" xmlns:m="http://schemas.openxmlformats.org/officeDocument/2006/math" xmlns:v="urn:schemas-microsoft-com:vml" xmlns:wp14="http://schemas.microsoft.com/office/word/2010/wordprocessingDrawing" xmlns:wp="http://schemas.openxmlformats.org/drawingml/2006/wordprocessingDrawing" xmlns:w10="urn:schemas-microsoft-com:office:word" xmlns:w="http://schemas.openxmlformats.org/wordprocessingml/2006/main" xmlns:w14="http://schemas.microsoft.com/office/word/2010/wordml" xmlns:w15="http://schemas.microsoft.com/office/word/2012/wordml" xmlns:w16cei="http://schemas.microsoft.com/office/word/2026/wordml/cei" xmlns:w16cex="http://schemas.microsoft.com/office/word/2018/wordml/cex" xmlns:w16cid="http://schemas.microsoft.com/office/word/2016/wordml/cid" xmlns:w16="http://schemas.microsoft.com/office/word/2018/wordml" xmlns:w16du="http://schemas.microsoft.com/office/word/2023/wordml/word16du" xmlns:w16sdtdh="http://schemas.microsoft.com/office/word/2020/wordml/sdtdatahash" xmlns:w16sdtfl="http://schemas.microsoft.com/office/word/2024/wordml/sdtformatlock" xmlns:w16se="http://schemas.microsoft.com/office/word/2015/wordml/symex" xmlns:wpg="http://schemas.microsoft.com/office/word/2010/wordprocessingGroup" xmlns:wpi="http://schemas.microsoft.com/office/word/2010/wordprocessingInk" xmlns:wne="http://schemas.microsoft.com/office/word/2006/wordml" xmlns:wps="http://schemas.microsoft.com/office/word/2010/wordprocessingShape" mc:Ignorable="w14 w15 w16se w16cid w16 w16cex w16sdtdh w16sdtfl w16du wp14">
   <w:footnote w:type="separator" w:id="-1">
     <w:p>
       <w:pPr>
@@ -2513,6 +1808,10 @@
     </w:p>
   </w:footnote>
 </w:footnotes>
+</file>
+
+<file path=word/numbering.xml><?xml version="1.0" encoding="utf-8"?>
+<w:numbering xmlns:wpc="http://schemas.microsoft.com/office/word/2010/wordprocessingCanvas" xmlns:cx="http://schemas.microsoft.com/office/drawing/2014/chartex" xmlns:cx1="http://schemas.microsoft.com/office/drawing/2015/9/8/chartex" xmlns:cx2="http://schemas.microsoft.com/office/drawing/2015/10/21/chartex" xmlns:cx3="http://schemas.microsoft.com/office/drawing/2016/5/9/chartex" xmlns:cx4="http://schemas.microsoft.com/office/drawing/2016/5/10/chartex" xmlns:cx5="http://schemas.microsoft.com/office/drawing/2016/5/11/chartex" xmlns:cx6="http://schemas.microsoft.com/office/drawing/2016/5/12/chartex" xmlns:cx7="http://schemas.microsoft.com/office/drawing/2016/5/13/chartex" xmlns:cx8="http://schemas.microsoft.com/office/drawing/2016/5/14/chartex" xmlns:mc="http://schemas.openxmlformats.org/markup-compatibility/2006" xmlns:aink="http://schemas.microsoft.com/office/drawing/2016/ink" xmlns:am3d="http://schemas.microsoft.com/office/drawing/2017/model3d" xmlns:o="urn:schemas-microsoft-com:office:office" xmlns:oel="http://schemas.microsoft.com/office/2019/extlst" xmlns:r="http://schemas.openxmlformats.org/officeDocument/2006/relationships" xmlns:m="http://schemas.openxmlformats.org/officeDocument/2006/math" xmlns:v="urn:schemas-microsoft-com:vml" xmlns:wp14="http://schemas.microsoft.com/office/word/2010/wordprocessingDrawing" xmlns:wp="http://schemas.openxmlformats.org/drawingml/2006/wordprocessingDrawing" xmlns:w10="urn:schemas-microsoft-com:office:word" xmlns:w="http://schemas.openxmlformats.org/wordprocessingml/2006/main" xmlns:w14="http://schemas.microsoft.com/office/word/2010/wordml" xmlns:w15="http://schemas.microsoft.com/office/word/2012/wordml" xmlns:w16cei="http://schemas.microsoft.com/office/word/2026/wordml/cei" xmlns:w16cex="http://schemas.microsoft.com/office/word/2018/wordml/cex" xmlns:w16cid="http://schemas.microsoft.com/office/word/2016/wordml/cid" xmlns:w16="http://schemas.microsoft.com/office/word/2018/wordml" xmlns:w16du="http://schemas.microsoft.com/office/word/2023/wordml/word16du" xmlns:w16sdtdh="http://schemas.microsoft.com/office/word/2020/wordml/sdtdatahash" xmlns:w16sdtfl="http://schemas.microsoft.com/office/word/2024/wordml/sdtformatlock" xmlns:w16se="http://schemas.microsoft.com/office/word/2015/wordml/symex" xmlns:wpg="http://schemas.microsoft.com/office/word/2010/wordprocessingGroup" xmlns:wpi="http://schemas.microsoft.com/office/word/2010/wordprocessingInk" xmlns:wne="http://schemas.microsoft.com/office/word/2006/wordml" xmlns:wps="http://schemas.microsoft.com/office/word/2010/wordprocessingShape" mc:Ignorable="w14 w15 w16se w16cid w16 w16cex w16sdtdh w16sdtfl w16du wp14"/>
 </file>
 
 <file path=word/styles.xml><?xml version="1.0" encoding="utf-8"?>
@@ -3115,11 +2414,237 @@
       <w:szCs w:val="26"/>
     </w:rPr>
   </w:style>
+  <w:style w:type="paragraph" w:styleId="NoSpacing">
+    <w:name w:val="No Spacing"/>
+    <w:uiPriority w:val="1"/>
+    <w:qFormat/>
+    <w:rsid w:val="00416FC2"/>
+    <w:pPr>
+      <w:spacing w:after="0" w:line="240" w:lineRule="auto"/>
+    </w:pPr>
+    <w:rPr>
+      <w:rFonts w:eastAsiaTheme="minorHAnsi"/>
+      <w:color w:val="000000" w:themeColor="text1"/>
+    </w:rPr>
+  </w:style>
+  <w:style w:type="paragraph" w:customStyle="1" w:styleId="BCNumber">
+    <w:name w:val="BC Number"/>
+    <w:basedOn w:val="NoSpacing"/>
+    <w:next w:val="Normal"/>
+    <w:uiPriority w:val="2"/>
+    <w:qFormat/>
+    <w:rPr>
+      <w14:numSpacing w14:val="tabular"/>
+    </w:rPr>
+  </w:style>
+  <w:style w:type="paragraph" w:customStyle="1" w:styleId="BCLabel">
+    <w:name w:val="BC Label"/>
+    <w:basedOn w:val="NoSpacing"/>
+    <w:next w:val="Normal"/>
+    <w:uiPriority w:val="2"/>
+    <w:qFormat/>
+    <w:pPr>
+      <w:keepNext/>
+    </w:pPr>
+    <w:rPr>
+      <w:rFonts w:asciiTheme="majorHAnsi" w:eastAsiaTheme="majorEastAsia" w:hAnsiTheme="majorHAnsi" w:cstheme="majorBidi"/>
+    </w:rPr>
+  </w:style>
+  <w:style w:type="paragraph" w:customStyle="1" w:styleId="BCLabelNumber">
+    <w:name w:val="BC Label Number"/>
+    <w:basedOn w:val="BCLabel"/>
+    <w:next w:val="Normal"/>
+    <w:uiPriority w:val="2"/>
+    <w:qFormat/>
+    <w:rPr>
+      <w14:numSpacing w14:val="tabular"/>
+    </w:rPr>
+  </w:style>
+  <w:style w:type="table" w:customStyle="1" w:styleId="BCBlockTable">
+    <w:name w:val="BC Block Table"/>
+    <w:basedOn w:val="TableNormal"/>
+    <w:uiPriority w:val="99"/>
+    <w:qFormat/>
+    <w:pPr>
+      <w:spacing w:after="0" w:line="240" w:lineRule="auto"/>
+    </w:pPr>
+    <w:tblPr>
+      <w:tblStyleRowBandSize w:val="1"/>
+      <w:tblStyleColBandSize w:val="1"/>
+      <w:tblCellMar>
+        <w:left w:w="0" w:type="dxa"/>
+        <w:right w:w="0" w:type="dxa"/>
+      </w:tblCellMar>
+    </w:tblPr>
+    <w:tblStylePr w:type="firstRow">
+      <w:rPr>
+        <w:rFonts w:asciiTheme="majorHAnsi" w:hAnsiTheme="majorHAnsi" w:cstheme="majorBidi"/>
+      </w:rPr>
+      <w:tblPr/>
+      <w:tcPr>
+        <w:vAlign w:val="top"/>
+      </w:tcPr>
+    </w:tblStylePr>
+  </w:style>
+  <w:style w:type="table" w:customStyle="1" w:styleId="BCDataTable">
+    <w:name w:val="BC Data Table"/>
+    <w:basedOn w:val="TableNormal"/>
+    <w:uiPriority w:val="99"/>
+    <w:qFormat/>
+    <w:pPr>
+      <w:spacing w:after="0" w:line="240" w:lineRule="auto"/>
+    </w:pPr>
+    <w:tblPr>
+      <w:tblStyleRowBandSize w:val="1"/>
+      <w:tblStyleColBandSize w:val="1"/>
+      <w:tblCellMar>
+        <w:left w:w="115" w:type="dxa"/>
+        <w:right w:w="115" w:type="dxa"/>
+      </w:tblCellMar>
+    </w:tblPr>
+    <w:tcPr>
+      <w:vAlign w:val="center"/>
+    </w:tcPr>
+    <w:tblStylePr w:type="firstRow">
+      <w:pPr>
+        <w:spacing w:before="160" w:after="80"/>
+      </w:pPr>
+      <w:rPr>
+        <w:rFonts w:asciiTheme="majorHAnsi" w:hAnsiTheme="majorHAnsi" w:cstheme="majorBidi"/>
+      </w:rPr>
+      <w:tblPr/>
+      <w:tcPr>
+        <w:tcBorders>
+          <w:bottom w:val="single" w:sz="4" w:space="0" w:color="000000" w:themeColor="text1"/>
+        </w:tcBorders>
+        <w:vAlign w:val="top"/>
+      </w:tcPr>
+    </w:tblStylePr>
+    <w:tblStylePr w:type="lastRow">
+      <w:tblPr/>
+      <w:tcPr>
+        <w:tcBorders>
+          <w:bottom w:val="single" w:sz="4" w:space="0" w:color="E8E8E8" w:themeColor="background2"/>
+        </w:tcBorders>
+      </w:tcPr>
+    </w:tblStylePr>
+    <w:tblStylePr w:type="band1Horz">
+      <w:tblPr/>
+      <w:tcPr>
+        <w:shd w:val="clear" w:color="auto" w:fill="auto"/>
+      </w:tcPr>
+    </w:tblStylePr>
+    <w:tblStylePr w:type="band2Horz">
+      <w:tblPr/>
+      <w:tcPr>
+        <w:shd w:val="clear" w:color="auto" w:fill="FAE2D5" w:themeFill="accent2" w:themeFillTint="33"/>
+      </w:tcPr>
+    </w:tblStylePr>
+  </w:style>
+  <w:style w:type="table" w:customStyle="1" w:styleId="BCTotalsTable">
+    <w:name w:val="BC Totals Table"/>
+    <w:basedOn w:val="TableNormal"/>
+    <w:uiPriority w:val="99"/>
+    <w:qFormat/>
+    <w:pPr>
+      <w:spacing w:after="0" w:line="240" w:lineRule="auto"/>
+    </w:pPr>
+    <w:tblPr>
+      <w:tblStyleRowBandSize w:val="1"/>
+      <w:tblStyleColBandSize w:val="1"/>
+      <w:tblCellMar>
+        <w:left w:w="115" w:type="dxa"/>
+        <w:right w:w="115" w:type="dxa"/>
+      </w:tblCellMar>
+    </w:tblPr>
+    <w:tcPr>
+      <w:vAlign w:val="center"/>
+    </w:tcPr>
+    <w:tblStylePr w:type="lastRow">
+      <w:rPr>
+        <w:rFonts w:asciiTheme="majorHAnsi" w:hAnsiTheme="majorHAnsi" w:cstheme="majorBidi"/>
+      </w:rPr>
+      <w:tblPr/>
+      <w:tcPr>
+        <w:tcBorders>
+          <w:top w:val="single" w:sz="4" w:space="0" w:color="000000" w:themeColor="text1"/>
+          <w:bottom w:val="single" w:sz="8" w:space="0" w:color="000000" w:themeColor="text1"/>
+        </w:tcBorders>
+      </w:tcPr>
+    </w:tblStylePr>
+  </w:style>
+  <w:style w:type="table" w:customStyle="1" w:styleId="BCCalculationTable">
+    <w:name w:val="BC Calculation Table"/>
+    <w:basedOn w:val="TableNormal"/>
+    <w:uiPriority w:val="99"/>
+    <w:qFormat/>
+    <w:pPr>
+      <w:spacing w:after="0" w:line="240" w:lineRule="auto"/>
+    </w:pPr>
+    <w:tblPr>
+      <w:tblStyleRowBandSize w:val="1"/>
+      <w:tblStyleColBandSize w:val="1"/>
+      <w:tblCellMar>
+        <w:top w:w="58" w:type="dxa"/>
+        <w:left w:w="0" w:type="dxa"/>
+        <w:bottom w:w="58" w:type="dxa"/>
+        <w:right w:w="0" w:type="dxa"/>
+      </w:tblCellMar>
+    </w:tblPr>
+    <w:tcPr>
+      <w:vAlign w:val="center"/>
+    </w:tcPr>
+    <w:tblStylePr w:type="firstRow">
+      <w:rPr>
+        <w:rFonts w:asciiTheme="majorHAnsi" w:hAnsiTheme="majorHAnsi" w:cstheme="majorBidi"/>
+      </w:rPr>
+      <w:tblPr/>
+      <w:tcPr>
+        <w:vAlign w:val="bottom"/>
+      </w:tcPr>
+    </w:tblStylePr>
+    <w:tblStylePr w:type="lastRow">
+      <w:rPr>
+        <w:rFonts w:asciiTheme="majorHAnsi" w:hAnsiTheme="majorHAnsi" w:cstheme="majorBidi"/>
+      </w:rPr>
+      <w:tblPr/>
+      <w:tcPr>
+        <w:tcBorders>
+          <w:top w:val="single" w:sz="4" w:space="0" w:color="000000" w:themeColor="text1"/>
+        </w:tcBorders>
+      </w:tcPr>
+    </w:tblStylePr>
+  </w:style>
+  <w:style w:type="table" w:customStyle="1" w:styleId="BCSignatureTable">
+    <w:name w:val="BC Signature Table"/>
+    <w:basedOn w:val="TableNormal"/>
+    <w:uiPriority w:val="99"/>
+    <w:qFormat/>
+    <w:pPr>
+      <w:spacing w:after="0" w:line="240" w:lineRule="auto"/>
+    </w:pPr>
+    <w:tblPr>
+      <w:tblStyleRowBandSize w:val="1"/>
+      <w:tblStyleColBandSize w:val="1"/>
+      <w:tblCellMar>
+        <w:left w:w="0" w:type="dxa"/>
+        <w:right w:w="0" w:type="dxa"/>
+      </w:tblCellMar>
+    </w:tblPr>
+    <w:tblStylePr w:type="lastRow">
+      <w:tblPr/>
+      <w:tcPr>
+        <w:tcBorders>
+          <w:bottom w:val="single" w:sz="4" w:space="0" w:color="000000" w:themeColor="text1"/>
+        </w:tcBorders>
+      </w:tcPr>
+    </w:tblStylePr>
+  </w:style>
 </w:styles>
 </file>
 
 <file path=word/glossary/document.xml><?xml version="1.0" encoding="utf-8"?>
-<w:glossaryDocument xmlns:wpc="http://schemas.microsoft.com/office/word/2010/wordprocessingCanvas" xmlns:cx="http://schemas.microsoft.com/office/drawing/2014/chartex" xmlns:cx1="http://schemas.microsoft.com/office/drawing/2015/9/8/chartex" xmlns:cx2="http://schemas.microsoft.com/office/drawing/2015/10/21/chartex" xmlns:cx3="http://schemas.microsoft.com/office/drawing/2016/5/9/chartex" xmlns:cx4="http://schemas.microsoft.com/office/drawing/2016/5/10/chartex" xmlns:cx5="http://schemas.microsoft.com/office/drawing/2016/5/11/chartex" xmlns:cx6="http://schemas.microsoft.com/office/drawing/2016/5/12/chartex" xmlns:cx7="http://schemas.microsoft.com/office/drawing/2016/5/13/chartex" xmlns:cx8="http://schemas.microsoft.com/office/drawing/2016/5/14/chartex" xmlns:mc="http://schemas.openxmlformats.org/markup-compatibility/2006" xmlns:aink="http://schemas.microsoft.com/office/drawing/2016/ink" xmlns:am3d="http://schemas.microsoft.com/office/drawing/2017/model3d" xmlns:o="urn:schemas-microsoft-com:office:office" xmlns:oel="http://schemas.microsoft.com/office/2019/extlst" xmlns:r="http://schemas.openxmlformats.org/officeDocument/2006/relationships" xmlns:m="http://schemas.openxmlformats.org/officeDocument/2006/math" xmlns:v="urn:schemas-microsoft-com:vml" xmlns:wp14="http://schemas.microsoft.com/office/word/2010/wordprocessingDrawing" xmlns:wp="http://schemas.openxmlformats.org/drawingml/2006/wordprocessingDrawing" xmlns:w10="urn:schemas-microsoft-com:office:word" xmlns:w="http://schemas.openxmlformats.org/wordprocessingml/2006/main" xmlns:w14="http://schemas.microsoft.com/office/word/2010/wordml" xmlns:w15="http://schemas.microsoft.com/office/word/2012/wordml" xmlns:w16cex="http://schemas.microsoft.com/office/word/2018/wordml/cex" xmlns:w16cid="http://schemas.microsoft.com/office/word/2016/wordml/cid" xmlns:w16="http://schemas.microsoft.com/office/word/2018/wordml" xmlns:w16du="http://schemas.microsoft.com/office/word/2023/wordml/word16du" xmlns:w16sdtdh="http://schemas.microsoft.com/office/word/2020/wordml/sdtdatahash" xmlns:w16sdtfl="http://schemas.microsoft.com/office/word/2024/wordml/sdtformatlock" xmlns:w16se="http://schemas.microsoft.com/office/word/2015/wordml/symex" xmlns:wpg="http://schemas.microsoft.com/office/word/2010/wordprocessingGroup" xmlns:wpi="http://schemas.microsoft.com/office/word/2010/wordprocessingInk" xmlns:wne="http://schemas.microsoft.com/office/word/2006/wordml" xmlns:wps="http://schemas.microsoft.com/office/word/2010/wordprocessingShape" mc:Ignorable="w14 w15 w16se w16cid w16 w16cex w16sdtdh w16sdtfl w16du wp14">
+<w:glossaryDocument xmlns:wpc="http://schemas.microsoft.com/office/word/2010/wordprocessingCanvas" xmlns:cx="http://schemas.microsoft.com/office/drawing/2014/chartex" xmlns:cx1="http://schemas.microsoft.com/office/drawing/2015/9/8/chartex" xmlns:cx2="http://schemas.microsoft.com/office/drawing/2015/10/21/chartex" xmlns:cx3="http://schemas.microsoft.com/office/drawing/2016/5/9/chartex" xmlns:cx4="http://schemas.microsoft.com/office/drawing/2016/5/10/chartex" xmlns:cx5="http://schemas.microsoft.com/office/drawing/2016/5/11/chartex" xmlns:cx6="http://schemas.microsoft.com/office/drawing/2016/5/12/chartex" xmlns:cx7="http://schemas.microsoft.com/office/drawing/2016/5/13/chartex" xmlns:cx8="http://schemas.microsoft.com/office/drawing/2016/5/14/chartex" xmlns:mc="http://schemas.openxmlformats.org/markup-compatibility/2006" xmlns:aink="http://schemas.microsoft.com/office/drawing/2016/ink" xmlns:am3d="http://schemas.microsoft.com/office/drawing/2017/model3d" xmlns:o="urn:schemas-microsoft-com:office:office" xmlns:oel="http://schemas.microsoft.com/office/2019/extlst" xmlns:r="http://schemas.openxmlformats.org/officeDocument/2006/relationships" xmlns:m="http://schemas.openxmlformats.org/officeDocument/2006/math" xmlns:v="urn:schemas-microsoft-com:vml" xmlns:wp14="http://schemas.microsoft.com/office/word/2010/wordprocessingDrawing" xmlns:wp="http://schemas.openxmlformats.org/drawingml/2006/wordprocessingDrawing" xmlns:w10="urn:schemas-microsoft-com:office:word" xmlns:w="http://schemas.openxmlformats.org/wordprocessingml/2006/main" xmlns:w14="http://schemas.microsoft.com/office/word/2010/wordml" xmlns:w15="http://schemas.microsoft.com/office/word/2012/wordml" xmlns:w16cei="http://schemas.microsoft.com/office/word/2026/wordml/cei" xmlns:w16cex="http://schemas.microsoft.com/office/word/2018/wordml/cex" xmlns:w16cid="http://schemas.microsoft.com/office/word/2016/wordml/cid" xmlns:w16="http://schemas.microsoft.com/office/word/2018/wordml" xmlns:w16du="http://schemas.microsoft.com/office/word/2023/wordml/word16du" xmlns:w16sdtdh="http://schemas.microsoft.com/office/word/2020/wordml/sdtdatahash" xmlns:w16sdtfl="http://schemas.microsoft.com/office/word/2024/wordml/sdtformatlock" xmlns:w16se="http://schemas.microsoft.com/office/word/2015/wordml/symex" xmlns:wpg="http://schemas.microsoft.com/office/word/2010/wordprocessingGroup" xmlns:wpi="http://schemas.microsoft.com/office/word/2010/wordprocessingInk" xmlns:wne="http://schemas.microsoft.com/office/word/2006/wordml" xmlns:wps="http://schemas.microsoft.com/office/word/2010/wordprocessingShape" mc:Ignorable="w14 w15 w16se w16cid w16 w16cex w16sdtdh w16sdtfl w16du wp14">
   <w:docParts>
     <w:docPart>
       <w:docPartPr>
@@ -3257,6 +2782,93 @@
         </w:p>
       </w:docPartBody>
     </w:docPart>
+    <w:docPart>
+      <w:docPartPr>
+        <w:name w:val="D4FA25303DEC43D187B714CD633DE2F0"/>
+        <w:category>
+          <w:name w:val="General"/>
+          <w:gallery w:val="placeholder"/>
+        </w:category>
+        <w:types>
+          <w:type w:val="bbPlcHdr"/>
+        </w:types>
+        <w:behaviors>
+          <w:behavior w:val="content"/>
+        </w:behaviors>
+        <w:guid w:val="{E2115100-F6A1-4AB4-AE66-E20E980004D6}"/>
+      </w:docPartPr>
+      <w:docPartBody>
+        <w:p>
+          <w:pPr>
+            <w:pStyle w:val="D4FA25303DEC43D187B714CD633DE2F0"/>
+          </w:pPr>
+          <w:r>
+            <w:rPr>
+              <w:rStyle w:val="PlaceholderText"/>
+            </w:rPr>
+            <w:t>Click or tap here to enter text.</w:t>
+          </w:r>
+        </w:p>
+      </w:docPartBody>
+    </w:docPart>
+    <w:docPart>
+      <w:docPartPr>
+        <w:name w:val="0BEF831AB2A7410790A12753DF6D8424"/>
+        <w:category>
+          <w:name w:val="General"/>
+          <w:gallery w:val="placeholder"/>
+        </w:category>
+        <w:types>
+          <w:type w:val="bbPlcHdr"/>
+        </w:types>
+        <w:behaviors>
+          <w:behavior w:val="content"/>
+        </w:behaviors>
+        <w:guid w:val="{DB9DBC43-A9EE-4984-B62F-49BBFDB7E704}"/>
+      </w:docPartPr>
+      <w:docPartBody>
+        <w:p>
+          <w:pPr>
+            <w:pStyle w:val="0BEF831AB2A7410790A12753DF6D8424"/>
+          </w:pPr>
+          <w:r>
+            <w:rPr>
+              <w:rStyle w:val="PlaceholderText"/>
+            </w:rPr>
+            <w:t>Click or tap here to enter text.</w:t>
+          </w:r>
+        </w:p>
+      </w:docPartBody>
+    </w:docPart>
+    <w:docPart>
+      <w:docPartPr>
+        <w:name w:val="793DD4F9E4A244F6BC2FBD746EB895A8"/>
+        <w:category>
+          <w:name w:val="General"/>
+          <w:gallery w:val="placeholder"/>
+        </w:category>
+        <w:types>
+          <w:type w:val="bbPlcHdr"/>
+        </w:types>
+        <w:behaviors>
+          <w:behavior w:val="content"/>
+        </w:behaviors>
+        <w:guid w:val="{A31F6DBF-2A01-41F8-9FDC-B848A5998C09}"/>
+      </w:docPartPr>
+      <w:docPartBody>
+        <w:p>
+          <w:pPr>
+            <w:pStyle w:val="793DD4F9E4A244F6BC2FBD746EB895A8"/>
+          </w:pPr>
+          <w:r>
+            <w:rPr>
+              <w:rStyle w:val="PlaceholderText"/>
+            </w:rPr>
+            <w:t>Click or tap here to enter text.</w:t>
+          </w:r>
+        </w:p>
+      </w:docPartBody>
+    </w:docPart>
   </w:docParts>
 </w:glossaryDocument>
 </file>
@@ -3295,20 +2907,6 @@
     <w:pitch w:val="variable"/>
     <w:sig w:usb0="E00002FF" w:usb1="2AC7FDFF" w:usb2="00000016" w:usb3="00000000" w:csb0="0002009F" w:csb1="00000000"/>
   </w:font>
-  <w:font w:name="Segoe UI Semibold">
-    <w:panose1 w:val="020B0702040204020203"/>
-    <w:charset w:val="00"/>
-    <w:family w:val="swiss"/>
-    <w:pitch w:val="variable"/>
-    <w:sig w:usb0="E4002EFF" w:usb1="C000E47F" w:usb2="00000009" w:usb3="00000000" w:csb0="000001FF" w:csb1="00000000"/>
-  </w:font>
-  <w:font w:name="Segoe UI">
-    <w:panose1 w:val="020B0502040204020203"/>
-    <w:charset w:val="00"/>
-    <w:family w:val="swiss"/>
-    <w:pitch w:val="variable"/>
-    <w:sig w:usb0="E4002EFF" w:usb1="C000E47F" w:usb2="00000009" w:usb3="00000000" w:csb0="000001FF" w:csb1="00000000"/>
-  </w:font>
 </w:fonts>
 </file>
 
@@ -3316,6 +2914,7 @@
 <w:settings xmlns:mc="http://schemas.openxmlformats.org/markup-compatibility/2006" xmlns:o="urn:schemas-microsoft-com:office:office" xmlns:r="http://schemas.openxmlformats.org/officeDocument/2006/relationships" xmlns:m="http://schemas.openxmlformats.org/officeDocument/2006/math" xmlns:v="urn:schemas-microsoft-com:vml" xmlns:w10="urn:schemas-microsoft-com:office:word" xmlns:w="http://schemas.openxmlformats.org/wordprocessingml/2006/main" xmlns:w14="http://schemas.microsoft.com/office/word/2010/wordml" xmlns:w15="http://schemas.microsoft.com/office/word/2012/wordml" xmlns:w16cex="http://schemas.microsoft.com/office/word/2018/wordml/cex" xmlns:w16cid="http://schemas.microsoft.com/office/word/2016/wordml/cid" xmlns:w16="http://schemas.microsoft.com/office/word/2018/wordml" xmlns:w16du="http://schemas.microsoft.com/office/word/2023/wordml/word16du" xmlns:w16sdtdh="http://schemas.microsoft.com/office/word/2020/wordml/sdtdatahash" xmlns:w16sdtfl="http://schemas.microsoft.com/office/word/2024/wordml/sdtformatlock" xmlns:w16se="http://schemas.microsoft.com/office/word/2015/wordml/symex" xmlns:sl="http://schemas.openxmlformats.org/schemaLibrary/2006/main" mc:Ignorable="w14 w15 w16se w16cid w16 w16cex w16sdtdh w16sdtfl w16du">
   <w:view w:val="normal"/>
   <w:defaultTabStop w:val="720"/>
+  <w:hyphenationZone w:val="425"/>
   <w:characterSpacingControl w:val="doNotCompress"/>
   <w:compat>
     <w:useFELayout/>
@@ -3354,7 +2953,9 @@
     <w:rsid w:val="00437FA3"/>
     <w:rsid w:val="00464334"/>
     <w:rsid w:val="004740A2"/>
+    <w:rsid w:val="00496827"/>
     <w:rsid w:val="00497669"/>
+    <w:rsid w:val="004C1BFD"/>
     <w:rsid w:val="004F5E9C"/>
     <w:rsid w:val="00501BF9"/>
     <w:rsid w:val="0050467C"/>
@@ -3367,6 +2968,7 @@
     <w:rsid w:val="00613425"/>
     <w:rsid w:val="00622F36"/>
     <w:rsid w:val="0065768B"/>
+    <w:rsid w:val="00671292"/>
     <w:rsid w:val="00734B5C"/>
     <w:rsid w:val="007A75D3"/>
     <w:rsid w:val="00843CE7"/>
@@ -3396,10 +2998,12 @@
     <w:rsid w:val="00C272FD"/>
     <w:rsid w:val="00C6096F"/>
     <w:rsid w:val="00C912C3"/>
+    <w:rsid w:val="00C91A3F"/>
     <w:rsid w:val="00CD190F"/>
     <w:rsid w:val="00CE4CE4"/>
     <w:rsid w:val="00CF5F66"/>
     <w:rsid w:val="00D130E8"/>
+    <w:rsid w:val="00D24755"/>
     <w:rsid w:val="00D51815"/>
     <w:rsid w:val="00D63BFA"/>
     <w:rsid w:val="00D721BF"/>
@@ -3407,6 +3011,7 @@
     <w:rsid w:val="00D81EDE"/>
     <w:rsid w:val="00DA2288"/>
     <w:rsid w:val="00E43435"/>
+    <w:rsid w:val="00E5711F"/>
     <w:rsid w:val="00E65E69"/>
     <w:rsid w:val="00E84E08"/>
     <w:rsid w:val="00EE3028"/>
@@ -3432,7 +3037,7 @@
   </m:mathPr>
   <w:themeFontLang w:val="en-AU" w:eastAsia="ja-JP"/>
   <w:clrSchemeMapping w:bg1="light1" w:t1="dark1" w:bg2="light2" w:t2="dark2" w:accent1="accent1" w:accent2="accent2" w:accent3="accent3" w:accent4="accent4" w:accent5="accent5" w:accent6="accent6" w:hyperlink="hyperlink" w:followedHyperlink="followedHyperlink"/>
-  <w:decimalSymbol w:val=","/>
+  <w:decimalSymbol w:val="."/>
   <w:listSeparator w:val=","/>
   <w15:chartTrackingRefBased/>
 </w:settings>
@@ -3871,7 +3476,7 @@
     <w:basedOn w:val="DefaultParagraphFont"/>
     <w:uiPriority w:val="99"/>
     <w:semiHidden/>
-    <w:rsid w:val="00437FA3"/>
+    <w:rsid w:val="00496827"/>
     <w:rPr>
       <w:color w:val="666666"/>
     </w:rPr>
@@ -3883,6 +3488,27 @@
   <w:style w:type="paragraph" w:customStyle="1" w:styleId="14AFCE12967A4FEAB712D4384DF4A6EC">
     <w:name w:val="14AFCE12967A4FEAB712D4384DF4A6EC"/>
     <w:rsid w:val="003009C4"/>
+  </w:style>
+  <w:style w:type="paragraph" w:customStyle="1" w:styleId="D4FA25303DEC43D187B714CD633DE2F0">
+    <w:name w:val="D4FA25303DEC43D187B714CD633DE2F0"/>
+    <w:rsid w:val="00496827"/>
+    <w:rPr>
+      <w:lang w:val="da-DK" w:eastAsia="da-DK"/>
+    </w:rPr>
+  </w:style>
+  <w:style w:type="paragraph" w:customStyle="1" w:styleId="0BEF831AB2A7410790A12753DF6D8424">
+    <w:name w:val="0BEF831AB2A7410790A12753DF6D8424"/>
+    <w:rsid w:val="00496827"/>
+    <w:rPr>
+      <w:lang w:val="da-DK" w:eastAsia="da-DK"/>
+    </w:rPr>
+  </w:style>
+  <w:style w:type="paragraph" w:customStyle="1" w:styleId="793DD4F9E4A244F6BC2FBD746EB895A8">
+    <w:name w:val="793DD4F9E4A244F6BC2FBD746EB895A8"/>
+    <w:rsid w:val="00496827"/>
+    <w:rPr>
+      <w:lang w:val="da-DK" w:eastAsia="da-DK"/>
+    </w:rPr>
   </w:style>
 </w:styles>
 </file>
@@ -4211,7 +3837,7 @@
 
 <file path=word/webextensions/taskpanes.xml><?xml version="1.0" encoding="utf-8"?>
 <wetp:taskpanes xmlns:wetp="http://schemas.microsoft.com/office/webextensions/taskpanes/2010/11">
-  <wetp:taskpane dockstate="right" visibility="0" width="0" row="0">
+  <wetp:taskpane dockstate="right" visibility="0" width="350" row="0">
     <wetp:webextensionref xmlns:r="http://schemas.openxmlformats.org/officeDocument/2006/relationships" r:id="rId1"/>
   </wetp:taskpane>
 </wetp:taskpanes>
@@ -4229,9 +3855,7 @@
 </we:webextension>
 </file>
 
-<file path=customXml/item1.xml>��< ? x m l   v e r s i o n = " 1 . 0 "   e n c o d i n g = " u t f - 1 6 " ? > - 
- < N a v W o r d R e p o r t X m l P a r t   x m l n s = " u r n : m i c r o s o f t - d y n a m i c s - n a v / r e p o r t s / S a l e s p e r s o n _ C o m m i s s i o n / 1 1 5 / " > +<file path=customXml/item1.xml>��< ? x m l   v e r s i o n = " 1 . 0 "   e n c o d i n g = " u t f - 1 6 " ? > < N a v W o r d R e p o r t X m l P a r t   x m l n s = " u r n : m i c r o s o f t - d y n a m i c s - b u s i n e s s c e n t r a l / i n t e r n a l / e x t e n d e d / r e p o r t s / S a l e s p e r s o n _ C o m m i s s i o n / 1 1 5 / " >   
      < B C R e p o r t I n f o r m a t i o n >   
@@ -4295,276 +3919,198 @@
  
          < / R e p o r t R e q u e s t >   
-         < C o m p a n y M e t a d a t a > - 
-             < C o m p a n y N a m e > C o m p a n y   N a m e < / C o m p a n y N a m e > - 
-             < C o m p a n y D i s p l a y N a m e > C o m p a n y   D i s p l a y   N a m e < / C o m p a n y D i s p l a y N a m e > - 
-             < C o m p a n y A d d r e s s L i n e s > - 
-                 < C o m p a n y A d d r e s s L i n e > C o m p a n y   A d d r e s s   L i n e   1 < / C o m p a n y A d d r e s s L i n e > - 
-                 < C o m p a n y A d d r e s s L i n e > C o m p a n y   A d d r e s s   L i n e   2 < / C o m p a n y A d d r e s s L i n e > - 
-                 < C o m p a n y A d d r e s s L i n e > C o m p a n y   A d d r e s s   L i n e   3 < / C o m p a n y A d d r e s s L i n e > - 
-                 < C o m p a n y A d d r e s s L i n e > C o m p a n y   A d d r e s s   L i n e   4 < / C o m p a n y A d d r e s s L i n e > - 
-                 < C o m p a n y A d d r e s s L i n e > C o m p a n y   A d d r e s s   L i n e   5 < / C o m p a n y A d d r e s s L i n e > - 
-                 < C o m p a n y A d d r e s s L i n e > C o m p a n y   A d d r e s s   L i n e   6 < / C o m p a n y A d d r e s s L i n e > - 
-                 < C o m p a n y A d d r e s s L i n e > C o m p a n y   A d d r e s s   L i n e   7 < / C o m p a n y A d d r e s s L i n e > - 
-                 < C o m p a n y A d d r e s s L i n e > C o m p a n y   A d d r e s s   L i n e   8 < / C o m p a n y A d d r e s s L i n e > - 
-             < / C o m p a n y A d d r e s s L i n e s > - 
-             < C o m p a n y P h o n e > C o m p a n y   P h o n e < / C o m p a n y P h o n e > - 
-             < C o m p a n y P h o n e C a p t i o n > C o m p a n y   P h o n e   C a p t i o n < / C o m p a n y P h o n e C a p t i o n > - 
-             < C o m p a n y F a x N o > C o m p a n y   F a x   N o . < / C o m p a n y F a x N o > - 
-             < C o m p a n y F a x N o C a p t i o n > C o m p a n y   F a x   N o .   C a p t i o n < / C o m p a n y F a x N o C a p t i o n > - 
-             < C o m p a n y E m a i l > C o m p a n y   E m a i l < / C o m p a n y E m a i l > - 
-             < C o m p a n y E m a i l C a p t i o n > C o m p a n y   E m a i l   C a p t i o n < / C o m p a n y E m a i l C a p t i o n > - 
-             < C o m p a n y H o m e P a g e > C o m p a n y   H o m e   P a g e < / C o m p a n y H o m e P a g e > - 
-             < C o m p a n y H o m e P a g e C a p t i o n > C o m p a n y   H o m e   P a g e   C a p t i o n < / C o m p a n y H o m e P a g e C a p t i o n > - 
-             < C o m p a n y L o g o > C o m p a n y   L o g o < / C o m p a n y L o g o > - 
-             < C o m p a n y V A T R e g i s t r a t i o n N o > C o m p a n y   V A T   R e g i s t r a t i o n   N o . < / C o m p a n y V A T R e g i s t r a t i o n N o > - 
-             < C o m p a n y V A T R e g i s t r a t i o n N o C a p t i o n > C o m p a n y   V A T   R e g i s t r a t i o n   N o .   C a p t i o n < / C o m p a n y V A T R e g i s t r a t i o n N o C a p t i o n > - 
-             < C o m p a n y R e g i s t r a t i o n N o > C o m p a n y   R e g i s t r a t i o n   N o . < / C o m p a n y R e g i s t r a t i o n N o > - 
-             < C o m p a n y R e g i s t r a t i o n N o C a p t i o n > C o m p a n y   R e g i s t r a t i o n   N o .   C a p t i o n < / C o m p a n y R e g i s t r a t i o n N o C a p t i o n > - 
-             < C o m p a n y B a n k N a m e > C o m p a n y   B a n k   N a m e < / C o m p a n y B a n k N a m e > - 
-             < C o m p a n y B a n k N a m e C a p t i o n > C o m p a n y   B a n k   N a m e   C a p t i o n < / C o m p a n y B a n k N a m e C a p t i o n > - 
-             < C o m p a n y B a n k A c c o u n t N o > C o m p a n y   B a n k   A c c o u n t   N o . < / C o m p a n y B a n k A c c o u n t N o > - 
-             < C o m p a n y B a n k A c c o u n t N o C a p t i o n > C o m p a n y   B a n k   A c c o u n t   N o .   C a p t i o n < / C o m p a n y B a n k A c c o u n t N o C a p t i o n > - 
-             < C o m p a n y B a n k B r a n c h N o > C o m p a n y   B a n k   B r a n c h   N o . < / C o m p a n y B a n k B r a n c h N o > - 
-             < C o m p a n y B a n k B r a n c h N o C a p t i o n > C o m p a n y   B a n k   B r a n c h   N o .   C a p t i o n < / C o m p a n y B a n k B r a n c h N o C a p t i o n > - 
-             < C o m p a n y I B A N > C o m p a n y   I B A N < / C o m p a n y I B A N > - 
-             < C o m p a n y I B A N C a p t i o n > C o m p a n y   I B A N   C a p t i o n < / C o m p a n y I B A N C a p t i o n > - 
-             < C o m p a n y B a n k S W I F T > C o m p a n y   B a n k   S W I F T < / C o m p a n y B a n k S W I F T > - 
-             < C o m p a n y B a n k S W I F T C a p t i o n > C o m p a n y   B a n k   S W I F T   C a p t i o n < / C o m p a n y B a n k S W I F T C a p t i o n > - 
-             < C o m p a n y G i r o N o > C o m p a n y   G i r o   N o . < / C o m p a n y G i r o N o > - 
-             < C o m p a n y G i r o N o C a p t i o n > C o m p a n y   G i r o   N o .   C a p t i o n < / C o m p a n y G i r o N o C a p t i o n > - 
-         < / C o m p a n y M e t a d a t a > - 
      < / B C R e p o r t I n f o r m a t i o n >   
      < L a b e l s >   
-         < A b o u t T h e R e p o r t L a b e l > A b o u t T h e R e p o r t L a b e l < / A b o u t T h e R e p o r t L a b e l > - 
-         < A d j u s t e d P r o f i t C o m m i s s i o n L a b e l > A d j u s t e d P r o f i t C o m m i s s i o n L a b e l < / A d j u s t e d P r o f i t C o m m i s s i o n L a b e l > - 
-         < A d j u s t e d P r o f i t L a b e l > A d j u s t e d P r o f i t L a b e l < / A d j u s t e d P r o f i t L a b e l > - 
-         < A l l A m o u n t s A r e I n L C Y L a b e l > A l l A m o u n t s A r e I n L C Y L a b e l < / A l l A m o u n t s A r e I n L C Y L a b e l > - 
-         < C o m m i s s i o n P e r c e n t L a b e l > C o m m i s s i o n P e r c e n t L a b e l < / C o m m i s s i o n P e r c e n t L a b e l > - 
-         < C o m p a n y L a b e l > C o m p a n y L a b e l < / C o m p a n y L a b e l > - 
-         < C u s t o m e r N a m e L a b e l > C u s t o m e r N a m e L a b e l < / C u s t o m e r N a m e L a b e l > - 
-         < C u s t o m e r N o L a b e l > C u s t o m e r N o L a b e l < / C u s t o m e r N o L a b e l > - 
-         < D a t a R e t r i e v e d > D a t a R e t r i e v e d < / D a t a R e t r i e v e d > - 
-         < D o c u m e n t a t i o n L a b e l > D o c u m e n t a t i o n L a b e l < / D o c u m e n t a t i o n L a b e l > - 
-         < D o c u m e n t N o L a b e l > D o c u m e n t N o L a b e l < / D o c u m e n t N o L a b e l > - 
-         < E n v i r o n m e n t L a b e l > E n v i r o n m e n t L a b e l < / E n v i r o n m e n t L a b e l > - 
-         < P e r i o d C a p t i o n > P e r i o d C a p t i o n < / P e r i o d C a p t i o n > - 
-         < P o s t i n g D a t e L a b e l > P o s t i n g D a t e L a b e l < / P o s t i n g D a t e L a b e l > - 
-         < P r o f i t C o m m i s s i o n L a b e l > P r o f i t C o m m i s s i o n L a b e l < / P r o f i t C o m m i s s i o n L a b e l > - 
-         < P r o f i t L a b e l > P r o f i t L a b e l < / P r o f i t L a b e l > - 
-         < R e p o r t N a m e L a b e l > R e p o r t N a m e L a b e l < / R e p o r t N a m e L a b e l > - 
-         < R u n O n L a b e l > R u n O n L a b e l < / R u n O n L a b e l > - 
-         < S a l e s C o m m i s s i o n L a b e l > S a l e s C o m m i s s i o n L a b e l < / S a l e s C o m m i s s i o n L a b e l > - 
-         < S a l e s L a b e l > S a l e s L a b e l < / S a l e s L a b e l > - 
-         < S a l e s p e r s o n _ P u r c h a s e r _ _ N a m e C a p t i o n > S a l e s p e r s o n _ P u r c h a s e r _ _ N a m e C a p t i o n < / S a l e s p e r s o n _ P u r c h a s e r _ _ N a m e C a p t i o n > - 
-         < S a l e s p e r s o n C o m m i s s i o n A n a l y s i s > S a l e s p e r s o n C o m m i s s i o n A n a l y s i s < / S a l e s p e r s o n C o m m i s s i o n A n a l y s i s > - 
-         < S a l e s p e r s o n C o m m i s s i o n L a b e l > S a l e s p e r s o n C o m m i s s i o n L a b e l < / S a l e s p e r s o n C o m m i s s i o n L a b e l > - 
-         < S a l e s p e r s o n C o m m i s s i o n P r i n t > S a l e s p e r s o n C o m m i s s i o n P r i n t < / S a l e s p e r s o n C o m m i s s i o n P r i n t > - 
-         < S a l e s p e r s o n P u r c h a s e r _ C o d e C a p t i o n > S a l e s p e r s o n P u r c h a s e r _ C o d e C a p t i o n < / S a l e s p e r s o n P u r c h a s e r _ C o d e C a p t i o n > - 
-         < T o t a l s C a p t i o n > T o t a l s C a p t i o n < / T o t a l s C a p t i o n > - 
-         < U s e r L a b e l > U s e r L a b e l < / U s e r L a b e l > +         < A b o u t T h e R e p o r t L a b e l   E l e m e n t T y p e = " P a r a m e t e r "   E l e m e n t I d = " 1 6 7 7 9 2 0 0 1 "   D a t a T y p e = " S t r i n g " > A b o u t T h e R e p o r t L a b e l < / A b o u t T h e R e p o r t L a b e l > + 
+         < A d j u s t e d P r o f i t C o m m i s s i o n L a b e l   E l e m e n t T y p e = " P a r a m e t e r "   E l e m e n t I d = " 9 1 5 5 5 7 0 2 0 "   D a t a T y p e = " S t r i n g " > A d j u s t e d P r o f i t C o m m i s s i o n L a b e l < / A d j u s t e d P r o f i t C o m m i s s i o n L a b e l > + 
+         < A d j u s t e d P r o f i t L a b e l   E l e m e n t T y p e = " P a r a m e t e r "   E l e m e n t I d = " 1 6 1 5 2 8 3 0 4 7 "   D a t a T y p e = " S t r i n g " > A d j u s t e d P r o f i t L a b e l < / A d j u s t e d P r o f i t L a b e l > + 
+         < A l l A m o u n t s A r e I n L C Y L a b e l   E l e m e n t T y p e = " P a r a m e t e r "   E l e m e n t I d = " 5 6 3 5 1 4 3 1 8 "   D a t a T y p e = " S t r i n g " > A l l A m o u n t s A r e I n L C Y L a b e l < / A l l A m o u n t s A r e I n L C Y L a b e l > + 
+         < C o m m i s s i o n P e r c e n t L a b e l   E l e m e n t T y p e = " P a r a m e t e r "   E l e m e n t I d = " 8 3 9 2 6 3 7 6 5 "   D a t a T y p e = " S t r i n g " > C o m m i s s i o n P e r c e n t L a b e l < / C o m m i s s i o n P e r c e n t L a b e l > + 
+         < C o m p a n y L a b e l   E l e m e n t T y p e = " P a r a m e t e r "   E l e m e n t I d = " 3 4 6 7 6 0 3 4 8 "   D a t a T y p e = " S t r i n g " > C o m p a n y L a b e l < / C o m p a n y L a b e l > + 
+         < C u s t o m e r N a m e L a b e l   E l e m e n t T y p e = " P a r a m e t e r "   E l e m e n t I d = " 1 1 1 8 7 9 0 8 8 "   D a t a T y p e = " S t r i n g " > C u s t o m e r N a m e L a b e l < / C u s t o m e r N a m e L a b e l > + 
+         < C u s t o m e r N o L a b e l   E l e m e n t T y p e = " P a r a m e t e r "   E l e m e n t I d = " 3 8 7 4 7 8 0 3 4 "   D a t a T y p e = " S t r i n g " > C u s t o m e r N o L a b e l < / C u s t o m e r N o L a b e l > + 
+         < D a t a R e t r i e v e d   E l e m e n t T y p e = " P a r a m e t e r "   E l e m e n t I d = " 2 9 1 9 1 1 8 0 7 "   D a t a T y p e = " S t r i n g " > D a t a R e t r i e v e d < / D a t a R e t r i e v e d > + 
+         < D o c u m e n t a t i o n L a b e l   E l e m e n t T y p e = " P a r a m e t e r "   E l e m e n t I d = " 1 7 3 8 9 2 4 8 1 5 "   D a t a T y p e = " S t r i n g " > D o c u m e n t a t i o n L a b e l < / D o c u m e n t a t i o n L a b e l > + 
+         < D o c u m e n t N o L a b e l   E l e m e n t T y p e = " P a r a m e t e r "   E l e m e n t I d = " 1 1 4 6 4 3 5 8 0 3 "   D a t a T y p e = " S t r i n g " > D o c u m e n t N o L a b e l < / D o c u m e n t N o L a b e l > + 
+         < E n v i r o n m e n t L a b e l   E l e m e n t T y p e = " P a r a m e t e r "   E l e m e n t I d = " 8 1 8 8 1 6 5 9 0 "   D a t a T y p e = " S t r i n g " > E n v i r o n m e n t L a b e l < / E n v i r o n m e n t L a b e l > + 
+         < P e r i o d C a p t i o n   E l e m e n t T y p e = " P a r a m e t e r "   E l e m e n t I d = " 1 4 7 8 2 5 3 4 2 2 "   D a t a T y p e = " S t r i n g " > P e r i o d C a p t i o n < / P e r i o d C a p t i o n > + 
+         < P o s t i n g D a t e L a b e l   E l e m e n t T y p e = " P a r a m e t e r "   E l e m e n t I d = " 1 7 7 5 7 9 4 2 4 9 "   D a t a T y p e = " S t r i n g " > P o s t i n g D a t e L a b e l < / P o s t i n g D a t e L a b e l > + 
+         < P r o f i t C o m m i s s i o n L a b e l   E l e m e n t T y p e = " P a r a m e t e r "   E l e m e n t I d = " 8 3 2 7 0 6 3 9 2 "   D a t a T y p e = " S t r i n g " > P r o f i t C o m m i s s i o n L a b e l < / P r o f i t C o m m i s s i o n L a b e l > + 
+         < P r o f i t L a b e l   E l e m e n t T y p e = " P a r a m e t e r "   E l e m e n t I d = " 2 5 4 6 3 3 6 4 5 "   D a t a T y p e = " S t r i n g " > P r o f i t L a b e l < / P r o f i t L a b e l > + 
+         < R e p o r t N a m e L a b e l   E l e m e n t T y p e = " P a r a m e t e r "   E l e m e n t I d = " 1 0 2 2 2 9 2 9 8 2 "   D a t a T y p e = " S t r i n g " > R e p o r t N a m e L a b e l < / R e p o r t N a m e L a b e l > + 
+         < R u n O n L a b e l   E l e m e n t T y p e = " P a r a m e t e r "   E l e m e n t I d = " 1 1 1 9 0 3 7 5 9 5 "   D a t a T y p e = " S t r i n g " > R u n O n L a b e l < / R u n O n L a b e l > + 
+         < S a l e s C o m m i s s i o n L a b e l   E l e m e n t T y p e = " P a r a m e t e r "   E l e m e n t I d = " 1 0 1 8 2 6 8 7 7 0 "   D a t a T y p e = " S t r i n g " > S a l e s C o m m i s s i o n L a b e l < / S a l e s C o m m i s s i o n L a b e l > + 
+         < S a l e s L a b e l   E l e m e n t T y p e = " P a r a m e t e r "   E l e m e n t I d = " 1 7 9 5 4 4 8 0 0 5 "   D a t a T y p e = " S t r i n g " > S a l e s L a b e l < / S a l e s L a b e l > + 
+         < S a l e s p e r s o n _ P u r c h a s e r _ _ N a m e C a p t i o n   E l e m e n t T y p e = " P a r a m e t e r "   E l e m e n t I d = " 1 1 9 5 8 7 9 8 7 3 "   D a t a T y p e = " S t r i n g " > S a l e s p e r s o n _ P u r c h a s e r _ _ N a m e C a p t i o n < / S a l e s p e r s o n _ P u r c h a s e r _ _ N a m e C a p t i o n > + 
+         < S a l e s p e r s o n C o m m i s s i o n A n a l y s i s   E l e m e n t T y p e = " P a r a m e t e r "   E l e m e n t I d = " 7 1 5 8 7 1 2 4 7 "   D a t a T y p e = " S t r i n g " > S a l e s p e r s o n C o m m i s s i o n A n a l y s i s < / S a l e s p e r s o n C o m m i s s i o n A n a l y s i s > + 
+         < S a l e s p e r s o n C o m m i s s i o n L a b e l   E l e m e n t T y p e = " P a r a m e t e r "   E l e m e n t I d = " 3 0 0 0 9 6 0 5 1 "   D a t a T y p e = " S t r i n g " > S a l e s p e r s o n C o m m i s s i o n L a b e l < / S a l e s p e r s o n C o m m i s s i o n L a b e l > + 
+         < S a l e s p e r s o n C o m m i s s i o n P r i n t   E l e m e n t T y p e = " P a r a m e t e r "   E l e m e n t I d = " 1 3 1 6 0 2 8 6 0 "   D a t a T y p e = " S t r i n g " > S a l e s p e r s o n C o m m i s s i o n P r i n t < / S a l e s p e r s o n C o m m i s s i o n P r i n t > + 
+         < S a l e s p e r s o n P u r c h a s e r _ C o d e C a p t i o n   E l e m e n t T y p e = " P a r a m e t e r "   E l e m e n t I d = " 1 2 2 1 2 1 9 2 4 5 "   D a t a T y p e = " S t r i n g " > S a l e s p e r s o n P u r c h a s e r _ C o d e C a p t i o n < / S a l e s p e r s o n P u r c h a s e r _ C o d e C a p t i o n > + 
+         < T o t a l s C a p t i o n   E l e m e n t T y p e = " P a r a m e t e r "   E l e m e n t I d = " 2 3 5 4 5 9 0 6 "   D a t a T y p e = " S t r i n g " > T o t a l s C a p t i o n < / T o t a l s C a p t i o n > + 
+         < U s e r L a b e l   E l e m e n t T y p e = " P a r a m e t e r "   E l e m e n t I d = " 8 4 8 8 1 6 7 9 4 "   D a t a T y p e = " S t r i n g " > U s e r L a b e l < / U s e r L a b e l >   
      < / L a b e l s >   
-     < S a l e s p e r s o n _ P u r c h a s e r > - 
-         < A d j P r o f i t > A d j P r o f i t < / A d j P r o f i t > - 
-         < A d j P r o f i t C o m m i s s i o n A m t > A d j P r o f i t C o m m i s s i o n A m t < / A d j P r o f i t C o m m i s s i o n A m t > - 
-         < A d j P r o f i t C o m m i s s i o n A m t _ C o n t r o l 4 5 C a p t i o n > A d j P r o f i t C o m m i s s i o n A m t _ C o n t r o l 4 5 C a p t i o n < / A d j P r o f i t C o m m i s s i o n A m t _ C o n t r o l 4 5 C a p t i o n > - 
-         < A d j P r o f i t _ C o n t r o l 3 9 C a p t i o n > A d j P r o f i t _ C o n t r o l 3 9 C a p t i o n < / A d j P r o f i t _ C o n t r o l 3 9 C a p t i o n > - 
-         < A l l _ a m o u n t s _ a r e _ i n _ L C Y C a p t i o n > A l l _ a m o u n t s _ a r e _ i n _ L C Y C a p t i o n < / A l l _ a m o u n t s _ a r e _ i n _ L C Y C a p t i o n > - 
-         < C O M P A N Y N A M E > C O M P A N Y N A M E < / C O M P A N Y N A M E > - 
-         < C u r r R e p o r t _ P A G E N O C a p t i o n > C u r r R e p o r t _ P A G E N O C a p t i o n < / C u r r R e p o r t _ P A G E N O C a p t i o n > - 
-         < C u s t L e d g E n t r y F i l t e r > C u s t L e d g E n t r y F i l t e r < / C u s t L e d g E n t r y F i l t e r > - 
-         < C u s t _ _ L e d g e r _ E n t r y _ _ C u s t o m e r _ N o _ _ C a p t i o n > C u s t _ _ L e d g e r _ E n t r y _ _ C u s t o m e r _ N o _ _ C a p t i o n < / C u s t _ _ L e d g e r _ E n t r y _ _ C u s t o m e r _ N o _ _ C a p t i o n > - 
-         < C u s t _ _ L e d g e r _ E n t r y _ _ D o c u m e n t _ N o _ _ C a p t i o n > C u s t _ _ L e d g e r _ E n t r y _ _ D o c u m e n t _ N o _ _ C a p t i o n < / C u s t _ _ L e d g e r _ E n t r y _ _ D o c u m e n t _ N o _ _ C a p t i o n > - 
-         < C u s t _ _ L e d g e r _ E n t r y _ _ P o s t i n g _ D a t e _ C a p t i o n > C u s t _ _ L e d g e r _ E n t r y _ _ P o s t i n g _ D a t e _ C a p t i o n < / C u s t _ _ L e d g e r _ E n t r y _ _ P o s t i n g _ D a t e _ C a p t i o n > - 
-         < C u s t _ _ L e d g e r _ E n t r y _ _ P r o f i t _ _ L C Y _ _ C a p t i o n > C u s t _ _ L e d g e r _ E n t r y _ _ P r o f i t _ _ L C Y _ _ C a p t i o n < / C u s t _ _ L e d g e r _ E n t r y _ _ P r o f i t _ _ L C Y _ _ C a p t i o n > - 
-         < C u s t _ _ L e d g e r _ E n t r y _ _ S a l e s _ _ L C Y _ _ C a p t i o n > C u s t _ _ L e d g e r _ E n t r y _ _ S a l e s _ _ L C Y _ _ C a p t i o n < / C u s t _ _ L e d g e r _ E n t r y _ _ S a l e s _ _ L C Y _ _ C a p t i o n > - 
-         < C u s t _ _ L e d g e r _ E n t r y _ _ T A B L E C A P T I O N _ _ _ _ _ _ _ _ _ _ C u s t L e d g E n t r y F i l t e r > C u s t _ _ L e d g e r _ E n t r y _ _ T A B L E C A P T I O N _ _ _ _ _ _ _ _ _ _ C u s t L e d g E n t r y F i l t e r < / C u s t _ _ L e d g e r _ E n t r y _ _ T A B L E C A P T I O N _ _ _ _ _ _ _ _ _ _ C u s t L e d g E n t r y F i l t e r > - 
-         < C u s t _ _ L e d g e r _ E n t r y _ _ _ P r o f i t _ _ L C Y _ _ > C u s t _ _ L e d g e r _ E n t r y _ _ _ P r o f i t _ _ L C Y _ _ < / C u s t _ _ L e d g e r _ E n t r y _ _ _ P r o f i t _ _ L C Y _ _ > - 
-         < C u s t _ _ L e d g e r _ E n t r y _ _ _ S a l e s _ _ L C Y _ _ > C u s t _ _ L e d g e r _ E n t r y _ _ _ S a l e s _ _ L C Y _ _ < / C u s t _ _ L e d g e r _ E n t r y _ _ _ S a l e s _ _ L C Y _ _ > - 
-         < P a g e G r o u p N o > P a g e G r o u p N o < / P a g e G r o u p N o > - 
-         < P r o f i t C o m m i s s i o n A m t > P r o f i t C o m m i s s i o n A m t < / P r o f i t C o m m i s s i o n A m t > - 
-         < P r o f i t C o m m i s s i o n A m t _ C o n t r o l 3 3 C a p t i o n > P r o f i t C o m m i s s i o n A m t _ C o n t r o l 3 3 C a p t i o n < / P r o f i t C o m m i s s i o n A m t _ C o n t r o l 3 3 C a p t i o n > - 
-         < S a l e s C o m m i s s i o n A m t > S a l e s C o m m i s s i o n A m t < / S a l e s C o m m i s s i o n A m t > - 
-         < S a l e s C o m m i s s i o n A m t _ C o n t r o l 3 2 C a p t i o n > S a l e s C o m m i s s i o n A m t _ C o n t r o l 3 2 C a p t i o n < / S a l e s C o m m i s s i o n A m t _ C o n t r o l 3 2 C a p t i o n > - 
-         < S a l e s p e r s o n F i l t e r > S a l e s p e r s o n F i l t e r < / S a l e s p e r s o n F i l t e r > - 
-         < S a l e s p e r s o n _ P u r c h a s e r _ C o d e > S a l e s p e r s o n _ P u r c h a s e r _ C o d e < / S a l e s p e r s o n _ P u r c h a s e r _ C o d e > - 
-         < S a l e s p e r s o n _ P u r c h a s e r _ N a m e > S a l e s p e r s o n _ P u r c h a s e r _ N a m e < / S a l e s p e r s o n _ P u r c h a s e r _ N a m e > - 
-         < S a l e s p e r s o n _ P u r c h a s e r _ _ C o m m i s s i o n _ _ _ > S a l e s p e r s o n _ P u r c h a s e r _ _ C o m m i s s i o n _ _ _ < / S a l e s p e r s o n _ P u r c h a s e r _ _ C o m m i s s i o n _ _ _ > - 
-         < S a l e s p e r s o n _ P u r c h a s e r _ _ C o m m i s s i o n _ _ _ C a p t i o n > S a l e s p e r s o n _ P u r c h a s e r _ _ C o m m i s s i o n _ _ _ C a p t i o n < / S a l e s p e r s o n _ P u r c h a s e r _ _ C o m m i s s i o n _ _ _ C a p t i o n > - 
-         < S a l e s p e r s o n _ P u r c h a s e r _ _ T A B L E C A P T I O N _ _ _ _ _ _ _ _ _ _ S a l e s p e r s o n F i l t e r > S a l e s p e r s o n _ P u r c h a s e r _ _ T A B L E C A P T I O N _ _ _ _ _ _ _ _ _ _ S a l e s p e r s o n F i l t e r < / S a l e s p e r s o n _ P u r c h a s e r _ _ T A B L E C A P T I O N _ _ _ _ _ _ _ _ _ _ S a l e s p e r s o n F i l t e r > - 
-         < S a l e s p e r s o n _ _ _ C o m m i s s i o n C a p t i o n > S a l e s p e r s o n _ _ _ C o m m i s s i o n C a p t i o n < / S a l e s p e r s o n _ _ _ C o m m i s s i o n C a p t i o n > - 
-         < S T R S U B S T N O _ T e x t 0 0 0 _ P e r i o d T e x t _ > S T R S U B S T N O _ T e x t 0 0 0 _ P e r i o d T e x t _ < / S T R S U B S T N O _ T e x t 0 0 0 _ P e r i o d T e x t _ > - 
-         < T o t a l C a p t i o n > T o t a l C a p t i o n < / T o t a l C a p t i o n > - 
-         < C u s t _ L e d g e r _ E n t r y > - 
-             < A d j P r o f i t C o m m i s s i o n A m t _ C o n t r o l 4 5 > A d j P r o f i t C o m m i s s i o n A m t _ C o n t r o l 4 5 < / A d j P r o f i t C o m m i s s i o n A m t _ C o n t r o l 4 5 > - 
-             < A d j P r o f i t _ C o n t r o l 3 9 > A d j P r o f i t _ C o n t r o l 3 9 < / A d j P r o f i t _ C o n t r o l 3 9 > - 
-             < C u s t L e d g e r E n t r y _ C u s t o m e r N a m e > C u s t L e d g e r E n t r y _ C u s t o m e r N a m e < / C u s t L e d g e r E n t r y _ C u s t o m e r N a m e > - 
-             < C u s t _ _ L e d g e r _ E n t r y _ _ C u s t o m e r _ N o _ _ > C u s t _ _ L e d g e r _ E n t r y _ _ C u s t o m e r _ N o _ _ < / C u s t _ _ L e d g e r _ E n t r y _ _ C u s t o m e r _ N o _ _ > - 
-             < C u s t _ _ L e d g e r _ E n t r y _ _ D o c u m e n t _ N o _ _ > C u s t _ _ L e d g e r _ E n t r y _ _ D o c u m e n t _ N o _ _ < / C u s t _ _ L e d g e r _ E n t r y _ _ D o c u m e n t _ N o _ _ > - 
-             < C u s t _ _ L e d g e r _ E n t r y _ _ P o s t i n g _ D a t e _ > C u s t _ _ L e d g e r _ E n t r y _ _ P o s t i n g _ D a t e _ < / C u s t _ _ L e d g e r _ E n t r y _ _ P o s t i n g _ D a t e _ > - 
-             < C u s t _ _ L e d g e r _ E n t r y _ _ P r o f i t _ _ L C Y _ _ > C u s t _ _ L e d g e r _ E n t r y _ _ P r o f i t _ _ L C Y _ _ < / C u s t _ _ L e d g e r _ E n t r y _ _ P r o f i t _ _ L C Y _ _ > - 
-             < C u s t _ _ L e d g e r _ E n t r y _ _ S a l e s _ _ L C Y _ _ > C u s t _ _ L e d g e r _ E n t r y _ _ S a l e s _ _ L C Y _ _ < / C u s t _ _ L e d g e r _ E n t r y _ _ S a l e s _ _ L C Y _ _ > - 
-             < P r o f i t C o m m i s s i o n A m t _ C o n t r o l 3 3 > P r o f i t C o m m i s s i o n A m t _ C o n t r o l 3 3 < / P r o f i t C o m m i s s i o n A m t _ C o n t r o l 3 3 > - 
-             < S a l e s C o m m i s s i o n A m t _ C o n t r o l 3 2 > S a l e s C o m m i s s i o n A m t _ C o n t r o l 3 2 < / S a l e s C o m m i s s i o n A m t _ C o n t r o l 3 2 > - 
-             < S a l e s p e r s o n P u r c h a s e r _ C o d e > S a l e s p e r s o n P u r c h a s e r _ C o d e < / S a l e s p e r s o n P u r c h a s e r _ C o d e > - 
-             < S a l e s p e r s o n _ P u r c h a s e r _ _ N a m e > S a l e s p e r s o n _ P u r c h a s e r _ _ N a m e < / S a l e s p e r s o n _ P u r c h a s e r _ _ N a m e > +     < T o o l t i p s / > + 
+     < S a l e s p e r s o n _ P u r c h a s e r   E l e m e n t T y p e = " D a t a I t e m "   E l e m e n t I d = " 1 2 5 2 1 0 1 6 7 8 " > + 
+         < A d j P r o f i t   E l e m e n t T y p e = " C o l u m n "   E l e m e n t I d = " 6 6 6 3 9 3 8 5 2 "   D a t a T y p e = " D e c i m a l " > A d j P r o f i t < / A d j P r o f i t > + 
+         < A d j P r o f i t _ C o n t r o l 3 9 C a p t i o n   E l e m e n t T y p e = " C o l u m n "   E l e m e n t I d = " 2 1 3 3 9 8 4 3 2 "   D a t a T y p e = " T e x t C o n s t " > A d j P r o f i t _ C o n t r o l 3 9 C a p t i o n < / A d j P r o f i t _ C o n t r o l 3 9 C a p t i o n > + 
+         < A d j P r o f i t C o m m i s s i o n A m t   E l e m e n t T y p e = " C o l u m n "   E l e m e n t I d = " 1 5 8 1 4 8 8 5 9 9 "   D a t a T y p e = " D e c i m a l " > A d j P r o f i t C o m m i s s i o n A m t < / A d j P r o f i t C o m m i s s i o n A m t > + 
+         < A d j P r o f i t C o m m i s s i o n A m t _ C o n t r o l 4 5 C a p t i o n   E l e m e n t T y p e = " C o l u m n "   E l e m e n t I d = " 6 2 1 2 7 7 8 5 4 "   D a t a T y p e = " T e x t C o n s t " > A d j P r o f i t C o m m i s s i o n A m t _ C o n t r o l 4 5 C a p t i o n < / A d j P r o f i t C o m m i s s i o n A m t _ C o n t r o l 4 5 C a p t i o n > + 
+         < A l l _ a m o u n t s _ a r e _ i n _ L C Y C a p t i o n   E l e m e n t T y p e = " C o l u m n "   E l e m e n t I d = " 6 9 7 4 8 4 8 0 2 "   D a t a T y p e = " T e x t C o n s t " > A l l _ a m o u n t s _ a r e _ i n _ L C Y C a p t i o n < / A l l _ a m o u n t s _ a r e _ i n _ L C Y C a p t i o n > + 
+         < C O M P A N Y N A M E   E l e m e n t T y p e = " C o l u m n "   E l e m e n t I d = " 1 7 5 3 0 1 5 1 5 5 "   D a t a T y p e = " S t r i n g " > C O M P A N Y N A M E < / C O M P A N Y N A M E > + 
+         < C u r r R e p o r t _ P A G E N O C a p t i o n   E l e m e n t T y p e = " C o l u m n "   E l e m e n t I d = " 1 8 4 6 2 6 2 1 5 8 "   D a t a T y p e = " T e x t C o n s t " > C u r r R e p o r t _ P A G E N O C a p t i o n < / C u r r R e p o r t _ P A G E N O C a p t i o n > + 
+         < C u s t _ _ L e d g e r _ E n t r y _ _ _ P r o f i t _ _ L C Y _ _   E l e m e n t T y p e = " C o l u m n "   E l e m e n t I d = " 1 6 1 5 1 3 7 4 4 3 "   D a t a T y p e = " D e c i m a l " > C u s t _ _ L e d g e r _ E n t r y _ _ _ P r o f i t _ _ L C Y _ _ < / C u s t _ _ L e d g e r _ E n t r y _ _ _ P r o f i t _ _ L C Y _ _ > + 
+         < C u s t _ _ L e d g e r _ E n t r y _ _ _ S a l e s _ _ L C Y _ _   E l e m e n t T y p e = " C o l u m n "   E l e m e n t I d = " 3 4 8 7 9 4 9 4 9 "   D a t a T y p e = " D e c i m a l " > C u s t _ _ L e d g e r _ E n t r y _ _ _ S a l e s _ _ L C Y _ _ < / C u s t _ _ L e d g e r _ E n t r y _ _ _ S a l e s _ _ L C Y _ _ > + 
+         < C u s t _ _ L e d g e r _ E n t r y _ _ C u s t o m e r _ N o _ _ C a p t i o n   E l e m e n t T y p e = " C o l u m n "   E l e m e n t I d = " 1 2 2 3 8 5 6 2 7 8 "   D a t a T y p e = " S t r i n g " > C u s t _ _ L e d g e r _ E n t r y _ _ C u s t o m e r _ N o _ _ C a p t i o n < / C u s t _ _ L e d g e r _ E n t r y _ _ C u s t o m e r _ N o _ _ C a p t i o n > + 
+         < C u s t _ _ L e d g e r _ E n t r y _ _ D o c u m e n t _ N o _ _ C a p t i o n   E l e m e n t T y p e = " C o l u m n "   E l e m e n t I d = " 4 8 8 8 0 6 5 1 7 "   D a t a T y p e = " S t r i n g " > C u s t _ _ L e d g e r _ E n t r y _ _ D o c u m e n t _ N o _ _ C a p t i o n < / C u s t _ _ L e d g e r _ E n t r y _ _ D o c u m e n t _ N o _ _ C a p t i o n > + 
+         < C u s t _ _ L e d g e r _ E n t r y _ _ P o s t i n g _ D a t e _ C a p t i o n   E l e m e n t T y p e = " C o l u m n "   E l e m e n t I d = " 2 0 7 9 4 3 8 7 1 2 "   D a t a T y p e = " T e x t C o n s t " > C u s t _ _ L e d g e r _ E n t r y _ _ P o s t i n g _ D a t e _ C a p t i o n < / C u s t _ _ L e d g e r _ E n t r y _ _ P o s t i n g _ D a t e _ C a p t i o n > + 
+         < C u s t _ _ L e d g e r _ E n t r y _ _ P r o f i t _ _ L C Y _ _ C a p t i o n   E l e m e n t T y p e = " C o l u m n "   E l e m e n t I d = " 1 9 9 4 3 8 8 4 7 6 "   D a t a T y p e = " S t r i n g " > C u s t _ _ L e d g e r _ E n t r y _ _ P r o f i t _ _ L C Y _ _ C a p t i o n < / C u s t _ _ L e d g e r _ E n t r y _ _ P r o f i t _ _ L C Y _ _ C a p t i o n > + 
+         < C u s t _ _ L e d g e r _ E n t r y _ _ S a l e s _ _ L C Y _ _ C a p t i o n   E l e m e n t T y p e = " C o l u m n "   E l e m e n t I d = " 1 0 5 6 9 2 6 5 4 6 "   D a t a T y p e = " S t r i n g " > C u s t _ _ L e d g e r _ E n t r y _ _ S a l e s _ _ L C Y _ _ C a p t i o n < / C u s t _ _ L e d g e r _ E n t r y _ _ S a l e s _ _ L C Y _ _ C a p t i o n > + 
+         < C u s t _ _ L e d g e r _ E n t r y _ _ T A B L E C A P T I O N _ _ _ _ _ _ _ _ _ _ C u s t L e d g E n t r y F i l t e r   E l e m e n t T y p e = " C o l u m n "   E l e m e n t I d = " 7 1 0 6 3 3 9 1 7 "   D a t a T y p e = " T e x t " > C u s t _ _ L e d g e r _ E n t r y _ _ T A B L E C A P T I O N _ _ _ _ _ _ _ _ _ _ C u s t L e d g E n t r y F i l t e r < / C u s t _ _ L e d g e r _ E n t r y _ _ T A B L E C A P T I O N _ _ _ _ _ _ _ _ _ _ C u s t L e d g E n t r y F i l t e r > + 
+         < C u s t L e d g E n t r y F i l t e r   E l e m e n t T y p e = " C o l u m n "   E l e m e n t I d = " 1 1 7 3 5 3 2 6 6 6 "   D a t a T y p e = " T e x t " > C u s t L e d g E n t r y F i l t e r < / C u s t L e d g E n t r y F i l t e r > + 
+         < P a g e G r o u p N o   E l e m e n t T y p e = " C o l u m n "   E l e m e n t I d = " 6 4 9 1 8 0 1 4 4 "   D a t a T y p e = " I n t e g e r " > P a g e G r o u p N o < / P a g e G r o u p N o > + 
+         < P r o f i t C o m m i s s i o n A m t   E l e m e n t T y p e = " C o l u m n "   E l e m e n t I d = " 4 1 6 2 2 4 2 0 6 "   D a t a T y p e = " D e c i m a l " > P r o f i t C o m m i s s i o n A m t < / P r o f i t C o m m i s s i o n A m t > + 
+         < P r o f i t C o m m i s s i o n A m t _ C o n t r o l 3 3 C a p t i o n   E l e m e n t T y p e = " C o l u m n "   E l e m e n t I d = " 4 6 5 8 1 2 5 3 6 "   D a t a T y p e = " T e x t C o n s t " > P r o f i t C o m m i s s i o n A m t _ C o n t r o l 3 3 C a p t i o n < / P r o f i t C o m m i s s i o n A m t _ C o n t r o l 3 3 C a p t i o n > + 
+         < S a l e s C o m m i s s i o n A m t   E l e m e n t T y p e = " C o l u m n "   E l e m e n t I d = " 1 6 5 6 6 7 5 0 1 6 "   D a t a T y p e = " D e c i m a l " > S a l e s C o m m i s s i o n A m t < / S a l e s C o m m i s s i o n A m t > + 
+         < S a l e s C o m m i s s i o n A m t _ C o n t r o l 3 2 C a p t i o n   E l e m e n t T y p e = " C o l u m n "   E l e m e n t I d = " 1 2 7 2 6 4 2 0 6 5 "   D a t a T y p e = " T e x t C o n s t " > S a l e s C o m m i s s i o n A m t _ C o n t r o l 3 2 C a p t i o n < / S a l e s C o m m i s s i o n A m t _ C o n t r o l 3 2 C a p t i o n > + 
+         < S a l e s p e r s o n _ _ _ C o m m i s s i o n C a p t i o n   E l e m e n t T y p e = " C o l u m n "   E l e m e n t I d = " 1 7 6 9 4 7 1 9 4 8 "   D a t a T y p e = " T e x t C o n s t " > S a l e s p e r s o n _ _ _ C o m m i s s i o n C a p t i o n < / S a l e s p e r s o n _ _ _ C o m m i s s i o n C a p t i o n > + 
+         < S a l e s p e r s o n _ P u r c h a s e r _ _ C o m m i s s i o n _ _ _   E l e m e n t T y p e = " C o l u m n "   E l e m e n t I d = " 1 5 9 0 6 8 9 0 0 4 "   D a t a T y p e = " D e c i m a l " > S a l e s p e r s o n _ P u r c h a s e r _ _ C o m m i s s i o n _ _ _ < / S a l e s p e r s o n _ P u r c h a s e r _ _ C o m m i s s i o n _ _ _ > + 
+         < S a l e s p e r s o n _ P u r c h a s e r _ _ C o m m i s s i o n _ _ _ C a p t i o n   E l e m e n t T y p e = " C o l u m n "   E l e m e n t I d = " 4 9 9 4 6 3 1 7 0 "   D a t a T y p e = " S t r i n g " > S a l e s p e r s o n _ P u r c h a s e r _ _ C o m m i s s i o n _ _ _ C a p t i o n < / S a l e s p e r s o n _ P u r c h a s e r _ _ C o m m i s s i o n _ _ _ C a p t i o n > + 
+         < S a l e s p e r s o n _ P u r c h a s e r _ _ T A B L E C A P T I O N _ _ _ _ _ _ _ _ _ _ S a l e s p e r s o n F i l t e r   E l e m e n t T y p e = " C o l u m n "   E l e m e n t I d = " 1 0 1 6 0 4 1 6 9 9 "   D a t a T y p e = " T e x t " > S a l e s p e r s o n _ P u r c h a s e r _ _ T A B L E C A P T I O N _ _ _ _ _ _ _ _ _ _ S a l e s p e r s o n F i l t e r < / S a l e s p e r s o n _ P u r c h a s e r _ _ T A B L E C A P T I O N _ _ _ _ _ _ _ _ _ _ S a l e s p e r s o n F i l t e r > + 
+         < S a l e s p e r s o n _ P u r c h a s e r _ C o d e   E l e m e n t T y p e = " C o l u m n "   E l e m e n t I d = " 1 3 8 8 0 3 1 6 5 2 "   D a t a T y p e = " C o d e " > S a l e s p e r s o n _ P u r c h a s e r _ C o d e < / S a l e s p e r s o n _ P u r c h a s e r _ C o d e > + 
+         < S a l e s p e r s o n _ P u r c h a s e r _ N a m e   E l e m e n t T y p e = " C o l u m n "   E l e m e n t I d = " 1 3 4 8 2 2 8 4 6 2 "   D a t a T y p e = " T e x t " > S a l e s p e r s o n _ P u r c h a s e r _ N a m e < / S a l e s p e r s o n _ P u r c h a s e r _ N a m e > + 
+         < S a l e s p e r s o n F i l t e r   E l e m e n t T y p e = " C o l u m n "   E l e m e n t I d = " 1 2 4 2 2 8 3 2 5 6 "   D a t a T y p e = " T e x t " > S a l e s p e r s o n F i l t e r < / S a l e s p e r s o n F i l t e r > + 
+         < S T R S U B S T N O _ T e x t 0 0 0 _ P e r i o d T e x t _   E l e m e n t T y p e = " C o l u m n "   E l e m e n t I d = " 7 2 2 9 9 1 7 0 4 "   D a t a T y p e = " S t r i n g " > S T R S U B S T N O _ T e x t 0 0 0 _ P e r i o d T e x t _ < / S T R S U B S T N O _ T e x t 0 0 0 _ P e r i o d T e x t _ > + 
+         < T o t a l C a p t i o n   E l e m e n t T y p e = " C o l u m n "   E l e m e n t I d = " 7 0 7 1 0 2 6 9 5 "   D a t a T y p e = " T e x t C o n s t " > T o t a l C a p t i o n < / T o t a l C a p t i o n > + 
+         < C u s t _ L e d g e r _ E n t r y   E l e m e n t T y p e = " D a t a I t e m "   E l e m e n t I d = " 5 8 6 4 3 3 8 0 3 " > + 
+             < A d j P r o f i t _ C o n t r o l 3 9   E l e m e n t T y p e = " C o l u m n "   E l e m e n t I d = " 2 0 2 4 1 9 6 5 4 2 "   D a t a T y p e = " D e c i m a l " > A d j P r o f i t _ C o n t r o l 3 9 < / A d j P r o f i t _ C o n t r o l 3 9 > + 
+             < A d j P r o f i t C o m m i s s i o n A m t _ C o n t r o l 4 5   E l e m e n t T y p e = " C o l u m n "   E l e m e n t I d = " 8 0 5 8 9 6 4 0 0 "   D a t a T y p e = " D e c i m a l " > A d j P r o f i t C o m m i s s i o n A m t _ C o n t r o l 4 5 < / A d j P r o f i t C o m m i s s i o n A m t _ C o n t r o l 4 5 > + 
+             < C u s t _ _ L e d g e r _ E n t r y _ _ C u s t o m e r _ N o _ _   E l e m e n t T y p e = " C o l u m n "   E l e m e n t I d = " 1 0 0 9 0 1 6 8 0 8 "   D a t a T y p e = " C o d e " > C u s t _ _ L e d g e r _ E n t r y _ _ C u s t o m e r _ N o _ _ < / C u s t _ _ L e d g e r _ E n t r y _ _ C u s t o m e r _ N o _ _ > + 
+             < C u s t _ _ L e d g e r _ E n t r y _ _ D o c u m e n t _ N o _ _   E l e m e n t T y p e = " C o l u m n "   E l e m e n t I d = " 8 5 2 6 1 1 1 8 1 "   D a t a T y p e = " C o d e " > C u s t _ _ L e d g e r _ E n t r y _ _ D o c u m e n t _ N o _ _ < / C u s t _ _ L e d g e r _ E n t r y _ _ D o c u m e n t _ N o _ _ > + 
+             < C u s t _ _ L e d g e r _ E n t r y _ _ P o s t i n g _ D a t e _   E l e m e n t T y p e = " C o l u m n "   E l e m e n t I d = " 2 1 4 2 6 5 7 1 6 2 "   D a t a T y p e = " S t r i n g " > C u s t _ _ L e d g e r _ E n t r y _ _ P o s t i n g _ D a t e _ < / C u s t _ _ L e d g e r _ E n t r y _ _ P o s t i n g _ D a t e _ > + 
+             < C u s t _ _ L e d g e r _ E n t r y _ _ P r o f i t _ _ L C Y _ _   E l e m e n t T y p e = " C o l u m n "   E l e m e n t I d = " 5 1 9 3 4 1 8 2 6 "   D a t a T y p e = " D e c i m a l " > C u s t _ _ L e d g e r _ E n t r y _ _ P r o f i t _ _ L C Y _ _ < / C u s t _ _ L e d g e r _ E n t r y _ _ P r o f i t _ _ L C Y _ _ > + 
+             < C u s t _ _ L e d g e r _ E n t r y _ _ S a l e s _ _ L C Y _ _   E l e m e n t T y p e = " C o l u m n "   E l e m e n t I d = " 8 1 9 5 1 7 4 8 "   D a t a T y p e = " D e c i m a l " > C u s t _ _ L e d g e r _ E n t r y _ _ S a l e s _ _ L C Y _ _ < / C u s t _ _ L e d g e r _ E n t r y _ _ S a l e s _ _ L C Y _ _ > + 
+             < C u s t L e d g e r E n t r y _ C u s t o m e r N a m e   E l e m e n t T y p e = " C o l u m n "   E l e m e n t I d = " 2 0 9 1 8 9 3 2 7 9 "   D a t a T y p e = " T e x t " > C u s t L e d g e r E n t r y _ C u s t o m e r N a m e < / C u s t L e d g e r E n t r y _ C u s t o m e r N a m e > + 
+             < P r o f i t C o m m i s s i o n A m t _ C o n t r o l 3 3   E l e m e n t T y p e = " C o l u m n "   E l e m e n t I d = " 3 1 2 1 8 6 8 2 6 "   D a t a T y p e = " D e c i m a l " > P r o f i t C o m m i s s i o n A m t _ C o n t r o l 3 3 < / P r o f i t C o m m i s s i o n A m t _ C o n t r o l 3 3 > + 
+             < S a l e s C o m m i s s i o n A m t _ C o n t r o l 3 2   E l e m e n t T y p e = " C o l u m n "   E l e m e n t I d = " 1 4 6 2 3 9 0 1 5 3 "   D a t a T y p e = " D e c i m a l " > S a l e s C o m m i s s i o n A m t _ C o n t r o l 3 2 < / S a l e s C o m m i s s i o n A m t _ C o n t r o l 3 2 > + 
+             < S a l e s p e r s o n _ P u r c h a s e r _ _ N a m e   E l e m e n t T y p e = " C o l u m n "   E l e m e n t I d = " 1 1 9 5 8 7 9 8 7 3 "   D a t a T y p e = " T e x t " > S a l e s p e r s o n _ P u r c h a s e r _ _ N a m e < / S a l e s p e r s o n _ P u r c h a s e r _ _ N a m e > + 
+             < S a l e s p e r s o n P u r c h a s e r _ C o d e   E l e m e n t T y p e = " C o l u m n "   E l e m e n t I d = " 1 2 2 1 2 1 9 2 4 5 "   D a t a T y p e = " C o d e " > S a l e s p e r s o n P u r c h a s e r _ C o d e < / S a l e s p e r s o n P u r c h a s e r _ C o d e >   
          < / C u s t _ L e d g e r _ E n t r y >   
-         < S u b t o t a l s > - 
-             < S u b t o t a l s _ A d j P r o f i t > S u b t o t a l s _ A d j P r o f i t < / S u b t o t a l s _ A d j P r o f i t > - 
-             < S u b t o t a l s _ A d j P r o f i t C o m m i s s i o n > S u b t o t a l s _ A d j P r o f i t C o m m i s s i o n < / S u b t o t a l s _ A d j P r o f i t C o m m i s s i o n > - 
-             < S u b t o t a l s _ P r o f i t > S u b t o t a l s _ P r o f i t < / S u b t o t a l s _ P r o f i t > - 
-             < S u b t o t a l s _ P r o f i t C o m m i s s i o n > S u b t o t a l s _ P r o f i t C o m m i s s i o n < / S u b t o t a l s _ P r o f i t C o m m i s s i o n > - 
-             < S u b t o t a l s _ S a l e s > S u b t o t a l s _ S a l e s < / S u b t o t a l s _ S a l e s > - 
-             < S u b t o t a l s _ S a l e s C o m m i s s i o n > S u b t o t a l s _ S a l e s C o m m i s s i o n < / S u b t o t a l s _ S a l e s C o m m i s s i o n > - 
-             < S u b t o t a l s _ S a l e s p e r s o n _ C o d e > S u b t o t a l s _ S a l e s p e r s o n _ C o d e < / S u b t o t a l s _ S a l e s p e r s o n _ C o d e > +         < S u b t o t a l s   E l e m e n t T y p e = " D a t a I t e m "   E l e m e n t I d = " 8 3 8 6 9 3 5 6 0 " > + 
+             < S u b t o t a l s _ A d j P r o f i t   E l e m e n t T y p e = " C o l u m n "   E l e m e n t I d = " 5 6 1 3 6 6 8 2 2 "   D a t a T y p e = " D e c i m a l " > S u b t o t a l s _ A d j P r o f i t < / S u b t o t a l s _ A d j P r o f i t > + 
+             < S u b t o t a l s _ A d j P r o f i t C o m m i s s i o n   E l e m e n t T y p e = " C o l u m n "   E l e m e n t I d = " 1 4 1 8 9 7 1 8 3 5 "   D a t a T y p e = " D e c i m a l " > S u b t o t a l s _ A d j P r o f i t C o m m i s s i o n < / S u b t o t a l s _ A d j P r o f i t C o m m i s s i o n > + 
+             < S u b t o t a l s _ P r o f i t   E l e m e n t T y p e = " C o l u m n "   E l e m e n t I d = " 2 4 1 5 0 0 6 9 7 "   D a t a T y p e = " D e c i m a l " > S u b t o t a l s _ P r o f i t < / S u b t o t a l s _ P r o f i t > + 
+             < S u b t o t a l s _ P r o f i t C o m m i s s i o n   E l e m e n t T y p e = " C o l u m n "   E l e m e n t I d = " 1 4 9 6 3 3 2 1 7 2 "   D a t a T y p e = " D e c i m a l " > S u b t o t a l s _ P r o f i t C o m m i s s i o n < / S u b t o t a l s _ P r o f i t C o m m i s s i o n > + 
+             < S u b t o t a l s _ S a l e s   E l e m e n t T y p e = " C o l u m n "   E l e m e n t I d = " 1 9 7 8 7 7 5 0 3 "   D a t a T y p e = " D e c i m a l " > S u b t o t a l s _ S a l e s < / S u b t o t a l s _ S a l e s > + 
+             < S u b t o t a l s _ S a l e s C o m m i s s i o n   E l e m e n t T y p e = " C o l u m n "   E l e m e n t I d = " 1 4 7 6 0 7 2 5 9 0 "   D a t a T y p e = " D e c i m a l " > S u b t o t a l s _ S a l e s C o m m i s s i o n < / S u b t o t a l s _ S a l e s C o m m i s s i o n > + 
+             < S u b t o t a l s _ S a l e s p e r s o n _ C o d e   E l e m e n t T y p e = " C o l u m n "   E l e m e n t I d = " 1 1 9 8 5 9 4 2 7 2 "   D a t a T y p e = " C o d e " > S u b t o t a l s _ S a l e s p e r s o n _ C o d e < / S u b t o t a l s _ S a l e s p e r s o n _ C o d e >   
          < / S u b t o t a l s >   
      < / S a l e s p e r s o n _ P u r c h a s e r >   
-     < T o t a l s > - 
-         < T o t a l s _ A d j P r o f i t > T o t a l s _ A d j P r o f i t < / T o t a l s _ A d j P r o f i t > - 
-         < T o t a l s _ A d j P r o f i t C o m m i s s i o n > T o t a l s _ A d j P r o f i t C o m m i s s i o n < / T o t a l s _ A d j P r o f i t C o m m i s s i o n > - 
-         < T o t a l s _ P r o f i t > T o t a l s _ P r o f i t < / T o t a l s _ P r o f i t > - 
-         < T o t a l s _ P r o f i t C o m m i s s i o n > T o t a l s _ P r o f i t C o m m i s s i o n < / T o t a l s _ P r o f i t C o m m i s s i o n > - 
-         < T o t a l s _ S a l e s > T o t a l s _ S a l e s < / T o t a l s _ S a l e s > - 
-         < T o t a l s _ S a l e s C o m m i s s i o n > T o t a l s _ S a l e s C o m m i s s i o n < / T o t a l s _ S a l e s C o m m i s s i o n > +     < T o t a l s   E l e m e n t T y p e = " D a t a I t e m "   E l e m e n t I d = " 1 8 2 3 9 5 0 0 4 4 " > + 
+         < T o t a l s _ A d j P r o f i t   E l e m e n t T y p e = " C o l u m n "   E l e m e n t I d = " 1 9 0 9 5 0 1 3 6 2 "   D a t a T y p e = " D e c i m a l " > T o t a l s _ A d j P r o f i t < / T o t a l s _ A d j P r o f i t > + 
+         < T o t a l s _ A d j P r o f i t C o m m i s s i o n   E l e m e n t T y p e = " C o l u m n "   E l e m e n t I d = " 9 4 6 1 0 3 7 5 9 "   D a t a T y p e = " D e c i m a l " > T o t a l s _ A d j P r o f i t C o m m i s s i o n < / T o t a l s _ A d j P r o f i t C o m m i s s i o n > + 
+         < T o t a l s _ P r o f i t   E l e m e n t T y p e = " C o l u m n "   E l e m e n t I d = " 6 4 6 2 9 5 2 1 9 "   D a t a T y p e = " D e c i m a l " > T o t a l s _ P r o f i t < / T o t a l s _ P r o f i t > + 
+         < T o t a l s _ P r o f i t C o m m i s s i o n   E l e m e n t T y p e = " C o l u m n "   E l e m e n t I d = " 3 6 7 7 9 1 3 9 2 "   D a t a T y p e = " D e c i m a l " > T o t a l s _ P r o f i t C o m m i s s i o n < / T o t a l s _ P r o f i t C o m m i s s i o n > + 
+         < T o t a l s _ S a l e s   E l e m e n t T y p e = " C o l u m n "   E l e m e n t I d = " 1 3 9 9 9 8 5 1 0 9 "   D a t a T y p e = " D e c i m a l " > T o t a l s _ S a l e s < / T o t a l s _ S a l e s > + 
+         < T o t a l s _ S a l e s C o m m i s s i o n   E l e m e n t T y p e = " C o l u m n "   E l e m e n t I d = " 4 6 4 8 2 3 3 9 8 "   D a t a T y p e = " D e c i m a l " > T o t a l s _ S a l e s C o m m i s s i o n < / T o t a l s _ S a l e s C o m m i s s i o n >   
      < / T o t a l s >   
  < / N a v W o r d R e p o r t X m l P a r t > 
 </file>
 
-<file path=customXml/item2.xml>��< ? x m l   v e r s i o n = " 1 . 0 "   e n c o d i n g = " u t f - 1 6 " ? > - 
- < N a v W o r d R e p o r t X m l P a r t   x m l n s = " u r n : m i c r o s o f t - d y n a m i c s - b u s i n e s s c e n t r a l / i n t e r n a l / e x t e n d e d / r e p o r t s / S a l e s p e r s o n _ C o m m i s s i o n / 1 1 5 / " > +<file path=customXml/item2.xml>��< ? x m l   v e r s i o n = " 1 . 0 "   e n c o d i n g = " u t f - 1 6 " ? > < N a v W o r d R e p o r t X m l P a r t   x m l n s = " u r n : m i c r o s o f t - d y n a m i c s - n a v / r e p o r t s / S a l e s p e r s o n _ C o m m i s s i o n / 1 1 5 / " >   
      < B C R e p o r t I n f o r m a t i o n >   
@@ -4628,337 +4174,189 @@
  
          < / R e p o r t R e q u e s t >   
-         < C o m p a n y M e t a d a t a > - 
-             < C o m p a n y N a m e > C o m p a n y   N a m e < / C o m p a n y N a m e > - 
-             < C o m p a n y D i s p l a y N a m e > C o m p a n y   D i s p l a y   N a m e < / C o m p a n y D i s p l a y N a m e > - 
-             < C o m p a n y A d d r e s s L i n e s > - 
-                 < C o m p a n y A d d r e s s L i n e > C o m p a n y   A d d r e s s   L i n e   1 < / C o m p a n y A d d r e s s L i n e > - 
-                 < C o m p a n y A d d r e s s L i n e > C o m p a n y   A d d r e s s   L i n e   2 < / C o m p a n y A d d r e s s L i n e > - 
-                 < C o m p a n y A d d r e s s L i n e > C o m p a n y   A d d r e s s   L i n e   3 < / C o m p a n y A d d r e s s L i n e > - 
-                 < C o m p a n y A d d r e s s L i n e > C o m p a n y   A d d r e s s   L i n e   4 < / C o m p a n y A d d r e s s L i n e > - 
-                 < C o m p a n y A d d r e s s L i n e > C o m p a n y   A d d r e s s   L i n e   5 < / C o m p a n y A d d r e s s L i n e > - 
-                 < C o m p a n y A d d r e s s L i n e > C o m p a n y   A d d r e s s   L i n e   6 < / C o m p a n y A d d r e s s L i n e > - 
-                 < C o m p a n y A d d r e s s L i n e > C o m p a n y   A d d r e s s   L i n e   7 < / C o m p a n y A d d r e s s L i n e > - 
-                 < C o m p a n y A d d r e s s L i n e > C o m p a n y   A d d r e s s   L i n e   8 < / C o m p a n y A d d r e s s L i n e > - 
-             < / C o m p a n y A d d r e s s L i n e s > - 
-             < C o m p a n y P h o n e > C o m p a n y   P h o n e < / C o m p a n y P h o n e > - 
-             < C o m p a n y P h o n e C a p t i o n > C o m p a n y   P h o n e   C a p t i o n < / C o m p a n y P h o n e C a p t i o n > - 
-             < C o m p a n y F a x N o > C o m p a n y   F a x   N o . < / C o m p a n y F a x N o > - 
-             < C o m p a n y F a x N o C a p t i o n > C o m p a n y   F a x   N o .   C a p t i o n < / C o m p a n y F a x N o C a p t i o n > - 
-             < C o m p a n y E m a i l > C o m p a n y   E m a i l < / C o m p a n y E m a i l > - 
-             < C o m p a n y E m a i l C a p t i o n > C o m p a n y   E m a i l   C a p t i o n < / C o m p a n y E m a i l C a p t i o n > - 
-             < C o m p a n y H o m e P a g e > C o m p a n y   H o m e   P a g e < / C o m p a n y H o m e P a g e > - 
-             < C o m p a n y H o m e P a g e C a p t i o n > C o m p a n y   H o m e   P a g e   C a p t i o n < / C o m p a n y H o m e P a g e C a p t i o n > - 
-             < C o m p a n y L o g o > C o m p a n y   L o g o < / C o m p a n y L o g o > - 
-             < C o m p a n y V A T R e g i s t r a t i o n N o > C o m p a n y   V A T   R e g i s t r a t i o n   N o . < / C o m p a n y V A T R e g i s t r a t i o n N o > - 
-             < C o m p a n y V A T R e g i s t r a t i o n N o C a p t i o n > C o m p a n y   V A T   R e g i s t r a t i o n   N o .   C a p t i o n < / C o m p a n y V A T R e g i s t r a t i o n N o C a p t i o n > - 
-             < C o m p a n y R e g i s t r a t i o n N o > C o m p a n y   R e g i s t r a t i o n   N o . < / C o m p a n y R e g i s t r a t i o n N o > - 
-             < C o m p a n y R e g i s t r a t i o n N o C a p t i o n > C o m p a n y   R e g i s t r a t i o n   N o .   C a p t i o n < / C o m p a n y R e g i s t r a t i o n N o C a p t i o n > - 
-             < C o m p a n y B a n k N a m e > C o m p a n y   B a n k   N a m e < / C o m p a n y B a n k N a m e > - 
-             < C o m p a n y B a n k N a m e C a p t i o n > C o m p a n y   B a n k   N a m e   C a p t i o n < / C o m p a n y B a n k N a m e C a p t i o n > - 
-             < C o m p a n y B a n k A c c o u n t N o > C o m p a n y   B a n k   A c c o u n t   N o . < / C o m p a n y B a n k A c c o u n t N o > - 
-             < C o m p a n y B a n k A c c o u n t N o C a p t i o n > C o m p a n y   B a n k   A c c o u n t   N o .   C a p t i o n < / C o m p a n y B a n k A c c o u n t N o C a p t i o n > - 
-             < C o m p a n y B a n k B r a n c h N o > C o m p a n y   B a n k   B r a n c h   N o . < / C o m p a n y B a n k B r a n c h N o > - 
-             < C o m p a n y B a n k B r a n c h N o C a p t i o n > C o m p a n y   B a n k   B r a n c h   N o .   C a p t i o n < / C o m p a n y B a n k B r a n c h N o C a p t i o n > - 
-             < C o m p a n y I B A N > C o m p a n y   I B A N < / C o m p a n y I B A N > - 
-             < C o m p a n y I B A N C a p t i o n > C o m p a n y   I B A N   C a p t i o n < / C o m p a n y I B A N C a p t i o n > - 
-             < C o m p a n y B a n k S W I F T > C o m p a n y   B a n k   S W I F T < / C o m p a n y B a n k S W I F T > - 
-             < C o m p a n y B a n k S W I F T C a p t i o n > C o m p a n y   B a n k   S W I F T   C a p t i o n < / C o m p a n y B a n k S W I F T C a p t i o n > - 
-             < C o m p a n y G i r o N o > C o m p a n y   G i r o   N o . < / C o m p a n y G i r o N o > - 
-             < C o m p a n y G i r o N o C a p t i o n > C o m p a n y   G i r o   N o .   C a p t i o n < / C o m p a n y G i r o N o C a p t i o n > - 
-         < / C o m p a n y M e t a d a t a > - 
      < / B C R e p o r t I n f o r m a t i o n >   
      < L a b e l s >   
-         < A b o u t T h e R e p o r t L a b e l   E l e m e n t T y p e = " P a r a m e t e r "   E l e m e n t I d = " 1 6 7 7 9 2 0 0 1 "   D a t a T y p e = " S t r i n g " > A b o u t T h e R e p o r t L a b e l < / A b o u t T h e R e p o r t L a b e l > - 
-         < A d j u s t e d P r o f i t C o m m i s s i o n L a b e l   E l e m e n t T y p e = " P a r a m e t e r "   E l e m e n t I d = " 9 1 5 5 5 7 0 2 0 "   D a t a T y p e = " S t r i n g " > A d j u s t e d P r o f i t C o m m i s s i o n L a b e l < / A d j u s t e d P r o f i t C o m m i s s i o n L a b e l > - 
-         < A d j u s t e d P r o f i t L a b e l   E l e m e n t T y p e = " P a r a m e t e r "   E l e m e n t I d = " 1 6 1 5 2 8 3 0 4 7 "   D a t a T y p e = " S t r i n g " > A d j u s t e d P r o f i t L a b e l < / A d j u s t e d P r o f i t L a b e l > - 
-         < A l l A m o u n t s A r e I n L C Y L a b e l   E l e m e n t T y p e = " P a r a m e t e r "   E l e m e n t I d = " 5 6 3 5 1 4 3 1 8 "   D a t a T y p e = " S t r i n g " > A l l A m o u n t s A r e I n L C Y L a b e l < / A l l A m o u n t s A r e I n L C Y L a b e l > - 
-         < C o m m i s s i o n P e r c e n t L a b e l   E l e m e n t T y p e = " P a r a m e t e r "   E l e m e n t I d = " 8 3 9 2 6 3 7 6 5 "   D a t a T y p e = " S t r i n g " > C o m m i s s i o n P e r c e n t L a b e l < / C o m m i s s i o n P e r c e n t L a b e l > - 
-         < C o m p a n y L a b e l   E l e m e n t T y p e = " P a r a m e t e r "   E l e m e n t I d = " 3 4 6 7 6 0 3 4 8 "   D a t a T y p e = " S t r i n g " > C o m p a n y L a b e l < / C o m p a n y L a b e l > - 
-         < C u s t o m e r N a m e L a b e l   E l e m e n t T y p e = " P a r a m e t e r "   E l e m e n t I d = " 1 1 1 8 7 9 0 8 8 "   D a t a T y p e = " S t r i n g " > C u s t o m e r N a m e L a b e l < / C u s t o m e r N a m e L a b e l > - 
-         < C u s t o m e r N o L a b e l   E l e m e n t T y p e = " P a r a m e t e r "   E l e m e n t I d = " 3 8 7 4 7 8 0 3 4 "   D a t a T y p e = " S t r i n g " > C u s t o m e r N o L a b e l < / C u s t o m e r N o L a b e l > - 
-         < D a t a R e t r i e v e d   E l e m e n t T y p e = " P a r a m e t e r "   E l e m e n t I d = " 2 9 1 9 1 1 8 0 7 "   D a t a T y p e = " S t r i n g " > D a t a R e t r i e v e d < / D a t a R e t r i e v e d > - 
-         < D o c u m e n t a t i o n L a b e l   E l e m e n t T y p e = " P a r a m e t e r "   E l e m e n t I d = " 1 7 3 8 9 2 4 8 1 5 "   D a t a T y p e = " S t r i n g " > D o c u m e n t a t i o n L a b e l < / D o c u m e n t a t i o n L a b e l > - 
-         < D o c u m e n t N o L a b e l   E l e m e n t T y p e = " P a r a m e t e r "   E l e m e n t I d = " 1 1 4 6 4 3 5 8 0 3 "   D a t a T y p e = " S t r i n g " > D o c u m e n t N o L a b e l < / D o c u m e n t N o L a b e l > - 
-         < E n v i r o n m e n t L a b e l   E l e m e n t T y p e = " P a r a m e t e r "   E l e m e n t I d = " 8 1 8 8 1 6 5 9 0 "   D a t a T y p e = " S t r i n g " > E n v i r o n m e n t L a b e l < / E n v i r o n m e n t L a b e l > - 
-         < P e r i o d C a p t i o n   E l e m e n t T y p e = " P a r a m e t e r "   E l e m e n t I d = " 1 4 7 8 2 5 3 4 2 2 "   D a t a T y p e = " S t r i n g " > P e r i o d C a p t i o n < / P e r i o d C a p t i o n > - 
-         < P o s t i n g D a t e L a b e l   E l e m e n t T y p e = " P a r a m e t e r "   E l e m e n t I d = " 1 7 7 5 7 9 4 2 4 9 "   D a t a T y p e = " S t r i n g " > P o s t i n g D a t e L a b e l < / P o s t i n g D a t e L a b e l > - 
-         < P r o f i t C o m m i s s i o n L a b e l   E l e m e n t T y p e = " P a r a m e t e r "   E l e m e n t I d = " 8 3 2 7 0 6 3 9 2 "   D a t a T y p e = " S t r i n g " > P r o f i t C o m m i s s i o n L a b e l < / P r o f i t C o m m i s s i o n L a b e l > - 
-         < P r o f i t L a b e l   E l e m e n t T y p e = " P a r a m e t e r "   E l e m e n t I d = " 2 5 4 6 3 3 6 4 5 "   D a t a T y p e = " S t r i n g " > P r o f i t L a b e l < / P r o f i t L a b e l > - 
-         < R e p o r t N a m e L a b e l   E l e m e n t T y p e = " P a r a m e t e r "   E l e m e n t I d = " 1 0 2 2 2 9 2 9 8 2 "   D a t a T y p e = " S t r i n g " > R e p o r t N a m e L a b e l < / R e p o r t N a m e L a b e l > - 
-         < R u n O n L a b e l   E l e m e n t T y p e = " P a r a m e t e r "   E l e m e n t I d = " 1 1 1 9 0 3 7 5 9 5 "   D a t a T y p e = " S t r i n g " > R u n O n L a b e l < / R u n O n L a b e l > - 
-         < S a l e s C o m m i s s i o n L a b e l   E l e m e n t T y p e = " P a r a m e t e r "   E l e m e n t I d = " 1 0 1 8 2 6 8 7 7 0 "   D a t a T y p e = " S t r i n g " > S a l e s C o m m i s s i o n L a b e l < / S a l e s C o m m i s s i o n L a b e l > - 
-         < S a l e s L a b e l   E l e m e n t T y p e = " P a r a m e t e r "   E l e m e n t I d = " 1 7 9 5 4 4 8 0 0 5 "   D a t a T y p e = " S t r i n g " > S a l e s L a b e l < / S a l e s L a b e l > - 
-         < S a l e s p e r s o n _ P u r c h a s e r _ _ N a m e C a p t i o n   E l e m e n t T y p e = " P a r a m e t e r "   E l e m e n t I d = " 1 1 9 5 8 7 9 8 7 3 "   D a t a T y p e = " S t r i n g " > S a l e s p e r s o n _ P u r c h a s e r _ _ N a m e C a p t i o n < / S a l e s p e r s o n _ P u r c h a s e r _ _ N a m e C a p t i o n > - 
-         < S a l e s p e r s o n C o m m i s s i o n A n a l y s i s   E l e m e n t T y p e = " P a r a m e t e r "   E l e m e n t I d = " 7 1 5 8 7 1 2 4 7 "   D a t a T y p e = " S t r i n g " > S a l e s p e r s o n C o m m i s s i o n A n a l y s i s < / S a l e s p e r s o n C o m m i s s i o n A n a l y s i s > - 
-         < S a l e s p e r s o n C o m m i s s i o n L a b e l   E l e m e n t T y p e = " P a r a m e t e r "   E l e m e n t I d = " 3 0 0 0 9 6 0 5 1 "   D a t a T y p e = " S t r i n g " > S a l e s p e r s o n C o m m i s s i o n L a b e l < / S a l e s p e r s o n C o m m i s s i o n L a b e l > - 
-         < S a l e s p e r s o n C o m m i s s i o n P r i n t   E l e m e n t T y p e = " P a r a m e t e r "   E l e m e n t I d = " 1 3 1 6 0 2 8 6 0 "   D a t a T y p e = " S t r i n g " > S a l e s p e r s o n C o m m i s s i o n P r i n t < / S a l e s p e r s o n C o m m i s s i o n P r i n t > - 
-         < S a l e s p e r s o n P u r c h a s e r _ C o d e C a p t i o n   E l e m e n t T y p e = " P a r a m e t e r "   E l e m e n t I d = " 1 2 2 1 2 1 9 2 4 5 "   D a t a T y p e = " S t r i n g " > S a l e s p e r s o n P u r c h a s e r _ C o d e C a p t i o n < / S a l e s p e r s o n P u r c h a s e r _ C o d e C a p t i o n > - 
-         < T o t a l s C a p t i o n   E l e m e n t T y p e = " P a r a m e t e r "   E l e m e n t I d = " 2 3 5 4 5 9 0 6 "   D a t a T y p e = " S t r i n g " > T o t a l s C a p t i o n < / T o t a l s C a p t i o n > - 
-         < U s e r L a b e l   E l e m e n t T y p e = " P a r a m e t e r "   E l e m e n t I d = " 8 4 8 8 1 6 7 9 4 "   D a t a T y p e = " S t r i n g " > U s e r L a b e l < / U s e r L a b e l > +         < A b o u t T h e R e p o r t L a b e l > A b o u t T h e R e p o r t L a b e l < / A b o u t T h e R e p o r t L a b e l > + 
+         < A d j u s t e d P r o f i t C o m m i s s i o n L a b e l > A d j u s t e d P r o f i t C o m m i s s i o n L a b e l < / A d j u s t e d P r o f i t C o m m i s s i o n L a b e l > + 
+         < A d j u s t e d P r o f i t L a b e l > A d j u s t e d P r o f i t L a b e l < / A d j u s t e d P r o f i t L a b e l > + 
+         < A l l A m o u n t s A r e I n L C Y L a b e l > A l l A m o u n t s A r e I n L C Y L a b e l < / A l l A m o u n t s A r e I n L C Y L a b e l > + 
+         < C o m m i s s i o n P e r c e n t L a b e l > C o m m i s s i o n P e r c e n t L a b e l < / C o m m i s s i o n P e r c e n t L a b e l > + 
+         < C o m p a n y L a b e l > C o m p a n y L a b e l < / C o m p a n y L a b e l > + 
+         < C u s t o m e r N a m e L a b e l > C u s t o m e r N a m e L a b e l < / C u s t o m e r N a m e L a b e l > + 
+         < C u s t o m e r N o L a b e l > C u s t o m e r N o L a b e l < / C u s t o m e r N o L a b e l > + 
+         < D a t a R e t r i e v e d > D a t a R e t r i e v e d < / D a t a R e t r i e v e d > + 
+         < D o c u m e n t a t i o n L a b e l > D o c u m e n t a t i o n L a b e l < / D o c u m e n t a t i o n L a b e l > + 
+         < D o c u m e n t N o L a b e l > D o c u m e n t N o L a b e l < / D o c u m e n t N o L a b e l > + 
+         < E n v i r o n m e n t L a b e l > E n v i r o n m e n t L a b e l < / E n v i r o n m e n t L a b e l > + 
+         < P e r i o d C a p t i o n > P e r i o d C a p t i o n < / P e r i o d C a p t i o n > + 
+         < P o s t i n g D a t e L a b e l > P o s t i n g D a t e L a b e l < / P o s t i n g D a t e L a b e l > + 
+         < P r o f i t C o m m i s s i o n L a b e l > P r o f i t C o m m i s s i o n L a b e l < / P r o f i t C o m m i s s i o n L a b e l > + 
+         < P r o f i t L a b e l > P r o f i t L a b e l < / P r o f i t L a b e l > + 
+         < R e p o r t N a m e L a b e l > R e p o r t N a m e L a b e l < / R e p o r t N a m e L a b e l > + 
+         < R u n O n L a b e l > R u n O n L a b e l < / R u n O n L a b e l > + 
+         < S a l e s C o m m i s s i o n L a b e l > S a l e s C o m m i s s i o n L a b e l < / S a l e s C o m m i s s i o n L a b e l > + 
+         < S a l e s L a b e l > S a l e s L a b e l < / S a l e s L a b e l > + 
+         < S a l e s p e r s o n _ P u r c h a s e r _ _ N a m e C a p t i o n > S a l e s p e r s o n _ P u r c h a s e r _ _ N a m e C a p t i o n < / S a l e s p e r s o n _ P u r c h a s e r _ _ N a m e C a p t i o n > + 
+         < S a l e s p e r s o n C o m m i s s i o n A n a l y s i s > S a l e s p e r s o n C o m m i s s i o n A n a l y s i s < / S a l e s p e r s o n C o m m i s s i o n A n a l y s i s > + 
+         < S a l e s p e r s o n C o m m i s s i o n L a b e l > S a l e s p e r s o n C o m m i s s i o n L a b e l < / S a l e s p e r s o n C o m m i s s i o n L a b e l > + 
+         < S a l e s p e r s o n C o m m i s s i o n P r i n t > S a l e s p e r s o n C o m m i s s i o n P r i n t < / S a l e s p e r s o n C o m m i s s i o n P r i n t > + 
+         < S a l e s p e r s o n P u r c h a s e r _ C o d e C a p t i o n > S a l e s p e r s o n P u r c h a s e r _ C o d e C a p t i o n < / S a l e s p e r s o n P u r c h a s e r _ C o d e C a p t i o n > + 
+         < T o t a l s C a p t i o n > T o t a l s C a p t i o n < / T o t a l s C a p t i o n > + 
+         < U s e r L a b e l > U s e r L a b e l < / U s e r L a b e l >   
      < / L a b e l s >   
-     < T o o l t i p s > - 
-         < T o o l t i p   c o l u m n = " S a l e s p e r s o n _ P u r c h a s e r _ C o d e "   E l e m e n t I d = " 1 3 8 8 0 3 1 6 5 2 " > - 
-             < T o o l t i p T e x t   l a n g = " e n - U S " > S p e c i f i e s   a   c o d e   f o r   t h e   s a l e s p e r s o n   o r   p u r c h a s e r . < / T o o l t i p T e x t > - 
-         < / T o o l t i p > - 
-         < T o o l t i p   c o l u m n = " S a l e s p e r s o n _ P u r c h a s e r _ N a m e "   E l e m e n t I d = " 1 3 4 8 2 2 8 4 6 2 " > - 
-             < T o o l t i p T e x t   l a n g = " e n - U S " > S p e c i f i e s   t h e   n a m e   o f   t h e   s a l e s p e r s o n   o r   p u r c h a s e r . < / T o o l t i p T e x t > - 
-         < / T o o l t i p > - 
-         < T o o l t i p   c o l u m n = " S a l e s p e r s o n _ P u r c h a s e r _ _ C o m m i s s i o n _ _ _ "   E l e m e n t I d = " 1 5 9 0 6 8 9 0 0 4 " > - 
-             < T o o l t i p T e x t   l a n g = " e n - U S " > S p e c i f i e s   t h e   p e r c e n t a g e   t o   u s e   t o   c a l c u l a t e   t h e   s a l e s p e r s o n ' s   c o m m i s s i o n . < / T o o l t i p T e x t > - 
-         < / T o o l t i p > - 
-         < T o o l t i p   c o l u m n = " C u s t _ _ L e d g e r _ E n t r y _ _ _ S a l e s _ _ L C Y _ _ "   E l e m e n t I d = " 3 4 8 7 9 4 9 4 9 " > - 
-             < T o o l t i p T e x t   l a n g = " e n - U S " > S p e c i f i e s   t h e   t o t a l   s a l e s   a m o u n t   e x c l .   V A T   t o   t h e   c u s t o m e r   i n   L C Y . < / T o o l t i p T e x t > - 
-         < / T o o l t i p > - 
-         < T o o l t i p   c o l u m n = " C u s t _ _ L e d g e r _ E n t r y _ _ D o c u m e n t _ N o _ _ "   E l e m e n t I d = " 8 5 2 6 1 1 1 8 1 " > - 
-             < T o o l t i p T e x t   l a n g = " e n - U S " > S p e c i f i e s   t h e   e n t r y ' s   d o c u m e n t   n u m b e r . < / T o o l t i p T e x t > - 
-         < / T o o l t i p > - 
-         < T o o l t i p   c o l u m n = " C u s t _ _ L e d g e r _ E n t r y _ _ C u s t o m e r _ N o _ _ "   E l e m e n t I d = " 1 0 0 9 0 1 6 8 0 8 " > - 
-             < T o o l t i p T e x t   l a n g = " e n - U S " > S p e c i f i e s   t h e   c u s t o m e r   a c c o u n t   n u m b e r   t h a t   t h e   e n t r y   i s   l i n k e d   t o . < / T o o l t i p T e x t > - 
-         < / T o o l t i p > - 
-         < T o o l t i p   c o l u m n = " C u s t _ _ L e d g e r _ E n t r y _ _ S a l e s _ _ L C Y _ _ "   E l e m e n t I d = " 8 1 9 5 1 7 4 8 " > - 
-             < T o o l t i p T e x t   l a n g = " e n - U S " > S p e c i f i e s   t h e   t o t a l   s a l e s   a m o u n t   e x c l .   V A T   t o   t h e   c u s t o m e r   i n   L C Y . < / T o o l t i p T e x t > - 
-         < / T o o l t i p > - 
-         < T o o l t i p   c o l u m n = " C u s t L e d g e r E n t r y _ C u s t o m e r N a m e "   E l e m e n t I d = " 2 0 9 1 8 9 3 2 7 9 " > - 
-             < T o o l t i p T e x t   l a n g = " e n - U S " > S p e c i f i e s   t h e   c u s t o m e r   n a m e   t h a t   t h e   e n t r y   i s   l i n k e d   t o . < / T o o l t i p T e x t > - 
-         < / T o o l t i p > - 
-         < T o o l t i p   c o l u m n = " S a l e s p e r s o n P u r c h a s e r _ C o d e "   E l e m e n t I d = " 1 2 2 1 2 1 9 2 4 5 " > - 
-             < T o o l t i p T e x t   l a n g = " e n - U S " > S p e c i f i e s   a   c o d e   f o r   t h e   s a l e s p e r s o n   o r   p u r c h a s e r . < / T o o l t i p T e x t > - 
-         < / T o o l t i p > - 
-         < T o o l t i p   c o l u m n = " S a l e s p e r s o n _ P u r c h a s e r _ _ N a m e "   E l e m e n t I d = " 1 1 9 5 8 7 9 8 7 3 " > - 
-             < T o o l t i p T e x t   l a n g = " e n - U S " > S p e c i f i e s   t h e   n a m e   o f   t h e   s a l e s p e r s o n   o r   p u r c h a s e r . < / T o o l t i p T e x t > - 
-         < / T o o l t i p > - 
-         < T o o l t i p   c o l u m n = " S u b t o t a l s _ S a l e s p e r s o n _ C o d e "   E l e m e n t I d = " 1 1 9 8 5 9 4 2 7 2 " > - 
-             < T o o l t i p T e x t   l a n g = " e n - U S " > S p e c i f i e s   a   c o d e   f o r   t h e   s a l e s p e r s o n   o r   p u r c h a s e r . < / T o o l t i p T e x t > - 
-         < / T o o l t i p > - 
-     < / T o o l t i p s > - 
-     < S a l e s p e r s o n _ P u r c h a s e r   E l e m e n t T y p e = " D a t a I t e m "   E l e m e n t I d = " 7 1 5 0 0 7 1 9 8 " > - 
-         < A d j P r o f i t   E l e m e n t T y p e = " C o l u m n "   E l e m e n t I d = " 6 6 6 3 9 3 8 5 2 "   D a t a T y p e = " D e c i m a l "   O b s o l e t e S t a t e = " P e n d i n g " > A d j P r o f i t < / A d j P r o f i t > - 
-         < A d j P r o f i t C o m m i s s i o n A m t   E l e m e n t T y p e = " C o l u m n "   E l e m e n t I d = " 1 5 8 1 4 8 8 5 9 9 "   D a t a T y p e = " D e c i m a l "   O b s o l e t e S t a t e = " P e n d i n g " > A d j P r o f i t C o m m i s s i o n A m t < / A d j P r o f i t C o m m i s s i o n A m t > - 
-         < A d j P r o f i t C o m m i s s i o n A m t _ C o n t r o l 4 5 C a p t i o n   E l e m e n t T y p e = " C o l u m n "   E l e m e n t I d = " 6 2 1 2 7 7 8 5 4 "   D a t a T y p e = " L a b e l "   O b s o l e t e S t a t e = " P e n d i n g " > A d j P r o f i t C o m m i s s i o n A m t _ C o n t r o l 4 5 C a p t i o n < / A d j P r o f i t C o m m i s s i o n A m t _ C o n t r o l 4 5 C a p t i o n > - 
-         < A d j P r o f i t _ C o n t r o l 3 9 C a p t i o n   E l e m e n t T y p e = " C o l u m n "   E l e m e n t I d = " 2 1 3 3 9 8 4 3 2 "   D a t a T y p e = " L a b e l "   O b s o l e t e S t a t e = " P e n d i n g " > A d j P r o f i t _ C o n t r o l 3 9 C a p t i o n < / A d j P r o f i t _ C o n t r o l 3 9 C a p t i o n > - 
-         < A l l _ a m o u n t s _ a r e _ i n _ L C Y C a p t i o n   E l e m e n t T y p e = " C o l u m n "   E l e m e n t I d = " 6 9 7 4 8 4 8 0 2 "   D a t a T y p e = " L a b e l "   O b s o l e t e S t a t e = " P e n d i n g " > A l l _ a m o u n t s _ a r e _ i n _ L C Y C a p t i o n < / A l l _ a m o u n t s _ a r e _ i n _ L C Y C a p t i o n > - 
-         < C O M P A N Y N A M E   E l e m e n t T y p e = " C o l u m n "   E l e m e n t I d = " 1 7 5 3 0 1 5 1 5 5 "   D a t a T y p e = " S t r i n g "   O b s o l e t e S t a t e = " P e n d i n g " > C O M P A N Y N A M E < / C O M P A N Y N A M E > - 
-         < C u r r R e p o r t _ P A G E N O C a p t i o n   E l e m e n t T y p e = " C o l u m n "   E l e m e n t I d = " 1 8 4 6 2 6 2 1 5 8 "   D a t a T y p e = " L a b e l "   O b s o l e t e S t a t e = " P e n d i n g " > C u r r R e p o r t _ P A G E N O C a p t i o n < / C u r r R e p o r t _ P A G E N O C a p t i o n > - 
-         < C u s t L e d g E n t r y F i l t e r   E l e m e n t T y p e = " C o l u m n "   E l e m e n t I d = " 1 1 7 3 5 3 2 6 6 6 "   D a t a T y p e = " T e x t "   O b s o l e t e S t a t e = " P e n d i n g " > C u s t L e d g E n t r y F i l t e r < / C u s t L e d g E n t r y F i l t e r > - 
-         < C u s t _ _ L e d g e r _ E n t r y _ _ C u s t o m e r _ N o _ _ C a p t i o n   E l e m e n t T y p e = " C o l u m n "   E l e m e n t I d = " 1 2 2 3 8 5 6 2 7 8 "   D a t a T y p e = " S t r i n g "   O b s o l e t e S t a t e = " P e n d i n g " > C u s t _ _ L e d g e r _ E n t r y _ _ C u s t o m e r _ N o _ _ C a p t i o n < / C u s t _ _ L e d g e r _ E n t r y _ _ C u s t o m e r _ N o _ _ C a p t i o n > - 
-         < C u s t _ _ L e d g e r _ E n t r y _ _ D o c u m e n t _ N o _ _ C a p t i o n   E l e m e n t T y p e = " C o l u m n "   E l e m e n t I d = " 4 8 8 8 0 6 5 1 7 "   D a t a T y p e = " S t r i n g "   O b s o l e t e S t a t e = " P e n d i n g " > C u s t _ _ L e d g e r _ E n t r y _ _ D o c u m e n t _ N o _ _ C a p t i o n < / C u s t _ _ L e d g e r _ E n t r y _ _ D o c u m e n t _ N o _ _ C a p t i o n > - 
-         < C u s t _ _ L e d g e r _ E n t r y _ _ P o s t i n g _ D a t e _ C a p t i o n   E l e m e n t T y p e = " C o l u m n "   E l e m e n t I d = " 2 0 7 9 4 3 8 7 1 2 "   D a t a T y p e = " L a b e l "   O b s o l e t e S t a t e = " P e n d i n g " > C u s t _ _ L e d g e r _ E n t r y _ _ P o s t i n g _ D a t e _ C a p t i o n < / C u s t _ _ L e d g e r _ E n t r y _ _ P o s t i n g _ D a t e _ C a p t i o n > - 
-         < C u s t _ _ L e d g e r _ E n t r y _ _ P r o f i t _ _ L C Y _ _ C a p t i o n   E l e m e n t T y p e = " C o l u m n "   E l e m e n t I d = " 1 9 9 4 3 8 8 4 7 6 "   D a t a T y p e = " S t r i n g "   O b s o l e t e S t a t e = " P e n d i n g " > C u s t _ _ L e d g e r _ E n t r y _ _ P r o f i t _ _ L C Y _ _ C a p t i o n < / C u s t _ _ L e d g e r _ E n t r y _ _ P r o f i t _ _ L C Y _ _ C a p t i o n > - 
-         < C u s t _ _ L e d g e r _ E n t r y _ _ S a l e s _ _ L C Y _ _ C a p t i o n   E l e m e n t T y p e = " C o l u m n "   E l e m e n t I d = " 1 0 5 6 9 2 6 5 4 6 "   D a t a T y p e = " S t r i n g "   O b s o l e t e S t a t e = " P e n d i n g " > C u s t _ _ L e d g e r _ E n t r y _ _ S a l e s _ _ L C Y _ _ C a p t i o n < / C u s t _ _ L e d g e r _ E n t r y _ _ S a l e s _ _ L C Y _ _ C a p t i o n > - 
-         < C u s t _ _ L e d g e r _ E n t r y _ _ T A B L E C A P T I O N _ _ _ _ _ _ _ _ _ _ C u s t L e d g E n t r y F i l t e r   E l e m e n t T y p e = " C o l u m n "   E l e m e n t I d = " 7 1 0 6 3 3 9 1 7 "   D a t a T y p e = " T e x t " > C u s t _ _ L e d g e r _ E n t r y _ _ T A B L E C A P T I O N _ _ _ _ _ _ _ _ _ _ C u s t L e d g E n t r y F i l t e r < / C u s t _ _ L e d g e r _ E n t r y _ _ T A B L E C A P T I O N _ _ _ _ _ _ _ _ _ _ C u s t L e d g E n t r y F i l t e r > - 
-         < C u s t _ _ L e d g e r _ E n t r y _ _ _ P r o f i t _ _ L C Y _ _   E l e m e n t T y p e = " C o l u m n "   E l e m e n t I d = " 1 6 1 5 1 3 7 4 4 3 "   D a t a T y p e = " D e c i m a l "   O b s o l e t e S t a t e = " P e n d i n g " > C u s t _ _ L e d g e r _ E n t r y _ _ _ P r o f i t _ _ L C Y _ _ < / C u s t _ _ L e d g e r _ E n t r y _ _ _ P r o f i t _ _ L C Y _ _ > - 
-         < C u s t _ _ L e d g e r _ E n t r y _ _ _ S a l e s _ _ L C Y _ _   E l e m e n t T y p e = " C o l u m n "   E l e m e n t I d = " 3 4 8 7 9 4 9 4 9 "   D a t a T y p e = " D e c i m a l "   O b s o l e t e S t a t e = " P e n d i n g " > C u s t _ _ L e d g e r _ E n t r y _ _ _ S a l e s _ _ L C Y _ _ < / C u s t _ _ L e d g e r _ E n t r y _ _ _ S a l e s _ _ L C Y _ _ > - 
-         < P a g e G r o u p N o   E l e m e n t T y p e = " C o l u m n "   E l e m e n t I d = " 6 4 9 1 8 0 1 4 4 "   D a t a T y p e = " I n t e g e r "   O b s o l e t e S t a t e = " P e n d i n g " > P a g e G r o u p N o < / P a g e G r o u p N o > - 
-         < P r o f i t C o m m i s s i o n A m t   E l e m e n t T y p e = " C o l u m n "   E l e m e n t I d = " 4 1 6 2 2 4 2 0 6 "   D a t a T y p e = " D e c i m a l "   O b s o l e t e S t a t e = " P e n d i n g " > P r o f i t C o m m i s s i o n A m t < / P r o f i t C o m m i s s i o n A m t > - 
-         < P r o f i t C o m m i s s i o n A m t _ C o n t r o l 3 3 C a p t i o n   E l e m e n t T y p e = " C o l u m n "   E l e m e n t I d = " 4 6 5 8 1 2 5 3 6 "   D a t a T y p e = " L a b e l "   O b s o l e t e S t a t e = " P e n d i n g " > P r o f i t C o m m i s s i o n A m t _ C o n t r o l 3 3 C a p t i o n < / P r o f i t C o m m i s s i o n A m t _ C o n t r o l 3 3 C a p t i o n > - 
-         < S a l e s C o m m i s s i o n A m t   E l e m e n t T y p e = " C o l u m n "   E l e m e n t I d = " 1 6 5 6 6 7 5 0 1 6 "   D a t a T y p e = " D e c i m a l "   O b s o l e t e S t a t e = " P e n d i n g " > S a l e s C o m m i s s i o n A m t < / S a l e s C o m m i s s i o n A m t > - 
-         < S a l e s C o m m i s s i o n A m t _ C o n t r o l 3 2 C a p t i o n   E l e m e n t T y p e = " C o l u m n "   E l e m e n t I d = " 1 2 7 2 6 4 2 0 6 5 "   D a t a T y p e = " L a b e l "   O b s o l e t e S t a t e = " P e n d i n g " > S a l e s C o m m i s s i o n A m t _ C o n t r o l 3 2 C a p t i o n < / S a l e s C o m m i s s i o n A m t _ C o n t r o l 3 2 C a p t i o n > - 
-         < S a l e s p e r s o n F i l t e r   E l e m e n t T y p e = " C o l u m n "   E l e m e n t I d = " 1 2 4 2 2 8 3 2 5 6 "   D a t a T y p e = " T e x t "   O b s o l e t e S t a t e = " P e n d i n g " > S a l e s p e r s o n F i l t e r < / S a l e s p e r s o n F i l t e r > - 
-         < S a l e s p e r s o n _ P u r c h a s e r _ C o d e   E l e m e n t T y p e = " C o l u m n "   E l e m e n t I d = " 1 3 8 8 0 3 1 6 5 2 "   D a t a T y p e = " C o d e " > S a l e s p e r s o n _ P u r c h a s e r _ C o d e < / S a l e s p e r s o n _ P u r c h a s e r _ C o d e > - 
-         < S a l e s p e r s o n _ P u r c h a s e r _ N a m e   E l e m e n t T y p e = " C o l u m n "   E l e m e n t I d = " 1 3 4 8 2 2 8 4 6 2 "   D a t a T y p e = " T e x t " > S a l e s p e r s o n _ P u r c h a s e r _ N a m e < / S a l e s p e r s o n _ P u r c h a s e r _ N a m e > - 
-         < S a l e s p e r s o n _ P u r c h a s e r _ _ C o m m i s s i o n _ _ _   E l e m e n t T y p e = " C o l u m n "   E l e m e n t I d = " 1 5 9 0 6 8 9 0 0 4 "   D a t a T y p e = " D e c i m a l " > S a l e s p e r s o n _ P u r c h a s e r _ _ C o m m i s s i o n _ _ _ < / S a l e s p e r s o n _ P u r c h a s e r _ _ C o m m i s s i o n _ _ _ > - 
-         < S a l e s p e r s o n _ P u r c h a s e r _ _ C o m m i s s i o n _ _ _ C a p t i o n   E l e m e n t T y p e = " C o l u m n "   E l e m e n t I d = " 4 9 9 4 6 3 1 7 0 "   D a t a T y p e = " S t r i n g "   O b s o l e t e S t a t e = " P e n d i n g " > S a l e s p e r s o n _ P u r c h a s e r _ _ C o m m i s s i o n _ _ _ C a p t i o n < / S a l e s p e r s o n _ P u r c h a s e r _ _ C o m m i s s i o n _ _ _ C a p t i o n > - 
-         < S a l e s p e r s o n _ P u r c h a s e r _ _ T A B L E C A P T I O N _ _ _ _ _ _ _ _ _ _ S a l e s p e r s o n F i l t e r   E l e m e n t T y p e = " C o l u m n "   E l e m e n t I d = " 1 0 1 6 0 4 1 6 9 9 "   D a t a T y p e = " T e x t " > S a l e s p e r s o n _ P u r c h a s e r _ _ T A B L E C A P T I O N _ _ _ _ _ _ _ _ _ _ S a l e s p e r s o n F i l t e r < / S a l e s p e r s o n _ P u r c h a s e r _ _ T A B L E C A P T I O N _ _ _ _ _ _ _ _ _ _ S a l e s p e r s o n F i l t e r > - 
-         < S a l e s p e r s o n _ _ _ C o m m i s s i o n C a p t i o n   E l e m e n t T y p e = " C o l u m n "   E l e m e n t I d = " 1 7 6 9 4 7 1 9 4 8 "   D a t a T y p e = " L a b e l "   O b s o l e t e S t a t e = " P e n d i n g " > S a l e s p e r s o n _ _ _ C o m m i s s i o n C a p t i o n < / S a l e s p e r s o n _ _ _ C o m m i s s i o n C a p t i o n > - 
-         < S T R S U B S T N O _ T e x t 0 0 0 _ P e r i o d T e x t _   E l e m e n t T y p e = " C o l u m n "   E l e m e n t I d = " 7 2 2 9 9 1 7 0 4 "   D a t a T y p e = " S t r i n g " > S T R S U B S T N O _ T e x t 0 0 0 _ P e r i o d T e x t _ < / S T R S U B S T N O _ T e x t 0 0 0 _ P e r i o d T e x t _ > - 
-         < T o t a l C a p t i o n   E l e m e n t T y p e = " C o l u m n "   E l e m e n t I d = " 7 0 7 1 0 2 6 9 5 "   D a t a T y p e = " L a b e l "   O b s o l e t e S t a t e = " P e n d i n g " > T o t a l C a p t i o n < / T o t a l C a p t i o n > - 
-         < C u s t _ L e d g e r _ E n t r y   E l e m e n t T y p e = " D a t a I t e m "   E l e m e n t I d = " 1 6 3 9 1 4 6 4 4 5 " > - 
-             < A d j P r o f i t C o m m i s s i o n A m t _ C o n t r o l 4 5   E l e m e n t T y p e = " C o l u m n "   E l e m e n t I d = " 8 0 5 8 9 6 4 0 0 "   D a t a T y p e = " D e c i m a l " > A d j P r o f i t C o m m i s s i o n A m t _ C o n t r o l 4 5 < / A d j P r o f i t C o m m i s s i o n A m t _ C o n t r o l 4 5 > - 
-             < A d j P r o f i t _ C o n t r o l 3 9   E l e m e n t T y p e = " C o l u m n "   E l e m e n t I d = " 2 0 2 4 1 9 6 5 4 2 "   D a t a T y p e = " D e c i m a l " > A d j P r o f i t _ C o n t r o l 3 9 < / A d j P r o f i t _ C o n t r o l 3 9 > - 
-             < C u s t L e d g e r E n t r y _ C u s t o m e r N a m e   E l e m e n t T y p e = " C o l u m n "   E l e m e n t I d = " 2 0 9 1 8 9 3 2 7 9 "   D a t a T y p e = " T e x t " > C u s t L e d g e r E n t r y _ C u s t o m e r N a m e < / C u s t L e d g e r E n t r y _ C u s t o m e r N a m e > - 
-             < C u s t _ _ L e d g e r _ E n t r y _ _ C u s t o m e r _ N o _ _   E l e m e n t T y p e = " C o l u m n "   E l e m e n t I d = " 1 0 0 9 0 1 6 8 0 8 "   D a t a T y p e = " C o d e " > C u s t _ _ L e d g e r _ E n t r y _ _ C u s t o m e r _ N o _ _ < / C u s t _ _ L e d g e r _ E n t r y _ _ C u s t o m e r _ N o _ _ > - 
-             < C u s t _ _ L e d g e r _ E n t r y _ _ D o c u m e n t _ N o _ _   E l e m e n t T y p e = " C o l u m n "   E l e m e n t I d = " 8 5 2 6 1 1 1 8 1 "   D a t a T y p e = " C o d e " > C u s t _ _ L e d g e r _ E n t r y _ _ D o c u m e n t _ N o _ _ < / C u s t _ _ L e d g e r _ E n t r y _ _ D o c u m e n t _ N o _ _ > - 
-             < C u s t _ _ L e d g e r _ E n t r y _ _ P o s t i n g _ D a t e _   E l e m e n t T y p e = " C o l u m n "   E l e m e n t I d = " 2 1 4 2 6 5 7 1 6 2 "   D a t a T y p e = " S t r i n g " > C u s t _ _ L e d g e r _ E n t r y _ _ P o s t i n g _ D a t e _ < / C u s t _ _ L e d g e r _ E n t r y _ _ P o s t i n g _ D a t e _ > - 
-             < C u s t _ _ L e d g e r _ E n t r y _ _ P r o f i t _ _ L C Y _ _   E l e m e n t T y p e = " C o l u m n "   E l e m e n t I d = " 5 1 9 3 4 1 8 2 6 "   D a t a T y p e = " D e c i m a l " > C u s t _ _ L e d g e r _ E n t r y _ _ P r o f i t _ _ L C Y _ _ < / C u s t _ _ L e d g e r _ E n t r y _ _ P r o f i t _ _ L C Y _ _ > - 
-             < C u s t _ _ L e d g e r _ E n t r y _ _ S a l e s _ _ L C Y _ _   E l e m e n t T y p e = " C o l u m n "   E l e m e n t I d = " 8 1 9 5 1 7 4 8 "   D a t a T y p e = " D e c i m a l " > C u s t _ _ L e d g e r _ E n t r y _ _ S a l e s _ _ L C Y _ _ < / C u s t _ _ L e d g e r _ E n t r y _ _ S a l e s _ _ L C Y _ _ > - 
-             < P r o f i t C o m m i s s i o n A m t _ C o n t r o l 3 3   E l e m e n t T y p e = " C o l u m n "   E l e m e n t I d = " 3 1 2 1 8 6 8 2 6 "   D a t a T y p e = " D e c i m a l " > P r o f i t C o m m i s s i o n A m t _ C o n t r o l 3 3 < / P r o f i t C o m m i s s i o n A m t _ C o n t r o l 3 3 > - 
-             < S a l e s C o m m i s s i o n A m t _ C o n t r o l 3 2   E l e m e n t T y p e = " C o l u m n "   E l e m e n t I d = " 1 4 6 2 3 9 0 1 5 3 "   D a t a T y p e = " D e c i m a l " > S a l e s C o m m i s s i o n A m t _ C o n t r o l 3 2 < / S a l e s C o m m i s s i o n A m t _ C o n t r o l 3 2 > - 
-             < S a l e s p e r s o n P u r c h a s e r _ C o d e   E l e m e n t T y p e = " C o l u m n "   E l e m e n t I d = " 1 2 2 1 2 1 9 2 4 5 "   D a t a T y p e = " C o d e " > S a l e s p e r s o n P u r c h a s e r _ C o d e < / S a l e s p e r s o n P u r c h a s e r _ C o d e > - 
-             < S a l e s p e r s o n _ P u r c h a s e r _ _ N a m e   E l e m e n t T y p e = " C o l u m n "   E l e m e n t I d = " 1 1 9 5 8 7 9 8 7 3 "   D a t a T y p e = " T e x t " > S a l e s p e r s o n _ P u r c h a s e r _ _ N a m e < / S a l e s p e r s o n _ P u r c h a s e r _ _ N a m e > +     < S a l e s p e r s o n _ P u r c h a s e r > + 
+         < A d j P r o f i t > A d j P r o f i t < / A d j P r o f i t > + 
+         < A d j P r o f i t _ C o n t r o l 3 9 C a p t i o n > A d j P r o f i t _ C o n t r o l 3 9 C a p t i o n < / A d j P r o f i t _ C o n t r o l 3 9 C a p t i o n > + 
+         < A d j P r o f i t C o m m i s s i o n A m t > A d j P r o f i t C o m m i s s i o n A m t < / A d j P r o f i t C o m m i s s i o n A m t > + 
+         < A d j P r o f i t C o m m i s s i o n A m t _ C o n t r o l 4 5 C a p t i o n > A d j P r o f i t C o m m i s s i o n A m t _ C o n t r o l 4 5 C a p t i o n < / A d j P r o f i t C o m m i s s i o n A m t _ C o n t r o l 4 5 C a p t i o n > + 
+         < A l l _ a m o u n t s _ a r e _ i n _ L C Y C a p t i o n > A l l _ a m o u n t s _ a r e _ i n _ L C Y C a p t i o n < / A l l _ a m o u n t s _ a r e _ i n _ L C Y C a p t i o n > + 
+         < C O M P A N Y N A M E > C O M P A N Y N A M E < / C O M P A N Y N A M E > + 
+         < C u r r R e p o r t _ P A G E N O C a p t i o n > C u r r R e p o r t _ P A G E N O C a p t i o n < / C u r r R e p o r t _ P A G E N O C a p t i o n > + 
+         < C u s t _ _ L e d g e r _ E n t r y _ _ _ P r o f i t _ _ L C Y _ _ > C u s t _ _ L e d g e r _ E n t r y _ _ _ P r o f i t _ _ L C Y _ _ < / C u s t _ _ L e d g e r _ E n t r y _ _ _ P r o f i t _ _ L C Y _ _ > + 
+         < C u s t _ _ L e d g e r _ E n t r y _ _ _ S a l e s _ _ L C Y _ _ > C u s t _ _ L e d g e r _ E n t r y _ _ _ S a l e s _ _ L C Y _ _ < / C u s t _ _ L e d g e r _ E n t r y _ _ _ S a l e s _ _ L C Y _ _ > + 
+         < C u s t _ _ L e d g e r _ E n t r y _ _ C u s t o m e r _ N o _ _ C a p t i o n > C u s t _ _ L e d g e r _ E n t r y _ _ C u s t o m e r _ N o _ _ C a p t i o n < / C u s t _ _ L e d g e r _ E n t r y _ _ C u s t o m e r _ N o _ _ C a p t i o n > + 
+         < C u s t _ _ L e d g e r _ E n t r y _ _ D o c u m e n t _ N o _ _ C a p t i o n > C u s t _ _ L e d g e r _ E n t r y _ _ D o c u m e n t _ N o _ _ C a p t i o n < / C u s t _ _ L e d g e r _ E n t r y _ _ D o c u m e n t _ N o _ _ C a p t i o n > + 
+         < C u s t _ _ L e d g e r _ E n t r y _ _ P o s t i n g _ D a t e _ C a p t i o n > C u s t _ _ L e d g e r _ E n t r y _ _ P o s t i n g _ D a t e _ C a p t i o n < / C u s t _ _ L e d g e r _ E n t r y _ _ P o s t i n g _ D a t e _ C a p t i o n > + 
+         < C u s t _ _ L e d g e r _ E n t r y _ _ P r o f i t _ _ L C Y _ _ C a p t i o n > C u s t _ _ L e d g e r _ E n t r y _ _ P r o f i t _ _ L C Y _ _ C a p t i o n < / C u s t _ _ L e d g e r _ E n t r y _ _ P r o f i t _ _ L C Y _ _ C a p t i o n > + 
+         < C u s t _ _ L e d g e r _ E n t r y _ _ S a l e s _ _ L C Y _ _ C a p t i o n > C u s t _ _ L e d g e r _ E n t r y _ _ S a l e s _ _ L C Y _ _ C a p t i o n < / C u s t _ _ L e d g e r _ E n t r y _ _ S a l e s _ _ L C Y _ _ C a p t i o n > + 
+         < C u s t _ _ L e d g e r _ E n t r y _ _ T A B L E C A P T I O N _ _ _ _ _ _ _ _ _ _ C u s t L e d g E n t r y F i l t e r > C u s t _ _ L e d g e r _ E n t r y _ _ T A B L E C A P T I O N _ _ _ _ _ _ _ _ _ _ C u s t L e d g E n t r y F i l t e r < / C u s t _ _ L e d g e r _ E n t r y _ _ T A B L E C A P T I O N _ _ _ _ _ _ _ _ _ _ C u s t L e d g E n t r y F i l t e r > + 
+         < C u s t L e d g E n t r y F i l t e r > C u s t L e d g E n t r y F i l t e r < / C u s t L e d g E n t r y F i l t e r > + 
+         < P a g e G r o u p N o > P a g e G r o u p N o < / P a g e G r o u p N o > + 
+         < P r o f i t C o m m i s s i o n A m t > P r o f i t C o m m i s s i o n A m t < / P r o f i t C o m m i s s i o n A m t > + 
+         < P r o f i t C o m m i s s i o n A m t _ C o n t r o l 3 3 C a p t i o n > P r o f i t C o m m i s s i o n A m t _ C o n t r o l 3 3 C a p t i o n < / P r o f i t C o m m i s s i o n A m t _ C o n t r o l 3 3 C a p t i o n > + 
+         < S a l e s C o m m i s s i o n A m t > S a l e s C o m m i s s i o n A m t < / S a l e s C o m m i s s i o n A m t > + 
+         < S a l e s C o m m i s s i o n A m t _ C o n t r o l 3 2 C a p t i o n > S a l e s C o m m i s s i o n A m t _ C o n t r o l 3 2 C a p t i o n < / S a l e s C o m m i s s i o n A m t _ C o n t r o l 3 2 C a p t i o n > + 
+         < S a l e s p e r s o n _ _ _ C o m m i s s i o n C a p t i o n > S a l e s p e r s o n _ _ _ C o m m i s s i o n C a p t i o n < / S a l e s p e r s o n _ _ _ C o m m i s s i o n C a p t i o n > + 
+         < S a l e s p e r s o n _ P u r c h a s e r _ _ C o m m i s s i o n _ _ _ > S a l e s p e r s o n _ P u r c h a s e r _ _ C o m m i s s i o n _ _ _ < / S a l e s p e r s o n _ P u r c h a s e r _ _ C o m m i s s i o n _ _ _ > + 
+         < S a l e s p e r s o n _ P u r c h a s e r _ _ C o m m i s s i o n _ _ _ C a p t i o n > S a l e s p e r s o n _ P u r c h a s e r _ _ C o m m i s s i o n _ _ _ C a p t i o n < / S a l e s p e r s o n _ P u r c h a s e r _ _ C o m m i s s i o n _ _ _ C a p t i o n > + 
+         < S a l e s p e r s o n _ P u r c h a s e r _ _ T A B L E C A P T I O N _ _ _ _ _ _ _ _ _ _ S a l e s p e r s o n F i l t e r > S a l e s p e r s o n _ P u r c h a s e r _ _ T A B L E C A P T I O N _ _ _ _ _ _ _ _ _ _ S a l e s p e r s o n F i l t e r < / S a l e s p e r s o n _ P u r c h a s e r _ _ T A B L E C A P T I O N _ _ _ _ _ _ _ _ _ _ S a l e s p e r s o n F i l t e r > + 
+         < S a l e s p e r s o n _ P u r c h a s e r _ C o d e > S a l e s p e r s o n _ P u r c h a s e r _ C o d e < / S a l e s p e r s o n _ P u r c h a s e r _ C o d e > + 
+         < S a l e s p e r s o n _ P u r c h a s e r _ N a m e > S a l e s p e r s o n _ P u r c h a s e r _ N a m e < / S a l e s p e r s o n _ P u r c h a s e r _ N a m e > + 
+         < S a l e s p e r s o n F i l t e r > S a l e s p e r s o n F i l t e r < / S a l e s p e r s o n F i l t e r > + 
+         < S T R S U B S T N O _ T e x t 0 0 0 _ P e r i o d T e x t _ > S T R S U B S T N O _ T e x t 0 0 0 _ P e r i o d T e x t _ < / S T R S U B S T N O _ T e x t 0 0 0 _ P e r i o d T e x t _ > + 
+         < T o t a l C a p t i o n > T o t a l C a p t i o n < / T o t a l C a p t i o n > + 
+         < C u s t _ L e d g e r _ E n t r y > + 
+             < A d j P r o f i t _ C o n t r o l 3 9 > A d j P r o f i t _ C o n t r o l 3 9 < / A d j P r o f i t _ C o n t r o l 3 9 > + 
+             < A d j P r o f i t C o m m i s s i o n A m t _ C o n t r o l 4 5 > A d j P r o f i t C o m m i s s i o n A m t _ C o n t r o l 4 5 < / A d j P r o f i t C o m m i s s i o n A m t _ C o n t r o l 4 5 > + 
+             < C u s t _ _ L e d g e r _ E n t r y _ _ C u s t o m e r _ N o _ _ > C u s t _ _ L e d g e r _ E n t r y _ _ C u s t o m e r _ N o _ _ < / C u s t _ _ L e d g e r _ E n t r y _ _ C u s t o m e r _ N o _ _ > + 
+             < C u s t _ _ L e d g e r _ E n t r y _ _ D o c u m e n t _ N o _ _ > C u s t _ _ L e d g e r _ E n t r y _ _ D o c u m e n t _ N o _ _ < / C u s t _ _ L e d g e r _ E n t r y _ _ D o c u m e n t _ N o _ _ > + 
+             < C u s t _ _ L e d g e r _ E n t r y _ _ P o s t i n g _ D a t e _ > C u s t _ _ L e d g e r _ E n t r y _ _ P o s t i n g _ D a t e _ < / C u s t _ _ L e d g e r _ E n t r y _ _ P o s t i n g _ D a t e _ > + 
+             < C u s t _ _ L e d g e r _ E n t r y _ _ P r o f i t _ _ L C Y _ _ > C u s t _ _ L e d g e r _ E n t r y _ _ P r o f i t _ _ L C Y _ _ < / C u s t _ _ L e d g e r _ E n t r y _ _ P r o f i t _ _ L C Y _ _ > + 
+             < C u s t _ _ L e d g e r _ E n t r y _ _ S a l e s _ _ L C Y _ _ > C u s t _ _ L e d g e r _ E n t r y _ _ S a l e s _ _ L C Y _ _ < / C u s t _ _ L e d g e r _ E n t r y _ _ S a l e s _ _ L C Y _ _ > + 
+             < C u s t L e d g e r E n t r y _ C u s t o m e r N a m e > C u s t L e d g e r E n t r y _ C u s t o m e r N a m e < / C u s t L e d g e r E n t r y _ C u s t o m e r N a m e > + 
+             < P r o f i t C o m m i s s i o n A m t _ C o n t r o l 3 3 > P r o f i t C o m m i s s i o n A m t _ C o n t r o l 3 3 < / P r o f i t C o m m i s s i o n A m t _ C o n t r o l 3 3 > + 
+             < S a l e s C o m m i s s i o n A m t _ C o n t r o l 3 2 > S a l e s C o m m i s s i o n A m t _ C o n t r o l 3 2 < / S a l e s C o m m i s s i o n A m t _ C o n t r o l 3 2 > + 
+             < S a l e s p e r s o n _ P u r c h a s e r _ _ N a m e > S a l e s p e r s o n _ P u r c h a s e r _ _ N a m e < / S a l e s p e r s o n _ P u r c h a s e r _ _ N a m e > + 
+             < S a l e s p e r s o n P u r c h a s e r _ C o d e > S a l e s p e r s o n P u r c h a s e r _ C o d e < / S a l e s p e r s o n P u r c h a s e r _ C o d e >   
          < / C u s t _ L e d g e r _ E n t r y >   
-         < S u b t o t a l s   E l e m e n t T y p e = " D a t a I t e m "   E l e m e n t I d = " 8 3 8 6 9 3 5 6 0 " > - 
-             < S u b t o t a l s _ A d j P r o f i t   E l e m e n t T y p e = " C o l u m n "   E l e m e n t I d = " 5 6 1 3 6 6 8 2 2 "   D a t a T y p e = " D e c i m a l " > S u b t o t a l s _ A d j P r o f i t < / S u b t o t a l s _ A d j P r o f i t > - 
-             < S u b t o t a l s _ A d j P r o f i t C o m m i s s i o n   E l e m e n t T y p e = " C o l u m n "   E l e m e n t I d = " 1 4 1 8 9 7 1 8 3 5 "   D a t a T y p e = " D e c i m a l " > S u b t o t a l s _ A d j P r o f i t C o m m i s s i o n < / S u b t o t a l s _ A d j P r o f i t C o m m i s s i o n > - 
-             < S u b t o t a l s _ P r o f i t   E l e m e n t T y p e = " C o l u m n "   E l e m e n t I d = " 2 4 1 5 0 0 6 9 7 "   D a t a T y p e = " D e c i m a l " > S u b t o t a l s _ P r o f i t < / S u b t o t a l s _ P r o f i t > - 
-             < S u b t o t a l s _ P r o f i t C o m m i s s i o n   E l e m e n t T y p e = " C o l u m n "   E l e m e n t I d = " 1 4 9 6 3 3 2 1 7 2 "   D a t a T y p e = " D e c i m a l " > S u b t o t a l s _ P r o f i t C o m m i s s i o n < / S u b t o t a l s _ P r o f i t C o m m i s s i o n > - 
-             < S u b t o t a l s _ S a l e s   E l e m e n t T y p e = " C o l u m n "   E l e m e n t I d = " 1 9 7 8 7 7 5 0 3 "   D a t a T y p e = " D e c i m a l " > S u b t o t a l s _ S a l e s < / S u b t o t a l s _ S a l e s > - 
-             < S u b t o t a l s _ S a l e s C o m m i s s i o n   E l e m e n t T y p e = " C o l u m n "   E l e m e n t I d = " 1 4 7 6 0 7 2 5 9 0 "   D a t a T y p e = " D e c i m a l " > S u b t o t a l s _ S a l e s C o m m i s s i o n < / S u b t o t a l s _ S a l e s C o m m i s s i o n > - 
-             < S u b t o t a l s _ S a l e s p e r s o n _ C o d e   E l e m e n t T y p e = " C o l u m n "   E l e m e n t I d = " 1 1 9 8 5 9 4 2 7 2 "   D a t a T y p e = " C o d e " > S u b t o t a l s _ S a l e s p e r s o n _ C o d e < / S u b t o t a l s _ S a l e s p e r s o n _ C o d e > +         < S u b t o t a l s > + 
+             < S u b t o t a l s _ A d j P r o f i t > S u b t o t a l s _ A d j P r o f i t < / S u b t o t a l s _ A d j P r o f i t > + 
+             < S u b t o t a l s _ A d j P r o f i t C o m m i s s i o n > S u b t o t a l s _ A d j P r o f i t C o m m i s s i o n < / S u b t o t a l s _ A d j P r o f i t C o m m i s s i o n > + 
+             < S u b t o t a l s _ P r o f i t > S u b t o t a l s _ P r o f i t < / S u b t o t a l s _ P r o f i t > + 
+             < S u b t o t a l s _ P r o f i t C o m m i s s i o n > S u b t o t a l s _ P r o f i t C o m m i s s i o n < / S u b t o t a l s _ P r o f i t C o m m i s s i o n > + 
+             < S u b t o t a l s _ S a l e s > S u b t o t a l s _ S a l e s < / S u b t o t a l s _ S a l e s > + 
+             < S u b t o t a l s _ S a l e s C o m m i s s i o n > S u b t o t a l s _ S a l e s C o m m i s s i o n < / S u b t o t a l s _ S a l e s C o m m i s s i o n > + 
+             < S u b t o t a l s _ S a l e s p e r s o n _ C o d e > S u b t o t a l s _ S a l e s p e r s o n _ C o d e < / S u b t o t a l s _ S a l e s p e r s o n _ C o d e >   
          < / S u b t o t a l s >   
      < / S a l e s p e r s o n _ P u r c h a s e r >   
-     < T o t a l s   E l e m e n t T y p e = " D a t a I t e m "   E l e m e n t I d = " 1 8 2 3 9 5 0 0 4 4 " > - 
-         < T o t a l s _ A d j P r o f i t   E l e m e n t T y p e = " C o l u m n "   E l e m e n t I d = " 1 9 0 9 5 0 1 3 6 2 "   D a t a T y p e = " D e c i m a l " > T o t a l s _ A d j P r o f i t < / T o t a l s _ A d j P r o f i t > - 
-         < T o t a l s _ A d j P r o f i t C o m m i s s i o n   E l e m e n t T y p e = " C o l u m n "   E l e m e n t I d = " 9 4 6 1 0 3 7 5 9 "   D a t a T y p e = " D e c i m a l " > T o t a l s _ A d j P r o f i t C o m m i s s i o n < / T o t a l s _ A d j P r o f i t C o m m i s s i o n > - 
-         < T o t a l s _ P r o f i t   E l e m e n t T y p e = " C o l u m n "   E l e m e n t I d = " 6 4 6 2 9 5 2 1 9 "   D a t a T y p e = " D e c i m a l " > T o t a l s _ P r o f i t < / T o t a l s _ P r o f i t > - 
-         < T o t a l s _ P r o f i t C o m m i s s i o n   E l e m e n t T y p e = " C o l u m n "   E l e m e n t I d = " 3 6 7 7 9 1 3 9 2 "   D a t a T y p e = " D e c i m a l " > T o t a l s _ P r o f i t C o m m i s s i o n < / T o t a l s _ P r o f i t C o m m i s s i o n > - 
-         < T o t a l s _ S a l e s   E l e m e n t T y p e = " C o l u m n "   E l e m e n t I d = " 1 3 9 9 9 8 5 1 0 9 "   D a t a T y p e = " D e c i m a l " > T o t a l s _ S a l e s < / T o t a l s _ S a l e s > - 
-         < T o t a l s _ S a l e s C o m m i s s i o n   E l e m e n t T y p e = " C o l u m n "   E l e m e n t I d = " 4 6 4 8 2 3 3 9 8 "   D a t a T y p e = " D e c i m a l " > T o t a l s _ S a l e s C o m m i s s i o n < / T o t a l s _ S a l e s C o m m i s s i o n > +     < T o t a l s > + 
+         < T o t a l s _ A d j P r o f i t > T o t a l s _ A d j P r o f i t < / T o t a l s _ A d j P r o f i t > + 
+         < T o t a l s _ A d j P r o f i t C o m m i s s i o n > T o t a l s _ A d j P r o f i t C o m m i s s i o n < / T o t a l s _ A d j P r o f i t C o m m i s s i o n > + 
+         < T o t a l s _ P r o f i t > T o t a l s _ P r o f i t < / T o t a l s _ P r o f i t > + 
+         < T o t a l s _ P r o f i t C o m m i s s i o n > T o t a l s _ P r o f i t C o m m i s s i o n < / T o t a l s _ P r o f i t C o m m i s s i o n > + 
+         < T o t a l s _ S a l e s > T o t a l s _ S a l e s < / T o t a l s _ S a l e s > + 
+         < T o t a l s _ S a l e s C o m m i s s i o n > T o t a l s _ S a l e s C o m m i s s i o n < / T o t a l s _ S a l e s C o m m i s s i o n >   
      < / T o t a l s >   
@@ -4966,6 +4364,14 @@
 </file>
 
 <file path=customXml/itemProps1.xml><?xml version="1.0" encoding="utf-8"?>
+<ds:datastoreItem xmlns:ds="http://schemas.openxmlformats.org/officeDocument/2006/customXml" ds:itemID="{A0CC7945-5283-4905-A71D-472246249B67}">
+  <ds:schemaRefs>
+    <ds:schemaRef ds:uri="urn:microsoft-dynamics-businesscentral/internal/extended/reports/Salesperson_Commission/115/"/>
+  </ds:schemaRefs>
+</ds:datastoreItem>
+</file>
+
+<file path=customXml/itemProps2.xml><?xml version="1.0" encoding="utf-8"?>
 <ds:datastoreItem xmlns:ds="http://schemas.openxmlformats.org/officeDocument/2006/customXml" ds:itemID="{79D6D75F-D29A-40D3-A819-B215617F17D6}">
   <ds:schemaRefs>
     <ds:schemaRef ds:uri="urn:microsoft-dynamics-nav/reports/Salesperson_Commission/115/"/>
@@ -4973,16 +4379,9 @@
 </ds:datastoreItem>
 </file>
 
-<file path=customXml/itemProps2.xml><?xml version="1.0" encoding="utf-8"?>
-<ds:datastoreItem xmlns:ds="http://schemas.openxmlformats.org/officeDocument/2006/customXml" ds:itemID="{A0CC7945-5283-4905-A71D-472246249B67}">
-  <ds:schemaRefs>
-    <ds:schemaRef ds:uri="urn:microsoft-dynamics-businesscentral/internal/extended/reports/Salesperson_Commission/115/"/>
-  </ds:schemaRefs>
-</ds:datastoreItem>
-</file>
-
 <file path=docMetadata/LabelInfo.xml><?xml version="1.0" encoding="utf-8"?>
 <clbl:labelList xmlns:clbl="http://schemas.microsoft.com/office/2020/mipLabelMetadata">
-  <clbl:label id="{85ca8af4-763a-45c2-80ae-a5ca1b80bddc}" enabled="1" method="Standard" siteId="{06cdaf09-14f0-4cd1-8ac0-7bfed707a82c}" contentBits="0" removed="0"/>
+  <clbl:label id="{85ca8af4-763a-45c2-80ae-a5ca1b80bddc}" enabled="1" method="Standard" siteId="{06cdaf09-14f0-4cd1-8ac0-7bfed707a82c}" removed="0"/>
+  <clbl:label id="{f42aa342-8706-4288-bd11-ebb85995028c}" enabled="1" method="Standard" siteId="{72f988bf-86f1-41af-91ab-2d7cd011db47}" removed="0"/>
 </clbl:labelList>
 </file>
--- a/src/Layers/W1/BaseApp/Sales/Reports/SalespersonCommissionBody.docx
+++ b/src/Layers/W1/BaseApp/Sales/Reports/SalespersonCommissionBody.docx
@@ -182,16 +182,11 @@
       <w:tr>
         <w:trPr>
           <w:cnfStyle w:val="100000000000" w:firstRow="1" w:lastRow="0" w:firstColumn="0" w:lastColumn="0" w:oddVBand="0" w:evenVBand="0" w:oddHBand="0" w:evenHBand="0" w:firstRowFirstColumn="0" w:firstRowLastColumn="0" w:lastRowFirstColumn="0" w:lastRowLastColumn="0"/>
-          <w:cantSplit/>
           <w:trHeight w:val="490"/>
-          <w:tblHeader/>
         </w:trPr>
         <w:tc>
           <w:tcPr>
             <w:tcW w:w="406" w:type="pct"/>
-            <w:tcBorders>
-              <w:bottom w:val="single" w:sz="4" w:space="0" w:color="auto"/>
-            </w:tcBorders>
           </w:tcPr>
           <w:sdt>
             <w:sdtPr>
@@ -208,7 +203,7 @@
               <w:p>
                 <w:pPr>
                   <w:pStyle w:val="BCLabel"/>
-                  <w:spacing w:before="160" w:after="80"/>
+                  <w:spacing w:after="80"/>
                 </w:pPr>
                 <w:proofErr w:type="spellStart"/>
                 <w:r>
@@ -234,14 +229,11 @@
             <w:tc>
               <w:tcPr>
                 <w:tcW w:w="586" w:type="pct"/>
-                <w:tcBorders>
-                  <w:bottom w:val="single" w:sz="4" w:space="0" w:color="auto"/>
-                </w:tcBorders>
               </w:tcPr>
               <w:p>
                 <w:pPr>
                   <w:pStyle w:val="BCLabel"/>
-                  <w:spacing w:before="160" w:after="80"/>
+                  <w:spacing w:after="80"/>
                 </w:pPr>
                 <w:proofErr w:type="spellStart"/>
                 <w:r>
@@ -267,14 +259,11 @@
             <w:tc>
               <w:tcPr>
                 <w:tcW w:w="554" w:type="pct"/>
-                <w:tcBorders>
-                  <w:bottom w:val="single" w:sz="4" w:space="0" w:color="auto"/>
-                </w:tcBorders>
               </w:tcPr>
               <w:p>
                 <w:pPr>
                   <w:pStyle w:val="BCLabel"/>
-                  <w:spacing w:before="160" w:after="80"/>
+                  <w:spacing w:after="80"/>
                 </w:pPr>
                 <w:proofErr w:type="spellStart"/>
                 <w:r>
@@ -300,14 +289,11 @@
             <w:tc>
               <w:tcPr>
                 <w:tcW w:w="481" w:type="pct"/>
-                <w:tcBorders>
-                  <w:bottom w:val="single" w:sz="4" w:space="0" w:color="auto"/>
-                </w:tcBorders>
               </w:tcPr>
               <w:p>
                 <w:pPr>
                   <w:pStyle w:val="BCLabelNumber"/>
-                  <w:spacing w:before="160" w:after="80"/>
+                  <w:spacing w:after="80"/>
                   <w:jc w:val="right"/>
                 </w:pPr>
                 <w:proofErr w:type="spellStart"/>
@@ -334,14 +320,11 @@
             <w:tc>
               <w:tcPr>
                 <w:tcW w:w="473" w:type="pct"/>
-                <w:tcBorders>
-                  <w:bottom w:val="single" w:sz="4" w:space="0" w:color="auto"/>
-                </w:tcBorders>
               </w:tcPr>
               <w:p>
                 <w:pPr>
                   <w:pStyle w:val="BCLabelNumber"/>
-                  <w:spacing w:before="160" w:after="80"/>
+                  <w:spacing w:after="80"/>
                   <w:jc w:val="right"/>
                 </w:pPr>
                 <w:proofErr w:type="spellStart"/>
@@ -368,14 +351,11 @@
             <w:tc>
               <w:tcPr>
                 <w:tcW w:w="473" w:type="pct"/>
-                <w:tcBorders>
-                  <w:bottom w:val="single" w:sz="4" w:space="0" w:color="auto"/>
-                </w:tcBorders>
               </w:tcPr>
               <w:p>
                 <w:pPr>
                   <w:pStyle w:val="BCLabelNumber"/>
-                  <w:spacing w:before="160" w:after="80"/>
+                  <w:spacing w:after="80"/>
                   <w:jc w:val="right"/>
                 </w:pPr>
                 <w:proofErr w:type="spellStart"/>
@@ -402,14 +382,11 @@
             <w:tc>
               <w:tcPr>
                 <w:tcW w:w="676" w:type="pct"/>
-                <w:tcBorders>
-                  <w:bottom w:val="single" w:sz="4" w:space="0" w:color="auto"/>
-                </w:tcBorders>
               </w:tcPr>
               <w:p>
                 <w:pPr>
                   <w:pStyle w:val="BCLabelNumber"/>
-                  <w:spacing w:before="160" w:after="80"/>
+                  <w:spacing w:after="80"/>
                   <w:jc w:val="right"/>
                 </w:pPr>
                 <w:proofErr w:type="spellStart"/>
@@ -436,14 +413,11 @@
             <w:tc>
               <w:tcPr>
                 <w:tcW w:w="675" w:type="pct"/>
-                <w:tcBorders>
-                  <w:bottom w:val="single" w:sz="4" w:space="0" w:color="auto"/>
-                </w:tcBorders>
               </w:tcPr>
               <w:p>
                 <w:pPr>
                   <w:pStyle w:val="BCLabelNumber"/>
-                  <w:spacing w:before="160" w:after="80"/>
+                  <w:spacing w:after="80"/>
                   <w:jc w:val="right"/>
                 </w:pPr>
                 <w:proofErr w:type="spellStart"/>
@@ -470,14 +444,11 @@
             <w:tc>
               <w:tcPr>
                 <w:tcW w:w="676" w:type="pct"/>
-                <w:tcBorders>
-                  <w:bottom w:val="single" w:sz="4" w:space="0" w:color="auto"/>
-                </w:tcBorders>
               </w:tcPr>
               <w:p>
                 <w:pPr>
                   <w:pStyle w:val="BCLabelNumber"/>
-                  <w:spacing w:before="160" w:after="80"/>
+                  <w:spacing w:after="80"/>
                   <w:jc w:val="right"/>
                 </w:pPr>
                 <w:proofErr w:type="spellStart"/>
@@ -517,7 +488,6 @@
               <w:tr>
                 <w:trPr>
                   <w:cnfStyle w:val="000000100000" w:firstRow="0" w:lastRow="0" w:firstColumn="0" w:lastColumn="0" w:oddVBand="0" w:evenVBand="0" w:oddHBand="1" w:evenHBand="0" w:firstRowFirstColumn="0" w:firstRowLastColumn="0" w:lastRowFirstColumn="0" w:lastRowLastColumn="0"/>
-                  <w:cantSplit/>
                   <w:trHeight w:val="490"/>
                 </w:trPr>
                 <w:sdt>
@@ -757,7 +727,6 @@
                       <w:tr>
                         <w:trPr>
                           <w:cnfStyle w:val="000000010000" w:firstRow="0" w:lastRow="0" w:firstColumn="0" w:lastColumn="0" w:oddVBand="0" w:evenVBand="0" w:oddHBand="0" w:evenHBand="1" w:firstRowFirstColumn="0" w:firstRowLastColumn="0" w:lastRowFirstColumn="0" w:lastRowLastColumn="0"/>
-                          <w:cantSplit/>
                           <w:trHeight w:val="490"/>
                         </w:trPr>
                         <w:tc>
@@ -1051,7 +1020,6 @@
               <w:tr>
                 <w:trPr>
                   <w:cnfStyle w:val="000000100000" w:firstRow="0" w:lastRow="0" w:firstColumn="0" w:lastColumn="0" w:oddVBand="0" w:evenVBand="0" w:oddHBand="1" w:evenHBand="0" w:firstRowFirstColumn="0" w:firstRowLastColumn="0" w:lastRowFirstColumn="0" w:lastRowLastColumn="0"/>
-                  <w:cantSplit/>
                   <w:trHeight w:val="113"/>
                 </w:trPr>
                 <w:tc>
@@ -1175,7 +1143,6 @@
               <w:tr>
                 <w:trPr>
                   <w:cnfStyle w:val="010000000000" w:firstRow="0" w:lastRow="1" w:firstColumn="0" w:lastColumn="0" w:oddVBand="0" w:evenVBand="0" w:oddHBand="0" w:evenHBand="0" w:firstRowFirstColumn="0" w:firstRowLastColumn="0" w:lastRowFirstColumn="0" w:lastRowLastColumn="0"/>
-                  <w:cantSplit/>
                   <w:trHeight w:val="490"/>
                 </w:trPr>
                 <w:tc>
@@ -1472,7 +1439,6 @@
       <w:tr>
         <w:trPr>
           <w:cnfStyle w:val="010000000000" w:firstRow="0" w:lastRow="1" w:firstColumn="0" w:lastColumn="0" w:oddVBand="0" w:evenVBand="0" w:oddHBand="0" w:evenHBand="0" w:firstRowFirstColumn="0" w:firstRowLastColumn="0" w:lastRowFirstColumn="0" w:lastRowLastColumn="0"/>
-          <w:cantSplit/>
           <w:trHeight w:val="567"/>
         </w:trPr>
         <w:sdt>
@@ -1490,10 +1456,6 @@
             <w:tc>
               <w:tcPr>
                 <w:tcW w:w="584" w:type="pct"/>
-                <w:tcBorders>
-                  <w:top w:val="single" w:sz="4" w:space="0" w:color="auto"/>
-                  <w:bottom w:val="single" w:sz="4" w:space="0" w:color="auto"/>
-                </w:tcBorders>
               </w:tcPr>
               <w:p>
                 <w:pPr>
@@ -1512,10 +1474,6 @@
         <w:tc>
           <w:tcPr>
             <w:tcW w:w="613" w:type="pct"/>
-            <w:tcBorders>
-              <w:top w:val="single" w:sz="4" w:space="0" w:color="auto"/>
-              <w:bottom w:val="single" w:sz="4" w:space="0" w:color="auto"/>
-            </w:tcBorders>
           </w:tcPr>
           <w:p>
             <w:pPr>
@@ -1527,10 +1485,6 @@
         <w:tc>
           <w:tcPr>
             <w:tcW w:w="614" w:type="pct"/>
-            <w:tcBorders>
-              <w:top w:val="single" w:sz="4" w:space="0" w:color="auto"/>
-              <w:bottom w:val="single" w:sz="4" w:space="0" w:color="auto"/>
-            </w:tcBorders>
           </w:tcPr>
           <w:p>
             <w:pPr>
@@ -1554,10 +1508,6 @@
             <w:tc>
               <w:tcPr>
                 <w:tcW w:w="614" w:type="pct"/>
-                <w:tcBorders>
-                  <w:top w:val="single" w:sz="4" w:space="0" w:color="auto"/>
-                  <w:bottom w:val="single" w:sz="4" w:space="0" w:color="auto"/>
-                </w:tcBorders>
               </w:tcPr>
               <w:p>
                 <w:pPr>
@@ -1589,10 +1539,6 @@
             <w:tc>
               <w:tcPr>
                 <w:tcW w:w="555" w:type="pct"/>
-                <w:tcBorders>
-                  <w:top w:val="single" w:sz="4" w:space="0" w:color="auto"/>
-                  <w:bottom w:val="single" w:sz="4" w:space="0" w:color="auto"/>
-                </w:tcBorders>
               </w:tcPr>
               <w:p>
                 <w:pPr>
@@ -1624,10 +1570,6 @@
             <w:tc>
               <w:tcPr>
                 <w:tcW w:w="380" w:type="pct"/>
-                <w:tcBorders>
-                  <w:top w:val="single" w:sz="4" w:space="0" w:color="auto"/>
-                  <w:bottom w:val="single" w:sz="4" w:space="0" w:color="auto"/>
-                </w:tcBorders>
               </w:tcPr>
               <w:p>
                 <w:pPr>
@@ -1657,10 +1599,6 @@
             <w:tc>
               <w:tcPr>
                 <w:tcW w:w="526" w:type="pct"/>
-                <w:tcBorders>
-                  <w:top w:val="single" w:sz="4" w:space="0" w:color="auto"/>
-                  <w:bottom w:val="single" w:sz="4" w:space="0" w:color="auto"/>
-                </w:tcBorders>
               </w:tcPr>
               <w:p>
                 <w:pPr>
@@ -1692,10 +1630,6 @@
             <w:tc>
               <w:tcPr>
                 <w:tcW w:w="526" w:type="pct"/>
-                <w:tcBorders>
-                  <w:top w:val="single" w:sz="4" w:space="0" w:color="auto"/>
-                  <w:bottom w:val="single" w:sz="4" w:space="0" w:color="auto"/>
-                </w:tcBorders>
               </w:tcPr>
               <w:p>
                 <w:pPr>
@@ -1727,10 +1661,6 @@
             <w:tc>
               <w:tcPr>
                 <w:tcW w:w="587" w:type="pct"/>
-                <w:tcBorders>
-                  <w:top w:val="single" w:sz="4" w:space="0" w:color="auto"/>
-                  <w:bottom w:val="single" w:sz="4" w:space="0" w:color="auto"/>
-                </w:tcBorders>
               </w:tcPr>
               <w:p>
                 <w:pPr>
@@ -1808,10 +1738,6 @@
     </w:p>
   </w:footnote>
 </w:footnotes>
-</file>
-
-<file path=word/numbering.xml><?xml version="1.0" encoding="utf-8"?>
-<w:numbering xmlns:wpc="http://schemas.microsoft.com/office/word/2010/wordprocessingCanvas" xmlns:cx="http://schemas.microsoft.com/office/drawing/2014/chartex" xmlns:cx1="http://schemas.microsoft.com/office/drawing/2015/9/8/chartex" xmlns:cx2="http://schemas.microsoft.com/office/drawing/2015/10/21/chartex" xmlns:cx3="http://schemas.microsoft.com/office/drawing/2016/5/9/chartex" xmlns:cx4="http://schemas.microsoft.com/office/drawing/2016/5/10/chartex" xmlns:cx5="http://schemas.microsoft.com/office/drawing/2016/5/11/chartex" xmlns:cx6="http://schemas.microsoft.com/office/drawing/2016/5/12/chartex" xmlns:cx7="http://schemas.microsoft.com/office/drawing/2016/5/13/chartex" xmlns:cx8="http://schemas.microsoft.com/office/drawing/2016/5/14/chartex" xmlns:mc="http://schemas.openxmlformats.org/markup-compatibility/2006" xmlns:aink="http://schemas.microsoft.com/office/drawing/2016/ink" xmlns:am3d="http://schemas.microsoft.com/office/drawing/2017/model3d" xmlns:o="urn:schemas-microsoft-com:office:office" xmlns:oel="http://schemas.microsoft.com/office/2019/extlst" xmlns:r="http://schemas.openxmlformats.org/officeDocument/2006/relationships" xmlns:m="http://schemas.openxmlformats.org/officeDocument/2006/math" xmlns:v="urn:schemas-microsoft-com:vml" xmlns:wp14="http://schemas.microsoft.com/office/word/2010/wordprocessingDrawing" xmlns:wp="http://schemas.openxmlformats.org/drawingml/2006/wordprocessingDrawing" xmlns:w10="urn:schemas-microsoft-com:office:word" xmlns:w="http://schemas.openxmlformats.org/wordprocessingml/2006/main" xmlns:w14="http://schemas.microsoft.com/office/word/2010/wordml" xmlns:w15="http://schemas.microsoft.com/office/word/2012/wordml" xmlns:w16cei="http://schemas.microsoft.com/office/word/2026/wordml/cei" xmlns:w16cex="http://schemas.microsoft.com/office/word/2018/wordml/cex" xmlns:w16cid="http://schemas.microsoft.com/office/word/2016/wordml/cid" xmlns:w16="http://schemas.microsoft.com/office/word/2018/wordml" xmlns:w16du="http://schemas.microsoft.com/office/word/2023/wordml/word16du" xmlns:w16sdtdh="http://schemas.microsoft.com/office/word/2020/wordml/sdtdatahash" xmlns:w16sdtfl="http://schemas.microsoft.com/office/word/2024/wordml/sdtformatlock" xmlns:w16se="http://schemas.microsoft.com/office/word/2015/wordml/symex" xmlns:wpg="http://schemas.microsoft.com/office/word/2010/wordprocessingGroup" xmlns:wpi="http://schemas.microsoft.com/office/word/2010/wordprocessingInk" xmlns:wne="http://schemas.microsoft.com/office/word/2006/wordml" xmlns:wps="http://schemas.microsoft.com/office/word/2010/wordprocessingShape" mc:Ignorable="w14 w15 w16se w16cid w16 w16cex w16sdtdh w16sdtfl w16du wp14"/>
 </file>
 
 <file path=word/styles.xml><?xml version="1.0" encoding="utf-8"?>
@@ -2951,6 +2877,7 @@
     <w:rsid w:val="003E32F1"/>
     <w:rsid w:val="00402436"/>
     <w:rsid w:val="00437FA3"/>
+    <w:rsid w:val="00462AB8"/>
     <w:rsid w:val="00464334"/>
     <w:rsid w:val="004740A2"/>
     <w:rsid w:val="00496827"/>
@@ -2973,6 +2900,7 @@
     <w:rsid w:val="007A75D3"/>
     <w:rsid w:val="00843CE7"/>
     <w:rsid w:val="0086264C"/>
+    <w:rsid w:val="008858E8"/>
     <w:rsid w:val="008B5F38"/>
     <w:rsid w:val="008D712F"/>
     <w:rsid w:val="008F79AC"/>
@@ -2988,6 +2916,7 @@
     <w:rsid w:val="00A24265"/>
     <w:rsid w:val="00A64A5A"/>
     <w:rsid w:val="00A70AB6"/>
+    <w:rsid w:val="00A72C4D"/>
     <w:rsid w:val="00A86E04"/>
     <w:rsid w:val="00A90DDD"/>
     <w:rsid w:val="00AB009F"/>
@@ -3009,6 +2938,7 @@
     <w:rsid w:val="00D721BF"/>
     <w:rsid w:val="00D819A3"/>
     <w:rsid w:val="00D81EDE"/>
+    <w:rsid w:val="00D8761B"/>
     <w:rsid w:val="00DA2288"/>
     <w:rsid w:val="00E43435"/>
     <w:rsid w:val="00E5711F"/>
@@ -3037,7 +2967,7 @@
   </m:mathPr>
   <w:themeFontLang w:val="en-AU" w:eastAsia="ja-JP"/>
   <w:clrSchemeMapping w:bg1="light1" w:t1="dark1" w:bg2="light2" w:t2="dark2" w:accent1="accent1" w:accent2="accent2" w:accent3="accent3" w:accent4="accent4" w:accent5="accent5" w:accent6="accent6" w:hyperlink="hyperlink" w:followedHyperlink="followedHyperlink"/>
-  <w:decimalSymbol w:val="."/>
+  <w:decimalSymbol w:val=","/>
   <w:listSeparator w:val=","/>
   <w15:chartTrackingRefBased/>
 </w:settings>

--- a/src/Layers/W1/BaseApp/Sales/Reports/SalespersonCommissionBody.docx
+++ b/src/Layers/W1/BaseApp/Sales/Reports/SalespersonCommissionBody.docx
@@ -26,12 +26,12 @@
           <w:sdt>
             <w:sdtPr>
               <w:alias w:val="#Nav: /Salesperson_Purchaser/STRSUBSTNO_Text000_PeriodText_"/>
-              <w:tag w:val="#Nav: Salesperson_Sales_Statistics/114"/>
+              <w:tag w:val="#Nav: Salesperson_Commission/115"/>
               <w:id w:val="-1740623112"/>
               <w:placeholder>
                 <w:docPart w:val="D4FA25303DEC43D187B714CD633DE2F0"/>
               </w:placeholder>
-              <w:dataBinding w:prefixMappings="&lt;xmlns:ns0='urn:microsoft-dynamics-nav/reports/Salesperson_Sales_Statistics/114/' " w:xpath="/ns0:NavWordReportXmlPart[1]/ns0:Salesperson_Purchaser[1]/ns0:STRSUBSTNO_Text000_PeriodText_[1]" w:storeItemID="{5D4524CD-A282-4F19-BAEA-0AD6212CDB38}"/>
+              <w:dataBinding w:prefixMappings="xmlns:ns0='urn:microsoft-dynamics-nav/reports/Salesperson_Commission/115/'" w:xpath="/ns0:NavWordReportXmlPart[1]/ns0:Salesperson_Purchaser[1]/ns0:STRSUBSTNO_Text000_PeriodText_[1]" w:storeItemID="{5D4524CD-A282-4F19-BAEA-0AD6212CDB38}"/>
               <w:text/>
             </w:sdtPr>
             <w:sdtContent>
@@ -90,12 +90,12 @@
         <w:sdt>
           <w:sdtPr>
             <w:alias w:val="#Nav: /Salesperson_Purchaser/Salesperson_Purchaser__TABLECAPTION__________SalespersonFilter"/>
-            <w:tag w:val="#Nav: Salesperson_Sales_Statistics/114"/>
+            <w:tag w:val="#Nav: Salesperson_Commission/115"/>
             <w:id w:val="-1840384346"/>
             <w:placeholder>
               <w:docPart w:val="0BEF831AB2A7410790A12753DF6D8424"/>
             </w:placeholder>
-            <w:dataBinding w:prefixMappings="&lt;xmlns:ns0='urn:microsoft-dynamics-nav/reports/Salesperson_Sales_Statistics/114/' " w:xpath="/ns0:NavWordReportXmlPart[1]/ns0:Salesperson_Purchaser[1]/ns0:Salesperson_Purchaser__TABLECAPTION__________SalespersonFilter[1]" w:storeItemID="{5D4524CD-A282-4F19-BAEA-0AD6212CDB38}"/>
+            <w:dataBinding w:prefixMappings="xmlns:ns0='urn:microsoft-dynamics-nav/reports/Salesperson_Commission/115/'" w:xpath="/ns0:NavWordReportXmlPart[1]/ns0:Salesperson_Purchaser[1]/ns0:Salesperson_Purchaser__TABLECAPTION__________SalespersonFilter[1]" w:storeItemID="{5D4524CD-A282-4F19-BAEA-0AD6212CDB38}"/>
             <w:text/>
           </w:sdtPr>
           <w:sdtContent>
@@ -128,12 +128,12 @@
         <w:sdt>
           <w:sdtPr>
             <w:alias w:val="#Nav: /Salesperson_Purchaser/Cust__Ledger_Entry__TABLECAPTION__________CustLedgEntryFilter"/>
-            <w:tag w:val="#Nav: Salesperson_Sales_Statistics/114"/>
+            <w:tag w:val="#Nav: Salesperson_Commission/115"/>
             <w:id w:val="1947655270"/>
             <w:placeholder>
               <w:docPart w:val="793DD4F9E4A244F6BC2FBD746EB895A8"/>
             </w:placeholder>
-            <w:dataBinding w:prefixMappings="&lt;xmlns:ns0='urn:microsoft-dynamics-nav/reports/Salesperson_Sales_Statistics/114/' " w:xpath="/ns0:NavWordReportXmlPart[1]/ns0:Salesperson_Purchaser[1]/ns0:Cust__Ledger_Entry__TABLECAPTION__________CustLedgEntryFilter[1]" w:storeItemID="{5D4524CD-A282-4F19-BAEA-0AD6212CDB38}"/>
+            <w:dataBinding w:prefixMappings="xmlns:ns0='urn:microsoft-dynamics-nav/reports/Salesperson_Commission/115/'" w:xpath="/ns0:NavWordReportXmlPart[1]/ns0:Salesperson_Purchaser[1]/ns0:Cust__Ledger_Entry__TABLECAPTION__________CustLedgEntryFilter[1]" w:storeItemID="{5D4524CD-A282-4F19-BAEA-0AD6212CDB38}"/>
             <w:text/>
           </w:sdtPr>
           <w:sdtContent>
@@ -196,7 +196,7 @@
               <w:placeholder>
                 <w:docPart w:val="536DCC6143E040A4A4E6F268AE35F587"/>
               </w:placeholder>
-              <w:dataBinding w:prefixMappings="&lt;xmlns:ns0='urn:microsoft-dynamics-nav/reports/Salesperson_Commission/115/' " w:xpath="/ns0:NavWordReportXmlPart[1]/ns0:Labels[1]/ns0:PostingDateLabel[1]" w:storeItemID="{79D6D75F-D29A-40D3-A819-B215617F17D6}"/>
+              <w:dataBinding w:prefixMappings="xmlns:ns0='urn:microsoft-dynamics-nav/reports/Salesperson_Commission/115/'" w:xpath="/ns0:NavWordReportXmlPart[1]/ns0:Labels[1]/ns0:PostingDateLabel[1]" w:storeItemID="{79D6D75F-D29A-40D3-A819-B215617F17D6}"/>
               <w:text/>
             </w:sdtPr>
             <w:sdtContent>
@@ -222,7 +222,7 @@
             <w:placeholder>
               <w:docPart w:val="536DCC6143E040A4A4E6F268AE35F587"/>
             </w:placeholder>
-            <w:dataBinding w:prefixMappings="&lt;xmlns:ns0='urn:microsoft-dynamics-nav/reports/Salesperson_Commission/115/' " w:xpath="/ns0:NavWordReportXmlPart[1]/ns0:Labels[1]/ns0:DocumentNoLabel[1]" w:storeItemID="{79D6D75F-D29A-40D3-A819-B215617F17D6}"/>
+            <w:dataBinding w:prefixMappings="xmlns:ns0='urn:microsoft-dynamics-nav/reports/Salesperson_Commission/115/'" w:xpath="/ns0:NavWordReportXmlPart[1]/ns0:Labels[1]/ns0:DocumentNoLabel[1]" w:storeItemID="{79D6D75F-D29A-40D3-A819-B215617F17D6}"/>
             <w:text/>
           </w:sdtPr>
           <w:sdtContent>
@@ -252,7 +252,7 @@
             <w:placeholder>
               <w:docPart w:val="536DCC6143E040A4A4E6F268AE35F587"/>
             </w:placeholder>
-            <w:dataBinding w:prefixMappings="&lt;xmlns:ns0='urn:microsoft-dynamics-nav/reports/Salesperson_Commission/115/' " w:xpath="/ns0:NavWordReportXmlPart[1]/ns0:Labels[1]/ns0:CustomerNoLabel[1]" w:storeItemID="{79D6D75F-D29A-40D3-A819-B215617F17D6}"/>
+            <w:dataBinding w:prefixMappings="xmlns:ns0='urn:microsoft-dynamics-nav/reports/Salesperson_Commission/115/'" w:xpath="/ns0:NavWordReportXmlPart[1]/ns0:Labels[1]/ns0:CustomerNoLabel[1]" w:storeItemID="{79D6D75F-D29A-40D3-A819-B215617F17D6}"/>
             <w:text/>
           </w:sdtPr>
           <w:sdtContent>
@@ -282,7 +282,7 @@
             <w:placeholder>
               <w:docPart w:val="536DCC6143E040A4A4E6F268AE35F587"/>
             </w:placeholder>
-            <w:dataBinding w:prefixMappings="&lt;xmlns:ns0='urn:microsoft-dynamics-nav/reports/Salesperson_Commission/115/' " w:xpath="/ns0:NavWordReportXmlPart[1]/ns0:Labels[1]/ns0:SalesLabel[1]" w:storeItemID="{79D6D75F-D29A-40D3-A819-B215617F17D6}"/>
+            <w:dataBinding w:prefixMappings="xmlns:ns0='urn:microsoft-dynamics-nav/reports/Salesperson_Commission/115/'" w:xpath="/ns0:NavWordReportXmlPart[1]/ns0:Labels[1]/ns0:SalesLabel[1]" w:storeItemID="{79D6D75F-D29A-40D3-A819-B215617F17D6}"/>
             <w:text/>
           </w:sdtPr>
           <w:sdtContent>
@@ -313,7 +313,7 @@
             <w:placeholder>
               <w:docPart w:val="536DCC6143E040A4A4E6F268AE35F587"/>
             </w:placeholder>
-            <w:dataBinding w:prefixMappings="&lt;xmlns:ns0='urn:microsoft-dynamics-nav/reports/Salesperson_Commission/115/' " w:xpath="/ns0:NavWordReportXmlPart[1]/ns0:Labels[1]/ns0:ProfitLabel[1]" w:storeItemID="{79D6D75F-D29A-40D3-A819-B215617F17D6}"/>
+            <w:dataBinding w:prefixMappings="xmlns:ns0='urn:microsoft-dynamics-nav/reports/Salesperson_Commission/115/'" w:xpath="/ns0:NavWordReportXmlPart[1]/ns0:Labels[1]/ns0:ProfitLabel[1]" w:storeItemID="{79D6D75F-D29A-40D3-A819-B215617F17D6}"/>
             <w:text/>
           </w:sdtPr>
           <w:sdtContent>
@@ -344,7 +344,7 @@
             <w:placeholder>
               <w:docPart w:val="536DCC6143E040A4A4E6F268AE35F587"/>
             </w:placeholder>
-            <w:dataBinding w:prefixMappings="&lt;xmlns:ns0='urn:microsoft-dynamics-nav/reports/Salesperson_Commission/115/' " w:xpath="/ns0:NavWordReportXmlPart[1]/ns0:Labels[1]/ns0:AdjustedProfitLabel[1]" w:storeItemID="{79D6D75F-D29A-40D3-A819-B215617F17D6}"/>
+            <w:dataBinding w:prefixMappings="xmlns:ns0='urn:microsoft-dynamics-nav/reports/Salesperson_Commission/115/'" w:xpath="/ns0:NavWordReportXmlPart[1]/ns0:Labels[1]/ns0:AdjustedProfitLabel[1]" w:storeItemID="{79D6D75F-D29A-40D3-A819-B215617F17D6}"/>
             <w:text/>
           </w:sdtPr>
           <w:sdtContent>
@@ -375,7 +375,7 @@
             <w:placeholder>
               <w:docPart w:val="DefaultPlaceholder_-1854013440"/>
             </w:placeholder>
-            <w:dataBinding w:prefixMappings="&lt;xmlns:ns0='urn:microsoft-dynamics-nav/reports/Salesperson_Commission/115/' " w:xpath="/ns0:NavWordReportXmlPart[1]/ns0:Labels[1]/ns0:SalesCommissionLabel[1]" w:storeItemID="{79D6D75F-D29A-40D3-A819-B215617F17D6}"/>
+            <w:dataBinding w:prefixMappings="xmlns:ns0='urn:microsoft-dynamics-nav/reports/Salesperson_Commission/115/'" w:xpath="/ns0:NavWordReportXmlPart[1]/ns0:Labels[1]/ns0:SalesCommissionLabel[1]" w:storeItemID="{79D6D75F-D29A-40D3-A819-B215617F17D6}"/>
             <w:text/>
           </w:sdtPr>
           <w:sdtContent>
@@ -406,7 +406,7 @@
             <w:placeholder>
               <w:docPart w:val="536DCC6143E040A4A4E6F268AE35F587"/>
             </w:placeholder>
-            <w:dataBinding w:prefixMappings="&lt;xmlns:ns0='urn:microsoft-dynamics-nav/reports/Salesperson_Commission/115/' " w:xpath="/ns0:NavWordReportXmlPart[1]/ns0:Labels[1]/ns0:ProfitCommissionLabel[1]" w:storeItemID="{79D6D75F-D29A-40D3-A819-B215617F17D6}"/>
+            <w:dataBinding w:prefixMappings="xmlns:ns0='urn:microsoft-dynamics-nav/reports/Salesperson_Commission/115/'" w:xpath="/ns0:NavWordReportXmlPart[1]/ns0:Labels[1]/ns0:ProfitCommissionLabel[1]" w:storeItemID="{79D6D75F-D29A-40D3-A819-B215617F17D6}"/>
             <w:text/>
           </w:sdtPr>
           <w:sdtContent>
@@ -437,7 +437,7 @@
             <w:placeholder>
               <w:docPart w:val="DefaultPlaceholder_-1854013440"/>
             </w:placeholder>
-            <w:dataBinding w:prefixMappings="&lt;xmlns:ns0='urn:microsoft-dynamics-nav/reports/Salesperson_Commission/115/' " w:xpath="/ns0:NavWordReportXmlPart[1]/ns0:Labels[1]/ns0:AdjustedProfitCommissionLabel[1]" w:storeItemID="{79D6D75F-D29A-40D3-A819-B215617F17D6}"/>
+            <w:dataBinding w:prefixMappings="xmlns:ns0='urn:microsoft-dynamics-nav/reports/Salesperson_Commission/115/'" w:xpath="/ns0:NavWordReportXmlPart[1]/ns0:Labels[1]/ns0:AdjustedProfitCommissionLabel[1]" w:storeItemID="{79D6D75F-D29A-40D3-A819-B215617F17D6}"/>
             <w:text/>
           </w:sdtPr>
           <w:sdtContent>
@@ -469,7 +469,7 @@
           <w:alias w:val="#Nav: /Salesperson_Purchaser"/>
           <w:tag w:val="#Nav: Salesperson_Commission/115"/>
           <w:id w:val="-983697511"/>
-          <w15:dataBinding w:prefixMappings="&lt;xmlns:ns0='urn:microsoft-dynamics-nav/reports/Salesperson_Commission/115/' " w:xpath="/ns0:NavWordReportXmlPart[1]/ns0:Salesperson_Purchaser" w:storeItemID="{79D6D75F-D29A-40D3-A819-B215617F17D6}"/>
+          <w15:dataBinding w:prefixMappings="xmlns:ns0='urn:microsoft-dynamics-nav/reports/Salesperson_Commission/115/'" w:xpath="/ns0:NavWordReportXmlPart[1]/ns0:Salesperson_Purchaser" w:storeItemID="{79D6D75F-D29A-40D3-A819-B215617F17D6}"/>
           <w15:repeatingSection/>
         </w:sdtPr>
         <w:sdtContent>
@@ -520,7 +520,7 @@
                         <w:placeholder>
                           <w:docPart w:val="DefaultPlaceholder_-1854013440"/>
                         </w:placeholder>
-                        <w:dataBinding w:prefixMappings="&lt;xmlns:ns0='urn:microsoft-dynamics-nav/reports/Salesperson_Commission/115/' " w:xpath="/ns0:NavWordReportXmlPart[1]/ns0:Salesperson_Purchaser[1]/ns0:Cust_Ledger_Entry[1]/ns0:SalespersonPurchaser_Code[1]" w:storeItemID="{79D6D75F-D29A-40D3-A819-B215617F17D6}"/>
+                        <w:dataBinding w:prefixMappings="xmlns:ns0='urn:microsoft-dynamics-nav/reports/Salesperson_Commission/115/'" w:xpath="/ns0:NavWordReportXmlPart[1]/ns0:Salesperson_Purchaser[1]/ns0:Cust_Ledger_Entry[1]/ns0:SalespersonPurchaser_Code[1]" w:storeItemID="{79D6D75F-D29A-40D3-A819-B215617F17D6}"/>
                         <w:text/>
                       </w:sdtPr>
                       <w:sdtEndPr>
@@ -557,7 +557,7 @@
                     <w:placeholder>
                       <w:docPart w:val="DefaultPlaceholder_-1854013440"/>
                     </w:placeholder>
-                    <w:dataBinding w:prefixMappings="&lt;xmlns:ns0='urn:microsoft-dynamics-nav/reports/Salesperson_Commission/115/' " w:xpath="/ns0:NavWordReportXmlPart[1]/ns0:Salesperson_Purchaser[1]/ns0:Cust_Ledger_Entry[1]/ns0:Salesperson_Purchaser__Name[1]" w:storeItemID="{79D6D75F-D29A-40D3-A819-B215617F17D6}"/>
+                    <w:dataBinding w:prefixMappings="xmlns:ns0='urn:microsoft-dynamics-nav/reports/Salesperson_Commission/115/'" w:xpath="/ns0:NavWordReportXmlPart[1]/ns0:Salesperson_Purchaser[1]/ns0:Cust_Ledger_Entry[1]/ns0:Salesperson_Purchaser__Name[1]" w:storeItemID="{79D6D75F-D29A-40D3-A819-B215617F17D6}"/>
                     <w:text/>
                   </w:sdtPr>
                   <w:sdtContent>
@@ -587,7 +587,7 @@
                     <w:placeholder>
                       <w:docPart w:val="DefaultPlaceholder_-1854013440"/>
                     </w:placeholder>
-                    <w:dataBinding w:prefixMappings="&lt;xmlns:ns0='urn:microsoft-dynamics-nav/reports/Salesperson_Commission/115/' " w:xpath="/ns0:NavWordReportXmlPart[1]/ns0:Labels[1]/ns0:CommissionPercentLabel[1]" w:storeItemID="{79D6D75F-D29A-40D3-A819-B215617F17D6}"/>
+                    <w:dataBinding w:prefixMappings="xmlns:ns0='urn:microsoft-dynamics-nav/reports/Salesperson_Commission/115/'" w:xpath="/ns0:NavWordReportXmlPart[1]/ns0:Labels[1]/ns0:CommissionPercentLabel[1]" w:storeItemID="{79D6D75F-D29A-40D3-A819-B215617F17D6}"/>
                     <w:text/>
                   </w:sdtPr>
                   <w:sdtContent>
@@ -621,7 +621,7 @@
                       <w:placeholder>
                         <w:docPart w:val="DefaultPlaceholder_-1854013440"/>
                       </w:placeholder>
-                      <w:dataBinding w:prefixMappings="&lt;xmlns:ns0='urn:microsoft-dynamics-nav/reports/Salesperson_Commission/115/' " w:xpath="/ns0:NavWordReportXmlPart[1]/ns0:Salesperson_Purchaser[1]/ns0:Salesperson_Purchaser__Commission___[1]" w:storeItemID="{79D6D75F-D29A-40D3-A819-B215617F17D6}"/>
+                      <w:dataBinding w:prefixMappings="xmlns:ns0='urn:microsoft-dynamics-nav/reports/Salesperson_Commission/115/'" w:xpath="/ns0:NavWordReportXmlPart[1]/ns0:Salesperson_Purchaser[1]/ns0:Salesperson_Purchaser__Commission___[1]" w:storeItemID="{79D6D75F-D29A-40D3-A819-B215617F17D6}"/>
                       <w:text/>
                     </w:sdtPr>
                     <w:sdtContent>
@@ -708,7 +708,7 @@
                   <w:alias w:val="#Nav: /Salesperson_Purchaser/Cust_Ledger_Entry"/>
                   <w:tag w:val="#Nav: Salesperson_Commission/115"/>
                   <w:id w:val="473570130"/>
-                  <w15:dataBinding w:prefixMappings="&lt;xmlns:ns0='urn:microsoft-dynamics-nav/reports/Salesperson_Commission/115/' " w:xpath="/ns0:NavWordReportXmlPart[1]/ns0:Salesperson_Purchaser[1]/ns0:Cust_Ledger_Entry" w:storeItemID="{79D6D75F-D29A-40D3-A819-B215617F17D6}"/>
+                  <w15:dataBinding w:prefixMappings="xmlns:ns0='urn:microsoft-dynamics-nav/reports/Salesperson_Commission/115/'" w:xpath="/ns0:NavWordReportXmlPart[1]/ns0:Salesperson_Purchaser[1]/ns0:Cust_Ledger_Entry" w:storeItemID="{79D6D75F-D29A-40D3-A819-B215617F17D6}"/>
                   <w15:repeatingSection/>
                 </w:sdtPr>
                 <w:sdtContent>
@@ -741,7 +741,7 @@
                               <w:placeholder>
                                 <w:docPart w:val="14AFCE12967A4FEAB712D4384DF4A6EC"/>
                               </w:placeholder>
-                              <w:dataBinding w:prefixMappings="&lt;xmlns:ns0='urn:microsoft-dynamics-nav/reports/Salesperson_Commission/115/' " w:xpath="/ns0:NavWordReportXmlPart[1]/ns0:Salesperson_Purchaser[1]/ns0:Cust_Ledger_Entry[1]/ns0:Cust__Ledger_Entry__Posting_Date_[1]" w:storeItemID="{79D6D75F-D29A-40D3-A819-B215617F17D6}"/>
+                              <w:dataBinding w:prefixMappings="xmlns:ns0='urn:microsoft-dynamics-nav/reports/Salesperson_Commission/115/'" w:xpath="/ns0:NavWordReportXmlPart[1]/ns0:Salesperson_Purchaser[1]/ns0:Cust_Ledger_Entry[1]/ns0:Cust__Ledger_Entry__Posting_Date_[1]" w:storeItemID="{79D6D75F-D29A-40D3-A819-B215617F17D6}"/>
                               <w:text/>
                             </w:sdtPr>
                             <w:sdtContent>
@@ -772,7 +772,7 @@
                             <w:placeholder>
                               <w:docPart w:val="14AFCE12967A4FEAB712D4384DF4A6EC"/>
                             </w:placeholder>
-                            <w:dataBinding w:prefixMappings="&lt;xmlns:ns0='urn:microsoft-dynamics-nav/reports/Salesperson_Commission/115/' " w:xpath="/ns0:NavWordReportXmlPart[1]/ns0:Salesperson_Purchaser[1]/ns0:Cust_Ledger_Entry[1]/ns0:Cust__Ledger_Entry__Document_No__[1]" w:storeItemID="{79D6D75F-D29A-40D3-A819-B215617F17D6}"/>
+                            <w:dataBinding w:prefixMappings="xmlns:ns0='urn:microsoft-dynamics-nav/reports/Salesperson_Commission/115/'" w:xpath="/ns0:NavWordReportXmlPart[1]/ns0:Salesperson_Purchaser[1]/ns0:Cust_Ledger_Entry[1]/ns0:Cust__Ledger_Entry__Document_No__[1]" w:storeItemID="{79D6D75F-D29A-40D3-A819-B215617F17D6}"/>
                             <w:text/>
                           </w:sdtPr>
                           <w:sdtContent>
@@ -807,7 +807,7 @@
                             <w:placeholder>
                               <w:docPart w:val="14AFCE12967A4FEAB712D4384DF4A6EC"/>
                             </w:placeholder>
-                            <w:dataBinding w:prefixMappings="&lt;xmlns:ns0='urn:microsoft-dynamics-nav/reports/Salesperson_Commission/115/' " w:xpath="/ns0:NavWordReportXmlPart[1]/ns0:Salesperson_Purchaser[1]/ns0:Cust_Ledger_Entry[1]/ns0:Cust__Ledger_Entry__Customer_No__[1]" w:storeItemID="{79D6D75F-D29A-40D3-A819-B215617F17D6}"/>
+                            <w:dataBinding w:prefixMappings="xmlns:ns0='urn:microsoft-dynamics-nav/reports/Salesperson_Commission/115/'" w:xpath="/ns0:NavWordReportXmlPart[1]/ns0:Salesperson_Purchaser[1]/ns0:Cust_Ledger_Entry[1]/ns0:Cust__Ledger_Entry__Customer_No__[1]" w:storeItemID="{79D6D75F-D29A-40D3-A819-B215617F17D6}"/>
                             <w:text/>
                           </w:sdtPr>
                           <w:sdtContent>
@@ -842,7 +842,7 @@
                             <w:placeholder>
                               <w:docPart w:val="14AFCE12967A4FEAB712D4384DF4A6EC"/>
                             </w:placeholder>
-                            <w:dataBinding w:prefixMappings="&lt;xmlns:ns0='urn:microsoft-dynamics-nav/reports/Salesperson_Commission/115/' " w:xpath="/ns0:NavWordReportXmlPart[1]/ns0:Salesperson_Purchaser[1]/ns0:Cust_Ledger_Entry[1]/ns0:Cust__Ledger_Entry__Sales__LCY__[1]" w:storeItemID="{79D6D75F-D29A-40D3-A819-B215617F17D6}"/>
+                            <w:dataBinding w:prefixMappings="xmlns:ns0='urn:microsoft-dynamics-nav/reports/Salesperson_Commission/115/'" w:xpath="/ns0:NavWordReportXmlPart[1]/ns0:Salesperson_Purchaser[1]/ns0:Cust_Ledger_Entry[1]/ns0:Cust__Ledger_Entry__Sales__LCY__[1]" w:storeItemID="{79D6D75F-D29A-40D3-A819-B215617F17D6}"/>
                             <w:text/>
                           </w:sdtPr>
                           <w:sdtContent>
@@ -875,7 +875,7 @@
                             <w:placeholder>
                               <w:docPart w:val="14AFCE12967A4FEAB712D4384DF4A6EC"/>
                             </w:placeholder>
-                            <w:dataBinding w:prefixMappings="&lt;xmlns:ns0='urn:microsoft-dynamics-nav/reports/Salesperson_Commission/115/' " w:xpath="/ns0:NavWordReportXmlPart[1]/ns0:Salesperson_Purchaser[1]/ns0:Cust_Ledger_Entry[1]/ns0:Cust__Ledger_Entry__Profit__LCY__[1]" w:storeItemID="{79D6D75F-D29A-40D3-A819-B215617F17D6}"/>
+                            <w:dataBinding w:prefixMappings="xmlns:ns0='urn:microsoft-dynamics-nav/reports/Salesperson_Commission/115/'" w:xpath="/ns0:NavWordReportXmlPart[1]/ns0:Salesperson_Purchaser[1]/ns0:Cust_Ledger_Entry[1]/ns0:Cust__Ledger_Entry__Profit__LCY__[1]" w:storeItemID="{79D6D75F-D29A-40D3-A819-B215617F17D6}"/>
                             <w:text/>
                           </w:sdtPr>
                           <w:sdtContent>
@@ -908,7 +908,7 @@
                             <w:placeholder>
                               <w:docPart w:val="14AFCE12967A4FEAB712D4384DF4A6EC"/>
                             </w:placeholder>
-                            <w:dataBinding w:prefixMappings="&lt;xmlns:ns0='urn:microsoft-dynamics-nav/reports/Salesperson_Commission/115/' " w:xpath="/ns0:NavWordReportXmlPart[1]/ns0:Salesperson_Purchaser[1]/ns0:Cust_Ledger_Entry[1]/ns0:AdjProfit_Control39[1]" w:storeItemID="{79D6D75F-D29A-40D3-A819-B215617F17D6}"/>
+                            <w:dataBinding w:prefixMappings="xmlns:ns0='urn:microsoft-dynamics-nav/reports/Salesperson_Commission/115/'" w:xpath="/ns0:NavWordReportXmlPart[1]/ns0:Salesperson_Purchaser[1]/ns0:Cust_Ledger_Entry[1]/ns0:AdjProfit_Control39[1]" w:storeItemID="{79D6D75F-D29A-40D3-A819-B215617F17D6}"/>
                             <w:text/>
                           </w:sdtPr>
                           <w:sdtContent>
@@ -936,7 +936,7 @@
                             <w:placeholder>
                               <w:docPart w:val="14AFCE12967A4FEAB712D4384DF4A6EC"/>
                             </w:placeholder>
-                            <w:dataBinding w:prefixMappings="&lt;xmlns:ns0='urn:microsoft-dynamics-nav/reports/Salesperson_Commission/115/' " w:xpath="/ns0:NavWordReportXmlPart[1]/ns0:Salesperson_Purchaser[1]/ns0:Cust_Ledger_Entry[1]/ns0:SalesCommissionAmt_Control32[1]" w:storeItemID="{79D6D75F-D29A-40D3-A819-B215617F17D6}"/>
+                            <w:dataBinding w:prefixMappings="xmlns:ns0='urn:microsoft-dynamics-nav/reports/Salesperson_Commission/115/'" w:xpath="/ns0:NavWordReportXmlPart[1]/ns0:Salesperson_Purchaser[1]/ns0:Cust_Ledger_Entry[1]/ns0:SalesCommissionAmt_Control32[1]" w:storeItemID="{79D6D75F-D29A-40D3-A819-B215617F17D6}"/>
                             <w:text/>
                           </w:sdtPr>
                           <w:sdtContent>
@@ -964,7 +964,7 @@
                             <w:placeholder>
                               <w:docPart w:val="14AFCE12967A4FEAB712D4384DF4A6EC"/>
                             </w:placeholder>
-                            <w:dataBinding w:prefixMappings="&lt;xmlns:ns0='urn:microsoft-dynamics-nav/reports/Salesperson_Commission/115/' " w:xpath="/ns0:NavWordReportXmlPart[1]/ns0:Salesperson_Purchaser[1]/ns0:Cust_Ledger_Entry[1]/ns0:ProfitCommissionAmt_Control33[1]" w:storeItemID="{79D6D75F-D29A-40D3-A819-B215617F17D6}"/>
+                            <w:dataBinding w:prefixMappings="xmlns:ns0='urn:microsoft-dynamics-nav/reports/Salesperson_Commission/115/'" w:xpath="/ns0:NavWordReportXmlPart[1]/ns0:Salesperson_Purchaser[1]/ns0:Cust_Ledger_Entry[1]/ns0:ProfitCommissionAmt_Control33[1]" w:storeItemID="{79D6D75F-D29A-40D3-A819-B215617F17D6}"/>
                             <w:text/>
                           </w:sdtPr>
                           <w:sdtContent>
@@ -992,7 +992,7 @@
                             <w:placeholder>
                               <w:docPart w:val="14AFCE12967A4FEAB712D4384DF4A6EC"/>
                             </w:placeholder>
-                            <w:dataBinding w:prefixMappings="&lt;xmlns:ns0='urn:microsoft-dynamics-nav/reports/Salesperson_Commission/115/' " w:xpath="/ns0:NavWordReportXmlPart[1]/ns0:Salesperson_Purchaser[1]/ns0:Cust_Ledger_Entry[1]/ns0:AdjProfitCommissionAmt_Control45[1]" w:storeItemID="{79D6D75F-D29A-40D3-A819-B215617F17D6}"/>
+                            <w:dataBinding w:prefixMappings="xmlns:ns0='urn:microsoft-dynamics-nav/reports/Salesperson_Commission/115/'" w:xpath="/ns0:NavWordReportXmlPart[1]/ns0:Salesperson_Purchaser[1]/ns0:Cust_Ledger_Entry[1]/ns0:AdjProfitCommissionAmt_Control45[1]" w:storeItemID="{79D6D75F-D29A-40D3-A819-B215617F17D6}"/>
                             <w:text/>
                           </w:sdtPr>
                           <w:sdtContent>
@@ -1026,7 +1026,7 @@
                   <w:tcPr>
                     <w:tcW w:w="406" w:type="pct"/>
                     <w:tcBorders>
-                      <w:bottom w:val="single" w:sz="4" w:space="0" w:color="auto"/>
+                      <w:bottom w:val="single" w:color="auto" w:sz="4" w:space="0"/>
                     </w:tcBorders>
                   </w:tcPr>
                   <w:p>
@@ -1039,7 +1039,7 @@
                   <w:tcPr>
                     <w:tcW w:w="586" w:type="pct"/>
                     <w:tcBorders>
-                      <w:bottom w:val="single" w:sz="4" w:space="0" w:color="auto"/>
+                      <w:bottom w:val="single" w:color="auto" w:sz="4" w:space="0"/>
                     </w:tcBorders>
                   </w:tcPr>
                   <w:p>
@@ -1052,7 +1052,7 @@
                   <w:tcPr>
                     <w:tcW w:w="554" w:type="pct"/>
                     <w:tcBorders>
-                      <w:bottom w:val="single" w:sz="4" w:space="0" w:color="auto"/>
+                      <w:bottom w:val="single" w:color="auto" w:sz="4" w:space="0"/>
                     </w:tcBorders>
                   </w:tcPr>
                   <w:p>
@@ -1065,7 +1065,7 @@
                   <w:tcPr>
                     <w:tcW w:w="481" w:type="pct"/>
                     <w:tcBorders>
-                      <w:bottom w:val="single" w:sz="4" w:space="0" w:color="auto"/>
+                      <w:bottom w:val="single" w:color="auto" w:sz="4" w:space="0"/>
                     </w:tcBorders>
                   </w:tcPr>
                   <w:p>
@@ -1078,7 +1078,7 @@
                   <w:tcPr>
                     <w:tcW w:w="473" w:type="pct"/>
                     <w:tcBorders>
-                      <w:bottom w:val="single" w:sz="4" w:space="0" w:color="auto"/>
+                      <w:bottom w:val="single" w:color="auto" w:sz="4" w:space="0"/>
                     </w:tcBorders>
                   </w:tcPr>
                   <w:p>
@@ -1091,7 +1091,7 @@
                   <w:tcPr>
                     <w:tcW w:w="473" w:type="pct"/>
                     <w:tcBorders>
-                      <w:bottom w:val="single" w:sz="4" w:space="0" w:color="auto"/>
+                      <w:bottom w:val="single" w:color="auto" w:sz="4" w:space="0"/>
                     </w:tcBorders>
                   </w:tcPr>
                   <w:p>
@@ -1104,7 +1104,7 @@
                   <w:tcPr>
                     <w:tcW w:w="676" w:type="pct"/>
                     <w:tcBorders>
-                      <w:bottom w:val="single" w:sz="4" w:space="0" w:color="auto"/>
+                      <w:bottom w:val="single" w:color="auto" w:sz="4" w:space="0"/>
                     </w:tcBorders>
                   </w:tcPr>
                   <w:p>
@@ -1117,7 +1117,7 @@
                   <w:tcPr>
                     <w:tcW w:w="675" w:type="pct"/>
                     <w:tcBorders>
-                      <w:bottom w:val="single" w:sz="4" w:space="0" w:color="auto"/>
+                      <w:bottom w:val="single" w:color="auto" w:sz="4" w:space="0"/>
                     </w:tcBorders>
                   </w:tcPr>
                   <w:p>
@@ -1130,7 +1130,7 @@
                   <w:tcPr>
                     <w:tcW w:w="676" w:type="pct"/>
                     <w:tcBorders>
-                      <w:bottom w:val="single" w:sz="4" w:space="0" w:color="auto"/>
+                      <w:bottom w:val="single" w:color="auto" w:sz="4" w:space="0"/>
                     </w:tcBorders>
                   </w:tcPr>
                   <w:p>
@@ -1150,8 +1150,8 @@
                     <w:tcW w:w="992" w:type="pct"/>
                     <w:gridSpan w:val="2"/>
                     <w:tcBorders>
-                      <w:top w:val="single" w:sz="4" w:space="0" w:color="auto"/>
-                      <w:bottom w:val="single" w:sz="4" w:space="0" w:color="auto"/>
+                      <w:top w:val="single" w:color="auto" w:sz="4" w:space="0"/>
+                      <w:bottom w:val="single" w:color="auto" w:sz="4" w:space="0"/>
                     </w:tcBorders>
                   </w:tcPr>
                   <w:sdt>
@@ -1162,7 +1162,7 @@
                       <w:placeholder>
                         <w:docPart w:val="14AFCE12967A4FEAB712D4384DF4A6EC"/>
                       </w:placeholder>
-                      <w:dataBinding w:prefixMappings="&lt;xmlns:ns0='urn:microsoft-dynamics-nav/reports/Salesperson_Commission/115/' " w:xpath="/ns0:NavWordReportXmlPart[1]/ns0:Salesperson_Purchaser[1]/ns0:Salesperson_Purchaser_Name[1]" w:storeItemID="{79D6D75F-D29A-40D3-A819-B215617F17D6}"/>
+                      <w:dataBinding w:prefixMappings="xmlns:ns0='urn:microsoft-dynamics-nav/reports/Salesperson_Commission/115/'" w:xpath="/ns0:NavWordReportXmlPart[1]/ns0:Salesperson_Purchaser[1]/ns0:Salesperson_Purchaser_Name[1]" w:storeItemID="{79D6D75F-D29A-40D3-A819-B215617F17D6}"/>
                       <w:text/>
                     </w:sdtPr>
                     <w:sdtContent>
@@ -1184,8 +1184,8 @@
                   <w:tcPr>
                     <w:tcW w:w="554" w:type="pct"/>
                     <w:tcBorders>
-                      <w:top w:val="single" w:sz="4" w:space="0" w:color="auto"/>
-                      <w:bottom w:val="single" w:sz="4" w:space="0" w:color="auto"/>
+                      <w:top w:val="single" w:color="auto" w:sz="4" w:space="0"/>
+                      <w:bottom w:val="single" w:color="auto" w:sz="4" w:space="0"/>
                     </w:tcBorders>
                   </w:tcPr>
                   <w:p>
@@ -1203,7 +1203,7 @@
                     <w:placeholder>
                       <w:docPart w:val="DefaultPlaceholder_-1854013440"/>
                     </w:placeholder>
-                    <w:dataBinding w:prefixMappings="&lt;xmlns:ns0='urn:microsoft-dynamics-nav/reports/Salesperson_Commission/115/' " w:xpath="/ns0:NavWordReportXmlPart[1]/ns0:Salesperson_Purchaser[1]/ns0:Subtotals[1]/ns0:Subtotals_Sales[1]" w:storeItemID="{79D6D75F-D29A-40D3-A819-B215617F17D6}"/>
+                    <w:dataBinding w:prefixMappings="xmlns:ns0='urn:microsoft-dynamics-nav/reports/Salesperson_Commission/115/'" w:xpath="/ns0:NavWordReportXmlPart[1]/ns0:Salesperson_Purchaser[1]/ns0:Subtotals[1]/ns0:Subtotals_Sales[1]" w:storeItemID="{79D6D75F-D29A-40D3-A819-B215617F17D6}"/>
                     <w:text/>
                   </w:sdtPr>
                   <w:sdtContent>
@@ -1211,8 +1211,8 @@
                       <w:tcPr>
                         <w:tcW w:w="481" w:type="pct"/>
                         <w:tcBorders>
-                          <w:top w:val="single" w:sz="4" w:space="0" w:color="auto"/>
-                          <w:bottom w:val="single" w:sz="4" w:space="0" w:color="auto"/>
+                          <w:top w:val="single" w:color="auto" w:sz="4" w:space="0"/>
+                          <w:bottom w:val="single" w:color="auto" w:sz="4" w:space="0"/>
                         </w:tcBorders>
                       </w:tcPr>
                       <w:p>
@@ -1238,7 +1238,7 @@
                     <w:placeholder>
                       <w:docPart w:val="DefaultPlaceholder_-1854013440"/>
                     </w:placeholder>
-                    <w:dataBinding w:prefixMappings="&lt;xmlns:ns0='urn:microsoft-dynamics-nav/reports/Salesperson_Commission/115/' " w:xpath="/ns0:NavWordReportXmlPart[1]/ns0:Salesperson_Purchaser[1]/ns0:Subtotals[1]/ns0:Subtotals_Profit[1]" w:storeItemID="{79D6D75F-D29A-40D3-A819-B215617F17D6}"/>
+                    <w:dataBinding w:prefixMappings="xmlns:ns0='urn:microsoft-dynamics-nav/reports/Salesperson_Commission/115/'" w:xpath="/ns0:NavWordReportXmlPart[1]/ns0:Salesperson_Purchaser[1]/ns0:Subtotals[1]/ns0:Subtotals_Profit[1]" w:storeItemID="{79D6D75F-D29A-40D3-A819-B215617F17D6}"/>
                     <w:text/>
                   </w:sdtPr>
                   <w:sdtContent>
@@ -1246,8 +1246,8 @@
                       <w:tcPr>
                         <w:tcW w:w="473" w:type="pct"/>
                         <w:tcBorders>
-                          <w:top w:val="single" w:sz="4" w:space="0" w:color="auto"/>
-                          <w:bottom w:val="single" w:sz="4" w:space="0" w:color="auto"/>
+                          <w:top w:val="single" w:color="auto" w:sz="4" w:space="0"/>
+                          <w:bottom w:val="single" w:color="auto" w:sz="4" w:space="0"/>
                         </w:tcBorders>
                       </w:tcPr>
                       <w:p>
@@ -1273,7 +1273,7 @@
                     <w:placeholder>
                       <w:docPart w:val="DefaultPlaceholder_-1854013440"/>
                     </w:placeholder>
-                    <w:dataBinding w:prefixMappings="&lt;xmlns:ns0='urn:microsoft-dynamics-nav/reports/Salesperson_Commission/115/' " w:xpath="/ns0:NavWordReportXmlPart[1]/ns0:Salesperson_Purchaser[1]/ns0:Subtotals[1]/ns0:Subtotals_AdjProfit[1]" w:storeItemID="{79D6D75F-D29A-40D3-A819-B215617F17D6}"/>
+                    <w:dataBinding w:prefixMappings="xmlns:ns0='urn:microsoft-dynamics-nav/reports/Salesperson_Commission/115/'" w:xpath="/ns0:NavWordReportXmlPart[1]/ns0:Salesperson_Purchaser[1]/ns0:Subtotals[1]/ns0:Subtotals_AdjProfit[1]" w:storeItemID="{79D6D75F-D29A-40D3-A819-B215617F17D6}"/>
                     <w:text/>
                   </w:sdtPr>
                   <w:sdtContent>
@@ -1281,8 +1281,8 @@
                       <w:tcPr>
                         <w:tcW w:w="473" w:type="pct"/>
                         <w:tcBorders>
-                          <w:top w:val="single" w:sz="4" w:space="0" w:color="auto"/>
-                          <w:bottom w:val="single" w:sz="4" w:space="0" w:color="auto"/>
+                          <w:top w:val="single" w:color="auto" w:sz="4" w:space="0"/>
+                          <w:bottom w:val="single" w:color="auto" w:sz="4" w:space="0"/>
                         </w:tcBorders>
                       </w:tcPr>
                       <w:p>
@@ -1308,7 +1308,7 @@
                     <w:placeholder>
                       <w:docPart w:val="DefaultPlaceholder_-1854013440"/>
                     </w:placeholder>
-                    <w:dataBinding w:prefixMappings="&lt;xmlns:ns0='urn:microsoft-dynamics-nav/reports/Salesperson_Commission/115/' " w:xpath="/ns0:NavWordReportXmlPart[1]/ns0:Salesperson_Purchaser[1]/ns0:Subtotals[1]/ns0:Subtotals_SalesCommission[1]" w:storeItemID="{79D6D75F-D29A-40D3-A819-B215617F17D6}"/>
+                    <w:dataBinding w:prefixMappings="xmlns:ns0='urn:microsoft-dynamics-nav/reports/Salesperson_Commission/115/'" w:xpath="/ns0:NavWordReportXmlPart[1]/ns0:Salesperson_Purchaser[1]/ns0:Subtotals[1]/ns0:Subtotals_SalesCommission[1]" w:storeItemID="{79D6D75F-D29A-40D3-A819-B215617F17D6}"/>
                     <w:text/>
                   </w:sdtPr>
                   <w:sdtContent>
@@ -1316,8 +1316,8 @@
                       <w:tcPr>
                         <w:tcW w:w="676" w:type="pct"/>
                         <w:tcBorders>
-                          <w:top w:val="single" w:sz="4" w:space="0" w:color="auto"/>
-                          <w:bottom w:val="single" w:sz="4" w:space="0" w:color="auto"/>
+                          <w:top w:val="single" w:color="auto" w:sz="4" w:space="0"/>
+                          <w:bottom w:val="single" w:color="auto" w:sz="4" w:space="0"/>
                         </w:tcBorders>
                       </w:tcPr>
                       <w:p>
@@ -1343,7 +1343,7 @@
                     <w:placeholder>
                       <w:docPart w:val="DefaultPlaceholder_-1854013440"/>
                     </w:placeholder>
-                    <w:dataBinding w:prefixMappings="&lt;xmlns:ns0='urn:microsoft-dynamics-nav/reports/Salesperson_Commission/115/' " w:xpath="/ns0:NavWordReportXmlPart[1]/ns0:Salesperson_Purchaser[1]/ns0:Subtotals[1]/ns0:Subtotals_ProfitCommission[1]" w:storeItemID="{79D6D75F-D29A-40D3-A819-B215617F17D6}"/>
+                    <w:dataBinding w:prefixMappings="xmlns:ns0='urn:microsoft-dynamics-nav/reports/Salesperson_Commission/115/'" w:xpath="/ns0:NavWordReportXmlPart[1]/ns0:Salesperson_Purchaser[1]/ns0:Subtotals[1]/ns0:Subtotals_ProfitCommission[1]" w:storeItemID="{79D6D75F-D29A-40D3-A819-B215617F17D6}"/>
                     <w:text/>
                   </w:sdtPr>
                   <w:sdtContent>
@@ -1351,8 +1351,8 @@
                       <w:tcPr>
                         <w:tcW w:w="675" w:type="pct"/>
                         <w:tcBorders>
-                          <w:top w:val="single" w:sz="4" w:space="0" w:color="auto"/>
-                          <w:bottom w:val="single" w:sz="4" w:space="0" w:color="auto"/>
+                          <w:top w:val="single" w:color="auto" w:sz="4" w:space="0"/>
+                          <w:bottom w:val="single" w:color="auto" w:sz="4" w:space="0"/>
                         </w:tcBorders>
                       </w:tcPr>
                       <w:p>
@@ -1378,7 +1378,7 @@
                     <w:placeholder>
                       <w:docPart w:val="DefaultPlaceholder_-1854013440"/>
                     </w:placeholder>
-                    <w:dataBinding w:prefixMappings="&lt;xmlns:ns0='urn:microsoft-dynamics-nav/reports/Salesperson_Commission/115/' " w:xpath="/ns0:NavWordReportXmlPart[1]/ns0:Salesperson_Purchaser[1]/ns0:Subtotals[1]/ns0:Subtotals_AdjProfitCommission[1]" w:storeItemID="{79D6D75F-D29A-40D3-A819-B215617F17D6}"/>
+                    <w:dataBinding w:prefixMappings="xmlns:ns0='urn:microsoft-dynamics-nav/reports/Salesperson_Commission/115/'" w:xpath="/ns0:NavWordReportXmlPart[1]/ns0:Salesperson_Purchaser[1]/ns0:Subtotals[1]/ns0:Subtotals_AdjProfitCommission[1]" w:storeItemID="{79D6D75F-D29A-40D3-A819-B215617F17D6}"/>
                     <w:text/>
                   </w:sdtPr>
                   <w:sdtContent>
@@ -1386,8 +1386,8 @@
                       <w:tcPr>
                         <w:tcW w:w="676" w:type="pct"/>
                         <w:tcBorders>
-                          <w:top w:val="single" w:sz="4" w:space="0" w:color="auto"/>
-                          <w:bottom w:val="single" w:sz="4" w:space="0" w:color="auto"/>
+                          <w:top w:val="single" w:color="auto" w:sz="4" w:space="0"/>
+                          <w:bottom w:val="single" w:color="auto" w:sz="4" w:space="0"/>
                         </w:tcBorders>
                       </w:tcPr>
                       <w:p>
@@ -1449,7 +1449,7 @@
             <w:placeholder>
               <w:docPart w:val="DefaultPlaceholder_-1854013440"/>
             </w:placeholder>
-            <w:dataBinding w:prefixMappings="&lt;xmlns:ns0='urn:microsoft-dynamics-nav/reports/Salesperson_Commission/115/' " w:xpath="/ns0:NavWordReportXmlPart[1]/ns0:Labels[1]/ns0:TotalsCaption[1]" w:storeItemID="{79D6D75F-D29A-40D3-A819-B215617F17D6}"/>
+            <w:dataBinding w:prefixMappings="xmlns:ns0='urn:microsoft-dynamics-nav/reports/Salesperson_Commission/115/'" w:xpath="/ns0:NavWordReportXmlPart[1]/ns0:Labels[1]/ns0:TotalsCaption[1]" w:storeItemID="{79D6D75F-D29A-40D3-A819-B215617F17D6}"/>
             <w:text/>
           </w:sdtPr>
           <w:sdtContent>
@@ -1501,7 +1501,7 @@
             <w:placeholder>
               <w:docPart w:val="DefaultPlaceholder_-1854013440"/>
             </w:placeholder>
-            <w:dataBinding w:prefixMappings="&lt;xmlns:ns0='urn:microsoft-dynamics-nav/reports/Salesperson_Commission/115/' " w:xpath="/ns0:NavWordReportXmlPart[1]/ns0:Totals[1]/ns0:Totals_Sales[1]" w:storeItemID="{79D6D75F-D29A-40D3-A819-B215617F17D6}"/>
+            <w:dataBinding w:prefixMappings="xmlns:ns0='urn:microsoft-dynamics-nav/reports/Salesperson_Commission/115/'" w:xpath="/ns0:NavWordReportXmlPart[1]/ns0:Totals[1]/ns0:Totals_Sales[1]" w:storeItemID="{79D6D75F-D29A-40D3-A819-B215617F17D6}"/>
             <w:text/>
           </w:sdtPr>
           <w:sdtContent>
@@ -1532,7 +1532,7 @@
             <w:placeholder>
               <w:docPart w:val="DefaultPlaceholder_-1854013440"/>
             </w:placeholder>
-            <w:dataBinding w:prefixMappings="&lt;xmlns:ns0='urn:microsoft-dynamics-nav/reports/Salesperson_Commission/115/' " w:xpath="/ns0:NavWordReportXmlPart[1]/ns0:Totals[1]/ns0:Totals_Profit[1]" w:storeItemID="{79D6D75F-D29A-40D3-A819-B215617F17D6}"/>
+            <w:dataBinding w:prefixMappings="xmlns:ns0='urn:microsoft-dynamics-nav/reports/Salesperson_Commission/115/'" w:xpath="/ns0:NavWordReportXmlPart[1]/ns0:Totals[1]/ns0:Totals_Profit[1]" w:storeItemID="{79D6D75F-D29A-40D3-A819-B215617F17D6}"/>
             <w:text/>
           </w:sdtPr>
           <w:sdtContent>
@@ -1563,7 +1563,7 @@
             <w:placeholder>
               <w:docPart w:val="DefaultPlaceholder_-1854013440"/>
             </w:placeholder>
-            <w:dataBinding w:prefixMappings="&lt;xmlns:ns0='urn:microsoft-dynamics-nav/reports/Salesperson_Commission/115/' " w:xpath="/ns0:NavWordReportXmlPart[1]/ns0:Totals[1]/ns0:Totals_AdjProfit[1]" w:storeItemID="{79D6D75F-D29A-40D3-A819-B215617F17D6}"/>
+            <w:dataBinding w:prefixMappings="xmlns:ns0='urn:microsoft-dynamics-nav/reports/Salesperson_Commission/115/'" w:xpath="/ns0:NavWordReportXmlPart[1]/ns0:Totals[1]/ns0:Totals_AdjProfit[1]" w:storeItemID="{79D6D75F-D29A-40D3-A819-B215617F17D6}"/>
             <w:text/>
           </w:sdtPr>
           <w:sdtContent>
@@ -1592,7 +1592,7 @@
             <w:placeholder>
               <w:docPart w:val="DefaultPlaceholder_-1854013440"/>
             </w:placeholder>
-            <w:dataBinding w:prefixMappings="&lt;xmlns:ns0='urn:microsoft-dynamics-nav/reports/Salesperson_Commission/115/' " w:xpath="/ns0:NavWordReportXmlPart[1]/ns0:Totals[1]/ns0:Totals_SalesCommission[1]" w:storeItemID="{79D6D75F-D29A-40D3-A819-B215617F17D6}"/>
+            <w:dataBinding w:prefixMappings="xmlns:ns0='urn:microsoft-dynamics-nav/reports/Salesperson_Commission/115/'" w:xpath="/ns0:NavWordReportXmlPart[1]/ns0:Totals[1]/ns0:Totals_SalesCommission[1]" w:storeItemID="{79D6D75F-D29A-40D3-A819-B215617F17D6}"/>
             <w:text/>
           </w:sdtPr>
           <w:sdtContent>
@@ -1623,7 +1623,7 @@
             <w:placeholder>
               <w:docPart w:val="DefaultPlaceholder_-1854013440"/>
             </w:placeholder>
-            <w:dataBinding w:prefixMappings="&lt;xmlns:ns0='urn:microsoft-dynamics-nav/reports/Salesperson_Commission/115/' " w:xpath="/ns0:NavWordReportXmlPart[1]/ns0:Totals[1]/ns0:Totals_ProfitCommission[1]" w:storeItemID="{79D6D75F-D29A-40D3-A819-B215617F17D6}"/>
+            <w:dataBinding w:prefixMappings="xmlns:ns0='urn:microsoft-dynamics-nav/reports/Salesperson_Commission/115/'" w:xpath="/ns0:NavWordReportXmlPart[1]/ns0:Totals[1]/ns0:Totals_ProfitCommission[1]" w:storeItemID="{79D6D75F-D29A-40D3-A819-B215617F17D6}"/>
             <w:text/>
           </w:sdtPr>
           <w:sdtContent>
@@ -1654,7 +1654,7 @@
             <w:placeholder>
               <w:docPart w:val="DefaultPlaceholder_-1854013440"/>
             </w:placeholder>
-            <w:dataBinding w:prefixMappings="&lt;xmlns:ns0='urn:microsoft-dynamics-nav/reports/Salesperson_Commission/115/' " w:xpath="/ns0:NavWordReportXmlPart[1]/ns0:Totals[1]/ns0:Totals_AdjProfitCommission[1]" w:storeItemID="{79D6D75F-D29A-40D3-A819-B215617F17D6}"/>
+            <w:dataBinding w:prefixMappings="xmlns:ns0='urn:microsoft-dynamics-nav/reports/Salesperson_Commission/115/'" w:xpath="/ns0:NavWordReportXmlPart[1]/ns0:Totals[1]/ns0:Totals_AdjProfitCommission[1]" w:storeItemID="{79D6D75F-D29A-40D3-A819-B215617F17D6}"/>
             <w:text/>
           </w:sdtPr>
           <w:sdtContent>
@@ -3785,7 +3785,9 @@
 </we:webextension>
 </file>
 
-<file path=customXml/item1.xml>��< ? x m l   v e r s i o n = " 1 . 0 "   e n c o d i n g = " u t f - 1 6 " ? > < N a v W o r d R e p o r t X m l P a r t   x m l n s = " u r n : m i c r o s o f t - d y n a m i c s - b u s i n e s s c e n t r a l / i n t e r n a l / e x t e n d e d / r e p o r t s / S a l e s p e r s o n _ C o m m i s s i o n / 1 1 5 / " > +<file path=customXml/item1.xml>��< ? x m l   v e r s i o n = " 1 . 0 "   e n c o d i n g = " u t f - 1 6 " ? > + 
+ < N a v W o r d R e p o r t X m l P a r t   x m l n s = " u r n : m i c r o s o f t - d y n a m i c s - b u s i n e s s c e n t r a l / i n t e r n a l / e x t e n d e d / r e p o r t s / S a l e s p e r s o n _ C o m m i s s i o n / 1 1 5 / " >   
      < B C R e p o r t I n f o r m a t i o n >   
@@ -3849,6 +3851,84 @@
  
          < / R e p o r t R e q u e s t >   
+         < C o m p a n y M e t a d a t a > + 
+             < C o m p a n y N a m e > C o m p a n y   N a m e < / C o m p a n y N a m e > + 
+             < C o m p a n y D i s p l a y N a m e > C o m p a n y   D i s p l a y   N a m e < / C o m p a n y D i s p l a y N a m e > + 
+             < C o m p a n y A d d r e s s L i n e s > + 
+                 < C o m p a n y A d d r e s s L i n e > C o m p a n y   A d d r e s s   L i n e   1 < / C o m p a n y A d d r e s s L i n e > + 
+                 < C o m p a n y A d d r e s s L i n e > C o m p a n y   A d d r e s s   L i n e   2 < / C o m p a n y A d d r e s s L i n e > + 
+                 < C o m p a n y A d d r e s s L i n e > C o m p a n y   A d d r e s s   L i n e   3 < / C o m p a n y A d d r e s s L i n e > + 
+                 < C o m p a n y A d d r e s s L i n e > C o m p a n y   A d d r e s s   L i n e   4 < / C o m p a n y A d d r e s s L i n e > + 
+                 < C o m p a n y A d d r e s s L i n e > C o m p a n y   A d d r e s s   L i n e   5 < / C o m p a n y A d d r e s s L i n e > + 
+                 < C o m p a n y A d d r e s s L i n e > C o m p a n y   A d d r e s s   L i n e   6 < / C o m p a n y A d d r e s s L i n e > + 
+                 < C o m p a n y A d d r e s s L i n e > C o m p a n y   A d d r e s s   L i n e   7 < / C o m p a n y A d d r e s s L i n e > + 
+                 < C o m p a n y A d d r e s s L i n e > C o m p a n y   A d d r e s s   L i n e   8 < / C o m p a n y A d d r e s s L i n e > + 
+             < / C o m p a n y A d d r e s s L i n e s > + 
+             < C o m p a n y P h o n e > C o m p a n y   P h o n e < / C o m p a n y P h o n e > + 
+             < C o m p a n y P h o n e C a p t i o n > C o m p a n y   P h o n e   C a p t i o n < / C o m p a n y P h o n e C a p t i o n > + 
+             < C o m p a n y F a x N o > C o m p a n y   F a x   N o . < / C o m p a n y F a x N o > + 
+             < C o m p a n y F a x N o C a p t i o n > C o m p a n y   F a x   N o .   C a p t i o n < / C o m p a n y F a x N o C a p t i o n > + 
+             < C o m p a n y E m a i l > C o m p a n y   E m a i l < / C o m p a n y E m a i l > + 
+             < C o m p a n y E m a i l C a p t i o n > C o m p a n y   E m a i l   C a p t i o n < / C o m p a n y E m a i l C a p t i o n > + 
+             < C o m p a n y H o m e P a g e > C o m p a n y   H o m e   P a g e < / C o m p a n y H o m e P a g e > + 
+             < C o m p a n y H o m e P a g e C a p t i o n > C o m p a n y   H o m e   P a g e   C a p t i o n < / C o m p a n y H o m e P a g e C a p t i o n > + 
+             < C o m p a n y L o g o > C o m p a n y   L o g o < / C o m p a n y L o g o > + 
+             < C o m p a n y V A T R e g i s t r a t i o n N o > C o m p a n y   V A T   R e g i s t r a t i o n   N o . < / C o m p a n y V A T R e g i s t r a t i o n N o > + 
+             < C o m p a n y V A T R e g i s t r a t i o n N o C a p t i o n > C o m p a n y   V A T   R e g i s t r a t i o n   N o .   C a p t i o n < / C o m p a n y V A T R e g i s t r a t i o n N o C a p t i o n > + 
+             < C o m p a n y R e g i s t r a t i o n N o > C o m p a n y   R e g i s t r a t i o n   N o . < / C o m p a n y R e g i s t r a t i o n N o > + 
+             < C o m p a n y R e g i s t r a t i o n N o C a p t i o n > C o m p a n y   R e g i s t r a t i o n   N o .   C a p t i o n < / C o m p a n y R e g i s t r a t i o n N o C a p t i o n > + 
+             < C o m p a n y B a n k N a m e > C o m p a n y   B a n k   N a m e < / C o m p a n y B a n k N a m e > + 
+             < C o m p a n y B a n k N a m e C a p t i o n > C o m p a n y   B a n k   N a m e   C a p t i o n < / C o m p a n y B a n k N a m e C a p t i o n > + 
+             < C o m p a n y B a n k A c c o u n t N o > C o m p a n y   B a n k   A c c o u n t   N o . < / C o m p a n y B a n k A c c o u n t N o > + 
+             < C o m p a n y B a n k A c c o u n t N o C a p t i o n > C o m p a n y   B a n k   A c c o u n t   N o .   C a p t i o n < / C o m p a n y B a n k A c c o u n t N o C a p t i o n > + 
+             < C o m p a n y B a n k B r a n c h N o > C o m p a n y   B a n k   B r a n c h   N o . < / C o m p a n y B a n k B r a n c h N o > + 
+             < C o m p a n y B a n k B r a n c h N o C a p t i o n > C o m p a n y   B a n k   B r a n c h   N o .   C a p t i o n < / C o m p a n y B a n k B r a n c h N o C a p t i o n > + 
+             < C o m p a n y I B A N > C o m p a n y   I B A N < / C o m p a n y I B A N > + 
+             < C o m p a n y I B A N C a p t i o n > C o m p a n y   I B A N   C a p t i o n < / C o m p a n y I B A N C a p t i o n > + 
+             < C o m p a n y B a n k S W I F T > C o m p a n y   B a n k   S W I F T < / C o m p a n y B a n k S W I F T > + 
+             < C o m p a n y B a n k S W I F T C a p t i o n > C o m p a n y   B a n k   S W I F T   C a p t i o n < / C o m p a n y B a n k S W I F T C a p t i o n > + 
+             < C o m p a n y G i r o N o > C o m p a n y   G i r o   N o . < / C o m p a n y G i r o N o > + 
+             < C o m p a n y G i r o N o C a p t i o n > C o m p a n y   G i r o   N o .   C a p t i o n < / C o m p a n y G i r o N o C a p t i o n > + 
+         < / C o m p a n y M e t a d a t a > + 
      < / B C R e p o r t I n f o r m a t i o n >   
      < L a b e l s > @@ -3909,75 +3989,145 @@
  
      < / L a b e l s >   
-     < T o o l t i p s / > - 
-     < S a l e s p e r s o n _ P u r c h a s e r   E l e m e n t T y p e = " D a t a I t e m "   E l e m e n t I d = " 1 2 5 2 1 0 1 6 7 8 " > - 
-         < A d j P r o f i t   E l e m e n t T y p e = " C o l u m n "   E l e m e n t I d = " 6 6 6 3 9 3 8 5 2 "   D a t a T y p e = " D e c i m a l " > A d j P r o f i t < / A d j P r o f i t > - 
-         < A d j P r o f i t _ C o n t r o l 3 9 C a p t i o n   E l e m e n t T y p e = " C o l u m n "   E l e m e n t I d = " 2 1 3 3 9 8 4 3 2 "   D a t a T y p e = " T e x t C o n s t " > A d j P r o f i t _ C o n t r o l 3 9 C a p t i o n < / A d j P r o f i t _ C o n t r o l 3 9 C a p t i o n > - 
-         < A d j P r o f i t C o m m i s s i o n A m t   E l e m e n t T y p e = " C o l u m n "   E l e m e n t I d = " 1 5 8 1 4 8 8 5 9 9 "   D a t a T y p e = " D e c i m a l " > A d j P r o f i t C o m m i s s i o n A m t < / A d j P r o f i t C o m m i s s i o n A m t > - 
-         < A d j P r o f i t C o m m i s s i o n A m t _ C o n t r o l 4 5 C a p t i o n   E l e m e n t T y p e = " C o l u m n "   E l e m e n t I d = " 6 2 1 2 7 7 8 5 4 "   D a t a T y p e = " T e x t C o n s t " > A d j P r o f i t C o m m i s s i o n A m t _ C o n t r o l 4 5 C a p t i o n < / A d j P r o f i t C o m m i s s i o n A m t _ C o n t r o l 4 5 C a p t i o n > - 
-         < A l l _ a m o u n t s _ a r e _ i n _ L C Y C a p t i o n   E l e m e n t T y p e = " C o l u m n "   E l e m e n t I d = " 6 9 7 4 8 4 8 0 2 "   D a t a T y p e = " T e x t C o n s t " > A l l _ a m o u n t s _ a r e _ i n _ L C Y C a p t i o n < / A l l _ a m o u n t s _ a r e _ i n _ L C Y C a p t i o n > - 
-         < C O M P A N Y N A M E   E l e m e n t T y p e = " C o l u m n "   E l e m e n t I d = " 1 7 5 3 0 1 5 1 5 5 "   D a t a T y p e = " S t r i n g " > C O M P A N Y N A M E < / C O M P A N Y N A M E > - 
-         < C u r r R e p o r t _ P A G E N O C a p t i o n   E l e m e n t T y p e = " C o l u m n "   E l e m e n t I d = " 1 8 4 6 2 6 2 1 5 8 "   D a t a T y p e = " T e x t C o n s t " > C u r r R e p o r t _ P A G E N O C a p t i o n < / C u r r R e p o r t _ P A G E N O C a p t i o n > - 
-         < C u s t _ _ L e d g e r _ E n t r y _ _ _ P r o f i t _ _ L C Y _ _   E l e m e n t T y p e = " C o l u m n "   E l e m e n t I d = " 1 6 1 5 1 3 7 4 4 3 "   D a t a T y p e = " D e c i m a l " > C u s t _ _ L e d g e r _ E n t r y _ _ _ P r o f i t _ _ L C Y _ _ < / C u s t _ _ L e d g e r _ E n t r y _ _ _ P r o f i t _ _ L C Y _ _ > - 
-         < C u s t _ _ L e d g e r _ E n t r y _ _ _ S a l e s _ _ L C Y _ _   E l e m e n t T y p e = " C o l u m n "   E l e m e n t I d = " 3 4 8 7 9 4 9 4 9 "   D a t a T y p e = " D e c i m a l " > C u s t _ _ L e d g e r _ E n t r y _ _ _ S a l e s _ _ L C Y _ _ < / C u s t _ _ L e d g e r _ E n t r y _ _ _ S a l e s _ _ L C Y _ _ > - 
-         < C u s t _ _ L e d g e r _ E n t r y _ _ C u s t o m e r _ N o _ _ C a p t i o n   E l e m e n t T y p e = " C o l u m n "   E l e m e n t I d = " 1 2 2 3 8 5 6 2 7 8 "   D a t a T y p e = " S t r i n g " > C u s t _ _ L e d g e r _ E n t r y _ _ C u s t o m e r _ N o _ _ C a p t i o n < / C u s t _ _ L e d g e r _ E n t r y _ _ C u s t o m e r _ N o _ _ C a p t i o n > - 
-         < C u s t _ _ L e d g e r _ E n t r y _ _ D o c u m e n t _ N o _ _ C a p t i o n   E l e m e n t T y p e = " C o l u m n "   E l e m e n t I d = " 4 8 8 8 0 6 5 1 7 "   D a t a T y p e = " S t r i n g " > C u s t _ _ L e d g e r _ E n t r y _ _ D o c u m e n t _ N o _ _ C a p t i o n < / C u s t _ _ L e d g e r _ E n t r y _ _ D o c u m e n t _ N o _ _ C a p t i o n > - 
-         < C u s t _ _ L e d g e r _ E n t r y _ _ P o s t i n g _ D a t e _ C a p t i o n   E l e m e n t T y p e = " C o l u m n "   E l e m e n t I d = " 2 0 7 9 4 3 8 7 1 2 "   D a t a T y p e = " T e x t C o n s t " > C u s t _ _ L e d g e r _ E n t r y _ _ P o s t i n g _ D a t e _ C a p t i o n < / C u s t _ _ L e d g e r _ E n t r y _ _ P o s t i n g _ D a t e _ C a p t i o n > - 
-         < C u s t _ _ L e d g e r _ E n t r y _ _ P r o f i t _ _ L C Y _ _ C a p t i o n   E l e m e n t T y p e = " C o l u m n "   E l e m e n t I d = " 1 9 9 4 3 8 8 4 7 6 "   D a t a T y p e = " S t r i n g " > C u s t _ _ L e d g e r _ E n t r y _ _ P r o f i t _ _ L C Y _ _ C a p t i o n < / C u s t _ _ L e d g e r _ E n t r y _ _ P r o f i t _ _ L C Y _ _ C a p t i o n > - 
-         < C u s t _ _ L e d g e r _ E n t r y _ _ S a l e s _ _ L C Y _ _ C a p t i o n   E l e m e n t T y p e = " C o l u m n "   E l e m e n t I d = " 1 0 5 6 9 2 6 5 4 6 "   D a t a T y p e = " S t r i n g " > C u s t _ _ L e d g e r _ E n t r y _ _ S a l e s _ _ L C Y _ _ C a p t i o n < / C u s t _ _ L e d g e r _ E n t r y _ _ S a l e s _ _ L C Y _ _ C a p t i o n > +     < T o o l t i p s > + 
+         < T o o l t i p   c o l u m n = " S a l e s p e r s o n _ P u r c h a s e r _ C o d e "   E l e m e n t I d = " 1 3 8 8 0 3 1 6 5 2 " > + 
+             < T o o l t i p T e x t   l a n g = " e n - U S " > S p e c i f i e s   a   c o d e   f o r   t h e   s a l e s p e r s o n   o r   p u r c h a s e r . < / T o o l t i p T e x t > + 
+         < / T o o l t i p > + 
+         < T o o l t i p   c o l u m n = " S a l e s p e r s o n _ P u r c h a s e r _ N a m e "   E l e m e n t I d = " 1 3 4 8 2 2 8 4 6 2 " > + 
+             < T o o l t i p T e x t   l a n g = " e n - U S " > S p e c i f i e s   t h e   n a m e   o f   t h e   s a l e s p e r s o n   o r   p u r c h a s e r . < / T o o l t i p T e x t > + 
+         < / T o o l t i p > + 
+         < T o o l t i p   c o l u m n = " S a l e s p e r s o n _ P u r c h a s e r _ _ C o m m i s s i o n _ _ _ "   E l e m e n t I d = " 1 5 9 0 6 8 9 0 0 4 " > + 
+             < T o o l t i p T e x t   l a n g = " e n - U S " > S p e c i f i e s   t h e   p e r c e n t a g e   t o   u s e   t o   c a l c u l a t e   t h e   s a l e s p e r s o n ' s   c o m m i s s i o n . < / T o o l t i p T e x t > + 
+         < / T o o l t i p > + 
+         < T o o l t i p   c o l u m n = " C u s t _ _ L e d g e r _ E n t r y _ _ _ S a l e s _ _ L C Y _ _ "   E l e m e n t I d = " 3 4 8 7 9 4 9 4 9 " > + 
+             < T o o l t i p T e x t   l a n g = " e n - U S " > S p e c i f i e s   t h e   t o t a l   s a l e s   a m o u n t   e x c l .   V A T   t o   t h e   c u s t o m e r   i n   L C Y . < / T o o l t i p T e x t > + 
+         < / T o o l t i p > + 
+         < T o o l t i p   c o l u m n = " C u s t _ _ L e d g e r _ E n t r y _ _ D o c u m e n t _ N o _ _ "   E l e m e n t I d = " 8 5 2 6 1 1 1 8 1 " > + 
+             < T o o l t i p T e x t   l a n g = " e n - U S " > S p e c i f i e s   t h e   e n t r y ' s   d o c u m e n t   n u m b e r . < / T o o l t i p T e x t > + 
+         < / T o o l t i p > + 
+         < T o o l t i p   c o l u m n = " C u s t _ _ L e d g e r _ E n t r y _ _ C u s t o m e r _ N o _ _ "   E l e m e n t I d = " 1 0 0 9 0 1 6 8 0 8 " > + 
+             < T o o l t i p T e x t   l a n g = " e n - U S " > S p e c i f i e s   t h e   c u s t o m e r   a c c o u n t   n u m b e r   t h a t   t h e   e n t r y   i s   l i n k e d   t o . < / T o o l t i p T e x t > + 
+         < / T o o l t i p > + 
+         < T o o l t i p   c o l u m n = " C u s t _ _ L e d g e r _ E n t r y _ _ S a l e s _ _ L C Y _ _ "   E l e m e n t I d = " 8 1 9 5 1 7 4 8 " > + 
+             < T o o l t i p T e x t   l a n g = " e n - U S " > S p e c i f i e s   t h e   t o t a l   s a l e s   a m o u n t   e x c l .   V A T   t o   t h e   c u s t o m e r   i n   L C Y . < / T o o l t i p T e x t > + 
+         < / T o o l t i p > + 
+         < T o o l t i p   c o l u m n = " C u s t L e d g e r E n t r y _ C u s t o m e r N a m e "   E l e m e n t I d = " 2 0 9 1 8 9 3 2 7 9 " > + 
+             < T o o l t i p T e x t   l a n g = " e n - U S " > S p e c i f i e s   t h e   c u s t o m e r   n a m e   t h a t   t h e   e n t r y   i s   l i n k e d   t o . < / T o o l t i p T e x t > + 
+         < / T o o l t i p > + 
+         < T o o l t i p   c o l u m n = " S a l e s p e r s o n P u r c h a s e r _ C o d e "   E l e m e n t I d = " 1 2 2 1 2 1 9 2 4 5 " > + 
+             < T o o l t i p T e x t   l a n g = " e n - U S " > S p e c i f i e s   a   c o d e   f o r   t h e   s a l e s p e r s o n   o r   p u r c h a s e r . < / T o o l t i p T e x t > + 
+         < / T o o l t i p > + 
+         < T o o l t i p   c o l u m n = " S a l e s p e r s o n _ P u r c h a s e r _ _ N a m e "   E l e m e n t I d = " 1 1 9 5 8 7 9 8 7 3 " > + 
+             < T o o l t i p T e x t   l a n g = " e n - U S " > S p e c i f i e s   t h e   n a m e   o f   t h e   s a l e s p e r s o n   o r   p u r c h a s e r . < / T o o l t i p T e x t > + 
+         < / T o o l t i p > + 
+         < T o o l t i p   c o l u m n = " S u b t o t a l s _ S a l e s p e r s o n _ C o d e "   E l e m e n t I d = " 1 1 9 8 5 9 4 2 7 2 " > + 
+             < T o o l t i p T e x t   l a n g = " e n - U S " > S p e c i f i e s   a   c o d e   f o r   t h e   s a l e s p e r s o n   o r   p u r c h a s e r . < / T o o l t i p T e x t > + 
+         < / T o o l t i p > + 
+     < / T o o l t i p s > + 
+     < S a l e s p e r s o n _ P u r c h a s e r   E l e m e n t T y p e = " D a t a I t e m "   E l e m e n t I d = " 7 1 5 0 0 7 1 9 8 " > + 
+         < A d j P r o f i t   E l e m e n t T y p e = " C o l u m n "   E l e m e n t I d = " 6 6 6 3 9 3 8 5 2 "   D a t a T y p e = " D e c i m a l "   O b s o l e t e S t a t e = " P e n d i n g " > A d j P r o f i t < / A d j P r o f i t > + 
+         < A d j P r o f i t C o m m i s s i o n A m t   E l e m e n t T y p e = " C o l u m n "   E l e m e n t I d = " 1 5 8 1 4 8 8 5 9 9 "   D a t a T y p e = " D e c i m a l "   O b s o l e t e S t a t e = " P e n d i n g " > A d j P r o f i t C o m m i s s i o n A m t < / A d j P r o f i t C o m m i s s i o n A m t > + 
+         < A d j P r o f i t C o m m i s s i o n A m t _ C o n t r o l 4 5 C a p t i o n   E l e m e n t T y p e = " C o l u m n "   E l e m e n t I d = " 6 2 1 2 7 7 8 5 4 "   D a t a T y p e = " L a b e l "   O b s o l e t e S t a t e = " P e n d i n g " > A d j P r o f i t C o m m i s s i o n A m t _ C o n t r o l 4 5 C a p t i o n < / A d j P r o f i t C o m m i s s i o n A m t _ C o n t r o l 4 5 C a p t i o n > + 
+         < A d j P r o f i t _ C o n t r o l 3 9 C a p t i o n   E l e m e n t T y p e = " C o l u m n "   E l e m e n t I d = " 2 1 3 3 9 8 4 3 2 "   D a t a T y p e = " L a b e l "   O b s o l e t e S t a t e = " P e n d i n g " > A d j P r o f i t _ C o n t r o l 3 9 C a p t i o n < / A d j P r o f i t _ C o n t r o l 3 9 C a p t i o n > + 
+         < A l l _ a m o u n t s _ a r e _ i n _ L C Y C a p t i o n   E l e m e n t T y p e = " C o l u m n "   E l e m e n t I d = " 6 9 7 4 8 4 8 0 2 "   D a t a T y p e = " L a b e l "   O b s o l e t e S t a t e = " P e n d i n g " > A l l _ a m o u n t s _ a r e _ i n _ L C Y C a p t i o n < / A l l _ a m o u n t s _ a r e _ i n _ L C Y C a p t i o n > + 
+         < C O M P A N Y N A M E   E l e m e n t T y p e = " C o l u m n "   E l e m e n t I d = " 1 7 5 3 0 1 5 1 5 5 "   D a t a T y p e = " S t r i n g "   O b s o l e t e S t a t e = " P e n d i n g " > C O M P A N Y N A M E < / C O M P A N Y N A M E > + 
+         < C u r r R e p o r t _ P A G E N O C a p t i o n   E l e m e n t T y p e = " C o l u m n "   E l e m e n t I d = " 1 8 4 6 2 6 2 1 5 8 "   D a t a T y p e = " L a b e l "   O b s o l e t e S t a t e = " P e n d i n g " > C u r r R e p o r t _ P A G E N O C a p t i o n < / C u r r R e p o r t _ P A G E N O C a p t i o n > + 
+         < C u s t L e d g E n t r y F i l t e r   E l e m e n t T y p e = " C o l u m n "   E l e m e n t I d = " 1 1 7 3 5 3 2 6 6 6 "   D a t a T y p e = " T e x t "   O b s o l e t e S t a t e = " P e n d i n g " > C u s t L e d g E n t r y F i l t e r < / C u s t L e d g E n t r y F i l t e r > + 
+         < C u s t _ _ L e d g e r _ E n t r y _ _ C u s t o m e r _ N o _ _ C a p t i o n   E l e m e n t T y p e = " C o l u m n "   E l e m e n t I d = " 1 2 2 3 8 5 6 2 7 8 "   D a t a T y p e = " S t r i n g "   O b s o l e t e S t a t e = " P e n d i n g " > C u s t _ _ L e d g e r _ E n t r y _ _ C u s t o m e r _ N o _ _ C a p t i o n < / C u s t _ _ L e d g e r _ E n t r y _ _ C u s t o m e r _ N o _ _ C a p t i o n > + 
+         < C u s t _ _ L e d g e r _ E n t r y _ _ D o c u m e n t _ N o _ _ C a p t i o n   E l e m e n t T y p e = " C o l u m n "   E l e m e n t I d = " 4 8 8 8 0 6 5 1 7 "   D a t a T y p e = " S t r i n g "   O b s o l e t e S t a t e = " P e n d i n g " > C u s t _ _ L e d g e r _ E n t r y _ _ D o c u m e n t _ N o _ _ C a p t i o n < / C u s t _ _ L e d g e r _ E n t r y _ _ D o c u m e n t _ N o _ _ C a p t i o n > + 
+         < C u s t _ _ L e d g e r _ E n t r y _ _ P o s t i n g _ D a t e _ C a p t i o n   E l e m e n t T y p e = " C o l u m n "   E l e m e n t I d = " 2 0 7 9 4 3 8 7 1 2 "   D a t a T y p e = " L a b e l "   O b s o l e t e S t a t e = " P e n d i n g " > C u s t _ _ L e d g e r _ E n t r y _ _ P o s t i n g _ D a t e _ C a p t i o n < / C u s t _ _ L e d g e r _ E n t r y _ _ P o s t i n g _ D a t e _ C a p t i o n > + 
+         < C u s t _ _ L e d g e r _ E n t r y _ _ P r o f i t _ _ L C Y _ _ C a p t i o n   E l e m e n t T y p e = " C o l u m n "   E l e m e n t I d = " 1 9 9 4 3 8 8 4 7 6 "   D a t a T y p e = " S t r i n g "   O b s o l e t e S t a t e = " P e n d i n g " > C u s t _ _ L e d g e r _ E n t r y _ _ P r o f i t _ _ L C Y _ _ C a p t i o n < / C u s t _ _ L e d g e r _ E n t r y _ _ P r o f i t _ _ L C Y _ _ C a p t i o n > + 
+         < C u s t _ _ L e d g e r _ E n t r y _ _ S a l e s _ _ L C Y _ _ C a p t i o n   E l e m e n t T y p e = " C o l u m n "   E l e m e n t I d = " 1 0 5 6 9 2 6 5 4 6 "   D a t a T y p e = " S t r i n g "   O b s o l e t e S t a t e = " P e n d i n g " > C u s t _ _ L e d g e r _ E n t r y _ _ S a l e s _ _ L C Y _ _ C a p t i o n < / C u s t _ _ L e d g e r _ E n t r y _ _ S a l e s _ _ L C Y _ _ C a p t i o n >   
          < C u s t _ _ L e d g e r _ E n t r y _ _ T A B L E C A P T I O N _ _ _ _ _ _ _ _ _ _ C u s t L e d g E n t r y F i l t e r   E l e m e n t T y p e = " C o l u m n "   E l e m e n t I d = " 7 1 0 6 3 3 9 1 7 "   D a t a T y p e = " T e x t " > C u s t _ _ L e d g e r _ E n t r y _ _ T A B L E C A P T I O N _ _ _ _ _ _ _ _ _ _ C u s t L e d g E n t r y F i l t e r < / C u s t _ _ L e d g e r _ E n t r y _ _ T A B L E C A P T I O N _ _ _ _ _ _ _ _ _ _ C u s t L e d g E n t r y F i l t e r >   
-         < C u s t L e d g E n t r y F i l t e r   E l e m e n t T y p e = " C o l u m n "   E l e m e n t I d = " 1 1 7 3 5 3 2 6 6 6 "   D a t a T y p e = " T e x t " > C u s t L e d g E n t r y F i l t e r < / C u s t L e d g E n t r y F i l t e r > - 
-         < P a g e G r o u p N o   E l e m e n t T y p e = " C o l u m n "   E l e m e n t I d = " 6 4 9 1 8 0 1 4 4 "   D a t a T y p e = " I n t e g e r " > P a g e G r o u p N o < / P a g e G r o u p N o > - 
-         < P r o f i t C o m m i s s i o n A m t   E l e m e n t T y p e = " C o l u m n "   E l e m e n t I d = " 4 1 6 2 2 4 2 0 6 "   D a t a T y p e = " D e c i m a l " > P r o f i t C o m m i s s i o n A m t < / P r o f i t C o m m i s s i o n A m t > - 
-         < P r o f i t C o m m i s s i o n A m t _ C o n t r o l 3 3 C a p t i o n   E l e m e n t T y p e = " C o l u m n "   E l e m e n t I d = " 4 6 5 8 1 2 5 3 6 "   D a t a T y p e = " T e x t C o n s t " > P r o f i t C o m m i s s i o n A m t _ C o n t r o l 3 3 C a p t i o n < / P r o f i t C o m m i s s i o n A m t _ C o n t r o l 3 3 C a p t i o n > - 
-         < S a l e s C o m m i s s i o n A m t   E l e m e n t T y p e = " C o l u m n "   E l e m e n t I d = " 1 6 5 6 6 7 5 0 1 6 "   D a t a T y p e = " D e c i m a l " > S a l e s C o m m i s s i o n A m t < / S a l e s C o m m i s s i o n A m t > - 
-         < S a l e s C o m m i s s i o n A m t _ C o n t r o l 3 2 C a p t i o n   E l e m e n t T y p e = " C o l u m n "   E l e m e n t I d = " 1 2 7 2 6 4 2 0 6 5 "   D a t a T y p e = " T e x t C o n s t " > S a l e s C o m m i s s i o n A m t _ C o n t r o l 3 2 C a p t i o n < / S a l e s C o m m i s s i o n A m t _ C o n t r o l 3 2 C a p t i o n > - 
-         < S a l e s p e r s o n _ _ _ C o m m i s s i o n C a p t i o n   E l e m e n t T y p e = " C o l u m n "   E l e m e n t I d = " 1 7 6 9 4 7 1 9 4 8 "   D a t a T y p e = " T e x t C o n s t " > S a l e s p e r s o n _ _ _ C o m m i s s i o n C a p t i o n < / S a l e s p e r s o n _ _ _ C o m m i s s i o n C a p t i o n > +         < C u s t _ _ L e d g e r _ E n t r y _ _ _ P r o f i t _ _ L C Y _ _   E l e m e n t T y p e = " C o l u m n "   E l e m e n t I d = " 1 6 1 5 1 3 7 4 4 3 "   D a t a T y p e = " D e c i m a l "   O b s o l e t e S t a t e = " P e n d i n g " > C u s t _ _ L e d g e r _ E n t r y _ _ _ P r o f i t _ _ L C Y _ _ < / C u s t _ _ L e d g e r _ E n t r y _ _ _ P r o f i t _ _ L C Y _ _ > + 
+         < C u s t _ _ L e d g e r _ E n t r y _ _ _ S a l e s _ _ L C Y _ _   E l e m e n t T y p e = " C o l u m n "   E l e m e n t I d = " 3 4 8 7 9 4 9 4 9 "   D a t a T y p e = " D e c i m a l "   O b s o l e t e S t a t e = " P e n d i n g " > C u s t _ _ L e d g e r _ E n t r y _ _ _ S a l e s _ _ L C Y _ _ < / C u s t _ _ L e d g e r _ E n t r y _ _ _ S a l e s _ _ L C Y _ _ > + 
+         < P a g e G r o u p N o   E l e m e n t T y p e = " C o l u m n "   E l e m e n t I d = " 6 4 9 1 8 0 1 4 4 "   D a t a T y p e = " I n t e g e r "   O b s o l e t e S t a t e = " P e n d i n g " > P a g e G r o u p N o < / P a g e G r o u p N o > + 
+         < P r o f i t C o m m i s s i o n A m t   E l e m e n t T y p e = " C o l u m n "   E l e m e n t I d = " 4 1 6 2 2 4 2 0 6 "   D a t a T y p e = " D e c i m a l "   O b s o l e t e S t a t e = " P e n d i n g " > P r o f i t C o m m i s s i o n A m t < / P r o f i t C o m m i s s i o n A m t > + 
+         < P r o f i t C o m m i s s i o n A m t _ C o n t r o l 3 3 C a p t i o n   E l e m e n t T y p e = " C o l u m n "   E l e m e n t I d = " 4 6 5 8 1 2 5 3 6 "   D a t a T y p e = " L a b e l "   O b s o l e t e S t a t e = " P e n d i n g " > P r o f i t C o m m i s s i o n A m t _ C o n t r o l 3 3 C a p t i o n < / P r o f i t C o m m i s s i o n A m t _ C o n t r o l 3 3 C a p t i o n > + 
+         < S a l e s C o m m i s s i o n A m t   E l e m e n t T y p e = " C o l u m n "   E l e m e n t I d = " 1 6 5 6 6 7 5 0 1 6 "   D a t a T y p e = " D e c i m a l "   O b s o l e t e S t a t e = " P e n d i n g " > S a l e s C o m m i s s i o n A m t < / S a l e s C o m m i s s i o n A m t > + 
+         < S a l e s C o m m i s s i o n A m t _ C o n t r o l 3 2 C a p t i o n   E l e m e n t T y p e = " C o l u m n "   E l e m e n t I d = " 1 2 7 2 6 4 2 0 6 5 "   D a t a T y p e = " L a b e l "   O b s o l e t e S t a t e = " P e n d i n g " > S a l e s C o m m i s s i o n A m t _ C o n t r o l 3 2 C a p t i o n < / S a l e s C o m m i s s i o n A m t _ C o n t r o l 3 2 C a p t i o n > + 
+         < S a l e s p e r s o n F i l t e r   E l e m e n t T y p e = " C o l u m n "   E l e m e n t I d = " 1 2 4 2 2 8 3 2 5 6 "   D a t a T y p e = " T e x t "   O b s o l e t e S t a t e = " P e n d i n g " > S a l e s p e r s o n F i l t e r < / S a l e s p e r s o n F i l t e r > + 
+         < S a l e s p e r s o n _ P u r c h a s e r _ C o d e   E l e m e n t T y p e = " C o l u m n "   E l e m e n t I d = " 1 3 8 8 0 3 1 6 5 2 "   D a t a T y p e = " C o d e " > S a l e s p e r s o n _ P u r c h a s e r _ C o d e < / S a l e s p e r s o n _ P u r c h a s e r _ C o d e > + 
+         < S a l e s p e r s o n _ P u r c h a s e r _ N a m e   E l e m e n t T y p e = " C o l u m n "   E l e m e n t I d = " 1 3 4 8 2 2 8 4 6 2 "   D a t a T y p e = " T e x t " > S a l e s p e r s o n _ P u r c h a s e r _ N a m e < / S a l e s p e r s o n _ P u r c h a s e r _ N a m e >   
          < S a l e s p e r s o n _ P u r c h a s e r _ _ C o m m i s s i o n _ _ _   E l e m e n t T y p e = " C o l u m n "   E l e m e n t I d = " 1 5 9 0 6 8 9 0 0 4 "   D a t a T y p e = " D e c i m a l " > S a l e s p e r s o n _ P u r c h a s e r _ _ C o m m i s s i o n _ _ _ < / S a l e s p e r s o n _ P u r c h a s e r _ _ C o m m i s s i o n _ _ _ >   
-         < S a l e s p e r s o n _ P u r c h a s e r _ _ C o m m i s s i o n _ _ _ C a p t i o n   E l e m e n t T y p e = " C o l u m n "   E l e m e n t I d = " 4 9 9 4 6 3 1 7 0 "   D a t a T y p e = " S t r i n g " > S a l e s p e r s o n _ P u r c h a s e r _ _ C o m m i s s i o n _ _ _ C a p t i o n < / S a l e s p e r s o n _ P u r c h a s e r _ _ C o m m i s s i o n _ _ _ C a p t i o n > +         < S a l e s p e r s o n _ P u r c h a s e r _ _ C o m m i s s i o n _ _ _ C a p t i o n   E l e m e n t T y p e = " C o l u m n "   E l e m e n t I d = " 4 9 9 4 6 3 1 7 0 "   D a t a T y p e = " S t r i n g "   O b s o l e t e S t a t e = " P e n d i n g " > S a l e s p e r s o n _ P u r c h a s e r _ _ C o m m i s s i o n _ _ _ C a p t i o n < / S a l e s p e r s o n _ P u r c h a s e r _ _ C o m m i s s i o n _ _ _ C a p t i o n >   
          < S a l e s p e r s o n _ P u r c h a s e r _ _ T A B L E C A P T I O N _ _ _ _ _ _ _ _ _ _ S a l e s p e r s o n F i l t e r   E l e m e n t T y p e = " C o l u m n "   E l e m e n t I d = " 1 0 1 6 0 4 1 6 9 9 "   D a t a T y p e = " T e x t " > S a l e s p e r s o n _ P u r c h a s e r _ _ T A B L E C A P T I O N _ _ _ _ _ _ _ _ _ _ S a l e s p e r s o n F i l t e r < / S a l e s p e r s o n _ P u r c h a s e r _ _ T A B L E C A P T I O N _ _ _ _ _ _ _ _ _ _ S a l e s p e r s o n F i l t e r >   
-         < S a l e s p e r s o n _ P u r c h a s e r _ C o d e   E l e m e n t T y p e = " C o l u m n "   E l e m e n t I d = " 1 3 8 8 0 3 1 6 5 2 "   D a t a T y p e = " C o d e " > S a l e s p e r s o n _ P u r c h a s e r _ C o d e < / S a l e s p e r s o n _ P u r c h a s e r _ C o d e > - 
-         < S a l e s p e r s o n _ P u r c h a s e r _ N a m e   E l e m e n t T y p e = " C o l u m n "   E l e m e n t I d = " 1 3 4 8 2 2 8 4 6 2 "   D a t a T y p e = " T e x t " > S a l e s p e r s o n _ P u r c h a s e r _ N a m e < / S a l e s p e r s o n _ P u r c h a s e r _ N a m e > - 
-         < S a l e s p e r s o n F i l t e r   E l e m e n t T y p e = " C o l u m n "   E l e m e n t I d = " 1 2 4 2 2 8 3 2 5 6 "   D a t a T y p e = " T e x t " > S a l e s p e r s o n F i l t e r < / S a l e s p e r s o n F i l t e r > +         < S a l e s p e r s o n _ _ _ C o m m i s s i o n C a p t i o n   E l e m e n t T y p e = " C o l u m n "   E l e m e n t I d = " 1 7 6 9 4 7 1 9 4 8 "   D a t a T y p e = " L a b e l "   O b s o l e t e S t a t e = " P e n d i n g " > S a l e s p e r s o n _ _ _ C o m m i s s i o n C a p t i o n < / S a l e s p e r s o n _ _ _ C o m m i s s i o n C a p t i o n >   
          < S T R S U B S T N O _ T e x t 0 0 0 _ P e r i o d T e x t _   E l e m e n t T y p e = " C o l u m n "   E l e m e n t I d = " 7 2 2 9 9 1 7 0 4 "   D a t a T y p e = " S t r i n g " > S T R S U B S T N O _ T e x t 0 0 0 _ P e r i o d T e x t _ < / S T R S U B S T N O _ T e x t 0 0 0 _ P e r i o d T e x t _ >   
-         < T o t a l C a p t i o n   E l e m e n t T y p e = " C o l u m n "   E l e m e n t I d = " 7 0 7 1 0 2 6 9 5 "   D a t a T y p e = " T e x t C o n s t " > T o t a l C a p t i o n < / T o t a l C a p t i o n > - 
-         < C u s t _ L e d g e r _ E n t r y   E l e m e n t T y p e = " D a t a I t e m "   E l e m e n t I d = " 5 8 6 4 3 3 8 0 3 " > +         < T o t a l C a p t i o n   E l e m e n t T y p e = " C o l u m n "   E l e m e n t I d = " 7 0 7 1 0 2 6 9 5 "   D a t a T y p e = " L a b e l "   O b s o l e t e S t a t e = " P e n d i n g " > T o t a l C a p t i o n < / T o t a l C a p t i o n > + 
+         < C u s t _ L e d g e r _ E n t r y   E l e m e n t T y p e = " D a t a I t e m "   E l e m e n t I d = " 1 6 3 9 1 4 6 4 4 5 " > + 
+             < A d j P r o f i t C o m m i s s i o n A m t _ C o n t r o l 4 5   E l e m e n t T y p e = " C o l u m n "   E l e m e n t I d = " 8 0 5 8 9 6 4 0 0 "   D a t a T y p e = " D e c i m a l " > A d j P r o f i t C o m m i s s i o n A m t _ C o n t r o l 4 5 < / A d j P r o f i t C o m m i s s i o n A m t _ C o n t r o l 4 5 >   
              < A d j P r o f i t _ C o n t r o l 3 9   E l e m e n t T y p e = " C o l u m n "   E l e m e n t I d = " 2 0 2 4 1 9 6 5 4 2 "   D a t a T y p e = " D e c i m a l " > A d j P r o f i t _ C o n t r o l 3 9 < / A d j P r o f i t _ C o n t r o l 3 9 >   
-             < A d j P r o f i t C o m m i s s i o n A m t _ C o n t r o l 4 5   E l e m e n t T y p e = " C o l u m n "   E l e m e n t I d = " 8 0 5 8 9 6 4 0 0 "   D a t a T y p e = " D e c i m a l " > A d j P r o f i t C o m m i s s i o n A m t _ C o n t r o l 4 5 < / A d j P r o f i t C o m m i s s i o n A m t _ C o n t r o l 4 5 > +             < C u s t L e d g e r E n t r y _ C u s t o m e r N a m e   E l e m e n t T y p e = " C o l u m n "   E l e m e n t I d = " 2 0 9 1 8 9 3 2 7 9 "   D a t a T y p e = " T e x t " > C u s t L e d g e r E n t r y _ C u s t o m e r N a m e < / C u s t L e d g e r E n t r y _ C u s t o m e r N a m e >   
              < C u s t _ _ L e d g e r _ E n t r y _ _ C u s t o m e r _ N o _ _   E l e m e n t T y p e = " C o l u m n "   E l e m e n t I d = " 1 0 0 9 0 1 6 8 0 8 "   D a t a T y p e = " C o d e " > C u s t _ _ L e d g e r _ E n t r y _ _ C u s t o m e r _ N o _ _ < / C u s t _ _ L e d g e r _ E n t r y _ _ C u s t o m e r _ N o _ _ >   
@@ -3989,15 +4139,13 @@
  
              < C u s t _ _ L e d g e r _ E n t r y _ _ S a l e s _ _ L C Y _ _   E l e m e n t T y p e = " C o l u m n "   E l e m e n t I d = " 8 1 9 5 1 7 4 8 "   D a t a T y p e = " D e c i m a l " > C u s t _ _ L e d g e r _ E n t r y _ _ S a l e s _ _ L C Y _ _ < / C u s t _ _ L e d g e r _ E n t r y _ _ S a l e s _ _ L C Y _ _ >   
-             < C u s t L e d g e r E n t r y _ C u s t o m e r N a m e   E l e m e n t T y p e = " C o l u m n "   E l e m e n t I d = " 2 0 9 1 8 9 3 2 7 9 "   D a t a T y p e = " T e x t " > C u s t L e d g e r E n t r y _ C u s t o m e r N a m e < / C u s t L e d g e r E n t r y _ C u s t o m e r N a m e > - 
              < P r o f i t C o m m i s s i o n A m t _ C o n t r o l 3 3   E l e m e n t T y p e = " C o l u m n "   E l e m e n t I d = " 3 1 2 1 8 6 8 2 6 "   D a t a T y p e = " D e c i m a l " > P r o f i t C o m m i s s i o n A m t _ C o n t r o l 3 3 < / P r o f i t C o m m i s s i o n A m t _ C o n t r o l 3 3 >   
              < S a l e s C o m m i s s i o n A m t _ C o n t r o l 3 2   E l e m e n t T y p e = " C o l u m n "   E l e m e n t I d = " 1 4 6 2 3 9 0 1 5 3 "   D a t a T y p e = " D e c i m a l " > S a l e s C o m m i s s i o n A m t _ C o n t r o l 3 2 < / S a l e s C o m m i s s i o n A m t _ C o n t r o l 3 2 >   
+             < S a l e s p e r s o n P u r c h a s e r _ C o d e   E l e m e n t T y p e = " C o l u m n "   E l e m e n t I d = " 1 2 2 1 2 1 9 2 4 5 "   D a t a T y p e = " C o d e " > S a l e s p e r s o n P u r c h a s e r _ C o d e < / S a l e s p e r s o n P u r c h a s e r _ C o d e > + 
              < S a l e s p e r s o n _ P u r c h a s e r _ _ N a m e   E l e m e n t T y p e = " C o l u m n "   E l e m e n t I d = " 1 1 9 5 8 7 9 8 7 3 "   D a t a T y p e = " T e x t " > S a l e s p e r s o n _ P u r c h a s e r _ _ N a m e < / S a l e s p e r s o n _ P u r c h a s e r _ _ N a m e > - 
-             < S a l e s p e r s o n P u r c h a s e r _ C o d e   E l e m e n t T y p e = " C o l u m n "   E l e m e n t I d = " 1 2 2 1 2 1 9 2 4 5 "   D a t a T y p e = " C o d e " > S a l e s p e r s o n P u r c h a s e r _ C o d e < / S a l e s p e r s o n P u r c h a s e r _ C o d e >   
          < / C u s t _ L e d g e r _ E n t r y >   
@@ -4040,7 +4188,9 @@
  < / N a v W o r d R e p o r t X m l P a r t > 
 </file>
 
-<file path=customXml/item2.xml>��< ? x m l   v e r s i o n = " 1 . 0 "   e n c o d i n g = " u t f - 1 6 " ? > < N a v W o r d R e p o r t X m l P a r t   x m l n s = " u r n : m i c r o s o f t - d y n a m i c s - n a v / r e p o r t s / S a l e s p e r s o n _ C o m m i s s i o n / 1 1 5 / " > +<file path=customXml/item2.xml>��< ? x m l   v e r s i o n = " 1 . 0 "   e n c o d i n g = " u t f - 1 6 " ? > + 
+ < N a v W o r d R e p o r t X m l P a r t   x m l n s = " u r n : m i c r o s o f t - d y n a m i c s - n a v / r e p o r t s / S a l e s p e r s o n _ C o m m i s s i o n / 1 1 5 / " >   
      < B C R e p o r t I n f o r m a t i o n >   
@@ -4104,6 +4254,84 @@
  
          < / R e p o r t R e q u e s t >   
+         < C o m p a n y M e t a d a t a > + 
+             < C o m p a n y N a m e > C o m p a n y   N a m e < / C o m p a n y N a m e > + 
+             < C o m p a n y D i s p l a y N a m e > C o m p a n y   D i s p l a y   N a m e < / C o m p a n y D i s p l a y N a m e > + 
+             < C o m p a n y A d d r e s s L i n e s > + 
+                 < C o m p a n y A d d r e s s L i n e > C o m p a n y   A d d r e s s   L i n e   1 < / C o m p a n y A d d r e s s L i n e > + 
+                 < C o m p a n y A d d r e s s L i n e > C o m p a n y   A d d r e s s   L i n e   2 < / C o m p a n y A d d r e s s L i n e > + 
+                 < C o m p a n y A d d r e s s L i n e > C o m p a n y   A d d r e s s   L i n e   3 < / C o m p a n y A d d r e s s L i n e > + 
+                 < C o m p a n y A d d r e s s L i n e > C o m p a n y   A d d r e s s   L i n e   4 < / C o m p a n y A d d r e s s L i n e > + 
+                 < C o m p a n y A d d r e s s L i n e > C o m p a n y   A d d r e s s   L i n e   5 < / C o m p a n y A d d r e s s L i n e > + 
+                 < C o m p a n y A d d r e s s L i n e > C o m p a n y   A d d r e s s   L i n e   6 < / C o m p a n y A d d r e s s L i n e > + 
+                 < C o m p a n y A d d r e s s L i n e > C o m p a n y   A d d r e s s   L i n e   7 < / C o m p a n y A d d r e s s L i n e > + 
+                 < C o m p a n y A d d r e s s L i n e > C o m p a n y   A d d r e s s   L i n e   8 < / C o m p a n y A d d r e s s L i n e > + 
+             < / C o m p a n y A d d r e s s L i n e s > + 
+             < C o m p a n y P h o n e > C o m p a n y   P h o n e < / C o m p a n y P h o n e > + 
+             < C o m p a n y P h o n e C a p t i o n > C o m p a n y   P h o n e   C a p t i o n < / C o m p a n y P h o n e C a p t i o n > + 
+             < C o m p a n y F a x N o > C o m p a n y   F a x   N o . < / C o m p a n y F a x N o > + 
+             < C o m p a n y F a x N o C a p t i o n > C o m p a n y   F a x   N o .   C a p t i o n < / C o m p a n y F a x N o C a p t i o n > + 
+             < C o m p a n y E m a i l > C o m p a n y   E m a i l < / C o m p a n y E m a i l > + 
+             < C o m p a n y E m a i l C a p t i o n > C o m p a n y   E m a i l   C a p t i o n < / C o m p a n y E m a i l C a p t i o n > + 
+             < C o m p a n y H o m e P a g e > C o m p a n y   H o m e   P a g e < / C o m p a n y H o m e P a g e > + 
+             < C o m p a n y H o m e P a g e C a p t i o n > C o m p a n y   H o m e   P a g e   C a p t i o n < / C o m p a n y H o m e P a g e C a p t i o n > + 
+             < C o m p a n y L o g o > C o m p a n y   L o g o < / C o m p a n y L o g o > + 
+             < C o m p a n y V A T R e g i s t r a t i o n N o > C o m p a n y   V A T   R e g i s t r a t i o n   N o . < / C o m p a n y V A T R e g i s t r a t i o n N o > + 
+             < C o m p a n y V A T R e g i s t r a t i o n N o C a p t i o n > C o m p a n y   V A T   R e g i s t r a t i o n   N o .   C a p t i o n < / C o m p a n y V A T R e g i s t r a t i o n N o C a p t i o n > + 
+             < C o m p a n y R e g i s t r a t i o n N o > C o m p a n y   R e g i s t r a t i o n   N o . < / C o m p a n y R e g i s t r a t i o n N o > + 
+             < C o m p a n y R e g i s t r a t i o n N o C a p t i o n > C o m p a n y   R e g i s t r a t i o n   N o .   C a p t i o n < / C o m p a n y R e g i s t r a t i o n N o C a p t i o n > + 
+             < C o m p a n y B a n k N a m e > C o m p a n y   B a n k   N a m e < / C o m p a n y B a n k N a m e > + 
+             < C o m p a n y B a n k N a m e C a p t i o n > C o m p a n y   B a n k   N a m e   C a p t i o n < / C o m p a n y B a n k N a m e C a p t i o n > + 
+             < C o m p a n y B a n k A c c o u n t N o > C o m p a n y   B a n k   A c c o u n t   N o . < / C o m p a n y B a n k A c c o u n t N o > + 
+             < C o m p a n y B a n k A c c o u n t N o C a p t i o n > C o m p a n y   B a n k   A c c o u n t   N o .   C a p t i o n < / C o m p a n y B a n k A c c o u n t N o C a p t i o n > + 
+             < C o m p a n y B a n k B r a n c h N o > C o m p a n y   B a n k   B r a n c h   N o . < / C o m p a n y B a n k B r a n c h N o > + 
+             < C o m p a n y B a n k B r a n c h N o C a p t i o n > C o m p a n y   B a n k   B r a n c h   N o .   C a p t i o n < / C o m p a n y B a n k B r a n c h N o C a p t i o n > + 
+             < C o m p a n y I B A N > C o m p a n y   I B A N < / C o m p a n y I B A N > + 
+             < C o m p a n y I B A N C a p t i o n > C o m p a n y   I B A N   C a p t i o n < / C o m p a n y I B A N C a p t i o n > + 
+             < C o m p a n y B a n k S W I F T > C o m p a n y   B a n k   S W I F T < / C o m p a n y B a n k S W I F T > + 
+             < C o m p a n y B a n k S W I F T C a p t i o n > C o m p a n y   B a n k   S W I F T   C a p t i o n < / C o m p a n y B a n k S W I F T C a p t i o n > + 
+             < C o m p a n y G i r o N o > C o m p a n y   G i r o   N o . < / C o m p a n y G i r o N o > + 
+             < C o m p a n y G i r o N o C a p t i o n > C o m p a n y   G i r o   N o .   C a p t i o n < / C o m p a n y G i r o N o C a p t i o n > + 
+         < / C o m p a n y M e t a d a t a > + 
      < / B C R e p o r t I n f o r m a t i o n >   
      < L a b e l s > @@ -4168,36 +4396,36 @@
  
          < A d j P r o f i t > A d j P r o f i t < / A d j P r o f i t >   
+         < A d j P r o f i t C o m m i s s i o n A m t > A d j P r o f i t C o m m i s s i o n A m t < / A d j P r o f i t C o m m i s s i o n A m t > + 
+         < A d j P r o f i t C o m m i s s i o n A m t _ C o n t r o l 4 5 C a p t i o n > A d j P r o f i t C o m m i s s i o n A m t _ C o n t r o l 4 5 C a p t i o n < / A d j P r o f i t C o m m i s s i o n A m t _ C o n t r o l 4 5 C a p t i o n > + 
          < A d j P r o f i t _ C o n t r o l 3 9 C a p t i o n > A d j P r o f i t _ C o n t r o l 3 9 C a p t i o n < / A d j P r o f i t _ C o n t r o l 3 9 C a p t i o n >   
-         < A d j P r o f i t C o m m i s s i o n A m t > A d j P r o f i t C o m m i s s i o n A m t < / A d j P r o f i t C o m m i s s i o n A m t > - 
-         < A d j P r o f i t C o m m i s s i o n A m t _ C o n t r o l 4 5 C a p t i o n > A d j P r o f i t C o m m i s s i o n A m t _ C o n t r o l 4 5 C a p t i o n < / A d j P r o f i t C o m m i s s i o n A m t _ C o n t r o l 4 5 C a p t i o n > - 
          < A l l _ a m o u n t s _ a r e _ i n _ L C Y C a p t i o n > A l l _ a m o u n t s _ a r e _ i n _ L C Y C a p t i o n < / A l l _ a m o u n t s _ a r e _ i n _ L C Y C a p t i o n >   
          < C O M P A N Y N A M E > C O M P A N Y N A M E < / C O M P A N Y N A M E >   
          < C u r r R e p o r t _ P A G E N O C a p t i o n > C u r r R e p o r t _ P A G E N O C a p t i o n < / C u r r R e p o r t _ P A G E N O C a p t i o n >   
+         < C u s t L e d g E n t r y F i l t e r > C u s t L e d g E n t r y F i l t e r < / C u s t L e d g E n t r y F i l t e r > + 
+         < C u s t _ _ L e d g e r _ E n t r y _ _ C u s t o m e r _ N o _ _ C a p t i o n > C u s t _ _ L e d g e r _ E n t r y _ _ C u s t o m e r _ N o _ _ C a p t i o n < / C u s t _ _ L e d g e r _ E n t r y _ _ C u s t o m e r _ N o _ _ C a p t i o n > + 
+         < C u s t _ _ L e d g e r _ E n t r y _ _ D o c u m e n t _ N o _ _ C a p t i o n > C u s t _ _ L e d g e r _ E n t r y _ _ D o c u m e n t _ N o _ _ C a p t i o n < / C u s t _ _ L e d g e r _ E n t r y _ _ D o c u m e n t _ N o _ _ C a p t i o n > + 
+         < C u s t _ _ L e d g e r _ E n t r y _ _ P o s t i n g _ D a t e _ C a p t i o n > C u s t _ _ L e d g e r _ E n t r y _ _ P o s t i n g _ D a t e _ C a p t i o n < / C u s t _ _ L e d g e r _ E n t r y _ _ P o s t i n g _ D a t e _ C a p t i o n > + 
+         < C u s t _ _ L e d g e r _ E n t r y _ _ P r o f i t _ _ L C Y _ _ C a p t i o n > C u s t _ _ L e d g e r _ E n t r y _ _ P r o f i t _ _ L C Y _ _ C a p t i o n < / C u s t _ _ L e d g e r _ E n t r y _ _ P r o f i t _ _ L C Y _ _ C a p t i o n > + 
+         < C u s t _ _ L e d g e r _ E n t r y _ _ S a l e s _ _ L C Y _ _ C a p t i o n > C u s t _ _ L e d g e r _ E n t r y _ _ S a l e s _ _ L C Y _ _ C a p t i o n < / C u s t _ _ L e d g e r _ E n t r y _ _ S a l e s _ _ L C Y _ _ C a p t i o n > + 
+         < C u s t _ _ L e d g e r _ E n t r y _ _ T A B L E C A P T I O N _ _ _ _ _ _ _ _ _ _ C u s t L e d g E n t r y F i l t e r > C u s t _ _ L e d g e r _ E n t r y _ _ T A B L E C A P T I O N _ _ _ _ _ _ _ _ _ _ C u s t L e d g E n t r y F i l t e r < / C u s t _ _ L e d g e r _ E n t r y _ _ T A B L E C A P T I O N _ _ _ _ _ _ _ _ _ _ C u s t L e d g E n t r y F i l t e r > + 
          < C u s t _ _ L e d g e r _ E n t r y _ _ _ P r o f i t _ _ L C Y _ _ > C u s t _ _ L e d g e r _ E n t r y _ _ _ P r o f i t _ _ L C Y _ _ < / C u s t _ _ L e d g e r _ E n t r y _ _ _ P r o f i t _ _ L C Y _ _ >   
          < C u s t _ _ L e d g e r _ E n t r y _ _ _ S a l e s _ _ L C Y _ _ > C u s t _ _ L e d g e r _ E n t r y _ _ _ S a l e s _ _ L C Y _ _ < / C u s t _ _ L e d g e r _ E n t r y _ _ _ S a l e s _ _ L C Y _ _ >   
-         < C u s t _ _ L e d g e r _ E n t r y _ _ C u s t o m e r _ N o _ _ C a p t i o n > C u s t _ _ L e d g e r _ E n t r y _ _ C u s t o m e r _ N o _ _ C a p t i o n < / C u s t _ _ L e d g e r _ E n t r y _ _ C u s t o m e r _ N o _ _ C a p t i o n > - 
-         < C u s t _ _ L e d g e r _ E n t r y _ _ D o c u m e n t _ N o _ _ C a p t i o n > C u s t _ _ L e d g e r _ E n t r y _ _ D o c u m e n t _ N o _ _ C a p t i o n < / C u s t _ _ L e d g e r _ E n t r y _ _ D o c u m e n t _ N o _ _ C a p t i o n > - 
-         < C u s t _ _ L e d g e r _ E n t r y _ _ P o s t i n g _ D a t e _ C a p t i o n > C u s t _ _ L e d g e r _ E n t r y _ _ P o s t i n g _ D a t e _ C a p t i o n < / C u s t _ _ L e d g e r _ E n t r y _ _ P o s t i n g _ D a t e _ C a p t i o n > - 
-         < C u s t _ _ L e d g e r _ E n t r y _ _ P r o f i t _ _ L C Y _ _ C a p t i o n > C u s t _ _ L e d g e r _ E n t r y _ _ P r o f i t _ _ L C Y _ _ C a p t i o n < / C u s t _ _ L e d g e r _ E n t r y _ _ P r o f i t _ _ L C Y _ _ C a p t i o n > - 
-         < C u s t _ _ L e d g e r _ E n t r y _ _ S a l e s _ _ L C Y _ _ C a p t i o n > C u s t _ _ L e d g e r _ E n t r y _ _ S a l e s _ _ L C Y _ _ C a p t i o n < / C u s t _ _ L e d g e r _ E n t r y _ _ S a l e s _ _ L C Y _ _ C a p t i o n > - 
-         < C u s t _ _ L e d g e r _ E n t r y _ _ T A B L E C A P T I O N _ _ _ _ _ _ _ _ _ _ C u s t L e d g E n t r y F i l t e r > C u s t _ _ L e d g e r _ E n t r y _ _ T A B L E C A P T I O N _ _ _ _ _ _ _ _ _ _ C u s t L e d g E n t r y F i l t e r < / C u s t _ _ L e d g e r _ E n t r y _ _ T A B L E C A P T I O N _ _ _ _ _ _ _ _ _ _ C u s t L e d g E n t r y F i l t e r > - 
-         < C u s t L e d g E n t r y F i l t e r > C u s t L e d g E n t r y F i l t e r < / C u s t L e d g E n t r y F i l t e r > - 
          < P a g e G r o u p N o > P a g e G r o u p N o < / P a g e G r o u p N o >   
          < P r o f i t C o m m i s s i o n A m t > P r o f i t C o m m i s s i o n A m t < / P r o f i t C o m m i s s i o n A m t > @@ -4208,29 +4436,31 @@
  
          < S a l e s C o m m i s s i o n A m t _ C o n t r o l 3 2 C a p t i o n > S a l e s C o m m i s s i o n A m t _ C o n t r o l 3 2 C a p t i o n < / S a l e s C o m m i s s i o n A m t _ C o n t r o l 3 2 C a p t i o n >   
+         < S a l e s p e r s o n F i l t e r > S a l e s p e r s o n F i l t e r < / S a l e s p e r s o n F i l t e r > + 
+         < S a l e s p e r s o n _ P u r c h a s e r _ C o d e > S a l e s p e r s o n _ P u r c h a s e r _ C o d e < / S a l e s p e r s o n _ P u r c h a s e r _ C o d e > + 
+         < S a l e s p e r s o n _ P u r c h a s e r _ N a m e > S a l e s p e r s o n _ P u r c h a s e r _ N a m e < / S a l e s p e r s o n _ P u r c h a s e r _ N a m e > + 
+         < S a l e s p e r s o n _ P u r c h a s e r _ _ C o m m i s s i o n _ _ _ > S a l e s p e r s o n _ P u r c h a s e r _ _ C o m m i s s i o n _ _ _ < / S a l e s p e r s o n _ P u r c h a s e r _ _ C o m m i s s i o n _ _ _ > + 
+         < S a l e s p e r s o n _ P u r c h a s e r _ _ C o m m i s s i o n _ _ _ C a p t i o n > S a l e s p e r s o n _ P u r c h a s e r _ _ C o m m i s s i o n _ _ _ C a p t i o n < / S a l e s p e r s o n _ P u r c h a s e r _ _ C o m m i s s i o n _ _ _ C a p t i o n > + 
+         < S a l e s p e r s o n _ P u r c h a s e r _ _ T A B L E C A P T I O N _ _ _ _ _ _ _ _ _ _ S a l e s p e r s o n F i l t e r > S a l e s p e r s o n _ P u r c h a s e r _ _ T A B L E C A P T I O N _ _ _ _ _ _ _ _ _ _ S a l e s p e r s o n F i l t e r < / S a l e s p e r s o n _ P u r c h a s e r _ _ T A B L E C A P T I O N _ _ _ _ _ _ _ _ _ _ S a l e s p e r s o n F i l t e r > + 
          < S a l e s p e r s o n _ _ _ C o m m i s s i o n C a p t i o n > S a l e s p e r s o n _ _ _ C o m m i s s i o n C a p t i o n < / S a l e s p e r s o n _ _ _ C o m m i s s i o n C a p t i o n >   
-         < S a l e s p e r s o n _ P u r c h a s e r _ _ C o m m i s s i o n _ _ _ > S a l e s p e r s o n _ P u r c h a s e r _ _ C o m m i s s i o n _ _ _ < / S a l e s p e r s o n _ P u r c h a s e r _ _ C o m m i s s i o n _ _ _ > - 
-         < S a l e s p e r s o n _ P u r c h a s e r _ _ C o m m i s s i o n _ _ _ C a p t i o n > S a l e s p e r s o n _ P u r c h a s e r _ _ C o m m i s s i o n _ _ _ C a p t i o n < / S a l e s p e r s o n _ P u r c h a s e r _ _ C o m m i s s i o n _ _ _ C a p t i o n > - 
-         < S a l e s p e r s o n _ P u r c h a s e r _ _ T A B L E C A P T I O N _ _ _ _ _ _ _ _ _ _ S a l e s p e r s o n F i l t e r > S a l e s p e r s o n _ P u r c h a s e r _ _ T A B L E C A P T I O N _ _ _ _ _ _ _ _ _ _ S a l e s p e r s o n F i l t e r < / S a l e s p e r s o n _ P u r c h a s e r _ _ T A B L E C A P T I O N _ _ _ _ _ _ _ _ _ _ S a l e s p e r s o n F i l t e r > - 
-         < S a l e s p e r s o n _ P u r c h a s e r _ C o d e > S a l e s p e r s o n _ P u r c h a s e r _ C o d e < / S a l e s p e r s o n _ P u r c h a s e r _ C o d e > - 
-         < S a l e s p e r s o n _ P u r c h a s e r _ N a m e > S a l e s p e r s o n _ P u r c h a s e r _ N a m e < / S a l e s p e r s o n _ P u r c h a s e r _ N a m e > - 
-         < S a l e s p e r s o n F i l t e r > S a l e s p e r s o n F i l t e r < / S a l e s p e r s o n F i l t e r > - 
          < S T R S U B S T N O _ T e x t 0 0 0 _ P e r i o d T e x t _ > S T R S U B S T N O _ T e x t 0 0 0 _ P e r i o d T e x t _ < / S T R S U B S T N O _ T e x t 0 0 0 _ P e r i o d T e x t _ >   
          < T o t a l C a p t i o n > T o t a l C a p t i o n < / T o t a l C a p t i o n >   
          < C u s t _ L e d g e r _ E n t r y >   
+             < A d j P r o f i t C o m m i s s i o n A m t _ C o n t r o l 4 5 > A d j P r o f i t C o m m i s s i o n A m t _ C o n t r o l 4 5 < / A d j P r o f i t C o m m i s s i o n A m t _ C o n t r o l 4 5 > + 
              < A d j P r o f i t _ C o n t r o l 3 9 > A d j P r o f i t _ C o n t r o l 3 9 < / A d j P r o f i t _ C o n t r o l 3 9 >   
-             < A d j P r o f i t C o m m i s s i o n A m t _ C o n t r o l 4 5 > A d j P r o f i t C o m m i s s i o n A m t _ C o n t r o l 4 5 < / A d j P r o f i t C o m m i s s i o n A m t _ C o n t r o l 4 5 > +             < C u s t L e d g e r E n t r y _ C u s t o m e r N a m e > C u s t L e d g e r E n t r y _ C u s t o m e r N a m e < / C u s t L e d g e r E n t r y _ C u s t o m e r N a m e >   
              < C u s t _ _ L e d g e r _ E n t r y _ _ C u s t o m e r _ N o _ _ > C u s t _ _ L e d g e r _ E n t r y _ _ C u s t o m e r _ N o _ _ < / C u s t _ _ L e d g e r _ E n t r y _ _ C u s t o m e r _ N o _ _ >   
@@ -4242,15 +4472,13 @@
  
              < C u s t _ _ L e d g e r _ E n t r y _ _ S a l e s _ _ L C Y _ _ > C u s t _ _ L e d g e r _ E n t r y _ _ S a l e s _ _ L C Y _ _ < / C u s t _ _ L e d g e r _ E n t r y _ _ S a l e s _ _ L C Y _ _ >   
-             < C u s t L e d g e r E n t r y _ C u s t o m e r N a m e > C u s t L e d g e r E n t r y _ C u s t o m e r N a m e < / C u s t L e d g e r E n t r y _ C u s t o m e r N a m e > - 
              < P r o f i t C o m m i s s i o n A m t _ C o n t r o l 3 3 > P r o f i t C o m m i s s i o n A m t _ C o n t r o l 3 3 < / P r o f i t C o m m i s s i o n A m t _ C o n t r o l 3 3 >   
              < S a l e s C o m m i s s i o n A m t _ C o n t r o l 3 2 > S a l e s C o m m i s s i o n A m t _ C o n t r o l 3 2 < / S a l e s C o m m i s s i o n A m t _ C o n t r o l 3 2 >   
+             < S a l e s p e r s o n P u r c h a s e r _ C o d e > S a l e s p e r s o n P u r c h a s e r _ C o d e < / S a l e s p e r s o n P u r c h a s e r _ C o d e > + 
              < S a l e s p e r s o n _ P u r c h a s e r _ _ N a m e > S a l e s p e r s o n _ P u r c h a s e r _ _ N a m e < / S a l e s p e r s o n _ P u r c h a s e r _ _ N a m e > - 
-             < S a l e s p e r s o n P u r c h a s e r _ C o d e > S a l e s p e r s o n P u r c h a s e r _ C o d e < / S a l e s p e r s o n P u r c h a s e r _ C o d e >   
          < / C u s t _ L e d g e r _ E n t r y >   

--- a/src/Layers/W1/BaseApp/Sales/Reports/SalespersonCommissionBody.docx
+++ b/src/Layers/W1/BaseApp/Sales/Reports/SalespersonCommissionBody.docx
@@ -3805,6 +3805,8 @@
  
              < R e p o r t N a m e > R e p o r t   N a m e < / R e p o r t N a m e >   
+             < R e p o r t C a p t i o n > R e p o r t   C a p t i o n < / R e p o r t C a p t i o n > + 
              < A b o u t T h i s R e p o r t T i t l e > A b o u t   T h i s   R e p o r t   T i t l e < / A b o u t T h i s R e p o r t T i t l e >   
              < A b o u t T h i s R e p o r t T e x t > A b o u t   T h i s   R e p o r t   T e x t < / A b o u t T h i s R e p o r t T e x t > @@ -3859,21 +3861,21 @@
  
              < C o m p a n y A d d r e s s L i n e s >   
-                 < C o m p a n y A d d r e s s L i n e > C o m p a n y   A d d r e s s   L i n e   1 < / C o m p a n y A d d r e s s L i n e > - 
-                 < C o m p a n y A d d r e s s L i n e > C o m p a n y   A d d r e s s   L i n e   2 < / C o m p a n y A d d r e s s L i n e > - 
-                 < C o m p a n y A d d r e s s L i n e > C o m p a n y   A d d r e s s   L i n e   3 < / C o m p a n y A d d r e s s L i n e > - 
-                 < C o m p a n y A d d r e s s L i n e > C o m p a n y   A d d r e s s   L i n e   4 < / C o m p a n y A d d r e s s L i n e > - 
-                 < C o m p a n y A d d r e s s L i n e > C o m p a n y   A d d r e s s   L i n e   5 < / C o m p a n y A d d r e s s L i n e > - 
-                 < C o m p a n y A d d r e s s L i n e > C o m p a n y   A d d r e s s   L i n e   6 < / C o m p a n y A d d r e s s L i n e > - 
-                 < C o m p a n y A d d r e s s L i n e > C o m p a n y   A d d r e s s   L i n e   7 < / C o m p a n y A d d r e s s L i n e > - 
-                 < C o m p a n y A d d r e s s L i n e > C o m p a n y   A d d r e s s   L i n e   8 < / C o m p a n y A d d r e s s L i n e > +                 < C o m p a n y A d d r e s s L i n e 1 > C o m p a n y   A d d r e s s   L i n e   1 < / C o m p a n y A d d r e s s L i n e 1 > + 
+                 < C o m p a n y A d d r e s s L i n e 2 > C o m p a n y   A d d r e s s   L i n e   2 < / C o m p a n y A d d r e s s L i n e 2 > + 
+                 < C o m p a n y A d d r e s s L i n e 3 > C o m p a n y   A d d r e s s   L i n e   3 < / C o m p a n y A d d r e s s L i n e 3 > + 
+                 < C o m p a n y A d d r e s s L i n e 4 > C o m p a n y   A d d r e s s   L i n e   4 < / C o m p a n y A d d r e s s L i n e 4 > + 
+                 < C o m p a n y A d d r e s s L i n e 5 > C o m p a n y   A d d r e s s   L i n e   5 < / C o m p a n y A d d r e s s L i n e 5 > + 
+                 < C o m p a n y A d d r e s s L i n e 6 > C o m p a n y   A d d r e s s   L i n e   6 < / C o m p a n y A d d r e s s L i n e 6 > + 
+                 < C o m p a n y A d d r e s s L i n e 7 > C o m p a n y   A d d r e s s   L i n e   7 < / C o m p a n y A d d r e s s L i n e 7 > + 
+                 < C o m p a n y A d d r e s s L i n e 8 > C o m p a n y   A d d r e s s   L i n e   8 < / C o m p a n y A d d r e s s L i n e 8 >   
              < / C o m p a n y A d d r e s s L i n e s >   
@@ -4208,6 +4210,8 @@
  
              < R e p o r t N a m e > R e p o r t   N a m e < / R e p o r t N a m e >   
+             < R e p o r t C a p t i o n > R e p o r t   C a p t i o n < / R e p o r t C a p t i o n > + 
              < A b o u t T h i s R e p o r t T i t l e > A b o u t   T h i s   R e p o r t   T i t l e < / A b o u t T h i s R e p o r t T i t l e >   
              < A b o u t T h i s R e p o r t T e x t > A b o u t   T h i s   R e p o r t   T e x t < / A b o u t T h i s R e p o r t T e x t > @@ -4262,21 +4266,21 @@
  
              < C o m p a n y A d d r e s s L i n e s >   
-                 < C o m p a n y A d d r e s s L i n e > C o m p a n y   A d d r e s s   L i n e   1 < / C o m p a n y A d d r e s s L i n e > - 
-                 < C o m p a n y A d d r e s s L i n e > C o m p a n y   A d d r e s s   L i n e   2 < / C o m p a n y A d d r e s s L i n e > - 
-                 < C o m p a n y A d d r e s s L i n e > C o m p a n y   A d d r e s s   L i n e   3 < / C o m p a n y A d d r e s s L i n e > - 
-                 < C o m p a n y A d d r e s s L i n e > C o m p a n y   A d d r e s s   L i n e   4 < / C o m p a n y A d d r e s s L i n e > - 
-                 < C o m p a n y A d d r e s s L i n e > C o m p a n y   A d d r e s s   L i n e   5 < / C o m p a n y A d d r e s s L i n e > - 
-                 < C o m p a n y A d d r e s s L i n e > C o m p a n y   A d d r e s s   L i n e   6 < / C o m p a n y A d d r e s s L i n e > - 
-                 < C o m p a n y A d d r e s s L i n e > C o m p a n y   A d d r e s s   L i n e   7 < / C o m p a n y A d d r e s s L i n e > - 
-                 < C o m p a n y A d d r e s s L i n e > C o m p a n y   A d d r e s s   L i n e   8 < / C o m p a n y A d d r e s s L i n e > +                 < C o m p a n y A d d r e s s L i n e 1 > C o m p a n y   A d d r e s s   L i n e   1 < / C o m p a n y A d d r e s s L i n e 1 > + 
+                 < C o m p a n y A d d r e s s L i n e 2 > C o m p a n y   A d d r e s s   L i n e   2 < / C o m p a n y A d d r e s s L i n e 2 > + 
+                 < C o m p a n y A d d r e s s L i n e 3 > C o m p a n y   A d d r e s s   L i n e   3 < / C o m p a n y A d d r e s s L i n e 3 > + 
+                 < C o m p a n y A d d r e s s L i n e 4 > C o m p a n y   A d d r e s s   L i n e   4 < / C o m p a n y A d d r e s s L i n e 4 > + 
+                 < C o m p a n y A d d r e s s L i n e 5 > C o m p a n y   A d d r e s s   L i n e   5 < / C o m p a n y A d d r e s s L i n e 5 > + 
+                 < C o m p a n y A d d r e s s L i n e 6 > C o m p a n y   A d d r e s s   L i n e   6 < / C o m p a n y A d d r e s s L i n e 6 > + 
+                 < C o m p a n y A d d r e s s L i n e 7 > C o m p a n y   A d d r e s s   L i n e   7 < / C o m p a n y A d d r e s s L i n e 7 > + 
+                 < C o m p a n y A d d r e s s L i n e 8 > C o m p a n y   A d d r e s s   L i n e   8 < / C o m p a n y A d d r e s s L i n e 8 >   
              < / C o m p a n y A d d r e s s L i n e s >   

--- a/src/Layers/W1/BaseApp/Sales/Reports/SalespersonCommissionBody.docx
+++ b/src/Layers/W1/BaseApp/Sales/Reports/SalespersonCommissionBody.docx
@@ -31,9 +31,10 @@
               <w:placeholder>
                 <w:docPart w:val="D4FA25303DEC43D187B714CD633DE2F0"/>
               </w:placeholder>
-              <w:dataBinding w:prefixMappings="xmlns:ns0='urn:microsoft-dynamics-nav/reports/Salesperson_Commission/115/'" w:xpath="/ns0:NavWordReportXmlPart[1]/ns0:Salesperson_Purchaser[1]/ns0:STRSUBSTNO_Text000_PeriodText_[1]" w:storeItemID="{5D4524CD-A282-4F19-BAEA-0AD6212CDB38}"/>
+              <w:dataBinding w:prefixMappings="&lt;xmlns:ns0='urn:microsoft-dynamics-nav/reports/Salesperson_Commission/115/' " w:xpath="/ns0:NavWordReportXmlPart[1]/ns0:Salesperson_Purchaser[1]/ns0:STRSUBSTNO_Text000_PeriodText_[1]" w:storeItemID="{79D6D75F-D29A-40D3-A819-B215617F17D6}"/>
               <w:text/>
             </w:sdtPr>
+            <w:sdtEndPr/>
             <w:sdtContent>
               <w:p>
                 <w:pPr>
@@ -62,7 +63,9 @@
             </w:placeholder>
             <w15:color w:val="808080"/>
             <w:text/>
+            <w:dataBinding w:prefixMappings="&lt;xmlns:ns0='urn:microsoft-dynamics-nav/reports/Salesperson_Commission/115/' " w:xpath="/ns0:NavWordReportXmlPart[1]/ns0:Salesperson_Purchaser[1]/ns0:All_amounts_are_in_LCYCaption[1]"/>
           </w:sdtPr>
+          <w:sdtEndPr/>
           <w:sdtContent>
             <w:tc>
               <w:tcPr>
@@ -72,11 +75,9 @@
                 <w:pPr>
                   <w:pStyle w:val="NoSpacing"/>
                 </w:pPr>
-                <w:proofErr w:type="spellStart"/>
                 <w:r>
                   <w:t>All_amounts_are_in_LCYCaption</w:t>
                 </w:r>
-                <w:proofErr w:type="spellEnd"/>
               </w:p>
             </w:tc>
           </w:sdtContent>
@@ -95,9 +96,10 @@
             <w:placeholder>
               <w:docPart w:val="0BEF831AB2A7410790A12753DF6D8424"/>
             </w:placeholder>
-            <w:dataBinding w:prefixMappings="xmlns:ns0='urn:microsoft-dynamics-nav/reports/Salesperson_Commission/115/'" w:xpath="/ns0:NavWordReportXmlPart[1]/ns0:Salesperson_Purchaser[1]/ns0:Salesperson_Purchaser__TABLECAPTION__________SalespersonFilter[1]" w:storeItemID="{5D4524CD-A282-4F19-BAEA-0AD6212CDB38}"/>
+            <w:dataBinding w:prefixMappings="&lt;xmlns:ns0='urn:microsoft-dynamics-nav/reports/Salesperson_Commission/115/' " w:xpath="/ns0:NavWordReportXmlPart[1]/ns0:Salesperson_Purchaser[1]/ns0:Salesperson_Purchaser__TABLECAPTION__________SalespersonFilter[1]" w:storeItemID="{79D6D75F-D29A-40D3-A819-B215617F17D6}"/>
             <w:text/>
           </w:sdtPr>
+          <w:sdtEndPr/>
           <w:sdtContent>
             <w:tc>
               <w:tcPr>
@@ -108,13 +110,8 @@
                   <w:pStyle w:val="NoSpacing"/>
                 </w:pPr>
                 <w:r>
-                  <w:t>Salesperson_Purchaser__TABLECAPTION__________</w:t>
+                  <w:t>Salesperson_Purchaser__TABLECAPTION__________SalespersonFilter</w:t>
                 </w:r>
-                <w:proofErr w:type="spellStart"/>
-                <w:r>
-                  <w:t>SalespersonFilter</w:t>
-                </w:r>
-                <w:proofErr w:type="spellEnd"/>
               </w:p>
             </w:tc>
           </w:sdtContent>
@@ -133,9 +130,10 @@
             <w:placeholder>
               <w:docPart w:val="793DD4F9E4A244F6BC2FBD746EB895A8"/>
             </w:placeholder>
-            <w:dataBinding w:prefixMappings="xmlns:ns0='urn:microsoft-dynamics-nav/reports/Salesperson_Commission/115/'" w:xpath="/ns0:NavWordReportXmlPart[1]/ns0:Salesperson_Purchaser[1]/ns0:Cust__Ledger_Entry__TABLECAPTION__________CustLedgEntryFilter[1]" w:storeItemID="{5D4524CD-A282-4F19-BAEA-0AD6212CDB38}"/>
+            <w:dataBinding w:prefixMappings="&lt;xmlns:ns0='urn:microsoft-dynamics-nav/reports/Salesperson_Commission/115/' " w:xpath="/ns0:NavWordReportXmlPart[1]/ns0:Salesperson_Purchaser[1]/ns0:Cust__Ledger_Entry__TABLECAPTION__________CustLedgEntryFilter[1]" w:storeItemID="{79D6D75F-D29A-40D3-A819-B215617F17D6}"/>
             <w:text/>
           </w:sdtPr>
+          <w:sdtEndPr/>
           <w:sdtContent>
             <w:tc>
               <w:tcPr>
@@ -146,13 +144,8 @@
                   <w:pStyle w:val="NoSpacing"/>
                 </w:pPr>
                 <w:r>
-                  <w:t>Cust__Ledger_Entry__TABLECAPTION__________</w:t>
+                  <w:t>Cust__Ledger_Entry__TABLECAPTION__________CustLedgEntryFilter</w:t>
                 </w:r>
-                <w:proofErr w:type="spellStart"/>
-                <w:r>
-                  <w:t>CustLedgEntryFilter</w:t>
-                </w:r>
-                <w:proofErr w:type="spellEnd"/>
               </w:p>
             </w:tc>
           </w:sdtContent>
@@ -164,20 +157,21 @@
       <w:tblPr>
         <w:tblStyle w:val="BCDataTable"/>
         <w:tblW w:w="5000" w:type="pct"/>
+        <w:tblLayout w:type="fixed"/>
         <w:tblLook w:val="0460" w:firstRow="1" w:lastRow="1" w:firstColumn="0" w:lastColumn="0" w:noHBand="0" w:noVBand="1"/>
         <w:tblCaption w:val="Table 2"/>
         <w:tblDescription w:val="Document lines. Column headers in the first row."/>
       </w:tblPr>
       <w:tblGrid>
-        <w:gridCol w:w="1786"/>
-        <w:gridCol w:w="1892"/>
-        <w:gridCol w:w="1867"/>
-        <w:gridCol w:w="1917"/>
-        <w:gridCol w:w="1754"/>
-        <w:gridCol w:w="1072"/>
-        <w:gridCol w:w="1662"/>
-        <w:gridCol w:w="1655"/>
-        <w:gridCol w:w="1793"/>
+        <w:gridCol w:w="1249"/>
+        <w:gridCol w:w="1805"/>
+        <w:gridCol w:w="1706"/>
+        <w:gridCol w:w="1481"/>
+        <w:gridCol w:w="1457"/>
+        <w:gridCol w:w="1457"/>
+        <w:gridCol w:w="2082"/>
+        <w:gridCol w:w="2079"/>
+        <w:gridCol w:w="2082"/>
       </w:tblGrid>
       <w:tr>
         <w:trPr>
@@ -194,9 +188,9 @@
               <w:tag w:val="#Nav: Salesperson_Commission/115"/>
               <w:id w:val="303831789"/>
               <w:placeholder>
-                <w:docPart w:val="536DCC6143E040A4A4E6F268AE35F587"/>
+                <w:docPart w:val="EF8E82C19BAF4D85B749A20A8EB318DB"/>
               </w:placeholder>
-              <w:dataBinding w:prefixMappings="xmlns:ns0='urn:microsoft-dynamics-nav/reports/Salesperson_Commission/115/'" w:xpath="/ns0:NavWordReportXmlPart[1]/ns0:Labels[1]/ns0:PostingDateLabel[1]" w:storeItemID="{79D6D75F-D29A-40D3-A819-B215617F17D6}"/>
+              <w:dataBinding w:prefixMappings="&lt;xmlns:ns0='urn:microsoft-dynamics-nav/reports/Salesperson_Commission/115/' " w:xpath="/ns0:NavWordReportXmlPart[1]/ns0:Labels[1]/ns0:PostingDateLabel[1]" w:storeItemID="{79D6D75F-D29A-40D3-A819-B215617F17D6}"/>
               <w:text/>
             </w:sdtPr>
             <w:sdtContent>
@@ -205,11 +199,9 @@
                   <w:pStyle w:val="BCLabel"/>
                   <w:spacing w:after="80"/>
                 </w:pPr>
-                <w:proofErr w:type="spellStart"/>
                 <w:r>
                   <w:t>PostingDateLabel</w:t>
                 </w:r>
-                <w:proofErr w:type="spellEnd"/>
               </w:p>
             </w:sdtContent>
           </w:sdt>
@@ -220,9 +212,9 @@
             <w:tag w:val="#Nav: Salesperson_Commission/115"/>
             <w:id w:val="-2026703501"/>
             <w:placeholder>
-              <w:docPart w:val="536DCC6143E040A4A4E6F268AE35F587"/>
+              <w:docPart w:val="EF8E82C19BAF4D85B749A20A8EB318DB"/>
             </w:placeholder>
-            <w:dataBinding w:prefixMappings="xmlns:ns0='urn:microsoft-dynamics-nav/reports/Salesperson_Commission/115/'" w:xpath="/ns0:NavWordReportXmlPart[1]/ns0:Labels[1]/ns0:DocumentNoLabel[1]" w:storeItemID="{79D6D75F-D29A-40D3-A819-B215617F17D6}"/>
+            <w:dataBinding w:prefixMappings="&lt;xmlns:ns0='urn:microsoft-dynamics-nav/reports/Salesperson_Commission/115/' " w:xpath="/ns0:NavWordReportXmlPart[1]/ns0:Labels[1]/ns0:DocumentNoLabel[1]" w:storeItemID="{79D6D75F-D29A-40D3-A819-B215617F17D6}"/>
             <w:text/>
           </w:sdtPr>
           <w:sdtContent>
@@ -235,11 +227,9 @@
                   <w:pStyle w:val="BCLabel"/>
                   <w:spacing w:after="80"/>
                 </w:pPr>
-                <w:proofErr w:type="spellStart"/>
                 <w:r>
                   <w:t>DocumentNoLabel</w:t>
                 </w:r>
-                <w:proofErr w:type="spellEnd"/>
               </w:p>
             </w:tc>
           </w:sdtContent>
@@ -250,9 +240,9 @@
             <w:tag w:val="#Nav: Salesperson_Commission/115"/>
             <w:id w:val="101691727"/>
             <w:placeholder>
-              <w:docPart w:val="536DCC6143E040A4A4E6F268AE35F587"/>
+              <w:docPart w:val="EF8E82C19BAF4D85B749A20A8EB318DB"/>
             </w:placeholder>
-            <w:dataBinding w:prefixMappings="xmlns:ns0='urn:microsoft-dynamics-nav/reports/Salesperson_Commission/115/'" w:xpath="/ns0:NavWordReportXmlPart[1]/ns0:Labels[1]/ns0:CustomerNoLabel[1]" w:storeItemID="{79D6D75F-D29A-40D3-A819-B215617F17D6}"/>
+            <w:dataBinding w:prefixMappings="&lt;xmlns:ns0='urn:microsoft-dynamics-nav/reports/Salesperson_Commission/115/' " w:xpath="/ns0:NavWordReportXmlPart[1]/ns0:Labels[1]/ns0:CustomerNoLabel[1]" w:storeItemID="{79D6D75F-D29A-40D3-A819-B215617F17D6}"/>
             <w:text/>
           </w:sdtPr>
           <w:sdtContent>
@@ -265,11 +255,9 @@
                   <w:pStyle w:val="BCLabel"/>
                   <w:spacing w:after="80"/>
                 </w:pPr>
-                <w:proofErr w:type="spellStart"/>
                 <w:r>
                   <w:t>CustomerNoLabel</w:t>
                 </w:r>
-                <w:proofErr w:type="spellEnd"/>
               </w:p>
             </w:tc>
           </w:sdtContent>
@@ -280,9 +268,9 @@
             <w:tag w:val="#Nav: Salesperson_Commission/115"/>
             <w:id w:val="451670437"/>
             <w:placeholder>
-              <w:docPart w:val="536DCC6143E040A4A4E6F268AE35F587"/>
+              <w:docPart w:val="EF8E82C19BAF4D85B749A20A8EB318DB"/>
             </w:placeholder>
-            <w:dataBinding w:prefixMappings="xmlns:ns0='urn:microsoft-dynamics-nav/reports/Salesperson_Commission/115/'" w:xpath="/ns0:NavWordReportXmlPart[1]/ns0:Labels[1]/ns0:SalesLabel[1]" w:storeItemID="{79D6D75F-D29A-40D3-A819-B215617F17D6}"/>
+            <w:dataBinding w:prefixMappings="&lt;xmlns:ns0='urn:microsoft-dynamics-nav/reports/Salesperson_Commission/115/' " w:xpath="/ns0:NavWordReportXmlPart[1]/ns0:Labels[1]/ns0:SalesLabel[1]" w:storeItemID="{79D6D75F-D29A-40D3-A819-B215617F17D6}"/>
             <w:text/>
           </w:sdtPr>
           <w:sdtContent>
@@ -296,11 +284,9 @@
                   <w:spacing w:after="80"/>
                   <w:jc w:val="right"/>
                 </w:pPr>
-                <w:proofErr w:type="spellStart"/>
                 <w:r>
                   <w:t>SalesLabel</w:t>
                 </w:r>
-                <w:proofErr w:type="spellEnd"/>
               </w:p>
             </w:tc>
           </w:sdtContent>
@@ -311,9 +297,9 @@
             <w:tag w:val="#Nav: Salesperson_Commission/115"/>
             <w:id w:val="-1885702458"/>
             <w:placeholder>
-              <w:docPart w:val="536DCC6143E040A4A4E6F268AE35F587"/>
+              <w:docPart w:val="EF8E82C19BAF4D85B749A20A8EB318DB"/>
             </w:placeholder>
-            <w:dataBinding w:prefixMappings="xmlns:ns0='urn:microsoft-dynamics-nav/reports/Salesperson_Commission/115/'" w:xpath="/ns0:NavWordReportXmlPart[1]/ns0:Labels[1]/ns0:ProfitLabel[1]" w:storeItemID="{79D6D75F-D29A-40D3-A819-B215617F17D6}"/>
+            <w:dataBinding w:prefixMappings="&lt;xmlns:ns0='urn:microsoft-dynamics-nav/reports/Salesperson_Commission/115/' " w:xpath="/ns0:NavWordReportXmlPart[1]/ns0:Labels[1]/ns0:ProfitLabel[1]" w:storeItemID="{79D6D75F-D29A-40D3-A819-B215617F17D6}"/>
             <w:text/>
           </w:sdtPr>
           <w:sdtContent>
@@ -327,11 +313,9 @@
                   <w:spacing w:after="80"/>
                   <w:jc w:val="right"/>
                 </w:pPr>
-                <w:proofErr w:type="spellStart"/>
                 <w:r>
                   <w:t>ProfitLabel</w:t>
                 </w:r>
-                <w:proofErr w:type="spellEnd"/>
               </w:p>
             </w:tc>
           </w:sdtContent>
@@ -342,9 +326,9 @@
             <w:tag w:val="#Nav: Salesperson_Commission/115"/>
             <w:id w:val="-941377493"/>
             <w:placeholder>
-              <w:docPart w:val="536DCC6143E040A4A4E6F268AE35F587"/>
+              <w:docPart w:val="EF8E82C19BAF4D85B749A20A8EB318DB"/>
             </w:placeholder>
-            <w:dataBinding w:prefixMappings="xmlns:ns0='urn:microsoft-dynamics-nav/reports/Salesperson_Commission/115/'" w:xpath="/ns0:NavWordReportXmlPart[1]/ns0:Labels[1]/ns0:AdjustedProfitLabel[1]" w:storeItemID="{79D6D75F-D29A-40D3-A819-B215617F17D6}"/>
+            <w:dataBinding w:prefixMappings="&lt;xmlns:ns0='urn:microsoft-dynamics-nav/reports/Salesperson_Commission/115/' " w:xpath="/ns0:NavWordReportXmlPart[1]/ns0:Labels[1]/ns0:AdjustedProfitLabel[1]" w:storeItemID="{79D6D75F-D29A-40D3-A819-B215617F17D6}"/>
             <w:text/>
           </w:sdtPr>
           <w:sdtContent>
@@ -358,11 +342,9 @@
                   <w:spacing w:after="80"/>
                   <w:jc w:val="right"/>
                 </w:pPr>
-                <w:proofErr w:type="spellStart"/>
                 <w:r>
                   <w:t>AdjustedProfitLabel</w:t>
                 </w:r>
-                <w:proofErr w:type="spellEnd"/>
               </w:p>
             </w:tc>
           </w:sdtContent>
@@ -373,9 +355,9 @@
             <w:tag w:val="#Nav: Salesperson_Commission/115"/>
             <w:id w:val="-481777198"/>
             <w:placeholder>
-              <w:docPart w:val="DefaultPlaceholder_-1854013440"/>
+              <w:docPart w:val="42C765542CCA40C08A9BFB6A2439400B"/>
             </w:placeholder>
-            <w:dataBinding w:prefixMappings="xmlns:ns0='urn:microsoft-dynamics-nav/reports/Salesperson_Commission/115/'" w:xpath="/ns0:NavWordReportXmlPart[1]/ns0:Labels[1]/ns0:SalesCommissionLabel[1]" w:storeItemID="{79D6D75F-D29A-40D3-A819-B215617F17D6}"/>
+            <w:dataBinding w:prefixMappings="&lt;xmlns:ns0='urn:microsoft-dynamics-nav/reports/Salesperson_Commission/115/' " w:xpath="/ns0:NavWordReportXmlPart[1]/ns0:Labels[1]/ns0:SalesCommissionLabel[1]" w:storeItemID="{79D6D75F-D29A-40D3-A819-B215617F17D6}"/>
             <w:text/>
           </w:sdtPr>
           <w:sdtContent>
@@ -389,11 +371,9 @@
                   <w:spacing w:after="80"/>
                   <w:jc w:val="right"/>
                 </w:pPr>
-                <w:proofErr w:type="spellStart"/>
                 <w:r>
                   <w:t>SalesCommissionLabel</w:t>
                 </w:r>
-                <w:proofErr w:type="spellEnd"/>
               </w:p>
             </w:tc>
           </w:sdtContent>
@@ -404,9 +384,9 @@
             <w:tag w:val="#Nav: Salesperson_Commission/115"/>
             <w:id w:val="-1498642658"/>
             <w:placeholder>
-              <w:docPart w:val="536DCC6143E040A4A4E6F268AE35F587"/>
+              <w:docPart w:val="EF8E82C19BAF4D85B749A20A8EB318DB"/>
             </w:placeholder>
-            <w:dataBinding w:prefixMappings="xmlns:ns0='urn:microsoft-dynamics-nav/reports/Salesperson_Commission/115/'" w:xpath="/ns0:NavWordReportXmlPart[1]/ns0:Labels[1]/ns0:ProfitCommissionLabel[1]" w:storeItemID="{79D6D75F-D29A-40D3-A819-B215617F17D6}"/>
+            <w:dataBinding w:prefixMappings="&lt;xmlns:ns0='urn:microsoft-dynamics-nav/reports/Salesperson_Commission/115/' " w:xpath="/ns0:NavWordReportXmlPart[1]/ns0:Labels[1]/ns0:ProfitCommissionLabel[1]" w:storeItemID="{79D6D75F-D29A-40D3-A819-B215617F17D6}"/>
             <w:text/>
           </w:sdtPr>
           <w:sdtContent>
@@ -420,11 +400,9 @@
                   <w:spacing w:after="80"/>
                   <w:jc w:val="right"/>
                 </w:pPr>
-                <w:proofErr w:type="spellStart"/>
                 <w:r>
                   <w:t>ProfitCommissionLabel</w:t>
                 </w:r>
-                <w:proofErr w:type="spellEnd"/>
               </w:p>
             </w:tc>
           </w:sdtContent>
@@ -435,9 +413,9 @@
             <w:tag w:val="#Nav: Salesperson_Commission/115"/>
             <w:id w:val="-1080205050"/>
             <w:placeholder>
-              <w:docPart w:val="DefaultPlaceholder_-1854013440"/>
+              <w:docPart w:val="42C765542CCA40C08A9BFB6A2439400B"/>
             </w:placeholder>
-            <w:dataBinding w:prefixMappings="xmlns:ns0='urn:microsoft-dynamics-nav/reports/Salesperson_Commission/115/'" w:xpath="/ns0:NavWordReportXmlPart[1]/ns0:Labels[1]/ns0:AdjustedProfitCommissionLabel[1]" w:storeItemID="{79D6D75F-D29A-40D3-A819-B215617F17D6}"/>
+            <w:dataBinding w:prefixMappings="&lt;xmlns:ns0='urn:microsoft-dynamics-nav/reports/Salesperson_Commission/115/' " w:xpath="/ns0:NavWordReportXmlPart[1]/ns0:Labels[1]/ns0:AdjustedProfitCommissionLabel[1]" w:storeItemID="{79D6D75F-D29A-40D3-A819-B215617F17D6}"/>
             <w:text/>
           </w:sdtPr>
           <w:sdtContent>
@@ -451,11 +429,9 @@
                   <w:spacing w:after="80"/>
                   <w:jc w:val="right"/>
                 </w:pPr>
-                <w:proofErr w:type="spellStart"/>
                 <w:r>
                   <w:t>AdjustedProfitCommissionLabel</w:t>
                 </w:r>
-                <w:proofErr w:type="spellEnd"/>
               </w:p>
             </w:tc>
           </w:sdtContent>
@@ -469,9 +445,10 @@
           <w:alias w:val="#Nav: /Salesperson_Purchaser"/>
           <w:tag w:val="#Nav: Salesperson_Commission/115"/>
           <w:id w:val="-983697511"/>
-          <w15:dataBinding w:prefixMappings="xmlns:ns0='urn:microsoft-dynamics-nav/reports/Salesperson_Commission/115/'" w:xpath="/ns0:NavWordReportXmlPart[1]/ns0:Salesperson_Purchaser" w:storeItemID="{79D6D75F-D29A-40D3-A819-B215617F17D6}"/>
+          <w15:dataBinding w:prefixMappings="&lt;xmlns:ns0='urn:microsoft-dynamics-nav/reports/Salesperson_Commission/115/' " w:xpath="/ns0:NavWordReportXmlPart[1]/ns0:Salesperson_Purchaser" w:storeItemID="{79D6D75F-D29A-40D3-A819-B215617F17D6}"/>
           <w15:repeatingSection/>
         </w:sdtPr>
+        <w:sdtEndPr/>
         <w:sdtContent>
           <w:sdt>
             <w:sdtPr>
@@ -480,10 +457,11 @@
               </w:rPr>
               <w:id w:val="1499934152"/>
               <w:placeholder>
-                <w:docPart w:val="DefaultPlaceholder_-1854013435"/>
+                <w:docPart w:val="3C63AE1A11D3401CBD9BD460336183DB"/>
               </w:placeholder>
               <w15:repeatingSectionItem/>
             </w:sdtPr>
+            <w:sdtEndPr/>
             <w:sdtContent>
               <w:tr>
                 <w:trPr>
@@ -499,7 +477,7 @@
                     <w:tag w:val="#BC:HideTableRowIfEmpty"/>
                     <w:id w:val="-392738406"/>
                     <w:placeholder>
-                      <w:docPart w:val="472A6E72487B48CF8460CAA0E2656BBE"/>
+                      <w:docPart w:val="C007553197DA46E1A05763C4BEC9A92C"/>
                     </w:placeholder>
                     <w15:color w:val="FFA500"/>
                   </w:sdtPr>
@@ -518,9 +496,9 @@
                         <w:tag w:val="#Nav: Salesperson_Commission/115"/>
                         <w:id w:val="-1216735289"/>
                         <w:placeholder>
-                          <w:docPart w:val="DefaultPlaceholder_-1854013440"/>
+                          <w:docPart w:val="CD57AD657FAE4044B3C4FF05BB35B155"/>
                         </w:placeholder>
-                        <w:dataBinding w:prefixMappings="xmlns:ns0='urn:microsoft-dynamics-nav/reports/Salesperson_Commission/115/'" w:xpath="/ns0:NavWordReportXmlPart[1]/ns0:Salesperson_Purchaser[1]/ns0:Cust_Ledger_Entry[1]/ns0:SalespersonPurchaser_Code[1]" w:storeItemID="{79D6D75F-D29A-40D3-A819-B215617F17D6}"/>
+                        <w:dataBinding w:prefixMappings="&lt;xmlns:ns0='urn:microsoft-dynamics-nav/reports/Salesperson_Commission/115/' " w:xpath="/ns0:NavWordReportXmlPart[1]/ns0:Salesperson_Purchaser[1]/ns0:Cust_Ledger_Entry[1]/ns0:SalespersonPurchaser_Code[1]" w:storeItemID="{79D6D75F-D29A-40D3-A819-B215617F17D6}"/>
                         <w:text/>
                       </w:sdtPr>
                       <w:sdtEndPr>
@@ -536,13 +514,10 @@
                           <w:p>
                             <w:pPr>
                               <w:pStyle w:val="BCLabel"/>
-                              <w:spacing w:before="160" w:after="80"/>
                             </w:pPr>
-                            <w:proofErr w:type="spellStart"/>
                             <w:r>
                               <w:t>SalespersonPurchaser_Code</w:t>
                             </w:r>
-                            <w:proofErr w:type="spellEnd"/>
                           </w:p>
                         </w:tc>
                       </w:sdtContent>
@@ -555,9 +530,9 @@
                     <w:tag w:val="#Nav: Salesperson_Commission/115"/>
                     <w:id w:val="-793745667"/>
                     <w:placeholder>
-                      <w:docPart w:val="DefaultPlaceholder_-1854013440"/>
+                      <w:docPart w:val="CD57AD657FAE4044B3C4FF05BB35B155"/>
                     </w:placeholder>
-                    <w:dataBinding w:prefixMappings="xmlns:ns0='urn:microsoft-dynamics-nav/reports/Salesperson_Commission/115/'" w:xpath="/ns0:NavWordReportXmlPart[1]/ns0:Salesperson_Purchaser[1]/ns0:Cust_Ledger_Entry[1]/ns0:Salesperson_Purchaser__Name[1]" w:storeItemID="{79D6D75F-D29A-40D3-A819-B215617F17D6}"/>
+                    <w:dataBinding w:prefixMappings="&lt;xmlns:ns0='urn:microsoft-dynamics-nav/reports/Salesperson_Commission/115/' " w:xpath="/ns0:NavWordReportXmlPart[1]/ns0:Salesperson_Purchaser[1]/ns0:Cust_Ledger_Entry[1]/ns0:Salesperson_Purchaser__Name[1]" w:storeItemID="{79D6D75F-D29A-40D3-A819-B215617F17D6}"/>
                     <w:text/>
                   </w:sdtPr>
                   <w:sdtContent>
@@ -568,13 +543,10 @@
                       <w:p>
                         <w:pPr>
                           <w:pStyle w:val="BCLabel"/>
-                          <w:spacing w:before="160" w:after="80"/>
                         </w:pPr>
-                        <w:proofErr w:type="spellStart"/>
                         <w:r>
                           <w:t>Salesperson_Purchaser__Name</w:t>
                         </w:r>
-                        <w:proofErr w:type="spellEnd"/>
                       </w:p>
                     </w:tc>
                   </w:sdtContent>
@@ -585,9 +557,9 @@
                     <w:tag w:val="#Nav: Salesperson_Commission/115"/>
                     <w:id w:val="-1468813492"/>
                     <w:placeholder>
-                      <w:docPart w:val="DefaultPlaceholder_-1854013440"/>
+                      <w:docPart w:val="CD57AD657FAE4044B3C4FF05BB35B155"/>
                     </w:placeholder>
-                    <w:dataBinding w:prefixMappings="xmlns:ns0='urn:microsoft-dynamics-nav/reports/Salesperson_Commission/115/'" w:xpath="/ns0:NavWordReportXmlPart[1]/ns0:Labels[1]/ns0:CommissionPercentLabel[1]" w:storeItemID="{79D6D75F-D29A-40D3-A819-B215617F17D6}"/>
+                    <w:dataBinding w:prefixMappings="&lt;xmlns:ns0='urn:microsoft-dynamics-nav/reports/Salesperson_Commission/115/' " w:xpath="/ns0:NavWordReportXmlPart[1]/ns0:Labels[1]/ns0:CommissionPercentLabel[1]" w:storeItemID="{79D6D75F-D29A-40D3-A819-B215617F17D6}"/>
                     <w:text/>
                   </w:sdtPr>
                   <w:sdtContent>
@@ -598,20 +570,18 @@
                       <w:p>
                         <w:pPr>
                           <w:pStyle w:val="BCLabel"/>
-                          <w:spacing w:before="160" w:after="80"/>
                         </w:pPr>
-                        <w:proofErr w:type="spellStart"/>
                         <w:r>
                           <w:t>CommissionPercentLabel</w:t>
                         </w:r>
-                        <w:proofErr w:type="spellEnd"/>
                       </w:p>
                     </w:tc>
                   </w:sdtContent>
                 </w:sdt>
                 <w:tc>
                   <w:tcPr>
-                    <w:tcW w:w="481" w:type="pct"/>
+                    <w:tcW w:w="3454" w:type="pct"/>
+                    <w:gridSpan w:val="6"/>
                   </w:tcPr>
                   <w:sdt>
                     <w:sdtPr>
@@ -619,85 +589,23 @@
                       <w:tag w:val="#Nav: Salesperson_Commission/115"/>
                       <w:id w:val="1569299432"/>
                       <w:placeholder>
-                        <w:docPart w:val="DefaultPlaceholder_-1854013440"/>
+                        <w:docPart w:val="CD57AD657FAE4044B3C4FF05BB35B155"/>
                       </w:placeholder>
-                      <w:dataBinding w:prefixMappings="xmlns:ns0='urn:microsoft-dynamics-nav/reports/Salesperson_Commission/115/'" w:xpath="/ns0:NavWordReportXmlPart[1]/ns0:Salesperson_Purchaser[1]/ns0:Salesperson_Purchaser__Commission___[1]" w:storeItemID="{79D6D75F-D29A-40D3-A819-B215617F17D6}"/>
+                      <w:dataBinding w:prefixMappings="&lt;xmlns:ns0='urn:microsoft-dynamics-nav/reports/Salesperson_Commission/115/' " w:xpath="/ns0:NavWordReportXmlPart[1]/ns0:Salesperson_Purchaser[1]/ns0:Salesperson_Purchaser__Commission___[1]" w:storeItemID="{79D6D75F-D29A-40D3-A819-B215617F17D6}"/>
                       <w:text/>
                     </w:sdtPr>
                     <w:sdtContent>
                       <w:p>
                         <w:pPr>
-                          <w:pStyle w:val="BCLabelNumber"/>
+                          <w:pStyle w:val="NoSpacing"/>
                           <w:spacing w:before="160" w:after="80"/>
-                          <w:jc w:val="right"/>
                         </w:pPr>
-                        <w:proofErr w:type="spellStart"/>
                         <w:r>
-                          <w:t>Salesperson_Purchaser__Commission</w:t>
-                        </w:r>
-                        <w:proofErr w:type="spellEnd"/>
-                        <w:r>
-                          <w:t>___</w:t>
+                          <w:t>Salesperson_Purchaser__Commission___</w:t>
                         </w:r>
                       </w:p>
                     </w:sdtContent>
                   </w:sdt>
-                </w:tc>
-                <w:tc>
-                  <w:tcPr>
-                    <w:tcW w:w="473" w:type="pct"/>
-                  </w:tcPr>
-                  <w:p>
-                    <w:pPr>
-                      <w:pStyle w:val="BCNumber"/>
-                      <w:spacing w:before="160" w:after="80"/>
-                      <w:jc w:val="right"/>
-                    </w:pPr>
-                  </w:p>
-                </w:tc>
-                <w:tc>
-                  <w:tcPr>
-                    <w:tcW w:w="473" w:type="pct"/>
-                  </w:tcPr>
-                  <w:p>
-                    <w:pPr>
-                      <w:pStyle w:val="NoSpacing"/>
-                      <w:spacing w:before="160" w:after="80"/>
-                    </w:pPr>
-                  </w:p>
-                </w:tc>
-                <w:tc>
-                  <w:tcPr>
-                    <w:tcW w:w="676" w:type="pct"/>
-                  </w:tcPr>
-                  <w:p>
-                    <w:pPr>
-                      <w:pStyle w:val="NoSpacing"/>
-                      <w:spacing w:before="160" w:after="80"/>
-                    </w:pPr>
-                  </w:p>
-                </w:tc>
-                <w:tc>
-                  <w:tcPr>
-                    <w:tcW w:w="675" w:type="pct"/>
-                  </w:tcPr>
-                  <w:p>
-                    <w:pPr>
-                      <w:pStyle w:val="NoSpacing"/>
-                      <w:spacing w:before="160" w:after="80"/>
-                    </w:pPr>
-                  </w:p>
-                </w:tc>
-                <w:tc>
-                  <w:tcPr>
-                    <w:tcW w:w="676" w:type="pct"/>
-                  </w:tcPr>
-                  <w:p>
-                    <w:pPr>
-                      <w:pStyle w:val="NoSpacing"/>
-                      <w:spacing w:before="160" w:after="80"/>
-                    </w:pPr>
-                  </w:p>
                 </w:tc>
               </w:tr>
               <w:sdt>
@@ -708,7 +616,7 @@
                   <w:alias w:val="#Nav: /Salesperson_Purchaser/Cust_Ledger_Entry"/>
                   <w:tag w:val="#Nav: Salesperson_Commission/115"/>
                   <w:id w:val="473570130"/>
-                  <w15:dataBinding w:prefixMappings="xmlns:ns0='urn:microsoft-dynamics-nav/reports/Salesperson_Commission/115/'" w:xpath="/ns0:NavWordReportXmlPart[1]/ns0:Salesperson_Purchaser[1]/ns0:Cust_Ledger_Entry" w:storeItemID="{79D6D75F-D29A-40D3-A819-B215617F17D6}"/>
+                  <w15:dataBinding w:prefixMappings="&lt;xmlns:ns0='urn:microsoft-dynamics-nav/reports/Salesperson_Commission/115/' " w:xpath="/ns0:NavWordReportXmlPart[1]/ns0:Salesperson_Purchaser[1]/ns0:Cust_Ledger_Entry" w:storeItemID="{79D6D75F-D29A-40D3-A819-B215617F17D6}"/>
                   <w15:repeatingSection/>
                 </w:sdtPr>
                 <w:sdtContent>
@@ -719,7 +627,7 @@
                       </w:rPr>
                       <w:id w:val="260580415"/>
                       <w:placeholder>
-                        <w:docPart w:val="DefaultPlaceholder_-1854013435"/>
+                        <w:docPart w:val="3C63AE1A11D3401CBD9BD460336183DB"/>
                       </w:placeholder>
                       <w15:repeatingSectionItem/>
                     </w:sdtPr>
@@ -727,7 +635,7 @@
                       <w:tr>
                         <w:trPr>
                           <w:cnfStyle w:val="000000010000" w:firstRow="0" w:lastRow="0" w:firstColumn="0" w:lastColumn="0" w:oddVBand="0" w:evenVBand="0" w:oddHBand="0" w:evenHBand="1" w:firstRowFirstColumn="0" w:firstRowLastColumn="0" w:lastRowFirstColumn="0" w:lastRowLastColumn="0"/>
-                          <w:trHeight w:val="490"/>
+                          <w:trHeight w:val="320"/>
                         </w:trPr>
                         <w:tc>
                           <w:tcPr>
@@ -739,9 +647,9 @@
                               <w:tag w:val="#Nav: Salesperson_Commission/115"/>
                               <w:id w:val="-1356805038"/>
                               <w:placeholder>
-                                <w:docPart w:val="14AFCE12967A4FEAB712D4384DF4A6EC"/>
+                                <w:docPart w:val="F8D33987214F46D1995DEED6116BFD6D"/>
                               </w:placeholder>
-                              <w:dataBinding w:prefixMappings="xmlns:ns0='urn:microsoft-dynamics-nav/reports/Salesperson_Commission/115/'" w:xpath="/ns0:NavWordReportXmlPart[1]/ns0:Salesperson_Purchaser[1]/ns0:Cust_Ledger_Entry[1]/ns0:Cust__Ledger_Entry__Posting_Date_[1]" w:storeItemID="{79D6D75F-D29A-40D3-A819-B215617F17D6}"/>
+                              <w:dataBinding w:prefixMappings="&lt;xmlns:ns0='urn:microsoft-dynamics-nav/reports/Salesperson_Commission/115/' " w:xpath="/ns0:NavWordReportXmlPart[1]/ns0:Salesperson_Purchaser[1]/ns0:Cust_Ledger_Entry[1]/ns0:Cust__Ledger_Entry__Posting_Date_[1]" w:storeItemID="{79D6D75F-D29A-40D3-A819-B215617F17D6}"/>
                               <w:text/>
                             </w:sdtPr>
                             <w:sdtContent>
@@ -750,15 +658,7 @@
                                   <w:pStyle w:val="NoSpacing"/>
                                 </w:pPr>
                                 <w:r>
-                                  <w:t>Cust__Ledger_Entry__</w:t>
-                                </w:r>
-                                <w:proofErr w:type="spellStart"/>
-                                <w:r>
-                                  <w:t>Posting_Date</w:t>
-                                </w:r>
-                                <w:proofErr w:type="spellEnd"/>
-                                <w:r>
-                                  <w:t>_</w:t>
+                                  <w:t>Cust__Ledger_Entry__Posting_Date_</w:t>
                                 </w:r>
                               </w:p>
                             </w:sdtContent>
@@ -770,9 +670,9 @@
                             <w:tag w:val="#Nav: Salesperson_Commission/115"/>
                             <w:id w:val="1257477019"/>
                             <w:placeholder>
-                              <w:docPart w:val="14AFCE12967A4FEAB712D4384DF4A6EC"/>
+                              <w:docPart w:val="F8D33987214F46D1995DEED6116BFD6D"/>
                             </w:placeholder>
-                            <w:dataBinding w:prefixMappings="xmlns:ns0='urn:microsoft-dynamics-nav/reports/Salesperson_Commission/115/'" w:xpath="/ns0:NavWordReportXmlPart[1]/ns0:Salesperson_Purchaser[1]/ns0:Cust_Ledger_Entry[1]/ns0:Cust__Ledger_Entry__Document_No__[1]" w:storeItemID="{79D6D75F-D29A-40D3-A819-B215617F17D6}"/>
+                            <w:dataBinding w:prefixMappings="&lt;xmlns:ns0='urn:microsoft-dynamics-nav/reports/Salesperson_Commission/115/' " w:xpath="/ns0:NavWordReportXmlPart[1]/ns0:Salesperson_Purchaser[1]/ns0:Cust_Ledger_Entry[1]/ns0:Cust__Ledger_Entry__Document_No__[1]" w:storeItemID="{79D6D75F-D29A-40D3-A819-B215617F17D6}"/>
                             <w:text/>
                           </w:sdtPr>
                           <w:sdtContent>
@@ -785,15 +685,7 @@
                                   <w:pStyle w:val="NoSpacing"/>
                                 </w:pPr>
                                 <w:r>
-                                  <w:t>Cust__Ledger_Entry__</w:t>
-                                </w:r>
-                                <w:proofErr w:type="spellStart"/>
-                                <w:r>
-                                  <w:t>Document_No</w:t>
-                                </w:r>
-                                <w:proofErr w:type="spellEnd"/>
-                                <w:r>
-                                  <w:t>__</w:t>
+                                  <w:t>Cust__Ledger_Entry__Document_No__</w:t>
                                 </w:r>
                               </w:p>
                             </w:tc>
@@ -805,9 +697,9 @@
                             <w:tag w:val="#Nav: Salesperson_Commission/115"/>
                             <w:id w:val="-899899298"/>
                             <w:placeholder>
-                              <w:docPart w:val="14AFCE12967A4FEAB712D4384DF4A6EC"/>
+                              <w:docPart w:val="F8D33987214F46D1995DEED6116BFD6D"/>
                             </w:placeholder>
-                            <w:dataBinding w:prefixMappings="xmlns:ns0='urn:microsoft-dynamics-nav/reports/Salesperson_Commission/115/'" w:xpath="/ns0:NavWordReportXmlPart[1]/ns0:Salesperson_Purchaser[1]/ns0:Cust_Ledger_Entry[1]/ns0:Cust__Ledger_Entry__Customer_No__[1]" w:storeItemID="{79D6D75F-D29A-40D3-A819-B215617F17D6}"/>
+                            <w:dataBinding w:prefixMappings="&lt;xmlns:ns0='urn:microsoft-dynamics-nav/reports/Salesperson_Commission/115/' " w:xpath="/ns0:NavWordReportXmlPart[1]/ns0:Salesperson_Purchaser[1]/ns0:Cust_Ledger_Entry[1]/ns0:Cust__Ledger_Entry__Customer_No__[1]" w:storeItemID="{79D6D75F-D29A-40D3-A819-B215617F17D6}"/>
                             <w:text/>
                           </w:sdtPr>
                           <w:sdtContent>
@@ -820,15 +712,7 @@
                                   <w:pStyle w:val="NoSpacing"/>
                                 </w:pPr>
                                 <w:r>
-                                  <w:t>Cust__Ledger_Entry__</w:t>
-                                </w:r>
-                                <w:proofErr w:type="spellStart"/>
-                                <w:r>
-                                  <w:t>Customer_No</w:t>
-                                </w:r>
-                                <w:proofErr w:type="spellEnd"/>
-                                <w:r>
-                                  <w:t>__</w:t>
+                                  <w:t>Cust__Ledger_Entry__Customer_No__</w:t>
                                 </w:r>
                               </w:p>
                             </w:tc>
@@ -840,9 +724,9 @@
                             <w:tag w:val="#Nav: Salesperson_Commission/115"/>
                             <w:id w:val="-669487550"/>
                             <w:placeholder>
-                              <w:docPart w:val="14AFCE12967A4FEAB712D4384DF4A6EC"/>
+                              <w:docPart w:val="F8D33987214F46D1995DEED6116BFD6D"/>
                             </w:placeholder>
-                            <w:dataBinding w:prefixMappings="xmlns:ns0='urn:microsoft-dynamics-nav/reports/Salesperson_Commission/115/'" w:xpath="/ns0:NavWordReportXmlPart[1]/ns0:Salesperson_Purchaser[1]/ns0:Cust_Ledger_Entry[1]/ns0:Cust__Ledger_Entry__Sales__LCY__[1]" w:storeItemID="{79D6D75F-D29A-40D3-A819-B215617F17D6}"/>
+                            <w:dataBinding w:prefixMappings="&lt;xmlns:ns0='urn:microsoft-dynamics-nav/reports/Salesperson_Commission/115/' " w:xpath="/ns0:NavWordReportXmlPart[1]/ns0:Salesperson_Purchaser[1]/ns0:Cust_Ledger_Entry[1]/ns0:Cust__Ledger_Entry__Sales__LCY__[1]" w:storeItemID="{79D6D75F-D29A-40D3-A819-B215617F17D6}"/>
                             <w:text/>
                           </w:sdtPr>
                           <w:sdtContent>
@@ -855,13 +739,8 @@
                                   <w:pStyle w:val="BCNumber"/>
                                   <w:jc w:val="right"/>
                                 </w:pPr>
-                                <w:proofErr w:type="spellStart"/>
                                 <w:r>
-                                  <w:t>Cust__Ledger_Entry__Sales__LCY</w:t>
-                                </w:r>
-                                <w:proofErr w:type="spellEnd"/>
-                                <w:r>
-                                  <w:t>__</w:t>
+                                  <w:t>Cust__Ledger_Entry__Sales__LCY__</w:t>
                                 </w:r>
                               </w:p>
                             </w:tc>
@@ -873,9 +752,9 @@
                             <w:tag w:val="#Nav: Salesperson_Commission/115"/>
                             <w:id w:val="960996031"/>
                             <w:placeholder>
-                              <w:docPart w:val="14AFCE12967A4FEAB712D4384DF4A6EC"/>
+                              <w:docPart w:val="F8D33987214F46D1995DEED6116BFD6D"/>
                             </w:placeholder>
-                            <w:dataBinding w:prefixMappings="xmlns:ns0='urn:microsoft-dynamics-nav/reports/Salesperson_Commission/115/'" w:xpath="/ns0:NavWordReportXmlPart[1]/ns0:Salesperson_Purchaser[1]/ns0:Cust_Ledger_Entry[1]/ns0:Cust__Ledger_Entry__Profit__LCY__[1]" w:storeItemID="{79D6D75F-D29A-40D3-A819-B215617F17D6}"/>
+                            <w:dataBinding w:prefixMappings="&lt;xmlns:ns0='urn:microsoft-dynamics-nav/reports/Salesperson_Commission/115/' " w:xpath="/ns0:NavWordReportXmlPart[1]/ns0:Salesperson_Purchaser[1]/ns0:Cust_Ledger_Entry[1]/ns0:Cust__Ledger_Entry__Profit__LCY__[1]" w:storeItemID="{79D6D75F-D29A-40D3-A819-B215617F17D6}"/>
                             <w:text/>
                           </w:sdtPr>
                           <w:sdtContent>
@@ -888,13 +767,8 @@
                                   <w:pStyle w:val="BCNumber"/>
                                   <w:jc w:val="right"/>
                                 </w:pPr>
-                                <w:proofErr w:type="spellStart"/>
                                 <w:r>
-                                  <w:t>Cust__Ledger_Entry__Profit__LCY</w:t>
-                                </w:r>
-                                <w:proofErr w:type="spellEnd"/>
-                                <w:r>
-                                  <w:t>__</w:t>
+                                  <w:t>Cust__Ledger_Entry__Profit__LCY__</w:t>
                                 </w:r>
                               </w:p>
                             </w:tc>
@@ -906,9 +780,9 @@
                             <w:tag w:val="#Nav: Salesperson_Commission/115"/>
                             <w:id w:val="1761791896"/>
                             <w:placeholder>
-                              <w:docPart w:val="14AFCE12967A4FEAB712D4384DF4A6EC"/>
+                              <w:docPart w:val="F8D33987214F46D1995DEED6116BFD6D"/>
                             </w:placeholder>
-                            <w:dataBinding w:prefixMappings="xmlns:ns0='urn:microsoft-dynamics-nav/reports/Salesperson_Commission/115/'" w:xpath="/ns0:NavWordReportXmlPart[1]/ns0:Salesperson_Purchaser[1]/ns0:Cust_Ledger_Entry[1]/ns0:AdjProfit_Control39[1]" w:storeItemID="{79D6D75F-D29A-40D3-A819-B215617F17D6}"/>
+                            <w:dataBinding w:prefixMappings="&lt;xmlns:ns0='urn:microsoft-dynamics-nav/reports/Salesperson_Commission/115/' " w:xpath="/ns0:NavWordReportXmlPart[1]/ns0:Salesperson_Purchaser[1]/ns0:Cust_Ledger_Entry[1]/ns0:AdjProfit_Control39[1]" w:storeItemID="{79D6D75F-D29A-40D3-A819-B215617F17D6}"/>
                             <w:text/>
                           </w:sdtPr>
                           <w:sdtContent>
@@ -934,9 +808,9 @@
                             <w:tag w:val="#Nav: Salesperson_Commission/115"/>
                             <w:id w:val="1199443908"/>
                             <w:placeholder>
-                              <w:docPart w:val="14AFCE12967A4FEAB712D4384DF4A6EC"/>
+                              <w:docPart w:val="F8D33987214F46D1995DEED6116BFD6D"/>
                             </w:placeholder>
-                            <w:dataBinding w:prefixMappings="xmlns:ns0='urn:microsoft-dynamics-nav/reports/Salesperson_Commission/115/'" w:xpath="/ns0:NavWordReportXmlPart[1]/ns0:Salesperson_Purchaser[1]/ns0:Cust_Ledger_Entry[1]/ns0:SalesCommissionAmt_Control32[1]" w:storeItemID="{79D6D75F-D29A-40D3-A819-B215617F17D6}"/>
+                            <w:dataBinding w:prefixMappings="&lt;xmlns:ns0='urn:microsoft-dynamics-nav/reports/Salesperson_Commission/115/' " w:xpath="/ns0:NavWordReportXmlPart[1]/ns0:Salesperson_Purchaser[1]/ns0:Cust_Ledger_Entry[1]/ns0:SalesCommissionAmt_Control32[1]" w:storeItemID="{79D6D75F-D29A-40D3-A819-B215617F17D6}"/>
                             <w:text/>
                           </w:sdtPr>
                           <w:sdtContent>
@@ -962,9 +836,9 @@
                             <w:tag w:val="#Nav: Salesperson_Commission/115"/>
                             <w:id w:val="-425352844"/>
                             <w:placeholder>
-                              <w:docPart w:val="14AFCE12967A4FEAB712D4384DF4A6EC"/>
+                              <w:docPart w:val="F8D33987214F46D1995DEED6116BFD6D"/>
                             </w:placeholder>
-                            <w:dataBinding w:prefixMappings="xmlns:ns0='urn:microsoft-dynamics-nav/reports/Salesperson_Commission/115/'" w:xpath="/ns0:NavWordReportXmlPart[1]/ns0:Salesperson_Purchaser[1]/ns0:Cust_Ledger_Entry[1]/ns0:ProfitCommissionAmt_Control33[1]" w:storeItemID="{79D6D75F-D29A-40D3-A819-B215617F17D6}"/>
+                            <w:dataBinding w:prefixMappings="&lt;xmlns:ns0='urn:microsoft-dynamics-nav/reports/Salesperson_Commission/115/' " w:xpath="/ns0:NavWordReportXmlPart[1]/ns0:Salesperson_Purchaser[1]/ns0:Cust_Ledger_Entry[1]/ns0:ProfitCommissionAmt_Control33[1]" w:storeItemID="{79D6D75F-D29A-40D3-A819-B215617F17D6}"/>
                             <w:text/>
                           </w:sdtPr>
                           <w:sdtContent>
@@ -990,9 +864,9 @@
                             <w:tag w:val="#Nav: Salesperson_Commission/115"/>
                             <w:id w:val="2066443022"/>
                             <w:placeholder>
-                              <w:docPart w:val="14AFCE12967A4FEAB712D4384DF4A6EC"/>
+                              <w:docPart w:val="F8D33987214F46D1995DEED6116BFD6D"/>
                             </w:placeholder>
-                            <w:dataBinding w:prefixMappings="xmlns:ns0='urn:microsoft-dynamics-nav/reports/Salesperson_Commission/115/'" w:xpath="/ns0:NavWordReportXmlPart[1]/ns0:Salesperson_Purchaser[1]/ns0:Cust_Ledger_Entry[1]/ns0:AdjProfitCommissionAmt_Control45[1]" w:storeItemID="{79D6D75F-D29A-40D3-A819-B215617F17D6}"/>
+                            <w:dataBinding w:prefixMappings="&lt;xmlns:ns0='urn:microsoft-dynamics-nav/reports/Salesperson_Commission/115/' " w:xpath="/ns0:NavWordReportXmlPart[1]/ns0:Salesperson_Purchaser[1]/ns0:Cust_Ledger_Entry[1]/ns0:AdjProfitCommissionAmt_Control45[1]" w:storeItemID="{79D6D75F-D29A-40D3-A819-B215617F17D6}"/>
                             <w:text/>
                           </w:sdtPr>
                           <w:sdtContent>
@@ -1160,22 +1034,19 @@
                       <w:tag w:val="#Nav: Salesperson_Commission/115"/>
                       <w:id w:val="887532494"/>
                       <w:placeholder>
-                        <w:docPart w:val="14AFCE12967A4FEAB712D4384DF4A6EC"/>
+                        <w:docPart w:val="F8D33987214F46D1995DEED6116BFD6D"/>
                       </w:placeholder>
-                      <w:dataBinding w:prefixMappings="xmlns:ns0='urn:microsoft-dynamics-nav/reports/Salesperson_Commission/115/'" w:xpath="/ns0:NavWordReportXmlPart[1]/ns0:Salesperson_Purchaser[1]/ns0:Salesperson_Purchaser_Name[1]" w:storeItemID="{79D6D75F-D29A-40D3-A819-B215617F17D6}"/>
+                      <w:dataBinding w:prefixMappings="&lt;xmlns:ns0='urn:microsoft-dynamics-nav/reports/Salesperson_Commission/115/' " w:xpath="/ns0:NavWordReportXmlPart[1]/ns0:Salesperson_Purchaser[1]/ns0:Salesperson_Purchaser_Name[1]" w:storeItemID="{79D6D75F-D29A-40D3-A819-B215617F17D6}"/>
                       <w:text/>
                     </w:sdtPr>
                     <w:sdtContent>
                       <w:p>
                         <w:pPr>
                           <w:pStyle w:val="BCLabel"/>
-                          <w:spacing w:before="160" w:after="80"/>
                         </w:pPr>
-                        <w:proofErr w:type="spellStart"/>
                         <w:r>
                           <w:t>Salesperson_Purchaser_Name</w:t>
                         </w:r>
-                        <w:proofErr w:type="spellEnd"/>
                       </w:p>
                     </w:sdtContent>
                   </w:sdt>
@@ -1201,9 +1072,9 @@
                     <w:tag w:val="#Nav: Salesperson_Commission/115"/>
                     <w:id w:val="-731769453"/>
                     <w:placeholder>
-                      <w:docPart w:val="DefaultPlaceholder_-1854013440"/>
+                      <w:docPart w:val="42C765542CCA40C08A9BFB6A2439400B"/>
                     </w:placeholder>
-                    <w:dataBinding w:prefixMappings="xmlns:ns0='urn:microsoft-dynamics-nav/reports/Salesperson_Commission/115/'" w:xpath="/ns0:NavWordReportXmlPart[1]/ns0:Salesperson_Purchaser[1]/ns0:Subtotals[1]/ns0:Subtotals_Sales[1]" w:storeItemID="{79D6D75F-D29A-40D3-A819-B215617F17D6}"/>
+                    <w:dataBinding w:prefixMappings="&lt;xmlns:ns0='urn:microsoft-dynamics-nav/reports/Salesperson_Commission/115/' " w:xpath="/ns0:NavWordReportXmlPart[1]/ns0:Salesperson_Purchaser[1]/ns0:Subtotals[1]/ns0:Subtotals_Sales[1]" w:storeItemID="{79D6D75F-D29A-40D3-A819-B215617F17D6}"/>
                     <w:text/>
                   </w:sdtPr>
                   <w:sdtContent>
@@ -1218,14 +1089,11 @@
                       <w:p>
                         <w:pPr>
                           <w:pStyle w:val="BCLabelNumber"/>
-                          <w:spacing w:before="160" w:after="80"/>
                           <w:jc w:val="right"/>
                         </w:pPr>
-                        <w:proofErr w:type="spellStart"/>
                         <w:r>
                           <w:t>Subtotals_Sales</w:t>
                         </w:r>
-                        <w:proofErr w:type="spellEnd"/>
                       </w:p>
                     </w:tc>
                   </w:sdtContent>
@@ -1236,9 +1104,9 @@
                     <w:tag w:val="#Nav: Salesperson_Commission/115"/>
                     <w:id w:val="1207604024"/>
                     <w:placeholder>
-                      <w:docPart w:val="DefaultPlaceholder_-1854013440"/>
+                      <w:docPart w:val="42C765542CCA40C08A9BFB6A2439400B"/>
                     </w:placeholder>
-                    <w:dataBinding w:prefixMappings="xmlns:ns0='urn:microsoft-dynamics-nav/reports/Salesperson_Commission/115/'" w:xpath="/ns0:NavWordReportXmlPart[1]/ns0:Salesperson_Purchaser[1]/ns0:Subtotals[1]/ns0:Subtotals_Profit[1]" w:storeItemID="{79D6D75F-D29A-40D3-A819-B215617F17D6}"/>
+                    <w:dataBinding w:prefixMappings="&lt;xmlns:ns0='urn:microsoft-dynamics-nav/reports/Salesperson_Commission/115/' " w:xpath="/ns0:NavWordReportXmlPart[1]/ns0:Salesperson_Purchaser[1]/ns0:Subtotals[1]/ns0:Subtotals_Profit[1]" w:storeItemID="{79D6D75F-D29A-40D3-A819-B215617F17D6}"/>
                     <w:text/>
                   </w:sdtPr>
                   <w:sdtContent>
@@ -1253,14 +1121,11 @@
                       <w:p>
                         <w:pPr>
                           <w:pStyle w:val="BCLabelNumber"/>
-                          <w:spacing w:before="160" w:after="80"/>
                           <w:jc w:val="right"/>
                         </w:pPr>
-                        <w:proofErr w:type="spellStart"/>
                         <w:r>
                           <w:t>Subtotals_Profit</w:t>
                         </w:r>
-                        <w:proofErr w:type="spellEnd"/>
                       </w:p>
                     </w:tc>
                   </w:sdtContent>
@@ -1271,9 +1136,9 @@
                     <w:tag w:val="#Nav: Salesperson_Commission/115"/>
                     <w:id w:val="-2064236192"/>
                     <w:placeholder>
-                      <w:docPart w:val="DefaultPlaceholder_-1854013440"/>
+                      <w:docPart w:val="42C765542CCA40C08A9BFB6A2439400B"/>
                     </w:placeholder>
-                    <w:dataBinding w:prefixMappings="xmlns:ns0='urn:microsoft-dynamics-nav/reports/Salesperson_Commission/115/'" w:xpath="/ns0:NavWordReportXmlPart[1]/ns0:Salesperson_Purchaser[1]/ns0:Subtotals[1]/ns0:Subtotals_AdjProfit[1]" w:storeItemID="{79D6D75F-D29A-40D3-A819-B215617F17D6}"/>
+                    <w:dataBinding w:prefixMappings="&lt;xmlns:ns0='urn:microsoft-dynamics-nav/reports/Salesperson_Commission/115/' " w:xpath="/ns0:NavWordReportXmlPart[1]/ns0:Salesperson_Purchaser[1]/ns0:Subtotals[1]/ns0:Subtotals_AdjProfit[1]" w:storeItemID="{79D6D75F-D29A-40D3-A819-B215617F17D6}"/>
                     <w:text/>
                   </w:sdtPr>
                   <w:sdtContent>
@@ -1288,14 +1153,11 @@
                       <w:p>
                         <w:pPr>
                           <w:pStyle w:val="BCLabelNumber"/>
-                          <w:spacing w:before="160" w:after="80"/>
                           <w:jc w:val="right"/>
                         </w:pPr>
-                        <w:proofErr w:type="spellStart"/>
                         <w:r>
                           <w:t>Subtotals_AdjProfit</w:t>
                         </w:r>
-                        <w:proofErr w:type="spellEnd"/>
                       </w:p>
                     </w:tc>
                   </w:sdtContent>
@@ -1306,9 +1168,9 @@
                     <w:tag w:val="#Nav: Salesperson_Commission/115"/>
                     <w:id w:val="484133361"/>
                     <w:placeholder>
-                      <w:docPart w:val="DefaultPlaceholder_-1854013440"/>
+                      <w:docPart w:val="42C765542CCA40C08A9BFB6A2439400B"/>
                     </w:placeholder>
-                    <w:dataBinding w:prefixMappings="xmlns:ns0='urn:microsoft-dynamics-nav/reports/Salesperson_Commission/115/'" w:xpath="/ns0:NavWordReportXmlPart[1]/ns0:Salesperson_Purchaser[1]/ns0:Subtotals[1]/ns0:Subtotals_SalesCommission[1]" w:storeItemID="{79D6D75F-D29A-40D3-A819-B215617F17D6}"/>
+                    <w:dataBinding w:prefixMappings="&lt;xmlns:ns0='urn:microsoft-dynamics-nav/reports/Salesperson_Commission/115/' " w:xpath="/ns0:NavWordReportXmlPart[1]/ns0:Salesperson_Purchaser[1]/ns0:Subtotals[1]/ns0:Subtotals_SalesCommission[1]" w:storeItemID="{79D6D75F-D29A-40D3-A819-B215617F17D6}"/>
                     <w:text/>
                   </w:sdtPr>
                   <w:sdtContent>
@@ -1323,14 +1185,11 @@
                       <w:p>
                         <w:pPr>
                           <w:pStyle w:val="BCLabelNumber"/>
-                          <w:spacing w:before="160" w:after="80"/>
                           <w:jc w:val="right"/>
                         </w:pPr>
-                        <w:proofErr w:type="spellStart"/>
                         <w:r>
                           <w:t>Subtotals_SalesCommission</w:t>
                         </w:r>
-                        <w:proofErr w:type="spellEnd"/>
                       </w:p>
                     </w:tc>
                   </w:sdtContent>
@@ -1341,9 +1200,9 @@
                     <w:tag w:val="#Nav: Salesperson_Commission/115"/>
                     <w:id w:val="-1376308262"/>
                     <w:placeholder>
-                      <w:docPart w:val="DefaultPlaceholder_-1854013440"/>
+                      <w:docPart w:val="42C765542CCA40C08A9BFB6A2439400B"/>
                     </w:placeholder>
-                    <w:dataBinding w:prefixMappings="xmlns:ns0='urn:microsoft-dynamics-nav/reports/Salesperson_Commission/115/'" w:xpath="/ns0:NavWordReportXmlPart[1]/ns0:Salesperson_Purchaser[1]/ns0:Subtotals[1]/ns0:Subtotals_ProfitCommission[1]" w:storeItemID="{79D6D75F-D29A-40D3-A819-B215617F17D6}"/>
+                    <w:dataBinding w:prefixMappings="&lt;xmlns:ns0='urn:microsoft-dynamics-nav/reports/Salesperson_Commission/115/' " w:xpath="/ns0:NavWordReportXmlPart[1]/ns0:Salesperson_Purchaser[1]/ns0:Subtotals[1]/ns0:Subtotals_ProfitCommission[1]" w:storeItemID="{79D6D75F-D29A-40D3-A819-B215617F17D6}"/>
                     <w:text/>
                   </w:sdtPr>
                   <w:sdtContent>
@@ -1358,14 +1217,11 @@
                       <w:p>
                         <w:pPr>
                           <w:pStyle w:val="BCLabelNumber"/>
-                          <w:spacing w:before="160" w:after="80"/>
                           <w:jc w:val="right"/>
                         </w:pPr>
-                        <w:proofErr w:type="spellStart"/>
                         <w:r>
                           <w:t>Subtotals_ProfitCommission</w:t>
                         </w:r>
-                        <w:proofErr w:type="spellEnd"/>
                       </w:p>
                     </w:tc>
                   </w:sdtContent>
@@ -1376,9 +1232,9 @@
                     <w:tag w:val="#Nav: Salesperson_Commission/115"/>
                     <w:id w:val="412291003"/>
                     <w:placeholder>
-                      <w:docPart w:val="DefaultPlaceholder_-1854013440"/>
+                      <w:docPart w:val="42C765542CCA40C08A9BFB6A2439400B"/>
                     </w:placeholder>
-                    <w:dataBinding w:prefixMappings="xmlns:ns0='urn:microsoft-dynamics-nav/reports/Salesperson_Commission/115/'" w:xpath="/ns0:NavWordReportXmlPart[1]/ns0:Salesperson_Purchaser[1]/ns0:Subtotals[1]/ns0:Subtotals_AdjProfitCommission[1]" w:storeItemID="{79D6D75F-D29A-40D3-A819-B215617F17D6}"/>
+                    <w:dataBinding w:prefixMappings="&lt;xmlns:ns0='urn:microsoft-dynamics-nav/reports/Salesperson_Commission/115/' " w:xpath="/ns0:NavWordReportXmlPart[1]/ns0:Salesperson_Purchaser[1]/ns0:Subtotals[1]/ns0:Subtotals_AdjProfitCommission[1]" w:storeItemID="{79D6D75F-D29A-40D3-A819-B215617F17D6}"/>
                     <w:text/>
                   </w:sdtPr>
                   <w:sdtContent>
@@ -1393,14 +1249,11 @@
                       <w:p>
                         <w:pPr>
                           <w:pStyle w:val="BCLabelNumber"/>
-                          <w:spacing w:before="160" w:after="80"/>
                           <w:jc w:val="right"/>
                         </w:pPr>
-                        <w:proofErr w:type="spellStart"/>
                         <w:r>
                           <w:t>Subtotals_AdjProfitCommission</w:t>
                         </w:r>
-                        <w:proofErr w:type="spellEnd"/>
                       </w:p>
                     </w:tc>
                   </w:sdtContent>
@@ -1426,15 +1279,15 @@
         <w:tblDescription w:val="Document totals."/>
       </w:tblPr>
       <w:tblGrid>
-        <w:gridCol w:w="1799"/>
-        <w:gridCol w:w="1889"/>
-        <w:gridCol w:w="1892"/>
-        <w:gridCol w:w="1891"/>
-        <w:gridCol w:w="1709"/>
-        <w:gridCol w:w="1170"/>
-        <w:gridCol w:w="1620"/>
-        <w:gridCol w:w="1620"/>
-        <w:gridCol w:w="1808"/>
+        <w:gridCol w:w="1249"/>
+        <w:gridCol w:w="1805"/>
+        <w:gridCol w:w="1706"/>
+        <w:gridCol w:w="1481"/>
+        <w:gridCol w:w="1457"/>
+        <w:gridCol w:w="1457"/>
+        <w:gridCol w:w="2082"/>
+        <w:gridCol w:w="2079"/>
+        <w:gridCol w:w="2082"/>
       </w:tblGrid>
       <w:tr>
         <w:trPr>
@@ -1447,33 +1300,31 @@
             <w:tag w:val="#Nav: Salesperson_Commission/115"/>
             <w:id w:val="968545507"/>
             <w:placeholder>
-              <w:docPart w:val="DefaultPlaceholder_-1854013440"/>
+              <w:docPart w:val="4694C1BB7AE949D28BF5D212C93F9C2E"/>
             </w:placeholder>
-            <w:dataBinding w:prefixMappings="xmlns:ns0='urn:microsoft-dynamics-nav/reports/Salesperson_Commission/115/'" w:xpath="/ns0:NavWordReportXmlPart[1]/ns0:Labels[1]/ns0:TotalsCaption[1]" w:storeItemID="{79D6D75F-D29A-40D3-A819-B215617F17D6}"/>
+            <w:dataBinding w:prefixMappings="&lt;xmlns:ns0='urn:microsoft-dynamics-nav/reports/Salesperson_Commission/115/' " w:xpath="/ns0:NavWordReportXmlPart[1]/ns0:Labels[1]/ns0:TotalsCaption[1]" w:storeItemID="{79D6D75F-D29A-40D3-A819-B215617F17D6}"/>
             <w:text/>
           </w:sdtPr>
           <w:sdtContent>
             <w:tc>
               <w:tcPr>
-                <w:tcW w:w="584" w:type="pct"/>
+                <w:tcW w:w="406" w:type="pct"/>
               </w:tcPr>
               <w:p>
                 <w:pPr>
                   <w:pStyle w:val="BCLabel"/>
                   <w:spacing w:before="160" w:after="80"/>
                 </w:pPr>
-                <w:proofErr w:type="spellStart"/>
                 <w:r>
                   <w:t>TotalsCaption</w:t>
                 </w:r>
-                <w:proofErr w:type="spellEnd"/>
               </w:p>
             </w:tc>
           </w:sdtContent>
         </w:sdt>
         <w:tc>
           <w:tcPr>
-            <w:tcW w:w="613" w:type="pct"/>
+            <w:tcW w:w="586" w:type="pct"/>
           </w:tcPr>
           <w:p>
             <w:pPr>
@@ -1484,7 +1335,7 @@
         </w:tc>
         <w:tc>
           <w:tcPr>
-            <w:tcW w:w="614" w:type="pct"/>
+            <w:tcW w:w="554" w:type="pct"/>
           </w:tcPr>
           <w:p>
             <w:pPr>
@@ -1499,15 +1350,15 @@
             <w:tag w:val="#Nav: Salesperson_Commission/115"/>
             <w:id w:val="2138451167"/>
             <w:placeholder>
-              <w:docPart w:val="DefaultPlaceholder_-1854013440"/>
+              <w:docPart w:val="4694C1BB7AE949D28BF5D212C93F9C2E"/>
             </w:placeholder>
-            <w:dataBinding w:prefixMappings="xmlns:ns0='urn:microsoft-dynamics-nav/reports/Salesperson_Commission/115/'" w:xpath="/ns0:NavWordReportXmlPart[1]/ns0:Totals[1]/ns0:Totals_Sales[1]" w:storeItemID="{79D6D75F-D29A-40D3-A819-B215617F17D6}"/>
+            <w:dataBinding w:prefixMappings="&lt;xmlns:ns0='urn:microsoft-dynamics-nav/reports/Salesperson_Commission/115/' " w:xpath="/ns0:NavWordReportXmlPart[1]/ns0:Totals[1]/ns0:Totals_Sales[1]" w:storeItemID="{79D6D75F-D29A-40D3-A819-B215617F17D6}"/>
             <w:text/>
           </w:sdtPr>
           <w:sdtContent>
             <w:tc>
               <w:tcPr>
-                <w:tcW w:w="614" w:type="pct"/>
+                <w:tcW w:w="481" w:type="pct"/>
               </w:tcPr>
               <w:p>
                 <w:pPr>
@@ -1515,11 +1366,9 @@
                   <w:spacing w:before="160" w:after="80"/>
                   <w:jc w:val="right"/>
                 </w:pPr>
-                <w:proofErr w:type="spellStart"/>
                 <w:r>
                   <w:t>Totals_Sales</w:t>
                 </w:r>
-                <w:proofErr w:type="spellEnd"/>
               </w:p>
             </w:tc>
           </w:sdtContent>
@@ -1530,15 +1379,15 @@
             <w:tag w:val="#Nav: Salesperson_Commission/115"/>
             <w:id w:val="1106469660"/>
             <w:placeholder>
-              <w:docPart w:val="DefaultPlaceholder_-1854013440"/>
+              <w:docPart w:val="4694C1BB7AE949D28BF5D212C93F9C2E"/>
             </w:placeholder>
-            <w:dataBinding w:prefixMappings="xmlns:ns0='urn:microsoft-dynamics-nav/reports/Salesperson_Commission/115/'" w:xpath="/ns0:NavWordReportXmlPart[1]/ns0:Totals[1]/ns0:Totals_Profit[1]" w:storeItemID="{79D6D75F-D29A-40D3-A819-B215617F17D6}"/>
+            <w:dataBinding w:prefixMappings="&lt;xmlns:ns0='urn:microsoft-dynamics-nav/reports/Salesperson_Commission/115/' " w:xpath="/ns0:NavWordReportXmlPart[1]/ns0:Totals[1]/ns0:Totals_Profit[1]" w:storeItemID="{79D6D75F-D29A-40D3-A819-B215617F17D6}"/>
             <w:text/>
           </w:sdtPr>
           <w:sdtContent>
             <w:tc>
               <w:tcPr>
-                <w:tcW w:w="555" w:type="pct"/>
+                <w:tcW w:w="473" w:type="pct"/>
               </w:tcPr>
               <w:p>
                 <w:pPr>
@@ -1546,11 +1395,9 @@
                   <w:spacing w:before="160" w:after="80"/>
                   <w:jc w:val="right"/>
                 </w:pPr>
-                <w:proofErr w:type="spellStart"/>
                 <w:r>
                   <w:t>Totals_Profit</w:t>
                 </w:r>
-                <w:proofErr w:type="spellEnd"/>
               </w:p>
             </w:tc>
           </w:sdtContent>
@@ -1561,15 +1408,15 @@
             <w:tag w:val="#Nav: Salesperson_Commission/115"/>
             <w:id w:val="2062752820"/>
             <w:placeholder>
-              <w:docPart w:val="DefaultPlaceholder_-1854013440"/>
+              <w:docPart w:val="4694C1BB7AE949D28BF5D212C93F9C2E"/>
             </w:placeholder>
-            <w:dataBinding w:prefixMappings="xmlns:ns0='urn:microsoft-dynamics-nav/reports/Salesperson_Commission/115/'" w:xpath="/ns0:NavWordReportXmlPart[1]/ns0:Totals[1]/ns0:Totals_AdjProfit[1]" w:storeItemID="{79D6D75F-D29A-40D3-A819-B215617F17D6}"/>
+            <w:dataBinding w:prefixMappings="&lt;xmlns:ns0='urn:microsoft-dynamics-nav/reports/Salesperson_Commission/115/' " w:xpath="/ns0:NavWordReportXmlPart[1]/ns0:Totals[1]/ns0:Totals_AdjProfit[1]" w:storeItemID="{79D6D75F-D29A-40D3-A819-B215617F17D6}"/>
             <w:text/>
           </w:sdtPr>
           <w:sdtContent>
             <w:tc>
               <w:tcPr>
-                <w:tcW w:w="380" w:type="pct"/>
+                <w:tcW w:w="473" w:type="pct"/>
               </w:tcPr>
               <w:p>
                 <w:pPr>
@@ -1590,15 +1437,15 @@
             <w:tag w:val="#Nav: Salesperson_Commission/115"/>
             <w:id w:val="-1037499563"/>
             <w:placeholder>
-              <w:docPart w:val="DefaultPlaceholder_-1854013440"/>
+              <w:docPart w:val="4694C1BB7AE949D28BF5D212C93F9C2E"/>
             </w:placeholder>
-            <w:dataBinding w:prefixMappings="xmlns:ns0='urn:microsoft-dynamics-nav/reports/Salesperson_Commission/115/'" w:xpath="/ns0:NavWordReportXmlPart[1]/ns0:Totals[1]/ns0:Totals_SalesCommission[1]" w:storeItemID="{79D6D75F-D29A-40D3-A819-B215617F17D6}"/>
+            <w:dataBinding w:prefixMappings="&lt;xmlns:ns0='urn:microsoft-dynamics-nav/reports/Salesperson_Commission/115/' " w:xpath="/ns0:NavWordReportXmlPart[1]/ns0:Totals[1]/ns0:Totals_SalesCommission[1]" w:storeItemID="{79D6D75F-D29A-40D3-A819-B215617F17D6}"/>
             <w:text/>
           </w:sdtPr>
           <w:sdtContent>
             <w:tc>
               <w:tcPr>
-                <w:tcW w:w="526" w:type="pct"/>
+                <w:tcW w:w="676" w:type="pct"/>
               </w:tcPr>
               <w:p>
                 <w:pPr>
@@ -1606,11 +1453,9 @@
                   <w:spacing w:before="160" w:after="80"/>
                   <w:jc w:val="right"/>
                 </w:pPr>
-                <w:proofErr w:type="spellStart"/>
                 <w:r>
                   <w:t>Totals_SalesCommission</w:t>
                 </w:r>
-                <w:proofErr w:type="spellEnd"/>
               </w:p>
             </w:tc>
           </w:sdtContent>
@@ -1621,15 +1466,15 @@
             <w:tag w:val="#Nav: Salesperson_Commission/115"/>
             <w:id w:val="1499311762"/>
             <w:placeholder>
-              <w:docPart w:val="DefaultPlaceholder_-1854013440"/>
+              <w:docPart w:val="4694C1BB7AE949D28BF5D212C93F9C2E"/>
             </w:placeholder>
-            <w:dataBinding w:prefixMappings="xmlns:ns0='urn:microsoft-dynamics-nav/reports/Salesperson_Commission/115/'" w:xpath="/ns0:NavWordReportXmlPart[1]/ns0:Totals[1]/ns0:Totals_ProfitCommission[1]" w:storeItemID="{79D6D75F-D29A-40D3-A819-B215617F17D6}"/>
+            <w:dataBinding w:prefixMappings="&lt;xmlns:ns0='urn:microsoft-dynamics-nav/reports/Salesperson_Commission/115/' " w:xpath="/ns0:NavWordReportXmlPart[1]/ns0:Totals[1]/ns0:Totals_ProfitCommission[1]" w:storeItemID="{79D6D75F-D29A-40D3-A819-B215617F17D6}"/>
             <w:text/>
           </w:sdtPr>
           <w:sdtContent>
             <w:tc>
               <w:tcPr>
-                <w:tcW w:w="526" w:type="pct"/>
+                <w:tcW w:w="675" w:type="pct"/>
               </w:tcPr>
               <w:p>
                 <w:pPr>
@@ -1637,11 +1482,9 @@
                   <w:spacing w:before="160" w:after="80"/>
                   <w:jc w:val="right"/>
                 </w:pPr>
-                <w:proofErr w:type="spellStart"/>
                 <w:r>
                   <w:t>Totals_ProfitCommission</w:t>
                 </w:r>
-                <w:proofErr w:type="spellEnd"/>
               </w:p>
             </w:tc>
           </w:sdtContent>
@@ -1652,15 +1495,15 @@
             <w:tag w:val="#Nav: Salesperson_Commission/115"/>
             <w:id w:val="-1566799544"/>
             <w:placeholder>
-              <w:docPart w:val="DefaultPlaceholder_-1854013440"/>
+              <w:docPart w:val="4694C1BB7AE949D28BF5D212C93F9C2E"/>
             </w:placeholder>
-            <w:dataBinding w:prefixMappings="xmlns:ns0='urn:microsoft-dynamics-nav/reports/Salesperson_Commission/115/'" w:xpath="/ns0:NavWordReportXmlPart[1]/ns0:Totals[1]/ns0:Totals_AdjProfitCommission[1]" w:storeItemID="{79D6D75F-D29A-40D3-A819-B215617F17D6}"/>
+            <w:dataBinding w:prefixMappings="&lt;xmlns:ns0='urn:microsoft-dynamics-nav/reports/Salesperson_Commission/115/' " w:xpath="/ns0:NavWordReportXmlPart[1]/ns0:Totals[1]/ns0:Totals_AdjProfitCommission[1]" w:storeItemID="{79D6D75F-D29A-40D3-A819-B215617F17D6}"/>
             <w:text/>
           </w:sdtPr>
           <w:sdtContent>
             <w:tc>
               <w:tcPr>
-                <w:tcW w:w="587" w:type="pct"/>
+                <w:tcW w:w="676" w:type="pct"/>
               </w:tcPr>
               <w:p>
                 <w:pPr>
@@ -1668,11 +1511,9 @@
                   <w:spacing w:before="160" w:after="80"/>
                   <w:jc w:val="right"/>
                 </w:pPr>
-                <w:proofErr w:type="spellStart"/>
                 <w:r>
                   <w:t>Totals_AdjProfitCommission</w:t>
                 </w:r>
-                <w:proofErr w:type="spellEnd"/>
               </w:p>
             </w:tc>
           </w:sdtContent>
@@ -1681,6 +1522,12 @@
     </w:tbl>
     <w:p/>
     <w:sectPr>
+      <w:headerReference w:type="even" r:id="rId8"/>
+      <w:headerReference w:type="default" r:id="rId9"/>
+      <w:footerReference w:type="even" r:id="rId10"/>
+      <w:footerReference w:type="default" r:id="rId11"/>
+      <w:headerReference w:type="first" r:id="rId12"/>
+      <w:footerReference w:type="first" r:id="rId13"/>
       <w:pgSz w:w="16838" w:h="11906" w:orient="landscape"/>
       <w:pgMar w:top="720" w:right="720" w:bottom="720" w:left="720" w:header="425" w:footer="708" w:gutter="0"/>
       <w:cols w:space="708"/>
@@ -1715,6 +1562,36 @@
 </w:endnotes>
 </file>
 
+<file path=word/footer1.xml><?xml version="1.0" encoding="utf-8"?>
+<w:ftr xmlns:wpc="http://schemas.microsoft.com/office/word/2010/wordprocessingCanvas" xmlns:cx="http://schemas.microsoft.com/office/drawing/2014/chartex" xmlns:cx1="http://schemas.microsoft.com/office/drawing/2015/9/8/chartex" xmlns:cx2="http://schemas.microsoft.com/office/drawing/2015/10/21/chartex" xmlns:cx3="http://schemas.microsoft.com/office/drawing/2016/5/9/chartex" xmlns:cx4="http://schemas.microsoft.com/office/drawing/2016/5/10/chartex" xmlns:cx5="http://schemas.microsoft.com/office/drawing/2016/5/11/chartex" xmlns:cx6="http://schemas.microsoft.com/office/drawing/2016/5/12/chartex" xmlns:cx7="http://schemas.microsoft.com/office/drawing/2016/5/13/chartex" xmlns:cx8="http://schemas.microsoft.com/office/drawing/2016/5/14/chartex" xmlns:mc="http://schemas.openxmlformats.org/markup-compatibility/2006" xmlns:aink="http://schemas.microsoft.com/office/drawing/2016/ink" xmlns:am3d="http://schemas.microsoft.com/office/drawing/2017/model3d" xmlns:o="urn:schemas-microsoft-com:office:office" xmlns:oel="http://schemas.microsoft.com/office/2019/extlst" xmlns:r="http://schemas.openxmlformats.org/officeDocument/2006/relationships" xmlns:m="http://schemas.openxmlformats.org/officeDocument/2006/math" xmlns:v="urn:schemas-microsoft-com:vml" xmlns:wp14="http://schemas.microsoft.com/office/word/2010/wordprocessingDrawing" xmlns:wp="http://schemas.openxmlformats.org/drawingml/2006/wordprocessingDrawing" xmlns:w10="urn:schemas-microsoft-com:office:word" xmlns:w="http://schemas.openxmlformats.org/wordprocessingml/2006/main" xmlns:w14="http://schemas.microsoft.com/office/word/2010/wordml" xmlns:w15="http://schemas.microsoft.com/office/word/2012/wordml" xmlns:w16cei="http://schemas.microsoft.com/office/word/2026/wordml/cei" xmlns:w16cex="http://schemas.microsoft.com/office/word/2018/wordml/cex" xmlns:w16cid="http://schemas.microsoft.com/office/word/2016/wordml/cid" xmlns:w16="http://schemas.microsoft.com/office/word/2018/wordml" xmlns:w16du="http://schemas.microsoft.com/office/word/2023/wordml/word16du" xmlns:w16sdtdh="http://schemas.microsoft.com/office/word/2020/wordml/sdtdatahash" xmlns:w16sdtfl="http://schemas.microsoft.com/office/word/2024/wordml/sdtformatlock" xmlns:w16se="http://schemas.microsoft.com/office/word/2015/wordml/symex" xmlns:wpg="http://schemas.microsoft.com/office/word/2010/wordprocessingGroup" xmlns:wpi="http://schemas.microsoft.com/office/word/2010/wordprocessingInk" xmlns:wne="http://schemas.microsoft.com/office/word/2006/wordml" xmlns:wps="http://schemas.microsoft.com/office/word/2010/wordprocessingShape" mc:Ignorable="w14 w15 w16se w16cid w16 w16cex w16sdtdh w16sdtfl w16du wp14">
+  <w:p>
+    <w:pPr>
+      <w:pStyle w:val="Footer"/>
+    </w:pPr>
+  </w:p>
+</w:ftr>
+</file>
+
+<file path=word/footer2.xml><?xml version="1.0" encoding="utf-8"?>
+<w:ftr xmlns:wpc="http://schemas.microsoft.com/office/word/2010/wordprocessingCanvas" xmlns:cx="http://schemas.microsoft.com/office/drawing/2014/chartex" xmlns:cx1="http://schemas.microsoft.com/office/drawing/2015/9/8/chartex" xmlns:cx2="http://schemas.microsoft.com/office/drawing/2015/10/21/chartex" xmlns:cx3="http://schemas.microsoft.com/office/drawing/2016/5/9/chartex" xmlns:cx4="http://schemas.microsoft.com/office/drawing/2016/5/10/chartex" xmlns:cx5="http://schemas.microsoft.com/office/drawing/2016/5/11/chartex" xmlns:cx6="http://schemas.microsoft.com/office/drawing/2016/5/12/chartex" xmlns:cx7="http://schemas.microsoft.com/office/drawing/2016/5/13/chartex" xmlns:cx8="http://schemas.microsoft.com/office/drawing/2016/5/14/chartex" xmlns:mc="http://schemas.openxmlformats.org/markup-compatibility/2006" xmlns:aink="http://schemas.microsoft.com/office/drawing/2016/ink" xmlns:am3d="http://schemas.microsoft.com/office/drawing/2017/model3d" xmlns:o="urn:schemas-microsoft-com:office:office" xmlns:oel="http://schemas.microsoft.com/office/2019/extlst" xmlns:r="http://schemas.openxmlformats.org/officeDocument/2006/relationships" xmlns:m="http://schemas.openxmlformats.org/officeDocument/2006/math" xmlns:v="urn:schemas-microsoft-com:vml" xmlns:wp14="http://schemas.microsoft.com/office/word/2010/wordprocessingDrawing" xmlns:wp="http://schemas.openxmlformats.org/drawingml/2006/wordprocessingDrawing" xmlns:w10="urn:schemas-microsoft-com:office:word" xmlns:w="http://schemas.openxmlformats.org/wordprocessingml/2006/main" xmlns:w14="http://schemas.microsoft.com/office/word/2010/wordml" xmlns:w15="http://schemas.microsoft.com/office/word/2012/wordml" xmlns:w16cei="http://schemas.microsoft.com/office/word/2026/wordml/cei" xmlns:w16cex="http://schemas.microsoft.com/office/word/2018/wordml/cex" xmlns:w16cid="http://schemas.microsoft.com/office/word/2016/wordml/cid" xmlns:w16="http://schemas.microsoft.com/office/word/2018/wordml" xmlns:w16du="http://schemas.microsoft.com/office/word/2023/wordml/word16du" xmlns:w16sdtdh="http://schemas.microsoft.com/office/word/2020/wordml/sdtdatahash" xmlns:w16sdtfl="http://schemas.microsoft.com/office/word/2024/wordml/sdtformatlock" xmlns:w16se="http://schemas.microsoft.com/office/word/2015/wordml/symex" xmlns:wpg="http://schemas.microsoft.com/office/word/2010/wordprocessingGroup" xmlns:wpi="http://schemas.microsoft.com/office/word/2010/wordprocessingInk" xmlns:wne="http://schemas.microsoft.com/office/word/2006/wordml" xmlns:wps="http://schemas.microsoft.com/office/word/2010/wordprocessingShape" mc:Ignorable="w14 w15 w16se w16cid w16 w16cex w16sdtdh w16sdtfl w16du wp14">
+  <w:p>
+    <w:pPr>
+      <w:pStyle w:val="Footer"/>
+    </w:pPr>
+  </w:p>
+</w:ftr>
+</file>
+
+<file path=word/footer3.xml><?xml version="1.0" encoding="utf-8"?>
+<w:ftr xmlns:wpc="http://schemas.microsoft.com/office/word/2010/wordprocessingCanvas" xmlns:cx="http://schemas.microsoft.com/office/drawing/2014/chartex" xmlns:cx1="http://schemas.microsoft.com/office/drawing/2015/9/8/chartex" xmlns:cx2="http://schemas.microsoft.com/office/drawing/2015/10/21/chartex" xmlns:cx3="http://schemas.microsoft.com/office/drawing/2016/5/9/chartex" xmlns:cx4="http://schemas.microsoft.com/office/drawing/2016/5/10/chartex" xmlns:cx5="http://schemas.microsoft.com/office/drawing/2016/5/11/chartex" xmlns:cx6="http://schemas.microsoft.com/office/drawing/2016/5/12/chartex" xmlns:cx7="http://schemas.microsoft.com/office/drawing/2016/5/13/chartex" xmlns:cx8="http://schemas.microsoft.com/office/drawing/2016/5/14/chartex" xmlns:mc="http://schemas.openxmlformats.org/markup-compatibility/2006" xmlns:aink="http://schemas.microsoft.com/office/drawing/2016/ink" xmlns:am3d="http://schemas.microsoft.com/office/drawing/2017/model3d" xmlns:o="urn:schemas-microsoft-com:office:office" xmlns:oel="http://schemas.microsoft.com/office/2019/extlst" xmlns:r="http://schemas.openxmlformats.org/officeDocument/2006/relationships" xmlns:m="http://schemas.openxmlformats.org/officeDocument/2006/math" xmlns:v="urn:schemas-microsoft-com:vml" xmlns:wp14="http://schemas.microsoft.com/office/word/2010/wordprocessingDrawing" xmlns:wp="http://schemas.openxmlformats.org/drawingml/2006/wordprocessingDrawing" xmlns:w10="urn:schemas-microsoft-com:office:word" xmlns:w="http://schemas.openxmlformats.org/wordprocessingml/2006/main" xmlns:w14="http://schemas.microsoft.com/office/word/2010/wordml" xmlns:w15="http://schemas.microsoft.com/office/word/2012/wordml" xmlns:w16cei="http://schemas.microsoft.com/office/word/2026/wordml/cei" xmlns:w16cex="http://schemas.microsoft.com/office/word/2018/wordml/cex" xmlns:w16cid="http://schemas.microsoft.com/office/word/2016/wordml/cid" xmlns:w16="http://schemas.microsoft.com/office/word/2018/wordml" xmlns:w16du="http://schemas.microsoft.com/office/word/2023/wordml/word16du" xmlns:w16sdtdh="http://schemas.microsoft.com/office/word/2020/wordml/sdtdatahash" xmlns:w16sdtfl="http://schemas.microsoft.com/office/word/2024/wordml/sdtformatlock" xmlns:w16se="http://schemas.microsoft.com/office/word/2015/wordml/symex" xmlns:wpg="http://schemas.microsoft.com/office/word/2010/wordprocessingGroup" xmlns:wpi="http://schemas.microsoft.com/office/word/2010/wordprocessingInk" xmlns:wne="http://schemas.microsoft.com/office/word/2006/wordml" xmlns:wps="http://schemas.microsoft.com/office/word/2010/wordprocessingShape" mc:Ignorable="w14 w15 w16se w16cid w16 w16cex w16sdtdh w16sdtfl w16du wp14">
+  <w:p>
+    <w:pPr>
+      <w:pStyle w:val="Footer"/>
+    </w:pPr>
+  </w:p>
+</w:ftr>
+</file>
+
 <file path=word/footnotes.xml><?xml version="1.0" encoding="utf-8"?>
 <w:footnotes xmlns:wpc="http://schemas.microsoft.com/office/word/2010/wordprocessingCanvas" xmlns:cx="http://schemas.microsoft.com/office/drawing/2014/chartex" xmlns:cx1="http://schemas.microsoft.com/office/drawing/2015/9/8/chartex" xmlns:cx2="http://schemas.microsoft.com/office/drawing/2015/10/21/chartex" xmlns:cx3="http://schemas.microsoft.com/office/drawing/2016/5/9/chartex" xmlns:cx4="http://schemas.microsoft.com/office/drawing/2016/5/10/chartex" xmlns:cx5="http://schemas.microsoft.com/office/drawing/2016/5/11/chartex" xmlns:cx6="http://schemas.microsoft.com/office/drawing/2016/5/12/chartex" xmlns:cx7="http://schemas.microsoft.com/office/drawing/2016/5/13/chartex" xmlns:cx8="http://schemas.microsoft.com/office/drawing/2016/5/14/chartex" xmlns:mc="http://schemas.openxmlformats.org/markup-compatibility/2006" xmlns:aink="http://schemas.microsoft.com/office/drawing/2016/ink" xmlns:am3d="http://schemas.microsoft.com/office/drawing/2017/model3d" xmlns:o="urn:schemas-microsoft-com:office:office" xmlns:oel="http://schemas.microsoft.com/office/2019/extlst" xmlns:r="http://schemas.openxmlformats.org/officeDocument/2006/relationships" xmlns:m="http://schemas.openxmlformats.org/officeDocument/2006/math" xmlns:v="urn:schemas-microsoft-com:vml" xmlns:wp14="http://schemas.microsoft.com/office/word/2010/wordprocessingDrawing" xmlns:wp="http://schemas.openxmlformats.org/drawingml/2006/wordprocessingDrawing" xmlns:w10="urn:schemas-microsoft-com:office:word" xmlns:w="http://schemas.openxmlformats.org/wordprocessingml/2006/main" xmlns:w14="http://schemas.microsoft.com/office/word/2010/wordml" xmlns:w15="http://schemas.microsoft.com/office/word/2012/wordml" xmlns:w16cei="http://schemas.microsoft.com/office/word/2026/wordml/cei" xmlns:w16cex="http://schemas.microsoft.com/office/word/2018/wordml/cex" xmlns:w16cid="http://schemas.microsoft.com/office/word/2016/wordml/cid" xmlns:w16="http://schemas.microsoft.com/office/word/2018/wordml" xmlns:w16du="http://schemas.microsoft.com/office/word/2023/wordml/word16du" xmlns:w16sdtdh="http://schemas.microsoft.com/office/word/2020/wordml/sdtdatahash" xmlns:w16sdtfl="http://schemas.microsoft.com/office/word/2024/wordml/sdtformatlock" xmlns:w16se="http://schemas.microsoft.com/office/word/2015/wordml/symex" xmlns:wpg="http://schemas.microsoft.com/office/word/2010/wordprocessingGroup" xmlns:wpi="http://schemas.microsoft.com/office/word/2010/wordprocessingInk" xmlns:wne="http://schemas.microsoft.com/office/word/2006/wordml" xmlns:wps="http://schemas.microsoft.com/office/word/2010/wordprocessingShape" mc:Ignorable="w14 w15 w16se w16cid w16 w16cex w16sdtdh w16sdtfl w16du wp14">
   <w:footnote w:type="separator" w:id="-1">
@@ -1738,6 +1615,36 @@
     </w:p>
   </w:footnote>
 </w:footnotes>
+</file>
+
+<file path=word/header1.xml><?xml version="1.0" encoding="utf-8"?>
+<w:hdr xmlns:wpc="http://schemas.microsoft.com/office/word/2010/wordprocessingCanvas" xmlns:cx="http://schemas.microsoft.com/office/drawing/2014/chartex" xmlns:cx1="http://schemas.microsoft.com/office/drawing/2015/9/8/chartex" xmlns:cx2="http://schemas.microsoft.com/office/drawing/2015/10/21/chartex" xmlns:cx3="http://schemas.microsoft.com/office/drawing/2016/5/9/chartex" xmlns:cx4="http://schemas.microsoft.com/office/drawing/2016/5/10/chartex" xmlns:cx5="http://schemas.microsoft.com/office/drawing/2016/5/11/chartex" xmlns:cx6="http://schemas.microsoft.com/office/drawing/2016/5/12/chartex" xmlns:cx7="http://schemas.microsoft.com/office/drawing/2016/5/13/chartex" xmlns:cx8="http://schemas.microsoft.com/office/drawing/2016/5/14/chartex" xmlns:mc="http://schemas.openxmlformats.org/markup-compatibility/2006" xmlns:aink="http://schemas.microsoft.com/office/drawing/2016/ink" xmlns:am3d="http://schemas.microsoft.com/office/drawing/2017/model3d" xmlns:o="urn:schemas-microsoft-com:office:office" xmlns:oel="http://schemas.microsoft.com/office/2019/extlst" xmlns:r="http://schemas.openxmlformats.org/officeDocument/2006/relationships" xmlns:m="http://schemas.openxmlformats.org/officeDocument/2006/math" xmlns:v="urn:schemas-microsoft-com:vml" xmlns:wp14="http://schemas.microsoft.com/office/word/2010/wordprocessingDrawing" xmlns:wp="http://schemas.openxmlformats.org/drawingml/2006/wordprocessingDrawing" xmlns:w10="urn:schemas-microsoft-com:office:word" xmlns:w="http://schemas.openxmlformats.org/wordprocessingml/2006/main" xmlns:w14="http://schemas.microsoft.com/office/word/2010/wordml" xmlns:w15="http://schemas.microsoft.com/office/word/2012/wordml" xmlns:w16cei="http://schemas.microsoft.com/office/word/2026/wordml/cei" xmlns:w16cex="http://schemas.microsoft.com/office/word/2018/wordml/cex" xmlns:w16cid="http://schemas.microsoft.com/office/word/2016/wordml/cid" xmlns:w16="http://schemas.microsoft.com/office/word/2018/wordml" xmlns:w16du="http://schemas.microsoft.com/office/word/2023/wordml/word16du" xmlns:w16sdtdh="http://schemas.microsoft.com/office/word/2020/wordml/sdtdatahash" xmlns:w16sdtfl="http://schemas.microsoft.com/office/word/2024/wordml/sdtformatlock" xmlns:w16se="http://schemas.microsoft.com/office/word/2015/wordml/symex" xmlns:wpg="http://schemas.microsoft.com/office/word/2010/wordprocessingGroup" xmlns:wpi="http://schemas.microsoft.com/office/word/2010/wordprocessingInk" xmlns:wne="http://schemas.microsoft.com/office/word/2006/wordml" xmlns:wps="http://schemas.microsoft.com/office/word/2010/wordprocessingShape" mc:Ignorable="w14 w15 w16se w16cid w16 w16cex w16sdtdh w16sdtfl w16du wp14">
+  <w:p>
+    <w:pPr>
+      <w:pStyle w:val="Header"/>
+    </w:pPr>
+  </w:p>
+</w:hdr>
+</file>
+
+<file path=word/header2.xml><?xml version="1.0" encoding="utf-8"?>
+<w:hdr xmlns:wpc="http://schemas.microsoft.com/office/word/2010/wordprocessingCanvas" xmlns:cx="http://schemas.microsoft.com/office/drawing/2014/chartex" xmlns:cx1="http://schemas.microsoft.com/office/drawing/2015/9/8/chartex" xmlns:cx2="http://schemas.microsoft.com/office/drawing/2015/10/21/chartex" xmlns:cx3="http://schemas.microsoft.com/office/drawing/2016/5/9/chartex" xmlns:cx4="http://schemas.microsoft.com/office/drawing/2016/5/10/chartex" xmlns:cx5="http://schemas.microsoft.com/office/drawing/2016/5/11/chartex" xmlns:cx6="http://schemas.microsoft.com/office/drawing/2016/5/12/chartex" xmlns:cx7="http://schemas.microsoft.com/office/drawing/2016/5/13/chartex" xmlns:cx8="http://schemas.microsoft.com/office/drawing/2016/5/14/chartex" xmlns:mc="http://schemas.openxmlformats.org/markup-compatibility/2006" xmlns:aink="http://schemas.microsoft.com/office/drawing/2016/ink" xmlns:am3d="http://schemas.microsoft.com/office/drawing/2017/model3d" xmlns:o="urn:schemas-microsoft-com:office:office" xmlns:oel="http://schemas.microsoft.com/office/2019/extlst" xmlns:r="http://schemas.openxmlformats.org/officeDocument/2006/relationships" xmlns:m="http://schemas.openxmlformats.org/officeDocument/2006/math" xmlns:v="urn:schemas-microsoft-com:vml" xmlns:wp14="http://schemas.microsoft.com/office/word/2010/wordprocessingDrawing" xmlns:wp="http://schemas.openxmlformats.org/drawingml/2006/wordprocessingDrawing" xmlns:w10="urn:schemas-microsoft-com:office:word" xmlns:w="http://schemas.openxmlformats.org/wordprocessingml/2006/main" xmlns:w14="http://schemas.microsoft.com/office/word/2010/wordml" xmlns:w15="http://schemas.microsoft.com/office/word/2012/wordml" xmlns:w16cei="http://schemas.microsoft.com/office/word/2026/wordml/cei" xmlns:w16cex="http://schemas.microsoft.com/office/word/2018/wordml/cex" xmlns:w16cid="http://schemas.microsoft.com/office/word/2016/wordml/cid" xmlns:w16="http://schemas.microsoft.com/office/word/2018/wordml" xmlns:w16du="http://schemas.microsoft.com/office/word/2023/wordml/word16du" xmlns:w16sdtdh="http://schemas.microsoft.com/office/word/2020/wordml/sdtdatahash" xmlns:w16sdtfl="http://schemas.microsoft.com/office/word/2024/wordml/sdtformatlock" xmlns:w16se="http://schemas.microsoft.com/office/word/2015/wordml/symex" xmlns:wpg="http://schemas.microsoft.com/office/word/2010/wordprocessingGroup" xmlns:wpi="http://schemas.microsoft.com/office/word/2010/wordprocessingInk" xmlns:wne="http://schemas.microsoft.com/office/word/2006/wordml" xmlns:wps="http://schemas.microsoft.com/office/word/2010/wordprocessingShape" mc:Ignorable="w14 w15 w16se w16cid w16 w16cex w16sdtdh w16sdtfl w16du wp14">
+  <w:p>
+    <w:pPr>
+      <w:pStyle w:val="Header"/>
+    </w:pPr>
+  </w:p>
+</w:hdr>
+</file>
+
+<file path=word/header3.xml><?xml version="1.0" encoding="utf-8"?>
+<w:hdr xmlns:wpc="http://schemas.microsoft.com/office/word/2010/wordprocessingCanvas" xmlns:cx="http://schemas.microsoft.com/office/drawing/2014/chartex" xmlns:cx1="http://schemas.microsoft.com/office/drawing/2015/9/8/chartex" xmlns:cx2="http://schemas.microsoft.com/office/drawing/2015/10/21/chartex" xmlns:cx3="http://schemas.microsoft.com/office/drawing/2016/5/9/chartex" xmlns:cx4="http://schemas.microsoft.com/office/drawing/2016/5/10/chartex" xmlns:cx5="http://schemas.microsoft.com/office/drawing/2016/5/11/chartex" xmlns:cx6="http://schemas.microsoft.com/office/drawing/2016/5/12/chartex" xmlns:cx7="http://schemas.microsoft.com/office/drawing/2016/5/13/chartex" xmlns:cx8="http://schemas.microsoft.com/office/drawing/2016/5/14/chartex" xmlns:mc="http://schemas.openxmlformats.org/markup-compatibility/2006" xmlns:aink="http://schemas.microsoft.com/office/drawing/2016/ink" xmlns:am3d="http://schemas.microsoft.com/office/drawing/2017/model3d" xmlns:o="urn:schemas-microsoft-com:office:office" xmlns:oel="http://schemas.microsoft.com/office/2019/extlst" xmlns:r="http://schemas.openxmlformats.org/officeDocument/2006/relationships" xmlns:m="http://schemas.openxmlformats.org/officeDocument/2006/math" xmlns:v="urn:schemas-microsoft-com:vml" xmlns:wp14="http://schemas.microsoft.com/office/word/2010/wordprocessingDrawing" xmlns:wp="http://schemas.openxmlformats.org/drawingml/2006/wordprocessingDrawing" xmlns:w10="urn:schemas-microsoft-com:office:word" xmlns:w="http://schemas.openxmlformats.org/wordprocessingml/2006/main" xmlns:w14="http://schemas.microsoft.com/office/word/2010/wordml" xmlns:w15="http://schemas.microsoft.com/office/word/2012/wordml" xmlns:w16cei="http://schemas.microsoft.com/office/word/2026/wordml/cei" xmlns:w16cex="http://schemas.microsoft.com/office/word/2018/wordml/cex" xmlns:w16cid="http://schemas.microsoft.com/office/word/2016/wordml/cid" xmlns:w16="http://schemas.microsoft.com/office/word/2018/wordml" xmlns:w16du="http://schemas.microsoft.com/office/word/2023/wordml/word16du" xmlns:w16sdtdh="http://schemas.microsoft.com/office/word/2020/wordml/sdtdatahash" xmlns:w16sdtfl="http://schemas.microsoft.com/office/word/2024/wordml/sdtformatlock" xmlns:w16se="http://schemas.microsoft.com/office/word/2015/wordml/symex" xmlns:wpg="http://schemas.microsoft.com/office/word/2010/wordprocessingGroup" xmlns:wpi="http://schemas.microsoft.com/office/word/2010/wordprocessingInk" xmlns:wne="http://schemas.microsoft.com/office/word/2006/wordml" xmlns:wps="http://schemas.microsoft.com/office/word/2010/wordprocessingShape" mc:Ignorable="w14 w15 w16se w16cid w16 w16cex w16sdtdh w16sdtfl w16du wp14">
+  <w:p>
+    <w:pPr>
+      <w:pStyle w:val="Header"/>
+    </w:pPr>
+  </w:p>
+</w:hdr>
 </file>
 
 <file path=word/styles.xml><?xml version="1.0" encoding="utf-8"?>
@@ -2600,116 +2507,6 @@
     </w:docPart>
     <w:docPart>
       <w:docPartPr>
-        <w:name w:val="536DCC6143E040A4A4E6F268AE35F587"/>
-        <w:category>
-          <w:name w:val="General"/>
-          <w:gallery w:val="placeholder"/>
-        </w:category>
-        <w:types>
-          <w:type w:val="bbPlcHdr"/>
-        </w:types>
-        <w:behaviors>
-          <w:behavior w:val="content"/>
-        </w:behaviors>
-        <w:guid w:val="{F5538DDF-D7F6-48A6-83BF-92BB7F988D89}"/>
-      </w:docPartPr>
-      <w:docPartBody>
-        <w:p>
-          <w:pPr>
-            <w:pStyle w:val="536DCC6143E040A4A4E6F268AE35F587"/>
-          </w:pPr>
-          <w:r>
-            <w:rPr>
-              <w:rStyle w:val="PlaceholderText"/>
-            </w:rPr>
-            <w:t>Click or tap here to enter text.</w:t>
-          </w:r>
-        </w:p>
-      </w:docPartBody>
-    </w:docPart>
-    <w:docPart>
-      <w:docPartPr>
-        <w:name w:val="14AFCE12967A4FEAB712D4384DF4A6EC"/>
-        <w:category>
-          <w:name w:val="General"/>
-          <w:gallery w:val="placeholder"/>
-        </w:category>
-        <w:types>
-          <w:type w:val="bbPlcHdr"/>
-        </w:types>
-        <w:behaviors>
-          <w:behavior w:val="content"/>
-        </w:behaviors>
-        <w:guid w:val="{87DDA533-FD0B-49EB-9374-E3EF0254CF1B}"/>
-      </w:docPartPr>
-      <w:docPartBody>
-        <w:p>
-          <w:pPr>
-            <w:pStyle w:val="14AFCE12967A4FEAB712D4384DF4A6EC"/>
-          </w:pPr>
-          <w:r>
-            <w:rPr>
-              <w:rStyle w:val="PlaceholderText"/>
-            </w:rPr>
-            <w:t>Click or tap here to enter text.</w:t>
-          </w:r>
-        </w:p>
-      </w:docPartBody>
-    </w:docPart>
-    <w:docPart>
-      <w:docPartPr>
-        <w:name w:val="DefaultPlaceholder_-1854013435"/>
-        <w:category>
-          <w:name w:val="General"/>
-          <w:gallery w:val="placeholder"/>
-        </w:category>
-        <w:types>
-          <w:type w:val="bbPlcHdr"/>
-        </w:types>
-        <w:behaviors>
-          <w:behavior w:val="content"/>
-        </w:behaviors>
-        <w:guid w:val="{BB73C24A-2E66-4C01-81BE-D485DBA59F3F}"/>
-      </w:docPartPr>
-      <w:docPartBody>
-        <w:p>
-          <w:r>
-            <w:rPr>
-              <w:rStyle w:val="PlaceholderText"/>
-            </w:rPr>
-            <w:t>Enter any content that you want to repeat, including other content controls. You can also insert this control around table rows in order to repeat parts of a table.</w:t>
-          </w:r>
-        </w:p>
-      </w:docPartBody>
-    </w:docPart>
-    <w:docPart>
-      <w:docPartPr>
-        <w:name w:val="472A6E72487B48CF8460CAA0E2656BBE"/>
-        <w:category>
-          <w:name w:val="General"/>
-          <w:gallery w:val="placeholder"/>
-        </w:category>
-        <w:types>
-          <w:type w:val="bbPlcHdr"/>
-        </w:types>
-        <w:behaviors>
-          <w:behavior w:val="content"/>
-        </w:behaviors>
-        <w:guid w:val="{52CB2D28-389D-413F-BD7D-C495A10A6FFF}"/>
-      </w:docPartPr>
-      <w:docPartBody>
-        <w:p>
-          <w:r>
-            <w:rPr>
-              <w:rStyle w:val="PlaceholderText"/>
-            </w:rPr>
-            <w:t>Insert a column here.</w:t>
-          </w:r>
-        </w:p>
-      </w:docPartBody>
-    </w:docPart>
-    <w:docPart>
-      <w:docPartPr>
         <w:name w:val="D4FA25303DEC43D187B714CD633DE2F0"/>
         <w:category>
           <w:name w:val="General"/>
@@ -2795,6 +2592,209 @@
         </w:p>
       </w:docPartBody>
     </w:docPart>
+    <w:docPart>
+      <w:docPartPr>
+        <w:name w:val="EF8E82C19BAF4D85B749A20A8EB318DB"/>
+        <w:category>
+          <w:name w:val="General"/>
+          <w:gallery w:val="placeholder"/>
+        </w:category>
+        <w:types>
+          <w:type w:val="bbPlcHdr"/>
+        </w:types>
+        <w:behaviors>
+          <w:behavior w:val="content"/>
+        </w:behaviors>
+        <w:guid w:val="{5CCE5837-8DDB-4369-B101-ABE1F8E919AA}"/>
+      </w:docPartPr>
+      <w:docPartBody>
+        <w:p>
+          <w:pPr>
+            <w:pStyle w:val="EF8E82C19BAF4D85B749A20A8EB318DB"/>
+          </w:pPr>
+          <w:r>
+            <w:rPr>
+              <w:rStyle w:val="PlaceholderText"/>
+            </w:rPr>
+            <w:t>Click or tap here to enter text.</w:t>
+          </w:r>
+        </w:p>
+      </w:docPartBody>
+    </w:docPart>
+    <w:docPart>
+      <w:docPartPr>
+        <w:name w:val="42C765542CCA40C08A9BFB6A2439400B"/>
+        <w:category>
+          <w:name w:val="General"/>
+          <w:gallery w:val="placeholder"/>
+        </w:category>
+        <w:types>
+          <w:type w:val="bbPlcHdr"/>
+        </w:types>
+        <w:behaviors>
+          <w:behavior w:val="content"/>
+        </w:behaviors>
+        <w:guid w:val="{A81969DE-903D-490D-A325-88D3C54BB8B3}"/>
+      </w:docPartPr>
+      <w:docPartBody>
+        <w:p>
+          <w:pPr>
+            <w:pStyle w:val="42C765542CCA40C08A9BFB6A2439400B"/>
+          </w:pPr>
+          <w:r>
+            <w:rPr>
+              <w:rStyle w:val="PlaceholderText"/>
+            </w:rPr>
+            <w:t>Click or tap here to enter text.</w:t>
+          </w:r>
+        </w:p>
+      </w:docPartBody>
+    </w:docPart>
+    <w:docPart>
+      <w:docPartPr>
+        <w:name w:val="3C63AE1A11D3401CBD9BD460336183DB"/>
+        <w:category>
+          <w:name w:val="General"/>
+          <w:gallery w:val="placeholder"/>
+        </w:category>
+        <w:types>
+          <w:type w:val="bbPlcHdr"/>
+        </w:types>
+        <w:behaviors>
+          <w:behavior w:val="content"/>
+        </w:behaviors>
+        <w:guid w:val="{3B8D7BC7-F924-4D1F-8C47-1E6DAA2850D9}"/>
+      </w:docPartPr>
+      <w:docPartBody>
+        <w:p>
+          <w:pPr>
+            <w:pStyle w:val="3C63AE1A11D3401CBD9BD460336183DB"/>
+          </w:pPr>
+          <w:r>
+            <w:rPr>
+              <w:rStyle w:val="PlaceholderText"/>
+            </w:rPr>
+            <w:t>Enter any content that you want to repeat, including other content controls. You can also insert this control around table rows in order to repeat parts of a table.</w:t>
+          </w:r>
+        </w:p>
+      </w:docPartBody>
+    </w:docPart>
+    <w:docPart>
+      <w:docPartPr>
+        <w:name w:val="F8D33987214F46D1995DEED6116BFD6D"/>
+        <w:category>
+          <w:name w:val="General"/>
+          <w:gallery w:val="placeholder"/>
+        </w:category>
+        <w:types>
+          <w:type w:val="bbPlcHdr"/>
+        </w:types>
+        <w:behaviors>
+          <w:behavior w:val="content"/>
+        </w:behaviors>
+        <w:guid w:val="{2F3F2341-F44C-4CD4-878F-CD2ED0DC19DE}"/>
+      </w:docPartPr>
+      <w:docPartBody>
+        <w:p>
+          <w:pPr>
+            <w:pStyle w:val="F8D33987214F46D1995DEED6116BFD6D"/>
+          </w:pPr>
+          <w:r>
+            <w:rPr>
+              <w:rStyle w:val="PlaceholderText"/>
+            </w:rPr>
+            <w:t>Click or tap here to enter text.</w:t>
+          </w:r>
+        </w:p>
+      </w:docPartBody>
+    </w:docPart>
+    <w:docPart>
+      <w:docPartPr>
+        <w:name w:val="C007553197DA46E1A05763C4BEC9A92C"/>
+        <w:category>
+          <w:name w:val="General"/>
+          <w:gallery w:val="placeholder"/>
+        </w:category>
+        <w:types>
+          <w:type w:val="bbPlcHdr"/>
+        </w:types>
+        <w:behaviors>
+          <w:behavior w:val="content"/>
+        </w:behaviors>
+        <w:guid w:val="{171EA75D-74FB-4284-BB39-3164338D47C7}"/>
+      </w:docPartPr>
+      <w:docPartBody>
+        <w:p>
+          <w:pPr>
+            <w:pStyle w:val="C007553197DA46E1A05763C4BEC9A92C"/>
+          </w:pPr>
+          <w:r>
+            <w:rPr>
+              <w:rStyle w:val="PlaceholderText"/>
+            </w:rPr>
+            <w:t>Insert a column here.</w:t>
+          </w:r>
+        </w:p>
+      </w:docPartBody>
+    </w:docPart>
+    <w:docPart>
+      <w:docPartPr>
+        <w:name w:val="CD57AD657FAE4044B3C4FF05BB35B155"/>
+        <w:category>
+          <w:name w:val="General"/>
+          <w:gallery w:val="placeholder"/>
+        </w:category>
+        <w:types>
+          <w:type w:val="bbPlcHdr"/>
+        </w:types>
+        <w:behaviors>
+          <w:behavior w:val="content"/>
+        </w:behaviors>
+        <w:guid w:val="{0742E14A-45E8-4B7A-8B35-D1ECF7C9E7C3}"/>
+      </w:docPartPr>
+      <w:docPartBody>
+        <w:p>
+          <w:pPr>
+            <w:pStyle w:val="CD57AD657FAE4044B3C4FF05BB35B155"/>
+          </w:pPr>
+          <w:r>
+            <w:rPr>
+              <w:rStyle w:val="PlaceholderText"/>
+            </w:rPr>
+            <w:t>Click or tap here to enter text.</w:t>
+          </w:r>
+        </w:p>
+      </w:docPartBody>
+    </w:docPart>
+    <w:docPart>
+      <w:docPartPr>
+        <w:name w:val="4694C1BB7AE949D28BF5D212C93F9C2E"/>
+        <w:category>
+          <w:name w:val="General"/>
+          <w:gallery w:val="placeholder"/>
+        </w:category>
+        <w:types>
+          <w:type w:val="bbPlcHdr"/>
+        </w:types>
+        <w:behaviors>
+          <w:behavior w:val="content"/>
+        </w:behaviors>
+        <w:guid w:val="{6F93CCA1-0E6F-49AD-AF47-B8D33D004FE2}"/>
+      </w:docPartPr>
+      <w:docPartBody>
+        <w:p>
+          <w:pPr>
+            <w:pStyle w:val="4694C1BB7AE949D28BF5D212C93F9C2E"/>
+          </w:pPr>
+          <w:r>
+            <w:rPr>
+              <w:rStyle w:val="PlaceholderText"/>
+            </w:rPr>
+            <w:t>Click or tap here to enter text.</w:t>
+          </w:r>
+        </w:p>
+      </w:docPartBody>
+    </w:docPart>
   </w:docParts>
 </w:glossaryDocument>
 </file>
@@ -2827,6 +2827,7 @@
     <w:sig w:usb0="20000287" w:usb1="00000003" w:usb2="00000000" w:usb3="00000000" w:csb0="0000019F" w:csb1="00000000"/>
   </w:font>
   <w:font w:name="Yu Gothic Light">
+    <w:altName w:val="游ゴシック Light"/>
     <w:panose1 w:val="020B0300000000000000"/>
     <w:charset w:val="80"/>
     <w:family w:val="swiss"/>
@@ -2897,6 +2898,7 @@
     <w:rsid w:val="0065768B"/>
     <w:rsid w:val="00671292"/>
     <w:rsid w:val="00734B5C"/>
+    <w:rsid w:val="00753B56"/>
     <w:rsid w:val="007A75D3"/>
     <w:rsid w:val="00843CE7"/>
     <w:rsid w:val="0086264C"/>
@@ -2921,6 +2923,7 @@
     <w:rsid w:val="00A90DDD"/>
     <w:rsid w:val="00AB009F"/>
     <w:rsid w:val="00B622A0"/>
+    <w:rsid w:val="00B708D6"/>
     <w:rsid w:val="00B937F1"/>
     <w:rsid w:val="00BA0EB0"/>
     <w:rsid w:val="00BC655A"/>
@@ -2951,6 +2954,7 @@
     <w:rsid w:val="00FA5F85"/>
     <w:rsid w:val="00FD0E05"/>
     <w:rsid w:val="00FD2FE9"/>
+    <w:rsid w:val="00FF0EF8"/>
   </w:rsids>
   <m:mathPr>
     <m:mathFont m:val="Cambria Math"/>
@@ -3406,7 +3410,7 @@
     <w:basedOn w:val="DefaultParagraphFont"/>
     <w:uiPriority w:val="99"/>
     <w:semiHidden/>
-    <w:rsid w:val="00496827"/>
+    <w:rsid w:val="00753B56"/>
     <w:rPr>
       <w:color w:val="666666"/>
     </w:rPr>
@@ -3436,6 +3440,62 @@
   <w:style w:type="paragraph" w:customStyle="1" w:styleId="793DD4F9E4A244F6BC2FBD746EB895A8">
     <w:name w:val="793DD4F9E4A244F6BC2FBD746EB895A8"/>
     <w:rsid w:val="00496827"/>
+    <w:rPr>
+      <w:lang w:val="da-DK" w:eastAsia="da-DK"/>
+    </w:rPr>
+  </w:style>
+  <w:style w:type="paragraph" w:customStyle="1" w:styleId="EF8E82C19BAF4D85B749A20A8EB318DB">
+    <w:name w:val="EF8E82C19BAF4D85B749A20A8EB318DB"/>
+    <w:rsid w:val="00753B56"/>
+    <w:rPr>
+      <w:lang w:val="da-DK" w:eastAsia="da-DK"/>
+    </w:rPr>
+  </w:style>
+  <w:style w:type="paragraph" w:customStyle="1" w:styleId="42C765542CCA40C08A9BFB6A2439400B">
+    <w:name w:val="42C765542CCA40C08A9BFB6A2439400B"/>
+    <w:rsid w:val="00753B56"/>
+    <w:rPr>
+      <w:lang w:val="da-DK" w:eastAsia="da-DK"/>
+    </w:rPr>
+  </w:style>
+  <w:style w:type="paragraph" w:customStyle="1" w:styleId="3C63AE1A11D3401CBD9BD460336183DB">
+    <w:name w:val="3C63AE1A11D3401CBD9BD460336183DB"/>
+    <w:rsid w:val="00753B56"/>
+    <w:rPr>
+      <w:lang w:val="da-DK" w:eastAsia="da-DK"/>
+    </w:rPr>
+  </w:style>
+  <w:style w:type="paragraph" w:customStyle="1" w:styleId="0CB5377DEFE641B48598FA773D6788C9">
+    <w:name w:val="0CB5377DEFE641B48598FA773D6788C9"/>
+    <w:rsid w:val="00753B56"/>
+    <w:rPr>
+      <w:lang w:val="da-DK" w:eastAsia="da-DK"/>
+    </w:rPr>
+  </w:style>
+  <w:style w:type="paragraph" w:customStyle="1" w:styleId="F8D33987214F46D1995DEED6116BFD6D">
+    <w:name w:val="F8D33987214F46D1995DEED6116BFD6D"/>
+    <w:rsid w:val="00753B56"/>
+    <w:rPr>
+      <w:lang w:val="da-DK" w:eastAsia="da-DK"/>
+    </w:rPr>
+  </w:style>
+  <w:style w:type="paragraph" w:customStyle="1" w:styleId="C007553197DA46E1A05763C4BEC9A92C">
+    <w:name w:val="C007553197DA46E1A05763C4BEC9A92C"/>
+    <w:rsid w:val="00753B56"/>
+    <w:rPr>
+      <w:lang w:val="da-DK" w:eastAsia="da-DK"/>
+    </w:rPr>
+  </w:style>
+  <w:style w:type="paragraph" w:customStyle="1" w:styleId="CD57AD657FAE4044B3C4FF05BB35B155">
+    <w:name w:val="CD57AD657FAE4044B3C4FF05BB35B155"/>
+    <w:rsid w:val="00753B56"/>
+    <w:rPr>
+      <w:lang w:val="da-DK" w:eastAsia="da-DK"/>
+    </w:rPr>
+  </w:style>
+  <w:style w:type="paragraph" w:customStyle="1" w:styleId="4694C1BB7AE949D28BF5D212C93F9C2E">
+    <w:name w:val="4694C1BB7AE949D28BF5D212C93F9C2E"/>
+    <w:rsid w:val="00753B56"/>
     <w:rPr>
       <w:lang w:val="da-DK" w:eastAsia="da-DK"/>
     </w:rPr>
@@ -3770,6 +3830,9 @@
   <wetp:taskpane dockstate="right" visibility="0" width="350" row="0">
     <wetp:webextensionref xmlns:r="http://schemas.openxmlformats.org/officeDocument/2006/relationships" r:id="rId1"/>
   </wetp:taskpane>
+  <wetp:taskpane dockstate="right" visibility="0" width="350" row="2">
+    <wetp:webextensionref xmlns:r="http://schemas.openxmlformats.org/officeDocument/2006/relationships" r:id="rId2"/>
+  </wetp:taskpane>
 </wetp:taskpanes>
 </file>
 
@@ -3785,9 +3848,23 @@
 </we:webextension>
 </file>
 
+<file path=word/webextensions/webextension2.xml><?xml version="1.0" encoding="utf-8"?>
+<we:webextension xmlns:we="http://schemas.microsoft.com/office/webextensions/webextension/2010/11" id="{CEEAB722-D2A1-4F21-9BA3-240A31F4723E}">
+  <we:reference id="WA200010725" version="1.0.0.1" store="Omex" storeType="OMEX"/>
+  <we:alternateReferences>
+    <we:reference id="WA200010725" version="1.0.0.1" store="WA200010725" storeType="OMEX"/>
+  </we:alternateReferences>
+  <we:properties>
+    <we:property name="claude.fileId" value="&quot;6393a6b5-1a2a-4d24-b25c-6c5fd19fefc7&quot;"/>
+  </we:properties>
+  <we:bindings/>
+  <we:snapshot xmlns:r="http://schemas.openxmlformats.org/officeDocument/2006/relationships"/>
+</we:webextension>
+</file>
+
 <file path=customXml/item1.xml>��< ? x m l   v e r s i o n = " 1 . 0 "   e n c o d i n g = " u t f - 1 6 " ? >   
- < N a v W o r d R e p o r t X m l P a r t   x m l n s = " u r n : m i c r o s o f t - d y n a m i c s - b u s i n e s s c e n t r a l / i n t e r n a l / e x t e n d e d / r e p o r t s / S a l e s p e r s o n _ C o m m i s s i o n / 1 1 5 / " > + < N a v W o r d R e p o r t X m l P a r t   x m l n s = " u r n : m i c r o s o f t - d y n a m i c s - n a v / r e p o r t s / S a l e s p e r s o n _ C o m m i s s i o n / 1 1 5 / " >   
      < B C R e p o r t I n f o r m a t i o n >   
@@ -3805,8 +3882,6 @@
  
              < R e p o r t N a m e > R e p o r t   N a m e < / R e p o r t N a m e >   
-             < R e p o r t C a p t i o n > R e p o r t   C a p t i o n < / R e p o r t C a p t i o n > - 
              < A b o u t T h i s R e p o r t T i t l e > A b o u t   T h i s   R e p o r t   T i t l e < / A b o u t T h i s R e p o r t T i t l e >   
              < A b o u t T h i s R e p o r t T e x t > A b o u t   T h i s   R e p o r t   T e x t < / A b o u t T h i s R e p o r t T e x t > @@ -3861,21 +3936,21 @@
  
              < C o m p a n y A d d r e s s L i n e s >   
-                 < C o m p a n y A d d r e s s L i n e 1 > C o m p a n y   A d d r e s s   L i n e   1 < / C o m p a n y A d d r e s s L i n e 1 > - 
-                 < C o m p a n y A d d r e s s L i n e 2 > C o m p a n y   A d d r e s s   L i n e   2 < / C o m p a n y A d d r e s s L i n e 2 > - 
-                 < C o m p a n y A d d r e s s L i n e 3 > C o m p a n y   A d d r e s s   L i n e   3 < / C o m p a n y A d d r e s s L i n e 3 > - 
-                 < C o m p a n y A d d r e s s L i n e 4 > C o m p a n y   A d d r e s s   L i n e   4 < / C o m p a n y A d d r e s s L i n e 4 > - 
-                 < C o m p a n y A d d r e s s L i n e 5 > C o m p a n y   A d d r e s s   L i n e   5 < / C o m p a n y A d d r e s s L i n e 5 > - 
-                 < C o m p a n y A d d r e s s L i n e 6 > C o m p a n y   A d d r e s s   L i n e   6 < / C o m p a n y A d d r e s s L i n e 6 > - 
-                 < C o m p a n y A d d r e s s L i n e 7 > C o m p a n y   A d d r e s s   L i n e   7 < / C o m p a n y A d d r e s s L i n e 7 > - 
-                 < C o m p a n y A d d r e s s L i n e 8 > C o m p a n y   A d d r e s s   L i n e   8 < / C o m p a n y A d d r e s s L i n e 8 > +                 < C o m p a n y A d d r e s s L i n e > C o m p a n y   A d d r e s s   L i n e   1 < / C o m p a n y A d d r e s s L i n e > + 
+                 < C o m p a n y A d d r e s s L i n e > C o m p a n y   A d d r e s s   L i n e   2 < / C o m p a n y A d d r e s s L i n e > + 
+                 < C o m p a n y A d d r e s s L i n e > C o m p a n y   A d d r e s s   L i n e   3 < / C o m p a n y A d d r e s s L i n e > + 
+                 < C o m p a n y A d d r e s s L i n e > C o m p a n y   A d d r e s s   L i n e   4 < / C o m p a n y A d d r e s s L i n e > + 
+                 < C o m p a n y A d d r e s s L i n e > C o m p a n y   A d d r e s s   L i n e   5 < / C o m p a n y A d d r e s s L i n e > + 
+                 < C o m p a n y A d d r e s s L i n e > C o m p a n y   A d d r e s s   L i n e   6 < / C o m p a n y A d d r e s s L i n e > + 
+                 < C o m p a n y A d d r e s s L i n e > C o m p a n y   A d d r e s s   L i n e   7 < / C o m p a n y A d d r e s s L i n e > + 
+                 < C o m p a n y A d d r e s s L i n e > C o m p a n y   A d d r e s s   L i n e   8 < / C o m p a n y A d d r e s s L i n e >   
              < / C o m p a n y A d d r e s s L i n e s >   
@@ -3935,255 +4010,185 @@
  
      < L a b e l s >   
-         < A b o u t T h e R e p o r t L a b e l   E l e m e n t T y p e = " P a r a m e t e r "   E l e m e n t I d = " 1 6 7 7 9 2 0 0 1 "   D a t a T y p e = " S t r i n g " > A b o u t T h e R e p o r t L a b e l < / A b o u t T h e R e p o r t L a b e l > - 
-         < A d j u s t e d P r o f i t C o m m i s s i o n L a b e l   E l e m e n t T y p e = " P a r a m e t e r "   E l e m e n t I d = " 9 1 5 5 5 7 0 2 0 "   D a t a T y p e = " S t r i n g " > A d j u s t e d P r o f i t C o m m i s s i o n L a b e l < / A d j u s t e d P r o f i t C o m m i s s i o n L a b e l > - 
-         < A d j u s t e d P r o f i t L a b e l   E l e m e n t T y p e = " P a r a m e t e r "   E l e m e n t I d = " 1 6 1 5 2 8 3 0 4 7 "   D a t a T y p e = " S t r i n g " > A d j u s t e d P r o f i t L a b e l < / A d j u s t e d P r o f i t L a b e l > - 
-         < A l l A m o u n t s A r e I n L C Y L a b e l   E l e m e n t T y p e = " P a r a m e t e r "   E l e m e n t I d = " 5 6 3 5 1 4 3 1 8 "   D a t a T y p e = " S t r i n g " > A l l A m o u n t s A r e I n L C Y L a b e l < / A l l A m o u n t s A r e I n L C Y L a b e l > - 
-         < C o m m i s s i o n P e r c e n t L a b e l   E l e m e n t T y p e = " P a r a m e t e r "   E l e m e n t I d = " 8 3 9 2 6 3 7 6 5 "   D a t a T y p e = " S t r i n g " > C o m m i s s i o n P e r c e n t L a b e l < / C o m m i s s i o n P e r c e n t L a b e l > - 
-         < C o m p a n y L a b e l   E l e m e n t T y p e = " P a r a m e t e r "   E l e m e n t I d = " 3 4 6 7 6 0 3 4 8 "   D a t a T y p e = " S t r i n g " > C o m p a n y L a b e l < / C o m p a n y L a b e l > - 
-         < C u s t o m e r N a m e L a b e l   E l e m e n t T y p e = " P a r a m e t e r "   E l e m e n t I d = " 1 1 1 8 7 9 0 8 8 "   D a t a T y p e = " S t r i n g " > C u s t o m e r N a m e L a b e l < / C u s t o m e r N a m e L a b e l > - 
-         < C u s t o m e r N o L a b e l   E l e m e n t T y p e = " P a r a m e t e r "   E l e m e n t I d = " 3 8 7 4 7 8 0 3 4 "   D a t a T y p e = " S t r i n g " > C u s t o m e r N o L a b e l < / C u s t o m e r N o L a b e l > - 
-         < D a t a R e t r i e v e d   E l e m e n t T y p e = " P a r a m e t e r "   E l e m e n t I d = " 2 9 1 9 1 1 8 0 7 "   D a t a T y p e = " S t r i n g " > D a t a R e t r i e v e d < / D a t a R e t r i e v e d > - 
-         < D o c u m e n t a t i o n L a b e l   E l e m e n t T y p e = " P a r a m e t e r "   E l e m e n t I d = " 1 7 3 8 9 2 4 8 1 5 "   D a t a T y p e = " S t r i n g " > D o c u m e n t a t i o n L a b e l < / D o c u m e n t a t i o n L a b e l > - 
-         < D o c u m e n t N o L a b e l   E l e m e n t T y p e = " P a r a m e t e r "   E l e m e n t I d = " 1 1 4 6 4 3 5 8 0 3 "   D a t a T y p e = " S t r i n g " > D o c u m e n t N o L a b e l < / D o c u m e n t N o L a b e l > - 
-         < E n v i r o n m e n t L a b e l   E l e m e n t T y p e = " P a r a m e t e r "   E l e m e n t I d = " 8 1 8 8 1 6 5 9 0 "   D a t a T y p e = " S t r i n g " > E n v i r o n m e n t L a b e l < / E n v i r o n m e n t L a b e l > - 
-         < P e r i o d C a p t i o n   E l e m e n t T y p e = " P a r a m e t e r "   E l e m e n t I d = " 1 4 7 8 2 5 3 4 2 2 "   D a t a T y p e = " S t r i n g " > P e r i o d C a p t i o n < / P e r i o d C a p t i o n > - 
-         < P o s t i n g D a t e L a b e l   E l e m e n t T y p e = " P a r a m e t e r "   E l e m e n t I d = " 1 7 7 5 7 9 4 2 4 9 "   D a t a T y p e = " S t r i n g " > P o s t i n g D a t e L a b e l < / P o s t i n g D a t e L a b e l > - 
-         < P r o f i t C o m m i s s i o n L a b e l   E l e m e n t T y p e = " P a r a m e t e r "   E l e m e n t I d = " 8 3 2 7 0 6 3 9 2 "   D a t a T y p e = " S t r i n g " > P r o f i t C o m m i s s i o n L a b e l < / P r o f i t C o m m i s s i o n L a b e l > - 
-         < P r o f i t L a b e l   E l e m e n t T y p e = " P a r a m e t e r "   E l e m e n t I d = " 2 5 4 6 3 3 6 4 5 "   D a t a T y p e = " S t r i n g " > P r o f i t L a b e l < / P r o f i t L a b e l > - 
-         < R e p o r t N a m e L a b e l   E l e m e n t T y p e = " P a r a m e t e r "   E l e m e n t I d = " 1 0 2 2 2 9 2 9 8 2 "   D a t a T y p e = " S t r i n g " > R e p o r t N a m e L a b e l < / R e p o r t N a m e L a b e l > - 
-         < R u n O n L a b e l   E l e m e n t T y p e = " P a r a m e t e r "   E l e m e n t I d = " 1 1 1 9 0 3 7 5 9 5 "   D a t a T y p e = " S t r i n g " > R u n O n L a b e l < / R u n O n L a b e l > - 
-         < S a l e s C o m m i s s i o n L a b e l   E l e m e n t T y p e = " P a r a m e t e r "   E l e m e n t I d = " 1 0 1 8 2 6 8 7 7 0 "   D a t a T y p e = " S t r i n g " > S a l e s C o m m i s s i o n L a b e l < / S a l e s C o m m i s s i o n L a b e l > - 
-         < S a l e s L a b e l   E l e m e n t T y p e = " P a r a m e t e r "   E l e m e n t I d = " 1 7 9 5 4 4 8 0 0 5 "   D a t a T y p e = " S t r i n g " > S a l e s L a b e l < / S a l e s L a b e l > - 
-         < S a l e s p e r s o n _ P u r c h a s e r _ _ N a m e C a p t i o n   E l e m e n t T y p e = " P a r a m e t e r "   E l e m e n t I d = " 1 1 9 5 8 7 9 8 7 3 "   D a t a T y p e = " S t r i n g " > S a l e s p e r s o n _ P u r c h a s e r _ _ N a m e C a p t i o n < / S a l e s p e r s o n _ P u r c h a s e r _ _ N a m e C a p t i o n > - 
-         < S a l e s p e r s o n C o m m i s s i o n A n a l y s i s   E l e m e n t T y p e = " P a r a m e t e r "   E l e m e n t I d = " 7 1 5 8 7 1 2 4 7 "   D a t a T y p e = " S t r i n g " > S a l e s p e r s o n C o m m i s s i o n A n a l y s i s < / S a l e s p e r s o n C o m m i s s i o n A n a l y s i s > - 
-         < S a l e s p e r s o n C o m m i s s i o n L a b e l   E l e m e n t T y p e = " P a r a m e t e r "   E l e m e n t I d = " 3 0 0 0 9 6 0 5 1 "   D a t a T y p e = " S t r i n g " > S a l e s p e r s o n C o m m i s s i o n L a b e l < / S a l e s p e r s o n C o m m i s s i o n L a b e l > - 
-         < S a l e s p e r s o n C o m m i s s i o n P r i n t   E l e m e n t T y p e = " P a r a m e t e r "   E l e m e n t I d = " 1 3 1 6 0 2 8 6 0 "   D a t a T y p e = " S t r i n g " > S a l e s p e r s o n C o m m i s s i o n P r i n t < / S a l e s p e r s o n C o m m i s s i o n P r i n t > - 
-         < S a l e s p e r s o n P u r c h a s e r _ C o d e C a p t i o n   E l e m e n t T y p e = " P a r a m e t e r "   E l e m e n t I d = " 1 2 2 1 2 1 9 2 4 5 "   D a t a T y p e = " S t r i n g " > S a l e s p e r s o n P u r c h a s e r _ C o d e C a p t i o n < / S a l e s p e r s o n P u r c h a s e r _ C o d e C a p t i o n > - 
-         < T o t a l s C a p t i o n   E l e m e n t T y p e = " P a r a m e t e r "   E l e m e n t I d = " 2 3 5 4 5 9 0 6 "   D a t a T y p e = " S t r i n g " > T o t a l s C a p t i o n < / T o t a l s C a p t i o n > - 
-         < U s e r L a b e l   E l e m e n t T y p e = " P a r a m e t e r "   E l e m e n t I d = " 8 4 8 8 1 6 7 9 4 "   D a t a T y p e = " S t r i n g " > U s e r L a b e l < / U s e r L a b e l > +         < A b o u t T h e R e p o r t L a b e l > A b o u t T h e R e p o r t L a b e l < / A b o u t T h e R e p o r t L a b e l > + 
+         < A d j u s t e d P r o f i t C o m m i s s i o n L a b e l > A d j u s t e d P r o f i t C o m m i s s i o n L a b e l < / A d j u s t e d P r o f i t C o m m i s s i o n L a b e l > + 
+         < A d j u s t e d P r o f i t L a b e l > A d j u s t e d P r o f i t L a b e l < / A d j u s t e d P r o f i t L a b e l > + 
+         < A l l A m o u n t s A r e I n L C Y L a b e l > A l l A m o u n t s A r e I n L C Y L a b e l < / A l l A m o u n t s A r e I n L C Y L a b e l > + 
+         < C o m m i s s i o n P e r c e n t L a b e l > C o m m i s s i o n P e r c e n t L a b e l < / C o m m i s s i o n P e r c e n t L a b e l > + 
+         < C o m p a n y L a b e l > C o m p a n y L a b e l < / C o m p a n y L a b e l > + 
+         < C u s t o m e r N a m e L a b e l > C u s t o m e r N a m e L a b e l < / C u s t o m e r N a m e L a b e l > + 
+         < C u s t o m e r N o L a b e l > C u s t o m e r N o L a b e l < / C u s t o m e r N o L a b e l > + 
+         < D a t a R e t r i e v e d > D a t a R e t r i e v e d < / D a t a R e t r i e v e d > + 
+         < D o c u m e n t a t i o n L a b e l > D o c u m e n t a t i o n L a b e l < / D o c u m e n t a t i o n L a b e l > + 
+         < D o c u m e n t N o L a b e l > D o c u m e n t N o L a b e l < / D o c u m e n t N o L a b e l > + 
+         < E n v i r o n m e n t L a b e l > E n v i r o n m e n t L a b e l < / E n v i r o n m e n t L a b e l > + 
+         < P e r i o d C a p t i o n > P e r i o d C a p t i o n < / P e r i o d C a p t i o n > + 
+         < P o s t i n g D a t e L a b e l > P o s t i n g D a t e L a b e l < / P o s t i n g D a t e L a b e l > + 
+         < P r o f i t C o m m i s s i o n L a b e l > P r o f i t C o m m i s s i o n L a b e l < / P r o f i t C o m m i s s i o n L a b e l > + 
+         < P r o f i t L a b e l > P r o f i t L a b e l < / P r o f i t L a b e l > + 
+         < R e p o r t N a m e L a b e l > R e p o r t N a m e L a b e l < / R e p o r t N a m e L a b e l > + 
+         < R u n O n L a b e l > R u n O n L a b e l < / R u n O n L a b e l > + 
+         < S a l e s C o m m i s s i o n L a b e l > S a l e s C o m m i s s i o n L a b e l < / S a l e s C o m m i s s i o n L a b e l > + 
+         < S a l e s L a b e l > S a l e s L a b e l < / S a l e s L a b e l > + 
+         < S a l e s p e r s o n _ P u r c h a s e r _ _ N a m e C a p t i o n > S a l e s p e r s o n _ P u r c h a s e r _ _ N a m e C a p t i o n < / S a l e s p e r s o n _ P u r c h a s e r _ _ N a m e C a p t i o n > + 
+         < S a l e s p e r s o n C o m m i s s i o n A n a l y s i s > S a l e s p e r s o n C o m m i s s i o n A n a l y s i s < / S a l e s p e r s o n C o m m i s s i o n A n a l y s i s > + 
+         < S a l e s p e r s o n C o m m i s s i o n L a b e l > S a l e s p e r s o n C o m m i s s i o n L a b e l < / S a l e s p e r s o n C o m m i s s i o n L a b e l > + 
+         < S a l e s p e r s o n C o m m i s s i o n P r i n t > S a l e s p e r s o n C o m m i s s i o n P r i n t < / S a l e s p e r s o n C o m m i s s i o n P r i n t > + 
+         < S a l e s p e r s o n P u r c h a s e r _ C o d e C a p t i o n > S a l e s p e r s o n P u r c h a s e r _ C o d e C a p t i o n < / S a l e s p e r s o n P u r c h a s e r _ C o d e C a p t i o n > + 
+         < T o t a l s C a p t i o n > T o t a l s C a p t i o n < / T o t a l s C a p t i o n > + 
+         < U s e r L a b e l > U s e r L a b e l < / U s e r L a b e l >   
      < / L a b e l s >   
-     < T o o l t i p s > - 
-         < T o o l t i p   c o l u m n = " S a l e s p e r s o n _ P u r c h a s e r _ C o d e "   E l e m e n t I d = " 1 3 8 8 0 3 1 6 5 2 " > - 
-             < T o o l t i p T e x t   l a n g = " e n - U S " > S p e c i f i e s   a   c o d e   f o r   t h e   s a l e s p e r s o n   o r   p u r c h a s e r . < / T o o l t i p T e x t > - 
-         < / T o o l t i p > - 
-         < T o o l t i p   c o l u m n = " S a l e s p e r s o n _ P u r c h a s e r _ N a m e "   E l e m e n t I d = " 1 3 4 8 2 2 8 4 6 2 " > - 
-             < T o o l t i p T e x t   l a n g = " e n - U S " > S p e c i f i e s   t h e   n a m e   o f   t h e   s a l e s p e r s o n   o r   p u r c h a s e r . < / T o o l t i p T e x t > - 
-         < / T o o l t i p > - 
-         < T o o l t i p   c o l u m n = " S a l e s p e r s o n _ P u r c h a s e r _ _ C o m m i s s i o n _ _ _ "   E l e m e n t I d = " 1 5 9 0 6 8 9 0 0 4 " > - 
-             < T o o l t i p T e x t   l a n g = " e n - U S " > S p e c i f i e s   t h e   p e r c e n t a g e   t o   u s e   t o   c a l c u l a t e   t h e   s a l e s p e r s o n ' s   c o m m i s s i o n . < / T o o l t i p T e x t > - 
-         < / T o o l t i p > - 
-         < T o o l t i p   c o l u m n = " C u s t _ _ L e d g e r _ E n t r y _ _ _ S a l e s _ _ L C Y _ _ "   E l e m e n t I d = " 3 4 8 7 9 4 9 4 9 " > - 
-             < T o o l t i p T e x t   l a n g = " e n - U S " > S p e c i f i e s   t h e   t o t a l   s a l e s   a m o u n t   e x c l .   V A T   t o   t h e   c u s t o m e r   i n   L C Y . < / T o o l t i p T e x t > - 
-         < / T o o l t i p > - 
-         < T o o l t i p   c o l u m n = " C u s t _ _ L e d g e r _ E n t r y _ _ D o c u m e n t _ N o _ _ "   E l e m e n t I d = " 8 5 2 6 1 1 1 8 1 " > - 
-             < T o o l t i p T e x t   l a n g = " e n - U S " > S p e c i f i e s   t h e   e n t r y ' s   d o c u m e n t   n u m b e r . < / T o o l t i p T e x t > - 
-         < / T o o l t i p > - 
-         < T o o l t i p   c o l u m n = " C u s t _ _ L e d g e r _ E n t r y _ _ C u s t o m e r _ N o _ _ "   E l e m e n t I d = " 1 0 0 9 0 1 6 8 0 8 " > - 
-             < T o o l t i p T e x t   l a n g = " e n - U S " > S p e c i f i e s   t h e   c u s t o m e r   a c c o u n t   n u m b e r   t h a t   t h e   e n t r y   i s   l i n k e d   t o . < / T o o l t i p T e x t > - 
-         < / T o o l t i p > - 
-         < T o o l t i p   c o l u m n = " C u s t _ _ L e d g e r _ E n t r y _ _ S a l e s _ _ L C Y _ _ "   E l e m e n t I d = " 8 1 9 5 1 7 4 8 " > - 
-             < T o o l t i p T e x t   l a n g = " e n - U S " > S p e c i f i e s   t h e   t o t a l   s a l e s   a m o u n t   e x c l .   V A T   t o   t h e   c u s t o m e r   i n   L C Y . < / T o o l t i p T e x t > - 
-         < / T o o l t i p > - 
-         < T o o l t i p   c o l u m n = " C u s t L e d g e r E n t r y _ C u s t o m e r N a m e "   E l e m e n t I d = " 2 0 9 1 8 9 3 2 7 9 " > - 
-             < T o o l t i p T e x t   l a n g = " e n - U S " > S p e c i f i e s   t h e   c u s t o m e r   n a m e   t h a t   t h e   e n t r y   i s   l i n k e d   t o . < / T o o l t i p T e x t > - 
-         < / T o o l t i p > - 
-         < T o o l t i p   c o l u m n = " S a l e s p e r s o n P u r c h a s e r _ C o d e "   E l e m e n t I d = " 1 2 2 1 2 1 9 2 4 5 " > - 
-             < T o o l t i p T e x t   l a n g = " e n - U S " > S p e c i f i e s   a   c o d e   f o r   t h e   s a l e s p e r s o n   o r   p u r c h a s e r . < / T o o l t i p T e x t > - 
-         < / T o o l t i p > - 
-         < T o o l t i p   c o l u m n = " S a l e s p e r s o n _ P u r c h a s e r _ _ N a m e "   E l e m e n t I d = " 1 1 9 5 8 7 9 8 7 3 " > - 
-             < T o o l t i p T e x t   l a n g = " e n - U S " > S p e c i f i e s   t h e   n a m e   o f   t h e   s a l e s p e r s o n   o r   p u r c h a s e r . < / T o o l t i p T e x t > - 
-         < / T o o l t i p > - 
-         < T o o l t i p   c o l u m n = " S u b t o t a l s _ S a l e s p e r s o n _ C o d e "   E l e m e n t I d = " 1 1 9 8 5 9 4 2 7 2 " > - 
-             < T o o l t i p T e x t   l a n g = " e n - U S " > S p e c i f i e s   a   c o d e   f o r   t h e   s a l e s p e r s o n   o r   p u r c h a s e r . < / T o o l t i p T e x t > - 
-         < / T o o l t i p > - 
-     < / T o o l t i p s > - 
-     < S a l e s p e r s o n _ P u r c h a s e r   E l e m e n t T y p e = " D a t a I t e m "   E l e m e n t I d = " 7 1 5 0 0 7 1 9 8 " > - 
-         < A d j P r o f i t   E l e m e n t T y p e = " C o l u m n "   E l e m e n t I d = " 6 6 6 3 9 3 8 5 2 "   D a t a T y p e = " D e c i m a l "   O b s o l e t e S t a t e = " P e n d i n g " > A d j P r o f i t < / A d j P r o f i t > - 
-         < A d j P r o f i t C o m m i s s i o n A m t   E l e m e n t T y p e = " C o l u m n "   E l e m e n t I d = " 1 5 8 1 4 8 8 5 9 9 "   D a t a T y p e = " D e c i m a l "   O b s o l e t e S t a t e = " P e n d i n g " > A d j P r o f i t C o m m i s s i o n A m t < / A d j P r o f i t C o m m i s s i o n A m t > - 
-         < A d j P r o f i t C o m m i s s i o n A m t _ C o n t r o l 4 5 C a p t i o n   E l e m e n t T y p e = " C o l u m n "   E l e m e n t I d = " 6 2 1 2 7 7 8 5 4 "   D a t a T y p e = " L a b e l "   O b s o l e t e S t a t e = " P e n d i n g " > A d j P r o f i t C o m m i s s i o n A m t _ C o n t r o l 4 5 C a p t i o n < / A d j P r o f i t C o m m i s s i o n A m t _ C o n t r o l 4 5 C a p t i o n > - 
-         < A d j P r o f i t _ C o n t r o l 3 9 C a p t i o n   E l e m e n t T y p e = " C o l u m n "   E l e m e n t I d = " 2 1 3 3 9 8 4 3 2 "   D a t a T y p e = " L a b e l "   O b s o l e t e S t a t e = " P e n d i n g " > A d j P r o f i t _ C o n t r o l 3 9 C a p t i o n < / A d j P r o f i t _ C o n t r o l 3 9 C a p t i o n > - 
-         < A l l _ a m o u n t s _ a r e _ i n _ L C Y C a p t i o n   E l e m e n t T y p e = " C o l u m n "   E l e m e n t I d = " 6 9 7 4 8 4 8 0 2 "   D a t a T y p e = " L a b e l "   O b s o l e t e S t a t e = " P e n d i n g " > A l l _ a m o u n t s _ a r e _ i n _ L C Y C a p t i o n < / A l l _ a m o u n t s _ a r e _ i n _ L C Y C a p t i o n > - 
-         < C O M P A N Y N A M E   E l e m e n t T y p e = " C o l u m n "   E l e m e n t I d = " 1 7 5 3 0 1 5 1 5 5 "   D a t a T y p e = " S t r i n g "   O b s o l e t e S t a t e = " P e n d i n g " > C O M P A N Y N A M E < / C O M P A N Y N A M E > - 
-         < C u r r R e p o r t _ P A G E N O C a p t i o n   E l e m e n t T y p e = " C o l u m n "   E l e m e n t I d = " 1 8 4 6 2 6 2 1 5 8 "   D a t a T y p e = " L a b e l "   O b s o l e t e S t a t e = " P e n d i n g " > C u r r R e p o r t _ P A G E N O C a p t i o n < / C u r r R e p o r t _ P A G E N O C a p t i o n > - 
-         < C u s t L e d g E n t r y F i l t e r   E l e m e n t T y p e = " C o l u m n "   E l e m e n t I d = " 1 1 7 3 5 3 2 6 6 6 "   D a t a T y p e = " T e x t "   O b s o l e t e S t a t e = " P e n d i n g " > C u s t L e d g E n t r y F i l t e r < / C u s t L e d g E n t r y F i l t e r > - 
-         < C u s t _ _ L e d g e r _ E n t r y _ _ C u s t o m e r _ N o _ _ C a p t i o n   E l e m e n t T y p e = " C o l u m n "   E l e m e n t I d = " 1 2 2 3 8 5 6 2 7 8 "   D a t a T y p e = " S t r i n g "   O b s o l e t e S t a t e = " P e n d i n g " > C u s t _ _ L e d g e r _ E n t r y _ _ C u s t o m e r _ N o _ _ C a p t i o n < / C u s t _ _ L e d g e r _ E n t r y _ _ C u s t o m e r _ N o _ _ C a p t i o n > - 
-         < C u s t _ _ L e d g e r _ E n t r y _ _ D o c u m e n t _ N o _ _ C a p t i o n   E l e m e n t T y p e = " C o l u m n "   E l e m e n t I d = " 4 8 8 8 0 6 5 1 7 "   D a t a T y p e = " S t r i n g "   O b s o l e t e S t a t e = " P e n d i n g " > C u s t _ _ L e d g e r _ E n t r y _ _ D o c u m e n t _ N o _ _ C a p t i o n < / C u s t _ _ L e d g e r _ E n t r y _ _ D o c u m e n t _ N o _ _ C a p t i o n > - 
-         < C u s t _ _ L e d g e r _ E n t r y _ _ P o s t i n g _ D a t e _ C a p t i o n   E l e m e n t T y p e = " C o l u m n "   E l e m e n t I d = " 2 0 7 9 4 3 8 7 1 2 "   D a t a T y p e = " L a b e l "   O b s o l e t e S t a t e = " P e n d i n g " > C u s t _ _ L e d g e r _ E n t r y _ _ P o s t i n g _ D a t e _ C a p t i o n < / C u s t _ _ L e d g e r _ E n t r y _ _ P o s t i n g _ D a t e _ C a p t i o n > - 
-         < C u s t _ _ L e d g e r _ E n t r y _ _ P r o f i t _ _ L C Y _ _ C a p t i o n   E l e m e n t T y p e = " C o l u m n "   E l e m e n t I d = " 1 9 9 4 3 8 8 4 7 6 "   D a t a T y p e = " S t r i n g "   O b s o l e t e S t a t e = " P e n d i n g " > C u s t _ _ L e d g e r _ E n t r y _ _ P r o f i t _ _ L C Y _ _ C a p t i o n < / C u s t _ _ L e d g e r _ E n t r y _ _ P r o f i t _ _ L C Y _ _ C a p t i o n > - 
-         < C u s t _ _ L e d g e r _ E n t r y _ _ S a l e s _ _ L C Y _ _ C a p t i o n   E l e m e n t T y p e = " C o l u m n "   E l e m e n t I d = " 1 0 5 6 9 2 6 5 4 6 "   D a t a T y p e = " S t r i n g "   O b s o l e t e S t a t e = " P e n d i n g " > C u s t _ _ L e d g e r _ E n t r y _ _ S a l e s _ _ L C Y _ _ C a p t i o n < / C u s t _ _ L e d g e r _ E n t r y _ _ S a l e s _ _ L C Y _ _ C a p t i o n > - 
-         < C u s t _ _ L e d g e r _ E n t r y _ _ T A B L E C A P T I O N _ _ _ _ _ _ _ _ _ _ C u s t L e d g E n t r y F i l t e r   E l e m e n t T y p e = " C o l u m n "   E l e m e n t I d = " 7 1 0 6 3 3 9 1 7 "   D a t a T y p e = " T e x t " > C u s t _ _ L e d g e r _ E n t r y _ _ T A B L E C A P T I O N _ _ _ _ _ _ _ _ _ _ C u s t L e d g E n t r y F i l t e r < / C u s t _ _ L e d g e r _ E n t r y _ _ T A B L E C A P T I O N _ _ _ _ _ _ _ _ _ _ C u s t L e d g E n t r y F i l t e r > - 
-         < C u s t _ _ L e d g e r _ E n t r y _ _ _ P r o f i t _ _ L C Y _ _   E l e m e n t T y p e = " C o l u m n "   E l e m e n t I d = " 1 6 1 5 1 3 7 4 4 3 "   D a t a T y p e = " D e c i m a l "   O b s o l e t e S t a t e = " P e n d i n g " > C u s t _ _ L e d g e r _ E n t r y _ _ _ P r o f i t _ _ L C Y _ _ < / C u s t _ _ L e d g e r _ E n t r y _ _ _ P r o f i t _ _ L C Y _ _ > - 
-         < C u s t _ _ L e d g e r _ E n t r y _ _ _ S a l e s _ _ L C Y _ _   E l e m e n t T y p e = " C o l u m n "   E l e m e n t I d = " 3 4 8 7 9 4 9 4 9 "   D a t a T y p e = " D e c i m a l "   O b s o l e t e S t a t e = " P e n d i n g " > C u s t _ _ L e d g e r _ E n t r y _ _ _ S a l e s _ _ L C Y _ _ < / C u s t _ _ L e d g e r _ E n t r y _ _ _ S a l e s _ _ L C Y _ _ > - 
-         < P a g e G r o u p N o   E l e m e n t T y p e = " C o l u m n "   E l e m e n t I d = " 6 4 9 1 8 0 1 4 4 "   D a t a T y p e = " I n t e g e r "   O b s o l e t e S t a t e = " P e n d i n g " > P a g e G r o u p N o < / P a g e G r o u p N o > - 
-         < P r o f i t C o m m i s s i o n A m t   E l e m e n t T y p e = " C o l u m n "   E l e m e n t I d = " 4 1 6 2 2 4 2 0 6 "   D a t a T y p e = " D e c i m a l "   O b s o l e t e S t a t e = " P e n d i n g " > P r o f i t C o m m i s s i o n A m t < / P r o f i t C o m m i s s i o n A m t > - 
-         < P r o f i t C o m m i s s i o n A m t _ C o n t r o l 3 3 C a p t i o n   E l e m e n t T y p e = " C o l u m n "   E l e m e n t I d = " 4 6 5 8 1 2 5 3 6 "   D a t a T y p e = " L a b e l "   O b s o l e t e S t a t e = " P e n d i n g " > P r o f i t C o m m i s s i o n A m t _ C o n t r o l 3 3 C a p t i o n < / P r o f i t C o m m i s s i o n A m t _ C o n t r o l 3 3 C a p t i o n > - 
-         < S a l e s C o m m i s s i o n A m t   E l e m e n t T y p e = " C o l u m n "   E l e m e n t I d = " 1 6 5 6 6 7 5 0 1 6 "   D a t a T y p e = " D e c i m a l "   O b s o l e t e S t a t e = " P e n d i n g " > S a l e s C o m m i s s i o n A m t < / S a l e s C o m m i s s i o n A m t > - 
-         < S a l e s C o m m i s s i o n A m t _ C o n t r o l 3 2 C a p t i o n   E l e m e n t T y p e = " C o l u m n "   E l e m e n t I d = " 1 2 7 2 6 4 2 0 6 5 "   D a t a T y p e = " L a b e l "   O b s o l e t e S t a t e = " P e n d i n g " > S a l e s C o m m i s s i o n A m t _ C o n t r o l 3 2 C a p t i o n < / S a l e s C o m m i s s i o n A m t _ C o n t r o l 3 2 C a p t i o n > - 
-         < S a l e s p e r s o n F i l t e r   E l e m e n t T y p e = " C o l u m n "   E l e m e n t I d = " 1 2 4 2 2 8 3 2 5 6 "   D a t a T y p e = " T e x t "   O b s o l e t e S t a t e = " P e n d i n g " > S a l e s p e r s o n F i l t e r < / S a l e s p e r s o n F i l t e r > - 
-         < S a l e s p e r s o n _ P u r c h a s e r _ C o d e   E l e m e n t T y p e = " C o l u m n "   E l e m e n t I d = " 1 3 8 8 0 3 1 6 5 2 "   D a t a T y p e = " C o d e " > S a l e s p e r s o n _ P u r c h a s e r _ C o d e < / S a l e s p e r s o n _ P u r c h a s e r _ C o d e > - 
-         < S a l e s p e r s o n _ P u r c h a s e r _ N a m e   E l e m e n t T y p e = " C o l u m n "   E l e m e n t I d = " 1 3 4 8 2 2 8 4 6 2 "   D a t a T y p e = " T e x t " > S a l e s p e r s o n _ P u r c h a s e r _ N a m e < / S a l e s p e r s o n _ P u r c h a s e r _ N a m e > - 
-         < S a l e s p e r s o n _ P u r c h a s e r _ _ C o m m i s s i o n _ _ _   E l e m e n t T y p e = " C o l u m n "   E l e m e n t I d = " 1 5 9 0 6 8 9 0 0 4 "   D a t a T y p e = " D e c i m a l " > S a l e s p e r s o n _ P u r c h a s e r _ _ C o m m i s s i o n _ _ _ < / S a l e s p e r s o n _ P u r c h a s e r _ _ C o m m i s s i o n _ _ _ > - 
-         < S a l e s p e r s o n _ P u r c h a s e r _ _ C o m m i s s i o n _ _ _ C a p t i o n   E l e m e n t T y p e = " C o l u m n "   E l e m e n t I d = " 4 9 9 4 6 3 1 7 0 "   D a t a T y p e = " S t r i n g "   O b s o l e t e S t a t e = " P e n d i n g " > S a l e s p e r s o n _ P u r c h a s e r _ _ C o m m i s s i o n _ _ _ C a p t i o n < / S a l e s p e r s o n _ P u r c h a s e r _ _ C o m m i s s i o n _ _ _ C a p t i o n > - 
-         < S a l e s p e r s o n _ P u r c h a s e r _ _ T A B L E C A P T I O N _ _ _ _ _ _ _ _ _ _ S a l e s p e r s o n F i l t e r   E l e m e n t T y p e = " C o l u m n "   E l e m e n t I d = " 1 0 1 6 0 4 1 6 9 9 "   D a t a T y p e = " T e x t " > S a l e s p e r s o n _ P u r c h a s e r _ _ T A B L E C A P T I O N _ _ _ _ _ _ _ _ _ _ S a l e s p e r s o n F i l t e r < / S a l e s p e r s o n _ P u r c h a s e r _ _ T A B L E C A P T I O N _ _ _ _ _ _ _ _ _ _ S a l e s p e r s o n F i l t e r > - 
-         < S a l e s p e r s o n _ _ _ C o m m i s s i o n C a p t i o n   E l e m e n t T y p e = " C o l u m n "   E l e m e n t I d = " 1 7 6 9 4 7 1 9 4 8 "   D a t a T y p e = " L a b e l "   O b s o l e t e S t a t e = " P e n d i n g " > S a l e s p e r s o n _ _ _ C o m m i s s i o n C a p t i o n < / S a l e s p e r s o n _ _ _ C o m m i s s i o n C a p t i o n > - 
-         < S T R S U B S T N O _ T e x t 0 0 0 _ P e r i o d T e x t _   E l e m e n t T y p e = " C o l u m n "   E l e m e n t I d = " 7 2 2 9 9 1 7 0 4 "   D a t a T y p e = " S t r i n g " > S T R S U B S T N O _ T e x t 0 0 0 _ P e r i o d T e x t _ < / S T R S U B S T N O _ T e x t 0 0 0 _ P e r i o d T e x t _ > - 
-         < T o t a l C a p t i o n   E l e m e n t T y p e = " C o l u m n "   E l e m e n t I d = " 7 0 7 1 0 2 6 9 5 "   D a t a T y p e = " L a b e l "   O b s o l e t e S t a t e = " P e n d i n g " > T o t a l C a p t i o n < / T o t a l C a p t i o n > - 
-         < C u s t _ L e d g e r _ E n t r y   E l e m e n t T y p e = " D a t a I t e m "   E l e m e n t I d = " 1 6 3 9 1 4 6 4 4 5 " > - 
-             < A d j P r o f i t C o m m i s s i o n A m t _ C o n t r o l 4 5   E l e m e n t T y p e = " C o l u m n "   E l e m e n t I d = " 8 0 5 8 9 6 4 0 0 "   D a t a T y p e = " D e c i m a l " > A d j P r o f i t C o m m i s s i o n A m t _ C o n t r o l 4 5 < / A d j P r o f i t C o m m i s s i o n A m t _ C o n t r o l 4 5 > - 
-             < A d j P r o f i t _ C o n t r o l 3 9   E l e m e n t T y p e = " C o l u m n "   E l e m e n t I d = " 2 0 2 4 1 9 6 5 4 2 "   D a t a T y p e = " D e c i m a l " > A d j P r o f i t _ C o n t r o l 3 9 < / A d j P r o f i t _ C o n t r o l 3 9 > - 
-             < C u s t L e d g e r E n t r y _ C u s t o m e r N a m e   E l e m e n t T y p e = " C o l u m n "   E l e m e n t I d = " 2 0 9 1 8 9 3 2 7 9 "   D a t a T y p e = " T e x t " > C u s t L e d g e r E n t r y _ C u s t o m e r N a m e < / C u s t L e d g e r E n t r y _ C u s t o m e r N a m e > - 
-             < C u s t _ _ L e d g e r _ E n t r y _ _ C u s t o m e r _ N o _ _   E l e m e n t T y p e = " C o l u m n "   E l e m e n t I d = " 1 0 0 9 0 1 6 8 0 8 "   D a t a T y p e = " C o d e " > C u s t _ _ L e d g e r _ E n t r y _ _ C u s t o m e r _ N o _ _ < / C u s t _ _ L e d g e r _ E n t r y _ _ C u s t o m e r _ N o _ _ > - 
-             < C u s t _ _ L e d g e r _ E n t r y _ _ D o c u m e n t _ N o _ _   E l e m e n t T y p e = " C o l u m n "   E l e m e n t I d = " 8 5 2 6 1 1 1 8 1 "   D a t a T y p e = " C o d e " > C u s t _ _ L e d g e r _ E n t r y _ _ D o c u m e n t _ N o _ _ < / C u s t _ _ L e d g e r _ E n t r y _ _ D o c u m e n t _ N o _ _ > - 
-             < C u s t _ _ L e d g e r _ E n t r y _ _ P o s t i n g _ D a t e _   E l e m e n t T y p e = " C o l u m n "   E l e m e n t I d = " 2 1 4 2 6 5 7 1 6 2 "   D a t a T y p e = " S t r i n g " > C u s t _ _ L e d g e r _ E n t r y _ _ P o s t i n g _ D a t e _ < / C u s t _ _ L e d g e r _ E n t r y _ _ P o s t i n g _ D a t e _ > - 
-             < C u s t _ _ L e d g e r _ E n t r y _ _ P r o f i t _ _ L C Y _ _   E l e m e n t T y p e = " C o l u m n "   E l e m e n t I d = " 5 1 9 3 4 1 8 2 6 "   D a t a T y p e = " D e c i m a l " > C u s t _ _ L e d g e r _ E n t r y _ _ P r o f i t _ _ L C Y _ _ < / C u s t _ _ L e d g e r _ E n t r y _ _ P r o f i t _ _ L C Y _ _ > - 
-             < C u s t _ _ L e d g e r _ E n t r y _ _ S a l e s _ _ L C Y _ _   E l e m e n t T y p e = " C o l u m n "   E l e m e n t I d = " 8 1 9 5 1 7 4 8 "   D a t a T y p e = " D e c i m a l " > C u s t _ _ L e d g e r _ E n t r y _ _ S a l e s _ _ L C Y _ _ < / C u s t _ _ L e d g e r _ E n t r y _ _ S a l e s _ _ L C Y _ _ > - 
-             < P r o f i t C o m m i s s i o n A m t _ C o n t r o l 3 3   E l e m e n t T y p e = " C o l u m n "   E l e m e n t I d = " 3 1 2 1 8 6 8 2 6 "   D a t a T y p e = " D e c i m a l " > P r o f i t C o m m i s s i o n A m t _ C o n t r o l 3 3 < / P r o f i t C o m m i s s i o n A m t _ C o n t r o l 3 3 > - 
-             < S a l e s C o m m i s s i o n A m t _ C o n t r o l 3 2   E l e m e n t T y p e = " C o l u m n "   E l e m e n t I d = " 1 4 6 2 3 9 0 1 5 3 "   D a t a T y p e = " D e c i m a l " > S a l e s C o m m i s s i o n A m t _ C o n t r o l 3 2 < / S a l e s C o m m i s s i o n A m t _ C o n t r o l 3 2 > - 
-             < S a l e s p e r s o n P u r c h a s e r _ C o d e   E l e m e n t T y p e = " C o l u m n "   E l e m e n t I d = " 1 2 2 1 2 1 9 2 4 5 "   D a t a T y p e = " C o d e " > S a l e s p e r s o n P u r c h a s e r _ C o d e < / S a l e s p e r s o n P u r c h a s e r _ C o d e > - 
-             < S a l e s p e r s o n _ P u r c h a s e r _ _ N a m e   E l e m e n t T y p e = " C o l u m n "   E l e m e n t I d = " 1 1 9 5 8 7 9 8 7 3 "   D a t a T y p e = " T e x t " > S a l e s p e r s o n _ P u r c h a s e r _ _ N a m e < / S a l e s p e r s o n _ P u r c h a s e r _ _ N a m e > +     < S a l e s p e r s o n _ P u r c h a s e r > + 
+         < A d j P r o f i t > A d j P r o f i t < / A d j P r o f i t > + 
+         < A d j P r o f i t _ C o n t r o l 3 9 C a p t i o n > A d j P r o f i t _ C o n t r o l 3 9 C a p t i o n < / A d j P r o f i t _ C o n t r o l 3 9 C a p t i o n > + 
+         < A d j P r o f i t C o m m i s s i o n A m t > A d j P r o f i t C o m m i s s i o n A m t < / A d j P r o f i t C o m m i s s i o n A m t > + 
+         < A d j P r o f i t C o m m i s s i o n A m t _ C o n t r o l 4 5 C a p t i o n > A d j P r o f i t C o m m i s s i o n A m t _ C o n t r o l 4 5 C a p t i o n < / A d j P r o f i t C o m m i s s i o n A m t _ C o n t r o l 4 5 C a p t i o n > + 
+         < A l l _ a m o u n t s _ a r e _ i n _ L C Y C a p t i o n > A l l _ a m o u n t s _ a r e _ i n _ L C Y C a p t i o n < / A l l _ a m o u n t s _ a r e _ i n _ L C Y C a p t i o n > + 
+         < C O M P A N Y N A M E > C O M P A N Y N A M E < / C O M P A N Y N A M E > + 
+         < C u r r R e p o r t _ P A G E N O C a p t i o n > C u r r R e p o r t _ P A G E N O C a p t i o n < / C u r r R e p o r t _ P A G E N O C a p t i o n > + 
+         < C u s t _ _ L e d g e r _ E n t r y _ _ _ P r o f i t _ _ L C Y _ _ > C u s t _ _ L e d g e r _ E n t r y _ _ _ P r o f i t _ _ L C Y _ _ < / C u s t _ _ L e d g e r _ E n t r y _ _ _ P r o f i t _ _ L C Y _ _ > + 
+         < C u s t _ _ L e d g e r _ E n t r y _ _ _ S a l e s _ _ L C Y _ _ > C u s t _ _ L e d g e r _ E n t r y _ _ _ S a l e s _ _ L C Y _ _ < / C u s t _ _ L e d g e r _ E n t r y _ _ _ S a l e s _ _ L C Y _ _ > + 
+         < C u s t _ _ L e d g e r _ E n t r y _ _ C u s t o m e r _ N o _ _ C a p t i o n > C u s t _ _ L e d g e r _ E n t r y _ _ C u s t o m e r _ N o _ _ C a p t i o n < / C u s t _ _ L e d g e r _ E n t r y _ _ C u s t o m e r _ N o _ _ C a p t i o n > + 
+         < C u s t _ _ L e d g e r _ E n t r y _ _ D o c u m e n t _ N o _ _ C a p t i o n > C u s t _ _ L e d g e r _ E n t r y _ _ D o c u m e n t _ N o _ _ C a p t i o n < / C u s t _ _ L e d g e r _ E n t r y _ _ D o c u m e n t _ N o _ _ C a p t i o n > + 
+         < C u s t _ _ L e d g e r _ E n t r y _ _ P o s t i n g _ D a t e _ C a p t i o n > C u s t _ _ L e d g e r _ E n t r y _ _ P o s t i n g _ D a t e _ C a p t i o n < / C u s t _ _ L e d g e r _ E n t r y _ _ P o s t i n g _ D a t e _ C a p t i o n > + 
+         < C u s t _ _ L e d g e r _ E n t r y _ _ P r o f i t _ _ L C Y _ _ C a p t i o n > C u s t _ _ L e d g e r _ E n t r y _ _ P r o f i t _ _ L C Y _ _ C a p t i o n < / C u s t _ _ L e d g e r _ E n t r y _ _ P r o f i t _ _ L C Y _ _ C a p t i o n > + 
+         < C u s t _ _ L e d g e r _ E n t r y _ _ S a l e s _ _ L C Y _ _ C a p t i o n > C u s t _ _ L e d g e r _ E n t r y _ _ S a l e s _ _ L C Y _ _ C a p t i o n < / C u s t _ _ L e d g e r _ E n t r y _ _ S a l e s _ _ L C Y _ _ C a p t i o n > + 
+         < C u s t _ _ L e d g e r _ E n t r y _ _ T A B L E C A P T I O N _ _ _ _ _ _ _ _ _ _ C u s t L e d g E n t r y F i l t e r > C u s t _ _ L e d g e r _ E n t r y _ _ T A B L E C A P T I O N _ _ _ _ _ _ _ _ _ _ C u s t L e d g E n t r y F i l t e r < / C u s t _ _ L e d g e r _ E n t r y _ _ T A B L E C A P T I O N _ _ _ _ _ _ _ _ _ _ C u s t L e d g E n t r y F i l t e r > + 
+         < C u s t L e d g E n t r y F i l t e r > C u s t L e d g E n t r y F i l t e r < / C u s t L e d g E n t r y F i l t e r > + 
+         < P a g e G r o u p N o > P a g e G r o u p N o < / P a g e G r o u p N o > + 
+         < P r o f i t C o m m i s s i o n A m t > P r o f i t C o m m i s s i o n A m t < / P r o f i t C o m m i s s i o n A m t > + 
+         < P r o f i t C o m m i s s i o n A m t _ C o n t r o l 3 3 C a p t i o n > P r o f i t C o m m i s s i o n A m t _ C o n t r o l 3 3 C a p t i o n < / P r o f i t C o m m i s s i o n A m t _ C o n t r o l 3 3 C a p t i o n > + 
+         < S a l e s C o m m i s s i o n A m t > S a l e s C o m m i s s i o n A m t < / S a l e s C o m m i s s i o n A m t > + 
+         < S a l e s C o m m i s s i o n A m t _ C o n t r o l 3 2 C a p t i o n > S a l e s C o m m i s s i o n A m t _ C o n t r o l 3 2 C a p t i o n < / S a l e s C o m m i s s i o n A m t _ C o n t r o l 3 2 C a p t i o n > + 
+         < S a l e s p e r s o n _ _ _ C o m m i s s i o n C a p t i o n > S a l e s p e r s o n _ _ _ C o m m i s s i o n C a p t i o n < / S a l e s p e r s o n _ _ _ C o m m i s s i o n C a p t i o n > + 
+         < S a l e s p e r s o n _ P u r c h a s e r _ _ C o m m i s s i o n _ _ _ > S a l e s p e r s o n _ P u r c h a s e r _ _ C o m m i s s i o n _ _ _ < / S a l e s p e r s o n _ P u r c h a s e r _ _ C o m m i s s i o n _ _ _ > + 
+         < S a l e s p e r s o n _ P u r c h a s e r _ _ C o m m i s s i o n _ _ _ C a p t i o n > S a l e s p e r s o n _ P u r c h a s e r _ _ C o m m i s s i o n _ _ _ C a p t i o n < / S a l e s p e r s o n _ P u r c h a s e r _ _ C o m m i s s i o n _ _ _ C a p t i o n > + 
+         < S a l e s p e r s o n _ P u r c h a s e r _ _ T A B L E C A P T I O N _ _ _ _ _ _ _ _ _ _ S a l e s p e r s o n F i l t e r > S a l e s p e r s o n _ P u r c h a s e r _ _ T A B L E C A P T I O N _ _ _ _ _ _ _ _ _ _ S a l e s p e r s o n F i l t e r < / S a l e s p e r s o n _ P u r c h a s e r _ _ T A B L E C A P T I O N _ _ _ _ _ _ _ _ _ _ S a l e s p e r s o n F i l t e r > + 
+         < S a l e s p e r s o n _ P u r c h a s e r _ C o d e > S a l e s p e r s o n _ P u r c h a s e r _ C o d e < / S a l e s p e r s o n _ P u r c h a s e r _ C o d e > + 
+         < S a l e s p e r s o n _ P u r c h a s e r _ N a m e > S a l e s p e r s o n _ P u r c h a s e r _ N a m e < / S a l e s p e r s o n _ P u r c h a s e r _ N a m e > + 
+         < S a l e s p e r s o n F i l t e r > S a l e s p e r s o n F i l t e r < / S a l e s p e r s o n F i l t e r > + 
+         < S T R S U B S T N O _ T e x t 0 0 0 _ P e r i o d T e x t _ > S T R S U B S T N O _ T e x t 0 0 0 _ P e r i o d T e x t _ < / S T R S U B S T N O _ T e x t 0 0 0 _ P e r i o d T e x t _ > + 
+         < T o t a l C a p t i o n > T o t a l C a p t i o n < / T o t a l C a p t i o n > + 
+         < C u s t _ L e d g e r _ E n t r y > + 
+             < A d j P r o f i t _ C o n t r o l 3 9 > A d j P r o f i t _ C o n t r o l 3 9 < / A d j P r o f i t _ C o n t r o l 3 9 > + 
+             < A d j P r o f i t C o m m i s s i o n A m t _ C o n t r o l 4 5 > A d j P r o f i t C o m m i s s i o n A m t _ C o n t r o l 4 5 < / A d j P r o f i t C o m m i s s i o n A m t _ C o n t r o l 4 5 > + 
+             < C u s t _ _ L e d g e r _ E n t r y _ _ C u s t o m e r _ N o _ _ > C u s t _ _ L e d g e r _ E n t r y _ _ C u s t o m e r _ N o _ _ < / C u s t _ _ L e d g e r _ E n t r y _ _ C u s t o m e r _ N o _ _ > + 
+             < C u s t _ _ L e d g e r _ E n t r y _ _ D o c u m e n t _ N o _ _ > C u s t _ _ L e d g e r _ E n t r y _ _ D o c u m e n t _ N o _ _ < / C u s t _ _ L e d g e r _ E n t r y _ _ D o c u m e n t _ N o _ _ > + 
+             < C u s t _ _ L e d g e r _ E n t r y _ _ P o s t i n g _ D a t e _ > C u s t _ _ L e d g e r _ E n t r y _ _ P o s t i n g _ D a t e _ < / C u s t _ _ L e d g e r _ E n t r y _ _ P o s t i n g _ D a t e _ > + 
+             < C u s t _ _ L e d g e r _ E n t r y _ _ P r o f i t _ _ L C Y _ _ > C u s t _ _ L e d g e r _ E n t r y _ _ P r o f i t _ _ L C Y _ _ < / C u s t _ _ L e d g e r _ E n t r y _ _ P r o f i t _ _ L C Y _ _ > + 
+             < C u s t _ _ L e d g e r _ E n t r y _ _ S a l e s _ _ L C Y _ _ > C u s t _ _ L e d g e r _ E n t r y _ _ S a l e s _ _ L C Y _ _ < / C u s t _ _ L e d g e r _ E n t r y _ _ S a l e s _ _ L C Y _ _ > + 
+             < C u s t L e d g e r E n t r y _ C u s t o m e r N a m e > C u s t L e d g e r E n t r y _ C u s t o m e r N a m e < / C u s t L e d g e r E n t r y _ C u s t o m e r N a m e > + 
+             < P r o f i t C o m m i s s i o n A m t _ C o n t r o l 3 3 > P r o f i t C o m m i s s i o n A m t _ C o n t r o l 3 3 < / P r o f i t C o m m i s s i o n A m t _ C o n t r o l 3 3 > + 
+             < S a l e s C o m m i s s i o n A m t _ C o n t r o l 3 2 > S a l e s C o m m i s s i o n A m t _ C o n t r o l 3 2 < / S a l e s C o m m i s s i o n A m t _ C o n t r o l 3 2 > + 
+             < S a l e s p e r s o n _ P u r c h a s e r _ _ N a m e > S a l e s p e r s o n _ P u r c h a s e r _ _ N a m e < / S a l e s p e r s o n _ P u r c h a s e r _ _ N a m e > + 
+             < S a l e s p e r s o n P u r c h a s e r _ C o d e > S a l e s p e r s o n P u r c h a s e r _ C o d e < / S a l e s p e r s o n P u r c h a s e r _ C o d e >   
          < / C u s t _ L e d g e r _ E n t r y >   
-         < S u b t o t a l s   E l e m e n t T y p e = " D a t a I t e m "   E l e m e n t I d = " 8 3 8 6 9 3 5 6 0 " > - 
-             < S u b t o t a l s _ A d j P r o f i t   E l e m e n t T y p e = " C o l u m n "   E l e m e n t I d = " 5 6 1 3 6 6 8 2 2 "   D a t a T y p e = " D e c i m a l " > S u b t o t a l s _ A d j P r o f i t < / S u b t o t a l s _ A d j P r o f i t > - 
-             < S u b t o t a l s _ A d j P r o f i t C o m m i s s i o n   E l e m e n t T y p e = " C o l u m n "   E l e m e n t I d = " 1 4 1 8 9 7 1 8 3 5 "   D a t a T y p e = " D e c i m a l " > S u b t o t a l s _ A d j P r o f i t C o m m i s s i o n < / S u b t o t a l s _ A d j P r o f i t C o m m i s s i o n > - 
-             < S u b t o t a l s _ P r o f i t   E l e m e n t T y p e = " C o l u m n "   E l e m e n t I d = " 2 4 1 5 0 0 6 9 7 "   D a t a T y p e = " D e c i m a l " > S u b t o t a l s _ P r o f i t < / S u b t o t a l s _ P r o f i t > - 
-             < S u b t o t a l s _ P r o f i t C o m m i s s i o n   E l e m e n t T y p e = " C o l u m n "   E l e m e n t I d = " 1 4 9 6 3 3 2 1 7 2 "   D a t a T y p e = " D e c i m a l " > S u b t o t a l s _ P r o f i t C o m m i s s i o n < / S u b t o t a l s _ P r o f i t C o m m i s s i o n > - 
-             < S u b t o t a l s _ S a l e s   E l e m e n t T y p e = " C o l u m n "   E l e m e n t I d = " 1 9 7 8 7 7 5 0 3 "   D a t a T y p e = " D e c i m a l " > S u b t o t a l s _ S a l e s < / S u b t o t a l s _ S a l e s > - 
-             < S u b t o t a l s _ S a l e s C o m m i s s i o n   E l e m e n t T y p e = " C o l u m n "   E l e m e n t I d = " 1 4 7 6 0 7 2 5 9 0 "   D a t a T y p e = " D e c i m a l " > S u b t o t a l s _ S a l e s C o m m i s s i o n < / S u b t o t a l s _ S a l e s C o m m i s s i o n > - 
-             < S u b t o t a l s _ S a l e s p e r s o n _ C o d e   E l e m e n t T y p e = " C o l u m n "   E l e m e n t I d = " 1 1 9 8 5 9 4 2 7 2 "   D a t a T y p e = " C o d e " > S u b t o t a l s _ S a l e s p e r s o n _ C o d e < / S u b t o t a l s _ S a l e s p e r s o n _ C o d e > +         < S u b t o t a l s > + 
+             < S u b t o t a l s _ A d j P r o f i t > S u b t o t a l s _ A d j P r o f i t < / S u b t o t a l s _ A d j P r o f i t > + 
+             < S u b t o t a l s _ A d j P r o f i t C o m m i s s i o n > S u b t o t a l s _ A d j P r o f i t C o m m i s s i o n < / S u b t o t a l s _ A d j P r o f i t C o m m i s s i o n > + 
+             < S u b t o t a l s _ P r o f i t > S u b t o t a l s _ P r o f i t < / S u b t o t a l s _ P r o f i t > + 
+             < S u b t o t a l s _ P r o f i t C o m m i s s i o n > S u b t o t a l s _ P r o f i t C o m m i s s i o n < / S u b t o t a l s _ P r o f i t C o m m i s s i o n > + 
+             < S u b t o t a l s _ S a l e s > S u b t o t a l s _ S a l e s < / S u b t o t a l s _ S a l e s > + 
+             < S u b t o t a l s _ S a l e s C o m m i s s i o n > S u b t o t a l s _ S a l e s C o m m i s s i o n < / S u b t o t a l s _ S a l e s C o m m i s s i o n > + 
+             < S u b t o t a l s _ S a l e s p e r s o n _ C o d e > S u b t o t a l s _ S a l e s p e r s o n _ C o d e < / S u b t o t a l s _ S a l e s p e r s o n _ C o d e >   
          < / S u b t o t a l s >   
      < / S a l e s p e r s o n _ P u r c h a s e r >   
-     < T o t a l s   E l e m e n t T y p e = " D a t a I t e m "   E l e m e n t I d = " 1 8 2 3 9 5 0 0 4 4 " > - 
-         < T o t a l s _ A d j P r o f i t   E l e m e n t T y p e = " C o l u m n "   E l e m e n t I d = " 1 9 0 9 5 0 1 3 6 2 "   D a t a T y p e = " D e c i m a l " > T o t a l s _ A d j P r o f i t < / T o t a l s _ A d j P r o f i t > - 
-         < T o t a l s _ A d j P r o f i t C o m m i s s i o n   E l e m e n t T y p e = " C o l u m n "   E l e m e n t I d = " 9 4 6 1 0 3 7 5 9 "   D a t a T y p e = " D e c i m a l " > T o t a l s _ A d j P r o f i t C o m m i s s i o n < / T o t a l s _ A d j P r o f i t C o m m i s s i o n > - 
-         < T o t a l s _ P r o f i t   E l e m e n t T y p e = " C o l u m n "   E l e m e n t I d = " 6 4 6 2 9 5 2 1 9 "   D a t a T y p e = " D e c i m a l " > T o t a l s _ P r o f i t < / T o t a l s _ P r o f i t > - 
-         < T o t a l s _ P r o f i t C o m m i s s i o n   E l e m e n t T y p e = " C o l u m n "   E l e m e n t I d = " 3 6 7 7 9 1 3 9 2 "   D a t a T y p e = " D e c i m a l " > T o t a l s _ P r o f i t C o m m i s s i o n < / T o t a l s _ P r o f i t C o m m i s s i o n > - 
-         < T o t a l s _ S a l e s   E l e m e n t T y p e = " C o l u m n "   E l e m e n t I d = " 1 3 9 9 9 8 5 1 0 9 "   D a t a T y p e = " D e c i m a l " > T o t a l s _ S a l e s < / T o t a l s _ S a l e s > - 
-         < T o t a l s _ S a l e s C o m m i s s i o n   E l e m e n t T y p e = " C o l u m n "   E l e m e n t I d = " 4 6 4 8 2 3 3 9 8 "   D a t a T y p e = " D e c i m a l " > T o t a l s _ S a l e s C o m m i s s i o n < / T o t a l s _ S a l e s C o m m i s s i o n > +     < T o t a l s > + 
+         < T o t a l s _ A d j P r o f i t > T o t a l s _ A d j P r o f i t < / T o t a l s _ A d j P r o f i t > + 
+         < T o t a l s _ A d j P r o f i t C o m m i s s i o n > T o t a l s _ A d j P r o f i t C o m m i s s i o n < / T o t a l s _ A d j P r o f i t C o m m i s s i o n > + 
+         < T o t a l s _ P r o f i t > T o t a l s _ P r o f i t < / T o t a l s _ P r o f i t > + 
+         < T o t a l s _ P r o f i t C o m m i s s i o n > T o t a l s _ P r o f i t C o m m i s s i o n < / T o t a l s _ P r o f i t C o m m i s s i o n > + 
+         < T o t a l s _ S a l e s > T o t a l s _ S a l e s < / T o t a l s _ S a l e s > + 
+         < T o t a l s _ S a l e s C o m m i s s i o n > T o t a l s _ S a l e s C o m m i s s i o n < / T o t a l s _ S a l e s C o m m i s s i o n >   
      < / T o t a l s >   
@@ -4192,7 +4197,7 @@
 
 <file path=customXml/item2.xml>��< ? x m l   v e r s i o n = " 1 . 0 "   e n c o d i n g = " u t f - 1 6 " ? >   
- < N a v W o r d R e p o r t X m l P a r t   x m l n s = " u r n : m i c r o s o f t - d y n a m i c s - n a v / r e p o r t s / S a l e s p e r s o n _ C o m m i s s i o n / 1 1 5 / " > + < N a v W o r d R e p o r t X m l P a r t   x m l n s = " u r n : m i c r o s o f t - d y n a m i c s - b u s i n e s s c e n t r a l / i n t e r n a l / e x t e n d e d / r e p o r t s / S a l e s p e r s o n _ C o m m i s s i o n / 1 1 5 / " >   
      < B C R e p o r t I n f o r m a t i o n >   
@@ -4210,8 +4215,6 @@
  
              < R e p o r t N a m e > R e p o r t   N a m e < / R e p o r t N a m e >   
-             < R e p o r t C a p t i o n > R e p o r t   C a p t i o n < / R e p o r t C a p t i o n > - 
              < A b o u t T h i s R e p o r t T i t l e > A b o u t   T h i s   R e p o r t   T i t l e < / A b o u t T h i s R e p o r t T i t l e >   
              < A b o u t T h i s R e p o r t T e x t > A b o u t   T h i s   R e p o r t   T e x t < / A b o u t T h i s R e p o r t T e x t > @@ -4266,21 +4269,21 @@
  
              < C o m p a n y A d d r e s s L i n e s >   
-                 < C o m p a n y A d d r e s s L i n e 1 > C o m p a n y   A d d r e s s   L i n e   1 < / C o m p a n y A d d r e s s L i n e 1 > - 
-                 < C o m p a n y A d d r e s s L i n e 2 > C o m p a n y   A d d r e s s   L i n e   2 < / C o m p a n y A d d r e s s L i n e 2 > - 
-                 < C o m p a n y A d d r e s s L i n e 3 > C o m p a n y   A d d r e s s   L i n e   3 < / C o m p a n y A d d r e s s L i n e 3 > - 
-                 < C o m p a n y A d d r e s s L i n e 4 > C o m p a n y   A d d r e s s   L i n e   4 < / C o m p a n y A d d r e s s L i n e 4 > - 
-                 < C o m p a n y A d d r e s s L i n e 5 > C o m p a n y   A d d r e s s   L i n e   5 < / C o m p a n y A d d r e s s L i n e 5 > - 
-                 < C o m p a n y A d d r e s s L i n e 6 > C o m p a n y   A d d r e s s   L i n e   6 < / C o m p a n y A d d r e s s L i n e 6 > - 
-                 < C o m p a n y A d d r e s s L i n e 7 > C o m p a n y   A d d r e s s   L i n e   7 < / C o m p a n y A d d r e s s L i n e 7 > - 
-                 < C o m p a n y A d d r e s s L i n e 8 > C o m p a n y   A d d r e s s   L i n e   8 < / C o m p a n y A d d r e s s L i n e 8 > +                 < C o m p a n y A d d r e s s L i n e > C o m p a n y   A d d r e s s   L i n e   1 < / C o m p a n y A d d r e s s L i n e > + 
+                 < C o m p a n y A d d r e s s L i n e > C o m p a n y   A d d r e s s   L i n e   2 < / C o m p a n y A d d r e s s L i n e > + 
+                 < C o m p a n y A d d r e s s L i n e > C o m p a n y   A d d r e s s   L i n e   3 < / C o m p a n y A d d r e s s L i n e > + 
+                 < C o m p a n y A d d r e s s L i n e > C o m p a n y   A d d r e s s   L i n e   4 < / C o m p a n y A d d r e s s L i n e > + 
+                 < C o m p a n y A d d r e s s L i n e > C o m p a n y   A d d r e s s   L i n e   5 < / C o m p a n y A d d r e s s L i n e > + 
+                 < C o m p a n y A d d r e s s L i n e > C o m p a n y   A d d r e s s   L i n e   6 < / C o m p a n y A d d r e s s L i n e > + 
+                 < C o m p a n y A d d r e s s L i n e > C o m p a n y   A d d r e s s   L i n e   7 < / C o m p a n y A d d r e s s L i n e > + 
+                 < C o m p a n y A d d r e s s L i n e > C o m p a n y   A d d r e s s   L i n e   8 < / C o m p a n y A d d r e s s L i n e >   
              < / C o m p a n y A d d r e s s L i n e s >   
@@ -4340,185 +4343,187 @@
  
      < L a b e l s >   
-         < A b o u t T h e R e p o r t L a b e l > A b o u t T h e R e p o r t L a b e l < / A b o u t T h e R e p o r t L a b e l > - 
-         < A d j u s t e d P r o f i t C o m m i s s i o n L a b e l > A d j u s t e d P r o f i t C o m m i s s i o n L a b e l < / A d j u s t e d P r o f i t C o m m i s s i o n L a b e l > - 
-         < A d j u s t e d P r o f i t L a b e l > A d j u s t e d P r o f i t L a b e l < / A d j u s t e d P r o f i t L a b e l > - 
-         < A l l A m o u n t s A r e I n L C Y L a b e l > A l l A m o u n t s A r e I n L C Y L a b e l < / A l l A m o u n t s A r e I n L C Y L a b e l > - 
-         < C o m m i s s i o n P e r c e n t L a b e l > C o m m i s s i o n P e r c e n t L a b e l < / C o m m i s s i o n P e r c e n t L a b e l > - 
-         < C o m p a n y L a b e l > C o m p a n y L a b e l < / C o m p a n y L a b e l > - 
-         < C u s t o m e r N a m e L a b e l > C u s t o m e r N a m e L a b e l < / C u s t o m e r N a m e L a b e l > - 
-         < C u s t o m e r N o L a b e l > C u s t o m e r N o L a b e l < / C u s t o m e r N o L a b e l > - 
-         < D a t a R e t r i e v e d > D a t a R e t r i e v e d < / D a t a R e t r i e v e d > - 
-         < D o c u m e n t a t i o n L a b e l > D o c u m e n t a t i o n L a b e l < / D o c u m e n t a t i o n L a b e l > - 
-         < D o c u m e n t N o L a b e l > D o c u m e n t N o L a b e l < / D o c u m e n t N o L a b e l > - 
-         < E n v i r o n m e n t L a b e l > E n v i r o n m e n t L a b e l < / E n v i r o n m e n t L a b e l > - 
-         < P e r i o d C a p t i o n > P e r i o d C a p t i o n < / P e r i o d C a p t i o n > - 
-         < P o s t i n g D a t e L a b e l > P o s t i n g D a t e L a b e l < / P o s t i n g D a t e L a b e l > - 
-         < P r o f i t C o m m i s s i o n L a b e l > P r o f i t C o m m i s s i o n L a b e l < / P r o f i t C o m m i s s i o n L a b e l > - 
-         < P r o f i t L a b e l > P r o f i t L a b e l < / P r o f i t L a b e l > - 
-         < R e p o r t N a m e L a b e l > R e p o r t N a m e L a b e l < / R e p o r t N a m e L a b e l > - 
-         < R u n O n L a b e l > R u n O n L a b e l < / R u n O n L a b e l > - 
-         < S a l e s C o m m i s s i o n L a b e l > S a l e s C o m m i s s i o n L a b e l < / S a l e s C o m m i s s i o n L a b e l > - 
-         < S a l e s L a b e l > S a l e s L a b e l < / S a l e s L a b e l > - 
-         < S a l e s p e r s o n _ P u r c h a s e r _ _ N a m e C a p t i o n > S a l e s p e r s o n _ P u r c h a s e r _ _ N a m e C a p t i o n < / S a l e s p e r s o n _ P u r c h a s e r _ _ N a m e C a p t i o n > - 
-         < S a l e s p e r s o n C o m m i s s i o n A n a l y s i s > S a l e s p e r s o n C o m m i s s i o n A n a l y s i s < / S a l e s p e r s o n C o m m i s s i o n A n a l y s i s > - 
-         < S a l e s p e r s o n C o m m i s s i o n L a b e l > S a l e s p e r s o n C o m m i s s i o n L a b e l < / S a l e s p e r s o n C o m m i s s i o n L a b e l > - 
-         < S a l e s p e r s o n C o m m i s s i o n P r i n t > S a l e s p e r s o n C o m m i s s i o n P r i n t < / S a l e s p e r s o n C o m m i s s i o n P r i n t > - 
-         < S a l e s p e r s o n P u r c h a s e r _ C o d e C a p t i o n > S a l e s p e r s o n P u r c h a s e r _ C o d e C a p t i o n < / S a l e s p e r s o n P u r c h a s e r _ C o d e C a p t i o n > - 
-         < T o t a l s C a p t i o n > T o t a l s C a p t i o n < / T o t a l s C a p t i o n > - 
-         < U s e r L a b e l > U s e r L a b e l < / U s e r L a b e l > +         < A b o u t T h e R e p o r t L a b e l   E l e m e n t T y p e = " P a r a m e t e r "   E l e m e n t I d = " 1 6 7 7 9 2 0 0 1 "   D a t a T y p e = " S t r i n g " > A b o u t T h e R e p o r t L a b e l < / A b o u t T h e R e p o r t L a b e l > + 
+         < A d j u s t e d P r o f i t C o m m i s s i o n L a b e l   E l e m e n t T y p e = " P a r a m e t e r "   E l e m e n t I d = " 9 1 5 5 5 7 0 2 0 "   D a t a T y p e = " S t r i n g " > A d j u s t e d P r o f i t C o m m i s s i o n L a b e l < / A d j u s t e d P r o f i t C o m m i s s i o n L a b e l > + 
+         < A d j u s t e d P r o f i t L a b e l   E l e m e n t T y p e = " P a r a m e t e r "   E l e m e n t I d = " 1 6 1 5 2 8 3 0 4 7 "   D a t a T y p e = " S t r i n g " > A d j u s t e d P r o f i t L a b e l < / A d j u s t e d P r o f i t L a b e l > + 
+         < A l l A m o u n t s A r e I n L C Y L a b e l   E l e m e n t T y p e = " P a r a m e t e r "   E l e m e n t I d = " 5 6 3 5 1 4 3 1 8 "   D a t a T y p e = " S t r i n g " > A l l A m o u n t s A r e I n L C Y L a b e l < / A l l A m o u n t s A r e I n L C Y L a b e l > + 
+         < C o m m i s s i o n P e r c e n t L a b e l   E l e m e n t T y p e = " P a r a m e t e r "   E l e m e n t I d = " 8 3 9 2 6 3 7 6 5 "   D a t a T y p e = " S t r i n g " > C o m m i s s i o n P e r c e n t L a b e l < / C o m m i s s i o n P e r c e n t L a b e l > + 
+         < C o m p a n y L a b e l   E l e m e n t T y p e = " P a r a m e t e r "   E l e m e n t I d = " 3 4 6 7 6 0 3 4 8 "   D a t a T y p e = " S t r i n g " > C o m p a n y L a b e l < / C o m p a n y L a b e l > + 
+         < C u s t o m e r N a m e L a b e l   E l e m e n t T y p e = " P a r a m e t e r "   E l e m e n t I d = " 1 1 1 8 7 9 0 8 8 "   D a t a T y p e = " S t r i n g " > C u s t o m e r N a m e L a b e l < / C u s t o m e r N a m e L a b e l > + 
+         < C u s t o m e r N o L a b e l   E l e m e n t T y p e = " P a r a m e t e r "   E l e m e n t I d = " 3 8 7 4 7 8 0 3 4 "   D a t a T y p e = " S t r i n g " > C u s t o m e r N o L a b e l < / C u s t o m e r N o L a b e l > + 
+         < D a t a R e t r i e v e d   E l e m e n t T y p e = " P a r a m e t e r "   E l e m e n t I d = " 2 9 1 9 1 1 8 0 7 "   D a t a T y p e = " S t r i n g " > D a t a R e t r i e v e d < / D a t a R e t r i e v e d > + 
+         < D o c u m e n t a t i o n L a b e l   E l e m e n t T y p e = " P a r a m e t e r "   E l e m e n t I d = " 1 7 3 8 9 2 4 8 1 5 "   D a t a T y p e = " S t r i n g " > D o c u m e n t a t i o n L a b e l < / D o c u m e n t a t i o n L a b e l > + 
+         < D o c u m e n t N o L a b e l   E l e m e n t T y p e = " P a r a m e t e r "   E l e m e n t I d = " 1 1 4 6 4 3 5 8 0 3 "   D a t a T y p e = " S t r i n g " > D o c u m e n t N o L a b e l < / D o c u m e n t N o L a b e l > + 
+         < E n v i r o n m e n t L a b e l   E l e m e n t T y p e = " P a r a m e t e r "   E l e m e n t I d = " 8 1 8 8 1 6 5 9 0 "   D a t a T y p e = " S t r i n g " > E n v i r o n m e n t L a b e l < / E n v i r o n m e n t L a b e l > + 
+         < P e r i o d C a p t i o n   E l e m e n t T y p e = " P a r a m e t e r "   E l e m e n t I d = " 1 4 7 8 2 5 3 4 2 2 "   D a t a T y p e = " S t r i n g " > P e r i o d C a p t i o n < / P e r i o d C a p t i o n > + 
+         < P o s t i n g D a t e L a b e l   E l e m e n t T y p e = " P a r a m e t e r "   E l e m e n t I d = " 1 7 7 5 7 9 4 2 4 9 "   D a t a T y p e = " S t r i n g " > P o s t i n g D a t e L a b e l < / P o s t i n g D a t e L a b e l > + 
+         < P r o f i t C o m m i s s i o n L a b e l   E l e m e n t T y p e = " P a r a m e t e r "   E l e m e n t I d = " 8 3 2 7 0 6 3 9 2 "   D a t a T y p e = " S t r i n g " > P r o f i t C o m m i s s i o n L a b e l < / P r o f i t C o m m i s s i o n L a b e l > + 
+         < P r o f i t L a b e l   E l e m e n t T y p e = " P a r a m e t e r "   E l e m e n t I d = " 2 5 4 6 3 3 6 4 5 "   D a t a T y p e = " S t r i n g " > P r o f i t L a b e l < / P r o f i t L a b e l > + 
+         < R e p o r t N a m e L a b e l   E l e m e n t T y p e = " P a r a m e t e r "   E l e m e n t I d = " 1 0 2 2 2 9 2 9 8 2 "   D a t a T y p e = " S t r i n g " > R e p o r t N a m e L a b e l < / R e p o r t N a m e L a b e l > + 
+         < R u n O n L a b e l   E l e m e n t T y p e = " P a r a m e t e r "   E l e m e n t I d = " 1 1 1 9 0 3 7 5 9 5 "   D a t a T y p e = " S t r i n g " > R u n O n L a b e l < / R u n O n L a b e l > + 
+         < S a l e s C o m m i s s i o n L a b e l   E l e m e n t T y p e = " P a r a m e t e r "   E l e m e n t I d = " 1 0 1 8 2 6 8 7 7 0 "   D a t a T y p e = " S t r i n g " > S a l e s C o m m i s s i o n L a b e l < / S a l e s C o m m i s s i o n L a b e l > + 
+         < S a l e s L a b e l   E l e m e n t T y p e = " P a r a m e t e r "   E l e m e n t I d = " 1 7 9 5 4 4 8 0 0 5 "   D a t a T y p e = " S t r i n g " > S a l e s L a b e l < / S a l e s L a b e l > + 
+         < S a l e s p e r s o n _ P u r c h a s e r _ _ N a m e C a p t i o n   E l e m e n t T y p e = " P a r a m e t e r "   E l e m e n t I d = " 1 1 9 5 8 7 9 8 7 3 "   D a t a T y p e = " S t r i n g " > S a l e s p e r s o n _ P u r c h a s e r _ _ N a m e C a p t i o n < / S a l e s p e r s o n _ P u r c h a s e r _ _ N a m e C a p t i o n > + 
+         < S a l e s p e r s o n C o m m i s s i o n A n a l y s i s   E l e m e n t T y p e = " P a r a m e t e r "   E l e m e n t I d = " 7 1 5 8 7 1 2 4 7 "   D a t a T y p e = " S t r i n g " > S a l e s p e r s o n C o m m i s s i o n A n a l y s i s < / S a l e s p e r s o n C o m m i s s i o n A n a l y s i s > + 
+         < S a l e s p e r s o n C o m m i s s i o n L a b e l   E l e m e n t T y p e = " P a r a m e t e r "   E l e m e n t I d = " 3 0 0 0 9 6 0 5 1 "   D a t a T y p e = " S t r i n g " > S a l e s p e r s o n C o m m i s s i o n L a b e l < / S a l e s p e r s o n C o m m i s s i o n L a b e l > + 
+         < S a l e s p e r s o n C o m m i s s i o n P r i n t   E l e m e n t T y p e = " P a r a m e t e r "   E l e m e n t I d = " 1 3 1 6 0 2 8 6 0 "   D a t a T y p e = " S t r i n g " > S a l e s p e r s o n C o m m i s s i o n P r i n t < / S a l e s p e r s o n C o m m i s s i o n P r i n t > + 
+         < S a l e s p e r s o n P u r c h a s e r _ C o d e C a p t i o n   E l e m e n t T y p e = " P a r a m e t e r "   E l e m e n t I d = " 1 2 2 1 2 1 9 2 4 5 "   D a t a T y p e = " S t r i n g " > S a l e s p e r s o n P u r c h a s e r _ C o d e C a p t i o n < / S a l e s p e r s o n P u r c h a s e r _ C o d e C a p t i o n > + 
+         < T o t a l s C a p t i o n   E l e m e n t T y p e = " P a r a m e t e r "   E l e m e n t I d = " 2 3 5 4 5 9 0 6 "   D a t a T y p e = " S t r i n g " > T o t a l s C a p t i o n < / T o t a l s C a p t i o n > + 
+         < U s e r L a b e l   E l e m e n t T y p e = " P a r a m e t e r "   E l e m e n t I d = " 8 4 8 8 1 6 7 9 4 "   D a t a T y p e = " S t r i n g " > U s e r L a b e l < / U s e r L a b e l >   
      < / L a b e l s >   
-     < S a l e s p e r s o n _ P u r c h a s e r > - 
-         < A d j P r o f i t > A d j P r o f i t < / A d j P r o f i t > - 
-         < A d j P r o f i t C o m m i s s i o n A m t > A d j P r o f i t C o m m i s s i o n A m t < / A d j P r o f i t C o m m i s s i o n A m t > - 
-         < A d j P r o f i t C o m m i s s i o n A m t _ C o n t r o l 4 5 C a p t i o n > A d j P r o f i t C o m m i s s i o n A m t _ C o n t r o l 4 5 C a p t i o n < / A d j P r o f i t C o m m i s s i o n A m t _ C o n t r o l 4 5 C a p t i o n > - 
-         < A d j P r o f i t _ C o n t r o l 3 9 C a p t i o n > A d j P r o f i t _ C o n t r o l 3 9 C a p t i o n < / A d j P r o f i t _ C o n t r o l 3 9 C a p t i o n > - 
-         < A l l _ a m o u n t s _ a r e _ i n _ L C Y C a p t i o n > A l l _ a m o u n t s _ a r e _ i n _ L C Y C a p t i o n < / A l l _ a m o u n t s _ a r e _ i n _ L C Y C a p t i o n > - 
-         < C O M P A N Y N A M E > C O M P A N Y N A M E < / C O M P A N Y N A M E > - 
-         < C u r r R e p o r t _ P A G E N O C a p t i o n > C u r r R e p o r t _ P A G E N O C a p t i o n < / C u r r R e p o r t _ P A G E N O C a p t i o n > - 
-         < C u s t L e d g E n t r y F i l t e r > C u s t L e d g E n t r y F i l t e r < / C u s t L e d g E n t r y F i l t e r > - 
-         < C u s t _ _ L e d g e r _ E n t r y _ _ C u s t o m e r _ N o _ _ C a p t i o n > C u s t _ _ L e d g e r _ E n t r y _ _ C u s t o m e r _ N o _ _ C a p t i o n < / C u s t _ _ L e d g e r _ E n t r y _ _ C u s t o m e r _ N o _ _ C a p t i o n > - 
-         < C u s t _ _ L e d g e r _ E n t r y _ _ D o c u m e n t _ N o _ _ C a p t i o n > C u s t _ _ L e d g e r _ E n t r y _ _ D o c u m e n t _ N o _ _ C a p t i o n < / C u s t _ _ L e d g e r _ E n t r y _ _ D o c u m e n t _ N o _ _ C a p t i o n > - 
-         < C u s t _ _ L e d g e r _ E n t r y _ _ P o s t i n g _ D a t e _ C a p t i o n > C u s t _ _ L e d g e r _ E n t r y _ _ P o s t i n g _ D a t e _ C a p t i o n < / C u s t _ _ L e d g e r _ E n t r y _ _ P o s t i n g _ D a t e _ C a p t i o n > - 
-         < C u s t _ _ L e d g e r _ E n t r y _ _ P r o f i t _ _ L C Y _ _ C a p t i o n > C u s t _ _ L e d g e r _ E n t r y _ _ P r o f i t _ _ L C Y _ _ C a p t i o n < / C u s t _ _ L e d g e r _ E n t r y _ _ P r o f i t _ _ L C Y _ _ C a p t i o n > - 
-         < C u s t _ _ L e d g e r _ E n t r y _ _ S a l e s _ _ L C Y _ _ C a p t i o n > C u s t _ _ L e d g e r _ E n t r y _ _ S a l e s _ _ L C Y _ _ C a p t i o n < / C u s t _ _ L e d g e r _ E n t r y _ _ S a l e s _ _ L C Y _ _ C a p t i o n > - 
-         < C u s t _ _ L e d g e r _ E n t r y _ _ T A B L E C A P T I O N _ _ _ _ _ _ _ _ _ _ C u s t L e d g E n t r y F i l t e r > C u s t _ _ L e d g e r _ E n t r y _ _ T A B L E C A P T I O N _ _ _ _ _ _ _ _ _ _ C u s t L e d g E n t r y F i l t e r < / C u s t _ _ L e d g e r _ E n t r y _ _ T A B L E C A P T I O N _ _ _ _ _ _ _ _ _ _ C u s t L e d g E n t r y F i l t e r > - 
-         < C u s t _ _ L e d g e r _ E n t r y _ _ _ P r o f i t _ _ L C Y _ _ > C u s t _ _ L e d g e r _ E n t r y _ _ _ P r o f i t _ _ L C Y _ _ < / C u s t _ _ L e d g e r _ E n t r y _ _ _ P r o f i t _ _ L C Y _ _ > - 
-         < C u s t _ _ L e d g e r _ E n t r y _ _ _ S a l e s _ _ L C Y _ _ > C u s t _ _ L e d g e r _ E n t r y _ _ _ S a l e s _ _ L C Y _ _ < / C u s t _ _ L e d g e r _ E n t r y _ _ _ S a l e s _ _ L C Y _ _ > - 
-         < P a g e G r o u p N o > P a g e G r o u p N o < / P a g e G r o u p N o > - 
-         < P r o f i t C o m m i s s i o n A m t > P r o f i t C o m m i s s i o n A m t < / P r o f i t C o m m i s s i o n A m t > - 
-         < P r o f i t C o m m i s s i o n A m t _ C o n t r o l 3 3 C a p t i o n > P r o f i t C o m m i s s i o n A m t _ C o n t r o l 3 3 C a p t i o n < / P r o f i t C o m m i s s i o n A m t _ C o n t r o l 3 3 C a p t i o n > - 
-         < S a l e s C o m m i s s i o n A m t > S a l e s C o m m i s s i o n A m t < / S a l e s C o m m i s s i o n A m t > - 
-         < S a l e s C o m m i s s i o n A m t _ C o n t r o l 3 2 C a p t i o n > S a l e s C o m m i s s i o n A m t _ C o n t r o l 3 2 C a p t i o n < / S a l e s C o m m i s s i o n A m t _ C o n t r o l 3 2 C a p t i o n > - 
-         < S a l e s p e r s o n F i l t e r > S a l e s p e r s o n F i l t e r < / S a l e s p e r s o n F i l t e r > - 
-         < S a l e s p e r s o n _ P u r c h a s e r _ C o d e > S a l e s p e r s o n _ P u r c h a s e r _ C o d e < / S a l e s p e r s o n _ P u r c h a s e r _ C o d e > - 
-         < S a l e s p e r s o n _ P u r c h a s e r _ N a m e > S a l e s p e r s o n _ P u r c h a s e r _ N a m e < / S a l e s p e r s o n _ P u r c h a s e r _ N a m e > - 
-         < S a l e s p e r s o n _ P u r c h a s e r _ _ C o m m i s s i o n _ _ _ > S a l e s p e r s o n _ P u r c h a s e r _ _ C o m m i s s i o n _ _ _ < / S a l e s p e r s o n _ P u r c h a s e r _ _ C o m m i s s i o n _ _ _ > - 
-         < S a l e s p e r s o n _ P u r c h a s e r _ _ C o m m i s s i o n _ _ _ C a p t i o n > S a l e s p e r s o n _ P u r c h a s e r _ _ C o m m i s s i o n _ _ _ C a p t i o n < / S a l e s p e r s o n _ P u r c h a s e r _ _ C o m m i s s i o n _ _ _ C a p t i o n > - 
-         < S a l e s p e r s o n _ P u r c h a s e r _ _ T A B L E C A P T I O N _ _ _ _ _ _ _ _ _ _ S a l e s p e r s o n F i l t e r > S a l e s p e r s o n _ P u r c h a s e r _ _ T A B L E C A P T I O N _ _ _ _ _ _ _ _ _ _ S a l e s p e r s o n F i l t e r < / S a l e s p e r s o n _ P u r c h a s e r _ _ T A B L E C A P T I O N _ _ _ _ _ _ _ _ _ _ S a l e s p e r s o n F i l t e r > - 
-         < S a l e s p e r s o n _ _ _ C o m m i s s i o n C a p t i o n > S a l e s p e r s o n _ _ _ C o m m i s s i o n C a p t i o n < / S a l e s p e r s o n _ _ _ C o m m i s s i o n C a p t i o n > - 
-         < S T R S U B S T N O _ T e x t 0 0 0 _ P e r i o d T e x t _ > S T R S U B S T N O _ T e x t 0 0 0 _ P e r i o d T e x t _ < / S T R S U B S T N O _ T e x t 0 0 0 _ P e r i o d T e x t _ > - 
-         < T o t a l C a p t i o n > T o t a l C a p t i o n < / T o t a l C a p t i o n > - 
-         < C u s t _ L e d g e r _ E n t r y > - 
-             < A d j P r o f i t C o m m i s s i o n A m t _ C o n t r o l 4 5 > A d j P r o f i t C o m m i s s i o n A m t _ C o n t r o l 4 5 < / A d j P r o f i t C o m m i s s i o n A m t _ C o n t r o l 4 5 > - 
-             < A d j P r o f i t _ C o n t r o l 3 9 > A d j P r o f i t _ C o n t r o l 3 9 < / A d j P r o f i t _ C o n t r o l 3 9 > - 
-             < C u s t L e d g e r E n t r y _ C u s t o m e r N a m e > C u s t L e d g e r E n t r y _ C u s t o m e r N a m e < / C u s t L e d g e r E n t r y _ C u s t o m e r N a m e > - 
-             < C u s t _ _ L e d g e r _ E n t r y _ _ C u s t o m e r _ N o _ _ > C u s t _ _ L e d g e r _ E n t r y _ _ C u s t o m e r _ N o _ _ < / C u s t _ _ L e d g e r _ E n t r y _ _ C u s t o m e r _ N o _ _ > - 
-             < C u s t _ _ L e d g e r _ E n t r y _ _ D o c u m e n t _ N o _ _ > C u s t _ _ L e d g e r _ E n t r y _ _ D o c u m e n t _ N o _ _ < / C u s t _ _ L e d g e r _ E n t r y _ _ D o c u m e n t _ N o _ _ > - 
-             < C u s t _ _ L e d g e r _ E n t r y _ _ P o s t i n g _ D a t e _ > C u s t _ _ L e d g e r _ E n t r y _ _ P o s t i n g _ D a t e _ < / C u s t _ _ L e d g e r _ E n t r y _ _ P o s t i n g _ D a t e _ > - 
-             < C u s t _ _ L e d g e r _ E n t r y _ _ P r o f i t _ _ L C Y _ _ > C u s t _ _ L e d g e r _ E n t r y _ _ P r o f i t _ _ L C Y _ _ < / C u s t _ _ L e d g e r _ E n t r y _ _ P r o f i t _ _ L C Y _ _ > - 
-             < C u s t _ _ L e d g e r _ E n t r y _ _ S a l e s _ _ L C Y _ _ > C u s t _ _ L e d g e r _ E n t r y _ _ S a l e s _ _ L C Y _ _ < / C u s t _ _ L e d g e r _ E n t r y _ _ S a l e s _ _ L C Y _ _ > - 
-             < P r o f i t C o m m i s s i o n A m t _ C o n t r o l 3 3 > P r o f i t C o m m i s s i o n A m t _ C o n t r o l 3 3 < / P r o f i t C o m m i s s i o n A m t _ C o n t r o l 3 3 > - 
-             < S a l e s C o m m i s s i o n A m t _ C o n t r o l 3 2 > S a l e s C o m m i s s i o n A m t _ C o n t r o l 3 2 < / S a l e s C o m m i s s i o n A m t _ C o n t r o l 3 2 > - 
-             < S a l e s p e r s o n P u r c h a s e r _ C o d e > S a l e s p e r s o n P u r c h a s e r _ C o d e < / S a l e s p e r s o n P u r c h a s e r _ C o d e > - 
-             < S a l e s p e r s o n _ P u r c h a s e r _ _ N a m e > S a l e s p e r s o n _ P u r c h a s e r _ _ N a m e < / S a l e s p e r s o n _ P u r c h a s e r _ _ N a m e > +     < T o o l t i p s   / > + 
+     < S a l e s p e r s o n _ P u r c h a s e r   E l e m e n t T y p e = " D a t a I t e m "   E l e m e n t I d = " 1 2 5 2 1 0 1 6 7 8 " > + 
+         < A d j P r o f i t   E l e m e n t T y p e = " C o l u m n "   E l e m e n t I d = " 6 6 6 3 9 3 8 5 2 "   D a t a T y p e = " D e c i m a l " > A d j P r o f i t < / A d j P r o f i t > + 
+         < A d j P r o f i t _ C o n t r o l 3 9 C a p t i o n   E l e m e n t T y p e = " C o l u m n "   E l e m e n t I d = " 2 1 3 3 9 8 4 3 2 "   D a t a T y p e = " T e x t C o n s t " > A d j P r o f i t _ C o n t r o l 3 9 C a p t i o n < / A d j P r o f i t _ C o n t r o l 3 9 C a p t i o n > + 
+         < A d j P r o f i t C o m m i s s i o n A m t   E l e m e n t T y p e = " C o l u m n "   E l e m e n t I d = " 1 5 8 1 4 8 8 5 9 9 "   D a t a T y p e = " D e c i m a l " > A d j P r o f i t C o m m i s s i o n A m t < / A d j P r o f i t C o m m i s s i o n A m t > + 
+         < A d j P r o f i t C o m m i s s i o n A m t _ C o n t r o l 4 5 C a p t i o n   E l e m e n t T y p e = " C o l u m n "   E l e m e n t I d = " 6 2 1 2 7 7 8 5 4 "   D a t a T y p e = " T e x t C o n s t " > A d j P r o f i t C o m m i s s i o n A m t _ C o n t r o l 4 5 C a p t i o n < / A d j P r o f i t C o m m i s s i o n A m t _ C o n t r o l 4 5 C a p t i o n > + 
+         < A l l _ a m o u n t s _ a r e _ i n _ L C Y C a p t i o n   E l e m e n t T y p e = " C o l u m n "   E l e m e n t I d = " 6 9 7 4 8 4 8 0 2 "   D a t a T y p e = " T e x t C o n s t " > A l l _ a m o u n t s _ a r e _ i n _ L C Y C a p t i o n < / A l l _ a m o u n t s _ a r e _ i n _ L C Y C a p t i o n > + 
+         < C O M P A N Y N A M E   E l e m e n t T y p e = " C o l u m n "   E l e m e n t I d = " 1 7 5 3 0 1 5 1 5 5 "   D a t a T y p e = " S t r i n g " > C O M P A N Y N A M E < / C O M P A N Y N A M E > + 
+         < C u r r R e p o r t _ P A G E N O C a p t i o n   E l e m e n t T y p e = " C o l u m n "   E l e m e n t I d = " 1 8 4 6 2 6 2 1 5 8 "   D a t a T y p e = " T e x t C o n s t " > C u r r R e p o r t _ P A G E N O C a p t i o n < / C u r r R e p o r t _ P A G E N O C a p t i o n > + 
+         < C u s t _ _ L e d g e r _ E n t r y _ _ _ P r o f i t _ _ L C Y _ _   E l e m e n t T y p e = " C o l u m n "   E l e m e n t I d = " 1 6 1 5 1 3 7 4 4 3 "   D a t a T y p e = " D e c i m a l " > C u s t _ _ L e d g e r _ E n t r y _ _ _ P r o f i t _ _ L C Y _ _ < / C u s t _ _ L e d g e r _ E n t r y _ _ _ P r o f i t _ _ L C Y _ _ > + 
+         < C u s t _ _ L e d g e r _ E n t r y _ _ _ S a l e s _ _ L C Y _ _   E l e m e n t T y p e = " C o l u m n "   E l e m e n t I d = " 3 4 8 7 9 4 9 4 9 "   D a t a T y p e = " D e c i m a l " > C u s t _ _ L e d g e r _ E n t r y _ _ _ S a l e s _ _ L C Y _ _ < / C u s t _ _ L e d g e r _ E n t r y _ _ _ S a l e s _ _ L C Y _ _ > + 
+         < C u s t _ _ L e d g e r _ E n t r y _ _ C u s t o m e r _ N o _ _ C a p t i o n   E l e m e n t T y p e = " C o l u m n "   E l e m e n t I d = " 1 2 2 3 8 5 6 2 7 8 "   D a t a T y p e = " S t r i n g " > C u s t _ _ L e d g e r _ E n t r y _ _ C u s t o m e r _ N o _ _ C a p t i o n < / C u s t _ _ L e d g e r _ E n t r y _ _ C u s t o m e r _ N o _ _ C a p t i o n > + 
+         < C u s t _ _ L e d g e r _ E n t r y _ _ D o c u m e n t _ N o _ _ C a p t i o n   E l e m e n t T y p e = " C o l u m n "   E l e m e n t I d = " 4 8 8 8 0 6 5 1 7 "   D a t a T y p e = " S t r i n g " > C u s t _ _ L e d g e r _ E n t r y _ _ D o c u m e n t _ N o _ _ C a p t i o n < / C u s t _ _ L e d g e r _ E n t r y _ _ D o c u m e n t _ N o _ _ C a p t i o n > + 
+         < C u s t _ _ L e d g e r _ E n t r y _ _ P o s t i n g _ D a t e _ C a p t i o n   E l e m e n t T y p e = " C o l u m n "   E l e m e n t I d = " 2 0 7 9 4 3 8 7 1 2 "   D a t a T y p e = " T e x t C o n s t " > C u s t _ _ L e d g e r _ E n t r y _ _ P o s t i n g _ D a t e _ C a p t i o n < / C u s t _ _ L e d g e r _ E n t r y _ _ P o s t i n g _ D a t e _ C a p t i o n > + 
+         < C u s t _ _ L e d g e r _ E n t r y _ _ P r o f i t _ _ L C Y _ _ C a p t i o n   E l e m e n t T y p e = " C o l u m n "   E l e m e n t I d = " 1 9 9 4 3 8 8 4 7 6 "   D a t a T y p e = " S t r i n g " > C u s t _ _ L e d g e r _ E n t r y _ _ P r o f i t _ _ L C Y _ _ C a p t i o n < / C u s t _ _ L e d g e r _ E n t r y _ _ P r o f i t _ _ L C Y _ _ C a p t i o n > + 
+         < C u s t _ _ L e d g e r _ E n t r y _ _ S a l e s _ _ L C Y _ _ C a p t i o n   E l e m e n t T y p e = " C o l u m n "   E l e m e n t I d = " 1 0 5 6 9 2 6 5 4 6 "   D a t a T y p e = " S t r i n g " > C u s t _ _ L e d g e r _ E n t r y _ _ S a l e s _ _ L C Y _ _ C a p t i o n < / C u s t _ _ L e d g e r _ E n t r y _ _ S a l e s _ _ L C Y _ _ C a p t i o n > + 
+         < C u s t _ _ L e d g e r _ E n t r y _ _ T A B L E C A P T I O N _ _ _ _ _ _ _ _ _ _ C u s t L e d g E n t r y F i l t e r   E l e m e n t T y p e = " C o l u m n "   E l e m e n t I d = " 7 1 0 6 3 3 9 1 7 "   D a t a T y p e = " T e x t " > C u s t _ _ L e d g e r _ E n t r y _ _ T A B L E C A P T I O N _ _ _ _ _ _ _ _ _ _ C u s t L e d g E n t r y F i l t e r < / C u s t _ _ L e d g e r _ E n t r y _ _ T A B L E C A P T I O N _ _ _ _ _ _ _ _ _ _ C u s t L e d g E n t r y F i l t e r > + 
+         < C u s t L e d g E n t r y F i l t e r   E l e m e n t T y p e = " C o l u m n "   E l e m e n t I d = " 1 1 7 3 5 3 2 6 6 6 "   D a t a T y p e = " T e x t " > C u s t L e d g E n t r y F i l t e r < / C u s t L e d g E n t r y F i l t e r > + 
+         < P a g e G r o u p N o   E l e m e n t T y p e = " C o l u m n "   E l e m e n t I d = " 6 4 9 1 8 0 1 4 4 "   D a t a T y p e = " I n t e g e r " > P a g e G r o u p N o < / P a g e G r o u p N o > + 
+         < P r o f i t C o m m i s s i o n A m t   E l e m e n t T y p e = " C o l u m n "   E l e m e n t I d = " 4 1 6 2 2 4 2 0 6 "   D a t a T y p e = " D e c i m a l " > P r o f i t C o m m i s s i o n A m t < / P r o f i t C o m m i s s i o n A m t > + 
+         < P r o f i t C o m m i s s i o n A m t _ C o n t r o l 3 3 C a p t i o n   E l e m e n t T y p e = " C o l u m n "   E l e m e n t I d = " 4 6 5 8 1 2 5 3 6 "   D a t a T y p e = " T e x t C o n s t " > P r o f i t C o m m i s s i o n A m t _ C o n t r o l 3 3 C a p t i o n < / P r o f i t C o m m i s s i o n A m t _ C o n t r o l 3 3 C a p t i o n > + 
+         < S a l e s C o m m i s s i o n A m t   E l e m e n t T y p e = " C o l u m n "   E l e m e n t I d = " 1 6 5 6 6 7 5 0 1 6 "   D a t a T y p e = " D e c i m a l " > S a l e s C o m m i s s i o n A m t < / S a l e s C o m m i s s i o n A m t > + 
+         < S a l e s C o m m i s s i o n A m t _ C o n t r o l 3 2 C a p t i o n   E l e m e n t T y p e = " C o l u m n "   E l e m e n t I d = " 1 2 7 2 6 4 2 0 6 5 "   D a t a T y p e = " T e x t C o n s t " > S a l e s C o m m i s s i o n A m t _ C o n t r o l 3 2 C a p t i o n < / S a l e s C o m m i s s i o n A m t _ C o n t r o l 3 2 C a p t i o n > + 
+         < S a l e s p e r s o n _ _ _ C o m m i s s i o n C a p t i o n   E l e m e n t T y p e = " C o l u m n "   E l e m e n t I d = " 1 7 6 9 4 7 1 9 4 8 "   D a t a T y p e = " T e x t C o n s t " > S a l e s p e r s o n _ _ _ C o m m i s s i o n C a p t i o n < / S a l e s p e r s o n _ _ _ C o m m i s s i o n C a p t i o n > + 
+         < S a l e s p e r s o n _ P u r c h a s e r _ _ C o m m i s s i o n _ _ _   E l e m e n t T y p e = " C o l u m n "   E l e m e n t I d = " 1 5 9 0 6 8 9 0 0 4 "   D a t a T y p e = " D e c i m a l " > S a l e s p e r s o n _ P u r c h a s e r _ _ C o m m i s s i o n _ _ _ < / S a l e s p e r s o n _ P u r c h a s e r _ _ C o m m i s s i o n _ _ _ > + 
+         < S a l e s p e r s o n _ P u r c h a s e r _ _ C o m m i s s i o n _ _ _ C a p t i o n   E l e m e n t T y p e = " C o l u m n "   E l e m e n t I d = " 4 9 9 4 6 3 1 7 0 "   D a t a T y p e = " S t r i n g " > S a l e s p e r s o n _ P u r c h a s e r _ _ C o m m i s s i o n _ _ _ C a p t i o n < / S a l e s p e r s o n _ P u r c h a s e r _ _ C o m m i s s i o n _ _ _ C a p t i o n > + 
+         < S a l e s p e r s o n _ P u r c h a s e r _ _ T A B L E C A P T I O N _ _ _ _ _ _ _ _ _ _ S a l e s p e r s o n F i l t e r   E l e m e n t T y p e = " C o l u m n "   E l e m e n t I d = " 1 0 1 6 0 4 1 6 9 9 "   D a t a T y p e = " T e x t " > S a l e s p e r s o n _ P u r c h a s e r _ _ T A B L E C A P T I O N _ _ _ _ _ _ _ _ _ _ S a l e s p e r s o n F i l t e r < / S a l e s p e r s o n _ P u r c h a s e r _ _ T A B L E C A P T I O N _ _ _ _ _ _ _ _ _ _ S a l e s p e r s o n F i l t e r > + 
+         < S a l e s p e r s o n _ P u r c h a s e r _ C o d e   E l e m e n t T y p e = " C o l u m n "   E l e m e n t I d = " 1 3 8 8 0 3 1 6 5 2 "   D a t a T y p e = " C o d e " > S a l e s p e r s o n _ P u r c h a s e r _ C o d e < / S a l e s p e r s o n _ P u r c h a s e r _ C o d e > + 
+         < S a l e s p e r s o n _ P u r c h a s e r _ N a m e   E l e m e n t T y p e = " C o l u m n "   E l e m e n t I d = " 1 3 4 8 2 2 8 4 6 2 "   D a t a T y p e = " T e x t " > S a l e s p e r s o n _ P u r c h a s e r _ N a m e < / S a l e s p e r s o n _ P u r c h a s e r _ N a m e > + 
+         < S a l e s p e r s o n F i l t e r   E l e m e n t T y p e = " C o l u m n "   E l e m e n t I d = " 1 2 4 2 2 8 3 2 5 6 "   D a t a T y p e = " T e x t " > S a l e s p e r s o n F i l t e r < / S a l e s p e r s o n F i l t e r > + 
+         < S T R S U B S T N O _ T e x t 0 0 0 _ P e r i o d T e x t _   E l e m e n t T y p e = " C o l u m n "   E l e m e n t I d = " 7 2 2 9 9 1 7 0 4 "   D a t a T y p e = " S t r i n g " > S T R S U B S T N O _ T e x t 0 0 0 _ P e r i o d T e x t _ < / S T R S U B S T N O _ T e x t 0 0 0 _ P e r i o d T e x t _ > + 
+         < T o t a l C a p t i o n   E l e m e n t T y p e = " C o l u m n "   E l e m e n t I d = " 7 0 7 1 0 2 6 9 5 "   D a t a T y p e = " T e x t C o n s t " > T o t a l C a p t i o n < / T o t a l C a p t i o n > + 
+         < C u s t _ L e d g e r _ E n t r y   E l e m e n t T y p e = " D a t a I t e m "   E l e m e n t I d = " 5 8 6 4 3 3 8 0 3 " > + 
+             < A d j P r o f i t _ C o n t r o l 3 9   E l e m e n t T y p e = " C o l u m n "   E l e m e n t I d = " 2 0 2 4 1 9 6 5 4 2 "   D a t a T y p e = " D e c i m a l " > A d j P r o f i t _ C o n t r o l 3 9 < / A d j P r o f i t _ C o n t r o l 3 9 > + 
+             < A d j P r o f i t C o m m i s s i o n A m t _ C o n t r o l 4 5   E l e m e n t T y p e = " C o l u m n "   E l e m e n t I d = " 8 0 5 8 9 6 4 0 0 "   D a t a T y p e = " D e c i m a l " > A d j P r o f i t C o m m i s s i o n A m t _ C o n t r o l 4 5 < / A d j P r o f i t C o m m i s s i o n A m t _ C o n t r o l 4 5 > + 
+             < C u s t _ _ L e d g e r _ E n t r y _ _ C u s t o m e r _ N o _ _   E l e m e n t T y p e = " C o l u m n "   E l e m e n t I d = " 1 0 0 9 0 1 6 8 0 8 "   D a t a T y p e = " C o d e " > C u s t _ _ L e d g e r _ E n t r y _ _ C u s t o m e r _ N o _ _ < / C u s t _ _ L e d g e r _ E n t r y _ _ C u s t o m e r _ N o _ _ > + 
+             < C u s t _ _ L e d g e r _ E n t r y _ _ D o c u m e n t _ N o _ _   E l e m e n t T y p e = " C o l u m n "   E l e m e n t I d = " 8 5 2 6 1 1 1 8 1 "   D a t a T y p e = " C o d e " > C u s t _ _ L e d g e r _ E n t r y _ _ D o c u m e n t _ N o _ _ < / C u s t _ _ L e d g e r _ E n t r y _ _ D o c u m e n t _ N o _ _ > + 
+             < C u s t _ _ L e d g e r _ E n t r y _ _ P o s t i n g _ D a t e _   E l e m e n t T y p e = " C o l u m n "   E l e m e n t I d = " 2 1 4 2 6 5 7 1 6 2 "   D a t a T y p e = " S t r i n g " > C u s t _ _ L e d g e r _ E n t r y _ _ P o s t i n g _ D a t e _ < / C u s t _ _ L e d g e r _ E n t r y _ _ P o s t i n g _ D a t e _ > + 
+             < C u s t _ _ L e d g e r _ E n t r y _ _ P r o f i t _ _ L C Y _ _   E l e m e n t T y p e = " C o l u m n "   E l e m e n t I d = " 5 1 9 3 4 1 8 2 6 "   D a t a T y p e = " D e c i m a l " > C u s t _ _ L e d g e r _ E n t r y _ _ P r o f i t _ _ L C Y _ _ < / C u s t _ _ L e d g e r _ E n t r y _ _ P r o f i t _ _ L C Y _ _ > + 
+             < C u s t _ _ L e d g e r _ E n t r y _ _ S a l e s _ _ L C Y _ _   E l e m e n t T y p e = " C o l u m n "   E l e m e n t I d = " 8 1 9 5 1 7 4 8 "   D a t a T y p e = " D e c i m a l " > C u s t _ _ L e d g e r _ E n t r y _ _ S a l e s _ _ L C Y _ _ < / C u s t _ _ L e d g e r _ E n t r y _ _ S a l e s _ _ L C Y _ _ > + 
+             < C u s t L e d g e r E n t r y _ C u s t o m e r N a m e   E l e m e n t T y p e = " C o l u m n "   E l e m e n t I d = " 2 0 9 1 8 9 3 2 7 9 "   D a t a T y p e = " T e x t " > C u s t L e d g e r E n t r y _ C u s t o m e r N a m e < / C u s t L e d g e r E n t r y _ C u s t o m e r N a m e > + 
+             < P r o f i t C o m m i s s i o n A m t _ C o n t r o l 3 3   E l e m e n t T y p e = " C o l u m n "   E l e m e n t I d = " 3 1 2 1 8 6 8 2 6 "   D a t a T y p e = " D e c i m a l " > P r o f i t C o m m i s s i o n A m t _ C o n t r o l 3 3 < / P r o f i t C o m m i s s i o n A m t _ C o n t r o l 3 3 > + 
+             < S a l e s C o m m i s s i o n A m t _ C o n t r o l 3 2   E l e m e n t T y p e = " C o l u m n "   E l e m e n t I d = " 1 4 6 2 3 9 0 1 5 3 "   D a t a T y p e = " D e c i m a l " > S a l e s C o m m i s s i o n A m t _ C o n t r o l 3 2 < / S a l e s C o m m i s s i o n A m t _ C o n t r o l 3 2 > + 
+             < S a l e s p e r s o n _ P u r c h a s e r _ _ N a m e   E l e m e n t T y p e = " C o l u m n "   E l e m e n t I d = " 1 1 9 5 8 7 9 8 7 3 "   D a t a T y p e = " T e x t " > S a l e s p e r s o n _ P u r c h a s e r _ _ N a m e < / S a l e s p e r s o n _ P u r c h a s e r _ _ N a m e > + 
+             < S a l e s p e r s o n P u r c h a s e r _ C o d e   E l e m e n t T y p e = " C o l u m n "   E l e m e n t I d = " 1 2 2 1 2 1 9 2 4 5 "   D a t a T y p e = " C o d e " > S a l e s p e r s o n P u r c h a s e r _ C o d e < / S a l e s p e r s o n P u r c h a s e r _ C o d e >   
          < / C u s t _ L e d g e r _ E n t r y >   
-         < S u b t o t a l s > - 
-             < S u b t o t a l s _ A d j P r o f i t > S u b t o t a l s _ A d j P r o f i t < / S u b t o t a l s _ A d j P r o f i t > - 
-             < S u b t o t a l s _ A d j P r o f i t C o m m i s s i o n > S u b t o t a l s _ A d j P r o f i t C o m m i s s i o n < / S u b t o t a l s _ A d j P r o f i t C o m m i s s i o n > - 
-             < S u b t o t a l s _ P r o f i t > S u b t o t a l s _ P r o f i t < / S u b t o t a l s _ P r o f i t > - 
-             < S u b t o t a l s _ P r o f i t C o m m i s s i o n > S u b t o t a l s _ P r o f i t C o m m i s s i o n < / S u b t o t a l s _ P r o f i t C o m m i s s i o n > - 
-             < S u b t o t a l s _ S a l e s > S u b t o t a l s _ S a l e s < / S u b t o t a l s _ S a l e s > - 
-             < S u b t o t a l s _ S a l e s C o m m i s s i o n > S u b t o t a l s _ S a l e s C o m m i s s i o n < / S u b t o t a l s _ S a l e s C o m m i s s i o n > - 
-             < S u b t o t a l s _ S a l e s p e r s o n _ C o d e > S u b t o t a l s _ S a l e s p e r s o n _ C o d e < / S u b t o t a l s _ S a l e s p e r s o n _ C o d e > +         < S u b t o t a l s   E l e m e n t T y p e = " D a t a I t e m "   E l e m e n t I d = " 8 3 8 6 9 3 5 6 0 " > + 
+             < S u b t o t a l s _ A d j P r o f i t   E l e m e n t T y p e = " C o l u m n "   E l e m e n t I d = " 5 6 1 3 6 6 8 2 2 "   D a t a T y p e = " D e c i m a l " > S u b t o t a l s _ A d j P r o f i t < / S u b t o t a l s _ A d j P r o f i t > + 
+             < S u b t o t a l s _ A d j P r o f i t C o m m i s s i o n   E l e m e n t T y p e = " C o l u m n "   E l e m e n t I d = " 1 4 1 8 9 7 1 8 3 5 "   D a t a T y p e = " D e c i m a l " > S u b t o t a l s _ A d j P r o f i t C o m m i s s i o n < / S u b t o t a l s _ A d j P r o f i t C o m m i s s i o n > + 
+             < S u b t o t a l s _ P r o f i t   E l e m e n t T y p e = " C o l u m n "   E l e m e n t I d = " 2 4 1 5 0 0 6 9 7 "   D a t a T y p e = " D e c i m a l " > S u b t o t a l s _ P r o f i t < / S u b t o t a l s _ P r o f i t > + 
+             < S u b t o t a l s _ P r o f i t C o m m i s s i o n   E l e m e n t T y p e = " C o l u m n "   E l e m e n t I d = " 1 4 9 6 3 3 2 1 7 2 "   D a t a T y p e = " D e c i m a l " > S u b t o t a l s _ P r o f i t C o m m i s s i o n < / S u b t o t a l s _ P r o f i t C o m m i s s i o n > + 
+             < S u b t o t a l s _ S a l e s   E l e m e n t T y p e = " C o l u m n "   E l e m e n t I d = " 1 9 7 8 7 7 5 0 3 "   D a t a T y p e = " D e c i m a l " > S u b t o t a l s _ S a l e s < / S u b t o t a l s _ S a l e s > + 
+             < S u b t o t a l s _ S a l e s C o m m i s s i o n   E l e m e n t T y p e = " C o l u m n "   E l e m e n t I d = " 1 4 7 6 0 7 2 5 9 0 "   D a t a T y p e = " D e c i m a l " > S u b t o t a l s _ S a l e s C o m m i s s i o n < / S u b t o t a l s _ S a l e s C o m m i s s i o n > + 
+             < S u b t o t a l s _ S a l e s p e r s o n _ C o d e   E l e m e n t T y p e = " C o l u m n "   E l e m e n t I d = " 1 1 9 8 5 9 4 2 7 2 "   D a t a T y p e = " C o d e " > S u b t o t a l s _ S a l e s p e r s o n _ C o d e < / S u b t o t a l s _ S a l e s p e r s o n _ C o d e >   
          < / S u b t o t a l s >   
      < / S a l e s p e r s o n _ P u r c h a s e r >   
-     < T o t a l s > - 
-         < T o t a l s _ A d j P r o f i t > T o t a l s _ A d j P r o f i t < / T o t a l s _ A d j P r o f i t > - 
-         < T o t a l s _ A d j P r o f i t C o m m i s s i o n > T o t a l s _ A d j P r o f i t C o m m i s s i o n < / T o t a l s _ A d j P r o f i t C o m m i s s i o n > - 
-         < T o t a l s _ P r o f i t > T o t a l s _ P r o f i t < / T o t a l s _ P r o f i t > - 
-         < T o t a l s _ P r o f i t C o m m i s s i o n > T o t a l s _ P r o f i t C o m m i s s i o n < / T o t a l s _ P r o f i t C o m m i s s i o n > - 
-         < T o t a l s _ S a l e s > T o t a l s _ S a l e s < / T o t a l s _ S a l e s > - 
-         < T o t a l s _ S a l e s C o m m i s s i o n > T o t a l s _ S a l e s C o m m i s s i o n < / T o t a l s _ S a l e s C o m m i s s i o n > +     < T o t a l s   E l e m e n t T y p e = " D a t a I t e m "   E l e m e n t I d = " 1 8 2 3 9 5 0 0 4 4 " > + 
+         < T o t a l s _ A d j P r o f i t   E l e m e n t T y p e = " C o l u m n "   E l e m e n t I d = " 1 9 0 9 5 0 1 3 6 2 "   D a t a T y p e = " D e c i m a l " > T o t a l s _ A d j P r o f i t < / T o t a l s _ A d j P r o f i t > + 
+         < T o t a l s _ A d j P r o f i t C o m m i s s i o n   E l e m e n t T y p e = " C o l u m n "   E l e m e n t I d = " 9 4 6 1 0 3 7 5 9 "   D a t a T y p e = " D e c i m a l " > T o t a l s _ A d j P r o f i t C o m m i s s i o n < / T o t a l s _ A d j P r o f i t C o m m i s s i o n > + 
+         < T o t a l s _ P r o f i t   E l e m e n t T y p e = " C o l u m n "   E l e m e n t I d = " 6 4 6 2 9 5 2 1 9 "   D a t a T y p e = " D e c i m a l " > T o t a l s _ P r o f i t < / T o t a l s _ P r o f i t > + 
+         < T o t a l s _ P r o f i t C o m m i s s i o n   E l e m e n t T y p e = " C o l u m n "   E l e m e n t I d = " 3 6 7 7 9 1 3 9 2 "   D a t a T y p e = " D e c i m a l " > T o t a l s _ P r o f i t C o m m i s s i o n < / T o t a l s _ P r o f i t C o m m i s s i o n > + 
+         < T o t a l s _ S a l e s   E l e m e n t T y p e = " C o l u m n "   E l e m e n t I d = " 1 3 9 9 9 8 5 1 0 9 "   D a t a T y p e = " D e c i m a l " > T o t a l s _ S a l e s < / T o t a l s _ S a l e s > + 
+         < T o t a l s _ S a l e s C o m m i s s i o n   E l e m e n t T y p e = " C o l u m n "   E l e m e n t I d = " 4 6 4 8 2 3 3 9 8 "   D a t a T y p e = " D e c i m a l " > T o t a l s _ S a l e s C o m m i s s i o n < / T o t a l s _ S a l e s C o m m i s s i o n >   
      < / T o t a l s >   
@@ -4526,17 +4531,17 @@
 </file>
 
 <file path=customXml/itemProps1.xml><?xml version="1.0" encoding="utf-8"?>
-<ds:datastoreItem xmlns:ds="http://schemas.openxmlformats.org/officeDocument/2006/customXml" ds:itemID="{A0CC7945-5283-4905-A71D-472246249B67}">
+<ds:datastoreItem xmlns:ds="http://schemas.openxmlformats.org/officeDocument/2006/customXml" ds:itemID="{79D6D75F-D29A-40D3-A819-B215617F17D6}">
   <ds:schemaRefs>
-    <ds:schemaRef ds:uri="urn:microsoft-dynamics-businesscentral/internal/extended/reports/Salesperson_Commission/115/"/>
+    <ds:schemaRef ds:uri="urn:microsoft-dynamics-nav/reports/Salesperson_Commission/115/"/>
   </ds:schemaRefs>
 </ds:datastoreItem>
 </file>
 
 <file path=customXml/itemProps2.xml><?xml version="1.0" encoding="utf-8"?>
-<ds:datastoreItem xmlns:ds="http://schemas.openxmlformats.org/officeDocument/2006/customXml" ds:itemID="{79D6D75F-D29A-40D3-A819-B215617F17D6}">
+<ds:datastoreItem xmlns:ds="http://schemas.openxmlformats.org/officeDocument/2006/customXml" ds:itemID="{A0CC7945-5283-4905-A71D-472246249B67}">
   <ds:schemaRefs>
-    <ds:schemaRef ds:uri="urn:microsoft-dynamics-nav/reports/Salesperson_Commission/115/"/>
+    <ds:schemaRef ds:uri="urn:microsoft-dynamics-businesscentral/internal/extended/reports/Salesperson_Commission/115/"/>
   </ds:schemaRefs>
 </ds:datastoreItem>
 </file>

--- a/src/Layers/W1/BaseApp/Sales/Reports/SalespersonCommissionBody.docx
+++ b/src/Layers/W1/BaseApp/Sales/Reports/SalespersonCommissionBody.docx
@@ -31,7 +31,7 @@
               <w:placeholder>
                 <w:docPart w:val="D4FA25303DEC43D187B714CD633DE2F0"/>
               </w:placeholder>
-              <w:dataBinding w:prefixMappings="&lt;xmlns:ns0='urn:microsoft-dynamics-nav/reports/Salesperson_Commission/115/' " w:xpath="/ns0:NavWordReportXmlPart[1]/ns0:Salesperson_Purchaser[1]/ns0:STRSUBSTNO_Text000_PeriodText_[1]" w:storeItemID="{79D6D75F-D29A-40D3-A819-B215617F17D6}"/>
+              <w:dataBinding w:prefixMappings="xmlns:ns0='urn:microsoft-dynamics-nav/reports/Salesperson_Commission/115/'" w:xpath="/ns0:NavWordReportXmlPart[1]/ns0:Salesperson_Purchaser[1]/ns0:STRSUBSTNO_Text000_PeriodText_[1]" w:storeItemID="{79D6D75F-D29A-40D3-A819-B215617F17D6}"/>
               <w:text/>
             </w:sdtPr>
             <w:sdtEndPr/>
@@ -63,7 +63,7 @@
             </w:placeholder>
             <w15:color w:val="808080"/>
             <w:text/>
-            <w:dataBinding w:prefixMappings="&lt;xmlns:ns0='urn:microsoft-dynamics-nav/reports/Salesperson_Commission/115/' " w:xpath="/ns0:NavWordReportXmlPart[1]/ns0:Salesperson_Purchaser[1]/ns0:All_amounts_are_in_LCYCaption[1]"/>
+            <w:dataBinding w:prefixMappings="xmlns:ns0='urn:microsoft-dynamics-nav/reports/Salesperson_Commission/115/'" w:xpath="/ns0:NavWordReportXmlPart[1]/ns0:Salesperson_Purchaser[1]/ns0:All_amounts_are_in_LCYCaption[1]"/>
           </w:sdtPr>
           <w:sdtEndPr/>
           <w:sdtContent>
@@ -96,7 +96,7 @@
             <w:placeholder>
               <w:docPart w:val="0BEF831AB2A7410790A12753DF6D8424"/>
             </w:placeholder>
-            <w:dataBinding w:prefixMappings="&lt;xmlns:ns0='urn:microsoft-dynamics-nav/reports/Salesperson_Commission/115/' " w:xpath="/ns0:NavWordReportXmlPart[1]/ns0:Salesperson_Purchaser[1]/ns0:Salesperson_Purchaser__TABLECAPTION__________SalespersonFilter[1]" w:storeItemID="{79D6D75F-D29A-40D3-A819-B215617F17D6}"/>
+            <w:dataBinding w:prefixMappings="xmlns:ns0='urn:microsoft-dynamics-nav/reports/Salesperson_Commission/115/'" w:xpath="/ns0:NavWordReportXmlPart[1]/ns0:Salesperson_Purchaser[1]/ns0:Salesperson_Purchaser__TABLECAPTION__________SalespersonFilter[1]" w:storeItemID="{79D6D75F-D29A-40D3-A819-B215617F17D6}"/>
             <w:text/>
           </w:sdtPr>
           <w:sdtEndPr/>
@@ -130,7 +130,7 @@
             <w:placeholder>
               <w:docPart w:val="793DD4F9E4A244F6BC2FBD746EB895A8"/>
             </w:placeholder>
-            <w:dataBinding w:prefixMappings="&lt;xmlns:ns0='urn:microsoft-dynamics-nav/reports/Salesperson_Commission/115/' " w:xpath="/ns0:NavWordReportXmlPart[1]/ns0:Salesperson_Purchaser[1]/ns0:Cust__Ledger_Entry__TABLECAPTION__________CustLedgEntryFilter[1]" w:storeItemID="{79D6D75F-D29A-40D3-A819-B215617F17D6}"/>
+            <w:dataBinding w:prefixMappings="xmlns:ns0='urn:microsoft-dynamics-nav/reports/Salesperson_Commission/115/'" w:xpath="/ns0:NavWordReportXmlPart[1]/ns0:Salesperson_Purchaser[1]/ns0:Cust__Ledger_Entry__TABLECAPTION__________CustLedgEntryFilter[1]" w:storeItemID="{79D6D75F-D29A-40D3-A819-B215617F17D6}"/>
             <w:text/>
           </w:sdtPr>
           <w:sdtEndPr/>
@@ -190,7 +190,7 @@
               <w:placeholder>
                 <w:docPart w:val="EF8E82C19BAF4D85B749A20A8EB318DB"/>
               </w:placeholder>
-              <w:dataBinding w:prefixMappings="&lt;xmlns:ns0='urn:microsoft-dynamics-nav/reports/Salesperson_Commission/115/' " w:xpath="/ns0:NavWordReportXmlPart[1]/ns0:Labels[1]/ns0:PostingDateLabel[1]" w:storeItemID="{79D6D75F-D29A-40D3-A819-B215617F17D6}"/>
+              <w:dataBinding w:prefixMappings="xmlns:ns0='urn:microsoft-dynamics-nav/reports/Salesperson_Commission/115/'" w:xpath="/ns0:NavWordReportXmlPart[1]/ns0:Labels[1]/ns0:PostingDateLabel[1]" w:storeItemID="{79D6D75F-D29A-40D3-A819-B215617F17D6}"/>
               <w:text/>
             </w:sdtPr>
             <w:sdtContent>
@@ -214,7 +214,7 @@
             <w:placeholder>
               <w:docPart w:val="EF8E82C19BAF4D85B749A20A8EB318DB"/>
             </w:placeholder>
-            <w:dataBinding w:prefixMappings="&lt;xmlns:ns0='urn:microsoft-dynamics-nav/reports/Salesperson_Commission/115/' " w:xpath="/ns0:NavWordReportXmlPart[1]/ns0:Labels[1]/ns0:DocumentNoLabel[1]" w:storeItemID="{79D6D75F-D29A-40D3-A819-B215617F17D6}"/>
+            <w:dataBinding w:prefixMappings="xmlns:ns0='urn:microsoft-dynamics-nav/reports/Salesperson_Commission/115/'" w:xpath="/ns0:NavWordReportXmlPart[1]/ns0:Labels[1]/ns0:DocumentNoLabel[1]" w:storeItemID="{79D6D75F-D29A-40D3-A819-B215617F17D6}"/>
             <w:text/>
           </w:sdtPr>
           <w:sdtContent>
@@ -242,7 +242,7 @@
             <w:placeholder>
               <w:docPart w:val="EF8E82C19BAF4D85B749A20A8EB318DB"/>
             </w:placeholder>
-            <w:dataBinding w:prefixMappings="&lt;xmlns:ns0='urn:microsoft-dynamics-nav/reports/Salesperson_Commission/115/' " w:xpath="/ns0:NavWordReportXmlPart[1]/ns0:Labels[1]/ns0:CustomerNoLabel[1]" w:storeItemID="{79D6D75F-D29A-40D3-A819-B215617F17D6}"/>
+            <w:dataBinding w:prefixMappings="xmlns:ns0='urn:microsoft-dynamics-nav/reports/Salesperson_Commission/115/'" w:xpath="/ns0:NavWordReportXmlPart[1]/ns0:Labels[1]/ns0:CustomerNoLabel[1]" w:storeItemID="{79D6D75F-D29A-40D3-A819-B215617F17D6}"/>
             <w:text/>
           </w:sdtPr>
           <w:sdtContent>
@@ -270,7 +270,7 @@
             <w:placeholder>
               <w:docPart w:val="EF8E82C19BAF4D85B749A20A8EB318DB"/>
             </w:placeholder>
-            <w:dataBinding w:prefixMappings="&lt;xmlns:ns0='urn:microsoft-dynamics-nav/reports/Salesperson_Commission/115/' " w:xpath="/ns0:NavWordReportXmlPart[1]/ns0:Labels[1]/ns0:SalesLabel[1]" w:storeItemID="{79D6D75F-D29A-40D3-A819-B215617F17D6}"/>
+            <w:dataBinding w:prefixMappings="xmlns:ns0='urn:microsoft-dynamics-nav/reports/Salesperson_Commission/115/'" w:xpath="/ns0:NavWordReportXmlPart[1]/ns0:Labels[1]/ns0:SalesLabel[1]" w:storeItemID="{79D6D75F-D29A-40D3-A819-B215617F17D6}"/>
             <w:text/>
           </w:sdtPr>
           <w:sdtContent>
@@ -299,7 +299,7 @@
             <w:placeholder>
               <w:docPart w:val="EF8E82C19BAF4D85B749A20A8EB318DB"/>
             </w:placeholder>
-            <w:dataBinding w:prefixMappings="&lt;xmlns:ns0='urn:microsoft-dynamics-nav/reports/Salesperson_Commission/115/' " w:xpath="/ns0:NavWordReportXmlPart[1]/ns0:Labels[1]/ns0:ProfitLabel[1]" w:storeItemID="{79D6D75F-D29A-40D3-A819-B215617F17D6}"/>
+            <w:dataBinding w:prefixMappings="xmlns:ns0='urn:microsoft-dynamics-nav/reports/Salesperson_Commission/115/'" w:xpath="/ns0:NavWordReportXmlPart[1]/ns0:Labels[1]/ns0:ProfitLabel[1]" w:storeItemID="{79D6D75F-D29A-40D3-A819-B215617F17D6}"/>
             <w:text/>
           </w:sdtPr>
           <w:sdtContent>
@@ -328,7 +328,7 @@
             <w:placeholder>
               <w:docPart w:val="EF8E82C19BAF4D85B749A20A8EB318DB"/>
             </w:placeholder>
-            <w:dataBinding w:prefixMappings="&lt;xmlns:ns0='urn:microsoft-dynamics-nav/reports/Salesperson_Commission/115/' " w:xpath="/ns0:NavWordReportXmlPart[1]/ns0:Labels[1]/ns0:AdjustedProfitLabel[1]" w:storeItemID="{79D6D75F-D29A-40D3-A819-B215617F17D6}"/>
+            <w:dataBinding w:prefixMappings="xmlns:ns0='urn:microsoft-dynamics-nav/reports/Salesperson_Commission/115/'" w:xpath="/ns0:NavWordReportXmlPart[1]/ns0:Labels[1]/ns0:AdjustedProfitLabel[1]" w:storeItemID="{79D6D75F-D29A-40D3-A819-B215617F17D6}"/>
             <w:text/>
           </w:sdtPr>
           <w:sdtContent>
@@ -357,7 +357,7 @@
             <w:placeholder>
               <w:docPart w:val="42C765542CCA40C08A9BFB6A2439400B"/>
             </w:placeholder>
-            <w:dataBinding w:prefixMappings="&lt;xmlns:ns0='urn:microsoft-dynamics-nav/reports/Salesperson_Commission/115/' " w:xpath="/ns0:NavWordReportXmlPart[1]/ns0:Labels[1]/ns0:SalesCommissionLabel[1]" w:storeItemID="{79D6D75F-D29A-40D3-A819-B215617F17D6}"/>
+            <w:dataBinding w:prefixMappings="xmlns:ns0='urn:microsoft-dynamics-nav/reports/Salesperson_Commission/115/'" w:xpath="/ns0:NavWordReportXmlPart[1]/ns0:Labels[1]/ns0:SalesCommissionLabel[1]" w:storeItemID="{79D6D75F-D29A-40D3-A819-B215617F17D6}"/>
             <w:text/>
           </w:sdtPr>
           <w:sdtContent>
@@ -386,7 +386,7 @@
             <w:placeholder>
               <w:docPart w:val="EF8E82C19BAF4D85B749A20A8EB318DB"/>
             </w:placeholder>
-            <w:dataBinding w:prefixMappings="&lt;xmlns:ns0='urn:microsoft-dynamics-nav/reports/Salesperson_Commission/115/' " w:xpath="/ns0:NavWordReportXmlPart[1]/ns0:Labels[1]/ns0:ProfitCommissionLabel[1]" w:storeItemID="{79D6D75F-D29A-40D3-A819-B215617F17D6}"/>
+            <w:dataBinding w:prefixMappings="xmlns:ns0='urn:microsoft-dynamics-nav/reports/Salesperson_Commission/115/'" w:xpath="/ns0:NavWordReportXmlPart[1]/ns0:Labels[1]/ns0:ProfitCommissionLabel[1]" w:storeItemID="{79D6D75F-D29A-40D3-A819-B215617F17D6}"/>
             <w:text/>
           </w:sdtPr>
           <w:sdtContent>
@@ -415,7 +415,7 @@
             <w:placeholder>
               <w:docPart w:val="42C765542CCA40C08A9BFB6A2439400B"/>
             </w:placeholder>
-            <w:dataBinding w:prefixMappings="&lt;xmlns:ns0='urn:microsoft-dynamics-nav/reports/Salesperson_Commission/115/' " w:xpath="/ns0:NavWordReportXmlPart[1]/ns0:Labels[1]/ns0:AdjustedProfitCommissionLabel[1]" w:storeItemID="{79D6D75F-D29A-40D3-A819-B215617F17D6}"/>
+            <w:dataBinding w:prefixMappings="xmlns:ns0='urn:microsoft-dynamics-nav/reports/Salesperson_Commission/115/'" w:xpath="/ns0:NavWordReportXmlPart[1]/ns0:Labels[1]/ns0:AdjustedProfitCommissionLabel[1]" w:storeItemID="{79D6D75F-D29A-40D3-A819-B215617F17D6}"/>
             <w:text/>
           </w:sdtPr>
           <w:sdtContent>
@@ -445,7 +445,7 @@
           <w:alias w:val="#Nav: /Salesperson_Purchaser"/>
           <w:tag w:val="#Nav: Salesperson_Commission/115"/>
           <w:id w:val="-983697511"/>
-          <w15:dataBinding w:prefixMappings="&lt;xmlns:ns0='urn:microsoft-dynamics-nav/reports/Salesperson_Commission/115/' " w:xpath="/ns0:NavWordReportXmlPart[1]/ns0:Salesperson_Purchaser" w:storeItemID="{79D6D75F-D29A-40D3-A819-B215617F17D6}"/>
+          <w15:dataBinding w:prefixMappings="xmlns:ns0='urn:microsoft-dynamics-nav/reports/Salesperson_Commission/115/'" w:xpath="/ns0:NavWordReportXmlPart[1]/ns0:Salesperson_Purchaser" w:storeItemID="{79D6D75F-D29A-40D3-A819-B215617F17D6}"/>
           <w15:repeatingSection/>
         </w:sdtPr>
         <w:sdtEndPr/>
@@ -498,7 +498,7 @@
                         <w:placeholder>
                           <w:docPart w:val="CD57AD657FAE4044B3C4FF05BB35B155"/>
                         </w:placeholder>
-                        <w:dataBinding w:prefixMappings="&lt;xmlns:ns0='urn:microsoft-dynamics-nav/reports/Salesperson_Commission/115/' " w:xpath="/ns0:NavWordReportXmlPart[1]/ns0:Salesperson_Purchaser[1]/ns0:Cust_Ledger_Entry[1]/ns0:SalespersonPurchaser_Code[1]" w:storeItemID="{79D6D75F-D29A-40D3-A819-B215617F17D6}"/>
+                        <w:dataBinding w:prefixMappings="xmlns:ns0='urn:microsoft-dynamics-nav/reports/Salesperson_Commission/115/'" w:xpath="/ns0:NavWordReportXmlPart[1]/ns0:Salesperson_Purchaser[1]/ns0:Cust_Ledger_Entry[1]/ns0:SalespersonPurchaser_Code[1]" w:storeItemID="{79D6D75F-D29A-40D3-A819-B215617F17D6}"/>
                         <w:text/>
                       </w:sdtPr>
                       <w:sdtEndPr>
@@ -532,7 +532,7 @@
                     <w:placeholder>
                       <w:docPart w:val="CD57AD657FAE4044B3C4FF05BB35B155"/>
                     </w:placeholder>
-                    <w:dataBinding w:prefixMappings="&lt;xmlns:ns0='urn:microsoft-dynamics-nav/reports/Salesperson_Commission/115/' " w:xpath="/ns0:NavWordReportXmlPart[1]/ns0:Salesperson_Purchaser[1]/ns0:Cust_Ledger_Entry[1]/ns0:Salesperson_Purchaser__Name[1]" w:storeItemID="{79D6D75F-D29A-40D3-A819-B215617F17D6}"/>
+                    <w:dataBinding w:prefixMappings="xmlns:ns0='urn:microsoft-dynamics-nav/reports/Salesperson_Commission/115/'" w:xpath="/ns0:NavWordReportXmlPart[1]/ns0:Salesperson_Purchaser[1]/ns0:Cust_Ledger_Entry[1]/ns0:Salesperson_Purchaser__Name[1]" w:storeItemID="{79D6D75F-D29A-40D3-A819-B215617F17D6}"/>
                     <w:text/>
                   </w:sdtPr>
                   <w:sdtContent>
@@ -559,7 +559,7 @@
                     <w:placeholder>
                       <w:docPart w:val="CD57AD657FAE4044B3C4FF05BB35B155"/>
                     </w:placeholder>
-                    <w:dataBinding w:prefixMappings="&lt;xmlns:ns0='urn:microsoft-dynamics-nav/reports/Salesperson_Commission/115/' " w:xpath="/ns0:NavWordReportXmlPart[1]/ns0:Labels[1]/ns0:CommissionPercentLabel[1]" w:storeItemID="{79D6D75F-D29A-40D3-A819-B215617F17D6}"/>
+                    <w:dataBinding w:prefixMappings="xmlns:ns0='urn:microsoft-dynamics-nav/reports/Salesperson_Commission/115/'" w:xpath="/ns0:NavWordReportXmlPart[1]/ns0:Labels[1]/ns0:CommissionPercentLabel[1]" w:storeItemID="{79D6D75F-D29A-40D3-A819-B215617F17D6}"/>
                     <w:text/>
                   </w:sdtPr>
                   <w:sdtContent>
@@ -591,7 +591,7 @@
                       <w:placeholder>
                         <w:docPart w:val="CD57AD657FAE4044B3C4FF05BB35B155"/>
                       </w:placeholder>
-                      <w:dataBinding w:prefixMappings="&lt;xmlns:ns0='urn:microsoft-dynamics-nav/reports/Salesperson_Commission/115/' " w:xpath="/ns0:NavWordReportXmlPart[1]/ns0:Salesperson_Purchaser[1]/ns0:Salesperson_Purchaser__Commission___[1]" w:storeItemID="{79D6D75F-D29A-40D3-A819-B215617F17D6}"/>
+                      <w:dataBinding w:prefixMappings="xmlns:ns0='urn:microsoft-dynamics-nav/reports/Salesperson_Commission/115/'" w:xpath="/ns0:NavWordReportXmlPart[1]/ns0:Salesperson_Purchaser[1]/ns0:Salesperson_Purchaser__Commission___[1]" w:storeItemID="{79D6D75F-D29A-40D3-A819-B215617F17D6}"/>
                       <w:text/>
                     </w:sdtPr>
                     <w:sdtContent>
@@ -616,7 +616,7 @@
                   <w:alias w:val="#Nav: /Salesperson_Purchaser/Cust_Ledger_Entry"/>
                   <w:tag w:val="#Nav: Salesperson_Commission/115"/>
                   <w:id w:val="473570130"/>
-                  <w15:dataBinding w:prefixMappings="&lt;xmlns:ns0='urn:microsoft-dynamics-nav/reports/Salesperson_Commission/115/' " w:xpath="/ns0:NavWordReportXmlPart[1]/ns0:Salesperson_Purchaser[1]/ns0:Cust_Ledger_Entry" w:storeItemID="{79D6D75F-D29A-40D3-A819-B215617F17D6}"/>
+                  <w15:dataBinding w:prefixMappings="xmlns:ns0='urn:microsoft-dynamics-nav/reports/Salesperson_Commission/115/'" w:xpath="/ns0:NavWordReportXmlPart[1]/ns0:Salesperson_Purchaser[1]/ns0:Cust_Ledger_Entry" w:storeItemID="{79D6D75F-D29A-40D3-A819-B215617F17D6}"/>
                   <w15:repeatingSection/>
                 </w:sdtPr>
                 <w:sdtContent>
@@ -649,7 +649,7 @@
                               <w:placeholder>
                                 <w:docPart w:val="F8D33987214F46D1995DEED6116BFD6D"/>
                               </w:placeholder>
-                              <w:dataBinding w:prefixMappings="&lt;xmlns:ns0='urn:microsoft-dynamics-nav/reports/Salesperson_Commission/115/' " w:xpath="/ns0:NavWordReportXmlPart[1]/ns0:Salesperson_Purchaser[1]/ns0:Cust_Ledger_Entry[1]/ns0:Cust__Ledger_Entry__Posting_Date_[1]" w:storeItemID="{79D6D75F-D29A-40D3-A819-B215617F17D6}"/>
+                              <w:dataBinding w:prefixMappings="xmlns:ns0='urn:microsoft-dynamics-nav/reports/Salesperson_Commission/115/'" w:xpath="/ns0:NavWordReportXmlPart[1]/ns0:Salesperson_Purchaser[1]/ns0:Cust_Ledger_Entry[1]/ns0:Cust__Ledger_Entry__Posting_Date_[1]" w:storeItemID="{79D6D75F-D29A-40D3-A819-B215617F17D6}"/>
                               <w:text/>
                             </w:sdtPr>
                             <w:sdtContent>
@@ -672,7 +672,7 @@
                             <w:placeholder>
                               <w:docPart w:val="F8D33987214F46D1995DEED6116BFD6D"/>
                             </w:placeholder>
-                            <w:dataBinding w:prefixMappings="&lt;xmlns:ns0='urn:microsoft-dynamics-nav/reports/Salesperson_Commission/115/' " w:xpath="/ns0:NavWordReportXmlPart[1]/ns0:Salesperson_Purchaser[1]/ns0:Cust_Ledger_Entry[1]/ns0:Cust__Ledger_Entry__Document_No__[1]" w:storeItemID="{79D6D75F-D29A-40D3-A819-B215617F17D6}"/>
+                            <w:dataBinding w:prefixMappings="xmlns:ns0='urn:microsoft-dynamics-nav/reports/Salesperson_Commission/115/'" w:xpath="/ns0:NavWordReportXmlPart[1]/ns0:Salesperson_Purchaser[1]/ns0:Cust_Ledger_Entry[1]/ns0:Cust__Ledger_Entry__Document_No__[1]" w:storeItemID="{79D6D75F-D29A-40D3-A819-B215617F17D6}"/>
                             <w:text/>
                           </w:sdtPr>
                           <w:sdtContent>
@@ -699,7 +699,7 @@
                             <w:placeholder>
                               <w:docPart w:val="F8D33987214F46D1995DEED6116BFD6D"/>
                             </w:placeholder>
-                            <w:dataBinding w:prefixMappings="&lt;xmlns:ns0='urn:microsoft-dynamics-nav/reports/Salesperson_Commission/115/' " w:xpath="/ns0:NavWordReportXmlPart[1]/ns0:Salesperson_Purchaser[1]/ns0:Cust_Ledger_Entry[1]/ns0:Cust__Ledger_Entry__Customer_No__[1]" w:storeItemID="{79D6D75F-D29A-40D3-A819-B215617F17D6}"/>
+                            <w:dataBinding w:prefixMappings="xmlns:ns0='urn:microsoft-dynamics-nav/reports/Salesperson_Commission/115/'" w:xpath="/ns0:NavWordReportXmlPart[1]/ns0:Salesperson_Purchaser[1]/ns0:Cust_Ledger_Entry[1]/ns0:Cust__Ledger_Entry__Customer_No__[1]" w:storeItemID="{79D6D75F-D29A-40D3-A819-B215617F17D6}"/>
                             <w:text/>
                           </w:sdtPr>
                           <w:sdtContent>
@@ -726,7 +726,7 @@
                             <w:placeholder>
                               <w:docPart w:val="F8D33987214F46D1995DEED6116BFD6D"/>
                             </w:placeholder>
-                            <w:dataBinding w:prefixMappings="&lt;xmlns:ns0='urn:microsoft-dynamics-nav/reports/Salesperson_Commission/115/' " w:xpath="/ns0:NavWordReportXmlPart[1]/ns0:Salesperson_Purchaser[1]/ns0:Cust_Ledger_Entry[1]/ns0:Cust__Ledger_Entry__Sales__LCY__[1]" w:storeItemID="{79D6D75F-D29A-40D3-A819-B215617F17D6}"/>
+                            <w:dataBinding w:prefixMappings="xmlns:ns0='urn:microsoft-dynamics-nav/reports/Salesperson_Commission/115/'" w:xpath="/ns0:NavWordReportXmlPart[1]/ns0:Salesperson_Purchaser[1]/ns0:Cust_Ledger_Entry[1]/ns0:Cust__Ledger_Entry__Sales__LCY__[1]" w:storeItemID="{79D6D75F-D29A-40D3-A819-B215617F17D6}"/>
                             <w:text/>
                           </w:sdtPr>
                           <w:sdtContent>
@@ -754,7 +754,7 @@
                             <w:placeholder>
                               <w:docPart w:val="F8D33987214F46D1995DEED6116BFD6D"/>
                             </w:placeholder>
-                            <w:dataBinding w:prefixMappings="&lt;xmlns:ns0='urn:microsoft-dynamics-nav/reports/Salesperson_Commission/115/' " w:xpath="/ns0:NavWordReportXmlPart[1]/ns0:Salesperson_Purchaser[1]/ns0:Cust_Ledger_Entry[1]/ns0:Cust__Ledger_Entry__Profit__LCY__[1]" w:storeItemID="{79D6D75F-D29A-40D3-A819-B215617F17D6}"/>
+                            <w:dataBinding w:prefixMappings="xmlns:ns0='urn:microsoft-dynamics-nav/reports/Salesperson_Commission/115/'" w:xpath="/ns0:NavWordReportXmlPart[1]/ns0:Salesperson_Purchaser[1]/ns0:Cust_Ledger_Entry[1]/ns0:Cust__Ledger_Entry__Profit__LCY__[1]" w:storeItemID="{79D6D75F-D29A-40D3-A819-B215617F17D6}"/>
                             <w:text/>
                           </w:sdtPr>
                           <w:sdtContent>
@@ -782,7 +782,7 @@
                             <w:placeholder>
                               <w:docPart w:val="F8D33987214F46D1995DEED6116BFD6D"/>
                             </w:placeholder>
-                            <w:dataBinding w:prefixMappings="&lt;xmlns:ns0='urn:microsoft-dynamics-nav/reports/Salesperson_Commission/115/' " w:xpath="/ns0:NavWordReportXmlPart[1]/ns0:Salesperson_Purchaser[1]/ns0:Cust_Ledger_Entry[1]/ns0:AdjProfit_Control39[1]" w:storeItemID="{79D6D75F-D29A-40D3-A819-B215617F17D6}"/>
+                            <w:dataBinding w:prefixMappings="xmlns:ns0='urn:microsoft-dynamics-nav/reports/Salesperson_Commission/115/'" w:xpath="/ns0:NavWordReportXmlPart[1]/ns0:Salesperson_Purchaser[1]/ns0:Cust_Ledger_Entry[1]/ns0:AdjProfit_Control39[1]" w:storeItemID="{79D6D75F-D29A-40D3-A819-B215617F17D6}"/>
                             <w:text/>
                           </w:sdtPr>
                           <w:sdtContent>
@@ -810,7 +810,7 @@
                             <w:placeholder>
                               <w:docPart w:val="F8D33987214F46D1995DEED6116BFD6D"/>
                             </w:placeholder>
-                            <w:dataBinding w:prefixMappings="&lt;xmlns:ns0='urn:microsoft-dynamics-nav/reports/Salesperson_Commission/115/' " w:xpath="/ns0:NavWordReportXmlPart[1]/ns0:Salesperson_Purchaser[1]/ns0:Cust_Ledger_Entry[1]/ns0:SalesCommissionAmt_Control32[1]" w:storeItemID="{79D6D75F-D29A-40D3-A819-B215617F17D6}"/>
+                            <w:dataBinding w:prefixMappings="xmlns:ns0='urn:microsoft-dynamics-nav/reports/Salesperson_Commission/115/'" w:xpath="/ns0:NavWordReportXmlPart[1]/ns0:Salesperson_Purchaser[1]/ns0:Cust_Ledger_Entry[1]/ns0:SalesCommissionAmt_Control32[1]" w:storeItemID="{79D6D75F-D29A-40D3-A819-B215617F17D6}"/>
                             <w:text/>
                           </w:sdtPr>
                           <w:sdtContent>
@@ -838,7 +838,7 @@
                             <w:placeholder>
                               <w:docPart w:val="F8D33987214F46D1995DEED6116BFD6D"/>
                             </w:placeholder>
-                            <w:dataBinding w:prefixMappings="&lt;xmlns:ns0='urn:microsoft-dynamics-nav/reports/Salesperson_Commission/115/' " w:xpath="/ns0:NavWordReportXmlPart[1]/ns0:Salesperson_Purchaser[1]/ns0:Cust_Ledger_Entry[1]/ns0:ProfitCommissionAmt_Control33[1]" w:storeItemID="{79D6D75F-D29A-40D3-A819-B215617F17D6}"/>
+                            <w:dataBinding w:prefixMappings="xmlns:ns0='urn:microsoft-dynamics-nav/reports/Salesperson_Commission/115/'" w:xpath="/ns0:NavWordReportXmlPart[1]/ns0:Salesperson_Purchaser[1]/ns0:Cust_Ledger_Entry[1]/ns0:ProfitCommissionAmt_Control33[1]" w:storeItemID="{79D6D75F-D29A-40D3-A819-B215617F17D6}"/>
                             <w:text/>
                           </w:sdtPr>
                           <w:sdtContent>
@@ -866,7 +866,7 @@
                             <w:placeholder>
                               <w:docPart w:val="F8D33987214F46D1995DEED6116BFD6D"/>
                             </w:placeholder>
-                            <w:dataBinding w:prefixMappings="&lt;xmlns:ns0='urn:microsoft-dynamics-nav/reports/Salesperson_Commission/115/' " w:xpath="/ns0:NavWordReportXmlPart[1]/ns0:Salesperson_Purchaser[1]/ns0:Cust_Ledger_Entry[1]/ns0:AdjProfitCommissionAmt_Control45[1]" w:storeItemID="{79D6D75F-D29A-40D3-A819-B215617F17D6}"/>
+                            <w:dataBinding w:prefixMappings="xmlns:ns0='urn:microsoft-dynamics-nav/reports/Salesperson_Commission/115/'" w:xpath="/ns0:NavWordReportXmlPart[1]/ns0:Salesperson_Purchaser[1]/ns0:Cust_Ledger_Entry[1]/ns0:AdjProfitCommissionAmt_Control45[1]" w:storeItemID="{79D6D75F-D29A-40D3-A819-B215617F17D6}"/>
                             <w:text/>
                           </w:sdtPr>
                           <w:sdtContent>
@@ -1036,7 +1036,7 @@
                       <w:placeholder>
                         <w:docPart w:val="F8D33987214F46D1995DEED6116BFD6D"/>
                       </w:placeholder>
-                      <w:dataBinding w:prefixMappings="&lt;xmlns:ns0='urn:microsoft-dynamics-nav/reports/Salesperson_Commission/115/' " w:xpath="/ns0:NavWordReportXmlPart[1]/ns0:Salesperson_Purchaser[1]/ns0:Salesperson_Purchaser_Name[1]" w:storeItemID="{79D6D75F-D29A-40D3-A819-B215617F17D6}"/>
+                      <w:dataBinding w:prefixMappings="xmlns:ns0='urn:microsoft-dynamics-nav/reports/Salesperson_Commission/115/'" w:xpath="/ns0:NavWordReportXmlPart[1]/ns0:Salesperson_Purchaser[1]/ns0:Salesperson_Purchaser_Name[1]" w:storeItemID="{79D6D75F-D29A-40D3-A819-B215617F17D6}"/>
                       <w:text/>
                     </w:sdtPr>
                     <w:sdtContent>
@@ -1074,7 +1074,7 @@
                     <w:placeholder>
                       <w:docPart w:val="42C765542CCA40C08A9BFB6A2439400B"/>
                     </w:placeholder>
-                    <w:dataBinding w:prefixMappings="&lt;xmlns:ns0='urn:microsoft-dynamics-nav/reports/Salesperson_Commission/115/' " w:xpath="/ns0:NavWordReportXmlPart[1]/ns0:Salesperson_Purchaser[1]/ns0:Subtotals[1]/ns0:Subtotals_Sales[1]" w:storeItemID="{79D6D75F-D29A-40D3-A819-B215617F17D6}"/>
+                    <w:dataBinding w:prefixMappings="xmlns:ns0='urn:microsoft-dynamics-nav/reports/Salesperson_Commission/115/'" w:xpath="/ns0:NavWordReportXmlPart[1]/ns0:Salesperson_Purchaser[1]/ns0:Subtotals[1]/ns0:Subtotals_Sales[1]" w:storeItemID="{79D6D75F-D29A-40D3-A819-B215617F17D6}"/>
                     <w:text/>
                   </w:sdtPr>
                   <w:sdtContent>
@@ -1106,7 +1106,7 @@
                     <w:placeholder>
                       <w:docPart w:val="42C765542CCA40C08A9BFB6A2439400B"/>
                     </w:placeholder>
-                    <w:dataBinding w:prefixMappings="&lt;xmlns:ns0='urn:microsoft-dynamics-nav/reports/Salesperson_Commission/115/' " w:xpath="/ns0:NavWordReportXmlPart[1]/ns0:Salesperson_Purchaser[1]/ns0:Subtotals[1]/ns0:Subtotals_Profit[1]" w:storeItemID="{79D6D75F-D29A-40D3-A819-B215617F17D6}"/>
+                    <w:dataBinding w:prefixMappings="xmlns:ns0='urn:microsoft-dynamics-nav/reports/Salesperson_Commission/115/'" w:xpath="/ns0:NavWordReportXmlPart[1]/ns0:Salesperson_Purchaser[1]/ns0:Subtotals[1]/ns0:Subtotals_Profit[1]" w:storeItemID="{79D6D75F-D29A-40D3-A819-B215617F17D6}"/>
                     <w:text/>
                   </w:sdtPr>
                   <w:sdtContent>
@@ -1138,7 +1138,7 @@
                     <w:placeholder>
                       <w:docPart w:val="42C765542CCA40C08A9BFB6A2439400B"/>
                     </w:placeholder>
-                    <w:dataBinding w:prefixMappings="&lt;xmlns:ns0='urn:microsoft-dynamics-nav/reports/Salesperson_Commission/115/' " w:xpath="/ns0:NavWordReportXmlPart[1]/ns0:Salesperson_Purchaser[1]/ns0:Subtotals[1]/ns0:Subtotals_AdjProfit[1]" w:storeItemID="{79D6D75F-D29A-40D3-A819-B215617F17D6}"/>
+                    <w:dataBinding w:prefixMappings="xmlns:ns0='urn:microsoft-dynamics-nav/reports/Salesperson_Commission/115/'" w:xpath="/ns0:NavWordReportXmlPart[1]/ns0:Salesperson_Purchaser[1]/ns0:Subtotals[1]/ns0:Subtotals_AdjProfit[1]" w:storeItemID="{79D6D75F-D29A-40D3-A819-B215617F17D6}"/>
                     <w:text/>
                   </w:sdtPr>
                   <w:sdtContent>
@@ -1170,7 +1170,7 @@
                     <w:placeholder>
                       <w:docPart w:val="42C765542CCA40C08A9BFB6A2439400B"/>
                     </w:placeholder>
-                    <w:dataBinding w:prefixMappings="&lt;xmlns:ns0='urn:microsoft-dynamics-nav/reports/Salesperson_Commission/115/' " w:xpath="/ns0:NavWordReportXmlPart[1]/ns0:Salesperson_Purchaser[1]/ns0:Subtotals[1]/ns0:Subtotals_SalesCommission[1]" w:storeItemID="{79D6D75F-D29A-40D3-A819-B215617F17D6}"/>
+                    <w:dataBinding w:prefixMappings="xmlns:ns0='urn:microsoft-dynamics-nav/reports/Salesperson_Commission/115/'" w:xpath="/ns0:NavWordReportXmlPart[1]/ns0:Salesperson_Purchaser[1]/ns0:Subtotals[1]/ns0:Subtotals_SalesCommission[1]" w:storeItemID="{79D6D75F-D29A-40D3-A819-B215617F17D6}"/>
                     <w:text/>
                   </w:sdtPr>
                   <w:sdtContent>
@@ -1202,7 +1202,7 @@
                     <w:placeholder>
                       <w:docPart w:val="42C765542CCA40C08A9BFB6A2439400B"/>
                     </w:placeholder>
-                    <w:dataBinding w:prefixMappings="&lt;xmlns:ns0='urn:microsoft-dynamics-nav/reports/Salesperson_Commission/115/' " w:xpath="/ns0:NavWordReportXmlPart[1]/ns0:Salesperson_Purchaser[1]/ns0:Subtotals[1]/ns0:Subtotals_ProfitCommission[1]" w:storeItemID="{79D6D75F-D29A-40D3-A819-B215617F17D6}"/>
+                    <w:dataBinding w:prefixMappings="xmlns:ns0='urn:microsoft-dynamics-nav/reports/Salesperson_Commission/115/'" w:xpath="/ns0:NavWordReportXmlPart[1]/ns0:Salesperson_Purchaser[1]/ns0:Subtotals[1]/ns0:Subtotals_ProfitCommission[1]" w:storeItemID="{79D6D75F-D29A-40D3-A819-B215617F17D6}"/>
                     <w:text/>
                   </w:sdtPr>
                   <w:sdtContent>
@@ -1234,7 +1234,7 @@
                     <w:placeholder>
                       <w:docPart w:val="42C765542CCA40C08A9BFB6A2439400B"/>
                     </w:placeholder>
-                    <w:dataBinding w:prefixMappings="&lt;xmlns:ns0='urn:microsoft-dynamics-nav/reports/Salesperson_Commission/115/' " w:xpath="/ns0:NavWordReportXmlPart[1]/ns0:Salesperson_Purchaser[1]/ns0:Subtotals[1]/ns0:Subtotals_AdjProfitCommission[1]" w:storeItemID="{79D6D75F-D29A-40D3-A819-B215617F17D6}"/>
+                    <w:dataBinding w:prefixMappings="xmlns:ns0='urn:microsoft-dynamics-nav/reports/Salesperson_Commission/115/'" w:xpath="/ns0:NavWordReportXmlPart[1]/ns0:Salesperson_Purchaser[1]/ns0:Subtotals[1]/ns0:Subtotals_AdjProfitCommission[1]" w:storeItemID="{79D6D75F-D29A-40D3-A819-B215617F17D6}"/>
                     <w:text/>
                   </w:sdtPr>
                   <w:sdtContent>
@@ -1302,7 +1302,7 @@
             <w:placeholder>
               <w:docPart w:val="4694C1BB7AE949D28BF5D212C93F9C2E"/>
             </w:placeholder>
-            <w:dataBinding w:prefixMappings="&lt;xmlns:ns0='urn:microsoft-dynamics-nav/reports/Salesperson_Commission/115/' " w:xpath="/ns0:NavWordReportXmlPart[1]/ns0:Labels[1]/ns0:TotalsCaption[1]" w:storeItemID="{79D6D75F-D29A-40D3-A819-B215617F17D6}"/>
+            <w:dataBinding w:prefixMappings="xmlns:ns0='urn:microsoft-dynamics-nav/reports/Salesperson_Commission/115/'" w:xpath="/ns0:NavWordReportXmlPart[1]/ns0:Labels[1]/ns0:TotalsCaption[1]" w:storeItemID="{79D6D75F-D29A-40D3-A819-B215617F17D6}"/>
             <w:text/>
           </w:sdtPr>
           <w:sdtContent>
@@ -1352,7 +1352,7 @@
             <w:placeholder>
               <w:docPart w:val="4694C1BB7AE949D28BF5D212C93F9C2E"/>
             </w:placeholder>
-            <w:dataBinding w:prefixMappings="&lt;xmlns:ns0='urn:microsoft-dynamics-nav/reports/Salesperson_Commission/115/' " w:xpath="/ns0:NavWordReportXmlPart[1]/ns0:Totals[1]/ns0:Totals_Sales[1]" w:storeItemID="{79D6D75F-D29A-40D3-A819-B215617F17D6}"/>
+            <w:dataBinding w:prefixMappings="xmlns:ns0='urn:microsoft-dynamics-nav/reports/Salesperson_Commission/115/'" w:xpath="/ns0:NavWordReportXmlPart[1]/ns0:Totals[1]/ns0:Totals_Sales[1]" w:storeItemID="{79D6D75F-D29A-40D3-A819-B215617F17D6}"/>
             <w:text/>
           </w:sdtPr>
           <w:sdtContent>
@@ -1381,7 +1381,7 @@
             <w:placeholder>
               <w:docPart w:val="4694C1BB7AE949D28BF5D212C93F9C2E"/>
             </w:placeholder>
-            <w:dataBinding w:prefixMappings="&lt;xmlns:ns0='urn:microsoft-dynamics-nav/reports/Salesperson_Commission/115/' " w:xpath="/ns0:NavWordReportXmlPart[1]/ns0:Totals[1]/ns0:Totals_Profit[1]" w:storeItemID="{79D6D75F-D29A-40D3-A819-B215617F17D6}"/>
+            <w:dataBinding w:prefixMappings="xmlns:ns0='urn:microsoft-dynamics-nav/reports/Salesperson_Commission/115/'" w:xpath="/ns0:NavWordReportXmlPart[1]/ns0:Totals[1]/ns0:Totals_Profit[1]" w:storeItemID="{79D6D75F-D29A-40D3-A819-B215617F17D6}"/>
             <w:text/>
           </w:sdtPr>
           <w:sdtContent>
@@ -1410,7 +1410,7 @@
             <w:placeholder>
               <w:docPart w:val="4694C1BB7AE949D28BF5D212C93F9C2E"/>
             </w:placeholder>
-            <w:dataBinding w:prefixMappings="&lt;xmlns:ns0='urn:microsoft-dynamics-nav/reports/Salesperson_Commission/115/' " w:xpath="/ns0:NavWordReportXmlPart[1]/ns0:Totals[1]/ns0:Totals_AdjProfit[1]" w:storeItemID="{79D6D75F-D29A-40D3-A819-B215617F17D6}"/>
+            <w:dataBinding w:prefixMappings="xmlns:ns0='urn:microsoft-dynamics-nav/reports/Salesperson_Commission/115/'" w:xpath="/ns0:NavWordReportXmlPart[1]/ns0:Totals[1]/ns0:Totals_AdjProfit[1]" w:storeItemID="{79D6D75F-D29A-40D3-A819-B215617F17D6}"/>
             <w:text/>
           </w:sdtPr>
           <w:sdtContent>
@@ -1439,7 +1439,7 @@
             <w:placeholder>
               <w:docPart w:val="4694C1BB7AE949D28BF5D212C93F9C2E"/>
             </w:placeholder>
-            <w:dataBinding w:prefixMappings="&lt;xmlns:ns0='urn:microsoft-dynamics-nav/reports/Salesperson_Commission/115/' " w:xpath="/ns0:NavWordReportXmlPart[1]/ns0:Totals[1]/ns0:Totals_SalesCommission[1]" w:storeItemID="{79D6D75F-D29A-40D3-A819-B215617F17D6}"/>
+            <w:dataBinding w:prefixMappings="xmlns:ns0='urn:microsoft-dynamics-nav/reports/Salesperson_Commission/115/'" w:xpath="/ns0:NavWordReportXmlPart[1]/ns0:Totals[1]/ns0:Totals_SalesCommission[1]" w:storeItemID="{79D6D75F-D29A-40D3-A819-B215617F17D6}"/>
             <w:text/>
           </w:sdtPr>
           <w:sdtContent>
@@ -1468,7 +1468,7 @@
             <w:placeholder>
               <w:docPart w:val="4694C1BB7AE949D28BF5D212C93F9C2E"/>
             </w:placeholder>
-            <w:dataBinding w:prefixMappings="&lt;xmlns:ns0='urn:microsoft-dynamics-nav/reports/Salesperson_Commission/115/' " w:xpath="/ns0:NavWordReportXmlPart[1]/ns0:Totals[1]/ns0:Totals_ProfitCommission[1]" w:storeItemID="{79D6D75F-D29A-40D3-A819-B215617F17D6}"/>
+            <w:dataBinding w:prefixMappings="xmlns:ns0='urn:microsoft-dynamics-nav/reports/Salesperson_Commission/115/'" w:xpath="/ns0:NavWordReportXmlPart[1]/ns0:Totals[1]/ns0:Totals_ProfitCommission[1]" w:storeItemID="{79D6D75F-D29A-40D3-A819-B215617F17D6}"/>
             <w:text/>
           </w:sdtPr>
           <w:sdtContent>
@@ -1497,7 +1497,7 @@
             <w:placeholder>
               <w:docPart w:val="4694C1BB7AE949D28BF5D212C93F9C2E"/>
             </w:placeholder>
-            <w:dataBinding w:prefixMappings="&lt;xmlns:ns0='urn:microsoft-dynamics-nav/reports/Salesperson_Commission/115/' " w:xpath="/ns0:NavWordReportXmlPart[1]/ns0:Totals[1]/ns0:Totals_AdjProfitCommission[1]" w:storeItemID="{79D6D75F-D29A-40D3-A819-B215617F17D6}"/>
+            <w:dataBinding w:prefixMappings="xmlns:ns0='urn:microsoft-dynamics-nav/reports/Salesperson_Commission/115/'" w:xpath="/ns0:NavWordReportXmlPart[1]/ns0:Totals[1]/ns0:Totals_AdjProfitCommission[1]" w:storeItemID="{79D6D75F-D29A-40D3-A819-B215617F17D6}"/>
             <w:text/>
           </w:sdtPr>
           <w:sdtContent>
@@ -3882,6 +3882,8 @@
  
              < R e p o r t N a m e > R e p o r t   N a m e < / R e p o r t N a m e >   
+             < R e p o r t C a p t i o n > R e p o r t   C a p t i o n < / R e p o r t C a p t i o n > + 
              < A b o u t T h i s R e p o r t T i t l e > A b o u t   T h i s   R e p o r t   T i t l e < / A b o u t T h i s R e p o r t T i t l e >   
              < A b o u t T h i s R e p o r t T e x t > A b o u t   T h i s   R e p o r t   T e x t < / A b o u t T h i s R e p o r t T e x t > @@ -3936,21 +3938,21 @@
  
              < C o m p a n y A d d r e s s L i n e s >   
-                 < C o m p a n y A d d r e s s L i n e > C o m p a n y   A d d r e s s   L i n e   1 < / C o m p a n y A d d r e s s L i n e > - 
-                 < C o m p a n y A d d r e s s L i n e > C o m p a n y   A d d r e s s   L i n e   2 < / C o m p a n y A d d r e s s L i n e > - 
-                 < C o m p a n y A d d r e s s L i n e > C o m p a n y   A d d r e s s   L i n e   3 < / C o m p a n y A d d r e s s L i n e > - 
-                 < C o m p a n y A d d r e s s L i n e > C o m p a n y   A d d r e s s   L i n e   4 < / C o m p a n y A d d r e s s L i n e > - 
-                 < C o m p a n y A d d r e s s L i n e > C o m p a n y   A d d r e s s   L i n e   5 < / C o m p a n y A d d r e s s L i n e > - 
-                 < C o m p a n y A d d r e s s L i n e > C o m p a n y   A d d r e s s   L i n e   6 < / C o m p a n y A d d r e s s L i n e > - 
-                 < C o m p a n y A d d r e s s L i n e > C o m p a n y   A d d r e s s   L i n e   7 < / C o m p a n y A d d r e s s L i n e > - 
-                 < C o m p a n y A d d r e s s L i n e > C o m p a n y   A d d r e s s   L i n e   8 < / C o m p a n y A d d r e s s L i n e > +                 < C o m p a n y A d d r e s s L i n e 1 > C o m p a n y   A d d r e s s   L i n e   1 < / C o m p a n y A d d r e s s L i n e 1 > + 
+                 < C o m p a n y A d d r e s s L i n e 2 > C o m p a n y   A d d r e s s   L i n e   2 < / C o m p a n y A d d r e s s L i n e 2 > + 
+                 < C o m p a n y A d d r e s s L i n e 3 > C o m p a n y   A d d r e s s   L i n e   3 < / C o m p a n y A d d r e s s L i n e 3 > + 
+                 < C o m p a n y A d d r e s s L i n e 4 > C o m p a n y   A d d r e s s   L i n e   4 < / C o m p a n y A d d r e s s L i n e 4 > + 
+                 < C o m p a n y A d d r e s s L i n e 5 > C o m p a n y   A d d r e s s   L i n e   5 < / C o m p a n y A d d r e s s L i n e 5 > + 
+                 < C o m p a n y A d d r e s s L i n e 6 > C o m p a n y   A d d r e s s   L i n e   6 < / C o m p a n y A d d r e s s L i n e 6 > + 
+                 < C o m p a n y A d d r e s s L i n e 7 > C o m p a n y   A d d r e s s   L i n e   7 < / C o m p a n y A d d r e s s L i n e 7 > + 
+                 < C o m p a n y A d d r e s s L i n e 8 > C o m p a n y   A d d r e s s   L i n e   8 < / C o m p a n y A d d r e s s L i n e 8 >   
              < / C o m p a n y A d d r e s s L i n e s >   
@@ -4070,36 +4072,36 @@
  
          < A d j P r o f i t > A d j P r o f i t < / A d j P r o f i t >   
+         < A d j P r o f i t C o m m i s s i o n A m t > A d j P r o f i t C o m m i s s i o n A m t < / A d j P r o f i t C o m m i s s i o n A m t > + 
+         < A d j P r o f i t C o m m i s s i o n A m t _ C o n t r o l 4 5 C a p t i o n > A d j P r o f i t C o m m i s s i o n A m t _ C o n t r o l 4 5 C a p t i o n < / A d j P r o f i t C o m m i s s i o n A m t _ C o n t r o l 4 5 C a p t i o n > + 
          < A d j P r o f i t _ C o n t r o l 3 9 C a p t i o n > A d j P r o f i t _ C o n t r o l 3 9 C a p t i o n < / A d j P r o f i t _ C o n t r o l 3 9 C a p t i o n >   
-         < A d j P r o f i t C o m m i s s i o n A m t > A d j P r o f i t C o m m i s s i o n A m t < / A d j P r o f i t C o m m i s s i o n A m t > - 
-         < A d j P r o f i t C o m m i s s i o n A m t _ C o n t r o l 4 5 C a p t i o n > A d j P r o f i t C o m m i s s i o n A m t _ C o n t r o l 4 5 C a p t i o n < / A d j P r o f i t C o m m i s s i o n A m t _ C o n t r o l 4 5 C a p t i o n > - 
          < A l l _ a m o u n t s _ a r e _ i n _ L C Y C a p t i o n > A l l _ a m o u n t s _ a r e _ i n _ L C Y C a p t i o n < / A l l _ a m o u n t s _ a r e _ i n _ L C Y C a p t i o n >   
          < C O M P A N Y N A M E > C O M P A N Y N A M E < / C O M P A N Y N A M E >   
          < C u r r R e p o r t _ P A G E N O C a p t i o n > C u r r R e p o r t _ P A G E N O C a p t i o n < / C u r r R e p o r t _ P A G E N O C a p t i o n >   
+         < C u s t L e d g E n t r y F i l t e r > C u s t L e d g E n t r y F i l t e r < / C u s t L e d g E n t r y F i l t e r > + 
+         < C u s t _ _ L e d g e r _ E n t r y _ _ C u s t o m e r _ N o _ _ C a p t i o n > C u s t _ _ L e d g e r _ E n t r y _ _ C u s t o m e r _ N o _ _ C a p t i o n < / C u s t _ _ L e d g e r _ E n t r y _ _ C u s t o m e r _ N o _ _ C a p t i o n > + 
+         < C u s t _ _ L e d g e r _ E n t r y _ _ D o c u m e n t _ N o _ _ C a p t i o n > C u s t _ _ L e d g e r _ E n t r y _ _ D o c u m e n t _ N o _ _ C a p t i o n < / C u s t _ _ L e d g e r _ E n t r y _ _ D o c u m e n t _ N o _ _ C a p t i o n > + 
+         < C u s t _ _ L e d g e r _ E n t r y _ _ P o s t i n g _ D a t e _ C a p t i o n > C u s t _ _ L e d g e r _ E n t r y _ _ P o s t i n g _ D a t e _ C a p t i o n < / C u s t _ _ L e d g e r _ E n t r y _ _ P o s t i n g _ D a t e _ C a p t i o n > + 
+         < C u s t _ _ L e d g e r _ E n t r y _ _ P r o f i t _ _ L C Y _ _ C a p t i o n > C u s t _ _ L e d g e r _ E n t r y _ _ P r o f i t _ _ L C Y _ _ C a p t i o n < / C u s t _ _ L e d g e r _ E n t r y _ _ P r o f i t _ _ L C Y _ _ C a p t i o n > + 
+         < C u s t _ _ L e d g e r _ E n t r y _ _ S a l e s _ _ L C Y _ _ C a p t i o n > C u s t _ _ L e d g e r _ E n t r y _ _ S a l e s _ _ L C Y _ _ C a p t i o n < / C u s t _ _ L e d g e r _ E n t r y _ _ S a l e s _ _ L C Y _ _ C a p t i o n > + 
+         < C u s t _ _ L e d g e r _ E n t r y _ _ T A B L E C A P T I O N _ _ _ _ _ _ _ _ _ _ C u s t L e d g E n t r y F i l t e r > C u s t _ _ L e d g e r _ E n t r y _ _ T A B L E C A P T I O N _ _ _ _ _ _ _ _ _ _ C u s t L e d g E n t r y F i l t e r < / C u s t _ _ L e d g e r _ E n t r y _ _ T A B L E C A P T I O N _ _ _ _ _ _ _ _ _ _ C u s t L e d g E n t r y F i l t e r > + 
          < C u s t _ _ L e d g e r _ E n t r y _ _ _ P r o f i t _ _ L C Y _ _ > C u s t _ _ L e d g e r _ E n t r y _ _ _ P r o f i t _ _ L C Y _ _ < / C u s t _ _ L e d g e r _ E n t r y _ _ _ P r o f i t _ _ L C Y _ _ >   
          < C u s t _ _ L e d g e r _ E n t r y _ _ _ S a l e s _ _ L C Y _ _ > C u s t _ _ L e d g e r _ E n t r y _ _ _ S a l e s _ _ L C Y _ _ < / C u s t _ _ L e d g e r _ E n t r y _ _ _ S a l e s _ _ L C Y _ _ >   
-         < C u s t _ _ L e d g e r _ E n t r y _ _ C u s t o m e r _ N o _ _ C a p t i o n > C u s t _ _ L e d g e r _ E n t r y _ _ C u s t o m e r _ N o _ _ C a p t i o n < / C u s t _ _ L e d g e r _ E n t r y _ _ C u s t o m e r _ N o _ _ C a p t i o n > - 
-         < C u s t _ _ L e d g e r _ E n t r y _ _ D o c u m e n t _ N o _ _ C a p t i o n > C u s t _ _ L e d g e r _ E n t r y _ _ D o c u m e n t _ N o _ _ C a p t i o n < / C u s t _ _ L e d g e r _ E n t r y _ _ D o c u m e n t _ N o _ _ C a p t i o n > - 
-         < C u s t _ _ L e d g e r _ E n t r y _ _ P o s t i n g _ D a t e _ C a p t i o n > C u s t _ _ L e d g e r _ E n t r y _ _ P o s t i n g _ D a t e _ C a p t i o n < / C u s t _ _ L e d g e r _ E n t r y _ _ P o s t i n g _ D a t e _ C a p t i o n > - 
-         < C u s t _ _ L e d g e r _ E n t r y _ _ P r o f i t _ _ L C Y _ _ C a p t i o n > C u s t _ _ L e d g e r _ E n t r y _ _ P r o f i t _ _ L C Y _ _ C a p t i o n < / C u s t _ _ L e d g e r _ E n t r y _ _ P r o f i t _ _ L C Y _ _ C a p t i o n > - 
-         < C u s t _ _ L e d g e r _ E n t r y _ _ S a l e s _ _ L C Y _ _ C a p t i o n > C u s t _ _ L e d g e r _ E n t r y _ _ S a l e s _ _ L C Y _ _ C a p t i o n < / C u s t _ _ L e d g e r _ E n t r y _ _ S a l e s _ _ L C Y _ _ C a p t i o n > - 
-         < C u s t _ _ L e d g e r _ E n t r y _ _ T A B L E C A P T I O N _ _ _ _ _ _ _ _ _ _ C u s t L e d g E n t r y F i l t e r > C u s t _ _ L e d g e r _ E n t r y _ _ T A B L E C A P T I O N _ _ _ _ _ _ _ _ _ _ C u s t L e d g E n t r y F i l t e r < / C u s t _ _ L e d g e r _ E n t r y _ _ T A B L E C A P T I O N _ _ _ _ _ _ _ _ _ _ C u s t L e d g E n t r y F i l t e r > - 
-         < C u s t L e d g E n t r y F i l t e r > C u s t L e d g E n t r y F i l t e r < / C u s t L e d g E n t r y F i l t e r > - 
          < P a g e G r o u p N o > P a g e G r o u p N o < / P a g e G r o u p N o >   
          < P r o f i t C o m m i s s i o n A m t > P r o f i t C o m m i s s i o n A m t < / P r o f i t C o m m i s s i o n A m t > @@ -4110,29 +4112,31 @@
  
          < S a l e s C o m m i s s i o n A m t _ C o n t r o l 3 2 C a p t i o n > S a l e s C o m m i s s i o n A m t _ C o n t r o l 3 2 C a p t i o n < / S a l e s C o m m i s s i o n A m t _ C o n t r o l 3 2 C a p t i o n >   
+         < S a l e s p e r s o n F i l t e r > S a l e s p e r s o n F i l t e r < / S a l e s p e r s o n F i l t e r > + 
+         < S a l e s p e r s o n _ P u r c h a s e r _ C o d e > S a l e s p e r s o n _ P u r c h a s e r _ C o d e < / S a l e s p e r s o n _ P u r c h a s e r _ C o d e > + 
+         < S a l e s p e r s o n _ P u r c h a s e r _ N a m e > S a l e s p e r s o n _ P u r c h a s e r _ N a m e < / S a l e s p e r s o n _ P u r c h a s e r _ N a m e > + 
+         < S a l e s p e r s o n _ P u r c h a s e r _ _ C o m m i s s i o n _ _ _ > S a l e s p e r s o n _ P u r c h a s e r _ _ C o m m i s s i o n _ _ _ < / S a l e s p e r s o n _ P u r c h a s e r _ _ C o m m i s s i o n _ _ _ > + 
+         < S a l e s p e r s o n _ P u r c h a s e r _ _ C o m m i s s i o n _ _ _ C a p t i o n > S a l e s p e r s o n _ P u r c h a s e r _ _ C o m m i s s i o n _ _ _ C a p t i o n < / S a l e s p e r s o n _ P u r c h a s e r _ _ C o m m i s s i o n _ _ _ C a p t i o n > + 
+         < S a l e s p e r s o n _ P u r c h a s e r _ _ T A B L E C A P T I O N _ _ _ _ _ _ _ _ _ _ S a l e s p e r s o n F i l t e r > S a l e s p e r s o n _ P u r c h a s e r _ _ T A B L E C A P T I O N _ _ _ _ _ _ _ _ _ _ S a l e s p e r s o n F i l t e r < / S a l e s p e r s o n _ P u r c h a s e r _ _ T A B L E C A P T I O N _ _ _ _ _ _ _ _ _ _ S a l e s p e r s o n F i l t e r > + 
          < S a l e s p e r s o n _ _ _ C o m m i s s i o n C a p t i o n > S a l e s p e r s o n _ _ _ C o m m i s s i o n C a p t i o n < / S a l e s p e r s o n _ _ _ C o m m i s s i o n C a p t i o n >   
-         < S a l e s p e r s o n _ P u r c h a s e r _ _ C o m m i s s i o n _ _ _ > S a l e s p e r s o n _ P u r c h a s e r _ _ C o m m i s s i o n _ _ _ < / S a l e s p e r s o n _ P u r c h a s e r _ _ C o m m i s s i o n _ _ _ > - 
-         < S a l e s p e r s o n _ P u r c h a s e r _ _ C o m m i s s i o n _ _ _ C a p t i o n > S a l e s p e r s o n _ P u r c h a s e r _ _ C o m m i s s i o n _ _ _ C a p t i o n < / S a l e s p e r s o n _ P u r c h a s e r _ _ C o m m i s s i o n _ _ _ C a p t i o n > - 
-         < S a l e s p e r s o n _ P u r c h a s e r _ _ T A B L E C A P T I O N _ _ _ _ _ _ _ _ _ _ S a l e s p e r s o n F i l t e r > S a l e s p e r s o n _ P u r c h a s e r _ _ T A B L E C A P T I O N _ _ _ _ _ _ _ _ _ _ S a l e s p e r s o n F i l t e r < / S a l e s p e r s o n _ P u r c h a s e r _ _ T A B L E C A P T I O N _ _ _ _ _ _ _ _ _ _ S a l e s p e r s o n F i l t e r > - 
-         < S a l e s p e r s o n _ P u r c h a s e r _ C o d e > S a l e s p e r s o n _ P u r c h a s e r _ C o d e < / S a l e s p e r s o n _ P u r c h a s e r _ C o d e > - 
-         < S a l e s p e r s o n _ P u r c h a s e r _ N a m e > S a l e s p e r s o n _ P u r c h a s e r _ N a m e < / S a l e s p e r s o n _ P u r c h a s e r _ N a m e > - 
-         < S a l e s p e r s o n F i l t e r > S a l e s p e r s o n F i l t e r < / S a l e s p e r s o n F i l t e r > - 
          < S T R S U B S T N O _ T e x t 0 0 0 _ P e r i o d T e x t _ > S T R S U B S T N O _ T e x t 0 0 0 _ P e r i o d T e x t _ < / S T R S U B S T N O _ T e x t 0 0 0 _ P e r i o d T e x t _ >   
          < T o t a l C a p t i o n > T o t a l C a p t i o n < / T o t a l C a p t i o n >   
          < C u s t _ L e d g e r _ E n t r y >   
+             < A d j P r o f i t C o m m i s s i o n A m t _ C o n t r o l 4 5 > A d j P r o f i t C o m m i s s i o n A m t _ C o n t r o l 4 5 < / A d j P r o f i t C o m m i s s i o n A m t _ C o n t r o l 4 5 > + 
              < A d j P r o f i t _ C o n t r o l 3 9 > A d j P r o f i t _ C o n t r o l 3 9 < / A d j P r o f i t _ C o n t r o l 3 9 >   
-             < A d j P r o f i t C o m m i s s i o n A m t _ C o n t r o l 4 5 > A d j P r o f i t C o m m i s s i o n A m t _ C o n t r o l 4 5 < / A d j P r o f i t C o m m i s s i o n A m t _ C o n t r o l 4 5 > +             < C u s t L e d g e r E n t r y _ C u s t o m e r N a m e > C u s t L e d g e r E n t r y _ C u s t o m e r N a m e < / C u s t L e d g e r E n t r y _ C u s t o m e r N a m e >   
              < C u s t _ _ L e d g e r _ E n t r y _ _ C u s t o m e r _ N o _ _ > C u s t _ _ L e d g e r _ E n t r y _ _ C u s t o m e r _ N o _ _ < / C u s t _ _ L e d g e r _ E n t r y _ _ C u s t o m e r _ N o _ _ >   
@@ -4144,15 +4148,13 @@
  
              < C u s t _ _ L e d g e r _ E n t r y _ _ S a l e s _ _ L C Y _ _ > C u s t _ _ L e d g e r _ E n t r y _ _ S a l e s _ _ L C Y _ _ < / C u s t _ _ L e d g e r _ E n t r y _ _ S a l e s _ _ L C Y _ _ >   
-             < C u s t L e d g e r E n t r y _ C u s t o m e r N a m e > C u s t L e d g e r E n t r y _ C u s t o m e r N a m e < / C u s t L e d g e r E n t r y _ C u s t o m e r N a m e > - 
              < P r o f i t C o m m i s s i o n A m t _ C o n t r o l 3 3 > P r o f i t C o m m i s s i o n A m t _ C o n t r o l 3 3 < / P r o f i t C o m m i s s i o n A m t _ C o n t r o l 3 3 >   
              < S a l e s C o m m i s s i o n A m t _ C o n t r o l 3 2 > S a l e s C o m m i s s i o n A m t _ C o n t r o l 3 2 < / S a l e s C o m m i s s i o n A m t _ C o n t r o l 3 2 >   
+             < S a l e s p e r s o n P u r c h a s e r _ C o d e > S a l e s p e r s o n P u r c h a s e r _ C o d e < / S a l e s p e r s o n P u r c h a s e r _ C o d e > + 
              < S a l e s p e r s o n _ P u r c h a s e r _ _ N a m e > S a l e s p e r s o n _ P u r c h a s e r _ _ N a m e < / S a l e s p e r s o n _ P u r c h a s e r _ _ N a m e > - 
-             < S a l e s p e r s o n P u r c h a s e r _ C o d e > S a l e s p e r s o n P u r c h a s e r _ C o d e < / S a l e s p e r s o n P u r c h a s e r _ C o d e >   
          < / C u s t _ L e d g e r _ E n t r y >   
@@ -4215,6 +4217,8 @@
  
              < R e p o r t N a m e > R e p o r t   N a m e < / R e p o r t N a m e >   
+             < R e p o r t C a p t i o n > R e p o r t   C a p t i o n < / R e p o r t C a p t i o n > + 
              < A b o u t T h i s R e p o r t T i t l e > A b o u t   T h i s   R e p o r t   T i t l e < / A b o u t T h i s R e p o r t T i t l e >   
              < A b o u t T h i s R e p o r t T e x t > A b o u t   T h i s   R e p o r t   T e x t < / A b o u t T h i s R e p o r t T e x t > @@ -4269,21 +4273,21 @@
  
              < C o m p a n y A d d r e s s L i n e s >   
-                 < C o m p a n y A d d r e s s L i n e > C o m p a n y   A d d r e s s   L i n e   1 < / C o m p a n y A d d r e s s L i n e > - 
-                 < C o m p a n y A d d r e s s L i n e > C o m p a n y   A d d r e s s   L i n e   2 < / C o m p a n y A d d r e s s L i n e > - 
-                 < C o m p a n y A d d r e s s L i n e > C o m p a n y   A d d r e s s   L i n e   3 < / C o m p a n y A d d r e s s L i n e > - 
-                 < C o m p a n y A d d r e s s L i n e > C o m p a n y   A d d r e s s   L i n e   4 < / C o m p a n y A d d r e s s L i n e > - 
-                 < C o m p a n y A d d r e s s L i n e > C o m p a n y   A d d r e s s   L i n e   5 < / C o m p a n y A d d r e s s L i n e > - 
-                 < C o m p a n y A d d r e s s L i n e > C o m p a n y   A d d r e s s   L i n e   6 < / C o m p a n y A d d r e s s L i n e > - 
-                 < C o m p a n y A d d r e s s L i n e > C o m p a n y   A d d r e s s   L i n e   7 < / C o m p a n y A d d r e s s L i n e > - 
-                 < C o m p a n y A d d r e s s L i n e > C o m p a n y   A d d r e s s   L i n e   8 < / C o m p a n y A d d r e s s L i n e > +                 < C o m p a n y A d d r e s s L i n e 1 > C o m p a n y   A d d r e s s   L i n e   1 < / C o m p a n y A d d r e s s L i n e 1 > + 
+                 < C o m p a n y A d d r e s s L i n e 2 > C o m p a n y   A d d r e s s   L i n e   2 < / C o m p a n y A d d r e s s L i n e 2 > + 
+                 < C o m p a n y A d d r e s s L i n e 3 > C o m p a n y   A d d r e s s   L i n e   3 < / C o m p a n y A d d r e s s L i n e 3 > + 
+                 < C o m p a n y A d d r e s s L i n e 4 > C o m p a n y   A d d r e s s   L i n e   4 < / C o m p a n y A d d r e s s L i n e 4 > + 
+                 < C o m p a n y A d d r e s s L i n e 5 > C o m p a n y   A d d r e s s   L i n e   5 < / C o m p a n y A d d r e s s L i n e 5 > + 
+                 < C o m p a n y A d d r e s s L i n e 6 > C o m p a n y   A d d r e s s   L i n e   6 < / C o m p a n y A d d r e s s L i n e 6 > + 
+                 < C o m p a n y A d d r e s s L i n e 7 > C o m p a n y   A d d r e s s   L i n e   7 < / C o m p a n y A d d r e s s L i n e 7 > + 
+                 < C o m p a n y A d d r e s s L i n e 8 > C o m p a n y   A d d r e s s   L i n e   8 < / C o m p a n y A d d r e s s L i n e 8 >   
              < / C o m p a n y A d d r e s s L i n e s >   
@@ -4399,75 +4403,145 @@
  
      < / L a b e l s >   
-     < T o o l t i p s   / > - 
-     < S a l e s p e r s o n _ P u r c h a s e r   E l e m e n t T y p e = " D a t a I t e m "   E l e m e n t I d = " 1 2 5 2 1 0 1 6 7 8 " > - 
-         < A d j P r o f i t   E l e m e n t T y p e = " C o l u m n "   E l e m e n t I d = " 6 6 6 3 9 3 8 5 2 "   D a t a T y p e = " D e c i m a l " > A d j P r o f i t < / A d j P r o f i t > - 
-         < A d j P r o f i t _ C o n t r o l 3 9 C a p t i o n   E l e m e n t T y p e = " C o l u m n "   E l e m e n t I d = " 2 1 3 3 9 8 4 3 2 "   D a t a T y p e = " T e x t C o n s t " > A d j P r o f i t _ C o n t r o l 3 9 C a p t i o n < / A d j P r o f i t _ C o n t r o l 3 9 C a p t i o n > - 
-         < A d j P r o f i t C o m m i s s i o n A m t   E l e m e n t T y p e = " C o l u m n "   E l e m e n t I d = " 1 5 8 1 4 8 8 5 9 9 "   D a t a T y p e = " D e c i m a l " > A d j P r o f i t C o m m i s s i o n A m t < / A d j P r o f i t C o m m i s s i o n A m t > - 
-         < A d j P r o f i t C o m m i s s i o n A m t _ C o n t r o l 4 5 C a p t i o n   E l e m e n t T y p e = " C o l u m n "   E l e m e n t I d = " 6 2 1 2 7 7 8 5 4 "   D a t a T y p e = " T e x t C o n s t " > A d j P r o f i t C o m m i s s i o n A m t _ C o n t r o l 4 5 C a p t i o n < / A d j P r o f i t C o m m i s s i o n A m t _ C o n t r o l 4 5 C a p t i o n > - 
-         < A l l _ a m o u n t s _ a r e _ i n _ L C Y C a p t i o n   E l e m e n t T y p e = " C o l u m n "   E l e m e n t I d = " 6 9 7 4 8 4 8 0 2 "   D a t a T y p e = " T e x t C o n s t " > A l l _ a m o u n t s _ a r e _ i n _ L C Y C a p t i o n < / A l l _ a m o u n t s _ a r e _ i n _ L C Y C a p t i o n > - 
-         < C O M P A N Y N A M E   E l e m e n t T y p e = " C o l u m n "   E l e m e n t I d = " 1 7 5 3 0 1 5 1 5 5 "   D a t a T y p e = " S t r i n g " > C O M P A N Y N A M E < / C O M P A N Y N A M E > - 
-         < C u r r R e p o r t _ P A G E N O C a p t i o n   E l e m e n t T y p e = " C o l u m n "   E l e m e n t I d = " 1 8 4 6 2 6 2 1 5 8 "   D a t a T y p e = " T e x t C o n s t " > C u r r R e p o r t _ P A G E N O C a p t i o n < / C u r r R e p o r t _ P A G E N O C a p t i o n > - 
-         < C u s t _ _ L e d g e r _ E n t r y _ _ _ P r o f i t _ _ L C Y _ _   E l e m e n t T y p e = " C o l u m n "   E l e m e n t I d = " 1 6 1 5 1 3 7 4 4 3 "   D a t a T y p e = " D e c i m a l " > C u s t _ _ L e d g e r _ E n t r y _ _ _ P r o f i t _ _ L C Y _ _ < / C u s t _ _ L e d g e r _ E n t r y _ _ _ P r o f i t _ _ L C Y _ _ > - 
-         < C u s t _ _ L e d g e r _ E n t r y _ _ _ S a l e s _ _ L C Y _ _   E l e m e n t T y p e = " C o l u m n "   E l e m e n t I d = " 3 4 8 7 9 4 9 4 9 "   D a t a T y p e = " D e c i m a l " > C u s t _ _ L e d g e r _ E n t r y _ _ _ S a l e s _ _ L C Y _ _ < / C u s t _ _ L e d g e r _ E n t r y _ _ _ S a l e s _ _ L C Y _ _ > - 
-         < C u s t _ _ L e d g e r _ E n t r y _ _ C u s t o m e r _ N o _ _ C a p t i o n   E l e m e n t T y p e = " C o l u m n "   E l e m e n t I d = " 1 2 2 3 8 5 6 2 7 8 "   D a t a T y p e = " S t r i n g " > C u s t _ _ L e d g e r _ E n t r y _ _ C u s t o m e r _ N o _ _ C a p t i o n < / C u s t _ _ L e d g e r _ E n t r y _ _ C u s t o m e r _ N o _ _ C a p t i o n > - 
-         < C u s t _ _ L e d g e r _ E n t r y _ _ D o c u m e n t _ N o _ _ C a p t i o n   E l e m e n t T y p e = " C o l u m n "   E l e m e n t I d = " 4 8 8 8 0 6 5 1 7 "   D a t a T y p e = " S t r i n g " > C u s t _ _ L e d g e r _ E n t r y _ _ D o c u m e n t _ N o _ _ C a p t i o n < / C u s t _ _ L e d g e r _ E n t r y _ _ D o c u m e n t _ N o _ _ C a p t i o n > - 
-         < C u s t _ _ L e d g e r _ E n t r y _ _ P o s t i n g _ D a t e _ C a p t i o n   E l e m e n t T y p e = " C o l u m n "   E l e m e n t I d = " 2 0 7 9 4 3 8 7 1 2 "   D a t a T y p e = " T e x t C o n s t " > C u s t _ _ L e d g e r _ E n t r y _ _ P o s t i n g _ D a t e _ C a p t i o n < / C u s t _ _ L e d g e r _ E n t r y _ _ P o s t i n g _ D a t e _ C a p t i o n > - 
-         < C u s t _ _ L e d g e r _ E n t r y _ _ P r o f i t _ _ L C Y _ _ C a p t i o n   E l e m e n t T y p e = " C o l u m n "   E l e m e n t I d = " 1 9 9 4 3 8 8 4 7 6 "   D a t a T y p e = " S t r i n g " > C u s t _ _ L e d g e r _ E n t r y _ _ P r o f i t _ _ L C Y _ _ C a p t i o n < / C u s t _ _ L e d g e r _ E n t r y _ _ P r o f i t _ _ L C Y _ _ C a p t i o n > - 
-         < C u s t _ _ L e d g e r _ E n t r y _ _ S a l e s _ _ L C Y _ _ C a p t i o n   E l e m e n t T y p e = " C o l u m n "   E l e m e n t I d = " 1 0 5 6 9 2 6 5 4 6 "   D a t a T y p e = " S t r i n g " > C u s t _ _ L e d g e r _ E n t r y _ _ S a l e s _ _ L C Y _ _ C a p t i o n < / C u s t _ _ L e d g e r _ E n t r y _ _ S a l e s _ _ L C Y _ _ C a p t i o n > +     < T o o l t i p s > + 
+         < T o o l t i p   c o l u m n = " S a l e s p e r s o n _ P u r c h a s e r _ C o d e "   E l e m e n t I d = " 1 3 8 8 0 3 1 6 5 2 " > + 
+             < T o o l t i p T e x t   l a n g = " e n - U S " > S p e c i f i e s   a   c o d e   f o r   t h e   s a l e s p e r s o n   o r   p u r c h a s e r . < / T o o l t i p T e x t > + 
+         < / T o o l t i p > + 
+         < T o o l t i p   c o l u m n = " S a l e s p e r s o n _ P u r c h a s e r _ N a m e "   E l e m e n t I d = " 1 3 4 8 2 2 8 4 6 2 " > + 
+             < T o o l t i p T e x t   l a n g = " e n - U S " > S p e c i f i e s   t h e   n a m e   o f   t h e   s a l e s p e r s o n   o r   p u r c h a s e r . < / T o o l t i p T e x t > + 
+         < / T o o l t i p > + 
+         < T o o l t i p   c o l u m n = " S a l e s p e r s o n _ P u r c h a s e r _ _ C o m m i s s i o n _ _ _ "   E l e m e n t I d = " 1 5 9 0 6 8 9 0 0 4 " > + 
+             < T o o l t i p T e x t   l a n g = " e n - U S " > S p e c i f i e s   t h e   p e r c e n t a g e   t o   u s e   t o   c a l c u l a t e   t h e   s a l e s p e r s o n ' s   c o m m i s s i o n . < / T o o l t i p T e x t > + 
+         < / T o o l t i p > + 
+         < T o o l t i p   c o l u m n = " C u s t _ _ L e d g e r _ E n t r y _ _ _ S a l e s _ _ L C Y _ _ "   E l e m e n t I d = " 3 4 8 7 9 4 9 4 9 " > + 
+             < T o o l t i p T e x t   l a n g = " e n - U S " > S p e c i f i e s   t h e   t o t a l   s a l e s   a m o u n t   e x c l .   V A T   t o   t h e   c u s t o m e r   i n   L C Y . < / T o o l t i p T e x t > + 
+         < / T o o l t i p > + 
+         < T o o l t i p   c o l u m n = " C u s t _ _ L e d g e r _ E n t r y _ _ D o c u m e n t _ N o _ _ "   E l e m e n t I d = " 8 5 2 6 1 1 1 8 1 " > + 
+             < T o o l t i p T e x t   l a n g = " e n - U S " > S p e c i f i e s   t h e   e n t r y ' s   d o c u m e n t   n u m b e r . < / T o o l t i p T e x t > + 
+         < / T o o l t i p > + 
+         < T o o l t i p   c o l u m n = " C u s t _ _ L e d g e r _ E n t r y _ _ C u s t o m e r _ N o _ _ "   E l e m e n t I d = " 1 0 0 9 0 1 6 8 0 8 " > + 
+             < T o o l t i p T e x t   l a n g = " e n - U S " > S p e c i f i e s   t h e   c u s t o m e r   a c c o u n t   n u m b e r   t h a t   t h e   e n t r y   i s   l i n k e d   t o . < / T o o l t i p T e x t > + 
+         < / T o o l t i p > + 
+         < T o o l t i p   c o l u m n = " C u s t _ _ L e d g e r _ E n t r y _ _ S a l e s _ _ L C Y _ _ "   E l e m e n t I d = " 8 1 9 5 1 7 4 8 " > + 
+             < T o o l t i p T e x t   l a n g = " e n - U S " > S p e c i f i e s   t h e   t o t a l   s a l e s   a m o u n t   e x c l .   V A T   t o   t h e   c u s t o m e r   i n   L C Y . < / T o o l t i p T e x t > + 
+         < / T o o l t i p > + 
+         < T o o l t i p   c o l u m n = " C u s t L e d g e r E n t r y _ C u s t o m e r N a m e "   E l e m e n t I d = " 2 0 9 1 8 9 3 2 7 9 " > + 
+             < T o o l t i p T e x t   l a n g = " e n - U S " > S p e c i f i e s   t h e   c u s t o m e r   n a m e   t h a t   t h e   e n t r y   i s   l i n k e d   t o . < / T o o l t i p T e x t > + 
+         < / T o o l t i p > + 
+         < T o o l t i p   c o l u m n = " S a l e s p e r s o n P u r c h a s e r _ C o d e "   E l e m e n t I d = " 1 2 2 1 2 1 9 2 4 5 " > + 
+             < T o o l t i p T e x t   l a n g = " e n - U S " > S p e c i f i e s   a   c o d e   f o r   t h e   s a l e s p e r s o n   o r   p u r c h a s e r . < / T o o l t i p T e x t > + 
+         < / T o o l t i p > + 
+         < T o o l t i p   c o l u m n = " S a l e s p e r s o n _ P u r c h a s e r _ _ N a m e "   E l e m e n t I d = " 1 1 9 5 8 7 9 8 7 3 " > + 
+             < T o o l t i p T e x t   l a n g = " e n - U S " > S p e c i f i e s   t h e   n a m e   o f   t h e   s a l e s p e r s o n   o r   p u r c h a s e r . < / T o o l t i p T e x t > + 
+         < / T o o l t i p > + 
+         < T o o l t i p   c o l u m n = " S u b t o t a l s _ S a l e s p e r s o n _ C o d e "   E l e m e n t I d = " 1 1 9 8 5 9 4 2 7 2 " > + 
+             < T o o l t i p T e x t   l a n g = " e n - U S " > S p e c i f i e s   a   c o d e   f o r   t h e   s a l e s p e r s o n   o r   p u r c h a s e r . < / T o o l t i p T e x t > + 
+         < / T o o l t i p > + 
+     < / T o o l t i p s > + 
+     < S a l e s p e r s o n _ P u r c h a s e r   E l e m e n t T y p e = " D a t a I t e m "   E l e m e n t I d = " 7 1 5 0 0 7 1 9 8 " > + 
+         < A d j P r o f i t   E l e m e n t T y p e = " C o l u m n "   E l e m e n t I d = " 6 6 6 3 9 3 8 5 2 "   D a t a T y p e = " D e c i m a l "   O b s o l e t e S t a t e = " P e n d i n g " > A d j P r o f i t < / A d j P r o f i t > + 
+         < A d j P r o f i t C o m m i s s i o n A m t   E l e m e n t T y p e = " C o l u m n "   E l e m e n t I d = " 1 5 8 1 4 8 8 5 9 9 "   D a t a T y p e = " D e c i m a l "   O b s o l e t e S t a t e = " P e n d i n g " > A d j P r o f i t C o m m i s s i o n A m t < / A d j P r o f i t C o m m i s s i o n A m t > + 
+         < A d j P r o f i t C o m m i s s i o n A m t _ C o n t r o l 4 5 C a p t i o n   E l e m e n t T y p e = " C o l u m n "   E l e m e n t I d = " 6 2 1 2 7 7 8 5 4 "   D a t a T y p e = " L a b e l "   O b s o l e t e S t a t e = " P e n d i n g " > A d j P r o f i t C o m m i s s i o n A m t _ C o n t r o l 4 5 C a p t i o n < / A d j P r o f i t C o m m i s s i o n A m t _ C o n t r o l 4 5 C a p t i o n > + 
+         < A d j P r o f i t _ C o n t r o l 3 9 C a p t i o n   E l e m e n t T y p e = " C o l u m n "   E l e m e n t I d = " 2 1 3 3 9 8 4 3 2 "   D a t a T y p e = " L a b e l "   O b s o l e t e S t a t e = " P e n d i n g " > A d j P r o f i t _ C o n t r o l 3 9 C a p t i o n < / A d j P r o f i t _ C o n t r o l 3 9 C a p t i o n > + 
+         < A l l _ a m o u n t s _ a r e _ i n _ L C Y C a p t i o n   E l e m e n t T y p e = " C o l u m n "   E l e m e n t I d = " 6 9 7 4 8 4 8 0 2 "   D a t a T y p e = " L a b e l "   O b s o l e t e S t a t e = " P e n d i n g " > A l l _ a m o u n t s _ a r e _ i n _ L C Y C a p t i o n < / A l l _ a m o u n t s _ a r e _ i n _ L C Y C a p t i o n > + 
+         < C O M P A N Y N A M E   E l e m e n t T y p e = " C o l u m n "   E l e m e n t I d = " 1 7 5 3 0 1 5 1 5 5 "   D a t a T y p e = " S t r i n g "   O b s o l e t e S t a t e = " P e n d i n g " > C O M P A N Y N A M E < / C O M P A N Y N A M E > + 
+         < C u r r R e p o r t _ P A G E N O C a p t i o n   E l e m e n t T y p e = " C o l u m n "   E l e m e n t I d = " 1 8 4 6 2 6 2 1 5 8 "   D a t a T y p e = " L a b e l "   O b s o l e t e S t a t e = " P e n d i n g " > C u r r R e p o r t _ P A G E N O C a p t i o n < / C u r r R e p o r t _ P A G E N O C a p t i o n > + 
+         < C u s t L e d g E n t r y F i l t e r   E l e m e n t T y p e = " C o l u m n "   E l e m e n t I d = " 1 1 7 3 5 3 2 6 6 6 "   D a t a T y p e = " T e x t "   O b s o l e t e S t a t e = " P e n d i n g " > C u s t L e d g E n t r y F i l t e r < / C u s t L e d g E n t r y F i l t e r > + 
+         < C u s t _ _ L e d g e r _ E n t r y _ _ C u s t o m e r _ N o _ _ C a p t i o n   E l e m e n t T y p e = " C o l u m n "   E l e m e n t I d = " 1 2 2 3 8 5 6 2 7 8 "   D a t a T y p e = " S t r i n g "   O b s o l e t e S t a t e = " P e n d i n g " > C u s t _ _ L e d g e r _ E n t r y _ _ C u s t o m e r _ N o _ _ C a p t i o n < / C u s t _ _ L e d g e r _ E n t r y _ _ C u s t o m e r _ N o _ _ C a p t i o n > + 
+         < C u s t _ _ L e d g e r _ E n t r y _ _ D o c u m e n t _ N o _ _ C a p t i o n   E l e m e n t T y p e = " C o l u m n "   E l e m e n t I d = " 4 8 8 8 0 6 5 1 7 "   D a t a T y p e = " S t r i n g "   O b s o l e t e S t a t e = " P e n d i n g " > C u s t _ _ L e d g e r _ E n t r y _ _ D o c u m e n t _ N o _ _ C a p t i o n < / C u s t _ _ L e d g e r _ E n t r y _ _ D o c u m e n t _ N o _ _ C a p t i o n > + 
+         < C u s t _ _ L e d g e r _ E n t r y _ _ P o s t i n g _ D a t e _ C a p t i o n   E l e m e n t T y p e = " C o l u m n "   E l e m e n t I d = " 2 0 7 9 4 3 8 7 1 2 "   D a t a T y p e = " L a b e l "   O b s o l e t e S t a t e = " P e n d i n g " > C u s t _ _ L e d g e r _ E n t r y _ _ P o s t i n g _ D a t e _ C a p t i o n < / C u s t _ _ L e d g e r _ E n t r y _ _ P o s t i n g _ D a t e _ C a p t i o n > + 
+         < C u s t _ _ L e d g e r _ E n t r y _ _ P r o f i t _ _ L C Y _ _ C a p t i o n   E l e m e n t T y p e = " C o l u m n "   E l e m e n t I d = " 1 9 9 4 3 8 8 4 7 6 "   D a t a T y p e = " S t r i n g "   O b s o l e t e S t a t e = " P e n d i n g " > C u s t _ _ L e d g e r _ E n t r y _ _ P r o f i t _ _ L C Y _ _ C a p t i o n < / C u s t _ _ L e d g e r _ E n t r y _ _ P r o f i t _ _ L C Y _ _ C a p t i o n > + 
+         < C u s t _ _ L e d g e r _ E n t r y _ _ S a l e s _ _ L C Y _ _ C a p t i o n   E l e m e n t T y p e = " C o l u m n "   E l e m e n t I d = " 1 0 5 6 9 2 6 5 4 6 "   D a t a T y p e = " S t r i n g "   O b s o l e t e S t a t e = " P e n d i n g " > C u s t _ _ L e d g e r _ E n t r y _ _ S a l e s _ _ L C Y _ _ C a p t i o n < / C u s t _ _ L e d g e r _ E n t r y _ _ S a l e s _ _ L C Y _ _ C a p t i o n >   
          < C u s t _ _ L e d g e r _ E n t r y _ _ T A B L E C A P T I O N _ _ _ _ _ _ _ _ _ _ C u s t L e d g E n t r y F i l t e r   E l e m e n t T y p e = " C o l u m n "   E l e m e n t I d = " 7 1 0 6 3 3 9 1 7 "   D a t a T y p e = " T e x t " > C u s t _ _ L e d g e r _ E n t r y _ _ T A B L E C A P T I O N _ _ _ _ _ _ _ _ _ _ C u s t L e d g E n t r y F i l t e r < / C u s t _ _ L e d g e r _ E n t r y _ _ T A B L E C A P T I O N _ _ _ _ _ _ _ _ _ _ C u s t L e d g E n t r y F i l t e r >   
-         < C u s t L e d g E n t r y F i l t e r   E l e m e n t T y p e = " C o l u m n "   E l e m e n t I d = " 1 1 7 3 5 3 2 6 6 6 "   D a t a T y p e = " T e x t " > C u s t L e d g E n t r y F i l t e r < / C u s t L e d g E n t r y F i l t e r > - 
-         < P a g e G r o u p N o   E l e m e n t T y p e = " C o l u m n "   E l e m e n t I d = " 6 4 9 1 8 0 1 4 4 "   D a t a T y p e = " I n t e g e r " > P a g e G r o u p N o < / P a g e G r o u p N o > - 
-         < P r o f i t C o m m i s s i o n A m t   E l e m e n t T y p e = " C o l u m n "   E l e m e n t I d = " 4 1 6 2 2 4 2 0 6 "   D a t a T y p e = " D e c i m a l " > P r o f i t C o m m i s s i o n A m t < / P r o f i t C o m m i s s i o n A m t > - 
-         < P r o f i t C o m m i s s i o n A m t _ C o n t r o l 3 3 C a p t i o n   E l e m e n t T y p e = " C o l u m n "   E l e m e n t I d = " 4 6 5 8 1 2 5 3 6 "   D a t a T y p e = " T e x t C o n s t " > P r o f i t C o m m i s s i o n A m t _ C o n t r o l 3 3 C a p t i o n < / P r o f i t C o m m i s s i o n A m t _ C o n t r o l 3 3 C a p t i o n > - 
-         < S a l e s C o m m i s s i o n A m t   E l e m e n t T y p e = " C o l u m n "   E l e m e n t I d = " 1 6 5 6 6 7 5 0 1 6 "   D a t a T y p e = " D e c i m a l " > S a l e s C o m m i s s i o n A m t < / S a l e s C o m m i s s i o n A m t > - 
-         < S a l e s C o m m i s s i o n A m t _ C o n t r o l 3 2 C a p t i o n   E l e m e n t T y p e = " C o l u m n "   E l e m e n t I d = " 1 2 7 2 6 4 2 0 6 5 "   D a t a T y p e = " T e x t C o n s t " > S a l e s C o m m i s s i o n A m t _ C o n t r o l 3 2 C a p t i o n < / S a l e s C o m m i s s i o n A m t _ C o n t r o l 3 2 C a p t i o n > - 
-         < S a l e s p e r s o n _ _ _ C o m m i s s i o n C a p t i o n   E l e m e n t T y p e = " C o l u m n "   E l e m e n t I d = " 1 7 6 9 4 7 1 9 4 8 "   D a t a T y p e = " T e x t C o n s t " > S a l e s p e r s o n _ _ _ C o m m i s s i o n C a p t i o n < / S a l e s p e r s o n _ _ _ C o m m i s s i o n C a p t i o n > +         < C u s t _ _ L e d g e r _ E n t r y _ _ _ P r o f i t _ _ L C Y _ _   E l e m e n t T y p e = " C o l u m n "   E l e m e n t I d = " 1 6 1 5 1 3 7 4 4 3 "   D a t a T y p e = " D e c i m a l "   O b s o l e t e S t a t e = " P e n d i n g " > C u s t _ _ L e d g e r _ E n t r y _ _ _ P r o f i t _ _ L C Y _ _ < / C u s t _ _ L e d g e r _ E n t r y _ _ _ P r o f i t _ _ L C Y _ _ > + 
+         < C u s t _ _ L e d g e r _ E n t r y _ _ _ S a l e s _ _ L C Y _ _   E l e m e n t T y p e = " C o l u m n "   E l e m e n t I d = " 3 4 8 7 9 4 9 4 9 "   D a t a T y p e = " D e c i m a l "   O b s o l e t e S t a t e = " P e n d i n g " > C u s t _ _ L e d g e r _ E n t r y _ _ _ S a l e s _ _ L C Y _ _ < / C u s t _ _ L e d g e r _ E n t r y _ _ _ S a l e s _ _ L C Y _ _ > + 
+         < P a g e G r o u p N o   E l e m e n t T y p e = " C o l u m n "   E l e m e n t I d = " 6 4 9 1 8 0 1 4 4 "   D a t a T y p e = " I n t e g e r "   O b s o l e t e S t a t e = " P e n d i n g " > P a g e G r o u p N o < / P a g e G r o u p N o > + 
+         < P r o f i t C o m m i s s i o n A m t   E l e m e n t T y p e = " C o l u m n "   E l e m e n t I d = " 4 1 6 2 2 4 2 0 6 "   D a t a T y p e = " D e c i m a l "   O b s o l e t e S t a t e = " P e n d i n g " > P r o f i t C o m m i s s i o n A m t < / P r o f i t C o m m i s s i o n A m t > + 
+         < P r o f i t C o m m i s s i o n A m t _ C o n t r o l 3 3 C a p t i o n   E l e m e n t T y p e = " C o l u m n "   E l e m e n t I d = " 4 6 5 8 1 2 5 3 6 "   D a t a T y p e = " L a b e l "   O b s o l e t e S t a t e = " P e n d i n g " > P r o f i t C o m m i s s i o n A m t _ C o n t r o l 3 3 C a p t i o n < / P r o f i t C o m m i s s i o n A m t _ C o n t r o l 3 3 C a p t i o n > + 
+         < S a l e s C o m m i s s i o n A m t   E l e m e n t T y p e = " C o l u m n "   E l e m e n t I d = " 1 6 5 6 6 7 5 0 1 6 "   D a t a T y p e = " D e c i m a l "   O b s o l e t e S t a t e = " P e n d i n g " > S a l e s C o m m i s s i o n A m t < / S a l e s C o m m i s s i o n A m t > + 
+         < S a l e s C o m m i s s i o n A m t _ C o n t r o l 3 2 C a p t i o n   E l e m e n t T y p e = " C o l u m n "   E l e m e n t I d = " 1 2 7 2 6 4 2 0 6 5 "   D a t a T y p e = " L a b e l "   O b s o l e t e S t a t e = " P e n d i n g " > S a l e s C o m m i s s i o n A m t _ C o n t r o l 3 2 C a p t i o n < / S a l e s C o m m i s s i o n A m t _ C o n t r o l 3 2 C a p t i o n > + 
+         < S a l e s p e r s o n F i l t e r   E l e m e n t T y p e = " C o l u m n "   E l e m e n t I d = " 1 2 4 2 2 8 3 2 5 6 "   D a t a T y p e = " T e x t "   O b s o l e t e S t a t e = " P e n d i n g " > S a l e s p e r s o n F i l t e r < / S a l e s p e r s o n F i l t e r > + 
+         < S a l e s p e r s o n _ P u r c h a s e r _ C o d e   E l e m e n t T y p e = " C o l u m n "   E l e m e n t I d = " 1 3 8 8 0 3 1 6 5 2 "   D a t a T y p e = " C o d e " > S a l e s p e r s o n _ P u r c h a s e r _ C o d e < / S a l e s p e r s o n _ P u r c h a s e r _ C o d e > + 
+         < S a l e s p e r s o n _ P u r c h a s e r _ N a m e   E l e m e n t T y p e = " C o l u m n "   E l e m e n t I d = " 1 3 4 8 2 2 8 4 6 2 "   D a t a T y p e = " T e x t " > S a l e s p e r s o n _ P u r c h a s e r _ N a m e < / S a l e s p e r s o n _ P u r c h a s e r _ N a m e >   
          < S a l e s p e r s o n _ P u r c h a s e r _ _ C o m m i s s i o n _ _ _   E l e m e n t T y p e = " C o l u m n "   E l e m e n t I d = " 1 5 9 0 6 8 9 0 0 4 "   D a t a T y p e = " D e c i m a l " > S a l e s p e r s o n _ P u r c h a s e r _ _ C o m m i s s i o n _ _ _ < / S a l e s p e r s o n _ P u r c h a s e r _ _ C o m m i s s i o n _ _ _ >   
-         < S a l e s p e r s o n _ P u r c h a s e r _ _ C o m m i s s i o n _ _ _ C a p t i o n   E l e m e n t T y p e = " C o l u m n "   E l e m e n t I d = " 4 9 9 4 6 3 1 7 0 "   D a t a T y p e = " S t r i n g " > S a l e s p e r s o n _ P u r c h a s e r _ _ C o m m i s s i o n _ _ _ C a p t i o n < / S a l e s p e r s o n _ P u r c h a s e r _ _ C o m m i s s i o n _ _ _ C a p t i o n > +         < S a l e s p e r s o n _ P u r c h a s e r _ _ C o m m i s s i o n _ _ _ C a p t i o n   E l e m e n t T y p e = " C o l u m n "   E l e m e n t I d = " 4 9 9 4 6 3 1 7 0 "   D a t a T y p e = " S t r i n g "   O b s o l e t e S t a t e = " P e n d i n g " > S a l e s p e r s o n _ P u r c h a s e r _ _ C o m m i s s i o n _ _ _ C a p t i o n < / S a l e s p e r s o n _ P u r c h a s e r _ _ C o m m i s s i o n _ _ _ C a p t i o n >   
          < S a l e s p e r s o n _ P u r c h a s e r _ _ T A B L E C A P T I O N _ _ _ _ _ _ _ _ _ _ S a l e s p e r s o n F i l t e r   E l e m e n t T y p e = " C o l u m n "   E l e m e n t I d = " 1 0 1 6 0 4 1 6 9 9 "   D a t a T y p e = " T e x t " > S a l e s p e r s o n _ P u r c h a s e r _ _ T A B L E C A P T I O N _ _ _ _ _ _ _ _ _ _ S a l e s p e r s o n F i l t e r < / S a l e s p e r s o n _ P u r c h a s e r _ _ T A B L E C A P T I O N _ _ _ _ _ _ _ _ _ _ S a l e s p e r s o n F i l t e r >   
-         < S a l e s p e r s o n _ P u r c h a s e r _ C o d e   E l e m e n t T y p e = " C o l u m n "   E l e m e n t I d = " 1 3 8 8 0 3 1 6 5 2 "   D a t a T y p e = " C o d e " > S a l e s p e r s o n _ P u r c h a s e r _ C o d e < / S a l e s p e r s o n _ P u r c h a s e r _ C o d e > - 
-         < S a l e s p e r s o n _ P u r c h a s e r _ N a m e   E l e m e n t T y p e = " C o l u m n "   E l e m e n t I d = " 1 3 4 8 2 2 8 4 6 2 "   D a t a T y p e = " T e x t " > S a l e s p e r s o n _ P u r c h a s e r _ N a m e < / S a l e s p e r s o n _ P u r c h a s e r _ N a m e > - 
-         < S a l e s p e r s o n F i l t e r   E l e m e n t T y p e = " C o l u m n "   E l e m e n t I d = " 1 2 4 2 2 8 3 2 5 6 "   D a t a T y p e = " T e x t " > S a l e s p e r s o n F i l t e r < / S a l e s p e r s o n F i l t e r > +         < S a l e s p e r s o n _ _ _ C o m m i s s i o n C a p t i o n   E l e m e n t T y p e = " C o l u m n "   E l e m e n t I d = " 1 7 6 9 4 7 1 9 4 8 "   D a t a T y p e = " L a b e l "   O b s o l e t e S t a t e = " P e n d i n g " > S a l e s p e r s o n _ _ _ C o m m i s s i o n C a p t i o n < / S a l e s p e r s o n _ _ _ C o m m i s s i o n C a p t i o n >   
          < S T R S U B S T N O _ T e x t 0 0 0 _ P e r i o d T e x t _   E l e m e n t T y p e = " C o l u m n "   E l e m e n t I d = " 7 2 2 9 9 1 7 0 4 "   D a t a T y p e = " S t r i n g " > S T R S U B S T N O _ T e x t 0 0 0 _ P e r i o d T e x t _ < / S T R S U B S T N O _ T e x t 0 0 0 _ P e r i o d T e x t _ >   
-         < T o t a l C a p t i o n   E l e m e n t T y p e = " C o l u m n "   E l e m e n t I d = " 7 0 7 1 0 2 6 9 5 "   D a t a T y p e = " T e x t C o n s t " > T o t a l C a p t i o n < / T o t a l C a p t i o n > - 
-         < C u s t _ L e d g e r _ E n t r y   E l e m e n t T y p e = " D a t a I t e m "   E l e m e n t I d = " 5 8 6 4 3 3 8 0 3 " > +         < T o t a l C a p t i o n   E l e m e n t T y p e = " C o l u m n "   E l e m e n t I d = " 7 0 7 1 0 2 6 9 5 "   D a t a T y p e = " L a b e l "   O b s o l e t e S t a t e = " P e n d i n g " > T o t a l C a p t i o n < / T o t a l C a p t i o n > + 
+         < C u s t _ L e d g e r _ E n t r y   E l e m e n t T y p e = " D a t a I t e m "   E l e m e n t I d = " 1 6 3 9 1 4 6 4 4 5 " > + 
+             < A d j P r o f i t C o m m i s s i o n A m t _ C o n t r o l 4 5   E l e m e n t T y p e = " C o l u m n "   E l e m e n t I d = " 8 0 5 8 9 6 4 0 0 "   D a t a T y p e = " D e c i m a l " > A d j P r o f i t C o m m i s s i o n A m t _ C o n t r o l 4 5 < / A d j P r o f i t C o m m i s s i o n A m t _ C o n t r o l 4 5 >   
              < A d j P r o f i t _ C o n t r o l 3 9   E l e m e n t T y p e = " C o l u m n "   E l e m e n t I d = " 2 0 2 4 1 9 6 5 4 2 "   D a t a T y p e = " D e c i m a l " > A d j P r o f i t _ C o n t r o l 3 9 < / A d j P r o f i t _ C o n t r o l 3 9 >   
-             < A d j P r o f i t C o m m i s s i o n A m t _ C o n t r o l 4 5   E l e m e n t T y p e = " C o l u m n "   E l e m e n t I d = " 8 0 5 8 9 6 4 0 0 "   D a t a T y p e = " D e c i m a l " > A d j P r o f i t C o m m i s s i o n A m t _ C o n t r o l 4 5 < / A d j P r o f i t C o m m i s s i o n A m t _ C o n t r o l 4 5 > +             < C u s t L e d g e r E n t r y _ C u s t o m e r N a m e   E l e m e n t T y p e = " C o l u m n "   E l e m e n t I d = " 2 0 9 1 8 9 3 2 7 9 "   D a t a T y p e = " T e x t " > C u s t L e d g e r E n t r y _ C u s t o m e r N a m e < / C u s t L e d g e r E n t r y _ C u s t o m e r N a m e >   
              < C u s t _ _ L e d g e r _ E n t r y _ _ C u s t o m e r _ N o _ _   E l e m e n t T y p e = " C o l u m n "   E l e m e n t I d = " 1 0 0 9 0 1 6 8 0 8 "   D a t a T y p e = " C o d e " > C u s t _ _ L e d g e r _ E n t r y _ _ C u s t o m e r _ N o _ _ < / C u s t _ _ L e d g e r _ E n t r y _ _ C u s t o m e r _ N o _ _ >   
@@ -4479,15 +4553,13 @@
  
              < C u s t _ _ L e d g e r _ E n t r y _ _ S a l e s _ _ L C Y _ _   E l e m e n t T y p e = " C o l u m n "   E l e m e n t I d = " 8 1 9 5 1 7 4 8 "   D a t a T y p e = " D e c i m a l " > C u s t _ _ L e d g e r _ E n t r y _ _ S a l e s _ _ L C Y _ _ < / C u s t _ _ L e d g e r _ E n t r y _ _ S a l e s _ _ L C Y _ _ >   
-             < C u s t L e d g e r E n t r y _ C u s t o m e r N a m e   E l e m e n t T y p e = " C o l u m n "   E l e m e n t I d = " 2 0 9 1 8 9 3 2 7 9 "   D a t a T y p e = " T e x t " > C u s t L e d g e r E n t r y _ C u s t o m e r N a m e < / C u s t L e d g e r E n t r y _ C u s t o m e r N a m e > - 
              < P r o f i t C o m m i s s i o n A m t _ C o n t r o l 3 3   E l e m e n t T y p e = " C o l u m n "   E l e m e n t I d = " 3 1 2 1 8 6 8 2 6 "   D a t a T y p e = " D e c i m a l " > P r o f i t C o m m i s s i o n A m t _ C o n t r o l 3 3 < / P r o f i t C o m m i s s i o n A m t _ C o n t r o l 3 3 >   
              < S a l e s C o m m i s s i o n A m t _ C o n t r o l 3 2   E l e m e n t T y p e = " C o l u m n "   E l e m e n t I d = " 1 4 6 2 3 9 0 1 5 3 "   D a t a T y p e = " D e c i m a l " > S a l e s C o m m i s s i o n A m t _ C o n t r o l 3 2 < / S a l e s C o m m i s s i o n A m t _ C o n t r o l 3 2 >   
+             < S a l e s p e r s o n P u r c h a s e r _ C o d e   E l e m e n t T y p e = " C o l u m n "   E l e m e n t I d = " 1 2 2 1 2 1 9 2 4 5 "   D a t a T y p e = " C o d e " > S a l e s p e r s o n P u r c h a s e r _ C o d e < / S a l e s p e r s o n P u r c h a s e r _ C o d e > + 
              < S a l e s p e r s o n _ P u r c h a s e r _ _ N a m e   E l e m e n t T y p e = " C o l u m n "   E l e m e n t I d = " 1 1 9 5 8 7 9 8 7 3 "   D a t a T y p e = " T e x t " > S a l e s p e r s o n _ P u r c h a s e r _ _ N a m e < / S a l e s p e r s o n _ P u r c h a s e r _ _ N a m e > - 
-             < S a l e s p e r s o n P u r c h a s e r _ C o d e   E l e m e n t T y p e = " C o l u m n "   E l e m e n t I d = " 1 2 2 1 2 1 9 2 4 5 "   D a t a T y p e = " C o d e " > S a l e s p e r s o n P u r c h a s e r _ C o d e < / S a l e s p e r s o n P u r c h a s e r _ C o d e >   
          < / C u s t _ L e d g e r _ E n t r y >   

--- a/src/Layers/W1/BaseApp/Sales/Reports/SalespersonCommissionBody.docx
+++ b/src/Layers/W1/BaseApp/Sales/Reports/SalespersonCommissionBody.docx
@@ -31,10 +31,9 @@
               <w:placeholder>
                 <w:docPart w:val="D4FA25303DEC43D187B714CD633DE2F0"/>
               </w:placeholder>
-              <w:dataBinding w:prefixMappings="xmlns:ns0='urn:microsoft-dynamics-nav/reports/Salesperson_Commission/115/'" w:xpath="/ns0:NavWordReportXmlPart[1]/ns0:Salesperson_Purchaser[1]/ns0:STRSUBSTNO_Text000_PeriodText_[1]" w:storeItemID="{79D6D75F-D29A-40D3-A819-B215617F17D6}"/>
+              <w:dataBinding w:prefixMappings="xmlns:ns0='urn:microsoft-dynamics-nav/reports/Salesperson_Commission/115/'" w:xpath="/ns0:NavWordReportXmlPart[1]/ns0:Salesperson_Purchaser[1]/ns0:STRSUBSTNO_Text000_PeriodText_[1]" w:storeItemID="{5D4524CD-A282-4F19-BAEA-0AD6212CDB38}"/>
               <w:text/>
             </w:sdtPr>
-            <w:sdtEndPr/>
             <w:sdtContent>
               <w:p>
                 <w:pPr>
@@ -63,9 +62,7 @@
             </w:placeholder>
             <w15:color w:val="808080"/>
             <w:text/>
-            <w:dataBinding w:prefixMappings="xmlns:ns0='urn:microsoft-dynamics-nav/reports/Salesperson_Commission/115/'" w:xpath="/ns0:NavWordReportXmlPart[1]/ns0:Salesperson_Purchaser[1]/ns0:All_amounts_are_in_LCYCaption[1]"/>
           </w:sdtPr>
-          <w:sdtEndPr/>
           <w:sdtContent>
             <w:tc>
               <w:tcPr>
@@ -75,9 +72,11 @@
                 <w:pPr>
                   <w:pStyle w:val="NoSpacing"/>
                 </w:pPr>
+                <w:proofErr w:type="spellStart"/>
                 <w:r>
                   <w:t>All_amounts_are_in_LCYCaption</w:t>
                 </w:r>
+                <w:proofErr w:type="spellEnd"/>
               </w:p>
             </w:tc>
           </w:sdtContent>
@@ -96,10 +95,9 @@
             <w:placeholder>
               <w:docPart w:val="0BEF831AB2A7410790A12753DF6D8424"/>
             </w:placeholder>
-            <w:dataBinding w:prefixMappings="xmlns:ns0='urn:microsoft-dynamics-nav/reports/Salesperson_Commission/115/'" w:xpath="/ns0:NavWordReportXmlPart[1]/ns0:Salesperson_Purchaser[1]/ns0:Salesperson_Purchaser__TABLECAPTION__________SalespersonFilter[1]" w:storeItemID="{79D6D75F-D29A-40D3-A819-B215617F17D6}"/>
+            <w:dataBinding w:prefixMappings="xmlns:ns0='urn:microsoft-dynamics-nav/reports/Salesperson_Commission/115/'" w:xpath="/ns0:NavWordReportXmlPart[1]/ns0:Salesperson_Purchaser[1]/ns0:Salesperson_Purchaser__TABLECAPTION__________SalespersonFilter[1]" w:storeItemID="{5D4524CD-A282-4F19-BAEA-0AD6212CDB38}"/>
             <w:text/>
           </w:sdtPr>
-          <w:sdtEndPr/>
           <w:sdtContent>
             <w:tc>
               <w:tcPr>
@@ -110,8 +108,13 @@
                   <w:pStyle w:val="NoSpacing"/>
                 </w:pPr>
                 <w:r>
-                  <w:t>Salesperson_Purchaser__TABLECAPTION__________SalespersonFilter</w:t>
+                  <w:t>Salesperson_Purchaser__TABLECAPTION__________</w:t>
                 </w:r>
+                <w:proofErr w:type="spellStart"/>
+                <w:r>
+                  <w:t>SalespersonFilter</w:t>
+                </w:r>
+                <w:proofErr w:type="spellEnd"/>
               </w:p>
             </w:tc>
           </w:sdtContent>
@@ -130,10 +133,9 @@
             <w:placeholder>
               <w:docPart w:val="793DD4F9E4A244F6BC2FBD746EB895A8"/>
             </w:placeholder>
-            <w:dataBinding w:prefixMappings="xmlns:ns0='urn:microsoft-dynamics-nav/reports/Salesperson_Commission/115/'" w:xpath="/ns0:NavWordReportXmlPart[1]/ns0:Salesperson_Purchaser[1]/ns0:Cust__Ledger_Entry__TABLECAPTION__________CustLedgEntryFilter[1]" w:storeItemID="{79D6D75F-D29A-40D3-A819-B215617F17D6}"/>
+            <w:dataBinding w:prefixMappings="xmlns:ns0='urn:microsoft-dynamics-nav/reports/Salesperson_Commission/115/'" w:xpath="/ns0:NavWordReportXmlPart[1]/ns0:Salesperson_Purchaser[1]/ns0:Cust__Ledger_Entry__TABLECAPTION__________CustLedgEntryFilter[1]" w:storeItemID="{5D4524CD-A282-4F19-BAEA-0AD6212CDB38}"/>
             <w:text/>
           </w:sdtPr>
-          <w:sdtEndPr/>
           <w:sdtContent>
             <w:tc>
               <w:tcPr>
@@ -144,8 +146,13 @@
                   <w:pStyle w:val="NoSpacing"/>
                 </w:pPr>
                 <w:r>
-                  <w:t>Cust__Ledger_Entry__TABLECAPTION__________CustLedgEntryFilter</w:t>
+                  <w:t>Cust__Ledger_Entry__TABLECAPTION__________</w:t>
                 </w:r>
+                <w:proofErr w:type="spellStart"/>
+                <w:r>
+                  <w:t>CustLedgEntryFilter</w:t>
+                </w:r>
+                <w:proofErr w:type="spellEnd"/>
               </w:p>
             </w:tc>
           </w:sdtContent>
@@ -157,21 +164,20 @@
       <w:tblPr>
         <w:tblStyle w:val="BCDataTable"/>
         <w:tblW w:w="5000" w:type="pct"/>
-        <w:tblLayout w:type="fixed"/>
         <w:tblLook w:val="0460" w:firstRow="1" w:lastRow="1" w:firstColumn="0" w:lastColumn="0" w:noHBand="0" w:noVBand="1"/>
         <w:tblCaption w:val="Table 2"/>
         <w:tblDescription w:val="Document lines. Column headers in the first row."/>
       </w:tblPr>
       <w:tblGrid>
-        <w:gridCol w:w="1249"/>
-        <w:gridCol w:w="1805"/>
-        <w:gridCol w:w="1706"/>
-        <w:gridCol w:w="1481"/>
-        <w:gridCol w:w="1457"/>
-        <w:gridCol w:w="1457"/>
-        <w:gridCol w:w="2082"/>
-        <w:gridCol w:w="2079"/>
-        <w:gridCol w:w="2082"/>
+        <w:gridCol w:w="1786"/>
+        <w:gridCol w:w="1892"/>
+        <w:gridCol w:w="1867"/>
+        <w:gridCol w:w="1917"/>
+        <w:gridCol w:w="1754"/>
+        <w:gridCol w:w="1072"/>
+        <w:gridCol w:w="1662"/>
+        <w:gridCol w:w="1655"/>
+        <w:gridCol w:w="1793"/>
       </w:tblGrid>
       <w:tr>
         <w:trPr>
@@ -188,7 +194,7 @@
               <w:tag w:val="#Nav: Salesperson_Commission/115"/>
               <w:id w:val="303831789"/>
               <w:placeholder>
-                <w:docPart w:val="EF8E82C19BAF4D85B749A20A8EB318DB"/>
+                <w:docPart w:val="536DCC6143E040A4A4E6F268AE35F587"/>
               </w:placeholder>
               <w:dataBinding w:prefixMappings="xmlns:ns0='urn:microsoft-dynamics-nav/reports/Salesperson_Commission/115/'" w:xpath="/ns0:NavWordReportXmlPart[1]/ns0:Labels[1]/ns0:PostingDateLabel[1]" w:storeItemID="{79D6D75F-D29A-40D3-A819-B215617F17D6}"/>
               <w:text/>
@@ -199,9 +205,11 @@
                   <w:pStyle w:val="BCLabel"/>
                   <w:spacing w:after="80"/>
                 </w:pPr>
+                <w:proofErr w:type="spellStart"/>
                 <w:r>
                   <w:t>PostingDateLabel</w:t>
                 </w:r>
+                <w:proofErr w:type="spellEnd"/>
               </w:p>
             </w:sdtContent>
           </w:sdt>
@@ -212,7 +220,7 @@
             <w:tag w:val="#Nav: Salesperson_Commission/115"/>
             <w:id w:val="-2026703501"/>
             <w:placeholder>
-              <w:docPart w:val="EF8E82C19BAF4D85B749A20A8EB318DB"/>
+              <w:docPart w:val="536DCC6143E040A4A4E6F268AE35F587"/>
             </w:placeholder>
             <w:dataBinding w:prefixMappings="xmlns:ns0='urn:microsoft-dynamics-nav/reports/Salesperson_Commission/115/'" w:xpath="/ns0:NavWordReportXmlPart[1]/ns0:Labels[1]/ns0:DocumentNoLabel[1]" w:storeItemID="{79D6D75F-D29A-40D3-A819-B215617F17D6}"/>
             <w:text/>
@@ -227,9 +235,11 @@
                   <w:pStyle w:val="BCLabel"/>
                   <w:spacing w:after="80"/>
                 </w:pPr>
+                <w:proofErr w:type="spellStart"/>
                 <w:r>
                   <w:t>DocumentNoLabel</w:t>
                 </w:r>
+                <w:proofErr w:type="spellEnd"/>
               </w:p>
             </w:tc>
           </w:sdtContent>
@@ -240,7 +250,7 @@
             <w:tag w:val="#Nav: Salesperson_Commission/115"/>
             <w:id w:val="101691727"/>
             <w:placeholder>
-              <w:docPart w:val="EF8E82C19BAF4D85B749A20A8EB318DB"/>
+              <w:docPart w:val="536DCC6143E040A4A4E6F268AE35F587"/>
             </w:placeholder>
             <w:dataBinding w:prefixMappings="xmlns:ns0='urn:microsoft-dynamics-nav/reports/Salesperson_Commission/115/'" w:xpath="/ns0:NavWordReportXmlPart[1]/ns0:Labels[1]/ns0:CustomerNoLabel[1]" w:storeItemID="{79D6D75F-D29A-40D3-A819-B215617F17D6}"/>
             <w:text/>
@@ -255,9 +265,11 @@
                   <w:pStyle w:val="BCLabel"/>
                   <w:spacing w:after="80"/>
                 </w:pPr>
+                <w:proofErr w:type="spellStart"/>
                 <w:r>
                   <w:t>CustomerNoLabel</w:t>
                 </w:r>
+                <w:proofErr w:type="spellEnd"/>
               </w:p>
             </w:tc>
           </w:sdtContent>
@@ -268,7 +280,7 @@
             <w:tag w:val="#Nav: Salesperson_Commission/115"/>
             <w:id w:val="451670437"/>
             <w:placeholder>
-              <w:docPart w:val="EF8E82C19BAF4D85B749A20A8EB318DB"/>
+              <w:docPart w:val="536DCC6143E040A4A4E6F268AE35F587"/>
             </w:placeholder>
             <w:dataBinding w:prefixMappings="xmlns:ns0='urn:microsoft-dynamics-nav/reports/Salesperson_Commission/115/'" w:xpath="/ns0:NavWordReportXmlPart[1]/ns0:Labels[1]/ns0:SalesLabel[1]" w:storeItemID="{79D6D75F-D29A-40D3-A819-B215617F17D6}"/>
             <w:text/>
@@ -284,9 +296,11 @@
                   <w:spacing w:after="80"/>
                   <w:jc w:val="right"/>
                 </w:pPr>
+                <w:proofErr w:type="spellStart"/>
                 <w:r>
                   <w:t>SalesLabel</w:t>
                 </w:r>
+                <w:proofErr w:type="spellEnd"/>
               </w:p>
             </w:tc>
           </w:sdtContent>
@@ -297,7 +311,7 @@
             <w:tag w:val="#Nav: Salesperson_Commission/115"/>
             <w:id w:val="-1885702458"/>
             <w:placeholder>
-              <w:docPart w:val="EF8E82C19BAF4D85B749A20A8EB318DB"/>
+              <w:docPart w:val="536DCC6143E040A4A4E6F268AE35F587"/>
             </w:placeholder>
             <w:dataBinding w:prefixMappings="xmlns:ns0='urn:microsoft-dynamics-nav/reports/Salesperson_Commission/115/'" w:xpath="/ns0:NavWordReportXmlPart[1]/ns0:Labels[1]/ns0:ProfitLabel[1]" w:storeItemID="{79D6D75F-D29A-40D3-A819-B215617F17D6}"/>
             <w:text/>
@@ -313,9 +327,11 @@
                   <w:spacing w:after="80"/>
                   <w:jc w:val="right"/>
                 </w:pPr>
+                <w:proofErr w:type="spellStart"/>
                 <w:r>
                   <w:t>ProfitLabel</w:t>
                 </w:r>
+                <w:proofErr w:type="spellEnd"/>
               </w:p>
             </w:tc>
           </w:sdtContent>
@@ -326,7 +342,7 @@
             <w:tag w:val="#Nav: Salesperson_Commission/115"/>
             <w:id w:val="-941377493"/>
             <w:placeholder>
-              <w:docPart w:val="EF8E82C19BAF4D85B749A20A8EB318DB"/>
+              <w:docPart w:val="536DCC6143E040A4A4E6F268AE35F587"/>
             </w:placeholder>
             <w:dataBinding w:prefixMappings="xmlns:ns0='urn:microsoft-dynamics-nav/reports/Salesperson_Commission/115/'" w:xpath="/ns0:NavWordReportXmlPart[1]/ns0:Labels[1]/ns0:AdjustedProfitLabel[1]" w:storeItemID="{79D6D75F-D29A-40D3-A819-B215617F17D6}"/>
             <w:text/>
@@ -342,9 +358,11 @@
                   <w:spacing w:after="80"/>
                   <w:jc w:val="right"/>
                 </w:pPr>
+                <w:proofErr w:type="spellStart"/>
                 <w:r>
                   <w:t>AdjustedProfitLabel</w:t>
                 </w:r>
+                <w:proofErr w:type="spellEnd"/>
               </w:p>
             </w:tc>
           </w:sdtContent>
@@ -355,7 +373,7 @@
             <w:tag w:val="#Nav: Salesperson_Commission/115"/>
             <w:id w:val="-481777198"/>
             <w:placeholder>
-              <w:docPart w:val="42C765542CCA40C08A9BFB6A2439400B"/>
+              <w:docPart w:val="DefaultPlaceholder_-1854013440"/>
             </w:placeholder>
             <w:dataBinding w:prefixMappings="xmlns:ns0='urn:microsoft-dynamics-nav/reports/Salesperson_Commission/115/'" w:xpath="/ns0:NavWordReportXmlPart[1]/ns0:Labels[1]/ns0:SalesCommissionLabel[1]" w:storeItemID="{79D6D75F-D29A-40D3-A819-B215617F17D6}"/>
             <w:text/>
@@ -371,9 +389,11 @@
                   <w:spacing w:after="80"/>
                   <w:jc w:val="right"/>
                 </w:pPr>
+                <w:proofErr w:type="spellStart"/>
                 <w:r>
                   <w:t>SalesCommissionLabel</w:t>
                 </w:r>
+                <w:proofErr w:type="spellEnd"/>
               </w:p>
             </w:tc>
           </w:sdtContent>
@@ -384,7 +404,7 @@
             <w:tag w:val="#Nav: Salesperson_Commission/115"/>
             <w:id w:val="-1498642658"/>
             <w:placeholder>
-              <w:docPart w:val="EF8E82C19BAF4D85B749A20A8EB318DB"/>
+              <w:docPart w:val="536DCC6143E040A4A4E6F268AE35F587"/>
             </w:placeholder>
             <w:dataBinding w:prefixMappings="xmlns:ns0='urn:microsoft-dynamics-nav/reports/Salesperson_Commission/115/'" w:xpath="/ns0:NavWordReportXmlPart[1]/ns0:Labels[1]/ns0:ProfitCommissionLabel[1]" w:storeItemID="{79D6D75F-D29A-40D3-A819-B215617F17D6}"/>
             <w:text/>
@@ -400,9 +420,11 @@
                   <w:spacing w:after="80"/>
                   <w:jc w:val="right"/>
                 </w:pPr>
+                <w:proofErr w:type="spellStart"/>
                 <w:r>
                   <w:t>ProfitCommissionLabel</w:t>
                 </w:r>
+                <w:proofErr w:type="spellEnd"/>
               </w:p>
             </w:tc>
           </w:sdtContent>
@@ -413,7 +435,7 @@
             <w:tag w:val="#Nav: Salesperson_Commission/115"/>
             <w:id w:val="-1080205050"/>
             <w:placeholder>
-              <w:docPart w:val="42C765542CCA40C08A9BFB6A2439400B"/>
+              <w:docPart w:val="DefaultPlaceholder_-1854013440"/>
             </w:placeholder>
             <w:dataBinding w:prefixMappings="xmlns:ns0='urn:microsoft-dynamics-nav/reports/Salesperson_Commission/115/'" w:xpath="/ns0:NavWordReportXmlPart[1]/ns0:Labels[1]/ns0:AdjustedProfitCommissionLabel[1]" w:storeItemID="{79D6D75F-D29A-40D3-A819-B215617F17D6}"/>
             <w:text/>
@@ -429,9 +451,11 @@
                   <w:spacing w:after="80"/>
                   <w:jc w:val="right"/>
                 </w:pPr>
+                <w:proofErr w:type="spellStart"/>
                 <w:r>
                   <w:t>AdjustedProfitCommissionLabel</w:t>
                 </w:r>
+                <w:proofErr w:type="spellEnd"/>
               </w:p>
             </w:tc>
           </w:sdtContent>
@@ -448,7 +472,6 @@
           <w15:dataBinding w:prefixMappings="xmlns:ns0='urn:microsoft-dynamics-nav/reports/Salesperson_Commission/115/'" w:xpath="/ns0:NavWordReportXmlPart[1]/ns0:Salesperson_Purchaser" w:storeItemID="{79D6D75F-D29A-40D3-A819-B215617F17D6}"/>
           <w15:repeatingSection/>
         </w:sdtPr>
-        <w:sdtEndPr/>
         <w:sdtContent>
           <w:sdt>
             <w:sdtPr>
@@ -457,11 +480,10 @@
               </w:rPr>
               <w:id w:val="1499934152"/>
               <w:placeholder>
-                <w:docPart w:val="3C63AE1A11D3401CBD9BD460336183DB"/>
+                <w:docPart w:val="DefaultPlaceholder_-1854013435"/>
               </w:placeholder>
               <w15:repeatingSectionItem/>
             </w:sdtPr>
-            <w:sdtEndPr/>
             <w:sdtContent>
               <w:tr>
                 <w:trPr>
@@ -477,7 +499,7 @@
                     <w:tag w:val="#BC:HideTableRowIfEmpty"/>
                     <w:id w:val="-392738406"/>
                     <w:placeholder>
-                      <w:docPart w:val="C007553197DA46E1A05763C4BEC9A92C"/>
+                      <w:docPart w:val="472A6E72487B48CF8460CAA0E2656BBE"/>
                     </w:placeholder>
                     <w15:color w:val="FFA500"/>
                   </w:sdtPr>
@@ -496,7 +518,7 @@
                         <w:tag w:val="#Nav: Salesperson_Commission/115"/>
                         <w:id w:val="-1216735289"/>
                         <w:placeholder>
-                          <w:docPart w:val="CD57AD657FAE4044B3C4FF05BB35B155"/>
+                          <w:docPart w:val="DefaultPlaceholder_-1854013440"/>
                         </w:placeholder>
                         <w:dataBinding w:prefixMappings="xmlns:ns0='urn:microsoft-dynamics-nav/reports/Salesperson_Commission/115/'" w:xpath="/ns0:NavWordReportXmlPart[1]/ns0:Salesperson_Purchaser[1]/ns0:Cust_Ledger_Entry[1]/ns0:SalespersonPurchaser_Code[1]" w:storeItemID="{79D6D75F-D29A-40D3-A819-B215617F17D6}"/>
                         <w:text/>
@@ -514,10 +536,13 @@
                           <w:p>
                             <w:pPr>
                               <w:pStyle w:val="BCLabel"/>
+                              <w:spacing w:before="160" w:after="80"/>
                             </w:pPr>
+                            <w:proofErr w:type="spellStart"/>
                             <w:r>
                               <w:t>SalespersonPurchaser_Code</w:t>
                             </w:r>
+                            <w:proofErr w:type="spellEnd"/>
                           </w:p>
                         </w:tc>
                       </w:sdtContent>
@@ -530,7 +555,7 @@
                     <w:tag w:val="#Nav: Salesperson_Commission/115"/>
                     <w:id w:val="-793745667"/>
                     <w:placeholder>
-                      <w:docPart w:val="CD57AD657FAE4044B3C4FF05BB35B155"/>
+                      <w:docPart w:val="DefaultPlaceholder_-1854013440"/>
                     </w:placeholder>
                     <w:dataBinding w:prefixMappings="xmlns:ns0='urn:microsoft-dynamics-nav/reports/Salesperson_Commission/115/'" w:xpath="/ns0:NavWordReportXmlPart[1]/ns0:Salesperson_Purchaser[1]/ns0:Cust_Ledger_Entry[1]/ns0:Salesperson_Purchaser__Name[1]" w:storeItemID="{79D6D75F-D29A-40D3-A819-B215617F17D6}"/>
                     <w:text/>
@@ -543,10 +568,13 @@
                       <w:p>
                         <w:pPr>
                           <w:pStyle w:val="BCLabel"/>
+                          <w:spacing w:before="160" w:after="80"/>
                         </w:pPr>
+                        <w:proofErr w:type="spellStart"/>
                         <w:r>
                           <w:t>Salesperson_Purchaser__Name</w:t>
                         </w:r>
+                        <w:proofErr w:type="spellEnd"/>
                       </w:p>
                     </w:tc>
                   </w:sdtContent>
@@ -557,7 +585,7 @@
                     <w:tag w:val="#Nav: Salesperson_Commission/115"/>
                     <w:id w:val="-1468813492"/>
                     <w:placeholder>
-                      <w:docPart w:val="CD57AD657FAE4044B3C4FF05BB35B155"/>
+                      <w:docPart w:val="DefaultPlaceholder_-1854013440"/>
                     </w:placeholder>
                     <w:dataBinding w:prefixMappings="xmlns:ns0='urn:microsoft-dynamics-nav/reports/Salesperson_Commission/115/'" w:xpath="/ns0:NavWordReportXmlPart[1]/ns0:Labels[1]/ns0:CommissionPercentLabel[1]" w:storeItemID="{79D6D75F-D29A-40D3-A819-B215617F17D6}"/>
                     <w:text/>
@@ -570,18 +598,20 @@
                       <w:p>
                         <w:pPr>
                           <w:pStyle w:val="BCLabel"/>
+                          <w:spacing w:before="160" w:after="80"/>
                         </w:pPr>
+                        <w:proofErr w:type="spellStart"/>
                         <w:r>
                           <w:t>CommissionPercentLabel</w:t>
                         </w:r>
+                        <w:proofErr w:type="spellEnd"/>
                       </w:p>
                     </w:tc>
                   </w:sdtContent>
                 </w:sdt>
                 <w:tc>
                   <w:tcPr>
-                    <w:tcW w:w="3454" w:type="pct"/>
-                    <w:gridSpan w:val="6"/>
+                    <w:tcW w:w="481" w:type="pct"/>
                   </w:tcPr>
                   <w:sdt>
                     <w:sdtPr>
@@ -589,7 +619,7 @@
                       <w:tag w:val="#Nav: Salesperson_Commission/115"/>
                       <w:id w:val="1569299432"/>
                       <w:placeholder>
-                        <w:docPart w:val="CD57AD657FAE4044B3C4FF05BB35B155"/>
+                        <w:docPart w:val="DefaultPlaceholder_-1854013440"/>
                       </w:placeholder>
                       <w:dataBinding w:prefixMappings="xmlns:ns0='urn:microsoft-dynamics-nav/reports/Salesperson_Commission/115/'" w:xpath="/ns0:NavWordReportXmlPart[1]/ns0:Salesperson_Purchaser[1]/ns0:Salesperson_Purchaser__Commission___[1]" w:storeItemID="{79D6D75F-D29A-40D3-A819-B215617F17D6}"/>
                       <w:text/>
@@ -597,15 +627,77 @@
                     <w:sdtContent>
                       <w:p>
                         <w:pPr>
-                          <w:pStyle w:val="NoSpacing"/>
+                          <w:pStyle w:val="BCLabelNumber"/>
                           <w:spacing w:before="160" w:after="80"/>
+                          <w:jc w:val="right"/>
                         </w:pPr>
+                        <w:proofErr w:type="spellStart"/>
                         <w:r>
-                          <w:t>Salesperson_Purchaser__Commission___</w:t>
+                          <w:t>Salesperson_Purchaser__Commission</w:t>
+                        </w:r>
+                        <w:proofErr w:type="spellEnd"/>
+                        <w:r>
+                          <w:t>___</w:t>
                         </w:r>
                       </w:p>
                     </w:sdtContent>
                   </w:sdt>
+                </w:tc>
+                <w:tc>
+                  <w:tcPr>
+                    <w:tcW w:w="473" w:type="pct"/>
+                  </w:tcPr>
+                  <w:p>
+                    <w:pPr>
+                      <w:pStyle w:val="BCNumber"/>
+                      <w:spacing w:before="160" w:after="80"/>
+                      <w:jc w:val="right"/>
+                    </w:pPr>
+                  </w:p>
+                </w:tc>
+                <w:tc>
+                  <w:tcPr>
+                    <w:tcW w:w="473" w:type="pct"/>
+                  </w:tcPr>
+                  <w:p>
+                    <w:pPr>
+                      <w:pStyle w:val="NoSpacing"/>
+                      <w:spacing w:before="160" w:after="80"/>
+                    </w:pPr>
+                  </w:p>
+                </w:tc>
+                <w:tc>
+                  <w:tcPr>
+                    <w:tcW w:w="676" w:type="pct"/>
+                  </w:tcPr>
+                  <w:p>
+                    <w:pPr>
+                      <w:pStyle w:val="NoSpacing"/>
+                      <w:spacing w:before="160" w:after="80"/>
+                    </w:pPr>
+                  </w:p>
+                </w:tc>
+                <w:tc>
+                  <w:tcPr>
+                    <w:tcW w:w="675" w:type="pct"/>
+                  </w:tcPr>
+                  <w:p>
+                    <w:pPr>
+                      <w:pStyle w:val="NoSpacing"/>
+                      <w:spacing w:before="160" w:after="80"/>
+                    </w:pPr>
+                  </w:p>
+                </w:tc>
+                <w:tc>
+                  <w:tcPr>
+                    <w:tcW w:w="676" w:type="pct"/>
+                  </w:tcPr>
+                  <w:p>
+                    <w:pPr>
+                      <w:pStyle w:val="NoSpacing"/>
+                      <w:spacing w:before="160" w:after="80"/>
+                    </w:pPr>
+                  </w:p>
                 </w:tc>
               </w:tr>
               <w:sdt>
@@ -627,7 +719,7 @@
                       </w:rPr>
                       <w:id w:val="260580415"/>
                       <w:placeholder>
-                        <w:docPart w:val="3C63AE1A11D3401CBD9BD460336183DB"/>
+                        <w:docPart w:val="DefaultPlaceholder_-1854013435"/>
                       </w:placeholder>
                       <w15:repeatingSectionItem/>
                     </w:sdtPr>
@@ -635,7 +727,7 @@
                       <w:tr>
                         <w:trPr>
                           <w:cnfStyle w:val="000000010000" w:firstRow="0" w:lastRow="0" w:firstColumn="0" w:lastColumn="0" w:oddVBand="0" w:evenVBand="0" w:oddHBand="0" w:evenHBand="1" w:firstRowFirstColumn="0" w:firstRowLastColumn="0" w:lastRowFirstColumn="0" w:lastRowLastColumn="0"/>
-                          <w:trHeight w:val="320"/>
+                          <w:trHeight w:val="490"/>
                         </w:trPr>
                         <w:tc>
                           <w:tcPr>
@@ -647,7 +739,7 @@
                               <w:tag w:val="#Nav: Salesperson_Commission/115"/>
                               <w:id w:val="-1356805038"/>
                               <w:placeholder>
-                                <w:docPart w:val="F8D33987214F46D1995DEED6116BFD6D"/>
+                                <w:docPart w:val="14AFCE12967A4FEAB712D4384DF4A6EC"/>
                               </w:placeholder>
                               <w:dataBinding w:prefixMappings="xmlns:ns0='urn:microsoft-dynamics-nav/reports/Salesperson_Commission/115/'" w:xpath="/ns0:NavWordReportXmlPart[1]/ns0:Salesperson_Purchaser[1]/ns0:Cust_Ledger_Entry[1]/ns0:Cust__Ledger_Entry__Posting_Date_[1]" w:storeItemID="{79D6D75F-D29A-40D3-A819-B215617F17D6}"/>
                               <w:text/>
@@ -658,7 +750,15 @@
                                   <w:pStyle w:val="NoSpacing"/>
                                 </w:pPr>
                                 <w:r>
-                                  <w:t>Cust__Ledger_Entry__Posting_Date_</w:t>
+                                  <w:t>Cust__Ledger_Entry__</w:t>
+                                </w:r>
+                                <w:proofErr w:type="spellStart"/>
+                                <w:r>
+                                  <w:t>Posting_Date</w:t>
+                                </w:r>
+                                <w:proofErr w:type="spellEnd"/>
+                                <w:r>
+                                  <w:t>_</w:t>
                                 </w:r>
                               </w:p>
                             </w:sdtContent>
@@ -670,7 +770,7 @@
                             <w:tag w:val="#Nav: Salesperson_Commission/115"/>
                             <w:id w:val="1257477019"/>
                             <w:placeholder>
-                              <w:docPart w:val="F8D33987214F46D1995DEED6116BFD6D"/>
+                              <w:docPart w:val="14AFCE12967A4FEAB712D4384DF4A6EC"/>
                             </w:placeholder>
                             <w:dataBinding w:prefixMappings="xmlns:ns0='urn:microsoft-dynamics-nav/reports/Salesperson_Commission/115/'" w:xpath="/ns0:NavWordReportXmlPart[1]/ns0:Salesperson_Purchaser[1]/ns0:Cust_Ledger_Entry[1]/ns0:Cust__Ledger_Entry__Document_No__[1]" w:storeItemID="{79D6D75F-D29A-40D3-A819-B215617F17D6}"/>
                             <w:text/>
@@ -685,7 +785,15 @@
                                   <w:pStyle w:val="NoSpacing"/>
                                 </w:pPr>
                                 <w:r>
-                                  <w:t>Cust__Ledger_Entry__Document_No__</w:t>
+                                  <w:t>Cust__Ledger_Entry__</w:t>
+                                </w:r>
+                                <w:proofErr w:type="spellStart"/>
+                                <w:r>
+                                  <w:t>Document_No</w:t>
+                                </w:r>
+                                <w:proofErr w:type="spellEnd"/>
+                                <w:r>
+                                  <w:t>__</w:t>
                                 </w:r>
                               </w:p>
                             </w:tc>
@@ -697,7 +805,7 @@
                             <w:tag w:val="#Nav: Salesperson_Commission/115"/>
                             <w:id w:val="-899899298"/>
                             <w:placeholder>
-                              <w:docPart w:val="F8D33987214F46D1995DEED6116BFD6D"/>
+                              <w:docPart w:val="14AFCE12967A4FEAB712D4384DF4A6EC"/>
                             </w:placeholder>
                             <w:dataBinding w:prefixMappings="xmlns:ns0='urn:microsoft-dynamics-nav/reports/Salesperson_Commission/115/'" w:xpath="/ns0:NavWordReportXmlPart[1]/ns0:Salesperson_Purchaser[1]/ns0:Cust_Ledger_Entry[1]/ns0:Cust__Ledger_Entry__Customer_No__[1]" w:storeItemID="{79D6D75F-D29A-40D3-A819-B215617F17D6}"/>
                             <w:text/>
@@ -712,7 +820,15 @@
                                   <w:pStyle w:val="NoSpacing"/>
                                 </w:pPr>
                                 <w:r>
-                                  <w:t>Cust__Ledger_Entry__Customer_No__</w:t>
+                                  <w:t>Cust__Ledger_Entry__</w:t>
+                                </w:r>
+                                <w:proofErr w:type="spellStart"/>
+                                <w:r>
+                                  <w:t>Customer_No</w:t>
+                                </w:r>
+                                <w:proofErr w:type="spellEnd"/>
+                                <w:r>
+                                  <w:t>__</w:t>
                                 </w:r>
                               </w:p>
                             </w:tc>
@@ -724,7 +840,7 @@
                             <w:tag w:val="#Nav: Salesperson_Commission/115"/>
                             <w:id w:val="-669487550"/>
                             <w:placeholder>
-                              <w:docPart w:val="F8D33987214F46D1995DEED6116BFD6D"/>
+                              <w:docPart w:val="14AFCE12967A4FEAB712D4384DF4A6EC"/>
                             </w:placeholder>
                             <w:dataBinding w:prefixMappings="xmlns:ns0='urn:microsoft-dynamics-nav/reports/Salesperson_Commission/115/'" w:xpath="/ns0:NavWordReportXmlPart[1]/ns0:Salesperson_Purchaser[1]/ns0:Cust_Ledger_Entry[1]/ns0:Cust__Ledger_Entry__Sales__LCY__[1]" w:storeItemID="{79D6D75F-D29A-40D3-A819-B215617F17D6}"/>
                             <w:text/>
@@ -739,8 +855,13 @@
                                   <w:pStyle w:val="BCNumber"/>
                                   <w:jc w:val="right"/>
                                 </w:pPr>
+                                <w:proofErr w:type="spellStart"/>
                                 <w:r>
-                                  <w:t>Cust__Ledger_Entry__Sales__LCY__</w:t>
+                                  <w:t>Cust__Ledger_Entry__Sales__LCY</w:t>
+                                </w:r>
+                                <w:proofErr w:type="spellEnd"/>
+                                <w:r>
+                                  <w:t>__</w:t>
                                 </w:r>
                               </w:p>
                             </w:tc>
@@ -752,7 +873,7 @@
                             <w:tag w:val="#Nav: Salesperson_Commission/115"/>
                             <w:id w:val="960996031"/>
                             <w:placeholder>
-                              <w:docPart w:val="F8D33987214F46D1995DEED6116BFD6D"/>
+                              <w:docPart w:val="14AFCE12967A4FEAB712D4384DF4A6EC"/>
                             </w:placeholder>
                             <w:dataBinding w:prefixMappings="xmlns:ns0='urn:microsoft-dynamics-nav/reports/Salesperson_Commission/115/'" w:xpath="/ns0:NavWordReportXmlPart[1]/ns0:Salesperson_Purchaser[1]/ns0:Cust_Ledger_Entry[1]/ns0:Cust__Ledger_Entry__Profit__LCY__[1]" w:storeItemID="{79D6D75F-D29A-40D3-A819-B215617F17D6}"/>
                             <w:text/>
@@ -767,8 +888,13 @@
                                   <w:pStyle w:val="BCNumber"/>
                                   <w:jc w:val="right"/>
                                 </w:pPr>
+                                <w:proofErr w:type="spellStart"/>
                                 <w:r>
-                                  <w:t>Cust__Ledger_Entry__Profit__LCY__</w:t>
+                                  <w:t>Cust__Ledger_Entry__Profit__LCY</w:t>
+                                </w:r>
+                                <w:proofErr w:type="spellEnd"/>
+                                <w:r>
+                                  <w:t>__</w:t>
                                 </w:r>
                               </w:p>
                             </w:tc>
@@ -780,7 +906,7 @@
                             <w:tag w:val="#Nav: Salesperson_Commission/115"/>
                             <w:id w:val="1761791896"/>
                             <w:placeholder>
-                              <w:docPart w:val="F8D33987214F46D1995DEED6116BFD6D"/>
+                              <w:docPart w:val="14AFCE12967A4FEAB712D4384DF4A6EC"/>
                             </w:placeholder>
                             <w:dataBinding w:prefixMappings="xmlns:ns0='urn:microsoft-dynamics-nav/reports/Salesperson_Commission/115/'" w:xpath="/ns0:NavWordReportXmlPart[1]/ns0:Salesperson_Purchaser[1]/ns0:Cust_Ledger_Entry[1]/ns0:AdjProfit_Control39[1]" w:storeItemID="{79D6D75F-D29A-40D3-A819-B215617F17D6}"/>
                             <w:text/>
@@ -808,7 +934,7 @@
                             <w:tag w:val="#Nav: Salesperson_Commission/115"/>
                             <w:id w:val="1199443908"/>
                             <w:placeholder>
-                              <w:docPart w:val="F8D33987214F46D1995DEED6116BFD6D"/>
+                              <w:docPart w:val="14AFCE12967A4FEAB712D4384DF4A6EC"/>
                             </w:placeholder>
                             <w:dataBinding w:prefixMappings="xmlns:ns0='urn:microsoft-dynamics-nav/reports/Salesperson_Commission/115/'" w:xpath="/ns0:NavWordReportXmlPart[1]/ns0:Salesperson_Purchaser[1]/ns0:Cust_Ledger_Entry[1]/ns0:SalesCommissionAmt_Control32[1]" w:storeItemID="{79D6D75F-D29A-40D3-A819-B215617F17D6}"/>
                             <w:text/>
@@ -836,7 +962,7 @@
                             <w:tag w:val="#Nav: Salesperson_Commission/115"/>
                             <w:id w:val="-425352844"/>
                             <w:placeholder>
-                              <w:docPart w:val="F8D33987214F46D1995DEED6116BFD6D"/>
+                              <w:docPart w:val="14AFCE12967A4FEAB712D4384DF4A6EC"/>
                             </w:placeholder>
                             <w:dataBinding w:prefixMappings="xmlns:ns0='urn:microsoft-dynamics-nav/reports/Salesperson_Commission/115/'" w:xpath="/ns0:NavWordReportXmlPart[1]/ns0:Salesperson_Purchaser[1]/ns0:Cust_Ledger_Entry[1]/ns0:ProfitCommissionAmt_Control33[1]" w:storeItemID="{79D6D75F-D29A-40D3-A819-B215617F17D6}"/>
                             <w:text/>
@@ -864,7 +990,7 @@
                             <w:tag w:val="#Nav: Salesperson_Commission/115"/>
                             <w:id w:val="2066443022"/>
                             <w:placeholder>
-                              <w:docPart w:val="F8D33987214F46D1995DEED6116BFD6D"/>
+                              <w:docPart w:val="14AFCE12967A4FEAB712D4384DF4A6EC"/>
                             </w:placeholder>
                             <w:dataBinding w:prefixMappings="xmlns:ns0='urn:microsoft-dynamics-nav/reports/Salesperson_Commission/115/'" w:xpath="/ns0:NavWordReportXmlPart[1]/ns0:Salesperson_Purchaser[1]/ns0:Cust_Ledger_Entry[1]/ns0:AdjProfitCommissionAmt_Control45[1]" w:storeItemID="{79D6D75F-D29A-40D3-A819-B215617F17D6}"/>
                             <w:text/>
@@ -1034,7 +1160,7 @@
                       <w:tag w:val="#Nav: Salesperson_Commission/115"/>
                       <w:id w:val="887532494"/>
                       <w:placeholder>
-                        <w:docPart w:val="F8D33987214F46D1995DEED6116BFD6D"/>
+                        <w:docPart w:val="14AFCE12967A4FEAB712D4384DF4A6EC"/>
                       </w:placeholder>
                       <w:dataBinding w:prefixMappings="xmlns:ns0='urn:microsoft-dynamics-nav/reports/Salesperson_Commission/115/'" w:xpath="/ns0:NavWordReportXmlPart[1]/ns0:Salesperson_Purchaser[1]/ns0:Salesperson_Purchaser_Name[1]" w:storeItemID="{79D6D75F-D29A-40D3-A819-B215617F17D6}"/>
                       <w:text/>
@@ -1043,10 +1169,13 @@
                       <w:p>
                         <w:pPr>
                           <w:pStyle w:val="BCLabel"/>
+                          <w:spacing w:before="160" w:after="80"/>
                         </w:pPr>
+                        <w:proofErr w:type="spellStart"/>
                         <w:r>
                           <w:t>Salesperson_Purchaser_Name</w:t>
                         </w:r>
+                        <w:proofErr w:type="spellEnd"/>
                       </w:p>
                     </w:sdtContent>
                   </w:sdt>
@@ -1072,7 +1201,7 @@
                     <w:tag w:val="#Nav: Salesperson_Commission/115"/>
                     <w:id w:val="-731769453"/>
                     <w:placeholder>
-                      <w:docPart w:val="42C765542CCA40C08A9BFB6A2439400B"/>
+                      <w:docPart w:val="DefaultPlaceholder_-1854013440"/>
                     </w:placeholder>
                     <w:dataBinding w:prefixMappings="xmlns:ns0='urn:microsoft-dynamics-nav/reports/Salesperson_Commission/115/'" w:xpath="/ns0:NavWordReportXmlPart[1]/ns0:Salesperson_Purchaser[1]/ns0:Subtotals[1]/ns0:Subtotals_Sales[1]" w:storeItemID="{79D6D75F-D29A-40D3-A819-B215617F17D6}"/>
                     <w:text/>
@@ -1089,11 +1218,14 @@
                       <w:p>
                         <w:pPr>
                           <w:pStyle w:val="BCLabelNumber"/>
+                          <w:spacing w:before="160" w:after="80"/>
                           <w:jc w:val="right"/>
                         </w:pPr>
+                        <w:proofErr w:type="spellStart"/>
                         <w:r>
                           <w:t>Subtotals_Sales</w:t>
                         </w:r>
+                        <w:proofErr w:type="spellEnd"/>
                       </w:p>
                     </w:tc>
                   </w:sdtContent>
@@ -1104,7 +1236,7 @@
                     <w:tag w:val="#Nav: Salesperson_Commission/115"/>
                     <w:id w:val="1207604024"/>
                     <w:placeholder>
-                      <w:docPart w:val="42C765542CCA40C08A9BFB6A2439400B"/>
+                      <w:docPart w:val="DefaultPlaceholder_-1854013440"/>
                     </w:placeholder>
                     <w:dataBinding w:prefixMappings="xmlns:ns0='urn:microsoft-dynamics-nav/reports/Salesperson_Commission/115/'" w:xpath="/ns0:NavWordReportXmlPart[1]/ns0:Salesperson_Purchaser[1]/ns0:Subtotals[1]/ns0:Subtotals_Profit[1]" w:storeItemID="{79D6D75F-D29A-40D3-A819-B215617F17D6}"/>
                     <w:text/>
@@ -1121,11 +1253,14 @@
                       <w:p>
                         <w:pPr>
                           <w:pStyle w:val="BCLabelNumber"/>
+                          <w:spacing w:before="160" w:after="80"/>
                           <w:jc w:val="right"/>
                         </w:pPr>
+                        <w:proofErr w:type="spellStart"/>
                         <w:r>
                           <w:t>Subtotals_Profit</w:t>
                         </w:r>
+                        <w:proofErr w:type="spellEnd"/>
                       </w:p>
                     </w:tc>
                   </w:sdtContent>
@@ -1136,7 +1271,7 @@
                     <w:tag w:val="#Nav: Salesperson_Commission/115"/>
                     <w:id w:val="-2064236192"/>
                     <w:placeholder>
-                      <w:docPart w:val="42C765542CCA40C08A9BFB6A2439400B"/>
+                      <w:docPart w:val="DefaultPlaceholder_-1854013440"/>
                     </w:placeholder>
                     <w:dataBinding w:prefixMappings="xmlns:ns0='urn:microsoft-dynamics-nav/reports/Salesperson_Commission/115/'" w:xpath="/ns0:NavWordReportXmlPart[1]/ns0:Salesperson_Purchaser[1]/ns0:Subtotals[1]/ns0:Subtotals_AdjProfit[1]" w:storeItemID="{79D6D75F-D29A-40D3-A819-B215617F17D6}"/>
                     <w:text/>
@@ -1153,11 +1288,14 @@
                       <w:p>
                         <w:pPr>
                           <w:pStyle w:val="BCLabelNumber"/>
+                          <w:spacing w:before="160" w:after="80"/>
                           <w:jc w:val="right"/>
                         </w:pPr>
+                        <w:proofErr w:type="spellStart"/>
                         <w:r>
                           <w:t>Subtotals_AdjProfit</w:t>
                         </w:r>
+                        <w:proofErr w:type="spellEnd"/>
                       </w:p>
                     </w:tc>
                   </w:sdtContent>
@@ -1168,7 +1306,7 @@
                     <w:tag w:val="#Nav: Salesperson_Commission/115"/>
                     <w:id w:val="484133361"/>
                     <w:placeholder>
-                      <w:docPart w:val="42C765542CCA40C08A9BFB6A2439400B"/>
+                      <w:docPart w:val="DefaultPlaceholder_-1854013440"/>
                     </w:placeholder>
                     <w:dataBinding w:prefixMappings="xmlns:ns0='urn:microsoft-dynamics-nav/reports/Salesperson_Commission/115/'" w:xpath="/ns0:NavWordReportXmlPart[1]/ns0:Salesperson_Purchaser[1]/ns0:Subtotals[1]/ns0:Subtotals_SalesCommission[1]" w:storeItemID="{79D6D75F-D29A-40D3-A819-B215617F17D6}"/>
                     <w:text/>
@@ -1185,11 +1323,14 @@
                       <w:p>
                         <w:pPr>
                           <w:pStyle w:val="BCLabelNumber"/>
+                          <w:spacing w:before="160" w:after="80"/>
                           <w:jc w:val="right"/>
                         </w:pPr>
+                        <w:proofErr w:type="spellStart"/>
                         <w:r>
                           <w:t>Subtotals_SalesCommission</w:t>
                         </w:r>
+                        <w:proofErr w:type="spellEnd"/>
                       </w:p>
                     </w:tc>
                   </w:sdtContent>
@@ -1200,7 +1341,7 @@
                     <w:tag w:val="#Nav: Salesperson_Commission/115"/>
                     <w:id w:val="-1376308262"/>
                     <w:placeholder>
-                      <w:docPart w:val="42C765542CCA40C08A9BFB6A2439400B"/>
+                      <w:docPart w:val="DefaultPlaceholder_-1854013440"/>
                     </w:placeholder>
                     <w:dataBinding w:prefixMappings="xmlns:ns0='urn:microsoft-dynamics-nav/reports/Salesperson_Commission/115/'" w:xpath="/ns0:NavWordReportXmlPart[1]/ns0:Salesperson_Purchaser[1]/ns0:Subtotals[1]/ns0:Subtotals_ProfitCommission[1]" w:storeItemID="{79D6D75F-D29A-40D3-A819-B215617F17D6}"/>
                     <w:text/>
@@ -1217,11 +1358,14 @@
                       <w:p>
                         <w:pPr>
                           <w:pStyle w:val="BCLabelNumber"/>
+                          <w:spacing w:before="160" w:after="80"/>
                           <w:jc w:val="right"/>
                         </w:pPr>
+                        <w:proofErr w:type="spellStart"/>
                         <w:r>
                           <w:t>Subtotals_ProfitCommission</w:t>
                         </w:r>
+                        <w:proofErr w:type="spellEnd"/>
                       </w:p>
                     </w:tc>
                   </w:sdtContent>
@@ -1232,7 +1376,7 @@
                     <w:tag w:val="#Nav: Salesperson_Commission/115"/>
                     <w:id w:val="412291003"/>
                     <w:placeholder>
-                      <w:docPart w:val="42C765542CCA40C08A9BFB6A2439400B"/>
+                      <w:docPart w:val="DefaultPlaceholder_-1854013440"/>
                     </w:placeholder>
                     <w:dataBinding w:prefixMappings="xmlns:ns0='urn:microsoft-dynamics-nav/reports/Salesperson_Commission/115/'" w:xpath="/ns0:NavWordReportXmlPart[1]/ns0:Salesperson_Purchaser[1]/ns0:Subtotals[1]/ns0:Subtotals_AdjProfitCommission[1]" w:storeItemID="{79D6D75F-D29A-40D3-A819-B215617F17D6}"/>
                     <w:text/>
@@ -1249,11 +1393,14 @@
                       <w:p>
                         <w:pPr>
                           <w:pStyle w:val="BCLabelNumber"/>
+                          <w:spacing w:before="160" w:after="80"/>
                           <w:jc w:val="right"/>
                         </w:pPr>
+                        <w:proofErr w:type="spellStart"/>
                         <w:r>
                           <w:t>Subtotals_AdjProfitCommission</w:t>
                         </w:r>
+                        <w:proofErr w:type="spellEnd"/>
                       </w:p>
                     </w:tc>
                   </w:sdtContent>
@@ -1279,15 +1426,15 @@
         <w:tblDescription w:val="Document totals."/>
       </w:tblPr>
       <w:tblGrid>
-        <w:gridCol w:w="1249"/>
-        <w:gridCol w:w="1805"/>
-        <w:gridCol w:w="1706"/>
-        <w:gridCol w:w="1481"/>
-        <w:gridCol w:w="1457"/>
-        <w:gridCol w:w="1457"/>
-        <w:gridCol w:w="2082"/>
-        <w:gridCol w:w="2079"/>
-        <w:gridCol w:w="2082"/>
+        <w:gridCol w:w="1799"/>
+        <w:gridCol w:w="1889"/>
+        <w:gridCol w:w="1892"/>
+        <w:gridCol w:w="1891"/>
+        <w:gridCol w:w="1709"/>
+        <w:gridCol w:w="1170"/>
+        <w:gridCol w:w="1620"/>
+        <w:gridCol w:w="1620"/>
+        <w:gridCol w:w="1808"/>
       </w:tblGrid>
       <w:tr>
         <w:trPr>
@@ -1300,7 +1447,7 @@
             <w:tag w:val="#Nav: Salesperson_Commission/115"/>
             <w:id w:val="968545507"/>
             <w:placeholder>
-              <w:docPart w:val="4694C1BB7AE949D28BF5D212C93F9C2E"/>
+              <w:docPart w:val="DefaultPlaceholder_-1854013440"/>
             </w:placeholder>
             <w:dataBinding w:prefixMappings="xmlns:ns0='urn:microsoft-dynamics-nav/reports/Salesperson_Commission/115/'" w:xpath="/ns0:NavWordReportXmlPart[1]/ns0:Labels[1]/ns0:TotalsCaption[1]" w:storeItemID="{79D6D75F-D29A-40D3-A819-B215617F17D6}"/>
             <w:text/>
@@ -1308,23 +1455,25 @@
           <w:sdtContent>
             <w:tc>
               <w:tcPr>
-                <w:tcW w:w="406" w:type="pct"/>
+                <w:tcW w:w="584" w:type="pct"/>
               </w:tcPr>
               <w:p>
                 <w:pPr>
                   <w:pStyle w:val="BCLabel"/>
                   <w:spacing w:before="160" w:after="80"/>
                 </w:pPr>
+                <w:proofErr w:type="spellStart"/>
                 <w:r>
                   <w:t>TotalsCaption</w:t>
                 </w:r>
+                <w:proofErr w:type="spellEnd"/>
               </w:p>
             </w:tc>
           </w:sdtContent>
         </w:sdt>
         <w:tc>
           <w:tcPr>
-            <w:tcW w:w="586" w:type="pct"/>
+            <w:tcW w:w="613" w:type="pct"/>
           </w:tcPr>
           <w:p>
             <w:pPr>
@@ -1335,7 +1484,7 @@
         </w:tc>
         <w:tc>
           <w:tcPr>
-            <w:tcW w:w="554" w:type="pct"/>
+            <w:tcW w:w="614" w:type="pct"/>
           </w:tcPr>
           <w:p>
             <w:pPr>
@@ -1350,7 +1499,7 @@
             <w:tag w:val="#Nav: Salesperson_Commission/115"/>
             <w:id w:val="2138451167"/>
             <w:placeholder>
-              <w:docPart w:val="4694C1BB7AE949D28BF5D212C93F9C2E"/>
+              <w:docPart w:val="DefaultPlaceholder_-1854013440"/>
             </w:placeholder>
             <w:dataBinding w:prefixMappings="xmlns:ns0='urn:microsoft-dynamics-nav/reports/Salesperson_Commission/115/'" w:xpath="/ns0:NavWordReportXmlPart[1]/ns0:Totals[1]/ns0:Totals_Sales[1]" w:storeItemID="{79D6D75F-D29A-40D3-A819-B215617F17D6}"/>
             <w:text/>
@@ -1358,7 +1507,7 @@
           <w:sdtContent>
             <w:tc>
               <w:tcPr>
-                <w:tcW w:w="481" w:type="pct"/>
+                <w:tcW w:w="614" w:type="pct"/>
               </w:tcPr>
               <w:p>
                 <w:pPr>
@@ -1366,9 +1515,11 @@
                   <w:spacing w:before="160" w:after="80"/>
                   <w:jc w:val="right"/>
                 </w:pPr>
+                <w:proofErr w:type="spellStart"/>
                 <w:r>
                   <w:t>Totals_Sales</w:t>
                 </w:r>
+                <w:proofErr w:type="spellEnd"/>
               </w:p>
             </w:tc>
           </w:sdtContent>
@@ -1379,7 +1530,7 @@
             <w:tag w:val="#Nav: Salesperson_Commission/115"/>
             <w:id w:val="1106469660"/>
             <w:placeholder>
-              <w:docPart w:val="4694C1BB7AE949D28BF5D212C93F9C2E"/>
+              <w:docPart w:val="DefaultPlaceholder_-1854013440"/>
             </w:placeholder>
             <w:dataBinding w:prefixMappings="xmlns:ns0='urn:microsoft-dynamics-nav/reports/Salesperson_Commission/115/'" w:xpath="/ns0:NavWordReportXmlPart[1]/ns0:Totals[1]/ns0:Totals_Profit[1]" w:storeItemID="{79D6D75F-D29A-40D3-A819-B215617F17D6}"/>
             <w:text/>
@@ -1387,7 +1538,7 @@
           <w:sdtContent>
             <w:tc>
               <w:tcPr>
-                <w:tcW w:w="473" w:type="pct"/>
+                <w:tcW w:w="555" w:type="pct"/>
               </w:tcPr>
               <w:p>
                 <w:pPr>
@@ -1395,9 +1546,11 @@
                   <w:spacing w:before="160" w:after="80"/>
                   <w:jc w:val="right"/>
                 </w:pPr>
+                <w:proofErr w:type="spellStart"/>
                 <w:r>
                   <w:t>Totals_Profit</w:t>
                 </w:r>
+                <w:proofErr w:type="spellEnd"/>
               </w:p>
             </w:tc>
           </w:sdtContent>
@@ -1408,7 +1561,7 @@
             <w:tag w:val="#Nav: Salesperson_Commission/115"/>
             <w:id w:val="2062752820"/>
             <w:placeholder>
-              <w:docPart w:val="4694C1BB7AE949D28BF5D212C93F9C2E"/>
+              <w:docPart w:val="DefaultPlaceholder_-1854013440"/>
             </w:placeholder>
             <w:dataBinding w:prefixMappings="xmlns:ns0='urn:microsoft-dynamics-nav/reports/Salesperson_Commission/115/'" w:xpath="/ns0:NavWordReportXmlPart[1]/ns0:Totals[1]/ns0:Totals_AdjProfit[1]" w:storeItemID="{79D6D75F-D29A-40D3-A819-B215617F17D6}"/>
             <w:text/>
@@ -1416,7 +1569,7 @@
           <w:sdtContent>
             <w:tc>
               <w:tcPr>
-                <w:tcW w:w="473" w:type="pct"/>
+                <w:tcW w:w="380" w:type="pct"/>
               </w:tcPr>
               <w:p>
                 <w:pPr>
@@ -1437,7 +1590,7 @@
             <w:tag w:val="#Nav: Salesperson_Commission/115"/>
             <w:id w:val="-1037499563"/>
             <w:placeholder>
-              <w:docPart w:val="4694C1BB7AE949D28BF5D212C93F9C2E"/>
+              <w:docPart w:val="DefaultPlaceholder_-1854013440"/>
             </w:placeholder>
             <w:dataBinding w:prefixMappings="xmlns:ns0='urn:microsoft-dynamics-nav/reports/Salesperson_Commission/115/'" w:xpath="/ns0:NavWordReportXmlPart[1]/ns0:Totals[1]/ns0:Totals_SalesCommission[1]" w:storeItemID="{79D6D75F-D29A-40D3-A819-B215617F17D6}"/>
             <w:text/>
@@ -1445,7 +1598,7 @@
           <w:sdtContent>
             <w:tc>
               <w:tcPr>
-                <w:tcW w:w="676" w:type="pct"/>
+                <w:tcW w:w="526" w:type="pct"/>
               </w:tcPr>
               <w:p>
                 <w:pPr>
@@ -1453,9 +1606,11 @@
                   <w:spacing w:before="160" w:after="80"/>
                   <w:jc w:val="right"/>
                 </w:pPr>
+                <w:proofErr w:type="spellStart"/>
                 <w:r>
                   <w:t>Totals_SalesCommission</w:t>
                 </w:r>
+                <w:proofErr w:type="spellEnd"/>
               </w:p>
             </w:tc>
           </w:sdtContent>
@@ -1466,7 +1621,7 @@
             <w:tag w:val="#Nav: Salesperson_Commission/115"/>
             <w:id w:val="1499311762"/>
             <w:placeholder>
-              <w:docPart w:val="4694C1BB7AE949D28BF5D212C93F9C2E"/>
+              <w:docPart w:val="DefaultPlaceholder_-1854013440"/>
             </w:placeholder>
             <w:dataBinding w:prefixMappings="xmlns:ns0='urn:microsoft-dynamics-nav/reports/Salesperson_Commission/115/'" w:xpath="/ns0:NavWordReportXmlPart[1]/ns0:Totals[1]/ns0:Totals_ProfitCommission[1]" w:storeItemID="{79D6D75F-D29A-40D3-A819-B215617F17D6}"/>
             <w:text/>
@@ -1474,7 +1629,7 @@
           <w:sdtContent>
             <w:tc>
               <w:tcPr>
-                <w:tcW w:w="675" w:type="pct"/>
+                <w:tcW w:w="526" w:type="pct"/>
               </w:tcPr>
               <w:p>
                 <w:pPr>
@@ -1482,9 +1637,11 @@
                   <w:spacing w:before="160" w:after="80"/>
                   <w:jc w:val="right"/>
                 </w:pPr>
+                <w:proofErr w:type="spellStart"/>
                 <w:r>
                   <w:t>Totals_ProfitCommission</w:t>
                 </w:r>
+                <w:proofErr w:type="spellEnd"/>
               </w:p>
             </w:tc>
           </w:sdtContent>
@@ -1495,7 +1652,7 @@
             <w:tag w:val="#Nav: Salesperson_Commission/115"/>
             <w:id w:val="-1566799544"/>
             <w:placeholder>
-              <w:docPart w:val="4694C1BB7AE949D28BF5D212C93F9C2E"/>
+              <w:docPart w:val="DefaultPlaceholder_-1854013440"/>
             </w:placeholder>
             <w:dataBinding w:prefixMappings="xmlns:ns0='urn:microsoft-dynamics-nav/reports/Salesperson_Commission/115/'" w:xpath="/ns0:NavWordReportXmlPart[1]/ns0:Totals[1]/ns0:Totals_AdjProfitCommission[1]" w:storeItemID="{79D6D75F-D29A-40D3-A819-B215617F17D6}"/>
             <w:text/>
@@ -1503,7 +1660,7 @@
           <w:sdtContent>
             <w:tc>
               <w:tcPr>
-                <w:tcW w:w="676" w:type="pct"/>
+                <w:tcW w:w="587" w:type="pct"/>
               </w:tcPr>
               <w:p>
                 <w:pPr>
@@ -1511,9 +1668,11 @@
                   <w:spacing w:before="160" w:after="80"/>
                   <w:jc w:val="right"/>
                 </w:pPr>
+                <w:proofErr w:type="spellStart"/>
                 <w:r>
                   <w:t>Totals_AdjProfitCommission</w:t>
                 </w:r>
+                <w:proofErr w:type="spellEnd"/>
               </w:p>
             </w:tc>
           </w:sdtContent>
@@ -1522,12 +1681,6 @@
     </w:tbl>
     <w:p/>
     <w:sectPr>
-      <w:headerReference w:type="even" r:id="rId8"/>
-      <w:headerReference w:type="default" r:id="rId9"/>
-      <w:footerReference w:type="even" r:id="rId10"/>
-      <w:footerReference w:type="default" r:id="rId11"/>
-      <w:headerReference w:type="first" r:id="rId12"/>
-      <w:footerReference w:type="first" r:id="rId13"/>
       <w:pgSz w:w="16838" w:h="11906" w:orient="landscape"/>
       <w:pgMar w:top="720" w:right="720" w:bottom="720" w:left="720" w:header="425" w:footer="708" w:gutter="0"/>
       <w:cols w:space="708"/>
@@ -1562,36 +1715,6 @@
 </w:endnotes>
 </file>
 
-<file path=word/footer1.xml><?xml version="1.0" encoding="utf-8"?>
-<w:ftr xmlns:wpc="http://schemas.microsoft.com/office/word/2010/wordprocessingCanvas" xmlns:cx="http://schemas.microsoft.com/office/drawing/2014/chartex" xmlns:cx1="http://schemas.microsoft.com/office/drawing/2015/9/8/chartex" xmlns:cx2="http://schemas.microsoft.com/office/drawing/2015/10/21/chartex" xmlns:cx3="http://schemas.microsoft.com/office/drawing/2016/5/9/chartex" xmlns:cx4="http://schemas.microsoft.com/office/drawing/2016/5/10/chartex" xmlns:cx5="http://schemas.microsoft.com/office/drawing/2016/5/11/chartex" xmlns:cx6="http://schemas.microsoft.com/office/drawing/2016/5/12/chartex" xmlns:cx7="http://schemas.microsoft.com/office/drawing/2016/5/13/chartex" xmlns:cx8="http://schemas.microsoft.com/office/drawing/2016/5/14/chartex" xmlns:mc="http://schemas.openxmlformats.org/markup-compatibility/2006" xmlns:aink="http://schemas.microsoft.com/office/drawing/2016/ink" xmlns:am3d="http://schemas.microsoft.com/office/drawing/2017/model3d" xmlns:o="urn:schemas-microsoft-com:office:office" xmlns:oel="http://schemas.microsoft.com/office/2019/extlst" xmlns:r="http://schemas.openxmlformats.org/officeDocument/2006/relationships" xmlns:m="http://schemas.openxmlformats.org/officeDocument/2006/math" xmlns:v="urn:schemas-microsoft-com:vml" xmlns:wp14="http://schemas.microsoft.com/office/word/2010/wordprocessingDrawing" xmlns:wp="http://schemas.openxmlformats.org/drawingml/2006/wordprocessingDrawing" xmlns:w10="urn:schemas-microsoft-com:office:word" xmlns:w="http://schemas.openxmlformats.org/wordprocessingml/2006/main" xmlns:w14="http://schemas.microsoft.com/office/word/2010/wordml" xmlns:w15="http://schemas.microsoft.com/office/word/2012/wordml" xmlns:w16cei="http://schemas.microsoft.com/office/word/2026/wordml/cei" xmlns:w16cex="http://schemas.microsoft.com/office/word/2018/wordml/cex" xmlns:w16cid="http://schemas.microsoft.com/office/word/2016/wordml/cid" xmlns:w16="http://schemas.microsoft.com/office/word/2018/wordml" xmlns:w16du="http://schemas.microsoft.com/office/word/2023/wordml/word16du" xmlns:w16sdtdh="http://schemas.microsoft.com/office/word/2020/wordml/sdtdatahash" xmlns:w16sdtfl="http://schemas.microsoft.com/office/word/2024/wordml/sdtformatlock" xmlns:w16se="http://schemas.microsoft.com/office/word/2015/wordml/symex" xmlns:wpg="http://schemas.microsoft.com/office/word/2010/wordprocessingGroup" xmlns:wpi="http://schemas.microsoft.com/office/word/2010/wordprocessingInk" xmlns:wne="http://schemas.microsoft.com/office/word/2006/wordml" xmlns:wps="http://schemas.microsoft.com/office/word/2010/wordprocessingShape" mc:Ignorable="w14 w15 w16se w16cid w16 w16cex w16sdtdh w16sdtfl w16du wp14">
-  <w:p>
-    <w:pPr>
-      <w:pStyle w:val="Footer"/>
-    </w:pPr>
-  </w:p>
-</w:ftr>
-</file>
-
-<file path=word/footer2.xml><?xml version="1.0" encoding="utf-8"?>
-<w:ftr xmlns:wpc="http://schemas.microsoft.com/office/word/2010/wordprocessingCanvas" xmlns:cx="http://schemas.microsoft.com/office/drawing/2014/chartex" xmlns:cx1="http://schemas.microsoft.com/office/drawing/2015/9/8/chartex" xmlns:cx2="http://schemas.microsoft.com/office/drawing/2015/10/21/chartex" xmlns:cx3="http://schemas.microsoft.com/office/drawing/2016/5/9/chartex" xmlns:cx4="http://schemas.microsoft.com/office/drawing/2016/5/10/chartex" xmlns:cx5="http://schemas.microsoft.com/office/drawing/2016/5/11/chartex" xmlns:cx6="http://schemas.microsoft.com/office/drawing/2016/5/12/chartex" xmlns:cx7="http://schemas.microsoft.com/office/drawing/2016/5/13/chartex" xmlns:cx8="http://schemas.microsoft.com/office/drawing/2016/5/14/chartex" xmlns:mc="http://schemas.openxmlformats.org/markup-compatibility/2006" xmlns:aink="http://schemas.microsoft.com/office/drawing/2016/ink" xmlns:am3d="http://schemas.microsoft.com/office/drawing/2017/model3d" xmlns:o="urn:schemas-microsoft-com:office:office" xmlns:oel="http://schemas.microsoft.com/office/2019/extlst" xmlns:r="http://schemas.openxmlformats.org/officeDocument/2006/relationships" xmlns:m="http://schemas.openxmlformats.org/officeDocument/2006/math" xmlns:v="urn:schemas-microsoft-com:vml" xmlns:wp14="http://schemas.microsoft.com/office/word/2010/wordprocessingDrawing" xmlns:wp="http://schemas.openxmlformats.org/drawingml/2006/wordprocessingDrawing" xmlns:w10="urn:schemas-microsoft-com:office:word" xmlns:w="http://schemas.openxmlformats.org/wordprocessingml/2006/main" xmlns:w14="http://schemas.microsoft.com/office/word/2010/wordml" xmlns:w15="http://schemas.microsoft.com/office/word/2012/wordml" xmlns:w16cei="http://schemas.microsoft.com/office/word/2026/wordml/cei" xmlns:w16cex="http://schemas.microsoft.com/office/word/2018/wordml/cex" xmlns:w16cid="http://schemas.microsoft.com/office/word/2016/wordml/cid" xmlns:w16="http://schemas.microsoft.com/office/word/2018/wordml" xmlns:w16du="http://schemas.microsoft.com/office/word/2023/wordml/word16du" xmlns:w16sdtdh="http://schemas.microsoft.com/office/word/2020/wordml/sdtdatahash" xmlns:w16sdtfl="http://schemas.microsoft.com/office/word/2024/wordml/sdtformatlock" xmlns:w16se="http://schemas.microsoft.com/office/word/2015/wordml/symex" xmlns:wpg="http://schemas.microsoft.com/office/word/2010/wordprocessingGroup" xmlns:wpi="http://schemas.microsoft.com/office/word/2010/wordprocessingInk" xmlns:wne="http://schemas.microsoft.com/office/word/2006/wordml" xmlns:wps="http://schemas.microsoft.com/office/word/2010/wordprocessingShape" mc:Ignorable="w14 w15 w16se w16cid w16 w16cex w16sdtdh w16sdtfl w16du wp14">
-  <w:p>
-    <w:pPr>
-      <w:pStyle w:val="Footer"/>
-    </w:pPr>
-  </w:p>
-</w:ftr>
-</file>
-
-<file path=word/footer3.xml><?xml version="1.0" encoding="utf-8"?>
-<w:ftr xmlns:wpc="http://schemas.microsoft.com/office/word/2010/wordprocessingCanvas" xmlns:cx="http://schemas.microsoft.com/office/drawing/2014/chartex" xmlns:cx1="http://schemas.microsoft.com/office/drawing/2015/9/8/chartex" xmlns:cx2="http://schemas.microsoft.com/office/drawing/2015/10/21/chartex" xmlns:cx3="http://schemas.microsoft.com/office/drawing/2016/5/9/chartex" xmlns:cx4="http://schemas.microsoft.com/office/drawing/2016/5/10/chartex" xmlns:cx5="http://schemas.microsoft.com/office/drawing/2016/5/11/chartex" xmlns:cx6="http://schemas.microsoft.com/office/drawing/2016/5/12/chartex" xmlns:cx7="http://schemas.microsoft.com/office/drawing/2016/5/13/chartex" xmlns:cx8="http://schemas.microsoft.com/office/drawing/2016/5/14/chartex" xmlns:mc="http://schemas.openxmlformats.org/markup-compatibility/2006" xmlns:aink="http://schemas.microsoft.com/office/drawing/2016/ink" xmlns:am3d="http://schemas.microsoft.com/office/drawing/2017/model3d" xmlns:o="urn:schemas-microsoft-com:office:office" xmlns:oel="http://schemas.microsoft.com/office/2019/extlst" xmlns:r="http://schemas.openxmlformats.org/officeDocument/2006/relationships" xmlns:m="http://schemas.openxmlformats.org/officeDocument/2006/math" xmlns:v="urn:schemas-microsoft-com:vml" xmlns:wp14="http://schemas.microsoft.com/office/word/2010/wordprocessingDrawing" xmlns:wp="http://schemas.openxmlformats.org/drawingml/2006/wordprocessingDrawing" xmlns:w10="urn:schemas-microsoft-com:office:word" xmlns:w="http://schemas.openxmlformats.org/wordprocessingml/2006/main" xmlns:w14="http://schemas.microsoft.com/office/word/2010/wordml" xmlns:w15="http://schemas.microsoft.com/office/word/2012/wordml" xmlns:w16cei="http://schemas.microsoft.com/office/word/2026/wordml/cei" xmlns:w16cex="http://schemas.microsoft.com/office/word/2018/wordml/cex" xmlns:w16cid="http://schemas.microsoft.com/office/word/2016/wordml/cid" xmlns:w16="http://schemas.microsoft.com/office/word/2018/wordml" xmlns:w16du="http://schemas.microsoft.com/office/word/2023/wordml/word16du" xmlns:w16sdtdh="http://schemas.microsoft.com/office/word/2020/wordml/sdtdatahash" xmlns:w16sdtfl="http://schemas.microsoft.com/office/word/2024/wordml/sdtformatlock" xmlns:w16se="http://schemas.microsoft.com/office/word/2015/wordml/symex" xmlns:wpg="http://schemas.microsoft.com/office/word/2010/wordprocessingGroup" xmlns:wpi="http://schemas.microsoft.com/office/word/2010/wordprocessingInk" xmlns:wne="http://schemas.microsoft.com/office/word/2006/wordml" xmlns:wps="http://schemas.microsoft.com/office/word/2010/wordprocessingShape" mc:Ignorable="w14 w15 w16se w16cid w16 w16cex w16sdtdh w16sdtfl w16du wp14">
-  <w:p>
-    <w:pPr>
-      <w:pStyle w:val="Footer"/>
-    </w:pPr>
-  </w:p>
-</w:ftr>
-</file>
-
 <file path=word/footnotes.xml><?xml version="1.0" encoding="utf-8"?>
 <w:footnotes xmlns:wpc="http://schemas.microsoft.com/office/word/2010/wordprocessingCanvas" xmlns:cx="http://schemas.microsoft.com/office/drawing/2014/chartex" xmlns:cx1="http://schemas.microsoft.com/office/drawing/2015/9/8/chartex" xmlns:cx2="http://schemas.microsoft.com/office/drawing/2015/10/21/chartex" xmlns:cx3="http://schemas.microsoft.com/office/drawing/2016/5/9/chartex" xmlns:cx4="http://schemas.microsoft.com/office/drawing/2016/5/10/chartex" xmlns:cx5="http://schemas.microsoft.com/office/drawing/2016/5/11/chartex" xmlns:cx6="http://schemas.microsoft.com/office/drawing/2016/5/12/chartex" xmlns:cx7="http://schemas.microsoft.com/office/drawing/2016/5/13/chartex" xmlns:cx8="http://schemas.microsoft.com/office/drawing/2016/5/14/chartex" xmlns:mc="http://schemas.openxmlformats.org/markup-compatibility/2006" xmlns:aink="http://schemas.microsoft.com/office/drawing/2016/ink" xmlns:am3d="http://schemas.microsoft.com/office/drawing/2017/model3d" xmlns:o="urn:schemas-microsoft-com:office:office" xmlns:oel="http://schemas.microsoft.com/office/2019/extlst" xmlns:r="http://schemas.openxmlformats.org/officeDocument/2006/relationships" xmlns:m="http://schemas.openxmlformats.org/officeDocument/2006/math" xmlns:v="urn:schemas-microsoft-com:vml" xmlns:wp14="http://schemas.microsoft.com/office/word/2010/wordprocessingDrawing" xmlns:wp="http://schemas.openxmlformats.org/drawingml/2006/wordprocessingDrawing" xmlns:w10="urn:schemas-microsoft-com:office:word" xmlns:w="http://schemas.openxmlformats.org/wordprocessingml/2006/main" xmlns:w14="http://schemas.microsoft.com/office/word/2010/wordml" xmlns:w15="http://schemas.microsoft.com/office/word/2012/wordml" xmlns:w16cei="http://schemas.microsoft.com/office/word/2026/wordml/cei" xmlns:w16cex="http://schemas.microsoft.com/office/word/2018/wordml/cex" xmlns:w16cid="http://schemas.microsoft.com/office/word/2016/wordml/cid" xmlns:w16="http://schemas.microsoft.com/office/word/2018/wordml" xmlns:w16du="http://schemas.microsoft.com/office/word/2023/wordml/word16du" xmlns:w16sdtdh="http://schemas.microsoft.com/office/word/2020/wordml/sdtdatahash" xmlns:w16sdtfl="http://schemas.microsoft.com/office/word/2024/wordml/sdtformatlock" xmlns:w16se="http://schemas.microsoft.com/office/word/2015/wordml/symex" xmlns:wpg="http://schemas.microsoft.com/office/word/2010/wordprocessingGroup" xmlns:wpi="http://schemas.microsoft.com/office/word/2010/wordprocessingInk" xmlns:wne="http://schemas.microsoft.com/office/word/2006/wordml" xmlns:wps="http://schemas.microsoft.com/office/word/2010/wordprocessingShape" mc:Ignorable="w14 w15 w16se w16cid w16 w16cex w16sdtdh w16sdtfl w16du wp14">
   <w:footnote w:type="separator" w:id="-1">
@@ -1615,36 +1738,6 @@
     </w:p>
   </w:footnote>
 </w:footnotes>
-</file>
-
-<file path=word/header1.xml><?xml version="1.0" encoding="utf-8"?>
-<w:hdr xmlns:wpc="http://schemas.microsoft.com/office/word/2010/wordprocessingCanvas" xmlns:cx="http://schemas.microsoft.com/office/drawing/2014/chartex" xmlns:cx1="http://schemas.microsoft.com/office/drawing/2015/9/8/chartex" xmlns:cx2="http://schemas.microsoft.com/office/drawing/2015/10/21/chartex" xmlns:cx3="http://schemas.microsoft.com/office/drawing/2016/5/9/chartex" xmlns:cx4="http://schemas.microsoft.com/office/drawing/2016/5/10/chartex" xmlns:cx5="http://schemas.microsoft.com/office/drawing/2016/5/11/chartex" xmlns:cx6="http://schemas.microsoft.com/office/drawing/2016/5/12/chartex" xmlns:cx7="http://schemas.microsoft.com/office/drawing/2016/5/13/chartex" xmlns:cx8="http://schemas.microsoft.com/office/drawing/2016/5/14/chartex" xmlns:mc="http://schemas.openxmlformats.org/markup-compatibility/2006" xmlns:aink="http://schemas.microsoft.com/office/drawing/2016/ink" xmlns:am3d="http://schemas.microsoft.com/office/drawing/2017/model3d" xmlns:o="urn:schemas-microsoft-com:office:office" xmlns:oel="http://schemas.microsoft.com/office/2019/extlst" xmlns:r="http://schemas.openxmlformats.org/officeDocument/2006/relationships" xmlns:m="http://schemas.openxmlformats.org/officeDocument/2006/math" xmlns:v="urn:schemas-microsoft-com:vml" xmlns:wp14="http://schemas.microsoft.com/office/word/2010/wordprocessingDrawing" xmlns:wp="http://schemas.openxmlformats.org/drawingml/2006/wordprocessingDrawing" xmlns:w10="urn:schemas-microsoft-com:office:word" xmlns:w="http://schemas.openxmlformats.org/wordprocessingml/2006/main" xmlns:w14="http://schemas.microsoft.com/office/word/2010/wordml" xmlns:w15="http://schemas.microsoft.com/office/word/2012/wordml" xmlns:w16cei="http://schemas.microsoft.com/office/word/2026/wordml/cei" xmlns:w16cex="http://schemas.microsoft.com/office/word/2018/wordml/cex" xmlns:w16cid="http://schemas.microsoft.com/office/word/2016/wordml/cid" xmlns:w16="http://schemas.microsoft.com/office/word/2018/wordml" xmlns:w16du="http://schemas.microsoft.com/office/word/2023/wordml/word16du" xmlns:w16sdtdh="http://schemas.microsoft.com/office/word/2020/wordml/sdtdatahash" xmlns:w16sdtfl="http://schemas.microsoft.com/office/word/2024/wordml/sdtformatlock" xmlns:w16se="http://schemas.microsoft.com/office/word/2015/wordml/symex" xmlns:wpg="http://schemas.microsoft.com/office/word/2010/wordprocessingGroup" xmlns:wpi="http://schemas.microsoft.com/office/word/2010/wordprocessingInk" xmlns:wne="http://schemas.microsoft.com/office/word/2006/wordml" xmlns:wps="http://schemas.microsoft.com/office/word/2010/wordprocessingShape" mc:Ignorable="w14 w15 w16se w16cid w16 w16cex w16sdtdh w16sdtfl w16du wp14">
-  <w:p>
-    <w:pPr>
-      <w:pStyle w:val="Header"/>
-    </w:pPr>
-  </w:p>
-</w:hdr>
-</file>
-
-<file path=word/header2.xml><?xml version="1.0" encoding="utf-8"?>
-<w:hdr xmlns:wpc="http://schemas.microsoft.com/office/word/2010/wordprocessingCanvas" xmlns:cx="http://schemas.microsoft.com/office/drawing/2014/chartex" xmlns:cx1="http://schemas.microsoft.com/office/drawing/2015/9/8/chartex" xmlns:cx2="http://schemas.microsoft.com/office/drawing/2015/10/21/chartex" xmlns:cx3="http://schemas.microsoft.com/office/drawing/2016/5/9/chartex" xmlns:cx4="http://schemas.microsoft.com/office/drawing/2016/5/10/chartex" xmlns:cx5="http://schemas.microsoft.com/office/drawing/2016/5/11/chartex" xmlns:cx6="http://schemas.microsoft.com/office/drawing/2016/5/12/chartex" xmlns:cx7="http://schemas.microsoft.com/office/drawing/2016/5/13/chartex" xmlns:cx8="http://schemas.microsoft.com/office/drawing/2016/5/14/chartex" xmlns:mc="http://schemas.openxmlformats.org/markup-compatibility/2006" xmlns:aink="http://schemas.microsoft.com/office/drawing/2016/ink" xmlns:am3d="http://schemas.microsoft.com/office/drawing/2017/model3d" xmlns:o="urn:schemas-microsoft-com:office:office" xmlns:oel="http://schemas.microsoft.com/office/2019/extlst" xmlns:r="http://schemas.openxmlformats.org/officeDocument/2006/relationships" xmlns:m="http://schemas.openxmlformats.org/officeDocument/2006/math" xmlns:v="urn:schemas-microsoft-com:vml" xmlns:wp14="http://schemas.microsoft.com/office/word/2010/wordprocessingDrawing" xmlns:wp="http://schemas.openxmlformats.org/drawingml/2006/wordprocessingDrawing" xmlns:w10="urn:schemas-microsoft-com:office:word" xmlns:w="http://schemas.openxmlformats.org/wordprocessingml/2006/main" xmlns:w14="http://schemas.microsoft.com/office/word/2010/wordml" xmlns:w15="http://schemas.microsoft.com/office/word/2012/wordml" xmlns:w16cei="http://schemas.microsoft.com/office/word/2026/wordml/cei" xmlns:w16cex="http://schemas.microsoft.com/office/word/2018/wordml/cex" xmlns:w16cid="http://schemas.microsoft.com/office/word/2016/wordml/cid" xmlns:w16="http://schemas.microsoft.com/office/word/2018/wordml" xmlns:w16du="http://schemas.microsoft.com/office/word/2023/wordml/word16du" xmlns:w16sdtdh="http://schemas.microsoft.com/office/word/2020/wordml/sdtdatahash" xmlns:w16sdtfl="http://schemas.microsoft.com/office/word/2024/wordml/sdtformatlock" xmlns:w16se="http://schemas.microsoft.com/office/word/2015/wordml/symex" xmlns:wpg="http://schemas.microsoft.com/office/word/2010/wordprocessingGroup" xmlns:wpi="http://schemas.microsoft.com/office/word/2010/wordprocessingInk" xmlns:wne="http://schemas.microsoft.com/office/word/2006/wordml" xmlns:wps="http://schemas.microsoft.com/office/word/2010/wordprocessingShape" mc:Ignorable="w14 w15 w16se w16cid w16 w16cex w16sdtdh w16sdtfl w16du wp14">
-  <w:p>
-    <w:pPr>
-      <w:pStyle w:val="Header"/>
-    </w:pPr>
-  </w:p>
-</w:hdr>
-</file>
-
-<file path=word/header3.xml><?xml version="1.0" encoding="utf-8"?>
-<w:hdr xmlns:wpc="http://schemas.microsoft.com/office/word/2010/wordprocessingCanvas" xmlns:cx="http://schemas.microsoft.com/office/drawing/2014/chartex" xmlns:cx1="http://schemas.microsoft.com/office/drawing/2015/9/8/chartex" xmlns:cx2="http://schemas.microsoft.com/office/drawing/2015/10/21/chartex" xmlns:cx3="http://schemas.microsoft.com/office/drawing/2016/5/9/chartex" xmlns:cx4="http://schemas.microsoft.com/office/drawing/2016/5/10/chartex" xmlns:cx5="http://schemas.microsoft.com/office/drawing/2016/5/11/chartex" xmlns:cx6="http://schemas.microsoft.com/office/drawing/2016/5/12/chartex" xmlns:cx7="http://schemas.microsoft.com/office/drawing/2016/5/13/chartex" xmlns:cx8="http://schemas.microsoft.com/office/drawing/2016/5/14/chartex" xmlns:mc="http://schemas.openxmlformats.org/markup-compatibility/2006" xmlns:aink="http://schemas.microsoft.com/office/drawing/2016/ink" xmlns:am3d="http://schemas.microsoft.com/office/drawing/2017/model3d" xmlns:o="urn:schemas-microsoft-com:office:office" xmlns:oel="http://schemas.microsoft.com/office/2019/extlst" xmlns:r="http://schemas.openxmlformats.org/officeDocument/2006/relationships" xmlns:m="http://schemas.openxmlformats.org/officeDocument/2006/math" xmlns:v="urn:schemas-microsoft-com:vml" xmlns:wp14="http://schemas.microsoft.com/office/word/2010/wordprocessingDrawing" xmlns:wp="http://schemas.openxmlformats.org/drawingml/2006/wordprocessingDrawing" xmlns:w10="urn:schemas-microsoft-com:office:word" xmlns:w="http://schemas.openxmlformats.org/wordprocessingml/2006/main" xmlns:w14="http://schemas.microsoft.com/office/word/2010/wordml" xmlns:w15="http://schemas.microsoft.com/office/word/2012/wordml" xmlns:w16cei="http://schemas.microsoft.com/office/word/2026/wordml/cei" xmlns:w16cex="http://schemas.microsoft.com/office/word/2018/wordml/cex" xmlns:w16cid="http://schemas.microsoft.com/office/word/2016/wordml/cid" xmlns:w16="http://schemas.microsoft.com/office/word/2018/wordml" xmlns:w16du="http://schemas.microsoft.com/office/word/2023/wordml/word16du" xmlns:w16sdtdh="http://schemas.microsoft.com/office/word/2020/wordml/sdtdatahash" xmlns:w16sdtfl="http://schemas.microsoft.com/office/word/2024/wordml/sdtformatlock" xmlns:w16se="http://schemas.microsoft.com/office/word/2015/wordml/symex" xmlns:wpg="http://schemas.microsoft.com/office/word/2010/wordprocessingGroup" xmlns:wpi="http://schemas.microsoft.com/office/word/2010/wordprocessingInk" xmlns:wne="http://schemas.microsoft.com/office/word/2006/wordml" xmlns:wps="http://schemas.microsoft.com/office/word/2010/wordprocessingShape" mc:Ignorable="w14 w15 w16se w16cid w16 w16cex w16sdtdh w16sdtfl w16du wp14">
-  <w:p>
-    <w:pPr>
-      <w:pStyle w:val="Header"/>
-    </w:pPr>
-  </w:p>
-</w:hdr>
 </file>
 
 <file path=word/styles.xml><?xml version="1.0" encoding="utf-8"?>
@@ -2507,6 +2600,116 @@
     </w:docPart>
     <w:docPart>
       <w:docPartPr>
+        <w:name w:val="536DCC6143E040A4A4E6F268AE35F587"/>
+        <w:category>
+          <w:name w:val="General"/>
+          <w:gallery w:val="placeholder"/>
+        </w:category>
+        <w:types>
+          <w:type w:val="bbPlcHdr"/>
+        </w:types>
+        <w:behaviors>
+          <w:behavior w:val="content"/>
+        </w:behaviors>
+        <w:guid w:val="{F5538DDF-D7F6-48A6-83BF-92BB7F988D89}"/>
+      </w:docPartPr>
+      <w:docPartBody>
+        <w:p>
+          <w:pPr>
+            <w:pStyle w:val="536DCC6143E040A4A4E6F268AE35F587"/>
+          </w:pPr>
+          <w:r>
+            <w:rPr>
+              <w:rStyle w:val="PlaceholderText"/>
+            </w:rPr>
+            <w:t>Click or tap here to enter text.</w:t>
+          </w:r>
+        </w:p>
+      </w:docPartBody>
+    </w:docPart>
+    <w:docPart>
+      <w:docPartPr>
+        <w:name w:val="14AFCE12967A4FEAB712D4384DF4A6EC"/>
+        <w:category>
+          <w:name w:val="General"/>
+          <w:gallery w:val="placeholder"/>
+        </w:category>
+        <w:types>
+          <w:type w:val="bbPlcHdr"/>
+        </w:types>
+        <w:behaviors>
+          <w:behavior w:val="content"/>
+        </w:behaviors>
+        <w:guid w:val="{87DDA533-FD0B-49EB-9374-E3EF0254CF1B}"/>
+      </w:docPartPr>
+      <w:docPartBody>
+        <w:p>
+          <w:pPr>
+            <w:pStyle w:val="14AFCE12967A4FEAB712D4384DF4A6EC"/>
+          </w:pPr>
+          <w:r>
+            <w:rPr>
+              <w:rStyle w:val="PlaceholderText"/>
+            </w:rPr>
+            <w:t>Click or tap here to enter text.</w:t>
+          </w:r>
+        </w:p>
+      </w:docPartBody>
+    </w:docPart>
+    <w:docPart>
+      <w:docPartPr>
+        <w:name w:val="DefaultPlaceholder_-1854013435"/>
+        <w:category>
+          <w:name w:val="General"/>
+          <w:gallery w:val="placeholder"/>
+        </w:category>
+        <w:types>
+          <w:type w:val="bbPlcHdr"/>
+        </w:types>
+        <w:behaviors>
+          <w:behavior w:val="content"/>
+        </w:behaviors>
+        <w:guid w:val="{BB73C24A-2E66-4C01-81BE-D485DBA59F3F}"/>
+      </w:docPartPr>
+      <w:docPartBody>
+        <w:p>
+          <w:r>
+            <w:rPr>
+              <w:rStyle w:val="PlaceholderText"/>
+            </w:rPr>
+            <w:t>Enter any content that you want to repeat, including other content controls. You can also insert this control around table rows in order to repeat parts of a table.</w:t>
+          </w:r>
+        </w:p>
+      </w:docPartBody>
+    </w:docPart>
+    <w:docPart>
+      <w:docPartPr>
+        <w:name w:val="472A6E72487B48CF8460CAA0E2656BBE"/>
+        <w:category>
+          <w:name w:val="General"/>
+          <w:gallery w:val="placeholder"/>
+        </w:category>
+        <w:types>
+          <w:type w:val="bbPlcHdr"/>
+        </w:types>
+        <w:behaviors>
+          <w:behavior w:val="content"/>
+        </w:behaviors>
+        <w:guid w:val="{52CB2D28-389D-413F-BD7D-C495A10A6FFF}"/>
+      </w:docPartPr>
+      <w:docPartBody>
+        <w:p>
+          <w:r>
+            <w:rPr>
+              <w:rStyle w:val="PlaceholderText"/>
+            </w:rPr>
+            <w:t>Insert a column here.</w:t>
+          </w:r>
+        </w:p>
+      </w:docPartBody>
+    </w:docPart>
+    <w:docPart>
+      <w:docPartPr>
         <w:name w:val="D4FA25303DEC43D187B714CD633DE2F0"/>
         <w:category>
           <w:name w:val="General"/>
@@ -2592,209 +2795,6 @@
         </w:p>
       </w:docPartBody>
     </w:docPart>
-    <w:docPart>
-      <w:docPartPr>
-        <w:name w:val="EF8E82C19BAF4D85B749A20A8EB318DB"/>
-        <w:category>
-          <w:name w:val="General"/>
-          <w:gallery w:val="placeholder"/>
-        </w:category>
-        <w:types>
-          <w:type w:val="bbPlcHdr"/>
-        </w:types>
-        <w:behaviors>
-          <w:behavior w:val="content"/>
-        </w:behaviors>
-        <w:guid w:val="{5CCE5837-8DDB-4369-B101-ABE1F8E919AA}"/>
-      </w:docPartPr>
-      <w:docPartBody>
-        <w:p>
-          <w:pPr>
-            <w:pStyle w:val="EF8E82C19BAF4D85B749A20A8EB318DB"/>
-          </w:pPr>
-          <w:r>
-            <w:rPr>
-              <w:rStyle w:val="PlaceholderText"/>
-            </w:rPr>
-            <w:t>Click or tap here to enter text.</w:t>
-          </w:r>
-        </w:p>
-      </w:docPartBody>
-    </w:docPart>
-    <w:docPart>
-      <w:docPartPr>
-        <w:name w:val="42C765542CCA40C08A9BFB6A2439400B"/>
-        <w:category>
-          <w:name w:val="General"/>
-          <w:gallery w:val="placeholder"/>
-        </w:category>
-        <w:types>
-          <w:type w:val="bbPlcHdr"/>
-        </w:types>
-        <w:behaviors>
-          <w:behavior w:val="content"/>
-        </w:behaviors>
-        <w:guid w:val="{A81969DE-903D-490D-A325-88D3C54BB8B3}"/>
-      </w:docPartPr>
-      <w:docPartBody>
-        <w:p>
-          <w:pPr>
-            <w:pStyle w:val="42C765542CCA40C08A9BFB6A2439400B"/>
-          </w:pPr>
-          <w:r>
-            <w:rPr>
-              <w:rStyle w:val="PlaceholderText"/>
-            </w:rPr>
-            <w:t>Click or tap here to enter text.</w:t>
-          </w:r>
-        </w:p>
-      </w:docPartBody>
-    </w:docPart>
-    <w:docPart>
-      <w:docPartPr>
-        <w:name w:val="3C63AE1A11D3401CBD9BD460336183DB"/>
-        <w:category>
-          <w:name w:val="General"/>
-          <w:gallery w:val="placeholder"/>
-        </w:category>
-        <w:types>
-          <w:type w:val="bbPlcHdr"/>
-        </w:types>
-        <w:behaviors>
-          <w:behavior w:val="content"/>
-        </w:behaviors>
-        <w:guid w:val="{3B8D7BC7-F924-4D1F-8C47-1E6DAA2850D9}"/>
-      </w:docPartPr>
-      <w:docPartBody>
-        <w:p>
-          <w:pPr>
-            <w:pStyle w:val="3C63AE1A11D3401CBD9BD460336183DB"/>
-          </w:pPr>
-          <w:r>
-            <w:rPr>
-              <w:rStyle w:val="PlaceholderText"/>
-            </w:rPr>
-            <w:t>Enter any content that you want to repeat, including other content controls. You can also insert this control around table rows in order to repeat parts of a table.</w:t>
-          </w:r>
-        </w:p>
-      </w:docPartBody>
-    </w:docPart>
-    <w:docPart>
-      <w:docPartPr>
-        <w:name w:val="F8D33987214F46D1995DEED6116BFD6D"/>
-        <w:category>
-          <w:name w:val="General"/>
-          <w:gallery w:val="placeholder"/>
-        </w:category>
-        <w:types>
-          <w:type w:val="bbPlcHdr"/>
-        </w:types>
-        <w:behaviors>
-          <w:behavior w:val="content"/>
-        </w:behaviors>
-        <w:guid w:val="{2F3F2341-F44C-4CD4-878F-CD2ED0DC19DE}"/>
-      </w:docPartPr>
-      <w:docPartBody>
-        <w:p>
-          <w:pPr>
-            <w:pStyle w:val="F8D33987214F46D1995DEED6116BFD6D"/>
-          </w:pPr>
-          <w:r>
-            <w:rPr>
-              <w:rStyle w:val="PlaceholderText"/>
-            </w:rPr>
-            <w:t>Click or tap here to enter text.</w:t>
-          </w:r>
-        </w:p>
-      </w:docPartBody>
-    </w:docPart>
-    <w:docPart>
-      <w:docPartPr>
-        <w:name w:val="C007553197DA46E1A05763C4BEC9A92C"/>
-        <w:category>
-          <w:name w:val="General"/>
-          <w:gallery w:val="placeholder"/>
-        </w:category>
-        <w:types>
-          <w:type w:val="bbPlcHdr"/>
-        </w:types>
-        <w:behaviors>
-          <w:behavior w:val="content"/>
-        </w:behaviors>
-        <w:guid w:val="{171EA75D-74FB-4284-BB39-3164338D47C7}"/>
-      </w:docPartPr>
-      <w:docPartBody>
-        <w:p>
-          <w:pPr>
-            <w:pStyle w:val="C007553197DA46E1A05763C4BEC9A92C"/>
-          </w:pPr>
-          <w:r>
-            <w:rPr>
-              <w:rStyle w:val="PlaceholderText"/>
-            </w:rPr>
-            <w:t>Insert a column here.</w:t>
-          </w:r>
-        </w:p>
-      </w:docPartBody>
-    </w:docPart>
-    <w:docPart>
-      <w:docPartPr>
-        <w:name w:val="CD57AD657FAE4044B3C4FF05BB35B155"/>
-        <w:category>
-          <w:name w:val="General"/>
-          <w:gallery w:val="placeholder"/>
-        </w:category>
-        <w:types>
-          <w:type w:val="bbPlcHdr"/>
-        </w:types>
-        <w:behaviors>
-          <w:behavior w:val="content"/>
-        </w:behaviors>
-        <w:guid w:val="{0742E14A-45E8-4B7A-8B35-D1ECF7C9E7C3}"/>
-      </w:docPartPr>
-      <w:docPartBody>
-        <w:p>
-          <w:pPr>
-            <w:pStyle w:val="CD57AD657FAE4044B3C4FF05BB35B155"/>
-          </w:pPr>
-          <w:r>
-            <w:rPr>
-              <w:rStyle w:val="PlaceholderText"/>
-            </w:rPr>
-            <w:t>Click or tap here to enter text.</w:t>
-          </w:r>
-        </w:p>
-      </w:docPartBody>
-    </w:docPart>
-    <w:docPart>
-      <w:docPartPr>
-        <w:name w:val="4694C1BB7AE949D28BF5D212C93F9C2E"/>
-        <w:category>
-          <w:name w:val="General"/>
-          <w:gallery w:val="placeholder"/>
-        </w:category>
-        <w:types>
-          <w:type w:val="bbPlcHdr"/>
-        </w:types>
-        <w:behaviors>
-          <w:behavior w:val="content"/>
-        </w:behaviors>
-        <w:guid w:val="{6F93CCA1-0E6F-49AD-AF47-B8D33D004FE2}"/>
-      </w:docPartPr>
-      <w:docPartBody>
-        <w:p>
-          <w:pPr>
-            <w:pStyle w:val="4694C1BB7AE949D28BF5D212C93F9C2E"/>
-          </w:pPr>
-          <w:r>
-            <w:rPr>
-              <w:rStyle w:val="PlaceholderText"/>
-            </w:rPr>
-            <w:t>Click or tap here to enter text.</w:t>
-          </w:r>
-        </w:p>
-      </w:docPartBody>
-    </w:docPart>
   </w:docParts>
 </w:glossaryDocument>
 </file>
@@ -2827,7 +2827,6 @@
     <w:sig w:usb0="20000287" w:usb1="00000003" w:usb2="00000000" w:usb3="00000000" w:csb0="0000019F" w:csb1="00000000"/>
   </w:font>
   <w:font w:name="Yu Gothic Light">
-    <w:altName w:val="游ゴシック Light"/>
     <w:panose1 w:val="020B0300000000000000"/>
     <w:charset w:val="80"/>
     <w:family w:val="swiss"/>
@@ -2898,7 +2897,6 @@
     <w:rsid w:val="0065768B"/>
     <w:rsid w:val="00671292"/>
     <w:rsid w:val="00734B5C"/>
-    <w:rsid w:val="00753B56"/>
     <w:rsid w:val="007A75D3"/>
     <w:rsid w:val="00843CE7"/>
     <w:rsid w:val="0086264C"/>
@@ -2923,7 +2921,6 @@
     <w:rsid w:val="00A90DDD"/>
     <w:rsid w:val="00AB009F"/>
     <w:rsid w:val="00B622A0"/>
-    <w:rsid w:val="00B708D6"/>
     <w:rsid w:val="00B937F1"/>
     <w:rsid w:val="00BA0EB0"/>
     <w:rsid w:val="00BC655A"/>
@@ -2954,7 +2951,6 @@
     <w:rsid w:val="00FA5F85"/>
     <w:rsid w:val="00FD0E05"/>
     <w:rsid w:val="00FD2FE9"/>
-    <w:rsid w:val="00FF0EF8"/>
   </w:rsids>
   <m:mathPr>
     <m:mathFont m:val="Cambria Math"/>
@@ -3410,7 +3406,7 @@
     <w:basedOn w:val="DefaultParagraphFont"/>
     <w:uiPriority w:val="99"/>
     <w:semiHidden/>
-    <w:rsid w:val="00753B56"/>
+    <w:rsid w:val="00496827"/>
     <w:rPr>
       <w:color w:val="666666"/>
     </w:rPr>
@@ -3440,62 +3436,6 @@
   <w:style w:type="paragraph" w:customStyle="1" w:styleId="793DD4F9E4A244F6BC2FBD746EB895A8">
     <w:name w:val="793DD4F9E4A244F6BC2FBD746EB895A8"/>
     <w:rsid w:val="00496827"/>
-    <w:rPr>
-      <w:lang w:val="da-DK" w:eastAsia="da-DK"/>
-    </w:rPr>
-  </w:style>
-  <w:style w:type="paragraph" w:customStyle="1" w:styleId="EF8E82C19BAF4D85B749A20A8EB318DB">
-    <w:name w:val="EF8E82C19BAF4D85B749A20A8EB318DB"/>
-    <w:rsid w:val="00753B56"/>
-    <w:rPr>
-      <w:lang w:val="da-DK" w:eastAsia="da-DK"/>
-    </w:rPr>
-  </w:style>
-  <w:style w:type="paragraph" w:customStyle="1" w:styleId="42C765542CCA40C08A9BFB6A2439400B">
-    <w:name w:val="42C765542CCA40C08A9BFB6A2439400B"/>
-    <w:rsid w:val="00753B56"/>
-    <w:rPr>
-      <w:lang w:val="da-DK" w:eastAsia="da-DK"/>
-    </w:rPr>
-  </w:style>
-  <w:style w:type="paragraph" w:customStyle="1" w:styleId="3C63AE1A11D3401CBD9BD460336183DB">
-    <w:name w:val="3C63AE1A11D3401CBD9BD460336183DB"/>
-    <w:rsid w:val="00753B56"/>
-    <w:rPr>
-      <w:lang w:val="da-DK" w:eastAsia="da-DK"/>
-    </w:rPr>
-  </w:style>
-  <w:style w:type="paragraph" w:customStyle="1" w:styleId="0CB5377DEFE641B48598FA773D6788C9">
-    <w:name w:val="0CB5377DEFE641B48598FA773D6788C9"/>
-    <w:rsid w:val="00753B56"/>
-    <w:rPr>
-      <w:lang w:val="da-DK" w:eastAsia="da-DK"/>
-    </w:rPr>
-  </w:style>
-  <w:style w:type="paragraph" w:customStyle="1" w:styleId="F8D33987214F46D1995DEED6116BFD6D">
-    <w:name w:val="F8D33987214F46D1995DEED6116BFD6D"/>
-    <w:rsid w:val="00753B56"/>
-    <w:rPr>
-      <w:lang w:val="da-DK" w:eastAsia="da-DK"/>
-    </w:rPr>
-  </w:style>
-  <w:style w:type="paragraph" w:customStyle="1" w:styleId="C007553197DA46E1A05763C4BEC9A92C">
-    <w:name w:val="C007553197DA46E1A05763C4BEC9A92C"/>
-    <w:rsid w:val="00753B56"/>
-    <w:rPr>
-      <w:lang w:val="da-DK" w:eastAsia="da-DK"/>
-    </w:rPr>
-  </w:style>
-  <w:style w:type="paragraph" w:customStyle="1" w:styleId="CD57AD657FAE4044B3C4FF05BB35B155">
-    <w:name w:val="CD57AD657FAE4044B3C4FF05BB35B155"/>
-    <w:rsid w:val="00753B56"/>
-    <w:rPr>
-      <w:lang w:val="da-DK" w:eastAsia="da-DK"/>
-    </w:rPr>
-  </w:style>
-  <w:style w:type="paragraph" w:customStyle="1" w:styleId="4694C1BB7AE949D28BF5D212C93F9C2E">
-    <w:name w:val="4694C1BB7AE949D28BF5D212C93F9C2E"/>
-    <w:rsid w:val="00753B56"/>
     <w:rPr>
       <w:lang w:val="da-DK" w:eastAsia="da-DK"/>
     </w:rPr>
@@ -3830,9 +3770,6 @@
   <wetp:taskpane dockstate="right" visibility="0" width="350" row="0">
     <wetp:webextensionref xmlns:r="http://schemas.openxmlformats.org/officeDocument/2006/relationships" r:id="rId1"/>
   </wetp:taskpane>
-  <wetp:taskpane dockstate="right" visibility="0" width="350" row="2">
-    <wetp:webextensionref xmlns:r="http://schemas.openxmlformats.org/officeDocument/2006/relationships" r:id="rId2"/>
-  </wetp:taskpane>
 </wetp:taskpanes>
 </file>
 
@@ -3848,23 +3785,9 @@
 </we:webextension>
 </file>
 
-<file path=word/webextensions/webextension2.xml><?xml version="1.0" encoding="utf-8"?>
-<we:webextension xmlns:we="http://schemas.microsoft.com/office/webextensions/webextension/2010/11" id="{CEEAB722-D2A1-4F21-9BA3-240A31F4723E}">
-  <we:reference id="WA200010725" version="1.0.0.1" store="Omex" storeType="OMEX"/>
-  <we:alternateReferences>
-    <we:reference id="WA200010725" version="1.0.0.1" store="WA200010725" storeType="OMEX"/>
-  </we:alternateReferences>
-  <we:properties>
-    <we:property name="claude.fileId" value="&quot;6393a6b5-1a2a-4d24-b25c-6c5fd19fefc7&quot;"/>
-  </we:properties>
-  <we:bindings/>
-  <we:snapshot xmlns:r="http://schemas.openxmlformats.org/officeDocument/2006/relationships"/>
-</we:webextension>
-</file>
-
 <file path=customXml/item1.xml>��< ? x m l   v e r s i o n = " 1 . 0 "   e n c o d i n g = " u t f - 1 6 " ? >   
- < N a v W o r d R e p o r t X m l P a r t   x m l n s = " u r n : m i c r o s o f t - d y n a m i c s - n a v / r e p o r t s / S a l e s p e r s o n _ C o m m i s s i o n / 1 1 5 / " > + < N a v W o r d R e p o r t X m l P a r t   x m l n s = " u r n : m i c r o s o f t - d y n a m i c s - b u s i n e s s c e n t r a l / i n t e r n a l / e x t e n d e d / r e p o r t s / S a l e s p e r s o n _ C o m m i s s i o n / 1 1 5 / " >   
      < B C R e p o r t I n f o r m a t i o n >   
@@ -4012,185 +3935,255 @@
  
      < L a b e l s >   
-         < A b o u t T h e R e p o r t L a b e l > A b o u t T h e R e p o r t L a b e l < / A b o u t T h e R e p o r t L a b e l > - 
-         < A d j u s t e d P r o f i t C o m m i s s i o n L a b e l > A d j u s t e d P r o f i t C o m m i s s i o n L a b e l < / A d j u s t e d P r o f i t C o m m i s s i o n L a b e l > - 
-         < A d j u s t e d P r o f i t L a b e l > A d j u s t e d P r o f i t L a b e l < / A d j u s t e d P r o f i t L a b e l > - 
-         < A l l A m o u n t s A r e I n L C Y L a b e l > A l l A m o u n t s A r e I n L C Y L a b e l < / A l l A m o u n t s A r e I n L C Y L a b e l > - 
-         < C o m m i s s i o n P e r c e n t L a b e l > C o m m i s s i o n P e r c e n t L a b e l < / C o m m i s s i o n P e r c e n t L a b e l > - 
-         < C o m p a n y L a b e l > C o m p a n y L a b e l < / C o m p a n y L a b e l > - 
-         < C u s t o m e r N a m e L a b e l > C u s t o m e r N a m e L a b e l < / C u s t o m e r N a m e L a b e l > - 
-         < C u s t o m e r N o L a b e l > C u s t o m e r N o L a b e l < / C u s t o m e r N o L a b e l > - 
-         < D a t a R e t r i e v e d > D a t a R e t r i e v e d < / D a t a R e t r i e v e d > - 
-         < D o c u m e n t a t i o n L a b e l > D o c u m e n t a t i o n L a b e l < / D o c u m e n t a t i o n L a b e l > - 
-         < D o c u m e n t N o L a b e l > D o c u m e n t N o L a b e l < / D o c u m e n t N o L a b e l > - 
-         < E n v i r o n m e n t L a b e l > E n v i r o n m e n t L a b e l < / E n v i r o n m e n t L a b e l > - 
-         < P e r i o d C a p t i o n > P e r i o d C a p t i o n < / P e r i o d C a p t i o n > - 
-         < P o s t i n g D a t e L a b e l > P o s t i n g D a t e L a b e l < / P o s t i n g D a t e L a b e l > - 
-         < P r o f i t C o m m i s s i o n L a b e l > P r o f i t C o m m i s s i o n L a b e l < / P r o f i t C o m m i s s i o n L a b e l > - 
-         < P r o f i t L a b e l > P r o f i t L a b e l < / P r o f i t L a b e l > - 
-         < R e p o r t N a m e L a b e l > R e p o r t N a m e L a b e l < / R e p o r t N a m e L a b e l > - 
-         < R u n O n L a b e l > R u n O n L a b e l < / R u n O n L a b e l > - 
-         < S a l e s C o m m i s s i o n L a b e l > S a l e s C o m m i s s i o n L a b e l < / S a l e s C o m m i s s i o n L a b e l > - 
-         < S a l e s L a b e l > S a l e s L a b e l < / S a l e s L a b e l > - 
-         < S a l e s p e r s o n _ P u r c h a s e r _ _ N a m e C a p t i o n > S a l e s p e r s o n _ P u r c h a s e r _ _ N a m e C a p t i o n < / S a l e s p e r s o n _ P u r c h a s e r _ _ N a m e C a p t i o n > - 
-         < S a l e s p e r s o n C o m m i s s i o n A n a l y s i s > S a l e s p e r s o n C o m m i s s i o n A n a l y s i s < / S a l e s p e r s o n C o m m i s s i o n A n a l y s i s > - 
-         < S a l e s p e r s o n C o m m i s s i o n L a b e l > S a l e s p e r s o n C o m m i s s i o n L a b e l < / S a l e s p e r s o n C o m m i s s i o n L a b e l > - 
-         < S a l e s p e r s o n C o m m i s s i o n P r i n t > S a l e s p e r s o n C o m m i s s i o n P r i n t < / S a l e s p e r s o n C o m m i s s i o n P r i n t > - 
-         < S a l e s p e r s o n P u r c h a s e r _ C o d e C a p t i o n > S a l e s p e r s o n P u r c h a s e r _ C o d e C a p t i o n < / S a l e s p e r s o n P u r c h a s e r _ C o d e C a p t i o n > - 
-         < T o t a l s C a p t i o n > T o t a l s C a p t i o n < / T o t a l s C a p t i o n > - 
-         < U s e r L a b e l > U s e r L a b e l < / U s e r L a b e l > +         < A b o u t T h e R e p o r t L a b e l   E l e m e n t T y p e = " P a r a m e t e r "   E l e m e n t I d = " 1 6 7 7 9 2 0 0 1 "   D a t a T y p e = " S t r i n g " > A b o u t T h e R e p o r t L a b e l < / A b o u t T h e R e p o r t L a b e l > + 
+         < A d j u s t e d P r o f i t C o m m i s s i o n L a b e l   E l e m e n t T y p e = " P a r a m e t e r "   E l e m e n t I d = " 9 1 5 5 5 7 0 2 0 "   D a t a T y p e = " S t r i n g " > A d j u s t e d P r o f i t C o m m i s s i o n L a b e l < / A d j u s t e d P r o f i t C o m m i s s i o n L a b e l > + 
+         < A d j u s t e d P r o f i t L a b e l   E l e m e n t T y p e = " P a r a m e t e r "   E l e m e n t I d = " 1 6 1 5 2 8 3 0 4 7 "   D a t a T y p e = " S t r i n g " > A d j u s t e d P r o f i t L a b e l < / A d j u s t e d P r o f i t L a b e l > + 
+         < A l l A m o u n t s A r e I n L C Y L a b e l   E l e m e n t T y p e = " P a r a m e t e r "   E l e m e n t I d = " 5 6 3 5 1 4 3 1 8 "   D a t a T y p e = " S t r i n g " > A l l A m o u n t s A r e I n L C Y L a b e l < / A l l A m o u n t s A r e I n L C Y L a b e l > + 
+         < C o m m i s s i o n P e r c e n t L a b e l   E l e m e n t T y p e = " P a r a m e t e r "   E l e m e n t I d = " 8 3 9 2 6 3 7 6 5 "   D a t a T y p e = " S t r i n g " > C o m m i s s i o n P e r c e n t L a b e l < / C o m m i s s i o n P e r c e n t L a b e l > + 
+         < C o m p a n y L a b e l   E l e m e n t T y p e = " P a r a m e t e r "   E l e m e n t I d = " 3 4 6 7 6 0 3 4 8 "   D a t a T y p e = " S t r i n g " > C o m p a n y L a b e l < / C o m p a n y L a b e l > + 
+         < C u s t o m e r N a m e L a b e l   E l e m e n t T y p e = " P a r a m e t e r "   E l e m e n t I d = " 1 1 1 8 7 9 0 8 8 "   D a t a T y p e = " S t r i n g " > C u s t o m e r N a m e L a b e l < / C u s t o m e r N a m e L a b e l > + 
+         < C u s t o m e r N o L a b e l   E l e m e n t T y p e = " P a r a m e t e r "   E l e m e n t I d = " 3 8 7 4 7 8 0 3 4 "   D a t a T y p e = " S t r i n g " > C u s t o m e r N o L a b e l < / C u s t o m e r N o L a b e l > + 
+         < D a t a R e t r i e v e d   E l e m e n t T y p e = " P a r a m e t e r "   E l e m e n t I d = " 2 9 1 9 1 1 8 0 7 "   D a t a T y p e = " S t r i n g " > D a t a R e t r i e v e d < / D a t a R e t r i e v e d > + 
+         < D o c u m e n t a t i o n L a b e l   E l e m e n t T y p e = " P a r a m e t e r "   E l e m e n t I d = " 1 7 3 8 9 2 4 8 1 5 "   D a t a T y p e = " S t r i n g " > D o c u m e n t a t i o n L a b e l < / D o c u m e n t a t i o n L a b e l > + 
+         < D o c u m e n t N o L a b e l   E l e m e n t T y p e = " P a r a m e t e r "   E l e m e n t I d = " 1 1 4 6 4 3 5 8 0 3 "   D a t a T y p e = " S t r i n g " > D o c u m e n t N o L a b e l < / D o c u m e n t N o L a b e l > + 
+         < E n v i r o n m e n t L a b e l   E l e m e n t T y p e = " P a r a m e t e r "   E l e m e n t I d = " 8 1 8 8 1 6 5 9 0 "   D a t a T y p e = " S t r i n g " > E n v i r o n m e n t L a b e l < / E n v i r o n m e n t L a b e l > + 
+         < P e r i o d C a p t i o n   E l e m e n t T y p e = " P a r a m e t e r "   E l e m e n t I d = " 1 4 7 8 2 5 3 4 2 2 "   D a t a T y p e = " S t r i n g " > P e r i o d C a p t i o n < / P e r i o d C a p t i o n > + 
+         < P o s t i n g D a t e L a b e l   E l e m e n t T y p e = " P a r a m e t e r "   E l e m e n t I d = " 1 7 7 5 7 9 4 2 4 9 "   D a t a T y p e = " S t r i n g " > P o s t i n g D a t e L a b e l < / P o s t i n g D a t e L a b e l > + 
+         < P r o f i t C o m m i s s i o n L a b e l   E l e m e n t T y p e = " P a r a m e t e r "   E l e m e n t I d = " 8 3 2 7 0 6 3 9 2 "   D a t a T y p e = " S t r i n g " > P r o f i t C o m m i s s i o n L a b e l < / P r o f i t C o m m i s s i o n L a b e l > + 
+         < P r o f i t L a b e l   E l e m e n t T y p e = " P a r a m e t e r "   E l e m e n t I d = " 2 5 4 6 3 3 6 4 5 "   D a t a T y p e = " S t r i n g " > P r o f i t L a b e l < / P r o f i t L a b e l > + 
+         < R e p o r t N a m e L a b e l   E l e m e n t T y p e = " P a r a m e t e r "   E l e m e n t I d = " 1 0 2 2 2 9 2 9 8 2 "   D a t a T y p e = " S t r i n g " > R e p o r t N a m e L a b e l < / R e p o r t N a m e L a b e l > + 
+         < R u n O n L a b e l   E l e m e n t T y p e = " P a r a m e t e r "   E l e m e n t I d = " 1 1 1 9 0 3 7 5 9 5 "   D a t a T y p e = " S t r i n g " > R u n O n L a b e l < / R u n O n L a b e l > + 
+         < S a l e s C o m m i s s i o n L a b e l   E l e m e n t T y p e = " P a r a m e t e r "   E l e m e n t I d = " 1 0 1 8 2 6 8 7 7 0 "   D a t a T y p e = " S t r i n g " > S a l e s C o m m i s s i o n L a b e l < / S a l e s C o m m i s s i o n L a b e l > + 
+         < S a l e s L a b e l   E l e m e n t T y p e = " P a r a m e t e r "   E l e m e n t I d = " 1 7 9 5 4 4 8 0 0 5 "   D a t a T y p e = " S t r i n g " > S a l e s L a b e l < / S a l e s L a b e l > + 
+         < S a l e s p e r s o n _ P u r c h a s e r _ _ N a m e C a p t i o n   E l e m e n t T y p e = " P a r a m e t e r "   E l e m e n t I d = " 1 1 9 5 8 7 9 8 7 3 "   D a t a T y p e = " S t r i n g " > S a l e s p e r s o n _ P u r c h a s e r _ _ N a m e C a p t i o n < / S a l e s p e r s o n _ P u r c h a s e r _ _ N a m e C a p t i o n > + 
+         < S a l e s p e r s o n C o m m i s s i o n A n a l y s i s   E l e m e n t T y p e = " P a r a m e t e r "   E l e m e n t I d = " 7 1 5 8 7 1 2 4 7 "   D a t a T y p e = " S t r i n g " > S a l e s p e r s o n C o m m i s s i o n A n a l y s i s < / S a l e s p e r s o n C o m m i s s i o n A n a l y s i s > + 
+         < S a l e s p e r s o n C o m m i s s i o n L a b e l   E l e m e n t T y p e = " P a r a m e t e r "   E l e m e n t I d = " 3 0 0 0 9 6 0 5 1 "   D a t a T y p e = " S t r i n g " > S a l e s p e r s o n C o m m i s s i o n L a b e l < / S a l e s p e r s o n C o m m i s s i o n L a b e l > + 
+         < S a l e s p e r s o n C o m m i s s i o n P r i n t   E l e m e n t T y p e = " P a r a m e t e r "   E l e m e n t I d = " 1 3 1 6 0 2 8 6 0 "   D a t a T y p e = " S t r i n g " > S a l e s p e r s o n C o m m i s s i o n P r i n t < / S a l e s p e r s o n C o m m i s s i o n P r i n t > + 
+         < S a l e s p e r s o n P u r c h a s e r _ C o d e C a p t i o n   E l e m e n t T y p e = " P a r a m e t e r "   E l e m e n t I d = " 1 2 2 1 2 1 9 2 4 5 "   D a t a T y p e = " S t r i n g " > S a l e s p e r s o n P u r c h a s e r _ C o d e C a p t i o n < / S a l e s p e r s o n P u r c h a s e r _ C o d e C a p t i o n > + 
+         < T o t a l s C a p t i o n   E l e m e n t T y p e = " P a r a m e t e r "   E l e m e n t I d = " 2 3 5 4 5 9 0 6 "   D a t a T y p e = " S t r i n g " > T o t a l s C a p t i o n < / T o t a l s C a p t i o n > + 
+         < U s e r L a b e l   E l e m e n t T y p e = " P a r a m e t e r "   E l e m e n t I d = " 8 4 8 8 1 6 7 9 4 "   D a t a T y p e = " S t r i n g " > U s e r L a b e l < / U s e r L a b e l >   
      < / L a b e l s >   
-     < S a l e s p e r s o n _ P u r c h a s e r > - 
-         < A d j P r o f i t > A d j P r o f i t < / A d j P r o f i t > - 
-         < A d j P r o f i t C o m m i s s i o n A m t > A d j P r o f i t C o m m i s s i o n A m t < / A d j P r o f i t C o m m i s s i o n A m t > - 
-         < A d j P r o f i t C o m m i s s i o n A m t _ C o n t r o l 4 5 C a p t i o n > A d j P r o f i t C o m m i s s i o n A m t _ C o n t r o l 4 5 C a p t i o n < / A d j P r o f i t C o m m i s s i o n A m t _ C o n t r o l 4 5 C a p t i o n > - 
-         < A d j P r o f i t _ C o n t r o l 3 9 C a p t i o n > A d j P r o f i t _ C o n t r o l 3 9 C a p t i o n < / A d j P r o f i t _ C o n t r o l 3 9 C a p t i o n > - 
-         < A l l _ a m o u n t s _ a r e _ i n _ L C Y C a p t i o n > A l l _ a m o u n t s _ a r e _ i n _ L C Y C a p t i o n < / A l l _ a m o u n t s _ a r e _ i n _ L C Y C a p t i o n > - 
-         < C O M P A N Y N A M E > C O M P A N Y N A M E < / C O M P A N Y N A M E > - 
-         < C u r r R e p o r t _ P A G E N O C a p t i o n > C u r r R e p o r t _ P A G E N O C a p t i o n < / C u r r R e p o r t _ P A G E N O C a p t i o n > - 
-         < C u s t L e d g E n t r y F i l t e r > C u s t L e d g E n t r y F i l t e r < / C u s t L e d g E n t r y F i l t e r > - 
-         < C u s t _ _ L e d g e r _ E n t r y _ _ C u s t o m e r _ N o _ _ C a p t i o n > C u s t _ _ L e d g e r _ E n t r y _ _ C u s t o m e r _ N o _ _ C a p t i o n < / C u s t _ _ L e d g e r _ E n t r y _ _ C u s t o m e r _ N o _ _ C a p t i o n > - 
-         < C u s t _ _ L e d g e r _ E n t r y _ _ D o c u m e n t _ N o _ _ C a p t i o n > C u s t _ _ L e d g e r _ E n t r y _ _ D o c u m e n t _ N o _ _ C a p t i o n < / C u s t _ _ L e d g e r _ E n t r y _ _ D o c u m e n t _ N o _ _ C a p t i o n > - 
-         < C u s t _ _ L e d g e r _ E n t r y _ _ P o s t i n g _ D a t e _ C a p t i o n > C u s t _ _ L e d g e r _ E n t r y _ _ P o s t i n g _ D a t e _ C a p t i o n < / C u s t _ _ L e d g e r _ E n t r y _ _ P o s t i n g _ D a t e _ C a p t i o n > - 
-         < C u s t _ _ L e d g e r _ E n t r y _ _ P r o f i t _ _ L C Y _ _ C a p t i o n > C u s t _ _ L e d g e r _ E n t r y _ _ P r o f i t _ _ L C Y _ _ C a p t i o n < / C u s t _ _ L e d g e r _ E n t r y _ _ P r o f i t _ _ L C Y _ _ C a p t i o n > - 
-         < C u s t _ _ L e d g e r _ E n t r y _ _ S a l e s _ _ L C Y _ _ C a p t i o n > C u s t _ _ L e d g e r _ E n t r y _ _ S a l e s _ _ L C Y _ _ C a p t i o n < / C u s t _ _ L e d g e r _ E n t r y _ _ S a l e s _ _ L C Y _ _ C a p t i o n > - 
-         < C u s t _ _ L e d g e r _ E n t r y _ _ T A B L E C A P T I O N _ _ _ _ _ _ _ _ _ _ C u s t L e d g E n t r y F i l t e r > C u s t _ _ L e d g e r _ E n t r y _ _ T A B L E C A P T I O N _ _ _ _ _ _ _ _ _ _ C u s t L e d g E n t r y F i l t e r < / C u s t _ _ L e d g e r _ E n t r y _ _ T A B L E C A P T I O N _ _ _ _ _ _ _ _ _ _ C u s t L e d g E n t r y F i l t e r > - 
-         < C u s t _ _ L e d g e r _ E n t r y _ _ _ P r o f i t _ _ L C Y _ _ > C u s t _ _ L e d g e r _ E n t r y _ _ _ P r o f i t _ _ L C Y _ _ < / C u s t _ _ L e d g e r _ E n t r y _ _ _ P r o f i t _ _ L C Y _ _ > - 
-         < C u s t _ _ L e d g e r _ E n t r y _ _ _ S a l e s _ _ L C Y _ _ > C u s t _ _ L e d g e r _ E n t r y _ _ _ S a l e s _ _ L C Y _ _ < / C u s t _ _ L e d g e r _ E n t r y _ _ _ S a l e s _ _ L C Y _ _ > - 
-         < P a g e G r o u p N o > P a g e G r o u p N o < / P a g e G r o u p N o > - 
-         < P r o f i t C o m m i s s i o n A m t > P r o f i t C o m m i s s i o n A m t < / P r o f i t C o m m i s s i o n A m t > - 
-         < P r o f i t C o m m i s s i o n A m t _ C o n t r o l 3 3 C a p t i o n > P r o f i t C o m m i s s i o n A m t _ C o n t r o l 3 3 C a p t i o n < / P r o f i t C o m m i s s i o n A m t _ C o n t r o l 3 3 C a p t i o n > - 
-         < S a l e s C o m m i s s i o n A m t > S a l e s C o m m i s s i o n A m t < / S a l e s C o m m i s s i o n A m t > - 
-         < S a l e s C o m m i s s i o n A m t _ C o n t r o l 3 2 C a p t i o n > S a l e s C o m m i s s i o n A m t _ C o n t r o l 3 2 C a p t i o n < / S a l e s C o m m i s s i o n A m t _ C o n t r o l 3 2 C a p t i o n > - 
-         < S a l e s p e r s o n F i l t e r > S a l e s p e r s o n F i l t e r < / S a l e s p e r s o n F i l t e r > - 
-         < S a l e s p e r s o n _ P u r c h a s e r _ C o d e > S a l e s p e r s o n _ P u r c h a s e r _ C o d e < / S a l e s p e r s o n _ P u r c h a s e r _ C o d e > - 
-         < S a l e s p e r s o n _ P u r c h a s e r _ N a m e > S a l e s p e r s o n _ P u r c h a s e r _ N a m e < / S a l e s p e r s o n _ P u r c h a s e r _ N a m e > - 
-         < S a l e s p e r s o n _ P u r c h a s e r _ _ C o m m i s s i o n _ _ _ > S a l e s p e r s o n _ P u r c h a s e r _ _ C o m m i s s i o n _ _ _ < / S a l e s p e r s o n _ P u r c h a s e r _ _ C o m m i s s i o n _ _ _ > - 
-         < S a l e s p e r s o n _ P u r c h a s e r _ _ C o m m i s s i o n _ _ _ C a p t i o n > S a l e s p e r s o n _ P u r c h a s e r _ _ C o m m i s s i o n _ _ _ C a p t i o n < / S a l e s p e r s o n _ P u r c h a s e r _ _ C o m m i s s i o n _ _ _ C a p t i o n > - 
-         < S a l e s p e r s o n _ P u r c h a s e r _ _ T A B L E C A P T I O N _ _ _ _ _ _ _ _ _ _ S a l e s p e r s o n F i l t e r > S a l e s p e r s o n _ P u r c h a s e r _ _ T A B L E C A P T I O N _ _ _ _ _ _ _ _ _ _ S a l e s p e r s o n F i l t e r < / S a l e s p e r s o n _ P u r c h a s e r _ _ T A B L E C A P T I O N _ _ _ _ _ _ _ _ _ _ S a l e s p e r s o n F i l t e r > - 
-         < S a l e s p e r s o n _ _ _ C o m m i s s i o n C a p t i o n > S a l e s p e r s o n _ _ _ C o m m i s s i o n C a p t i o n < / S a l e s p e r s o n _ _ _ C o m m i s s i o n C a p t i o n > - 
-         < S T R S U B S T N O _ T e x t 0 0 0 _ P e r i o d T e x t _ > S T R S U B S T N O _ T e x t 0 0 0 _ P e r i o d T e x t _ < / S T R S U B S T N O _ T e x t 0 0 0 _ P e r i o d T e x t _ > - 
-         < T o t a l C a p t i o n > T o t a l C a p t i o n < / T o t a l C a p t i o n > - 
-         < C u s t _ L e d g e r _ E n t r y > - 
-             < A d j P r o f i t C o m m i s s i o n A m t _ C o n t r o l 4 5 > A d j P r o f i t C o m m i s s i o n A m t _ C o n t r o l 4 5 < / A d j P r o f i t C o m m i s s i o n A m t _ C o n t r o l 4 5 > - 
-             < A d j P r o f i t _ C o n t r o l 3 9 > A d j P r o f i t _ C o n t r o l 3 9 < / A d j P r o f i t _ C o n t r o l 3 9 > - 
-             < C u s t L e d g e r E n t r y _ C u s t o m e r N a m e > C u s t L e d g e r E n t r y _ C u s t o m e r N a m e < / C u s t L e d g e r E n t r y _ C u s t o m e r N a m e > - 
-             < C u s t _ _ L e d g e r _ E n t r y _ _ C u s t o m e r _ N o _ _ > C u s t _ _ L e d g e r _ E n t r y _ _ C u s t o m e r _ N o _ _ < / C u s t _ _ L e d g e r _ E n t r y _ _ C u s t o m e r _ N o _ _ > - 
-             < C u s t _ _ L e d g e r _ E n t r y _ _ D o c u m e n t _ N o _ _ > C u s t _ _ L e d g e r _ E n t r y _ _ D o c u m e n t _ N o _ _ < / C u s t _ _ L e d g e r _ E n t r y _ _ D o c u m e n t _ N o _ _ > - 
-             < C u s t _ _ L e d g e r _ E n t r y _ _ P o s t i n g _ D a t e _ > C u s t _ _ L e d g e r _ E n t r y _ _ P o s t i n g _ D a t e _ < / C u s t _ _ L e d g e r _ E n t r y _ _ P o s t i n g _ D a t e _ > - 
-             < C u s t _ _ L e d g e r _ E n t r y _ _ P r o f i t _ _ L C Y _ _ > C u s t _ _ L e d g e r _ E n t r y _ _ P r o f i t _ _ L C Y _ _ < / C u s t _ _ L e d g e r _ E n t r y _ _ P r o f i t _ _ L C Y _ _ > - 
-             < C u s t _ _ L e d g e r _ E n t r y _ _ S a l e s _ _ L C Y _ _ > C u s t _ _ L e d g e r _ E n t r y _ _ S a l e s _ _ L C Y _ _ < / C u s t _ _ L e d g e r _ E n t r y _ _ S a l e s _ _ L C Y _ _ > - 
-             < P r o f i t C o m m i s s i o n A m t _ C o n t r o l 3 3 > P r o f i t C o m m i s s i o n A m t _ C o n t r o l 3 3 < / P r o f i t C o m m i s s i o n A m t _ C o n t r o l 3 3 > - 
-             < S a l e s C o m m i s s i o n A m t _ C o n t r o l 3 2 > S a l e s C o m m i s s i o n A m t _ C o n t r o l 3 2 < / S a l e s C o m m i s s i o n A m t _ C o n t r o l 3 2 > - 
-             < S a l e s p e r s o n P u r c h a s e r _ C o d e > S a l e s p e r s o n P u r c h a s e r _ C o d e < / S a l e s p e r s o n P u r c h a s e r _ C o d e > - 
-             < S a l e s p e r s o n _ P u r c h a s e r _ _ N a m e > S a l e s p e r s o n _ P u r c h a s e r _ _ N a m e < / S a l e s p e r s o n _ P u r c h a s e r _ _ N a m e > +     < T o o l t i p s > + 
+         < T o o l t i p   c o l u m n = " S a l e s p e r s o n _ P u r c h a s e r _ C o d e "   E l e m e n t I d = " 1 3 8 8 0 3 1 6 5 2 " > + 
+             < T o o l t i p T e x t   l a n g = " e n - U S " > S p e c i f i e s   a   c o d e   f o r   t h e   s a l e s p e r s o n   o r   p u r c h a s e r . < / T o o l t i p T e x t > + 
+         < / T o o l t i p > + 
+         < T o o l t i p   c o l u m n = " S a l e s p e r s o n _ P u r c h a s e r _ N a m e "   E l e m e n t I d = " 1 3 4 8 2 2 8 4 6 2 " > + 
+             < T o o l t i p T e x t   l a n g = " e n - U S " > S p e c i f i e s   t h e   n a m e   o f   t h e   s a l e s p e r s o n   o r   p u r c h a s e r . < / T o o l t i p T e x t > + 
+         < / T o o l t i p > + 
+         < T o o l t i p   c o l u m n = " S a l e s p e r s o n _ P u r c h a s e r _ _ C o m m i s s i o n _ _ _ "   E l e m e n t I d = " 1 5 9 0 6 8 9 0 0 4 " > + 
+             < T o o l t i p T e x t   l a n g = " e n - U S " > S p e c i f i e s   t h e   p e r c e n t a g e   t o   u s e   t o   c a l c u l a t e   t h e   s a l e s p e r s o n ' s   c o m m i s s i o n . < / T o o l t i p T e x t > + 
+         < / T o o l t i p > + 
+         < T o o l t i p   c o l u m n = " C u s t _ _ L e d g e r _ E n t r y _ _ _ S a l e s _ _ L C Y _ _ "   E l e m e n t I d = " 3 4 8 7 9 4 9 4 9 " > + 
+             < T o o l t i p T e x t   l a n g = " e n - U S " > S p e c i f i e s   t h e   t o t a l   s a l e s   a m o u n t   e x c l .   V A T   t o   t h e   c u s t o m e r   i n   L C Y . < / T o o l t i p T e x t > + 
+         < / T o o l t i p > + 
+         < T o o l t i p   c o l u m n = " C u s t _ _ L e d g e r _ E n t r y _ _ D o c u m e n t _ N o _ _ "   E l e m e n t I d = " 8 5 2 6 1 1 1 8 1 " > + 
+             < T o o l t i p T e x t   l a n g = " e n - U S " > S p e c i f i e s   t h e   e n t r y ' s   d o c u m e n t   n u m b e r . < / T o o l t i p T e x t > + 
+         < / T o o l t i p > + 
+         < T o o l t i p   c o l u m n = " C u s t _ _ L e d g e r _ E n t r y _ _ C u s t o m e r _ N o _ _ "   E l e m e n t I d = " 1 0 0 9 0 1 6 8 0 8 " > + 
+             < T o o l t i p T e x t   l a n g = " e n - U S " > S p e c i f i e s   t h e   c u s t o m e r   a c c o u n t   n u m b e r   t h a t   t h e   e n t r y   i s   l i n k e d   t o . < / T o o l t i p T e x t > + 
+         < / T o o l t i p > + 
+         < T o o l t i p   c o l u m n = " C u s t _ _ L e d g e r _ E n t r y _ _ S a l e s _ _ L C Y _ _ "   E l e m e n t I d = " 8 1 9 5 1 7 4 8 " > + 
+             < T o o l t i p T e x t   l a n g = " e n - U S " > S p e c i f i e s   t h e   t o t a l   s a l e s   a m o u n t   e x c l .   V A T   t o   t h e   c u s t o m e r   i n   L C Y . < / T o o l t i p T e x t > + 
+         < / T o o l t i p > + 
+         < T o o l t i p   c o l u m n = " C u s t L e d g e r E n t r y _ C u s t o m e r N a m e "   E l e m e n t I d = " 2 0 9 1 8 9 3 2 7 9 " > + 
+             < T o o l t i p T e x t   l a n g = " e n - U S " > S p e c i f i e s   t h e   c u s t o m e r   n a m e   t h a t   t h e   e n t r y   i s   l i n k e d   t o . < / T o o l t i p T e x t > + 
+         < / T o o l t i p > + 
+         < T o o l t i p   c o l u m n = " S a l e s p e r s o n P u r c h a s e r _ C o d e "   E l e m e n t I d = " 1 2 2 1 2 1 9 2 4 5 " > + 
+             < T o o l t i p T e x t   l a n g = " e n - U S " > S p e c i f i e s   a   c o d e   f o r   t h e   s a l e s p e r s o n   o r   p u r c h a s e r . < / T o o l t i p T e x t > + 
+         < / T o o l t i p > + 
+         < T o o l t i p   c o l u m n = " S a l e s p e r s o n _ P u r c h a s e r _ _ N a m e "   E l e m e n t I d = " 1 1 9 5 8 7 9 8 7 3 " > + 
+             < T o o l t i p T e x t   l a n g = " e n - U S " > S p e c i f i e s   t h e   n a m e   o f   t h e   s a l e s p e r s o n   o r   p u r c h a s e r . < / T o o l t i p T e x t > + 
+         < / T o o l t i p > + 
+         < T o o l t i p   c o l u m n = " S u b t o t a l s _ S a l e s p e r s o n _ C o d e "   E l e m e n t I d = " 1 1 9 8 5 9 4 2 7 2 " > + 
+             < T o o l t i p T e x t   l a n g = " e n - U S " > S p e c i f i e s   a   c o d e   f o r   t h e   s a l e s p e r s o n   o r   p u r c h a s e r . < / T o o l t i p T e x t > + 
+         < / T o o l t i p > + 
+     < / T o o l t i p s > + 
+     < S a l e s p e r s o n _ P u r c h a s e r   E l e m e n t T y p e = " D a t a I t e m "   E l e m e n t I d = " 7 1 5 0 0 7 1 9 8 " > + 
+         < A d j P r o f i t   E l e m e n t T y p e = " C o l u m n "   E l e m e n t I d = " 6 6 6 3 9 3 8 5 2 "   D a t a T y p e = " D e c i m a l "   O b s o l e t e S t a t e = " P e n d i n g " > A d j P r o f i t < / A d j P r o f i t > + 
+         < A d j P r o f i t C o m m i s s i o n A m t   E l e m e n t T y p e = " C o l u m n "   E l e m e n t I d = " 1 5 8 1 4 8 8 5 9 9 "   D a t a T y p e = " D e c i m a l "   O b s o l e t e S t a t e = " P e n d i n g " > A d j P r o f i t C o m m i s s i o n A m t < / A d j P r o f i t C o m m i s s i o n A m t > + 
+         < A d j P r o f i t C o m m i s s i o n A m t _ C o n t r o l 4 5 C a p t i o n   E l e m e n t T y p e = " C o l u m n "   E l e m e n t I d = " 6 2 1 2 7 7 8 5 4 "   D a t a T y p e = " L a b e l "   O b s o l e t e S t a t e = " P e n d i n g " > A d j P r o f i t C o m m i s s i o n A m t _ C o n t r o l 4 5 C a p t i o n < / A d j P r o f i t C o m m i s s i o n A m t _ C o n t r o l 4 5 C a p t i o n > + 
+         < A d j P r o f i t _ C o n t r o l 3 9 C a p t i o n   E l e m e n t T y p e = " C o l u m n "   E l e m e n t I d = " 2 1 3 3 9 8 4 3 2 "   D a t a T y p e = " L a b e l "   O b s o l e t e S t a t e = " P e n d i n g " > A d j P r o f i t _ C o n t r o l 3 9 C a p t i o n < / A d j P r o f i t _ C o n t r o l 3 9 C a p t i o n > + 
+         < A l l _ a m o u n t s _ a r e _ i n _ L C Y C a p t i o n   E l e m e n t T y p e = " C o l u m n "   E l e m e n t I d = " 6 9 7 4 8 4 8 0 2 "   D a t a T y p e = " L a b e l "   O b s o l e t e S t a t e = " P e n d i n g " > A l l _ a m o u n t s _ a r e _ i n _ L C Y C a p t i o n < / A l l _ a m o u n t s _ a r e _ i n _ L C Y C a p t i o n > + 
+         < C O M P A N Y N A M E   E l e m e n t T y p e = " C o l u m n "   E l e m e n t I d = " 1 7 5 3 0 1 5 1 5 5 "   D a t a T y p e = " S t r i n g "   O b s o l e t e S t a t e = " P e n d i n g " > C O M P A N Y N A M E < / C O M P A N Y N A M E > + 
+         < C u r r R e p o r t _ P A G E N O C a p t i o n   E l e m e n t T y p e = " C o l u m n "   E l e m e n t I d = " 1 8 4 6 2 6 2 1 5 8 "   D a t a T y p e = " L a b e l "   O b s o l e t e S t a t e = " P e n d i n g " > C u r r R e p o r t _ P A G E N O C a p t i o n < / C u r r R e p o r t _ P A G E N O C a p t i o n > + 
+         < C u s t L e d g E n t r y F i l t e r   E l e m e n t T y p e = " C o l u m n "   E l e m e n t I d = " 1 1 7 3 5 3 2 6 6 6 "   D a t a T y p e = " T e x t "   O b s o l e t e S t a t e = " P e n d i n g " > C u s t L e d g E n t r y F i l t e r < / C u s t L e d g E n t r y F i l t e r > + 
+         < C u s t _ _ L e d g e r _ E n t r y _ _ C u s t o m e r _ N o _ _ C a p t i o n   E l e m e n t T y p e = " C o l u m n "   E l e m e n t I d = " 1 2 2 3 8 5 6 2 7 8 "   D a t a T y p e = " S t r i n g "   O b s o l e t e S t a t e = " P e n d i n g " > C u s t _ _ L e d g e r _ E n t r y _ _ C u s t o m e r _ N o _ _ C a p t i o n < / C u s t _ _ L e d g e r _ E n t r y _ _ C u s t o m e r _ N o _ _ C a p t i o n > + 
+         < C u s t _ _ L e d g e r _ E n t r y _ _ D o c u m e n t _ N o _ _ C a p t i o n   E l e m e n t T y p e = " C o l u m n "   E l e m e n t I d = " 4 8 8 8 0 6 5 1 7 "   D a t a T y p e = " S t r i n g "   O b s o l e t e S t a t e = " P e n d i n g " > C u s t _ _ L e d g e r _ E n t r y _ _ D o c u m e n t _ N o _ _ C a p t i o n < / C u s t _ _ L e d g e r _ E n t r y _ _ D o c u m e n t _ N o _ _ C a p t i o n > + 
+         < C u s t _ _ L e d g e r _ E n t r y _ _ P o s t i n g _ D a t e _ C a p t i o n   E l e m e n t T y p e = " C o l u m n "   E l e m e n t I d = " 2 0 7 9 4 3 8 7 1 2 "   D a t a T y p e = " L a b e l "   O b s o l e t e S t a t e = " P e n d i n g " > C u s t _ _ L e d g e r _ E n t r y _ _ P o s t i n g _ D a t e _ C a p t i o n < / C u s t _ _ L e d g e r _ E n t r y _ _ P o s t i n g _ D a t e _ C a p t i o n > + 
+         < C u s t _ _ L e d g e r _ E n t r y _ _ P r o f i t _ _ L C Y _ _ C a p t i o n   E l e m e n t T y p e = " C o l u m n "   E l e m e n t I d = " 1 9 9 4 3 8 8 4 7 6 "   D a t a T y p e = " S t r i n g "   O b s o l e t e S t a t e = " P e n d i n g " > C u s t _ _ L e d g e r _ E n t r y _ _ P r o f i t _ _ L C Y _ _ C a p t i o n < / C u s t _ _ L e d g e r _ E n t r y _ _ P r o f i t _ _ L C Y _ _ C a p t i o n > + 
+         < C u s t _ _ L e d g e r _ E n t r y _ _ S a l e s _ _ L C Y _ _ C a p t i o n   E l e m e n t T y p e = " C o l u m n "   E l e m e n t I d = " 1 0 5 6 9 2 6 5 4 6 "   D a t a T y p e = " S t r i n g "   O b s o l e t e S t a t e = " P e n d i n g " > C u s t _ _ L e d g e r _ E n t r y _ _ S a l e s _ _ L C Y _ _ C a p t i o n < / C u s t _ _ L e d g e r _ E n t r y _ _ S a l e s _ _ L C Y _ _ C a p t i o n > + 
+         < C u s t _ _ L e d g e r _ E n t r y _ _ T A B L E C A P T I O N _ _ _ _ _ _ _ _ _ _ C u s t L e d g E n t r y F i l t e r   E l e m e n t T y p e = " C o l u m n "   E l e m e n t I d = " 7 1 0 6 3 3 9 1 7 "   D a t a T y p e = " T e x t " > C u s t _ _ L e d g e r _ E n t r y _ _ T A B L E C A P T I O N _ _ _ _ _ _ _ _ _ _ C u s t L e d g E n t r y F i l t e r < / C u s t _ _ L e d g e r _ E n t r y _ _ T A B L E C A P T I O N _ _ _ _ _ _ _ _ _ _ C u s t L e d g E n t r y F i l t e r > + 
+         < C u s t _ _ L e d g e r _ E n t r y _ _ _ P r o f i t _ _ L C Y _ _   E l e m e n t T y p e = " C o l u m n "   E l e m e n t I d = " 1 6 1 5 1 3 7 4 4 3 "   D a t a T y p e = " D e c i m a l "   O b s o l e t e S t a t e = " P e n d i n g " > C u s t _ _ L e d g e r _ E n t r y _ _ _ P r o f i t _ _ L C Y _ _ < / C u s t _ _ L e d g e r _ E n t r y _ _ _ P r o f i t _ _ L C Y _ _ > + 
+         < C u s t _ _ L e d g e r _ E n t r y _ _ _ S a l e s _ _ L C Y _ _   E l e m e n t T y p e = " C o l u m n "   E l e m e n t I d = " 3 4 8 7 9 4 9 4 9 "   D a t a T y p e = " D e c i m a l "   O b s o l e t e S t a t e = " P e n d i n g " > C u s t _ _ L e d g e r _ E n t r y _ _ _ S a l e s _ _ L C Y _ _ < / C u s t _ _ L e d g e r _ E n t r y _ _ _ S a l e s _ _ L C Y _ _ > + 
+         < P a g e G r o u p N o   E l e m e n t T y p e = " C o l u m n "   E l e m e n t I d = " 6 4 9 1 8 0 1 4 4 "   D a t a T y p e = " I n t e g e r "   O b s o l e t e S t a t e = " P e n d i n g " > P a g e G r o u p N o < / P a g e G r o u p N o > + 
+         < P r o f i t C o m m i s s i o n A m t   E l e m e n t T y p e = " C o l u m n "   E l e m e n t I d = " 4 1 6 2 2 4 2 0 6 "   D a t a T y p e = " D e c i m a l "   O b s o l e t e S t a t e = " P e n d i n g " > P r o f i t C o m m i s s i o n A m t < / P r o f i t C o m m i s s i o n A m t > + 
+         < P r o f i t C o m m i s s i o n A m t _ C o n t r o l 3 3 C a p t i o n   E l e m e n t T y p e = " C o l u m n "   E l e m e n t I d = " 4 6 5 8 1 2 5 3 6 "   D a t a T y p e = " L a b e l "   O b s o l e t e S t a t e = " P e n d i n g " > P r o f i t C o m m i s s i o n A m t _ C o n t r o l 3 3 C a p t i o n < / P r o f i t C o m m i s s i o n A m t _ C o n t r o l 3 3 C a p t i o n > + 
+         < S a l e s C o m m i s s i o n A m t   E l e m e n t T y p e = " C o l u m n "   E l e m e n t I d = " 1 6 5 6 6 7 5 0 1 6 "   D a t a T y p e = " D e c i m a l "   O b s o l e t e S t a t e = " P e n d i n g " > S a l e s C o m m i s s i o n A m t < / S a l e s C o m m i s s i o n A m t > + 
+         < S a l e s C o m m i s s i o n A m t _ C o n t r o l 3 2 C a p t i o n   E l e m e n t T y p e = " C o l u m n "   E l e m e n t I d = " 1 2 7 2 6 4 2 0 6 5 "   D a t a T y p e = " L a b e l "   O b s o l e t e S t a t e = " P e n d i n g " > S a l e s C o m m i s s i o n A m t _ C o n t r o l 3 2 C a p t i o n < / S a l e s C o m m i s s i o n A m t _ C o n t r o l 3 2 C a p t i o n > + 
+         < S a l e s p e r s o n F i l t e r   E l e m e n t T y p e = " C o l u m n "   E l e m e n t I d = " 1 2 4 2 2 8 3 2 5 6 "   D a t a T y p e = " T e x t "   O b s o l e t e S t a t e = " P e n d i n g " > S a l e s p e r s o n F i l t e r < / S a l e s p e r s o n F i l t e r > + 
+         < S a l e s p e r s o n _ P u r c h a s e r _ C o d e   E l e m e n t T y p e = " C o l u m n "   E l e m e n t I d = " 1 3 8 8 0 3 1 6 5 2 "   D a t a T y p e = " C o d e " > S a l e s p e r s o n _ P u r c h a s e r _ C o d e < / S a l e s p e r s o n _ P u r c h a s e r _ C o d e > + 
+         < S a l e s p e r s o n _ P u r c h a s e r _ N a m e   E l e m e n t T y p e = " C o l u m n "   E l e m e n t I d = " 1 3 4 8 2 2 8 4 6 2 "   D a t a T y p e = " T e x t " > S a l e s p e r s o n _ P u r c h a s e r _ N a m e < / S a l e s p e r s o n _ P u r c h a s e r _ N a m e > + 
+         < S a l e s p e r s o n _ P u r c h a s e r _ _ C o m m i s s i o n _ _ _   E l e m e n t T y p e = " C o l u m n "   E l e m e n t I d = " 1 5 9 0 6 8 9 0 0 4 "   D a t a T y p e = " D e c i m a l " > S a l e s p e r s o n _ P u r c h a s e r _ _ C o m m i s s i o n _ _ _ < / S a l e s p e r s o n _ P u r c h a s e r _ _ C o m m i s s i o n _ _ _ > + 
+         < S a l e s p e r s o n _ P u r c h a s e r _ _ C o m m i s s i o n _ _ _ C a p t i o n   E l e m e n t T y p e = " C o l u m n "   E l e m e n t I d = " 4 9 9 4 6 3 1 7 0 "   D a t a T y p e = " S t r i n g "   O b s o l e t e S t a t e = " P e n d i n g " > S a l e s p e r s o n _ P u r c h a s e r _ _ C o m m i s s i o n _ _ _ C a p t i o n < / S a l e s p e r s o n _ P u r c h a s e r _ _ C o m m i s s i o n _ _ _ C a p t i o n > + 
+         < S a l e s p e r s o n _ P u r c h a s e r _ _ T A B L E C A P T I O N _ _ _ _ _ _ _ _ _ _ S a l e s p e r s o n F i l t e r   E l e m e n t T y p e = " C o l u m n "   E l e m e n t I d = " 1 0 1 6 0 4 1 6 9 9 "   D a t a T y p e = " T e x t " > S a l e s p e r s o n _ P u r c h a s e r _ _ T A B L E C A P T I O N _ _ _ _ _ _ _ _ _ _ S a l e s p e r s o n F i l t e r < / S a l e s p e r s o n _ P u r c h a s e r _ _ T A B L E C A P T I O N _ _ _ _ _ _ _ _ _ _ S a l e s p e r s o n F i l t e r > + 
+         < S a l e s p e r s o n _ _ _ C o m m i s s i o n C a p t i o n   E l e m e n t T y p e = " C o l u m n "   E l e m e n t I d = " 1 7 6 9 4 7 1 9 4 8 "   D a t a T y p e = " L a b e l "   O b s o l e t e S t a t e = " P e n d i n g " > S a l e s p e r s o n _ _ _ C o m m i s s i o n C a p t i o n < / S a l e s p e r s o n _ _ _ C o m m i s s i o n C a p t i o n > + 
+         < S T R S U B S T N O _ T e x t 0 0 0 _ P e r i o d T e x t _   E l e m e n t T y p e = " C o l u m n "   E l e m e n t I d = " 7 2 2 9 9 1 7 0 4 "   D a t a T y p e = " S t r i n g " > S T R S U B S T N O _ T e x t 0 0 0 _ P e r i o d T e x t _ < / S T R S U B S T N O _ T e x t 0 0 0 _ P e r i o d T e x t _ > + 
+         < T o t a l C a p t i o n   E l e m e n t T y p e = " C o l u m n "   E l e m e n t I d = " 7 0 7 1 0 2 6 9 5 "   D a t a T y p e = " L a b e l "   O b s o l e t e S t a t e = " P e n d i n g " > T o t a l C a p t i o n < / T o t a l C a p t i o n > + 
+         < C u s t _ L e d g e r _ E n t r y   E l e m e n t T y p e = " D a t a I t e m "   E l e m e n t I d = " 1 6 3 9 1 4 6 4 4 5 " > + 
+             < A d j P r o f i t C o m m i s s i o n A m t _ C o n t r o l 4 5   E l e m e n t T y p e = " C o l u m n "   E l e m e n t I d = " 8 0 5 8 9 6 4 0 0 "   D a t a T y p e = " D e c i m a l " > A d j P r o f i t C o m m i s s i o n A m t _ C o n t r o l 4 5 < / A d j P r o f i t C o m m i s s i o n A m t _ C o n t r o l 4 5 > + 
+             < A d j P r o f i t _ C o n t r o l 3 9   E l e m e n t T y p e = " C o l u m n "   E l e m e n t I d = " 2 0 2 4 1 9 6 5 4 2 "   D a t a T y p e = " D e c i m a l " > A d j P r o f i t _ C o n t r o l 3 9 < / A d j P r o f i t _ C o n t r o l 3 9 > + 
+             < C u s t L e d g e r E n t r y _ C u s t o m e r N a m e   E l e m e n t T y p e = " C o l u m n "   E l e m e n t I d = " 2 0 9 1 8 9 3 2 7 9 "   D a t a T y p e = " T e x t " > C u s t L e d g e r E n t r y _ C u s t o m e r N a m e < / C u s t L e d g e r E n t r y _ C u s t o m e r N a m e > + 
+             < C u s t _ _ L e d g e r _ E n t r y _ _ C u s t o m e r _ N o _ _   E l e m e n t T y p e = " C o l u m n "   E l e m e n t I d = " 1 0 0 9 0 1 6 8 0 8 "   D a t a T y p e = " C o d e " > C u s t _ _ L e d g e r _ E n t r y _ _ C u s t o m e r _ N o _ _ < / C u s t _ _ L e d g e r _ E n t r y _ _ C u s t o m e r _ N o _ _ > + 
+             < C u s t _ _ L e d g e r _ E n t r y _ _ D o c u m e n t _ N o _ _   E l e m e n t T y p e = " C o l u m n "   E l e m e n t I d = " 8 5 2 6 1 1 1 8 1 "   D a t a T y p e = " C o d e " > C u s t _ _ L e d g e r _ E n t r y _ _ D o c u m e n t _ N o _ _ < / C u s t _ _ L e d g e r _ E n t r y _ _ D o c u m e n t _ N o _ _ > + 
+             < C u s t _ _ L e d g e r _ E n t r y _ _ P o s t i n g _ D a t e _   E l e m e n t T y p e = " C o l u m n "   E l e m e n t I d = " 2 1 4 2 6 5 7 1 6 2 "   D a t a T y p e = " S t r i n g " > C u s t _ _ L e d g e r _ E n t r y _ _ P o s t i n g _ D a t e _ < / C u s t _ _ L e d g e r _ E n t r y _ _ P o s t i n g _ D a t e _ > + 
+             < C u s t _ _ L e d g e r _ E n t r y _ _ P r o f i t _ _ L C Y _ _   E l e m e n t T y p e = " C o l u m n "   E l e m e n t I d = " 5 1 9 3 4 1 8 2 6 "   D a t a T y p e = " D e c i m a l " > C u s t _ _ L e d g e r _ E n t r y _ _ P r o f i t _ _ L C Y _ _ < / C u s t _ _ L e d g e r _ E n t r y _ _ P r o f i t _ _ L C Y _ _ > + 
+             < C u s t _ _ L e d g e r _ E n t r y _ _ S a l e s _ _ L C Y _ _   E l e m e n t T y p e = " C o l u m n "   E l e m e n t I d = " 8 1 9 5 1 7 4 8 "   D a t a T y p e = " D e c i m a l " > C u s t _ _ L e d g e r _ E n t r y _ _ S a l e s _ _ L C Y _ _ < / C u s t _ _ L e d g e r _ E n t r y _ _ S a l e s _ _ L C Y _ _ > + 
+             < P r o f i t C o m m i s s i o n A m t _ C o n t r o l 3 3   E l e m e n t T y p e = " C o l u m n "   E l e m e n t I d = " 3 1 2 1 8 6 8 2 6 "   D a t a T y p e = " D e c i m a l " > P r o f i t C o m m i s s i o n A m t _ C o n t r o l 3 3 < / P r o f i t C o m m i s s i o n A m t _ C o n t r o l 3 3 > + 
+             < S a l e s C o m m i s s i o n A m t _ C o n t r o l 3 2   E l e m e n t T y p e = " C o l u m n "   E l e m e n t I d = " 1 4 6 2 3 9 0 1 5 3 "   D a t a T y p e = " D e c i m a l " > S a l e s C o m m i s s i o n A m t _ C o n t r o l 3 2 < / S a l e s C o m m i s s i o n A m t _ C o n t r o l 3 2 > + 
+             < S a l e s p e r s o n P u r c h a s e r _ C o d e   E l e m e n t T y p e = " C o l u m n "   E l e m e n t I d = " 1 2 2 1 2 1 9 2 4 5 "   D a t a T y p e = " C o d e " > S a l e s p e r s o n P u r c h a s e r _ C o d e < / S a l e s p e r s o n P u r c h a s e r _ C o d e > + 
+             < S a l e s p e r s o n _ P u r c h a s e r _ _ N a m e   E l e m e n t T y p e = " C o l u m n "   E l e m e n t I d = " 1 1 9 5 8 7 9 8 7 3 "   D a t a T y p e = " T e x t " > S a l e s p e r s o n _ P u r c h a s e r _ _ N a m e < / S a l e s p e r s o n _ P u r c h a s e r _ _ N a m e >   
          < / C u s t _ L e d g e r _ E n t r y >   
-         < S u b t o t a l s > - 
-             < S u b t o t a l s _ A d j P r o f i t > S u b t o t a l s _ A d j P r o f i t < / S u b t o t a l s _ A d j P r o f i t > - 
-             < S u b t o t a l s _ A d j P r o f i t C o m m i s s i o n > S u b t o t a l s _ A d j P r o f i t C o m m i s s i o n < / S u b t o t a l s _ A d j P r o f i t C o m m i s s i o n > - 
-             < S u b t o t a l s _ P r o f i t > S u b t o t a l s _ P r o f i t < / S u b t o t a l s _ P r o f i t > - 
-             < S u b t o t a l s _ P r o f i t C o m m i s s i o n > S u b t o t a l s _ P r o f i t C o m m i s s i o n < / S u b t o t a l s _ P r o f i t C o m m i s s i o n > - 
-             < S u b t o t a l s _ S a l e s > S u b t o t a l s _ S a l e s < / S u b t o t a l s _ S a l e s > - 
-             < S u b t o t a l s _ S a l e s C o m m i s s i o n > S u b t o t a l s _ S a l e s C o m m i s s i o n < / S u b t o t a l s _ S a l e s C o m m i s s i o n > - 
-             < S u b t o t a l s _ S a l e s p e r s o n _ C o d e > S u b t o t a l s _ S a l e s p e r s o n _ C o d e < / S u b t o t a l s _ S a l e s p e r s o n _ C o d e > +         < S u b t o t a l s   E l e m e n t T y p e = " D a t a I t e m "   E l e m e n t I d = " 8 3 8 6 9 3 5 6 0 " > + 
+             < S u b t o t a l s _ A d j P r o f i t   E l e m e n t T y p e = " C o l u m n "   E l e m e n t I d = " 5 6 1 3 6 6 8 2 2 "   D a t a T y p e = " D e c i m a l " > S u b t o t a l s _ A d j P r o f i t < / S u b t o t a l s _ A d j P r o f i t > + 
+             < S u b t o t a l s _ A d j P r o f i t C o m m i s s i o n   E l e m e n t T y p e = " C o l u m n "   E l e m e n t I d = " 1 4 1 8 9 7 1 8 3 5 "   D a t a T y p e = " D e c i m a l " > S u b t o t a l s _ A d j P r o f i t C o m m i s s i o n < / S u b t o t a l s _ A d j P r o f i t C o m m i s s i o n > + 
+             < S u b t o t a l s _ P r o f i t   E l e m e n t T y p e = " C o l u m n "   E l e m e n t I d = " 2 4 1 5 0 0 6 9 7 "   D a t a T y p e = " D e c i m a l " > S u b t o t a l s _ P r o f i t < / S u b t o t a l s _ P r o f i t > + 
+             < S u b t o t a l s _ P r o f i t C o m m i s s i o n   E l e m e n t T y p e = " C o l u m n "   E l e m e n t I d = " 1 4 9 6 3 3 2 1 7 2 "   D a t a T y p e = " D e c i m a l " > S u b t o t a l s _ P r o f i t C o m m i s s i o n < / S u b t o t a l s _ P r o f i t C o m m i s s i o n > + 
+             < S u b t o t a l s _ S a l e s   E l e m e n t T y p e = " C o l u m n "   E l e m e n t I d = " 1 9 7 8 7 7 5 0 3 "   D a t a T y p e = " D e c i m a l " > S u b t o t a l s _ S a l e s < / S u b t o t a l s _ S a l e s > + 
+             < S u b t o t a l s _ S a l e s C o m m i s s i o n   E l e m e n t T y p e = " C o l u m n "   E l e m e n t I d = " 1 4 7 6 0 7 2 5 9 0 "   D a t a T y p e = " D e c i m a l " > S u b t o t a l s _ S a l e s C o m m i s s i o n < / S u b t o t a l s _ S a l e s C o m m i s s i o n > + 
+             < S u b t o t a l s _ S a l e s p e r s o n _ C o d e   E l e m e n t T y p e = " C o l u m n "   E l e m e n t I d = " 1 1 9 8 5 9 4 2 7 2 "   D a t a T y p e = " C o d e " > S u b t o t a l s _ S a l e s p e r s o n _ C o d e < / S u b t o t a l s _ S a l e s p e r s o n _ C o d e >   
          < / S u b t o t a l s >   
      < / S a l e s p e r s o n _ P u r c h a s e r >   
-     < T o t a l s > - 
-         < T o t a l s _ A d j P r o f i t > T o t a l s _ A d j P r o f i t < / T o t a l s _ A d j P r o f i t > - 
-         < T o t a l s _ A d j P r o f i t C o m m i s s i o n > T o t a l s _ A d j P r o f i t C o m m i s s i o n < / T o t a l s _ A d j P r o f i t C o m m i s s i o n > - 
-         < T o t a l s _ P r o f i t > T o t a l s _ P r o f i t < / T o t a l s _ P r o f i t > - 
-         < T o t a l s _ P r o f i t C o m m i s s i o n > T o t a l s _ P r o f i t C o m m i s s i o n < / T o t a l s _ P r o f i t C o m m i s s i o n > - 
-         < T o t a l s _ S a l e s > T o t a l s _ S a l e s < / T o t a l s _ S a l e s > - 
-         < T o t a l s _ S a l e s C o m m i s s i o n > T o t a l s _ S a l e s C o m m i s s i o n < / T o t a l s _ S a l e s C o m m i s s i o n > +     < T o t a l s   E l e m e n t T y p e = " D a t a I t e m "   E l e m e n t I d = " 1 8 2 3 9 5 0 0 4 4 " > + 
+         < T o t a l s _ A d j P r o f i t   E l e m e n t T y p e = " C o l u m n "   E l e m e n t I d = " 1 9 0 9 5 0 1 3 6 2 "   D a t a T y p e = " D e c i m a l " > T o t a l s _ A d j P r o f i t < / T o t a l s _ A d j P r o f i t > + 
+         < T o t a l s _ A d j P r o f i t C o m m i s s i o n   E l e m e n t T y p e = " C o l u m n "   E l e m e n t I d = " 9 4 6 1 0 3 7 5 9 "   D a t a T y p e = " D e c i m a l " > T o t a l s _ A d j P r o f i t C o m m i s s i o n < / T o t a l s _ A d j P r o f i t C o m m i s s i o n > + 
+         < T o t a l s _ P r o f i t   E l e m e n t T y p e = " C o l u m n "   E l e m e n t I d = " 6 4 6 2 9 5 2 1 9 "   D a t a T y p e = " D e c i m a l " > T o t a l s _ P r o f i t < / T o t a l s _ P r o f i t > + 
+         < T o t a l s _ P r o f i t C o m m i s s i o n   E l e m e n t T y p e = " C o l u m n "   E l e m e n t I d = " 3 6 7 7 9 1 3 9 2 "   D a t a T y p e = " D e c i m a l " > T o t a l s _ P r o f i t C o m m i s s i o n < / T o t a l s _ P r o f i t C o m m i s s i o n > + 
+         < T o t a l s _ S a l e s   E l e m e n t T y p e = " C o l u m n "   E l e m e n t I d = " 1 3 9 9 9 8 5 1 0 9 "   D a t a T y p e = " D e c i m a l " > T o t a l s _ S a l e s < / T o t a l s _ S a l e s > + 
+         < T o t a l s _ S a l e s C o m m i s s i o n   E l e m e n t T y p e = " C o l u m n "   E l e m e n t I d = " 4 6 4 8 2 3 3 9 8 "   D a t a T y p e = " D e c i m a l " > T o t a l s _ S a l e s C o m m i s s i o n < / T o t a l s _ S a l e s C o m m i s s i o n >   
      < / T o t a l s >   
@@ -4199,7 +4192,7 @@
 
 <file path=customXml/item2.xml>��< ? x m l   v e r s i o n = " 1 . 0 "   e n c o d i n g = " u t f - 1 6 " ? >   
- < N a v W o r d R e p o r t X m l P a r t   x m l n s = " u r n : m i c r o s o f t - d y n a m i c s - b u s i n e s s c e n t r a l / i n t e r n a l / e x t e n d e d / r e p o r t s / S a l e s p e r s o n _ C o m m i s s i o n / 1 1 5 / " > + < N a v W o r d R e p o r t X m l P a r t   x m l n s = " u r n : m i c r o s o f t - d y n a m i c s - n a v / r e p o r t s / S a l e s p e r s o n _ C o m m i s s i o n / 1 1 5 / " >   
      < B C R e p o r t I n f o r m a t i o n >   
@@ -4347,255 +4340,185 @@
  
      < L a b e l s >   
-         < A b o u t T h e R e p o r t L a b e l   E l e m e n t T y p e = " P a r a m e t e r "   E l e m e n t I d = " 1 6 7 7 9 2 0 0 1 "   D a t a T y p e = " S t r i n g " > A b o u t T h e R e p o r t L a b e l < / A b o u t T h e R e p o r t L a b e l > - 
-         < A d j u s t e d P r o f i t C o m m i s s i o n L a b e l   E l e m e n t T y p e = " P a r a m e t e r "   E l e m e n t I d = " 9 1 5 5 5 7 0 2 0 "   D a t a T y p e = " S t r i n g " > A d j u s t e d P r o f i t C o m m i s s i o n L a b e l < / A d j u s t e d P r o f i t C o m m i s s i o n L a b e l > - 
-         < A d j u s t e d P r o f i t L a b e l   E l e m e n t T y p e = " P a r a m e t e r "   E l e m e n t I d = " 1 6 1 5 2 8 3 0 4 7 "   D a t a T y p e = " S t r i n g " > A d j u s t e d P r o f i t L a b e l < / A d j u s t e d P r o f i t L a b e l > - 
-         < A l l A m o u n t s A r e I n L C Y L a b e l   E l e m e n t T y p e = " P a r a m e t e r "   E l e m e n t I d = " 5 6 3 5 1 4 3 1 8 "   D a t a T y p e = " S t r i n g " > A l l A m o u n t s A r e I n L C Y L a b e l < / A l l A m o u n t s A r e I n L C Y L a b e l > - 
-         < C o m m i s s i o n P e r c e n t L a b e l   E l e m e n t T y p e = " P a r a m e t e r "   E l e m e n t I d = " 8 3 9 2 6 3 7 6 5 "   D a t a T y p e = " S t r i n g " > C o m m i s s i o n P e r c e n t L a b e l < / C o m m i s s i o n P e r c e n t L a b e l > - 
-         < C o m p a n y L a b e l   E l e m e n t T y p e = " P a r a m e t e r "   E l e m e n t I d = " 3 4 6 7 6 0 3 4 8 "   D a t a T y p e = " S t r i n g " > C o m p a n y L a b e l < / C o m p a n y L a b e l > - 
-         < C u s t o m e r N a m e L a b e l   E l e m e n t T y p e = " P a r a m e t e r "   E l e m e n t I d = " 1 1 1 8 7 9 0 8 8 "   D a t a T y p e = " S t r i n g " > C u s t o m e r N a m e L a b e l < / C u s t o m e r N a m e L a b e l > - 
-         < C u s t o m e r N o L a b e l   E l e m e n t T y p e = " P a r a m e t e r "   E l e m e n t I d = " 3 8 7 4 7 8 0 3 4 "   D a t a T y p e = " S t r i n g " > C u s t o m e r N o L a b e l < / C u s t o m e r N o L a b e l > - 
-         < D a t a R e t r i e v e d   E l e m e n t T y p e = " P a r a m e t e r "   E l e m e n t I d = " 2 9 1 9 1 1 8 0 7 "   D a t a T y p e = " S t r i n g " > D a t a R e t r i e v e d < / D a t a R e t r i e v e d > - 
-         < D o c u m e n t a t i o n L a b e l   E l e m e n t T y p e = " P a r a m e t e r "   E l e m e n t I d = " 1 7 3 8 9 2 4 8 1 5 "   D a t a T y p e = " S t r i n g " > D o c u m e n t a t i o n L a b e l < / D o c u m e n t a t i o n L a b e l > - 
-         < D o c u m e n t N o L a b e l   E l e m e n t T y p e = " P a r a m e t e r "   E l e m e n t I d = " 1 1 4 6 4 3 5 8 0 3 "   D a t a T y p e = " S t r i n g " > D o c u m e n t N o L a b e l < / D o c u m e n t N o L a b e l > - 
-         < E n v i r o n m e n t L a b e l   E l e m e n t T y p e = " P a r a m e t e r "   E l e m e n t I d = " 8 1 8 8 1 6 5 9 0 "   D a t a T y p e = " S t r i n g " > E n v i r o n m e n t L a b e l < / E n v i r o n m e n t L a b e l > - 
-         < P e r i o d C a p t i o n   E l e m e n t T y p e = " P a r a m e t e r "   E l e m e n t I d = " 1 4 7 8 2 5 3 4 2 2 "   D a t a T y p e = " S t r i n g " > P e r i o d C a p t i o n < / P e r i o d C a p t i o n > - 
-         < P o s t i n g D a t e L a b e l   E l e m e n t T y p e = " P a r a m e t e r "   E l e m e n t I d = " 1 7 7 5 7 9 4 2 4 9 "   D a t a T y p e = " S t r i n g " > P o s t i n g D a t e L a b e l < / P o s t i n g D a t e L a b e l > - 
-         < P r o f i t C o m m i s s i o n L a b e l   E l e m e n t T y p e = " P a r a m e t e r "   E l e m e n t I d = " 8 3 2 7 0 6 3 9 2 "   D a t a T y p e = " S t r i n g " > P r o f i t C o m m i s s i o n L a b e l < / P r o f i t C o m m i s s i o n L a b e l > - 
-         < P r o f i t L a b e l   E l e m e n t T y p e = " P a r a m e t e r "   E l e m e n t I d = " 2 5 4 6 3 3 6 4 5 "   D a t a T y p e = " S t r i n g " > P r o f i t L a b e l < / P r o f i t L a b e l > - 
-         < R e p o r t N a m e L a b e l   E l e m e n t T y p e = " P a r a m e t e r "   E l e m e n t I d = " 1 0 2 2 2 9 2 9 8 2 "   D a t a T y p e = " S t r i n g " > R e p o r t N a m e L a b e l < / R e p o r t N a m e L a b e l > - 
-         < R u n O n L a b e l   E l e m e n t T y p e = " P a r a m e t e r "   E l e m e n t I d = " 1 1 1 9 0 3 7 5 9 5 "   D a t a T y p e = " S t r i n g " > R u n O n L a b e l < / R u n O n L a b e l > - 
-         < S a l e s C o m m i s s i o n L a b e l   E l e m e n t T y p e = " P a r a m e t e r "   E l e m e n t I d = " 1 0 1 8 2 6 8 7 7 0 "   D a t a T y p e = " S t r i n g " > S a l e s C o m m i s s i o n L a b e l < / S a l e s C o m m i s s i o n L a b e l > - 
-         < S a l e s L a b e l   E l e m e n t T y p e = " P a r a m e t e r "   E l e m e n t I d = " 1 7 9 5 4 4 8 0 0 5 "   D a t a T y p e = " S t r i n g " > S a l e s L a b e l < / S a l e s L a b e l > - 
-         < S a l e s p e r s o n _ P u r c h a s e r _ _ N a m e C a p t i o n   E l e m e n t T y p e = " P a r a m e t e r "   E l e m e n t I d = " 1 1 9 5 8 7 9 8 7 3 "   D a t a T y p e = " S t r i n g " > S a l e s p e r s o n _ P u r c h a s e r _ _ N a m e C a p t i o n < / S a l e s p e r s o n _ P u r c h a s e r _ _ N a m e C a p t i o n > - 
-         < S a l e s p e r s o n C o m m i s s i o n A n a l y s i s   E l e m e n t T y p e = " P a r a m e t e r "   E l e m e n t I d = " 7 1 5 8 7 1 2 4 7 "   D a t a T y p e = " S t r i n g " > S a l e s p e r s o n C o m m i s s i o n A n a l y s i s < / S a l e s p e r s o n C o m m i s s i o n A n a l y s i s > - 
-         < S a l e s p e r s o n C o m m i s s i o n L a b e l   E l e m e n t T y p e = " P a r a m e t e r "   E l e m e n t I d = " 3 0 0 0 9 6 0 5 1 "   D a t a T y p e = " S t r i n g " > S a l e s p e r s o n C o m m i s s i o n L a b e l < / S a l e s p e r s o n C o m m i s s i o n L a b e l > - 
-         < S a l e s p e r s o n C o m m i s s i o n P r i n t   E l e m e n t T y p e = " P a r a m e t e r "   E l e m e n t I d = " 1 3 1 6 0 2 8 6 0 "   D a t a T y p e = " S t r i n g " > S a l e s p e r s o n C o m m i s s i o n P r i n t < / S a l e s p e r s o n C o m m i s s i o n P r i n t > - 
-         < S a l e s p e r s o n P u r c h a s e r _ C o d e C a p t i o n   E l e m e n t T y p e = " P a r a m e t e r "   E l e m e n t I d = " 1 2 2 1 2 1 9 2 4 5 "   D a t a T y p e = " S t r i n g " > S a l e s p e r s o n P u r c h a s e r _ C o d e C a p t i o n < / S a l e s p e r s o n P u r c h a s e r _ C o d e C a p t i o n > - 
-         < T o t a l s C a p t i o n   E l e m e n t T y p e = " P a r a m e t e r "   E l e m e n t I d = " 2 3 5 4 5 9 0 6 "   D a t a T y p e = " S t r i n g " > T o t a l s C a p t i o n < / T o t a l s C a p t i o n > - 
-         < U s e r L a b e l   E l e m e n t T y p e = " P a r a m e t e r "   E l e m e n t I d = " 8 4 8 8 1 6 7 9 4 "   D a t a T y p e = " S t r i n g " > U s e r L a b e l < / U s e r L a b e l > +         < A b o u t T h e R e p o r t L a b e l > A b o u t T h e R e p o r t L a b e l < / A b o u t T h e R e p o r t L a b e l > + 
+         < A d j u s t e d P r o f i t C o m m i s s i o n L a b e l > A d j u s t e d P r o f i t C o m m i s s i o n L a b e l < / A d j u s t e d P r o f i t C o m m i s s i o n L a b e l > + 
+         < A d j u s t e d P r o f i t L a b e l > A d j u s t e d P r o f i t L a b e l < / A d j u s t e d P r o f i t L a b e l > + 
+         < A l l A m o u n t s A r e I n L C Y L a b e l > A l l A m o u n t s A r e I n L C Y L a b e l < / A l l A m o u n t s A r e I n L C Y L a b e l > + 
+         < C o m m i s s i o n P e r c e n t L a b e l > C o m m i s s i o n P e r c e n t L a b e l < / C o m m i s s i o n P e r c e n t L a b e l > + 
+         < C o m p a n y L a b e l > C o m p a n y L a b e l < / C o m p a n y L a b e l > + 
+         < C u s t o m e r N a m e L a b e l > C u s t o m e r N a m e L a b e l < / C u s t o m e r N a m e L a b e l > + 
+         < C u s t o m e r N o L a b e l > C u s t o m e r N o L a b e l < / C u s t o m e r N o L a b e l > + 
+         < D a t a R e t r i e v e d > D a t a R e t r i e v e d < / D a t a R e t r i e v e d > + 
+         < D o c u m e n t a t i o n L a b e l > D o c u m e n t a t i o n L a b e l < / D o c u m e n t a t i o n L a b e l > + 
+         < D o c u m e n t N o L a b e l > D o c u m e n t N o L a b e l < / D o c u m e n t N o L a b e l > + 
+         < E n v i r o n m e n t L a b e l > E n v i r o n m e n t L a b e l < / E n v i r o n m e n t L a b e l > + 
+         < P e r i o d C a p t i o n > P e r i o d C a p t i o n < / P e r i o d C a p t i o n > + 
+         < P o s t i n g D a t e L a b e l > P o s t i n g D a t e L a b e l < / P o s t i n g D a t e L a b e l > + 
+         < P r o f i t C o m m i s s i o n L a b e l > P r o f i t C o m m i s s i o n L a b e l < / P r o f i t C o m m i s s i o n L a b e l > + 
+         < P r o f i t L a b e l > P r o f i t L a b e l < / P r o f i t L a b e l > + 
+         < R e p o r t N a m e L a b e l > R e p o r t N a m e L a b e l < / R e p o r t N a m e L a b e l > + 
+         < R u n O n L a b e l > R u n O n L a b e l < / R u n O n L a b e l > + 
+         < S a l e s C o m m i s s i o n L a b e l > S a l e s C o m m i s s i o n L a b e l < / S a l e s C o m m i s s i o n L a b e l > + 
+         < S a l e s L a b e l > S a l e s L a b e l < / S a l e s L a b e l > + 
+         < S a l e s p e r s o n _ P u r c h a s e r _ _ N a m e C a p t i o n > S a l e s p e r s o n _ P u r c h a s e r _ _ N a m e C a p t i o n < / S a l e s p e r s o n _ P u r c h a s e r _ _ N a m e C a p t i o n > + 
+         < S a l e s p e r s o n C o m m i s s i o n A n a l y s i s > S a l e s p e r s o n C o m m i s s i o n A n a l y s i s < / S a l e s p e r s o n C o m m i s s i o n A n a l y s i s > + 
+         < S a l e s p e r s o n C o m m i s s i o n L a b e l > S a l e s p e r s o n C o m m i s s i o n L a b e l < / S a l e s p e r s o n C o m m i s s i o n L a b e l > + 
+         < S a l e s p e r s o n C o m m i s s i o n P r i n t > S a l e s p e r s o n C o m m i s s i o n P r i n t < / S a l e s p e r s o n C o m m i s s i o n P r i n t > + 
+         < S a l e s p e r s o n P u r c h a s e r _ C o d e C a p t i o n > S a l e s p e r s o n P u r c h a s e r _ C o d e C a p t i o n < / S a l e s p e r s o n P u r c h a s e r _ C o d e C a p t i o n > + 
+         < T o t a l s C a p t i o n > T o t a l s C a p t i o n < / T o t a l s C a p t i o n > + 
+         < U s e r L a b e l > U s e r L a b e l < / U s e r L a b e l >   
      < / L a b e l s >   
-     < T o o l t i p s > - 
-         < T o o l t i p   c o l u m n = " S a l e s p e r s o n _ P u r c h a s e r _ C o d e "   E l e m e n t I d = " 1 3 8 8 0 3 1 6 5 2 " > - 
-             < T o o l t i p T e x t   l a n g = " e n - U S " > S p e c i f i e s   a   c o d e   f o r   t h e   s a l e s p e r s o n   o r   p u r c h a s e r . < / T o o l t i p T e x t > - 
-         < / T o o l t i p > - 
-         < T o o l t i p   c o l u m n = " S a l e s p e r s o n _ P u r c h a s e r _ N a m e "   E l e m e n t I d = " 1 3 4 8 2 2 8 4 6 2 " > - 
-             < T o o l t i p T e x t   l a n g = " e n - U S " > S p e c i f i e s   t h e   n a m e   o f   t h e   s a l e s p e r s o n   o r   p u r c h a s e r . < / T o o l t i p T e x t > - 
-         < / T o o l t i p > - 
-         < T o o l t i p   c o l u m n = " S a l e s p e r s o n _ P u r c h a s e r _ _ C o m m i s s i o n _ _ _ "   E l e m e n t I d = " 1 5 9 0 6 8 9 0 0 4 " > - 
-             < T o o l t i p T e x t   l a n g = " e n - U S " > S p e c i f i e s   t h e   p e r c e n t a g e   t o   u s e   t o   c a l c u l a t e   t h e   s a l e s p e r s o n ' s   c o m m i s s i o n . < / T o o l t i p T e x t > - 
-         < / T o o l t i p > - 
-         < T o o l t i p   c o l u m n = " C u s t _ _ L e d g e r _ E n t r y _ _ _ S a l e s _ _ L C Y _ _ "   E l e m e n t I d = " 3 4 8 7 9 4 9 4 9 " > - 
-             < T o o l t i p T e x t   l a n g = " e n - U S " > S p e c i f i e s   t h e   t o t a l   s a l e s   a m o u n t   e x c l .   V A T   t o   t h e   c u s t o m e r   i n   L C Y . < / T o o l t i p T e x t > - 
-         < / T o o l t i p > - 
-         < T o o l t i p   c o l u m n = " C u s t _ _ L e d g e r _ E n t r y _ _ D o c u m e n t _ N o _ _ "   E l e m e n t I d = " 8 5 2 6 1 1 1 8 1 " > - 
-             < T o o l t i p T e x t   l a n g = " e n - U S " > S p e c i f i e s   t h e   e n t r y ' s   d o c u m e n t   n u m b e r . < / T o o l t i p T e x t > - 
-         < / T o o l t i p > - 
-         < T o o l t i p   c o l u m n = " C u s t _ _ L e d g e r _ E n t r y _ _ C u s t o m e r _ N o _ _ "   E l e m e n t I d = " 1 0 0 9 0 1 6 8 0 8 " > - 
-             < T o o l t i p T e x t   l a n g = " e n - U S " > S p e c i f i e s   t h e   c u s t o m e r   a c c o u n t   n u m b e r   t h a t   t h e   e n t r y   i s   l i n k e d   t o . < / T o o l t i p T e x t > - 
-         < / T o o l t i p > - 
-         < T o o l t i p   c o l u m n = " C u s t _ _ L e d g e r _ E n t r y _ _ S a l e s _ _ L C Y _ _ "   E l e m e n t I d = " 8 1 9 5 1 7 4 8 " > - 
-             < T o o l t i p T e x t   l a n g = " e n - U S " > S p e c i f i e s   t h e   t o t a l   s a l e s   a m o u n t   e x c l .   V A T   t o   t h e   c u s t o m e r   i n   L C Y . < / T o o l t i p T e x t > - 
-         < / T o o l t i p > - 
-         < T o o l t i p   c o l u m n = " C u s t L e d g e r E n t r y _ C u s t o m e r N a m e "   E l e m e n t I d = " 2 0 9 1 8 9 3 2 7 9 " > - 
-             < T o o l t i p T e x t   l a n g = " e n - U S " > S p e c i f i e s   t h e   c u s t o m e r   n a m e   t h a t   t h e   e n t r y   i s   l i n k e d   t o . < / T o o l t i p T e x t > - 
-         < / T o o l t i p > - 
-         < T o o l t i p   c o l u m n = " S a l e s p e r s o n P u r c h a s e r _ C o d e "   E l e m e n t I d = " 1 2 2 1 2 1 9 2 4 5 " > - 
-             < T o o l t i p T e x t   l a n g = " e n - U S " > S p e c i f i e s   a   c o d e   f o r   t h e   s a l e s p e r s o n   o r   p u r c h a s e r . < / T o o l t i p T e x t > - 
-         < / T o o l t i p > - 
-         < T o o l t i p   c o l u m n = " S a l e s p e r s o n _ P u r c h a s e r _ _ N a m e "   E l e m e n t I d = " 1 1 9 5 8 7 9 8 7 3 " > - 
-             < T o o l t i p T e x t   l a n g = " e n - U S " > S p e c i f i e s   t h e   n a m e   o f   t h e   s a l e s p e r s o n   o r   p u r c h a s e r . < / T o o l t i p T e x t > - 
-         < / T o o l t i p > - 
-         < T o o l t i p   c o l u m n = " S u b t o t a l s _ S a l e s p e r s o n _ C o d e "   E l e m e n t I d = " 1 1 9 8 5 9 4 2 7 2 " > - 
-             < T o o l t i p T e x t   l a n g = " e n - U S " > S p e c i f i e s   a   c o d e   f o r   t h e   s a l e s p e r s o n   o r   p u r c h a s e r . < / T o o l t i p T e x t > - 
-         < / T o o l t i p > - 
-     < / T o o l t i p s > - 
-     < S a l e s p e r s o n _ P u r c h a s e r   E l e m e n t T y p e = " D a t a I t e m "   E l e m e n t I d = " 7 1 5 0 0 7 1 9 8 " > - 
-         < A d j P r o f i t   E l e m e n t T y p e = " C o l u m n "   E l e m e n t I d = " 6 6 6 3 9 3 8 5 2 "   D a t a T y p e = " D e c i m a l "   O b s o l e t e S t a t e = " P e n d i n g " > A d j P r o f i t < / A d j P r o f i t > - 
-         < A d j P r o f i t C o m m i s s i o n A m t   E l e m e n t T y p e = " C o l u m n "   E l e m e n t I d = " 1 5 8 1 4 8 8 5 9 9 "   D a t a T y p e = " D e c i m a l "   O b s o l e t e S t a t e = " P e n d i n g " > A d j P r o f i t C o m m i s s i o n A m t < / A d j P r o f i t C o m m i s s i o n A m t > - 
-         < A d j P r o f i t C o m m i s s i o n A m t _ C o n t r o l 4 5 C a p t i o n   E l e m e n t T y p e = " C o l u m n "   E l e m e n t I d = " 6 2 1 2 7 7 8 5 4 "   D a t a T y p e = " L a b e l "   O b s o l e t e S t a t e = " P e n d i n g " > A d j P r o f i t C o m m i s s i o n A m t _ C o n t r o l 4 5 C a p t i o n < / A d j P r o f i t C o m m i s s i o n A m t _ C o n t r o l 4 5 C a p t i o n > - 
-         < A d j P r o f i t _ C o n t r o l 3 9 C a p t i o n   E l e m e n t T y p e = " C o l u m n "   E l e m e n t I d = " 2 1 3 3 9 8 4 3 2 "   D a t a T y p e = " L a b e l "   O b s o l e t e S t a t e = " P e n d i n g " > A d j P r o f i t _ C o n t r o l 3 9 C a p t i o n < / A d j P r o f i t _ C o n t r o l 3 9 C a p t i o n > - 
-         < A l l _ a m o u n t s _ a r e _ i n _ L C Y C a p t i o n   E l e m e n t T y p e = " C o l u m n "   E l e m e n t I d = " 6 9 7 4 8 4 8 0 2 "   D a t a T y p e = " L a b e l "   O b s o l e t e S t a t e = " P e n d i n g " > A l l _ a m o u n t s _ a r e _ i n _ L C Y C a p t i o n < / A l l _ a m o u n t s _ a r e _ i n _ L C Y C a p t i o n > - 
-         < C O M P A N Y N A M E   E l e m e n t T y p e = " C o l u m n "   E l e m e n t I d = " 1 7 5 3 0 1 5 1 5 5 "   D a t a T y p e = " S t r i n g "   O b s o l e t e S t a t e = " P e n d i n g " > C O M P A N Y N A M E < / C O M P A N Y N A M E > - 
-         < C u r r R e p o r t _ P A G E N O C a p t i o n   E l e m e n t T y p e = " C o l u m n "   E l e m e n t I d = " 1 8 4 6 2 6 2 1 5 8 "   D a t a T y p e = " L a b e l "   O b s o l e t e S t a t e = " P e n d i n g " > C u r r R e p o r t _ P A G E N O C a p t i o n < / C u r r R e p o r t _ P A G E N O C a p t i o n > - 
-         < C u s t L e d g E n t r y F i l t e r   E l e m e n t T y p e = " C o l u m n "   E l e m e n t I d = " 1 1 7 3 5 3 2 6 6 6 "   D a t a T y p e = " T e x t "   O b s o l e t e S t a t e = " P e n d i n g " > C u s t L e d g E n t r y F i l t e r < / C u s t L e d g E n t r y F i l t e r > - 
-         < C u s t _ _ L e d g e r _ E n t r y _ _ C u s t o m e r _ N o _ _ C a p t i o n   E l e m e n t T y p e = " C o l u m n "   E l e m e n t I d = " 1 2 2 3 8 5 6 2 7 8 "   D a t a T y p e = " S t r i n g "   O b s o l e t e S t a t e = " P e n d i n g " > C u s t _ _ L e d g e r _ E n t r y _ _ C u s t o m e r _ N o _ _ C a p t i o n < / C u s t _ _ L e d g e r _ E n t r y _ _ C u s t o m e r _ N o _ _ C a p t i o n > - 
-         < C u s t _ _ L e d g e r _ E n t r y _ _ D o c u m e n t _ N o _ _ C a p t i o n   E l e m e n t T y p e = " C o l u m n "   E l e m e n t I d = " 4 8 8 8 0 6 5 1 7 "   D a t a T y p e = " S t r i n g "   O b s o l e t e S t a t e = " P e n d i n g " > C u s t _ _ L e d g e r _ E n t r y _ _ D o c u m e n t _ N o _ _ C a p t i o n < / C u s t _ _ L e d g e r _ E n t r y _ _ D o c u m e n t _ N o _ _ C a p t i o n > - 
-         < C u s t _ _ L e d g e r _ E n t r y _ _ P o s t i n g _ D a t e _ C a p t i o n   E l e m e n t T y p e = " C o l u m n "   E l e m e n t I d = " 2 0 7 9 4 3 8 7 1 2 "   D a t a T y p e = " L a b e l "   O b s o l e t e S t a t e = " P e n d i n g " > C u s t _ _ L e d g e r _ E n t r y _ _ P o s t i n g _ D a t e _ C a p t i o n < / C u s t _ _ L e d g e r _ E n t r y _ _ P o s t i n g _ D a t e _ C a p t i o n > - 
-         < C u s t _ _ L e d g e r _ E n t r y _ _ P r o f i t _ _ L C Y _ _ C a p t i o n   E l e m e n t T y p e = " C o l u m n "   E l e m e n t I d = " 1 9 9 4 3 8 8 4 7 6 "   D a t a T y p e = " S t r i n g "   O b s o l e t e S t a t e = " P e n d i n g " > C u s t _ _ L e d g e r _ E n t r y _ _ P r o f i t _ _ L C Y _ _ C a p t i o n < / C u s t _ _ L e d g e r _ E n t r y _ _ P r o f i t _ _ L C Y _ _ C a p t i o n > - 
-         < C u s t _ _ L e d g e r _ E n t r y _ _ S a l e s _ _ L C Y _ _ C a p t i o n   E l e m e n t T y p e = " C o l u m n "   E l e m e n t I d = " 1 0 5 6 9 2 6 5 4 6 "   D a t a T y p e = " S t r i n g "   O b s o l e t e S t a t e = " P e n d i n g " > C u s t _ _ L e d g e r _ E n t r y _ _ S a l e s _ _ L C Y _ _ C a p t i o n < / C u s t _ _ L e d g e r _ E n t r y _ _ S a l e s _ _ L C Y _ _ C a p t i o n > - 
-         < C u s t _ _ L e d g e r _ E n t r y _ _ T A B L E C A P T I O N _ _ _ _ _ _ _ _ _ _ C u s t L e d g E n t r y F i l t e r   E l e m e n t T y p e = " C o l u m n "   E l e m e n t I d = " 7 1 0 6 3 3 9 1 7 "   D a t a T y p e = " T e x t " > C u s t _ _ L e d g e r _ E n t r y _ _ T A B L E C A P T I O N _ _ _ _ _ _ _ _ _ _ C u s t L e d g E n t r y F i l t e r < / C u s t _ _ L e d g e r _ E n t r y _ _ T A B L E C A P T I O N _ _ _ _ _ _ _ _ _ _ C u s t L e d g E n t r y F i l t e r > - 
-         < C u s t _ _ L e d g e r _ E n t r y _ _ _ P r o f i t _ _ L C Y _ _   E l e m e n t T y p e = " C o l u m n "   E l e m e n t I d = " 1 6 1 5 1 3 7 4 4 3 "   D a t a T y p e = " D e c i m a l "   O b s o l e t e S t a t e = " P e n d i n g " > C u s t _ _ L e d g e r _ E n t r y _ _ _ P r o f i t _ _ L C Y _ _ < / C u s t _ _ L e d g e r _ E n t r y _ _ _ P r o f i t _ _ L C Y _ _ > - 
-         < C u s t _ _ L e d g e r _ E n t r y _ _ _ S a l e s _ _ L C Y _ _   E l e m e n t T y p e = " C o l u m n "   E l e m e n t I d = " 3 4 8 7 9 4 9 4 9 "   D a t a T y p e = " D e c i m a l "   O b s o l e t e S t a t e = " P e n d i n g " > C u s t _ _ L e d g e r _ E n t r y _ _ _ S a l e s _ _ L C Y _ _ < / C u s t _ _ L e d g e r _ E n t r y _ _ _ S a l e s _ _ L C Y _ _ > - 
-         < P a g e G r o u p N o   E l e m e n t T y p e = " C o l u m n "   E l e m e n t I d = " 6 4 9 1 8 0 1 4 4 "   D a t a T y p e = " I n t e g e r "   O b s o l e t e S t a t e = " P e n d i n g " > P a g e G r o u p N o < / P a g e G r o u p N o > - 
-         < P r o f i t C o m m i s s i o n A m t   E l e m e n t T y p e = " C o l u m n "   E l e m e n t I d = " 4 1 6 2 2 4 2 0 6 "   D a t a T y p e = " D e c i m a l "   O b s o l e t e S t a t e = " P e n d i n g " > P r o f i t C o m m i s s i o n A m t < / P r o f i t C o m m i s s i o n A m t > - 
-         < P r o f i t C o m m i s s i o n A m t _ C o n t r o l 3 3 C a p t i o n   E l e m e n t T y p e = " C o l u m n "   E l e m e n t I d = " 4 6 5 8 1 2 5 3 6 "   D a t a T y p e = " L a b e l "   O b s o l e t e S t a t e = " P e n d i n g " > P r o f i t C o m m i s s i o n A m t _ C o n t r o l 3 3 C a p t i o n < / P r o f i t C o m m i s s i o n A m t _ C o n t r o l 3 3 C a p t i o n > - 
-         < S a l e s C o m m i s s i o n A m t   E l e m e n t T y p e = " C o l u m n "   E l e m e n t I d = " 1 6 5 6 6 7 5 0 1 6 "   D a t a T y p e = " D e c i m a l "   O b s o l e t e S t a t e = " P e n d i n g " > S a l e s C o m m i s s i o n A m t < / S a l e s C o m m i s s i o n A m t > - 
-         < S a l e s C o m m i s s i o n A m t _ C o n t r o l 3 2 C a p t i o n   E l e m e n t T y p e = " C o l u m n "   E l e m e n t I d = " 1 2 7 2 6 4 2 0 6 5 "   D a t a T y p e = " L a b e l "   O b s o l e t e S t a t e = " P e n d i n g " > S a l e s C o m m i s s i o n A m t _ C o n t r o l 3 2 C a p t i o n < / S a l e s C o m m i s s i o n A m t _ C o n t r o l 3 2 C a p t i o n > - 
-         < S a l e s p e r s o n F i l t e r   E l e m e n t T y p e = " C o l u m n "   E l e m e n t I d = " 1 2 4 2 2 8 3 2 5 6 "   D a t a T y p e = " T e x t "   O b s o l e t e S t a t e = " P e n d i n g " > S a l e s p e r s o n F i l t e r < / S a l e s p e r s o n F i l t e r > - 
-         < S a l e s p e r s o n _ P u r c h a s e r _ C o d e   E l e m e n t T y p e = " C o l u m n "   E l e m e n t I d = " 1 3 8 8 0 3 1 6 5 2 "   D a t a T y p e = " C o d e " > S a l e s p e r s o n _ P u r c h a s e r _ C o d e < / S a l e s p e r s o n _ P u r c h a s e r _ C o d e > - 
-         < S a l e s p e r s o n _ P u r c h a s e r _ N a m e   E l e m e n t T y p e = " C o l u m n "   E l e m e n t I d = " 1 3 4 8 2 2 8 4 6 2 "   D a t a T y p e = " T e x t " > S a l e s p e r s o n _ P u r c h a s e r _ N a m e < / S a l e s p e r s o n _ P u r c h a s e r _ N a m e > - 
-         < S a l e s p e r s o n _ P u r c h a s e r _ _ C o m m i s s i o n _ _ _   E l e m e n t T y p e = " C o l u m n "   E l e m e n t I d = " 1 5 9 0 6 8 9 0 0 4 "   D a t a T y p e = " D e c i m a l " > S a l e s p e r s o n _ P u r c h a s e r _ _ C o m m i s s i o n _ _ _ < / S a l e s p e r s o n _ P u r c h a s e r _ _ C o m m i s s i o n _ _ _ > - 
-         < S a l e s p e r s o n _ P u r c h a s e r _ _ C o m m i s s i o n _ _ _ C a p t i o n   E l e m e n t T y p e = " C o l u m n "   E l e m e n t I d = " 4 9 9 4 6 3 1 7 0 "   D a t a T y p e = " S t r i n g "   O b s o l e t e S t a t e = " P e n d i n g " > S a l e s p e r s o n _ P u r c h a s e r _ _ C o m m i s s i o n _ _ _ C a p t i o n < / S a l e s p e r s o n _ P u r c h a s e r _ _ C o m m i s s i o n _ _ _ C a p t i o n > - 
-         < S a l e s p e r s o n _ P u r c h a s e r _ _ T A B L E C A P T I O N _ _ _ _ _ _ _ _ _ _ S a l e s p e r s o n F i l t e r   E l e m e n t T y p e = " C o l u m n "   E l e m e n t I d = " 1 0 1 6 0 4 1 6 9 9 "   D a t a T y p e = " T e x t " > S a l e s p e r s o n _ P u r c h a s e r _ _ T A B L E C A P T I O N _ _ _ _ _ _ _ _ _ _ S a l e s p e r s o n F i l t e r < / S a l e s p e r s o n _ P u r c h a s e r _ _ T A B L E C A P T I O N _ _ _ _ _ _ _ _ _ _ S a l e s p e r s o n F i l t e r > - 
-         < S a l e s p e r s o n _ _ _ C o m m i s s i o n C a p t i o n   E l e m e n t T y p e = " C o l u m n "   E l e m e n t I d = " 1 7 6 9 4 7 1 9 4 8 "   D a t a T y p e = " L a b e l "   O b s o l e t e S t a t e = " P e n d i n g " > S a l e s p e r s o n _ _ _ C o m m i s s i o n C a p t i o n < / S a l e s p e r s o n _ _ _ C o m m i s s i o n C a p t i o n > - 
-         < S T R S U B S T N O _ T e x t 0 0 0 _ P e r i o d T e x t _   E l e m e n t T y p e = " C o l u m n "   E l e m e n t I d = " 7 2 2 9 9 1 7 0 4 "   D a t a T y p e = " S t r i n g " > S T R S U B S T N O _ T e x t 0 0 0 _ P e r i o d T e x t _ < / S T R S U B S T N O _ T e x t 0 0 0 _ P e r i o d T e x t _ > - 
-         < T o t a l C a p t i o n   E l e m e n t T y p e = " C o l u m n "   E l e m e n t I d = " 7 0 7 1 0 2 6 9 5 "   D a t a T y p e = " L a b e l "   O b s o l e t e S t a t e = " P e n d i n g " > T o t a l C a p t i o n < / T o t a l C a p t i o n > - 
-         < C u s t _ L e d g e r _ E n t r y   E l e m e n t T y p e = " D a t a I t e m "   E l e m e n t I d = " 1 6 3 9 1 4 6 4 4 5 " > - 
-             < A d j P r o f i t C o m m i s s i o n A m t _ C o n t r o l 4 5   E l e m e n t T y p e = " C o l u m n "   E l e m e n t I d = " 8 0 5 8 9 6 4 0 0 "   D a t a T y p e = " D e c i m a l " > A d j P r o f i t C o m m i s s i o n A m t _ C o n t r o l 4 5 < / A d j P r o f i t C o m m i s s i o n A m t _ C o n t r o l 4 5 > - 
-             < A d j P r o f i t _ C o n t r o l 3 9   E l e m e n t T y p e = " C o l u m n "   E l e m e n t I d = " 2 0 2 4 1 9 6 5 4 2 "   D a t a T y p e = " D e c i m a l " > A d j P r o f i t _ C o n t r o l 3 9 < / A d j P r o f i t _ C o n t r o l 3 9 > - 
-             < C u s t L e d g e r E n t r y _ C u s t o m e r N a m e   E l e m e n t T y p e = " C o l u m n "   E l e m e n t I d = " 2 0 9 1 8 9 3 2 7 9 "   D a t a T y p e = " T e x t " > C u s t L e d g e r E n t r y _ C u s t o m e r N a m e < / C u s t L e d g e r E n t r y _ C u s t o m e r N a m e > - 
-             < C u s t _ _ L e d g e r _ E n t r y _ _ C u s t o m e r _ N o _ _   E l e m e n t T y p e = " C o l u m n "   E l e m e n t I d = " 1 0 0 9 0 1 6 8 0 8 "   D a t a T y p e = " C o d e " > C u s t _ _ L e d g e r _ E n t r y _ _ C u s t o m e r _ N o _ _ < / C u s t _ _ L e d g e r _ E n t r y _ _ C u s t o m e r _ N o _ _ > - 
-             < C u s t _ _ L e d g e r _ E n t r y _ _ D o c u m e n t _ N o _ _   E l e m e n t T y p e = " C o l u m n "   E l e m e n t I d = " 8 5 2 6 1 1 1 8 1 "   D a t a T y p e = " C o d e " > C u s t _ _ L e d g e r _ E n t r y _ _ D o c u m e n t _ N o _ _ < / C u s t _ _ L e d g e r _ E n t r y _ _ D o c u m e n t _ N o _ _ > - 
-             < C u s t _ _ L e d g e r _ E n t r y _ _ P o s t i n g _ D a t e _   E l e m e n t T y p e = " C o l u m n "   E l e m e n t I d = " 2 1 4 2 6 5 7 1 6 2 "   D a t a T y p e = " S t r i n g " > C u s t _ _ L e d g e r _ E n t r y _ _ P o s t i n g _ D a t e _ < / C u s t _ _ L e d g e r _ E n t r y _ _ P o s t i n g _ D a t e _ > - 
-             < C u s t _ _ L e d g e r _ E n t r y _ _ P r o f i t _ _ L C Y _ _   E l e m e n t T y p e = " C o l u m n "   E l e m e n t I d = " 5 1 9 3 4 1 8 2 6 "   D a t a T y p e = " D e c i m a l " > C u s t _ _ L e d g e r _ E n t r y _ _ P r o f i t _ _ L C Y _ _ < / C u s t _ _ L e d g e r _ E n t r y _ _ P r o f i t _ _ L C Y _ _ > - 
-             < C u s t _ _ L e d g e r _ E n t r y _ _ S a l e s _ _ L C Y _ _   E l e m e n t T y p e = " C o l u m n "   E l e m e n t I d = " 8 1 9 5 1 7 4 8 "   D a t a T y p e = " D e c i m a l " > C u s t _ _ L e d g e r _ E n t r y _ _ S a l e s _ _ L C Y _ _ < / C u s t _ _ L e d g e r _ E n t r y _ _ S a l e s _ _ L C Y _ _ > - 
-             < P r o f i t C o m m i s s i o n A m t _ C o n t r o l 3 3   E l e m e n t T y p e = " C o l u m n "   E l e m e n t I d = " 3 1 2 1 8 6 8 2 6 "   D a t a T y p e = " D e c i m a l " > P r o f i t C o m m i s s i o n A m t _ C o n t r o l 3 3 < / P r o f i t C o m m i s s i o n A m t _ C o n t r o l 3 3 > - 
-             < S a l e s C o m m i s s i o n A m t _ C o n t r o l 3 2   E l e m e n t T y p e = " C o l u m n "   E l e m e n t I d = " 1 4 6 2 3 9 0 1 5 3 "   D a t a T y p e = " D e c i m a l " > S a l e s C o m m i s s i o n A m t _ C o n t r o l 3 2 < / S a l e s C o m m i s s i o n A m t _ C o n t r o l 3 2 > - 
-             < S a l e s p e r s o n P u r c h a s e r _ C o d e   E l e m e n t T y p e = " C o l u m n "   E l e m e n t I d = " 1 2 2 1 2 1 9 2 4 5 "   D a t a T y p e = " C o d e " > S a l e s p e r s o n P u r c h a s e r _ C o d e < / S a l e s p e r s o n P u r c h a s e r _ C o d e > - 
-             < S a l e s p e r s o n _ P u r c h a s e r _ _ N a m e   E l e m e n t T y p e = " C o l u m n "   E l e m e n t I d = " 1 1 9 5 8 7 9 8 7 3 "   D a t a T y p e = " T e x t " > S a l e s p e r s o n _ P u r c h a s e r _ _ N a m e < / S a l e s p e r s o n _ P u r c h a s e r _ _ N a m e > +     < S a l e s p e r s o n _ P u r c h a s e r > + 
+         < A d j P r o f i t > A d j P r o f i t < / A d j P r o f i t > + 
+         < A d j P r o f i t C o m m i s s i o n A m t > A d j P r o f i t C o m m i s s i o n A m t < / A d j P r o f i t C o m m i s s i o n A m t > + 
+         < A d j P r o f i t C o m m i s s i o n A m t _ C o n t r o l 4 5 C a p t i o n > A d j P r o f i t C o m m i s s i o n A m t _ C o n t r o l 4 5 C a p t i o n < / A d j P r o f i t C o m m i s s i o n A m t _ C o n t r o l 4 5 C a p t i o n > + 
+         < A d j P r o f i t _ C o n t r o l 3 9 C a p t i o n > A d j P r o f i t _ C o n t r o l 3 9 C a p t i o n < / A d j P r o f i t _ C o n t r o l 3 9 C a p t i o n > + 
+         < A l l _ a m o u n t s _ a r e _ i n _ L C Y C a p t i o n > A l l _ a m o u n t s _ a r e _ i n _ L C Y C a p t i o n < / A l l _ a m o u n t s _ a r e _ i n _ L C Y C a p t i o n > + 
+         < C O M P A N Y N A M E > C O M P A N Y N A M E < / C O M P A N Y N A M E > + 
+         < C u r r R e p o r t _ P A G E N O C a p t i o n > C u r r R e p o r t _ P A G E N O C a p t i o n < / C u r r R e p o r t _ P A G E N O C a p t i o n > + 
+         < C u s t L e d g E n t r y F i l t e r > C u s t L e d g E n t r y F i l t e r < / C u s t L e d g E n t r y F i l t e r > + 
+         < C u s t _ _ L e d g e r _ E n t r y _ _ C u s t o m e r _ N o _ _ C a p t i o n > C u s t _ _ L e d g e r _ E n t r y _ _ C u s t o m e r _ N o _ _ C a p t i o n < / C u s t _ _ L e d g e r _ E n t r y _ _ C u s t o m e r _ N o _ _ C a p t i o n > + 
+         < C u s t _ _ L e d g e r _ E n t r y _ _ D o c u m e n t _ N o _ _ C a p t i o n > C u s t _ _ L e d g e r _ E n t r y _ _ D o c u m e n t _ N o _ _ C a p t i o n < / C u s t _ _ L e d g e r _ E n t r y _ _ D o c u m e n t _ N o _ _ C a p t i o n > + 
+         < C u s t _ _ L e d g e r _ E n t r y _ _ P o s t i n g _ D a t e _ C a p t i o n > C u s t _ _ L e d g e r _ E n t r y _ _ P o s t i n g _ D a t e _ C a p t i o n < / C u s t _ _ L e d g e r _ E n t r y _ _ P o s t i n g _ D a t e _ C a p t i o n > + 
+         < C u s t _ _ L e d g e r _ E n t r y _ _ P r o f i t _ _ L C Y _ _ C a p t i o n > C u s t _ _ L e d g e r _ E n t r y _ _ P r o f i t _ _ L C Y _ _ C a p t i o n < / C u s t _ _ L e d g e r _ E n t r y _ _ P r o f i t _ _ L C Y _ _ C a p t i o n > + 
+         < C u s t _ _ L e d g e r _ E n t r y _ _ S a l e s _ _ L C Y _ _ C a p t i o n > C u s t _ _ L e d g e r _ E n t r y _ _ S a l e s _ _ L C Y _ _ C a p t i o n < / C u s t _ _ L e d g e r _ E n t r y _ _ S a l e s _ _ L C Y _ _ C a p t i o n > + 
+         < C u s t _ _ L e d g e r _ E n t r y _ _ T A B L E C A P T I O N _ _ _ _ _ _ _ _ _ _ C u s t L e d g E n t r y F i l t e r > C u s t _ _ L e d g e r _ E n t r y _ _ T A B L E C A P T I O N _ _ _ _ _ _ _ _ _ _ C u s t L e d g E n t r y F i l t e r < / C u s t _ _ L e d g e r _ E n t r y _ _ T A B L E C A P T I O N _ _ _ _ _ _ _ _ _ _ C u s t L e d g E n t r y F i l t e r > + 
+         < C u s t _ _ L e d g e r _ E n t r y _ _ _ P r o f i t _ _ L C Y _ _ > C u s t _ _ L e d g e r _ E n t r y _ _ _ P r o f i t _ _ L C Y _ _ < / C u s t _ _ L e d g e r _ E n t r y _ _ _ P r o f i t _ _ L C Y _ _ > + 
+         < C u s t _ _ L e d g e r _ E n t r y _ _ _ S a l e s _ _ L C Y _ _ > C u s t _ _ L e d g e r _ E n t r y _ _ _ S a l e s _ _ L C Y _ _ < / C u s t _ _ L e d g e r _ E n t r y _ _ _ S a l e s _ _ L C Y _ _ > + 
+         < P a g e G r o u p N o > P a g e G r o u p N o < / P a g e G r o u p N o > + 
+         < P r o f i t C o m m i s s i o n A m t > P r o f i t C o m m i s s i o n A m t < / P r o f i t C o m m i s s i o n A m t > + 
+         < P r o f i t C o m m i s s i o n A m t _ C o n t r o l 3 3 C a p t i o n > P r o f i t C o m m i s s i o n A m t _ C o n t r o l 3 3 C a p t i o n < / P r o f i t C o m m i s s i o n A m t _ C o n t r o l 3 3 C a p t i o n > + 
+         < S a l e s C o m m i s s i o n A m t > S a l e s C o m m i s s i o n A m t < / S a l e s C o m m i s s i o n A m t > + 
+         < S a l e s C o m m i s s i o n A m t _ C o n t r o l 3 2 C a p t i o n > S a l e s C o m m i s s i o n A m t _ C o n t r o l 3 2 C a p t i o n < / S a l e s C o m m i s s i o n A m t _ C o n t r o l 3 2 C a p t i o n > + 
+         < S a l e s p e r s o n F i l t e r > S a l e s p e r s o n F i l t e r < / S a l e s p e r s o n F i l t e r > + 
+         < S a l e s p e r s o n _ P u r c h a s e r _ C o d e > S a l e s p e r s o n _ P u r c h a s e r _ C o d e < / S a l e s p e r s o n _ P u r c h a s e r _ C o d e > + 
+         < S a l e s p e r s o n _ P u r c h a s e r _ N a m e > S a l e s p e r s o n _ P u r c h a s e r _ N a m e < / S a l e s p e r s o n _ P u r c h a s e r _ N a m e > + 
+         < S a l e s p e r s o n _ P u r c h a s e r _ _ C o m m i s s i o n _ _ _ > S a l e s p e r s o n _ P u r c h a s e r _ _ C o m m i s s i o n _ _ _ < / S a l e s p e r s o n _ P u r c h a s e r _ _ C o m m i s s i o n _ _ _ > + 
+         < S a l e s p e r s o n _ P u r c h a s e r _ _ C o m m i s s i o n _ _ _ C a p t i o n > S a l e s p e r s o n _ P u r c h a s e r _ _ C o m m i s s i o n _ _ _ C a p t i o n < / S a l e s p e r s o n _ P u r c h a s e r _ _ C o m m i s s i o n _ _ _ C a p t i o n > + 
+         < S a l e s p e r s o n _ P u r c h a s e r _ _ T A B L E C A P T I O N _ _ _ _ _ _ _ _ _ _ S a l e s p e r s o n F i l t e r > S a l e s p e r s o n _ P u r c h a s e r _ _ T A B L E C A P T I O N _ _ _ _ _ _ _ _ _ _ S a l e s p e r s o n F i l t e r < / S a l e s p e r s o n _ P u r c h a s e r _ _ T A B L E C A P T I O N _ _ _ _ _ _ _ _ _ _ S a l e s p e r s o n F i l t e r > + 
+         < S a l e s p e r s o n _ _ _ C o m m i s s i o n C a p t i o n > S a l e s p e r s o n _ _ _ C o m m i s s i o n C a p t i o n < / S a l e s p e r s o n _ _ _ C o m m i s s i o n C a p t i o n > + 
+         < S T R S U B S T N O _ T e x t 0 0 0 _ P e r i o d T e x t _ > S T R S U B S T N O _ T e x t 0 0 0 _ P e r i o d T e x t _ < / S T R S U B S T N O _ T e x t 0 0 0 _ P e r i o d T e x t _ > + 
+         < T o t a l C a p t i o n > T o t a l C a p t i o n < / T o t a l C a p t i o n > + 
+         < C u s t _ L e d g e r _ E n t r y > + 
+             < A d j P r o f i t C o m m i s s i o n A m t _ C o n t r o l 4 5 > A d j P r o f i t C o m m i s s i o n A m t _ C o n t r o l 4 5 < / A d j P r o f i t C o m m i s s i o n A m t _ C o n t r o l 4 5 > + 
+             < A d j P r o f i t _ C o n t r o l 3 9 > A d j P r o f i t _ C o n t r o l 3 9 < / A d j P r o f i t _ C o n t r o l 3 9 > + 
+             < C u s t L e d g e r E n t r y _ C u s t o m e r N a m e > C u s t L e d g e r E n t r y _ C u s t o m e r N a m e < / C u s t L e d g e r E n t r y _ C u s t o m e r N a m e > + 
+             < C u s t _ _ L e d g e r _ E n t r y _ _ C u s t o m e r _ N o _ _ > C u s t _ _ L e d g e r _ E n t r y _ _ C u s t o m e r _ N o _ _ < / C u s t _ _ L e d g e r _ E n t r y _ _ C u s t o m e r _ N o _ _ > + 
+             < C u s t _ _ L e d g e r _ E n t r y _ _ D o c u m e n t _ N o _ _ > C u s t _ _ L e d g e r _ E n t r y _ _ D o c u m e n t _ N o _ _ < / C u s t _ _ L e d g e r _ E n t r y _ _ D o c u m e n t _ N o _ _ > + 
+             < C u s t _ _ L e d g e r _ E n t r y _ _ P o s t i n g _ D a t e _ > C u s t _ _ L e d g e r _ E n t r y _ _ P o s t i n g _ D a t e _ < / C u s t _ _ L e d g e r _ E n t r y _ _ P o s t i n g _ D a t e _ > + 
+             < C u s t _ _ L e d g e r _ E n t r y _ _ P r o f i t _ _ L C Y _ _ > C u s t _ _ L e d g e r _ E n t r y _ _ P r o f i t _ _ L C Y _ _ < / C u s t _ _ L e d g e r _ E n t r y _ _ P r o f i t _ _ L C Y _ _ > + 
+             < C u s t _ _ L e d g e r _ E n t r y _ _ S a l e s _ _ L C Y _ _ > C u s t _ _ L e d g e r _ E n t r y _ _ S a l e s _ _ L C Y _ _ < / C u s t _ _ L e d g e r _ E n t r y _ _ S a l e s _ _ L C Y _ _ > + 
+             < P r o f i t C o m m i s s i o n A m t _ C o n t r o l 3 3 > P r o f i t C o m m i s s i o n A m t _ C o n t r o l 3 3 < / P r o f i t C o m m i s s i o n A m t _ C o n t r o l 3 3 > + 
+             < S a l e s C o m m i s s i o n A m t _ C o n t r o l 3 2 > S a l e s C o m m i s s i o n A m t _ C o n t r o l 3 2 < / S a l e s C o m m i s s i o n A m t _ C o n t r o l 3 2 > + 
+             < S a l e s p e r s o n P u r c h a s e r _ C o d e > S a l e s p e r s o n P u r c h a s e r _ C o d e < / S a l e s p e r s o n P u r c h a s e r _ C o d e > + 
+             < S a l e s p e r s o n _ P u r c h a s e r _ _ N a m e > S a l e s p e r s o n _ P u r c h a s e r _ _ N a m e < / S a l e s p e r s o n _ P u r c h a s e r _ _ N a m e >   
          < / C u s t _ L e d g e r _ E n t r y >   
-         < S u b t o t a l s   E l e m e n t T y p e = " D a t a I t e m "   E l e m e n t I d = " 8 3 8 6 9 3 5 6 0 " > - 
-             < S u b t o t a l s _ A d j P r o f i t   E l e m e n t T y p e = " C o l u m n "   E l e m e n t I d = " 5 6 1 3 6 6 8 2 2 "   D a t a T y p e = " D e c i m a l " > S u b t o t a l s _ A d j P r o f i t < / S u b t o t a l s _ A d j P r o f i t > - 
-             < S u b t o t a l s _ A d j P r o f i t C o m m i s s i o n   E l e m e n t T y p e = " C o l u m n "   E l e m e n t I d = " 1 4 1 8 9 7 1 8 3 5 "   D a t a T y p e = " D e c i m a l " > S u b t o t a l s _ A d j P r o f i t C o m m i s s i o n < / S u b t o t a l s _ A d j P r o f i t C o m m i s s i o n > - 
-             < S u b t o t a l s _ P r o f i t   E l e m e n t T y p e = " C o l u m n "   E l e m e n t I d = " 2 4 1 5 0 0 6 9 7 "   D a t a T y p e = " D e c i m a l " > S u b t o t a l s _ P r o f i t < / S u b t o t a l s _ P r o f i t > - 
-             < S u b t o t a l s _ P r o f i t C o m m i s s i o n   E l e m e n t T y p e = " C o l u m n "   E l e m e n t I d = " 1 4 9 6 3 3 2 1 7 2 "   D a t a T y p e = " D e c i m a l " > S u b t o t a l s _ P r o f i t C o m m i s s i o n < / S u b t o t a l s _ P r o f i t C o m m i s s i o n > - 
-             < S u b t o t a l s _ S a l e s   E l e m e n t T y p e = " C o l u m n "   E l e m e n t I d = " 1 9 7 8 7 7 5 0 3 "   D a t a T y p e = " D e c i m a l " > S u b t o t a l s _ S a l e s < / S u b t o t a l s _ S a l e s > - 
-             < S u b t o t a l s _ S a l e s C o m m i s s i o n   E l e m e n t T y p e = " C o l u m n "   E l e m e n t I d = " 1 4 7 6 0 7 2 5 9 0 "   D a t a T y p e = " D e c i m a l " > S u b t o t a l s _ S a l e s C o m m i s s i o n < / S u b t o t a l s _ S a l e s C o m m i s s i o n > - 
-             < S u b t o t a l s _ S a l e s p e r s o n _ C o d e   E l e m e n t T y p e = " C o l u m n "   E l e m e n t I d = " 1 1 9 8 5 9 4 2 7 2 "   D a t a T y p e = " C o d e " > S u b t o t a l s _ S a l e s p e r s o n _ C o d e < / S u b t o t a l s _ S a l e s p e r s o n _ C o d e > +         < S u b t o t a l s > + 
+             < S u b t o t a l s _ A d j P r o f i t > S u b t o t a l s _ A d j P r o f i t < / S u b t o t a l s _ A d j P r o f i t > + 
+             < S u b t o t a l s _ A d j P r o f i t C o m m i s s i o n > S u b t o t a l s _ A d j P r o f i t C o m m i s s i o n < / S u b t o t a l s _ A d j P r o f i t C o m m i s s i o n > + 
+             < S u b t o t a l s _ P r o f i t > S u b t o t a l s _ P r o f i t < / S u b t o t a l s _ P r o f i t > + 
+             < S u b t o t a l s _ P r o f i t C o m m i s s i o n > S u b t o t a l s _ P r o f i t C o m m i s s i o n < / S u b t o t a l s _ P r o f i t C o m m i s s i o n > + 
+             < S u b t o t a l s _ S a l e s > S u b t o t a l s _ S a l e s < / S u b t o t a l s _ S a l e s > + 
+             < S u b t o t a l s _ S a l e s C o m m i s s i o n > S u b t o t a l s _ S a l e s C o m m i s s i o n < / S u b t o t a l s _ S a l e s C o m m i s s i o n > + 
+             < S u b t o t a l s _ S a l e s p e r s o n _ C o d e > S u b t o t a l s _ S a l e s p e r s o n _ C o d e < / S u b t o t a l s _ S a l e s p e r s o n _ C o d e >   
          < / S u b t o t a l s >   
      < / S a l e s p e r s o n _ P u r c h a s e r >   
-     < T o t a l s   E l e m e n t T y p e = " D a t a I t e m "   E l e m e n t I d = " 1 8 2 3 9 5 0 0 4 4 " > - 
-         < T o t a l s _ A d j P r o f i t   E l e m e n t T y p e = " C o l u m n "   E l e m e n t I d = " 1 9 0 9 5 0 1 3 6 2 "   D a t a T y p e = " D e c i m a l " > T o t a l s _ A d j P r o f i t < / T o t a l s _ A d j P r o f i t > - 
-         < T o t a l s _ A d j P r o f i t C o m m i s s i o n   E l e m e n t T y p e = " C o l u m n "   E l e m e n t I d = " 9 4 6 1 0 3 7 5 9 "   D a t a T y p e = " D e c i m a l " > T o t a l s _ A d j P r o f i t C o m m i s s i o n < / T o t a l s _ A d j P r o f i t C o m m i s s i o n > - 
-         < T o t a l s _ P r o f i t   E l e m e n t T y p e = " C o l u m n "   E l e m e n t I d = " 6 4 6 2 9 5 2 1 9 "   D a t a T y p e = " D e c i m a l " > T o t a l s _ P r o f i t < / T o t a l s _ P r o f i t > - 
-         < T o t a l s _ P r o f i t C o m m i s s i o n   E l e m e n t T y p e = " C o l u m n "   E l e m e n t I d = " 3 6 7 7 9 1 3 9 2 "   D a t a T y p e = " D e c i m a l " > T o t a l s _ P r o f i t C o m m i s s i o n < / T o t a l s _ P r o f i t C o m m i s s i o n > - 
-         < T o t a l s _ S a l e s   E l e m e n t T y p e = " C o l u m n "   E l e m e n t I d = " 1 3 9 9 9 8 5 1 0 9 "   D a t a T y p e = " D e c i m a l " > T o t a l s _ S a l e s < / T o t a l s _ S a l e s > - 
-         < T o t a l s _ S a l e s C o m m i s s i o n   E l e m e n t T y p e = " C o l u m n "   E l e m e n t I d = " 4 6 4 8 2 3 3 9 8 "   D a t a T y p e = " D e c i m a l " > T o t a l s _ S a l e s C o m m i s s i o n < / T o t a l s _ S a l e s C o m m i s s i o n > +     < T o t a l s > + 
+         < T o t a l s _ A d j P r o f i t > T o t a l s _ A d j P r o f i t < / T o t a l s _ A d j P r o f i t > + 
+         < T o t a l s _ A d j P r o f i t C o m m i s s i o n > T o t a l s _ A d j P r o f i t C o m m i s s i o n < / T o t a l s _ A d j P r o f i t C o m m i s s i o n > + 
+         < T o t a l s _ P r o f i t > T o t a l s _ P r o f i t < / T o t a l s _ P r o f i t > + 
+         < T o t a l s _ P r o f i t C o m m i s s i o n > T o t a l s _ P r o f i t C o m m i s s i o n < / T o t a l s _ P r o f i t C o m m i s s i o n > + 
+         < T o t a l s _ S a l e s > T o t a l s _ S a l e s < / T o t a l s _ S a l e s > + 
+         < T o t a l s _ S a l e s C o m m i s s i o n > T o t a l s _ S a l e s C o m m i s s i o n < / T o t a l s _ S a l e s C o m m i s s i o n >   
      < / T o t a l s >   
@@ -4603,17 +4526,17 @@
 </file>
 
 <file path=customXml/itemProps1.xml><?xml version="1.0" encoding="utf-8"?>
-<ds:datastoreItem xmlns:ds="http://schemas.openxmlformats.org/officeDocument/2006/customXml" ds:itemID="{79D6D75F-D29A-40D3-A819-B215617F17D6}">
+<ds:datastoreItem xmlns:ds="http://schemas.openxmlformats.org/officeDocument/2006/customXml" ds:itemID="{A0CC7945-5283-4905-A71D-472246249B67}">
   <ds:schemaRefs>
-    <ds:schemaRef ds:uri="urn:microsoft-dynamics-nav/reports/Salesperson_Commission/115/"/>
+    <ds:schemaRef ds:uri="urn:microsoft-dynamics-businesscentral/internal/extended/reports/Salesperson_Commission/115/"/>
   </ds:schemaRefs>
 </ds:datastoreItem>
 </file>
 
 <file path=customXml/itemProps2.xml><?xml version="1.0" encoding="utf-8"?>
-<ds:datastoreItem xmlns:ds="http://schemas.openxmlformats.org/officeDocument/2006/customXml" ds:itemID="{A0CC7945-5283-4905-A71D-472246249B67}">
+<ds:datastoreItem xmlns:ds="http://schemas.openxmlformats.org/officeDocument/2006/customXml" ds:itemID="{79D6D75F-D29A-40D3-A819-B215617F17D6}">
   <ds:schemaRefs>
-    <ds:schemaRef ds:uri="urn:microsoft-dynamics-businesscentral/internal/extended/reports/Salesperson_Commission/115/"/>
+    <ds:schemaRef ds:uri="urn:microsoft-dynamics-nav/reports/Salesperson_Commission/115/"/>
   </ds:schemaRefs>
 </ds:datastoreItem>
 </file>

--- a/src/Layers/W1/BaseApp/Sales/Reports/SalespersonCommissionBody.docx
+++ b/src/Layers/W1/BaseApp/Sales/Reports/SalespersonCommissionBody.docx
@@ -31,9 +31,10 @@
               <w:placeholder>
                 <w:docPart w:val="D4FA25303DEC43D187B714CD633DE2F0"/>
               </w:placeholder>
-              <w:dataBinding w:prefixMappings="xmlns:ns0='urn:microsoft-dynamics-nav/reports/Salesperson_Commission/115/'" w:xpath="/ns0:NavWordReportXmlPart[1]/ns0:Salesperson_Purchaser[1]/ns0:STRSUBSTNO_Text000_PeriodText_[1]" w:storeItemID="{5D4524CD-A282-4F19-BAEA-0AD6212CDB38}"/>
+              <w:dataBinding w:prefixMappings="xmlns:ns0='urn:microsoft-dynamics-nav/reports/Salesperson_Commission/115/'" w:xpath="/ns0:NavWordReportXmlPart[1]/ns0:Salesperson_Purchaser[1]/ns0:STRSUBSTNO_Text000_PeriodText_[1]" w:storeItemID="{79D6D75F-D29A-40D3-A819-B215617F17D6}"/>
               <w:text/>
             </w:sdtPr>
+            <w:sdtEndPr/>
             <w:sdtContent>
               <w:p>
                 <w:pPr>
@@ -62,7 +63,9 @@
             </w:placeholder>
             <w15:color w:val="808080"/>
             <w:text/>
+            <w:dataBinding w:prefixMappings="xmlns:ns0='urn:microsoft-dynamics-nav/reports/Salesperson_Commission/115/'" w:xpath="/ns0:NavWordReportXmlPart[1]/ns0:Salesperson_Purchaser[1]/ns0:All_amounts_are_in_LCYCaption[1]"/>
           </w:sdtPr>
+          <w:sdtEndPr/>
           <w:sdtContent>
             <w:tc>
               <w:tcPr>
@@ -72,11 +75,9 @@
                 <w:pPr>
                   <w:pStyle w:val="NoSpacing"/>
                 </w:pPr>
-                <w:proofErr w:type="spellStart"/>
                 <w:r>
                   <w:t>All_amounts_are_in_LCYCaption</w:t>
                 </w:r>
-                <w:proofErr w:type="spellEnd"/>
               </w:p>
             </w:tc>
           </w:sdtContent>
@@ -95,9 +96,10 @@
             <w:placeholder>
               <w:docPart w:val="0BEF831AB2A7410790A12753DF6D8424"/>
             </w:placeholder>
-            <w:dataBinding w:prefixMappings="xmlns:ns0='urn:microsoft-dynamics-nav/reports/Salesperson_Commission/115/'" w:xpath="/ns0:NavWordReportXmlPart[1]/ns0:Salesperson_Purchaser[1]/ns0:Salesperson_Purchaser__TABLECAPTION__________SalespersonFilter[1]" w:storeItemID="{5D4524CD-A282-4F19-BAEA-0AD6212CDB38}"/>
+            <w:dataBinding w:prefixMappings="xmlns:ns0='urn:microsoft-dynamics-nav/reports/Salesperson_Commission/115/'" w:xpath="/ns0:NavWordReportXmlPart[1]/ns0:Salesperson_Purchaser[1]/ns0:Salesperson_Purchaser__TABLECAPTION__________SalespersonFilter[1]" w:storeItemID="{79D6D75F-D29A-40D3-A819-B215617F17D6}"/>
             <w:text/>
           </w:sdtPr>
+          <w:sdtEndPr/>
           <w:sdtContent>
             <w:tc>
               <w:tcPr>
@@ -108,13 +110,8 @@
                   <w:pStyle w:val="NoSpacing"/>
                 </w:pPr>
                 <w:r>
-                  <w:t>Salesperson_Purchaser__TABLECAPTION__________</w:t>
+                  <w:t>Salesperson_Purchaser__TABLECAPTION__________SalespersonFilter</w:t>
                 </w:r>
-                <w:proofErr w:type="spellStart"/>
-                <w:r>
-                  <w:t>SalespersonFilter</w:t>
-                </w:r>
-                <w:proofErr w:type="spellEnd"/>
               </w:p>
             </w:tc>
           </w:sdtContent>
@@ -133,9 +130,10 @@
             <w:placeholder>
               <w:docPart w:val="793DD4F9E4A244F6BC2FBD746EB895A8"/>
             </w:placeholder>
-            <w:dataBinding w:prefixMappings="xmlns:ns0='urn:microsoft-dynamics-nav/reports/Salesperson_Commission/115/'" w:xpath="/ns0:NavWordReportXmlPart[1]/ns0:Salesperson_Purchaser[1]/ns0:Cust__Ledger_Entry__TABLECAPTION__________CustLedgEntryFilter[1]" w:storeItemID="{5D4524CD-A282-4F19-BAEA-0AD6212CDB38}"/>
+            <w:dataBinding w:prefixMappings="xmlns:ns0='urn:microsoft-dynamics-nav/reports/Salesperson_Commission/115/'" w:xpath="/ns0:NavWordReportXmlPart[1]/ns0:Salesperson_Purchaser[1]/ns0:Cust__Ledger_Entry__TABLECAPTION__________CustLedgEntryFilter[1]" w:storeItemID="{79D6D75F-D29A-40D3-A819-B215617F17D6}"/>
             <w:text/>
           </w:sdtPr>
+          <w:sdtEndPr/>
           <w:sdtContent>
             <w:tc>
               <w:tcPr>
@@ -146,13 +144,8 @@
                   <w:pStyle w:val="NoSpacing"/>
                 </w:pPr>
                 <w:r>
-                  <w:t>Cust__Ledger_Entry__TABLECAPTION__________</w:t>
+                  <w:t>Cust__Ledger_Entry__TABLECAPTION__________CustLedgEntryFilter</w:t>
                 </w:r>
-                <w:proofErr w:type="spellStart"/>
-                <w:r>
-                  <w:t>CustLedgEntryFilter</w:t>
-                </w:r>
-                <w:proofErr w:type="spellEnd"/>
               </w:p>
             </w:tc>
           </w:sdtContent>
@@ -164,20 +157,21 @@
       <w:tblPr>
         <w:tblStyle w:val="BCDataTable"/>
         <w:tblW w:w="5000" w:type="pct"/>
+        <w:tblLayout w:type="fixed"/>
         <w:tblLook w:val="0460" w:firstRow="1" w:lastRow="1" w:firstColumn="0" w:lastColumn="0" w:noHBand="0" w:noVBand="1"/>
         <w:tblCaption w:val="Table 2"/>
         <w:tblDescription w:val="Document lines. Column headers in the first row."/>
       </w:tblPr>
       <w:tblGrid>
-        <w:gridCol w:w="1786"/>
-        <w:gridCol w:w="1892"/>
-        <w:gridCol w:w="1867"/>
-        <w:gridCol w:w="1917"/>
-        <w:gridCol w:w="1754"/>
-        <w:gridCol w:w="1072"/>
-        <w:gridCol w:w="1662"/>
-        <w:gridCol w:w="1655"/>
-        <w:gridCol w:w="1793"/>
+        <w:gridCol w:w="1249"/>
+        <w:gridCol w:w="1805"/>
+        <w:gridCol w:w="1706"/>
+        <w:gridCol w:w="1481"/>
+        <w:gridCol w:w="1457"/>
+        <w:gridCol w:w="1457"/>
+        <w:gridCol w:w="2082"/>
+        <w:gridCol w:w="2079"/>
+        <w:gridCol w:w="2082"/>
       </w:tblGrid>
       <w:tr>
         <w:trPr>
@@ -194,7 +188,7 @@
               <w:tag w:val="#Nav: Salesperson_Commission/115"/>
               <w:id w:val="303831789"/>
               <w:placeholder>
-                <w:docPart w:val="536DCC6143E040A4A4E6F268AE35F587"/>
+                <w:docPart w:val="EF8E82C19BAF4D85B749A20A8EB318DB"/>
               </w:placeholder>
               <w:dataBinding w:prefixMappings="xmlns:ns0='urn:microsoft-dynamics-nav/reports/Salesperson_Commission/115/'" w:xpath="/ns0:NavWordReportXmlPart[1]/ns0:Labels[1]/ns0:PostingDateLabel[1]" w:storeItemID="{79D6D75F-D29A-40D3-A819-B215617F17D6}"/>
               <w:text/>
@@ -205,11 +199,9 @@
                   <w:pStyle w:val="BCLabel"/>
                   <w:spacing w:after="80"/>
                 </w:pPr>
-                <w:proofErr w:type="spellStart"/>
                 <w:r>
                   <w:t>PostingDateLabel</w:t>
                 </w:r>
-                <w:proofErr w:type="spellEnd"/>
               </w:p>
             </w:sdtContent>
           </w:sdt>
@@ -220,7 +212,7 @@
             <w:tag w:val="#Nav: Salesperson_Commission/115"/>
             <w:id w:val="-2026703501"/>
             <w:placeholder>
-              <w:docPart w:val="536DCC6143E040A4A4E6F268AE35F587"/>
+              <w:docPart w:val="EF8E82C19BAF4D85B749A20A8EB318DB"/>
             </w:placeholder>
             <w:dataBinding w:prefixMappings="xmlns:ns0='urn:microsoft-dynamics-nav/reports/Salesperson_Commission/115/'" w:xpath="/ns0:NavWordReportXmlPart[1]/ns0:Labels[1]/ns0:DocumentNoLabel[1]" w:storeItemID="{79D6D75F-D29A-40D3-A819-B215617F17D6}"/>
             <w:text/>
@@ -235,11 +227,9 @@
                   <w:pStyle w:val="BCLabel"/>
                   <w:spacing w:after="80"/>
                 </w:pPr>
-                <w:proofErr w:type="spellStart"/>
                 <w:r>
                   <w:t>DocumentNoLabel</w:t>
                 </w:r>
-                <w:proofErr w:type="spellEnd"/>
               </w:p>
             </w:tc>
           </w:sdtContent>
@@ -250,7 +240,7 @@
             <w:tag w:val="#Nav: Salesperson_Commission/115"/>
             <w:id w:val="101691727"/>
             <w:placeholder>
-              <w:docPart w:val="536DCC6143E040A4A4E6F268AE35F587"/>
+              <w:docPart w:val="EF8E82C19BAF4D85B749A20A8EB318DB"/>
             </w:placeholder>
             <w:dataBinding w:prefixMappings="xmlns:ns0='urn:microsoft-dynamics-nav/reports/Salesperson_Commission/115/'" w:xpath="/ns0:NavWordReportXmlPart[1]/ns0:Labels[1]/ns0:CustomerNoLabel[1]" w:storeItemID="{79D6D75F-D29A-40D3-A819-B215617F17D6}"/>
             <w:text/>
@@ -265,11 +255,9 @@
                   <w:pStyle w:val="BCLabel"/>
                   <w:spacing w:after="80"/>
                 </w:pPr>
-                <w:proofErr w:type="spellStart"/>
                 <w:r>
                   <w:t>CustomerNoLabel</w:t>
                 </w:r>
-                <w:proofErr w:type="spellEnd"/>
               </w:p>
             </w:tc>
           </w:sdtContent>
@@ -280,7 +268,7 @@
             <w:tag w:val="#Nav: Salesperson_Commission/115"/>
             <w:id w:val="451670437"/>
             <w:placeholder>
-              <w:docPart w:val="536DCC6143E040A4A4E6F268AE35F587"/>
+              <w:docPart w:val="EF8E82C19BAF4D85B749A20A8EB318DB"/>
             </w:placeholder>
             <w:dataBinding w:prefixMappings="xmlns:ns0='urn:microsoft-dynamics-nav/reports/Salesperson_Commission/115/'" w:xpath="/ns0:NavWordReportXmlPart[1]/ns0:Labels[1]/ns0:SalesLabel[1]" w:storeItemID="{79D6D75F-D29A-40D3-A819-B215617F17D6}"/>
             <w:text/>
@@ -296,11 +284,9 @@
                   <w:spacing w:after="80"/>
                   <w:jc w:val="right"/>
                 </w:pPr>
-                <w:proofErr w:type="spellStart"/>
                 <w:r>
                   <w:t>SalesLabel</w:t>
                 </w:r>
-                <w:proofErr w:type="spellEnd"/>
               </w:p>
             </w:tc>
           </w:sdtContent>
@@ -311,7 +297,7 @@
             <w:tag w:val="#Nav: Salesperson_Commission/115"/>
             <w:id w:val="-1885702458"/>
             <w:placeholder>
-              <w:docPart w:val="536DCC6143E040A4A4E6F268AE35F587"/>
+              <w:docPart w:val="EF8E82C19BAF4D85B749A20A8EB318DB"/>
             </w:placeholder>
             <w:dataBinding w:prefixMappings="xmlns:ns0='urn:microsoft-dynamics-nav/reports/Salesperson_Commission/115/'" w:xpath="/ns0:NavWordReportXmlPart[1]/ns0:Labels[1]/ns0:ProfitLabel[1]" w:storeItemID="{79D6D75F-D29A-40D3-A819-B215617F17D6}"/>
             <w:text/>
@@ -327,11 +313,9 @@
                   <w:spacing w:after="80"/>
                   <w:jc w:val="right"/>
                 </w:pPr>
-                <w:proofErr w:type="spellStart"/>
                 <w:r>
                   <w:t>ProfitLabel</w:t>
                 </w:r>
-                <w:proofErr w:type="spellEnd"/>
               </w:p>
             </w:tc>
           </w:sdtContent>
@@ -342,7 +326,7 @@
             <w:tag w:val="#Nav: Salesperson_Commission/115"/>
             <w:id w:val="-941377493"/>
             <w:placeholder>
-              <w:docPart w:val="536DCC6143E040A4A4E6F268AE35F587"/>
+              <w:docPart w:val="EF8E82C19BAF4D85B749A20A8EB318DB"/>
             </w:placeholder>
             <w:dataBinding w:prefixMappings="xmlns:ns0='urn:microsoft-dynamics-nav/reports/Salesperson_Commission/115/'" w:xpath="/ns0:NavWordReportXmlPart[1]/ns0:Labels[1]/ns0:AdjustedProfitLabel[1]" w:storeItemID="{79D6D75F-D29A-40D3-A819-B215617F17D6}"/>
             <w:text/>
@@ -358,11 +342,9 @@
                   <w:spacing w:after="80"/>
                   <w:jc w:val="right"/>
                 </w:pPr>
-                <w:proofErr w:type="spellStart"/>
                 <w:r>
                   <w:t>AdjustedProfitLabel</w:t>
                 </w:r>
-                <w:proofErr w:type="spellEnd"/>
               </w:p>
             </w:tc>
           </w:sdtContent>
@@ -373,7 +355,7 @@
             <w:tag w:val="#Nav: Salesperson_Commission/115"/>
             <w:id w:val="-481777198"/>
             <w:placeholder>
-              <w:docPart w:val="DefaultPlaceholder_-1854013440"/>
+              <w:docPart w:val="42C765542CCA40C08A9BFB6A2439400B"/>
             </w:placeholder>
             <w:dataBinding w:prefixMappings="xmlns:ns0='urn:microsoft-dynamics-nav/reports/Salesperson_Commission/115/'" w:xpath="/ns0:NavWordReportXmlPart[1]/ns0:Labels[1]/ns0:SalesCommissionLabel[1]" w:storeItemID="{79D6D75F-D29A-40D3-A819-B215617F17D6}"/>
             <w:text/>
@@ -389,11 +371,9 @@
                   <w:spacing w:after="80"/>
                   <w:jc w:val="right"/>
                 </w:pPr>
-                <w:proofErr w:type="spellStart"/>
                 <w:r>
                   <w:t>SalesCommissionLabel</w:t>
                 </w:r>
-                <w:proofErr w:type="spellEnd"/>
               </w:p>
             </w:tc>
           </w:sdtContent>
@@ -404,7 +384,7 @@
             <w:tag w:val="#Nav: Salesperson_Commission/115"/>
             <w:id w:val="-1498642658"/>
             <w:placeholder>
-              <w:docPart w:val="536DCC6143E040A4A4E6F268AE35F587"/>
+              <w:docPart w:val="EF8E82C19BAF4D85B749A20A8EB318DB"/>
             </w:placeholder>
             <w:dataBinding w:prefixMappings="xmlns:ns0='urn:microsoft-dynamics-nav/reports/Salesperson_Commission/115/'" w:xpath="/ns0:NavWordReportXmlPart[1]/ns0:Labels[1]/ns0:ProfitCommissionLabel[1]" w:storeItemID="{79D6D75F-D29A-40D3-A819-B215617F17D6}"/>
             <w:text/>
@@ -420,11 +400,9 @@
                   <w:spacing w:after="80"/>
                   <w:jc w:val="right"/>
                 </w:pPr>
-                <w:proofErr w:type="spellStart"/>
                 <w:r>
                   <w:t>ProfitCommissionLabel</w:t>
                 </w:r>
-                <w:proofErr w:type="spellEnd"/>
               </w:p>
             </w:tc>
           </w:sdtContent>
@@ -435,7 +413,7 @@
             <w:tag w:val="#Nav: Salesperson_Commission/115"/>
             <w:id w:val="-1080205050"/>
             <w:placeholder>
-              <w:docPart w:val="DefaultPlaceholder_-1854013440"/>
+              <w:docPart w:val="42C765542CCA40C08A9BFB6A2439400B"/>
             </w:placeholder>
             <w:dataBinding w:prefixMappings="xmlns:ns0='urn:microsoft-dynamics-nav/reports/Salesperson_Commission/115/'" w:xpath="/ns0:NavWordReportXmlPart[1]/ns0:Labels[1]/ns0:AdjustedProfitCommissionLabel[1]" w:storeItemID="{79D6D75F-D29A-40D3-A819-B215617F17D6}"/>
             <w:text/>
@@ -451,11 +429,9 @@
                   <w:spacing w:after="80"/>
                   <w:jc w:val="right"/>
                 </w:pPr>
-                <w:proofErr w:type="spellStart"/>
                 <w:r>
                   <w:t>AdjustedProfitCommissionLabel</w:t>
                 </w:r>
-                <w:proofErr w:type="spellEnd"/>
               </w:p>
             </w:tc>
           </w:sdtContent>
@@ -472,6 +448,7 @@
           <w15:dataBinding w:prefixMappings="xmlns:ns0='urn:microsoft-dynamics-nav/reports/Salesperson_Commission/115/'" w:xpath="/ns0:NavWordReportXmlPart[1]/ns0:Salesperson_Purchaser" w:storeItemID="{79D6D75F-D29A-40D3-A819-B215617F17D6}"/>
           <w15:repeatingSection/>
         </w:sdtPr>
+        <w:sdtEndPr/>
         <w:sdtContent>
           <w:sdt>
             <w:sdtPr>
@@ -480,10 +457,11 @@
               </w:rPr>
               <w:id w:val="1499934152"/>
               <w:placeholder>
-                <w:docPart w:val="DefaultPlaceholder_-1854013435"/>
+                <w:docPart w:val="3C63AE1A11D3401CBD9BD460336183DB"/>
               </w:placeholder>
               <w15:repeatingSectionItem/>
             </w:sdtPr>
+            <w:sdtEndPr/>
             <w:sdtContent>
               <w:tr>
                 <w:trPr>
@@ -499,7 +477,7 @@
                     <w:tag w:val="#BC:HideTableRowIfEmpty"/>
                     <w:id w:val="-392738406"/>
                     <w:placeholder>
-                      <w:docPart w:val="472A6E72487B48CF8460CAA0E2656BBE"/>
+                      <w:docPart w:val="C007553197DA46E1A05763C4BEC9A92C"/>
                     </w:placeholder>
                     <w15:color w:val="FFA500"/>
                   </w:sdtPr>
@@ -518,7 +496,7 @@
                         <w:tag w:val="#Nav: Salesperson_Commission/115"/>
                         <w:id w:val="-1216735289"/>
                         <w:placeholder>
-                          <w:docPart w:val="DefaultPlaceholder_-1854013440"/>
+                          <w:docPart w:val="CD57AD657FAE4044B3C4FF05BB35B155"/>
                         </w:placeholder>
                         <w:dataBinding w:prefixMappings="xmlns:ns0='urn:microsoft-dynamics-nav/reports/Salesperson_Commission/115/'" w:xpath="/ns0:NavWordReportXmlPart[1]/ns0:Salesperson_Purchaser[1]/ns0:Cust_Ledger_Entry[1]/ns0:SalespersonPurchaser_Code[1]" w:storeItemID="{79D6D75F-D29A-40D3-A819-B215617F17D6}"/>
                         <w:text/>
@@ -536,13 +514,10 @@
                           <w:p>
                             <w:pPr>
                               <w:pStyle w:val="BCLabel"/>
-                              <w:spacing w:before="160" w:after="80"/>
                             </w:pPr>
-                            <w:proofErr w:type="spellStart"/>
                             <w:r>
                               <w:t>SalespersonPurchaser_Code</w:t>
                             </w:r>
-                            <w:proofErr w:type="spellEnd"/>
                           </w:p>
                         </w:tc>
                       </w:sdtContent>
@@ -555,7 +530,7 @@
                     <w:tag w:val="#Nav: Salesperson_Commission/115"/>
                     <w:id w:val="-793745667"/>
                     <w:placeholder>
-                      <w:docPart w:val="DefaultPlaceholder_-1854013440"/>
+                      <w:docPart w:val="CD57AD657FAE4044B3C4FF05BB35B155"/>
                     </w:placeholder>
                     <w:dataBinding w:prefixMappings="xmlns:ns0='urn:microsoft-dynamics-nav/reports/Salesperson_Commission/115/'" w:xpath="/ns0:NavWordReportXmlPart[1]/ns0:Salesperson_Purchaser[1]/ns0:Cust_Ledger_Entry[1]/ns0:Salesperson_Purchaser__Name[1]" w:storeItemID="{79D6D75F-D29A-40D3-A819-B215617F17D6}"/>
                     <w:text/>
@@ -568,13 +543,10 @@
                       <w:p>
                         <w:pPr>
                           <w:pStyle w:val="BCLabel"/>
-                          <w:spacing w:before="160" w:after="80"/>
                         </w:pPr>
-                        <w:proofErr w:type="spellStart"/>
                         <w:r>
                           <w:t>Salesperson_Purchaser__Name</w:t>
                         </w:r>
-                        <w:proofErr w:type="spellEnd"/>
                       </w:p>
                     </w:tc>
                   </w:sdtContent>
@@ -585,7 +557,7 @@
                     <w:tag w:val="#Nav: Salesperson_Commission/115"/>
                     <w:id w:val="-1468813492"/>
                     <w:placeholder>
-                      <w:docPart w:val="DefaultPlaceholder_-1854013440"/>
+                      <w:docPart w:val="CD57AD657FAE4044B3C4FF05BB35B155"/>
                     </w:placeholder>
                     <w:dataBinding w:prefixMappings="xmlns:ns0='urn:microsoft-dynamics-nav/reports/Salesperson_Commission/115/'" w:xpath="/ns0:NavWordReportXmlPart[1]/ns0:Labels[1]/ns0:CommissionPercentLabel[1]" w:storeItemID="{79D6D75F-D29A-40D3-A819-B215617F17D6}"/>
                     <w:text/>
@@ -598,20 +570,18 @@
                       <w:p>
                         <w:pPr>
                           <w:pStyle w:val="BCLabel"/>
-                          <w:spacing w:before="160" w:after="80"/>
                         </w:pPr>
-                        <w:proofErr w:type="spellStart"/>
                         <w:r>
                           <w:t>CommissionPercentLabel</w:t>
                         </w:r>
-                        <w:proofErr w:type="spellEnd"/>
                       </w:p>
                     </w:tc>
                   </w:sdtContent>
                 </w:sdt>
                 <w:tc>
                   <w:tcPr>
-                    <w:tcW w:w="481" w:type="pct"/>
+                    <w:tcW w:w="3454" w:type="pct"/>
+                    <w:gridSpan w:val="6"/>
                   </w:tcPr>
                   <w:sdt>
                     <w:sdtPr>
@@ -619,7 +589,7 @@
                       <w:tag w:val="#Nav: Salesperson_Commission/115"/>
                       <w:id w:val="1569299432"/>
                       <w:placeholder>
-                        <w:docPart w:val="DefaultPlaceholder_-1854013440"/>
+                        <w:docPart w:val="CD57AD657FAE4044B3C4FF05BB35B155"/>
                       </w:placeholder>
                       <w:dataBinding w:prefixMappings="xmlns:ns0='urn:microsoft-dynamics-nav/reports/Salesperson_Commission/115/'" w:xpath="/ns0:NavWordReportXmlPart[1]/ns0:Salesperson_Purchaser[1]/ns0:Salesperson_Purchaser__Commission___[1]" w:storeItemID="{79D6D75F-D29A-40D3-A819-B215617F17D6}"/>
                       <w:text/>
@@ -627,77 +597,15 @@
                     <w:sdtContent>
                       <w:p>
                         <w:pPr>
-                          <w:pStyle w:val="BCLabelNumber"/>
+                          <w:pStyle w:val="NoSpacing"/>
                           <w:spacing w:before="160" w:after="80"/>
-                          <w:jc w:val="right"/>
                         </w:pPr>
-                        <w:proofErr w:type="spellStart"/>
                         <w:r>
-                          <w:t>Salesperson_Purchaser__Commission</w:t>
-                        </w:r>
-                        <w:proofErr w:type="spellEnd"/>
-                        <w:r>
-                          <w:t>___</w:t>
+                          <w:t>Salesperson_Purchaser__Commission___</w:t>
                         </w:r>
                       </w:p>
                     </w:sdtContent>
                   </w:sdt>
-                </w:tc>
-                <w:tc>
-                  <w:tcPr>
-                    <w:tcW w:w="473" w:type="pct"/>
-                  </w:tcPr>
-                  <w:p>
-                    <w:pPr>
-                      <w:pStyle w:val="BCNumber"/>
-                      <w:spacing w:before="160" w:after="80"/>
-                      <w:jc w:val="right"/>
-                    </w:pPr>
-                  </w:p>
-                </w:tc>
-                <w:tc>
-                  <w:tcPr>
-                    <w:tcW w:w="473" w:type="pct"/>
-                  </w:tcPr>
-                  <w:p>
-                    <w:pPr>
-                      <w:pStyle w:val="NoSpacing"/>
-                      <w:spacing w:before="160" w:after="80"/>
-                    </w:pPr>
-                  </w:p>
-                </w:tc>
-                <w:tc>
-                  <w:tcPr>
-                    <w:tcW w:w="676" w:type="pct"/>
-                  </w:tcPr>
-                  <w:p>
-                    <w:pPr>
-                      <w:pStyle w:val="NoSpacing"/>
-                      <w:spacing w:before="160" w:after="80"/>
-                    </w:pPr>
-                  </w:p>
-                </w:tc>
-                <w:tc>
-                  <w:tcPr>
-                    <w:tcW w:w="675" w:type="pct"/>
-                  </w:tcPr>
-                  <w:p>
-                    <w:pPr>
-                      <w:pStyle w:val="NoSpacing"/>
-                      <w:spacing w:before="160" w:after="80"/>
-                    </w:pPr>
-                  </w:p>
-                </w:tc>
-                <w:tc>
-                  <w:tcPr>
-                    <w:tcW w:w="676" w:type="pct"/>
-                  </w:tcPr>
-                  <w:p>
-                    <w:pPr>
-                      <w:pStyle w:val="NoSpacing"/>
-                      <w:spacing w:before="160" w:after="80"/>
-                    </w:pPr>
-                  </w:p>
                 </w:tc>
               </w:tr>
               <w:sdt>
@@ -719,7 +627,7 @@
                       </w:rPr>
                       <w:id w:val="260580415"/>
                       <w:placeholder>
-                        <w:docPart w:val="DefaultPlaceholder_-1854013435"/>
+                        <w:docPart w:val="3C63AE1A11D3401CBD9BD460336183DB"/>
                       </w:placeholder>
                       <w15:repeatingSectionItem/>
                     </w:sdtPr>
@@ -727,7 +635,7 @@
                       <w:tr>
                         <w:trPr>
                           <w:cnfStyle w:val="000000010000" w:firstRow="0" w:lastRow="0" w:firstColumn="0" w:lastColumn="0" w:oddVBand="0" w:evenVBand="0" w:oddHBand="0" w:evenHBand="1" w:firstRowFirstColumn="0" w:firstRowLastColumn="0" w:lastRowFirstColumn="0" w:lastRowLastColumn="0"/>
-                          <w:trHeight w:val="490"/>
+                          <w:trHeight w:val="320"/>
                         </w:trPr>
                         <w:tc>
                           <w:tcPr>
@@ -739,7 +647,7 @@
                               <w:tag w:val="#Nav: Salesperson_Commission/115"/>
                               <w:id w:val="-1356805038"/>
                               <w:placeholder>
-                                <w:docPart w:val="14AFCE12967A4FEAB712D4384DF4A6EC"/>
+                                <w:docPart w:val="F8D33987214F46D1995DEED6116BFD6D"/>
                               </w:placeholder>
                               <w:dataBinding w:prefixMappings="xmlns:ns0='urn:microsoft-dynamics-nav/reports/Salesperson_Commission/115/'" w:xpath="/ns0:NavWordReportXmlPart[1]/ns0:Salesperson_Purchaser[1]/ns0:Cust_Ledger_Entry[1]/ns0:Cust__Ledger_Entry__Posting_Date_[1]" w:storeItemID="{79D6D75F-D29A-40D3-A819-B215617F17D6}"/>
                               <w:text/>
@@ -750,15 +658,7 @@
                                   <w:pStyle w:val="NoSpacing"/>
                                 </w:pPr>
                                 <w:r>
-                                  <w:t>Cust__Ledger_Entry__</w:t>
-                                </w:r>
-                                <w:proofErr w:type="spellStart"/>
-                                <w:r>
-                                  <w:t>Posting_Date</w:t>
-                                </w:r>
-                                <w:proofErr w:type="spellEnd"/>
-                                <w:r>
-                                  <w:t>_</w:t>
+                                  <w:t>Cust__Ledger_Entry__Posting_Date_</w:t>
                                 </w:r>
                               </w:p>
                             </w:sdtContent>
@@ -770,7 +670,7 @@
                             <w:tag w:val="#Nav: Salesperson_Commission/115"/>
                             <w:id w:val="1257477019"/>
                             <w:placeholder>
-                              <w:docPart w:val="14AFCE12967A4FEAB712D4384DF4A6EC"/>
+                              <w:docPart w:val="F8D33987214F46D1995DEED6116BFD6D"/>
                             </w:placeholder>
                             <w:dataBinding w:prefixMappings="xmlns:ns0='urn:microsoft-dynamics-nav/reports/Salesperson_Commission/115/'" w:xpath="/ns0:NavWordReportXmlPart[1]/ns0:Salesperson_Purchaser[1]/ns0:Cust_Ledger_Entry[1]/ns0:Cust__Ledger_Entry__Document_No__[1]" w:storeItemID="{79D6D75F-D29A-40D3-A819-B215617F17D6}"/>
                             <w:text/>
@@ -785,15 +685,7 @@
                                   <w:pStyle w:val="NoSpacing"/>
                                 </w:pPr>
                                 <w:r>
-                                  <w:t>Cust__Ledger_Entry__</w:t>
-                                </w:r>
-                                <w:proofErr w:type="spellStart"/>
-                                <w:r>
-                                  <w:t>Document_No</w:t>
-                                </w:r>
-                                <w:proofErr w:type="spellEnd"/>
-                                <w:r>
-                                  <w:t>__</w:t>
+                                  <w:t>Cust__Ledger_Entry__Document_No__</w:t>
                                 </w:r>
                               </w:p>
                             </w:tc>
@@ -805,7 +697,7 @@
                             <w:tag w:val="#Nav: Salesperson_Commission/115"/>
                             <w:id w:val="-899899298"/>
                             <w:placeholder>
-                              <w:docPart w:val="14AFCE12967A4FEAB712D4384DF4A6EC"/>
+                              <w:docPart w:val="F8D33987214F46D1995DEED6116BFD6D"/>
                             </w:placeholder>
                             <w:dataBinding w:prefixMappings="xmlns:ns0='urn:microsoft-dynamics-nav/reports/Salesperson_Commission/115/'" w:xpath="/ns0:NavWordReportXmlPart[1]/ns0:Salesperson_Purchaser[1]/ns0:Cust_Ledger_Entry[1]/ns0:Cust__Ledger_Entry__Customer_No__[1]" w:storeItemID="{79D6D75F-D29A-40D3-A819-B215617F17D6}"/>
                             <w:text/>
@@ -820,15 +712,7 @@
                                   <w:pStyle w:val="NoSpacing"/>
                                 </w:pPr>
                                 <w:r>
-                                  <w:t>Cust__Ledger_Entry__</w:t>
-                                </w:r>
-                                <w:proofErr w:type="spellStart"/>
-                                <w:r>
-                                  <w:t>Customer_No</w:t>
-                                </w:r>
-                                <w:proofErr w:type="spellEnd"/>
-                                <w:r>
-                                  <w:t>__</w:t>
+                                  <w:t>Cust__Ledger_Entry__Customer_No__</w:t>
                                 </w:r>
                               </w:p>
                             </w:tc>
@@ -840,7 +724,7 @@
                             <w:tag w:val="#Nav: Salesperson_Commission/115"/>
                             <w:id w:val="-669487550"/>
                             <w:placeholder>
-                              <w:docPart w:val="14AFCE12967A4FEAB712D4384DF4A6EC"/>
+                              <w:docPart w:val="F8D33987214F46D1995DEED6116BFD6D"/>
                             </w:placeholder>
                             <w:dataBinding w:prefixMappings="xmlns:ns0='urn:microsoft-dynamics-nav/reports/Salesperson_Commission/115/'" w:xpath="/ns0:NavWordReportXmlPart[1]/ns0:Salesperson_Purchaser[1]/ns0:Cust_Ledger_Entry[1]/ns0:Cust__Ledger_Entry__Sales__LCY__[1]" w:storeItemID="{79D6D75F-D29A-40D3-A819-B215617F17D6}"/>
                             <w:text/>
@@ -855,13 +739,8 @@
                                   <w:pStyle w:val="BCNumber"/>
                                   <w:jc w:val="right"/>
                                 </w:pPr>
-                                <w:proofErr w:type="spellStart"/>
                                 <w:r>
-                                  <w:t>Cust__Ledger_Entry__Sales__LCY</w:t>
-                                </w:r>
-                                <w:proofErr w:type="spellEnd"/>
-                                <w:r>
-                                  <w:t>__</w:t>
+                                  <w:t>Cust__Ledger_Entry__Sales__LCY__</w:t>
                                 </w:r>
                               </w:p>
                             </w:tc>
@@ -873,7 +752,7 @@
                             <w:tag w:val="#Nav: Salesperson_Commission/115"/>
                             <w:id w:val="960996031"/>
                             <w:placeholder>
-                              <w:docPart w:val="14AFCE12967A4FEAB712D4384DF4A6EC"/>
+                              <w:docPart w:val="F8D33987214F46D1995DEED6116BFD6D"/>
                             </w:placeholder>
                             <w:dataBinding w:prefixMappings="xmlns:ns0='urn:microsoft-dynamics-nav/reports/Salesperson_Commission/115/'" w:xpath="/ns0:NavWordReportXmlPart[1]/ns0:Salesperson_Purchaser[1]/ns0:Cust_Ledger_Entry[1]/ns0:Cust__Ledger_Entry__Profit__LCY__[1]" w:storeItemID="{79D6D75F-D29A-40D3-A819-B215617F17D6}"/>
                             <w:text/>
@@ -888,13 +767,8 @@
                                   <w:pStyle w:val="BCNumber"/>
                                   <w:jc w:val="right"/>
                                 </w:pPr>
-                                <w:proofErr w:type="spellStart"/>
                                 <w:r>
-                                  <w:t>Cust__Ledger_Entry__Profit__LCY</w:t>
-                                </w:r>
-                                <w:proofErr w:type="spellEnd"/>
-                                <w:r>
-                                  <w:t>__</w:t>
+                                  <w:t>Cust__Ledger_Entry__Profit__LCY__</w:t>
                                 </w:r>
                               </w:p>
                             </w:tc>
@@ -906,7 +780,7 @@
                             <w:tag w:val="#Nav: Salesperson_Commission/115"/>
                             <w:id w:val="1761791896"/>
                             <w:placeholder>
-                              <w:docPart w:val="14AFCE12967A4FEAB712D4384DF4A6EC"/>
+                              <w:docPart w:val="F8D33987214F46D1995DEED6116BFD6D"/>
                             </w:placeholder>
                             <w:dataBinding w:prefixMappings="xmlns:ns0='urn:microsoft-dynamics-nav/reports/Salesperson_Commission/115/'" w:xpath="/ns0:NavWordReportXmlPart[1]/ns0:Salesperson_Purchaser[1]/ns0:Cust_Ledger_Entry[1]/ns0:AdjProfit_Control39[1]" w:storeItemID="{79D6D75F-D29A-40D3-A819-B215617F17D6}"/>
                             <w:text/>
@@ -934,7 +808,7 @@
                             <w:tag w:val="#Nav: Salesperson_Commission/115"/>
                             <w:id w:val="1199443908"/>
                             <w:placeholder>
-                              <w:docPart w:val="14AFCE12967A4FEAB712D4384DF4A6EC"/>
+                              <w:docPart w:val="F8D33987214F46D1995DEED6116BFD6D"/>
                             </w:placeholder>
                             <w:dataBinding w:prefixMappings="xmlns:ns0='urn:microsoft-dynamics-nav/reports/Salesperson_Commission/115/'" w:xpath="/ns0:NavWordReportXmlPart[1]/ns0:Salesperson_Purchaser[1]/ns0:Cust_Ledger_Entry[1]/ns0:SalesCommissionAmt_Control32[1]" w:storeItemID="{79D6D75F-D29A-40D3-A819-B215617F17D6}"/>
                             <w:text/>
@@ -962,7 +836,7 @@
                             <w:tag w:val="#Nav: Salesperson_Commission/115"/>
                             <w:id w:val="-425352844"/>
                             <w:placeholder>
-                              <w:docPart w:val="14AFCE12967A4FEAB712D4384DF4A6EC"/>
+                              <w:docPart w:val="F8D33987214F46D1995DEED6116BFD6D"/>
                             </w:placeholder>
                             <w:dataBinding w:prefixMappings="xmlns:ns0='urn:microsoft-dynamics-nav/reports/Salesperson_Commission/115/'" w:xpath="/ns0:NavWordReportXmlPart[1]/ns0:Salesperson_Purchaser[1]/ns0:Cust_Ledger_Entry[1]/ns0:ProfitCommissionAmt_Control33[1]" w:storeItemID="{79D6D75F-D29A-40D3-A819-B215617F17D6}"/>
                             <w:text/>
@@ -990,7 +864,7 @@
                             <w:tag w:val="#Nav: Salesperson_Commission/115"/>
                             <w:id w:val="2066443022"/>
                             <w:placeholder>
-                              <w:docPart w:val="14AFCE12967A4FEAB712D4384DF4A6EC"/>
+                              <w:docPart w:val="F8D33987214F46D1995DEED6116BFD6D"/>
                             </w:placeholder>
                             <w:dataBinding w:prefixMappings="xmlns:ns0='urn:microsoft-dynamics-nav/reports/Salesperson_Commission/115/'" w:xpath="/ns0:NavWordReportXmlPart[1]/ns0:Salesperson_Purchaser[1]/ns0:Cust_Ledger_Entry[1]/ns0:AdjProfitCommissionAmt_Control45[1]" w:storeItemID="{79D6D75F-D29A-40D3-A819-B215617F17D6}"/>
                             <w:text/>
@@ -1160,7 +1034,7 @@
                       <w:tag w:val="#Nav: Salesperson_Commission/115"/>
                       <w:id w:val="887532494"/>
                       <w:placeholder>
-                        <w:docPart w:val="14AFCE12967A4FEAB712D4384DF4A6EC"/>
+                        <w:docPart w:val="F8D33987214F46D1995DEED6116BFD6D"/>
                       </w:placeholder>
                       <w:dataBinding w:prefixMappings="xmlns:ns0='urn:microsoft-dynamics-nav/reports/Salesperson_Commission/115/'" w:xpath="/ns0:NavWordReportXmlPart[1]/ns0:Salesperson_Purchaser[1]/ns0:Salesperson_Purchaser_Name[1]" w:storeItemID="{79D6D75F-D29A-40D3-A819-B215617F17D6}"/>
                       <w:text/>
@@ -1169,13 +1043,10 @@
                       <w:p>
                         <w:pPr>
                           <w:pStyle w:val="BCLabel"/>
-                          <w:spacing w:before="160" w:after="80"/>
                         </w:pPr>
-                        <w:proofErr w:type="spellStart"/>
                         <w:r>
                           <w:t>Salesperson_Purchaser_Name</w:t>
                         </w:r>
-                        <w:proofErr w:type="spellEnd"/>
                       </w:p>
                     </w:sdtContent>
                   </w:sdt>
@@ -1201,7 +1072,7 @@
                     <w:tag w:val="#Nav: Salesperson_Commission/115"/>
                     <w:id w:val="-731769453"/>
                     <w:placeholder>
-                      <w:docPart w:val="DefaultPlaceholder_-1854013440"/>
+                      <w:docPart w:val="42C765542CCA40C08A9BFB6A2439400B"/>
                     </w:placeholder>
                     <w:dataBinding w:prefixMappings="xmlns:ns0='urn:microsoft-dynamics-nav/reports/Salesperson_Commission/115/'" w:xpath="/ns0:NavWordReportXmlPart[1]/ns0:Salesperson_Purchaser[1]/ns0:Subtotals[1]/ns0:Subtotals_Sales[1]" w:storeItemID="{79D6D75F-D29A-40D3-A819-B215617F17D6}"/>
                     <w:text/>
@@ -1218,14 +1089,11 @@
                       <w:p>
                         <w:pPr>
                           <w:pStyle w:val="BCLabelNumber"/>
-                          <w:spacing w:before="160" w:after="80"/>
                           <w:jc w:val="right"/>
                         </w:pPr>
-                        <w:proofErr w:type="spellStart"/>
                         <w:r>
                           <w:t>Subtotals_Sales</w:t>
                         </w:r>
-                        <w:proofErr w:type="spellEnd"/>
                       </w:p>
                     </w:tc>
                   </w:sdtContent>
@@ -1236,7 +1104,7 @@
                     <w:tag w:val="#Nav: Salesperson_Commission/115"/>
                     <w:id w:val="1207604024"/>
                     <w:placeholder>
-                      <w:docPart w:val="DefaultPlaceholder_-1854013440"/>
+                      <w:docPart w:val="42C765542CCA40C08A9BFB6A2439400B"/>
                     </w:placeholder>
                     <w:dataBinding w:prefixMappings="xmlns:ns0='urn:microsoft-dynamics-nav/reports/Salesperson_Commission/115/'" w:xpath="/ns0:NavWordReportXmlPart[1]/ns0:Salesperson_Purchaser[1]/ns0:Subtotals[1]/ns0:Subtotals_Profit[1]" w:storeItemID="{79D6D75F-D29A-40D3-A819-B215617F17D6}"/>
                     <w:text/>
@@ -1253,14 +1121,11 @@
                       <w:p>
                         <w:pPr>
                           <w:pStyle w:val="BCLabelNumber"/>
-                          <w:spacing w:before="160" w:after="80"/>
                           <w:jc w:val="right"/>
                         </w:pPr>
-                        <w:proofErr w:type="spellStart"/>
                         <w:r>
                           <w:t>Subtotals_Profit</w:t>
                         </w:r>
-                        <w:proofErr w:type="spellEnd"/>
                       </w:p>
                     </w:tc>
                   </w:sdtContent>
@@ -1271,7 +1136,7 @@
                     <w:tag w:val="#Nav: Salesperson_Commission/115"/>
                     <w:id w:val="-2064236192"/>
                     <w:placeholder>
-                      <w:docPart w:val="DefaultPlaceholder_-1854013440"/>
+                      <w:docPart w:val="42C765542CCA40C08A9BFB6A2439400B"/>
                     </w:placeholder>
                     <w:dataBinding w:prefixMappings="xmlns:ns0='urn:microsoft-dynamics-nav/reports/Salesperson_Commission/115/'" w:xpath="/ns0:NavWordReportXmlPart[1]/ns0:Salesperson_Purchaser[1]/ns0:Subtotals[1]/ns0:Subtotals_AdjProfit[1]" w:storeItemID="{79D6D75F-D29A-40D3-A819-B215617F17D6}"/>
                     <w:text/>
@@ -1288,14 +1153,11 @@
                       <w:p>
                         <w:pPr>
                           <w:pStyle w:val="BCLabelNumber"/>
-                          <w:spacing w:before="160" w:after="80"/>
                           <w:jc w:val="right"/>
                         </w:pPr>
-                        <w:proofErr w:type="spellStart"/>
                         <w:r>
                           <w:t>Subtotals_AdjProfit</w:t>
                         </w:r>
-                        <w:proofErr w:type="spellEnd"/>
                       </w:p>
                     </w:tc>
                   </w:sdtContent>
@@ -1306,7 +1168,7 @@
                     <w:tag w:val="#Nav: Salesperson_Commission/115"/>
                     <w:id w:val="484133361"/>
                     <w:placeholder>
-                      <w:docPart w:val="DefaultPlaceholder_-1854013440"/>
+                      <w:docPart w:val="42C765542CCA40C08A9BFB6A2439400B"/>
                     </w:placeholder>
                     <w:dataBinding w:prefixMappings="xmlns:ns0='urn:microsoft-dynamics-nav/reports/Salesperson_Commission/115/'" w:xpath="/ns0:NavWordReportXmlPart[1]/ns0:Salesperson_Purchaser[1]/ns0:Subtotals[1]/ns0:Subtotals_SalesCommission[1]" w:storeItemID="{79D6D75F-D29A-40D3-A819-B215617F17D6}"/>
                     <w:text/>
@@ -1323,14 +1185,11 @@
                       <w:p>
                         <w:pPr>
                           <w:pStyle w:val="BCLabelNumber"/>
-                          <w:spacing w:before="160" w:after="80"/>
                           <w:jc w:val="right"/>
                         </w:pPr>
-                        <w:proofErr w:type="spellStart"/>
                         <w:r>
                           <w:t>Subtotals_SalesCommission</w:t>
                         </w:r>
-                        <w:proofErr w:type="spellEnd"/>
                       </w:p>
                     </w:tc>
                   </w:sdtContent>
@@ -1341,7 +1200,7 @@
                     <w:tag w:val="#Nav: Salesperson_Commission/115"/>
                     <w:id w:val="-1376308262"/>
                     <w:placeholder>
-                      <w:docPart w:val="DefaultPlaceholder_-1854013440"/>
+                      <w:docPart w:val="42C765542CCA40C08A9BFB6A2439400B"/>
                     </w:placeholder>
                     <w:dataBinding w:prefixMappings="xmlns:ns0='urn:microsoft-dynamics-nav/reports/Salesperson_Commission/115/'" w:xpath="/ns0:NavWordReportXmlPart[1]/ns0:Salesperson_Purchaser[1]/ns0:Subtotals[1]/ns0:Subtotals_ProfitCommission[1]" w:storeItemID="{79D6D75F-D29A-40D3-A819-B215617F17D6}"/>
                     <w:text/>
@@ -1358,14 +1217,11 @@
                       <w:p>
                         <w:pPr>
                           <w:pStyle w:val="BCLabelNumber"/>
-                          <w:spacing w:before="160" w:after="80"/>
                           <w:jc w:val="right"/>
                         </w:pPr>
-                        <w:proofErr w:type="spellStart"/>
                         <w:r>
                           <w:t>Subtotals_ProfitCommission</w:t>
                         </w:r>
-                        <w:proofErr w:type="spellEnd"/>
                       </w:p>
                     </w:tc>
                   </w:sdtContent>
@@ -1376,7 +1232,7 @@
                     <w:tag w:val="#Nav: Salesperson_Commission/115"/>
                     <w:id w:val="412291003"/>
                     <w:placeholder>
-                      <w:docPart w:val="DefaultPlaceholder_-1854013440"/>
+                      <w:docPart w:val="42C765542CCA40C08A9BFB6A2439400B"/>
                     </w:placeholder>
                     <w:dataBinding w:prefixMappings="xmlns:ns0='urn:microsoft-dynamics-nav/reports/Salesperson_Commission/115/'" w:xpath="/ns0:NavWordReportXmlPart[1]/ns0:Salesperson_Purchaser[1]/ns0:Subtotals[1]/ns0:Subtotals_AdjProfitCommission[1]" w:storeItemID="{79D6D75F-D29A-40D3-A819-B215617F17D6}"/>
                     <w:text/>
@@ -1393,14 +1249,11 @@
                       <w:p>
                         <w:pPr>
                           <w:pStyle w:val="BCLabelNumber"/>
-                          <w:spacing w:before="160" w:after="80"/>
                           <w:jc w:val="right"/>
                         </w:pPr>
-                        <w:proofErr w:type="spellStart"/>
                         <w:r>
                           <w:t>Subtotals_AdjProfitCommission</w:t>
                         </w:r>
-                        <w:proofErr w:type="spellEnd"/>
                       </w:p>
                     </w:tc>
                   </w:sdtContent>
@@ -1426,15 +1279,15 @@
         <w:tblDescription w:val="Document totals."/>
       </w:tblPr>
       <w:tblGrid>
-        <w:gridCol w:w="1799"/>
-        <w:gridCol w:w="1889"/>
-        <w:gridCol w:w="1892"/>
-        <w:gridCol w:w="1891"/>
-        <w:gridCol w:w="1709"/>
-        <w:gridCol w:w="1170"/>
-        <w:gridCol w:w="1620"/>
-        <w:gridCol w:w="1620"/>
-        <w:gridCol w:w="1808"/>
+        <w:gridCol w:w="1249"/>
+        <w:gridCol w:w="1805"/>
+        <w:gridCol w:w="1706"/>
+        <w:gridCol w:w="1481"/>
+        <w:gridCol w:w="1457"/>
+        <w:gridCol w:w="1457"/>
+        <w:gridCol w:w="2082"/>
+        <w:gridCol w:w="2079"/>
+        <w:gridCol w:w="2082"/>
       </w:tblGrid>
       <w:tr>
         <w:trPr>
@@ -1447,7 +1300,7 @@
             <w:tag w:val="#Nav: Salesperson_Commission/115"/>
             <w:id w:val="968545507"/>
             <w:placeholder>
-              <w:docPart w:val="DefaultPlaceholder_-1854013440"/>
+              <w:docPart w:val="4694C1BB7AE949D28BF5D212C93F9C2E"/>
             </w:placeholder>
             <w:dataBinding w:prefixMappings="xmlns:ns0='urn:microsoft-dynamics-nav/reports/Salesperson_Commission/115/'" w:xpath="/ns0:NavWordReportXmlPart[1]/ns0:Labels[1]/ns0:TotalsCaption[1]" w:storeItemID="{79D6D75F-D29A-40D3-A819-B215617F17D6}"/>
             <w:text/>
@@ -1455,25 +1308,23 @@
           <w:sdtContent>
             <w:tc>
               <w:tcPr>
-                <w:tcW w:w="584" w:type="pct"/>
+                <w:tcW w:w="406" w:type="pct"/>
               </w:tcPr>
               <w:p>
                 <w:pPr>
                   <w:pStyle w:val="BCLabel"/>
                   <w:spacing w:before="160" w:after="80"/>
                 </w:pPr>
-                <w:proofErr w:type="spellStart"/>
                 <w:r>
                   <w:t>TotalsCaption</w:t>
                 </w:r>
-                <w:proofErr w:type="spellEnd"/>
               </w:p>
             </w:tc>
           </w:sdtContent>
         </w:sdt>
         <w:tc>
           <w:tcPr>
-            <w:tcW w:w="613" w:type="pct"/>
+            <w:tcW w:w="586" w:type="pct"/>
           </w:tcPr>
           <w:p>
             <w:pPr>
@@ -1484,7 +1335,7 @@
         </w:tc>
         <w:tc>
           <w:tcPr>
-            <w:tcW w:w="614" w:type="pct"/>
+            <w:tcW w:w="554" w:type="pct"/>
           </w:tcPr>
           <w:p>
             <w:pPr>
@@ -1499,7 +1350,7 @@
             <w:tag w:val="#Nav: Salesperson_Commission/115"/>
             <w:id w:val="2138451167"/>
             <w:placeholder>
-              <w:docPart w:val="DefaultPlaceholder_-1854013440"/>
+              <w:docPart w:val="4694C1BB7AE949D28BF5D212C93F9C2E"/>
             </w:placeholder>
             <w:dataBinding w:prefixMappings="xmlns:ns0='urn:microsoft-dynamics-nav/reports/Salesperson_Commission/115/'" w:xpath="/ns0:NavWordReportXmlPart[1]/ns0:Totals[1]/ns0:Totals_Sales[1]" w:storeItemID="{79D6D75F-D29A-40D3-A819-B215617F17D6}"/>
             <w:text/>
@@ -1507,7 +1358,7 @@
           <w:sdtContent>
             <w:tc>
               <w:tcPr>
-                <w:tcW w:w="614" w:type="pct"/>
+                <w:tcW w:w="481" w:type="pct"/>
               </w:tcPr>
               <w:p>
                 <w:pPr>
@@ -1515,11 +1366,9 @@
                   <w:spacing w:before="160" w:after="80"/>
                   <w:jc w:val="right"/>
                 </w:pPr>
-                <w:proofErr w:type="spellStart"/>
                 <w:r>
                   <w:t>Totals_Sales</w:t>
                 </w:r>
-                <w:proofErr w:type="spellEnd"/>
               </w:p>
             </w:tc>
           </w:sdtContent>
@@ -1530,7 +1379,7 @@
             <w:tag w:val="#Nav: Salesperson_Commission/115"/>
             <w:id w:val="1106469660"/>
             <w:placeholder>
-              <w:docPart w:val="DefaultPlaceholder_-1854013440"/>
+              <w:docPart w:val="4694C1BB7AE949D28BF5D212C93F9C2E"/>
             </w:placeholder>
             <w:dataBinding w:prefixMappings="xmlns:ns0='urn:microsoft-dynamics-nav/reports/Salesperson_Commission/115/'" w:xpath="/ns0:NavWordReportXmlPart[1]/ns0:Totals[1]/ns0:Totals_Profit[1]" w:storeItemID="{79D6D75F-D29A-40D3-A819-B215617F17D6}"/>
             <w:text/>
@@ -1538,7 +1387,7 @@
           <w:sdtContent>
             <w:tc>
               <w:tcPr>
-                <w:tcW w:w="555" w:type="pct"/>
+                <w:tcW w:w="473" w:type="pct"/>
               </w:tcPr>
               <w:p>
                 <w:pPr>
@@ -1546,11 +1395,9 @@
                   <w:spacing w:before="160" w:after="80"/>
                   <w:jc w:val="right"/>
                 </w:pPr>
-                <w:proofErr w:type="spellStart"/>
                 <w:r>
                   <w:t>Totals_Profit</w:t>
                 </w:r>
-                <w:proofErr w:type="spellEnd"/>
               </w:p>
             </w:tc>
           </w:sdtContent>
@@ -1561,7 +1408,7 @@
             <w:tag w:val="#Nav: Salesperson_Commission/115"/>
             <w:id w:val="2062752820"/>
             <w:placeholder>
-              <w:docPart w:val="DefaultPlaceholder_-1854013440"/>
+              <w:docPart w:val="4694C1BB7AE949D28BF5D212C93F9C2E"/>
             </w:placeholder>
             <w:dataBinding w:prefixMappings="xmlns:ns0='urn:microsoft-dynamics-nav/reports/Salesperson_Commission/115/'" w:xpath="/ns0:NavWordReportXmlPart[1]/ns0:Totals[1]/ns0:Totals_AdjProfit[1]" w:storeItemID="{79D6D75F-D29A-40D3-A819-B215617F17D6}"/>
             <w:text/>
@@ -1569,7 +1416,7 @@
           <w:sdtContent>
             <w:tc>
               <w:tcPr>
-                <w:tcW w:w="380" w:type="pct"/>
+                <w:tcW w:w="473" w:type="pct"/>
               </w:tcPr>
               <w:p>
                 <w:pPr>
@@ -1590,7 +1437,7 @@
             <w:tag w:val="#Nav: Salesperson_Commission/115"/>
             <w:id w:val="-1037499563"/>
             <w:placeholder>
-              <w:docPart w:val="DefaultPlaceholder_-1854013440"/>
+              <w:docPart w:val="4694C1BB7AE949D28BF5D212C93F9C2E"/>
             </w:placeholder>
             <w:dataBinding w:prefixMappings="xmlns:ns0='urn:microsoft-dynamics-nav/reports/Salesperson_Commission/115/'" w:xpath="/ns0:NavWordReportXmlPart[1]/ns0:Totals[1]/ns0:Totals_SalesCommission[1]" w:storeItemID="{79D6D75F-D29A-40D3-A819-B215617F17D6}"/>
             <w:text/>
@@ -1598,7 +1445,7 @@
           <w:sdtContent>
             <w:tc>
               <w:tcPr>
-                <w:tcW w:w="526" w:type="pct"/>
+                <w:tcW w:w="676" w:type="pct"/>
               </w:tcPr>
               <w:p>
                 <w:pPr>
@@ -1606,11 +1453,9 @@
                   <w:spacing w:before="160" w:after="80"/>
                   <w:jc w:val="right"/>
                 </w:pPr>
-                <w:proofErr w:type="spellStart"/>
                 <w:r>
                   <w:t>Totals_SalesCommission</w:t>
                 </w:r>
-                <w:proofErr w:type="spellEnd"/>
               </w:p>
             </w:tc>
           </w:sdtContent>
@@ -1621,7 +1466,7 @@
             <w:tag w:val="#Nav: Salesperson_Commission/115"/>
             <w:id w:val="1499311762"/>
             <w:placeholder>
-              <w:docPart w:val="DefaultPlaceholder_-1854013440"/>
+              <w:docPart w:val="4694C1BB7AE949D28BF5D212C93F9C2E"/>
             </w:placeholder>
             <w:dataBinding w:prefixMappings="xmlns:ns0='urn:microsoft-dynamics-nav/reports/Salesperson_Commission/115/'" w:xpath="/ns0:NavWordReportXmlPart[1]/ns0:Totals[1]/ns0:Totals_ProfitCommission[1]" w:storeItemID="{79D6D75F-D29A-40D3-A819-B215617F17D6}"/>
             <w:text/>
@@ -1629,7 +1474,7 @@
           <w:sdtContent>
             <w:tc>
               <w:tcPr>
-                <w:tcW w:w="526" w:type="pct"/>
+                <w:tcW w:w="675" w:type="pct"/>
               </w:tcPr>
               <w:p>
                 <w:pPr>
@@ -1637,11 +1482,9 @@
                   <w:spacing w:before="160" w:after="80"/>
                   <w:jc w:val="right"/>
                 </w:pPr>
-                <w:proofErr w:type="spellStart"/>
                 <w:r>
                   <w:t>Totals_ProfitCommission</w:t>
                 </w:r>
-                <w:proofErr w:type="spellEnd"/>
               </w:p>
             </w:tc>
           </w:sdtContent>
@@ -1652,7 +1495,7 @@
             <w:tag w:val="#Nav: Salesperson_Commission/115"/>
             <w:id w:val="-1566799544"/>
             <w:placeholder>
-              <w:docPart w:val="DefaultPlaceholder_-1854013440"/>
+              <w:docPart w:val="4694C1BB7AE949D28BF5D212C93F9C2E"/>
             </w:placeholder>
             <w:dataBinding w:prefixMappings="xmlns:ns0='urn:microsoft-dynamics-nav/reports/Salesperson_Commission/115/'" w:xpath="/ns0:NavWordReportXmlPart[1]/ns0:Totals[1]/ns0:Totals_AdjProfitCommission[1]" w:storeItemID="{79D6D75F-D29A-40D3-A819-B215617F17D6}"/>
             <w:text/>
@@ -1660,7 +1503,7 @@
           <w:sdtContent>
             <w:tc>
               <w:tcPr>
-                <w:tcW w:w="587" w:type="pct"/>
+                <w:tcW w:w="676" w:type="pct"/>
               </w:tcPr>
               <w:p>
                 <w:pPr>
@@ -1668,11 +1511,9 @@
                   <w:spacing w:before="160" w:after="80"/>
                   <w:jc w:val="right"/>
                 </w:pPr>
-                <w:proofErr w:type="spellStart"/>
                 <w:r>
                   <w:t>Totals_AdjProfitCommission</w:t>
                 </w:r>
-                <w:proofErr w:type="spellEnd"/>
               </w:p>
             </w:tc>
           </w:sdtContent>
@@ -1681,6 +1522,12 @@
     </w:tbl>
     <w:p/>
     <w:sectPr>
+      <w:headerReference w:type="even" r:id="rId8"/>
+      <w:headerReference w:type="default" r:id="rId9"/>
+      <w:footerReference w:type="even" r:id="rId10"/>
+      <w:footerReference w:type="default" r:id="rId11"/>
+      <w:headerReference w:type="first" r:id="rId12"/>
+      <w:footerReference w:type="first" r:id="rId13"/>
       <w:pgSz w:w="16838" w:h="11906" w:orient="landscape"/>
       <w:pgMar w:top="720" w:right="720" w:bottom="720" w:left="720" w:header="425" w:footer="708" w:gutter="0"/>
       <w:cols w:space="708"/>
@@ -1715,6 +1562,36 @@
 </w:endnotes>
 </file>
 
+<file path=word/footer1.xml><?xml version="1.0" encoding="utf-8"?>
+<w:ftr xmlns:wpc="http://schemas.microsoft.com/office/word/2010/wordprocessingCanvas" xmlns:cx="http://schemas.microsoft.com/office/drawing/2014/chartex" xmlns:cx1="http://schemas.microsoft.com/office/drawing/2015/9/8/chartex" xmlns:cx2="http://schemas.microsoft.com/office/drawing/2015/10/21/chartex" xmlns:cx3="http://schemas.microsoft.com/office/drawing/2016/5/9/chartex" xmlns:cx4="http://schemas.microsoft.com/office/drawing/2016/5/10/chartex" xmlns:cx5="http://schemas.microsoft.com/office/drawing/2016/5/11/chartex" xmlns:cx6="http://schemas.microsoft.com/office/drawing/2016/5/12/chartex" xmlns:cx7="http://schemas.microsoft.com/office/drawing/2016/5/13/chartex" xmlns:cx8="http://schemas.microsoft.com/office/drawing/2016/5/14/chartex" xmlns:mc="http://schemas.openxmlformats.org/markup-compatibility/2006" xmlns:aink="http://schemas.microsoft.com/office/drawing/2016/ink" xmlns:am3d="http://schemas.microsoft.com/office/drawing/2017/model3d" xmlns:o="urn:schemas-microsoft-com:office:office" xmlns:oel="http://schemas.microsoft.com/office/2019/extlst" xmlns:r="http://schemas.openxmlformats.org/officeDocument/2006/relationships" xmlns:m="http://schemas.openxmlformats.org/officeDocument/2006/math" xmlns:v="urn:schemas-microsoft-com:vml" xmlns:wp14="http://schemas.microsoft.com/office/word/2010/wordprocessingDrawing" xmlns:wp="http://schemas.openxmlformats.org/drawingml/2006/wordprocessingDrawing" xmlns:w10="urn:schemas-microsoft-com:office:word" xmlns:w="http://schemas.openxmlformats.org/wordprocessingml/2006/main" xmlns:w14="http://schemas.microsoft.com/office/word/2010/wordml" xmlns:w15="http://schemas.microsoft.com/office/word/2012/wordml" xmlns:w16cei="http://schemas.microsoft.com/office/word/2026/wordml/cei" xmlns:w16cex="http://schemas.microsoft.com/office/word/2018/wordml/cex" xmlns:w16cid="http://schemas.microsoft.com/office/word/2016/wordml/cid" xmlns:w16="http://schemas.microsoft.com/office/word/2018/wordml" xmlns:w16du="http://schemas.microsoft.com/office/word/2023/wordml/word16du" xmlns:w16sdtdh="http://schemas.microsoft.com/office/word/2020/wordml/sdtdatahash" xmlns:w16sdtfl="http://schemas.microsoft.com/office/word/2024/wordml/sdtformatlock" xmlns:w16se="http://schemas.microsoft.com/office/word/2015/wordml/symex" xmlns:wpg="http://schemas.microsoft.com/office/word/2010/wordprocessingGroup" xmlns:wpi="http://schemas.microsoft.com/office/word/2010/wordprocessingInk" xmlns:wne="http://schemas.microsoft.com/office/word/2006/wordml" xmlns:wps="http://schemas.microsoft.com/office/word/2010/wordprocessingShape" mc:Ignorable="w14 w15 w16se w16cid w16 w16cex w16sdtdh w16sdtfl w16du wp14">
+  <w:p>
+    <w:pPr>
+      <w:pStyle w:val="Footer"/>
+    </w:pPr>
+  </w:p>
+</w:ftr>
+</file>
+
+<file path=word/footer2.xml><?xml version="1.0" encoding="utf-8"?>
+<w:ftr xmlns:wpc="http://schemas.microsoft.com/office/word/2010/wordprocessingCanvas" xmlns:cx="http://schemas.microsoft.com/office/drawing/2014/chartex" xmlns:cx1="http://schemas.microsoft.com/office/drawing/2015/9/8/chartex" xmlns:cx2="http://schemas.microsoft.com/office/drawing/2015/10/21/chartex" xmlns:cx3="http://schemas.microsoft.com/office/drawing/2016/5/9/chartex" xmlns:cx4="http://schemas.microsoft.com/office/drawing/2016/5/10/chartex" xmlns:cx5="http://schemas.microsoft.com/office/drawing/2016/5/11/chartex" xmlns:cx6="http://schemas.microsoft.com/office/drawing/2016/5/12/chartex" xmlns:cx7="http://schemas.microsoft.com/office/drawing/2016/5/13/chartex" xmlns:cx8="http://schemas.microsoft.com/office/drawing/2016/5/14/chartex" xmlns:mc="http://schemas.openxmlformats.org/markup-compatibility/2006" xmlns:aink="http://schemas.microsoft.com/office/drawing/2016/ink" xmlns:am3d="http://schemas.microsoft.com/office/drawing/2017/model3d" xmlns:o="urn:schemas-microsoft-com:office:office" xmlns:oel="http://schemas.microsoft.com/office/2019/extlst" xmlns:r="http://schemas.openxmlformats.org/officeDocument/2006/relationships" xmlns:m="http://schemas.openxmlformats.org/officeDocument/2006/math" xmlns:v="urn:schemas-microsoft-com:vml" xmlns:wp14="http://schemas.microsoft.com/office/word/2010/wordprocessingDrawing" xmlns:wp="http://schemas.openxmlformats.org/drawingml/2006/wordprocessingDrawing" xmlns:w10="urn:schemas-microsoft-com:office:word" xmlns:w="http://schemas.openxmlformats.org/wordprocessingml/2006/main" xmlns:w14="http://schemas.microsoft.com/office/word/2010/wordml" xmlns:w15="http://schemas.microsoft.com/office/word/2012/wordml" xmlns:w16cei="http://schemas.microsoft.com/office/word/2026/wordml/cei" xmlns:w16cex="http://schemas.microsoft.com/office/word/2018/wordml/cex" xmlns:w16cid="http://schemas.microsoft.com/office/word/2016/wordml/cid" xmlns:w16="http://schemas.microsoft.com/office/word/2018/wordml" xmlns:w16du="http://schemas.microsoft.com/office/word/2023/wordml/word16du" xmlns:w16sdtdh="http://schemas.microsoft.com/office/word/2020/wordml/sdtdatahash" xmlns:w16sdtfl="http://schemas.microsoft.com/office/word/2024/wordml/sdtformatlock" xmlns:w16se="http://schemas.microsoft.com/office/word/2015/wordml/symex" xmlns:wpg="http://schemas.microsoft.com/office/word/2010/wordprocessingGroup" xmlns:wpi="http://schemas.microsoft.com/office/word/2010/wordprocessingInk" xmlns:wne="http://schemas.microsoft.com/office/word/2006/wordml" xmlns:wps="http://schemas.microsoft.com/office/word/2010/wordprocessingShape" mc:Ignorable="w14 w15 w16se w16cid w16 w16cex w16sdtdh w16sdtfl w16du wp14">
+  <w:p>
+    <w:pPr>
+      <w:pStyle w:val="Footer"/>
+    </w:pPr>
+  </w:p>
+</w:ftr>
+</file>
+
+<file path=word/footer3.xml><?xml version="1.0" encoding="utf-8"?>
+<w:ftr xmlns:wpc="http://schemas.microsoft.com/office/word/2010/wordprocessingCanvas" xmlns:cx="http://schemas.microsoft.com/office/drawing/2014/chartex" xmlns:cx1="http://schemas.microsoft.com/office/drawing/2015/9/8/chartex" xmlns:cx2="http://schemas.microsoft.com/office/drawing/2015/10/21/chartex" xmlns:cx3="http://schemas.microsoft.com/office/drawing/2016/5/9/chartex" xmlns:cx4="http://schemas.microsoft.com/office/drawing/2016/5/10/chartex" xmlns:cx5="http://schemas.microsoft.com/office/drawing/2016/5/11/chartex" xmlns:cx6="http://schemas.microsoft.com/office/drawing/2016/5/12/chartex" xmlns:cx7="http://schemas.microsoft.com/office/drawing/2016/5/13/chartex" xmlns:cx8="http://schemas.microsoft.com/office/drawing/2016/5/14/chartex" xmlns:mc="http://schemas.openxmlformats.org/markup-compatibility/2006" xmlns:aink="http://schemas.microsoft.com/office/drawing/2016/ink" xmlns:am3d="http://schemas.microsoft.com/office/drawing/2017/model3d" xmlns:o="urn:schemas-microsoft-com:office:office" xmlns:oel="http://schemas.microsoft.com/office/2019/extlst" xmlns:r="http://schemas.openxmlformats.org/officeDocument/2006/relationships" xmlns:m="http://schemas.openxmlformats.org/officeDocument/2006/math" xmlns:v="urn:schemas-microsoft-com:vml" xmlns:wp14="http://schemas.microsoft.com/office/word/2010/wordprocessingDrawing" xmlns:wp="http://schemas.openxmlformats.org/drawingml/2006/wordprocessingDrawing" xmlns:w10="urn:schemas-microsoft-com:office:word" xmlns:w="http://schemas.openxmlformats.org/wordprocessingml/2006/main" xmlns:w14="http://schemas.microsoft.com/office/word/2010/wordml" xmlns:w15="http://schemas.microsoft.com/office/word/2012/wordml" xmlns:w16cei="http://schemas.microsoft.com/office/word/2026/wordml/cei" xmlns:w16cex="http://schemas.microsoft.com/office/word/2018/wordml/cex" xmlns:w16cid="http://schemas.microsoft.com/office/word/2016/wordml/cid" xmlns:w16="http://schemas.microsoft.com/office/word/2018/wordml" xmlns:w16du="http://schemas.microsoft.com/office/word/2023/wordml/word16du" xmlns:w16sdtdh="http://schemas.microsoft.com/office/word/2020/wordml/sdtdatahash" xmlns:w16sdtfl="http://schemas.microsoft.com/office/word/2024/wordml/sdtformatlock" xmlns:w16se="http://schemas.microsoft.com/office/word/2015/wordml/symex" xmlns:wpg="http://schemas.microsoft.com/office/word/2010/wordprocessingGroup" xmlns:wpi="http://schemas.microsoft.com/office/word/2010/wordprocessingInk" xmlns:wne="http://schemas.microsoft.com/office/word/2006/wordml" xmlns:wps="http://schemas.microsoft.com/office/word/2010/wordprocessingShape" mc:Ignorable="w14 w15 w16se w16cid w16 w16cex w16sdtdh w16sdtfl w16du wp14">
+  <w:p>
+    <w:pPr>
+      <w:pStyle w:val="Footer"/>
+    </w:pPr>
+  </w:p>
+</w:ftr>
+</file>
+
 <file path=word/footnotes.xml><?xml version="1.0" encoding="utf-8"?>
 <w:footnotes xmlns:wpc="http://schemas.microsoft.com/office/word/2010/wordprocessingCanvas" xmlns:cx="http://schemas.microsoft.com/office/drawing/2014/chartex" xmlns:cx1="http://schemas.microsoft.com/office/drawing/2015/9/8/chartex" xmlns:cx2="http://schemas.microsoft.com/office/drawing/2015/10/21/chartex" xmlns:cx3="http://schemas.microsoft.com/office/drawing/2016/5/9/chartex" xmlns:cx4="http://schemas.microsoft.com/office/drawing/2016/5/10/chartex" xmlns:cx5="http://schemas.microsoft.com/office/drawing/2016/5/11/chartex" xmlns:cx6="http://schemas.microsoft.com/office/drawing/2016/5/12/chartex" xmlns:cx7="http://schemas.microsoft.com/office/drawing/2016/5/13/chartex" xmlns:cx8="http://schemas.microsoft.com/office/drawing/2016/5/14/chartex" xmlns:mc="http://schemas.openxmlformats.org/markup-compatibility/2006" xmlns:aink="http://schemas.microsoft.com/office/drawing/2016/ink" xmlns:am3d="http://schemas.microsoft.com/office/drawing/2017/model3d" xmlns:o="urn:schemas-microsoft-com:office:office" xmlns:oel="http://schemas.microsoft.com/office/2019/extlst" xmlns:r="http://schemas.openxmlformats.org/officeDocument/2006/relationships" xmlns:m="http://schemas.openxmlformats.org/officeDocument/2006/math" xmlns:v="urn:schemas-microsoft-com:vml" xmlns:wp14="http://schemas.microsoft.com/office/word/2010/wordprocessingDrawing" xmlns:wp="http://schemas.openxmlformats.org/drawingml/2006/wordprocessingDrawing" xmlns:w10="urn:schemas-microsoft-com:office:word" xmlns:w="http://schemas.openxmlformats.org/wordprocessingml/2006/main" xmlns:w14="http://schemas.microsoft.com/office/word/2010/wordml" xmlns:w15="http://schemas.microsoft.com/office/word/2012/wordml" xmlns:w16cei="http://schemas.microsoft.com/office/word/2026/wordml/cei" xmlns:w16cex="http://schemas.microsoft.com/office/word/2018/wordml/cex" xmlns:w16cid="http://schemas.microsoft.com/office/word/2016/wordml/cid" xmlns:w16="http://schemas.microsoft.com/office/word/2018/wordml" xmlns:w16du="http://schemas.microsoft.com/office/word/2023/wordml/word16du" xmlns:w16sdtdh="http://schemas.microsoft.com/office/word/2020/wordml/sdtdatahash" xmlns:w16sdtfl="http://schemas.microsoft.com/office/word/2024/wordml/sdtformatlock" xmlns:w16se="http://schemas.microsoft.com/office/word/2015/wordml/symex" xmlns:wpg="http://schemas.microsoft.com/office/word/2010/wordprocessingGroup" xmlns:wpi="http://schemas.microsoft.com/office/word/2010/wordprocessingInk" xmlns:wne="http://schemas.microsoft.com/office/word/2006/wordml" xmlns:wps="http://schemas.microsoft.com/office/word/2010/wordprocessingShape" mc:Ignorable="w14 w15 w16se w16cid w16 w16cex w16sdtdh w16sdtfl w16du wp14">
   <w:footnote w:type="separator" w:id="-1">
@@ -1738,6 +1615,36 @@
     </w:p>
   </w:footnote>
 </w:footnotes>
+</file>
+
+<file path=word/header1.xml><?xml version="1.0" encoding="utf-8"?>
+<w:hdr xmlns:wpc="http://schemas.microsoft.com/office/word/2010/wordprocessingCanvas" xmlns:cx="http://schemas.microsoft.com/office/drawing/2014/chartex" xmlns:cx1="http://schemas.microsoft.com/office/drawing/2015/9/8/chartex" xmlns:cx2="http://schemas.microsoft.com/office/drawing/2015/10/21/chartex" xmlns:cx3="http://schemas.microsoft.com/office/drawing/2016/5/9/chartex" xmlns:cx4="http://schemas.microsoft.com/office/drawing/2016/5/10/chartex" xmlns:cx5="http://schemas.microsoft.com/office/drawing/2016/5/11/chartex" xmlns:cx6="http://schemas.microsoft.com/office/drawing/2016/5/12/chartex" xmlns:cx7="http://schemas.microsoft.com/office/drawing/2016/5/13/chartex" xmlns:cx8="http://schemas.microsoft.com/office/drawing/2016/5/14/chartex" xmlns:mc="http://schemas.openxmlformats.org/markup-compatibility/2006" xmlns:aink="http://schemas.microsoft.com/office/drawing/2016/ink" xmlns:am3d="http://schemas.microsoft.com/office/drawing/2017/model3d" xmlns:o="urn:schemas-microsoft-com:office:office" xmlns:oel="http://schemas.microsoft.com/office/2019/extlst" xmlns:r="http://schemas.openxmlformats.org/officeDocument/2006/relationships" xmlns:m="http://schemas.openxmlformats.org/officeDocument/2006/math" xmlns:v="urn:schemas-microsoft-com:vml" xmlns:wp14="http://schemas.microsoft.com/office/word/2010/wordprocessingDrawing" xmlns:wp="http://schemas.openxmlformats.org/drawingml/2006/wordprocessingDrawing" xmlns:w10="urn:schemas-microsoft-com:office:word" xmlns:w="http://schemas.openxmlformats.org/wordprocessingml/2006/main" xmlns:w14="http://schemas.microsoft.com/office/word/2010/wordml" xmlns:w15="http://schemas.microsoft.com/office/word/2012/wordml" xmlns:w16cei="http://schemas.microsoft.com/office/word/2026/wordml/cei" xmlns:w16cex="http://schemas.microsoft.com/office/word/2018/wordml/cex" xmlns:w16cid="http://schemas.microsoft.com/office/word/2016/wordml/cid" xmlns:w16="http://schemas.microsoft.com/office/word/2018/wordml" xmlns:w16du="http://schemas.microsoft.com/office/word/2023/wordml/word16du" xmlns:w16sdtdh="http://schemas.microsoft.com/office/word/2020/wordml/sdtdatahash" xmlns:w16sdtfl="http://schemas.microsoft.com/office/word/2024/wordml/sdtformatlock" xmlns:w16se="http://schemas.microsoft.com/office/word/2015/wordml/symex" xmlns:wpg="http://schemas.microsoft.com/office/word/2010/wordprocessingGroup" xmlns:wpi="http://schemas.microsoft.com/office/word/2010/wordprocessingInk" xmlns:wne="http://schemas.microsoft.com/office/word/2006/wordml" xmlns:wps="http://schemas.microsoft.com/office/word/2010/wordprocessingShape" mc:Ignorable="w14 w15 w16se w16cid w16 w16cex w16sdtdh w16sdtfl w16du wp14">
+  <w:p>
+    <w:pPr>
+      <w:pStyle w:val="Header"/>
+    </w:pPr>
+  </w:p>
+</w:hdr>
+</file>
+
+<file path=word/header2.xml><?xml version="1.0" encoding="utf-8"?>
+<w:hdr xmlns:wpc="http://schemas.microsoft.com/office/word/2010/wordprocessingCanvas" xmlns:cx="http://schemas.microsoft.com/office/drawing/2014/chartex" xmlns:cx1="http://schemas.microsoft.com/office/drawing/2015/9/8/chartex" xmlns:cx2="http://schemas.microsoft.com/office/drawing/2015/10/21/chartex" xmlns:cx3="http://schemas.microsoft.com/office/drawing/2016/5/9/chartex" xmlns:cx4="http://schemas.microsoft.com/office/drawing/2016/5/10/chartex" xmlns:cx5="http://schemas.microsoft.com/office/drawing/2016/5/11/chartex" xmlns:cx6="http://schemas.microsoft.com/office/drawing/2016/5/12/chartex" xmlns:cx7="http://schemas.microsoft.com/office/drawing/2016/5/13/chartex" xmlns:cx8="http://schemas.microsoft.com/office/drawing/2016/5/14/chartex" xmlns:mc="http://schemas.openxmlformats.org/markup-compatibility/2006" xmlns:aink="http://schemas.microsoft.com/office/drawing/2016/ink" xmlns:am3d="http://schemas.microsoft.com/office/drawing/2017/model3d" xmlns:o="urn:schemas-microsoft-com:office:office" xmlns:oel="http://schemas.microsoft.com/office/2019/extlst" xmlns:r="http://schemas.openxmlformats.org/officeDocument/2006/relationships" xmlns:m="http://schemas.openxmlformats.org/officeDocument/2006/math" xmlns:v="urn:schemas-microsoft-com:vml" xmlns:wp14="http://schemas.microsoft.com/office/word/2010/wordprocessingDrawing" xmlns:wp="http://schemas.openxmlformats.org/drawingml/2006/wordprocessingDrawing" xmlns:w10="urn:schemas-microsoft-com:office:word" xmlns:w="http://schemas.openxmlformats.org/wordprocessingml/2006/main" xmlns:w14="http://schemas.microsoft.com/office/word/2010/wordml" xmlns:w15="http://schemas.microsoft.com/office/word/2012/wordml" xmlns:w16cei="http://schemas.microsoft.com/office/word/2026/wordml/cei" xmlns:w16cex="http://schemas.microsoft.com/office/word/2018/wordml/cex" xmlns:w16cid="http://schemas.microsoft.com/office/word/2016/wordml/cid" xmlns:w16="http://schemas.microsoft.com/office/word/2018/wordml" xmlns:w16du="http://schemas.microsoft.com/office/word/2023/wordml/word16du" xmlns:w16sdtdh="http://schemas.microsoft.com/office/word/2020/wordml/sdtdatahash" xmlns:w16sdtfl="http://schemas.microsoft.com/office/word/2024/wordml/sdtformatlock" xmlns:w16se="http://schemas.microsoft.com/office/word/2015/wordml/symex" xmlns:wpg="http://schemas.microsoft.com/office/word/2010/wordprocessingGroup" xmlns:wpi="http://schemas.microsoft.com/office/word/2010/wordprocessingInk" xmlns:wne="http://schemas.microsoft.com/office/word/2006/wordml" xmlns:wps="http://schemas.microsoft.com/office/word/2010/wordprocessingShape" mc:Ignorable="w14 w15 w16se w16cid w16 w16cex w16sdtdh w16sdtfl w16du wp14">
+  <w:p>
+    <w:pPr>
+      <w:pStyle w:val="Header"/>
+    </w:pPr>
+  </w:p>
+</w:hdr>
+</file>
+
+<file path=word/header3.xml><?xml version="1.0" encoding="utf-8"?>
+<w:hdr xmlns:wpc="http://schemas.microsoft.com/office/word/2010/wordprocessingCanvas" xmlns:cx="http://schemas.microsoft.com/office/drawing/2014/chartex" xmlns:cx1="http://schemas.microsoft.com/office/drawing/2015/9/8/chartex" xmlns:cx2="http://schemas.microsoft.com/office/drawing/2015/10/21/chartex" xmlns:cx3="http://schemas.microsoft.com/office/drawing/2016/5/9/chartex" xmlns:cx4="http://schemas.microsoft.com/office/drawing/2016/5/10/chartex" xmlns:cx5="http://schemas.microsoft.com/office/drawing/2016/5/11/chartex" xmlns:cx6="http://schemas.microsoft.com/office/drawing/2016/5/12/chartex" xmlns:cx7="http://schemas.microsoft.com/office/drawing/2016/5/13/chartex" xmlns:cx8="http://schemas.microsoft.com/office/drawing/2016/5/14/chartex" xmlns:mc="http://schemas.openxmlformats.org/markup-compatibility/2006" xmlns:aink="http://schemas.microsoft.com/office/drawing/2016/ink" xmlns:am3d="http://schemas.microsoft.com/office/drawing/2017/model3d" xmlns:o="urn:schemas-microsoft-com:office:office" xmlns:oel="http://schemas.microsoft.com/office/2019/extlst" xmlns:r="http://schemas.openxmlformats.org/officeDocument/2006/relationships" xmlns:m="http://schemas.openxmlformats.org/officeDocument/2006/math" xmlns:v="urn:schemas-microsoft-com:vml" xmlns:wp14="http://schemas.microsoft.com/office/word/2010/wordprocessingDrawing" xmlns:wp="http://schemas.openxmlformats.org/drawingml/2006/wordprocessingDrawing" xmlns:w10="urn:schemas-microsoft-com:office:word" xmlns:w="http://schemas.openxmlformats.org/wordprocessingml/2006/main" xmlns:w14="http://schemas.microsoft.com/office/word/2010/wordml" xmlns:w15="http://schemas.microsoft.com/office/word/2012/wordml" xmlns:w16cei="http://schemas.microsoft.com/office/word/2026/wordml/cei" xmlns:w16cex="http://schemas.microsoft.com/office/word/2018/wordml/cex" xmlns:w16cid="http://schemas.microsoft.com/office/word/2016/wordml/cid" xmlns:w16="http://schemas.microsoft.com/office/word/2018/wordml" xmlns:w16du="http://schemas.microsoft.com/office/word/2023/wordml/word16du" xmlns:w16sdtdh="http://schemas.microsoft.com/office/word/2020/wordml/sdtdatahash" xmlns:w16sdtfl="http://schemas.microsoft.com/office/word/2024/wordml/sdtformatlock" xmlns:w16se="http://schemas.microsoft.com/office/word/2015/wordml/symex" xmlns:wpg="http://schemas.microsoft.com/office/word/2010/wordprocessingGroup" xmlns:wpi="http://schemas.microsoft.com/office/word/2010/wordprocessingInk" xmlns:wne="http://schemas.microsoft.com/office/word/2006/wordml" xmlns:wps="http://schemas.microsoft.com/office/word/2010/wordprocessingShape" mc:Ignorable="w14 w15 w16se w16cid w16 w16cex w16sdtdh w16sdtfl w16du wp14">
+  <w:p>
+    <w:pPr>
+      <w:pStyle w:val="Header"/>
+    </w:pPr>
+  </w:p>
+</w:hdr>
 </file>
 
 <file path=word/styles.xml><?xml version="1.0" encoding="utf-8"?>
@@ -2600,116 +2507,6 @@
     </w:docPart>
     <w:docPart>
       <w:docPartPr>
-        <w:name w:val="536DCC6143E040A4A4E6F268AE35F587"/>
-        <w:category>
-          <w:name w:val="General"/>
-          <w:gallery w:val="placeholder"/>
-        </w:category>
-        <w:types>
-          <w:type w:val="bbPlcHdr"/>
-        </w:types>
-        <w:behaviors>
-          <w:behavior w:val="content"/>
-        </w:behaviors>
-        <w:guid w:val="{F5538DDF-D7F6-48A6-83BF-92BB7F988D89}"/>
-      </w:docPartPr>
-      <w:docPartBody>
-        <w:p>
-          <w:pPr>
-            <w:pStyle w:val="536DCC6143E040A4A4E6F268AE35F587"/>
-          </w:pPr>
-          <w:r>
-            <w:rPr>
-              <w:rStyle w:val="PlaceholderText"/>
-            </w:rPr>
-            <w:t>Click or tap here to enter text.</w:t>
-          </w:r>
-        </w:p>
-      </w:docPartBody>
-    </w:docPart>
-    <w:docPart>
-      <w:docPartPr>
-        <w:name w:val="14AFCE12967A4FEAB712D4384DF4A6EC"/>
-        <w:category>
-          <w:name w:val="General"/>
-          <w:gallery w:val="placeholder"/>
-        </w:category>
-        <w:types>
-          <w:type w:val="bbPlcHdr"/>
-        </w:types>
-        <w:behaviors>
-          <w:behavior w:val="content"/>
-        </w:behaviors>
-        <w:guid w:val="{87DDA533-FD0B-49EB-9374-E3EF0254CF1B}"/>
-      </w:docPartPr>
-      <w:docPartBody>
-        <w:p>
-          <w:pPr>
-            <w:pStyle w:val="14AFCE12967A4FEAB712D4384DF4A6EC"/>
-          </w:pPr>
-          <w:r>
-            <w:rPr>
-              <w:rStyle w:val="PlaceholderText"/>
-            </w:rPr>
-            <w:t>Click or tap here to enter text.</w:t>
-          </w:r>
-        </w:p>
-      </w:docPartBody>
-    </w:docPart>
-    <w:docPart>
-      <w:docPartPr>
-        <w:name w:val="DefaultPlaceholder_-1854013435"/>
-        <w:category>
-          <w:name w:val="General"/>
-          <w:gallery w:val="placeholder"/>
-        </w:category>
-        <w:types>
-          <w:type w:val="bbPlcHdr"/>
-        </w:types>
-        <w:behaviors>
-          <w:behavior w:val="content"/>
-        </w:behaviors>
-        <w:guid w:val="{BB73C24A-2E66-4C01-81BE-D485DBA59F3F}"/>
-      </w:docPartPr>
-      <w:docPartBody>
-        <w:p>
-          <w:r>
-            <w:rPr>
-              <w:rStyle w:val="PlaceholderText"/>
-            </w:rPr>
-            <w:t>Enter any content that you want to repeat, including other content controls. You can also insert this control around table rows in order to repeat parts of a table.</w:t>
-          </w:r>
-        </w:p>
-      </w:docPartBody>
-    </w:docPart>
-    <w:docPart>
-      <w:docPartPr>
-        <w:name w:val="472A6E72487B48CF8460CAA0E2656BBE"/>
-        <w:category>
-          <w:name w:val="General"/>
-          <w:gallery w:val="placeholder"/>
-        </w:category>
-        <w:types>
-          <w:type w:val="bbPlcHdr"/>
-        </w:types>
-        <w:behaviors>
-          <w:behavior w:val="content"/>
-        </w:behaviors>
-        <w:guid w:val="{52CB2D28-389D-413F-BD7D-C495A10A6FFF}"/>
-      </w:docPartPr>
-      <w:docPartBody>
-        <w:p>
-          <w:r>
-            <w:rPr>
-              <w:rStyle w:val="PlaceholderText"/>
-            </w:rPr>
-            <w:t>Insert a column here.</w:t>
-          </w:r>
-        </w:p>
-      </w:docPartBody>
-    </w:docPart>
-    <w:docPart>
-      <w:docPartPr>
         <w:name w:val="D4FA25303DEC43D187B714CD633DE2F0"/>
         <w:category>
           <w:name w:val="General"/>
@@ -2795,6 +2592,209 @@
         </w:p>
       </w:docPartBody>
     </w:docPart>
+    <w:docPart>
+      <w:docPartPr>
+        <w:name w:val="EF8E82C19BAF4D85B749A20A8EB318DB"/>
+        <w:category>
+          <w:name w:val="General"/>
+          <w:gallery w:val="placeholder"/>
+        </w:category>
+        <w:types>
+          <w:type w:val="bbPlcHdr"/>
+        </w:types>
+        <w:behaviors>
+          <w:behavior w:val="content"/>
+        </w:behaviors>
+        <w:guid w:val="{5CCE5837-8DDB-4369-B101-ABE1F8E919AA}"/>
+      </w:docPartPr>
+      <w:docPartBody>
+        <w:p>
+          <w:pPr>
+            <w:pStyle w:val="EF8E82C19BAF4D85B749A20A8EB318DB"/>
+          </w:pPr>
+          <w:r>
+            <w:rPr>
+              <w:rStyle w:val="PlaceholderText"/>
+            </w:rPr>
+            <w:t>Click or tap here to enter text.</w:t>
+          </w:r>
+        </w:p>
+      </w:docPartBody>
+    </w:docPart>
+    <w:docPart>
+      <w:docPartPr>
+        <w:name w:val="42C765542CCA40C08A9BFB6A2439400B"/>
+        <w:category>
+          <w:name w:val="General"/>
+          <w:gallery w:val="placeholder"/>
+        </w:category>
+        <w:types>
+          <w:type w:val="bbPlcHdr"/>
+        </w:types>
+        <w:behaviors>
+          <w:behavior w:val="content"/>
+        </w:behaviors>
+        <w:guid w:val="{A81969DE-903D-490D-A325-88D3C54BB8B3}"/>
+      </w:docPartPr>
+      <w:docPartBody>
+        <w:p>
+          <w:pPr>
+            <w:pStyle w:val="42C765542CCA40C08A9BFB6A2439400B"/>
+          </w:pPr>
+          <w:r>
+            <w:rPr>
+              <w:rStyle w:val="PlaceholderText"/>
+            </w:rPr>
+            <w:t>Click or tap here to enter text.</w:t>
+          </w:r>
+        </w:p>
+      </w:docPartBody>
+    </w:docPart>
+    <w:docPart>
+      <w:docPartPr>
+        <w:name w:val="3C63AE1A11D3401CBD9BD460336183DB"/>
+        <w:category>
+          <w:name w:val="General"/>
+          <w:gallery w:val="placeholder"/>
+        </w:category>
+        <w:types>
+          <w:type w:val="bbPlcHdr"/>
+        </w:types>
+        <w:behaviors>
+          <w:behavior w:val="content"/>
+        </w:behaviors>
+        <w:guid w:val="{3B8D7BC7-F924-4D1F-8C47-1E6DAA2850D9}"/>
+      </w:docPartPr>
+      <w:docPartBody>
+        <w:p>
+          <w:pPr>
+            <w:pStyle w:val="3C63AE1A11D3401CBD9BD460336183DB"/>
+          </w:pPr>
+          <w:r>
+            <w:rPr>
+              <w:rStyle w:val="PlaceholderText"/>
+            </w:rPr>
+            <w:t>Enter any content that you want to repeat, including other content controls. You can also insert this control around table rows in order to repeat parts of a table.</w:t>
+          </w:r>
+        </w:p>
+      </w:docPartBody>
+    </w:docPart>
+    <w:docPart>
+      <w:docPartPr>
+        <w:name w:val="F8D33987214F46D1995DEED6116BFD6D"/>
+        <w:category>
+          <w:name w:val="General"/>
+          <w:gallery w:val="placeholder"/>
+        </w:category>
+        <w:types>
+          <w:type w:val="bbPlcHdr"/>
+        </w:types>
+        <w:behaviors>
+          <w:behavior w:val="content"/>
+        </w:behaviors>
+        <w:guid w:val="{2F3F2341-F44C-4CD4-878F-CD2ED0DC19DE}"/>
+      </w:docPartPr>
+      <w:docPartBody>
+        <w:p>
+          <w:pPr>
+            <w:pStyle w:val="F8D33987214F46D1995DEED6116BFD6D"/>
+          </w:pPr>
+          <w:r>
+            <w:rPr>
+              <w:rStyle w:val="PlaceholderText"/>
+            </w:rPr>
+            <w:t>Click or tap here to enter text.</w:t>
+          </w:r>
+        </w:p>
+      </w:docPartBody>
+    </w:docPart>
+    <w:docPart>
+      <w:docPartPr>
+        <w:name w:val="C007553197DA46E1A05763C4BEC9A92C"/>
+        <w:category>
+          <w:name w:val="General"/>
+          <w:gallery w:val="placeholder"/>
+        </w:category>
+        <w:types>
+          <w:type w:val="bbPlcHdr"/>
+        </w:types>
+        <w:behaviors>
+          <w:behavior w:val="content"/>
+        </w:behaviors>
+        <w:guid w:val="{171EA75D-74FB-4284-BB39-3164338D47C7}"/>
+      </w:docPartPr>
+      <w:docPartBody>
+        <w:p>
+          <w:pPr>
+            <w:pStyle w:val="C007553197DA46E1A05763C4BEC9A92C"/>
+          </w:pPr>
+          <w:r>
+            <w:rPr>
+              <w:rStyle w:val="PlaceholderText"/>
+            </w:rPr>
+            <w:t>Insert a column here.</w:t>
+          </w:r>
+        </w:p>
+      </w:docPartBody>
+    </w:docPart>
+    <w:docPart>
+      <w:docPartPr>
+        <w:name w:val="CD57AD657FAE4044B3C4FF05BB35B155"/>
+        <w:category>
+          <w:name w:val="General"/>
+          <w:gallery w:val="placeholder"/>
+        </w:category>
+        <w:types>
+          <w:type w:val="bbPlcHdr"/>
+        </w:types>
+        <w:behaviors>
+          <w:behavior w:val="content"/>
+        </w:behaviors>
+        <w:guid w:val="{0742E14A-45E8-4B7A-8B35-D1ECF7C9E7C3}"/>
+      </w:docPartPr>
+      <w:docPartBody>
+        <w:p>
+          <w:pPr>
+            <w:pStyle w:val="CD57AD657FAE4044B3C4FF05BB35B155"/>
+          </w:pPr>
+          <w:r>
+            <w:rPr>
+              <w:rStyle w:val="PlaceholderText"/>
+            </w:rPr>
+            <w:t>Click or tap here to enter text.</w:t>
+          </w:r>
+        </w:p>
+      </w:docPartBody>
+    </w:docPart>
+    <w:docPart>
+      <w:docPartPr>
+        <w:name w:val="4694C1BB7AE949D28BF5D212C93F9C2E"/>
+        <w:category>
+          <w:name w:val="General"/>
+          <w:gallery w:val="placeholder"/>
+        </w:category>
+        <w:types>
+          <w:type w:val="bbPlcHdr"/>
+        </w:types>
+        <w:behaviors>
+          <w:behavior w:val="content"/>
+        </w:behaviors>
+        <w:guid w:val="{6F93CCA1-0E6F-49AD-AF47-B8D33D004FE2}"/>
+      </w:docPartPr>
+      <w:docPartBody>
+        <w:p>
+          <w:pPr>
+            <w:pStyle w:val="4694C1BB7AE949D28BF5D212C93F9C2E"/>
+          </w:pPr>
+          <w:r>
+            <w:rPr>
+              <w:rStyle w:val="PlaceholderText"/>
+            </w:rPr>
+            <w:t>Click or tap here to enter text.</w:t>
+          </w:r>
+        </w:p>
+      </w:docPartBody>
+    </w:docPart>
   </w:docParts>
 </w:glossaryDocument>
 </file>
@@ -2827,6 +2827,7 @@
     <w:sig w:usb0="20000287" w:usb1="00000003" w:usb2="00000000" w:usb3="00000000" w:csb0="0000019F" w:csb1="00000000"/>
   </w:font>
   <w:font w:name="Yu Gothic Light">
+    <w:altName w:val="游ゴシック Light"/>
     <w:panose1 w:val="020B0300000000000000"/>
     <w:charset w:val="80"/>
     <w:family w:val="swiss"/>
@@ -2897,6 +2898,7 @@
     <w:rsid w:val="0065768B"/>
     <w:rsid w:val="00671292"/>
     <w:rsid w:val="00734B5C"/>
+    <w:rsid w:val="00753B56"/>
     <w:rsid w:val="007A75D3"/>
     <w:rsid w:val="00843CE7"/>
     <w:rsid w:val="0086264C"/>
@@ -2921,6 +2923,7 @@
     <w:rsid w:val="00A90DDD"/>
     <w:rsid w:val="00AB009F"/>
     <w:rsid w:val="00B622A0"/>
+    <w:rsid w:val="00B708D6"/>
     <w:rsid w:val="00B937F1"/>
     <w:rsid w:val="00BA0EB0"/>
     <w:rsid w:val="00BC655A"/>
@@ -2951,6 +2954,7 @@
     <w:rsid w:val="00FA5F85"/>
     <w:rsid w:val="00FD0E05"/>
     <w:rsid w:val="00FD2FE9"/>
+    <w:rsid w:val="00FF0EF8"/>
   </w:rsids>
   <m:mathPr>
     <m:mathFont m:val="Cambria Math"/>
@@ -3406,7 +3410,7 @@
     <w:basedOn w:val="DefaultParagraphFont"/>
     <w:uiPriority w:val="99"/>
     <w:semiHidden/>
-    <w:rsid w:val="00496827"/>
+    <w:rsid w:val="00753B56"/>
     <w:rPr>
       <w:color w:val="666666"/>
     </w:rPr>
@@ -3436,6 +3440,62 @@
   <w:style w:type="paragraph" w:customStyle="1" w:styleId="793DD4F9E4A244F6BC2FBD746EB895A8">
     <w:name w:val="793DD4F9E4A244F6BC2FBD746EB895A8"/>
     <w:rsid w:val="00496827"/>
+    <w:rPr>
+      <w:lang w:val="da-DK" w:eastAsia="da-DK"/>
+    </w:rPr>
+  </w:style>
+  <w:style w:type="paragraph" w:customStyle="1" w:styleId="EF8E82C19BAF4D85B749A20A8EB318DB">
+    <w:name w:val="EF8E82C19BAF4D85B749A20A8EB318DB"/>
+    <w:rsid w:val="00753B56"/>
+    <w:rPr>
+      <w:lang w:val="da-DK" w:eastAsia="da-DK"/>
+    </w:rPr>
+  </w:style>
+  <w:style w:type="paragraph" w:customStyle="1" w:styleId="42C765542CCA40C08A9BFB6A2439400B">
+    <w:name w:val="42C765542CCA40C08A9BFB6A2439400B"/>
+    <w:rsid w:val="00753B56"/>
+    <w:rPr>
+      <w:lang w:val="da-DK" w:eastAsia="da-DK"/>
+    </w:rPr>
+  </w:style>
+  <w:style w:type="paragraph" w:customStyle="1" w:styleId="3C63AE1A11D3401CBD9BD460336183DB">
+    <w:name w:val="3C63AE1A11D3401CBD9BD460336183DB"/>
+    <w:rsid w:val="00753B56"/>
+    <w:rPr>
+      <w:lang w:val="da-DK" w:eastAsia="da-DK"/>
+    </w:rPr>
+  </w:style>
+  <w:style w:type="paragraph" w:customStyle="1" w:styleId="0CB5377DEFE641B48598FA773D6788C9">
+    <w:name w:val="0CB5377DEFE641B48598FA773D6788C9"/>
+    <w:rsid w:val="00753B56"/>
+    <w:rPr>
+      <w:lang w:val="da-DK" w:eastAsia="da-DK"/>
+    </w:rPr>
+  </w:style>
+  <w:style w:type="paragraph" w:customStyle="1" w:styleId="F8D33987214F46D1995DEED6116BFD6D">
+    <w:name w:val="F8D33987214F46D1995DEED6116BFD6D"/>
+    <w:rsid w:val="00753B56"/>
+    <w:rPr>
+      <w:lang w:val="da-DK" w:eastAsia="da-DK"/>
+    </w:rPr>
+  </w:style>
+  <w:style w:type="paragraph" w:customStyle="1" w:styleId="C007553197DA46E1A05763C4BEC9A92C">
+    <w:name w:val="C007553197DA46E1A05763C4BEC9A92C"/>
+    <w:rsid w:val="00753B56"/>
+    <w:rPr>
+      <w:lang w:val="da-DK" w:eastAsia="da-DK"/>
+    </w:rPr>
+  </w:style>
+  <w:style w:type="paragraph" w:customStyle="1" w:styleId="CD57AD657FAE4044B3C4FF05BB35B155">
+    <w:name w:val="CD57AD657FAE4044B3C4FF05BB35B155"/>
+    <w:rsid w:val="00753B56"/>
+    <w:rPr>
+      <w:lang w:val="da-DK" w:eastAsia="da-DK"/>
+    </w:rPr>
+  </w:style>
+  <w:style w:type="paragraph" w:customStyle="1" w:styleId="4694C1BB7AE949D28BF5D212C93F9C2E">
+    <w:name w:val="4694C1BB7AE949D28BF5D212C93F9C2E"/>
+    <w:rsid w:val="00753B56"/>
     <w:rPr>
       <w:lang w:val="da-DK" w:eastAsia="da-DK"/>
     </w:rPr>
@@ -3770,6 +3830,9 @@
   <wetp:taskpane dockstate="right" visibility="0" width="350" row="0">
     <wetp:webextensionref xmlns:r="http://schemas.openxmlformats.org/officeDocument/2006/relationships" r:id="rId1"/>
   </wetp:taskpane>
+  <wetp:taskpane dockstate="right" visibility="0" width="350" row="2">
+    <wetp:webextensionref xmlns:r="http://schemas.openxmlformats.org/officeDocument/2006/relationships" r:id="rId2"/>
+  </wetp:taskpane>
 </wetp:taskpanes>
 </file>
 
@@ -3785,9 +3848,23 @@
 </we:webextension>
 </file>
 
+<file path=word/webextensions/webextension2.xml><?xml version="1.0" encoding="utf-8"?>
+<we:webextension xmlns:we="http://schemas.microsoft.com/office/webextensions/webextension/2010/11" id="{CEEAB722-D2A1-4F21-9BA3-240A31F4723E}">
+  <we:reference id="WA200010725" version="1.0.0.1" store="Omex" storeType="OMEX"/>
+  <we:alternateReferences>
+    <we:reference id="WA200010725" version="1.0.0.1" store="WA200010725" storeType="OMEX"/>
+  </we:alternateReferences>
+  <we:properties>
+    <we:property name="claude.fileId" value="&quot;6393a6b5-1a2a-4d24-b25c-6c5fd19fefc7&quot;"/>
+  </we:properties>
+  <we:bindings/>
+  <we:snapshot xmlns:r="http://schemas.openxmlformats.org/officeDocument/2006/relationships"/>
+</we:webextension>
+</file>
+
 <file path=customXml/item1.xml>��< ? x m l   v e r s i o n = " 1 . 0 "   e n c o d i n g = " u t f - 1 6 " ? >   
- < N a v W o r d R e p o r t X m l P a r t   x m l n s = " u r n : m i c r o s o f t - d y n a m i c s - b u s i n e s s c e n t r a l / i n t e r n a l / e x t e n d e d / r e p o r t s / S a l e s p e r s o n _ C o m m i s s i o n / 1 1 5 / " > + < N a v W o r d R e p o r t X m l P a r t   x m l n s = " u r n : m i c r o s o f t - d y n a m i c s - n a v / r e p o r t s / S a l e s p e r s o n _ C o m m i s s i o n / 1 1 5 / " >   
      < B C R e p o r t I n f o r m a t i o n >   
@@ -3935,255 +4012,185 @@
  
      < L a b e l s >   
-         < A b o u t T h e R e p o r t L a b e l   E l e m e n t T y p e = " P a r a m e t e r "   E l e m e n t I d = " 1 6 7 7 9 2 0 0 1 "   D a t a T y p e = " S t r i n g " > A b o u t T h e R e p o r t L a b e l < / A b o u t T h e R e p o r t L a b e l > - 
-         < A d j u s t e d P r o f i t C o m m i s s i o n L a b e l   E l e m e n t T y p e = " P a r a m e t e r "   E l e m e n t I d = " 9 1 5 5 5 7 0 2 0 "   D a t a T y p e = " S t r i n g " > A d j u s t e d P r o f i t C o m m i s s i o n L a b e l < / A d j u s t e d P r o f i t C o m m i s s i o n L a b e l > - 
-         < A d j u s t e d P r o f i t L a b e l   E l e m e n t T y p e = " P a r a m e t e r "   E l e m e n t I d = " 1 6 1 5 2 8 3 0 4 7 "   D a t a T y p e = " S t r i n g " > A d j u s t e d P r o f i t L a b e l < / A d j u s t e d P r o f i t L a b e l > - 
-         < A l l A m o u n t s A r e I n L C Y L a b e l   E l e m e n t T y p e = " P a r a m e t e r "   E l e m e n t I d = " 5 6 3 5 1 4 3 1 8 "   D a t a T y p e = " S t r i n g " > A l l A m o u n t s A r e I n L C Y L a b e l < / A l l A m o u n t s A r e I n L C Y L a b e l > - 
-         < C o m m i s s i o n P e r c e n t L a b e l   E l e m e n t T y p e = " P a r a m e t e r "   E l e m e n t I d = " 8 3 9 2 6 3 7 6 5 "   D a t a T y p e = " S t r i n g " > C o m m i s s i o n P e r c e n t L a b e l < / C o m m i s s i o n P e r c e n t L a b e l > - 
-         < C o m p a n y L a b e l   E l e m e n t T y p e = " P a r a m e t e r "   E l e m e n t I d = " 3 4 6 7 6 0 3 4 8 "   D a t a T y p e = " S t r i n g " > C o m p a n y L a b e l < / C o m p a n y L a b e l > - 
-         < C u s t o m e r N a m e L a b e l   E l e m e n t T y p e = " P a r a m e t e r "   E l e m e n t I d = " 1 1 1 8 7 9 0 8 8 "   D a t a T y p e = " S t r i n g " > C u s t o m e r N a m e L a b e l < / C u s t o m e r N a m e L a b e l > - 
-         < C u s t o m e r N o L a b e l   E l e m e n t T y p e = " P a r a m e t e r "   E l e m e n t I d = " 3 8 7 4 7 8 0 3 4 "   D a t a T y p e = " S t r i n g " > C u s t o m e r N o L a b e l < / C u s t o m e r N o L a b e l > - 
-         < D a t a R e t r i e v e d   E l e m e n t T y p e = " P a r a m e t e r "   E l e m e n t I d = " 2 9 1 9 1 1 8 0 7 "   D a t a T y p e = " S t r i n g " > D a t a R e t r i e v e d < / D a t a R e t r i e v e d > - 
-         < D o c u m e n t a t i o n L a b e l   E l e m e n t T y p e = " P a r a m e t e r "   E l e m e n t I d = " 1 7 3 8 9 2 4 8 1 5 "   D a t a T y p e = " S t r i n g " > D o c u m e n t a t i o n L a b e l < / D o c u m e n t a t i o n L a b e l > - 
-         < D o c u m e n t N o L a b e l   E l e m e n t T y p e = " P a r a m e t e r "   E l e m e n t I d = " 1 1 4 6 4 3 5 8 0 3 "   D a t a T y p e = " S t r i n g " > D o c u m e n t N o L a b e l < / D o c u m e n t N o L a b e l > - 
-         < E n v i r o n m e n t L a b e l   E l e m e n t T y p e = " P a r a m e t e r "   E l e m e n t I d = " 8 1 8 8 1 6 5 9 0 "   D a t a T y p e = " S t r i n g " > E n v i r o n m e n t L a b e l < / E n v i r o n m e n t L a b e l > - 
-         < P e r i o d C a p t i o n   E l e m e n t T y p e = " P a r a m e t e r "   E l e m e n t I d = " 1 4 7 8 2 5 3 4 2 2 "   D a t a T y p e = " S t r i n g " > P e r i o d C a p t i o n < / P e r i o d C a p t i o n > - 
-         < P o s t i n g D a t e L a b e l   E l e m e n t T y p e = " P a r a m e t e r "   E l e m e n t I d = " 1 7 7 5 7 9 4 2 4 9 "   D a t a T y p e = " S t r i n g " > P o s t i n g D a t e L a b e l < / P o s t i n g D a t e L a b e l > - 
-         < P r o f i t C o m m i s s i o n L a b e l   E l e m e n t T y p e = " P a r a m e t e r "   E l e m e n t I d = " 8 3 2 7 0 6 3 9 2 "   D a t a T y p e = " S t r i n g " > P r o f i t C o m m i s s i o n L a b e l < / P r o f i t C o m m i s s i o n L a b e l > - 
-         < P r o f i t L a b e l   E l e m e n t T y p e = " P a r a m e t e r "   E l e m e n t I d = " 2 5 4 6 3 3 6 4 5 "   D a t a T y p e = " S t r i n g " > P r o f i t L a b e l < / P r o f i t L a b e l > - 
-         < R e p o r t N a m e L a b e l   E l e m e n t T y p e = " P a r a m e t e r "   E l e m e n t I d = " 1 0 2 2 2 9 2 9 8 2 "   D a t a T y p e = " S t r i n g " > R e p o r t N a m e L a b e l < / R e p o r t N a m e L a b e l > - 
-         < R u n O n L a b e l   E l e m e n t T y p e = " P a r a m e t e r "   E l e m e n t I d = " 1 1 1 9 0 3 7 5 9 5 "   D a t a T y p e = " S t r i n g " > R u n O n L a b e l < / R u n O n L a b e l > - 
-         < S a l e s C o m m i s s i o n L a b e l   E l e m e n t T y p e = " P a r a m e t e r "   E l e m e n t I d = " 1 0 1 8 2 6 8 7 7 0 "   D a t a T y p e = " S t r i n g " > S a l e s C o m m i s s i o n L a b e l < / S a l e s C o m m i s s i o n L a b e l > - 
-         < S a l e s L a b e l   E l e m e n t T y p e = " P a r a m e t e r "   E l e m e n t I d = " 1 7 9 5 4 4 8 0 0 5 "   D a t a T y p e = " S t r i n g " > S a l e s L a b e l < / S a l e s L a b e l > - 
-         < S a l e s p e r s o n _ P u r c h a s e r _ _ N a m e C a p t i o n   E l e m e n t T y p e = " P a r a m e t e r "   E l e m e n t I d = " 1 1 9 5 8 7 9 8 7 3 "   D a t a T y p e = " S t r i n g " > S a l e s p e r s o n _ P u r c h a s e r _ _ N a m e C a p t i o n < / S a l e s p e r s o n _ P u r c h a s e r _ _ N a m e C a p t i o n > - 
-         < S a l e s p e r s o n C o m m i s s i o n A n a l y s i s   E l e m e n t T y p e = " P a r a m e t e r "   E l e m e n t I d = " 7 1 5 8 7 1 2 4 7 "   D a t a T y p e = " S t r i n g " > S a l e s p e r s o n C o m m i s s i o n A n a l y s i s < / S a l e s p e r s o n C o m m i s s i o n A n a l y s i s > - 
-         < S a l e s p e r s o n C o m m i s s i o n L a b e l   E l e m e n t T y p e = " P a r a m e t e r "   E l e m e n t I d = " 3 0 0 0 9 6 0 5 1 "   D a t a T y p e = " S t r i n g " > S a l e s p e r s o n C o m m i s s i o n L a b e l < / S a l e s p e r s o n C o m m i s s i o n L a b e l > - 
-         < S a l e s p e r s o n C o m m i s s i o n P r i n t   E l e m e n t T y p e = " P a r a m e t e r "   E l e m e n t I d = " 1 3 1 6 0 2 8 6 0 "   D a t a T y p e = " S t r i n g " > S a l e s p e r s o n C o m m i s s i o n P r i n t < / S a l e s p e r s o n C o m m i s s i o n P r i n t > - 
-         < S a l e s p e r s o n P u r c h a s e r _ C o d e C a p t i o n   E l e m e n t T y p e = " P a r a m e t e r "   E l e m e n t I d = " 1 2 2 1 2 1 9 2 4 5 "   D a t a T y p e = " S t r i n g " > S a l e s p e r s o n P u r c h a s e r _ C o d e C a p t i o n < / S a l e s p e r s o n P u r c h a s e r _ C o d e C a p t i o n > - 
-         < T o t a l s C a p t i o n   E l e m e n t T y p e = " P a r a m e t e r "   E l e m e n t I d = " 2 3 5 4 5 9 0 6 "   D a t a T y p e = " S t r i n g " > T o t a l s C a p t i o n < / T o t a l s C a p t i o n > - 
-         < U s e r L a b e l   E l e m e n t T y p e = " P a r a m e t e r "   E l e m e n t I d = " 8 4 8 8 1 6 7 9 4 "   D a t a T y p e = " S t r i n g " > U s e r L a b e l < / U s e r L a b e l > +         < A b o u t T h e R e p o r t L a b e l > A b o u t T h e R e p o r t L a b e l < / A b o u t T h e R e p o r t L a b e l > + 
+         < A d j u s t e d P r o f i t C o m m i s s i o n L a b e l > A d j u s t e d P r o f i t C o m m i s s i o n L a b e l < / A d j u s t e d P r o f i t C o m m i s s i o n L a b e l > + 
+         < A d j u s t e d P r o f i t L a b e l > A d j u s t e d P r o f i t L a b e l < / A d j u s t e d P r o f i t L a b e l > + 
+         < A l l A m o u n t s A r e I n L C Y L a b e l > A l l A m o u n t s A r e I n L C Y L a b e l < / A l l A m o u n t s A r e I n L C Y L a b e l > + 
+         < C o m m i s s i o n P e r c e n t L a b e l > C o m m i s s i o n P e r c e n t L a b e l < / C o m m i s s i o n P e r c e n t L a b e l > + 
+         < C o m p a n y L a b e l > C o m p a n y L a b e l < / C o m p a n y L a b e l > + 
+         < C u s t o m e r N a m e L a b e l > C u s t o m e r N a m e L a b e l < / C u s t o m e r N a m e L a b e l > + 
+         < C u s t o m e r N o L a b e l > C u s t o m e r N o L a b e l < / C u s t o m e r N o L a b e l > + 
+         < D a t a R e t r i e v e d > D a t a R e t r i e v e d < / D a t a R e t r i e v e d > + 
+         < D o c u m e n t a t i o n L a b e l > D o c u m e n t a t i o n L a b e l < / D o c u m e n t a t i o n L a b e l > + 
+         < D o c u m e n t N o L a b e l > D o c u m e n t N o L a b e l < / D o c u m e n t N o L a b e l > + 
+         < E n v i r o n m e n t L a b e l > E n v i r o n m e n t L a b e l < / E n v i r o n m e n t L a b e l > + 
+         < P e r i o d C a p t i o n > P e r i o d C a p t i o n < / P e r i o d C a p t i o n > + 
+         < P o s t i n g D a t e L a b e l > P o s t i n g D a t e L a b e l < / P o s t i n g D a t e L a b e l > + 
+         < P r o f i t C o m m i s s i o n L a b e l > P r o f i t C o m m i s s i o n L a b e l < / P r o f i t C o m m i s s i o n L a b e l > + 
+         < P r o f i t L a b e l > P r o f i t L a b e l < / P r o f i t L a b e l > + 
+         < R e p o r t N a m e L a b e l > R e p o r t N a m e L a b e l < / R e p o r t N a m e L a b e l > + 
+         < R u n O n L a b e l > R u n O n L a b e l < / R u n O n L a b e l > + 
+         < S a l e s C o m m i s s i o n L a b e l > S a l e s C o m m i s s i o n L a b e l < / S a l e s C o m m i s s i o n L a b e l > + 
+         < S a l e s L a b e l > S a l e s L a b e l < / S a l e s L a b e l > + 
+         < S a l e s p e r s o n _ P u r c h a s e r _ _ N a m e C a p t i o n > S a l e s p e r s o n _ P u r c h a s e r _ _ N a m e C a p t i o n < / S a l e s p e r s o n _ P u r c h a s e r _ _ N a m e C a p t i o n > + 
+         < S a l e s p e r s o n C o m m i s s i o n A n a l y s i s > S a l e s p e r s o n C o m m i s s i o n A n a l y s i s < / S a l e s p e r s o n C o m m i s s i o n A n a l y s i s > + 
+         < S a l e s p e r s o n C o m m i s s i o n L a b e l > S a l e s p e r s o n C o m m i s s i o n L a b e l < / S a l e s p e r s o n C o m m i s s i o n L a b e l > + 
+         < S a l e s p e r s o n C o m m i s s i o n P r i n t > S a l e s p e r s o n C o m m i s s i o n P r i n t < / S a l e s p e r s o n C o m m i s s i o n P r i n t > + 
+         < S a l e s p e r s o n P u r c h a s e r _ C o d e C a p t i o n > S a l e s p e r s o n P u r c h a s e r _ C o d e C a p t i o n < / S a l e s p e r s o n P u r c h a s e r _ C o d e C a p t i o n > + 
+         < T o t a l s C a p t i o n > T o t a l s C a p t i o n < / T o t a l s C a p t i o n > + 
+         < U s e r L a b e l > U s e r L a b e l < / U s e r L a b e l >   
      < / L a b e l s >   
-     < T o o l t i p s > - 
-         < T o o l t i p   c o l u m n = " S a l e s p e r s o n _ P u r c h a s e r _ C o d e "   E l e m e n t I d = " 1 3 8 8 0 3 1 6 5 2 " > - 
-             < T o o l t i p T e x t   l a n g = " e n - U S " > S p e c i f i e s   a   c o d e   f o r   t h e   s a l e s p e r s o n   o r   p u r c h a s e r . < / T o o l t i p T e x t > - 
-         < / T o o l t i p > - 
-         < T o o l t i p   c o l u m n = " S a l e s p e r s o n _ P u r c h a s e r _ N a m e "   E l e m e n t I d = " 1 3 4 8 2 2 8 4 6 2 " > - 
-             < T o o l t i p T e x t   l a n g = " e n - U S " > S p e c i f i e s   t h e   n a m e   o f   t h e   s a l e s p e r s o n   o r   p u r c h a s e r . < / T o o l t i p T e x t > - 
-         < / T o o l t i p > - 
-         < T o o l t i p   c o l u m n = " S a l e s p e r s o n _ P u r c h a s e r _ _ C o m m i s s i o n _ _ _ "   E l e m e n t I d = " 1 5 9 0 6 8 9 0 0 4 " > - 
-             < T o o l t i p T e x t   l a n g = " e n - U S " > S p e c i f i e s   t h e   p e r c e n t a g e   t o   u s e   t o   c a l c u l a t e   t h e   s a l e s p e r s o n ' s   c o m m i s s i o n . < / T o o l t i p T e x t > - 
-         < / T o o l t i p > - 
-         < T o o l t i p   c o l u m n = " C u s t _ _ L e d g e r _ E n t r y _ _ _ S a l e s _ _ L C Y _ _ "   E l e m e n t I d = " 3 4 8 7 9 4 9 4 9 " > - 
-             < T o o l t i p T e x t   l a n g = " e n - U S " > S p e c i f i e s   t h e   t o t a l   s a l e s   a m o u n t   e x c l .   V A T   t o   t h e   c u s t o m e r   i n   L C Y . < / T o o l t i p T e x t > - 
-         < / T o o l t i p > - 
-         < T o o l t i p   c o l u m n = " C u s t _ _ L e d g e r _ E n t r y _ _ D o c u m e n t _ N o _ _ "   E l e m e n t I d = " 8 5 2 6 1 1 1 8 1 " > - 
-             < T o o l t i p T e x t   l a n g = " e n - U S " > S p e c i f i e s   t h e   e n t r y ' s   d o c u m e n t   n u m b e r . < / T o o l t i p T e x t > - 
-         < / T o o l t i p > - 
-         < T o o l t i p   c o l u m n = " C u s t _ _ L e d g e r _ E n t r y _ _ C u s t o m e r _ N o _ _ "   E l e m e n t I d = " 1 0 0 9 0 1 6 8 0 8 " > - 
-             < T o o l t i p T e x t   l a n g = " e n - U S " > S p e c i f i e s   t h e   c u s t o m e r   a c c o u n t   n u m b e r   t h a t   t h e   e n t r y   i s   l i n k e d   t o . < / T o o l t i p T e x t > - 
-         < / T o o l t i p > - 
-         < T o o l t i p   c o l u m n = " C u s t _ _ L e d g e r _ E n t r y _ _ S a l e s _ _ L C Y _ _ "   E l e m e n t I d = " 8 1 9 5 1 7 4 8 " > - 
-             < T o o l t i p T e x t   l a n g = " e n - U S " > S p e c i f i e s   t h e   t o t a l   s a l e s   a m o u n t   e x c l .   V A T   t o   t h e   c u s t o m e r   i n   L C Y . < / T o o l t i p T e x t > - 
-         < / T o o l t i p > - 
-         < T o o l t i p   c o l u m n = " C u s t L e d g e r E n t r y _ C u s t o m e r N a m e "   E l e m e n t I d = " 2 0 9 1 8 9 3 2 7 9 " > - 
-             < T o o l t i p T e x t   l a n g = " e n - U S " > S p e c i f i e s   t h e   c u s t o m e r   n a m e   t h a t   t h e   e n t r y   i s   l i n k e d   t o . < / T o o l t i p T e x t > - 
-         < / T o o l t i p > - 
-         < T o o l t i p   c o l u m n = " S a l e s p e r s o n P u r c h a s e r _ C o d e "   E l e m e n t I d = " 1 2 2 1 2 1 9 2 4 5 " > - 
-             < T o o l t i p T e x t   l a n g = " e n - U S " > S p e c i f i e s   a   c o d e   f o r   t h e   s a l e s p e r s o n   o r   p u r c h a s e r . < / T o o l t i p T e x t > - 
-         < / T o o l t i p > - 
-         < T o o l t i p   c o l u m n = " S a l e s p e r s o n _ P u r c h a s e r _ _ N a m e "   E l e m e n t I d = " 1 1 9 5 8 7 9 8 7 3 " > - 
-             < T o o l t i p T e x t   l a n g = " e n - U S " > S p e c i f i e s   t h e   n a m e   o f   t h e   s a l e s p e r s o n   o r   p u r c h a s e r . < / T o o l t i p T e x t > - 
-         < / T o o l t i p > - 
-         < T o o l t i p   c o l u m n = " S u b t o t a l s _ S a l e s p e r s o n _ C o d e "   E l e m e n t I d = " 1 1 9 8 5 9 4 2 7 2 " > - 
-             < T o o l t i p T e x t   l a n g = " e n - U S " > S p e c i f i e s   a   c o d e   f o r   t h e   s a l e s p e r s o n   o r   p u r c h a s e r . < / T o o l t i p T e x t > - 
-         < / T o o l t i p > - 
-     < / T o o l t i p s > - 
-     < S a l e s p e r s o n _ P u r c h a s e r   E l e m e n t T y p e = " D a t a I t e m "   E l e m e n t I d = " 7 1 5 0 0 7 1 9 8 " > - 
-         < A d j P r o f i t   E l e m e n t T y p e = " C o l u m n "   E l e m e n t I d = " 6 6 6 3 9 3 8 5 2 "   D a t a T y p e = " D e c i m a l "   O b s o l e t e S t a t e = " P e n d i n g " > A d j P r o f i t < / A d j P r o f i t > - 
-         < A d j P r o f i t C o m m i s s i o n A m t   E l e m e n t T y p e = " C o l u m n "   E l e m e n t I d = " 1 5 8 1 4 8 8 5 9 9 "   D a t a T y p e = " D e c i m a l "   O b s o l e t e S t a t e = " P e n d i n g " > A d j P r o f i t C o m m i s s i o n A m t < / A d j P r o f i t C o m m i s s i o n A m t > - 
-         < A d j P r o f i t C o m m i s s i o n A m t _ C o n t r o l 4 5 C a p t i o n   E l e m e n t T y p e = " C o l u m n "   E l e m e n t I d = " 6 2 1 2 7 7 8 5 4 "   D a t a T y p e = " L a b e l "   O b s o l e t e S t a t e = " P e n d i n g " > A d j P r o f i t C o m m i s s i o n A m t _ C o n t r o l 4 5 C a p t i o n < / A d j P r o f i t C o m m i s s i o n A m t _ C o n t r o l 4 5 C a p t i o n > - 
-         < A d j P r o f i t _ C o n t r o l 3 9 C a p t i o n   E l e m e n t T y p e = " C o l u m n "   E l e m e n t I d = " 2 1 3 3 9 8 4 3 2 "   D a t a T y p e = " L a b e l "   O b s o l e t e S t a t e = " P e n d i n g " > A d j P r o f i t _ C o n t r o l 3 9 C a p t i o n < / A d j P r o f i t _ C o n t r o l 3 9 C a p t i o n > - 
-         < A l l _ a m o u n t s _ a r e _ i n _ L C Y C a p t i o n   E l e m e n t T y p e = " C o l u m n "   E l e m e n t I d = " 6 9 7 4 8 4 8 0 2 "   D a t a T y p e = " L a b e l "   O b s o l e t e S t a t e = " P e n d i n g " > A l l _ a m o u n t s _ a r e _ i n _ L C Y C a p t i o n < / A l l _ a m o u n t s _ a r e _ i n _ L C Y C a p t i o n > - 
-         < C O M P A N Y N A M E   E l e m e n t T y p e = " C o l u m n "   E l e m e n t I d = " 1 7 5 3 0 1 5 1 5 5 "   D a t a T y p e = " S t r i n g "   O b s o l e t e S t a t e = " P e n d i n g " > C O M P A N Y N A M E < / C O M P A N Y N A M E > - 
-         < C u r r R e p o r t _ P A G E N O C a p t i o n   E l e m e n t T y p e = " C o l u m n "   E l e m e n t I d = " 1 8 4 6 2 6 2 1 5 8 "   D a t a T y p e = " L a b e l "   O b s o l e t e S t a t e = " P e n d i n g " > C u r r R e p o r t _ P A G E N O C a p t i o n < / C u r r R e p o r t _ P A G E N O C a p t i o n > - 
-         < C u s t L e d g E n t r y F i l t e r   E l e m e n t T y p e = " C o l u m n "   E l e m e n t I d = " 1 1 7 3 5 3 2 6 6 6 "   D a t a T y p e = " T e x t "   O b s o l e t e S t a t e = " P e n d i n g " > C u s t L e d g E n t r y F i l t e r < / C u s t L e d g E n t r y F i l t e r > - 
-         < C u s t _ _ L e d g e r _ E n t r y _ _ C u s t o m e r _ N o _ _ C a p t i o n   E l e m e n t T y p e = " C o l u m n "   E l e m e n t I d = " 1 2 2 3 8 5 6 2 7 8 "   D a t a T y p e = " S t r i n g "   O b s o l e t e S t a t e = " P e n d i n g " > C u s t _ _ L e d g e r _ E n t r y _ _ C u s t o m e r _ N o _ _ C a p t i o n < / C u s t _ _ L e d g e r _ E n t r y _ _ C u s t o m e r _ N o _ _ C a p t i o n > - 
-         < C u s t _ _ L e d g e r _ E n t r y _ _ D o c u m e n t _ N o _ _ C a p t i o n   E l e m e n t T y p e = " C o l u m n "   E l e m e n t I d = " 4 8 8 8 0 6 5 1 7 "   D a t a T y p e = " S t r i n g "   O b s o l e t e S t a t e = " P e n d i n g " > C u s t _ _ L e d g e r _ E n t r y _ _ D o c u m e n t _ N o _ _ C a p t i o n < / C u s t _ _ L e d g e r _ E n t r y _ _ D o c u m e n t _ N o _ _ C a p t i o n > - 
-         < C u s t _ _ L e d g e r _ E n t r y _ _ P o s t i n g _ D a t e _ C a p t i o n   E l e m e n t T y p e = " C o l u m n "   E l e m e n t I d = " 2 0 7 9 4 3 8 7 1 2 "   D a t a T y p e = " L a b e l "   O b s o l e t e S t a t e = " P e n d i n g " > C u s t _ _ L e d g e r _ E n t r y _ _ P o s t i n g _ D a t e _ C a p t i o n < / C u s t _ _ L e d g e r _ E n t r y _ _ P o s t i n g _ D a t e _ C a p t i o n > - 
-         < C u s t _ _ L e d g e r _ E n t r y _ _ P r o f i t _ _ L C Y _ _ C a p t i o n   E l e m e n t T y p e = " C o l u m n "   E l e m e n t I d = " 1 9 9 4 3 8 8 4 7 6 "   D a t a T y p e = " S t r i n g "   O b s o l e t e S t a t e = " P e n d i n g " > C u s t _ _ L e d g e r _ E n t r y _ _ P r o f i t _ _ L C Y _ _ C a p t i o n < / C u s t _ _ L e d g e r _ E n t r y _ _ P r o f i t _ _ L C Y _ _ C a p t i o n > - 
-         < C u s t _ _ L e d g e r _ E n t r y _ _ S a l e s _ _ L C Y _ _ C a p t i o n   E l e m e n t T y p e = " C o l u m n "   E l e m e n t I d = " 1 0 5 6 9 2 6 5 4 6 "   D a t a T y p e = " S t r i n g "   O b s o l e t e S t a t e = " P e n d i n g " > C u s t _ _ L e d g e r _ E n t r y _ _ S a l e s _ _ L C Y _ _ C a p t i o n < / C u s t _ _ L e d g e r _ E n t r y _ _ S a l e s _ _ L C Y _ _ C a p t i o n > - 
-         < C u s t _ _ L e d g e r _ E n t r y _ _ T A B L E C A P T I O N _ _ _ _ _ _ _ _ _ _ C u s t L e d g E n t r y F i l t e r   E l e m e n t T y p e = " C o l u m n "   E l e m e n t I d = " 7 1 0 6 3 3 9 1 7 "   D a t a T y p e = " T e x t " > C u s t _ _ L e d g e r _ E n t r y _ _ T A B L E C A P T I O N _ _ _ _ _ _ _ _ _ _ C u s t L e d g E n t r y F i l t e r < / C u s t _ _ L e d g e r _ E n t r y _ _ T A B L E C A P T I O N _ _ _ _ _ _ _ _ _ _ C u s t L e d g E n t r y F i l t e r > - 
-         < C u s t _ _ L e d g e r _ E n t r y _ _ _ P r o f i t _ _ L C Y _ _   E l e m e n t T y p e = " C o l u m n "   E l e m e n t I d = " 1 6 1 5 1 3 7 4 4 3 "   D a t a T y p e = " D e c i m a l "   O b s o l e t e S t a t e = " P e n d i n g " > C u s t _ _ L e d g e r _ E n t r y _ _ _ P r o f i t _ _ L C Y _ _ < / C u s t _ _ L e d g e r _ E n t r y _ _ _ P r o f i t _ _ L C Y _ _ > - 
-         < C u s t _ _ L e d g e r _ E n t r y _ _ _ S a l e s _ _ L C Y _ _   E l e m e n t T y p e = " C o l u m n "   E l e m e n t I d = " 3 4 8 7 9 4 9 4 9 "   D a t a T y p e = " D e c i m a l "   O b s o l e t e S t a t e = " P e n d i n g " > C u s t _ _ L e d g e r _ E n t r y _ _ _ S a l e s _ _ L C Y _ _ < / C u s t _ _ L e d g e r _ E n t r y _ _ _ S a l e s _ _ L C Y _ _ > - 
-         < P a g e G r o u p N o   E l e m e n t T y p e = " C o l u m n "   E l e m e n t I d = " 6 4 9 1 8 0 1 4 4 "   D a t a T y p e = " I n t e g e r "   O b s o l e t e S t a t e = " P e n d i n g " > P a g e G r o u p N o < / P a g e G r o u p N o > - 
-         < P r o f i t C o m m i s s i o n A m t   E l e m e n t T y p e = " C o l u m n "   E l e m e n t I d = " 4 1 6 2 2 4 2 0 6 "   D a t a T y p e = " D e c i m a l "   O b s o l e t e S t a t e = " P e n d i n g " > P r o f i t C o m m i s s i o n A m t < / P r o f i t C o m m i s s i o n A m t > - 
-         < P r o f i t C o m m i s s i o n A m t _ C o n t r o l 3 3 C a p t i o n   E l e m e n t T y p e = " C o l u m n "   E l e m e n t I d = " 4 6 5 8 1 2 5 3 6 "   D a t a T y p e = " L a b e l "   O b s o l e t e S t a t e = " P e n d i n g " > P r o f i t C o m m i s s i o n A m t _ C o n t r o l 3 3 C a p t i o n < / P r o f i t C o m m i s s i o n A m t _ C o n t r o l 3 3 C a p t i o n > - 
-         < S a l e s C o m m i s s i o n A m t   E l e m e n t T y p e = " C o l u m n "   E l e m e n t I d = " 1 6 5 6 6 7 5 0 1 6 "   D a t a T y p e = " D e c i m a l "   O b s o l e t e S t a t e = " P e n d i n g " > S a l e s C o m m i s s i o n A m t < / S a l e s C o m m i s s i o n A m t > - 
-         < S a l e s C o m m i s s i o n A m t _ C o n t r o l 3 2 C a p t i o n   E l e m e n t T y p e = " C o l u m n "   E l e m e n t I d = " 1 2 7 2 6 4 2 0 6 5 "   D a t a T y p e = " L a b e l "   O b s o l e t e S t a t e = " P e n d i n g " > S a l e s C o m m i s s i o n A m t _ C o n t r o l 3 2 C a p t i o n < / S a l e s C o m m i s s i o n A m t _ C o n t r o l 3 2 C a p t i o n > - 
-         < S a l e s p e r s o n F i l t e r   E l e m e n t T y p e = " C o l u m n "   E l e m e n t I d = " 1 2 4 2 2 8 3 2 5 6 "   D a t a T y p e = " T e x t "   O b s o l e t e S t a t e = " P e n d i n g " > S a l e s p e r s o n F i l t e r < / S a l e s p e r s o n F i l t e r > - 
-         < S a l e s p e r s o n _ P u r c h a s e r _ C o d e   E l e m e n t T y p e = " C o l u m n "   E l e m e n t I d = " 1 3 8 8 0 3 1 6 5 2 "   D a t a T y p e = " C o d e " > S a l e s p e r s o n _ P u r c h a s e r _ C o d e < / S a l e s p e r s o n _ P u r c h a s e r _ C o d e > - 
-         < S a l e s p e r s o n _ P u r c h a s e r _ N a m e   E l e m e n t T y p e = " C o l u m n "   E l e m e n t I d = " 1 3 4 8 2 2 8 4 6 2 "   D a t a T y p e = " T e x t " > S a l e s p e r s o n _ P u r c h a s e r _ N a m e < / S a l e s p e r s o n _ P u r c h a s e r _ N a m e > - 
-         < S a l e s p e r s o n _ P u r c h a s e r _ _ C o m m i s s i o n _ _ _   E l e m e n t T y p e = " C o l u m n "   E l e m e n t I d = " 1 5 9 0 6 8 9 0 0 4 "   D a t a T y p e = " D e c i m a l " > S a l e s p e r s o n _ P u r c h a s e r _ _ C o m m i s s i o n _ _ _ < / S a l e s p e r s o n _ P u r c h a s e r _ _ C o m m i s s i o n _ _ _ > - 
-         < S a l e s p e r s o n _ P u r c h a s e r _ _ C o m m i s s i o n _ _ _ C a p t i o n   E l e m e n t T y p e = " C o l u m n "   E l e m e n t I d = " 4 9 9 4 6 3 1 7 0 "   D a t a T y p e = " S t r i n g "   O b s o l e t e S t a t e = " P e n d i n g " > S a l e s p e r s o n _ P u r c h a s e r _ _ C o m m i s s i o n _ _ _ C a p t i o n < / S a l e s p e r s o n _ P u r c h a s e r _ _ C o m m i s s i o n _ _ _ C a p t i o n > - 
-         < S a l e s p e r s o n _ P u r c h a s e r _ _ T A B L E C A P T I O N _ _ _ _ _ _ _ _ _ _ S a l e s p e r s o n F i l t e r   E l e m e n t T y p e = " C o l u m n "   E l e m e n t I d = " 1 0 1 6 0 4 1 6 9 9 "   D a t a T y p e = " T e x t " > S a l e s p e r s o n _ P u r c h a s e r _ _ T A B L E C A P T I O N _ _ _ _ _ _ _ _ _ _ S a l e s p e r s o n F i l t e r < / S a l e s p e r s o n _ P u r c h a s e r _ _ T A B L E C A P T I O N _ _ _ _ _ _ _ _ _ _ S a l e s p e r s o n F i l t e r > - 
-         < S a l e s p e r s o n _ _ _ C o m m i s s i o n C a p t i o n   E l e m e n t T y p e = " C o l u m n "   E l e m e n t I d = " 1 7 6 9 4 7 1 9 4 8 "   D a t a T y p e = " L a b e l "   O b s o l e t e S t a t e = " P e n d i n g " > S a l e s p e r s o n _ _ _ C o m m i s s i o n C a p t i o n < / S a l e s p e r s o n _ _ _ C o m m i s s i o n C a p t i o n > - 
-         < S T R S U B S T N O _ T e x t 0 0 0 _ P e r i o d T e x t _   E l e m e n t T y p e = " C o l u m n "   E l e m e n t I d = " 7 2 2 9 9 1 7 0 4 "   D a t a T y p e = " S t r i n g " > S T R S U B S T N O _ T e x t 0 0 0 _ P e r i o d T e x t _ < / S T R S U B S T N O _ T e x t 0 0 0 _ P e r i o d T e x t _ > - 
-         < T o t a l C a p t i o n   E l e m e n t T y p e = " C o l u m n "   E l e m e n t I d = " 7 0 7 1 0 2 6 9 5 "   D a t a T y p e = " L a b e l "   O b s o l e t e S t a t e = " P e n d i n g " > T o t a l C a p t i o n < / T o t a l C a p t i o n > - 
-         < C u s t _ L e d g e r _ E n t r y   E l e m e n t T y p e = " D a t a I t e m "   E l e m e n t I d = " 1 6 3 9 1 4 6 4 4 5 " > - 
-             < A d j P r o f i t C o m m i s s i o n A m t _ C o n t r o l 4 5   E l e m e n t T y p e = " C o l u m n "   E l e m e n t I d = " 8 0 5 8 9 6 4 0 0 "   D a t a T y p e = " D e c i m a l " > A d j P r o f i t C o m m i s s i o n A m t _ C o n t r o l 4 5 < / A d j P r o f i t C o m m i s s i o n A m t _ C o n t r o l 4 5 > - 
-             < A d j P r o f i t _ C o n t r o l 3 9   E l e m e n t T y p e = " C o l u m n "   E l e m e n t I d = " 2 0 2 4 1 9 6 5 4 2 "   D a t a T y p e = " D e c i m a l " > A d j P r o f i t _ C o n t r o l 3 9 < / A d j P r o f i t _ C o n t r o l 3 9 > - 
-             < C u s t L e d g e r E n t r y _ C u s t o m e r N a m e   E l e m e n t T y p e = " C o l u m n "   E l e m e n t I d = " 2 0 9 1 8 9 3 2 7 9 "   D a t a T y p e = " T e x t " > C u s t L e d g e r E n t r y _ C u s t o m e r N a m e < / C u s t L e d g e r E n t r y _ C u s t o m e r N a m e > - 
-             < C u s t _ _ L e d g e r _ E n t r y _ _ C u s t o m e r _ N o _ _   E l e m e n t T y p e = " C o l u m n "   E l e m e n t I d = " 1 0 0 9 0 1 6 8 0 8 "   D a t a T y p e = " C o d e " > C u s t _ _ L e d g e r _ E n t r y _ _ C u s t o m e r _ N o _ _ < / C u s t _ _ L e d g e r _ E n t r y _ _ C u s t o m e r _ N o _ _ > - 
-             < C u s t _ _ L e d g e r _ E n t r y _ _ D o c u m e n t _ N o _ _   E l e m e n t T y p e = " C o l u m n "   E l e m e n t I d = " 8 5 2 6 1 1 1 8 1 "   D a t a T y p e = " C o d e " > C u s t _ _ L e d g e r _ E n t r y _ _ D o c u m e n t _ N o _ _ < / C u s t _ _ L e d g e r _ E n t r y _ _ D o c u m e n t _ N o _ _ > - 
-             < C u s t _ _ L e d g e r _ E n t r y _ _ P o s t i n g _ D a t e _   E l e m e n t T y p e = " C o l u m n "   E l e m e n t I d = " 2 1 4 2 6 5 7 1 6 2 "   D a t a T y p e = " S t r i n g " > C u s t _ _ L e d g e r _ E n t r y _ _ P o s t i n g _ D a t e _ < / C u s t _ _ L e d g e r _ E n t r y _ _ P o s t i n g _ D a t e _ > - 
-             < C u s t _ _ L e d g e r _ E n t r y _ _ P r o f i t _ _ L C Y _ _   E l e m e n t T y p e = " C o l u m n "   E l e m e n t I d = " 5 1 9 3 4 1 8 2 6 "   D a t a T y p e = " D e c i m a l " > C u s t _ _ L e d g e r _ E n t r y _ _ P r o f i t _ _ L C Y _ _ < / C u s t _ _ L e d g e r _ E n t r y _ _ P r o f i t _ _ L C Y _ _ > - 
-             < C u s t _ _ L e d g e r _ E n t r y _ _ S a l e s _ _ L C Y _ _   E l e m e n t T y p e = " C o l u m n "   E l e m e n t I d = " 8 1 9 5 1 7 4 8 "   D a t a T y p e = " D e c i m a l " > C u s t _ _ L e d g e r _ E n t r y _ _ S a l e s _ _ L C Y _ _ < / C u s t _ _ L e d g e r _ E n t r y _ _ S a l e s _ _ L C Y _ _ > - 
-             < P r o f i t C o m m i s s i o n A m t _ C o n t r o l 3 3   E l e m e n t T y p e = " C o l u m n "   E l e m e n t I d = " 3 1 2 1 8 6 8 2 6 "   D a t a T y p e = " D e c i m a l " > P r o f i t C o m m i s s i o n A m t _ C o n t r o l 3 3 < / P r o f i t C o m m i s s i o n A m t _ C o n t r o l 3 3 > - 
-             < S a l e s C o m m i s s i o n A m t _ C o n t r o l 3 2   E l e m e n t T y p e = " C o l u m n "   E l e m e n t I d = " 1 4 6 2 3 9 0 1 5 3 "   D a t a T y p e = " D e c i m a l " > S a l e s C o m m i s s i o n A m t _ C o n t r o l 3 2 < / S a l e s C o m m i s s i o n A m t _ C o n t r o l 3 2 > - 
-             < S a l e s p e r s o n P u r c h a s e r _ C o d e   E l e m e n t T y p e = " C o l u m n "   E l e m e n t I d = " 1 2 2 1 2 1 9 2 4 5 "   D a t a T y p e = " C o d e " > S a l e s p e r s o n P u r c h a s e r _ C o d e < / S a l e s p e r s o n P u r c h a s e r _ C o d e > - 
-             < S a l e s p e r s o n _ P u r c h a s e r _ _ N a m e   E l e m e n t T y p e = " C o l u m n "   E l e m e n t I d = " 1 1 9 5 8 7 9 8 7 3 "   D a t a T y p e = " T e x t " > S a l e s p e r s o n _ P u r c h a s e r _ _ N a m e < / S a l e s p e r s o n _ P u r c h a s e r _ _ N a m e > +     < S a l e s p e r s o n _ P u r c h a s e r > + 
+         < A d j P r o f i t > A d j P r o f i t < / A d j P r o f i t > + 
+         < A d j P r o f i t C o m m i s s i o n A m t > A d j P r o f i t C o m m i s s i o n A m t < / A d j P r o f i t C o m m i s s i o n A m t > + 
+         < A d j P r o f i t C o m m i s s i o n A m t _ C o n t r o l 4 5 C a p t i o n > A d j P r o f i t C o m m i s s i o n A m t _ C o n t r o l 4 5 C a p t i o n < / A d j P r o f i t C o m m i s s i o n A m t _ C o n t r o l 4 5 C a p t i o n > + 
+         < A d j P r o f i t _ C o n t r o l 3 9 C a p t i o n > A d j P r o f i t _ C o n t r o l 3 9 C a p t i o n < / A d j P r o f i t _ C o n t r o l 3 9 C a p t i o n > + 
+         < A l l _ a m o u n t s _ a r e _ i n _ L C Y C a p t i o n > A l l _ a m o u n t s _ a r e _ i n _ L C Y C a p t i o n < / A l l _ a m o u n t s _ a r e _ i n _ L C Y C a p t i o n > + 
+         < C O M P A N Y N A M E > C O M P A N Y N A M E < / C O M P A N Y N A M E > + 
+         < C u r r R e p o r t _ P A G E N O C a p t i o n > C u r r R e p o r t _ P A G E N O C a p t i o n < / C u r r R e p o r t _ P A G E N O C a p t i o n > + 
+         < C u s t L e d g E n t r y F i l t e r > C u s t L e d g E n t r y F i l t e r < / C u s t L e d g E n t r y F i l t e r > + 
+         < C u s t _ _ L e d g e r _ E n t r y _ _ C u s t o m e r _ N o _ _ C a p t i o n > C u s t _ _ L e d g e r _ E n t r y _ _ C u s t o m e r _ N o _ _ C a p t i o n < / C u s t _ _ L e d g e r _ E n t r y _ _ C u s t o m e r _ N o _ _ C a p t i o n > + 
+         < C u s t _ _ L e d g e r _ E n t r y _ _ D o c u m e n t _ N o _ _ C a p t i o n > C u s t _ _ L e d g e r _ E n t r y _ _ D o c u m e n t _ N o _ _ C a p t i o n < / C u s t _ _ L e d g e r _ E n t r y _ _ D o c u m e n t _ N o _ _ C a p t i o n > + 
+         < C u s t _ _ L e d g e r _ E n t r y _ _ P o s t i n g _ D a t e _ C a p t i o n > C u s t _ _ L e d g e r _ E n t r y _ _ P o s t i n g _ D a t e _ C a p t i o n < / C u s t _ _ L e d g e r _ E n t r y _ _ P o s t i n g _ D a t e _ C a p t i o n > + 
+         < C u s t _ _ L e d g e r _ E n t r y _ _ P r o f i t _ _ L C Y _ _ C a p t i o n > C u s t _ _ L e d g e r _ E n t r y _ _ P r o f i t _ _ L C Y _ _ C a p t i o n < / C u s t _ _ L e d g e r _ E n t r y _ _ P r o f i t _ _ L C Y _ _ C a p t i o n > + 
+         < C u s t _ _ L e d g e r _ E n t r y _ _ S a l e s _ _ L C Y _ _ C a p t i o n > C u s t _ _ L e d g e r _ E n t r y _ _ S a l e s _ _ L C Y _ _ C a p t i o n < / C u s t _ _ L e d g e r _ E n t r y _ _ S a l e s _ _ L C Y _ _ C a p t i o n > + 
+         < C u s t _ _ L e d g e r _ E n t r y _ _ T A B L E C A P T I O N _ _ _ _ _ _ _ _ _ _ C u s t L e d g E n t r y F i l t e r > C u s t _ _ L e d g e r _ E n t r y _ _ T A B L E C A P T I O N _ _ _ _ _ _ _ _ _ _ C u s t L e d g E n t r y F i l t e r < / C u s t _ _ L e d g e r _ E n t r y _ _ T A B L E C A P T I O N _ _ _ _ _ _ _ _ _ _ C u s t L e d g E n t r y F i l t e r > + 
+         < C u s t _ _ L e d g e r _ E n t r y _ _ _ P r o f i t _ _ L C Y _ _ > C u s t _ _ L e d g e r _ E n t r y _ _ _ P r o f i t _ _ L C Y _ _ < / C u s t _ _ L e d g e r _ E n t r y _ _ _ P r o f i t _ _ L C Y _ _ > + 
+         < C u s t _ _ L e d g e r _ E n t r y _ _ _ S a l e s _ _ L C Y _ _ > C u s t _ _ L e d g e r _ E n t r y _ _ _ S a l e s _ _ L C Y _ _ < / C u s t _ _ L e d g e r _ E n t r y _ _ _ S a l e s _ _ L C Y _ _ > + 
+         < P a g e G r o u p N o > P a g e G r o u p N o < / P a g e G r o u p N o > + 
+         < P r o f i t C o m m i s s i o n A m t > P r o f i t C o m m i s s i o n A m t < / P r o f i t C o m m i s s i o n A m t > + 
+         < P r o f i t C o m m i s s i o n A m t _ C o n t r o l 3 3 C a p t i o n > P r o f i t C o m m i s s i o n A m t _ C o n t r o l 3 3 C a p t i o n < / P r o f i t C o m m i s s i o n A m t _ C o n t r o l 3 3 C a p t i o n > + 
+         < S a l e s C o m m i s s i o n A m t > S a l e s C o m m i s s i o n A m t < / S a l e s C o m m i s s i o n A m t > + 
+         < S a l e s C o m m i s s i o n A m t _ C o n t r o l 3 2 C a p t i o n > S a l e s C o m m i s s i o n A m t _ C o n t r o l 3 2 C a p t i o n < / S a l e s C o m m i s s i o n A m t _ C o n t r o l 3 2 C a p t i o n > + 
+         < S a l e s p e r s o n F i l t e r > S a l e s p e r s o n F i l t e r < / S a l e s p e r s o n F i l t e r > + 
+         < S a l e s p e r s o n _ P u r c h a s e r _ C o d e > S a l e s p e r s o n _ P u r c h a s e r _ C o d e < / S a l e s p e r s o n _ P u r c h a s e r _ C o d e > + 
+         < S a l e s p e r s o n _ P u r c h a s e r _ N a m e > S a l e s p e r s o n _ P u r c h a s e r _ N a m e < / S a l e s p e r s o n _ P u r c h a s e r _ N a m e > + 
+         < S a l e s p e r s o n _ P u r c h a s e r _ _ C o m m i s s i o n _ _ _ > S a l e s p e r s o n _ P u r c h a s e r _ _ C o m m i s s i o n _ _ _ < / S a l e s p e r s o n _ P u r c h a s e r _ _ C o m m i s s i o n _ _ _ > + 
+         < S a l e s p e r s o n _ P u r c h a s e r _ _ C o m m i s s i o n _ _ _ C a p t i o n > S a l e s p e r s o n _ P u r c h a s e r _ _ C o m m i s s i o n _ _ _ C a p t i o n < / S a l e s p e r s o n _ P u r c h a s e r _ _ C o m m i s s i o n _ _ _ C a p t i o n > + 
+         < S a l e s p e r s o n _ P u r c h a s e r _ _ T A B L E C A P T I O N _ _ _ _ _ _ _ _ _ _ S a l e s p e r s o n F i l t e r > S a l e s p e r s o n _ P u r c h a s e r _ _ T A B L E C A P T I O N _ _ _ _ _ _ _ _ _ _ S a l e s p e r s o n F i l t e r < / S a l e s p e r s o n _ P u r c h a s e r _ _ T A B L E C A P T I O N _ _ _ _ _ _ _ _ _ _ S a l e s p e r s o n F i l t e r > + 
+         < S a l e s p e r s o n _ _ _ C o m m i s s i o n C a p t i o n > S a l e s p e r s o n _ _ _ C o m m i s s i o n C a p t i o n < / S a l e s p e r s o n _ _ _ C o m m i s s i o n C a p t i o n > + 
+         < S T R S U B S T N O _ T e x t 0 0 0 _ P e r i o d T e x t _ > S T R S U B S T N O _ T e x t 0 0 0 _ P e r i o d T e x t _ < / S T R S U B S T N O _ T e x t 0 0 0 _ P e r i o d T e x t _ > + 
+         < T o t a l C a p t i o n > T o t a l C a p t i o n < / T o t a l C a p t i o n > + 
+         < C u s t _ L e d g e r _ E n t r y > + 
+             < A d j P r o f i t C o m m i s s i o n A m t _ C o n t r o l 4 5 > A d j P r o f i t C o m m i s s i o n A m t _ C o n t r o l 4 5 < / A d j P r o f i t C o m m i s s i o n A m t _ C o n t r o l 4 5 > + 
+             < A d j P r o f i t _ C o n t r o l 3 9 > A d j P r o f i t _ C o n t r o l 3 9 < / A d j P r o f i t _ C o n t r o l 3 9 > + 
+             < C u s t L e d g e r E n t r y _ C u s t o m e r N a m e > C u s t L e d g e r E n t r y _ C u s t o m e r N a m e < / C u s t L e d g e r E n t r y _ C u s t o m e r N a m e > + 
+             < C u s t _ _ L e d g e r _ E n t r y _ _ C u s t o m e r _ N o _ _ > C u s t _ _ L e d g e r _ E n t r y _ _ C u s t o m e r _ N o _ _ < / C u s t _ _ L e d g e r _ E n t r y _ _ C u s t o m e r _ N o _ _ > + 
+             < C u s t _ _ L e d g e r _ E n t r y _ _ D o c u m e n t _ N o _ _ > C u s t _ _ L e d g e r _ E n t r y _ _ D o c u m e n t _ N o _ _ < / C u s t _ _ L e d g e r _ E n t r y _ _ D o c u m e n t _ N o _ _ > + 
+             < C u s t _ _ L e d g e r _ E n t r y _ _ P o s t i n g _ D a t e _ > C u s t _ _ L e d g e r _ E n t r y _ _ P o s t i n g _ D a t e _ < / C u s t _ _ L e d g e r _ E n t r y _ _ P o s t i n g _ D a t e _ > + 
+             < C u s t _ _ L e d g e r _ E n t r y _ _ P r o f i t _ _ L C Y _ _ > C u s t _ _ L e d g e r _ E n t r y _ _ P r o f i t _ _ L C Y _ _ < / C u s t _ _ L e d g e r _ E n t r y _ _ P r o f i t _ _ L C Y _ _ > + 
+             < C u s t _ _ L e d g e r _ E n t r y _ _ S a l e s _ _ L C Y _ _ > C u s t _ _ L e d g e r _ E n t r y _ _ S a l e s _ _ L C Y _ _ < / C u s t _ _ L e d g e r _ E n t r y _ _ S a l e s _ _ L C Y _ _ > + 
+             < P r o f i t C o m m i s s i o n A m t _ C o n t r o l 3 3 > P r o f i t C o m m i s s i o n A m t _ C o n t r o l 3 3 < / P r o f i t C o m m i s s i o n A m t _ C o n t r o l 3 3 > + 
+             < S a l e s C o m m i s s i o n A m t _ C o n t r o l 3 2 > S a l e s C o m m i s s i o n A m t _ C o n t r o l 3 2 < / S a l e s C o m m i s s i o n A m t _ C o n t r o l 3 2 > + 
+             < S a l e s p e r s o n P u r c h a s e r _ C o d e > S a l e s p e r s o n P u r c h a s e r _ C o d e < / S a l e s p e r s o n P u r c h a s e r _ C o d e > + 
+             < S a l e s p e r s o n _ P u r c h a s e r _ _ N a m e > S a l e s p e r s o n _ P u r c h a s e r _ _ N a m e < / S a l e s p e r s o n _ P u r c h a s e r _ _ N a m e >   
          < / C u s t _ L e d g e r _ E n t r y >   
-         < S u b t o t a l s   E l e m e n t T y p e = " D a t a I t e m "   E l e m e n t I d = " 8 3 8 6 9 3 5 6 0 " > - 
-             < S u b t o t a l s _ A d j P r o f i t   E l e m e n t T y p e = " C o l u m n "   E l e m e n t I d = " 5 6 1 3 6 6 8 2 2 "   D a t a T y p e = " D e c i m a l " > S u b t o t a l s _ A d j P r o f i t < / S u b t o t a l s _ A d j P r o f i t > - 
-             < S u b t o t a l s _ A d j P r o f i t C o m m i s s i o n   E l e m e n t T y p e = " C o l u m n "   E l e m e n t I d = " 1 4 1 8 9 7 1 8 3 5 "   D a t a T y p e = " D e c i m a l " > S u b t o t a l s _ A d j P r o f i t C o m m i s s i o n < / S u b t o t a l s _ A d j P r o f i t C o m m i s s i o n > - 
-             < S u b t o t a l s _ P r o f i t   E l e m e n t T y p e = " C o l u m n "   E l e m e n t I d = " 2 4 1 5 0 0 6 9 7 "   D a t a T y p e = " D e c i m a l " > S u b t o t a l s _ P r o f i t < / S u b t o t a l s _ P r o f i t > - 
-             < S u b t o t a l s _ P r o f i t C o m m i s s i o n   E l e m e n t T y p e = " C o l u m n "   E l e m e n t I d = " 1 4 9 6 3 3 2 1 7 2 "   D a t a T y p e = " D e c i m a l " > S u b t o t a l s _ P r o f i t C o m m i s s i o n < / S u b t o t a l s _ P r o f i t C o m m i s s i o n > - 
-             < S u b t o t a l s _ S a l e s   E l e m e n t T y p e = " C o l u m n "   E l e m e n t I d = " 1 9 7 8 7 7 5 0 3 "   D a t a T y p e = " D e c i m a l " > S u b t o t a l s _ S a l e s < / S u b t o t a l s _ S a l e s > - 
-             < S u b t o t a l s _ S a l e s C o m m i s s i o n   E l e m e n t T y p e = " C o l u m n "   E l e m e n t I d = " 1 4 7 6 0 7 2 5 9 0 "   D a t a T y p e = " D e c i m a l " > S u b t o t a l s _ S a l e s C o m m i s s i o n < / S u b t o t a l s _ S a l e s C o m m i s s i o n > - 
-             < S u b t o t a l s _ S a l e s p e r s o n _ C o d e   E l e m e n t T y p e = " C o l u m n "   E l e m e n t I d = " 1 1 9 8 5 9 4 2 7 2 "   D a t a T y p e = " C o d e " > S u b t o t a l s _ S a l e s p e r s o n _ C o d e < / S u b t o t a l s _ S a l e s p e r s o n _ C o d e > +         < S u b t o t a l s > + 
+             < S u b t o t a l s _ A d j P r o f i t > S u b t o t a l s _ A d j P r o f i t < / S u b t o t a l s _ A d j P r o f i t > + 
+             < S u b t o t a l s _ A d j P r o f i t C o m m i s s i o n > S u b t o t a l s _ A d j P r o f i t C o m m i s s i o n < / S u b t o t a l s _ A d j P r o f i t C o m m i s s i o n > + 
+             < S u b t o t a l s _ P r o f i t > S u b t o t a l s _ P r o f i t < / S u b t o t a l s _ P r o f i t > + 
+             < S u b t o t a l s _ P r o f i t C o m m i s s i o n > S u b t o t a l s _ P r o f i t C o m m i s s i o n < / S u b t o t a l s _ P r o f i t C o m m i s s i o n > + 
+             < S u b t o t a l s _ S a l e s > S u b t o t a l s _ S a l e s < / S u b t o t a l s _ S a l e s > + 
+             < S u b t o t a l s _ S a l e s C o m m i s s i o n > S u b t o t a l s _ S a l e s C o m m i s s i o n < / S u b t o t a l s _ S a l e s C o m m i s s i o n > + 
+             < S u b t o t a l s _ S a l e s p e r s o n _ C o d e > S u b t o t a l s _ S a l e s p e r s o n _ C o d e < / S u b t o t a l s _ S a l e s p e r s o n _ C o d e >   
          < / S u b t o t a l s >   
      < / S a l e s p e r s o n _ P u r c h a s e r >   
-     < T o t a l s   E l e m e n t T y p e = " D a t a I t e m "   E l e m e n t I d = " 1 8 2 3 9 5 0 0 4 4 " > - 
-         < T o t a l s _ A d j P r o f i t   E l e m e n t T y p e = " C o l u m n "   E l e m e n t I d = " 1 9 0 9 5 0 1 3 6 2 "   D a t a T y p e = " D e c i m a l " > T o t a l s _ A d j P r o f i t < / T o t a l s _ A d j P r o f i t > - 
-         < T o t a l s _ A d j P r o f i t C o m m i s s i o n   E l e m e n t T y p e = " C o l u m n "   E l e m e n t I d = " 9 4 6 1 0 3 7 5 9 "   D a t a T y p e = " D e c i m a l " > T o t a l s _ A d j P r o f i t C o m m i s s i o n < / T o t a l s _ A d j P r o f i t C o m m i s s i o n > - 
-         < T o t a l s _ P r o f i t   E l e m e n t T y p e = " C o l u m n "   E l e m e n t I d = " 6 4 6 2 9 5 2 1 9 "   D a t a T y p e = " D e c i m a l " > T o t a l s _ P r o f i t < / T o t a l s _ P r o f i t > - 
-         < T o t a l s _ P r o f i t C o m m i s s i o n   E l e m e n t T y p e = " C o l u m n "   E l e m e n t I d = " 3 6 7 7 9 1 3 9 2 "   D a t a T y p e = " D e c i m a l " > T o t a l s _ P r o f i t C o m m i s s i o n < / T o t a l s _ P r o f i t C o m m i s s i o n > - 
-         < T o t a l s _ S a l e s   E l e m e n t T y p e = " C o l u m n "   E l e m e n t I d = " 1 3 9 9 9 8 5 1 0 9 "   D a t a T y p e = " D e c i m a l " > T o t a l s _ S a l e s < / T o t a l s _ S a l e s > - 
-         < T o t a l s _ S a l e s C o m m i s s i o n   E l e m e n t T y p e = " C o l u m n "   E l e m e n t I d = " 4 6 4 8 2 3 3 9 8 "   D a t a T y p e = " D e c i m a l " > T o t a l s _ S a l e s C o m m i s s i o n < / T o t a l s _ S a l e s C o m m i s s i o n > +     < T o t a l s > + 
+         < T o t a l s _ A d j P r o f i t > T o t a l s _ A d j P r o f i t < / T o t a l s _ A d j P r o f i t > + 
+         < T o t a l s _ A d j P r o f i t C o m m i s s i o n > T o t a l s _ A d j P r o f i t C o m m i s s i o n < / T o t a l s _ A d j P r o f i t C o m m i s s i o n > + 
+         < T o t a l s _ P r o f i t > T o t a l s _ P r o f i t < / T o t a l s _ P r o f i t > + 
+         < T o t a l s _ P r o f i t C o m m i s s i o n > T o t a l s _ P r o f i t C o m m i s s i o n < / T o t a l s _ P r o f i t C o m m i s s i o n > + 
+         < T o t a l s _ S a l e s > T o t a l s _ S a l e s < / T o t a l s _ S a l e s > + 
+         < T o t a l s _ S a l e s C o m m i s s i o n > T o t a l s _ S a l e s C o m m i s s i o n < / T o t a l s _ S a l e s C o m m i s s i o n >   
      < / T o t a l s >   
@@ -4192,7 +4199,7 @@
 
 <file path=customXml/item2.xml>��< ? x m l   v e r s i o n = " 1 . 0 "   e n c o d i n g = " u t f - 1 6 " ? >   
- < N a v W o r d R e p o r t X m l P a r t   x m l n s = " u r n : m i c r o s o f t - d y n a m i c s - n a v / r e p o r t s / S a l e s p e r s o n _ C o m m i s s i o n / 1 1 5 / " > + < N a v W o r d R e p o r t X m l P a r t   x m l n s = " u r n : m i c r o s o f t - d y n a m i c s - b u s i n e s s c e n t r a l / i n t e r n a l / e x t e n d e d / r e p o r t s / S a l e s p e r s o n _ C o m m i s s i o n / 1 1 5 / " >   
      < B C R e p o r t I n f o r m a t i o n >   
@@ -4340,185 +4347,255 @@
  
      < L a b e l s >   
-         < A b o u t T h e R e p o r t L a b e l > A b o u t T h e R e p o r t L a b e l < / A b o u t T h e R e p o r t L a b e l > - 
-         < A d j u s t e d P r o f i t C o m m i s s i o n L a b e l > A d j u s t e d P r o f i t C o m m i s s i o n L a b e l < / A d j u s t e d P r o f i t C o m m i s s i o n L a b e l > - 
-         < A d j u s t e d P r o f i t L a b e l > A d j u s t e d P r o f i t L a b e l < / A d j u s t e d P r o f i t L a b e l > - 
-         < A l l A m o u n t s A r e I n L C Y L a b e l > A l l A m o u n t s A r e I n L C Y L a b e l < / A l l A m o u n t s A r e I n L C Y L a b e l > - 
-         < C o m m i s s i o n P e r c e n t L a b e l > C o m m i s s i o n P e r c e n t L a b e l < / C o m m i s s i o n P e r c e n t L a b e l > - 
-         < C o m p a n y L a b e l > C o m p a n y L a b e l < / C o m p a n y L a b e l > - 
-         < C u s t o m e r N a m e L a b e l > C u s t o m e r N a m e L a b e l < / C u s t o m e r N a m e L a b e l > - 
-         < C u s t o m e r N o L a b e l > C u s t o m e r N o L a b e l < / C u s t o m e r N o L a b e l > - 
-         < D a t a R e t r i e v e d > D a t a R e t r i e v e d < / D a t a R e t r i e v e d > - 
-         < D o c u m e n t a t i o n L a b e l > D o c u m e n t a t i o n L a b e l < / D o c u m e n t a t i o n L a b e l > - 
-         < D o c u m e n t N o L a b e l > D o c u m e n t N o L a b e l < / D o c u m e n t N o L a b e l > - 
-         < E n v i r o n m e n t L a b e l > E n v i r o n m e n t L a b e l < / E n v i r o n m e n t L a b e l > - 
-         < P e r i o d C a p t i o n > P e r i o d C a p t i o n < / P e r i o d C a p t i o n > - 
-         < P o s t i n g D a t e L a b e l > P o s t i n g D a t e L a b e l < / P o s t i n g D a t e L a b e l > - 
-         < P r o f i t C o m m i s s i o n L a b e l > P r o f i t C o m m i s s i o n L a b e l < / P r o f i t C o m m i s s i o n L a b e l > - 
-         < P r o f i t L a b e l > P r o f i t L a b e l < / P r o f i t L a b e l > - 
-         < R e p o r t N a m e L a b e l > R e p o r t N a m e L a b e l < / R e p o r t N a m e L a b e l > - 
-         < R u n O n L a b e l > R u n O n L a b e l < / R u n O n L a b e l > - 
-         < S a l e s C o m m i s s i o n L a b e l > S a l e s C o m m i s s i o n L a b e l < / S a l e s C o m m i s s i o n L a b e l > - 
-         < S a l e s L a b e l > S a l e s L a b e l < / S a l e s L a b e l > - 
-         < S a l e s p e r s o n _ P u r c h a s e r _ _ N a m e C a p t i o n > S a l e s p e r s o n _ P u r c h a s e r _ _ N a m e C a p t i o n < / S a l e s p e r s o n _ P u r c h a s e r _ _ N a m e C a p t i o n > - 
-         < S a l e s p e r s o n C o m m i s s i o n A n a l y s i s > S a l e s p e r s o n C o m m i s s i o n A n a l y s i s < / S a l e s p e r s o n C o m m i s s i o n A n a l y s i s > - 
-         < S a l e s p e r s o n C o m m i s s i o n L a b e l > S a l e s p e r s o n C o m m i s s i o n L a b e l < / S a l e s p e r s o n C o m m i s s i o n L a b e l > - 
-         < S a l e s p e r s o n C o m m i s s i o n P r i n t > S a l e s p e r s o n C o m m i s s i o n P r i n t < / S a l e s p e r s o n C o m m i s s i o n P r i n t > - 
-         < S a l e s p e r s o n P u r c h a s e r _ C o d e C a p t i o n > S a l e s p e r s o n P u r c h a s e r _ C o d e C a p t i o n < / S a l e s p e r s o n P u r c h a s e r _ C o d e C a p t i o n > - 
-         < T o t a l s C a p t i o n > T o t a l s C a p t i o n < / T o t a l s C a p t i o n > - 
-         < U s e r L a b e l > U s e r L a b e l < / U s e r L a b e l > +         < A b o u t T h e R e p o r t L a b e l   E l e m e n t T y p e = " P a r a m e t e r "   E l e m e n t I d = " 1 6 7 7 9 2 0 0 1 "   D a t a T y p e = " S t r i n g " > A b o u t T h e R e p o r t L a b e l < / A b o u t T h e R e p o r t L a b e l > + 
+         < A d j u s t e d P r o f i t C o m m i s s i o n L a b e l   E l e m e n t T y p e = " P a r a m e t e r "   E l e m e n t I d = " 9 1 5 5 5 7 0 2 0 "   D a t a T y p e = " S t r i n g " > A d j u s t e d P r o f i t C o m m i s s i o n L a b e l < / A d j u s t e d P r o f i t C o m m i s s i o n L a b e l > + 
+         < A d j u s t e d P r o f i t L a b e l   E l e m e n t T y p e = " P a r a m e t e r "   E l e m e n t I d = " 1 6 1 5 2 8 3 0 4 7 "   D a t a T y p e = " S t r i n g " > A d j u s t e d P r o f i t L a b e l < / A d j u s t e d P r o f i t L a b e l > + 
+         < A l l A m o u n t s A r e I n L C Y L a b e l   E l e m e n t T y p e = " P a r a m e t e r "   E l e m e n t I d = " 5 6 3 5 1 4 3 1 8 "   D a t a T y p e = " S t r i n g " > A l l A m o u n t s A r e I n L C Y L a b e l < / A l l A m o u n t s A r e I n L C Y L a b e l > + 
+         < C o m m i s s i o n P e r c e n t L a b e l   E l e m e n t T y p e = " P a r a m e t e r "   E l e m e n t I d = " 8 3 9 2 6 3 7 6 5 "   D a t a T y p e = " S t r i n g " > C o m m i s s i o n P e r c e n t L a b e l < / C o m m i s s i o n P e r c e n t L a b e l > + 
+         < C o m p a n y L a b e l   E l e m e n t T y p e = " P a r a m e t e r "   E l e m e n t I d = " 3 4 6 7 6 0 3 4 8 "   D a t a T y p e = " S t r i n g " > C o m p a n y L a b e l < / C o m p a n y L a b e l > + 
+         < C u s t o m e r N a m e L a b e l   E l e m e n t T y p e = " P a r a m e t e r "   E l e m e n t I d = " 1 1 1 8 7 9 0 8 8 "   D a t a T y p e = " S t r i n g " > C u s t o m e r N a m e L a b e l < / C u s t o m e r N a m e L a b e l > + 
+         < C u s t o m e r N o L a b e l   E l e m e n t T y p e = " P a r a m e t e r "   E l e m e n t I d = " 3 8 7 4 7 8 0 3 4 "   D a t a T y p e = " S t r i n g " > C u s t o m e r N o L a b e l < / C u s t o m e r N o L a b e l > + 
+         < D a t a R e t r i e v e d   E l e m e n t T y p e = " P a r a m e t e r "   E l e m e n t I d = " 2 9 1 9 1 1 8 0 7 "   D a t a T y p e = " S t r i n g " > D a t a R e t r i e v e d < / D a t a R e t r i e v e d > + 
+         < D o c u m e n t a t i o n L a b e l   E l e m e n t T y p e = " P a r a m e t e r "   E l e m e n t I d = " 1 7 3 8 9 2 4 8 1 5 "   D a t a T y p e = " S t r i n g " > D o c u m e n t a t i o n L a b e l < / D o c u m e n t a t i o n L a b e l > + 
+         < D o c u m e n t N o L a b e l   E l e m e n t T y p e = " P a r a m e t e r "   E l e m e n t I d = " 1 1 4 6 4 3 5 8 0 3 "   D a t a T y p e = " S t r i n g " > D o c u m e n t N o L a b e l < / D o c u m e n t N o L a b e l > + 
+         < E n v i r o n m e n t L a b e l   E l e m e n t T y p e = " P a r a m e t e r "   E l e m e n t I d = " 8 1 8 8 1 6 5 9 0 "   D a t a T y p e = " S t r i n g " > E n v i r o n m e n t L a b e l < / E n v i r o n m e n t L a b e l > + 
+         < P e r i o d C a p t i o n   E l e m e n t T y p e = " P a r a m e t e r "   E l e m e n t I d = " 1 4 7 8 2 5 3 4 2 2 "   D a t a T y p e = " S t r i n g " > P e r i o d C a p t i o n < / P e r i o d C a p t i o n > + 
+         < P o s t i n g D a t e L a b e l   E l e m e n t T y p e = " P a r a m e t e r "   E l e m e n t I d = " 1 7 7 5 7 9 4 2 4 9 "   D a t a T y p e = " S t r i n g " > P o s t i n g D a t e L a b e l < / P o s t i n g D a t e L a b e l > + 
+         < P r o f i t C o m m i s s i o n L a b e l   E l e m e n t T y p e = " P a r a m e t e r "   E l e m e n t I d = " 8 3 2 7 0 6 3 9 2 "   D a t a T y p e = " S t r i n g " > P r o f i t C o m m i s s i o n L a b e l < / P r o f i t C o m m i s s i o n L a b e l > + 
+         < P r o f i t L a b e l   E l e m e n t T y p e = " P a r a m e t e r "   E l e m e n t I d = " 2 5 4 6 3 3 6 4 5 "   D a t a T y p e = " S t r i n g " > P r o f i t L a b e l < / P r o f i t L a b e l > + 
+         < R e p o r t N a m e L a b e l   E l e m e n t T y p e = " P a r a m e t e r "   E l e m e n t I d = " 1 0 2 2 2 9 2 9 8 2 "   D a t a T y p e = " S t r i n g " > R e p o r t N a m e L a b e l < / R e p o r t N a m e L a b e l > + 
+         < R u n O n L a b e l   E l e m e n t T y p e = " P a r a m e t e r "   E l e m e n t I d = " 1 1 1 9 0 3 7 5 9 5 "   D a t a T y p e = " S t r i n g " > R u n O n L a b e l < / R u n O n L a b e l > + 
+         < S a l e s C o m m i s s i o n L a b e l   E l e m e n t T y p e = " P a r a m e t e r "   E l e m e n t I d = " 1 0 1 8 2 6 8 7 7 0 "   D a t a T y p e = " S t r i n g " > S a l e s C o m m i s s i o n L a b e l < / S a l e s C o m m i s s i o n L a b e l > + 
+         < S a l e s L a b e l   E l e m e n t T y p e = " P a r a m e t e r "   E l e m e n t I d = " 1 7 9 5 4 4 8 0 0 5 "   D a t a T y p e = " S t r i n g " > S a l e s L a b e l < / S a l e s L a b e l > + 
+         < S a l e s p e r s o n _ P u r c h a s e r _ _ N a m e C a p t i o n   E l e m e n t T y p e = " P a r a m e t e r "   E l e m e n t I d = " 1 1 9 5 8 7 9 8 7 3 "   D a t a T y p e = " S t r i n g " > S a l e s p e r s o n _ P u r c h a s e r _ _ N a m e C a p t i o n < / S a l e s p e r s o n _ P u r c h a s e r _ _ N a m e C a p t i o n > + 
+         < S a l e s p e r s o n C o m m i s s i o n A n a l y s i s   E l e m e n t T y p e = " P a r a m e t e r "   E l e m e n t I d = " 7 1 5 8 7 1 2 4 7 "   D a t a T y p e = " S t r i n g " > S a l e s p e r s o n C o m m i s s i o n A n a l y s i s < / S a l e s p e r s o n C o m m i s s i o n A n a l y s i s > + 
+         < S a l e s p e r s o n C o m m i s s i o n L a b e l   E l e m e n t T y p e = " P a r a m e t e r "   E l e m e n t I d = " 3 0 0 0 9 6 0 5 1 "   D a t a T y p e = " S t r i n g " > S a l e s p e r s o n C o m m i s s i o n L a b e l < / S a l e s p e r s o n C o m m i s s i o n L a b e l > + 
+         < S a l e s p e r s o n C o m m i s s i o n P r i n t   E l e m e n t T y p e = " P a r a m e t e r "   E l e m e n t I d = " 1 3 1 6 0 2 8 6 0 "   D a t a T y p e = " S t r i n g " > S a l e s p e r s o n C o m m i s s i o n P r i n t < / S a l e s p e r s o n C o m m i s s i o n P r i n t > + 
+         < S a l e s p e r s o n P u r c h a s e r _ C o d e C a p t i o n   E l e m e n t T y p e = " P a r a m e t e r "   E l e m e n t I d = " 1 2 2 1 2 1 9 2 4 5 "   D a t a T y p e = " S t r i n g " > S a l e s p e r s o n P u r c h a s e r _ C o d e C a p t i o n < / S a l e s p e r s o n P u r c h a s e r _ C o d e C a p t i o n > + 
+         < T o t a l s C a p t i o n   E l e m e n t T y p e = " P a r a m e t e r "   E l e m e n t I d = " 2 3 5 4 5 9 0 6 "   D a t a T y p e = " S t r i n g " > T o t a l s C a p t i o n < / T o t a l s C a p t i o n > + 
+         < U s e r L a b e l   E l e m e n t T y p e = " P a r a m e t e r "   E l e m e n t I d = " 8 4 8 8 1 6 7 9 4 "   D a t a T y p e = " S t r i n g " > U s e r L a b e l < / U s e r L a b e l >   
      < / L a b e l s >   
-     < S a l e s p e r s o n _ P u r c h a s e r > - 
-         < A d j P r o f i t > A d j P r o f i t < / A d j P r o f i t > - 
-         < A d j P r o f i t C o m m i s s i o n A m t > A d j P r o f i t C o m m i s s i o n A m t < / A d j P r o f i t C o m m i s s i o n A m t > - 
-         < A d j P r o f i t C o m m i s s i o n A m t _ C o n t r o l 4 5 C a p t i o n > A d j P r o f i t C o m m i s s i o n A m t _ C o n t r o l 4 5 C a p t i o n < / A d j P r o f i t C o m m i s s i o n A m t _ C o n t r o l 4 5 C a p t i o n > - 
-         < A d j P r o f i t _ C o n t r o l 3 9 C a p t i o n > A d j P r o f i t _ C o n t r o l 3 9 C a p t i o n < / A d j P r o f i t _ C o n t r o l 3 9 C a p t i o n > - 
-         < A l l _ a m o u n t s _ a r e _ i n _ L C Y C a p t i o n > A l l _ a m o u n t s _ a r e _ i n _ L C Y C a p t i o n < / A l l _ a m o u n t s _ a r e _ i n _ L C Y C a p t i o n > - 
-         < C O M P A N Y N A M E > C O M P A N Y N A M E < / C O M P A N Y N A M E > - 
-         < C u r r R e p o r t _ P A G E N O C a p t i o n > C u r r R e p o r t _ P A G E N O C a p t i o n < / C u r r R e p o r t _ P A G E N O C a p t i o n > - 
-         < C u s t L e d g E n t r y F i l t e r > C u s t L e d g E n t r y F i l t e r < / C u s t L e d g E n t r y F i l t e r > - 
-         < C u s t _ _ L e d g e r _ E n t r y _ _ C u s t o m e r _ N o _ _ C a p t i o n > C u s t _ _ L e d g e r _ E n t r y _ _ C u s t o m e r _ N o _ _ C a p t i o n < / C u s t _ _ L e d g e r _ E n t r y _ _ C u s t o m e r _ N o _ _ C a p t i o n > - 
-         < C u s t _ _ L e d g e r _ E n t r y _ _ D o c u m e n t _ N o _ _ C a p t i o n > C u s t _ _ L e d g e r _ E n t r y _ _ D o c u m e n t _ N o _ _ C a p t i o n < / C u s t _ _ L e d g e r _ E n t r y _ _ D o c u m e n t _ N o _ _ C a p t i o n > - 
-         < C u s t _ _ L e d g e r _ E n t r y _ _ P o s t i n g _ D a t e _ C a p t i o n > C u s t _ _ L e d g e r _ E n t r y _ _ P o s t i n g _ D a t e _ C a p t i o n < / C u s t _ _ L e d g e r _ E n t r y _ _ P o s t i n g _ D a t e _ C a p t i o n > - 
-         < C u s t _ _ L e d g e r _ E n t r y _ _ P r o f i t _ _ L C Y _ _ C a p t i o n > C u s t _ _ L e d g e r _ E n t r y _ _ P r o f i t _ _ L C Y _ _ C a p t i o n < / C u s t _ _ L e d g e r _ E n t r y _ _ P r o f i t _ _ L C Y _ _ C a p t i o n > - 
-         < C u s t _ _ L e d g e r _ E n t r y _ _ S a l e s _ _ L C Y _ _ C a p t i o n > C u s t _ _ L e d g e r _ E n t r y _ _ S a l e s _ _ L C Y _ _ C a p t i o n < / C u s t _ _ L e d g e r _ E n t r y _ _ S a l e s _ _ L C Y _ _ C a p t i o n > - 
-         < C u s t _ _ L e d g e r _ E n t r y _ _ T A B L E C A P T I O N _ _ _ _ _ _ _ _ _ _ C u s t L e d g E n t r y F i l t e r > C u s t _ _ L e d g e r _ E n t r y _ _ T A B L E C A P T I O N _ _ _ _ _ _ _ _ _ _ C u s t L e d g E n t r y F i l t e r < / C u s t _ _ L e d g e r _ E n t r y _ _ T A B L E C A P T I O N _ _ _ _ _ _ _ _ _ _ C u s t L e d g E n t r y F i l t e r > - 
-         < C u s t _ _ L e d g e r _ E n t r y _ _ _ P r o f i t _ _ L C Y _ _ > C u s t _ _ L e d g e r _ E n t r y _ _ _ P r o f i t _ _ L C Y _ _ < / C u s t _ _ L e d g e r _ E n t r y _ _ _ P r o f i t _ _ L C Y _ _ > - 
-         < C u s t _ _ L e d g e r _ E n t r y _ _ _ S a l e s _ _ L C Y _ _ > C u s t _ _ L e d g e r _ E n t r y _ _ _ S a l e s _ _ L C Y _ _ < / C u s t _ _ L e d g e r _ E n t r y _ _ _ S a l e s _ _ L C Y _ _ > - 
-         < P a g e G r o u p N o > P a g e G r o u p N o < / P a g e G r o u p N o > - 
-         < P r o f i t C o m m i s s i o n A m t > P r o f i t C o m m i s s i o n A m t < / P r o f i t C o m m i s s i o n A m t > - 
-         < P r o f i t C o m m i s s i o n A m t _ C o n t r o l 3 3 C a p t i o n > P r o f i t C o m m i s s i o n A m t _ C o n t r o l 3 3 C a p t i o n < / P r o f i t C o m m i s s i o n A m t _ C o n t r o l 3 3 C a p t i o n > - 
-         < S a l e s C o m m i s s i o n A m t > S a l e s C o m m i s s i o n A m t < / S a l e s C o m m i s s i o n A m t > - 
-         < S a l e s C o m m i s s i o n A m t _ C o n t r o l 3 2 C a p t i o n > S a l e s C o m m i s s i o n A m t _ C o n t r o l 3 2 C a p t i o n < / S a l e s C o m m i s s i o n A m t _ C o n t r o l 3 2 C a p t i o n > - 
-         < S a l e s p e r s o n F i l t e r > S a l e s p e r s o n F i l t e r < / S a l e s p e r s o n F i l t e r > - 
-         < S a l e s p e r s o n _ P u r c h a s e r _ C o d e > S a l e s p e r s o n _ P u r c h a s e r _ C o d e < / S a l e s p e r s o n _ P u r c h a s e r _ C o d e > - 
-         < S a l e s p e r s o n _ P u r c h a s e r _ N a m e > S a l e s p e r s o n _ P u r c h a s e r _ N a m e < / S a l e s p e r s o n _ P u r c h a s e r _ N a m e > - 
-         < S a l e s p e r s o n _ P u r c h a s e r _ _ C o m m i s s i o n _ _ _ > S a l e s p e r s o n _ P u r c h a s e r _ _ C o m m i s s i o n _ _ _ < / S a l e s p e r s o n _ P u r c h a s e r _ _ C o m m i s s i o n _ _ _ > - 
-         < S a l e s p e r s o n _ P u r c h a s e r _ _ C o m m i s s i o n _ _ _ C a p t i o n > S a l e s p e r s o n _ P u r c h a s e r _ _ C o m m i s s i o n _ _ _ C a p t i o n < / S a l e s p e r s o n _ P u r c h a s e r _ _ C o m m i s s i o n _ _ _ C a p t i o n > - 
-         < S a l e s p e r s o n _ P u r c h a s e r _ _ T A B L E C A P T I O N _ _ _ _ _ _ _ _ _ _ S a l e s p e r s o n F i l t e r > S a l e s p e r s o n _ P u r c h a s e r _ _ T A B L E C A P T I O N _ _ _ _ _ _ _ _ _ _ S a l e s p e r s o n F i l t e r < / S a l e s p e r s o n _ P u r c h a s e r _ _ T A B L E C A P T I O N _ _ _ _ _ _ _ _ _ _ S a l e s p e r s o n F i l t e r > - 
-         < S a l e s p e r s o n _ _ _ C o m m i s s i o n C a p t i o n > S a l e s p e r s o n _ _ _ C o m m i s s i o n C a p t i o n < / S a l e s p e r s o n _ _ _ C o m m i s s i o n C a p t i o n > - 
-         < S T R S U B S T N O _ T e x t 0 0 0 _ P e r i o d T e x t _ > S T R S U B S T N O _ T e x t 0 0 0 _ P e r i o d T e x t _ < / S T R S U B S T N O _ T e x t 0 0 0 _ P e r i o d T e x t _ > - 
-         < T o t a l C a p t i o n > T o t a l C a p t i o n < / T o t a l C a p t i o n > - 
-         < C u s t _ L e d g e r _ E n t r y > - 
-             < A d j P r o f i t C o m m i s s i o n A m t _ C o n t r o l 4 5 > A d j P r o f i t C o m m i s s i o n A m t _ C o n t r o l 4 5 < / A d j P r o f i t C o m m i s s i o n A m t _ C o n t r o l 4 5 > - 
-             < A d j P r o f i t _ C o n t r o l 3 9 > A d j P r o f i t _ C o n t r o l 3 9 < / A d j P r o f i t _ C o n t r o l 3 9 > - 
-             < C u s t L e d g e r E n t r y _ C u s t o m e r N a m e > C u s t L e d g e r E n t r y _ C u s t o m e r N a m e < / C u s t L e d g e r E n t r y _ C u s t o m e r N a m e > - 
-             < C u s t _ _ L e d g e r _ E n t r y _ _ C u s t o m e r _ N o _ _ > C u s t _ _ L e d g e r _ E n t r y _ _ C u s t o m e r _ N o _ _ < / C u s t _ _ L e d g e r _ E n t r y _ _ C u s t o m e r _ N o _ _ > - 
-             < C u s t _ _ L e d g e r _ E n t r y _ _ D o c u m e n t _ N o _ _ > C u s t _ _ L e d g e r _ E n t r y _ _ D o c u m e n t _ N o _ _ < / C u s t _ _ L e d g e r _ E n t r y _ _ D o c u m e n t _ N o _ _ > - 
-             < C u s t _ _ L e d g e r _ E n t r y _ _ P o s t i n g _ D a t e _ > C u s t _ _ L e d g e r _ E n t r y _ _ P o s t i n g _ D a t e _ < / C u s t _ _ L e d g e r _ E n t r y _ _ P o s t i n g _ D a t e _ > - 
-             < C u s t _ _ L e d g e r _ E n t r y _ _ P r o f i t _ _ L C Y _ _ > C u s t _ _ L e d g e r _ E n t r y _ _ P r o f i t _ _ L C Y _ _ < / C u s t _ _ L e d g e r _ E n t r y _ _ P r o f i t _ _ L C Y _ _ > - 
-             < C u s t _ _ L e d g e r _ E n t r y _ _ S a l e s _ _ L C Y _ _ > C u s t _ _ L e d g e r _ E n t r y _ _ S a l e s _ _ L C Y _ _ < / C u s t _ _ L e d g e r _ E n t r y _ _ S a l e s _ _ L C Y _ _ > - 
-             < P r o f i t C o m m i s s i o n A m t _ C o n t r o l 3 3 > P r o f i t C o m m i s s i o n A m t _ C o n t r o l 3 3 < / P r o f i t C o m m i s s i o n A m t _ C o n t r o l 3 3 > - 
-             < S a l e s C o m m i s s i o n A m t _ C o n t r o l 3 2 > S a l e s C o m m i s s i o n A m t _ C o n t r o l 3 2 < / S a l e s C o m m i s s i o n A m t _ C o n t r o l 3 2 > - 
-             < S a l e s p e r s o n P u r c h a s e r _ C o d e > S a l e s p e r s o n P u r c h a s e r _ C o d e < / S a l e s p e r s o n P u r c h a s e r _ C o d e > - 
-             < S a l e s p e r s o n _ P u r c h a s e r _ _ N a m e > S a l e s p e r s o n _ P u r c h a s e r _ _ N a m e < / S a l e s p e r s o n _ P u r c h a s e r _ _ N a m e > +     < T o o l t i p s > + 
+         < T o o l t i p   c o l u m n = " S a l e s p e r s o n _ P u r c h a s e r _ C o d e "   E l e m e n t I d = " 1 3 8 8 0 3 1 6 5 2 " > + 
+             < T o o l t i p T e x t   l a n g = " e n - U S " > S p e c i f i e s   a   c o d e   f o r   t h e   s a l e s p e r s o n   o r   p u r c h a s e r . < / T o o l t i p T e x t > + 
+         < / T o o l t i p > + 
+         < T o o l t i p   c o l u m n = " S a l e s p e r s o n _ P u r c h a s e r _ N a m e "   E l e m e n t I d = " 1 3 4 8 2 2 8 4 6 2 " > + 
+             < T o o l t i p T e x t   l a n g = " e n - U S " > S p e c i f i e s   t h e   n a m e   o f   t h e   s a l e s p e r s o n   o r   p u r c h a s e r . < / T o o l t i p T e x t > + 
+         < / T o o l t i p > + 
+         < T o o l t i p   c o l u m n = " S a l e s p e r s o n _ P u r c h a s e r _ _ C o m m i s s i o n _ _ _ "   E l e m e n t I d = " 1 5 9 0 6 8 9 0 0 4 " > + 
+             < T o o l t i p T e x t   l a n g = " e n - U S " > S p e c i f i e s   t h e   p e r c e n t a g e   t o   u s e   t o   c a l c u l a t e   t h e   s a l e s p e r s o n ' s   c o m m i s s i o n . < / T o o l t i p T e x t > + 
+         < / T o o l t i p > + 
+         < T o o l t i p   c o l u m n = " C u s t _ _ L e d g e r _ E n t r y _ _ _ S a l e s _ _ L C Y _ _ "   E l e m e n t I d = " 3 4 8 7 9 4 9 4 9 " > + 
+             < T o o l t i p T e x t   l a n g = " e n - U S " > S p e c i f i e s   t h e   t o t a l   s a l e s   a m o u n t   e x c l .   V A T   t o   t h e   c u s t o m e r   i n   L C Y . < / T o o l t i p T e x t > + 
+         < / T o o l t i p > + 
+         < T o o l t i p   c o l u m n = " C u s t _ _ L e d g e r _ E n t r y _ _ D o c u m e n t _ N o _ _ "   E l e m e n t I d = " 8 5 2 6 1 1 1 8 1 " > + 
+             < T o o l t i p T e x t   l a n g = " e n - U S " > S p e c i f i e s   t h e   e n t r y ' s   d o c u m e n t   n u m b e r . < / T o o l t i p T e x t > + 
+         < / T o o l t i p > + 
+         < T o o l t i p   c o l u m n = " C u s t _ _ L e d g e r _ E n t r y _ _ C u s t o m e r _ N o _ _ "   E l e m e n t I d = " 1 0 0 9 0 1 6 8 0 8 " > + 
+             < T o o l t i p T e x t   l a n g = " e n - U S " > S p e c i f i e s   t h e   c u s t o m e r   a c c o u n t   n u m b e r   t h a t   t h e   e n t r y   i s   l i n k e d   t o . < / T o o l t i p T e x t > + 
+         < / T o o l t i p > + 
+         < T o o l t i p   c o l u m n = " C u s t _ _ L e d g e r _ E n t r y _ _ S a l e s _ _ L C Y _ _ "   E l e m e n t I d = " 8 1 9 5 1 7 4 8 " > + 
+             < T o o l t i p T e x t   l a n g = " e n - U S " > S p e c i f i e s   t h e   t o t a l   s a l e s   a m o u n t   e x c l .   V A T   t o   t h e   c u s t o m e r   i n   L C Y . < / T o o l t i p T e x t > + 
+         < / T o o l t i p > + 
+         < T o o l t i p   c o l u m n = " C u s t L e d g e r E n t r y _ C u s t o m e r N a m e "   E l e m e n t I d = " 2 0 9 1 8 9 3 2 7 9 " > + 
+             < T o o l t i p T e x t   l a n g = " e n - U S " > S p e c i f i e s   t h e   c u s t o m e r   n a m e   t h a t   t h e   e n t r y   i s   l i n k e d   t o . < / T o o l t i p T e x t > + 
+         < / T o o l t i p > + 
+         < T o o l t i p   c o l u m n = " S a l e s p e r s o n P u r c h a s e r _ C o d e "   E l e m e n t I d = " 1 2 2 1 2 1 9 2 4 5 " > + 
+             < T o o l t i p T e x t   l a n g = " e n - U S " > S p e c i f i e s   a   c o d e   f o r   t h e   s a l e s p e r s o n   o r   p u r c h a s e r . < / T o o l t i p T e x t > + 
+         < / T o o l t i p > + 
+         < T o o l t i p   c o l u m n = " S a l e s p e r s o n _ P u r c h a s e r _ _ N a m e "   E l e m e n t I d = " 1 1 9 5 8 7 9 8 7 3 " > + 
+             < T o o l t i p T e x t   l a n g = " e n - U S " > S p e c i f i e s   t h e   n a m e   o f   t h e   s a l e s p e r s o n   o r   p u r c h a s e r . < / T o o l t i p T e x t > + 
+         < / T o o l t i p > + 
+         < T o o l t i p   c o l u m n = " S u b t o t a l s _ S a l e s p e r s o n _ C o d e "   E l e m e n t I d = " 1 1 9 8 5 9 4 2 7 2 " > + 
+             < T o o l t i p T e x t   l a n g = " e n - U S " > S p e c i f i e s   a   c o d e   f o r   t h e   s a l e s p e r s o n   o r   p u r c h a s e r . < / T o o l t i p T e x t > + 
+         < / T o o l t i p > + 
+     < / T o o l t i p s > + 
+     < S a l e s p e r s o n _ P u r c h a s e r   E l e m e n t T y p e = " D a t a I t e m "   E l e m e n t I d = " 7 1 5 0 0 7 1 9 8 " > + 
+         < A d j P r o f i t   E l e m e n t T y p e = " C o l u m n "   E l e m e n t I d = " 6 6 6 3 9 3 8 5 2 "   D a t a T y p e = " D e c i m a l "   O b s o l e t e S t a t e = " P e n d i n g " > A d j P r o f i t < / A d j P r o f i t > + 
+         < A d j P r o f i t C o m m i s s i o n A m t   E l e m e n t T y p e = " C o l u m n "   E l e m e n t I d = " 1 5 8 1 4 8 8 5 9 9 "   D a t a T y p e = " D e c i m a l "   O b s o l e t e S t a t e = " P e n d i n g " > A d j P r o f i t C o m m i s s i o n A m t < / A d j P r o f i t C o m m i s s i o n A m t > + 
+         < A d j P r o f i t C o m m i s s i o n A m t _ C o n t r o l 4 5 C a p t i o n   E l e m e n t T y p e = " C o l u m n "   E l e m e n t I d = " 6 2 1 2 7 7 8 5 4 "   D a t a T y p e = " L a b e l "   O b s o l e t e S t a t e = " P e n d i n g " > A d j P r o f i t C o m m i s s i o n A m t _ C o n t r o l 4 5 C a p t i o n < / A d j P r o f i t C o m m i s s i o n A m t _ C o n t r o l 4 5 C a p t i o n > + 
+         < A d j P r o f i t _ C o n t r o l 3 9 C a p t i o n   E l e m e n t T y p e = " C o l u m n "   E l e m e n t I d = " 2 1 3 3 9 8 4 3 2 "   D a t a T y p e = " L a b e l "   O b s o l e t e S t a t e = " P e n d i n g " > A d j P r o f i t _ C o n t r o l 3 9 C a p t i o n < / A d j P r o f i t _ C o n t r o l 3 9 C a p t i o n > + 
+         < A l l _ a m o u n t s _ a r e _ i n _ L C Y C a p t i o n   E l e m e n t T y p e = " C o l u m n "   E l e m e n t I d = " 6 9 7 4 8 4 8 0 2 "   D a t a T y p e = " L a b e l "   O b s o l e t e S t a t e = " P e n d i n g " > A l l _ a m o u n t s _ a r e _ i n _ L C Y C a p t i o n < / A l l _ a m o u n t s _ a r e _ i n _ L C Y C a p t i o n > + 
+         < C O M P A N Y N A M E   E l e m e n t T y p e = " C o l u m n "   E l e m e n t I d = " 1 7 5 3 0 1 5 1 5 5 "   D a t a T y p e = " S t r i n g "   O b s o l e t e S t a t e = " P e n d i n g " > C O M P A N Y N A M E < / C O M P A N Y N A M E > + 
+         < C u r r R e p o r t _ P A G E N O C a p t i o n   E l e m e n t T y p e = " C o l u m n "   E l e m e n t I d = " 1 8 4 6 2 6 2 1 5 8 "   D a t a T y p e = " L a b e l "   O b s o l e t e S t a t e = " P e n d i n g " > C u r r R e p o r t _ P A G E N O C a p t i o n < / C u r r R e p o r t _ P A G E N O C a p t i o n > + 
+         < C u s t L e d g E n t r y F i l t e r   E l e m e n t T y p e = " C o l u m n "   E l e m e n t I d = " 1 1 7 3 5 3 2 6 6 6 "   D a t a T y p e = " T e x t "   O b s o l e t e S t a t e = " P e n d i n g " > C u s t L e d g E n t r y F i l t e r < / C u s t L e d g E n t r y F i l t e r > + 
+         < C u s t _ _ L e d g e r _ E n t r y _ _ C u s t o m e r _ N o _ _ C a p t i o n   E l e m e n t T y p e = " C o l u m n "   E l e m e n t I d = " 1 2 2 3 8 5 6 2 7 8 "   D a t a T y p e = " S t r i n g "   O b s o l e t e S t a t e = " P e n d i n g " > C u s t _ _ L e d g e r _ E n t r y _ _ C u s t o m e r _ N o _ _ C a p t i o n < / C u s t _ _ L e d g e r _ E n t r y _ _ C u s t o m e r _ N o _ _ C a p t i o n > + 
+         < C u s t _ _ L e d g e r _ E n t r y _ _ D o c u m e n t _ N o _ _ C a p t i o n   E l e m e n t T y p e = " C o l u m n "   E l e m e n t I d = " 4 8 8 8 0 6 5 1 7 "   D a t a T y p e = " S t r i n g "   O b s o l e t e S t a t e = " P e n d i n g " > C u s t _ _ L e d g e r _ E n t r y _ _ D o c u m e n t _ N o _ _ C a p t i o n < / C u s t _ _ L e d g e r _ E n t r y _ _ D o c u m e n t _ N o _ _ C a p t i o n > + 
+         < C u s t _ _ L e d g e r _ E n t r y _ _ P o s t i n g _ D a t e _ C a p t i o n   E l e m e n t T y p e = " C o l u m n "   E l e m e n t I d = " 2 0 7 9 4 3 8 7 1 2 "   D a t a T y p e = " L a b e l "   O b s o l e t e S t a t e = " P e n d i n g " > C u s t _ _ L e d g e r _ E n t r y _ _ P o s t i n g _ D a t e _ C a p t i o n < / C u s t _ _ L e d g e r _ E n t r y _ _ P o s t i n g _ D a t e _ C a p t i o n > + 
+         < C u s t _ _ L e d g e r _ E n t r y _ _ P r o f i t _ _ L C Y _ _ C a p t i o n   E l e m e n t T y p e = " C o l u m n "   E l e m e n t I d = " 1 9 9 4 3 8 8 4 7 6 "   D a t a T y p e = " S t r i n g "   O b s o l e t e S t a t e = " P e n d i n g " > C u s t _ _ L e d g e r _ E n t r y _ _ P r o f i t _ _ L C Y _ _ C a p t i o n < / C u s t _ _ L e d g e r _ E n t r y _ _ P r o f i t _ _ L C Y _ _ C a p t i o n > + 
+         < C u s t _ _ L e d g e r _ E n t r y _ _ S a l e s _ _ L C Y _ _ C a p t i o n   E l e m e n t T y p e = " C o l u m n "   E l e m e n t I d = " 1 0 5 6 9 2 6 5 4 6 "   D a t a T y p e = " S t r i n g "   O b s o l e t e S t a t e = " P e n d i n g " > C u s t _ _ L e d g e r _ E n t r y _ _ S a l e s _ _ L C Y _ _ C a p t i o n < / C u s t _ _ L e d g e r _ E n t r y _ _ S a l e s _ _ L C Y _ _ C a p t i o n > + 
+         < C u s t _ _ L e d g e r _ E n t r y _ _ T A B L E C A P T I O N _ _ _ _ _ _ _ _ _ _ C u s t L e d g E n t r y F i l t e r   E l e m e n t T y p e = " C o l u m n "   E l e m e n t I d = " 7 1 0 6 3 3 9 1 7 "   D a t a T y p e = " T e x t " > C u s t _ _ L e d g e r _ E n t r y _ _ T A B L E C A P T I O N _ _ _ _ _ _ _ _ _ _ C u s t L e d g E n t r y F i l t e r < / C u s t _ _ L e d g e r _ E n t r y _ _ T A B L E C A P T I O N _ _ _ _ _ _ _ _ _ _ C u s t L e d g E n t r y F i l t e r > + 
+         < C u s t _ _ L e d g e r _ E n t r y _ _ _ P r o f i t _ _ L C Y _ _   E l e m e n t T y p e = " C o l u m n "   E l e m e n t I d = " 1 6 1 5 1 3 7 4 4 3 "   D a t a T y p e = " D e c i m a l "   O b s o l e t e S t a t e = " P e n d i n g " > C u s t _ _ L e d g e r _ E n t r y _ _ _ P r o f i t _ _ L C Y _ _ < / C u s t _ _ L e d g e r _ E n t r y _ _ _ P r o f i t _ _ L C Y _ _ > + 
+         < C u s t _ _ L e d g e r _ E n t r y _ _ _ S a l e s _ _ L C Y _ _   E l e m e n t T y p e = " C o l u m n "   E l e m e n t I d = " 3 4 8 7 9 4 9 4 9 "   D a t a T y p e = " D e c i m a l "   O b s o l e t e S t a t e = " P e n d i n g " > C u s t _ _ L e d g e r _ E n t r y _ _ _ S a l e s _ _ L C Y _ _ < / C u s t _ _ L e d g e r _ E n t r y _ _ _ S a l e s _ _ L C Y _ _ > + 
+         < P a g e G r o u p N o   E l e m e n t T y p e = " C o l u m n "   E l e m e n t I d = " 6 4 9 1 8 0 1 4 4 "   D a t a T y p e = " I n t e g e r "   O b s o l e t e S t a t e = " P e n d i n g " > P a g e G r o u p N o < / P a g e G r o u p N o > + 
+         < P r o f i t C o m m i s s i o n A m t   E l e m e n t T y p e = " C o l u m n "   E l e m e n t I d = " 4 1 6 2 2 4 2 0 6 "   D a t a T y p e = " D e c i m a l "   O b s o l e t e S t a t e = " P e n d i n g " > P r o f i t C o m m i s s i o n A m t < / P r o f i t C o m m i s s i o n A m t > + 
+         < P r o f i t C o m m i s s i o n A m t _ C o n t r o l 3 3 C a p t i o n   E l e m e n t T y p e = " C o l u m n "   E l e m e n t I d = " 4 6 5 8 1 2 5 3 6 "   D a t a T y p e = " L a b e l "   O b s o l e t e S t a t e = " P e n d i n g " > P r o f i t C o m m i s s i o n A m t _ C o n t r o l 3 3 C a p t i o n < / P r o f i t C o m m i s s i o n A m t _ C o n t r o l 3 3 C a p t i o n > + 
+         < S a l e s C o m m i s s i o n A m t   E l e m e n t T y p e = " C o l u m n "   E l e m e n t I d = " 1 6 5 6 6 7 5 0 1 6 "   D a t a T y p e = " D e c i m a l "   O b s o l e t e S t a t e = " P e n d i n g " > S a l e s C o m m i s s i o n A m t < / S a l e s C o m m i s s i o n A m t > + 
+         < S a l e s C o m m i s s i o n A m t _ C o n t r o l 3 2 C a p t i o n   E l e m e n t T y p e = " C o l u m n "   E l e m e n t I d = " 1 2 7 2 6 4 2 0 6 5 "   D a t a T y p e = " L a b e l "   O b s o l e t e S t a t e = " P e n d i n g " > S a l e s C o m m i s s i o n A m t _ C o n t r o l 3 2 C a p t i o n < / S a l e s C o m m i s s i o n A m t _ C o n t r o l 3 2 C a p t i o n > + 
+         < S a l e s p e r s o n F i l t e r   E l e m e n t T y p e = " C o l u m n "   E l e m e n t I d = " 1 2 4 2 2 8 3 2 5 6 "   D a t a T y p e = " T e x t "   O b s o l e t e S t a t e = " P e n d i n g " > S a l e s p e r s o n F i l t e r < / S a l e s p e r s o n F i l t e r > + 
+         < S a l e s p e r s o n _ P u r c h a s e r _ C o d e   E l e m e n t T y p e = " C o l u m n "   E l e m e n t I d = " 1 3 8 8 0 3 1 6 5 2 "   D a t a T y p e = " C o d e " > S a l e s p e r s o n _ P u r c h a s e r _ C o d e < / S a l e s p e r s o n _ P u r c h a s e r _ C o d e > + 
+         < S a l e s p e r s o n _ P u r c h a s e r _ N a m e   E l e m e n t T y p e = " C o l u m n "   E l e m e n t I d = " 1 3 4 8 2 2 8 4 6 2 "   D a t a T y p e = " T e x t " > S a l e s p e r s o n _ P u r c h a s e r _ N a m e < / S a l e s p e r s o n _ P u r c h a s e r _ N a m e > + 
+         < S a l e s p e r s o n _ P u r c h a s e r _ _ C o m m i s s i o n _ _ _   E l e m e n t T y p e = " C o l u m n "   E l e m e n t I d = " 1 5 9 0 6 8 9 0 0 4 "   D a t a T y p e = " D e c i m a l " > S a l e s p e r s o n _ P u r c h a s e r _ _ C o m m i s s i o n _ _ _ < / S a l e s p e r s o n _ P u r c h a s e r _ _ C o m m i s s i o n _ _ _ > + 
+         < S a l e s p e r s o n _ P u r c h a s e r _ _ C o m m i s s i o n _ _ _ C a p t i o n   E l e m e n t T y p e = " C o l u m n "   E l e m e n t I d = " 4 9 9 4 6 3 1 7 0 "   D a t a T y p e = " S t r i n g "   O b s o l e t e S t a t e = " P e n d i n g " > S a l e s p e r s o n _ P u r c h a s e r _ _ C o m m i s s i o n _ _ _ C a p t i o n < / S a l e s p e r s o n _ P u r c h a s e r _ _ C o m m i s s i o n _ _ _ C a p t i o n > + 
+         < S a l e s p e r s o n _ P u r c h a s e r _ _ T A B L E C A P T I O N _ _ _ _ _ _ _ _ _ _ S a l e s p e r s o n F i l t e r   E l e m e n t T y p e = " C o l u m n "   E l e m e n t I d = " 1 0 1 6 0 4 1 6 9 9 "   D a t a T y p e = " T e x t " > S a l e s p e r s o n _ P u r c h a s e r _ _ T A B L E C A P T I O N _ _ _ _ _ _ _ _ _ _ S a l e s p e r s o n F i l t e r < / S a l e s p e r s o n _ P u r c h a s e r _ _ T A B L E C A P T I O N _ _ _ _ _ _ _ _ _ _ S a l e s p e r s o n F i l t e r > + 
+         < S a l e s p e r s o n _ _ _ C o m m i s s i o n C a p t i o n   E l e m e n t T y p e = " C o l u m n "   E l e m e n t I d = " 1 7 6 9 4 7 1 9 4 8 "   D a t a T y p e = " L a b e l "   O b s o l e t e S t a t e = " P e n d i n g " > S a l e s p e r s o n _ _ _ C o m m i s s i o n C a p t i o n < / S a l e s p e r s o n _ _ _ C o m m i s s i o n C a p t i o n > + 
+         < S T R S U B S T N O _ T e x t 0 0 0 _ P e r i o d T e x t _   E l e m e n t T y p e = " C o l u m n "   E l e m e n t I d = " 7 2 2 9 9 1 7 0 4 "   D a t a T y p e = " S t r i n g " > S T R S U B S T N O _ T e x t 0 0 0 _ P e r i o d T e x t _ < / S T R S U B S T N O _ T e x t 0 0 0 _ P e r i o d T e x t _ > + 
+         < T o t a l C a p t i o n   E l e m e n t T y p e = " C o l u m n "   E l e m e n t I d = " 7 0 7 1 0 2 6 9 5 "   D a t a T y p e = " L a b e l "   O b s o l e t e S t a t e = " P e n d i n g " > T o t a l C a p t i o n < / T o t a l C a p t i o n > + 
+         < C u s t _ L e d g e r _ E n t r y   E l e m e n t T y p e = " D a t a I t e m "   E l e m e n t I d = " 1 6 3 9 1 4 6 4 4 5 " > + 
+             < A d j P r o f i t C o m m i s s i o n A m t _ C o n t r o l 4 5   E l e m e n t T y p e = " C o l u m n "   E l e m e n t I d = " 8 0 5 8 9 6 4 0 0 "   D a t a T y p e = " D e c i m a l " > A d j P r o f i t C o m m i s s i o n A m t _ C o n t r o l 4 5 < / A d j P r o f i t C o m m i s s i o n A m t _ C o n t r o l 4 5 > + 
+             < A d j P r o f i t _ C o n t r o l 3 9   E l e m e n t T y p e = " C o l u m n "   E l e m e n t I d = " 2 0 2 4 1 9 6 5 4 2 "   D a t a T y p e = " D e c i m a l " > A d j P r o f i t _ C o n t r o l 3 9 < / A d j P r o f i t _ C o n t r o l 3 9 > + 
+             < C u s t L e d g e r E n t r y _ C u s t o m e r N a m e   E l e m e n t T y p e = " C o l u m n "   E l e m e n t I d = " 2 0 9 1 8 9 3 2 7 9 "   D a t a T y p e = " T e x t " > C u s t L e d g e r E n t r y _ C u s t o m e r N a m e < / C u s t L e d g e r E n t r y _ C u s t o m e r N a m e > + 
+             < C u s t _ _ L e d g e r _ E n t r y _ _ C u s t o m e r _ N o _ _   E l e m e n t T y p e = " C o l u m n "   E l e m e n t I d = " 1 0 0 9 0 1 6 8 0 8 "   D a t a T y p e = " C o d e " > C u s t _ _ L e d g e r _ E n t r y _ _ C u s t o m e r _ N o _ _ < / C u s t _ _ L e d g e r _ E n t r y _ _ C u s t o m e r _ N o _ _ > + 
+             < C u s t _ _ L e d g e r _ E n t r y _ _ D o c u m e n t _ N o _ _   E l e m e n t T y p e = " C o l u m n "   E l e m e n t I d = " 8 5 2 6 1 1 1 8 1 "   D a t a T y p e = " C o d e " > C u s t _ _ L e d g e r _ E n t r y _ _ D o c u m e n t _ N o _ _ < / C u s t _ _ L e d g e r _ E n t r y _ _ D o c u m e n t _ N o _ _ > + 
+             < C u s t _ _ L e d g e r _ E n t r y _ _ P o s t i n g _ D a t e _   E l e m e n t T y p e = " C o l u m n "   E l e m e n t I d = " 2 1 4 2 6 5 7 1 6 2 "   D a t a T y p e = " S t r i n g " > C u s t _ _ L e d g e r _ E n t r y _ _ P o s t i n g _ D a t e _ < / C u s t _ _ L e d g e r _ E n t r y _ _ P o s t i n g _ D a t e _ > + 
+             < C u s t _ _ L e d g e r _ E n t r y _ _ P r o f i t _ _ L C Y _ _   E l e m e n t T y p e = " C o l u m n "   E l e m e n t I d = " 5 1 9 3 4 1 8 2 6 "   D a t a T y p e = " D e c i m a l " > C u s t _ _ L e d g e r _ E n t r y _ _ P r o f i t _ _ L C Y _ _ < / C u s t _ _ L e d g e r _ E n t r y _ _ P r o f i t _ _ L C Y _ _ > + 
+             < C u s t _ _ L e d g e r _ E n t r y _ _ S a l e s _ _ L C Y _ _   E l e m e n t T y p e = " C o l u m n "   E l e m e n t I d = " 8 1 9 5 1 7 4 8 "   D a t a T y p e = " D e c i m a l " > C u s t _ _ L e d g e r _ E n t r y _ _ S a l e s _ _ L C Y _ _ < / C u s t _ _ L e d g e r _ E n t r y _ _ S a l e s _ _ L C Y _ _ > + 
+             < P r o f i t C o m m i s s i o n A m t _ C o n t r o l 3 3   E l e m e n t T y p e = " C o l u m n "   E l e m e n t I d = " 3 1 2 1 8 6 8 2 6 "   D a t a T y p e = " D e c i m a l " > P r o f i t C o m m i s s i o n A m t _ C o n t r o l 3 3 < / P r o f i t C o m m i s s i o n A m t _ C o n t r o l 3 3 > + 
+             < S a l e s C o m m i s s i o n A m t _ C o n t r o l 3 2   E l e m e n t T y p e = " C o l u m n "   E l e m e n t I d = " 1 4 6 2 3 9 0 1 5 3 "   D a t a T y p e = " D e c i m a l " > S a l e s C o m m i s s i o n A m t _ C o n t r o l 3 2 < / S a l e s C o m m i s s i o n A m t _ C o n t r o l 3 2 > + 
+             < S a l e s p e r s o n P u r c h a s e r _ C o d e   E l e m e n t T y p e = " C o l u m n "   E l e m e n t I d = " 1 2 2 1 2 1 9 2 4 5 "   D a t a T y p e = " C o d e " > S a l e s p e r s o n P u r c h a s e r _ C o d e < / S a l e s p e r s o n P u r c h a s e r _ C o d e > + 
+             < S a l e s p e r s o n _ P u r c h a s e r _ _ N a m e   E l e m e n t T y p e = " C o l u m n "   E l e m e n t I d = " 1 1 9 5 8 7 9 8 7 3 "   D a t a T y p e = " T e x t " > S a l e s p e r s o n _ P u r c h a s e r _ _ N a m e < / S a l e s p e r s o n _ P u r c h a s e r _ _ N a m e >   
          < / C u s t _ L e d g e r _ E n t r y >   
-         < S u b t o t a l s > - 
-             < S u b t o t a l s _ A d j P r o f i t > S u b t o t a l s _ A d j P r o f i t < / S u b t o t a l s _ A d j P r o f i t > - 
-             < S u b t o t a l s _ A d j P r o f i t C o m m i s s i o n > S u b t o t a l s _ A d j P r o f i t C o m m i s s i o n < / S u b t o t a l s _ A d j P r o f i t C o m m i s s i o n > - 
-             < S u b t o t a l s _ P r o f i t > S u b t o t a l s _ P r o f i t < / S u b t o t a l s _ P r o f i t > - 
-             < S u b t o t a l s _ P r o f i t C o m m i s s i o n > S u b t o t a l s _ P r o f i t C o m m i s s i o n < / S u b t o t a l s _ P r o f i t C o m m i s s i o n > - 
-             < S u b t o t a l s _ S a l e s > S u b t o t a l s _ S a l e s < / S u b t o t a l s _ S a l e s > - 
-             < S u b t o t a l s _ S a l e s C o m m i s s i o n > S u b t o t a l s _ S a l e s C o m m i s s i o n < / S u b t o t a l s _ S a l e s C o m m i s s i o n > - 
-             < S u b t o t a l s _ S a l e s p e r s o n _ C o d e > S u b t o t a l s _ S a l e s p e r s o n _ C o d e < / S u b t o t a l s _ S a l e s p e r s o n _ C o d e > +         < S u b t o t a l s   E l e m e n t T y p e = " D a t a I t e m "   E l e m e n t I d = " 8 3 8 6 9 3 5 6 0 " > + 
+             < S u b t o t a l s _ A d j P r o f i t   E l e m e n t T y p e = " C o l u m n "   E l e m e n t I d = " 5 6 1 3 6 6 8 2 2 "   D a t a T y p e = " D e c i m a l " > S u b t o t a l s _ A d j P r o f i t < / S u b t o t a l s _ A d j P r o f i t > + 
+             < S u b t o t a l s _ A d j P r o f i t C o m m i s s i o n   E l e m e n t T y p e = " C o l u m n "   E l e m e n t I d = " 1 4 1 8 9 7 1 8 3 5 "   D a t a T y p e = " D e c i m a l " > S u b t o t a l s _ A d j P r o f i t C o m m i s s i o n < / S u b t o t a l s _ A d j P r o f i t C o m m i s s i o n > + 
+             < S u b t o t a l s _ P r o f i t   E l e m e n t T y p e = " C o l u m n "   E l e m e n t I d = " 2 4 1 5 0 0 6 9 7 "   D a t a T y p e = " D e c i m a l " > S u b t o t a l s _ P r o f i t < / S u b t o t a l s _ P r o f i t > + 
+             < S u b t o t a l s _ P r o f i t C o m m i s s i o n   E l e m e n t T y p e = " C o l u m n "   E l e m e n t I d = " 1 4 9 6 3 3 2 1 7 2 "   D a t a T y p e = " D e c i m a l " > S u b t o t a l s _ P r o f i t C o m m i s s i o n < / S u b t o t a l s _ P r o f i t C o m m i s s i o n > + 
+             < S u b t o t a l s _ S a l e s   E l e m e n t T y p e = " C o l u m n "   E l e m e n t I d = " 1 9 7 8 7 7 5 0 3 "   D a t a T y p e = " D e c i m a l " > S u b t o t a l s _ S a l e s < / S u b t o t a l s _ S a l e s > + 
+             < S u b t o t a l s _ S a l e s C o m m i s s i o n   E l e m e n t T y p e = " C o l u m n "   E l e m e n t I d = " 1 4 7 6 0 7 2 5 9 0 "   D a t a T y p e = " D e c i m a l " > S u b t o t a l s _ S a l e s C o m m i s s i o n < / S u b t o t a l s _ S a l e s C o m m i s s i o n > + 
+             < S u b t o t a l s _ S a l e s p e r s o n _ C o d e   E l e m e n t T y p e = " C o l u m n "   E l e m e n t I d = " 1 1 9 8 5 9 4 2 7 2 "   D a t a T y p e = " C o d e " > S u b t o t a l s _ S a l e s p e r s o n _ C o d e < / S u b t o t a l s _ S a l e s p e r s o n _ C o d e >   
          < / S u b t o t a l s >   
      < / S a l e s p e r s o n _ P u r c h a s e r >   
-     < T o t a l s > - 
-         < T o t a l s _ A d j P r o f i t > T o t a l s _ A d j P r o f i t < / T o t a l s _ A d j P r o f i t > - 
-         < T o t a l s _ A d j P r o f i t C o m m i s s i o n > T o t a l s _ A d j P r o f i t C o m m i s s i o n < / T o t a l s _ A d j P r o f i t C o m m i s s i o n > - 
-         < T o t a l s _ P r o f i t > T o t a l s _ P r o f i t < / T o t a l s _ P r o f i t > - 
-         < T o t a l s _ P r o f i t C o m m i s s i o n > T o t a l s _ P r o f i t C o m m i s s i o n < / T o t a l s _ P r o f i t C o m m i s s i o n > - 
-         < T o t a l s _ S a l e s > T o t a l s _ S a l e s < / T o t a l s _ S a l e s > - 
-         < T o t a l s _ S a l e s C o m m i s s i o n > T o t a l s _ S a l e s C o m m i s s i o n < / T o t a l s _ S a l e s C o m m i s s i o n > +     < T o t a l s   E l e m e n t T y p e = " D a t a I t e m "   E l e m e n t I d = " 1 8 2 3 9 5 0 0 4 4 " > + 
+         < T o t a l s _ A d j P r o f i t   E l e m e n t T y p e = " C o l u m n "   E l e m e n t I d = " 1 9 0 9 5 0 1 3 6 2 "   D a t a T y p e = " D e c i m a l " > T o t a l s _ A d j P r o f i t < / T o t a l s _ A d j P r o f i t > + 
+         < T o t a l s _ A d j P r o f i t C o m m i s s i o n   E l e m e n t T y p e = " C o l u m n "   E l e m e n t I d = " 9 4 6 1 0 3 7 5 9 "   D a t a T y p e = " D e c i m a l " > T o t a l s _ A d j P r o f i t C o m m i s s i o n < / T o t a l s _ A d j P r o f i t C o m m i s s i o n > + 
+         < T o t a l s _ P r o f i t   E l e m e n t T y p e = " C o l u m n "   E l e m e n t I d = " 6 4 6 2 9 5 2 1 9 "   D a t a T y p e = " D e c i m a l " > T o t a l s _ P r o f i t < / T o t a l s _ P r o f i t > + 
+         < T o t a l s _ P r o f i t C o m m i s s i o n   E l e m e n t T y p e = " C o l u m n "   E l e m e n t I d = " 3 6 7 7 9 1 3 9 2 "   D a t a T y p e = " D e c i m a l " > T o t a l s _ P r o f i t C o m m i s s i o n < / T o t a l s _ P r o f i t C o m m i s s i o n > + 
+         < T o t a l s _ S a l e s   E l e m e n t T y p e = " C o l u m n "   E l e m e n t I d = " 1 3 9 9 9 8 5 1 0 9 "   D a t a T y p e = " D e c i m a l " > T o t a l s _ S a l e s < / T o t a l s _ S a l e s > + 
+         < T o t a l s _ S a l e s C o m m i s s i o n   E l e m e n t T y p e = " C o l u m n "   E l e m e n t I d = " 4 6 4 8 2 3 3 9 8 "   D a t a T y p e = " D e c i m a l " > T o t a l s _ S a l e s C o m m i s s i o n < / T o t a l s _ S a l e s C o m m i s s i o n >   
      < / T o t a l s >   
@@ -4526,17 +4603,17 @@
 </file>
 
 <file path=customXml/itemProps1.xml><?xml version="1.0" encoding="utf-8"?>
-<ds:datastoreItem xmlns:ds="http://schemas.openxmlformats.org/officeDocument/2006/customXml" ds:itemID="{A0CC7945-5283-4905-A71D-472246249B67}">
+<ds:datastoreItem xmlns:ds="http://schemas.openxmlformats.org/officeDocument/2006/customXml" ds:itemID="{79D6D75F-D29A-40D3-A819-B215617F17D6}">
   <ds:schemaRefs>
-    <ds:schemaRef ds:uri="urn:microsoft-dynamics-businesscentral/internal/extended/reports/Salesperson_Commission/115/"/>
+    <ds:schemaRef ds:uri="urn:microsoft-dynamics-nav/reports/Salesperson_Commission/115/"/>
   </ds:schemaRefs>
 </ds:datastoreItem>
 </file>
 
 <file path=customXml/itemProps2.xml><?xml version="1.0" encoding="utf-8"?>
-<ds:datastoreItem xmlns:ds="http://schemas.openxmlformats.org/officeDocument/2006/customXml" ds:itemID="{79D6D75F-D29A-40D3-A819-B215617F17D6}">
+<ds:datastoreItem xmlns:ds="http://schemas.openxmlformats.org/officeDocument/2006/customXml" ds:itemID="{A0CC7945-5283-4905-A71D-472246249B67}">
   <ds:schemaRefs>
-    <ds:schemaRef ds:uri="urn:microsoft-dynamics-nav/reports/Salesperson_Commission/115/"/>
+    <ds:schemaRef ds:uri="urn:microsoft-dynamics-businesscentral/internal/extended/reports/Salesperson_Commission/115/"/>
   </ds:schemaRefs>
 </ds:datastoreItem>
 </file>

--- a/src/Layers/W1/BaseApp/Sales/Reports/SalespersonCommissionBody.docx
+++ b/src/Layers/W1/BaseApp/Sales/Reports/SalespersonCommissionBody.docx
@@ -1,6 +1,6 @@
 
 <file path=word/document.xml><?xml version="1.0" encoding="utf-8"?>
-<w:document xmlns:wpc="http://schemas.microsoft.com/office/word/2010/wordprocessingCanvas" xmlns:cx="http://schemas.microsoft.com/office/drawing/2014/chartex" xmlns:cx1="http://schemas.microsoft.com/office/drawing/2015/9/8/chartex" xmlns:cx2="http://schemas.microsoft.com/office/drawing/2015/10/21/chartex" xmlns:cx3="http://schemas.microsoft.com/office/drawing/2016/5/9/chartex" xmlns:cx4="http://schemas.microsoft.com/office/drawing/2016/5/10/chartex" xmlns:cx5="http://schemas.microsoft.com/office/drawing/2016/5/11/chartex" xmlns:cx6="http://schemas.microsoft.com/office/drawing/2016/5/12/chartex" xmlns:cx7="http://schemas.microsoft.com/office/drawing/2016/5/13/chartex" xmlns:cx8="http://schemas.microsoft.com/office/drawing/2016/5/14/chartex" xmlns:mc="http://schemas.openxmlformats.org/markup-compatibility/2006" xmlns:aink="http://schemas.microsoft.com/office/drawing/2016/ink" xmlns:am3d="http://schemas.microsoft.com/office/drawing/2017/model3d" xmlns:o="urn:schemas-microsoft-com:office:office" xmlns:oel="http://schemas.microsoft.com/office/2019/extlst" xmlns:r="http://schemas.openxmlformats.org/officeDocument/2006/relationships" xmlns:m="http://schemas.openxmlformats.org/officeDocument/2006/math" xmlns:v="urn:schemas-microsoft-com:vml" xmlns:wp14="http://schemas.microsoft.com/office/word/2010/wordprocessingDrawing" xmlns:wp="http://schemas.openxmlformats.org/drawingml/2006/wordprocessingDrawing" xmlns:w10="urn:schemas-microsoft-com:office:word" xmlns:w="http://schemas.openxmlformats.org/wordprocessingml/2006/main" xmlns:w14="http://schemas.microsoft.com/office/word/2010/wordml" xmlns:w15="http://schemas.microsoft.com/office/word/2012/wordml" xmlns:w16cei="http://schemas.microsoft.com/office/word/2026/wordml/cei" xmlns:w16cex="http://schemas.microsoft.com/office/word/2018/wordml/cex" xmlns:w16cid="http://schemas.microsoft.com/office/word/2016/wordml/cid" xmlns:w16="http://schemas.microsoft.com/office/word/2018/wordml" xmlns:w16du="http://schemas.microsoft.com/office/word/2023/wordml/word16du" xmlns:w16sdtdh="http://schemas.microsoft.com/office/word/2020/wordml/sdtdatahash" xmlns:w16sdtfl="http://schemas.microsoft.com/office/word/2024/wordml/sdtformatlock" xmlns:w16se="http://schemas.microsoft.com/office/word/2015/wordml/symex" xmlns:wpg="http://schemas.microsoft.com/office/word/2010/wordprocessingGroup" xmlns:wpi="http://schemas.microsoft.com/office/word/2010/wordprocessingInk" xmlns:wne="http://schemas.microsoft.com/office/word/2006/wordml" xmlns:wps="http://schemas.microsoft.com/office/word/2010/wordprocessingShape" mc:Ignorable="w14 w15 w16se w16cid w16 w16cex w16sdtdh w16sdtfl w16du wp14">
+<w:document xmlns:wpc="http://schemas.microsoft.com/office/word/2010/wordprocessingCanvas" xmlns:cx="http://schemas.microsoft.com/office/drawing/2014/chartex" xmlns:cx1="http://schemas.microsoft.com/office/drawing/2015/9/8/chartex" xmlns:cx2="http://schemas.microsoft.com/office/drawing/2015/10/21/chartex" xmlns:cx3="http://schemas.microsoft.com/office/drawing/2016/5/9/chartex" xmlns:cx4="http://schemas.microsoft.com/office/drawing/2016/5/10/chartex" xmlns:cx5="http://schemas.microsoft.com/office/drawing/2016/5/11/chartex" xmlns:cx6="http://schemas.microsoft.com/office/drawing/2016/5/12/chartex" xmlns:cx7="http://schemas.microsoft.com/office/drawing/2016/5/13/chartex" xmlns:cx8="http://schemas.microsoft.com/office/drawing/2016/5/14/chartex" xmlns:mc="http://schemas.openxmlformats.org/markup-compatibility/2006" xmlns:aink="http://schemas.microsoft.com/office/drawing/2016/ink" xmlns:am3d="http://schemas.microsoft.com/office/drawing/2017/model3d" xmlns:o="urn:schemas-microsoft-com:office:office" xmlns:oel="http://schemas.microsoft.com/office/2019/extlst" xmlns:r="http://schemas.openxmlformats.org/officeDocument/2006/relationships" xmlns:m="http://schemas.openxmlformats.org/officeDocument/2006/math" xmlns:v="urn:schemas-microsoft-com:vml" xmlns:wp14="http://schemas.microsoft.com/office/word/2010/wordprocessingDrawing" xmlns:wp="http://schemas.openxmlformats.org/drawingml/2006/wordprocessingDrawing" xmlns:w10="urn:schemas-microsoft-com:office:word" xmlns:w="http://schemas.openxmlformats.org/wordprocessingml/2006/main" xmlns:w14="http://schemas.microsoft.com/office/word/2010/wordml" xmlns:w15="http://schemas.microsoft.com/office/word/2012/wordml" xmlns:w16cex="http://schemas.microsoft.com/office/word/2018/wordml/cex" xmlns:w16cid="http://schemas.microsoft.com/office/word/2016/wordml/cid" xmlns:w16="http://schemas.microsoft.com/office/word/2018/wordml" xmlns:w16du="http://schemas.microsoft.com/office/word/2023/wordml/word16du" xmlns:w16sdtdh="http://schemas.microsoft.com/office/word/2020/wordml/sdtdatahash" xmlns:w16sdtfl="http://schemas.microsoft.com/office/word/2024/wordml/sdtformatlock" xmlns:w16se="http://schemas.microsoft.com/office/word/2015/wordml/symex" xmlns:wpg="http://schemas.microsoft.com/office/word/2010/wordprocessingGroup" xmlns:wpi="http://schemas.microsoft.com/office/word/2010/wordprocessingInk" xmlns:wne="http://schemas.microsoft.com/office/word/2006/wordml" xmlns:wps="http://schemas.microsoft.com/office/word/2010/wordprocessingShape" mc:Ignorable="w14 w15 w16se w16cid w16 w16cex w16sdtdh w16sdtfl w16du wp14">
   <w:body>
     <w:tbl>
       <w:tblPr>
@@ -34,7 +34,6 @@
               <w:dataBinding w:prefixMappings="xmlns:ns0='urn:microsoft-dynamics-nav/reports/Salesperson_Commission/115/'" w:xpath="/ns0:NavWordReportXmlPart[1]/ns0:Salesperson_Purchaser[1]/ns0:STRSUBSTNO_Text000_PeriodText_[1]" w:storeItemID="{79D6D75F-D29A-40D3-A819-B215617F17D6}"/>
               <w:text/>
             </w:sdtPr>
-            <w:sdtEndPr/>
             <w:sdtContent>
               <w:p>
                 <w:pPr>
@@ -61,11 +60,10 @@
             <w:placeholder>
               <w:docPart w:val="DefaultPlaceholder_-1854013440"/>
             </w:placeholder>
+            <w:dataBinding w:prefixMappings="xmlns:ns0='urn:microsoft-dynamics-nav/reports/Salesperson_Commission/115/'" w:xpath="/ns0:NavWordReportXmlPart[1]/ns0:Salesperson_Purchaser[1]/ns0:All_amounts_are_in_LCYCaption[1]" w:storeItemID="{79D6D75F-D29A-40D3-A819-B215617F17D6}"/>
             <w15:color w:val="808080"/>
             <w:text/>
-            <w:dataBinding w:prefixMappings="xmlns:ns0='urn:microsoft-dynamics-nav/reports/Salesperson_Commission/115/'" w:xpath="/ns0:NavWordReportXmlPart[1]/ns0:Salesperson_Purchaser[1]/ns0:All_amounts_are_in_LCYCaption[1]"/>
           </w:sdtPr>
-          <w:sdtEndPr/>
           <w:sdtContent>
             <w:tc>
               <w:tcPr>
@@ -99,7 +97,6 @@
             <w:dataBinding w:prefixMappings="xmlns:ns0='urn:microsoft-dynamics-nav/reports/Salesperson_Commission/115/'" w:xpath="/ns0:NavWordReportXmlPart[1]/ns0:Salesperson_Purchaser[1]/ns0:Salesperson_Purchaser__TABLECAPTION__________SalespersonFilter[1]" w:storeItemID="{79D6D75F-D29A-40D3-A819-B215617F17D6}"/>
             <w:text/>
           </w:sdtPr>
-          <w:sdtEndPr/>
           <w:sdtContent>
             <w:tc>
               <w:tcPr>
@@ -133,7 +130,6 @@
             <w:dataBinding w:prefixMappings="xmlns:ns0='urn:microsoft-dynamics-nav/reports/Salesperson_Commission/115/'" w:xpath="/ns0:NavWordReportXmlPart[1]/ns0:Salesperson_Purchaser[1]/ns0:Cust__Ledger_Entry__TABLECAPTION__________CustLedgEntryFilter[1]" w:storeItemID="{79D6D75F-D29A-40D3-A819-B215617F17D6}"/>
             <w:text/>
           </w:sdtPr>
-          <w:sdtEndPr/>
           <w:sdtContent>
             <w:tc>
               <w:tcPr>
@@ -181,6 +177,7 @@
         <w:tc>
           <w:tcPr>
             <w:tcW w:w="406" w:type="pct"/>
+            <w:vAlign w:val="bottom"/>
           </w:tcPr>
           <w:sdt>
             <w:sdtPr>
@@ -221,6 +218,7 @@
             <w:tc>
               <w:tcPr>
                 <w:tcW w:w="586" w:type="pct"/>
+                <w:vAlign w:val="bottom"/>
               </w:tcPr>
               <w:p>
                 <w:pPr>
@@ -249,6 +247,7 @@
             <w:tc>
               <w:tcPr>
                 <w:tcW w:w="554" w:type="pct"/>
+                <w:vAlign w:val="bottom"/>
               </w:tcPr>
               <w:p>
                 <w:pPr>
@@ -277,6 +276,7 @@
             <w:tc>
               <w:tcPr>
                 <w:tcW w:w="481" w:type="pct"/>
+                <w:vAlign w:val="bottom"/>
               </w:tcPr>
               <w:p>
                 <w:pPr>
@@ -306,6 +306,7 @@
             <w:tc>
               <w:tcPr>
                 <w:tcW w:w="473" w:type="pct"/>
+                <w:vAlign w:val="bottom"/>
               </w:tcPr>
               <w:p>
                 <w:pPr>
@@ -335,6 +336,7 @@
             <w:tc>
               <w:tcPr>
                 <w:tcW w:w="473" w:type="pct"/>
+                <w:vAlign w:val="bottom"/>
               </w:tcPr>
               <w:p>
                 <w:pPr>
@@ -364,6 +366,7 @@
             <w:tc>
               <w:tcPr>
                 <w:tcW w:w="676" w:type="pct"/>
+                <w:vAlign w:val="bottom"/>
               </w:tcPr>
               <w:p>
                 <w:pPr>
@@ -393,6 +396,7 @@
             <w:tc>
               <w:tcPr>
                 <w:tcW w:w="675" w:type="pct"/>
+                <w:vAlign w:val="bottom"/>
               </w:tcPr>
               <w:p>
                 <w:pPr>
@@ -422,6 +426,7 @@
             <w:tc>
               <w:tcPr>
                 <w:tcW w:w="676" w:type="pct"/>
+                <w:vAlign w:val="bottom"/>
               </w:tcPr>
               <w:p>
                 <w:pPr>
@@ -445,10 +450,9 @@
           <w:alias w:val="#Nav: /Salesperson_Purchaser"/>
           <w:tag w:val="#Nav: Salesperson_Commission/115"/>
           <w:id w:val="-983697511"/>
-          <w15:dataBinding w:prefixMappings="xmlns:ns0='urn:microsoft-dynamics-nav/reports/Salesperson_Commission/115/'" w:xpath="/ns0:NavWordReportXmlPart[1]/ns0:Salesperson_Purchaser" w:storeItemID="{79D6D75F-D29A-40D3-A819-B215617F17D6}"/>
+          <w15:dataBinding w:prefixMappings="xmlns:ns0='urn:microsoft-dynamics-nav/reports/Salesperson_Commission/115/' " w:xpath="/ns0:NavWordReportXmlPart[1]/ns0:Salesperson_Purchaser" w:storeItemID="{79D6D75F-D29A-40D3-A819-B215617F17D6}"/>
           <w15:repeatingSection/>
         </w:sdtPr>
-        <w:sdtEndPr/>
         <w:sdtContent>
           <w:sdt>
             <w:sdtPr>
@@ -461,7 +465,6 @@
               </w:placeholder>
               <w15:repeatingSectionItem/>
             </w:sdtPr>
-            <w:sdtEndPr/>
             <w:sdtContent>
               <w:tr>
                 <w:trPr>
@@ -598,7 +601,6 @@
                       <w:p>
                         <w:pPr>
                           <w:pStyle w:val="NoSpacing"/>
-                          <w:spacing w:before="160" w:after="80"/>
                         </w:pPr>
                         <w:r>
                           <w:t>Salesperson_Purchaser__Commission___</w:t>
@@ -616,7 +618,7 @@
                   <w:alias w:val="#Nav: /Salesperson_Purchaser/Cust_Ledger_Entry"/>
                   <w:tag w:val="#Nav: Salesperson_Commission/115"/>
                   <w:id w:val="473570130"/>
-                  <w15:dataBinding w:prefixMappings="xmlns:ns0='urn:microsoft-dynamics-nav/reports/Salesperson_Commission/115/'" w:xpath="/ns0:NavWordReportXmlPart[1]/ns0:Salesperson_Purchaser[1]/ns0:Cust_Ledger_Entry" w:storeItemID="{79D6D75F-D29A-40D3-A819-B215617F17D6}"/>
+                  <w15:dataBinding w:prefixMappings="xmlns:ns0='urn:microsoft-dynamics-nav/reports/Salesperson_Commission/115/' " w:xpath="/ns0:NavWordReportXmlPart[1]/ns0:Salesperson_Purchaser[1]/ns0:Cust_Ledger_Entry" w:storeItemID="{79D6D75F-D29A-40D3-A819-B215617F17D6}"/>
                   <w15:repeatingSection/>
                 </w:sdtPr>
                 <w:sdtContent>
@@ -1538,7 +1540,7 @@
 </file>
 
 <file path=word/endnotes.xml><?xml version="1.0" encoding="utf-8"?>
-<w:endnotes xmlns:wpc="http://schemas.microsoft.com/office/word/2010/wordprocessingCanvas" xmlns:cx="http://schemas.microsoft.com/office/drawing/2014/chartex" xmlns:cx1="http://schemas.microsoft.com/office/drawing/2015/9/8/chartex" xmlns:cx2="http://schemas.microsoft.com/office/drawing/2015/10/21/chartex" xmlns:cx3="http://schemas.microsoft.com/office/drawing/2016/5/9/chartex" xmlns:cx4="http://schemas.microsoft.com/office/drawing/2016/5/10/chartex" xmlns:cx5="http://schemas.microsoft.com/office/drawing/2016/5/11/chartex" xmlns:cx6="http://schemas.microsoft.com/office/drawing/2016/5/12/chartex" xmlns:cx7="http://schemas.microsoft.com/office/drawing/2016/5/13/chartex" xmlns:cx8="http://schemas.microsoft.com/office/drawing/2016/5/14/chartex" xmlns:mc="http://schemas.openxmlformats.org/markup-compatibility/2006" xmlns:aink="http://schemas.microsoft.com/office/drawing/2016/ink" xmlns:am3d="http://schemas.microsoft.com/office/drawing/2017/model3d" xmlns:o="urn:schemas-microsoft-com:office:office" xmlns:oel="http://schemas.microsoft.com/office/2019/extlst" xmlns:r="http://schemas.openxmlformats.org/officeDocument/2006/relationships" xmlns:m="http://schemas.openxmlformats.org/officeDocument/2006/math" xmlns:v="urn:schemas-microsoft-com:vml" xmlns:wp14="http://schemas.microsoft.com/office/word/2010/wordprocessingDrawing" xmlns:wp="http://schemas.openxmlformats.org/drawingml/2006/wordprocessingDrawing" xmlns:w10="urn:schemas-microsoft-com:office:word" xmlns:w="http://schemas.openxmlformats.org/wordprocessingml/2006/main" xmlns:w14="http://schemas.microsoft.com/office/word/2010/wordml" xmlns:w15="http://schemas.microsoft.com/office/word/2012/wordml" xmlns:w16cei="http://schemas.microsoft.com/office/word/2026/wordml/cei" xmlns:w16cex="http://schemas.microsoft.com/office/word/2018/wordml/cex" xmlns:w16cid="http://schemas.microsoft.com/office/word/2016/wordml/cid" xmlns:w16="http://schemas.microsoft.com/office/word/2018/wordml" xmlns:w16du="http://schemas.microsoft.com/office/word/2023/wordml/word16du" xmlns:w16sdtdh="http://schemas.microsoft.com/office/word/2020/wordml/sdtdatahash" xmlns:w16sdtfl="http://schemas.microsoft.com/office/word/2024/wordml/sdtformatlock" xmlns:w16se="http://schemas.microsoft.com/office/word/2015/wordml/symex" xmlns:wpg="http://schemas.microsoft.com/office/word/2010/wordprocessingGroup" xmlns:wpi="http://schemas.microsoft.com/office/word/2010/wordprocessingInk" xmlns:wne="http://schemas.microsoft.com/office/word/2006/wordml" xmlns:wps="http://schemas.microsoft.com/office/word/2010/wordprocessingShape" mc:Ignorable="w14 w15 w16se w16cid w16 w16cex w16sdtdh w16sdtfl w16du wp14">
+<w:endnotes xmlns:wpc="http://schemas.microsoft.com/office/word/2010/wordprocessingCanvas" xmlns:cx="http://schemas.microsoft.com/office/drawing/2014/chartex" xmlns:cx1="http://schemas.microsoft.com/office/drawing/2015/9/8/chartex" xmlns:cx2="http://schemas.microsoft.com/office/drawing/2015/10/21/chartex" xmlns:cx3="http://schemas.microsoft.com/office/drawing/2016/5/9/chartex" xmlns:cx4="http://schemas.microsoft.com/office/drawing/2016/5/10/chartex" xmlns:cx5="http://schemas.microsoft.com/office/drawing/2016/5/11/chartex" xmlns:cx6="http://schemas.microsoft.com/office/drawing/2016/5/12/chartex" xmlns:cx7="http://schemas.microsoft.com/office/drawing/2016/5/13/chartex" xmlns:cx8="http://schemas.microsoft.com/office/drawing/2016/5/14/chartex" xmlns:mc="http://schemas.openxmlformats.org/markup-compatibility/2006" xmlns:aink="http://schemas.microsoft.com/office/drawing/2016/ink" xmlns:am3d="http://schemas.microsoft.com/office/drawing/2017/model3d" xmlns:o="urn:schemas-microsoft-com:office:office" xmlns:oel="http://schemas.microsoft.com/office/2019/extlst" xmlns:r="http://schemas.openxmlformats.org/officeDocument/2006/relationships" xmlns:m="http://schemas.openxmlformats.org/officeDocument/2006/math" xmlns:v="urn:schemas-microsoft-com:vml" xmlns:wp14="http://schemas.microsoft.com/office/word/2010/wordprocessingDrawing" xmlns:wp="http://schemas.openxmlformats.org/drawingml/2006/wordprocessingDrawing" xmlns:w10="urn:schemas-microsoft-com:office:word" xmlns:w="http://schemas.openxmlformats.org/wordprocessingml/2006/main" xmlns:w14="http://schemas.microsoft.com/office/word/2010/wordml" xmlns:w15="http://schemas.microsoft.com/office/word/2012/wordml" xmlns:w16cex="http://schemas.microsoft.com/office/word/2018/wordml/cex" xmlns:w16cid="http://schemas.microsoft.com/office/word/2016/wordml/cid" xmlns:w16="http://schemas.microsoft.com/office/word/2018/wordml" xmlns:w16du="http://schemas.microsoft.com/office/word/2023/wordml/word16du" xmlns:w16sdtdh="http://schemas.microsoft.com/office/word/2020/wordml/sdtdatahash" xmlns:w16sdtfl="http://schemas.microsoft.com/office/word/2024/wordml/sdtformatlock" xmlns:w16se="http://schemas.microsoft.com/office/word/2015/wordml/symex" xmlns:wpg="http://schemas.microsoft.com/office/word/2010/wordprocessingGroup" xmlns:wpi="http://schemas.microsoft.com/office/word/2010/wordprocessingInk" xmlns:wne="http://schemas.microsoft.com/office/word/2006/wordml" xmlns:wps="http://schemas.microsoft.com/office/word/2010/wordprocessingShape" mc:Ignorable="w14 w15 w16se w16cid w16 w16cex w16sdtdh w16sdtfl w16du wp14">
   <w:endnote w:type="separator" w:id="-1">
     <w:p>
       <w:pPr>
@@ -1563,7 +1565,7 @@
 </file>
 
 <file path=word/footer1.xml><?xml version="1.0" encoding="utf-8"?>
-<w:ftr xmlns:wpc="http://schemas.microsoft.com/office/word/2010/wordprocessingCanvas" xmlns:cx="http://schemas.microsoft.com/office/drawing/2014/chartex" xmlns:cx1="http://schemas.microsoft.com/office/drawing/2015/9/8/chartex" xmlns:cx2="http://schemas.microsoft.com/office/drawing/2015/10/21/chartex" xmlns:cx3="http://schemas.microsoft.com/office/drawing/2016/5/9/chartex" xmlns:cx4="http://schemas.microsoft.com/office/drawing/2016/5/10/chartex" xmlns:cx5="http://schemas.microsoft.com/office/drawing/2016/5/11/chartex" xmlns:cx6="http://schemas.microsoft.com/office/drawing/2016/5/12/chartex" xmlns:cx7="http://schemas.microsoft.com/office/drawing/2016/5/13/chartex" xmlns:cx8="http://schemas.microsoft.com/office/drawing/2016/5/14/chartex" xmlns:mc="http://schemas.openxmlformats.org/markup-compatibility/2006" xmlns:aink="http://schemas.microsoft.com/office/drawing/2016/ink" xmlns:am3d="http://schemas.microsoft.com/office/drawing/2017/model3d" xmlns:o="urn:schemas-microsoft-com:office:office" xmlns:oel="http://schemas.microsoft.com/office/2019/extlst" xmlns:r="http://schemas.openxmlformats.org/officeDocument/2006/relationships" xmlns:m="http://schemas.openxmlformats.org/officeDocument/2006/math" xmlns:v="urn:schemas-microsoft-com:vml" xmlns:wp14="http://schemas.microsoft.com/office/word/2010/wordprocessingDrawing" xmlns:wp="http://schemas.openxmlformats.org/drawingml/2006/wordprocessingDrawing" xmlns:w10="urn:schemas-microsoft-com:office:word" xmlns:w="http://schemas.openxmlformats.org/wordprocessingml/2006/main" xmlns:w14="http://schemas.microsoft.com/office/word/2010/wordml" xmlns:w15="http://schemas.microsoft.com/office/word/2012/wordml" xmlns:w16cei="http://schemas.microsoft.com/office/word/2026/wordml/cei" xmlns:w16cex="http://schemas.microsoft.com/office/word/2018/wordml/cex" xmlns:w16cid="http://schemas.microsoft.com/office/word/2016/wordml/cid" xmlns:w16="http://schemas.microsoft.com/office/word/2018/wordml" xmlns:w16du="http://schemas.microsoft.com/office/word/2023/wordml/word16du" xmlns:w16sdtdh="http://schemas.microsoft.com/office/word/2020/wordml/sdtdatahash" xmlns:w16sdtfl="http://schemas.microsoft.com/office/word/2024/wordml/sdtformatlock" xmlns:w16se="http://schemas.microsoft.com/office/word/2015/wordml/symex" xmlns:wpg="http://schemas.microsoft.com/office/word/2010/wordprocessingGroup" xmlns:wpi="http://schemas.microsoft.com/office/word/2010/wordprocessingInk" xmlns:wne="http://schemas.microsoft.com/office/word/2006/wordml" xmlns:wps="http://schemas.microsoft.com/office/word/2010/wordprocessingShape" mc:Ignorable="w14 w15 w16se w16cid w16 w16cex w16sdtdh w16sdtfl w16du wp14">
+<w:ftr xmlns:wpc="http://schemas.microsoft.com/office/word/2010/wordprocessingCanvas" xmlns:cx="http://schemas.microsoft.com/office/drawing/2014/chartex" xmlns:cx1="http://schemas.microsoft.com/office/drawing/2015/9/8/chartex" xmlns:cx2="http://schemas.microsoft.com/office/drawing/2015/10/21/chartex" xmlns:cx3="http://schemas.microsoft.com/office/drawing/2016/5/9/chartex" xmlns:cx4="http://schemas.microsoft.com/office/drawing/2016/5/10/chartex" xmlns:cx5="http://schemas.microsoft.com/office/drawing/2016/5/11/chartex" xmlns:cx6="http://schemas.microsoft.com/office/drawing/2016/5/12/chartex" xmlns:cx7="http://schemas.microsoft.com/office/drawing/2016/5/13/chartex" xmlns:cx8="http://schemas.microsoft.com/office/drawing/2016/5/14/chartex" xmlns:mc="http://schemas.openxmlformats.org/markup-compatibility/2006" xmlns:aink="http://schemas.microsoft.com/office/drawing/2016/ink" xmlns:am3d="http://schemas.microsoft.com/office/drawing/2017/model3d" xmlns:o="urn:schemas-microsoft-com:office:office" xmlns:oel="http://schemas.microsoft.com/office/2019/extlst" xmlns:r="http://schemas.openxmlformats.org/officeDocument/2006/relationships" xmlns:m="http://schemas.openxmlformats.org/officeDocument/2006/math" xmlns:v="urn:schemas-microsoft-com:vml" xmlns:wp14="http://schemas.microsoft.com/office/word/2010/wordprocessingDrawing" xmlns:wp="http://schemas.openxmlformats.org/drawingml/2006/wordprocessingDrawing" xmlns:w10="urn:schemas-microsoft-com:office:word" xmlns:w="http://schemas.openxmlformats.org/wordprocessingml/2006/main" xmlns:w14="http://schemas.microsoft.com/office/word/2010/wordml" xmlns:w15="http://schemas.microsoft.com/office/word/2012/wordml" xmlns:w16cex="http://schemas.microsoft.com/office/word/2018/wordml/cex" xmlns:w16cid="http://schemas.microsoft.com/office/word/2016/wordml/cid" xmlns:w16="http://schemas.microsoft.com/office/word/2018/wordml" xmlns:w16du="http://schemas.microsoft.com/office/word/2023/wordml/word16du" xmlns:w16sdtdh="http://schemas.microsoft.com/office/word/2020/wordml/sdtdatahash" xmlns:w16sdtfl="http://schemas.microsoft.com/office/word/2024/wordml/sdtformatlock" xmlns:w16se="http://schemas.microsoft.com/office/word/2015/wordml/symex" xmlns:wpg="http://schemas.microsoft.com/office/word/2010/wordprocessingGroup" xmlns:wpi="http://schemas.microsoft.com/office/word/2010/wordprocessingInk" xmlns:wne="http://schemas.microsoft.com/office/word/2006/wordml" xmlns:wps="http://schemas.microsoft.com/office/word/2010/wordprocessingShape" mc:Ignorable="w14 w15 w16se w16cid w16 w16cex w16sdtdh w16sdtfl w16du wp14">
   <w:p>
     <w:pPr>
       <w:pStyle w:val="Footer"/>
@@ -1573,7 +1575,7 @@
 </file>
 
 <file path=word/footer2.xml><?xml version="1.0" encoding="utf-8"?>
-<w:ftr xmlns:wpc="http://schemas.microsoft.com/office/word/2010/wordprocessingCanvas" xmlns:cx="http://schemas.microsoft.com/office/drawing/2014/chartex" xmlns:cx1="http://schemas.microsoft.com/office/drawing/2015/9/8/chartex" xmlns:cx2="http://schemas.microsoft.com/office/drawing/2015/10/21/chartex" xmlns:cx3="http://schemas.microsoft.com/office/drawing/2016/5/9/chartex" xmlns:cx4="http://schemas.microsoft.com/office/drawing/2016/5/10/chartex" xmlns:cx5="http://schemas.microsoft.com/office/drawing/2016/5/11/chartex" xmlns:cx6="http://schemas.microsoft.com/office/drawing/2016/5/12/chartex" xmlns:cx7="http://schemas.microsoft.com/office/drawing/2016/5/13/chartex" xmlns:cx8="http://schemas.microsoft.com/office/drawing/2016/5/14/chartex" xmlns:mc="http://schemas.openxmlformats.org/markup-compatibility/2006" xmlns:aink="http://schemas.microsoft.com/office/drawing/2016/ink" xmlns:am3d="http://schemas.microsoft.com/office/drawing/2017/model3d" xmlns:o="urn:schemas-microsoft-com:office:office" xmlns:oel="http://schemas.microsoft.com/office/2019/extlst" xmlns:r="http://schemas.openxmlformats.org/officeDocument/2006/relationships" xmlns:m="http://schemas.openxmlformats.org/officeDocument/2006/math" xmlns:v="urn:schemas-microsoft-com:vml" xmlns:wp14="http://schemas.microsoft.com/office/word/2010/wordprocessingDrawing" xmlns:wp="http://schemas.openxmlformats.org/drawingml/2006/wordprocessingDrawing" xmlns:w10="urn:schemas-microsoft-com:office:word" xmlns:w="http://schemas.openxmlformats.org/wordprocessingml/2006/main" xmlns:w14="http://schemas.microsoft.com/office/word/2010/wordml" xmlns:w15="http://schemas.microsoft.com/office/word/2012/wordml" xmlns:w16cei="http://schemas.microsoft.com/office/word/2026/wordml/cei" xmlns:w16cex="http://schemas.microsoft.com/office/word/2018/wordml/cex" xmlns:w16cid="http://schemas.microsoft.com/office/word/2016/wordml/cid" xmlns:w16="http://schemas.microsoft.com/office/word/2018/wordml" xmlns:w16du="http://schemas.microsoft.com/office/word/2023/wordml/word16du" xmlns:w16sdtdh="http://schemas.microsoft.com/office/word/2020/wordml/sdtdatahash" xmlns:w16sdtfl="http://schemas.microsoft.com/office/word/2024/wordml/sdtformatlock" xmlns:w16se="http://schemas.microsoft.com/office/word/2015/wordml/symex" xmlns:wpg="http://schemas.microsoft.com/office/word/2010/wordprocessingGroup" xmlns:wpi="http://schemas.microsoft.com/office/word/2010/wordprocessingInk" xmlns:wne="http://schemas.microsoft.com/office/word/2006/wordml" xmlns:wps="http://schemas.microsoft.com/office/word/2010/wordprocessingShape" mc:Ignorable="w14 w15 w16se w16cid w16 w16cex w16sdtdh w16sdtfl w16du wp14">
+<w:ftr xmlns:wpc="http://schemas.microsoft.com/office/word/2010/wordprocessingCanvas" xmlns:cx="http://schemas.microsoft.com/office/drawing/2014/chartex" xmlns:cx1="http://schemas.microsoft.com/office/drawing/2015/9/8/chartex" xmlns:cx2="http://schemas.microsoft.com/office/drawing/2015/10/21/chartex" xmlns:cx3="http://schemas.microsoft.com/office/drawing/2016/5/9/chartex" xmlns:cx4="http://schemas.microsoft.com/office/drawing/2016/5/10/chartex" xmlns:cx5="http://schemas.microsoft.com/office/drawing/2016/5/11/chartex" xmlns:cx6="http://schemas.microsoft.com/office/drawing/2016/5/12/chartex" xmlns:cx7="http://schemas.microsoft.com/office/drawing/2016/5/13/chartex" xmlns:cx8="http://schemas.microsoft.com/office/drawing/2016/5/14/chartex" xmlns:mc="http://schemas.openxmlformats.org/markup-compatibility/2006" xmlns:aink="http://schemas.microsoft.com/office/drawing/2016/ink" xmlns:am3d="http://schemas.microsoft.com/office/drawing/2017/model3d" xmlns:o="urn:schemas-microsoft-com:office:office" xmlns:oel="http://schemas.microsoft.com/office/2019/extlst" xmlns:r="http://schemas.openxmlformats.org/officeDocument/2006/relationships" xmlns:m="http://schemas.openxmlformats.org/officeDocument/2006/math" xmlns:v="urn:schemas-microsoft-com:vml" xmlns:wp14="http://schemas.microsoft.com/office/word/2010/wordprocessingDrawing" xmlns:wp="http://schemas.openxmlformats.org/drawingml/2006/wordprocessingDrawing" xmlns:w10="urn:schemas-microsoft-com:office:word" xmlns:w="http://schemas.openxmlformats.org/wordprocessingml/2006/main" xmlns:w14="http://schemas.microsoft.com/office/word/2010/wordml" xmlns:w15="http://schemas.microsoft.com/office/word/2012/wordml" xmlns:w16cex="http://schemas.microsoft.com/office/word/2018/wordml/cex" xmlns:w16cid="http://schemas.microsoft.com/office/word/2016/wordml/cid" xmlns:w16="http://schemas.microsoft.com/office/word/2018/wordml" xmlns:w16du="http://schemas.microsoft.com/office/word/2023/wordml/word16du" xmlns:w16sdtdh="http://schemas.microsoft.com/office/word/2020/wordml/sdtdatahash" xmlns:w16sdtfl="http://schemas.microsoft.com/office/word/2024/wordml/sdtformatlock" xmlns:w16se="http://schemas.microsoft.com/office/word/2015/wordml/symex" xmlns:wpg="http://schemas.microsoft.com/office/word/2010/wordprocessingGroup" xmlns:wpi="http://schemas.microsoft.com/office/word/2010/wordprocessingInk" xmlns:wne="http://schemas.microsoft.com/office/word/2006/wordml" xmlns:wps="http://schemas.microsoft.com/office/word/2010/wordprocessingShape" mc:Ignorable="w14 w15 w16se w16cid w16 w16cex w16sdtdh w16sdtfl w16du wp14">
   <w:p>
     <w:pPr>
       <w:pStyle w:val="Footer"/>
@@ -1583,7 +1585,7 @@
 </file>
 
 <file path=word/footer3.xml><?xml version="1.0" encoding="utf-8"?>
-<w:ftr xmlns:wpc="http://schemas.microsoft.com/office/word/2010/wordprocessingCanvas" xmlns:cx="http://schemas.microsoft.com/office/drawing/2014/chartex" xmlns:cx1="http://schemas.microsoft.com/office/drawing/2015/9/8/chartex" xmlns:cx2="http://schemas.microsoft.com/office/drawing/2015/10/21/chartex" xmlns:cx3="http://schemas.microsoft.com/office/drawing/2016/5/9/chartex" xmlns:cx4="http://schemas.microsoft.com/office/drawing/2016/5/10/chartex" xmlns:cx5="http://schemas.microsoft.com/office/drawing/2016/5/11/chartex" xmlns:cx6="http://schemas.microsoft.com/office/drawing/2016/5/12/chartex" xmlns:cx7="http://schemas.microsoft.com/office/drawing/2016/5/13/chartex" xmlns:cx8="http://schemas.microsoft.com/office/drawing/2016/5/14/chartex" xmlns:mc="http://schemas.openxmlformats.org/markup-compatibility/2006" xmlns:aink="http://schemas.microsoft.com/office/drawing/2016/ink" xmlns:am3d="http://schemas.microsoft.com/office/drawing/2017/model3d" xmlns:o="urn:schemas-microsoft-com:office:office" xmlns:oel="http://schemas.microsoft.com/office/2019/extlst" xmlns:r="http://schemas.openxmlformats.org/officeDocument/2006/relationships" xmlns:m="http://schemas.openxmlformats.org/officeDocument/2006/math" xmlns:v="urn:schemas-microsoft-com:vml" xmlns:wp14="http://schemas.microsoft.com/office/word/2010/wordprocessingDrawing" xmlns:wp="http://schemas.openxmlformats.org/drawingml/2006/wordprocessingDrawing" xmlns:w10="urn:schemas-microsoft-com:office:word" xmlns:w="http://schemas.openxmlformats.org/wordprocessingml/2006/main" xmlns:w14="http://schemas.microsoft.com/office/word/2010/wordml" xmlns:w15="http://schemas.microsoft.com/office/word/2012/wordml" xmlns:w16cei="http://schemas.microsoft.com/office/word/2026/wordml/cei" xmlns:w16cex="http://schemas.microsoft.com/office/word/2018/wordml/cex" xmlns:w16cid="http://schemas.microsoft.com/office/word/2016/wordml/cid" xmlns:w16="http://schemas.microsoft.com/office/word/2018/wordml" xmlns:w16du="http://schemas.microsoft.com/office/word/2023/wordml/word16du" xmlns:w16sdtdh="http://schemas.microsoft.com/office/word/2020/wordml/sdtdatahash" xmlns:w16sdtfl="http://schemas.microsoft.com/office/word/2024/wordml/sdtformatlock" xmlns:w16se="http://schemas.microsoft.com/office/word/2015/wordml/symex" xmlns:wpg="http://schemas.microsoft.com/office/word/2010/wordprocessingGroup" xmlns:wpi="http://schemas.microsoft.com/office/word/2010/wordprocessingInk" xmlns:wne="http://schemas.microsoft.com/office/word/2006/wordml" xmlns:wps="http://schemas.microsoft.com/office/word/2010/wordprocessingShape" mc:Ignorable="w14 w15 w16se w16cid w16 w16cex w16sdtdh w16sdtfl w16du wp14">
+<w:ftr xmlns:wpc="http://schemas.microsoft.com/office/word/2010/wordprocessingCanvas" xmlns:cx="http://schemas.microsoft.com/office/drawing/2014/chartex" xmlns:cx1="http://schemas.microsoft.com/office/drawing/2015/9/8/chartex" xmlns:cx2="http://schemas.microsoft.com/office/drawing/2015/10/21/chartex" xmlns:cx3="http://schemas.microsoft.com/office/drawing/2016/5/9/chartex" xmlns:cx4="http://schemas.microsoft.com/office/drawing/2016/5/10/chartex" xmlns:cx5="http://schemas.microsoft.com/office/drawing/2016/5/11/chartex" xmlns:cx6="http://schemas.microsoft.com/office/drawing/2016/5/12/chartex" xmlns:cx7="http://schemas.microsoft.com/office/drawing/2016/5/13/chartex" xmlns:cx8="http://schemas.microsoft.com/office/drawing/2016/5/14/chartex" xmlns:mc="http://schemas.openxmlformats.org/markup-compatibility/2006" xmlns:aink="http://schemas.microsoft.com/office/drawing/2016/ink" xmlns:am3d="http://schemas.microsoft.com/office/drawing/2017/model3d" xmlns:o="urn:schemas-microsoft-com:office:office" xmlns:oel="http://schemas.microsoft.com/office/2019/extlst" xmlns:r="http://schemas.openxmlformats.org/officeDocument/2006/relationships" xmlns:m="http://schemas.openxmlformats.org/officeDocument/2006/math" xmlns:v="urn:schemas-microsoft-com:vml" xmlns:wp14="http://schemas.microsoft.com/office/word/2010/wordprocessingDrawing" xmlns:wp="http://schemas.openxmlformats.org/drawingml/2006/wordprocessingDrawing" xmlns:w10="urn:schemas-microsoft-com:office:word" xmlns:w="http://schemas.openxmlformats.org/wordprocessingml/2006/main" xmlns:w14="http://schemas.microsoft.com/office/word/2010/wordml" xmlns:w15="http://schemas.microsoft.com/office/word/2012/wordml" xmlns:w16cex="http://schemas.microsoft.com/office/word/2018/wordml/cex" xmlns:w16cid="http://schemas.microsoft.com/office/word/2016/wordml/cid" xmlns:w16="http://schemas.microsoft.com/office/word/2018/wordml" xmlns:w16du="http://schemas.microsoft.com/office/word/2023/wordml/word16du" xmlns:w16sdtdh="http://schemas.microsoft.com/office/word/2020/wordml/sdtdatahash" xmlns:w16sdtfl="http://schemas.microsoft.com/office/word/2024/wordml/sdtformatlock" xmlns:w16se="http://schemas.microsoft.com/office/word/2015/wordml/symex" xmlns:wpg="http://schemas.microsoft.com/office/word/2010/wordprocessingGroup" xmlns:wpi="http://schemas.microsoft.com/office/word/2010/wordprocessingInk" xmlns:wne="http://schemas.microsoft.com/office/word/2006/wordml" xmlns:wps="http://schemas.microsoft.com/office/word/2010/wordprocessingShape" mc:Ignorable="w14 w15 w16se w16cid w16 w16cex w16sdtdh w16sdtfl w16du wp14">
   <w:p>
     <w:pPr>
       <w:pStyle w:val="Footer"/>
@@ -1593,7 +1595,7 @@
 </file>
 
 <file path=word/footnotes.xml><?xml version="1.0" encoding="utf-8"?>
-<w:footnotes xmlns:wpc="http://schemas.microsoft.com/office/word/2010/wordprocessingCanvas" xmlns:cx="http://schemas.microsoft.com/office/drawing/2014/chartex" xmlns:cx1="http://schemas.microsoft.com/office/drawing/2015/9/8/chartex" xmlns:cx2="http://schemas.microsoft.com/office/drawing/2015/10/21/chartex" xmlns:cx3="http://schemas.microsoft.com/office/drawing/2016/5/9/chartex" xmlns:cx4="http://schemas.microsoft.com/office/drawing/2016/5/10/chartex" xmlns:cx5="http://schemas.microsoft.com/office/drawing/2016/5/11/chartex" xmlns:cx6="http://schemas.microsoft.com/office/drawing/2016/5/12/chartex" xmlns:cx7="http://schemas.microsoft.com/office/drawing/2016/5/13/chartex" xmlns:cx8="http://schemas.microsoft.com/office/drawing/2016/5/14/chartex" xmlns:mc="http://schemas.openxmlformats.org/markup-compatibility/2006" xmlns:aink="http://schemas.microsoft.com/office/drawing/2016/ink" xmlns:am3d="http://schemas.microsoft.com/office/drawing/2017/model3d" xmlns:o="urn:schemas-microsoft-com:office:office" xmlns:oel="http://schemas.microsoft.com/office/2019/extlst" xmlns:r="http://schemas.openxmlformats.org/officeDocument/2006/relationships" xmlns:m="http://schemas.openxmlformats.org/officeDocument/2006/math" xmlns:v="urn:schemas-microsoft-com:vml" xmlns:wp14="http://schemas.microsoft.com/office/word/2010/wordprocessingDrawing" xmlns:wp="http://schemas.openxmlformats.org/drawingml/2006/wordprocessingDrawing" xmlns:w10="urn:schemas-microsoft-com:office:word" xmlns:w="http://schemas.openxmlformats.org/wordprocessingml/2006/main" xmlns:w14="http://schemas.microsoft.com/office/word/2010/wordml" xmlns:w15="http://schemas.microsoft.com/office/word/2012/wordml" xmlns:w16cei="http://schemas.microsoft.com/office/word/2026/wordml/cei" xmlns:w16cex="http://schemas.microsoft.com/office/word/2018/wordml/cex" xmlns:w16cid="http://schemas.microsoft.com/office/word/2016/wordml/cid" xmlns:w16="http://schemas.microsoft.com/office/word/2018/wordml" xmlns:w16du="http://schemas.microsoft.com/office/word/2023/wordml/word16du" xmlns:w16sdtdh="http://schemas.microsoft.com/office/word/2020/wordml/sdtdatahash" xmlns:w16sdtfl="http://schemas.microsoft.com/office/word/2024/wordml/sdtformatlock" xmlns:w16se="http://schemas.microsoft.com/office/word/2015/wordml/symex" xmlns:wpg="http://schemas.microsoft.com/office/word/2010/wordprocessingGroup" xmlns:wpi="http://schemas.microsoft.com/office/word/2010/wordprocessingInk" xmlns:wne="http://schemas.microsoft.com/office/word/2006/wordml" xmlns:wps="http://schemas.microsoft.com/office/word/2010/wordprocessingShape" mc:Ignorable="w14 w15 w16se w16cid w16 w16cex w16sdtdh w16sdtfl w16du wp14">
+<w:footnotes xmlns:wpc="http://schemas.microsoft.com/office/word/2010/wordprocessingCanvas" xmlns:cx="http://schemas.microsoft.com/office/drawing/2014/chartex" xmlns:cx1="http://schemas.microsoft.com/office/drawing/2015/9/8/chartex" xmlns:cx2="http://schemas.microsoft.com/office/drawing/2015/10/21/chartex" xmlns:cx3="http://schemas.microsoft.com/office/drawing/2016/5/9/chartex" xmlns:cx4="http://schemas.microsoft.com/office/drawing/2016/5/10/chartex" xmlns:cx5="http://schemas.microsoft.com/office/drawing/2016/5/11/chartex" xmlns:cx6="http://schemas.microsoft.com/office/drawing/2016/5/12/chartex" xmlns:cx7="http://schemas.microsoft.com/office/drawing/2016/5/13/chartex" xmlns:cx8="http://schemas.microsoft.com/office/drawing/2016/5/14/chartex" xmlns:mc="http://schemas.openxmlformats.org/markup-compatibility/2006" xmlns:aink="http://schemas.microsoft.com/office/drawing/2016/ink" xmlns:am3d="http://schemas.microsoft.com/office/drawing/2017/model3d" xmlns:o="urn:schemas-microsoft-com:office:office" xmlns:oel="http://schemas.microsoft.com/office/2019/extlst" xmlns:r="http://schemas.openxmlformats.org/officeDocument/2006/relationships" xmlns:m="http://schemas.openxmlformats.org/officeDocument/2006/math" xmlns:v="urn:schemas-microsoft-com:vml" xmlns:wp14="http://schemas.microsoft.com/office/word/2010/wordprocessingDrawing" xmlns:wp="http://schemas.openxmlformats.org/drawingml/2006/wordprocessingDrawing" xmlns:w10="urn:schemas-microsoft-com:office:word" xmlns:w="http://schemas.openxmlformats.org/wordprocessingml/2006/main" xmlns:w14="http://schemas.microsoft.com/office/word/2010/wordml" xmlns:w15="http://schemas.microsoft.com/office/word/2012/wordml" xmlns:w16cex="http://schemas.microsoft.com/office/word/2018/wordml/cex" xmlns:w16cid="http://schemas.microsoft.com/office/word/2016/wordml/cid" xmlns:w16="http://schemas.microsoft.com/office/word/2018/wordml" xmlns:w16du="http://schemas.microsoft.com/office/word/2023/wordml/word16du" xmlns:w16sdtdh="http://schemas.microsoft.com/office/word/2020/wordml/sdtdatahash" xmlns:w16sdtfl="http://schemas.microsoft.com/office/word/2024/wordml/sdtformatlock" xmlns:w16se="http://schemas.microsoft.com/office/word/2015/wordml/symex" xmlns:wpg="http://schemas.microsoft.com/office/word/2010/wordprocessingGroup" xmlns:wpi="http://schemas.microsoft.com/office/word/2010/wordprocessingInk" xmlns:wne="http://schemas.microsoft.com/office/word/2006/wordml" xmlns:wps="http://schemas.microsoft.com/office/word/2010/wordprocessingShape" mc:Ignorable="w14 w15 w16se w16cid w16 w16cex w16sdtdh w16sdtfl w16du wp14">
   <w:footnote w:type="separator" w:id="-1">
     <w:p>
       <w:pPr>
@@ -1618,7 +1620,7 @@
 </file>
 
 <file path=word/header1.xml><?xml version="1.0" encoding="utf-8"?>
-<w:hdr xmlns:wpc="http://schemas.microsoft.com/office/word/2010/wordprocessingCanvas" xmlns:cx="http://schemas.microsoft.com/office/drawing/2014/chartex" xmlns:cx1="http://schemas.microsoft.com/office/drawing/2015/9/8/chartex" xmlns:cx2="http://schemas.microsoft.com/office/drawing/2015/10/21/chartex" xmlns:cx3="http://schemas.microsoft.com/office/drawing/2016/5/9/chartex" xmlns:cx4="http://schemas.microsoft.com/office/drawing/2016/5/10/chartex" xmlns:cx5="http://schemas.microsoft.com/office/drawing/2016/5/11/chartex" xmlns:cx6="http://schemas.microsoft.com/office/drawing/2016/5/12/chartex" xmlns:cx7="http://schemas.microsoft.com/office/drawing/2016/5/13/chartex" xmlns:cx8="http://schemas.microsoft.com/office/drawing/2016/5/14/chartex" xmlns:mc="http://schemas.openxmlformats.org/markup-compatibility/2006" xmlns:aink="http://schemas.microsoft.com/office/drawing/2016/ink" xmlns:am3d="http://schemas.microsoft.com/office/drawing/2017/model3d" xmlns:o="urn:schemas-microsoft-com:office:office" xmlns:oel="http://schemas.microsoft.com/office/2019/extlst" xmlns:r="http://schemas.openxmlformats.org/officeDocument/2006/relationships" xmlns:m="http://schemas.openxmlformats.org/officeDocument/2006/math" xmlns:v="urn:schemas-microsoft-com:vml" xmlns:wp14="http://schemas.microsoft.com/office/word/2010/wordprocessingDrawing" xmlns:wp="http://schemas.openxmlformats.org/drawingml/2006/wordprocessingDrawing" xmlns:w10="urn:schemas-microsoft-com:office:word" xmlns:w="http://schemas.openxmlformats.org/wordprocessingml/2006/main" xmlns:w14="http://schemas.microsoft.com/office/word/2010/wordml" xmlns:w15="http://schemas.microsoft.com/office/word/2012/wordml" xmlns:w16cei="http://schemas.microsoft.com/office/word/2026/wordml/cei" xmlns:w16cex="http://schemas.microsoft.com/office/word/2018/wordml/cex" xmlns:w16cid="http://schemas.microsoft.com/office/word/2016/wordml/cid" xmlns:w16="http://schemas.microsoft.com/office/word/2018/wordml" xmlns:w16du="http://schemas.microsoft.com/office/word/2023/wordml/word16du" xmlns:w16sdtdh="http://schemas.microsoft.com/office/word/2020/wordml/sdtdatahash" xmlns:w16sdtfl="http://schemas.microsoft.com/office/word/2024/wordml/sdtformatlock" xmlns:w16se="http://schemas.microsoft.com/office/word/2015/wordml/symex" xmlns:wpg="http://schemas.microsoft.com/office/word/2010/wordprocessingGroup" xmlns:wpi="http://schemas.microsoft.com/office/word/2010/wordprocessingInk" xmlns:wne="http://schemas.microsoft.com/office/word/2006/wordml" xmlns:wps="http://schemas.microsoft.com/office/word/2010/wordprocessingShape" mc:Ignorable="w14 w15 w16se w16cid w16 w16cex w16sdtdh w16sdtfl w16du wp14">
+<w:hdr xmlns:wpc="http://schemas.microsoft.com/office/word/2010/wordprocessingCanvas" xmlns:cx="http://schemas.microsoft.com/office/drawing/2014/chartex" xmlns:cx1="http://schemas.microsoft.com/office/drawing/2015/9/8/chartex" xmlns:cx2="http://schemas.microsoft.com/office/drawing/2015/10/21/chartex" xmlns:cx3="http://schemas.microsoft.com/office/drawing/2016/5/9/chartex" xmlns:cx4="http://schemas.microsoft.com/office/drawing/2016/5/10/chartex" xmlns:cx5="http://schemas.microsoft.com/office/drawing/2016/5/11/chartex" xmlns:cx6="http://schemas.microsoft.com/office/drawing/2016/5/12/chartex" xmlns:cx7="http://schemas.microsoft.com/office/drawing/2016/5/13/chartex" xmlns:cx8="http://schemas.microsoft.com/office/drawing/2016/5/14/chartex" xmlns:mc="http://schemas.openxmlformats.org/markup-compatibility/2006" xmlns:aink="http://schemas.microsoft.com/office/drawing/2016/ink" xmlns:am3d="http://schemas.microsoft.com/office/drawing/2017/model3d" xmlns:o="urn:schemas-microsoft-com:office:office" xmlns:oel="http://schemas.microsoft.com/office/2019/extlst" xmlns:r="http://schemas.openxmlformats.org/officeDocument/2006/relationships" xmlns:m="http://schemas.openxmlformats.org/officeDocument/2006/math" xmlns:v="urn:schemas-microsoft-com:vml" xmlns:wp14="http://schemas.microsoft.com/office/word/2010/wordprocessingDrawing" xmlns:wp="http://schemas.openxmlformats.org/drawingml/2006/wordprocessingDrawing" xmlns:w10="urn:schemas-microsoft-com:office:word" xmlns:w="http://schemas.openxmlformats.org/wordprocessingml/2006/main" xmlns:w14="http://schemas.microsoft.com/office/word/2010/wordml" xmlns:w15="http://schemas.microsoft.com/office/word/2012/wordml" xmlns:w16cex="http://schemas.microsoft.com/office/word/2018/wordml/cex" xmlns:w16cid="http://schemas.microsoft.com/office/word/2016/wordml/cid" xmlns:w16="http://schemas.microsoft.com/office/word/2018/wordml" xmlns:w16du="http://schemas.microsoft.com/office/word/2023/wordml/word16du" xmlns:w16sdtdh="http://schemas.microsoft.com/office/word/2020/wordml/sdtdatahash" xmlns:w16sdtfl="http://schemas.microsoft.com/office/word/2024/wordml/sdtformatlock" xmlns:w16se="http://schemas.microsoft.com/office/word/2015/wordml/symex" xmlns:wpg="http://schemas.microsoft.com/office/word/2010/wordprocessingGroup" xmlns:wpi="http://schemas.microsoft.com/office/word/2010/wordprocessingInk" xmlns:wne="http://schemas.microsoft.com/office/word/2006/wordml" xmlns:wps="http://schemas.microsoft.com/office/word/2010/wordprocessingShape" mc:Ignorable="w14 w15 w16se w16cid w16 w16cex w16sdtdh w16sdtfl w16du wp14">
   <w:p>
     <w:pPr>
       <w:pStyle w:val="Header"/>
@@ -1628,7 +1630,7 @@
 </file>
 
 <file path=word/header2.xml><?xml version="1.0" encoding="utf-8"?>
-<w:hdr xmlns:wpc="http://schemas.microsoft.com/office/word/2010/wordprocessingCanvas" xmlns:cx="http://schemas.microsoft.com/office/drawing/2014/chartex" xmlns:cx1="http://schemas.microsoft.com/office/drawing/2015/9/8/chartex" xmlns:cx2="http://schemas.microsoft.com/office/drawing/2015/10/21/chartex" xmlns:cx3="http://schemas.microsoft.com/office/drawing/2016/5/9/chartex" xmlns:cx4="http://schemas.microsoft.com/office/drawing/2016/5/10/chartex" xmlns:cx5="http://schemas.microsoft.com/office/drawing/2016/5/11/chartex" xmlns:cx6="http://schemas.microsoft.com/office/drawing/2016/5/12/chartex" xmlns:cx7="http://schemas.microsoft.com/office/drawing/2016/5/13/chartex" xmlns:cx8="http://schemas.microsoft.com/office/drawing/2016/5/14/chartex" xmlns:mc="http://schemas.openxmlformats.org/markup-compatibility/2006" xmlns:aink="http://schemas.microsoft.com/office/drawing/2016/ink" xmlns:am3d="http://schemas.microsoft.com/office/drawing/2017/model3d" xmlns:o="urn:schemas-microsoft-com:office:office" xmlns:oel="http://schemas.microsoft.com/office/2019/extlst" xmlns:r="http://schemas.openxmlformats.org/officeDocument/2006/relationships" xmlns:m="http://schemas.openxmlformats.org/officeDocument/2006/math" xmlns:v="urn:schemas-microsoft-com:vml" xmlns:wp14="http://schemas.microsoft.com/office/word/2010/wordprocessingDrawing" xmlns:wp="http://schemas.openxmlformats.org/drawingml/2006/wordprocessingDrawing" xmlns:w10="urn:schemas-microsoft-com:office:word" xmlns:w="http://schemas.openxmlformats.org/wordprocessingml/2006/main" xmlns:w14="http://schemas.microsoft.com/office/word/2010/wordml" xmlns:w15="http://schemas.microsoft.com/office/word/2012/wordml" xmlns:w16cei="http://schemas.microsoft.com/office/word/2026/wordml/cei" xmlns:w16cex="http://schemas.microsoft.com/office/word/2018/wordml/cex" xmlns:w16cid="http://schemas.microsoft.com/office/word/2016/wordml/cid" xmlns:w16="http://schemas.microsoft.com/office/word/2018/wordml" xmlns:w16du="http://schemas.microsoft.com/office/word/2023/wordml/word16du" xmlns:w16sdtdh="http://schemas.microsoft.com/office/word/2020/wordml/sdtdatahash" xmlns:w16sdtfl="http://schemas.microsoft.com/office/word/2024/wordml/sdtformatlock" xmlns:w16se="http://schemas.microsoft.com/office/word/2015/wordml/symex" xmlns:wpg="http://schemas.microsoft.com/office/word/2010/wordprocessingGroup" xmlns:wpi="http://schemas.microsoft.com/office/word/2010/wordprocessingInk" xmlns:wne="http://schemas.microsoft.com/office/word/2006/wordml" xmlns:wps="http://schemas.microsoft.com/office/word/2010/wordprocessingShape" mc:Ignorable="w14 w15 w16se w16cid w16 w16cex w16sdtdh w16sdtfl w16du wp14">
+<w:hdr xmlns:wpc="http://schemas.microsoft.com/office/word/2010/wordprocessingCanvas" xmlns:cx="http://schemas.microsoft.com/office/drawing/2014/chartex" xmlns:cx1="http://schemas.microsoft.com/office/drawing/2015/9/8/chartex" xmlns:cx2="http://schemas.microsoft.com/office/drawing/2015/10/21/chartex" xmlns:cx3="http://schemas.microsoft.com/office/drawing/2016/5/9/chartex" xmlns:cx4="http://schemas.microsoft.com/office/drawing/2016/5/10/chartex" xmlns:cx5="http://schemas.microsoft.com/office/drawing/2016/5/11/chartex" xmlns:cx6="http://schemas.microsoft.com/office/drawing/2016/5/12/chartex" xmlns:cx7="http://schemas.microsoft.com/office/drawing/2016/5/13/chartex" xmlns:cx8="http://schemas.microsoft.com/office/drawing/2016/5/14/chartex" xmlns:mc="http://schemas.openxmlformats.org/markup-compatibility/2006" xmlns:aink="http://schemas.microsoft.com/office/drawing/2016/ink" xmlns:am3d="http://schemas.microsoft.com/office/drawing/2017/model3d" xmlns:o="urn:schemas-microsoft-com:office:office" xmlns:oel="http://schemas.microsoft.com/office/2019/extlst" xmlns:r="http://schemas.openxmlformats.org/officeDocument/2006/relationships" xmlns:m="http://schemas.openxmlformats.org/officeDocument/2006/math" xmlns:v="urn:schemas-microsoft-com:vml" xmlns:wp14="http://schemas.microsoft.com/office/word/2010/wordprocessingDrawing" xmlns:wp="http://schemas.openxmlformats.org/drawingml/2006/wordprocessingDrawing" xmlns:w10="urn:schemas-microsoft-com:office:word" xmlns:w="http://schemas.openxmlformats.org/wordprocessingml/2006/main" xmlns:w14="http://schemas.microsoft.com/office/word/2010/wordml" xmlns:w15="http://schemas.microsoft.com/office/word/2012/wordml" xmlns:w16cex="http://schemas.microsoft.com/office/word/2018/wordml/cex" xmlns:w16cid="http://schemas.microsoft.com/office/word/2016/wordml/cid" xmlns:w16="http://schemas.microsoft.com/office/word/2018/wordml" xmlns:w16du="http://schemas.microsoft.com/office/word/2023/wordml/word16du" xmlns:w16sdtdh="http://schemas.microsoft.com/office/word/2020/wordml/sdtdatahash" xmlns:w16sdtfl="http://schemas.microsoft.com/office/word/2024/wordml/sdtformatlock" xmlns:w16se="http://schemas.microsoft.com/office/word/2015/wordml/symex" xmlns:wpg="http://schemas.microsoft.com/office/word/2010/wordprocessingGroup" xmlns:wpi="http://schemas.microsoft.com/office/word/2010/wordprocessingInk" xmlns:wne="http://schemas.microsoft.com/office/word/2006/wordml" xmlns:wps="http://schemas.microsoft.com/office/word/2010/wordprocessingShape" mc:Ignorable="w14 w15 w16se w16cid w16 w16cex w16sdtdh w16sdtfl w16du wp14">
   <w:p>
     <w:pPr>
       <w:pStyle w:val="Header"/>
@@ -1638,7 +1640,7 @@
 </file>
 
 <file path=word/header3.xml><?xml version="1.0" encoding="utf-8"?>
-<w:hdr xmlns:wpc="http://schemas.microsoft.com/office/word/2010/wordprocessingCanvas" xmlns:cx="http://schemas.microsoft.com/office/drawing/2014/chartex" xmlns:cx1="http://schemas.microsoft.com/office/drawing/2015/9/8/chartex" xmlns:cx2="http://schemas.microsoft.com/office/drawing/2015/10/21/chartex" xmlns:cx3="http://schemas.microsoft.com/office/drawing/2016/5/9/chartex" xmlns:cx4="http://schemas.microsoft.com/office/drawing/2016/5/10/chartex" xmlns:cx5="http://schemas.microsoft.com/office/drawing/2016/5/11/chartex" xmlns:cx6="http://schemas.microsoft.com/office/drawing/2016/5/12/chartex" xmlns:cx7="http://schemas.microsoft.com/office/drawing/2016/5/13/chartex" xmlns:cx8="http://schemas.microsoft.com/office/drawing/2016/5/14/chartex" xmlns:mc="http://schemas.openxmlformats.org/markup-compatibility/2006" xmlns:aink="http://schemas.microsoft.com/office/drawing/2016/ink" xmlns:am3d="http://schemas.microsoft.com/office/drawing/2017/model3d" xmlns:o="urn:schemas-microsoft-com:office:office" xmlns:oel="http://schemas.microsoft.com/office/2019/extlst" xmlns:r="http://schemas.openxmlformats.org/officeDocument/2006/relationships" xmlns:m="http://schemas.openxmlformats.org/officeDocument/2006/math" xmlns:v="urn:schemas-microsoft-com:vml" xmlns:wp14="http://schemas.microsoft.com/office/word/2010/wordprocessingDrawing" xmlns:wp="http://schemas.openxmlformats.org/drawingml/2006/wordprocessingDrawing" xmlns:w10="urn:schemas-microsoft-com:office:word" xmlns:w="http://schemas.openxmlformats.org/wordprocessingml/2006/main" xmlns:w14="http://schemas.microsoft.com/office/word/2010/wordml" xmlns:w15="http://schemas.microsoft.com/office/word/2012/wordml" xmlns:w16cei="http://schemas.microsoft.com/office/word/2026/wordml/cei" xmlns:w16cex="http://schemas.microsoft.com/office/word/2018/wordml/cex" xmlns:w16cid="http://schemas.microsoft.com/office/word/2016/wordml/cid" xmlns:w16="http://schemas.microsoft.com/office/word/2018/wordml" xmlns:w16du="http://schemas.microsoft.com/office/word/2023/wordml/word16du" xmlns:w16sdtdh="http://schemas.microsoft.com/office/word/2020/wordml/sdtdatahash" xmlns:w16sdtfl="http://schemas.microsoft.com/office/word/2024/wordml/sdtformatlock" xmlns:w16se="http://schemas.microsoft.com/office/word/2015/wordml/symex" xmlns:wpg="http://schemas.microsoft.com/office/word/2010/wordprocessingGroup" xmlns:wpi="http://schemas.microsoft.com/office/word/2010/wordprocessingInk" xmlns:wne="http://schemas.microsoft.com/office/word/2006/wordml" xmlns:wps="http://schemas.microsoft.com/office/word/2010/wordprocessingShape" mc:Ignorable="w14 w15 w16se w16cid w16 w16cex w16sdtdh w16sdtfl w16du wp14">
+<w:hdr xmlns:wpc="http://schemas.microsoft.com/office/word/2010/wordprocessingCanvas" xmlns:cx="http://schemas.microsoft.com/office/drawing/2014/chartex" xmlns:cx1="http://schemas.microsoft.com/office/drawing/2015/9/8/chartex" xmlns:cx2="http://schemas.microsoft.com/office/drawing/2015/10/21/chartex" xmlns:cx3="http://schemas.microsoft.com/office/drawing/2016/5/9/chartex" xmlns:cx4="http://schemas.microsoft.com/office/drawing/2016/5/10/chartex" xmlns:cx5="http://schemas.microsoft.com/office/drawing/2016/5/11/chartex" xmlns:cx6="http://schemas.microsoft.com/office/drawing/2016/5/12/chartex" xmlns:cx7="http://schemas.microsoft.com/office/drawing/2016/5/13/chartex" xmlns:cx8="http://schemas.microsoft.com/office/drawing/2016/5/14/chartex" xmlns:mc="http://schemas.openxmlformats.org/markup-compatibility/2006" xmlns:aink="http://schemas.microsoft.com/office/drawing/2016/ink" xmlns:am3d="http://schemas.microsoft.com/office/drawing/2017/model3d" xmlns:o="urn:schemas-microsoft-com:office:office" xmlns:oel="http://schemas.microsoft.com/office/2019/extlst" xmlns:r="http://schemas.openxmlformats.org/officeDocument/2006/relationships" xmlns:m="http://schemas.openxmlformats.org/officeDocument/2006/math" xmlns:v="urn:schemas-microsoft-com:vml" xmlns:wp14="http://schemas.microsoft.com/office/word/2010/wordprocessingDrawing" xmlns:wp="http://schemas.openxmlformats.org/drawingml/2006/wordprocessingDrawing" xmlns:w10="urn:schemas-microsoft-com:office:word" xmlns:w="http://schemas.openxmlformats.org/wordprocessingml/2006/main" xmlns:w14="http://schemas.microsoft.com/office/word/2010/wordml" xmlns:w15="http://schemas.microsoft.com/office/word/2012/wordml" xmlns:w16cex="http://schemas.microsoft.com/office/word/2018/wordml/cex" xmlns:w16cid="http://schemas.microsoft.com/office/word/2016/wordml/cid" xmlns:w16="http://schemas.microsoft.com/office/word/2018/wordml" xmlns:w16du="http://schemas.microsoft.com/office/word/2023/wordml/word16du" xmlns:w16sdtdh="http://schemas.microsoft.com/office/word/2020/wordml/sdtdatahash" xmlns:w16sdtfl="http://schemas.microsoft.com/office/word/2024/wordml/sdtformatlock" xmlns:w16se="http://schemas.microsoft.com/office/word/2015/wordml/symex" xmlns:wpg="http://schemas.microsoft.com/office/word/2010/wordprocessingGroup" xmlns:wpi="http://schemas.microsoft.com/office/word/2010/wordprocessingInk" xmlns:wne="http://schemas.microsoft.com/office/word/2006/wordml" xmlns:wps="http://schemas.microsoft.com/office/word/2010/wordprocessingShape" mc:Ignorable="w14 w15 w16se w16cid w16 w16cex w16sdtdh w16sdtfl w16du wp14">
   <w:p>
     <w:pPr>
       <w:pStyle w:val="Header"/>
@@ -2477,7 +2479,7 @@
 </file>
 
 <file path=word/glossary/document.xml><?xml version="1.0" encoding="utf-8"?>
-<w:glossaryDocument xmlns:wpc="http://schemas.microsoft.com/office/word/2010/wordprocessingCanvas" xmlns:cx="http://schemas.microsoft.com/office/drawing/2014/chartex" xmlns:cx1="http://schemas.microsoft.com/office/drawing/2015/9/8/chartex" xmlns:cx2="http://schemas.microsoft.com/office/drawing/2015/10/21/chartex" xmlns:cx3="http://schemas.microsoft.com/office/drawing/2016/5/9/chartex" xmlns:cx4="http://schemas.microsoft.com/office/drawing/2016/5/10/chartex" xmlns:cx5="http://schemas.microsoft.com/office/drawing/2016/5/11/chartex" xmlns:cx6="http://schemas.microsoft.com/office/drawing/2016/5/12/chartex" xmlns:cx7="http://schemas.microsoft.com/office/drawing/2016/5/13/chartex" xmlns:cx8="http://schemas.microsoft.com/office/drawing/2016/5/14/chartex" xmlns:mc="http://schemas.openxmlformats.org/markup-compatibility/2006" xmlns:aink="http://schemas.microsoft.com/office/drawing/2016/ink" xmlns:am3d="http://schemas.microsoft.com/office/drawing/2017/model3d" xmlns:o="urn:schemas-microsoft-com:office:office" xmlns:oel="http://schemas.microsoft.com/office/2019/extlst" xmlns:r="http://schemas.openxmlformats.org/officeDocument/2006/relationships" xmlns:m="http://schemas.openxmlformats.org/officeDocument/2006/math" xmlns:v="urn:schemas-microsoft-com:vml" xmlns:wp14="http://schemas.microsoft.com/office/word/2010/wordprocessingDrawing" xmlns:wp="http://schemas.openxmlformats.org/drawingml/2006/wordprocessingDrawing" xmlns:w10="urn:schemas-microsoft-com:office:word" xmlns:w="http://schemas.openxmlformats.org/wordprocessingml/2006/main" xmlns:w14="http://schemas.microsoft.com/office/word/2010/wordml" xmlns:w15="http://schemas.microsoft.com/office/word/2012/wordml" xmlns:w16cei="http://schemas.microsoft.com/office/word/2026/wordml/cei" xmlns:w16cex="http://schemas.microsoft.com/office/word/2018/wordml/cex" xmlns:w16cid="http://schemas.microsoft.com/office/word/2016/wordml/cid" xmlns:w16="http://schemas.microsoft.com/office/word/2018/wordml" xmlns:w16du="http://schemas.microsoft.com/office/word/2023/wordml/word16du" xmlns:w16sdtdh="http://schemas.microsoft.com/office/word/2020/wordml/sdtdatahash" xmlns:w16sdtfl="http://schemas.microsoft.com/office/word/2024/wordml/sdtformatlock" xmlns:w16se="http://schemas.microsoft.com/office/word/2015/wordml/symex" xmlns:wpg="http://schemas.microsoft.com/office/word/2010/wordprocessingGroup" xmlns:wpi="http://schemas.microsoft.com/office/word/2010/wordprocessingInk" xmlns:wne="http://schemas.microsoft.com/office/word/2006/wordml" xmlns:wps="http://schemas.microsoft.com/office/word/2010/wordprocessingShape" mc:Ignorable="w14 w15 w16se w16cid w16 w16cex w16sdtdh w16sdtfl w16du wp14">
+<w:glossaryDocument xmlns:wpc="http://schemas.microsoft.com/office/word/2010/wordprocessingCanvas" xmlns:cx="http://schemas.microsoft.com/office/drawing/2014/chartex" xmlns:cx1="http://schemas.microsoft.com/office/drawing/2015/9/8/chartex" xmlns:cx2="http://schemas.microsoft.com/office/drawing/2015/10/21/chartex" xmlns:cx3="http://schemas.microsoft.com/office/drawing/2016/5/9/chartex" xmlns:cx4="http://schemas.microsoft.com/office/drawing/2016/5/10/chartex" xmlns:cx5="http://schemas.microsoft.com/office/drawing/2016/5/11/chartex" xmlns:cx6="http://schemas.microsoft.com/office/drawing/2016/5/12/chartex" xmlns:cx7="http://schemas.microsoft.com/office/drawing/2016/5/13/chartex" xmlns:cx8="http://schemas.microsoft.com/office/drawing/2016/5/14/chartex" xmlns:mc="http://schemas.openxmlformats.org/markup-compatibility/2006" xmlns:aink="http://schemas.microsoft.com/office/drawing/2016/ink" xmlns:am3d="http://schemas.microsoft.com/office/drawing/2017/model3d" xmlns:o="urn:schemas-microsoft-com:office:office" xmlns:oel="http://schemas.microsoft.com/office/2019/extlst" xmlns:r="http://schemas.openxmlformats.org/officeDocument/2006/relationships" xmlns:m="http://schemas.openxmlformats.org/officeDocument/2006/math" xmlns:v="urn:schemas-microsoft-com:vml" xmlns:wp14="http://schemas.microsoft.com/office/word/2010/wordprocessingDrawing" xmlns:wp="http://schemas.openxmlformats.org/drawingml/2006/wordprocessingDrawing" xmlns:w10="urn:schemas-microsoft-com:office:word" xmlns:w="http://schemas.openxmlformats.org/wordprocessingml/2006/main" xmlns:w14="http://schemas.microsoft.com/office/word/2010/wordml" xmlns:w15="http://schemas.microsoft.com/office/word/2012/wordml" xmlns:w16cex="http://schemas.microsoft.com/office/word/2018/wordml/cex" xmlns:w16cid="http://schemas.microsoft.com/office/word/2016/wordml/cid" xmlns:w16="http://schemas.microsoft.com/office/word/2018/wordml" xmlns:w16du="http://schemas.microsoft.com/office/word/2023/wordml/word16du" xmlns:w16sdtdh="http://schemas.microsoft.com/office/word/2020/wordml/sdtdatahash" xmlns:w16sdtfl="http://schemas.microsoft.com/office/word/2024/wordml/sdtformatlock" xmlns:w16se="http://schemas.microsoft.com/office/word/2015/wordml/symex" xmlns:wpg="http://schemas.microsoft.com/office/word/2010/wordprocessingGroup" xmlns:wpi="http://schemas.microsoft.com/office/word/2010/wordprocessingInk" xmlns:wne="http://schemas.microsoft.com/office/word/2006/wordml" xmlns:wps="http://schemas.microsoft.com/office/word/2010/wordprocessingShape" mc:Ignorable="w14 w15 w16se w16cid w16 w16cex w16sdtdh w16sdtfl w16du wp14">
   <w:docParts>
     <w:docPart>
       <w:docPartPr>
@@ -2897,6 +2899,7 @@
     <w:rsid w:val="00622F36"/>
     <w:rsid w:val="0065768B"/>
     <w:rsid w:val="00671292"/>
+    <w:rsid w:val="00700F3D"/>
     <w:rsid w:val="00734B5C"/>
     <w:rsid w:val="00753B56"/>
     <w:rsid w:val="007A75D3"/>
@@ -2934,6 +2937,7 @@
     <w:rsid w:val="00CD190F"/>
     <w:rsid w:val="00CE4CE4"/>
     <w:rsid w:val="00CF5F66"/>
+    <w:rsid w:val="00D00351"/>
     <w:rsid w:val="00D130E8"/>
     <w:rsid w:val="00D24755"/>
     <w:rsid w:val="00D51815"/>
@@ -2971,7 +2975,7 @@
   </m:mathPr>
   <w:themeFontLang w:val="en-AU" w:eastAsia="ja-JP"/>
   <w:clrSchemeMapping w:bg1="light1" w:t1="dark1" w:bg2="light2" w:t2="dark2" w:accent1="accent1" w:accent2="accent2" w:accent3="accent3" w:accent4="accent4" w:accent5="accent5" w:accent6="accent6" w:hyperlink="hyperlink" w:followedHyperlink="followedHyperlink"/>
-  <w:decimalSymbol w:val=","/>
+  <w:decimalSymbol w:val="."/>
   <w:listSeparator w:val=","/>
   <w15:chartTrackingRefBased/>
 </w:settings>
@@ -3415,14 +3419,6 @@
       <w:color w:val="666666"/>
     </w:rPr>
   </w:style>
-  <w:style w:type="paragraph" w:customStyle="1" w:styleId="536DCC6143E040A4A4E6F268AE35F587">
-    <w:name w:val="536DCC6143E040A4A4E6F268AE35F587"/>
-    <w:rsid w:val="00A16A7F"/>
-  </w:style>
-  <w:style w:type="paragraph" w:customStyle="1" w:styleId="14AFCE12967A4FEAB712D4384DF4A6EC">
-    <w:name w:val="14AFCE12967A4FEAB712D4384DF4A6EC"/>
-    <w:rsid w:val="003009C4"/>
-  </w:style>
   <w:style w:type="paragraph" w:customStyle="1" w:styleId="D4FA25303DEC43D187B714CD633DE2F0">
     <w:name w:val="D4FA25303DEC43D187B714CD633DE2F0"/>
     <w:rsid w:val="00496827"/>
@@ -3460,13 +3456,6 @@
   </w:style>
   <w:style w:type="paragraph" w:customStyle="1" w:styleId="3C63AE1A11D3401CBD9BD460336183DB">
     <w:name w:val="3C63AE1A11D3401CBD9BD460336183DB"/>
-    <w:rsid w:val="00753B56"/>
-    <w:rPr>
-      <w:lang w:val="da-DK" w:eastAsia="da-DK"/>
-    </w:rPr>
-  </w:style>
-  <w:style w:type="paragraph" w:customStyle="1" w:styleId="0CB5377DEFE641B48598FA773D6788C9">
-    <w:name w:val="0CB5377DEFE641B48598FA773D6788C9"/>
     <w:rsid w:val="00753B56"/>
     <w:rPr>
       <w:lang w:val="da-DK" w:eastAsia="da-DK"/>
@@ -3862,9 +3851,7 @@
 </we:webextension>
 </file>
 
-<file path=customXml/item1.xml>��< ? x m l   v e r s i o n = " 1 . 0 "   e n c o d i n g = " u t f - 1 6 " ? > - 
- < N a v W o r d R e p o r t X m l P a r t   x m l n s = " u r n : m i c r o s o f t - d y n a m i c s - n a v / r e p o r t s / S a l e s p e r s o n _ C o m m i s s i o n / 1 1 5 / " > +<file path=customXml/item1.xml>��< ? x m l   v e r s i o n = " 1 . 0 "   e n c o d i n g = " u t f - 1 6 " ? > < N a v W o r d R e p o r t X m l P a r t   x m l n s = " u r n : m i c r o s o f t - d y n a m i c s - b u s i n e s s c e n t r a l / i n t e r n a l / e x t e n d e d / r e p o r t s / S a l e s p e r s o n _ C o m m i s s i o n / 1 1 5 / " >   
      < B C R e p o r t I n f o r m a t i o n >   
@@ -4012,185 +3999,255 @@
  
      < L a b e l s >   
-         < A b o u t T h e R e p o r t L a b e l > A b o u t T h e R e p o r t L a b e l < / A b o u t T h e R e p o r t L a b e l > - 
-         < A d j u s t e d P r o f i t C o m m i s s i o n L a b e l > A d j u s t e d P r o f i t C o m m i s s i o n L a b e l < / A d j u s t e d P r o f i t C o m m i s s i o n L a b e l > - 
-         < A d j u s t e d P r o f i t L a b e l > A d j u s t e d P r o f i t L a b e l < / A d j u s t e d P r o f i t L a b e l > - 
-         < A l l A m o u n t s A r e I n L C Y L a b e l > A l l A m o u n t s A r e I n L C Y L a b e l < / A l l A m o u n t s A r e I n L C Y L a b e l > - 
-         < C o m m i s s i o n P e r c e n t L a b e l > C o m m i s s i o n P e r c e n t L a b e l < / C o m m i s s i o n P e r c e n t L a b e l > - 
-         < C o m p a n y L a b e l > C o m p a n y L a b e l < / C o m p a n y L a b e l > - 
-         < C u s t o m e r N a m e L a b e l > C u s t o m e r N a m e L a b e l < / C u s t o m e r N a m e L a b e l > - 
-         < C u s t o m e r N o L a b e l > C u s t o m e r N o L a b e l < / C u s t o m e r N o L a b e l > - 
-         < D a t a R e t r i e v e d > D a t a R e t r i e v e d < / D a t a R e t r i e v e d > - 
-         < D o c u m e n t a t i o n L a b e l > D o c u m e n t a t i o n L a b e l < / D o c u m e n t a t i o n L a b e l > - 
-         < D o c u m e n t N o L a b e l > D o c u m e n t N o L a b e l < / D o c u m e n t N o L a b e l > - 
-         < E n v i r o n m e n t L a b e l > E n v i r o n m e n t L a b e l < / E n v i r o n m e n t L a b e l > - 
-         < P e r i o d C a p t i o n > P e r i o d C a p t i o n < / P e r i o d C a p t i o n > - 
-         < P o s t i n g D a t e L a b e l > P o s t i n g D a t e L a b e l < / P o s t i n g D a t e L a b e l > - 
-         < P r o f i t C o m m i s s i o n L a b e l > P r o f i t C o m m i s s i o n L a b e l < / P r o f i t C o m m i s s i o n L a b e l > - 
-         < P r o f i t L a b e l > P r o f i t L a b e l < / P r o f i t L a b e l > - 
-         < R e p o r t N a m e L a b e l > R e p o r t N a m e L a b e l < / R e p o r t N a m e L a b e l > - 
-         < R u n O n L a b e l > R u n O n L a b e l < / R u n O n L a b e l > - 
-         < S a l e s C o m m i s s i o n L a b e l > S a l e s C o m m i s s i o n L a b e l < / S a l e s C o m m i s s i o n L a b e l > - 
-         < S a l e s L a b e l > S a l e s L a b e l < / S a l e s L a b e l > - 
-         < S a l e s p e r s o n _ P u r c h a s e r _ _ N a m e C a p t i o n > S a l e s p e r s o n _ P u r c h a s e r _ _ N a m e C a p t i o n < / S a l e s p e r s o n _ P u r c h a s e r _ _ N a m e C a p t i o n > - 
-         < S a l e s p e r s o n C o m m i s s i o n A n a l y s i s > S a l e s p e r s o n C o m m i s s i o n A n a l y s i s < / S a l e s p e r s o n C o m m i s s i o n A n a l y s i s > - 
-         < S a l e s p e r s o n C o m m i s s i o n L a b e l > S a l e s p e r s o n C o m m i s s i o n L a b e l < / S a l e s p e r s o n C o m m i s s i o n L a b e l > - 
-         < S a l e s p e r s o n C o m m i s s i o n P r i n t > S a l e s p e r s o n C o m m i s s i o n P r i n t < / S a l e s p e r s o n C o m m i s s i o n P r i n t > - 
-         < S a l e s p e r s o n P u r c h a s e r _ C o d e C a p t i o n > S a l e s p e r s o n P u r c h a s e r _ C o d e C a p t i o n < / S a l e s p e r s o n P u r c h a s e r _ C o d e C a p t i o n > - 
-         < T o t a l s C a p t i o n > T o t a l s C a p t i o n < / T o t a l s C a p t i o n > - 
-         < U s e r L a b e l > U s e r L a b e l < / U s e r L a b e l > +         < A b o u t T h e R e p o r t L a b e l   E l e m e n t T y p e = " P a r a m e t e r "   E l e m e n t I d = " 1 6 7 7 9 2 0 0 1 "   D a t a T y p e = " S t r i n g " > A b o u t T h e R e p o r t L a b e l < / A b o u t T h e R e p o r t L a b e l > + 
+         < A d j u s t e d P r o f i t C o m m i s s i o n L a b e l   E l e m e n t T y p e = " P a r a m e t e r "   E l e m e n t I d = " 9 1 5 5 5 7 0 2 0 "   D a t a T y p e = " S t r i n g " > A d j u s t e d P r o f i t C o m m i s s i o n L a b e l < / A d j u s t e d P r o f i t C o m m i s s i o n L a b e l > + 
+         < A d j u s t e d P r o f i t L a b e l   E l e m e n t T y p e = " P a r a m e t e r "   E l e m e n t I d = " 1 6 1 5 2 8 3 0 4 7 "   D a t a T y p e = " S t r i n g " > A d j u s t e d P r o f i t L a b e l < / A d j u s t e d P r o f i t L a b e l > + 
+         < A l l A m o u n t s A r e I n L C Y L a b e l   E l e m e n t T y p e = " P a r a m e t e r "   E l e m e n t I d = " 5 6 3 5 1 4 3 1 8 "   D a t a T y p e = " S t r i n g " > A l l A m o u n t s A r e I n L C Y L a b e l < / A l l A m o u n t s A r e I n L C Y L a b e l > + 
+         < C o m m i s s i o n P e r c e n t L a b e l   E l e m e n t T y p e = " P a r a m e t e r "   E l e m e n t I d = " 8 3 9 2 6 3 7 6 5 "   D a t a T y p e = " S t r i n g " > C o m m i s s i o n P e r c e n t L a b e l < / C o m m i s s i o n P e r c e n t L a b e l > + 
+         < C o m p a n y L a b e l   E l e m e n t T y p e = " P a r a m e t e r "   E l e m e n t I d = " 3 4 6 7 6 0 3 4 8 "   D a t a T y p e = " S t r i n g " > C o m p a n y L a b e l < / C o m p a n y L a b e l > + 
+         < C u s t o m e r N a m e L a b e l   E l e m e n t T y p e = " P a r a m e t e r "   E l e m e n t I d = " 1 1 1 8 7 9 0 8 8 "   D a t a T y p e = " S t r i n g " > C u s t o m e r N a m e L a b e l < / C u s t o m e r N a m e L a b e l > + 
+         < C u s t o m e r N o L a b e l   E l e m e n t T y p e = " P a r a m e t e r "   E l e m e n t I d = " 3 8 7 4 7 8 0 3 4 "   D a t a T y p e = " S t r i n g " > C u s t o m e r N o L a b e l < / C u s t o m e r N o L a b e l > + 
+         < D a t a R e t r i e v e d   E l e m e n t T y p e = " P a r a m e t e r "   E l e m e n t I d = " 2 9 1 9 1 1 8 0 7 "   D a t a T y p e = " S t r i n g " > D a t a R e t r i e v e d < / D a t a R e t r i e v e d > + 
+         < D o c u m e n t a t i o n L a b e l   E l e m e n t T y p e = " P a r a m e t e r "   E l e m e n t I d = " 1 7 3 8 9 2 4 8 1 5 "   D a t a T y p e = " S t r i n g " > D o c u m e n t a t i o n L a b e l < / D o c u m e n t a t i o n L a b e l > + 
+         < D o c u m e n t N o L a b e l   E l e m e n t T y p e = " P a r a m e t e r "   E l e m e n t I d = " 1 1 4 6 4 3 5 8 0 3 "   D a t a T y p e = " S t r i n g " > D o c u m e n t N o L a b e l < / D o c u m e n t N o L a b e l > + 
+         < E n v i r o n m e n t L a b e l   E l e m e n t T y p e = " P a r a m e t e r "   E l e m e n t I d = " 8 1 8 8 1 6 5 9 0 "   D a t a T y p e = " S t r i n g " > E n v i r o n m e n t L a b e l < / E n v i r o n m e n t L a b e l > + 
+         < P e r i o d C a p t i o n   E l e m e n t T y p e = " P a r a m e t e r "   E l e m e n t I d = " 1 4 7 8 2 5 3 4 2 2 "   D a t a T y p e = " S t r i n g " > P e r i o d C a p t i o n < / P e r i o d C a p t i o n > + 
+         < P o s t i n g D a t e L a b e l   E l e m e n t T y p e = " P a r a m e t e r "   E l e m e n t I d = " 1 7 7 5 7 9 4 2 4 9 "   D a t a T y p e = " S t r i n g " > P o s t i n g D a t e L a b e l < / P o s t i n g D a t e L a b e l > + 
+         < P r o f i t C o m m i s s i o n L a b e l   E l e m e n t T y p e = " P a r a m e t e r "   E l e m e n t I d = " 8 3 2 7 0 6 3 9 2 "   D a t a T y p e = " S t r i n g " > P r o f i t C o m m i s s i o n L a b e l < / P r o f i t C o m m i s s i o n L a b e l > + 
+         < P r o f i t L a b e l   E l e m e n t T y p e = " P a r a m e t e r "   E l e m e n t I d = " 2 5 4 6 3 3 6 4 5 "   D a t a T y p e = " S t r i n g " > P r o f i t L a b e l < / P r o f i t L a b e l > + 
+         < R e p o r t N a m e L a b e l   E l e m e n t T y p e = " P a r a m e t e r "   E l e m e n t I d = " 1 0 2 2 2 9 2 9 8 2 "   D a t a T y p e = " S t r i n g " > R e p o r t N a m e L a b e l < / R e p o r t N a m e L a b e l > + 
+         < R u n O n L a b e l   E l e m e n t T y p e = " P a r a m e t e r "   E l e m e n t I d = " 1 1 1 9 0 3 7 5 9 5 "   D a t a T y p e = " S t r i n g " > R u n O n L a b e l < / R u n O n L a b e l > + 
+         < S a l e s C o m m i s s i o n L a b e l   E l e m e n t T y p e = " P a r a m e t e r "   E l e m e n t I d = " 1 0 1 8 2 6 8 7 7 0 "   D a t a T y p e = " S t r i n g " > S a l e s C o m m i s s i o n L a b e l < / S a l e s C o m m i s s i o n L a b e l > + 
+         < S a l e s L a b e l   E l e m e n t T y p e = " P a r a m e t e r "   E l e m e n t I d = " 1 7 9 5 4 4 8 0 0 5 "   D a t a T y p e = " S t r i n g " > S a l e s L a b e l < / S a l e s L a b e l > + 
+         < S a l e s p e r s o n _ P u r c h a s e r _ _ N a m e C a p t i o n   E l e m e n t T y p e = " P a r a m e t e r "   E l e m e n t I d = " 1 1 9 5 8 7 9 8 7 3 "   D a t a T y p e = " S t r i n g " > S a l e s p e r s o n _ P u r c h a s e r _ _ N a m e C a p t i o n < / S a l e s p e r s o n _ P u r c h a s e r _ _ N a m e C a p t i o n > + 
+         < S a l e s p e r s o n C o m m i s s i o n A n a l y s i s   E l e m e n t T y p e = " P a r a m e t e r "   E l e m e n t I d = " 7 1 5 8 7 1 2 4 7 "   D a t a T y p e = " S t r i n g " > S a l e s p e r s o n C o m m i s s i o n A n a l y s i s < / S a l e s p e r s o n C o m m i s s i o n A n a l y s i s > + 
+         < S a l e s p e r s o n C o m m i s s i o n L a b e l   E l e m e n t T y p e = " P a r a m e t e r "   E l e m e n t I d = " 3 0 0 0 9 6 0 5 1 "   D a t a T y p e = " S t r i n g " > S a l e s p e r s o n C o m m i s s i o n L a b e l < / S a l e s p e r s o n C o m m i s s i o n L a b e l > + 
+         < S a l e s p e r s o n C o m m i s s i o n P r i n t   E l e m e n t T y p e = " P a r a m e t e r "   E l e m e n t I d = " 1 3 1 6 0 2 8 6 0 "   D a t a T y p e = " S t r i n g " > S a l e s p e r s o n C o m m i s s i o n P r i n t < / S a l e s p e r s o n C o m m i s s i o n P r i n t > + 
+         < S a l e s p e r s o n P u r c h a s e r _ C o d e C a p t i o n   E l e m e n t T y p e = " P a r a m e t e r "   E l e m e n t I d = " 1 2 2 1 2 1 9 2 4 5 "   D a t a T y p e = " S t r i n g " > S a l e s p e r s o n P u r c h a s e r _ C o d e C a p t i o n < / S a l e s p e r s o n P u r c h a s e r _ C o d e C a p t i o n > + 
+         < T o t a l s C a p t i o n   E l e m e n t T y p e = " P a r a m e t e r "   E l e m e n t I d = " 2 3 5 4 5 9 0 6 "   D a t a T y p e = " S t r i n g " > T o t a l s C a p t i o n < / T o t a l s C a p t i o n > + 
+         < U s e r L a b e l   E l e m e n t T y p e = " P a r a m e t e r "   E l e m e n t I d = " 8 4 8 8 1 6 7 9 4 "   D a t a T y p e = " S t r i n g " > U s e r L a b e l < / U s e r L a b e l >   
      < / L a b e l s >   
-     < S a l e s p e r s o n _ P u r c h a s e r > - 
-         < A d j P r o f i t > A d j P r o f i t < / A d j P r o f i t > - 
-         < A d j P r o f i t C o m m i s s i o n A m t > A d j P r o f i t C o m m i s s i o n A m t < / A d j P r o f i t C o m m i s s i o n A m t > - 
-         < A d j P r o f i t C o m m i s s i o n A m t _ C o n t r o l 4 5 C a p t i o n > A d j P r o f i t C o m m i s s i o n A m t _ C o n t r o l 4 5 C a p t i o n < / A d j P r o f i t C o m m i s s i o n A m t _ C o n t r o l 4 5 C a p t i o n > - 
-         < A d j P r o f i t _ C o n t r o l 3 9 C a p t i o n > A d j P r o f i t _ C o n t r o l 3 9 C a p t i o n < / A d j P r o f i t _ C o n t r o l 3 9 C a p t i o n > - 
-         < A l l _ a m o u n t s _ a r e _ i n _ L C Y C a p t i o n > A l l _ a m o u n t s _ a r e _ i n _ L C Y C a p t i o n < / A l l _ a m o u n t s _ a r e _ i n _ L C Y C a p t i o n > - 
-         < C O M P A N Y N A M E > C O M P A N Y N A M E < / C O M P A N Y N A M E > - 
-         < C u r r R e p o r t _ P A G E N O C a p t i o n > C u r r R e p o r t _ P A G E N O C a p t i o n < / C u r r R e p o r t _ P A G E N O C a p t i o n > - 
-         < C u s t L e d g E n t r y F i l t e r > C u s t L e d g E n t r y F i l t e r < / C u s t L e d g E n t r y F i l t e r > - 
-         < C u s t _ _ L e d g e r _ E n t r y _ _ C u s t o m e r _ N o _ _ C a p t i o n > C u s t _ _ L e d g e r _ E n t r y _ _ C u s t o m e r _ N o _ _ C a p t i o n < / C u s t _ _ L e d g e r _ E n t r y _ _ C u s t o m e r _ N o _ _ C a p t i o n > - 
-         < C u s t _ _ L e d g e r _ E n t r y _ _ D o c u m e n t _ N o _ _ C a p t i o n > C u s t _ _ L e d g e r _ E n t r y _ _ D o c u m e n t _ N o _ _ C a p t i o n < / C u s t _ _ L e d g e r _ E n t r y _ _ D o c u m e n t _ N o _ _ C a p t i o n > - 
-         < C u s t _ _ L e d g e r _ E n t r y _ _ P o s t i n g _ D a t e _ C a p t i o n > C u s t _ _ L e d g e r _ E n t r y _ _ P o s t i n g _ D a t e _ C a p t i o n < / C u s t _ _ L e d g e r _ E n t r y _ _ P o s t i n g _ D a t e _ C a p t i o n > - 
-         < C u s t _ _ L e d g e r _ E n t r y _ _ P r o f i t _ _ L C Y _ _ C a p t i o n > C u s t _ _ L e d g e r _ E n t r y _ _ P r o f i t _ _ L C Y _ _ C a p t i o n < / C u s t _ _ L e d g e r _ E n t r y _ _ P r o f i t _ _ L C Y _ _ C a p t i o n > - 
-         < C u s t _ _ L e d g e r _ E n t r y _ _ S a l e s _ _ L C Y _ _ C a p t i o n > C u s t _ _ L e d g e r _ E n t r y _ _ S a l e s _ _ L C Y _ _ C a p t i o n < / C u s t _ _ L e d g e r _ E n t r y _ _ S a l e s _ _ L C Y _ _ C a p t i o n > - 
-         < C u s t _ _ L e d g e r _ E n t r y _ _ T A B L E C A P T I O N _ _ _ _ _ _ _ _ _ _ C u s t L e d g E n t r y F i l t e r > C u s t _ _ L e d g e r _ E n t r y _ _ T A B L E C A P T I O N _ _ _ _ _ _ _ _ _ _ C u s t L e d g E n t r y F i l t e r < / C u s t _ _ L e d g e r _ E n t r y _ _ T A B L E C A P T I O N _ _ _ _ _ _ _ _ _ _ C u s t L e d g E n t r y F i l t e r > - 
-         < C u s t _ _ L e d g e r _ E n t r y _ _ _ P r o f i t _ _ L C Y _ _ > C u s t _ _ L e d g e r _ E n t r y _ _ _ P r o f i t _ _ L C Y _ _ < / C u s t _ _ L e d g e r _ E n t r y _ _ _ P r o f i t _ _ L C Y _ _ > - 
-         < C u s t _ _ L e d g e r _ E n t r y _ _ _ S a l e s _ _ L C Y _ _ > C u s t _ _ L e d g e r _ E n t r y _ _ _ S a l e s _ _ L C Y _ _ < / C u s t _ _ L e d g e r _ E n t r y _ _ _ S a l e s _ _ L C Y _ _ > - 
-         < P a g e G r o u p N o > P a g e G r o u p N o < / P a g e G r o u p N o > - 
-         < P r o f i t C o m m i s s i o n A m t > P r o f i t C o m m i s s i o n A m t < / P r o f i t C o m m i s s i o n A m t > - 
-         < P r o f i t C o m m i s s i o n A m t _ C o n t r o l 3 3 C a p t i o n > P r o f i t C o m m i s s i o n A m t _ C o n t r o l 3 3 C a p t i o n < / P r o f i t C o m m i s s i o n A m t _ C o n t r o l 3 3 C a p t i o n > - 
-         < S a l e s C o m m i s s i o n A m t > S a l e s C o m m i s s i o n A m t < / S a l e s C o m m i s s i o n A m t > - 
-         < S a l e s C o m m i s s i o n A m t _ C o n t r o l 3 2 C a p t i o n > S a l e s C o m m i s s i o n A m t _ C o n t r o l 3 2 C a p t i o n < / S a l e s C o m m i s s i o n A m t _ C o n t r o l 3 2 C a p t i o n > - 
-         < S a l e s p e r s o n F i l t e r > S a l e s p e r s o n F i l t e r < / S a l e s p e r s o n F i l t e r > - 
-         < S a l e s p e r s o n _ P u r c h a s e r _ C o d e > S a l e s p e r s o n _ P u r c h a s e r _ C o d e < / S a l e s p e r s o n _ P u r c h a s e r _ C o d e > - 
-         < S a l e s p e r s o n _ P u r c h a s e r _ N a m e > S a l e s p e r s o n _ P u r c h a s e r _ N a m e < / S a l e s p e r s o n _ P u r c h a s e r _ N a m e > - 
-         < S a l e s p e r s o n _ P u r c h a s e r _ _ C o m m i s s i o n _ _ _ > S a l e s p e r s o n _ P u r c h a s e r _ _ C o m m i s s i o n _ _ _ < / S a l e s p e r s o n _ P u r c h a s e r _ _ C o m m i s s i o n _ _ _ > - 
-         < S a l e s p e r s o n _ P u r c h a s e r _ _ C o m m i s s i o n _ _ _ C a p t i o n > S a l e s p e r s o n _ P u r c h a s e r _ _ C o m m i s s i o n _ _ _ C a p t i o n < / S a l e s p e r s o n _ P u r c h a s e r _ _ C o m m i s s i o n _ _ _ C a p t i o n > - 
-         < S a l e s p e r s o n _ P u r c h a s e r _ _ T A B L E C A P T I O N _ _ _ _ _ _ _ _ _ _ S a l e s p e r s o n F i l t e r > S a l e s p e r s o n _ P u r c h a s e r _ _ T A B L E C A P T I O N _ _ _ _ _ _ _ _ _ _ S a l e s p e r s o n F i l t e r < / S a l e s p e r s o n _ P u r c h a s e r _ _ T A B L E C A P T I O N _ _ _ _ _ _ _ _ _ _ S a l e s p e r s o n F i l t e r > - 
-         < S a l e s p e r s o n _ _ _ C o m m i s s i o n C a p t i o n > S a l e s p e r s o n _ _ _ C o m m i s s i o n C a p t i o n < / S a l e s p e r s o n _ _ _ C o m m i s s i o n C a p t i o n > - 
-         < S T R S U B S T N O _ T e x t 0 0 0 _ P e r i o d T e x t _ > S T R S U B S T N O _ T e x t 0 0 0 _ P e r i o d T e x t _ < / S T R S U B S T N O _ T e x t 0 0 0 _ P e r i o d T e x t _ > - 
-         < T o t a l C a p t i o n > T o t a l C a p t i o n < / T o t a l C a p t i o n > - 
-         < C u s t _ L e d g e r _ E n t r y > - 
-             < A d j P r o f i t C o m m i s s i o n A m t _ C o n t r o l 4 5 > A d j P r o f i t C o m m i s s i o n A m t _ C o n t r o l 4 5 < / A d j P r o f i t C o m m i s s i o n A m t _ C o n t r o l 4 5 > - 
-             < A d j P r o f i t _ C o n t r o l 3 9 > A d j P r o f i t _ C o n t r o l 3 9 < / A d j P r o f i t _ C o n t r o l 3 9 > - 
-             < C u s t L e d g e r E n t r y _ C u s t o m e r N a m e > C u s t L e d g e r E n t r y _ C u s t o m e r N a m e < / C u s t L e d g e r E n t r y _ C u s t o m e r N a m e > - 
-             < C u s t _ _ L e d g e r _ E n t r y _ _ C u s t o m e r _ N o _ _ > C u s t _ _ L e d g e r _ E n t r y _ _ C u s t o m e r _ N o _ _ < / C u s t _ _ L e d g e r _ E n t r y _ _ C u s t o m e r _ N o _ _ > - 
-             < C u s t _ _ L e d g e r _ E n t r y _ _ D o c u m e n t _ N o _ _ > C u s t _ _ L e d g e r _ E n t r y _ _ D o c u m e n t _ N o _ _ < / C u s t _ _ L e d g e r _ E n t r y _ _ D o c u m e n t _ N o _ _ > - 
-             < C u s t _ _ L e d g e r _ E n t r y _ _ P o s t i n g _ D a t e _ > C u s t _ _ L e d g e r _ E n t r y _ _ P o s t i n g _ D a t e _ < / C u s t _ _ L e d g e r _ E n t r y _ _ P o s t i n g _ D a t e _ > - 
-             < C u s t _ _ L e d g e r _ E n t r y _ _ P r o f i t _ _ L C Y _ _ > C u s t _ _ L e d g e r _ E n t r y _ _ P r o f i t _ _ L C Y _ _ < / C u s t _ _ L e d g e r _ E n t r y _ _ P r o f i t _ _ L C Y _ _ > - 
-             < C u s t _ _ L e d g e r _ E n t r y _ _ S a l e s _ _ L C Y _ _ > C u s t _ _ L e d g e r _ E n t r y _ _ S a l e s _ _ L C Y _ _ < / C u s t _ _ L e d g e r _ E n t r y _ _ S a l e s _ _ L C Y _ _ > - 
-             < P r o f i t C o m m i s s i o n A m t _ C o n t r o l 3 3 > P r o f i t C o m m i s s i o n A m t _ C o n t r o l 3 3 < / P r o f i t C o m m i s s i o n A m t _ C o n t r o l 3 3 > - 
-             < S a l e s C o m m i s s i o n A m t _ C o n t r o l 3 2 > S a l e s C o m m i s s i o n A m t _ C o n t r o l 3 2 < / S a l e s C o m m i s s i o n A m t _ C o n t r o l 3 2 > - 
-             < S a l e s p e r s o n P u r c h a s e r _ C o d e > S a l e s p e r s o n P u r c h a s e r _ C o d e < / S a l e s p e r s o n P u r c h a s e r _ C o d e > - 
-             < S a l e s p e r s o n _ P u r c h a s e r _ _ N a m e > S a l e s p e r s o n _ P u r c h a s e r _ _ N a m e < / S a l e s p e r s o n _ P u r c h a s e r _ _ N a m e > +     < T o o l t i p s > + 
+         < T o o l t i p   c o l u m n = " S a l e s p e r s o n _ P u r c h a s e r _ C o d e "   E l e m e n t I d = " 1 3 8 8 0 3 1 6 5 2 " > + 
+             < T o o l t i p T e x t   l a n g = " e n - U S " > S p e c i f i e s   a   c o d e   f o r   t h e   s a l e s p e r s o n   o r   p u r c h a s e r . < / T o o l t i p T e x t > + 
+         < / T o o l t i p > + 
+         < T o o l t i p   c o l u m n = " S a l e s p e r s o n _ P u r c h a s e r _ N a m e "   E l e m e n t I d = " 1 3 4 8 2 2 8 4 6 2 " > + 
+             < T o o l t i p T e x t   l a n g = " e n - U S " > S p e c i f i e s   t h e   n a m e   o f   t h e   s a l e s p e r s o n   o r   p u r c h a s e r . < / T o o l t i p T e x t > + 
+         < / T o o l t i p > + 
+         < T o o l t i p   c o l u m n = " S a l e s p e r s o n _ P u r c h a s e r _ _ C o m m i s s i o n _ _ _ "   E l e m e n t I d = " 1 5 9 0 6 8 9 0 0 4 " > + 
+             < T o o l t i p T e x t   l a n g = " e n - U S " > S p e c i f i e s   t h e   p e r c e n t a g e   t o   u s e   t o   c a l c u l a t e   t h e   s a l e s p e r s o n ' s   c o m m i s s i o n . < / T o o l t i p T e x t > + 
+         < / T o o l t i p > + 
+         < T o o l t i p   c o l u m n = " C u s t _ _ L e d g e r _ E n t r y _ _ _ S a l e s _ _ L C Y _ _ "   E l e m e n t I d = " 3 4 8 7 9 4 9 4 9 " > + 
+             < T o o l t i p T e x t   l a n g = " e n - U S " > S p e c i f i e s   t h e   t o t a l   s a l e s   a m o u n t   e x c l .   V A T   t o   t h e   c u s t o m e r   i n   L C Y . < / T o o l t i p T e x t > + 
+         < / T o o l t i p > + 
+         < T o o l t i p   c o l u m n = " C u s t _ _ L e d g e r _ E n t r y _ _ D o c u m e n t _ N o _ _ "   E l e m e n t I d = " 8 5 2 6 1 1 1 8 1 " > + 
+             < T o o l t i p T e x t   l a n g = " e n - U S " > S p e c i f i e s   t h e   e n t r y ' s   d o c u m e n t   n u m b e r . < / T o o l t i p T e x t > + 
+         < / T o o l t i p > + 
+         < T o o l t i p   c o l u m n = " C u s t _ _ L e d g e r _ E n t r y _ _ C u s t o m e r _ N o _ _ "   E l e m e n t I d = " 1 0 0 9 0 1 6 8 0 8 " > + 
+             < T o o l t i p T e x t   l a n g = " e n - U S " > S p e c i f i e s   t h e   c u s t o m e r   a c c o u n t   n u m b e r   t h a t   t h e   e n t r y   i s   l i n k e d   t o . < / T o o l t i p T e x t > + 
+         < / T o o l t i p > + 
+         < T o o l t i p   c o l u m n = " C u s t _ _ L e d g e r _ E n t r y _ _ S a l e s _ _ L C Y _ _ "   E l e m e n t I d = " 8 1 9 5 1 7 4 8 " > + 
+             < T o o l t i p T e x t   l a n g = " e n - U S " > S p e c i f i e s   t h e   t o t a l   s a l e s   a m o u n t   e x c l .   V A T   t o   t h e   c u s t o m e r   i n   L C Y . < / T o o l t i p T e x t > + 
+         < / T o o l t i p > + 
+         < T o o l t i p   c o l u m n = " C u s t L e d g e r E n t r y _ C u s t o m e r N a m e "   E l e m e n t I d = " 2 0 9 1 8 9 3 2 7 9 " > + 
+             < T o o l t i p T e x t   l a n g = " e n - U S " > S p e c i f i e s   t h e   c u s t o m e r   n a m e   t h a t   t h e   e n t r y   i s   l i n k e d   t o . < / T o o l t i p T e x t > + 
+         < / T o o l t i p > + 
+         < T o o l t i p   c o l u m n = " S a l e s p e r s o n P u r c h a s e r _ C o d e "   E l e m e n t I d = " 1 2 2 1 2 1 9 2 4 5 " > + 
+             < T o o l t i p T e x t   l a n g = " e n - U S " > S p e c i f i e s   a   c o d e   f o r   t h e   s a l e s p e r s o n   o r   p u r c h a s e r . < / T o o l t i p T e x t > + 
+         < / T o o l t i p > + 
+         < T o o l t i p   c o l u m n = " S a l e s p e r s o n _ P u r c h a s e r _ _ N a m e "   E l e m e n t I d = " 1 1 9 5 8 7 9 8 7 3 " > + 
+             < T o o l t i p T e x t   l a n g = " e n - U S " > S p e c i f i e s   t h e   n a m e   o f   t h e   s a l e s p e r s o n   o r   p u r c h a s e r . < / T o o l t i p T e x t > + 
+         < / T o o l t i p > + 
+         < T o o l t i p   c o l u m n = " S u b t o t a l s _ S a l e s p e r s o n _ C o d e "   E l e m e n t I d = " 1 1 9 8 5 9 4 2 7 2 " > + 
+             < T o o l t i p T e x t   l a n g = " e n - U S " > S p e c i f i e s   a   c o d e   f o r   t h e   s a l e s p e r s o n   o r   p u r c h a s e r . < / T o o l t i p T e x t > + 
+         < / T o o l t i p > + 
+     < / T o o l t i p s > + 
+     < S a l e s p e r s o n _ P u r c h a s e r   E l e m e n t T y p e = " D a t a I t e m "   E l e m e n t I d = " 7 1 5 0 0 7 1 9 8 " > + 
+         < A d j P r o f i t   E l e m e n t T y p e = " C o l u m n "   E l e m e n t I d = " 6 6 6 3 9 3 8 5 2 "   D a t a T y p e = " D e c i m a l "   O b s o l e t e S t a t e = " P e n d i n g " > A d j P r o f i t < / A d j P r o f i t > + 
+         < A d j P r o f i t C o m m i s s i o n A m t   E l e m e n t T y p e = " C o l u m n "   E l e m e n t I d = " 1 5 8 1 4 8 8 5 9 9 "   D a t a T y p e = " D e c i m a l "   O b s o l e t e S t a t e = " P e n d i n g " > A d j P r o f i t C o m m i s s i o n A m t < / A d j P r o f i t C o m m i s s i o n A m t > + 
+         < A d j P r o f i t C o m m i s s i o n A m t _ C o n t r o l 4 5 C a p t i o n   E l e m e n t T y p e = " C o l u m n "   E l e m e n t I d = " 6 2 1 2 7 7 8 5 4 "   D a t a T y p e = " L a b e l "   O b s o l e t e S t a t e = " P e n d i n g " > A d j P r o f i t C o m m i s s i o n A m t _ C o n t r o l 4 5 C a p t i o n < / A d j P r o f i t C o m m i s s i o n A m t _ C o n t r o l 4 5 C a p t i o n > + 
+         < A d j P r o f i t _ C o n t r o l 3 9 C a p t i o n   E l e m e n t T y p e = " C o l u m n "   E l e m e n t I d = " 2 1 3 3 9 8 4 3 2 "   D a t a T y p e = " L a b e l "   O b s o l e t e S t a t e = " P e n d i n g " > A d j P r o f i t _ C o n t r o l 3 9 C a p t i o n < / A d j P r o f i t _ C o n t r o l 3 9 C a p t i o n > + 
+         < A l l _ a m o u n t s _ a r e _ i n _ L C Y C a p t i o n   E l e m e n t T y p e = " C o l u m n "   E l e m e n t I d = " 6 9 7 4 8 4 8 0 2 "   D a t a T y p e = " L a b e l "   O b s o l e t e S t a t e = " P e n d i n g " > A l l _ a m o u n t s _ a r e _ i n _ L C Y C a p t i o n < / A l l _ a m o u n t s _ a r e _ i n _ L C Y C a p t i o n > + 
+         < C O M P A N Y N A M E   E l e m e n t T y p e = " C o l u m n "   E l e m e n t I d = " 1 7 5 3 0 1 5 1 5 5 "   D a t a T y p e = " S t r i n g "   O b s o l e t e S t a t e = " P e n d i n g " > C O M P A N Y N A M E < / C O M P A N Y N A M E > + 
+         < C u r r R e p o r t _ P A G E N O C a p t i o n   E l e m e n t T y p e = " C o l u m n "   E l e m e n t I d = " 1 8 4 6 2 6 2 1 5 8 "   D a t a T y p e = " L a b e l "   O b s o l e t e S t a t e = " P e n d i n g " > C u r r R e p o r t _ P A G E N O C a p t i o n < / C u r r R e p o r t _ P A G E N O C a p t i o n > + 
+         < C u s t L e d g E n t r y F i l t e r   E l e m e n t T y p e = " C o l u m n "   E l e m e n t I d = " 1 1 7 3 5 3 2 6 6 6 "   D a t a T y p e = " T e x t "   O b s o l e t e S t a t e = " P e n d i n g " > C u s t L e d g E n t r y F i l t e r < / C u s t L e d g E n t r y F i l t e r > + 
+         < C u s t _ _ L e d g e r _ E n t r y _ _ C u s t o m e r _ N o _ _ C a p t i o n   E l e m e n t T y p e = " C o l u m n "   E l e m e n t I d = " 1 2 2 3 8 5 6 2 7 8 "   D a t a T y p e = " S t r i n g "   O b s o l e t e S t a t e = " P e n d i n g " > C u s t _ _ L e d g e r _ E n t r y _ _ C u s t o m e r _ N o _ _ C a p t i o n < / C u s t _ _ L e d g e r _ E n t r y _ _ C u s t o m e r _ N o _ _ C a p t i o n > + 
+         < C u s t _ _ L e d g e r _ E n t r y _ _ D o c u m e n t _ N o _ _ C a p t i o n   E l e m e n t T y p e = " C o l u m n "   E l e m e n t I d = " 4 8 8 8 0 6 5 1 7 "   D a t a T y p e = " S t r i n g "   O b s o l e t e S t a t e = " P e n d i n g " > C u s t _ _ L e d g e r _ E n t r y _ _ D o c u m e n t _ N o _ _ C a p t i o n < / C u s t _ _ L e d g e r _ E n t r y _ _ D o c u m e n t _ N o _ _ C a p t i o n > + 
+         < C u s t _ _ L e d g e r _ E n t r y _ _ P o s t i n g _ D a t e _ C a p t i o n   E l e m e n t T y p e = " C o l u m n "   E l e m e n t I d = " 2 0 7 9 4 3 8 7 1 2 "   D a t a T y p e = " L a b e l "   O b s o l e t e S t a t e = " P e n d i n g " > C u s t _ _ L e d g e r _ E n t r y _ _ P o s t i n g _ D a t e _ C a p t i o n < / C u s t _ _ L e d g e r _ E n t r y _ _ P o s t i n g _ D a t e _ C a p t i o n > + 
+         < C u s t _ _ L e d g e r _ E n t r y _ _ P r o f i t _ _ L C Y _ _ C a p t i o n   E l e m e n t T y p e = " C o l u m n "   E l e m e n t I d = " 1 9 9 4 3 8 8 4 7 6 "   D a t a T y p e = " S t r i n g "   O b s o l e t e S t a t e = " P e n d i n g " > C u s t _ _ L e d g e r _ E n t r y _ _ P r o f i t _ _ L C Y _ _ C a p t i o n < / C u s t _ _ L e d g e r _ E n t r y _ _ P r o f i t _ _ L C Y _ _ C a p t i o n > + 
+         < C u s t _ _ L e d g e r _ E n t r y _ _ S a l e s _ _ L C Y _ _ C a p t i o n   E l e m e n t T y p e = " C o l u m n "   E l e m e n t I d = " 1 0 5 6 9 2 6 5 4 6 "   D a t a T y p e = " S t r i n g "   O b s o l e t e S t a t e = " P e n d i n g " > C u s t _ _ L e d g e r _ E n t r y _ _ S a l e s _ _ L C Y _ _ C a p t i o n < / C u s t _ _ L e d g e r _ E n t r y _ _ S a l e s _ _ L C Y _ _ C a p t i o n > + 
+         < C u s t _ _ L e d g e r _ E n t r y _ _ T A B L E C A P T I O N _ _ _ _ _ _ _ _ _ _ C u s t L e d g E n t r y F i l t e r   E l e m e n t T y p e = " C o l u m n "   E l e m e n t I d = " 7 1 0 6 3 3 9 1 7 "   D a t a T y p e = " T e x t " > C u s t _ _ L e d g e r _ E n t r y _ _ T A B L E C A P T I O N _ _ _ _ _ _ _ _ _ _ C u s t L e d g E n t r y F i l t e r < / C u s t _ _ L e d g e r _ E n t r y _ _ T A B L E C A P T I O N _ _ _ _ _ _ _ _ _ _ C u s t L e d g E n t r y F i l t e r > + 
+         < C u s t _ _ L e d g e r _ E n t r y _ _ _ P r o f i t _ _ L C Y _ _   E l e m e n t T y p e = " C o l u m n "   E l e m e n t I d = " 1 6 1 5 1 3 7 4 4 3 "   D a t a T y p e = " D e c i m a l "   O b s o l e t e S t a t e = " P e n d i n g " > C u s t _ _ L e d g e r _ E n t r y _ _ _ P r o f i t _ _ L C Y _ _ < / C u s t _ _ L e d g e r _ E n t r y _ _ _ P r o f i t _ _ L C Y _ _ > + 
+         < C u s t _ _ L e d g e r _ E n t r y _ _ _ S a l e s _ _ L C Y _ _   E l e m e n t T y p e = " C o l u m n "   E l e m e n t I d = " 3 4 8 7 9 4 9 4 9 "   D a t a T y p e = " D e c i m a l "   O b s o l e t e S t a t e = " P e n d i n g " > C u s t _ _ L e d g e r _ E n t r y _ _ _ S a l e s _ _ L C Y _ _ < / C u s t _ _ L e d g e r _ E n t r y _ _ _ S a l e s _ _ L C Y _ _ > + 
+         < P a g e G r o u p N o   E l e m e n t T y p e = " C o l u m n "   E l e m e n t I d = " 6 4 9 1 8 0 1 4 4 "   D a t a T y p e = " I n t e g e r "   O b s o l e t e S t a t e = " P e n d i n g " > P a g e G r o u p N o < / P a g e G r o u p N o > + 
+         < P r o f i t C o m m i s s i o n A m t   E l e m e n t T y p e = " C o l u m n "   E l e m e n t I d = " 4 1 6 2 2 4 2 0 6 "   D a t a T y p e = " D e c i m a l "   O b s o l e t e S t a t e = " P e n d i n g " > P r o f i t C o m m i s s i o n A m t < / P r o f i t C o m m i s s i o n A m t > + 
+         < P r o f i t C o m m i s s i o n A m t _ C o n t r o l 3 3 C a p t i o n   E l e m e n t T y p e = " C o l u m n "   E l e m e n t I d = " 4 6 5 8 1 2 5 3 6 "   D a t a T y p e = " L a b e l "   O b s o l e t e S t a t e = " P e n d i n g " > P r o f i t C o m m i s s i o n A m t _ C o n t r o l 3 3 C a p t i o n < / P r o f i t C o m m i s s i o n A m t _ C o n t r o l 3 3 C a p t i o n > + 
+         < S a l e s C o m m i s s i o n A m t   E l e m e n t T y p e = " C o l u m n "   E l e m e n t I d = " 1 6 5 6 6 7 5 0 1 6 "   D a t a T y p e = " D e c i m a l "   O b s o l e t e S t a t e = " P e n d i n g " > S a l e s C o m m i s s i o n A m t < / S a l e s C o m m i s s i o n A m t > + 
+         < S a l e s C o m m i s s i o n A m t _ C o n t r o l 3 2 C a p t i o n   E l e m e n t T y p e = " C o l u m n "   E l e m e n t I d = " 1 2 7 2 6 4 2 0 6 5 "   D a t a T y p e = " L a b e l "   O b s o l e t e S t a t e = " P e n d i n g " > S a l e s C o m m i s s i o n A m t _ C o n t r o l 3 2 C a p t i o n < / S a l e s C o m m i s s i o n A m t _ C o n t r o l 3 2 C a p t i o n > + 
+         < S a l e s p e r s o n F i l t e r   E l e m e n t T y p e = " C o l u m n "   E l e m e n t I d = " 1 2 4 2 2 8 3 2 5 6 "   D a t a T y p e = " T e x t "   O b s o l e t e S t a t e = " P e n d i n g " > S a l e s p e r s o n F i l t e r < / S a l e s p e r s o n F i l t e r > + 
+         < S a l e s p e r s o n _ P u r c h a s e r _ C o d e   E l e m e n t T y p e = " C o l u m n "   E l e m e n t I d = " 1 3 8 8 0 3 1 6 5 2 "   D a t a T y p e = " C o d e " > S a l e s p e r s o n _ P u r c h a s e r _ C o d e < / S a l e s p e r s o n _ P u r c h a s e r _ C o d e > + 
+         < S a l e s p e r s o n _ P u r c h a s e r _ N a m e   E l e m e n t T y p e = " C o l u m n "   E l e m e n t I d = " 1 3 4 8 2 2 8 4 6 2 "   D a t a T y p e = " T e x t " > S a l e s p e r s o n _ P u r c h a s e r _ N a m e < / S a l e s p e r s o n _ P u r c h a s e r _ N a m e > + 
+         < S a l e s p e r s o n _ P u r c h a s e r _ _ C o m m i s s i o n _ _ _   E l e m e n t T y p e = " C o l u m n "   E l e m e n t I d = " 1 5 9 0 6 8 9 0 0 4 "   D a t a T y p e = " D e c i m a l " > S a l e s p e r s o n _ P u r c h a s e r _ _ C o m m i s s i o n _ _ _ < / S a l e s p e r s o n _ P u r c h a s e r _ _ C o m m i s s i o n _ _ _ > + 
+         < S a l e s p e r s o n _ P u r c h a s e r _ _ C o m m i s s i o n _ _ _ C a p t i o n   E l e m e n t T y p e = " C o l u m n "   E l e m e n t I d = " 4 9 9 4 6 3 1 7 0 "   D a t a T y p e = " S t r i n g "   O b s o l e t e S t a t e = " P e n d i n g " > S a l e s p e r s o n _ P u r c h a s e r _ _ C o m m i s s i o n _ _ _ C a p t i o n < / S a l e s p e r s o n _ P u r c h a s e r _ _ C o m m i s s i o n _ _ _ C a p t i o n > + 
+         < S a l e s p e r s o n _ P u r c h a s e r _ _ T A B L E C A P T I O N _ _ _ _ _ _ _ _ _ _ S a l e s p e r s o n F i l t e r   E l e m e n t T y p e = " C o l u m n "   E l e m e n t I d = " 1 0 1 6 0 4 1 6 9 9 "   D a t a T y p e = " T e x t " > S a l e s p e r s o n _ P u r c h a s e r _ _ T A B L E C A P T I O N _ _ _ _ _ _ _ _ _ _ S a l e s p e r s o n F i l t e r < / S a l e s p e r s o n _ P u r c h a s e r _ _ T A B L E C A P T I O N _ _ _ _ _ _ _ _ _ _ S a l e s p e r s o n F i l t e r > + 
+         < S a l e s p e r s o n _ _ _ C o m m i s s i o n C a p t i o n   E l e m e n t T y p e = " C o l u m n "   E l e m e n t I d = " 1 7 6 9 4 7 1 9 4 8 "   D a t a T y p e = " L a b e l "   O b s o l e t e S t a t e = " P e n d i n g " > S a l e s p e r s o n _ _ _ C o m m i s s i o n C a p t i o n < / S a l e s p e r s o n _ _ _ C o m m i s s i o n C a p t i o n > + 
+         < S T R S U B S T N O _ T e x t 0 0 0 _ P e r i o d T e x t _   E l e m e n t T y p e = " C o l u m n "   E l e m e n t I d = " 7 2 2 9 9 1 7 0 4 "   D a t a T y p e = " S t r i n g " > S T R S U B S T N O _ T e x t 0 0 0 _ P e r i o d T e x t _ < / S T R S U B S T N O _ T e x t 0 0 0 _ P e r i o d T e x t _ > + 
+         < T o t a l C a p t i o n   E l e m e n t T y p e = " C o l u m n "   E l e m e n t I d = " 7 0 7 1 0 2 6 9 5 "   D a t a T y p e = " L a b e l "   O b s o l e t e S t a t e = " P e n d i n g " > T o t a l C a p t i o n < / T o t a l C a p t i o n > + 
+         < C u s t _ L e d g e r _ E n t r y   E l e m e n t T y p e = " D a t a I t e m "   E l e m e n t I d = " 1 6 3 9 1 4 6 4 4 5 " > + 
+             < A d j P r o f i t C o m m i s s i o n A m t _ C o n t r o l 4 5   E l e m e n t T y p e = " C o l u m n "   E l e m e n t I d = " 8 0 5 8 9 6 4 0 0 "   D a t a T y p e = " D e c i m a l " > A d j P r o f i t C o m m i s s i o n A m t _ C o n t r o l 4 5 < / A d j P r o f i t C o m m i s s i o n A m t _ C o n t r o l 4 5 > + 
+             < A d j P r o f i t _ C o n t r o l 3 9   E l e m e n t T y p e = " C o l u m n "   E l e m e n t I d = " 2 0 2 4 1 9 6 5 4 2 "   D a t a T y p e = " D e c i m a l " > A d j P r o f i t _ C o n t r o l 3 9 < / A d j P r o f i t _ C o n t r o l 3 9 > + 
+             < C u s t L e d g e r E n t r y _ C u s t o m e r N a m e   E l e m e n t T y p e = " C o l u m n "   E l e m e n t I d = " 2 0 9 1 8 9 3 2 7 9 "   D a t a T y p e = " T e x t " > C u s t L e d g e r E n t r y _ C u s t o m e r N a m e < / C u s t L e d g e r E n t r y _ C u s t o m e r N a m e > + 
+             < C u s t _ _ L e d g e r _ E n t r y _ _ C u s t o m e r _ N o _ _   E l e m e n t T y p e = " C o l u m n "   E l e m e n t I d = " 1 0 0 9 0 1 6 8 0 8 "   D a t a T y p e = " C o d e " > C u s t _ _ L e d g e r _ E n t r y _ _ C u s t o m e r _ N o _ _ < / C u s t _ _ L e d g e r _ E n t r y _ _ C u s t o m e r _ N o _ _ > + 
+             < C u s t _ _ L e d g e r _ E n t r y _ _ D o c u m e n t _ N o _ _   E l e m e n t T y p e = " C o l u m n "   E l e m e n t I d = " 8 5 2 6 1 1 1 8 1 "   D a t a T y p e = " C o d e " > C u s t _ _ L e d g e r _ E n t r y _ _ D o c u m e n t _ N o _ _ < / C u s t _ _ L e d g e r _ E n t r y _ _ D o c u m e n t _ N o _ _ > + 
+             < C u s t _ _ L e d g e r _ E n t r y _ _ P o s t i n g _ D a t e _   E l e m e n t T y p e = " C o l u m n "   E l e m e n t I d = " 2 1 4 2 6 5 7 1 6 2 "   D a t a T y p e = " S t r i n g " > C u s t _ _ L e d g e r _ E n t r y _ _ P o s t i n g _ D a t e _ < / C u s t _ _ L e d g e r _ E n t r y _ _ P o s t i n g _ D a t e _ > + 
+             < C u s t _ _ L e d g e r _ E n t r y _ _ P r o f i t _ _ L C Y _ _   E l e m e n t T y p e = " C o l u m n "   E l e m e n t I d = " 5 1 9 3 4 1 8 2 6 "   D a t a T y p e = " D e c i m a l " > C u s t _ _ L e d g e r _ E n t r y _ _ P r o f i t _ _ L C Y _ _ < / C u s t _ _ L e d g e r _ E n t r y _ _ P r o f i t _ _ L C Y _ _ > + 
+             < C u s t _ _ L e d g e r _ E n t r y _ _ S a l e s _ _ L C Y _ _   E l e m e n t T y p e = " C o l u m n "   E l e m e n t I d = " 8 1 9 5 1 7 4 8 "   D a t a T y p e = " D e c i m a l " > C u s t _ _ L e d g e r _ E n t r y _ _ S a l e s _ _ L C Y _ _ < / C u s t _ _ L e d g e r _ E n t r y _ _ S a l e s _ _ L C Y _ _ > + 
+             < P r o f i t C o m m i s s i o n A m t _ C o n t r o l 3 3   E l e m e n t T y p e = " C o l u m n "   E l e m e n t I d = " 3 1 2 1 8 6 8 2 6 "   D a t a T y p e = " D e c i m a l " > P r o f i t C o m m i s s i o n A m t _ C o n t r o l 3 3 < / P r o f i t C o m m i s s i o n A m t _ C o n t r o l 3 3 > + 
+             < S a l e s C o m m i s s i o n A m t _ C o n t r o l 3 2   E l e m e n t T y p e = " C o l u m n "   E l e m e n t I d = " 1 4 6 2 3 9 0 1 5 3 "   D a t a T y p e = " D e c i m a l " > S a l e s C o m m i s s i o n A m t _ C o n t r o l 3 2 < / S a l e s C o m m i s s i o n A m t _ C o n t r o l 3 2 > + 
+             < S a l e s p e r s o n P u r c h a s e r _ C o d e   E l e m e n t T y p e = " C o l u m n "   E l e m e n t I d = " 1 2 2 1 2 1 9 2 4 5 "   D a t a T y p e = " C o d e " > S a l e s p e r s o n P u r c h a s e r _ C o d e < / S a l e s p e r s o n P u r c h a s e r _ C o d e > + 
+             < S a l e s p e r s o n _ P u r c h a s e r _ _ N a m e   E l e m e n t T y p e = " C o l u m n "   E l e m e n t I d = " 1 1 9 5 8 7 9 8 7 3 "   D a t a T y p e = " T e x t " > S a l e s p e r s o n _ P u r c h a s e r _ _ N a m e < / S a l e s p e r s o n _ P u r c h a s e r _ _ N a m e >   
          < / C u s t _ L e d g e r _ E n t r y >   
-         < S u b t o t a l s > - 
-             < S u b t o t a l s _ A d j P r o f i t > S u b t o t a l s _ A d j P r o f i t < / S u b t o t a l s _ A d j P r o f i t > - 
-             < S u b t o t a l s _ A d j P r o f i t C o m m i s s i o n > S u b t o t a l s _ A d j P r o f i t C o m m i s s i o n < / S u b t o t a l s _ A d j P r o f i t C o m m i s s i o n > - 
-             < S u b t o t a l s _ P r o f i t > S u b t o t a l s _ P r o f i t < / S u b t o t a l s _ P r o f i t > - 
-             < S u b t o t a l s _ P r o f i t C o m m i s s i o n > S u b t o t a l s _ P r o f i t C o m m i s s i o n < / S u b t o t a l s _ P r o f i t C o m m i s s i o n > - 
-             < S u b t o t a l s _ S a l e s > S u b t o t a l s _ S a l e s < / S u b t o t a l s _ S a l e s > - 
-             < S u b t o t a l s _ S a l e s C o m m i s s i o n > S u b t o t a l s _ S a l e s C o m m i s s i o n < / S u b t o t a l s _ S a l e s C o m m i s s i o n > - 
-             < S u b t o t a l s _ S a l e s p e r s o n _ C o d e > S u b t o t a l s _ S a l e s p e r s o n _ C o d e < / S u b t o t a l s _ S a l e s p e r s o n _ C o d e > +         < S u b t o t a l s   E l e m e n t T y p e = " D a t a I t e m "   E l e m e n t I d = " 8 3 8 6 9 3 5 6 0 " > + 
+             < S u b t o t a l s _ A d j P r o f i t   E l e m e n t T y p e = " C o l u m n "   E l e m e n t I d = " 5 6 1 3 6 6 8 2 2 "   D a t a T y p e = " D e c i m a l " > S u b t o t a l s _ A d j P r o f i t < / S u b t o t a l s _ A d j P r o f i t > + 
+             < S u b t o t a l s _ A d j P r o f i t C o m m i s s i o n   E l e m e n t T y p e = " C o l u m n "   E l e m e n t I d = " 1 4 1 8 9 7 1 8 3 5 "   D a t a T y p e = " D e c i m a l " > S u b t o t a l s _ A d j P r o f i t C o m m i s s i o n < / S u b t o t a l s _ A d j P r o f i t C o m m i s s i o n > + 
+             < S u b t o t a l s _ P r o f i t   E l e m e n t T y p e = " C o l u m n "   E l e m e n t I d = " 2 4 1 5 0 0 6 9 7 "   D a t a T y p e = " D e c i m a l " > S u b t o t a l s _ P r o f i t < / S u b t o t a l s _ P r o f i t > + 
+             < S u b t o t a l s _ P r o f i t C o m m i s s i o n   E l e m e n t T y p e = " C o l u m n "   E l e m e n t I d = " 1 4 9 6 3 3 2 1 7 2 "   D a t a T y p e = " D e c i m a l " > S u b t o t a l s _ P r o f i t C o m m i s s i o n < / S u b t o t a l s _ P r o f i t C o m m i s s i o n > + 
+             < S u b t o t a l s _ S a l e s   E l e m e n t T y p e = " C o l u m n "   E l e m e n t I d = " 1 9 7 8 7 7 5 0 3 "   D a t a T y p e = " D e c i m a l " > S u b t o t a l s _ S a l e s < / S u b t o t a l s _ S a l e s > + 
+             < S u b t o t a l s _ S a l e s C o m m i s s i o n   E l e m e n t T y p e = " C o l u m n "   E l e m e n t I d = " 1 4 7 6 0 7 2 5 9 0 "   D a t a T y p e = " D e c i m a l " > S u b t o t a l s _ S a l e s C o m m i s s i o n < / S u b t o t a l s _ S a l e s C o m m i s s i o n > + 
+             < S u b t o t a l s _ S a l e s p e r s o n _ C o d e   E l e m e n t T y p e = " C o l u m n "   E l e m e n t I d = " 1 1 9 8 5 9 4 2 7 2 "   D a t a T y p e = " C o d e " > S u b t o t a l s _ S a l e s p e r s o n _ C o d e < / S u b t o t a l s _ S a l e s p e r s o n _ C o d e >   
          < / S u b t o t a l s >   
      < / S a l e s p e r s o n _ P u r c h a s e r >   
-     < T o t a l s > - 
-         < T o t a l s _ A d j P r o f i t > T o t a l s _ A d j P r o f i t < / T o t a l s _ A d j P r o f i t > - 
-         < T o t a l s _ A d j P r o f i t C o m m i s s i o n > T o t a l s _ A d j P r o f i t C o m m i s s i o n < / T o t a l s _ A d j P r o f i t C o m m i s s i o n > - 
-         < T o t a l s _ P r o f i t > T o t a l s _ P r o f i t < / T o t a l s _ P r o f i t > - 
-         < T o t a l s _ P r o f i t C o m m i s s i o n > T o t a l s _ P r o f i t C o m m i s s i o n < / T o t a l s _ P r o f i t C o m m i s s i o n > - 
-         < T o t a l s _ S a l e s > T o t a l s _ S a l e s < / T o t a l s _ S a l e s > - 
-         < T o t a l s _ S a l e s C o m m i s s i o n > T o t a l s _ S a l e s C o m m i s s i o n < / T o t a l s _ S a l e s C o m m i s s i o n > +     < T o t a l s   E l e m e n t T y p e = " D a t a I t e m "   E l e m e n t I d = " 1 8 2 3 9 5 0 0 4 4 " > + 
+         < T o t a l s _ A d j P r o f i t   E l e m e n t T y p e = " C o l u m n "   E l e m e n t I d = " 1 9 0 9 5 0 1 3 6 2 "   D a t a T y p e = " D e c i m a l " > T o t a l s _ A d j P r o f i t < / T o t a l s _ A d j P r o f i t > + 
+         < T o t a l s _ A d j P r o f i t C o m m i s s i o n   E l e m e n t T y p e = " C o l u m n "   E l e m e n t I d = " 9 4 6 1 0 3 7 5 9 "   D a t a T y p e = " D e c i m a l " > T o t a l s _ A d j P r o f i t C o m m i s s i o n < / T o t a l s _ A d j P r o f i t C o m m i s s i o n > + 
+         < T o t a l s _ P r o f i t   E l e m e n t T y p e = " C o l u m n "   E l e m e n t I d = " 6 4 6 2 9 5 2 1 9 "   D a t a T y p e = " D e c i m a l " > T o t a l s _ P r o f i t < / T o t a l s _ P r o f i t > + 
+         < T o t a l s _ P r o f i t C o m m i s s i o n   E l e m e n t T y p e = " C o l u m n "   E l e m e n t I d = " 3 6 7 7 9 1 3 9 2 "   D a t a T y p e = " D e c i m a l " > T o t a l s _ P r o f i t C o m m i s s i o n < / T o t a l s _ P r o f i t C o m m i s s i o n > + 
+         < T o t a l s _ S a l e s   E l e m e n t T y p e = " C o l u m n "   E l e m e n t I d = " 1 3 9 9 9 8 5 1 0 9 "   D a t a T y p e = " D e c i m a l " > T o t a l s _ S a l e s < / T o t a l s _ S a l e s > + 
+         < T o t a l s _ S a l e s C o m m i s s i o n   E l e m e n t T y p e = " C o l u m n "   E l e m e n t I d = " 4 6 4 8 2 3 3 9 8 "   D a t a T y p e = " D e c i m a l " > T o t a l s _ S a l e s C o m m i s s i o n < / T o t a l s _ S a l e s C o m m i s s i o n >   
      < / T o t a l s >   
@@ -4199,7 +4256,7 @@
 
 <file path=customXml/item2.xml>��< ? x m l   v e r s i o n = " 1 . 0 "   e n c o d i n g = " u t f - 1 6 " ? >   
- < N a v W o r d R e p o r t X m l P a r t   x m l n s = " u r n : m i c r o s o f t - d y n a m i c s - b u s i n e s s c e n t r a l / i n t e r n a l / e x t e n d e d / r e p o r t s / S a l e s p e r s o n _ C o m m i s s i o n / 1 1 5 / " > + < N a v W o r d R e p o r t X m l P a r t   x m l n s = " u r n : m i c r o s o f t - d y n a m i c s - n a v / r e p o r t s / S a l e s p e r s o n _ C o m m i s s i o n / 1 1 5 / " >   
      < B C R e p o r t I n f o r m a t i o n >   
@@ -4347,255 +4404,185 @@
  
      < L a b e l s >   
-         < A b o u t T h e R e p o r t L a b e l   E l e m e n t T y p e = " P a r a m e t e r "   E l e m e n t I d = " 1 6 7 7 9 2 0 0 1 "   D a t a T y p e = " S t r i n g " > A b o u t T h e R e p o r t L a b e l < / A b o u t T h e R e p o r t L a b e l > - 
-         < A d j u s t e d P r o f i t C o m m i s s i o n L a b e l   E l e m e n t T y p e = " P a r a m e t e r "   E l e m e n t I d = " 9 1 5 5 5 7 0 2 0 "   D a t a T y p e = " S t r i n g " > A d j u s t e d P r o f i t C o m m i s s i o n L a b e l < / A d j u s t e d P r o f i t C o m m i s s i o n L a b e l > - 
-         < A d j u s t e d P r o f i t L a b e l   E l e m e n t T y p e = " P a r a m e t e r "   E l e m e n t I d = " 1 6 1 5 2 8 3 0 4 7 "   D a t a T y p e = " S t r i n g " > A d j u s t e d P r o f i t L a b e l < / A d j u s t e d P r o f i t L a b e l > - 
-         < A l l A m o u n t s A r e I n L C Y L a b e l   E l e m e n t T y p e = " P a r a m e t e r "   E l e m e n t I d = " 5 6 3 5 1 4 3 1 8 "   D a t a T y p e = " S t r i n g " > A l l A m o u n t s A r e I n L C Y L a b e l < / A l l A m o u n t s A r e I n L C Y L a b e l > - 
-         < C o m m i s s i o n P e r c e n t L a b e l   E l e m e n t T y p e = " P a r a m e t e r "   E l e m e n t I d = " 8 3 9 2 6 3 7 6 5 "   D a t a T y p e = " S t r i n g " > C o m m i s s i o n P e r c e n t L a b e l < / C o m m i s s i o n P e r c e n t L a b e l > - 
-         < C o m p a n y L a b e l   E l e m e n t T y p e = " P a r a m e t e r "   E l e m e n t I d = " 3 4 6 7 6 0 3 4 8 "   D a t a T y p e = " S t r i n g " > C o m p a n y L a b e l < / C o m p a n y L a b e l > - 
-         < C u s t o m e r N a m e L a b e l   E l e m e n t T y p e = " P a r a m e t e r "   E l e m e n t I d = " 1 1 1 8 7 9 0 8 8 "   D a t a T y p e = " S t r i n g " > C u s t o m e r N a m e L a b e l < / C u s t o m e r N a m e L a b e l > - 
-         < C u s t o m e r N o L a b e l   E l e m e n t T y p e = " P a r a m e t e r "   E l e m e n t I d = " 3 8 7 4 7 8 0 3 4 "   D a t a T y p e = " S t r i n g " > C u s t o m e r N o L a b e l < / C u s t o m e r N o L a b e l > - 
-         < D a t a R e t r i e v e d   E l e m e n t T y p e = " P a r a m e t e r "   E l e m e n t I d = " 2 9 1 9 1 1 8 0 7 "   D a t a T y p e = " S t r i n g " > D a t a R e t r i e v e d < / D a t a R e t r i e v e d > - 
-         < D o c u m e n t a t i o n L a b e l   E l e m e n t T y p e = " P a r a m e t e r "   E l e m e n t I d = " 1 7 3 8 9 2 4 8 1 5 "   D a t a T y p e = " S t r i n g " > D o c u m e n t a t i o n L a b e l < / D o c u m e n t a t i o n L a b e l > - 
-         < D o c u m e n t N o L a b e l   E l e m e n t T y p e = " P a r a m e t e r "   E l e m e n t I d = " 1 1 4 6 4 3 5 8 0 3 "   D a t a T y p e = " S t r i n g " > D o c u m e n t N o L a b e l < / D o c u m e n t N o L a b e l > - 
-         < E n v i r o n m e n t L a b e l   E l e m e n t T y p e = " P a r a m e t e r "   E l e m e n t I d = " 8 1 8 8 1 6 5 9 0 "   D a t a T y p e = " S t r i n g " > E n v i r o n m e n t L a b e l < / E n v i r o n m e n t L a b e l > - 
-         < P e r i o d C a p t i o n   E l e m e n t T y p e = " P a r a m e t e r "   E l e m e n t I d = " 1 4 7 8 2 5 3 4 2 2 "   D a t a T y p e = " S t r i n g " > P e r i o d C a p t i o n < / P e r i o d C a p t i o n > - 
-         < P o s t i n g D a t e L a b e l   E l e m e n t T y p e = " P a r a m e t e r "   E l e m e n t I d = " 1 7 7 5 7 9 4 2 4 9 "   D a t a T y p e = " S t r i n g " > P o s t i n g D a t e L a b e l < / P o s t i n g D a t e L a b e l > - 
-         < P r o f i t C o m m i s s i o n L a b e l   E l e m e n t T y p e = " P a r a m e t e r "   E l e m e n t I d = " 8 3 2 7 0 6 3 9 2 "   D a t a T y p e = " S t r i n g " > P r o f i t C o m m i s s i o n L a b e l < / P r o f i t C o m m i s s i o n L a b e l > - 
-         < P r o f i t L a b e l   E l e m e n t T y p e = " P a r a m e t e r "   E l e m e n t I d = " 2 5 4 6 3 3 6 4 5 "   D a t a T y p e = " S t r i n g " > P r o f i t L a b e l < / P r o f i t L a b e l > - 
-         < R e p o r t N a m e L a b e l   E l e m e n t T y p e = " P a r a m e t e r "   E l e m e n t I d = " 1 0 2 2 2 9 2 9 8 2 "   D a t a T y p e = " S t r i n g " > R e p o r t N a m e L a b e l < / R e p o r t N a m e L a b e l > - 
-         < R u n O n L a b e l   E l e m e n t T y p e = " P a r a m e t e r "   E l e m e n t I d = " 1 1 1 9 0 3 7 5 9 5 "   D a t a T y p e = " S t r i n g " > R u n O n L a b e l < / R u n O n L a b e l > - 
-         < S a l e s C o m m i s s i o n L a b e l   E l e m e n t T y p e = " P a r a m e t e r "   E l e m e n t I d = " 1 0 1 8 2 6 8 7 7 0 "   D a t a T y p e = " S t r i n g " > S a l e s C o m m i s s i o n L a b e l < / S a l e s C o m m i s s i o n L a b e l > - 
-         < S a l e s L a b e l   E l e m e n t T y p e = " P a r a m e t e r "   E l e m e n t I d = " 1 7 9 5 4 4 8 0 0 5 "   D a t a T y p e = " S t r i n g " > S a l e s L a b e l < / S a l e s L a b e l > - 
-         < S a l e s p e r s o n _ P u r c h a s e r _ _ N a m e C a p t i o n   E l e m e n t T y p e = " P a r a m e t e r "   E l e m e n t I d = " 1 1 9 5 8 7 9 8 7 3 "   D a t a T y p e = " S t r i n g " > S a l e s p e r s o n _ P u r c h a s e r _ _ N a m e C a p t i o n < / S a l e s p e r s o n _ P u r c h a s e r _ _ N a m e C a p t i o n > - 
-         < S a l e s p e r s o n C o m m i s s i o n A n a l y s i s   E l e m e n t T y p e = " P a r a m e t e r "   E l e m e n t I d = " 7 1 5 8 7 1 2 4 7 "   D a t a T y p e = " S t r i n g " > S a l e s p e r s o n C o m m i s s i o n A n a l y s i s < / S a l e s p e r s o n C o m m i s s i o n A n a l y s i s > - 
-         < S a l e s p e r s o n C o m m i s s i o n L a b e l   E l e m e n t T y p e = " P a r a m e t e r "   E l e m e n t I d = " 3 0 0 0 9 6 0 5 1 "   D a t a T y p e = " S t r i n g " > S a l e s p e r s o n C o m m i s s i o n L a b e l < / S a l e s p e r s o n C o m m i s s i o n L a b e l > - 
-         < S a l e s p e r s o n C o m m i s s i o n P r i n t   E l e m e n t T y p e = " P a r a m e t e r "   E l e m e n t I d = " 1 3 1 6 0 2 8 6 0 "   D a t a T y p e = " S t r i n g " > S a l e s p e r s o n C o m m i s s i o n P r i n t < / S a l e s p e r s o n C o m m i s s i o n P r i n t > - 
-         < S a l e s p e r s o n P u r c h a s e r _ C o d e C a p t i o n   E l e m e n t T y p e = " P a r a m e t e r "   E l e m e n t I d = " 1 2 2 1 2 1 9 2 4 5 "   D a t a T y p e = " S t r i n g " > S a l e s p e r s o n P u r c h a s e r _ C o d e C a p t i o n < / S a l e s p e r s o n P u r c h a s e r _ C o d e C a p t i o n > - 
-         < T o t a l s C a p t i o n   E l e m e n t T y p e = " P a r a m e t e r "   E l e m e n t I d = " 2 3 5 4 5 9 0 6 "   D a t a T y p e = " S t r i n g " > T o t a l s C a p t i o n < / T o t a l s C a p t i o n > - 
-         < U s e r L a b e l   E l e m e n t T y p e = " P a r a m e t e r "   E l e m e n t I d = " 8 4 8 8 1 6 7 9 4 "   D a t a T y p e = " S t r i n g " > U s e r L a b e l < / U s e r L a b e l > +         < A b o u t T h e R e p o r t L a b e l > A b o u t T h e R e p o r t L a b e l < / A b o u t T h e R e p o r t L a b e l > + 
+         < A d j u s t e d P r o f i t C o m m i s s i o n L a b e l > A d j u s t e d P r o f i t C o m m i s s i o n L a b e l < / A d j u s t e d P r o f i t C o m m i s s i o n L a b e l > + 
+         < A d j u s t e d P r o f i t L a b e l > A d j u s t e d P r o f i t L a b e l < / A d j u s t e d P r o f i t L a b e l > + 
+         < A l l A m o u n t s A r e I n L C Y L a b e l > A l l A m o u n t s A r e I n L C Y L a b e l < / A l l A m o u n t s A r e I n L C Y L a b e l > + 
+         < C o m m i s s i o n P e r c e n t L a b e l > C o m m i s s i o n P e r c e n t L a b e l < / C o m m i s s i o n P e r c e n t L a b e l > + 
+         < C o m p a n y L a b e l > C o m p a n y L a b e l < / C o m p a n y L a b e l > + 
+         < C u s t o m e r N a m e L a b e l > C u s t o m e r N a m e L a b e l < / C u s t o m e r N a m e L a b e l > + 
+         < C u s t o m e r N o L a b e l > C u s t o m e r N o L a b e l < / C u s t o m e r N o L a b e l > + 
+         < D a t a R e t r i e v e d > D a t a R e t r i e v e d < / D a t a R e t r i e v e d > + 
+         < D o c u m e n t a t i o n L a b e l > D o c u m e n t a t i o n L a b e l < / D o c u m e n t a t i o n L a b e l > + 
+         < D o c u m e n t N o L a b e l > D o c u m e n t N o L a b e l < / D o c u m e n t N o L a b e l > + 
+         < E n v i r o n m e n t L a b e l > E n v i r o n m e n t L a b e l < / E n v i r o n m e n t L a b e l > + 
+         < P e r i o d C a p t i o n > P e r i o d C a p t i o n < / P e r i o d C a p t i o n > + 
+         < P o s t i n g D a t e L a b e l > P o s t i n g D a t e L a b e l < / P o s t i n g D a t e L a b e l > + 
+         < P r o f i t C o m m i s s i o n L a b e l > P r o f i t C o m m i s s i o n L a b e l < / P r o f i t C o m m i s s i o n L a b e l > + 
+         < P r o f i t L a b e l > P r o f i t L a b e l < / P r o f i t L a b e l > + 
+         < R e p o r t N a m e L a b e l > R e p o r t N a m e L a b e l < / R e p o r t N a m e L a b e l > + 
+         < R u n O n L a b e l > R u n O n L a b e l < / R u n O n L a b e l > + 
+         < S a l e s C o m m i s s i o n L a b e l > S a l e s C o m m i s s i o n L a b e l < / S a l e s C o m m i s s i o n L a b e l > + 
+         < S a l e s L a b e l > S a l e s L a b e l < / S a l e s L a b e l > + 
+         < S a l e s p e r s o n _ P u r c h a s e r _ _ N a m e C a p t i o n > S a l e s p e r s o n _ P u r c h a s e r _ _ N a m e C a p t i o n < / S a l e s p e r s o n _ P u r c h a s e r _ _ N a m e C a p t i o n > + 
+         < S a l e s p e r s o n C o m m i s s i o n A n a l y s i s > S a l e s p e r s o n C o m m i s s i o n A n a l y s i s < / S a l e s p e r s o n C o m m i s s i o n A n a l y s i s > + 
+         < S a l e s p e r s o n C o m m i s s i o n L a b e l > S a l e s p e r s o n C o m m i s s i o n L a b e l < / S a l e s p e r s o n C o m m i s s i o n L a b e l > + 
+         < S a l e s p e r s o n C o m m i s s i o n P r i n t > S a l e s p e r s o n C o m m i s s i o n P r i n t < / S a l e s p e r s o n C o m m i s s i o n P r i n t > + 
+         < S a l e s p e r s o n P u r c h a s e r _ C o d e C a p t i o n > S a l e s p e r s o n P u r c h a s e r _ C o d e C a p t i o n < / S a l e s p e r s o n P u r c h a s e r _ C o d e C a p t i o n > + 
+         < T o t a l s C a p t i o n > T o t a l s C a p t i o n < / T o t a l s C a p t i o n > + 
+         < U s e r L a b e l > U s e r L a b e l < / U s e r L a b e l >   
      < / L a b e l s >   
-     < T o o l t i p s > - 
-         < T o o l t i p   c o l u m n = " S a l e s p e r s o n _ P u r c h a s e r _ C o d e "   E l e m e n t I d = " 1 3 8 8 0 3 1 6 5 2 " > - 
-             < T o o l t i p T e x t   l a n g = " e n - U S " > S p e c i f i e s   a   c o d e   f o r   t h e   s a l e s p e r s o n   o r   p u r c h a s e r . < / T o o l t i p T e x t > - 
-         < / T o o l t i p > - 
-         < T o o l t i p   c o l u m n = " S a l e s p e r s o n _ P u r c h a s e r _ N a m e "   E l e m e n t I d = " 1 3 4 8 2 2 8 4 6 2 " > - 
-             < T o o l t i p T e x t   l a n g = " e n - U S " > S p e c i f i e s   t h e   n a m e   o f   t h e   s a l e s p e r s o n   o r   p u r c h a s e r . < / T o o l t i p T e x t > - 
-         < / T o o l t i p > - 
-         < T o o l t i p   c o l u m n = " S a l e s p e r s o n _ P u r c h a s e r _ _ C o m m i s s i o n _ _ _ "   E l e m e n t I d = " 1 5 9 0 6 8 9 0 0 4 " > - 
-             < T o o l t i p T e x t   l a n g = " e n - U S " > S p e c i f i e s   t h e   p e r c e n t a g e   t o   u s e   t o   c a l c u l a t e   t h e   s a l e s p e r s o n ' s   c o m m i s s i o n . < / T o o l t i p T e x t > - 
-         < / T o o l t i p > - 
-         < T o o l t i p   c o l u m n = " C u s t _ _ L e d g e r _ E n t r y _ _ _ S a l e s _ _ L C Y _ _ "   E l e m e n t I d = " 3 4 8 7 9 4 9 4 9 " > - 
-             < T o o l t i p T e x t   l a n g = " e n - U S " > S p e c i f i e s   t h e   t o t a l   s a l e s   a m o u n t   e x c l .   V A T   t o   t h e   c u s t o m e r   i n   L C Y . < / T o o l t i p T e x t > - 
-         < / T o o l t i p > - 
-         < T o o l t i p   c o l u m n = " C u s t _ _ L e d g e r _ E n t r y _ _ D o c u m e n t _ N o _ _ "   E l e m e n t I d = " 8 5 2 6 1 1 1 8 1 " > - 
-             < T o o l t i p T e x t   l a n g = " e n - U S " > S p e c i f i e s   t h e   e n t r y ' s   d o c u m e n t   n u m b e r . < / T o o l t i p T e x t > - 
-         < / T o o l t i p > - 
-         < T o o l t i p   c o l u m n = " C u s t _ _ L e d g e r _ E n t r y _ _ C u s t o m e r _ N o _ _ "   E l e m e n t I d = " 1 0 0 9 0 1 6 8 0 8 " > - 
-             < T o o l t i p T e x t   l a n g = " e n - U S " > S p e c i f i e s   t h e   c u s t o m e r   a c c o u n t   n u m b e r   t h a t   t h e   e n t r y   i s   l i n k e d   t o . < / T o o l t i p T e x t > - 
-         < / T o o l t i p > - 
-         < T o o l t i p   c o l u m n = " C u s t _ _ L e d g e r _ E n t r y _ _ S a l e s _ _ L C Y _ _ "   E l e m e n t I d = " 8 1 9 5 1 7 4 8 " > - 
-             < T o o l t i p T e x t   l a n g = " e n - U S " > S p e c i f i e s   t h e   t o t a l   s a l e s   a m o u n t   e x c l .   V A T   t o   t h e   c u s t o m e r   i n   L C Y . < / T o o l t i p T e x t > - 
-         < / T o o l t i p > - 
-         < T o o l t i p   c o l u m n = " C u s t L e d g e r E n t r y _ C u s t o m e r N a m e "   E l e m e n t I d = " 2 0 9 1 8 9 3 2 7 9 " > - 
-             < T o o l t i p T e x t   l a n g = " e n - U S " > S p e c i f i e s   t h e   c u s t o m e r   n a m e   t h a t   t h e   e n t r y   i s   l i n k e d   t o . < / T o o l t i p T e x t > - 
-         < / T o o l t i p > - 
-         < T o o l t i p   c o l u m n = " S a l e s p e r s o n P u r c h a s e r _ C o d e "   E l e m e n t I d = " 1 2 2 1 2 1 9 2 4 5 " > - 
-             < T o o l t i p T e x t   l a n g = " e n - U S " > S p e c i f i e s   a   c o d e   f o r   t h e   s a l e s p e r s o n   o r   p u r c h a s e r . < / T o o l t i p T e x t > - 
-         < / T o o l t i p > - 
-         < T o o l t i p   c o l u m n = " S a l e s p e r s o n _ P u r c h a s e r _ _ N a m e "   E l e m e n t I d = " 1 1 9 5 8 7 9 8 7 3 " > - 
-             < T o o l t i p T e x t   l a n g = " e n - U S " > S p e c i f i e s   t h e   n a m e   o f   t h e   s a l e s p e r s o n   o r   p u r c h a s e r . < / T o o l t i p T e x t > - 
-         < / T o o l t i p > - 
-         < T o o l t i p   c o l u m n = " S u b t o t a l s _ S a l e s p e r s o n _ C o d e "   E l e m e n t I d = " 1 1 9 8 5 9 4 2 7 2 " > - 
-             < T o o l t i p T e x t   l a n g = " e n - U S " > S p e c i f i e s   a   c o d e   f o r   t h e   s a l e s p e r s o n   o r   p u r c h a s e r . < / T o o l t i p T e x t > - 
-         < / T o o l t i p > - 
-     < / T o o l t i p s > - 
-     < S a l e s p e r s o n _ P u r c h a s e r   E l e m e n t T y p e = " D a t a I t e m "   E l e m e n t I d = " 7 1 5 0 0 7 1 9 8 " > - 
-         < A d j P r o f i t   E l e m e n t T y p e = " C o l u m n "   E l e m e n t I d = " 6 6 6 3 9 3 8 5 2 "   D a t a T y p e = " D e c i m a l "   O b s o l e t e S t a t e = " P e n d i n g " > A d j P r o f i t < / A d j P r o f i t > - 
-         < A d j P r o f i t C o m m i s s i o n A m t   E l e m e n t T y p e = " C o l u m n "   E l e m e n t I d = " 1 5 8 1 4 8 8 5 9 9 "   D a t a T y p e = " D e c i m a l "   O b s o l e t e S t a t e = " P e n d i n g " > A d j P r o f i t C o m m i s s i o n A m t < / A d j P r o f i t C o m m i s s i o n A m t > - 
-         < A d j P r o f i t C o m m i s s i o n A m t _ C o n t r o l 4 5 C a p t i o n   E l e m e n t T y p e = " C o l u m n "   E l e m e n t I d = " 6 2 1 2 7 7 8 5 4 "   D a t a T y p e = " L a b e l "   O b s o l e t e S t a t e = " P e n d i n g " > A d j P r o f i t C o m m i s s i o n A m t _ C o n t r o l 4 5 C a p t i o n < / A d j P r o f i t C o m m i s s i o n A m t _ C o n t r o l 4 5 C a p t i o n > - 
-         < A d j P r o f i t _ C o n t r o l 3 9 C a p t i o n   E l e m e n t T y p e = " C o l u m n "   E l e m e n t I d = " 2 1 3 3 9 8 4 3 2 "   D a t a T y p e = " L a b e l "   O b s o l e t e S t a t e = " P e n d i n g " > A d j P r o f i t _ C o n t r o l 3 9 C a p t i o n < / A d j P r o f i t _ C o n t r o l 3 9 C a p t i o n > - 
-         < A l l _ a m o u n t s _ a r e _ i n _ L C Y C a p t i o n   E l e m e n t T y p e = " C o l u m n "   E l e m e n t I d = " 6 9 7 4 8 4 8 0 2 "   D a t a T y p e = " L a b e l "   O b s o l e t e S t a t e = " P e n d i n g " > A l l _ a m o u n t s _ a r e _ i n _ L C Y C a p t i o n < / A l l _ a m o u n t s _ a r e _ i n _ L C Y C a p t i o n > - 
-         < C O M P A N Y N A M E   E l e m e n t T y p e = " C o l u m n "   E l e m e n t I d = " 1 7 5 3 0 1 5 1 5 5 "   D a t a T y p e = " S t r i n g "   O b s o l e t e S t a t e = " P e n d i n g " > C O M P A N Y N A M E < / C O M P A N Y N A M E > - 
-         < C u r r R e p o r t _ P A G E N O C a p t i o n   E l e m e n t T y p e = " C o l u m n "   E l e m e n t I d = " 1 8 4 6 2 6 2 1 5 8 "   D a t a T y p e = " L a b e l "   O b s o l e t e S t a t e = " P e n d i n g " > C u r r R e p o r t _ P A G E N O C a p t i o n < / C u r r R e p o r t _ P A G E N O C a p t i o n > - 
-         < C u s t L e d g E n t r y F i l t e r   E l e m e n t T y p e = " C o l u m n "   E l e m e n t I d = " 1 1 7 3 5 3 2 6 6 6 "   D a t a T y p e = " T e x t "   O b s o l e t e S t a t e = " P e n d i n g " > C u s t L e d g E n t r y F i l t e r < / C u s t L e d g E n t r y F i l t e r > - 
-         < C u s t _ _ L e d g e r _ E n t r y _ _ C u s t o m e r _ N o _ _ C a p t i o n   E l e m e n t T y p e = " C o l u m n "   E l e m e n t I d = " 1 2 2 3 8 5 6 2 7 8 "   D a t a T y p e = " S t r i n g "   O b s o l e t e S t a t e = " P e n d i n g " > C u s t _ _ L e d g e r _ E n t r y _ _ C u s t o m e r _ N o _ _ C a p t i o n < / C u s t _ _ L e d g e r _ E n t r y _ _ C u s t o m e r _ N o _ _ C a p t i o n > - 
-         < C u s t _ _ L e d g e r _ E n t r y _ _ D o c u m e n t _ N o _ _ C a p t i o n   E l e m e n t T y p e = " C o l u m n "   E l e m e n t I d = " 4 8 8 8 0 6 5 1 7 "   D a t a T y p e = " S t r i n g "   O b s o l e t e S t a t e = " P e n d i n g " > C u s t _ _ L e d g e r _ E n t r y _ _ D o c u m e n t _ N o _ _ C a p t i o n < / C u s t _ _ L e d g e r _ E n t r y _ _ D o c u m e n t _ N o _ _ C a p t i o n > - 
-         < C u s t _ _ L e d g e r _ E n t r y _ _ P o s t i n g _ D a t e _ C a p t i o n   E l e m e n t T y p e = " C o l u m n "   E l e m e n t I d = " 2 0 7 9 4 3 8 7 1 2 "   D a t a T y p e = " L a b e l "   O b s o l e t e S t a t e = " P e n d i n g " > C u s t _ _ L e d g e r _ E n t r y _ _ P o s t i n g _ D a t e _ C a p t i o n < / C u s t _ _ L e d g e r _ E n t r y _ _ P o s t i n g _ D a t e _ C a p t i o n > - 
-         < C u s t _ _ L e d g e r _ E n t r y _ _ P r o f i t _ _ L C Y _ _ C a p t i o n   E l e m e n t T y p e = " C o l u m n "   E l e m e n t I d = " 1 9 9 4 3 8 8 4 7 6 "   D a t a T y p e = " S t r i n g "   O b s o l e t e S t a t e = " P e n d i n g " > C u s t _ _ L e d g e r _ E n t r y _ _ P r o f i t _ _ L C Y _ _ C a p t i o n < / C u s t _ _ L e d g e r _ E n t r y _ _ P r o f i t _ _ L C Y _ _ C a p t i o n > - 
-         < C u s t _ _ L e d g e r _ E n t r y _ _ S a l e s _ _ L C Y _ _ C a p t i o n   E l e m e n t T y p e = " C o l u m n "   E l e m e n t I d = " 1 0 5 6 9 2 6 5 4 6 "   D a t a T y p e = " S t r i n g "   O b s o l e t e S t a t e = " P e n d i n g " > C u s t _ _ L e d g e r _ E n t r y _ _ S a l e s _ _ L C Y _ _ C a p t i o n < / C u s t _ _ L e d g e r _ E n t r y _ _ S a l e s _ _ L C Y _ _ C a p t i o n > - 
-         < C u s t _ _ L e d g e r _ E n t r y _ _ T A B L E C A P T I O N _ _ _ _ _ _ _ _ _ _ C u s t L e d g E n t r y F i l t e r   E l e m e n t T y p e = " C o l u m n "   E l e m e n t I d = " 7 1 0 6 3 3 9 1 7 "   D a t a T y p e = " T e x t " > C u s t _ _ L e d g e r _ E n t r y _ _ T A B L E C A P T I O N _ _ _ _ _ _ _ _ _ _ C u s t L e d g E n t r y F i l t e r < / C u s t _ _ L e d g e r _ E n t r y _ _ T A B L E C A P T I O N _ _ _ _ _ _ _ _ _ _ C u s t L e d g E n t r y F i l t e r > - 
-         < C u s t _ _ L e d g e r _ E n t r y _ _ _ P r o f i t _ _ L C Y _ _   E l e m e n t T y p e = " C o l u m n "   E l e m e n t I d = " 1 6 1 5 1 3 7 4 4 3 "   D a t a T y p e = " D e c i m a l "   O b s o l e t e S t a t e = " P e n d i n g " > C u s t _ _ L e d g e r _ E n t r y _ _ _ P r o f i t _ _ L C Y _ _ < / C u s t _ _ L e d g e r _ E n t r y _ _ _ P r o f i t _ _ L C Y _ _ > - 
-         < C u s t _ _ L e d g e r _ E n t r y _ _ _ S a l e s _ _ L C Y _ _   E l e m e n t T y p e = " C o l u m n "   E l e m e n t I d = " 3 4 8 7 9 4 9 4 9 "   D a t a T y p e = " D e c i m a l "   O b s o l e t e S t a t e = " P e n d i n g " > C u s t _ _ L e d g e r _ E n t r y _ _ _ S a l e s _ _ L C Y _ _ < / C u s t _ _ L e d g e r _ E n t r y _ _ _ S a l e s _ _ L C Y _ _ > - 
-         < P a g e G r o u p N o   E l e m e n t T y p e = " C o l u m n "   E l e m e n t I d = " 6 4 9 1 8 0 1 4 4 "   D a t a T y p e = " I n t e g e r "   O b s o l e t e S t a t e = " P e n d i n g " > P a g e G r o u p N o < / P a g e G r o u p N o > - 
-         < P r o f i t C o m m i s s i o n A m t   E l e m e n t T y p e = " C o l u m n "   E l e m e n t I d = " 4 1 6 2 2 4 2 0 6 "   D a t a T y p e = " D e c i m a l "   O b s o l e t e S t a t e = " P e n d i n g " > P r o f i t C o m m i s s i o n A m t < / P r o f i t C o m m i s s i o n A m t > - 
-         < P r o f i t C o m m i s s i o n A m t _ C o n t r o l 3 3 C a p t i o n   E l e m e n t T y p e = " C o l u m n "   E l e m e n t I d = " 4 6 5 8 1 2 5 3 6 "   D a t a T y p e = " L a b e l "   O b s o l e t e S t a t e = " P e n d i n g " > P r o f i t C o m m i s s i o n A m t _ C o n t r o l 3 3 C a p t i o n < / P r o f i t C o m m i s s i o n A m t _ C o n t r o l 3 3 C a p t i o n > - 
-         < S a l e s C o m m i s s i o n A m t   E l e m e n t T y p e = " C o l u m n "   E l e m e n t I d = " 1 6 5 6 6 7 5 0 1 6 "   D a t a T y p e = " D e c i m a l "   O b s o l e t e S t a t e = " P e n d i n g " > S a l e s C o m m i s s i o n A m t < / S a l e s C o m m i s s i o n A m t > - 
-         < S a l e s C o m m i s s i o n A m t _ C o n t r o l 3 2 C a p t i o n   E l e m e n t T y p e = " C o l u m n "   E l e m e n t I d = " 1 2 7 2 6 4 2 0 6 5 "   D a t a T y p e = " L a b e l "   O b s o l e t e S t a t e = " P e n d i n g " > S a l e s C o m m i s s i o n A m t _ C o n t r o l 3 2 C a p t i o n < / S a l e s C o m m i s s i o n A m t _ C o n t r o l 3 2 C a p t i o n > - 
-         < S a l e s p e r s o n F i l t e r   E l e m e n t T y p e = " C o l u m n "   E l e m e n t I d = " 1 2 4 2 2 8 3 2 5 6 "   D a t a T y p e = " T e x t "   O b s o l e t e S t a t e = " P e n d i n g " > S a l e s p e r s o n F i l t e r < / S a l e s p e r s o n F i l t e r > - 
-         < S a l e s p e r s o n _ P u r c h a s e r _ C o d e   E l e m e n t T y p e = " C o l u m n "   E l e m e n t I d = " 1 3 8 8 0 3 1 6 5 2 "   D a t a T y p e = " C o d e " > S a l e s p e r s o n _ P u r c h a s e r _ C o d e < / S a l e s p e r s o n _ P u r c h a s e r _ C o d e > - 
-         < S a l e s p e r s o n _ P u r c h a s e r _ N a m e   E l e m e n t T y p e = " C o l u m n "   E l e m e n t I d = " 1 3 4 8 2 2 8 4 6 2 "   D a t a T y p e = " T e x t " > S a l e s p e r s o n _ P u r c h a s e r _ N a m e < / S a l e s p e r s o n _ P u r c h a s e r _ N a m e > - 
-         < S a l e s p e r s o n _ P u r c h a s e r _ _ C o m m i s s i o n _ _ _   E l e m e n t T y p e = " C o l u m n "   E l e m e n t I d = " 1 5 9 0 6 8 9 0 0 4 "   D a t a T y p e = " D e c i m a l " > S a l e s p e r s o n _ P u r c h a s e r _ _ C o m m i s s i o n _ _ _ < / S a l e s p e r s o n _ P u r c h a s e r _ _ C o m m i s s i o n _ _ _ > - 
-         < S a l e s p e r s o n _ P u r c h a s e r _ _ C o m m i s s i o n _ _ _ C a p t i o n   E l e m e n t T y p e = " C o l u m n "   E l e m e n t I d = " 4 9 9 4 6 3 1 7 0 "   D a t a T y p e = " S t r i n g "   O b s o l e t e S t a t e = " P e n d i n g " > S a l e s p e r s o n _ P u r c h a s e r _ _ C o m m i s s i o n _ _ _ C a p t i o n < / S a l e s p e r s o n _ P u r c h a s e r _ _ C o m m i s s i o n _ _ _ C a p t i o n > - 
-         < S a l e s p e r s o n _ P u r c h a s e r _ _ T A B L E C A P T I O N _ _ _ _ _ _ _ _ _ _ S a l e s p e r s o n F i l t e r   E l e m e n t T y p e = " C o l u m n "   E l e m e n t I d = " 1 0 1 6 0 4 1 6 9 9 "   D a t a T y p e = " T e x t " > S a l e s p e r s o n _ P u r c h a s e r _ _ T A B L E C A P T I O N _ _ _ _ _ _ _ _ _ _ S a l e s p e r s o n F i l t e r < / S a l e s p e r s o n _ P u r c h a s e r _ _ T A B L E C A P T I O N _ _ _ _ _ _ _ _ _ _ S a l e s p e r s o n F i l t e r > - 
-         < S a l e s p e r s o n _ _ _ C o m m i s s i o n C a p t i o n   E l e m e n t T y p e = " C o l u m n "   E l e m e n t I d = " 1 7 6 9 4 7 1 9 4 8 "   D a t a T y p e = " L a b e l "   O b s o l e t e S t a t e = " P e n d i n g " > S a l e s p e r s o n _ _ _ C o m m i s s i o n C a p t i o n < / S a l e s p e r s o n _ _ _ C o m m i s s i o n C a p t i o n > - 
-         < S T R S U B S T N O _ T e x t 0 0 0 _ P e r i o d T e x t _   E l e m e n t T y p e = " C o l u m n "   E l e m e n t I d = " 7 2 2 9 9 1 7 0 4 "   D a t a T y p e = " S t r i n g " > S T R S U B S T N O _ T e x t 0 0 0 _ P e r i o d T e x t _ < / S T R S U B S T N O _ T e x t 0 0 0 _ P e r i o d T e x t _ > - 
-         < T o t a l C a p t i o n   E l e m e n t T y p e = " C o l u m n "   E l e m e n t I d = " 7 0 7 1 0 2 6 9 5 "   D a t a T y p e = " L a b e l "   O b s o l e t e S t a t e = " P e n d i n g " > T o t a l C a p t i o n < / T o t a l C a p t i o n > - 
-         < C u s t _ L e d g e r _ E n t r y   E l e m e n t T y p e = " D a t a I t e m "   E l e m e n t I d = " 1 6 3 9 1 4 6 4 4 5 " > - 
-             < A d j P r o f i t C o m m i s s i o n A m t _ C o n t r o l 4 5   E l e m e n t T y p e = " C o l u m n "   E l e m e n t I d = " 8 0 5 8 9 6 4 0 0 "   D a t a T y p e = " D e c i m a l " > A d j P r o f i t C o m m i s s i o n A m t _ C o n t r o l 4 5 < / A d j P r o f i t C o m m i s s i o n A m t _ C o n t r o l 4 5 > - 
-             < A d j P r o f i t _ C o n t r o l 3 9   E l e m e n t T y p e = " C o l u m n "   E l e m e n t I d = " 2 0 2 4 1 9 6 5 4 2 "   D a t a T y p e = " D e c i m a l " > A d j P r o f i t _ C o n t r o l 3 9 < / A d j P r o f i t _ C o n t r o l 3 9 > - 
-             < C u s t L e d g e r E n t r y _ C u s t o m e r N a m e   E l e m e n t T y p e = " C o l u m n "   E l e m e n t I d = " 2 0 9 1 8 9 3 2 7 9 "   D a t a T y p e = " T e x t " > C u s t L e d g e r E n t r y _ C u s t o m e r N a m e < / C u s t L e d g e r E n t r y _ C u s t o m e r N a m e > - 
-             < C u s t _ _ L e d g e r _ E n t r y _ _ C u s t o m e r _ N o _ _   E l e m e n t T y p e = " C o l u m n "   E l e m e n t I d = " 1 0 0 9 0 1 6 8 0 8 "   D a t a T y p e = " C o d e " > C u s t _ _ L e d g e r _ E n t r y _ _ C u s t o m e r _ N o _ _ < / C u s t _ _ L e d g e r _ E n t r y _ _ C u s t o m e r _ N o _ _ > - 
-             < C u s t _ _ L e d g e r _ E n t r y _ _ D o c u m e n t _ N o _ _   E l e m e n t T y p e = " C o l u m n "   E l e m e n t I d = " 8 5 2 6 1 1 1 8 1 "   D a t a T y p e = " C o d e " > C u s t _ _ L e d g e r _ E n t r y _ _ D o c u m e n t _ N o _ _ < / C u s t _ _ L e d g e r _ E n t r y _ _ D o c u m e n t _ N o _ _ > - 
-             < C u s t _ _ L e d g e r _ E n t r y _ _ P o s t i n g _ D a t e _   E l e m e n t T y p e = " C o l u m n "   E l e m e n t I d = " 2 1 4 2 6 5 7 1 6 2 "   D a t a T y p e = " S t r i n g " > C u s t _ _ L e d g e r _ E n t r y _ _ P o s t i n g _ D a t e _ < / C u s t _ _ L e d g e r _ E n t r y _ _ P o s t i n g _ D a t e _ > - 
-             < C u s t _ _ L e d g e r _ E n t r y _ _ P r o f i t _ _ L C Y _ _   E l e m e n t T y p e = " C o l u m n "   E l e m e n t I d = " 5 1 9 3 4 1 8 2 6 "   D a t a T y p e = " D e c i m a l " > C u s t _ _ L e d g e r _ E n t r y _ _ P r o f i t _ _ L C Y _ _ < / C u s t _ _ L e d g e r _ E n t r y _ _ P r o f i t _ _ L C Y _ _ > - 
-             < C u s t _ _ L e d g e r _ E n t r y _ _ S a l e s _ _ L C Y _ _   E l e m e n t T y p e = " C o l u m n "   E l e m e n t I d = " 8 1 9 5 1 7 4 8 "   D a t a T y p e = " D e c i m a l " > C u s t _ _ L e d g e r _ E n t r y _ _ S a l e s _ _ L C Y _ _ < / C u s t _ _ L e d g e r _ E n t r y _ _ S a l e s _ _ L C Y _ _ > - 
-             < P r o f i t C o m m i s s i o n A m t _ C o n t r o l 3 3   E l e m e n t T y p e = " C o l u m n "   E l e m e n t I d = " 3 1 2 1 8 6 8 2 6 "   D a t a T y p e = " D e c i m a l " > P r o f i t C o m m i s s i o n A m t _ C o n t r o l 3 3 < / P r o f i t C o m m i s s i o n A m t _ C o n t r o l 3 3 > - 
-             < S a l e s C o m m i s s i o n A m t _ C o n t r o l 3 2   E l e m e n t T y p e = " C o l u m n "   E l e m e n t I d = " 1 4 6 2 3 9 0 1 5 3 "   D a t a T y p e = " D e c i m a l " > S a l e s C o m m i s s i o n A m t _ C o n t r o l 3 2 < / S a l e s C o m m i s s i o n A m t _ C o n t r o l 3 2 > - 
-             < S a l e s p e r s o n P u r c h a s e r _ C o d e   E l e m e n t T y p e = " C o l u m n "   E l e m e n t I d = " 1 2 2 1 2 1 9 2 4 5 "   D a t a T y p e = " C o d e " > S a l e s p e r s o n P u r c h a s e r _ C o d e < / S a l e s p e r s o n P u r c h a s e r _ C o d e > - 
-             < S a l e s p e r s o n _ P u r c h a s e r _ _ N a m e   E l e m e n t T y p e = " C o l u m n "   E l e m e n t I d = " 1 1 9 5 8 7 9 8 7 3 "   D a t a T y p e = " T e x t " > S a l e s p e r s o n _ P u r c h a s e r _ _ N a m e < / S a l e s p e r s o n _ P u r c h a s e r _ _ N a m e > +     < S a l e s p e r s o n _ P u r c h a s e r > + 
+         < A d j P r o f i t > A d j P r o f i t < / A d j P r o f i t > + 
+         < A d j P r o f i t C o m m i s s i o n A m t > A d j P r o f i t C o m m i s s i o n A m t < / A d j P r o f i t C o m m i s s i o n A m t > + 
+         < A d j P r o f i t C o m m i s s i o n A m t _ C o n t r o l 4 5 C a p t i o n > A d j P r o f i t C o m m i s s i o n A m t _ C o n t r o l 4 5 C a p t i o n < / A d j P r o f i t C o m m i s s i o n A m t _ C o n t r o l 4 5 C a p t i o n > + 
+         < A d j P r o f i t _ C o n t r o l 3 9 C a p t i o n > A d j P r o f i t _ C o n t r o l 3 9 C a p t i o n < / A d j P r o f i t _ C o n t r o l 3 9 C a p t i o n > + 
+         < A l l _ a m o u n t s _ a r e _ i n _ L C Y C a p t i o n > A l l _ a m o u n t s _ a r e _ i n _ L C Y C a p t i o n < / A l l _ a m o u n t s _ a r e _ i n _ L C Y C a p t i o n > + 
+         < C O M P A N Y N A M E > C O M P A N Y N A M E < / C O M P A N Y N A M E > + 
+         < C u r r R e p o r t _ P A G E N O C a p t i o n > C u r r R e p o r t _ P A G E N O C a p t i o n < / C u r r R e p o r t _ P A G E N O C a p t i o n > + 
+         < C u s t L e d g E n t r y F i l t e r > C u s t L e d g E n t r y F i l t e r < / C u s t L e d g E n t r y F i l t e r > + 
+         < C u s t _ _ L e d g e r _ E n t r y _ _ C u s t o m e r _ N o _ _ C a p t i o n > C u s t _ _ L e d g e r _ E n t r y _ _ C u s t o m e r _ N o _ _ C a p t i o n < / C u s t _ _ L e d g e r _ E n t r y _ _ C u s t o m e r _ N o _ _ C a p t i o n > + 
+         < C u s t _ _ L e d g e r _ E n t r y _ _ D o c u m e n t _ N o _ _ C a p t i o n > C u s t _ _ L e d g e r _ E n t r y _ _ D o c u m e n t _ N o _ _ C a p t i o n < / C u s t _ _ L e d g e r _ E n t r y _ _ D o c u m e n t _ N o _ _ C a p t i o n > + 
+         < C u s t _ _ L e d g e r _ E n t r y _ _ P o s t i n g _ D a t e _ C a p t i o n > C u s t _ _ L e d g e r _ E n t r y _ _ P o s t i n g _ D a t e _ C a p t i o n < / C u s t _ _ L e d g e r _ E n t r y _ _ P o s t i n g _ D a t e _ C a p t i o n > + 
+         < C u s t _ _ L e d g e r _ E n t r y _ _ P r o f i t _ _ L C Y _ _ C a p t i o n > C u s t _ _ L e d g e r _ E n t r y _ _ P r o f i t _ _ L C Y _ _ C a p t i o n < / C u s t _ _ L e d g e r _ E n t r y _ _ P r o f i t _ _ L C Y _ _ C a p t i o n > + 
+         < C u s t _ _ L e d g e r _ E n t r y _ _ S a l e s _ _ L C Y _ _ C a p t i o n > C u s t _ _ L e d g e r _ E n t r y _ _ S a l e s _ _ L C Y _ _ C a p t i o n < / C u s t _ _ L e d g e r _ E n t r y _ _ S a l e s _ _ L C Y _ _ C a p t i o n > + 
+         < C u s t _ _ L e d g e r _ E n t r y _ _ T A B L E C A P T I O N _ _ _ _ _ _ _ _ _ _ C u s t L e d g E n t r y F i l t e r > C u s t _ _ L e d g e r _ E n t r y _ _ T A B L E C A P T I O N _ _ _ _ _ _ _ _ _ _ C u s t L e d g E n t r y F i l t e r < / C u s t _ _ L e d g e r _ E n t r y _ _ T A B L E C A P T I O N _ _ _ _ _ _ _ _ _ _ C u s t L e d g E n t r y F i l t e r > + 
+         < C u s t _ _ L e d g e r _ E n t r y _ _ _ P r o f i t _ _ L C Y _ _ > C u s t _ _ L e d g e r _ E n t r y _ _ _ P r o f i t _ _ L C Y _ _ < / C u s t _ _ L e d g e r _ E n t r y _ _ _ P r o f i t _ _ L C Y _ _ > + 
+         < C u s t _ _ L e d g e r _ E n t r y _ _ _ S a l e s _ _ L C Y _ _ > C u s t _ _ L e d g e r _ E n t r y _ _ _ S a l e s _ _ L C Y _ _ < / C u s t _ _ L e d g e r _ E n t r y _ _ _ S a l e s _ _ L C Y _ _ > + 
+         < P a g e G r o u p N o > P a g e G r o u p N o < / P a g e G r o u p N o > + 
+         < P r o f i t C o m m i s s i o n A m t > P r o f i t C o m m i s s i o n A m t < / P r o f i t C o m m i s s i o n A m t > + 
+         < P r o f i t C o m m i s s i o n A m t _ C o n t r o l 3 3 C a p t i o n > P r o f i t C o m m i s s i o n A m t _ C o n t r o l 3 3 C a p t i o n < / P r o f i t C o m m i s s i o n A m t _ C o n t r o l 3 3 C a p t i o n > + 
+         < S a l e s C o m m i s s i o n A m t > S a l e s C o m m i s s i o n A m t < / S a l e s C o m m i s s i o n A m t > + 
+         < S a l e s C o m m i s s i o n A m t _ C o n t r o l 3 2 C a p t i o n > S a l e s C o m m i s s i o n A m t _ C o n t r o l 3 2 C a p t i o n < / S a l e s C o m m i s s i o n A m t _ C o n t r o l 3 2 C a p t i o n > + 
+         < S a l e s p e r s o n F i l t e r > S a l e s p e r s o n F i l t e r < / S a l e s p e r s o n F i l t e r > + 
+         < S a l e s p e r s o n _ P u r c h a s e r _ C o d e > S a l e s p e r s o n _ P u r c h a s e r _ C o d e < / S a l e s p e r s o n _ P u r c h a s e r _ C o d e > + 
+         < S a l e s p e r s o n _ P u r c h a s e r _ N a m e > S a l e s p e r s o n _ P u r c h a s e r _ N a m e < / S a l e s p e r s o n _ P u r c h a s e r _ N a m e > + 
+         < S a l e s p e r s o n _ P u r c h a s e r _ _ C o m m i s s i o n _ _ _ > S a l e s p e r s o n _ P u r c h a s e r _ _ C o m m i s s i o n _ _ _ < / S a l e s p e r s o n _ P u r c h a s e r _ _ C o m m i s s i o n _ _ _ > + 
+         < S a l e s p e r s o n _ P u r c h a s e r _ _ C o m m i s s i o n _ _ _ C a p t i o n > S a l e s p e r s o n _ P u r c h a s e r _ _ C o m m i s s i o n _ _ _ C a p t i o n < / S a l e s p e r s o n _ P u r c h a s e r _ _ C o m m i s s i o n _ _ _ C a p t i o n > + 
+         < S a l e s p e r s o n _ P u r c h a s e r _ _ T A B L E C A P T I O N _ _ _ _ _ _ _ _ _ _ S a l e s p e r s o n F i l t e r > S a l e s p e r s o n _ P u r c h a s e r _ _ T A B L E C A P T I O N _ _ _ _ _ _ _ _ _ _ S a l e s p e r s o n F i l t e r < / S a l e s p e r s o n _ P u r c h a s e r _ _ T A B L E C A P T I O N _ _ _ _ _ _ _ _ _ _ S a l e s p e r s o n F i l t e r > + 
+         < S a l e s p e r s o n _ _ _ C o m m i s s i o n C a p t i o n > S a l e s p e r s o n _ _ _ C o m m i s s i o n C a p t i o n < / S a l e s p e r s o n _ _ _ C o m m i s s i o n C a p t i o n > + 
+         < S T R S U B S T N O _ T e x t 0 0 0 _ P e r i o d T e x t _ > S T R S U B S T N O _ T e x t 0 0 0 _ P e r i o d T e x t _ < / S T R S U B S T N O _ T e x t 0 0 0 _ P e r i o d T e x t _ > + 
+         < T o t a l C a p t i o n > T o t a l C a p t i o n < / T o t a l C a p t i o n > + 
+         < C u s t _ L e d g e r _ E n t r y > + 
+             < A d j P r o f i t C o m m i s s i o n A m t _ C o n t r o l 4 5 > A d j P r o f i t C o m m i s s i o n A m t _ C o n t r o l 4 5 < / A d j P r o f i t C o m m i s s i o n A m t _ C o n t r o l 4 5 > + 
+             < A d j P r o f i t _ C o n t r o l 3 9 > A d j P r o f i t _ C o n t r o l 3 9 < / A d j P r o f i t _ C o n t r o l 3 9 > + 
+             < C u s t L e d g e r E n t r y _ C u s t o m e r N a m e > C u s t L e d g e r E n t r y _ C u s t o m e r N a m e < / C u s t L e d g e r E n t r y _ C u s t o m e r N a m e > + 
+             < C u s t _ _ L e d g e r _ E n t r y _ _ C u s t o m e r _ N o _ _ > C u s t _ _ L e d g e r _ E n t r y _ _ C u s t o m e r _ N o _ _ < / C u s t _ _ L e d g e r _ E n t r y _ _ C u s t o m e r _ N o _ _ > + 
+             < C u s t _ _ L e d g e r _ E n t r y _ _ D o c u m e n t _ N o _ _ > C u s t _ _ L e d g e r _ E n t r y _ _ D o c u m e n t _ N o _ _ < / C u s t _ _ L e d g e r _ E n t r y _ _ D o c u m e n t _ N o _ _ > + 
+             < C u s t _ _ L e d g e r _ E n t r y _ _ P o s t i n g _ D a t e _ > C u s t _ _ L e d g e r _ E n t r y _ _ P o s t i n g _ D a t e _ < / C u s t _ _ L e d g e r _ E n t r y _ _ P o s t i n g _ D a t e _ > + 
+             < C u s t _ _ L e d g e r _ E n t r y _ _ P r o f i t _ _ L C Y _ _ > C u s t _ _ L e d g e r _ E n t r y _ _ P r o f i t _ _ L C Y _ _ < / C u s t _ _ L e d g e r _ E n t r y _ _ P r o f i t _ _ L C Y _ _ > + 
+             < C u s t _ _ L e d g e r _ E n t r y _ _ S a l e s _ _ L C Y _ _ > C u s t _ _ L e d g e r _ E n t r y _ _ S a l e s _ _ L C Y _ _ < / C u s t _ _ L e d g e r _ E n t r y _ _ S a l e s _ _ L C Y _ _ > + 
+             < P r o f i t C o m m i s s i o n A m t _ C o n t r o l 3 3 > P r o f i t C o m m i s s i o n A m t _ C o n t r o l 3 3 < / P r o f i t C o m m i s s i o n A m t _ C o n t r o l 3 3 > + 
+             < S a l e s C o m m i s s i o n A m t _ C o n t r o l 3 2 > S a l e s C o m m i s s i o n A m t _ C o n t r o l 3 2 < / S a l e s C o m m i s s i o n A m t _ C o n t r o l 3 2 > + 
+             < S a l e s p e r s o n P u r c h a s e r _ C o d e > S a l e s p e r s o n P u r c h a s e r _ C o d e < / S a l e s p e r s o n P u r c h a s e r _ C o d e > + 
+             < S a l e s p e r s o n _ P u r c h a s e r _ _ N a m e > S a l e s p e r s o n _ P u r c h a s e r _ _ N a m e < / S a l e s p e r s o n _ P u r c h a s e r _ _ N a m e >   
          < / C u s t _ L e d g e r _ E n t r y >   
-         < S u b t o t a l s   E l e m e n t T y p e = " D a t a I t e m "   E l e m e n t I d = " 8 3 8 6 9 3 5 6 0 " > - 
-             < S u b t o t a l s _ A d j P r o f i t   E l e m e n t T y p e = " C o l u m n "   E l e m e n t I d = " 5 6 1 3 6 6 8 2 2 "   D a t a T y p e = " D e c i m a l " > S u b t o t a l s _ A d j P r o f i t < / S u b t o t a l s _ A d j P r o f i t > - 
-             < S u b t o t a l s _ A d j P r o f i t C o m m i s s i o n   E l e m e n t T y p e = " C o l u m n "   E l e m e n t I d = " 1 4 1 8 9 7 1 8 3 5 "   D a t a T y p e = " D e c i m a l " > S u b t o t a l s _ A d j P r o f i t C o m m i s s i o n < / S u b t o t a l s _ A d j P r o f i t C o m m i s s i o n > - 
-             < S u b t o t a l s _ P r o f i t   E l e m e n t T y p e = " C o l u m n "   E l e m e n t I d = " 2 4 1 5 0 0 6 9 7 "   D a t a T y p e = " D e c i m a l " > S u b t o t a l s _ P r o f i t < / S u b t o t a l s _ P r o f i t > - 
-             < S u b t o t a l s _ P r o f i t C o m m i s s i o n   E l e m e n t T y p e = " C o l u m n "   E l e m e n t I d = " 1 4 9 6 3 3 2 1 7 2 "   D a t a T y p e = " D e c i m a l " > S u b t o t a l s _ P r o f i t C o m m i s s i o n < / S u b t o t a l s _ P r o f i t C o m m i s s i o n > - 
-             < S u b t o t a l s _ S a l e s   E l e m e n t T y p e = " C o l u m n "   E l e m e n t I d = " 1 9 7 8 7 7 5 0 3 "   D a t a T y p e = " D e c i m a l " > S u b t o t a l s _ S a l e s < / S u b t o t a l s _ S a l e s > - 
-             < S u b t o t a l s _ S a l e s C o m m i s s i o n   E l e m e n t T y p e = " C o l u m n "   E l e m e n t I d = " 1 4 7 6 0 7 2 5 9 0 "   D a t a T y p e = " D e c i m a l " > S u b t o t a l s _ S a l e s C o m m i s s i o n < / S u b t o t a l s _ S a l e s C o m m i s s i o n > - 
-             < S u b t o t a l s _ S a l e s p e r s o n _ C o d e   E l e m e n t T y p e = " C o l u m n "   E l e m e n t I d = " 1 1 9 8 5 9 4 2 7 2 "   D a t a T y p e = " C o d e " > S u b t o t a l s _ S a l e s p e r s o n _ C o d e < / S u b t o t a l s _ S a l e s p e r s o n _ C o d e > +         < S u b t o t a l s > + 
+             < S u b t o t a l s _ A d j P r o f i t > S u b t o t a l s _ A d j P r o f i t < / S u b t o t a l s _ A d j P r o f i t > + 
+             < S u b t o t a l s _ A d j P r o f i t C o m m i s s i o n > S u b t o t a l s _ A d j P r o f i t C o m m i s s i o n < / S u b t o t a l s _ A d j P r o f i t C o m m i s s i o n > + 
+             < S u b t o t a l s _ P r o f i t > S u b t o t a l s _ P r o f i t < / S u b t o t a l s _ P r o f i t > + 
+             < S u b t o t a l s _ P r o f i t C o m m i s s i o n > S u b t o t a l s _ P r o f i t C o m m i s s i o n < / S u b t o t a l s _ P r o f i t C o m m i s s i o n > + 
+             < S u b t o t a l s _ S a l e s > S u b t o t a l s _ S a l e s < / S u b t o t a l s _ S a l e s > + 
+             < S u b t o t a l s _ S a l e s C o m m i s s i o n > S u b t o t a l s _ S a l e s C o m m i s s i o n < / S u b t o t a l s _ S a l e s C o m m i s s i o n > + 
+             < S u b t o t a l s _ S a l e s p e r s o n _ C o d e > S u b t o t a l s _ S a l e s p e r s o n _ C o d e < / S u b t o t a l s _ S a l e s p e r s o n _ C o d e >   
          < / S u b t o t a l s >   
      < / S a l e s p e r s o n _ P u r c h a s e r >   
-     < T o t a l s   E l e m e n t T y p e = " D a t a I t e m "   E l e m e n t I d = " 1 8 2 3 9 5 0 0 4 4 " > - 
-         < T o t a l s _ A d j P r o f i t   E l e m e n t T y p e = " C o l u m n "   E l e m e n t I d = " 1 9 0 9 5 0 1 3 6 2 "   D a t a T y p e = " D e c i m a l " > T o t a l s _ A d j P r o f i t < / T o t a l s _ A d j P r o f i t > - 
-         < T o t a l s _ A d j P r o f i t C o m m i s s i o n   E l e m e n t T y p e = " C o l u m n "   E l e m e n t I d = " 9 4 6 1 0 3 7 5 9 "   D a t a T y p e = " D e c i m a l " > T o t a l s _ A d j P r o f i t C o m m i s s i o n < / T o t a l s _ A d j P r o f i t C o m m i s s i o n > - 
-         < T o t a l s _ P r o f i t   E l e m e n t T y p e = " C o l u m n "   E l e m e n t I d = " 6 4 6 2 9 5 2 1 9 "   D a t a T y p e = " D e c i m a l " > T o t a l s _ P r o f i t < / T o t a l s _ P r o f i t > - 
-         < T o t a l s _ P r o f i t C o m m i s s i o n   E l e m e n t T y p e = " C o l u m n "   E l e m e n t I d = " 3 6 7 7 9 1 3 9 2 "   D a t a T y p e = " D e c i m a l " > T o t a l s _ P r o f i t C o m m i s s i o n < / T o t a l s _ P r o f i t C o m m i s s i o n > - 
-         < T o t a l s _ S a l e s   E l e m e n t T y p e = " C o l u m n "   E l e m e n t I d = " 1 3 9 9 9 8 5 1 0 9 "   D a t a T y p e = " D e c i m a l " > T o t a l s _ S a l e s < / T o t a l s _ S a l e s > - 
-         < T o t a l s _ S a l e s C o m m i s s i o n   E l e m e n t T y p e = " C o l u m n "   E l e m e n t I d = " 4 6 4 8 2 3 3 9 8 "   D a t a T y p e = " D e c i m a l " > T o t a l s _ S a l e s C o m m i s s i o n < / T o t a l s _ S a l e s C o m m i s s i o n > +     < T o t a l s > + 
+         < T o t a l s _ A d j P r o f i t > T o t a l s _ A d j P r o f i t < / T o t a l s _ A d j P r o f i t > + 
+         < T o t a l s _ A d j P r o f i t C o m m i s s i o n > T o t a l s _ A d j P r o f i t C o m m i s s i o n < / T o t a l s _ A d j P r o f i t C o m m i s s i o n > + 
+         < T o t a l s _ P r o f i t > T o t a l s _ P r o f i t < / T o t a l s _ P r o f i t > + 
+         < T o t a l s _ P r o f i t C o m m i s s i o n > T o t a l s _ P r o f i t C o m m i s s i o n < / T o t a l s _ P r o f i t C o m m i s s i o n > + 
+         < T o t a l s _ S a l e s > T o t a l s _ S a l e s < / T o t a l s _ S a l e s > + 
+         < T o t a l s _ S a l e s C o m m i s s i o n > T o t a l s _ S a l e s C o m m i s s i o n < / T o t a l s _ S a l e s C o m m i s s i o n >   
      < / T o t a l s >   
@@ -4603,17 +4590,17 @@
 </file>
 
 <file path=customXml/itemProps1.xml><?xml version="1.0" encoding="utf-8"?>
-<ds:datastoreItem xmlns:ds="http://schemas.openxmlformats.org/officeDocument/2006/customXml" ds:itemID="{79D6D75F-D29A-40D3-A819-B215617F17D6}">
+<ds:datastoreItem xmlns:ds="http://schemas.openxmlformats.org/officeDocument/2006/customXml" ds:itemID="{A0CC7945-5283-4905-A71D-472246249B67}">
   <ds:schemaRefs>
-    <ds:schemaRef ds:uri="urn:microsoft-dynamics-nav/reports/Salesperson_Commission/115/"/>
+    <ds:schemaRef ds:uri="urn:microsoft-dynamics-businesscentral/internal/extended/reports/Salesperson_Commission/115/"/>
   </ds:schemaRefs>
 </ds:datastoreItem>
 </file>
 
 <file path=customXml/itemProps2.xml><?xml version="1.0" encoding="utf-8"?>
-<ds:datastoreItem xmlns:ds="http://schemas.openxmlformats.org/officeDocument/2006/customXml" ds:itemID="{A0CC7945-5283-4905-A71D-472246249B67}">
+<ds:datastoreItem xmlns:ds="http://schemas.openxmlformats.org/officeDocument/2006/customXml" ds:itemID="{79D6D75F-D29A-40D3-A819-B215617F17D6}">
   <ds:schemaRefs>
-    <ds:schemaRef ds:uri="urn:microsoft-dynamics-businesscentral/internal/extended/reports/Salesperson_Commission/115/"/>
+    <ds:schemaRef ds:uri="urn:microsoft-dynamics-nav/reports/Salesperson_Commission/115/"/>
   </ds:schemaRefs>
 </ds:datastoreItem>
 </file>
